--- a/EXPORTS/DOCX/published/niveau1/English/DoingResearch.docx
+++ b/EXPORTS/DOCX/published/niveau1/English/DoingResearch.docx
@@ -155,7 +155,7 @@
           <w:rFonts w:ascii="Charis SIL Italic" w:hAnsi="Charis SIL Italic" w:eastAsia="Charis SIL Italic"/>
           <w:b w:val="0"/>
           <w:i/>
-          <w:color w:val="0066CC"/>
+          <w:color w:val="0000FF"/>
           <w:sz w:val="24"/>
           <w:u w:val="single"/>
         </w:rPr>
@@ -173,7 +173,7 @@
           <w:rFonts w:ascii="Charis SIL Italic" w:hAnsi="Charis SIL Italic" w:eastAsia="Charis SIL Italic"/>
           <w:b w:val="0"/>
           <w:i/>
-          <w:color w:val="0066CC"/>
+          <w:color w:val="0000FF"/>
           <w:sz w:val="24"/>
           <w:u w:val="single"/>
         </w:rPr>
@@ -184,7 +184,7 @@
           <w:rFonts w:ascii="Charis SIL Italic" w:hAnsi="Charis SIL Italic" w:eastAsia="Charis SIL Italic"/>
           <w:b w:val="0"/>
           <w:i/>
-          <w:color w:val="0066CC"/>
+          <w:color w:val="0000FF"/>
           <w:sz w:val="24"/>
           <w:u w:val="single"/>
         </w:rPr>
@@ -202,7 +202,7 @@
           <w:rFonts w:ascii="Charis SIL Italic" w:hAnsi="Charis SIL Italic" w:eastAsia="Charis SIL Italic"/>
           <w:b w:val="0"/>
           <w:i/>
-          <w:color w:val="0066CC"/>
+          <w:color w:val="0000FF"/>
           <w:sz w:val="24"/>
           <w:u w:val="single"/>
         </w:rPr>
@@ -213,7 +213,7 @@
           <w:rFonts w:ascii="Charis SIL Italic" w:hAnsi="Charis SIL Italic" w:eastAsia="Charis SIL Italic"/>
           <w:b w:val="0"/>
           <w:i/>
-          <w:color w:val="0066CC"/>
+          <w:color w:val="0000FF"/>
           <w:sz w:val="24"/>
           <w:u w:val="single"/>
         </w:rPr>
@@ -231,7 +231,7 @@
           <w:rFonts w:ascii="Charis SIL Italic" w:hAnsi="Charis SIL Italic" w:eastAsia="Charis SIL Italic"/>
           <w:b w:val="0"/>
           <w:i/>
-          <w:color w:val="0066CC"/>
+          <w:color w:val="0000FF"/>
           <w:sz w:val="24"/>
           <w:u w:val="single"/>
         </w:rPr>
@@ -242,7 +242,7 @@
           <w:rFonts w:ascii="Charis SIL Italic" w:hAnsi="Charis SIL Italic" w:eastAsia="Charis SIL Italic"/>
           <w:b w:val="0"/>
           <w:i/>
-          <w:color w:val="0066CC"/>
+          <w:color w:val="0000FF"/>
           <w:sz w:val="24"/>
           <w:u w:val="single"/>
         </w:rPr>
@@ -260,7 +260,7 @@
           <w:rFonts w:ascii="Charis SIL Italic" w:hAnsi="Charis SIL Italic" w:eastAsia="Charis SIL Italic"/>
           <w:b w:val="0"/>
           <w:i/>
-          <w:color w:val="0066CC"/>
+          <w:color w:val="0000FF"/>
           <w:sz w:val="24"/>
           <w:u w:val="single"/>
         </w:rPr>
@@ -271,7 +271,7 @@
           <w:rFonts w:ascii="Charis SIL Italic" w:hAnsi="Charis SIL Italic" w:eastAsia="Charis SIL Italic"/>
           <w:b w:val="0"/>
           <w:i/>
-          <w:color w:val="0066CC"/>
+          <w:color w:val="0000FF"/>
           <w:sz w:val="24"/>
           <w:u w:val="single"/>
         </w:rPr>
@@ -289,7 +289,7 @@
           <w:rFonts w:ascii="Charis SIL Italic" w:hAnsi="Charis SIL Italic" w:eastAsia="Charis SIL Italic"/>
           <w:b w:val="0"/>
           <w:i/>
-          <w:color w:val="0066CC"/>
+          <w:color w:val="0000FF"/>
           <w:sz w:val="24"/>
           <w:u w:val="single"/>
         </w:rPr>
@@ -300,7 +300,7 @@
           <w:rFonts w:ascii="Charis SIL Italic" w:hAnsi="Charis SIL Italic" w:eastAsia="Charis SIL Italic"/>
           <w:b w:val="0"/>
           <w:i/>
-          <w:color w:val="0066CC"/>
+          <w:color w:val="0000FF"/>
           <w:sz w:val="24"/>
           <w:u w:val="single"/>
         </w:rPr>
@@ -318,7 +318,7 @@
           <w:rFonts w:ascii="Charis SIL Italic" w:hAnsi="Charis SIL Italic" w:eastAsia="Charis SIL Italic"/>
           <w:b w:val="0"/>
           <w:i/>
-          <w:color w:val="0066CC"/>
+          <w:color w:val="0000FF"/>
           <w:sz w:val="24"/>
           <w:u w:val="single"/>
         </w:rPr>
@@ -329,7 +329,7 @@
           <w:rFonts w:ascii="Charis SIL Italic" w:hAnsi="Charis SIL Italic" w:eastAsia="Charis SIL Italic"/>
           <w:b w:val="0"/>
           <w:i/>
-          <w:color w:val="0066CC"/>
+          <w:color w:val="0000FF"/>
           <w:sz w:val="24"/>
           <w:u w:val="single"/>
         </w:rPr>
@@ -338,7 +338,7 @@
             <w:rPr>
               <w:rStyle w:val="Hyperlink"/>
             </w:rPr>
-            <w:t>significanc</w:t>
+            <w:t>significan</w:t>
           </w:r>
         </w:hyperlink>
       </w:r>
@@ -347,29 +347,45 @@
           <w:rFonts w:ascii="Charis SIL Italic" w:hAnsi="Charis SIL Italic" w:eastAsia="Charis SIL Italic"/>
           <w:b w:val="0"/>
           <w:i/>
-          <w:color w:val="0066CC"/>
+          <w:color w:val="0000FF"/>
+          <w:sz w:val="24"/>
+        </w:rPr>
+        <w:hyperlink r:id="rId9" w:history="1">
+          <w:r>
+            <w:rPr>
+              <w:rStyle w:val="Hyperlink"/>
+            </w:rPr>
+            <w:t>c</w:t>
+          </w:r>
+        </w:hyperlink>
+      </w:r>
+      <w:r>
+        <w:rPr>
+          <w:rFonts w:ascii="Charis SIL Italic" w:hAnsi="Charis SIL Italic" w:eastAsia="Charis SIL Italic"/>
+          <w:b w:val="0"/>
+          <w:i/>
+          <w:color w:val="0000FF"/>
+          <w:sz w:val="24"/>
+        </w:rPr>
+        <w:t>e</w:t>
+      </w:r>
+      <w:r>
+        <w:rPr>
+          <w:rFonts w:ascii="Charis SIL Italic" w:hAnsi="Charis SIL Italic" w:eastAsia="Charis SIL Italic"/>
+          <w:b w:val="0"/>
+          <w:i/>
+          <w:color w:val="0000FF"/>
           <w:sz w:val="24"/>
           <w:u w:val="single"/>
         </w:rPr>
-        <w:t>e</w:t>
+        <w:t xml:space="preserve"> </w:t>
       </w:r>
       <w:r>
         <w:rPr>
           <w:rFonts w:ascii="Charis SIL Italic" w:hAnsi="Charis SIL Italic" w:eastAsia="Charis SIL Italic"/>
           <w:b w:val="0"/>
           <w:i/>
-          <w:color w:val="0066CC"/>
-          <w:sz w:val="24"/>
-          <w:u w:val="single"/>
-        </w:rPr>
-        <w:t xml:space="preserve"> </w:t>
-      </w:r>
-      <w:r>
-        <w:rPr>
-          <w:rFonts w:ascii="Charis SIL Italic" w:hAnsi="Charis SIL Italic" w:eastAsia="Charis SIL Italic"/>
-          <w:b w:val="0"/>
-          <w:i/>
-          <w:color w:val="0066CC"/>
+          <w:color w:val="0000FF"/>
           <w:sz w:val="24"/>
           <w:u w:val="single"/>
         </w:rPr>
@@ -387,7 +403,7 @@
           <w:rFonts w:ascii="Charis SIL Italic" w:hAnsi="Charis SIL Italic" w:eastAsia="Charis SIL Italic"/>
           <w:b w:val="0"/>
           <w:i/>
-          <w:color w:val="0066CC"/>
+          <w:color w:val="0000FF"/>
           <w:sz w:val="24"/>
           <w:u w:val="single"/>
         </w:rPr>
@@ -398,7 +414,7 @@
           <w:rFonts w:ascii="Charis SIL Italic" w:hAnsi="Charis SIL Italic" w:eastAsia="Charis SIL Italic"/>
           <w:b w:val="0"/>
           <w:i/>
-          <w:color w:val="0066CC"/>
+          <w:color w:val="0000FF"/>
           <w:sz w:val="24"/>
           <w:u w:val="single"/>
         </w:rPr>
@@ -407,7 +423,7 @@
             <w:rPr>
               <w:rStyle w:val="Hyperlink"/>
             </w:rPr>
-            <w:t>cultura</w:t>
+            <w:t>cultural</w:t>
           </w:r>
         </w:hyperlink>
       </w:r>
@@ -416,28 +432,18 @@
           <w:rFonts w:ascii="Charis SIL Italic" w:hAnsi="Charis SIL Italic" w:eastAsia="Charis SIL Italic"/>
           <w:b w:val="0"/>
           <w:i/>
-          <w:color w:val="0066CC"/>
-          <w:sz w:val="24"/>
-        </w:rPr>
-        <w:t>l</w:t>
+          <w:color w:val="0000FF"/>
+          <w:sz w:val="24"/>
+          <w:u w:val="single"/>
+        </w:rPr>
+        <w:t xml:space="preserve"> </w:t>
       </w:r>
       <w:r>
         <w:rPr>
           <w:rFonts w:ascii="Charis SIL Italic" w:hAnsi="Charis SIL Italic" w:eastAsia="Charis SIL Italic"/>
           <w:b w:val="0"/>
           <w:i/>
-          <w:color w:val="0066CC"/>
-          <w:sz w:val="24"/>
-          <w:u w:val="single"/>
-        </w:rPr>
-        <w:t xml:space="preserve"> </w:t>
-      </w:r>
-      <w:r>
-        <w:rPr>
-          <w:rFonts w:ascii="Charis SIL Italic" w:hAnsi="Charis SIL Italic" w:eastAsia="Charis SIL Italic"/>
-          <w:b w:val="0"/>
-          <w:i/>
-          <w:color w:val="0066CC"/>
+          <w:color w:val="0000FF"/>
           <w:sz w:val="24"/>
           <w:u w:val="single"/>
         </w:rPr>
@@ -455,83 +461,18 @@
           <w:rFonts w:ascii="Charis SIL Italic" w:hAnsi="Charis SIL Italic" w:eastAsia="Charis SIL Italic"/>
           <w:b w:val="0"/>
           <w:i/>
-          <w:color w:val="0066CC"/>
+          <w:color w:val="0000FF"/>
           <w:sz w:val="24"/>
           <w:u w:val="single"/>
         </w:rPr>
-        <w:hyperlink r:id="rId9" w:history="1">
-          <w:r>
-            <w:rPr>
-              <w:rStyle w:val="Hyperlink"/>
-            </w:rPr>
-            <w:t>and</w:t>
-          </w:r>
-        </w:hyperlink>
+        <w:t>and collections acqui</w:t>
       </w:r>
       <w:r>
         <w:rPr>
           <w:rFonts w:ascii="Charis SIL Italic" w:hAnsi="Charis SIL Italic" w:eastAsia="Charis SIL Italic"/>
           <w:b w:val="0"/>
           <w:i/>
-          <w:color w:val="0066CC"/>
-          <w:sz w:val="24"/>
-          <w:u w:val="single"/>
-        </w:rPr>
-        <w:t xml:space="preserve"> </w:t>
-      </w:r>
-      <w:r>
-        <w:rPr>
-          <w:rFonts w:ascii="Charis SIL Italic" w:hAnsi="Charis SIL Italic" w:eastAsia="Charis SIL Italic"/>
-          <w:b w:val="0"/>
-          <w:i/>
-          <w:color w:val="0066CC"/>
-          <w:sz w:val="24"/>
-          <w:u w:val="single"/>
-        </w:rPr>
-        <w:hyperlink r:id="rId9" w:history="1">
-          <w:r>
-            <w:rPr>
-              <w:rStyle w:val="Hyperlink"/>
-            </w:rPr>
-            <w:t>collections</w:t>
-          </w:r>
-        </w:hyperlink>
-      </w:r>
-      <w:r>
-        <w:rPr>
-          <w:rFonts w:ascii="Charis SIL Italic" w:hAnsi="Charis SIL Italic" w:eastAsia="Charis SIL Italic"/>
-          <w:b w:val="0"/>
-          <w:i/>
-          <w:color w:val="0066CC"/>
-          <w:sz w:val="24"/>
-          <w:u w:val="single"/>
-        </w:rPr>
-        <w:t xml:space="preserve"> </w:t>
-      </w:r>
-      <w:r>
-        <w:rPr>
-          <w:rFonts w:ascii="Charis SIL Italic" w:hAnsi="Charis SIL Italic" w:eastAsia="Charis SIL Italic"/>
-          <w:b w:val="0"/>
-          <w:i/>
-          <w:color w:val="0066CC"/>
-          <w:sz w:val="24"/>
-          <w:u w:val="single"/>
-        </w:rPr>
-        <w:hyperlink r:id="rId9" w:history="1">
-          <w:r>
-            <w:rPr>
-              <w:rStyle w:val="Hyperlink"/>
-            </w:rPr>
-            <w:t>acqui</w:t>
-          </w:r>
-        </w:hyperlink>
-      </w:r>
-      <w:r>
-        <w:rPr>
-          <w:rFonts w:ascii="Charis SIL Italic" w:hAnsi="Charis SIL Italic" w:eastAsia="Charis SIL Italic"/>
-          <w:b w:val="0"/>
-          <w:i/>
-          <w:color w:val="0066CC"/>
+          <w:color w:val="0000FF"/>
           <w:sz w:val="24"/>
           <w:u w:val="single"/>
         </w:rPr>
@@ -549,7 +490,7 @@
           <w:rFonts w:ascii="Charis SIL Italic" w:hAnsi="Charis SIL Italic" w:eastAsia="Charis SIL Italic"/>
           <w:b w:val="0"/>
           <w:i/>
-          <w:color w:val="0066CC"/>
+          <w:color w:val="0000FF"/>
           <w:sz w:val="24"/>
           <w:u w:val="single"/>
         </w:rPr>
@@ -560,7 +501,7 @@
           <w:rFonts w:ascii="Charis SIL Italic" w:hAnsi="Charis SIL Italic" w:eastAsia="Charis SIL Italic"/>
           <w:b w:val="0"/>
           <w:i/>
-          <w:color w:val="0066CC"/>
+          <w:color w:val="0000FF"/>
           <w:sz w:val="24"/>
           <w:u w:val="single"/>
         </w:rPr>
@@ -578,7 +519,7 @@
           <w:rFonts w:ascii="Charis SIL Italic" w:hAnsi="Charis SIL Italic" w:eastAsia="Charis SIL Italic"/>
           <w:b w:val="0"/>
           <w:i/>
-          <w:color w:val="0066CC"/>
+          <w:color w:val="0000FF"/>
           <w:sz w:val="24"/>
           <w:u w:val="single"/>
         </w:rPr>
@@ -589,7 +530,7 @@
           <w:rFonts w:ascii="Charis SIL Italic" w:hAnsi="Charis SIL Italic" w:eastAsia="Charis SIL Italic"/>
           <w:b w:val="0"/>
           <w:i/>
-          <w:color w:val="0066CC"/>
+          <w:color w:val="0000FF"/>
           <w:sz w:val="24"/>
           <w:u w:val="single"/>
         </w:rPr>
@@ -607,7 +548,7 @@
           <w:rFonts w:ascii="Charis SIL Italic" w:hAnsi="Charis SIL Italic" w:eastAsia="Charis SIL Italic"/>
           <w:b w:val="0"/>
           <w:i/>
-          <w:color w:val="0066CC"/>
+          <w:color w:val="0000FF"/>
           <w:sz w:val="24"/>
           <w:u w:val="single"/>
         </w:rPr>
@@ -618,7 +559,7 @@
           <w:rFonts w:ascii="Charis SIL Italic" w:hAnsi="Charis SIL Italic" w:eastAsia="Charis SIL Italic"/>
           <w:b w:val="0"/>
           <w:i/>
-          <w:color w:val="0066CC"/>
+          <w:color w:val="0000FF"/>
           <w:sz w:val="24"/>
           <w:u w:val="single"/>
         </w:rPr>
@@ -636,7 +577,7 @@
           <w:rFonts w:ascii="Charis SIL Italic" w:hAnsi="Charis SIL Italic" w:eastAsia="Charis SIL Italic"/>
           <w:b w:val="0"/>
           <w:i/>
-          <w:color w:val="0066CC"/>
+          <w:color w:val="0000FF"/>
           <w:sz w:val="24"/>
           <w:u w:val="single"/>
         </w:rPr>
@@ -654,7 +595,7 @@
           <w:rFonts w:ascii="Charis SIL Italic" w:hAnsi="Charis SIL Italic" w:eastAsia="Charis SIL Italic"/>
           <w:b w:val="0"/>
           <w:i/>
-          <w:color w:val="0066CC"/>
+          <w:color w:val="0000FF"/>
           <w:sz w:val="24"/>
           <w:u w:val="single"/>
         </w:rPr>
@@ -672,7 +613,7 @@
           <w:rFonts w:ascii="Charis SIL Italic" w:hAnsi="Charis SIL Italic" w:eastAsia="Charis SIL Italic"/>
           <w:b w:val="0"/>
           <w:i/>
-          <w:color w:val="0066CC"/>
+          <w:color w:val="0000FF"/>
           <w:sz w:val="24"/>
           <w:u w:val="single"/>
         </w:rPr>
@@ -687,21 +628,118 @@
       </w:r>
       <w:r>
         <w:rPr>
-          <w:u w:val="single" w:color="0066cc"/>
+          <w:u w:val="single" w:color="0000ff"/>
           <w:rFonts w:ascii="Charis SIL Regular" w:hAnsi="Charis SIL Regular" w:eastAsia="Charis SIL Regular"/>
           <w:b w:val="0"/>
           <w:i w:val="0"/>
           <w:color w:val="000000"/>
           <w:sz w:val="24"/>
         </w:rPr>
-        <w:t xml:space="preserve"> and the publication </w:t>
+        <w:hyperlink r:id="rId9" w:history="1">
+          <w:r>
+            <w:rPr>
+              <w:rStyle w:val="Hyperlink"/>
+            </w:rPr>
+            <w:t xml:space="preserve"> and th</w:t>
+          </w:r>
+        </w:hyperlink>
+      </w:r>
+      <w:r>
+        <w:rPr>
+          <w:u w:val="single" w:color="0000ff"/>
+          <w:rFonts w:ascii="Charis SIL Regular" w:hAnsi="Charis SIL Regular" w:eastAsia="Charis SIL Regular"/>
+          <w:b w:val="0"/>
+          <w:i w:val="0"/>
+          <w:color w:val="000000"/>
+          <w:sz w:val="24"/>
+        </w:rPr>
+        <w:hyperlink r:id="rId9" w:history="1">
+          <w:r>
+            <w:rPr>
+              <w:rStyle w:val="Hyperlink"/>
+            </w:rPr>
+            <w:t>e</w:t>
+          </w:r>
+        </w:hyperlink>
+      </w:r>
+      <w:r>
+        <w:rPr>
+          <w:u w:val="single" w:color="0000ff"/>
+          <w:rFonts w:ascii="Charis SIL Regular" w:hAnsi="Charis SIL Regular" w:eastAsia="Charis SIL Regular"/>
+          <w:b w:val="0"/>
+          <w:i w:val="0"/>
+          <w:color w:val="000000"/>
+          <w:sz w:val="24"/>
+        </w:rPr>
+        <w:hyperlink r:id="rId9" w:history="1">
+          <w:r>
+            <w:rPr>
+              <w:rStyle w:val="Hyperlink"/>
+            </w:rPr>
+            <w:t xml:space="preserve"> publi</w:t>
+          </w:r>
+        </w:hyperlink>
+      </w:r>
+      <w:r>
+        <w:rPr>
+          <w:u w:val="single" w:color="0000ff"/>
+          <w:rFonts w:ascii="Charis SIL Regular" w:hAnsi="Charis SIL Regular" w:eastAsia="Charis SIL Regular"/>
+          <w:b w:val="0"/>
+          <w:i w:val="0"/>
+          <w:color w:val="000000"/>
+          <w:sz w:val="24"/>
+        </w:rPr>
+        <w:hyperlink r:id="rId9" w:history="1">
+          <w:r>
+            <w:rPr>
+              <w:rStyle w:val="Hyperlink"/>
+            </w:rPr>
+            <w:t>c</w:t>
+          </w:r>
+        </w:hyperlink>
+      </w:r>
+      <w:r>
+        <w:rPr>
+          <w:u w:val="single" w:color="0000ff"/>
+          <w:rFonts w:ascii="Charis SIL Regular" w:hAnsi="Charis SIL Regular" w:eastAsia="Charis SIL Regular"/>
+          <w:b w:val="0"/>
+          <w:i w:val="0"/>
+          <w:color w:val="000000"/>
+          <w:sz w:val="24"/>
+        </w:rPr>
+        <w:hyperlink r:id="rId9" w:history="1">
+          <w:r>
+            <w:rPr>
+              <w:rStyle w:val="Hyperlink"/>
+            </w:rPr>
+            <w:t>atio</w:t>
+          </w:r>
+        </w:hyperlink>
+      </w:r>
+      <w:r>
+        <w:rPr>
+          <w:u w:val="single" w:color="0000ff"/>
+          <w:rFonts w:ascii="Charis SIL Regular" w:hAnsi="Charis SIL Regular" w:eastAsia="Charis SIL Regular"/>
+          <w:b w:val="0"/>
+          <w:i w:val="0"/>
+          <w:color w:val="000000"/>
+          <w:sz w:val="24"/>
+        </w:rPr>
+        <w:hyperlink r:id="rId9" w:history="1">
+          <w:r>
+            <w:rPr>
+              <w:rStyle w:val="Hyperlink"/>
+            </w:rPr>
+            <w:t xml:space="preserve">n </w:t>
+          </w:r>
+        </w:hyperlink>
       </w:r>
       <w:r>
         <w:rPr>
           <w:rFonts w:ascii="Charis SIL Italic" w:hAnsi="Charis SIL Italic" w:eastAsia="Charis SIL Italic"/>
           <w:b w:val="0"/>
           <w:i/>
-          <w:color w:val="0066CC"/>
+          <w:color w:val="0000FF"/>
           <w:sz w:val="24"/>
           <w:u w:val="single"/>
         </w:rPr>
@@ -719,7 +757,7 @@
           <w:rFonts w:ascii="Charis SIL Italic" w:hAnsi="Charis SIL Italic" w:eastAsia="Charis SIL Italic"/>
           <w:b w:val="0"/>
           <w:i/>
-          <w:color w:val="0066CC"/>
+          <w:color w:val="0000FF"/>
           <w:sz w:val="24"/>
           <w:u w:val="single"/>
         </w:rPr>
@@ -737,7 +775,7 @@
           <w:rFonts w:ascii="Charis SIL Italic" w:hAnsi="Charis SIL Italic" w:eastAsia="Charis SIL Italic"/>
           <w:b w:val="0"/>
           <w:i/>
-          <w:color w:val="0066CC"/>
+          <w:color w:val="0000FF"/>
           <w:sz w:val="24"/>
           <w:u w:val="single"/>
         </w:rPr>
@@ -755,7 +793,7 @@
           <w:rFonts w:ascii="Charis SIL Italic" w:hAnsi="Charis SIL Italic" w:eastAsia="Charis SIL Italic"/>
           <w:b w:val="0"/>
           <w:i/>
-          <w:color w:val="0066CC"/>
+          <w:color w:val="0000FF"/>
           <w:sz w:val="24"/>
           <w:u w:val="single"/>
         </w:rPr>
@@ -766,9 +804,508 @@
           <w:rFonts w:ascii="Charis SIL Italic" w:hAnsi="Charis SIL Italic" w:eastAsia="Charis SIL Italic"/>
           <w:b w:val="0"/>
           <w:i/>
-          <w:color w:val="0066CC"/>
+          <w:color w:val="0000FF"/>
           <w:sz w:val="24"/>
           <w:u w:val="single"/>
+        </w:rPr>
+        <w:hyperlink r:id="rId9" w:history="1">
+          <w:r>
+            <w:rPr>
+              <w:rStyle w:val="Hyperlink"/>
+            </w:rPr>
+            <w:t>r</w:t>
+          </w:r>
+        </w:hyperlink>
+      </w:r>
+      <w:r>
+        <w:rPr>
+          <w:rFonts w:ascii="Charis SIL Italic" w:hAnsi="Charis SIL Italic" w:eastAsia="Charis SIL Italic"/>
+          <w:b w:val="0"/>
+          <w:i/>
+          <w:color w:val="0000FF"/>
+          <w:sz w:val="24"/>
+          <w:u w:val="single"/>
+        </w:rPr>
+        <w:hyperlink r:id="rId9" w:history="1">
+          <w:r>
+            <w:rPr>
+              <w:rStyle w:val="Hyperlink"/>
+            </w:rPr>
+            <w:t>esearch</w:t>
+          </w:r>
+        </w:hyperlink>
+      </w:r>
+      <w:r>
+        <w:rPr>
+          <w:rFonts w:ascii="Charis SIL Italic" w:hAnsi="Charis SIL Italic" w:eastAsia="Charis SIL Italic"/>
+          <w:b w:val="0"/>
+          <w:i/>
+          <w:color w:val="0000FF"/>
+          <w:sz w:val="24"/>
+          <w:u w:val="single"/>
+        </w:rPr>
+        <w:t xml:space="preserve"> </w:t>
+      </w:r>
+      <w:r>
+        <w:rPr>
+          <w:rFonts w:ascii="Charis SIL Italic" w:hAnsi="Charis SIL Italic" w:eastAsia="Charis SIL Italic"/>
+          <w:b w:val="0"/>
+          <w:i/>
+          <w:color w:val="0000FF"/>
+          <w:sz w:val="24"/>
+          <w:u w:val="single"/>
+        </w:rPr>
+        <w:hyperlink r:id="rId9" w:history="1">
+          <w:r>
+            <w:rPr>
+              <w:rStyle w:val="Hyperlink"/>
+            </w:rPr>
+            <w:t xml:space="preserve">into </w:t>
+          </w:r>
+        </w:hyperlink>
+      </w:r>
+      <w:r>
+        <w:rPr>
+          <w:rFonts w:ascii="Charis SIL Italic" w:hAnsi="Charis SIL Italic" w:eastAsia="Charis SIL Italic"/>
+          <w:b w:val="0"/>
+          <w:i/>
+          <w:color w:val="0000FF"/>
+          <w:sz w:val="24"/>
+          <w:u w:val="single"/>
+        </w:rPr>
+        <w:hyperlink r:id="rId9" w:history="1">
+          <w:r>
+            <w:rPr>
+              <w:rStyle w:val="Hyperlink"/>
+            </w:rPr>
+            <w:t>coll</w:t>
+          </w:r>
+        </w:hyperlink>
+      </w:r>
+      <w:r>
+        <w:rPr>
+          <w:rFonts w:ascii="Charis SIL Italic" w:hAnsi="Charis SIL Italic" w:eastAsia="Charis SIL Italic"/>
+          <w:b w:val="0"/>
+          <w:i/>
+          <w:color w:val="0000FF"/>
+          <w:sz w:val="24"/>
+          <w:u w:val="single"/>
+        </w:rPr>
+        <w:hyperlink r:id="rId9" w:history="1">
+          <w:r>
+            <w:rPr>
+              <w:rStyle w:val="Hyperlink"/>
+            </w:rPr>
+            <w:t>e</w:t>
+          </w:r>
+        </w:hyperlink>
+      </w:r>
+      <w:r>
+        <w:rPr>
+          <w:rFonts w:ascii="Charis SIL Italic" w:hAnsi="Charis SIL Italic" w:eastAsia="Charis SIL Italic"/>
+          <w:b w:val="0"/>
+          <w:i/>
+          <w:color w:val="0000FF"/>
+          <w:sz w:val="24"/>
+          <w:u w:val="single"/>
+        </w:rPr>
+        <w:hyperlink r:id="rId9" w:history="1">
+          <w:r>
+            <w:rPr>
+              <w:rStyle w:val="Hyperlink"/>
+            </w:rPr>
+            <w:t>ctions</w:t>
+          </w:r>
+        </w:hyperlink>
+      </w:r>
+      <w:r>
+        <w:rPr>
+          <w:rFonts w:ascii="Charis SIL Italic" w:hAnsi="Charis SIL Italic" w:eastAsia="Charis SIL Italic"/>
+          <w:b w:val="0"/>
+          <w:i/>
+          <w:color w:val="0000FF"/>
+          <w:sz w:val="24"/>
+          <w:u w:val="single"/>
+        </w:rPr>
+        <w:t xml:space="preserve"> </w:t>
+      </w:r>
+      <w:r>
+        <w:rPr>
+          <w:rFonts w:ascii="Charis SIL Italic" w:hAnsi="Charis SIL Italic" w:eastAsia="Charis SIL Italic"/>
+          <w:b w:val="0"/>
+          <w:i/>
+          <w:color w:val="0000FF"/>
+          <w:sz w:val="24"/>
+          <w:u w:val="single"/>
+        </w:rPr>
+        <w:hyperlink r:id="rId10" w:history="1">
+          <w:r>
+            <w:rPr>
+              <w:rStyle w:val="Hyperlink"/>
+            </w:rPr>
+            <w:t>fro</w:t>
+          </w:r>
+        </w:hyperlink>
+      </w:r>
+      <w:r>
+        <w:rPr>
+          <w:rFonts w:ascii="Charis SIL Italic" w:hAnsi="Charis SIL Italic" w:eastAsia="Charis SIL Italic"/>
+          <w:b w:val="0"/>
+          <w:i/>
+          <w:color w:val="0000FF"/>
+          <w:sz w:val="24"/>
+          <w:u w:val="single"/>
+        </w:rPr>
+        <w:hyperlink r:id="rId10" w:history="1">
+          <w:r>
+            <w:rPr>
+              <w:rStyle w:val="Hyperlink"/>
+            </w:rPr>
+            <w:t>m</w:t>
+          </w:r>
+        </w:hyperlink>
+      </w:r>
+      <w:r>
+        <w:rPr>
+          <w:rFonts w:ascii="Charis SIL Italic" w:hAnsi="Charis SIL Italic" w:eastAsia="Charis SIL Italic"/>
+          <w:b w:val="0"/>
+          <w:i/>
+          <w:color w:val="0000FF"/>
+          <w:sz w:val="24"/>
+          <w:u w:val="single"/>
+        </w:rPr>
+        <w:t xml:space="preserve"> a coloni</w:t>
+      </w:r>
+      <w:r>
+        <w:rPr>
+          <w:rFonts w:ascii="Charis SIL Italic" w:hAnsi="Charis SIL Italic" w:eastAsia="Charis SIL Italic"/>
+          <w:b w:val="0"/>
+          <w:i/>
+          <w:color w:val="0000FF"/>
+          <w:sz w:val="24"/>
+          <w:u w:val="single"/>
+        </w:rPr>
+        <w:hyperlink r:id="rId9" w:history="1">
+          <w:r>
+            <w:rPr>
+              <w:rStyle w:val="Hyperlink"/>
+            </w:rPr>
+            <w:t>al</w:t>
+          </w:r>
+        </w:hyperlink>
+      </w:r>
+      <w:r>
+        <w:rPr>
+          <w:rFonts w:ascii="Charis SIL Italic" w:hAnsi="Charis SIL Italic" w:eastAsia="Charis SIL Italic"/>
+          <w:b w:val="0"/>
+          <w:i/>
+          <w:color w:val="0000FF"/>
+          <w:sz w:val="24"/>
+          <w:u w:val="single"/>
+        </w:rPr>
+        <w:t xml:space="preserve"> </w:t>
+      </w:r>
+      <w:r>
+        <w:rPr>
+          <w:rFonts w:ascii="Charis SIL Italic" w:hAnsi="Charis SIL Italic" w:eastAsia="Charis SIL Italic"/>
+          <w:b w:val="0"/>
+          <w:i/>
+          <w:color w:val="0000FF"/>
+          <w:sz w:val="24"/>
+          <w:u w:val="single"/>
+        </w:rPr>
+        <w:hyperlink r:id="rId9" w:history="1">
+          <w:r>
+            <w:rPr>
+              <w:rStyle w:val="Hyperlink"/>
+            </w:rPr>
+            <w:t>context.</w:t>
+          </w:r>
+        </w:hyperlink>
+      </w:r>
+      <w:r>
+        <w:rPr>
+          <w:rFonts w:ascii="Charis SIL Italic" w:hAnsi="Charis SIL Italic" w:eastAsia="Charis SIL Italic"/>
+          <w:b w:val="0"/>
+          <w:i/>
+          <w:color w:val="0000FF"/>
+          <w:sz w:val="24"/>
+          <w:u w:val="single"/>
+        </w:rPr>
+        <w:t xml:space="preserve"> </w:t>
+      </w:r>
+      <w:r>
+        <w:rPr>
+          <w:rFonts w:ascii="Charis SIL Italic" w:hAnsi="Charis SIL Italic" w:eastAsia="Charis SIL Italic"/>
+          <w:b w:val="0"/>
+          <w:i/>
+          <w:color w:val="0000FF"/>
+          <w:sz w:val="24"/>
+          <w:u w:val="single"/>
+        </w:rPr>
+        <w:hyperlink r:id="rId9" w:history="1">
+          <w:r>
+            <w:rPr>
+              <w:rStyle w:val="Hyperlink"/>
+            </w:rPr>
+            <w:t>A</w:t>
+          </w:r>
+        </w:hyperlink>
+      </w:r>
+      <w:r>
+        <w:rPr>
+          <w:rFonts w:ascii="Charis SIL Italic" w:hAnsi="Charis SIL Italic" w:eastAsia="Charis SIL Italic"/>
+          <w:b w:val="0"/>
+          <w:i/>
+          <w:color w:val="0000FF"/>
+          <w:sz w:val="24"/>
+          <w:u w:val="single"/>
+        </w:rPr>
+        <w:t xml:space="preserve"> </w:t>
+      </w:r>
+      <w:r>
+        <w:rPr>
+          <w:rFonts w:ascii="Charis SIL Italic" w:hAnsi="Charis SIL Italic" w:eastAsia="Charis SIL Italic"/>
+          <w:b w:val="0"/>
+          <w:i/>
+          <w:color w:val="0000FF"/>
+          <w:sz w:val="24"/>
+          <w:u w:val="single"/>
+        </w:rPr>
+        <w:hyperlink r:id="rId9" w:history="1">
+          <w:r>
+            <w:rPr>
+              <w:rStyle w:val="Hyperlink"/>
+            </w:rPr>
+            <w:t>guide</w:t>
+          </w:r>
+        </w:hyperlink>
+      </w:r>
+      <w:r>
+        <w:rPr>
+          <w:u w:val="single" w:color="0000ff"/>
+          <w:rFonts w:ascii="Charis SIL Regular" w:hAnsi="Charis SIL Regular" w:eastAsia="Charis SIL Regular"/>
+          <w:b w:val="0"/>
+          <w:i w:val="0"/>
+          <w:color w:val="000000"/>
+          <w:sz w:val="24"/>
+        </w:rPr>
+        <w:hyperlink r:id="rId9" w:history="1">
+          <w:r>
+            <w:rPr>
+              <w:rStyle w:val="Hyperlink"/>
+            </w:rPr>
+            <w:t xml:space="preserve"> b</w:t>
+          </w:r>
+        </w:hyperlink>
+      </w:r>
+      <w:r>
+        <w:rPr>
+          <w:rFonts w:ascii="Charis SIL Regular" w:hAnsi="Charis SIL Regular" w:eastAsia="Charis SIL Regular"/>
+          <w:b w:val="0"/>
+          <w:i w:val="0"/>
+          <w:color w:val="000000"/>
+          <w:sz w:val="24"/>
+        </w:rPr>
+        <w:t>y the Cultural Herita</w:t>
+      </w:r>
+      <w:r>
+        <w:rPr>
+          <w:u w:val="single" w:color="0000ff"/>
+          <w:rFonts w:ascii="Charis SIL Regular" w:hAnsi="Charis SIL Regular" w:eastAsia="Charis SIL Regular"/>
+          <w:b w:val="0"/>
+          <w:i w:val="0"/>
+          <w:color w:val="000000"/>
+          <w:sz w:val="24"/>
+        </w:rPr>
+        <w:hyperlink r:id="rId10" w:history="1">
+          <w:r>
+            <w:rPr>
+              <w:rStyle w:val="Hyperlink"/>
+            </w:rPr>
+            <w:t xml:space="preserve">ge Agency </w:t>
+          </w:r>
+        </w:hyperlink>
+      </w:r>
+      <w:r>
+        <w:rPr>
+          <w:u w:val="single" w:color="0000ff"/>
+          <w:rFonts w:ascii="Charis SIL Regular" w:hAnsi="Charis SIL Regular" w:eastAsia="Charis SIL Regular"/>
+          <w:b w:val="0"/>
+          <w:i w:val="0"/>
+          <w:color w:val="000000"/>
+          <w:sz w:val="24"/>
+        </w:rPr>
+        <w:hyperlink r:id="rId10" w:history="1">
+          <w:r>
+            <w:rPr>
+              <w:rStyle w:val="Hyperlink"/>
+            </w:rPr>
+            <w:t>o</w:t>
+          </w:r>
+        </w:hyperlink>
+      </w:r>
+      <w:r>
+        <w:rPr>
+          <w:u w:val="single" w:color="0000ff"/>
+          <w:rFonts w:ascii="Charis SIL Regular" w:hAnsi="Charis SIL Regular" w:eastAsia="Charis SIL Regular"/>
+          <w:b w:val="0"/>
+          <w:i w:val="0"/>
+          <w:color w:val="000000"/>
+          <w:sz w:val="24"/>
+        </w:rPr>
+        <w:hyperlink r:id="rId10" w:history="1">
+          <w:r>
+            <w:rPr>
+              <w:rStyle w:val="Hyperlink"/>
+            </w:rPr>
+            <w:t>f the Ne</w:t>
+          </w:r>
+        </w:hyperlink>
+      </w:r>
+      <w:r>
+        <w:rPr>
+          <w:u w:val="single" w:color="0000ff"/>
+          <w:rFonts w:ascii="Charis SIL Regular" w:hAnsi="Charis SIL Regular" w:eastAsia="Charis SIL Regular"/>
+          <w:b w:val="0"/>
+          <w:i w:val="0"/>
+          <w:color w:val="000000"/>
+          <w:sz w:val="24"/>
+        </w:rPr>
+        <w:hyperlink r:id="rId10" w:history="1">
+          <w:r>
+            <w:rPr>
+              <w:rStyle w:val="Hyperlink"/>
+            </w:rPr>
+            <w:t>ther</w:t>
+          </w:r>
+        </w:hyperlink>
+      </w:r>
+      <w:r>
+        <w:rPr>
+          <w:rFonts w:ascii="Charis SIL Regular" w:hAnsi="Charis SIL Regular" w:eastAsia="Charis SIL Regular"/>
+          <w:b w:val="0"/>
+          <w:i w:val="0"/>
+          <w:color w:val="000000"/>
+          <w:sz w:val="24"/>
+        </w:rPr>
+        <w:hyperlink r:id="rId10" w:history="1">
+          <w:r>
+            <w:rPr>
+              <w:rStyle w:val="Hyperlink"/>
+            </w:rPr>
+            <w:t>l</w:t>
+          </w:r>
+        </w:hyperlink>
+      </w:r>
+      <w:r>
+        <w:rPr>
+          <w:rFonts w:ascii="Charis SIL Regular" w:hAnsi="Charis SIL Regular" w:eastAsia="Charis SIL Regular"/>
+          <w:b w:val="0"/>
+          <w:i w:val="0"/>
+          <w:color w:val="000000"/>
+          <w:sz w:val="24"/>
+        </w:rPr>
+        <w:t xml:space="preserve">ands. </w:t>
+      </w:r>
+      <w:r>
+        <w:rPr>
+          <w:u w:val="single" w:color="0000ff"/>
+          <w:rFonts w:ascii="Charis SIL Regular" w:hAnsi="Charis SIL Regular" w:eastAsia="Charis SIL Regular"/>
+          <w:b w:val="0"/>
+          <w:i w:val="0"/>
+          <w:color w:val="000000"/>
+          <w:sz w:val="24"/>
+        </w:rPr>
+        <w:hyperlink r:id="rId10" w:history="1">
+          <w:r>
+            <w:rPr>
+              <w:rStyle w:val="Hyperlink"/>
+            </w:rPr>
+            <w:t>Other rele</w:t>
+          </w:r>
+        </w:hyperlink>
+      </w:r>
+      <w:r>
+        <w:rPr>
+          <w:u w:val="single" w:color="0000ff"/>
+          <w:rFonts w:ascii="Charis SIL Regular" w:hAnsi="Charis SIL Regular" w:eastAsia="Charis SIL Regular"/>
+          <w:b w:val="0"/>
+          <w:i w:val="0"/>
+          <w:color w:val="000000"/>
+          <w:sz w:val="24"/>
+        </w:rPr>
+        <w:hyperlink r:id="rId10" w:history="1">
+          <w:r>
+            <w:rPr>
+              <w:rStyle w:val="Hyperlink"/>
+            </w:rPr>
+            <w:t xml:space="preserve">vant </w:t>
+          </w:r>
+        </w:hyperlink>
+      </w:r>
+      <w:r>
+        <w:rPr>
+          <w:u w:val="single" w:color="0000ff"/>
+          <w:rFonts w:ascii="Charis SIL Regular" w:hAnsi="Charis SIL Regular" w:eastAsia="Charis SIL Regular"/>
+          <w:b w:val="0"/>
+          <w:i w:val="0"/>
+          <w:color w:val="000000"/>
+          <w:sz w:val="24"/>
+        </w:rPr>
+        <w:hyperlink r:id="rId10" w:history="1">
+          <w:r>
+            <w:rPr>
+              <w:rStyle w:val="Hyperlink"/>
+            </w:rPr>
+            <w:t>re</w:t>
+          </w:r>
+        </w:hyperlink>
+      </w:r>
+      <w:r>
+        <w:rPr>
+          <w:u w:val="single" w:color="0000ff"/>
+          <w:rFonts w:ascii="Charis SIL Regular" w:hAnsi="Charis SIL Regular" w:eastAsia="Charis SIL Regular"/>
+          <w:b w:val="0"/>
+          <w:i w:val="0"/>
+          <w:color w:val="000000"/>
+          <w:sz w:val="24"/>
+        </w:rPr>
+        <w:hyperlink r:id="rId10" w:history="1">
+          <w:r>
+            <w:rPr>
+              <w:rStyle w:val="Hyperlink"/>
+            </w:rPr>
+            <w:t xml:space="preserve">ference </w:t>
+          </w:r>
+        </w:hyperlink>
+      </w:r>
+      <w:r>
+        <w:rPr>
+          <w:u w:val="single" w:color="0000ff"/>
+          <w:rFonts w:ascii="Charis SIL Regular" w:hAnsi="Charis SIL Regular" w:eastAsia="Charis SIL Regular"/>
+          <w:b w:val="0"/>
+          <w:i w:val="0"/>
+          <w:color w:val="000000"/>
+          <w:sz w:val="24"/>
+        </w:rPr>
+        <w:hyperlink r:id="rId10" w:history="1">
+          <w:r>
+            <w:rPr>
+              <w:rStyle w:val="Hyperlink"/>
+            </w:rPr>
+            <w:t>works a</w:t>
+          </w:r>
+        </w:hyperlink>
+      </w:r>
+      <w:r>
+        <w:rPr>
+          <w:u w:val="single" w:color="0000ff"/>
+          <w:rFonts w:ascii="Charis SIL Regular" w:hAnsi="Charis SIL Regular" w:eastAsia="Charis SIL Regular"/>
+          <w:b w:val="0"/>
+          <w:i w:val="0"/>
+          <w:color w:val="000000"/>
+          <w:sz w:val="24"/>
         </w:rPr>
         <w:hyperlink r:id="rId10" w:history="1">
           <w:r>
@@ -781,545 +1318,7 @@
       </w:r>
       <w:r>
         <w:rPr>
-          <w:rFonts w:ascii="Charis SIL Italic" w:hAnsi="Charis SIL Italic" w:eastAsia="Charis SIL Italic"/>
-          <w:b w:val="0"/>
-          <w:i/>
-          <w:color w:val="0066CC"/>
-          <w:sz w:val="24"/>
-          <w:u w:val="single"/>
-        </w:rPr>
-        <w:hyperlink r:id="rId10" w:history="1">
-          <w:r>
-            <w:rPr>
-              <w:rStyle w:val="Hyperlink"/>
-            </w:rPr>
-            <w:t>esearch</w:t>
-          </w:r>
-        </w:hyperlink>
-      </w:r>
-      <w:r>
-        <w:rPr>
-          <w:rFonts w:ascii="Charis SIL Italic" w:hAnsi="Charis SIL Italic" w:eastAsia="Charis SIL Italic"/>
-          <w:b w:val="0"/>
-          <w:i/>
-          <w:color w:val="0066CC"/>
-          <w:sz w:val="24"/>
-          <w:u w:val="single"/>
-        </w:rPr>
-        <w:t xml:space="preserve"> </w:t>
-      </w:r>
-      <w:r>
-        <w:rPr>
-          <w:rFonts w:ascii="Charis SIL Italic" w:hAnsi="Charis SIL Italic" w:eastAsia="Charis SIL Italic"/>
-          <w:b w:val="0"/>
-          <w:i/>
-          <w:color w:val="0066CC"/>
-          <w:sz w:val="24"/>
-          <w:u w:val="single"/>
-        </w:rPr>
-        <w:hyperlink r:id="rId9" w:history="1">
-          <w:r>
-            <w:rPr>
-              <w:rStyle w:val="Hyperlink"/>
-            </w:rPr>
-            <w:t xml:space="preserve">into </w:t>
-          </w:r>
-        </w:hyperlink>
-      </w:r>
-      <w:r>
-        <w:rPr>
-          <w:rFonts w:ascii="Charis SIL Italic" w:hAnsi="Charis SIL Italic" w:eastAsia="Charis SIL Italic"/>
-          <w:b w:val="0"/>
-          <w:i/>
-          <w:color w:val="0066CC"/>
-          <w:sz w:val="24"/>
-          <w:u w:val="single"/>
-        </w:rPr>
-        <w:hyperlink r:id="rId9" w:history="1">
-          <w:r>
-            <w:rPr>
-              <w:rStyle w:val="Hyperlink"/>
-            </w:rPr>
-            <w:t>coll</w:t>
-          </w:r>
-        </w:hyperlink>
-      </w:r>
-      <w:r>
-        <w:rPr>
-          <w:rFonts w:ascii="Charis SIL Italic" w:hAnsi="Charis SIL Italic" w:eastAsia="Charis SIL Italic"/>
-          <w:b w:val="0"/>
-          <w:i/>
-          <w:color w:val="0066CC"/>
-          <w:sz w:val="24"/>
-          <w:u w:val="single"/>
-        </w:rPr>
-        <w:hyperlink r:id="rId9" w:history="1">
-          <w:r>
-            <w:rPr>
-              <w:rStyle w:val="Hyperlink"/>
-            </w:rPr>
-            <w:t>e</w:t>
-          </w:r>
-        </w:hyperlink>
-      </w:r>
-      <w:r>
-        <w:rPr>
-          <w:rFonts w:ascii="Charis SIL Italic" w:hAnsi="Charis SIL Italic" w:eastAsia="Charis SIL Italic"/>
-          <w:b w:val="0"/>
-          <w:i/>
-          <w:color w:val="0066CC"/>
-          <w:sz w:val="24"/>
-          <w:u w:val="single"/>
-        </w:rPr>
-        <w:hyperlink r:id="rId9" w:history="1">
-          <w:r>
-            <w:rPr>
-              <w:rStyle w:val="Hyperlink"/>
-            </w:rPr>
-            <w:t>ctions</w:t>
-          </w:r>
-        </w:hyperlink>
-      </w:r>
-      <w:r>
-        <w:rPr>
-          <w:rFonts w:ascii="Charis SIL Italic" w:hAnsi="Charis SIL Italic" w:eastAsia="Charis SIL Italic"/>
-          <w:b w:val="0"/>
-          <w:i/>
-          <w:color w:val="0066CC"/>
-          <w:sz w:val="24"/>
-          <w:u w:val="single"/>
-        </w:rPr>
-        <w:t xml:space="preserve"> </w:t>
-      </w:r>
-      <w:r>
-        <w:rPr>
-          <w:rFonts w:ascii="Charis SIL Italic" w:hAnsi="Charis SIL Italic" w:eastAsia="Charis SIL Italic"/>
-          <w:b w:val="0"/>
-          <w:i/>
-          <w:color w:val="0066CC"/>
-          <w:sz w:val="24"/>
-          <w:u w:val="single"/>
-        </w:rPr>
-        <w:hyperlink r:id="rId9" w:history="1">
-          <w:r>
-            <w:rPr>
-              <w:rStyle w:val="Hyperlink"/>
-            </w:rPr>
-            <w:t>fro</w:t>
-          </w:r>
-        </w:hyperlink>
-      </w:r>
-      <w:r>
-        <w:rPr>
-          <w:rFonts w:ascii="Charis SIL Italic" w:hAnsi="Charis SIL Italic" w:eastAsia="Charis SIL Italic"/>
-          <w:b w:val="0"/>
-          <w:i/>
-          <w:color w:val="0066CC"/>
-          <w:sz w:val="24"/>
-        </w:rPr>
-        <w:t>m</w:t>
-      </w:r>
-      <w:r>
-        <w:rPr>
-          <w:rFonts w:ascii="Charis SIL Italic" w:hAnsi="Charis SIL Italic" w:eastAsia="Charis SIL Italic"/>
-          <w:b w:val="0"/>
-          <w:i/>
-          <w:color w:val="0066CC"/>
-          <w:sz w:val="24"/>
-          <w:u w:val="single"/>
-        </w:rPr>
-        <w:t xml:space="preserve"> </w:t>
-      </w:r>
-      <w:r>
-        <w:rPr>
-          <w:rFonts w:ascii="Charis SIL Italic" w:hAnsi="Charis SIL Italic" w:eastAsia="Charis SIL Italic"/>
-          <w:b w:val="0"/>
-          <w:i/>
-          <w:color w:val="0066CC"/>
-          <w:sz w:val="24"/>
-          <w:u w:val="single"/>
-        </w:rPr>
-        <w:hyperlink r:id="rId9" w:history="1">
-          <w:r>
-            <w:rPr>
-              <w:rStyle w:val="Hyperlink"/>
-            </w:rPr>
-            <w:t>a</w:t>
-          </w:r>
-        </w:hyperlink>
-      </w:r>
-      <w:r>
-        <w:rPr>
-          <w:rFonts w:ascii="Charis SIL Italic" w:hAnsi="Charis SIL Italic" w:eastAsia="Charis SIL Italic"/>
-          <w:b w:val="0"/>
-          <w:i/>
-          <w:color w:val="0066CC"/>
-          <w:sz w:val="24"/>
-          <w:u w:val="single"/>
-        </w:rPr>
-        <w:t xml:space="preserve"> </w:t>
-      </w:r>
-      <w:r>
-        <w:rPr>
-          <w:rFonts w:ascii="Charis SIL Italic" w:hAnsi="Charis SIL Italic" w:eastAsia="Charis SIL Italic"/>
-          <w:b w:val="0"/>
-          <w:i/>
-          <w:color w:val="0066CC"/>
-          <w:sz w:val="24"/>
-          <w:u w:val="single"/>
-        </w:rPr>
-        <w:hyperlink r:id="rId9" w:history="1">
-          <w:r>
-            <w:rPr>
-              <w:rStyle w:val="Hyperlink"/>
-            </w:rPr>
-            <w:t>coloni</w:t>
-          </w:r>
-        </w:hyperlink>
-      </w:r>
-      <w:r>
-        <w:rPr>
-          <w:rFonts w:ascii="Charis SIL Italic" w:hAnsi="Charis SIL Italic" w:eastAsia="Charis SIL Italic"/>
-          <w:b w:val="0"/>
-          <w:i/>
-          <w:color w:val="0066CC"/>
-          <w:sz w:val="24"/>
-          <w:u w:val="single"/>
-        </w:rPr>
-        <w:hyperlink r:id="rId9" w:history="1">
-          <w:r>
-            <w:rPr>
-              <w:rStyle w:val="Hyperlink"/>
-            </w:rPr>
-            <w:t>al</w:t>
-          </w:r>
-        </w:hyperlink>
-      </w:r>
-      <w:r>
-        <w:rPr>
-          <w:rFonts w:ascii="Charis SIL Italic" w:hAnsi="Charis SIL Italic" w:eastAsia="Charis SIL Italic"/>
-          <w:b w:val="0"/>
-          <w:i/>
-          <w:color w:val="0066CC"/>
-          <w:sz w:val="24"/>
-          <w:u w:val="single"/>
-        </w:rPr>
-        <w:t xml:space="preserve"> </w:t>
-      </w:r>
-      <w:r>
-        <w:rPr>
-          <w:rFonts w:ascii="Charis SIL Italic" w:hAnsi="Charis SIL Italic" w:eastAsia="Charis SIL Italic"/>
-          <w:b w:val="0"/>
-          <w:i/>
-          <w:color w:val="0066CC"/>
-          <w:sz w:val="24"/>
-          <w:u w:val="single"/>
-        </w:rPr>
-        <w:hyperlink r:id="rId9" w:history="1">
-          <w:r>
-            <w:rPr>
-              <w:rStyle w:val="Hyperlink"/>
-            </w:rPr>
-            <w:t>context.</w:t>
-          </w:r>
-        </w:hyperlink>
-      </w:r>
-      <w:r>
-        <w:rPr>
-          <w:rFonts w:ascii="Charis SIL Italic" w:hAnsi="Charis SIL Italic" w:eastAsia="Charis SIL Italic"/>
-          <w:b w:val="0"/>
-          <w:i/>
-          <w:color w:val="0066CC"/>
-          <w:sz w:val="24"/>
-          <w:u w:val="single"/>
-        </w:rPr>
-        <w:t xml:space="preserve"> </w:t>
-      </w:r>
-      <w:r>
-        <w:rPr>
-          <w:rFonts w:ascii="Charis SIL Italic" w:hAnsi="Charis SIL Italic" w:eastAsia="Charis SIL Italic"/>
-          <w:b w:val="0"/>
-          <w:i/>
-          <w:color w:val="0066CC"/>
-          <w:sz w:val="24"/>
-          <w:u w:val="single"/>
-        </w:rPr>
-        <w:hyperlink r:id="rId10" w:history="1">
-          <w:r>
-            <w:rPr>
-              <w:rStyle w:val="Hyperlink"/>
-            </w:rPr>
-            <w:t>A</w:t>
-          </w:r>
-        </w:hyperlink>
-      </w:r>
-      <w:r>
-        <w:rPr>
-          <w:rFonts w:ascii="Charis SIL Italic" w:hAnsi="Charis SIL Italic" w:eastAsia="Charis SIL Italic"/>
-          <w:b w:val="0"/>
-          <w:i/>
-          <w:color w:val="0066CC"/>
-          <w:sz w:val="24"/>
-          <w:u w:val="single"/>
-        </w:rPr>
-        <w:t xml:space="preserve"> </w:t>
-      </w:r>
-      <w:r>
-        <w:rPr>
-          <w:rFonts w:ascii="Charis SIL Italic" w:hAnsi="Charis SIL Italic" w:eastAsia="Charis SIL Italic"/>
-          <w:b w:val="0"/>
-          <w:i/>
-          <w:color w:val="0066CC"/>
-          <w:sz w:val="24"/>
-          <w:u w:val="single"/>
-        </w:rPr>
-        <w:hyperlink r:id="rId10" w:history="1">
-          <w:r>
-            <w:rPr>
-              <w:rStyle w:val="Hyperlink"/>
-            </w:rPr>
-            <w:t>guide</w:t>
-          </w:r>
-        </w:hyperlink>
-      </w:r>
-      <w:r>
-        <w:rPr>
-          <w:u w:val="single" w:color="0066cc"/>
-          <w:rFonts w:ascii="Charis SIL Regular" w:hAnsi="Charis SIL Regular" w:eastAsia="Charis SIL Regular"/>
-          <w:b w:val="0"/>
-          <w:i w:val="0"/>
-          <w:color w:val="000000"/>
-          <w:sz w:val="24"/>
-        </w:rPr>
-        <w:hyperlink r:id="rId9" w:history="1">
-          <w:r>
-            <w:rPr>
-              <w:rStyle w:val="Hyperlink"/>
-            </w:rPr>
-            <w:t xml:space="preserve"> b</w:t>
-          </w:r>
-        </w:hyperlink>
-      </w:r>
-      <w:r>
-        <w:rPr>
-          <w:rFonts w:ascii="Charis SIL Regular" w:hAnsi="Charis SIL Regular" w:eastAsia="Charis SIL Regular"/>
-          <w:b w:val="0"/>
-          <w:i w:val="0"/>
-          <w:color w:val="000000"/>
-          <w:sz w:val="24"/>
-        </w:rPr>
-        <w:t>y the Cultural Herita</w:t>
-      </w:r>
-      <w:r>
-        <w:rPr>
-          <w:u w:val="single" w:color="0066cc"/>
-          <w:rFonts w:ascii="Charis SIL Regular" w:hAnsi="Charis SIL Regular" w:eastAsia="Charis SIL Regular"/>
-          <w:b w:val="0"/>
-          <w:i w:val="0"/>
-          <w:color w:val="000000"/>
-          <w:sz w:val="24"/>
-        </w:rPr>
-        <w:hyperlink r:id="rId10" w:history="1">
-          <w:r>
-            <w:rPr>
-              <w:rStyle w:val="Hyperlink"/>
-            </w:rPr>
-            <w:t xml:space="preserve">ge Agency </w:t>
-          </w:r>
-        </w:hyperlink>
-      </w:r>
-      <w:r>
-        <w:rPr>
-          <w:u w:val="single" w:color="0066cc"/>
-          <w:rFonts w:ascii="Charis SIL Regular" w:hAnsi="Charis SIL Regular" w:eastAsia="Charis SIL Regular"/>
-          <w:b w:val="0"/>
-          <w:i w:val="0"/>
-          <w:color w:val="000000"/>
-          <w:sz w:val="24"/>
-        </w:rPr>
-        <w:hyperlink r:id="rId10" w:history="1">
-          <w:r>
-            <w:rPr>
-              <w:rStyle w:val="Hyperlink"/>
-            </w:rPr>
-            <w:t>o</w:t>
-          </w:r>
-        </w:hyperlink>
-      </w:r>
-      <w:r>
-        <w:rPr>
-          <w:u w:val="single" w:color="0066cc"/>
-          <w:rFonts w:ascii="Charis SIL Regular" w:hAnsi="Charis SIL Regular" w:eastAsia="Charis SIL Regular"/>
-          <w:b w:val="0"/>
-          <w:i w:val="0"/>
-          <w:color w:val="000000"/>
-          <w:sz w:val="24"/>
-        </w:rPr>
-        <w:hyperlink r:id="rId10" w:history="1">
-          <w:r>
-            <w:rPr>
-              <w:rStyle w:val="Hyperlink"/>
-            </w:rPr>
-            <w:t>f the Ne</w:t>
-          </w:r>
-        </w:hyperlink>
-      </w:r>
-      <w:r>
-        <w:rPr>
-          <w:u w:val="single" w:color="0066cc"/>
-          <w:rFonts w:ascii="Charis SIL Regular" w:hAnsi="Charis SIL Regular" w:eastAsia="Charis SIL Regular"/>
-          <w:b w:val="0"/>
-          <w:i w:val="0"/>
-          <w:color w:val="000000"/>
-          <w:sz w:val="24"/>
-        </w:rPr>
-        <w:hyperlink r:id="rId10" w:history="1">
-          <w:r>
-            <w:rPr>
-              <w:rStyle w:val="Hyperlink"/>
-            </w:rPr>
-            <w:t>ther</w:t>
-          </w:r>
-        </w:hyperlink>
-      </w:r>
-      <w:r>
-        <w:rPr>
-          <w:rFonts w:ascii="Charis SIL Regular" w:hAnsi="Charis SIL Regular" w:eastAsia="Charis SIL Regular"/>
-          <w:b w:val="0"/>
-          <w:i w:val="0"/>
-          <w:color w:val="000000"/>
-          <w:sz w:val="24"/>
-        </w:rPr>
-        <w:hyperlink r:id="rId10" w:history="1">
-          <w:r>
-            <w:rPr>
-              <w:rStyle w:val="Hyperlink"/>
-            </w:rPr>
-            <w:t>l</w:t>
-          </w:r>
-        </w:hyperlink>
-      </w:r>
-      <w:r>
-        <w:rPr>
-          <w:rFonts w:ascii="Charis SIL Regular" w:hAnsi="Charis SIL Regular" w:eastAsia="Charis SIL Regular"/>
-          <w:b w:val="0"/>
-          <w:i w:val="0"/>
-          <w:color w:val="000000"/>
-          <w:sz w:val="24"/>
-        </w:rPr>
-        <w:t xml:space="preserve">ands. </w:t>
-      </w:r>
-      <w:r>
-        <w:rPr>
-          <w:u w:val="single" w:color="0066cc"/>
-          <w:rFonts w:ascii="Charis SIL Regular" w:hAnsi="Charis SIL Regular" w:eastAsia="Charis SIL Regular"/>
-          <w:b w:val="0"/>
-          <w:i w:val="0"/>
-          <w:color w:val="000000"/>
-          <w:sz w:val="24"/>
-        </w:rPr>
-        <w:hyperlink r:id="rId10" w:history="1">
-          <w:r>
-            <w:rPr>
-              <w:rStyle w:val="Hyperlink"/>
-            </w:rPr>
-            <w:t>Other rele</w:t>
-          </w:r>
-        </w:hyperlink>
-      </w:r>
-      <w:r>
-        <w:rPr>
-          <w:u w:val="single" w:color="0066cc"/>
-          <w:rFonts w:ascii="Charis SIL Regular" w:hAnsi="Charis SIL Regular" w:eastAsia="Charis SIL Regular"/>
-          <w:b w:val="0"/>
-          <w:i w:val="0"/>
-          <w:color w:val="000000"/>
-          <w:sz w:val="24"/>
-        </w:rPr>
-        <w:hyperlink r:id="rId10" w:history="1">
-          <w:r>
-            <w:rPr>
-              <w:rStyle w:val="Hyperlink"/>
-            </w:rPr>
-            <w:t xml:space="preserve">vant </w:t>
-          </w:r>
-        </w:hyperlink>
-      </w:r>
-      <w:r>
-        <w:rPr>
-          <w:u w:val="single" w:color="0066cc"/>
-          <w:rFonts w:ascii="Charis SIL Regular" w:hAnsi="Charis SIL Regular" w:eastAsia="Charis SIL Regular"/>
-          <w:b w:val="0"/>
-          <w:i w:val="0"/>
-          <w:color w:val="000000"/>
-          <w:sz w:val="24"/>
-        </w:rPr>
-        <w:hyperlink r:id="rId10" w:history="1">
-          <w:r>
-            <w:rPr>
-              <w:rStyle w:val="Hyperlink"/>
-            </w:rPr>
-            <w:t>re</w:t>
-          </w:r>
-        </w:hyperlink>
-      </w:r>
-      <w:r>
-        <w:rPr>
-          <w:u w:val="single" w:color="0066cc"/>
-          <w:rFonts w:ascii="Charis SIL Regular" w:hAnsi="Charis SIL Regular" w:eastAsia="Charis SIL Regular"/>
-          <w:b w:val="0"/>
-          <w:i w:val="0"/>
-          <w:color w:val="000000"/>
-          <w:sz w:val="24"/>
-        </w:rPr>
-        <w:hyperlink r:id="rId10" w:history="1">
-          <w:r>
-            <w:rPr>
-              <w:rStyle w:val="Hyperlink"/>
-            </w:rPr>
-            <w:t xml:space="preserve">ference </w:t>
-          </w:r>
-        </w:hyperlink>
-      </w:r>
-      <w:r>
-        <w:rPr>
-          <w:u w:val="single" w:color="0066cc"/>
-          <w:rFonts w:ascii="Charis SIL Regular" w:hAnsi="Charis SIL Regular" w:eastAsia="Charis SIL Regular"/>
-          <w:b w:val="0"/>
-          <w:i w:val="0"/>
-          <w:color w:val="000000"/>
-          <w:sz w:val="24"/>
-        </w:rPr>
-        <w:hyperlink r:id="rId10" w:history="1">
-          <w:r>
-            <w:rPr>
-              <w:rStyle w:val="Hyperlink"/>
-            </w:rPr>
-            <w:t>works a</w:t>
-          </w:r>
-        </w:hyperlink>
-      </w:r>
-      <w:r>
-        <w:rPr>
-          <w:u w:val="single" w:color="0066cc"/>
-          <w:rFonts w:ascii="Charis SIL Regular" w:hAnsi="Charis SIL Regular" w:eastAsia="Charis SIL Regular"/>
-          <w:b w:val="0"/>
-          <w:i w:val="0"/>
-          <w:color w:val="000000"/>
-          <w:sz w:val="24"/>
-        </w:rPr>
-        <w:hyperlink r:id="rId10" w:history="1">
-          <w:r>
-            <w:rPr>
-              <w:rStyle w:val="Hyperlink"/>
-            </w:rPr>
-            <w:t>r</w:t>
-          </w:r>
-        </w:hyperlink>
-      </w:r>
-      <w:r>
-        <w:rPr>
-          <w:u w:val="single" w:color="0066cc"/>
+          <w:u w:val="single" w:color="0000ff"/>
           <w:rFonts w:ascii="Charis SIL Regular" w:hAnsi="Charis SIL Regular" w:eastAsia="Charis SIL Regular"/>
           <w:b w:val="0"/>
           <w:i w:val="0"/>
@@ -1337,7 +1336,7 @@
       </w:r>
       <w:r>
         <w:rPr>
-          <w:u w:val="single" w:color="0066cc"/>
+          <w:u w:val="single" w:color="0000ff"/>
           <w:rFonts w:ascii="Charis SIL Regular" w:hAnsi="Charis SIL Regular" w:eastAsia="Charis SIL Regular"/>
           <w:b w:val="0"/>
           <w:i w:val="0"/>
@@ -1348,7 +1347,7 @@
       </w:r>
       <w:r>
         <w:rPr>
-          <w:u w:val="single" w:color="0066cc"/>
+          <w:u w:val="single" w:color="0000ff"/>
           <w:rFonts w:ascii="Charis SIL Regular" w:hAnsi="Charis SIL Regular" w:eastAsia="Charis SIL Regular"/>
           <w:b w:val="0"/>
           <w:i w:val="0"/>
@@ -1542,7 +1541,7 @@
           <w:rFonts w:ascii="Charis SIL Italic" w:hAnsi="Charis SIL Italic" w:eastAsia="Charis SIL Italic"/>
           <w:b w:val="0"/>
           <w:i/>
-          <w:color w:val="0066CC"/>
+          <w:color w:val="0000FF"/>
           <w:sz w:val="24"/>
           <w:u w:val="single"/>
         </w:rPr>
@@ -1560,7 +1559,7 @@
           <w:rFonts w:ascii="Charis SIL Italic" w:hAnsi="Charis SIL Italic" w:eastAsia="Charis SIL Italic"/>
           <w:b w:val="0"/>
           <w:i/>
-          <w:color w:val="0066CC"/>
+          <w:color w:val="0000FF"/>
           <w:sz w:val="24"/>
           <w:u w:val="single"/>
         </w:rPr>
@@ -1571,7 +1570,7 @@
           <w:rFonts w:ascii="Charis SIL Italic" w:hAnsi="Charis SIL Italic" w:eastAsia="Charis SIL Italic"/>
           <w:b w:val="0"/>
           <w:i/>
-          <w:color w:val="0066CC"/>
+          <w:color w:val="0000FF"/>
           <w:sz w:val="24"/>
           <w:u w:val="single"/>
         </w:rPr>
@@ -1589,7 +1588,7 @@
           <w:rFonts w:ascii="Charis SIL Italic" w:hAnsi="Charis SIL Italic" w:eastAsia="Charis SIL Italic"/>
           <w:b w:val="0"/>
           <w:i/>
-          <w:color w:val="0066CC"/>
+          <w:color w:val="0000FF"/>
           <w:sz w:val="24"/>
           <w:u w:val="single"/>
         </w:rPr>
@@ -1600,7 +1599,7 @@
           <w:rFonts w:ascii="Charis SIL Italic" w:hAnsi="Charis SIL Italic" w:eastAsia="Charis SIL Italic"/>
           <w:b w:val="0"/>
           <w:i/>
-          <w:color w:val="0066CC"/>
+          <w:color w:val="0000FF"/>
           <w:sz w:val="24"/>
           <w:u w:val="single"/>
         </w:rPr>
@@ -2218,7 +2217,7 @@
           <w:rFonts w:ascii="Charis SIL Regular" w:hAnsi="Charis SIL Regular" w:eastAsia="Charis SIL Regular"/>
           <w:b w:val="0"/>
           <w:i w:val="0"/>
-          <w:color w:val="0066CC"/>
+          <w:color w:val="0000FF"/>
           <w:sz w:val="24"/>
           <w:u w:val="single"/>
         </w:rPr>
@@ -2236,7 +2235,7 @@
           <w:rFonts w:ascii="Charis SIL Regular" w:hAnsi="Charis SIL Regular" w:eastAsia="Charis SIL Regular"/>
           <w:b w:val="0"/>
           <w:i w:val="0"/>
-          <w:color w:val="0066CC"/>
+          <w:color w:val="0000FF"/>
           <w:sz w:val="24"/>
           <w:u w:val="single"/>
         </w:rPr>
@@ -2247,7 +2246,7 @@
           <w:rFonts w:ascii="Charis SIL Regular" w:hAnsi="Charis SIL Regular" w:eastAsia="Charis SIL Regular"/>
           <w:b w:val="0"/>
           <w:i w:val="0"/>
-          <w:color w:val="0066CC"/>
+          <w:color w:val="0000FF"/>
           <w:sz w:val="24"/>
           <w:u w:val="single"/>
         </w:rPr>
@@ -2265,7 +2264,7 @@
           <w:rFonts w:ascii="Charis SIL Regular" w:hAnsi="Charis SIL Regular" w:eastAsia="Charis SIL Regular"/>
           <w:b w:val="0"/>
           <w:i w:val="0"/>
-          <w:color w:val="0066CC"/>
+          <w:color w:val="0000FF"/>
           <w:sz w:val="24"/>
           <w:u w:val="single"/>
         </w:rPr>
@@ -2276,7 +2275,7 @@
           <w:rFonts w:ascii="Charis SIL Regular" w:hAnsi="Charis SIL Regular" w:eastAsia="Charis SIL Regular"/>
           <w:b w:val="0"/>
           <w:i w:val="0"/>
-          <w:color w:val="0066CC"/>
+          <w:color w:val="0000FF"/>
           <w:sz w:val="24"/>
           <w:u w:val="single"/>
         </w:rPr>
@@ -2294,7 +2293,7 @@
           <w:rFonts w:ascii="Charis SIL Regular" w:hAnsi="Charis SIL Regular" w:eastAsia="Charis SIL Regular"/>
           <w:b w:val="0"/>
           <w:i w:val="0"/>
-          <w:color w:val="0066CC"/>
+          <w:color w:val="0000FF"/>
           <w:sz w:val="24"/>
           <w:u w:val="single"/>
         </w:rPr>
@@ -2305,7 +2304,7 @@
           <w:rFonts w:ascii="Charis SIL Regular" w:hAnsi="Charis SIL Regular" w:eastAsia="Charis SIL Regular"/>
           <w:b w:val="0"/>
           <w:i w:val="0"/>
-          <w:color w:val="0066CC"/>
+          <w:color w:val="0000FF"/>
           <w:sz w:val="24"/>
           <w:u w:val="single"/>
         </w:rPr>
@@ -2333,7 +2332,7 @@
           <w:rFonts w:ascii="Charis SIL Regular" w:hAnsi="Charis SIL Regular" w:eastAsia="Charis SIL Regular"/>
           <w:b w:val="0"/>
           <w:i w:val="0"/>
-          <w:color w:val="0066CC"/>
+          <w:color w:val="0000FF"/>
           <w:sz w:val="24"/>
           <w:u w:val="single"/>
         </w:rPr>
@@ -2351,7 +2350,7 @@
           <w:rFonts w:ascii="Charis SIL Regular" w:hAnsi="Charis SIL Regular" w:eastAsia="Charis SIL Regular"/>
           <w:b w:val="0"/>
           <w:i w:val="0"/>
-          <w:color w:val="0066CC"/>
+          <w:color w:val="0000FF"/>
           <w:sz w:val="24"/>
           <w:u w:val="single"/>
         </w:rPr>
@@ -2362,7 +2361,7 @@
           <w:rFonts w:ascii="Charis SIL Regular" w:hAnsi="Charis SIL Regular" w:eastAsia="Charis SIL Regular"/>
           <w:b w:val="0"/>
           <w:i w:val="0"/>
-          <w:color w:val="0066CC"/>
+          <w:color w:val="0000FF"/>
           <w:sz w:val="24"/>
           <w:u w:val="single"/>
         </w:rPr>
@@ -2380,7 +2379,7 @@
           <w:rFonts w:ascii="Charis SIL Regular" w:hAnsi="Charis SIL Regular" w:eastAsia="Charis SIL Regular"/>
           <w:b w:val="0"/>
           <w:i w:val="0"/>
-          <w:color w:val="0066CC"/>
+          <w:color w:val="0000FF"/>
           <w:sz w:val="24"/>
           <w:u w:val="single"/>
         </w:rPr>
@@ -2391,7 +2390,7 @@
           <w:rFonts w:ascii="Charis SIL Regular" w:hAnsi="Charis SIL Regular" w:eastAsia="Charis SIL Regular"/>
           <w:b w:val="0"/>
           <w:i w:val="0"/>
-          <w:color w:val="0066CC"/>
+          <w:color w:val="0000FF"/>
           <w:sz w:val="24"/>
           <w:u w:val="single"/>
         </w:rPr>
@@ -2409,7 +2408,7 @@
           <w:rFonts w:ascii="Charis SIL Regular" w:hAnsi="Charis SIL Regular" w:eastAsia="Charis SIL Regular"/>
           <w:b w:val="0"/>
           <w:i w:val="0"/>
-          <w:color w:val="0066CC"/>
+          <w:color w:val="0000FF"/>
           <w:sz w:val="24"/>
           <w:u w:val="single"/>
         </w:rPr>
@@ -2420,7 +2419,7 @@
           <w:rFonts w:ascii="Charis SIL Regular" w:hAnsi="Charis SIL Regular" w:eastAsia="Charis SIL Regular"/>
           <w:b w:val="0"/>
           <w:i w:val="0"/>
-          <w:color w:val="0066CC"/>
+          <w:color w:val="0000FF"/>
           <w:sz w:val="24"/>
           <w:u w:val="single"/>
         </w:rPr>
@@ -2438,7 +2437,7 @@
           <w:rFonts w:ascii="Charis SIL Regular" w:hAnsi="Charis SIL Regular" w:eastAsia="Charis SIL Regular"/>
           <w:b w:val="0"/>
           <w:i w:val="0"/>
-          <w:color w:val="0066CC"/>
+          <w:color w:val="0000FF"/>
           <w:sz w:val="24"/>
           <w:u w:val="single"/>
         </w:rPr>
@@ -2449,7 +2448,7 @@
           <w:rFonts w:ascii="Charis SIL Regular" w:hAnsi="Charis SIL Regular" w:eastAsia="Charis SIL Regular"/>
           <w:b w:val="0"/>
           <w:i w:val="0"/>
-          <w:color w:val="0066CC"/>
+          <w:color w:val="0000FF"/>
           <w:sz w:val="24"/>
           <w:u w:val="single"/>
         </w:rPr>
@@ -2467,11 +2466,11 @@
           <w:rFonts w:ascii="Charis SIL Regular" w:hAnsi="Charis SIL Regular" w:eastAsia="Charis SIL Regular"/>
           <w:b w:val="0"/>
           <w:i w:val="0"/>
-          <w:color w:val="0066CC"/>
+          <w:color w:val="0000FF"/>
           <w:sz w:val="24"/>
           <w:u w:val="single"/>
         </w:rPr>
-        <w:hyperlink r:id="rId12" w:history="1">
+        <w:hyperlink r:id="rId13" w:history="1">
           <w:r>
             <w:rPr>
               <w:rStyle w:val="Hyperlink"/>
@@ -2482,7 +2481,7 @@
       </w:r>
       <w:r>
         <w:rPr>
-          <w:u w:val="single" w:color="0066cc"/>
+          <w:u w:val="single" w:color="0000ff"/>
           <w:rFonts w:ascii="Charis SIL Regular" w:hAnsi="Charis SIL Regular" w:eastAsia="Charis SIL Regular"/>
           <w:b w:val="0"/>
           <w:i w:val="0"/>
@@ -2500,7 +2499,7 @@
       </w:r>
       <w:r>
         <w:rPr>
-          <w:u w:val="single" w:color="0066cc"/>
+          <w:u w:val="single" w:color="0000ff"/>
           <w:rFonts w:ascii="Charis SIL Regular" w:hAnsi="Charis SIL Regular" w:eastAsia="Charis SIL Regular"/>
           <w:b w:val="0"/>
           <w:i w:val="0"/>
@@ -2518,7 +2517,7 @@
       </w:r>
       <w:r>
         <w:rPr>
-          <w:u w:val="single" w:color="0066cc"/>
+          <w:u w:val="single" w:color="0000ff"/>
           <w:rFonts w:ascii="Charis SIL Regular" w:hAnsi="Charis SIL Regular" w:eastAsia="Charis SIL Regular"/>
           <w:b w:val="0"/>
           <w:i w:val="0"/>
@@ -2536,7 +2535,7 @@
       </w:r>
       <w:r>
         <w:rPr>
-          <w:u w:val="single" w:color="0066cc"/>
+          <w:u w:val="single" w:color="0000ff"/>
           <w:rFonts w:ascii="Charis SIL Regular" w:hAnsi="Charis SIL Regular" w:eastAsia="Charis SIL Regular"/>
           <w:b w:val="0"/>
           <w:i w:val="0"/>
@@ -2554,7 +2553,7 @@
       </w:r>
       <w:r>
         <w:rPr>
-          <w:u w:val="single" w:color="0066cc"/>
+          <w:u w:val="single" w:color="0000ff"/>
           <w:rFonts w:ascii="Charis SIL Regular" w:hAnsi="Charis SIL Regular" w:eastAsia="Charis SIL Regular"/>
           <w:b w:val="0"/>
           <w:i w:val="0"/>
@@ -2572,7 +2571,7 @@
       </w:r>
       <w:r>
         <w:rPr>
-          <w:u w:val="single" w:color="0066cc"/>
+          <w:u w:val="single" w:color="0000ff"/>
           <w:rFonts w:ascii="Charis SIL Regular" w:hAnsi="Charis SIL Regular" w:eastAsia="Charis SIL Regular"/>
           <w:b w:val="0"/>
           <w:i w:val="0"/>
@@ -2600,7 +2599,7 @@
       </w:r>
       <w:r>
         <w:rPr>
-          <w:u w:val="single" w:color="0066cc"/>
+          <w:u w:val="single" w:color="0000ff"/>
           <w:rFonts w:ascii="Charis SIL Regular" w:hAnsi="Charis SIL Regular" w:eastAsia="Charis SIL Regular"/>
           <w:b w:val="0"/>
           <w:i w:val="0"/>
@@ -2618,7 +2617,7 @@
       </w:r>
       <w:r>
         <w:rPr>
-          <w:u w:val="single" w:color="0066cc"/>
+          <w:u w:val="single" w:color="0000ff"/>
           <w:rFonts w:ascii="Charis SIL Regular" w:hAnsi="Charis SIL Regular" w:eastAsia="Charis SIL Regular"/>
           <w:b w:val="0"/>
           <w:i w:val="0"/>
@@ -2636,7 +2635,7 @@
       </w:r>
       <w:r>
         <w:rPr>
-          <w:u w:val="single" w:color="0066cc"/>
+          <w:u w:val="single" w:color="0000ff"/>
           <w:rFonts w:ascii="Charis SIL Regular" w:hAnsi="Charis SIL Regular" w:eastAsia="Charis SIL Regular"/>
           <w:b w:val="0"/>
           <w:i w:val="0"/>
@@ -2654,7 +2653,7 @@
       </w:r>
       <w:r>
         <w:rPr>
-          <w:u w:val="single" w:color="0066cc"/>
+          <w:u w:val="single" w:color="0000ff"/>
           <w:rFonts w:ascii="Charis SIL Regular" w:hAnsi="Charis SIL Regular" w:eastAsia="Charis SIL Regular"/>
           <w:b w:val="0"/>
           <w:i w:val="0"/>
@@ -2672,7 +2671,7 @@
       </w:r>
       <w:r>
         <w:rPr>
-          <w:u w:val="single" w:color="0066cc"/>
+          <w:u w:val="single" w:color="0000ff"/>
           <w:rFonts w:ascii="Charis SIL Regular" w:hAnsi="Charis SIL Regular" w:eastAsia="Charis SIL Regular"/>
           <w:b w:val="0"/>
           <w:i w:val="0"/>
@@ -2683,7 +2682,7 @@
       </w:r>
       <w:r>
         <w:rPr>
-          <w:u w:val="single" w:color="0066cc"/>
+          <w:u w:val="single" w:color="0000ff"/>
           <w:rFonts w:ascii="Charis SIL Regular" w:hAnsi="Charis SIL Regular" w:eastAsia="Charis SIL Regular"/>
           <w:b w:val="0"/>
           <w:i w:val="0"/>
@@ -2701,7 +2700,7 @@
       </w:r>
       <w:r>
         <w:rPr>
-          <w:u w:val="single" w:color="0066cc"/>
+          <w:u w:val="single" w:color="0000ff"/>
           <w:rFonts w:ascii="Charis SIL Regular" w:hAnsi="Charis SIL Regular" w:eastAsia="Charis SIL Regular"/>
           <w:b w:val="0"/>
           <w:i w:val="0"/>
@@ -2886,7 +2885,7 @@
           <w:rFonts w:ascii="Charis SIL Regular" w:hAnsi="Charis SIL Regular" w:eastAsia="Charis SIL Regular"/>
           <w:b w:val="0"/>
           <w:i w:val="0"/>
-          <w:color w:val="0066CC"/>
+          <w:color w:val="0000FF"/>
           <w:sz w:val="24"/>
           <w:u w:val="single"/>
         </w:rPr>
@@ -2921,7 +2920,7 @@
       </w:r>
       <w:r>
         <w:rPr>
-          <w:u w:val="single" w:color="0066cc"/>
+          <w:u w:val="single" w:color="0000ff"/>
           <w:rFonts w:ascii="Charis SIL Regular" w:hAnsi="Charis SIL Regular" w:eastAsia="Charis SIL Regular"/>
           <w:b w:val="0"/>
           <w:i w:val="0"/>
@@ -2932,7 +2931,7 @@
       </w:r>
       <w:r>
         <w:rPr>
-          <w:u w:val="single" w:color="0066cc"/>
+          <w:u w:val="single" w:color="0000ff"/>
           <w:rFonts w:ascii="Charis SIL Regular" w:hAnsi="Charis SIL Regular" w:eastAsia="Charis SIL Regular"/>
           <w:b w:val="0"/>
           <w:i w:val="0"/>
@@ -3112,7 +3111,7 @@
           <w:rFonts w:ascii="Charis SIL Italic" w:hAnsi="Charis SIL Italic" w:eastAsia="Charis SIL Italic"/>
           <w:b w:val="0"/>
           <w:i/>
-          <w:color w:val="0066CC"/>
+          <w:color w:val="0000FF"/>
           <w:sz w:val="24"/>
           <w:u w:val="single"/>
         </w:rPr>
@@ -3130,7 +3129,7 @@
           <w:rFonts w:ascii="Charis SIL Italic" w:hAnsi="Charis SIL Italic" w:eastAsia="Charis SIL Italic"/>
           <w:b w:val="0"/>
           <w:i/>
-          <w:color w:val="0066CC"/>
+          <w:color w:val="0000FF"/>
           <w:sz w:val="24"/>
           <w:u w:val="single"/>
         </w:rPr>
@@ -3141,7 +3140,7 @@
           <w:rFonts w:ascii="Charis SIL Italic" w:hAnsi="Charis SIL Italic" w:eastAsia="Charis SIL Italic"/>
           <w:b w:val="0"/>
           <w:i/>
-          <w:color w:val="0066CC"/>
+          <w:color w:val="0000FF"/>
           <w:sz w:val="24"/>
           <w:u w:val="single"/>
         </w:rPr>
@@ -3159,7 +3158,7 @@
           <w:rFonts w:ascii="Charis SIL Italic" w:hAnsi="Charis SIL Italic" w:eastAsia="Charis SIL Italic"/>
           <w:b w:val="0"/>
           <w:i/>
-          <w:color w:val="0066CC"/>
+          <w:color w:val="0000FF"/>
           <w:sz w:val="24"/>
           <w:u w:val="single"/>
         </w:rPr>
@@ -3170,7 +3169,7 @@
           <w:rFonts w:ascii="Charis SIL Italic" w:hAnsi="Charis SIL Italic" w:eastAsia="Charis SIL Italic"/>
           <w:b w:val="0"/>
           <w:i/>
-          <w:color w:val="0066CC"/>
+          <w:color w:val="0000FF"/>
           <w:sz w:val="24"/>
           <w:u w:val="single"/>
         </w:rPr>
@@ -3188,7 +3187,7 @@
           <w:rFonts w:ascii="Charis SIL Italic" w:hAnsi="Charis SIL Italic" w:eastAsia="Charis SIL Italic"/>
           <w:b w:val="0"/>
           <w:i/>
-          <w:color w:val="0066CC"/>
+          <w:color w:val="0000FF"/>
           <w:sz w:val="24"/>
           <w:u w:val="single"/>
         </w:rPr>
@@ -3199,7 +3198,7 @@
           <w:rFonts w:ascii="Charis SIL Italic" w:hAnsi="Charis SIL Italic" w:eastAsia="Charis SIL Italic"/>
           <w:b w:val="0"/>
           <w:i/>
-          <w:color w:val="0066CC"/>
+          <w:color w:val="0000FF"/>
           <w:sz w:val="24"/>
           <w:u w:val="single"/>
         </w:rPr>
@@ -3217,7 +3216,7 @@
           <w:rFonts w:ascii="Charis SIL Italic" w:hAnsi="Charis SIL Italic" w:eastAsia="Charis SIL Italic"/>
           <w:b w:val="0"/>
           <w:i/>
-          <w:color w:val="0066CC"/>
+          <w:color w:val="0000FF"/>
           <w:sz w:val="24"/>
           <w:u w:val="single"/>
         </w:rPr>
@@ -3228,7 +3227,7 @@
           <w:rFonts w:ascii="Charis SIL Italic" w:hAnsi="Charis SIL Italic" w:eastAsia="Charis SIL Italic"/>
           <w:b w:val="0"/>
           <w:i/>
-          <w:color w:val="0066CC"/>
+          <w:color w:val="0000FF"/>
           <w:sz w:val="24"/>
           <w:u w:val="single"/>
         </w:rPr>
@@ -3246,7 +3245,7 @@
           <w:rFonts w:ascii="Charis SIL Italic" w:hAnsi="Charis SIL Italic" w:eastAsia="Charis SIL Italic"/>
           <w:b w:val="0"/>
           <w:i/>
-          <w:color w:val="0066CC"/>
+          <w:color w:val="0000FF"/>
           <w:sz w:val="24"/>
           <w:u w:val="single"/>
         </w:rPr>
@@ -3257,7 +3256,7 @@
           <w:rFonts w:ascii="Charis SIL Italic" w:hAnsi="Charis SIL Italic" w:eastAsia="Charis SIL Italic"/>
           <w:b w:val="0"/>
           <w:i/>
-          <w:color w:val="0066CC"/>
+          <w:color w:val="0000FF"/>
           <w:sz w:val="24"/>
           <w:u w:val="single"/>
         </w:rPr>
@@ -3275,7 +3274,7 @@
           <w:rFonts w:ascii="Charis SIL Italic" w:hAnsi="Charis SIL Italic" w:eastAsia="Charis SIL Italic"/>
           <w:b w:val="0"/>
           <w:i/>
-          <w:color w:val="0066CC"/>
+          <w:color w:val="0000FF"/>
           <w:sz w:val="24"/>
           <w:u w:val="single"/>
         </w:rPr>
@@ -3286,7 +3285,7 @@
           <w:rFonts w:ascii="Charis SIL Italic" w:hAnsi="Charis SIL Italic" w:eastAsia="Charis SIL Italic"/>
           <w:b w:val="0"/>
           <w:i/>
-          <w:color w:val="0066CC"/>
+          <w:color w:val="0000FF"/>
           <w:sz w:val="24"/>
           <w:u w:val="single"/>
         </w:rPr>
@@ -3304,7 +3303,7 @@
           <w:rFonts w:ascii="Charis SIL Italic" w:hAnsi="Charis SIL Italic" w:eastAsia="Charis SIL Italic"/>
           <w:b w:val="0"/>
           <w:i/>
-          <w:color w:val="0066CC"/>
+          <w:color w:val="0000FF"/>
           <w:sz w:val="24"/>
         </w:rPr>
         <w:hyperlink r:id="rId15" w:history="1">
@@ -3321,8 +3320,9 @@
           <w:rFonts w:ascii="Charis SIL Italic" w:hAnsi="Charis SIL Italic" w:eastAsia="Charis SIL Italic"/>
           <w:b w:val="0"/>
           <w:i/>
-          <w:color w:val="0066CC"/>
-          <w:sz w:val="24"/>
+          <w:color w:val="0000FF"/>
+          <w:sz w:val="24"/>
+          <w:u w:val="single"/>
         </w:rPr>
         <w:t>e</w:t>
       </w:r>
@@ -3331,7 +3331,7 @@
           <w:rFonts w:ascii="Charis SIL Italic" w:hAnsi="Charis SIL Italic" w:eastAsia="Charis SIL Italic"/>
           <w:b w:val="0"/>
           <w:i/>
-          <w:color w:val="0066CC"/>
+          <w:color w:val="0000FF"/>
           <w:sz w:val="24"/>
           <w:u w:val="single"/>
         </w:rPr>
@@ -3342,7 +3342,7 @@
           <w:rFonts w:ascii="Charis SIL Italic" w:hAnsi="Charis SIL Italic" w:eastAsia="Charis SIL Italic"/>
           <w:b w:val="0"/>
           <w:i/>
-          <w:color w:val="0066CC"/>
+          <w:color w:val="0000FF"/>
           <w:sz w:val="24"/>
           <w:u w:val="single"/>
         </w:rPr>
@@ -3360,123 +3360,28 @@
           <w:rFonts w:ascii="Charis SIL Italic" w:hAnsi="Charis SIL Italic" w:eastAsia="Charis SIL Italic"/>
           <w:b w:val="0"/>
           <w:i/>
-          <w:color w:val="0066CC"/>
+          <w:color w:val="0000FF"/>
+          <w:sz w:val="24"/>
+        </w:rPr>
+        <w:t>cultural objects and collections</w:t>
+      </w:r>
+      <w:r>
+        <w:rPr>
+          <w:rFonts w:ascii="Charis SIL Italic" w:hAnsi="Charis SIL Italic" w:eastAsia="Charis SIL Italic"/>
+          <w:b w:val="0"/>
+          <w:i/>
+          <w:color w:val="0000FF"/>
           <w:sz w:val="24"/>
           <w:u w:val="single"/>
         </w:rPr>
-        <w:hyperlink r:id="rId15" w:history="1">
-          <w:r>
-            <w:rPr>
-              <w:rStyle w:val="Hyperlink"/>
-            </w:rPr>
-            <w:t>cultural</w:t>
-          </w:r>
-        </w:hyperlink>
+        <w:t xml:space="preserve"> </w:t>
       </w:r>
       <w:r>
         <w:rPr>
           <w:rFonts w:ascii="Charis SIL Italic" w:hAnsi="Charis SIL Italic" w:eastAsia="Charis SIL Italic"/>
           <w:b w:val="0"/>
           <w:i/>
-          <w:color w:val="0066CC"/>
-          <w:sz w:val="24"/>
-          <w:u w:val="single"/>
-        </w:rPr>
-        <w:t xml:space="preserve"> </w:t>
-      </w:r>
-      <w:r>
-        <w:rPr>
-          <w:rFonts w:ascii="Charis SIL Italic" w:hAnsi="Charis SIL Italic" w:eastAsia="Charis SIL Italic"/>
-          <w:b w:val="0"/>
-          <w:i/>
-          <w:color w:val="0066CC"/>
-          <w:sz w:val="24"/>
-          <w:u w:val="single"/>
-        </w:rPr>
-        <w:hyperlink r:id="rId15" w:history="1">
-          <w:r>
-            <w:rPr>
-              <w:rStyle w:val="Hyperlink"/>
-            </w:rPr>
-            <w:t>objects</w:t>
-          </w:r>
-        </w:hyperlink>
-      </w:r>
-      <w:r>
-        <w:rPr>
-          <w:rFonts w:ascii="Charis SIL Italic" w:hAnsi="Charis SIL Italic" w:eastAsia="Charis SIL Italic"/>
-          <w:b w:val="0"/>
-          <w:i/>
-          <w:color w:val="0066CC"/>
-          <w:sz w:val="24"/>
-          <w:u w:val="single"/>
-        </w:rPr>
-        <w:t xml:space="preserve"> </w:t>
-      </w:r>
-      <w:r>
-        <w:rPr>
-          <w:rFonts w:ascii="Charis SIL Italic" w:hAnsi="Charis SIL Italic" w:eastAsia="Charis SIL Italic"/>
-          <w:b w:val="0"/>
-          <w:i/>
-          <w:color w:val="0066CC"/>
-          <w:sz w:val="24"/>
-          <w:u w:val="single"/>
-        </w:rPr>
-        <w:hyperlink r:id="rId15" w:history="1">
-          <w:r>
-            <w:rPr>
-              <w:rStyle w:val="Hyperlink"/>
-            </w:rPr>
-            <w:t>and</w:t>
-          </w:r>
-        </w:hyperlink>
-      </w:r>
-      <w:r>
-        <w:rPr>
-          <w:rFonts w:ascii="Charis SIL Italic" w:hAnsi="Charis SIL Italic" w:eastAsia="Charis SIL Italic"/>
-          <w:b w:val="0"/>
-          <w:i/>
-          <w:color w:val="0066CC"/>
-          <w:sz w:val="24"/>
-          <w:u w:val="single"/>
-        </w:rPr>
-        <w:t xml:space="preserve"> </w:t>
-      </w:r>
-      <w:r>
-        <w:rPr>
-          <w:rFonts w:ascii="Charis SIL Italic" w:hAnsi="Charis SIL Italic" w:eastAsia="Charis SIL Italic"/>
-          <w:b w:val="0"/>
-          <w:i/>
-          <w:color w:val="0066CC"/>
-          <w:sz w:val="24"/>
-          <w:u w:val="single"/>
-        </w:rPr>
-        <w:hyperlink r:id="rId15" w:history="1">
-          <w:r>
-            <w:rPr>
-              <w:rStyle w:val="Hyperlink"/>
-            </w:rPr>
-            <w:t>collections</w:t>
-          </w:r>
-        </w:hyperlink>
-      </w:r>
-      <w:r>
-        <w:rPr>
-          <w:rFonts w:ascii="Charis SIL Italic" w:hAnsi="Charis SIL Italic" w:eastAsia="Charis SIL Italic"/>
-          <w:b w:val="0"/>
-          <w:i/>
-          <w:color w:val="0066CC"/>
-          <w:sz w:val="24"/>
-          <w:u w:val="single"/>
-        </w:rPr>
-        <w:t xml:space="preserve"> </w:t>
-      </w:r>
-      <w:r>
-        <w:rPr>
-          <w:rFonts w:ascii="Charis SIL Italic" w:hAnsi="Charis SIL Italic" w:eastAsia="Charis SIL Italic"/>
-          <w:b w:val="0"/>
-          <w:i/>
-          <w:color w:val="0066CC"/>
+          <w:color w:val="0000FF"/>
           <w:sz w:val="24"/>
           <w:u w:val="single"/>
         </w:rPr>
@@ -3494,7 +3399,7 @@
           <w:rFonts w:ascii="Charis SIL Italic" w:hAnsi="Charis SIL Italic" w:eastAsia="Charis SIL Italic"/>
           <w:b w:val="0"/>
           <w:i/>
-          <w:color w:val="0066CC"/>
+          <w:color w:val="0000FF"/>
           <w:sz w:val="24"/>
           <w:u w:val="single"/>
         </w:rPr>
@@ -3512,7 +3417,7 @@
           <w:rFonts w:ascii="Charis SIL Italic" w:hAnsi="Charis SIL Italic" w:eastAsia="Charis SIL Italic"/>
           <w:b w:val="0"/>
           <w:i/>
-          <w:color w:val="0066CC"/>
+          <w:color w:val="0000FF"/>
           <w:sz w:val="24"/>
           <w:u w:val="single"/>
         </w:rPr>
@@ -3523,7 +3428,7 @@
           <w:rFonts w:ascii="Charis SIL Italic" w:hAnsi="Charis SIL Italic" w:eastAsia="Charis SIL Italic"/>
           <w:b w:val="0"/>
           <w:i/>
-          <w:color w:val="0066CC"/>
+          <w:color w:val="0000FF"/>
           <w:sz w:val="24"/>
           <w:u w:val="single"/>
         </w:rPr>
@@ -3541,7 +3446,7 @@
           <w:rFonts w:ascii="Charis SIL Italic" w:hAnsi="Charis SIL Italic" w:eastAsia="Charis SIL Italic"/>
           <w:b w:val="0"/>
           <w:i/>
-          <w:color w:val="0066CC"/>
+          <w:color w:val="0000FF"/>
           <w:sz w:val="24"/>
           <w:u w:val="single"/>
         </w:rPr>
@@ -3552,7 +3457,7 @@
           <w:rFonts w:ascii="Charis SIL Italic" w:hAnsi="Charis SIL Italic" w:eastAsia="Charis SIL Italic"/>
           <w:b w:val="0"/>
           <w:i/>
-          <w:color w:val="0066CC"/>
+          <w:color w:val="0000FF"/>
           <w:sz w:val="24"/>
           <w:u w:val="single"/>
         </w:rPr>
@@ -3570,7 +3475,7 @@
           <w:rFonts w:ascii="Charis SIL Italic" w:hAnsi="Charis SIL Italic" w:eastAsia="Charis SIL Italic"/>
           <w:b w:val="0"/>
           <w:i/>
-          <w:color w:val="0066CC"/>
+          <w:color w:val="0000FF"/>
           <w:sz w:val="24"/>
           <w:u w:val="single"/>
         </w:rPr>
@@ -3588,7 +3493,7 @@
           <w:rFonts w:ascii="Charis SIL Italic" w:hAnsi="Charis SIL Italic" w:eastAsia="Charis SIL Italic"/>
           <w:b w:val="0"/>
           <w:i/>
-          <w:color w:val="0066CC"/>
+          <w:color w:val="0000FF"/>
           <w:sz w:val="24"/>
           <w:u w:val="single"/>
         </w:rPr>
@@ -3606,7 +3511,7 @@
           <w:rFonts w:ascii="Charis SIL Italic" w:hAnsi="Charis SIL Italic" w:eastAsia="Charis SIL Italic"/>
           <w:b w:val="0"/>
           <w:i/>
-          <w:color w:val="0066CC"/>
+          <w:color w:val="0000FF"/>
           <w:sz w:val="24"/>
           <w:u w:val="single"/>
         </w:rPr>
@@ -3624,7 +3529,7 @@
           <w:rFonts w:ascii="Charis SIL Italic" w:hAnsi="Charis SIL Italic" w:eastAsia="Charis SIL Italic"/>
           <w:b w:val="0"/>
           <w:i/>
-          <w:color w:val="0066CC"/>
+          <w:color w:val="0000FF"/>
           <w:sz w:val="24"/>
           <w:u w:val="single"/>
         </w:rPr>
@@ -3635,7 +3540,7 @@
           <w:rFonts w:ascii="Charis SIL Italic" w:hAnsi="Charis SIL Italic" w:eastAsia="Charis SIL Italic"/>
           <w:b w:val="0"/>
           <w:i/>
-          <w:color w:val="0066CC"/>
+          <w:color w:val="0000FF"/>
           <w:sz w:val="24"/>
           <w:u w:val="single"/>
         </w:rPr>
@@ -3650,7 +3555,7 @@
       </w:r>
       <w:r>
         <w:rPr>
-          <w:u w:val="single" w:color="0066cc"/>
+          <w:u w:val="single" w:color="0000ff"/>
           <w:rFonts w:ascii="Charis SIL Regular" w:hAnsi="Charis SIL Regular" w:eastAsia="Charis SIL Regular"/>
           <w:b w:val="0"/>
           <w:i w:val="0"/>
@@ -3668,7 +3573,7 @@
       </w:r>
       <w:r>
         <w:rPr>
-          <w:u w:val="single" w:color="0066cc"/>
+          <w:u w:val="single" w:color="0000ff"/>
           <w:rFonts w:ascii="Charis SIL Regular" w:hAnsi="Charis SIL Regular" w:eastAsia="Charis SIL Regular"/>
           <w:b w:val="0"/>
           <w:i w:val="0"/>
@@ -3686,7 +3591,7 @@
       </w:r>
       <w:r>
         <w:rPr>
-          <w:u w:val="single" w:color="0066cc"/>
+          <w:u w:val="single" w:color="0000ff"/>
           <w:rFonts w:ascii="Charis SIL Regular" w:hAnsi="Charis SIL Regular" w:eastAsia="Charis SIL Regular"/>
           <w:b w:val="0"/>
           <w:i w:val="0"/>
@@ -3704,7 +3609,7 @@
       </w:r>
       <w:r>
         <w:rPr>
-          <w:u w:val="single" w:color="0066cc"/>
+          <w:u w:val="single" w:color="0000ff"/>
           <w:rFonts w:ascii="Charis SIL Regular" w:hAnsi="Charis SIL Regular" w:eastAsia="Charis SIL Regular"/>
           <w:b w:val="0"/>
           <w:i w:val="0"/>
@@ -3722,7 +3627,7 @@
       </w:r>
       <w:r>
         <w:rPr>
-          <w:u w:val="single" w:color="0066cc"/>
+          <w:u w:val="single" w:color="0000ff"/>
           <w:rFonts w:ascii="Charis SIL Regular" w:hAnsi="Charis SIL Regular" w:eastAsia="Charis SIL Regular"/>
           <w:b w:val="0"/>
           <w:i w:val="0"/>
@@ -3740,17 +3645,28 @@
       </w:r>
       <w:r>
         <w:rPr>
+          <w:u w:val="single" w:color="0000ff"/>
           <w:rFonts w:ascii="Charis SIL Regular" w:hAnsi="Charis SIL Regular" w:eastAsia="Charis SIL Regular"/>
           <w:b w:val="0"/>
           <w:i w:val="0"/>
           <w:color w:val="000000"/>
           <w:sz w:val="24"/>
         </w:rPr>
-        <w:t xml:space="preserve">m, </w:t>
-      </w:r>
-      <w:r>
-        <w:rPr>
-          <w:u w:val="single" w:color="0066cc"/>
+        <w:t>m</w:t>
+      </w:r>
+      <w:r>
+        <w:rPr>
+          <w:rFonts w:ascii="Charis SIL Regular" w:hAnsi="Charis SIL Regular" w:eastAsia="Charis SIL Regular"/>
+          <w:b w:val="0"/>
+          <w:i w:val="0"/>
+          <w:color w:val="000000"/>
+          <w:sz w:val="24"/>
+        </w:rPr>
+        <w:t xml:space="preserve">, </w:t>
+      </w:r>
+      <w:r>
+        <w:rPr>
+          <w:u w:val="single" w:color="0000ff"/>
           <w:rFonts w:ascii="Charis SIL Regular" w:hAnsi="Charis SIL Regular" w:eastAsia="Charis SIL Regular"/>
           <w:b w:val="0"/>
           <w:i w:val="0"/>
@@ -3794,7 +3710,7 @@
           <w:rFonts w:ascii="Charis SIL Italic" w:hAnsi="Charis SIL Italic" w:eastAsia="Charis SIL Italic"/>
           <w:b w:val="0"/>
           <w:i/>
-          <w:color w:val="0066CC"/>
+          <w:color w:val="0000FF"/>
           <w:sz w:val="24"/>
           <w:u w:val="single"/>
         </w:rPr>
@@ -3812,7 +3728,7 @@
           <w:rFonts w:ascii="Charis SIL Italic" w:hAnsi="Charis SIL Italic" w:eastAsia="Charis SIL Italic"/>
           <w:b w:val="0"/>
           <w:i/>
-          <w:color w:val="0066CC"/>
+          <w:color w:val="0000FF"/>
           <w:sz w:val="24"/>
           <w:u w:val="single"/>
         </w:rPr>
@@ -3823,7 +3739,7 @@
           <w:rFonts w:ascii="Charis SIL Italic" w:hAnsi="Charis SIL Italic" w:eastAsia="Charis SIL Italic"/>
           <w:b w:val="0"/>
           <w:i/>
-          <w:color w:val="0066CC"/>
+          <w:color w:val="0000FF"/>
           <w:sz w:val="24"/>
           <w:u w:val="single"/>
         </w:rPr>
@@ -3841,7 +3757,7 @@
           <w:rFonts w:ascii="Charis SIL Italic" w:hAnsi="Charis SIL Italic" w:eastAsia="Charis SIL Italic"/>
           <w:b w:val="0"/>
           <w:i/>
-          <w:color w:val="0066CC"/>
+          <w:color w:val="0000FF"/>
           <w:sz w:val="24"/>
           <w:u w:val="single"/>
         </w:rPr>
@@ -3852,7 +3768,7 @@
           <w:rFonts w:ascii="Charis SIL Italic" w:hAnsi="Charis SIL Italic" w:eastAsia="Charis SIL Italic"/>
           <w:b w:val="0"/>
           <w:i/>
-          <w:color w:val="0066CC"/>
+          <w:color w:val="0000FF"/>
           <w:sz w:val="24"/>
           <w:u w:val="single"/>
         </w:rPr>
@@ -3870,7 +3786,7 @@
           <w:rFonts w:ascii="Charis SIL Italic" w:hAnsi="Charis SIL Italic" w:eastAsia="Charis SIL Italic"/>
           <w:b w:val="0"/>
           <w:i/>
-          <w:color w:val="0066CC"/>
+          <w:color w:val="0000FF"/>
           <w:sz w:val="24"/>
           <w:u w:val="single"/>
         </w:rPr>
@@ -3881,7 +3797,7 @@
           <w:rFonts w:ascii="Charis SIL Italic" w:hAnsi="Charis SIL Italic" w:eastAsia="Charis SIL Italic"/>
           <w:b w:val="0"/>
           <w:i/>
-          <w:color w:val="0066CC"/>
+          <w:color w:val="0000FF"/>
           <w:sz w:val="24"/>
           <w:u w:val="single"/>
         </w:rPr>
@@ -3899,7 +3815,7 @@
           <w:rFonts w:ascii="Charis SIL Italic" w:hAnsi="Charis SIL Italic" w:eastAsia="Charis SIL Italic"/>
           <w:b w:val="0"/>
           <w:i/>
-          <w:color w:val="0066CC"/>
+          <w:color w:val="0000FF"/>
           <w:sz w:val="24"/>
           <w:u w:val="single"/>
         </w:rPr>
@@ -3910,7 +3826,7 @@
           <w:rFonts w:ascii="Charis SIL Italic" w:hAnsi="Charis SIL Italic" w:eastAsia="Charis SIL Italic"/>
           <w:b w:val="0"/>
           <w:i/>
-          <w:color w:val="0066CC"/>
+          <w:color w:val="0000FF"/>
           <w:sz w:val="24"/>
           <w:u w:val="single"/>
         </w:rPr>
@@ -3928,7 +3844,7 @@
           <w:rFonts w:ascii="Charis SIL Italic" w:hAnsi="Charis SIL Italic" w:eastAsia="Charis SIL Italic"/>
           <w:b w:val="0"/>
           <w:i/>
-          <w:color w:val="0066CC"/>
+          <w:color w:val="0000FF"/>
           <w:sz w:val="24"/>
           <w:u w:val="single"/>
         </w:rPr>
@@ -3939,7 +3855,7 @@
           <w:rFonts w:ascii="Charis SIL Italic" w:hAnsi="Charis SIL Italic" w:eastAsia="Charis SIL Italic"/>
           <w:b w:val="0"/>
           <w:i/>
-          <w:color w:val="0066CC"/>
+          <w:color w:val="0000FF"/>
           <w:sz w:val="24"/>
           <w:u w:val="single"/>
         </w:rPr>
@@ -3957,7 +3873,7 @@
           <w:rFonts w:ascii="Charis SIL Italic" w:hAnsi="Charis SIL Italic" w:eastAsia="Charis SIL Italic"/>
           <w:b w:val="0"/>
           <w:i/>
-          <w:color w:val="0066CC"/>
+          <w:color w:val="0000FF"/>
           <w:sz w:val="24"/>
           <w:u w:val="single"/>
         </w:rPr>
@@ -3968,7 +3884,7 @@
           <w:rFonts w:ascii="Charis SIL Italic" w:hAnsi="Charis SIL Italic" w:eastAsia="Charis SIL Italic"/>
           <w:b w:val="0"/>
           <w:i/>
-          <w:color w:val="0066CC"/>
+          <w:color w:val="0000FF"/>
           <w:sz w:val="24"/>
           <w:u w:val="single"/>
         </w:rPr>
@@ -3986,7 +3902,7 @@
           <w:rFonts w:ascii="Charis SIL Italic" w:hAnsi="Charis SIL Italic" w:eastAsia="Charis SIL Italic"/>
           <w:b w:val="0"/>
           <w:i/>
-          <w:color w:val="0066CC"/>
+          <w:color w:val="0000FF"/>
           <w:sz w:val="24"/>
           <w:u w:val="single"/>
         </w:rPr>
@@ -4004,7 +3920,7 @@
           <w:rFonts w:ascii="Charis SIL Italic" w:hAnsi="Charis SIL Italic" w:eastAsia="Charis SIL Italic"/>
           <w:b w:val="0"/>
           <w:i/>
-          <w:color w:val="0066CC"/>
+          <w:color w:val="0000FF"/>
           <w:sz w:val="24"/>
           <w:u w:val="single"/>
         </w:rPr>
@@ -4015,7 +3931,7 @@
           <w:rFonts w:ascii="Charis SIL Italic" w:hAnsi="Charis SIL Italic" w:eastAsia="Charis SIL Italic"/>
           <w:b w:val="0"/>
           <w:i/>
-          <w:color w:val="0066CC"/>
+          <w:color w:val="0000FF"/>
           <w:sz w:val="24"/>
           <w:u w:val="single"/>
         </w:rPr>
@@ -4033,7 +3949,7 @@
           <w:rFonts w:ascii="Charis SIL Italic" w:hAnsi="Charis SIL Italic" w:eastAsia="Charis SIL Italic"/>
           <w:b w:val="0"/>
           <w:i/>
-          <w:color w:val="0066CC"/>
+          <w:color w:val="0000FF"/>
           <w:sz w:val="24"/>
           <w:u w:val="single"/>
         </w:rPr>
@@ -4044,7 +3960,7 @@
           <w:rFonts w:ascii="Charis SIL Italic" w:hAnsi="Charis SIL Italic" w:eastAsia="Charis SIL Italic"/>
           <w:b w:val="0"/>
           <w:i/>
-          <w:color w:val="0066CC"/>
+          <w:color w:val="0000FF"/>
           <w:sz w:val="24"/>
           <w:u w:val="single"/>
         </w:rPr>
@@ -4069,7 +3985,7 @@
       </w:r>
       <w:r>
         <w:rPr>
-          <w:u w:val="single" w:color="0066cc"/>
+          <w:u w:val="single" w:color="0000ff"/>
           <w:rFonts w:ascii="Charis SIL Regular" w:hAnsi="Charis SIL Regular" w:eastAsia="Charis SIL Regular"/>
           <w:b w:val="0"/>
           <w:i w:val="0"/>
@@ -4087,7 +4003,7 @@
       </w:r>
       <w:r>
         <w:rPr>
-          <w:u w:val="single" w:color="0066cc"/>
+          <w:u w:val="single" w:color="0000ff"/>
           <w:rFonts w:ascii="Charis SIL Regular" w:hAnsi="Charis SIL Regular" w:eastAsia="Charis SIL Regular"/>
           <w:b w:val="0"/>
           <w:i w:val="0"/>
@@ -4105,7 +4021,7 @@
       </w:r>
       <w:r>
         <w:rPr>
-          <w:u w:val="single" w:color="0066cc"/>
+          <w:u w:val="single" w:color="0000ff"/>
           <w:rFonts w:ascii="Charis SIL Regular" w:hAnsi="Charis SIL Regular" w:eastAsia="Charis SIL Regular"/>
           <w:b w:val="0"/>
           <w:i w:val="0"/>
@@ -4123,7 +4039,7 @@
       </w:r>
       <w:r>
         <w:rPr>
-          <w:u w:val="single" w:color="0066cc"/>
+          <w:u w:val="single" w:color="0000ff"/>
           <w:rFonts w:ascii="Charis SIL Regular" w:hAnsi="Charis SIL Regular" w:eastAsia="Charis SIL Regular"/>
           <w:b w:val="0"/>
           <w:i w:val="0"/>
@@ -4141,7 +4057,7 @@
       </w:r>
       <w:r>
         <w:rPr>
-          <w:u w:val="single" w:color="0066cc"/>
+          <w:u w:val="single" w:color="0000ff"/>
           <w:rFonts w:ascii="Charis SIL Regular" w:hAnsi="Charis SIL Regular" w:eastAsia="Charis SIL Regular"/>
           <w:b w:val="0"/>
           <w:i w:val="0"/>
@@ -4159,7 +4075,7 @@
       </w:r>
       <w:r>
         <w:rPr>
-          <w:u w:val="single" w:color="0066cc"/>
+          <w:u w:val="single" w:color="0000ff"/>
           <w:rFonts w:ascii="Charis SIL Regular" w:hAnsi="Charis SIL Regular" w:eastAsia="Charis SIL Regular"/>
           <w:b w:val="0"/>
           <w:i w:val="0"/>
@@ -4177,7 +4093,7 @@
       </w:r>
       <w:r>
         <w:rPr>
-          <w:u w:val="single" w:color="0066cc"/>
+          <w:u w:val="single" w:color="0000ff"/>
           <w:rFonts w:ascii="Charis SIL Regular" w:hAnsi="Charis SIL Regular" w:eastAsia="Charis SIL Regular"/>
           <w:b w:val="0"/>
           <w:i w:val="0"/>
@@ -4195,7 +4111,7 @@
       </w:r>
       <w:r>
         <w:rPr>
-          <w:u w:val="single" w:color="0066cc"/>
+          <w:u w:val="single" w:color="0000ff"/>
           <w:rFonts w:ascii="Charis SIL Regular" w:hAnsi="Charis SIL Regular" w:eastAsia="Charis SIL Regular"/>
           <w:b w:val="0"/>
           <w:i w:val="0"/>
@@ -4213,7 +4129,7 @@
       </w:r>
       <w:r>
         <w:rPr>
-          <w:u w:val="single" w:color="0066cc"/>
+          <w:u w:val="single" w:color="0000ff"/>
           <w:rFonts w:ascii="Charis SIL Regular" w:hAnsi="Charis SIL Regular" w:eastAsia="Charis SIL Regular"/>
           <w:b w:val="0"/>
           <w:i w:val="0"/>
@@ -4231,7 +4147,7 @@
       </w:r>
       <w:r>
         <w:rPr>
-          <w:u w:val="single" w:color="0066cc"/>
+          <w:u w:val="single" w:color="0000ff"/>
           <w:rFonts w:ascii="Charis SIL Regular" w:hAnsi="Charis SIL Regular" w:eastAsia="Charis SIL Regular"/>
           <w:b w:val="0"/>
           <w:i w:val="0"/>
@@ -4363,7 +4279,7 @@
           <w:rFonts w:ascii="Charis SIL Italic" w:hAnsi="Charis SIL Italic" w:eastAsia="Charis SIL Italic"/>
           <w:b w:val="0"/>
           <w:i/>
-          <w:color w:val="0066CC"/>
+          <w:color w:val="0000FF"/>
           <w:sz w:val="24"/>
           <w:u w:val="single"/>
         </w:rPr>
@@ -4381,7 +4297,7 @@
           <w:rFonts w:ascii="Charis SIL Italic" w:hAnsi="Charis SIL Italic" w:eastAsia="Charis SIL Italic"/>
           <w:b w:val="0"/>
           <w:i/>
-          <w:color w:val="0066CC"/>
+          <w:color w:val="0000FF"/>
           <w:sz w:val="24"/>
           <w:u w:val="single"/>
         </w:rPr>
@@ -4392,7 +4308,7 @@
           <w:rFonts w:ascii="Charis SIL Italic" w:hAnsi="Charis SIL Italic" w:eastAsia="Charis SIL Italic"/>
           <w:b w:val="0"/>
           <w:i/>
-          <w:color w:val="0066CC"/>
+          <w:color w:val="0000FF"/>
           <w:sz w:val="24"/>
           <w:u w:val="single"/>
         </w:rPr>
@@ -4410,7 +4326,7 @@
           <w:rFonts w:ascii="Charis SIL Italic" w:hAnsi="Charis SIL Italic" w:eastAsia="Charis SIL Italic"/>
           <w:b w:val="0"/>
           <w:i/>
-          <w:color w:val="0066CC"/>
+          <w:color w:val="0000FF"/>
           <w:sz w:val="24"/>
           <w:u w:val="single"/>
         </w:rPr>
@@ -4421,7 +4337,7 @@
           <w:rFonts w:ascii="Charis SIL Italic" w:hAnsi="Charis SIL Italic" w:eastAsia="Charis SIL Italic"/>
           <w:b w:val="0"/>
           <w:i/>
-          <w:color w:val="0066CC"/>
+          <w:color w:val="0000FF"/>
           <w:sz w:val="24"/>
           <w:u w:val="single"/>
         </w:rPr>
@@ -4439,7 +4355,7 @@
           <w:rFonts w:ascii="Charis SIL Italic" w:hAnsi="Charis SIL Italic" w:eastAsia="Charis SIL Italic"/>
           <w:b w:val="0"/>
           <w:i/>
-          <w:color w:val="0066CC"/>
+          <w:color w:val="0000FF"/>
           <w:sz w:val="24"/>
           <w:u w:val="single"/>
         </w:rPr>
@@ -4450,7 +4366,7 @@
           <w:rFonts w:ascii="Charis SIL Italic" w:hAnsi="Charis SIL Italic" w:eastAsia="Charis SIL Italic"/>
           <w:b w:val="0"/>
           <w:i/>
-          <w:color w:val="0066CC"/>
+          <w:color w:val="0000FF"/>
           <w:sz w:val="24"/>
           <w:u w:val="single"/>
         </w:rPr>
@@ -4468,7 +4384,7 @@
           <w:rFonts w:ascii="Charis SIL Italic" w:hAnsi="Charis SIL Italic" w:eastAsia="Charis SIL Italic"/>
           <w:b w:val="0"/>
           <w:i/>
-          <w:color w:val="0066CC"/>
+          <w:color w:val="0000FF"/>
           <w:sz w:val="24"/>
           <w:u w:val="single"/>
         </w:rPr>
@@ -4512,14 +4428,41 @@
           <w:color w:val="000000"/>
           <w:sz w:val="24"/>
         </w:rPr>
-        <w:t xml:space="preserve">•  Lang, Sabine (ed.), </w:t>
+        <w:t xml:space="preserve">•  </w:t>
+      </w:r>
+      <w:r>
+        <w:rPr>
+          <w:rFonts w:ascii="Charis SIL Regular" w:hAnsi="Charis SIL Regular" w:eastAsia="Charis SIL Regular"/>
+          <w:b w:val="0"/>
+          <w:i w:val="0"/>
+          <w:color w:val="000000"/>
+          <w:sz w:val="24"/>
+        </w:rPr>
+        <w:hyperlink r:id="rId16" w:history="1">
+          <w:r>
+            <w:rPr>
+              <w:rStyle w:val="Hyperlink"/>
+            </w:rPr>
+            <w:t>Lang, Sa</w:t>
+          </w:r>
+        </w:hyperlink>
+      </w:r>
+      <w:r>
+        <w:rPr>
+          <w:rFonts w:ascii="Charis SIL Regular" w:hAnsi="Charis SIL Regular" w:eastAsia="Charis SIL Regular"/>
+          <w:b w:val="0"/>
+          <w:i w:val="0"/>
+          <w:color w:val="000000"/>
+          <w:sz w:val="24"/>
+        </w:rPr>
+        <w:t xml:space="preserve">bine (ed.), </w:t>
       </w:r>
       <w:r>
         <w:rPr>
           <w:rFonts w:ascii="Charis SIL Italic" w:hAnsi="Charis SIL Italic" w:eastAsia="Charis SIL Italic"/>
           <w:b w:val="0"/>
           <w:i/>
-          <w:color w:val="0066CC"/>
+          <w:color w:val="0000FF"/>
           <w:sz w:val="24"/>
           <w:u w:val="single"/>
         </w:rPr>
@@ -4537,7 +4480,7 @@
           <w:rFonts w:ascii="Charis SIL Italic" w:hAnsi="Charis SIL Italic" w:eastAsia="Charis SIL Italic"/>
           <w:b w:val="0"/>
           <w:i/>
-          <w:color w:val="0066CC"/>
+          <w:color w:val="0000FF"/>
           <w:sz w:val="24"/>
           <w:u w:val="single"/>
         </w:rPr>
@@ -4548,7 +4491,7 @@
           <w:rFonts w:ascii="Charis SIL Italic" w:hAnsi="Charis SIL Italic" w:eastAsia="Charis SIL Italic"/>
           <w:b w:val="0"/>
           <w:i/>
-          <w:color w:val="0066CC"/>
+          <w:color w:val="0000FF"/>
           <w:sz w:val="24"/>
           <w:u w:val="single"/>
         </w:rPr>
@@ -4566,7 +4509,7 @@
           <w:rFonts w:ascii="Charis SIL Italic" w:hAnsi="Charis SIL Italic" w:eastAsia="Charis SIL Italic"/>
           <w:b w:val="0"/>
           <w:i/>
-          <w:color w:val="0066CC"/>
+          <w:color w:val="0000FF"/>
           <w:sz w:val="24"/>
           <w:u w:val="single"/>
         </w:rPr>
@@ -4577,7 +4520,7 @@
           <w:rFonts w:ascii="Charis SIL Italic" w:hAnsi="Charis SIL Italic" w:eastAsia="Charis SIL Italic"/>
           <w:b w:val="0"/>
           <w:i/>
-          <w:color w:val="0066CC"/>
+          <w:color w:val="0000FF"/>
           <w:sz w:val="24"/>
           <w:u w:val="single"/>
         </w:rPr>
@@ -4595,7 +4538,7 @@
           <w:rFonts w:ascii="Charis SIL Italic" w:hAnsi="Charis SIL Italic" w:eastAsia="Charis SIL Italic"/>
           <w:b w:val="0"/>
           <w:i/>
-          <w:color w:val="0066CC"/>
+          <w:color w:val="0000FF"/>
           <w:sz w:val="24"/>
           <w:u w:val="single"/>
         </w:rPr>
@@ -4606,7 +4549,7 @@
           <w:rFonts w:ascii="Charis SIL Italic" w:hAnsi="Charis SIL Italic" w:eastAsia="Charis SIL Italic"/>
           <w:b w:val="0"/>
           <w:i/>
-          <w:color w:val="0066CC"/>
+          <w:color w:val="0000FF"/>
           <w:sz w:val="24"/>
           <w:u w:val="single"/>
         </w:rPr>
@@ -4624,7 +4567,7 @@
           <w:rFonts w:ascii="Charis SIL Italic" w:hAnsi="Charis SIL Italic" w:eastAsia="Charis SIL Italic"/>
           <w:b w:val="0"/>
           <w:i/>
-          <w:color w:val="0066CC"/>
+          <w:color w:val="0000FF"/>
           <w:sz w:val="24"/>
           <w:u w:val="single"/>
         </w:rPr>
@@ -4635,7 +4578,7 @@
           <w:rFonts w:ascii="Charis SIL Italic" w:hAnsi="Charis SIL Italic" w:eastAsia="Charis SIL Italic"/>
           <w:b w:val="0"/>
           <w:i/>
-          <w:color w:val="0066CC"/>
+          <w:color w:val="0000FF"/>
           <w:sz w:val="24"/>
           <w:u w:val="single"/>
         </w:rPr>
@@ -4653,7 +4596,7 @@
           <w:rFonts w:ascii="Charis SIL Italic" w:hAnsi="Charis SIL Italic" w:eastAsia="Charis SIL Italic"/>
           <w:b w:val="0"/>
           <w:i/>
-          <w:color w:val="0066CC"/>
+          <w:color w:val="0000FF"/>
           <w:sz w:val="24"/>
           <w:u w:val="single"/>
         </w:rPr>
@@ -4664,7 +4607,7 @@
           <w:rFonts w:ascii="Charis SIL Italic" w:hAnsi="Charis SIL Italic" w:eastAsia="Charis SIL Italic"/>
           <w:b w:val="0"/>
           <w:i/>
-          <w:color w:val="0066CC"/>
+          <w:color w:val="0000FF"/>
           <w:sz w:val="24"/>
           <w:u w:val="single"/>
         </w:rPr>
@@ -4682,7 +4625,7 @@
           <w:rFonts w:ascii="Charis SIL Italic" w:hAnsi="Charis SIL Italic" w:eastAsia="Charis SIL Italic"/>
           <w:b w:val="0"/>
           <w:i/>
-          <w:color w:val="0066CC"/>
+          <w:color w:val="0000FF"/>
           <w:sz w:val="24"/>
           <w:u w:val="single"/>
         </w:rPr>
@@ -4693,7 +4636,7 @@
           <w:rFonts w:ascii="Charis SIL Italic" w:hAnsi="Charis SIL Italic" w:eastAsia="Charis SIL Italic"/>
           <w:b w:val="0"/>
           <w:i/>
-          <w:color w:val="0066CC"/>
+          <w:color w:val="0000FF"/>
           <w:sz w:val="24"/>
           <w:u w:val="single"/>
         </w:rPr>
@@ -4711,7 +4654,7 @@
           <w:rFonts w:ascii="Charis SIL Italic" w:hAnsi="Charis SIL Italic" w:eastAsia="Charis SIL Italic"/>
           <w:b w:val="0"/>
           <w:i/>
-          <w:color w:val="0066CC"/>
+          <w:color w:val="0000FF"/>
           <w:sz w:val="24"/>
           <w:u w:val="single"/>
         </w:rPr>
@@ -4722,7 +4665,7 @@
           <w:rFonts w:ascii="Charis SIL Italic" w:hAnsi="Charis SIL Italic" w:eastAsia="Charis SIL Italic"/>
           <w:b w:val="0"/>
           <w:i/>
-          <w:color w:val="0066CC"/>
+          <w:color w:val="0000FF"/>
           <w:sz w:val="24"/>
           <w:u w:val="single"/>
         </w:rPr>
@@ -4740,7 +4683,7 @@
           <w:rFonts w:ascii="Charis SIL Italic" w:hAnsi="Charis SIL Italic" w:eastAsia="Charis SIL Italic"/>
           <w:b w:val="0"/>
           <w:i/>
-          <w:color w:val="0066CC"/>
+          <w:color w:val="0000FF"/>
           <w:sz w:val="24"/>
           <w:u w:val="single"/>
         </w:rPr>
@@ -4751,7 +4694,7 @@
           <w:rFonts w:ascii="Charis SIL Italic" w:hAnsi="Charis SIL Italic" w:eastAsia="Charis SIL Italic"/>
           <w:b w:val="0"/>
           <w:i/>
-          <w:color w:val="0066CC"/>
+          <w:color w:val="0000FF"/>
           <w:sz w:val="24"/>
           <w:u w:val="single"/>
         </w:rPr>
@@ -4769,7 +4712,7 @@
           <w:rFonts w:ascii="Charis SIL Italic" w:hAnsi="Charis SIL Italic" w:eastAsia="Charis SIL Italic"/>
           <w:b w:val="0"/>
           <w:i/>
-          <w:color w:val="0066CC"/>
+          <w:color w:val="0000FF"/>
           <w:sz w:val="24"/>
           <w:u w:val="single"/>
         </w:rPr>
@@ -4794,7 +4737,7 @@
       </w:r>
       <w:r>
         <w:rPr>
-          <w:u w:val="single" w:color="0066cc"/>
+          <w:u w:val="single" w:color="0000ff"/>
           <w:rFonts w:ascii="Charis SIL Regular" w:hAnsi="Charis SIL Regular" w:eastAsia="Charis SIL Regular"/>
           <w:b w:val="0"/>
           <w:i w:val="0"/>
@@ -4812,7 +4755,7 @@
       </w:r>
       <w:r>
         <w:rPr>
-          <w:u w:val="single" w:color="0066cc"/>
+          <w:u w:val="single" w:color="0000ff"/>
           <w:rFonts w:ascii="Charis SIL Regular" w:hAnsi="Charis SIL Regular" w:eastAsia="Charis SIL Regular"/>
           <w:b w:val="0"/>
           <w:i w:val="0"/>
@@ -4830,7 +4773,7 @@
       </w:r>
       <w:r>
         <w:rPr>
-          <w:u w:val="single" w:color="0066cc"/>
+          <w:u w:val="single" w:color="0000ff"/>
           <w:rFonts w:ascii="Charis SIL Regular" w:hAnsi="Charis SIL Regular" w:eastAsia="Charis SIL Regular"/>
           <w:b w:val="0"/>
           <w:i w:val="0"/>
@@ -4848,7 +4791,7 @@
       </w:r>
       <w:r>
         <w:rPr>
-          <w:u w:val="single" w:color="0066cc"/>
+          <w:u w:val="single" w:color="0000ff"/>
           <w:rFonts w:ascii="Charis SIL Regular" w:hAnsi="Charis SIL Regular" w:eastAsia="Charis SIL Regular"/>
           <w:b w:val="0"/>
           <w:i w:val="0"/>
@@ -4859,7 +4802,7 @@
       </w:r>
       <w:r>
         <w:rPr>
-          <w:u w:val="single" w:color="0066cc"/>
+          <w:u w:val="single" w:color="0000ff"/>
           <w:rFonts w:ascii="Charis SIL Regular" w:hAnsi="Charis SIL Regular" w:eastAsia="Charis SIL Regular"/>
           <w:b w:val="0"/>
           <w:i w:val="0"/>
@@ -4877,7 +4820,7 @@
       </w:r>
       <w:r>
         <w:rPr>
-          <w:u w:val="single" w:color="0066cc"/>
+          <w:u w:val="single" w:color="0000ff"/>
           <w:rFonts w:ascii="Charis SIL Regular" w:hAnsi="Charis SIL Regular" w:eastAsia="Charis SIL Regular"/>
           <w:b w:val="0"/>
           <w:i w:val="0"/>
@@ -4895,7 +4838,7 @@
       </w:r>
       <w:r>
         <w:rPr>
-          <w:u w:val="single" w:color="0066cc"/>
+          <w:u w:val="single" w:color="0000ff"/>
           <w:rFonts w:ascii="Charis SIL Regular" w:hAnsi="Charis SIL Regular" w:eastAsia="Charis SIL Regular"/>
           <w:b w:val="0"/>
           <w:i w:val="0"/>
@@ -4913,7 +4856,7 @@
       </w:r>
       <w:r>
         <w:rPr>
-          <w:u w:val="single" w:color="0066cc"/>
+          <w:u w:val="single" w:color="0000ff"/>
           <w:rFonts w:ascii="Charis SIL Regular" w:hAnsi="Charis SIL Regular" w:eastAsia="Charis SIL Regular"/>
           <w:b w:val="0"/>
           <w:i w:val="0"/>
@@ -4950,14 +4893,41 @@
           <w:color w:val="000000"/>
           <w:sz w:val="24"/>
         </w:rPr>
-        <w:t xml:space="preserve">•  Deterts, Dorothea (ed.), </w:t>
+        <w:t xml:space="preserve">•  </w:t>
+      </w:r>
+      <w:r>
+        <w:rPr>
+          <w:rFonts w:ascii="Charis SIL Regular" w:hAnsi="Charis SIL Regular" w:eastAsia="Charis SIL Regular"/>
+          <w:b w:val="0"/>
+          <w:i w:val="0"/>
+          <w:color w:val="000000"/>
+          <w:sz w:val="24"/>
+        </w:rPr>
+        <w:hyperlink r:id="rId17" w:history="1">
+          <w:r>
+            <w:rPr>
+              <w:rStyle w:val="Hyperlink"/>
+            </w:rPr>
+            <w:t xml:space="preserve">Deterts, </w:t>
+          </w:r>
+        </w:hyperlink>
+      </w:r>
+      <w:r>
+        <w:rPr>
+          <w:rFonts w:ascii="Charis SIL Regular" w:hAnsi="Charis SIL Regular" w:eastAsia="Charis SIL Regular"/>
+          <w:b w:val="0"/>
+          <w:i w:val="0"/>
+          <w:color w:val="000000"/>
+          <w:sz w:val="24"/>
+        </w:rPr>
+        <w:t xml:space="preserve">Dorothea (ed.), </w:t>
       </w:r>
       <w:r>
         <w:rPr>
           <w:rFonts w:ascii="Charis SIL Italic" w:hAnsi="Charis SIL Italic" w:eastAsia="Charis SIL Italic"/>
           <w:b w:val="0"/>
           <w:i/>
-          <w:color w:val="0066CC"/>
+          <w:color w:val="0000FF"/>
           <w:sz w:val="24"/>
           <w:u w:val="single"/>
         </w:rPr>
@@ -4975,7 +4945,7 @@
           <w:rFonts w:ascii="Charis SIL Italic" w:hAnsi="Charis SIL Italic" w:eastAsia="Charis SIL Italic"/>
           <w:b w:val="0"/>
           <w:i/>
-          <w:color w:val="0066CC"/>
+          <w:color w:val="0000FF"/>
           <w:sz w:val="24"/>
           <w:u w:val="single"/>
         </w:rPr>
@@ -4986,7 +4956,7 @@
           <w:rFonts w:ascii="Charis SIL Italic" w:hAnsi="Charis SIL Italic" w:eastAsia="Charis SIL Italic"/>
           <w:b w:val="0"/>
           <w:i/>
-          <w:color w:val="0066CC"/>
+          <w:color w:val="0000FF"/>
           <w:sz w:val="24"/>
           <w:u w:val="single"/>
         </w:rPr>
@@ -5004,7 +4974,7 @@
           <w:rFonts w:ascii="Charis SIL Italic" w:hAnsi="Charis SIL Italic" w:eastAsia="Charis SIL Italic"/>
           <w:b w:val="0"/>
           <w:i/>
-          <w:color w:val="0066CC"/>
+          <w:color w:val="0000FF"/>
           <w:sz w:val="24"/>
           <w:u w:val="single"/>
         </w:rPr>
@@ -5015,7 +4985,7 @@
           <w:rFonts w:ascii="Charis SIL Italic" w:hAnsi="Charis SIL Italic" w:eastAsia="Charis SIL Italic"/>
           <w:b w:val="0"/>
           <w:i/>
-          <w:color w:val="0066CC"/>
+          <w:color w:val="0000FF"/>
           <w:sz w:val="24"/>
           <w:u w:val="single"/>
         </w:rPr>
@@ -5033,7 +5003,7 @@
           <w:rFonts w:ascii="Charis SIL Italic" w:hAnsi="Charis SIL Italic" w:eastAsia="Charis SIL Italic"/>
           <w:b w:val="0"/>
           <w:i/>
-          <w:color w:val="0066CC"/>
+          <w:color w:val="0000FF"/>
           <w:sz w:val="24"/>
           <w:u w:val="single"/>
         </w:rPr>
@@ -5044,7 +5014,7 @@
           <w:rFonts w:ascii="Charis SIL Italic" w:hAnsi="Charis SIL Italic" w:eastAsia="Charis SIL Italic"/>
           <w:b w:val="0"/>
           <w:i/>
-          <w:color w:val="0066CC"/>
+          <w:color w:val="0000FF"/>
           <w:sz w:val="24"/>
           <w:u w:val="single"/>
         </w:rPr>
@@ -5062,7 +5032,7 @@
           <w:rFonts w:ascii="Charis SIL Italic" w:hAnsi="Charis SIL Italic" w:eastAsia="Charis SIL Italic"/>
           <w:b w:val="0"/>
           <w:i/>
-          <w:color w:val="0066CC"/>
+          <w:color w:val="0000FF"/>
           <w:sz w:val="24"/>
           <w:u w:val="single"/>
         </w:rPr>
@@ -5073,7 +5043,7 @@
           <w:rFonts w:ascii="Charis SIL Italic" w:hAnsi="Charis SIL Italic" w:eastAsia="Charis SIL Italic"/>
           <w:b w:val="0"/>
           <w:i/>
-          <w:color w:val="0066CC"/>
+          <w:color w:val="0000FF"/>
           <w:sz w:val="24"/>
           <w:u w:val="single"/>
         </w:rPr>
@@ -5091,7 +5061,7 @@
           <w:rFonts w:ascii="Charis SIL Italic" w:hAnsi="Charis SIL Italic" w:eastAsia="Charis SIL Italic"/>
           <w:b w:val="0"/>
           <w:i/>
-          <w:color w:val="0066CC"/>
+          <w:color w:val="0000FF"/>
           <w:sz w:val="24"/>
           <w:u w:val="single"/>
         </w:rPr>
@@ -5102,7 +5072,7 @@
           <w:rFonts w:ascii="Charis SIL Italic" w:hAnsi="Charis SIL Italic" w:eastAsia="Charis SIL Italic"/>
           <w:b w:val="0"/>
           <w:i/>
-          <w:color w:val="0066CC"/>
+          <w:color w:val="0000FF"/>
           <w:sz w:val="24"/>
           <w:u w:val="single"/>
         </w:rPr>
@@ -5120,7 +5090,7 @@
           <w:rFonts w:ascii="Charis SIL Italic" w:hAnsi="Charis SIL Italic" w:eastAsia="Charis SIL Italic"/>
           <w:b w:val="0"/>
           <w:i/>
-          <w:color w:val="0066CC"/>
+          <w:color w:val="0000FF"/>
           <w:sz w:val="24"/>
           <w:u w:val="single"/>
         </w:rPr>
@@ -5131,7 +5101,7 @@
           <w:rFonts w:ascii="Charis SIL Italic" w:hAnsi="Charis SIL Italic" w:eastAsia="Charis SIL Italic"/>
           <w:b w:val="0"/>
           <w:i/>
-          <w:color w:val="0066CC"/>
+          <w:color w:val="0000FF"/>
           <w:sz w:val="24"/>
           <w:u w:val="single"/>
         </w:rPr>
@@ -5149,7 +5119,7 @@
           <w:rFonts w:ascii="Charis SIL Italic" w:hAnsi="Charis SIL Italic" w:eastAsia="Charis SIL Italic"/>
           <w:b w:val="0"/>
           <w:i/>
-          <w:color w:val="0066CC"/>
+          <w:color w:val="0000FF"/>
           <w:sz w:val="24"/>
           <w:u w:val="single"/>
         </w:rPr>
@@ -5160,7 +5130,7 @@
           <w:rFonts w:ascii="Charis SIL Italic" w:hAnsi="Charis SIL Italic" w:eastAsia="Charis SIL Italic"/>
           <w:b w:val="0"/>
           <w:i/>
-          <w:color w:val="0066CC"/>
+          <w:color w:val="0000FF"/>
           <w:sz w:val="24"/>
           <w:u w:val="single"/>
         </w:rPr>
@@ -5178,7 +5148,7 @@
           <w:rFonts w:ascii="Charis SIL Italic" w:hAnsi="Charis SIL Italic" w:eastAsia="Charis SIL Italic"/>
           <w:b w:val="0"/>
           <w:i/>
-          <w:color w:val="0066CC"/>
+          <w:color w:val="0000FF"/>
           <w:sz w:val="24"/>
           <w:u w:val="single"/>
         </w:rPr>
@@ -5189,7 +5159,7 @@
           <w:rFonts w:ascii="Charis SIL Italic" w:hAnsi="Charis SIL Italic" w:eastAsia="Charis SIL Italic"/>
           <w:b w:val="0"/>
           <w:i/>
-          <w:color w:val="0066CC"/>
+          <w:color w:val="0000FF"/>
           <w:sz w:val="24"/>
           <w:u w:val="single"/>
         </w:rPr>
@@ -5207,7 +5177,7 @@
           <w:rFonts w:ascii="Charis SIL Italic" w:hAnsi="Charis SIL Italic" w:eastAsia="Charis SIL Italic"/>
           <w:b w:val="0"/>
           <w:i/>
-          <w:color w:val="0066CC"/>
+          <w:color w:val="0000FF"/>
           <w:sz w:val="24"/>
           <w:u w:val="single"/>
         </w:rPr>
@@ -5218,7 +5188,7 @@
           <w:rFonts w:ascii="Charis SIL Italic" w:hAnsi="Charis SIL Italic" w:eastAsia="Charis SIL Italic"/>
           <w:b w:val="0"/>
           <w:i/>
-          <w:color w:val="0066CC"/>
+          <w:color w:val="0000FF"/>
           <w:sz w:val="24"/>
           <w:u w:val="single"/>
         </w:rPr>
@@ -5236,7 +5206,7 @@
           <w:rFonts w:ascii="Charis SIL Italic" w:hAnsi="Charis SIL Italic" w:eastAsia="Charis SIL Italic"/>
           <w:b w:val="0"/>
           <w:i/>
-          <w:color w:val="0066CC"/>
+          <w:color w:val="0000FF"/>
           <w:sz w:val="24"/>
           <w:u w:val="single"/>
         </w:rPr>
@@ -5261,7 +5231,7 @@
       </w:r>
       <w:r>
         <w:rPr>
-          <w:u w:val="single" w:color="0066cc"/>
+          <w:u w:val="single" w:color="0000ff"/>
           <w:rFonts w:ascii="Charis SIL Regular" w:hAnsi="Charis SIL Regular" w:eastAsia="Charis SIL Regular"/>
           <w:b w:val="0"/>
           <w:i w:val="0"/>
@@ -5279,7 +5249,7 @@
       </w:r>
       <w:r>
         <w:rPr>
-          <w:u w:val="single" w:color="0066cc"/>
+          <w:u w:val="single" w:color="0000ff"/>
           <w:rFonts w:ascii="Charis SIL Regular" w:hAnsi="Charis SIL Regular" w:eastAsia="Charis SIL Regular"/>
           <w:b w:val="0"/>
           <w:i w:val="0"/>
@@ -5297,7 +5267,7 @@
       </w:r>
       <w:r>
         <w:rPr>
-          <w:u w:val="single" w:color="0066cc"/>
+          <w:u w:val="single" w:color="0000ff"/>
           <w:rFonts w:ascii="Charis SIL Regular" w:hAnsi="Charis SIL Regular" w:eastAsia="Charis SIL Regular"/>
           <w:b w:val="0"/>
           <w:i w:val="0"/>
@@ -5315,7 +5285,7 @@
       </w:r>
       <w:r>
         <w:rPr>
-          <w:u w:val="single" w:color="0066cc"/>
+          <w:u w:val="single" w:color="0000ff"/>
           <w:rFonts w:ascii="Charis SIL Regular" w:hAnsi="Charis SIL Regular" w:eastAsia="Charis SIL Regular"/>
           <w:b w:val="0"/>
           <w:i w:val="0"/>
@@ -5333,7 +5303,7 @@
       </w:r>
       <w:r>
         <w:rPr>
-          <w:u w:val="single" w:color="0066cc"/>
+          <w:u w:val="single" w:color="0000ff"/>
           <w:rFonts w:ascii="Charis SIL Regular" w:hAnsi="Charis SIL Regular" w:eastAsia="Charis SIL Regular"/>
           <w:b w:val="0"/>
           <w:i w:val="0"/>
@@ -5351,7 +5321,7 @@
       </w:r>
       <w:r>
         <w:rPr>
-          <w:u w:val="single" w:color="0066cc"/>
+          <w:u w:val="single" w:color="0000ff"/>
           <w:rFonts w:ascii="Charis SIL Regular" w:hAnsi="Charis SIL Regular" w:eastAsia="Charis SIL Regular"/>
           <w:b w:val="0"/>
           <w:i w:val="0"/>
@@ -5369,7 +5339,7 @@
       </w:r>
       <w:r>
         <w:rPr>
-          <w:u w:val="single" w:color="0066cc"/>
+          <w:u w:val="single" w:color="0000ff"/>
           <w:rFonts w:ascii="Charis SIL Regular" w:hAnsi="Charis SIL Regular" w:eastAsia="Charis SIL Regular"/>
           <w:b w:val="0"/>
           <w:i w:val="0"/>
@@ -5450,7 +5420,7 @@
           <w:rFonts w:ascii="Charis SIL Regular" w:hAnsi="Charis SIL Regular" w:eastAsia="Charis SIL Regular"/>
           <w:b w:val="0"/>
           <w:i w:val="0"/>
-          <w:color w:val="0066CC"/>
+          <w:color w:val="0000FF"/>
           <w:sz w:val="24"/>
           <w:u w:val="single"/>
         </w:rPr>
@@ -5468,7 +5438,7 @@
           <w:rFonts w:ascii="Charis SIL Regular" w:hAnsi="Charis SIL Regular" w:eastAsia="Charis SIL Regular"/>
           <w:b w:val="0"/>
           <w:i w:val="0"/>
-          <w:color w:val="0066CC"/>
+          <w:color w:val="0000FF"/>
           <w:sz w:val="24"/>
           <w:u w:val="single"/>
         </w:rPr>
@@ -5479,7 +5449,7 @@
           <w:rFonts w:ascii="Charis SIL Regular" w:hAnsi="Charis SIL Regular" w:eastAsia="Charis SIL Regular"/>
           <w:b w:val="0"/>
           <w:i w:val="0"/>
-          <w:color w:val="0066CC"/>
+          <w:color w:val="0000FF"/>
           <w:sz w:val="24"/>
           <w:u w:val="single"/>
         </w:rPr>
@@ -5497,7 +5467,7 @@
           <w:rFonts w:ascii="Charis SIL Regular" w:hAnsi="Charis SIL Regular" w:eastAsia="Charis SIL Regular"/>
           <w:b w:val="0"/>
           <w:i w:val="0"/>
-          <w:color w:val="0066CC"/>
+          <w:color w:val="0000FF"/>
           <w:sz w:val="24"/>
           <w:u w:val="single"/>
         </w:rPr>
@@ -5508,7 +5478,7 @@
           <w:rFonts w:ascii="Charis SIL Regular" w:hAnsi="Charis SIL Regular" w:eastAsia="Charis SIL Regular"/>
           <w:b w:val="0"/>
           <w:i w:val="0"/>
-          <w:color w:val="0066CC"/>
+          <w:color w:val="0000FF"/>
           <w:sz w:val="24"/>
           <w:u w:val="single"/>
         </w:rPr>
@@ -5526,7 +5496,7 @@
           <w:rFonts w:ascii="Charis SIL Regular" w:hAnsi="Charis SIL Regular" w:eastAsia="Charis SIL Regular"/>
           <w:b w:val="0"/>
           <w:i w:val="0"/>
-          <w:color w:val="0066CC"/>
+          <w:color w:val="0000FF"/>
           <w:sz w:val="24"/>
           <w:u w:val="single"/>
         </w:rPr>
@@ -5537,7 +5507,7 @@
           <w:rFonts w:ascii="Charis SIL Regular" w:hAnsi="Charis SIL Regular" w:eastAsia="Charis SIL Regular"/>
           <w:b w:val="0"/>
           <w:i w:val="0"/>
-          <w:color w:val="0066CC"/>
+          <w:color w:val="0000FF"/>
           <w:sz w:val="24"/>
           <w:u w:val="single"/>
         </w:rPr>
@@ -5555,7 +5525,7 @@
           <w:rFonts w:ascii="Charis SIL Regular" w:hAnsi="Charis SIL Regular" w:eastAsia="Charis SIL Regular"/>
           <w:b w:val="0"/>
           <w:i w:val="0"/>
-          <w:color w:val="0066CC"/>
+          <w:color w:val="0000FF"/>
           <w:sz w:val="24"/>
           <w:u w:val="single"/>
         </w:rPr>
@@ -5566,7 +5536,7 @@
           <w:rFonts w:ascii="Charis SIL Regular" w:hAnsi="Charis SIL Regular" w:eastAsia="Charis SIL Regular"/>
           <w:b w:val="0"/>
           <w:i w:val="0"/>
-          <w:color w:val="0066CC"/>
+          <w:color w:val="0000FF"/>
           <w:sz w:val="24"/>
           <w:u w:val="single"/>
         </w:rPr>
@@ -5601,7 +5571,7 @@
       </w:r>
       <w:r>
         <w:rPr>
-          <w:u w:val="single" w:color="0066cc"/>
+          <w:u w:val="single" w:color="0000ff"/>
           <w:rFonts w:ascii="Charis SIL Regular" w:hAnsi="Charis SIL Regular" w:eastAsia="Charis SIL Regular"/>
           <w:b w:val="0"/>
           <w:i w:val="0"/>
@@ -5619,7 +5589,7 @@
       </w:r>
       <w:r>
         <w:rPr>
-          <w:u w:val="single" w:color="0066cc"/>
+          <w:u w:val="single" w:color="0000ff"/>
           <w:rFonts w:ascii="Charis SIL Regular" w:hAnsi="Charis SIL Regular" w:eastAsia="Charis SIL Regular"/>
           <w:b w:val="0"/>
           <w:i w:val="0"/>
@@ -5637,7 +5607,7 @@
       </w:r>
       <w:r>
         <w:rPr>
-          <w:u w:val="single" w:color="0066cc"/>
+          <w:u w:val="single" w:color="0000ff"/>
           <w:rFonts w:ascii="Charis SIL Regular" w:hAnsi="Charis SIL Regular" w:eastAsia="Charis SIL Regular"/>
           <w:b w:val="0"/>
           <w:i w:val="0"/>
@@ -5655,7 +5625,7 @@
       </w:r>
       <w:r>
         <w:rPr>
-          <w:u w:val="single" w:color="0066cc"/>
+          <w:u w:val="single" w:color="0000ff"/>
           <w:rFonts w:ascii="Charis SIL Regular" w:hAnsi="Charis SIL Regular" w:eastAsia="Charis SIL Regular"/>
           <w:b w:val="0"/>
           <w:i w:val="0"/>
@@ -5673,7 +5643,7 @@
       </w:r>
       <w:r>
         <w:rPr>
-          <w:u w:val="single" w:color="0066cc"/>
+          <w:u w:val="single" w:color="0000ff"/>
           <w:rFonts w:ascii="Charis SIL Regular" w:hAnsi="Charis SIL Regular" w:eastAsia="Charis SIL Regular"/>
           <w:b w:val="0"/>
           <w:i w:val="0"/>
@@ -5691,7 +5661,7 @@
       </w:r>
       <w:r>
         <w:rPr>
-          <w:u w:val="single" w:color="0066cc"/>
+          <w:u w:val="single" w:color="0000ff"/>
           <w:rFonts w:ascii="Charis SIL Regular" w:hAnsi="Charis SIL Regular" w:eastAsia="Charis SIL Regular"/>
           <w:b w:val="0"/>
           <w:i w:val="0"/>
@@ -5709,7 +5679,7 @@
       </w:r>
       <w:r>
         <w:rPr>
-          <w:u w:val="single" w:color="0066cc"/>
+          <w:u w:val="single" w:color="0000ff"/>
           <w:rFonts w:ascii="Charis SIL Regular" w:hAnsi="Charis SIL Regular" w:eastAsia="Charis SIL Regular"/>
           <w:b w:val="0"/>
           <w:i w:val="0"/>
@@ -5727,7 +5697,7 @@
       </w:r>
       <w:r>
         <w:rPr>
-          <w:u w:val="single" w:color="0066cc"/>
+          <w:u w:val="single" w:color="0000ff"/>
           <w:rFonts w:ascii="Charis SIL Regular" w:hAnsi="Charis SIL Regular" w:eastAsia="Charis SIL Regular"/>
           <w:b w:val="0"/>
           <w:i w:val="0"/>
@@ -5768,7 +5738,7 @@
           <w:rFonts w:ascii="Charis SIL Regular" w:hAnsi="Charis SIL Regular" w:eastAsia="Charis SIL Regular"/>
           <w:b w:val="0"/>
           <w:i w:val="0"/>
-          <w:color w:val="0066CC"/>
+          <w:color w:val="0000FF"/>
           <w:sz w:val="24"/>
           <w:u w:val="single"/>
         </w:rPr>
@@ -5786,7 +5756,7 @@
           <w:rFonts w:ascii="Charis SIL Regular" w:hAnsi="Charis SIL Regular" w:eastAsia="Charis SIL Regular"/>
           <w:b w:val="0"/>
           <w:i w:val="0"/>
-          <w:color w:val="0066CC"/>
+          <w:color w:val="0000FF"/>
           <w:sz w:val="24"/>
           <w:u w:val="single"/>
         </w:rPr>
@@ -5797,7 +5767,7 @@
           <w:rFonts w:ascii="Charis SIL Regular" w:hAnsi="Charis SIL Regular" w:eastAsia="Charis SIL Regular"/>
           <w:b w:val="0"/>
           <w:i w:val="0"/>
-          <w:color w:val="0066CC"/>
+          <w:color w:val="0000FF"/>
           <w:sz w:val="24"/>
           <w:u w:val="single"/>
         </w:rPr>
@@ -5815,7 +5785,7 @@
           <w:rFonts w:ascii="Charis SIL Regular" w:hAnsi="Charis SIL Regular" w:eastAsia="Charis SIL Regular"/>
           <w:b w:val="0"/>
           <w:i w:val="0"/>
-          <w:color w:val="0066CC"/>
+          <w:color w:val="0000FF"/>
           <w:sz w:val="24"/>
           <w:u w:val="single"/>
         </w:rPr>
@@ -5826,7 +5796,7 @@
           <w:rFonts w:ascii="Charis SIL Regular" w:hAnsi="Charis SIL Regular" w:eastAsia="Charis SIL Regular"/>
           <w:b w:val="0"/>
           <w:i w:val="0"/>
-          <w:color w:val="0066CC"/>
+          <w:color w:val="0000FF"/>
           <w:sz w:val="24"/>
           <w:u w:val="single"/>
         </w:rPr>
@@ -5844,7 +5814,7 @@
           <w:rFonts w:ascii="Charis SIL Regular" w:hAnsi="Charis SIL Regular" w:eastAsia="Charis SIL Regular"/>
           <w:b w:val="0"/>
           <w:i w:val="0"/>
-          <w:color w:val="0066CC"/>
+          <w:color w:val="0000FF"/>
           <w:sz w:val="24"/>
           <w:u w:val="single"/>
         </w:rPr>
@@ -5855,7 +5825,7 @@
           <w:rFonts w:ascii="Charis SIL Regular" w:hAnsi="Charis SIL Regular" w:eastAsia="Charis SIL Regular"/>
           <w:b w:val="0"/>
           <w:i w:val="0"/>
-          <w:color w:val="0066CC"/>
+          <w:color w:val="0000FF"/>
           <w:sz w:val="24"/>
           <w:u w:val="single"/>
         </w:rPr>
@@ -5873,7 +5843,7 @@
           <w:rFonts w:ascii="Charis SIL Regular" w:hAnsi="Charis SIL Regular" w:eastAsia="Charis SIL Regular"/>
           <w:b w:val="0"/>
           <w:i w:val="0"/>
-          <w:color w:val="0066CC"/>
+          <w:color w:val="0000FF"/>
           <w:sz w:val="24"/>
           <w:u w:val="single"/>
         </w:rPr>
@@ -5884,7 +5854,7 @@
           <w:rFonts w:ascii="Charis SIL Regular" w:hAnsi="Charis SIL Regular" w:eastAsia="Charis SIL Regular"/>
           <w:b w:val="0"/>
           <w:i w:val="0"/>
-          <w:color w:val="0066CC"/>
+          <w:color w:val="0000FF"/>
           <w:sz w:val="24"/>
           <w:u w:val="single"/>
         </w:rPr>
@@ -5902,7 +5872,7 @@
           <w:rFonts w:ascii="Charis SIL Regular" w:hAnsi="Charis SIL Regular" w:eastAsia="Charis SIL Regular"/>
           <w:b w:val="0"/>
           <w:i w:val="0"/>
-          <w:color w:val="0066CC"/>
+          <w:color w:val="0000FF"/>
           <w:sz w:val="24"/>
           <w:u w:val="single"/>
         </w:rPr>
@@ -5913,7 +5883,7 @@
           <w:rFonts w:ascii="Charis SIL Regular" w:hAnsi="Charis SIL Regular" w:eastAsia="Charis SIL Regular"/>
           <w:b w:val="0"/>
           <w:i w:val="0"/>
-          <w:color w:val="0066CC"/>
+          <w:color w:val="0000FF"/>
           <w:sz w:val="24"/>
           <w:u w:val="single"/>
         </w:rPr>
@@ -5931,7 +5901,7 @@
           <w:rFonts w:ascii="Charis SIL Regular" w:hAnsi="Charis SIL Regular" w:eastAsia="Charis SIL Regular"/>
           <w:b w:val="0"/>
           <w:i w:val="0"/>
-          <w:color w:val="0066CC"/>
+          <w:color w:val="0000FF"/>
           <w:sz w:val="24"/>
           <w:u w:val="single"/>
         </w:rPr>
@@ -5942,7 +5912,7 @@
           <w:rFonts w:ascii="Charis SIL Regular" w:hAnsi="Charis SIL Regular" w:eastAsia="Charis SIL Regular"/>
           <w:b w:val="0"/>
           <w:i w:val="0"/>
-          <w:color w:val="0066CC"/>
+          <w:color w:val="0000FF"/>
           <w:sz w:val="24"/>
           <w:u w:val="single"/>
         </w:rPr>
@@ -6010,7 +5980,7 @@
           <w:rFonts w:ascii="Charis SIL Regular" w:hAnsi="Charis SIL Regular" w:eastAsia="Charis SIL Regular"/>
           <w:b w:val="0"/>
           <w:i w:val="0"/>
-          <w:color w:val="0066CC"/>
+          <w:color w:val="0000FF"/>
           <w:sz w:val="24"/>
           <w:u w:val="single"/>
         </w:rPr>
@@ -6034,7 +6004,7 @@
           <w:rFonts w:ascii="Charis SIL Regular" w:hAnsi="Charis SIL Regular" w:eastAsia="Charis SIL Regular"/>
           <w:b w:val="0"/>
           <w:i w:val="0"/>
-          <w:color w:val="0066CC"/>
+          <w:color w:val="0000FF"/>
           <w:sz w:val="24"/>
           <w:u w:val="single"/>
         </w:rPr>
@@ -6058,7 +6028,7 @@
           <w:rFonts w:ascii="Charis SIL Regular" w:hAnsi="Charis SIL Regular" w:eastAsia="Charis SIL Regular"/>
           <w:b w:val="0"/>
           <w:i w:val="0"/>
-          <w:color w:val="0066CC"/>
+          <w:color w:val="0000FF"/>
           <w:sz w:val="24"/>
           <w:u w:val="single"/>
         </w:rPr>
@@ -6069,7 +6039,7 @@
           <w:rFonts w:ascii="Charis SIL Regular" w:hAnsi="Charis SIL Regular" w:eastAsia="Charis SIL Regular"/>
           <w:b w:val="0"/>
           <w:i w:val="0"/>
-          <w:color w:val="0066CC"/>
+          <w:color w:val="0000FF"/>
           <w:sz w:val="24"/>
           <w:u w:val="single"/>
         </w:rPr>
@@ -6093,7 +6063,7 @@
           <w:rFonts w:ascii="Charis SIL Regular" w:hAnsi="Charis SIL Regular" w:eastAsia="Charis SIL Regular"/>
           <w:b w:val="0"/>
           <w:i w:val="0"/>
-          <w:color w:val="0066CC"/>
+          <w:color w:val="0000FF"/>
           <w:sz w:val="24"/>
           <w:u w:val="single"/>
         </w:rPr>
@@ -6104,7 +6074,7 @@
           <w:rFonts w:ascii="Charis SIL Regular" w:hAnsi="Charis SIL Regular" w:eastAsia="Charis SIL Regular"/>
           <w:b w:val="0"/>
           <w:i w:val="0"/>
-          <w:color w:val="0066CC"/>
+          <w:color w:val="0000FF"/>
           <w:sz w:val="24"/>
           <w:u w:val="single"/>
         </w:rPr>

--- a/EXPORTS/DOCX/published/niveau1/English/DoingResearch.docx
+++ b/EXPORTS/DOCX/published/niveau1/English/DoingResearch.docx
@@ -628,6 +628,16 @@
       </w:r>
       <w:r>
         <w:rPr>
+          <w:rFonts w:ascii="Charis SIL Regular" w:hAnsi="Charis SIL Regular" w:eastAsia="Charis SIL Regular"/>
+          <w:b w:val="0"/>
+          <w:i w:val="0"/>
+          <w:color w:val="000000"/>
+          <w:sz w:val="24"/>
+        </w:rPr>
+        <w:t xml:space="preserve"> and the publicatio</w:t>
+      </w:r>
+      <w:r>
+        <w:rPr>
           <w:u w:val="single" w:color="0000ff"/>
           <w:rFonts w:ascii="Charis SIL Regular" w:hAnsi="Charis SIL Regular" w:eastAsia="Charis SIL Regular"/>
           <w:b w:val="0"/>
@@ -640,18 +650,54 @@
             <w:rPr>
               <w:rStyle w:val="Hyperlink"/>
             </w:rPr>
-            <w:t xml:space="preserve"> and th</w:t>
+            <w:t xml:space="preserve">n </w:t>
           </w:r>
         </w:hyperlink>
       </w:r>
       <w:r>
         <w:rPr>
-          <w:u w:val="single" w:color="0000ff"/>
-          <w:rFonts w:ascii="Charis SIL Regular" w:hAnsi="Charis SIL Regular" w:eastAsia="Charis SIL Regular"/>
-          <w:b w:val="0"/>
-          <w:i w:val="0"/>
-          <w:color w:val="000000"/>
-          <w:sz w:val="24"/>
+          <w:rFonts w:ascii="Charis SIL Italic" w:hAnsi="Charis SIL Italic" w:eastAsia="Charis SIL Italic"/>
+          <w:b w:val="0"/>
+          <w:i/>
+          <w:color w:val="0000FF"/>
+          <w:sz w:val="24"/>
+          <w:u w:val="single"/>
+        </w:rPr>
+        <w:hyperlink r:id="rId9" w:history="1">
+          <w:r>
+            <w:rPr>
+              <w:rStyle w:val="Hyperlink"/>
+            </w:rPr>
+            <w:t>Provenan</w:t>
+          </w:r>
+        </w:hyperlink>
+      </w:r>
+      <w:r>
+        <w:rPr>
+          <w:rFonts w:ascii="Charis SIL Italic" w:hAnsi="Charis SIL Italic" w:eastAsia="Charis SIL Italic"/>
+          <w:b w:val="0"/>
+          <w:i/>
+          <w:color w:val="0000FF"/>
+          <w:sz w:val="24"/>
+          <w:u w:val="single"/>
+        </w:rPr>
+        <w:hyperlink r:id="rId9" w:history="1">
+          <w:r>
+            <w:rPr>
+              <w:rStyle w:val="Hyperlink"/>
+            </w:rPr>
+            <w:t>c</w:t>
+          </w:r>
+        </w:hyperlink>
+      </w:r>
+      <w:r>
+        <w:rPr>
+          <w:rFonts w:ascii="Charis SIL Italic" w:hAnsi="Charis SIL Italic" w:eastAsia="Charis SIL Italic"/>
+          <w:b w:val="0"/>
+          <w:i/>
+          <w:color w:val="0000FF"/>
+          <w:sz w:val="24"/>
+          <w:u w:val="single"/>
         </w:rPr>
         <w:hyperlink r:id="rId9" w:history="1">
           <w:r>
@@ -664,132 +710,6 @@
       </w:r>
       <w:r>
         <w:rPr>
-          <w:u w:val="single" w:color="0000ff"/>
-          <w:rFonts w:ascii="Charis SIL Regular" w:hAnsi="Charis SIL Regular" w:eastAsia="Charis SIL Regular"/>
-          <w:b w:val="0"/>
-          <w:i w:val="0"/>
-          <w:color w:val="000000"/>
-          <w:sz w:val="24"/>
-        </w:rPr>
-        <w:hyperlink r:id="rId9" w:history="1">
-          <w:r>
-            <w:rPr>
-              <w:rStyle w:val="Hyperlink"/>
-            </w:rPr>
-            <w:t xml:space="preserve"> publi</w:t>
-          </w:r>
-        </w:hyperlink>
-      </w:r>
-      <w:r>
-        <w:rPr>
-          <w:u w:val="single" w:color="0000ff"/>
-          <w:rFonts w:ascii="Charis SIL Regular" w:hAnsi="Charis SIL Regular" w:eastAsia="Charis SIL Regular"/>
-          <w:b w:val="0"/>
-          <w:i w:val="0"/>
-          <w:color w:val="000000"/>
-          <w:sz w:val="24"/>
-        </w:rPr>
-        <w:hyperlink r:id="rId9" w:history="1">
-          <w:r>
-            <w:rPr>
-              <w:rStyle w:val="Hyperlink"/>
-            </w:rPr>
-            <w:t>c</w:t>
-          </w:r>
-        </w:hyperlink>
-      </w:r>
-      <w:r>
-        <w:rPr>
-          <w:u w:val="single" w:color="0000ff"/>
-          <w:rFonts w:ascii="Charis SIL Regular" w:hAnsi="Charis SIL Regular" w:eastAsia="Charis SIL Regular"/>
-          <w:b w:val="0"/>
-          <w:i w:val="0"/>
-          <w:color w:val="000000"/>
-          <w:sz w:val="24"/>
-        </w:rPr>
-        <w:hyperlink r:id="rId9" w:history="1">
-          <w:r>
-            <w:rPr>
-              <w:rStyle w:val="Hyperlink"/>
-            </w:rPr>
-            <w:t>atio</w:t>
-          </w:r>
-        </w:hyperlink>
-      </w:r>
-      <w:r>
-        <w:rPr>
-          <w:u w:val="single" w:color="0000ff"/>
-          <w:rFonts w:ascii="Charis SIL Regular" w:hAnsi="Charis SIL Regular" w:eastAsia="Charis SIL Regular"/>
-          <w:b w:val="0"/>
-          <w:i w:val="0"/>
-          <w:color w:val="000000"/>
-          <w:sz w:val="24"/>
-        </w:rPr>
-        <w:hyperlink r:id="rId9" w:history="1">
-          <w:r>
-            <w:rPr>
-              <w:rStyle w:val="Hyperlink"/>
-            </w:rPr>
-            <w:t xml:space="preserve">n </w:t>
-          </w:r>
-        </w:hyperlink>
-      </w:r>
-      <w:r>
-        <w:rPr>
-          <w:rFonts w:ascii="Charis SIL Italic" w:hAnsi="Charis SIL Italic" w:eastAsia="Charis SIL Italic"/>
-          <w:b w:val="0"/>
-          <w:i/>
-          <w:color w:val="0000FF"/>
-          <w:sz w:val="24"/>
-          <w:u w:val="single"/>
-        </w:rPr>
-        <w:hyperlink r:id="rId9" w:history="1">
-          <w:r>
-            <w:rPr>
-              <w:rStyle w:val="Hyperlink"/>
-            </w:rPr>
-            <w:t>Provenan</w:t>
-          </w:r>
-        </w:hyperlink>
-      </w:r>
-      <w:r>
-        <w:rPr>
-          <w:rFonts w:ascii="Charis SIL Italic" w:hAnsi="Charis SIL Italic" w:eastAsia="Charis SIL Italic"/>
-          <w:b w:val="0"/>
-          <w:i/>
-          <w:color w:val="0000FF"/>
-          <w:sz w:val="24"/>
-          <w:u w:val="single"/>
-        </w:rPr>
-        <w:hyperlink r:id="rId9" w:history="1">
-          <w:r>
-            <w:rPr>
-              <w:rStyle w:val="Hyperlink"/>
-            </w:rPr>
-            <w:t>c</w:t>
-          </w:r>
-        </w:hyperlink>
-      </w:r>
-      <w:r>
-        <w:rPr>
-          <w:rFonts w:ascii="Charis SIL Italic" w:hAnsi="Charis SIL Italic" w:eastAsia="Charis SIL Italic"/>
-          <w:b w:val="0"/>
-          <w:i/>
-          <w:color w:val="0000FF"/>
-          <w:sz w:val="24"/>
-          <w:u w:val="single"/>
-        </w:rPr>
-        <w:hyperlink r:id="rId9" w:history="1">
-          <w:r>
-            <w:rPr>
-              <w:rStyle w:val="Hyperlink"/>
-            </w:rPr>
-            <w:t>e</w:t>
-          </w:r>
-        </w:hyperlink>
-      </w:r>
-      <w:r>
-        <w:rPr>
           <w:rFonts w:ascii="Charis SIL Italic" w:hAnsi="Charis SIL Italic" w:eastAsia="Charis SIL Italic"/>
           <w:b w:val="0"/>
           <w:i/>
@@ -873,108 +793,7 @@
           <w:sz w:val="24"/>
           <w:u w:val="single"/>
         </w:rPr>
-        <w:hyperlink r:id="rId9" w:history="1">
-          <w:r>
-            <w:rPr>
-              <w:rStyle w:val="Hyperlink"/>
-            </w:rPr>
-            <w:t>coll</w:t>
-          </w:r>
-        </w:hyperlink>
-      </w:r>
-      <w:r>
-        <w:rPr>
-          <w:rFonts w:ascii="Charis SIL Italic" w:hAnsi="Charis SIL Italic" w:eastAsia="Charis SIL Italic"/>
-          <w:b w:val="0"/>
-          <w:i/>
-          <w:color w:val="0000FF"/>
-          <w:sz w:val="24"/>
-          <w:u w:val="single"/>
-        </w:rPr>
-        <w:hyperlink r:id="rId9" w:history="1">
-          <w:r>
-            <w:rPr>
-              <w:rStyle w:val="Hyperlink"/>
-            </w:rPr>
-            <w:t>e</w:t>
-          </w:r>
-        </w:hyperlink>
-      </w:r>
-      <w:r>
-        <w:rPr>
-          <w:rFonts w:ascii="Charis SIL Italic" w:hAnsi="Charis SIL Italic" w:eastAsia="Charis SIL Italic"/>
-          <w:b w:val="0"/>
-          <w:i/>
-          <w:color w:val="0000FF"/>
-          <w:sz w:val="24"/>
-          <w:u w:val="single"/>
-        </w:rPr>
-        <w:hyperlink r:id="rId9" w:history="1">
-          <w:r>
-            <w:rPr>
-              <w:rStyle w:val="Hyperlink"/>
-            </w:rPr>
-            <w:t>ctions</w:t>
-          </w:r>
-        </w:hyperlink>
-      </w:r>
-      <w:r>
-        <w:rPr>
-          <w:rFonts w:ascii="Charis SIL Italic" w:hAnsi="Charis SIL Italic" w:eastAsia="Charis SIL Italic"/>
-          <w:b w:val="0"/>
-          <w:i/>
-          <w:color w:val="0000FF"/>
-          <w:sz w:val="24"/>
-          <w:u w:val="single"/>
-        </w:rPr>
-        <w:t xml:space="preserve"> </w:t>
-      </w:r>
-      <w:r>
-        <w:rPr>
-          <w:rFonts w:ascii="Charis SIL Italic" w:hAnsi="Charis SIL Italic" w:eastAsia="Charis SIL Italic"/>
-          <w:b w:val="0"/>
-          <w:i/>
-          <w:color w:val="0000FF"/>
-          <w:sz w:val="24"/>
-          <w:u w:val="single"/>
-        </w:rPr>
-        <w:hyperlink r:id="rId10" w:history="1">
-          <w:r>
-            <w:rPr>
-              <w:rStyle w:val="Hyperlink"/>
-            </w:rPr>
-            <w:t>fro</w:t>
-          </w:r>
-        </w:hyperlink>
-      </w:r>
-      <w:r>
-        <w:rPr>
-          <w:rFonts w:ascii="Charis SIL Italic" w:hAnsi="Charis SIL Italic" w:eastAsia="Charis SIL Italic"/>
-          <w:b w:val="0"/>
-          <w:i/>
-          <w:color w:val="0000FF"/>
-          <w:sz w:val="24"/>
-          <w:u w:val="single"/>
-        </w:rPr>
-        <w:hyperlink r:id="rId10" w:history="1">
-          <w:r>
-            <w:rPr>
-              <w:rStyle w:val="Hyperlink"/>
-            </w:rPr>
-            <w:t>m</w:t>
-          </w:r>
-        </w:hyperlink>
-      </w:r>
-      <w:r>
-        <w:rPr>
-          <w:rFonts w:ascii="Charis SIL Italic" w:hAnsi="Charis SIL Italic" w:eastAsia="Charis SIL Italic"/>
-          <w:b w:val="0"/>
-          <w:i/>
-          <w:color w:val="0000FF"/>
-          <w:sz w:val="24"/>
-          <w:u w:val="single"/>
-        </w:rPr>
-        <w:t xml:space="preserve"> a coloni</w:t>
+        <w:t>collections from a coloni</w:t>
       </w:r>
       <w:r>
         <w:rPr>
@@ -1217,32 +1036,7 @@
           <w:color w:val="000000"/>
           <w:sz w:val="24"/>
         </w:rPr>
-        <w:hyperlink r:id="rId10" w:history="1">
-          <w:r>
-            <w:rPr>
-              <w:rStyle w:val="Hyperlink"/>
-            </w:rPr>
-            <w:t>Other rele</w:t>
-          </w:r>
-        </w:hyperlink>
-      </w:r>
-      <w:r>
-        <w:rPr>
-          <w:u w:val="single" w:color="0000ff"/>
-          <w:rFonts w:ascii="Charis SIL Regular" w:hAnsi="Charis SIL Regular" w:eastAsia="Charis SIL Regular"/>
-          <w:b w:val="0"/>
-          <w:i w:val="0"/>
-          <w:color w:val="000000"/>
-          <w:sz w:val="24"/>
-        </w:rPr>
-        <w:hyperlink r:id="rId10" w:history="1">
-          <w:r>
-            <w:rPr>
-              <w:rStyle w:val="Hyperlink"/>
-            </w:rPr>
-            <w:t xml:space="preserve">vant </w:t>
-          </w:r>
-        </w:hyperlink>
+        <w:t xml:space="preserve">Other relevant </w:t>
       </w:r>
       <w:r>
         <w:rPr>
@@ -2481,57 +2275,13 @@
       </w:r>
       <w:r>
         <w:rPr>
-          <w:u w:val="single" w:color="0000ff"/>
           <w:rFonts w:ascii="Charis SIL Regular" w:hAnsi="Charis SIL Regular" w:eastAsia="Charis SIL Regular"/>
           <w:b w:val="0"/>
           <w:i w:val="0"/>
           <w:color w:val="000000"/>
           <w:sz w:val="24"/>
         </w:rPr>
-        <w:hyperlink r:id="rId12" w:history="1">
-          <w:r>
-            <w:rPr>
-              <w:rStyle w:val="Hyperlink"/>
-            </w:rPr>
-            <w:t xml:space="preserve"> (Dut</w:t>
-          </w:r>
-        </w:hyperlink>
-      </w:r>
-      <w:r>
-        <w:rPr>
-          <w:u w:val="single" w:color="0000ff"/>
-          <w:rFonts w:ascii="Charis SIL Regular" w:hAnsi="Charis SIL Regular" w:eastAsia="Charis SIL Regular"/>
-          <w:b w:val="0"/>
-          <w:i w:val="0"/>
-          <w:color w:val="000000"/>
-          <w:sz w:val="24"/>
-        </w:rPr>
-        <w:hyperlink r:id="rId12" w:history="1">
-          <w:r>
-            <w:rPr>
-              <w:rStyle w:val="Hyperlink"/>
-            </w:rPr>
-            <w:t>c</w:t>
-          </w:r>
-        </w:hyperlink>
-      </w:r>
-      <w:r>
-        <w:rPr>
-          <w:u w:val="single" w:color="0000ff"/>
-          <w:rFonts w:ascii="Charis SIL Regular" w:hAnsi="Charis SIL Regular" w:eastAsia="Charis SIL Regular"/>
-          <w:b w:val="0"/>
-          <w:i w:val="0"/>
-          <w:color w:val="000000"/>
-          <w:sz w:val="24"/>
-        </w:rPr>
-        <w:hyperlink r:id="rId12" w:history="1">
-          <w:r>
-            <w:rPr>
-              <w:rStyle w:val="Hyperlink"/>
-            </w:rPr>
-            <w:t>h only) wa</w:t>
-          </w:r>
-        </w:hyperlink>
+        <w:t xml:space="preserve"> (Dutch only) wa</w:t>
       </w:r>
       <w:r>
         <w:rPr>
@@ -3362,6 +3112,7 @@
           <w:i/>
           <w:color w:val="0000FF"/>
           <w:sz w:val="24"/>
+          <w:u w:val="single"/>
         </w:rPr>
         <w:t>cultural objects and collections</w:t>
       </w:r>

--- a/EXPORTS/DOCX/published/niveau1/English/DoingResearch.docx
+++ b/EXPORTS/DOCX/published/niveau1/English/DoingResearch.docx
@@ -338,7 +338,7 @@
             <w:rPr>
               <w:rStyle w:val="Hyperlink"/>
             </w:rPr>
-            <w:t>significan</w:t>
+            <w:t>significanc</w:t>
           </w:r>
         </w:hyperlink>
       </w:r>
@@ -349,6 +349,397 @@
           <w:i/>
           <w:color w:val="0000FF"/>
           <w:sz w:val="24"/>
+          <w:u w:val="single"/>
+        </w:rPr>
+        <w:t>e</w:t>
+      </w:r>
+      <w:r>
+        <w:rPr>
+          <w:rFonts w:ascii="Charis SIL Italic" w:hAnsi="Charis SIL Italic" w:eastAsia="Charis SIL Italic"/>
+          <w:b w:val="0"/>
+          <w:i/>
+          <w:color w:val="0000FF"/>
+          <w:sz w:val="24"/>
+          <w:u w:val="single"/>
+        </w:rPr>
+        <w:t xml:space="preserve"> </w:t>
+      </w:r>
+      <w:r>
+        <w:rPr>
+          <w:rFonts w:ascii="Charis SIL Italic" w:hAnsi="Charis SIL Italic" w:eastAsia="Charis SIL Italic"/>
+          <w:b w:val="0"/>
+          <w:i/>
+          <w:color w:val="0000FF"/>
+          <w:sz w:val="24"/>
+          <w:u w:val="single"/>
+        </w:rPr>
+        <w:hyperlink r:id="rId9" w:history="1">
+          <w:r>
+            <w:rPr>
+              <w:rStyle w:val="Hyperlink"/>
+            </w:rPr>
+            <w:t>of</w:t>
+          </w:r>
+        </w:hyperlink>
+      </w:r>
+      <w:r>
+        <w:rPr>
+          <w:rFonts w:ascii="Charis SIL Italic" w:hAnsi="Charis SIL Italic" w:eastAsia="Charis SIL Italic"/>
+          <w:b w:val="0"/>
+          <w:i/>
+          <w:color w:val="0000FF"/>
+          <w:sz w:val="24"/>
+          <w:u w:val="single"/>
+        </w:rPr>
+        <w:t xml:space="preserve"> </w:t>
+      </w:r>
+      <w:r>
+        <w:rPr>
+          <w:rFonts w:ascii="Charis SIL Italic" w:hAnsi="Charis SIL Italic" w:eastAsia="Charis SIL Italic"/>
+          <w:b w:val="0"/>
+          <w:i/>
+          <w:color w:val="0000FF"/>
+          <w:sz w:val="24"/>
+          <w:u w:val="single"/>
+        </w:rPr>
+        <w:hyperlink r:id="rId9" w:history="1">
+          <w:r>
+            <w:rPr>
+              <w:rStyle w:val="Hyperlink"/>
+            </w:rPr>
+            <w:t>cultura</w:t>
+          </w:r>
+        </w:hyperlink>
+      </w:r>
+      <w:r>
+        <w:rPr>
+          <w:rFonts w:ascii="Charis SIL Italic" w:hAnsi="Charis SIL Italic" w:eastAsia="Charis SIL Italic"/>
+          <w:b w:val="0"/>
+          <w:i/>
+          <w:color w:val="0000FF"/>
+          <w:sz w:val="24"/>
+        </w:rPr>
+        <w:t>l</w:t>
+      </w:r>
+      <w:r>
+        <w:rPr>
+          <w:rFonts w:ascii="Charis SIL Italic" w:hAnsi="Charis SIL Italic" w:eastAsia="Charis SIL Italic"/>
+          <w:b w:val="0"/>
+          <w:i/>
+          <w:color w:val="0000FF"/>
+          <w:sz w:val="24"/>
+          <w:u w:val="single"/>
+        </w:rPr>
+        <w:t xml:space="preserve"> </w:t>
+      </w:r>
+      <w:r>
+        <w:rPr>
+          <w:rFonts w:ascii="Charis SIL Italic" w:hAnsi="Charis SIL Italic" w:eastAsia="Charis SIL Italic"/>
+          <w:b w:val="0"/>
+          <w:i/>
+          <w:color w:val="0000FF"/>
+          <w:sz w:val="24"/>
+          <w:u w:val="single"/>
+        </w:rPr>
+        <w:hyperlink r:id="rId9" w:history="1">
+          <w:r>
+            <w:rPr>
+              <w:rStyle w:val="Hyperlink"/>
+            </w:rPr>
+            <w:t xml:space="preserve">objects </w:t>
+          </w:r>
+        </w:hyperlink>
+      </w:r>
+      <w:r>
+        <w:rPr>
+          <w:rFonts w:ascii="Charis SIL Italic" w:hAnsi="Charis SIL Italic" w:eastAsia="Charis SIL Italic"/>
+          <w:b w:val="0"/>
+          <w:i/>
+          <w:color w:val="0000FF"/>
+          <w:sz w:val="24"/>
+          <w:u w:val="single"/>
+        </w:rPr>
+        <w:hyperlink r:id="rId9" w:history="1">
+          <w:r>
+            <w:rPr>
+              <w:rStyle w:val="Hyperlink"/>
+            </w:rPr>
+            <w:t>and</w:t>
+          </w:r>
+        </w:hyperlink>
+      </w:r>
+      <w:r>
+        <w:rPr>
+          <w:rFonts w:ascii="Charis SIL Italic" w:hAnsi="Charis SIL Italic" w:eastAsia="Charis SIL Italic"/>
+          <w:b w:val="0"/>
+          <w:i/>
+          <w:color w:val="0000FF"/>
+          <w:sz w:val="24"/>
+          <w:u w:val="single"/>
+        </w:rPr>
+        <w:t xml:space="preserve"> </w:t>
+      </w:r>
+      <w:r>
+        <w:rPr>
+          <w:rFonts w:ascii="Charis SIL Italic" w:hAnsi="Charis SIL Italic" w:eastAsia="Charis SIL Italic"/>
+          <w:b w:val="0"/>
+          <w:i/>
+          <w:color w:val="0000FF"/>
+          <w:sz w:val="24"/>
+          <w:u w:val="single"/>
+        </w:rPr>
+        <w:hyperlink r:id="rId9" w:history="1">
+          <w:r>
+            <w:rPr>
+              <w:rStyle w:val="Hyperlink"/>
+            </w:rPr>
+            <w:t>collections</w:t>
+          </w:r>
+        </w:hyperlink>
+      </w:r>
+      <w:r>
+        <w:rPr>
+          <w:rFonts w:ascii="Charis SIL Italic" w:hAnsi="Charis SIL Italic" w:eastAsia="Charis SIL Italic"/>
+          <w:b w:val="0"/>
+          <w:i/>
+          <w:color w:val="0000FF"/>
+          <w:sz w:val="24"/>
+          <w:u w:val="single"/>
+        </w:rPr>
+        <w:t xml:space="preserve"> </w:t>
+      </w:r>
+      <w:r>
+        <w:rPr>
+          <w:rFonts w:ascii="Charis SIL Italic" w:hAnsi="Charis SIL Italic" w:eastAsia="Charis SIL Italic"/>
+          <w:b w:val="0"/>
+          <w:i/>
+          <w:color w:val="0000FF"/>
+          <w:sz w:val="24"/>
+          <w:u w:val="single"/>
+        </w:rPr>
+        <w:hyperlink r:id="rId9" w:history="1">
+          <w:r>
+            <w:rPr>
+              <w:rStyle w:val="Hyperlink"/>
+            </w:rPr>
+            <w:t>acqui</w:t>
+          </w:r>
+        </w:hyperlink>
+      </w:r>
+      <w:r>
+        <w:rPr>
+          <w:rFonts w:ascii="Charis SIL Italic" w:hAnsi="Charis SIL Italic" w:eastAsia="Charis SIL Italic"/>
+          <w:b w:val="0"/>
+          <w:i/>
+          <w:color w:val="0000FF"/>
+          <w:sz w:val="24"/>
+          <w:u w:val="single"/>
+        </w:rPr>
+        <w:hyperlink r:id="rId9" w:history="1">
+          <w:r>
+            <w:rPr>
+              <w:rStyle w:val="Hyperlink"/>
+            </w:rPr>
+            <w:t>red</w:t>
+          </w:r>
+        </w:hyperlink>
+      </w:r>
+      <w:r>
+        <w:rPr>
+          <w:rFonts w:ascii="Charis SIL Italic" w:hAnsi="Charis SIL Italic" w:eastAsia="Charis SIL Italic"/>
+          <w:b w:val="0"/>
+          <w:i/>
+          <w:color w:val="0000FF"/>
+          <w:sz w:val="24"/>
+          <w:u w:val="single"/>
+        </w:rPr>
+        <w:t xml:space="preserve"> </w:t>
+      </w:r>
+      <w:r>
+        <w:rPr>
+          <w:rFonts w:ascii="Charis SIL Italic" w:hAnsi="Charis SIL Italic" w:eastAsia="Charis SIL Italic"/>
+          <w:b w:val="0"/>
+          <w:i/>
+          <w:color w:val="0000FF"/>
+          <w:sz w:val="24"/>
+          <w:u w:val="single"/>
+        </w:rPr>
+        <w:hyperlink r:id="rId9" w:history="1">
+          <w:r>
+            <w:rPr>
+              <w:rStyle w:val="Hyperlink"/>
+            </w:rPr>
+            <w:t>in</w:t>
+          </w:r>
+        </w:hyperlink>
+      </w:r>
+      <w:r>
+        <w:rPr>
+          <w:rFonts w:ascii="Charis SIL Italic" w:hAnsi="Charis SIL Italic" w:eastAsia="Charis SIL Italic"/>
+          <w:b w:val="0"/>
+          <w:i/>
+          <w:color w:val="0000FF"/>
+          <w:sz w:val="24"/>
+          <w:u w:val="single"/>
+        </w:rPr>
+        <w:t xml:space="preserve"> </w:t>
+      </w:r>
+      <w:r>
+        <w:rPr>
+          <w:rFonts w:ascii="Charis SIL Italic" w:hAnsi="Charis SIL Italic" w:eastAsia="Charis SIL Italic"/>
+          <w:b w:val="0"/>
+          <w:i/>
+          <w:color w:val="0000FF"/>
+          <w:sz w:val="24"/>
+          <w:u w:val="single"/>
+        </w:rPr>
+        <w:hyperlink r:id="rId9" w:history="1">
+          <w:r>
+            <w:rPr>
+              <w:rStyle w:val="Hyperlink"/>
+            </w:rPr>
+            <w:t>colonial</w:t>
+          </w:r>
+        </w:hyperlink>
+      </w:r>
+      <w:r>
+        <w:rPr>
+          <w:rFonts w:ascii="Charis SIL Italic" w:hAnsi="Charis SIL Italic" w:eastAsia="Charis SIL Italic"/>
+          <w:b w:val="0"/>
+          <w:i/>
+          <w:color w:val="0000FF"/>
+          <w:sz w:val="24"/>
+          <w:u w:val="single"/>
+        </w:rPr>
+        <w:t xml:space="preserve"> </w:t>
+      </w:r>
+      <w:r>
+        <w:rPr>
+          <w:rFonts w:ascii="Charis SIL Italic" w:hAnsi="Charis SIL Italic" w:eastAsia="Charis SIL Italic"/>
+          <w:b w:val="0"/>
+          <w:i/>
+          <w:color w:val="0000FF"/>
+          <w:sz w:val="24"/>
+          <w:u w:val="single"/>
+        </w:rPr>
+        <w:hyperlink r:id="rId9" w:history="1">
+          <w:r>
+            <w:rPr>
+              <w:rStyle w:val="Hyperlink"/>
+            </w:rPr>
+            <w:t>s</w:t>
+          </w:r>
+        </w:hyperlink>
+      </w:r>
+      <w:r>
+        <w:rPr>
+          <w:rFonts w:ascii="Charis SIL Italic" w:hAnsi="Charis SIL Italic" w:eastAsia="Charis SIL Italic"/>
+          <w:b w:val="0"/>
+          <w:i/>
+          <w:color w:val="0000FF"/>
+          <w:sz w:val="24"/>
+          <w:u w:val="single"/>
+        </w:rPr>
+        <w:hyperlink r:id="rId9" w:history="1">
+          <w:r>
+            <w:rPr>
+              <w:rStyle w:val="Hyperlink"/>
+            </w:rPr>
+            <w:t>itua</w:t>
+          </w:r>
+        </w:hyperlink>
+      </w:r>
+      <w:r>
+        <w:rPr>
+          <w:rFonts w:ascii="Charis SIL Italic" w:hAnsi="Charis SIL Italic" w:eastAsia="Charis SIL Italic"/>
+          <w:b w:val="0"/>
+          <w:i/>
+          <w:color w:val="0000FF"/>
+          <w:sz w:val="24"/>
+          <w:u w:val="single"/>
+        </w:rPr>
+        <w:hyperlink r:id="rId9" w:history="1">
+          <w:r>
+            <w:rPr>
+              <w:rStyle w:val="Hyperlink"/>
+            </w:rPr>
+            <w:t>t</w:t>
+          </w:r>
+        </w:hyperlink>
+      </w:r>
+      <w:r>
+        <w:rPr>
+          <w:rFonts w:ascii="Charis SIL Italic" w:hAnsi="Charis SIL Italic" w:eastAsia="Charis SIL Italic"/>
+          <w:b w:val="0"/>
+          <w:i/>
+          <w:color w:val="0000FF"/>
+          <w:sz w:val="24"/>
+          <w:u w:val="single"/>
+        </w:rPr>
+        <w:hyperlink r:id="rId9" w:history="1">
+          <w:r>
+            <w:rPr>
+              <w:rStyle w:val="Hyperlink"/>
+            </w:rPr>
+            <w:t>ions</w:t>
+          </w:r>
+        </w:hyperlink>
+      </w:r>
+      <w:r>
+        <w:rPr>
+          <w:u w:val="single" w:color="0000ff"/>
+          <w:rFonts w:ascii="Charis SIL Regular" w:hAnsi="Charis SIL Regular" w:eastAsia="Charis SIL Regular"/>
+          <w:b w:val="0"/>
+          <w:i w:val="0"/>
+          <w:color w:val="000000"/>
+          <w:sz w:val="24"/>
+        </w:rPr>
+        <w:hyperlink r:id="rId9" w:history="1">
+          <w:r>
+            <w:rPr>
+              <w:rStyle w:val="Hyperlink"/>
+            </w:rPr>
+            <w:t xml:space="preserve"> and th</w:t>
+          </w:r>
+        </w:hyperlink>
+      </w:r>
+      <w:r>
+        <w:rPr>
+          <w:u w:val="single" w:color="0000ff"/>
+          <w:rFonts w:ascii="Charis SIL Regular" w:hAnsi="Charis SIL Regular" w:eastAsia="Charis SIL Regular"/>
+          <w:b w:val="0"/>
+          <w:i w:val="0"/>
+          <w:color w:val="000000"/>
+          <w:sz w:val="24"/>
+        </w:rPr>
+        <w:t xml:space="preserve">e publication </w:t>
+      </w:r>
+      <w:r>
+        <w:rPr>
+          <w:rFonts w:ascii="Charis SIL Italic" w:hAnsi="Charis SIL Italic" w:eastAsia="Charis SIL Italic"/>
+          <w:b w:val="0"/>
+          <w:i/>
+          <w:color w:val="0000FF"/>
+          <w:sz w:val="24"/>
+          <w:u w:val="single"/>
+        </w:rPr>
+        <w:hyperlink r:id="rId9" w:history="1">
+          <w:r>
+            <w:rPr>
+              <w:rStyle w:val="Hyperlink"/>
+            </w:rPr>
+            <w:t>Provenan</w:t>
+          </w:r>
+        </w:hyperlink>
+      </w:r>
+      <w:r>
+        <w:rPr>
+          <w:rFonts w:ascii="Charis SIL Italic" w:hAnsi="Charis SIL Italic" w:eastAsia="Charis SIL Italic"/>
+          <w:b w:val="0"/>
+          <w:i/>
+          <w:color w:val="0000FF"/>
+          <w:sz w:val="24"/>
+          <w:u w:val="single"/>
         </w:rPr>
         <w:hyperlink r:id="rId9" w:history="1">
           <w:r>
@@ -366,337 +757,6 @@
           <w:i/>
           <w:color w:val="0000FF"/>
           <w:sz w:val="24"/>
-        </w:rPr>
-        <w:t>e</w:t>
-      </w:r>
-      <w:r>
-        <w:rPr>
-          <w:rFonts w:ascii="Charis SIL Italic" w:hAnsi="Charis SIL Italic" w:eastAsia="Charis SIL Italic"/>
-          <w:b w:val="0"/>
-          <w:i/>
-          <w:color w:val="0000FF"/>
-          <w:sz w:val="24"/>
-          <w:u w:val="single"/>
-        </w:rPr>
-        <w:t xml:space="preserve"> </w:t>
-      </w:r>
-      <w:r>
-        <w:rPr>
-          <w:rFonts w:ascii="Charis SIL Italic" w:hAnsi="Charis SIL Italic" w:eastAsia="Charis SIL Italic"/>
-          <w:b w:val="0"/>
-          <w:i/>
-          <w:color w:val="0000FF"/>
-          <w:sz w:val="24"/>
-          <w:u w:val="single"/>
-        </w:rPr>
-        <w:hyperlink r:id="rId9" w:history="1">
-          <w:r>
-            <w:rPr>
-              <w:rStyle w:val="Hyperlink"/>
-            </w:rPr>
-            <w:t>of</w:t>
-          </w:r>
-        </w:hyperlink>
-      </w:r>
-      <w:r>
-        <w:rPr>
-          <w:rFonts w:ascii="Charis SIL Italic" w:hAnsi="Charis SIL Italic" w:eastAsia="Charis SIL Italic"/>
-          <w:b w:val="0"/>
-          <w:i/>
-          <w:color w:val="0000FF"/>
-          <w:sz w:val="24"/>
-          <w:u w:val="single"/>
-        </w:rPr>
-        <w:t xml:space="preserve"> </w:t>
-      </w:r>
-      <w:r>
-        <w:rPr>
-          <w:rFonts w:ascii="Charis SIL Italic" w:hAnsi="Charis SIL Italic" w:eastAsia="Charis SIL Italic"/>
-          <w:b w:val="0"/>
-          <w:i/>
-          <w:color w:val="0000FF"/>
-          <w:sz w:val="24"/>
-          <w:u w:val="single"/>
-        </w:rPr>
-        <w:hyperlink r:id="rId9" w:history="1">
-          <w:r>
-            <w:rPr>
-              <w:rStyle w:val="Hyperlink"/>
-            </w:rPr>
-            <w:t>cultural</w:t>
-          </w:r>
-        </w:hyperlink>
-      </w:r>
-      <w:r>
-        <w:rPr>
-          <w:rFonts w:ascii="Charis SIL Italic" w:hAnsi="Charis SIL Italic" w:eastAsia="Charis SIL Italic"/>
-          <w:b w:val="0"/>
-          <w:i/>
-          <w:color w:val="0000FF"/>
-          <w:sz w:val="24"/>
-          <w:u w:val="single"/>
-        </w:rPr>
-        <w:t xml:space="preserve"> </w:t>
-      </w:r>
-      <w:r>
-        <w:rPr>
-          <w:rFonts w:ascii="Charis SIL Italic" w:hAnsi="Charis SIL Italic" w:eastAsia="Charis SIL Italic"/>
-          <w:b w:val="0"/>
-          <w:i/>
-          <w:color w:val="0000FF"/>
-          <w:sz w:val="24"/>
-          <w:u w:val="single"/>
-        </w:rPr>
-        <w:hyperlink r:id="rId9" w:history="1">
-          <w:r>
-            <w:rPr>
-              <w:rStyle w:val="Hyperlink"/>
-            </w:rPr>
-            <w:t xml:space="preserve">objects </w:t>
-          </w:r>
-        </w:hyperlink>
-      </w:r>
-      <w:r>
-        <w:rPr>
-          <w:rFonts w:ascii="Charis SIL Italic" w:hAnsi="Charis SIL Italic" w:eastAsia="Charis SIL Italic"/>
-          <w:b w:val="0"/>
-          <w:i/>
-          <w:color w:val="0000FF"/>
-          <w:sz w:val="24"/>
-          <w:u w:val="single"/>
-        </w:rPr>
-        <w:t>and collections acqui</w:t>
-      </w:r>
-      <w:r>
-        <w:rPr>
-          <w:rFonts w:ascii="Charis SIL Italic" w:hAnsi="Charis SIL Italic" w:eastAsia="Charis SIL Italic"/>
-          <w:b w:val="0"/>
-          <w:i/>
-          <w:color w:val="0000FF"/>
-          <w:sz w:val="24"/>
-          <w:u w:val="single"/>
-        </w:rPr>
-        <w:hyperlink r:id="rId9" w:history="1">
-          <w:r>
-            <w:rPr>
-              <w:rStyle w:val="Hyperlink"/>
-            </w:rPr>
-            <w:t>red</w:t>
-          </w:r>
-        </w:hyperlink>
-      </w:r>
-      <w:r>
-        <w:rPr>
-          <w:rFonts w:ascii="Charis SIL Italic" w:hAnsi="Charis SIL Italic" w:eastAsia="Charis SIL Italic"/>
-          <w:b w:val="0"/>
-          <w:i/>
-          <w:color w:val="0000FF"/>
-          <w:sz w:val="24"/>
-          <w:u w:val="single"/>
-        </w:rPr>
-        <w:t xml:space="preserve"> </w:t>
-      </w:r>
-      <w:r>
-        <w:rPr>
-          <w:rFonts w:ascii="Charis SIL Italic" w:hAnsi="Charis SIL Italic" w:eastAsia="Charis SIL Italic"/>
-          <w:b w:val="0"/>
-          <w:i/>
-          <w:color w:val="0000FF"/>
-          <w:sz w:val="24"/>
-          <w:u w:val="single"/>
-        </w:rPr>
-        <w:hyperlink r:id="rId9" w:history="1">
-          <w:r>
-            <w:rPr>
-              <w:rStyle w:val="Hyperlink"/>
-            </w:rPr>
-            <w:t>in</w:t>
-          </w:r>
-        </w:hyperlink>
-      </w:r>
-      <w:r>
-        <w:rPr>
-          <w:rFonts w:ascii="Charis SIL Italic" w:hAnsi="Charis SIL Italic" w:eastAsia="Charis SIL Italic"/>
-          <w:b w:val="0"/>
-          <w:i/>
-          <w:color w:val="0000FF"/>
-          <w:sz w:val="24"/>
-          <w:u w:val="single"/>
-        </w:rPr>
-        <w:t xml:space="preserve"> </w:t>
-      </w:r>
-      <w:r>
-        <w:rPr>
-          <w:rFonts w:ascii="Charis SIL Italic" w:hAnsi="Charis SIL Italic" w:eastAsia="Charis SIL Italic"/>
-          <w:b w:val="0"/>
-          <w:i/>
-          <w:color w:val="0000FF"/>
-          <w:sz w:val="24"/>
-          <w:u w:val="single"/>
-        </w:rPr>
-        <w:hyperlink r:id="rId9" w:history="1">
-          <w:r>
-            <w:rPr>
-              <w:rStyle w:val="Hyperlink"/>
-            </w:rPr>
-            <w:t>colonial</w:t>
-          </w:r>
-        </w:hyperlink>
-      </w:r>
-      <w:r>
-        <w:rPr>
-          <w:rFonts w:ascii="Charis SIL Italic" w:hAnsi="Charis SIL Italic" w:eastAsia="Charis SIL Italic"/>
-          <w:b w:val="0"/>
-          <w:i/>
-          <w:color w:val="0000FF"/>
-          <w:sz w:val="24"/>
-          <w:u w:val="single"/>
-        </w:rPr>
-        <w:t xml:space="preserve"> </w:t>
-      </w:r>
-      <w:r>
-        <w:rPr>
-          <w:rFonts w:ascii="Charis SIL Italic" w:hAnsi="Charis SIL Italic" w:eastAsia="Charis SIL Italic"/>
-          <w:b w:val="0"/>
-          <w:i/>
-          <w:color w:val="0000FF"/>
-          <w:sz w:val="24"/>
-          <w:u w:val="single"/>
-        </w:rPr>
-        <w:hyperlink r:id="rId9" w:history="1">
-          <w:r>
-            <w:rPr>
-              <w:rStyle w:val="Hyperlink"/>
-            </w:rPr>
-            <w:t>s</w:t>
-          </w:r>
-        </w:hyperlink>
-      </w:r>
-      <w:r>
-        <w:rPr>
-          <w:rFonts w:ascii="Charis SIL Italic" w:hAnsi="Charis SIL Italic" w:eastAsia="Charis SIL Italic"/>
-          <w:b w:val="0"/>
-          <w:i/>
-          <w:color w:val="0000FF"/>
-          <w:sz w:val="24"/>
-          <w:u w:val="single"/>
-        </w:rPr>
-        <w:hyperlink r:id="rId9" w:history="1">
-          <w:r>
-            <w:rPr>
-              <w:rStyle w:val="Hyperlink"/>
-            </w:rPr>
-            <w:t>itua</w:t>
-          </w:r>
-        </w:hyperlink>
-      </w:r>
-      <w:r>
-        <w:rPr>
-          <w:rFonts w:ascii="Charis SIL Italic" w:hAnsi="Charis SIL Italic" w:eastAsia="Charis SIL Italic"/>
-          <w:b w:val="0"/>
-          <w:i/>
-          <w:color w:val="0000FF"/>
-          <w:sz w:val="24"/>
-          <w:u w:val="single"/>
-        </w:rPr>
-        <w:hyperlink r:id="rId9" w:history="1">
-          <w:r>
-            <w:rPr>
-              <w:rStyle w:val="Hyperlink"/>
-            </w:rPr>
-            <w:t>t</w:t>
-          </w:r>
-        </w:hyperlink>
-      </w:r>
-      <w:r>
-        <w:rPr>
-          <w:rFonts w:ascii="Charis SIL Italic" w:hAnsi="Charis SIL Italic" w:eastAsia="Charis SIL Italic"/>
-          <w:b w:val="0"/>
-          <w:i/>
-          <w:color w:val="0000FF"/>
-          <w:sz w:val="24"/>
-          <w:u w:val="single"/>
-        </w:rPr>
-        <w:hyperlink r:id="rId9" w:history="1">
-          <w:r>
-            <w:rPr>
-              <w:rStyle w:val="Hyperlink"/>
-            </w:rPr>
-            <w:t>ions</w:t>
-          </w:r>
-        </w:hyperlink>
-      </w:r>
-      <w:r>
-        <w:rPr>
-          <w:rFonts w:ascii="Charis SIL Regular" w:hAnsi="Charis SIL Regular" w:eastAsia="Charis SIL Regular"/>
-          <w:b w:val="0"/>
-          <w:i w:val="0"/>
-          <w:color w:val="000000"/>
-          <w:sz w:val="24"/>
-        </w:rPr>
-        <w:t xml:space="preserve"> and the publicatio</w:t>
-      </w:r>
-      <w:r>
-        <w:rPr>
-          <w:u w:val="single" w:color="0000ff"/>
-          <w:rFonts w:ascii="Charis SIL Regular" w:hAnsi="Charis SIL Regular" w:eastAsia="Charis SIL Regular"/>
-          <w:b w:val="0"/>
-          <w:i w:val="0"/>
-          <w:color w:val="000000"/>
-          <w:sz w:val="24"/>
-        </w:rPr>
-        <w:hyperlink r:id="rId9" w:history="1">
-          <w:r>
-            <w:rPr>
-              <w:rStyle w:val="Hyperlink"/>
-            </w:rPr>
-            <w:t xml:space="preserve">n </w:t>
-          </w:r>
-        </w:hyperlink>
-      </w:r>
-      <w:r>
-        <w:rPr>
-          <w:rFonts w:ascii="Charis SIL Italic" w:hAnsi="Charis SIL Italic" w:eastAsia="Charis SIL Italic"/>
-          <w:b w:val="0"/>
-          <w:i/>
-          <w:color w:val="0000FF"/>
-          <w:sz w:val="24"/>
-          <w:u w:val="single"/>
-        </w:rPr>
-        <w:hyperlink r:id="rId9" w:history="1">
-          <w:r>
-            <w:rPr>
-              <w:rStyle w:val="Hyperlink"/>
-            </w:rPr>
-            <w:t>Provenan</w:t>
-          </w:r>
-        </w:hyperlink>
-      </w:r>
-      <w:r>
-        <w:rPr>
-          <w:rFonts w:ascii="Charis SIL Italic" w:hAnsi="Charis SIL Italic" w:eastAsia="Charis SIL Italic"/>
-          <w:b w:val="0"/>
-          <w:i/>
-          <w:color w:val="0000FF"/>
-          <w:sz w:val="24"/>
-          <w:u w:val="single"/>
-        </w:rPr>
-        <w:hyperlink r:id="rId9" w:history="1">
-          <w:r>
-            <w:rPr>
-              <w:rStyle w:val="Hyperlink"/>
-            </w:rPr>
-            <w:t>c</w:t>
-          </w:r>
-        </w:hyperlink>
-      </w:r>
-      <w:r>
-        <w:rPr>
-          <w:rFonts w:ascii="Charis SIL Italic" w:hAnsi="Charis SIL Italic" w:eastAsia="Charis SIL Italic"/>
-          <w:b w:val="0"/>
-          <w:i/>
-          <w:color w:val="0000FF"/>
-          <w:sz w:val="24"/>
           <w:u w:val="single"/>
         </w:rPr>
         <w:hyperlink r:id="rId9" w:history="1">
@@ -728,7 +788,7 @@
           <w:sz w:val="24"/>
           <w:u w:val="single"/>
         </w:rPr>
-        <w:hyperlink r:id="rId9" w:history="1">
+        <w:hyperlink r:id="rId10" w:history="1">
           <w:r>
             <w:rPr>
               <w:rStyle w:val="Hyperlink"/>
@@ -746,7 +806,7 @@
           <w:sz w:val="24"/>
           <w:u w:val="single"/>
         </w:rPr>
-        <w:hyperlink r:id="rId9" w:history="1">
+        <w:hyperlink r:id="rId10" w:history="1">
           <w:r>
             <w:rPr>
               <w:rStyle w:val="Hyperlink"/>
@@ -793,7 +853,147 @@
           <w:sz w:val="24"/>
           <w:u w:val="single"/>
         </w:rPr>
-        <w:t>collections from a coloni</w:t>
+        <w:hyperlink r:id="rId9" w:history="1">
+          <w:r>
+            <w:rPr>
+              <w:rStyle w:val="Hyperlink"/>
+            </w:rPr>
+            <w:t>coll</w:t>
+          </w:r>
+        </w:hyperlink>
+      </w:r>
+      <w:r>
+        <w:rPr>
+          <w:rFonts w:ascii="Charis SIL Italic" w:hAnsi="Charis SIL Italic" w:eastAsia="Charis SIL Italic"/>
+          <w:b w:val="0"/>
+          <w:i/>
+          <w:color w:val="0000FF"/>
+          <w:sz w:val="24"/>
+          <w:u w:val="single"/>
+        </w:rPr>
+        <w:hyperlink r:id="rId9" w:history="1">
+          <w:r>
+            <w:rPr>
+              <w:rStyle w:val="Hyperlink"/>
+            </w:rPr>
+            <w:t>e</w:t>
+          </w:r>
+        </w:hyperlink>
+      </w:r>
+      <w:r>
+        <w:rPr>
+          <w:rFonts w:ascii="Charis SIL Italic" w:hAnsi="Charis SIL Italic" w:eastAsia="Charis SIL Italic"/>
+          <w:b w:val="0"/>
+          <w:i/>
+          <w:color w:val="0000FF"/>
+          <w:sz w:val="24"/>
+          <w:u w:val="single"/>
+        </w:rPr>
+        <w:hyperlink r:id="rId9" w:history="1">
+          <w:r>
+            <w:rPr>
+              <w:rStyle w:val="Hyperlink"/>
+            </w:rPr>
+            <w:t>ctions</w:t>
+          </w:r>
+        </w:hyperlink>
+      </w:r>
+      <w:r>
+        <w:rPr>
+          <w:rFonts w:ascii="Charis SIL Italic" w:hAnsi="Charis SIL Italic" w:eastAsia="Charis SIL Italic"/>
+          <w:b w:val="0"/>
+          <w:i/>
+          <w:color w:val="0000FF"/>
+          <w:sz w:val="24"/>
+          <w:u w:val="single"/>
+        </w:rPr>
+        <w:t xml:space="preserve"> </w:t>
+      </w:r>
+      <w:r>
+        <w:rPr>
+          <w:rFonts w:ascii="Charis SIL Italic" w:hAnsi="Charis SIL Italic" w:eastAsia="Charis SIL Italic"/>
+          <w:b w:val="0"/>
+          <w:i/>
+          <w:color w:val="0000FF"/>
+          <w:sz w:val="24"/>
+          <w:u w:val="single"/>
+        </w:rPr>
+        <w:hyperlink r:id="rId9" w:history="1">
+          <w:r>
+            <w:rPr>
+              <w:rStyle w:val="Hyperlink"/>
+            </w:rPr>
+            <w:t>fro</w:t>
+          </w:r>
+        </w:hyperlink>
+      </w:r>
+      <w:r>
+        <w:rPr>
+          <w:rFonts w:ascii="Charis SIL Italic" w:hAnsi="Charis SIL Italic" w:eastAsia="Charis SIL Italic"/>
+          <w:b w:val="0"/>
+          <w:i/>
+          <w:color w:val="0000FF"/>
+          <w:sz w:val="24"/>
+        </w:rPr>
+        <w:t>m</w:t>
+      </w:r>
+      <w:r>
+        <w:rPr>
+          <w:rFonts w:ascii="Charis SIL Italic" w:hAnsi="Charis SIL Italic" w:eastAsia="Charis SIL Italic"/>
+          <w:b w:val="0"/>
+          <w:i/>
+          <w:color w:val="0000FF"/>
+          <w:sz w:val="24"/>
+          <w:u w:val="single"/>
+        </w:rPr>
+        <w:t xml:space="preserve"> </w:t>
+      </w:r>
+      <w:r>
+        <w:rPr>
+          <w:rFonts w:ascii="Charis SIL Italic" w:hAnsi="Charis SIL Italic" w:eastAsia="Charis SIL Italic"/>
+          <w:b w:val="0"/>
+          <w:i/>
+          <w:color w:val="0000FF"/>
+          <w:sz w:val="24"/>
+          <w:u w:val="single"/>
+        </w:rPr>
+        <w:hyperlink r:id="rId9" w:history="1">
+          <w:r>
+            <w:rPr>
+              <w:rStyle w:val="Hyperlink"/>
+            </w:rPr>
+            <w:t>a</w:t>
+          </w:r>
+        </w:hyperlink>
+      </w:r>
+      <w:r>
+        <w:rPr>
+          <w:rFonts w:ascii="Charis SIL Italic" w:hAnsi="Charis SIL Italic" w:eastAsia="Charis SIL Italic"/>
+          <w:b w:val="0"/>
+          <w:i/>
+          <w:color w:val="0000FF"/>
+          <w:sz w:val="24"/>
+          <w:u w:val="single"/>
+        </w:rPr>
+        <w:t xml:space="preserve"> </w:t>
+      </w:r>
+      <w:r>
+        <w:rPr>
+          <w:rFonts w:ascii="Charis SIL Italic" w:hAnsi="Charis SIL Italic" w:eastAsia="Charis SIL Italic"/>
+          <w:b w:val="0"/>
+          <w:i/>
+          <w:color w:val="0000FF"/>
+          <w:sz w:val="24"/>
+          <w:u w:val="single"/>
+        </w:rPr>
+        <w:hyperlink r:id="rId9" w:history="1">
+          <w:r>
+            <w:rPr>
+              <w:rStyle w:val="Hyperlink"/>
+            </w:rPr>
+            <w:t>coloni</w:t>
+          </w:r>
+        </w:hyperlink>
       </w:r>
       <w:r>
         <w:rPr>
@@ -862,7 +1062,7 @@
           <w:sz w:val="24"/>
           <w:u w:val="single"/>
         </w:rPr>
-        <w:hyperlink r:id="rId9" w:history="1">
+        <w:hyperlink r:id="rId10" w:history="1">
           <w:r>
             <w:rPr>
               <w:rStyle w:val="Hyperlink"/>
@@ -891,7 +1091,7 @@
           <w:sz w:val="24"/>
           <w:u w:val="single"/>
         </w:rPr>
-        <w:hyperlink r:id="rId9" w:history="1">
+        <w:hyperlink r:id="rId10" w:history="1">
           <w:r>
             <w:rPr>
               <w:rStyle w:val="Hyperlink"/>
@@ -1036,7 +1236,32 @@
           <w:color w:val="000000"/>
           <w:sz w:val="24"/>
         </w:rPr>
-        <w:t xml:space="preserve">Other relevant </w:t>
+        <w:hyperlink r:id="rId10" w:history="1">
+          <w:r>
+            <w:rPr>
+              <w:rStyle w:val="Hyperlink"/>
+            </w:rPr>
+            <w:t>Other rele</w:t>
+          </w:r>
+        </w:hyperlink>
+      </w:r>
+      <w:r>
+        <w:rPr>
+          <w:u w:val="single" w:color="0000ff"/>
+          <w:rFonts w:ascii="Charis SIL Regular" w:hAnsi="Charis SIL Regular" w:eastAsia="Charis SIL Regular"/>
+          <w:b w:val="0"/>
+          <w:i w:val="0"/>
+          <w:color w:val="000000"/>
+          <w:sz w:val="24"/>
+        </w:rPr>
+        <w:hyperlink r:id="rId10" w:history="1">
+          <w:r>
+            <w:rPr>
+              <w:rStyle w:val="Hyperlink"/>
+            </w:rPr>
+            <w:t xml:space="preserve">vant </w:t>
+          </w:r>
+        </w:hyperlink>
       </w:r>
       <w:r>
         <w:rPr>
@@ -2264,7 +2489,7 @@
           <w:sz w:val="24"/>
           <w:u w:val="single"/>
         </w:rPr>
-        <w:hyperlink r:id="rId13" w:history="1">
+        <w:hyperlink r:id="rId12" w:history="1">
           <w:r>
             <w:rPr>
               <w:rStyle w:val="Hyperlink"/>
@@ -2275,13 +2500,57 @@
       </w:r>
       <w:r>
         <w:rPr>
+          <w:u w:val="single" w:color="0000ff"/>
           <w:rFonts w:ascii="Charis SIL Regular" w:hAnsi="Charis SIL Regular" w:eastAsia="Charis SIL Regular"/>
           <w:b w:val="0"/>
           <w:i w:val="0"/>
           <w:color w:val="000000"/>
           <w:sz w:val="24"/>
         </w:rPr>
-        <w:t xml:space="preserve"> (Dutch only) wa</w:t>
+        <w:hyperlink r:id="rId12" w:history="1">
+          <w:r>
+            <w:rPr>
+              <w:rStyle w:val="Hyperlink"/>
+            </w:rPr>
+            <w:t xml:space="preserve"> (Dut</w:t>
+          </w:r>
+        </w:hyperlink>
+      </w:r>
+      <w:r>
+        <w:rPr>
+          <w:u w:val="single" w:color="0000ff"/>
+          <w:rFonts w:ascii="Charis SIL Regular" w:hAnsi="Charis SIL Regular" w:eastAsia="Charis SIL Regular"/>
+          <w:b w:val="0"/>
+          <w:i w:val="0"/>
+          <w:color w:val="000000"/>
+          <w:sz w:val="24"/>
+        </w:rPr>
+        <w:hyperlink r:id="rId12" w:history="1">
+          <w:r>
+            <w:rPr>
+              <w:rStyle w:val="Hyperlink"/>
+            </w:rPr>
+            <w:t>c</w:t>
+          </w:r>
+        </w:hyperlink>
+      </w:r>
+      <w:r>
+        <w:rPr>
+          <w:u w:val="single" w:color="0000ff"/>
+          <w:rFonts w:ascii="Charis SIL Regular" w:hAnsi="Charis SIL Regular" w:eastAsia="Charis SIL Regular"/>
+          <w:b w:val="0"/>
+          <w:i w:val="0"/>
+          <w:color w:val="000000"/>
+          <w:sz w:val="24"/>
+        </w:rPr>
+        <w:hyperlink r:id="rId12" w:history="1">
+          <w:r>
+            <w:rPr>
+              <w:rStyle w:val="Hyperlink"/>
+            </w:rPr>
+            <w:t>h only) wa</w:t>
+          </w:r>
+        </w:hyperlink>
       </w:r>
       <w:r>
         <w:rPr>
@@ -3072,7 +3341,6 @@
           <w:i/>
           <w:color w:val="0000FF"/>
           <w:sz w:val="24"/>
-          <w:u w:val="single"/>
         </w:rPr>
         <w:t>e</w:t>
       </w:r>
@@ -3114,7 +3382,101 @@
           <w:sz w:val="24"/>
           <w:u w:val="single"/>
         </w:rPr>
-        <w:t>cultural objects and collections</w:t>
+        <w:hyperlink r:id="rId15" w:history="1">
+          <w:r>
+            <w:rPr>
+              <w:rStyle w:val="Hyperlink"/>
+            </w:rPr>
+            <w:t>cultural</w:t>
+          </w:r>
+        </w:hyperlink>
+      </w:r>
+      <w:r>
+        <w:rPr>
+          <w:rFonts w:ascii="Charis SIL Italic" w:hAnsi="Charis SIL Italic" w:eastAsia="Charis SIL Italic"/>
+          <w:b w:val="0"/>
+          <w:i/>
+          <w:color w:val="0000FF"/>
+          <w:sz w:val="24"/>
+          <w:u w:val="single"/>
+        </w:rPr>
+        <w:t xml:space="preserve"> </w:t>
+      </w:r>
+      <w:r>
+        <w:rPr>
+          <w:rFonts w:ascii="Charis SIL Italic" w:hAnsi="Charis SIL Italic" w:eastAsia="Charis SIL Italic"/>
+          <w:b w:val="0"/>
+          <w:i/>
+          <w:color w:val="0000FF"/>
+          <w:sz w:val="24"/>
+          <w:u w:val="single"/>
+        </w:rPr>
+        <w:hyperlink r:id="rId15" w:history="1">
+          <w:r>
+            <w:rPr>
+              <w:rStyle w:val="Hyperlink"/>
+            </w:rPr>
+            <w:t>objects</w:t>
+          </w:r>
+        </w:hyperlink>
+      </w:r>
+      <w:r>
+        <w:rPr>
+          <w:rFonts w:ascii="Charis SIL Italic" w:hAnsi="Charis SIL Italic" w:eastAsia="Charis SIL Italic"/>
+          <w:b w:val="0"/>
+          <w:i/>
+          <w:color w:val="0000FF"/>
+          <w:sz w:val="24"/>
+          <w:u w:val="single"/>
+        </w:rPr>
+        <w:t xml:space="preserve"> </w:t>
+      </w:r>
+      <w:r>
+        <w:rPr>
+          <w:rFonts w:ascii="Charis SIL Italic" w:hAnsi="Charis SIL Italic" w:eastAsia="Charis SIL Italic"/>
+          <w:b w:val="0"/>
+          <w:i/>
+          <w:color w:val="0000FF"/>
+          <w:sz w:val="24"/>
+          <w:u w:val="single"/>
+        </w:rPr>
+        <w:hyperlink r:id="rId15" w:history="1">
+          <w:r>
+            <w:rPr>
+              <w:rStyle w:val="Hyperlink"/>
+            </w:rPr>
+            <w:t>and</w:t>
+          </w:r>
+        </w:hyperlink>
+      </w:r>
+      <w:r>
+        <w:rPr>
+          <w:rFonts w:ascii="Charis SIL Italic" w:hAnsi="Charis SIL Italic" w:eastAsia="Charis SIL Italic"/>
+          <w:b w:val="0"/>
+          <w:i/>
+          <w:color w:val="0000FF"/>
+          <w:sz w:val="24"/>
+          <w:u w:val="single"/>
+        </w:rPr>
+        <w:t xml:space="preserve"> </w:t>
+      </w:r>
+      <w:r>
+        <w:rPr>
+          <w:rFonts w:ascii="Charis SIL Italic" w:hAnsi="Charis SIL Italic" w:eastAsia="Charis SIL Italic"/>
+          <w:b w:val="0"/>
+          <w:i/>
+          <w:color w:val="0000FF"/>
+          <w:sz w:val="24"/>
+          <w:u w:val="single"/>
+        </w:rPr>
+        <w:hyperlink r:id="rId15" w:history="1">
+          <w:r>
+            <w:rPr>
+              <w:rStyle w:val="Hyperlink"/>
+            </w:rPr>
+            <w:t>collections</w:t>
+          </w:r>
+        </w:hyperlink>
       </w:r>
       <w:r>
         <w:rPr>
@@ -3306,57 +3668,13 @@
       </w:r>
       <w:r>
         <w:rPr>
-          <w:u w:val="single" w:color="0000ff"/>
           <w:rFonts w:ascii="Charis SIL Regular" w:hAnsi="Charis SIL Regular" w:eastAsia="Charis SIL Regular"/>
           <w:b w:val="0"/>
           <w:i w:val="0"/>
           <w:color w:val="000000"/>
           <w:sz w:val="24"/>
         </w:rPr>
-        <w:hyperlink r:id="rId15" w:history="1">
-          <w:r>
-            <w:rPr>
-              <w:rStyle w:val="Hyperlink"/>
-            </w:rPr>
-            <w:t xml:space="preserve"> (</w:t>
-          </w:r>
-        </w:hyperlink>
-      </w:r>
-      <w:r>
-        <w:rPr>
-          <w:u w:val="single" w:color="0000ff"/>
-          <w:rFonts w:ascii="Charis SIL Regular" w:hAnsi="Charis SIL Regular" w:eastAsia="Charis SIL Regular"/>
-          <w:b w:val="0"/>
-          <w:i w:val="0"/>
-          <w:color w:val="000000"/>
-          <w:sz w:val="24"/>
-        </w:rPr>
-        <w:hyperlink r:id="rId15" w:history="1">
-          <w:r>
-            <w:rPr>
-              <w:rStyle w:val="Hyperlink"/>
-            </w:rPr>
-            <w:t>Amster</w:t>
-          </w:r>
-        </w:hyperlink>
-      </w:r>
-      <w:r>
-        <w:rPr>
-          <w:u w:val="single" w:color="0000ff"/>
-          <w:rFonts w:ascii="Charis SIL Regular" w:hAnsi="Charis SIL Regular" w:eastAsia="Charis SIL Regular"/>
-          <w:b w:val="0"/>
-          <w:i w:val="0"/>
-          <w:color w:val="000000"/>
-          <w:sz w:val="24"/>
-        </w:rPr>
-        <w:hyperlink r:id="rId15" w:history="1">
-          <w:r>
-            <w:rPr>
-              <w:rStyle w:val="Hyperlink"/>
-            </w:rPr>
-            <w:t>dam</w:t>
-          </w:r>
-        </w:hyperlink>
+        <w:t xml:space="preserve"> (Amsterdam</w:t>
       </w:r>
       <w:r>
         <w:rPr>
@@ -4179,34 +4497,7 @@
           <w:color w:val="000000"/>
           <w:sz w:val="24"/>
         </w:rPr>
-        <w:t xml:space="preserve">•  </w:t>
-      </w:r>
-      <w:r>
-        <w:rPr>
-          <w:rFonts w:ascii="Charis SIL Regular" w:hAnsi="Charis SIL Regular" w:eastAsia="Charis SIL Regular"/>
-          <w:b w:val="0"/>
-          <w:i w:val="0"/>
-          <w:color w:val="000000"/>
-          <w:sz w:val="24"/>
-        </w:rPr>
-        <w:hyperlink r:id="rId16" w:history="1">
-          <w:r>
-            <w:rPr>
-              <w:rStyle w:val="Hyperlink"/>
-            </w:rPr>
-            <w:t>Lang, Sa</w:t>
-          </w:r>
-        </w:hyperlink>
-      </w:r>
-      <w:r>
-        <w:rPr>
-          <w:rFonts w:ascii="Charis SIL Regular" w:hAnsi="Charis SIL Regular" w:eastAsia="Charis SIL Regular"/>
-          <w:b w:val="0"/>
-          <w:i w:val="0"/>
-          <w:color w:val="000000"/>
-          <w:sz w:val="24"/>
-        </w:rPr>
-        <w:t xml:space="preserve">bine (ed.), </w:t>
+        <w:t xml:space="preserve">•  Lang, Sabine (ed.), </w:t>
       </w:r>
       <w:r>
         <w:rPr>

--- a/EXPORTS/DOCX/published/niveau1/English/DoingResearch.docx
+++ b/EXPORTS/DOCX/published/niveau1/English/DoingResearch.docx
@@ -338,7 +338,7 @@
             <w:rPr>
               <w:rStyle w:val="Hyperlink"/>
             </w:rPr>
-            <w:t>significanc</w:t>
+            <w:t>significan</w:t>
           </w:r>
         </w:hyperlink>
       </w:r>
@@ -350,6 +350,16 @@
           <w:color w:val="0000FF"/>
           <w:sz w:val="24"/>
           <w:u w:val="single"/>
+        </w:rPr>
+        <w:t>c</w:t>
+      </w:r>
+      <w:r>
+        <w:rPr>
+          <w:rFonts w:ascii="Charis SIL Italic" w:hAnsi="Charis SIL Italic" w:eastAsia="Charis SIL Italic"/>
+          <w:b w:val="0"/>
+          <w:i/>
+          <w:color w:val="0000FF"/>
+          <w:sz w:val="24"/>
         </w:rPr>
         <w:t>e</w:t>
       </w:r>
@@ -407,19 +417,9 @@
             <w:rPr>
               <w:rStyle w:val="Hyperlink"/>
             </w:rPr>
-            <w:t>cultura</w:t>
+            <w:t>cultural</w:t>
           </w:r>
         </w:hyperlink>
-      </w:r>
-      <w:r>
-        <w:rPr>
-          <w:rFonts w:ascii="Charis SIL Italic" w:hAnsi="Charis SIL Italic" w:eastAsia="Charis SIL Italic"/>
-          <w:b w:val="0"/>
-          <w:i/>
-          <w:color w:val="0000FF"/>
-          <w:sz w:val="24"/>
-        </w:rPr>
-        <w:t>l</w:t>
       </w:r>
       <w:r>
         <w:rPr>
@@ -459,72 +459,7 @@
           <w:sz w:val="24"/>
           <w:u w:val="single"/>
         </w:rPr>
-        <w:hyperlink r:id="rId9" w:history="1">
-          <w:r>
-            <w:rPr>
-              <w:rStyle w:val="Hyperlink"/>
-            </w:rPr>
-            <w:t>and</w:t>
-          </w:r>
-        </w:hyperlink>
-      </w:r>
-      <w:r>
-        <w:rPr>
-          <w:rFonts w:ascii="Charis SIL Italic" w:hAnsi="Charis SIL Italic" w:eastAsia="Charis SIL Italic"/>
-          <w:b w:val="0"/>
-          <w:i/>
-          <w:color w:val="0000FF"/>
-          <w:sz w:val="24"/>
-          <w:u w:val="single"/>
-        </w:rPr>
-        <w:t xml:space="preserve"> </w:t>
-      </w:r>
-      <w:r>
-        <w:rPr>
-          <w:rFonts w:ascii="Charis SIL Italic" w:hAnsi="Charis SIL Italic" w:eastAsia="Charis SIL Italic"/>
-          <w:b w:val="0"/>
-          <w:i/>
-          <w:color w:val="0000FF"/>
-          <w:sz w:val="24"/>
-          <w:u w:val="single"/>
-        </w:rPr>
-        <w:hyperlink r:id="rId9" w:history="1">
-          <w:r>
-            <w:rPr>
-              <w:rStyle w:val="Hyperlink"/>
-            </w:rPr>
-            <w:t>collections</w:t>
-          </w:r>
-        </w:hyperlink>
-      </w:r>
-      <w:r>
-        <w:rPr>
-          <w:rFonts w:ascii="Charis SIL Italic" w:hAnsi="Charis SIL Italic" w:eastAsia="Charis SIL Italic"/>
-          <w:b w:val="0"/>
-          <w:i/>
-          <w:color w:val="0000FF"/>
-          <w:sz w:val="24"/>
-          <w:u w:val="single"/>
-        </w:rPr>
-        <w:t xml:space="preserve"> </w:t>
-      </w:r>
-      <w:r>
-        <w:rPr>
-          <w:rFonts w:ascii="Charis SIL Italic" w:hAnsi="Charis SIL Italic" w:eastAsia="Charis SIL Italic"/>
-          <w:b w:val="0"/>
-          <w:i/>
-          <w:color w:val="0000FF"/>
-          <w:sz w:val="24"/>
-          <w:u w:val="single"/>
-        </w:rPr>
-        <w:hyperlink r:id="rId9" w:history="1">
-          <w:r>
-            <w:rPr>
-              <w:rStyle w:val="Hyperlink"/>
-            </w:rPr>
-            <w:t>acqui</w:t>
-          </w:r>
-        </w:hyperlink>
+        <w:t>and collections acqui</w:t>
       </w:r>
       <w:r>
         <w:rPr>
@@ -723,7 +658,7 @@
           <w:sz w:val="24"/>
           <w:u w:val="single"/>
         </w:rPr>
-        <w:hyperlink r:id="rId9" w:history="1">
+        <w:hyperlink r:id="rId10" w:history="1">
           <w:r>
             <w:rPr>
               <w:rStyle w:val="Hyperlink"/>
@@ -788,7 +723,7 @@
           <w:sz w:val="24"/>
           <w:u w:val="single"/>
         </w:rPr>
-        <w:hyperlink r:id="rId10" w:history="1">
+        <w:hyperlink r:id="rId9" w:history="1">
           <w:r>
             <w:rPr>
               <w:rStyle w:val="Hyperlink"/>
@@ -806,7 +741,7 @@
           <w:sz w:val="24"/>
           <w:u w:val="single"/>
         </w:rPr>
-        <w:hyperlink r:id="rId10" w:history="1">
+        <w:hyperlink r:id="rId9" w:history="1">
           <w:r>
             <w:rPr>
               <w:rStyle w:val="Hyperlink"/>
@@ -934,6 +869,7 @@
           <w:i/>
           <w:color w:val="0000FF"/>
           <w:sz w:val="24"/>
+          <w:u w:val="single"/>
         </w:rPr>
         <w:t>m</w:t>
       </w:r>
@@ -957,7 +893,7 @@
           <w:sz w:val="24"/>
           <w:u w:val="single"/>
         </w:rPr>
-        <w:hyperlink r:id="rId9" w:history="1">
+        <w:hyperlink r:id="rId10" w:history="1">
           <w:r>
             <w:rPr>
               <w:rStyle w:val="Hyperlink"/>
@@ -986,7 +922,7 @@
           <w:sz w:val="24"/>
           <w:u w:val="single"/>
         </w:rPr>
-        <w:hyperlink r:id="rId9" w:history="1">
+        <w:hyperlink r:id="rId10" w:history="1">
           <w:r>
             <w:rPr>
               <w:rStyle w:val="Hyperlink"/>
@@ -1004,7 +940,7 @@
           <w:sz w:val="24"/>
           <w:u w:val="single"/>
         </w:rPr>
-        <w:hyperlink r:id="rId9" w:history="1">
+        <w:hyperlink r:id="rId10" w:history="1">
           <w:r>
             <w:rPr>
               <w:rStyle w:val="Hyperlink"/>
@@ -1062,7 +998,7 @@
           <w:sz w:val="24"/>
           <w:u w:val="single"/>
         </w:rPr>
-        <w:hyperlink r:id="rId10" w:history="1">
+        <w:hyperlink r:id="rId9" w:history="1">
           <w:r>
             <w:rPr>
               <w:rStyle w:val="Hyperlink"/>
@@ -1091,7 +1027,7 @@
           <w:sz w:val="24"/>
           <w:u w:val="single"/>
         </w:rPr>
-        <w:hyperlink r:id="rId10" w:history="1">
+        <w:hyperlink r:id="rId9" w:history="1">
           <w:r>
             <w:rPr>
               <w:rStyle w:val="Hyperlink"/>
@@ -1229,39 +1165,13 @@
       </w:r>
       <w:r>
         <w:rPr>
-          <w:u w:val="single" w:color="0000ff"/>
           <w:rFonts w:ascii="Charis SIL Regular" w:hAnsi="Charis SIL Regular" w:eastAsia="Charis SIL Regular"/>
           <w:b w:val="0"/>
           <w:i w:val="0"/>
           <w:color w:val="000000"/>
           <w:sz w:val="24"/>
         </w:rPr>
-        <w:hyperlink r:id="rId10" w:history="1">
-          <w:r>
-            <w:rPr>
-              <w:rStyle w:val="Hyperlink"/>
-            </w:rPr>
-            <w:t>Other rele</w:t>
-          </w:r>
-        </w:hyperlink>
-      </w:r>
-      <w:r>
-        <w:rPr>
-          <w:u w:val="single" w:color="0000ff"/>
-          <w:rFonts w:ascii="Charis SIL Regular" w:hAnsi="Charis SIL Regular" w:eastAsia="Charis SIL Regular"/>
-          <w:b w:val="0"/>
-          <w:i w:val="0"/>
-          <w:color w:val="000000"/>
-          <w:sz w:val="24"/>
-        </w:rPr>
-        <w:hyperlink r:id="rId10" w:history="1">
-          <w:r>
-            <w:rPr>
-              <w:rStyle w:val="Hyperlink"/>
-            </w:rPr>
-            <w:t xml:space="preserve">vant </w:t>
-          </w:r>
-        </w:hyperlink>
+        <w:t xml:space="preserve">Other relevant </w:t>
       </w:r>
       <w:r>
         <w:rPr>
@@ -2489,7 +2399,7 @@
           <w:sz w:val="24"/>
           <w:u w:val="single"/>
         </w:rPr>
-        <w:hyperlink r:id="rId12" w:history="1">
+        <w:hyperlink r:id="rId13" w:history="1">
           <w:r>
             <w:rPr>
               <w:rStyle w:val="Hyperlink"/>
@@ -3313,7 +3223,7 @@
             <w:rPr>
               <w:rStyle w:val="Hyperlink"/>
             </w:rPr>
-            <w:t>significan</w:t>
+            <w:t>significanc</w:t>
           </w:r>
         </w:hyperlink>
       </w:r>
@@ -3324,13 +3234,36 @@
           <w:i/>
           <w:color w:val="0000FF"/>
           <w:sz w:val="24"/>
+          <w:u w:val="single"/>
+        </w:rPr>
+        <w:t>e</w:t>
+      </w:r>
+      <w:r>
+        <w:rPr>
+          <w:rFonts w:ascii="Charis SIL Italic" w:hAnsi="Charis SIL Italic" w:eastAsia="Charis SIL Italic"/>
+          <w:b w:val="0"/>
+          <w:i/>
+          <w:color w:val="0000FF"/>
+          <w:sz w:val="24"/>
+          <w:u w:val="single"/>
+        </w:rPr>
+        <w:t xml:space="preserve"> </w:t>
+      </w:r>
+      <w:r>
+        <w:rPr>
+          <w:rFonts w:ascii="Charis SIL Italic" w:hAnsi="Charis SIL Italic" w:eastAsia="Charis SIL Italic"/>
+          <w:b w:val="0"/>
+          <w:i/>
+          <w:color w:val="0000FF"/>
+          <w:sz w:val="24"/>
+          <w:u w:val="single"/>
         </w:rPr>
         <w:hyperlink r:id="rId15" w:history="1">
           <w:r>
             <w:rPr>
               <w:rStyle w:val="Hyperlink"/>
             </w:rPr>
-            <w:t>c</w:t>
+            <w:t>o</w:t>
           </w:r>
         </w:hyperlink>
       </w:r>
@@ -3342,7 +3275,7 @@
           <w:color w:val="0000FF"/>
           <w:sz w:val="24"/>
         </w:rPr>
-        <w:t>e</w:t>
+        <w:t xml:space="preserve">f </w:t>
       </w:r>
       <w:r>
         <w:rPr>
@@ -3351,161 +3284,8 @@
           <w:i/>
           <w:color w:val="0000FF"/>
           <w:sz w:val="24"/>
-          <w:u w:val="single"/>
-        </w:rPr>
-        <w:t xml:space="preserve"> </w:t>
-      </w:r>
-      <w:r>
-        <w:rPr>
-          <w:rFonts w:ascii="Charis SIL Italic" w:hAnsi="Charis SIL Italic" w:eastAsia="Charis SIL Italic"/>
-          <w:b w:val="0"/>
-          <w:i/>
-          <w:color w:val="0000FF"/>
-          <w:sz w:val="24"/>
-          <w:u w:val="single"/>
-        </w:rPr>
-        <w:hyperlink r:id="rId15" w:history="1">
-          <w:r>
-            <w:rPr>
-              <w:rStyle w:val="Hyperlink"/>
-            </w:rPr>
-            <w:t xml:space="preserve">of </w:t>
-          </w:r>
-        </w:hyperlink>
-      </w:r>
-      <w:r>
-        <w:rPr>
-          <w:rFonts w:ascii="Charis SIL Italic" w:hAnsi="Charis SIL Italic" w:eastAsia="Charis SIL Italic"/>
-          <w:b w:val="0"/>
-          <w:i/>
-          <w:color w:val="0000FF"/>
-          <w:sz w:val="24"/>
-          <w:u w:val="single"/>
-        </w:rPr>
-        <w:hyperlink r:id="rId15" w:history="1">
-          <w:r>
-            <w:rPr>
-              <w:rStyle w:val="Hyperlink"/>
-            </w:rPr>
-            <w:t>cultural</w:t>
-          </w:r>
-        </w:hyperlink>
-      </w:r>
-      <w:r>
-        <w:rPr>
-          <w:rFonts w:ascii="Charis SIL Italic" w:hAnsi="Charis SIL Italic" w:eastAsia="Charis SIL Italic"/>
-          <w:b w:val="0"/>
-          <w:i/>
-          <w:color w:val="0000FF"/>
-          <w:sz w:val="24"/>
-          <w:u w:val="single"/>
-        </w:rPr>
-        <w:t xml:space="preserve"> </w:t>
-      </w:r>
-      <w:r>
-        <w:rPr>
-          <w:rFonts w:ascii="Charis SIL Italic" w:hAnsi="Charis SIL Italic" w:eastAsia="Charis SIL Italic"/>
-          <w:b w:val="0"/>
-          <w:i/>
-          <w:color w:val="0000FF"/>
-          <w:sz w:val="24"/>
-          <w:u w:val="single"/>
-        </w:rPr>
-        <w:hyperlink r:id="rId15" w:history="1">
-          <w:r>
-            <w:rPr>
-              <w:rStyle w:val="Hyperlink"/>
-            </w:rPr>
-            <w:t>objects</w:t>
-          </w:r>
-        </w:hyperlink>
-      </w:r>
-      <w:r>
-        <w:rPr>
-          <w:rFonts w:ascii="Charis SIL Italic" w:hAnsi="Charis SIL Italic" w:eastAsia="Charis SIL Italic"/>
-          <w:b w:val="0"/>
-          <w:i/>
-          <w:color w:val="0000FF"/>
-          <w:sz w:val="24"/>
-          <w:u w:val="single"/>
-        </w:rPr>
-        <w:t xml:space="preserve"> </w:t>
-      </w:r>
-      <w:r>
-        <w:rPr>
-          <w:rFonts w:ascii="Charis SIL Italic" w:hAnsi="Charis SIL Italic" w:eastAsia="Charis SIL Italic"/>
-          <w:b w:val="0"/>
-          <w:i/>
-          <w:color w:val="0000FF"/>
-          <w:sz w:val="24"/>
-          <w:u w:val="single"/>
-        </w:rPr>
-        <w:hyperlink r:id="rId15" w:history="1">
-          <w:r>
-            <w:rPr>
-              <w:rStyle w:val="Hyperlink"/>
-            </w:rPr>
-            <w:t>and</w:t>
-          </w:r>
-        </w:hyperlink>
-      </w:r>
-      <w:r>
-        <w:rPr>
-          <w:rFonts w:ascii="Charis SIL Italic" w:hAnsi="Charis SIL Italic" w:eastAsia="Charis SIL Italic"/>
-          <w:b w:val="0"/>
-          <w:i/>
-          <w:color w:val="0000FF"/>
-          <w:sz w:val="24"/>
-          <w:u w:val="single"/>
-        </w:rPr>
-        <w:t xml:space="preserve"> </w:t>
-      </w:r>
-      <w:r>
-        <w:rPr>
-          <w:rFonts w:ascii="Charis SIL Italic" w:hAnsi="Charis SIL Italic" w:eastAsia="Charis SIL Italic"/>
-          <w:b w:val="0"/>
-          <w:i/>
-          <w:color w:val="0000FF"/>
-          <w:sz w:val="24"/>
-          <w:u w:val="single"/>
-        </w:rPr>
-        <w:hyperlink r:id="rId15" w:history="1">
-          <w:r>
-            <w:rPr>
-              <w:rStyle w:val="Hyperlink"/>
-            </w:rPr>
-            <w:t>collections</w:t>
-          </w:r>
-        </w:hyperlink>
-      </w:r>
-      <w:r>
-        <w:rPr>
-          <w:rFonts w:ascii="Charis SIL Italic" w:hAnsi="Charis SIL Italic" w:eastAsia="Charis SIL Italic"/>
-          <w:b w:val="0"/>
-          <w:i/>
-          <w:color w:val="0000FF"/>
-          <w:sz w:val="24"/>
-          <w:u w:val="single"/>
-        </w:rPr>
-        <w:t xml:space="preserve"> </w:t>
-      </w:r>
-      <w:r>
-        <w:rPr>
-          <w:rFonts w:ascii="Charis SIL Italic" w:hAnsi="Charis SIL Italic" w:eastAsia="Charis SIL Italic"/>
-          <w:b w:val="0"/>
-          <w:i/>
-          <w:color w:val="0000FF"/>
-          <w:sz w:val="24"/>
-          <w:u w:val="single"/>
-        </w:rPr>
-        <w:hyperlink r:id="rId15" w:history="1">
-          <w:r>
-            <w:rPr>
-              <w:rStyle w:val="Hyperlink"/>
-            </w:rPr>
-            <w:t>acqui</w:t>
-          </w:r>
-        </w:hyperlink>
+        </w:rPr>
+        <w:t>cultural objects and collections acqui</w:t>
       </w:r>
       <w:r>
         <w:rPr>
@@ -3668,13 +3448,14 @@
       </w:r>
       <w:r>
         <w:rPr>
+          <w:u w:val="single" w:color="0000ff"/>
           <w:rFonts w:ascii="Charis SIL Regular" w:hAnsi="Charis SIL Regular" w:eastAsia="Charis SIL Regular"/>
           <w:b w:val="0"/>
           <w:i w:val="0"/>
           <w:color w:val="000000"/>
           <w:sz w:val="24"/>
         </w:rPr>
-        <w:t xml:space="preserve"> (Amsterdam</w:t>
+        <w:t xml:space="preserve"> (</w:t>
       </w:r>
       <w:r>
         <w:rPr>
@@ -3690,7 +3471,7 @@
             <w:rPr>
               <w:rStyle w:val="Hyperlink"/>
             </w:rPr>
-            <w:t>: Rijksmuse</w:t>
+            <w:t>Amster</w:t>
           </w:r>
         </w:hyperlink>
       </w:r>
@@ -3708,7 +3489,7 @@
             <w:rPr>
               <w:rStyle w:val="Hyperlink"/>
             </w:rPr>
-            <w:t>u</w:t>
+            <w:t>dam</w:t>
           </w:r>
         </w:hyperlink>
       </w:r>
@@ -3721,7 +3502,7 @@
           <w:color w:val="000000"/>
           <w:sz w:val="24"/>
         </w:rPr>
-        <w:t>m</w:t>
+        <w:t>: Rijksmuseum</w:t>
       </w:r>
       <w:r>
         <w:rPr>
@@ -4061,50 +3842,7 @@
           <w:color w:val="000000"/>
           <w:sz w:val="24"/>
         </w:rPr>
-        <w:hyperlink r:id="rId10" w:history="1">
-          <w:r>
-            <w:rPr>
-              <w:rStyle w:val="Hyperlink"/>
-            </w:rPr>
-            <w:t>sdienst vo</w:t>
-          </w:r>
-        </w:hyperlink>
-      </w:r>
-      <w:r>
-        <w:rPr>
-          <w:u w:val="single" w:color="0000ff"/>
-          <w:rFonts w:ascii="Charis SIL Regular" w:hAnsi="Charis SIL Regular" w:eastAsia="Charis SIL Regular"/>
-          <w:b w:val="0"/>
-          <w:i w:val="0"/>
-          <w:color w:val="000000"/>
-          <w:sz w:val="24"/>
-        </w:rPr>
-        <w:hyperlink r:id="rId10" w:history="1">
-          <w:r>
-            <w:rPr>
-              <w:rStyle w:val="Hyperlink"/>
-            </w:rPr>
-            <w:t>o</w:t>
-          </w:r>
-        </w:hyperlink>
-      </w:r>
-      <w:r>
-        <w:rPr>
-          <w:u w:val="single" w:color="0000ff"/>
-          <w:rFonts w:ascii="Charis SIL Regular" w:hAnsi="Charis SIL Regular" w:eastAsia="Charis SIL Regular"/>
-          <w:b w:val="0"/>
-          <w:i w:val="0"/>
-          <w:color w:val="000000"/>
-          <w:sz w:val="24"/>
-        </w:rPr>
-        <w:hyperlink r:id="rId10" w:history="1">
-          <w:r>
-            <w:rPr>
-              <w:rStyle w:val="Hyperlink"/>
-            </w:rPr>
-            <w:t>r het Cu</w:t>
-          </w:r>
-        </w:hyperlink>
+        <w:t>sdienst voor het Cu</w:t>
       </w:r>
       <w:r>
         <w:rPr>
@@ -4144,21 +3882,13 @@
       </w:r>
       <w:r>
         <w:rPr>
-          <w:u w:val="single" w:color="0000ff"/>
           <w:rFonts w:ascii="Charis SIL Regular" w:hAnsi="Charis SIL Regular" w:eastAsia="Charis SIL Regular"/>
           <w:b w:val="0"/>
           <w:i w:val="0"/>
           <w:color w:val="000000"/>
           <w:sz w:val="24"/>
         </w:rPr>
-        <w:hyperlink r:id="rId10" w:history="1">
-          <w:r>
-            <w:rPr>
-              <w:rStyle w:val="Hyperlink"/>
-            </w:rPr>
-            <w:t>el Erfgoed</w:t>
-          </w:r>
-        </w:hyperlink>
+        <w:t>el Erfgoed</w:t>
       </w:r>
       <w:r>
         <w:rPr>
@@ -4253,34 +3983,7 @@
           <w:color w:val="000000"/>
           <w:sz w:val="24"/>
         </w:rPr>
-        <w:t xml:space="preserve">•  </w:t>
-      </w:r>
-      <w:r>
-        <w:rPr>
-          <w:rFonts w:ascii="Charis SIL Regular" w:hAnsi="Charis SIL Regular" w:eastAsia="Charis SIL Regular"/>
-          <w:b w:val="0"/>
-          <w:i w:val="0"/>
-          <w:color w:val="000000"/>
-          <w:sz w:val="24"/>
-        </w:rPr>
-        <w:hyperlink r:id="rId10" w:history="1">
-          <w:r>
-            <w:rPr>
-              <w:rStyle w:val="Hyperlink"/>
-            </w:rPr>
-            <w:t xml:space="preserve">Yeide, </w:t>
-          </w:r>
-        </w:hyperlink>
-      </w:r>
-      <w:r>
-        <w:rPr>
-          <w:rFonts w:ascii="Charis SIL Regular" w:hAnsi="Charis SIL Regular" w:eastAsia="Charis SIL Regular"/>
-          <w:b w:val="0"/>
-          <w:i w:val="0"/>
-          <w:color w:val="000000"/>
-          <w:sz w:val="24"/>
-        </w:rPr>
-        <w:t>N</w:t>
+        <w:t>•  Yeide, N</w:t>
       </w:r>
       <w:r>
         <w:rPr>
@@ -4804,97 +4507,7 @@
           <w:color w:val="000000"/>
           <w:sz w:val="24"/>
         </w:rPr>
-        <w:hyperlink r:id="rId17" w:history="1">
-          <w:r>
-            <w:rPr>
-              <w:rStyle w:val="Hyperlink"/>
-            </w:rPr>
-            <w:t>n M</w:t>
-          </w:r>
-        </w:hyperlink>
-      </w:r>
-      <w:r>
-        <w:rPr>
-          <w:u w:val="single" w:color="0000ff"/>
-          <w:rFonts w:ascii="Charis SIL Regular" w:hAnsi="Charis SIL Regular" w:eastAsia="Charis SIL Regular"/>
-          <w:b w:val="0"/>
-          <w:i w:val="0"/>
-          <w:color w:val="000000"/>
-          <w:sz w:val="24"/>
-        </w:rPr>
-        <w:hyperlink r:id="rId17" w:history="1">
-          <w:r>
-            <w:rPr>
-              <w:rStyle w:val="Hyperlink"/>
-            </w:rPr>
-            <w:t>useums</w:t>
-          </w:r>
-        </w:hyperlink>
-      </w:r>
-      <w:r>
-        <w:rPr>
-          <w:u w:val="single" w:color="0000ff"/>
-          <w:rFonts w:ascii="Charis SIL Regular" w:hAnsi="Charis SIL Regular" w:eastAsia="Charis SIL Regular"/>
-          <w:b w:val="0"/>
-          <w:i w:val="0"/>
-          <w:color w:val="000000"/>
-          <w:sz w:val="24"/>
-        </w:rPr>
-        <w:t xml:space="preserve"> </w:t>
-      </w:r>
-      <w:r>
-        <w:rPr>
-          <w:u w:val="single" w:color="0000ff"/>
-          <w:rFonts w:ascii="Charis SIL Regular" w:hAnsi="Charis SIL Regular" w:eastAsia="Charis SIL Regular"/>
-          <w:b w:val="0"/>
-          <w:i w:val="0"/>
-          <w:color w:val="000000"/>
-          <w:sz w:val="24"/>
-        </w:rPr>
-        <w:hyperlink r:id="rId17" w:history="1">
-          <w:r>
-            <w:rPr>
-              <w:rStyle w:val="Hyperlink"/>
-            </w:rPr>
-            <w:t>Associatio</w:t>
-          </w:r>
-        </w:hyperlink>
-      </w:r>
-      <w:r>
-        <w:rPr>
-          <w:u w:val="single" w:color="0000ff"/>
-          <w:rFonts w:ascii="Charis SIL Regular" w:hAnsi="Charis SIL Regular" w:eastAsia="Charis SIL Regular"/>
-          <w:b w:val="0"/>
-          <w:i w:val="0"/>
-          <w:color w:val="000000"/>
-          <w:sz w:val="24"/>
-        </w:rPr>
-        <w:hyperlink r:id="rId17" w:history="1">
-          <w:r>
-            <w:rPr>
-              <w:rStyle w:val="Hyperlink"/>
-            </w:rPr>
-            <w:t>n, 20</w:t>
-          </w:r>
-        </w:hyperlink>
-      </w:r>
-      <w:r>
-        <w:rPr>
-          <w:u w:val="single" w:color="0000ff"/>
-          <w:rFonts w:ascii="Charis SIL Regular" w:hAnsi="Charis SIL Regular" w:eastAsia="Charis SIL Regular"/>
-          <w:b w:val="0"/>
-          <w:i w:val="0"/>
-          <w:color w:val="000000"/>
-          <w:sz w:val="24"/>
-        </w:rPr>
-        <w:hyperlink r:id="rId17" w:history="1">
-          <w:r>
-            <w:rPr>
-              <w:rStyle w:val="Hyperlink"/>
-            </w:rPr>
-            <w:t>19</w:t>
-          </w:r>
-        </w:hyperlink>
+        <w:t>n Museums Association, 2019</w:t>
       </w:r>
       <w:r>
         <w:rPr>
@@ -4935,34 +4548,7 @@
           <w:color w:val="000000"/>
           <w:sz w:val="24"/>
         </w:rPr>
-        <w:t xml:space="preserve">•  </w:t>
-      </w:r>
-      <w:r>
-        <w:rPr>
-          <w:rFonts w:ascii="Charis SIL Regular" w:hAnsi="Charis SIL Regular" w:eastAsia="Charis SIL Regular"/>
-          <w:b w:val="0"/>
-          <w:i w:val="0"/>
-          <w:color w:val="000000"/>
-          <w:sz w:val="24"/>
-        </w:rPr>
-        <w:hyperlink r:id="rId17" w:history="1">
-          <w:r>
-            <w:rPr>
-              <w:rStyle w:val="Hyperlink"/>
-            </w:rPr>
-            <w:t xml:space="preserve">Deterts, </w:t>
-          </w:r>
-        </w:hyperlink>
-      </w:r>
-      <w:r>
-        <w:rPr>
-          <w:rFonts w:ascii="Charis SIL Regular" w:hAnsi="Charis SIL Regular" w:eastAsia="Charis SIL Regular"/>
-          <w:b w:val="0"/>
-          <w:i w:val="0"/>
-          <w:color w:val="000000"/>
-          <w:sz w:val="24"/>
-        </w:rPr>
-        <w:t xml:space="preserve">Dorothea (ed.), </w:t>
+        <w:t xml:space="preserve">•  Deterts, Dorothea (ed.), </w:t>
       </w:r>
       <w:r>
         <w:rPr>

--- a/EXPORTS/DOCX/published/niveau1/English/DoingResearch.docx
+++ b/EXPORTS/DOCX/published/niveau1/English/DoingResearch.docx
@@ -338,7 +338,7 @@
             <w:rPr>
               <w:rStyle w:val="Hyperlink"/>
             </w:rPr>
-            <w:t>significan</w:t>
+            <w:t>significanc</w:t>
           </w:r>
         </w:hyperlink>
       </w:r>
@@ -350,16 +350,6 @@
           <w:color w:val="0000FF"/>
           <w:sz w:val="24"/>
           <w:u w:val="single"/>
-        </w:rPr>
-        <w:t>c</w:t>
-      </w:r>
-      <w:r>
-        <w:rPr>
-          <w:rFonts w:ascii="Charis SIL Italic" w:hAnsi="Charis SIL Italic" w:eastAsia="Charis SIL Italic"/>
-          <w:b w:val="0"/>
-          <w:i/>
-          <w:color w:val="0000FF"/>
-          <w:sz w:val="24"/>
         </w:rPr>
         <w:t>e</w:t>
       </w:r>
@@ -446,7 +436,7 @@
             <w:rPr>
               <w:rStyle w:val="Hyperlink"/>
             </w:rPr>
-            <w:t xml:space="preserve">objects </w:t>
+            <w:t>object</w:t>
           </w:r>
         </w:hyperlink>
       </w:r>
@@ -457,9 +447,84 @@
           <w:i/>
           <w:color w:val="0000FF"/>
           <w:sz w:val="24"/>
+        </w:rPr>
+        <w:t xml:space="preserve">s </w:t>
+      </w:r>
+      <w:r>
+        <w:rPr>
+          <w:rFonts w:ascii="Charis SIL Italic" w:hAnsi="Charis SIL Italic" w:eastAsia="Charis SIL Italic"/>
+          <w:b w:val="0"/>
+          <w:i/>
+          <w:color w:val="0000FF"/>
+          <w:sz w:val="24"/>
           <w:u w:val="single"/>
         </w:rPr>
-        <w:t>and collections acqui</w:t>
+        <w:hyperlink r:id="rId9" w:history="1">
+          <w:r>
+            <w:rPr>
+              <w:rStyle w:val="Hyperlink"/>
+            </w:rPr>
+            <w:t>and</w:t>
+          </w:r>
+        </w:hyperlink>
+      </w:r>
+      <w:r>
+        <w:rPr>
+          <w:rFonts w:ascii="Charis SIL Italic" w:hAnsi="Charis SIL Italic" w:eastAsia="Charis SIL Italic"/>
+          <w:b w:val="0"/>
+          <w:i/>
+          <w:color w:val="0000FF"/>
+          <w:sz w:val="24"/>
+          <w:u w:val="single"/>
+        </w:rPr>
+        <w:t xml:space="preserve"> </w:t>
+      </w:r>
+      <w:r>
+        <w:rPr>
+          <w:rFonts w:ascii="Charis SIL Italic" w:hAnsi="Charis SIL Italic" w:eastAsia="Charis SIL Italic"/>
+          <w:b w:val="0"/>
+          <w:i/>
+          <w:color w:val="0000FF"/>
+          <w:sz w:val="24"/>
+          <w:u w:val="single"/>
+        </w:rPr>
+        <w:hyperlink r:id="rId9" w:history="1">
+          <w:r>
+            <w:rPr>
+              <w:rStyle w:val="Hyperlink"/>
+            </w:rPr>
+            <w:t>collections</w:t>
+          </w:r>
+        </w:hyperlink>
+      </w:r>
+      <w:r>
+        <w:rPr>
+          <w:rFonts w:ascii="Charis SIL Italic" w:hAnsi="Charis SIL Italic" w:eastAsia="Charis SIL Italic"/>
+          <w:b w:val="0"/>
+          <w:i/>
+          <w:color w:val="0000FF"/>
+          <w:sz w:val="24"/>
+          <w:u w:val="single"/>
+        </w:rPr>
+        <w:t xml:space="preserve"> </w:t>
+      </w:r>
+      <w:r>
+        <w:rPr>
+          <w:rFonts w:ascii="Charis SIL Italic" w:hAnsi="Charis SIL Italic" w:eastAsia="Charis SIL Italic"/>
+          <w:b w:val="0"/>
+          <w:i/>
+          <w:color w:val="0000FF"/>
+          <w:sz w:val="24"/>
+          <w:u w:val="single"/>
+        </w:rPr>
+        <w:hyperlink r:id="rId9" w:history="1">
+          <w:r>
+            <w:rPr>
+              <w:rStyle w:val="Hyperlink"/>
+            </w:rPr>
+            <w:t>acqui</w:t>
+          </w:r>
+        </w:hyperlink>
       </w:r>
       <w:r>
         <w:rPr>
@@ -658,7 +723,7 @@
           <w:sz w:val="24"/>
           <w:u w:val="single"/>
         </w:rPr>
-        <w:hyperlink r:id="rId10" w:history="1">
+        <w:hyperlink r:id="rId9" w:history="1">
           <w:r>
             <w:rPr>
               <w:rStyle w:val="Hyperlink"/>
@@ -770,7 +835,7 @@
           <w:sz w:val="24"/>
           <w:u w:val="single"/>
         </w:rPr>
-        <w:hyperlink r:id="rId9" w:history="1">
+        <w:hyperlink r:id="rId10" w:history="1">
           <w:r>
             <w:rPr>
               <w:rStyle w:val="Hyperlink"/>
@@ -788,7 +853,7 @@
           <w:sz w:val="24"/>
           <w:u w:val="single"/>
         </w:rPr>
-        <w:hyperlink r:id="rId9" w:history="1">
+        <w:hyperlink r:id="rId10" w:history="1">
           <w:r>
             <w:rPr>
               <w:rStyle w:val="Hyperlink"/>
@@ -869,7 +934,6 @@
           <w:i/>
           <w:color w:val="0000FF"/>
           <w:sz w:val="24"/>
-          <w:u w:val="single"/>
         </w:rPr>
         <w:t>m</w:t>
       </w:r>
@@ -893,7 +957,7 @@
           <w:sz w:val="24"/>
           <w:u w:val="single"/>
         </w:rPr>
-        <w:hyperlink r:id="rId10" w:history="1">
+        <w:hyperlink r:id="rId9" w:history="1">
           <w:r>
             <w:rPr>
               <w:rStyle w:val="Hyperlink"/>
@@ -922,7 +986,7 @@
           <w:sz w:val="24"/>
           <w:u w:val="single"/>
         </w:rPr>
-        <w:hyperlink r:id="rId10" w:history="1">
+        <w:hyperlink r:id="rId9" w:history="1">
           <w:r>
             <w:rPr>
               <w:rStyle w:val="Hyperlink"/>
@@ -940,7 +1004,7 @@
           <w:sz w:val="24"/>
           <w:u w:val="single"/>
         </w:rPr>
-        <w:hyperlink r:id="rId10" w:history="1">
+        <w:hyperlink r:id="rId9" w:history="1">
           <w:r>
             <w:rPr>
               <w:rStyle w:val="Hyperlink"/>
@@ -1027,7 +1091,7 @@
           <w:sz w:val="24"/>
           <w:u w:val="single"/>
         </w:rPr>
-        <w:hyperlink r:id="rId9" w:history="1">
+        <w:hyperlink r:id="rId10" w:history="1">
           <w:r>
             <w:rPr>
               <w:rStyle w:val="Hyperlink"/>
@@ -1038,6 +1102,16 @@
       </w:r>
       <w:r>
         <w:rPr>
+          <w:rFonts w:ascii="Charis SIL Regular" w:hAnsi="Charis SIL Regular" w:eastAsia="Charis SIL Regular"/>
+          <w:b w:val="0"/>
+          <w:i w:val="0"/>
+          <w:color w:val="000000"/>
+          <w:sz w:val="24"/>
+        </w:rPr>
+        <w:t xml:space="preserve"> by the Cultural Herita</w:t>
+      </w:r>
+      <w:r>
+        <w:rPr>
           <w:u w:val="single" w:color="0000ff"/>
           <w:rFonts w:ascii="Charis SIL Regular" w:hAnsi="Charis SIL Regular" w:eastAsia="Charis SIL Regular"/>
           <w:b w:val="0"/>
@@ -1045,78 +1119,7 @@
           <w:color w:val="000000"/>
           <w:sz w:val="24"/>
         </w:rPr>
-        <w:hyperlink r:id="rId9" w:history="1">
-          <w:r>
-            <w:rPr>
-              <w:rStyle w:val="Hyperlink"/>
-            </w:rPr>
-            <w:t xml:space="preserve"> b</w:t>
-          </w:r>
-        </w:hyperlink>
-      </w:r>
-      <w:r>
-        <w:rPr>
-          <w:rFonts w:ascii="Charis SIL Regular" w:hAnsi="Charis SIL Regular" w:eastAsia="Charis SIL Regular"/>
-          <w:b w:val="0"/>
-          <w:i w:val="0"/>
-          <w:color w:val="000000"/>
-          <w:sz w:val="24"/>
-        </w:rPr>
-        <w:t>y the Cultural Herita</w:t>
-      </w:r>
-      <w:r>
-        <w:rPr>
-          <w:u w:val="single" w:color="0000ff"/>
-          <w:rFonts w:ascii="Charis SIL Regular" w:hAnsi="Charis SIL Regular" w:eastAsia="Charis SIL Regular"/>
-          <w:b w:val="0"/>
-          <w:i w:val="0"/>
-          <w:color w:val="000000"/>
-          <w:sz w:val="24"/>
-        </w:rPr>
-        <w:hyperlink r:id="rId10" w:history="1">
-          <w:r>
-            <w:rPr>
-              <w:rStyle w:val="Hyperlink"/>
-            </w:rPr>
-            <w:t xml:space="preserve">ge Agency </w:t>
-          </w:r>
-        </w:hyperlink>
-      </w:r>
-      <w:r>
-        <w:rPr>
-          <w:u w:val="single" w:color="0000ff"/>
-          <w:rFonts w:ascii="Charis SIL Regular" w:hAnsi="Charis SIL Regular" w:eastAsia="Charis SIL Regular"/>
-          <w:b w:val="0"/>
-          <w:i w:val="0"/>
-          <w:color w:val="000000"/>
-          <w:sz w:val="24"/>
-        </w:rPr>
-        <w:hyperlink r:id="rId10" w:history="1">
-          <w:r>
-            <w:rPr>
-              <w:rStyle w:val="Hyperlink"/>
-            </w:rPr>
-            <w:t>o</w:t>
-          </w:r>
-        </w:hyperlink>
-      </w:r>
-      <w:r>
-        <w:rPr>
-          <w:u w:val="single" w:color="0000ff"/>
-          <w:rFonts w:ascii="Charis SIL Regular" w:hAnsi="Charis SIL Regular" w:eastAsia="Charis SIL Regular"/>
-          <w:b w:val="0"/>
-          <w:i w:val="0"/>
-          <w:color w:val="000000"/>
-          <w:sz w:val="24"/>
-        </w:rPr>
-        <w:hyperlink r:id="rId10" w:history="1">
-          <w:r>
-            <w:rPr>
-              <w:rStyle w:val="Hyperlink"/>
-            </w:rPr>
-            <w:t>f the Ne</w:t>
-          </w:r>
-        </w:hyperlink>
+        <w:t>ge Agency of the Ne</w:t>
       </w:r>
       <w:r>
         <w:rPr>
@@ -1165,13 +1168,39 @@
       </w:r>
       <w:r>
         <w:rPr>
+          <w:u w:val="single" w:color="0000ff"/>
           <w:rFonts w:ascii="Charis SIL Regular" w:hAnsi="Charis SIL Regular" w:eastAsia="Charis SIL Regular"/>
           <w:b w:val="0"/>
           <w:i w:val="0"/>
           <w:color w:val="000000"/>
           <w:sz w:val="24"/>
         </w:rPr>
-        <w:t xml:space="preserve">Other relevant </w:t>
+        <w:hyperlink r:id="rId10" w:history="1">
+          <w:r>
+            <w:rPr>
+              <w:rStyle w:val="Hyperlink"/>
+            </w:rPr>
+            <w:t>Other rele</w:t>
+          </w:r>
+        </w:hyperlink>
+      </w:r>
+      <w:r>
+        <w:rPr>
+          <w:u w:val="single" w:color="0000ff"/>
+          <w:rFonts w:ascii="Charis SIL Regular" w:hAnsi="Charis SIL Regular" w:eastAsia="Charis SIL Regular"/>
+          <w:b w:val="0"/>
+          <w:i w:val="0"/>
+          <w:color w:val="000000"/>
+          <w:sz w:val="24"/>
+        </w:rPr>
+        <w:hyperlink r:id="rId10" w:history="1">
+          <w:r>
+            <w:rPr>
+              <w:rStyle w:val="Hyperlink"/>
+            </w:rPr>
+            <w:t xml:space="preserve">vant </w:t>
+          </w:r>
+        </w:hyperlink>
       </w:r>
       <w:r>
         <w:rPr>
@@ -2399,7 +2428,7 @@
           <w:sz w:val="24"/>
           <w:u w:val="single"/>
         </w:rPr>
-        <w:hyperlink r:id="rId13" w:history="1">
+        <w:hyperlink r:id="rId12" w:history="1">
           <w:r>
             <w:rPr>
               <w:rStyle w:val="Hyperlink"/>
@@ -2446,21 +2475,13 @@
       </w:r>
       <w:r>
         <w:rPr>
-          <w:u w:val="single" w:color="0000ff"/>
           <w:rFonts w:ascii="Charis SIL Regular" w:hAnsi="Charis SIL Regular" w:eastAsia="Charis SIL Regular"/>
           <w:b w:val="0"/>
           <w:i w:val="0"/>
           <w:color w:val="000000"/>
           <w:sz w:val="24"/>
         </w:rPr>
-        <w:hyperlink r:id="rId12" w:history="1">
-          <w:r>
-            <w:rPr>
-              <w:rStyle w:val="Hyperlink"/>
-            </w:rPr>
-            <w:t>h only) wa</w:t>
-          </w:r>
-        </w:hyperlink>
+        <w:t>h only) wa</w:t>
       </w:r>
       <w:r>
         <w:rPr>
@@ -2482,49 +2503,13 @@
       </w:r>
       <w:r>
         <w:rPr>
-          <w:u w:val="single" w:color="0000ff"/>
           <w:rFonts w:ascii="Charis SIL Regular" w:hAnsi="Charis SIL Regular" w:eastAsia="Charis SIL Regular"/>
           <w:b w:val="0"/>
           <w:i w:val="0"/>
           <w:color w:val="000000"/>
           <w:sz w:val="24"/>
         </w:rPr>
-        <w:hyperlink r:id="rId12" w:history="1">
-          <w:r>
-            <w:rPr>
-              <w:rStyle w:val="Hyperlink"/>
-            </w:rPr>
-            <w:t>r</w:t>
-          </w:r>
-        </w:hyperlink>
-      </w:r>
-      <w:r>
-        <w:rPr>
-          <w:u w:val="single" w:color="0000ff"/>
-          <w:rFonts w:ascii="Charis SIL Regular" w:hAnsi="Charis SIL Regular" w:eastAsia="Charis SIL Regular"/>
-          <w:b w:val="0"/>
-          <w:i w:val="0"/>
-          <w:color w:val="000000"/>
-          <w:sz w:val="24"/>
-        </w:rPr>
-        <w:hyperlink r:id="rId12" w:history="1">
-          <w:r>
-            <w:rPr>
-              <w:rStyle w:val="Hyperlink"/>
-            </w:rPr>
-            <w:t>eated s</w:t>
-          </w:r>
-        </w:hyperlink>
-      </w:r>
-      <w:r>
-        <w:rPr>
-          <w:rFonts w:ascii="Charis SIL Regular" w:hAnsi="Charis SIL Regular" w:eastAsia="Charis SIL Regular"/>
-          <w:b w:val="0"/>
-          <w:i w:val="0"/>
-          <w:color w:val="000000"/>
-          <w:sz w:val="24"/>
-        </w:rPr>
-        <w:t>pecifically for the National Ar</w:t>
+        <w:t>reated specifically for the National Ar</w:t>
       </w:r>
       <w:r>
         <w:rPr>
@@ -2607,25 +2592,7 @@
           <w:color w:val="000000"/>
           <w:sz w:val="24"/>
         </w:rPr>
-        <w:t xml:space="preserve"> </w:t>
-      </w:r>
-      <w:r>
-        <w:rPr>
-          <w:u w:val="single" w:color="0000ff"/>
-          <w:rFonts w:ascii="Charis SIL Regular" w:hAnsi="Charis SIL Regular" w:eastAsia="Charis SIL Regular"/>
-          <w:b w:val="0"/>
-          <w:i w:val="0"/>
-          <w:color w:val="000000"/>
-          <w:sz w:val="24"/>
-        </w:rPr>
-        <w:hyperlink r:id="rId13" w:history="1">
-          <w:r>
-            <w:rPr>
-              <w:rStyle w:val="Hyperlink"/>
-            </w:rPr>
-            <w:t>the Neth</w:t>
-          </w:r>
-        </w:hyperlink>
+        <w:t xml:space="preserve"> the Neth</w:t>
       </w:r>
       <w:r>
         <w:rPr>
@@ -3223,7 +3190,7 @@
             <w:rPr>
               <w:rStyle w:val="Hyperlink"/>
             </w:rPr>
-            <w:t>significanc</w:t>
+            <w:t>significan</w:t>
           </w:r>
         </w:hyperlink>
       </w:r>
@@ -3234,9 +3201,15 @@
           <w:i/>
           <w:color w:val="0000FF"/>
           <w:sz w:val="24"/>
-          <w:u w:val="single"/>
-        </w:rPr>
-        <w:t>e</w:t>
+        </w:rPr>
+        <w:hyperlink r:id="rId15" w:history="1">
+          <w:r>
+            <w:rPr>
+              <w:rStyle w:val="Hyperlink"/>
+            </w:rPr>
+            <w:t>c</w:t>
+          </w:r>
+        </w:hyperlink>
       </w:r>
       <w:r>
         <w:rPr>
@@ -3245,9 +3218,247 @@
           <w:i/>
           <w:color w:val="0000FF"/>
           <w:sz w:val="24"/>
+        </w:rPr>
+        <w:t>e</w:t>
+      </w:r>
+      <w:r>
+        <w:rPr>
+          <w:rFonts w:ascii="Charis SIL Italic" w:hAnsi="Charis SIL Italic" w:eastAsia="Charis SIL Italic"/>
+          <w:b w:val="0"/>
+          <w:i/>
+          <w:color w:val="0000FF"/>
+          <w:sz w:val="24"/>
           <w:u w:val="single"/>
         </w:rPr>
         <w:t xml:space="preserve"> </w:t>
+      </w:r>
+      <w:r>
+        <w:rPr>
+          <w:rFonts w:ascii="Charis SIL Italic" w:hAnsi="Charis SIL Italic" w:eastAsia="Charis SIL Italic"/>
+          <w:b w:val="0"/>
+          <w:i/>
+          <w:color w:val="0000FF"/>
+          <w:sz w:val="24"/>
+          <w:u w:val="single"/>
+        </w:rPr>
+        <w:hyperlink r:id="rId15" w:history="1">
+          <w:r>
+            <w:rPr>
+              <w:rStyle w:val="Hyperlink"/>
+            </w:rPr>
+            <w:t xml:space="preserve">of </w:t>
+          </w:r>
+        </w:hyperlink>
+      </w:r>
+      <w:r>
+        <w:rPr>
+          <w:rFonts w:ascii="Charis SIL Italic" w:hAnsi="Charis SIL Italic" w:eastAsia="Charis SIL Italic"/>
+          <w:b w:val="0"/>
+          <w:i/>
+          <w:color w:val="0000FF"/>
+          <w:sz w:val="24"/>
+          <w:u w:val="single"/>
+        </w:rPr>
+        <w:hyperlink r:id="rId15" w:history="1">
+          <w:r>
+            <w:rPr>
+              <w:rStyle w:val="Hyperlink"/>
+            </w:rPr>
+            <w:t>cultural</w:t>
+          </w:r>
+        </w:hyperlink>
+      </w:r>
+      <w:r>
+        <w:rPr>
+          <w:rFonts w:ascii="Charis SIL Italic" w:hAnsi="Charis SIL Italic" w:eastAsia="Charis SIL Italic"/>
+          <w:b w:val="0"/>
+          <w:i/>
+          <w:color w:val="0000FF"/>
+          <w:sz w:val="24"/>
+          <w:u w:val="single"/>
+        </w:rPr>
+        <w:t xml:space="preserve"> </w:t>
+      </w:r>
+      <w:r>
+        <w:rPr>
+          <w:rFonts w:ascii="Charis SIL Italic" w:hAnsi="Charis SIL Italic" w:eastAsia="Charis SIL Italic"/>
+          <w:b w:val="0"/>
+          <w:i/>
+          <w:color w:val="0000FF"/>
+          <w:sz w:val="24"/>
+          <w:u w:val="single"/>
+        </w:rPr>
+        <w:hyperlink r:id="rId15" w:history="1">
+          <w:r>
+            <w:rPr>
+              <w:rStyle w:val="Hyperlink"/>
+            </w:rPr>
+            <w:t>objects</w:t>
+          </w:r>
+        </w:hyperlink>
+      </w:r>
+      <w:r>
+        <w:rPr>
+          <w:rFonts w:ascii="Charis SIL Italic" w:hAnsi="Charis SIL Italic" w:eastAsia="Charis SIL Italic"/>
+          <w:b w:val="0"/>
+          <w:i/>
+          <w:color w:val="0000FF"/>
+          <w:sz w:val="24"/>
+          <w:u w:val="single"/>
+        </w:rPr>
+        <w:t xml:space="preserve"> </w:t>
+      </w:r>
+      <w:r>
+        <w:rPr>
+          <w:rFonts w:ascii="Charis SIL Italic" w:hAnsi="Charis SIL Italic" w:eastAsia="Charis SIL Italic"/>
+          <w:b w:val="0"/>
+          <w:i/>
+          <w:color w:val="0000FF"/>
+          <w:sz w:val="24"/>
+          <w:u w:val="single"/>
+        </w:rPr>
+        <w:hyperlink r:id="rId15" w:history="1">
+          <w:r>
+            <w:rPr>
+              <w:rStyle w:val="Hyperlink"/>
+            </w:rPr>
+            <w:t>and</w:t>
+          </w:r>
+        </w:hyperlink>
+      </w:r>
+      <w:r>
+        <w:rPr>
+          <w:rFonts w:ascii="Charis SIL Italic" w:hAnsi="Charis SIL Italic" w:eastAsia="Charis SIL Italic"/>
+          <w:b w:val="0"/>
+          <w:i/>
+          <w:color w:val="0000FF"/>
+          <w:sz w:val="24"/>
+          <w:u w:val="single"/>
+        </w:rPr>
+        <w:t xml:space="preserve"> </w:t>
+      </w:r>
+      <w:r>
+        <w:rPr>
+          <w:rFonts w:ascii="Charis SIL Italic" w:hAnsi="Charis SIL Italic" w:eastAsia="Charis SIL Italic"/>
+          <w:b w:val="0"/>
+          <w:i/>
+          <w:color w:val="0000FF"/>
+          <w:sz w:val="24"/>
+          <w:u w:val="single"/>
+        </w:rPr>
+        <w:hyperlink r:id="rId15" w:history="1">
+          <w:r>
+            <w:rPr>
+              <w:rStyle w:val="Hyperlink"/>
+            </w:rPr>
+            <w:t>collections</w:t>
+          </w:r>
+        </w:hyperlink>
+      </w:r>
+      <w:r>
+        <w:rPr>
+          <w:rFonts w:ascii="Charis SIL Italic" w:hAnsi="Charis SIL Italic" w:eastAsia="Charis SIL Italic"/>
+          <w:b w:val="0"/>
+          <w:i/>
+          <w:color w:val="0000FF"/>
+          <w:sz w:val="24"/>
+          <w:u w:val="single"/>
+        </w:rPr>
+        <w:t xml:space="preserve"> </w:t>
+      </w:r>
+      <w:r>
+        <w:rPr>
+          <w:rFonts w:ascii="Charis SIL Italic" w:hAnsi="Charis SIL Italic" w:eastAsia="Charis SIL Italic"/>
+          <w:b w:val="0"/>
+          <w:i/>
+          <w:color w:val="0000FF"/>
+          <w:sz w:val="24"/>
+          <w:u w:val="single"/>
+        </w:rPr>
+        <w:hyperlink r:id="rId15" w:history="1">
+          <w:r>
+            <w:rPr>
+              <w:rStyle w:val="Hyperlink"/>
+            </w:rPr>
+            <w:t>acqui</w:t>
+          </w:r>
+        </w:hyperlink>
+      </w:r>
+      <w:r>
+        <w:rPr>
+          <w:rFonts w:ascii="Charis SIL Italic" w:hAnsi="Charis SIL Italic" w:eastAsia="Charis SIL Italic"/>
+          <w:b w:val="0"/>
+          <w:i/>
+          <w:color w:val="0000FF"/>
+          <w:sz w:val="24"/>
+          <w:u w:val="single"/>
+        </w:rPr>
+        <w:hyperlink r:id="rId15" w:history="1">
+          <w:r>
+            <w:rPr>
+              <w:rStyle w:val="Hyperlink"/>
+            </w:rPr>
+            <w:t>red</w:t>
+          </w:r>
+        </w:hyperlink>
+      </w:r>
+      <w:r>
+        <w:rPr>
+          <w:rFonts w:ascii="Charis SIL Italic" w:hAnsi="Charis SIL Italic" w:eastAsia="Charis SIL Italic"/>
+          <w:b w:val="0"/>
+          <w:i/>
+          <w:color w:val="0000FF"/>
+          <w:sz w:val="24"/>
+          <w:u w:val="single"/>
+        </w:rPr>
+        <w:t xml:space="preserve"> </w:t>
+      </w:r>
+      <w:r>
+        <w:rPr>
+          <w:rFonts w:ascii="Charis SIL Italic" w:hAnsi="Charis SIL Italic" w:eastAsia="Charis SIL Italic"/>
+          <w:b w:val="0"/>
+          <w:i/>
+          <w:color w:val="0000FF"/>
+          <w:sz w:val="24"/>
+          <w:u w:val="single"/>
+        </w:rPr>
+        <w:hyperlink r:id="rId15" w:history="1">
+          <w:r>
+            <w:rPr>
+              <w:rStyle w:val="Hyperlink"/>
+            </w:rPr>
+            <w:t>in</w:t>
+          </w:r>
+        </w:hyperlink>
+      </w:r>
+      <w:r>
+        <w:rPr>
+          <w:rFonts w:ascii="Charis SIL Italic" w:hAnsi="Charis SIL Italic" w:eastAsia="Charis SIL Italic"/>
+          <w:b w:val="0"/>
+          <w:i/>
+          <w:color w:val="0000FF"/>
+          <w:sz w:val="24"/>
+          <w:u w:val="single"/>
+        </w:rPr>
+        <w:t xml:space="preserve"> </w:t>
+      </w:r>
+      <w:r>
+        <w:rPr>
+          <w:rFonts w:ascii="Charis SIL Italic" w:hAnsi="Charis SIL Italic" w:eastAsia="Charis SIL Italic"/>
+          <w:b w:val="0"/>
+          <w:i/>
+          <w:color w:val="0000FF"/>
+          <w:sz w:val="24"/>
+          <w:u w:val="single"/>
+        </w:rPr>
+        <w:hyperlink r:id="rId15" w:history="1">
+          <w:r>
+            <w:rPr>
+              <w:rStyle w:val="Hyperlink"/>
+            </w:rPr>
+            <w:t>col</w:t>
+          </w:r>
+        </w:hyperlink>
       </w:r>
       <w:r>
         <w:rPr>
@@ -3274,120 +3485,6 @@
           <w:i/>
           <w:color w:val="0000FF"/>
           <w:sz w:val="24"/>
-        </w:rPr>
-        <w:t xml:space="preserve">f </w:t>
-      </w:r>
-      <w:r>
-        <w:rPr>
-          <w:rFonts w:ascii="Charis SIL Italic" w:hAnsi="Charis SIL Italic" w:eastAsia="Charis SIL Italic"/>
-          <w:b w:val="0"/>
-          <w:i/>
-          <w:color w:val="0000FF"/>
-          <w:sz w:val="24"/>
-        </w:rPr>
-        <w:t>cultural objects and collections acqui</w:t>
-      </w:r>
-      <w:r>
-        <w:rPr>
-          <w:rFonts w:ascii="Charis SIL Italic" w:hAnsi="Charis SIL Italic" w:eastAsia="Charis SIL Italic"/>
-          <w:b w:val="0"/>
-          <w:i/>
-          <w:color w:val="0000FF"/>
-          <w:sz w:val="24"/>
-          <w:u w:val="single"/>
-        </w:rPr>
-        <w:hyperlink r:id="rId15" w:history="1">
-          <w:r>
-            <w:rPr>
-              <w:rStyle w:val="Hyperlink"/>
-            </w:rPr>
-            <w:t>red</w:t>
-          </w:r>
-        </w:hyperlink>
-      </w:r>
-      <w:r>
-        <w:rPr>
-          <w:rFonts w:ascii="Charis SIL Italic" w:hAnsi="Charis SIL Italic" w:eastAsia="Charis SIL Italic"/>
-          <w:b w:val="0"/>
-          <w:i/>
-          <w:color w:val="0000FF"/>
-          <w:sz w:val="24"/>
-          <w:u w:val="single"/>
-        </w:rPr>
-        <w:t xml:space="preserve"> </w:t>
-      </w:r>
-      <w:r>
-        <w:rPr>
-          <w:rFonts w:ascii="Charis SIL Italic" w:hAnsi="Charis SIL Italic" w:eastAsia="Charis SIL Italic"/>
-          <w:b w:val="0"/>
-          <w:i/>
-          <w:color w:val="0000FF"/>
-          <w:sz w:val="24"/>
-          <w:u w:val="single"/>
-        </w:rPr>
-        <w:hyperlink r:id="rId15" w:history="1">
-          <w:r>
-            <w:rPr>
-              <w:rStyle w:val="Hyperlink"/>
-            </w:rPr>
-            <w:t>in</w:t>
-          </w:r>
-        </w:hyperlink>
-      </w:r>
-      <w:r>
-        <w:rPr>
-          <w:rFonts w:ascii="Charis SIL Italic" w:hAnsi="Charis SIL Italic" w:eastAsia="Charis SIL Italic"/>
-          <w:b w:val="0"/>
-          <w:i/>
-          <w:color w:val="0000FF"/>
-          <w:sz w:val="24"/>
-          <w:u w:val="single"/>
-        </w:rPr>
-        <w:t xml:space="preserve"> </w:t>
-      </w:r>
-      <w:r>
-        <w:rPr>
-          <w:rFonts w:ascii="Charis SIL Italic" w:hAnsi="Charis SIL Italic" w:eastAsia="Charis SIL Italic"/>
-          <w:b w:val="0"/>
-          <w:i/>
-          <w:color w:val="0000FF"/>
-          <w:sz w:val="24"/>
-          <w:u w:val="single"/>
-        </w:rPr>
-        <w:hyperlink r:id="rId15" w:history="1">
-          <w:r>
-            <w:rPr>
-              <w:rStyle w:val="Hyperlink"/>
-            </w:rPr>
-            <w:t>col</w:t>
-          </w:r>
-        </w:hyperlink>
-      </w:r>
-      <w:r>
-        <w:rPr>
-          <w:rFonts w:ascii="Charis SIL Italic" w:hAnsi="Charis SIL Italic" w:eastAsia="Charis SIL Italic"/>
-          <w:b w:val="0"/>
-          <w:i/>
-          <w:color w:val="0000FF"/>
-          <w:sz w:val="24"/>
-          <w:u w:val="single"/>
-        </w:rPr>
-        <w:hyperlink r:id="rId15" w:history="1">
-          <w:r>
-            <w:rPr>
-              <w:rStyle w:val="Hyperlink"/>
-            </w:rPr>
-            <w:t>o</w:t>
-          </w:r>
-        </w:hyperlink>
-      </w:r>
-      <w:r>
-        <w:rPr>
-          <w:rFonts w:ascii="Charis SIL Italic" w:hAnsi="Charis SIL Italic" w:eastAsia="Charis SIL Italic"/>
-          <w:b w:val="0"/>
-          <w:i/>
-          <w:color w:val="0000FF"/>
-          <w:sz w:val="24"/>
           <w:u w:val="single"/>
         </w:rPr>
         <w:hyperlink r:id="rId15" w:history="1">
@@ -3448,71 +3545,13 @@
       </w:r>
       <w:r>
         <w:rPr>
-          <w:u w:val="single" w:color="0000ff"/>
           <w:rFonts w:ascii="Charis SIL Regular" w:hAnsi="Charis SIL Regular" w:eastAsia="Charis SIL Regular"/>
           <w:b w:val="0"/>
           <w:i w:val="0"/>
           <w:color w:val="000000"/>
           <w:sz w:val="24"/>
         </w:rPr>
-        <w:t xml:space="preserve"> (</w:t>
-      </w:r>
-      <w:r>
-        <w:rPr>
-          <w:u w:val="single" w:color="0000ff"/>
-          <w:rFonts w:ascii="Charis SIL Regular" w:hAnsi="Charis SIL Regular" w:eastAsia="Charis SIL Regular"/>
-          <w:b w:val="0"/>
-          <w:i w:val="0"/>
-          <w:color w:val="000000"/>
-          <w:sz w:val="24"/>
-        </w:rPr>
-        <w:hyperlink r:id="rId15" w:history="1">
-          <w:r>
-            <w:rPr>
-              <w:rStyle w:val="Hyperlink"/>
-            </w:rPr>
-            <w:t>Amster</w:t>
-          </w:r>
-        </w:hyperlink>
-      </w:r>
-      <w:r>
-        <w:rPr>
-          <w:u w:val="single" w:color="0000ff"/>
-          <w:rFonts w:ascii="Charis SIL Regular" w:hAnsi="Charis SIL Regular" w:eastAsia="Charis SIL Regular"/>
-          <w:b w:val="0"/>
-          <w:i w:val="0"/>
-          <w:color w:val="000000"/>
-          <w:sz w:val="24"/>
-        </w:rPr>
-        <w:hyperlink r:id="rId15" w:history="1">
-          <w:r>
-            <w:rPr>
-              <w:rStyle w:val="Hyperlink"/>
-            </w:rPr>
-            <w:t>dam</w:t>
-          </w:r>
-        </w:hyperlink>
-      </w:r>
-      <w:r>
-        <w:rPr>
-          <w:u w:val="single" w:color="0000ff"/>
-          <w:rFonts w:ascii="Charis SIL Regular" w:hAnsi="Charis SIL Regular" w:eastAsia="Charis SIL Regular"/>
-          <w:b w:val="0"/>
-          <w:i w:val="0"/>
-          <w:color w:val="000000"/>
-          <w:sz w:val="24"/>
-        </w:rPr>
-        <w:t>: Rijksmuseum</w:t>
-      </w:r>
-      <w:r>
-        <w:rPr>
-          <w:rFonts w:ascii="Charis SIL Regular" w:hAnsi="Charis SIL Regular" w:eastAsia="Charis SIL Regular"/>
-          <w:b w:val="0"/>
-          <w:i w:val="0"/>
-          <w:color w:val="000000"/>
-          <w:sz w:val="24"/>
-        </w:rPr>
-        <w:t xml:space="preserve">, </w:t>
+        <w:t xml:space="preserve"> (Amsterdam: Rijksmuseum, </w:t>
       </w:r>
       <w:r>
         <w:rPr>
@@ -3831,82 +3870,7 @@
           <w:color w:val="000000"/>
           <w:sz w:val="24"/>
         </w:rPr>
-        <w:t xml:space="preserve"> (Amersfoort: Rijk</w:t>
-      </w:r>
-      <w:r>
-        <w:rPr>
-          <w:u w:val="single" w:color="0000ff"/>
-          <w:rFonts w:ascii="Charis SIL Regular" w:hAnsi="Charis SIL Regular" w:eastAsia="Charis SIL Regular"/>
-          <w:b w:val="0"/>
-          <w:i w:val="0"/>
-          <w:color w:val="000000"/>
-          <w:sz w:val="24"/>
-        </w:rPr>
-        <w:t>sdienst voor het Cu</w:t>
-      </w:r>
-      <w:r>
-        <w:rPr>
-          <w:u w:val="single" w:color="0000ff"/>
-          <w:rFonts w:ascii="Charis SIL Regular" w:hAnsi="Charis SIL Regular" w:eastAsia="Charis SIL Regular"/>
-          <w:b w:val="0"/>
-          <w:i w:val="0"/>
-          <w:color w:val="000000"/>
-          <w:sz w:val="24"/>
-        </w:rPr>
-        <w:hyperlink r:id="rId10" w:history="1">
-          <w:r>
-            <w:rPr>
-              <w:rStyle w:val="Hyperlink"/>
-            </w:rPr>
-            <w:t>ltur</w:t>
-          </w:r>
-        </w:hyperlink>
-      </w:r>
-      <w:r>
-        <w:rPr>
-          <w:u w:val="single" w:color="0000ff"/>
-          <w:rFonts w:ascii="Charis SIL Regular" w:hAnsi="Charis SIL Regular" w:eastAsia="Charis SIL Regular"/>
-          <w:b w:val="0"/>
-          <w:i w:val="0"/>
-          <w:color w:val="000000"/>
-          <w:sz w:val="24"/>
-        </w:rPr>
-        <w:hyperlink r:id="rId10" w:history="1">
-          <w:r>
-            <w:rPr>
-              <w:rStyle w:val="Hyperlink"/>
-            </w:rPr>
-            <w:t>e</w:t>
-          </w:r>
-        </w:hyperlink>
-      </w:r>
-      <w:r>
-        <w:rPr>
-          <w:rFonts w:ascii="Charis SIL Regular" w:hAnsi="Charis SIL Regular" w:eastAsia="Charis SIL Regular"/>
-          <w:b w:val="0"/>
-          <w:i w:val="0"/>
-          <w:color w:val="000000"/>
-          <w:sz w:val="24"/>
-        </w:rPr>
-        <w:t>el Erfgoed</w:t>
-      </w:r>
-      <w:r>
-        <w:rPr>
-          <w:u w:val="single" w:color="0000ff"/>
-          <w:rFonts w:ascii="Charis SIL Regular" w:hAnsi="Charis SIL Regular" w:eastAsia="Charis SIL Regular"/>
-          <w:b w:val="0"/>
-          <w:i w:val="0"/>
-          <w:color w:val="000000"/>
-          <w:sz w:val="24"/>
-        </w:rPr>
-        <w:hyperlink r:id="rId10" w:history="1">
-          <w:r>
-            <w:rPr>
-              <w:rStyle w:val="Hyperlink"/>
-            </w:rPr>
-            <w:t>, 202</w:t>
-          </w:r>
-        </w:hyperlink>
+        <w:t xml:space="preserve"> (Amersfoort: Rijksdienst voor het Cultureel Erfgoed, 202</w:t>
       </w:r>
       <w:r>
         <w:rPr>
@@ -3983,7 +3947,34 @@
           <w:color w:val="000000"/>
           <w:sz w:val="24"/>
         </w:rPr>
-        <w:t>•  Yeide, N</w:t>
+        <w:t xml:space="preserve">•  </w:t>
+      </w:r>
+      <w:r>
+        <w:rPr>
+          <w:rFonts w:ascii="Charis SIL Regular" w:hAnsi="Charis SIL Regular" w:eastAsia="Charis SIL Regular"/>
+          <w:b w:val="0"/>
+          <w:i w:val="0"/>
+          <w:color w:val="000000"/>
+          <w:sz w:val="24"/>
+        </w:rPr>
+        <w:hyperlink r:id="rId10" w:history="1">
+          <w:r>
+            <w:rPr>
+              <w:rStyle w:val="Hyperlink"/>
+            </w:rPr>
+            <w:t xml:space="preserve">Yeide, </w:t>
+          </w:r>
+        </w:hyperlink>
+      </w:r>
+      <w:r>
+        <w:rPr>
+          <w:rFonts w:ascii="Charis SIL Regular" w:hAnsi="Charis SIL Regular" w:eastAsia="Charis SIL Regular"/>
+          <w:b w:val="0"/>
+          <w:i w:val="0"/>
+          <w:color w:val="000000"/>
+          <w:sz w:val="24"/>
+        </w:rPr>
+        <w:t>N</w:t>
       </w:r>
       <w:r>
         <w:rPr>
@@ -4200,7 +4191,34 @@
           <w:color w:val="000000"/>
           <w:sz w:val="24"/>
         </w:rPr>
-        <w:t xml:space="preserve">•  Lang, Sabine (ed.), </w:t>
+        <w:t xml:space="preserve">•  </w:t>
+      </w:r>
+      <w:r>
+        <w:rPr>
+          <w:rFonts w:ascii="Charis SIL Regular" w:hAnsi="Charis SIL Regular" w:eastAsia="Charis SIL Regular"/>
+          <w:b w:val="0"/>
+          <w:i w:val="0"/>
+          <w:color w:val="000000"/>
+          <w:sz w:val="24"/>
+        </w:rPr>
+        <w:hyperlink r:id="rId16" w:history="1">
+          <w:r>
+            <w:rPr>
+              <w:rStyle w:val="Hyperlink"/>
+            </w:rPr>
+            <w:t>Lang, Sa</w:t>
+          </w:r>
+        </w:hyperlink>
+      </w:r>
+      <w:r>
+        <w:rPr>
+          <w:rFonts w:ascii="Charis SIL Regular" w:hAnsi="Charis SIL Regular" w:eastAsia="Charis SIL Regular"/>
+          <w:b w:val="0"/>
+          <w:i w:val="0"/>
+          <w:color w:val="000000"/>
+          <w:sz w:val="24"/>
+        </w:rPr>
+        <w:t xml:space="preserve">bine (ed.), </w:t>
       </w:r>
       <w:r>
         <w:rPr>
@@ -4478,7 +4496,7 @@
           <w:color w:val="000000"/>
           <w:sz w:val="24"/>
         </w:rPr>
-        <w:t>. 2nd Editio</w:t>
+        <w:t>. 2nd Edition (Germa</w:t>
       </w:r>
       <w:r>
         <w:rPr>
@@ -4494,12 +4512,22 @@
             <w:rPr>
               <w:rStyle w:val="Hyperlink"/>
             </w:rPr>
-            <w:t>n (Germa</w:t>
+            <w:t>n M</w:t>
           </w:r>
         </w:hyperlink>
       </w:r>
       <w:r>
         <w:rPr>
+          <w:rFonts w:ascii="Charis SIL Regular" w:hAnsi="Charis SIL Regular" w:eastAsia="Charis SIL Regular"/>
+          <w:b w:val="0"/>
+          <w:i w:val="0"/>
+          <w:color w:val="000000"/>
+          <w:sz w:val="24"/>
+        </w:rPr>
+        <w:t>useums Association, 20</w:t>
+      </w:r>
+      <w:r>
+        <w:rPr>
           <w:u w:val="single" w:color="0000ff"/>
           <w:rFonts w:ascii="Charis SIL Regular" w:hAnsi="Charis SIL Regular" w:eastAsia="Charis SIL Regular"/>
           <w:b w:val="0"/>
@@ -4507,7 +4535,14 @@
           <w:color w:val="000000"/>
           <w:sz w:val="24"/>
         </w:rPr>
-        <w:t>n Museums Association, 2019</w:t>
+        <w:hyperlink r:id="rId17" w:history="1">
+          <w:r>
+            <w:rPr>
+              <w:rStyle w:val="Hyperlink"/>
+            </w:rPr>
+            <w:t>19</w:t>
+          </w:r>
+        </w:hyperlink>
       </w:r>
       <w:r>
         <w:rPr>
@@ -5314,14 +5349,7 @@
           <w:color w:val="000000"/>
           <w:sz w:val="24"/>
         </w:rPr>
-        <w:hyperlink r:id="rId12" w:history="1">
-          <w:r>
-            <w:rPr>
-              <w:rStyle w:val="Hyperlink"/>
-            </w:rPr>
-            <w:t>herl</w:t>
-          </w:r>
-        </w:hyperlink>
+        <w:t>herl</w:t>
       </w:r>
       <w:r>
         <w:rPr>

--- a/EXPORTS/DOCX/published/niveau1/English/DoingResearch.docx
+++ b/EXPORTS/DOCX/published/niveau1/English/DoingResearch.docx
@@ -788,7 +788,7 @@
           <w:sz w:val="24"/>
           <w:u w:val="single"/>
         </w:rPr>
-        <w:hyperlink r:id="rId9" w:history="1">
+        <w:hyperlink r:id="rId10" w:history="1">
           <w:r>
             <w:rPr>
               <w:rStyle w:val="Hyperlink"/>
@@ -806,7 +806,7 @@
           <w:sz w:val="24"/>
           <w:u w:val="single"/>
         </w:rPr>
-        <w:hyperlink r:id="rId9" w:history="1">
+        <w:hyperlink r:id="rId10" w:history="1">
           <w:r>
             <w:rPr>
               <w:rStyle w:val="Hyperlink"/>
@@ -853,7 +853,7 @@
           <w:sz w:val="24"/>
           <w:u w:val="single"/>
         </w:rPr>
-        <w:hyperlink r:id="rId10" w:history="1">
+        <w:hyperlink r:id="rId9" w:history="1">
           <w:r>
             <w:rPr>
               <w:rStyle w:val="Hyperlink"/>
@@ -1102,13 +1102,31 @@
       </w:r>
       <w:r>
         <w:rPr>
+          <w:u w:val="single" w:color="0000ff"/>
           <w:rFonts w:ascii="Charis SIL Regular" w:hAnsi="Charis SIL Regular" w:eastAsia="Charis SIL Regular"/>
           <w:b w:val="0"/>
           <w:i w:val="0"/>
           <w:color w:val="000000"/>
           <w:sz w:val="24"/>
         </w:rPr>
-        <w:t xml:space="preserve"> by the Cultural Herita</w:t>
+        <w:hyperlink r:id="rId9" w:history="1">
+          <w:r>
+            <w:rPr>
+              <w:rStyle w:val="Hyperlink"/>
+            </w:rPr>
+            <w:t xml:space="preserve"> b</w:t>
+          </w:r>
+        </w:hyperlink>
+      </w:r>
+      <w:r>
+        <w:rPr>
+          <w:rFonts w:ascii="Charis SIL Regular" w:hAnsi="Charis SIL Regular" w:eastAsia="Charis SIL Regular"/>
+          <w:b w:val="0"/>
+          <w:i w:val="0"/>
+          <w:color w:val="000000"/>
+          <w:sz w:val="24"/>
+        </w:rPr>
+        <w:t>y the Cultural Herita</w:t>
       </w:r>
       <w:r>
         <w:rPr>
@@ -1119,7 +1137,50 @@
           <w:color w:val="000000"/>
           <w:sz w:val="24"/>
         </w:rPr>
-        <w:t>ge Agency of the Ne</w:t>
+        <w:hyperlink r:id="rId10" w:history="1">
+          <w:r>
+            <w:rPr>
+              <w:rStyle w:val="Hyperlink"/>
+            </w:rPr>
+            <w:t xml:space="preserve">ge Agency </w:t>
+          </w:r>
+        </w:hyperlink>
+      </w:r>
+      <w:r>
+        <w:rPr>
+          <w:u w:val="single" w:color="0000ff"/>
+          <w:rFonts w:ascii="Charis SIL Regular" w:hAnsi="Charis SIL Regular" w:eastAsia="Charis SIL Regular"/>
+          <w:b w:val="0"/>
+          <w:i w:val="0"/>
+          <w:color w:val="000000"/>
+          <w:sz w:val="24"/>
+        </w:rPr>
+        <w:hyperlink r:id="rId10" w:history="1">
+          <w:r>
+            <w:rPr>
+              <w:rStyle w:val="Hyperlink"/>
+            </w:rPr>
+            <w:t>o</w:t>
+          </w:r>
+        </w:hyperlink>
+      </w:r>
+      <w:r>
+        <w:rPr>
+          <w:u w:val="single" w:color="0000ff"/>
+          <w:rFonts w:ascii="Charis SIL Regular" w:hAnsi="Charis SIL Regular" w:eastAsia="Charis SIL Regular"/>
+          <w:b w:val="0"/>
+          <w:i w:val="0"/>
+          <w:color w:val="000000"/>
+          <w:sz w:val="24"/>
+        </w:rPr>
+        <w:hyperlink r:id="rId10" w:history="1">
+          <w:r>
+            <w:rPr>
+              <w:rStyle w:val="Hyperlink"/>
+            </w:rPr>
+            <w:t>f the Ne</w:t>
+          </w:r>
+        </w:hyperlink>
       </w:r>
       <w:r>
         <w:rPr>
@@ -2475,13 +2536,21 @@
       </w:r>
       <w:r>
         <w:rPr>
+          <w:u w:val="single" w:color="0000ff"/>
           <w:rFonts w:ascii="Charis SIL Regular" w:hAnsi="Charis SIL Regular" w:eastAsia="Charis SIL Regular"/>
           <w:b w:val="0"/>
           <w:i w:val="0"/>
           <w:color w:val="000000"/>
           <w:sz w:val="24"/>
         </w:rPr>
-        <w:t>h only) wa</w:t>
+        <w:hyperlink r:id="rId12" w:history="1">
+          <w:r>
+            <w:rPr>
+              <w:rStyle w:val="Hyperlink"/>
+            </w:rPr>
+            <w:t>h only) wa</w:t>
+          </w:r>
+        </w:hyperlink>
       </w:r>
       <w:r>
         <w:rPr>
@@ -2503,13 +2572,49 @@
       </w:r>
       <w:r>
         <w:rPr>
+          <w:u w:val="single" w:color="0000ff"/>
           <w:rFonts w:ascii="Charis SIL Regular" w:hAnsi="Charis SIL Regular" w:eastAsia="Charis SIL Regular"/>
           <w:b w:val="0"/>
           <w:i w:val="0"/>
           <w:color w:val="000000"/>
           <w:sz w:val="24"/>
         </w:rPr>
-        <w:t>reated specifically for the National Ar</w:t>
+        <w:hyperlink r:id="rId12" w:history="1">
+          <w:r>
+            <w:rPr>
+              <w:rStyle w:val="Hyperlink"/>
+            </w:rPr>
+            <w:t>r</w:t>
+          </w:r>
+        </w:hyperlink>
+      </w:r>
+      <w:r>
+        <w:rPr>
+          <w:u w:val="single" w:color="0000ff"/>
+          <w:rFonts w:ascii="Charis SIL Regular" w:hAnsi="Charis SIL Regular" w:eastAsia="Charis SIL Regular"/>
+          <w:b w:val="0"/>
+          <w:i w:val="0"/>
+          <w:color w:val="000000"/>
+          <w:sz w:val="24"/>
+        </w:rPr>
+        <w:hyperlink r:id="rId12" w:history="1">
+          <w:r>
+            <w:rPr>
+              <w:rStyle w:val="Hyperlink"/>
+            </w:rPr>
+            <w:t>eated s</w:t>
+          </w:r>
+        </w:hyperlink>
+      </w:r>
+      <w:r>
+        <w:rPr>
+          <w:rFonts w:ascii="Charis SIL Regular" w:hAnsi="Charis SIL Regular" w:eastAsia="Charis SIL Regular"/>
+          <w:b w:val="0"/>
+          <w:i w:val="0"/>
+          <w:color w:val="000000"/>
+          <w:sz w:val="24"/>
+        </w:rPr>
+        <w:t>pecifically for the National Ar</w:t>
       </w:r>
       <w:r>
         <w:rPr>
@@ -2592,7 +2697,25 @@
           <w:color w:val="000000"/>
           <w:sz w:val="24"/>
         </w:rPr>
-        <w:t xml:space="preserve"> the Neth</w:t>
+        <w:t xml:space="preserve"> </w:t>
+      </w:r>
+      <w:r>
+        <w:rPr>
+          <w:u w:val="single" w:color="0000ff"/>
+          <w:rFonts w:ascii="Charis SIL Regular" w:hAnsi="Charis SIL Regular" w:eastAsia="Charis SIL Regular"/>
+          <w:b w:val="0"/>
+          <w:i w:val="0"/>
+          <w:color w:val="000000"/>
+          <w:sz w:val="24"/>
+        </w:rPr>
+        <w:hyperlink r:id="rId13" w:history="1">
+          <w:r>
+            <w:rPr>
+              <w:rStyle w:val="Hyperlink"/>
+            </w:rPr>
+            <w:t>the Neth</w:t>
+          </w:r>
+        </w:hyperlink>
       </w:r>
       <w:r>
         <w:rPr>
@@ -3344,7 +3467,6 @@
           <w:i/>
           <w:color w:val="0000FF"/>
           <w:sz w:val="24"/>
-          <w:u w:val="single"/>
         </w:rPr>
         <w:hyperlink r:id="rId15" w:history="1">
           <w:r>
@@ -3545,13 +3667,31 @@
       </w:r>
       <w:r>
         <w:rPr>
+          <w:u w:val="single" w:color="0000ff"/>
           <w:rFonts w:ascii="Charis SIL Regular" w:hAnsi="Charis SIL Regular" w:eastAsia="Charis SIL Regular"/>
           <w:b w:val="0"/>
           <w:i w:val="0"/>
           <w:color w:val="000000"/>
           <w:sz w:val="24"/>
         </w:rPr>
-        <w:t xml:space="preserve"> (Amsterdam: Rijksmuseum, </w:t>
+        <w:hyperlink r:id="rId15" w:history="1">
+          <w:r>
+            <w:rPr>
+              <w:rStyle w:val="Hyperlink"/>
+            </w:rPr>
+            <w:t xml:space="preserve"> (</w:t>
+          </w:r>
+        </w:hyperlink>
+      </w:r>
+      <w:r>
+        <w:rPr>
+          <w:rFonts w:ascii="Charis SIL Regular" w:hAnsi="Charis SIL Regular" w:eastAsia="Charis SIL Regular"/>
+          <w:b w:val="0"/>
+          <w:i w:val="0"/>
+          <w:color w:val="000000"/>
+          <w:sz w:val="24"/>
+        </w:rPr>
+        <w:t xml:space="preserve">Amsterdam: Rijksmuseum, </w:t>
       </w:r>
       <w:r>
         <w:rPr>
@@ -3870,7 +4010,101 @@
           <w:color w:val="000000"/>
           <w:sz w:val="24"/>
         </w:rPr>
-        <w:t xml:space="preserve"> (Amersfoort: Rijksdienst voor het Cultureel Erfgoed, 202</w:t>
+        <w:t xml:space="preserve"> (Amersfoort: Rijk</w:t>
+      </w:r>
+      <w:r>
+        <w:rPr>
+          <w:u w:val="single" w:color="0000ff"/>
+          <w:rFonts w:ascii="Charis SIL Regular" w:hAnsi="Charis SIL Regular" w:eastAsia="Charis SIL Regular"/>
+          <w:b w:val="0"/>
+          <w:i w:val="0"/>
+          <w:color w:val="000000"/>
+          <w:sz w:val="24"/>
+        </w:rPr>
+        <w:hyperlink r:id="rId10" w:history="1">
+          <w:r>
+            <w:rPr>
+              <w:rStyle w:val="Hyperlink"/>
+            </w:rPr>
+            <w:t>sdienst vo</w:t>
+          </w:r>
+        </w:hyperlink>
+      </w:r>
+      <w:r>
+        <w:rPr>
+          <w:u w:val="single" w:color="0000ff"/>
+          <w:rFonts w:ascii="Charis SIL Regular" w:hAnsi="Charis SIL Regular" w:eastAsia="Charis SIL Regular"/>
+          <w:b w:val="0"/>
+          <w:i w:val="0"/>
+          <w:color w:val="000000"/>
+          <w:sz w:val="24"/>
+        </w:rPr>
+        <w:hyperlink r:id="rId10" w:history="1">
+          <w:r>
+            <w:rPr>
+              <w:rStyle w:val="Hyperlink"/>
+            </w:rPr>
+            <w:t>o</w:t>
+          </w:r>
+        </w:hyperlink>
+      </w:r>
+      <w:r>
+        <w:rPr>
+          <w:u w:val="single" w:color="0000ff"/>
+          <w:rFonts w:ascii="Charis SIL Regular" w:hAnsi="Charis SIL Regular" w:eastAsia="Charis SIL Regular"/>
+          <w:b w:val="0"/>
+          <w:i w:val="0"/>
+          <w:color w:val="000000"/>
+          <w:sz w:val="24"/>
+        </w:rPr>
+        <w:t>r het Cu</w:t>
+      </w:r>
+      <w:r>
+        <w:rPr>
+          <w:u w:val="single" w:color="0000ff"/>
+          <w:rFonts w:ascii="Charis SIL Regular" w:hAnsi="Charis SIL Regular" w:eastAsia="Charis SIL Regular"/>
+          <w:b w:val="0"/>
+          <w:i w:val="0"/>
+          <w:color w:val="000000"/>
+          <w:sz w:val="24"/>
+        </w:rPr>
+        <w:hyperlink r:id="rId10" w:history="1">
+          <w:r>
+            <w:rPr>
+              <w:rStyle w:val="Hyperlink"/>
+            </w:rPr>
+            <w:t>ltur</w:t>
+          </w:r>
+        </w:hyperlink>
+      </w:r>
+      <w:r>
+        <w:rPr>
+          <w:u w:val="single" w:color="0000ff"/>
+          <w:rFonts w:ascii="Charis SIL Regular" w:hAnsi="Charis SIL Regular" w:eastAsia="Charis SIL Regular"/>
+          <w:b w:val="0"/>
+          <w:i w:val="0"/>
+          <w:color w:val="000000"/>
+          <w:sz w:val="24"/>
+        </w:rPr>
+        <w:hyperlink r:id="rId10" w:history="1">
+          <w:r>
+            <w:rPr>
+              <w:rStyle w:val="Hyperlink"/>
+            </w:rPr>
+            <w:t>e</w:t>
+          </w:r>
+        </w:hyperlink>
+      </w:r>
+      <w:r>
+        <w:rPr>
+          <w:u w:val="single" w:color="0000ff"/>
+          <w:rFonts w:ascii="Charis SIL Regular" w:hAnsi="Charis SIL Regular" w:eastAsia="Charis SIL Regular"/>
+          <w:b w:val="0"/>
+          <w:i w:val="0"/>
+          <w:color w:val="000000"/>
+          <w:sz w:val="24"/>
+        </w:rPr>
+        <w:t>el Erfgoed, 202</w:t>
       </w:r>
       <w:r>
         <w:rPr>
@@ -3947,34 +4181,7 @@
           <w:color w:val="000000"/>
           <w:sz w:val="24"/>
         </w:rPr>
-        <w:t xml:space="preserve">•  </w:t>
-      </w:r>
-      <w:r>
-        <w:rPr>
-          <w:rFonts w:ascii="Charis SIL Regular" w:hAnsi="Charis SIL Regular" w:eastAsia="Charis SIL Regular"/>
-          <w:b w:val="0"/>
-          <w:i w:val="0"/>
-          <w:color w:val="000000"/>
-          <w:sz w:val="24"/>
-        </w:rPr>
-        <w:hyperlink r:id="rId10" w:history="1">
-          <w:r>
-            <w:rPr>
-              <w:rStyle w:val="Hyperlink"/>
-            </w:rPr>
-            <w:t xml:space="preserve">Yeide, </w:t>
-          </w:r>
-        </w:hyperlink>
-      </w:r>
-      <w:r>
-        <w:rPr>
-          <w:rFonts w:ascii="Charis SIL Regular" w:hAnsi="Charis SIL Regular" w:eastAsia="Charis SIL Regular"/>
-          <w:b w:val="0"/>
-          <w:i w:val="0"/>
-          <w:color w:val="000000"/>
-          <w:sz w:val="24"/>
-        </w:rPr>
-        <w:t>N</w:t>
+        <w:t>•  Yeide, N</w:t>
       </w:r>
       <w:r>
         <w:rPr>
@@ -4496,7 +4703,25 @@
           <w:color w:val="000000"/>
           <w:sz w:val="24"/>
         </w:rPr>
-        <w:t>. 2nd Edition (Germa</w:t>
+        <w:t>. 2nd Editio</w:t>
+      </w:r>
+      <w:r>
+        <w:rPr>
+          <w:u w:val="single" w:color="0000ff"/>
+          <w:rFonts w:ascii="Charis SIL Regular" w:hAnsi="Charis SIL Regular" w:eastAsia="Charis SIL Regular"/>
+          <w:b w:val="0"/>
+          <w:i w:val="0"/>
+          <w:color w:val="000000"/>
+          <w:sz w:val="24"/>
+        </w:rPr>
+        <w:hyperlink r:id="rId17" w:history="1">
+          <w:r>
+            <w:rPr>
+              <w:rStyle w:val="Hyperlink"/>
+            </w:rPr>
+            <w:t>n (Germa</w:t>
+          </w:r>
+        </w:hyperlink>
       </w:r>
       <w:r>
         <w:rPr>
@@ -4518,13 +4743,68 @@
       </w:r>
       <w:r>
         <w:rPr>
+          <w:u w:val="single" w:color="0000ff"/>
           <w:rFonts w:ascii="Charis SIL Regular" w:hAnsi="Charis SIL Regular" w:eastAsia="Charis SIL Regular"/>
           <w:b w:val="0"/>
           <w:i w:val="0"/>
           <w:color w:val="000000"/>
           <w:sz w:val="24"/>
         </w:rPr>
-        <w:t>useums Association, 20</w:t>
+        <w:hyperlink r:id="rId17" w:history="1">
+          <w:r>
+            <w:rPr>
+              <w:rStyle w:val="Hyperlink"/>
+            </w:rPr>
+            <w:t>useums</w:t>
+          </w:r>
+        </w:hyperlink>
+      </w:r>
+      <w:r>
+        <w:rPr>
+          <w:u w:val="single" w:color="0000ff"/>
+          <w:rFonts w:ascii="Charis SIL Regular" w:hAnsi="Charis SIL Regular" w:eastAsia="Charis SIL Regular"/>
+          <w:b w:val="0"/>
+          <w:i w:val="0"/>
+          <w:color w:val="000000"/>
+          <w:sz w:val="24"/>
+        </w:rPr>
+        <w:t xml:space="preserve"> </w:t>
+      </w:r>
+      <w:r>
+        <w:rPr>
+          <w:u w:val="single" w:color="0000ff"/>
+          <w:rFonts w:ascii="Charis SIL Regular" w:hAnsi="Charis SIL Regular" w:eastAsia="Charis SIL Regular"/>
+          <w:b w:val="0"/>
+          <w:i w:val="0"/>
+          <w:color w:val="000000"/>
+          <w:sz w:val="24"/>
+        </w:rPr>
+        <w:hyperlink r:id="rId17" w:history="1">
+          <w:r>
+            <w:rPr>
+              <w:rStyle w:val="Hyperlink"/>
+            </w:rPr>
+            <w:t>Associatio</w:t>
+          </w:r>
+        </w:hyperlink>
+      </w:r>
+      <w:r>
+        <w:rPr>
+          <w:u w:val="single" w:color="0000ff"/>
+          <w:rFonts w:ascii="Charis SIL Regular" w:hAnsi="Charis SIL Regular" w:eastAsia="Charis SIL Regular"/>
+          <w:b w:val="0"/>
+          <w:i w:val="0"/>
+          <w:color w:val="000000"/>
+          <w:sz w:val="24"/>
+        </w:rPr>
+        <w:hyperlink r:id="rId17" w:history="1">
+          <w:r>
+            <w:rPr>
+              <w:rStyle w:val="Hyperlink"/>
+            </w:rPr>
+            <w:t>n, 20</w:t>
+          </w:r>
+        </w:hyperlink>
       </w:r>
       <w:r>
         <w:rPr>
@@ -4583,7 +4863,34 @@
           <w:color w:val="000000"/>
           <w:sz w:val="24"/>
         </w:rPr>
-        <w:t xml:space="preserve">•  Deterts, Dorothea (ed.), </w:t>
+        <w:t xml:space="preserve">•  </w:t>
+      </w:r>
+      <w:r>
+        <w:rPr>
+          <w:rFonts w:ascii="Charis SIL Regular" w:hAnsi="Charis SIL Regular" w:eastAsia="Charis SIL Regular"/>
+          <w:b w:val="0"/>
+          <w:i w:val="0"/>
+          <w:color w:val="000000"/>
+          <w:sz w:val="24"/>
+        </w:rPr>
+        <w:hyperlink r:id="rId17" w:history="1">
+          <w:r>
+            <w:rPr>
+              <w:rStyle w:val="Hyperlink"/>
+            </w:rPr>
+            <w:t xml:space="preserve">Deterts, </w:t>
+          </w:r>
+        </w:hyperlink>
+      </w:r>
+      <w:r>
+        <w:rPr>
+          <w:rFonts w:ascii="Charis SIL Regular" w:hAnsi="Charis SIL Regular" w:eastAsia="Charis SIL Regular"/>
+          <w:b w:val="0"/>
+          <w:i w:val="0"/>
+          <w:color w:val="000000"/>
+          <w:sz w:val="24"/>
+        </w:rPr>
+        <w:t xml:space="preserve">Dorothea (ed.), </w:t>
       </w:r>
       <w:r>
         <w:rPr>

--- a/EXPORTS/DOCX/published/niveau1/English/DoingResearch.docx
+++ b/EXPORTS/DOCX/published/niveau1/English/DoingResearch.docx
@@ -338,7 +338,7 @@
             <w:rPr>
               <w:rStyle w:val="Hyperlink"/>
             </w:rPr>
-            <w:t>significanc</w:t>
+            <w:t>significan</w:t>
           </w:r>
         </w:hyperlink>
       </w:r>
@@ -349,7 +349,23 @@
           <w:i/>
           <w:color w:val="0000FF"/>
           <w:sz w:val="24"/>
-          <w:u w:val="single"/>
+        </w:rPr>
+        <w:hyperlink r:id="rId9" w:history="1">
+          <w:r>
+            <w:rPr>
+              <w:rStyle w:val="Hyperlink"/>
+            </w:rPr>
+            <w:t>c</w:t>
+          </w:r>
+        </w:hyperlink>
+      </w:r>
+      <w:r>
+        <w:rPr>
+          <w:rFonts w:ascii="Charis SIL Italic" w:hAnsi="Charis SIL Italic" w:eastAsia="Charis SIL Italic"/>
+          <w:b w:val="0"/>
+          <w:i/>
+          <w:color w:val="0000FF"/>
+          <w:sz w:val="24"/>
         </w:rPr>
         <w:t>e</w:t>
       </w:r>
@@ -436,19 +452,9 @@
             <w:rPr>
               <w:rStyle w:val="Hyperlink"/>
             </w:rPr>
-            <w:t>object</w:t>
+            <w:t xml:space="preserve">objects </w:t>
           </w:r>
         </w:hyperlink>
-      </w:r>
-      <w:r>
-        <w:rPr>
-          <w:rFonts w:ascii="Charis SIL Italic" w:hAnsi="Charis SIL Italic" w:eastAsia="Charis SIL Italic"/>
-          <w:b w:val="0"/>
-          <w:i/>
-          <w:color w:val="0000FF"/>
-          <w:sz w:val="24"/>
-        </w:rPr>
-        <w:t xml:space="preserve">s </w:t>
       </w:r>
       <w:r>
         <w:rPr>
@@ -712,7 +718,86 @@
           <w:color w:val="000000"/>
           <w:sz w:val="24"/>
         </w:rPr>
-        <w:t xml:space="preserve">e publication </w:t>
+        <w:hyperlink r:id="rId9" w:history="1">
+          <w:r>
+            <w:rPr>
+              <w:rStyle w:val="Hyperlink"/>
+            </w:rPr>
+            <w:t>e</w:t>
+          </w:r>
+        </w:hyperlink>
+      </w:r>
+      <w:r>
+        <w:rPr>
+          <w:u w:val="single" w:color="0000ff"/>
+          <w:rFonts w:ascii="Charis SIL Regular" w:hAnsi="Charis SIL Regular" w:eastAsia="Charis SIL Regular"/>
+          <w:b w:val="0"/>
+          <w:i w:val="0"/>
+          <w:color w:val="000000"/>
+          <w:sz w:val="24"/>
+        </w:rPr>
+        <w:hyperlink r:id="rId9" w:history="1">
+          <w:r>
+            <w:rPr>
+              <w:rStyle w:val="Hyperlink"/>
+            </w:rPr>
+            <w:t xml:space="preserve"> publi</w:t>
+          </w:r>
+        </w:hyperlink>
+      </w:r>
+      <w:r>
+        <w:rPr>
+          <w:u w:val="single" w:color="0000ff"/>
+          <w:rFonts w:ascii="Charis SIL Regular" w:hAnsi="Charis SIL Regular" w:eastAsia="Charis SIL Regular"/>
+          <w:b w:val="0"/>
+          <w:i w:val="0"/>
+          <w:color w:val="000000"/>
+          <w:sz w:val="24"/>
+        </w:rPr>
+        <w:hyperlink r:id="rId9" w:history="1">
+          <w:r>
+            <w:rPr>
+              <w:rStyle w:val="Hyperlink"/>
+            </w:rPr>
+            <w:t>c</w:t>
+          </w:r>
+        </w:hyperlink>
+      </w:r>
+      <w:r>
+        <w:rPr>
+          <w:u w:val="single" w:color="0000ff"/>
+          <w:rFonts w:ascii="Charis SIL Regular" w:hAnsi="Charis SIL Regular" w:eastAsia="Charis SIL Regular"/>
+          <w:b w:val="0"/>
+          <w:i w:val="0"/>
+          <w:color w:val="000000"/>
+          <w:sz w:val="24"/>
+        </w:rPr>
+        <w:hyperlink r:id="rId9" w:history="1">
+          <w:r>
+            <w:rPr>
+              <w:rStyle w:val="Hyperlink"/>
+            </w:rPr>
+            <w:t>atio</w:t>
+          </w:r>
+        </w:hyperlink>
+      </w:r>
+      <w:r>
+        <w:rPr>
+          <w:u w:val="single" w:color="0000ff"/>
+          <w:rFonts w:ascii="Charis SIL Regular" w:hAnsi="Charis SIL Regular" w:eastAsia="Charis SIL Regular"/>
+          <w:b w:val="0"/>
+          <w:i w:val="0"/>
+          <w:color w:val="000000"/>
+          <w:sz w:val="24"/>
+        </w:rPr>
+        <w:hyperlink r:id="rId9" w:history="1">
+          <w:r>
+            <w:rPr>
+              <w:rStyle w:val="Hyperlink"/>
+            </w:rPr>
+            <w:t xml:space="preserve">n </w:t>
+          </w:r>
+        </w:hyperlink>
       </w:r>
       <w:r>
         <w:rPr>
@@ -788,7 +873,7 @@
           <w:sz w:val="24"/>
           <w:u w:val="single"/>
         </w:rPr>
-        <w:hyperlink r:id="rId10" w:history="1">
+        <w:hyperlink r:id="rId9" w:history="1">
           <w:r>
             <w:rPr>
               <w:rStyle w:val="Hyperlink"/>
@@ -806,7 +891,7 @@
           <w:sz w:val="24"/>
           <w:u w:val="single"/>
         </w:rPr>
-        <w:hyperlink r:id="rId10" w:history="1">
+        <w:hyperlink r:id="rId9" w:history="1">
           <w:r>
             <w:rPr>
               <w:rStyle w:val="Hyperlink"/>
@@ -835,7 +920,7 @@
           <w:sz w:val="24"/>
           <w:u w:val="single"/>
         </w:rPr>
-        <w:hyperlink r:id="rId10" w:history="1">
+        <w:hyperlink r:id="rId9" w:history="1">
           <w:r>
             <w:rPr>
               <w:rStyle w:val="Hyperlink"/>
@@ -853,7 +938,7 @@
           <w:sz w:val="24"/>
           <w:u w:val="single"/>
         </w:rPr>
-        <w:hyperlink r:id="rId9" w:history="1">
+        <w:hyperlink r:id="rId10" w:history="1">
           <w:r>
             <w:rPr>
               <w:rStyle w:val="Hyperlink"/>
@@ -871,7 +956,7 @@
           <w:sz w:val="24"/>
           <w:u w:val="single"/>
         </w:rPr>
-        <w:hyperlink r:id="rId9" w:history="1">
+        <w:hyperlink r:id="rId10" w:history="1">
           <w:r>
             <w:rPr>
               <w:rStyle w:val="Hyperlink"/>
@@ -889,7 +974,7 @@
           <w:sz w:val="24"/>
           <w:u w:val="single"/>
         </w:rPr>
-        <w:hyperlink r:id="rId9" w:history="1">
+        <w:hyperlink r:id="rId10" w:history="1">
           <w:r>
             <w:rPr>
               <w:rStyle w:val="Hyperlink"/>
@@ -905,37 +990,8 @@
           <w:i/>
           <w:color w:val="0000FF"/>
           <w:sz w:val="24"/>
-          <w:u w:val="single"/>
-        </w:rPr>
-        <w:t xml:space="preserve"> </w:t>
-      </w:r>
-      <w:r>
-        <w:rPr>
-          <w:rFonts w:ascii="Charis SIL Italic" w:hAnsi="Charis SIL Italic" w:eastAsia="Charis SIL Italic"/>
-          <w:b w:val="0"/>
-          <w:i/>
-          <w:color w:val="0000FF"/>
-          <w:sz w:val="24"/>
-          <w:u w:val="single"/>
-        </w:rPr>
-        <w:hyperlink r:id="rId9" w:history="1">
-          <w:r>
-            <w:rPr>
-              <w:rStyle w:val="Hyperlink"/>
-            </w:rPr>
-            <w:t>fro</w:t>
-          </w:r>
-        </w:hyperlink>
-      </w:r>
-      <w:r>
-        <w:rPr>
-          <w:rFonts w:ascii="Charis SIL Italic" w:hAnsi="Charis SIL Italic" w:eastAsia="Charis SIL Italic"/>
-          <w:b w:val="0"/>
-          <w:i/>
-          <w:color w:val="0000FF"/>
-          <w:sz w:val="24"/>
-        </w:rPr>
-        <w:t>m</w:t>
+        </w:rPr>
+        <w:t xml:space="preserve"> from</w:t>
       </w:r>
       <w:r>
         <w:rPr>
@@ -1091,7 +1147,7 @@
           <w:sz w:val="24"/>
           <w:u w:val="single"/>
         </w:rPr>
-        <w:hyperlink r:id="rId10" w:history="1">
+        <w:hyperlink r:id="rId9" w:history="1">
           <w:r>
             <w:rPr>
               <w:rStyle w:val="Hyperlink"/>
@@ -2489,7 +2545,7 @@
           <w:sz w:val="24"/>
           <w:u w:val="single"/>
         </w:rPr>
-        <w:hyperlink r:id="rId12" w:history="1">
+        <w:hyperlink r:id="rId13" w:history="1">
           <w:r>
             <w:rPr>
               <w:rStyle w:val="Hyperlink"/>
@@ -2500,175 +2556,13 @@
       </w:r>
       <w:r>
         <w:rPr>
-          <w:u w:val="single" w:color="0000ff"/>
           <w:rFonts w:ascii="Charis SIL Regular" w:hAnsi="Charis SIL Regular" w:eastAsia="Charis SIL Regular"/>
           <w:b w:val="0"/>
           <w:i w:val="0"/>
           <w:color w:val="000000"/>
           <w:sz w:val="24"/>
         </w:rPr>
-        <w:hyperlink r:id="rId12" w:history="1">
-          <w:r>
-            <w:rPr>
-              <w:rStyle w:val="Hyperlink"/>
-            </w:rPr>
-            <w:t xml:space="preserve"> (Dut</w:t>
-          </w:r>
-        </w:hyperlink>
-      </w:r>
-      <w:r>
-        <w:rPr>
-          <w:u w:val="single" w:color="0000ff"/>
-          <w:rFonts w:ascii="Charis SIL Regular" w:hAnsi="Charis SIL Regular" w:eastAsia="Charis SIL Regular"/>
-          <w:b w:val="0"/>
-          <w:i w:val="0"/>
-          <w:color w:val="000000"/>
-          <w:sz w:val="24"/>
-        </w:rPr>
-        <w:hyperlink r:id="rId12" w:history="1">
-          <w:r>
-            <w:rPr>
-              <w:rStyle w:val="Hyperlink"/>
-            </w:rPr>
-            <w:t>c</w:t>
-          </w:r>
-        </w:hyperlink>
-      </w:r>
-      <w:r>
-        <w:rPr>
-          <w:u w:val="single" w:color="0000ff"/>
-          <w:rFonts w:ascii="Charis SIL Regular" w:hAnsi="Charis SIL Regular" w:eastAsia="Charis SIL Regular"/>
-          <w:b w:val="0"/>
-          <w:i w:val="0"/>
-          <w:color w:val="000000"/>
-          <w:sz w:val="24"/>
-        </w:rPr>
-        <w:hyperlink r:id="rId12" w:history="1">
-          <w:r>
-            <w:rPr>
-              <w:rStyle w:val="Hyperlink"/>
-            </w:rPr>
-            <w:t>h only) wa</w:t>
-          </w:r>
-        </w:hyperlink>
-      </w:r>
-      <w:r>
-        <w:rPr>
-          <w:u w:val="single" w:color="0000ff"/>
-          <w:rFonts w:ascii="Charis SIL Regular" w:hAnsi="Charis SIL Regular" w:eastAsia="Charis SIL Regular"/>
-          <w:b w:val="0"/>
-          <w:i w:val="0"/>
-          <w:color w:val="000000"/>
-          <w:sz w:val="24"/>
-        </w:rPr>
-        <w:hyperlink r:id="rId12" w:history="1">
-          <w:r>
-            <w:rPr>
-              <w:rStyle w:val="Hyperlink"/>
-            </w:rPr>
-            <w:t>s c</w:t>
-          </w:r>
-        </w:hyperlink>
-      </w:r>
-      <w:r>
-        <w:rPr>
-          <w:u w:val="single" w:color="0000ff"/>
-          <w:rFonts w:ascii="Charis SIL Regular" w:hAnsi="Charis SIL Regular" w:eastAsia="Charis SIL Regular"/>
-          <w:b w:val="0"/>
-          <w:i w:val="0"/>
-          <w:color w:val="000000"/>
-          <w:sz w:val="24"/>
-        </w:rPr>
-        <w:hyperlink r:id="rId12" w:history="1">
-          <w:r>
-            <w:rPr>
-              <w:rStyle w:val="Hyperlink"/>
-            </w:rPr>
-            <w:t>r</w:t>
-          </w:r>
-        </w:hyperlink>
-      </w:r>
-      <w:r>
-        <w:rPr>
-          <w:u w:val="single" w:color="0000ff"/>
-          <w:rFonts w:ascii="Charis SIL Regular" w:hAnsi="Charis SIL Regular" w:eastAsia="Charis SIL Regular"/>
-          <w:b w:val="0"/>
-          <w:i w:val="0"/>
-          <w:color w:val="000000"/>
-          <w:sz w:val="24"/>
-        </w:rPr>
-        <w:hyperlink r:id="rId12" w:history="1">
-          <w:r>
-            <w:rPr>
-              <w:rStyle w:val="Hyperlink"/>
-            </w:rPr>
-            <w:t>eated s</w:t>
-          </w:r>
-        </w:hyperlink>
-      </w:r>
-      <w:r>
-        <w:rPr>
-          <w:rFonts w:ascii="Charis SIL Regular" w:hAnsi="Charis SIL Regular" w:eastAsia="Charis SIL Regular"/>
-          <w:b w:val="0"/>
-          <w:i w:val="0"/>
-          <w:color w:val="000000"/>
-          <w:sz w:val="24"/>
-        </w:rPr>
-        <w:t>pecifically for the National Ar</w:t>
-      </w:r>
-      <w:r>
-        <w:rPr>
-          <w:u w:val="single" w:color="0000ff"/>
-          <w:rFonts w:ascii="Charis SIL Regular" w:hAnsi="Charis SIL Regular" w:eastAsia="Charis SIL Regular"/>
-          <w:b w:val="0"/>
-          <w:i w:val="0"/>
-          <w:color w:val="000000"/>
-          <w:sz w:val="24"/>
-        </w:rPr>
-        <w:hyperlink r:id="rId13" w:history="1">
-          <w:r>
-            <w:rPr>
-              <w:rStyle w:val="Hyperlink"/>
-            </w:rPr>
-            <w:t>chiv</w:t>
-          </w:r>
-        </w:hyperlink>
-      </w:r>
-      <w:r>
-        <w:rPr>
-          <w:u w:val="single" w:color="0000ff"/>
-          <w:rFonts w:ascii="Charis SIL Regular" w:hAnsi="Charis SIL Regular" w:eastAsia="Charis SIL Regular"/>
-          <w:b w:val="0"/>
-          <w:i w:val="0"/>
-          <w:color w:val="000000"/>
-          <w:sz w:val="24"/>
-        </w:rPr>
-        <w:hyperlink r:id="rId13" w:history="1">
-          <w:r>
-            <w:rPr>
-              <w:rStyle w:val="Hyperlink"/>
-            </w:rPr>
-            <w:t>e</w:t>
-          </w:r>
-        </w:hyperlink>
-      </w:r>
-      <w:r>
-        <w:rPr>
-          <w:u w:val="single" w:color="0000ff"/>
-          <w:rFonts w:ascii="Charis SIL Regular" w:hAnsi="Charis SIL Regular" w:eastAsia="Charis SIL Regular"/>
-          <w:b w:val="0"/>
-          <w:i w:val="0"/>
-          <w:color w:val="000000"/>
-          <w:sz w:val="24"/>
-        </w:rPr>
-        <w:hyperlink r:id="rId13" w:history="1">
-          <w:r>
-            <w:rPr>
-              <w:rStyle w:val="Hyperlink"/>
-            </w:rPr>
-            <w:t>s o</w:t>
-          </w:r>
-        </w:hyperlink>
+        <w:t xml:space="preserve"> (Dutch only) was created specifically for the National Archives o</w:t>
       </w:r>
       <w:r>
         <w:rPr>
@@ -3324,15 +3218,9 @@
           <w:i/>
           <w:color w:val="0000FF"/>
           <w:sz w:val="24"/>
-        </w:rPr>
-        <w:hyperlink r:id="rId15" w:history="1">
-          <w:r>
-            <w:rPr>
-              <w:rStyle w:val="Hyperlink"/>
-            </w:rPr>
-            <w:t>c</w:t>
-          </w:r>
-        </w:hyperlink>
+          <w:u w:val="single"/>
+        </w:rPr>
+        <w:t>c</w:t>
       </w:r>
       <w:r>
         <w:rPr>
@@ -3380,16 +3268,8 @@
           <w:i/>
           <w:color w:val="0000FF"/>
           <w:sz w:val="24"/>
-          <w:u w:val="single"/>
-        </w:rPr>
-        <w:hyperlink r:id="rId15" w:history="1">
-          <w:r>
-            <w:rPr>
-              <w:rStyle w:val="Hyperlink"/>
-            </w:rPr>
-            <w:t>cultural</w:t>
-          </w:r>
-        </w:hyperlink>
+        </w:rPr>
+        <w:t>cultural objects and collections</w:t>
       </w:r>
       <w:r>
         <w:rPr>
@@ -3411,100 +3291,7 @@
           <w:sz w:val="24"/>
           <w:u w:val="single"/>
         </w:rPr>
-        <w:hyperlink r:id="rId15" w:history="1">
-          <w:r>
-            <w:rPr>
-              <w:rStyle w:val="Hyperlink"/>
-            </w:rPr>
-            <w:t>objects</w:t>
-          </w:r>
-        </w:hyperlink>
-      </w:r>
-      <w:r>
-        <w:rPr>
-          <w:rFonts w:ascii="Charis SIL Italic" w:hAnsi="Charis SIL Italic" w:eastAsia="Charis SIL Italic"/>
-          <w:b w:val="0"/>
-          <w:i/>
-          <w:color w:val="0000FF"/>
-          <w:sz w:val="24"/>
-          <w:u w:val="single"/>
-        </w:rPr>
-        <w:t xml:space="preserve"> </w:t>
-      </w:r>
-      <w:r>
-        <w:rPr>
-          <w:rFonts w:ascii="Charis SIL Italic" w:hAnsi="Charis SIL Italic" w:eastAsia="Charis SIL Italic"/>
-          <w:b w:val="0"/>
-          <w:i/>
-          <w:color w:val="0000FF"/>
-          <w:sz w:val="24"/>
-          <w:u w:val="single"/>
-        </w:rPr>
-        <w:hyperlink r:id="rId15" w:history="1">
-          <w:r>
-            <w:rPr>
-              <w:rStyle w:val="Hyperlink"/>
-            </w:rPr>
-            <w:t>and</w:t>
-          </w:r>
-        </w:hyperlink>
-      </w:r>
-      <w:r>
-        <w:rPr>
-          <w:rFonts w:ascii="Charis SIL Italic" w:hAnsi="Charis SIL Italic" w:eastAsia="Charis SIL Italic"/>
-          <w:b w:val="0"/>
-          <w:i/>
-          <w:color w:val="0000FF"/>
-          <w:sz w:val="24"/>
-          <w:u w:val="single"/>
-        </w:rPr>
-        <w:t xml:space="preserve"> </w:t>
-      </w:r>
-      <w:r>
-        <w:rPr>
-          <w:rFonts w:ascii="Charis SIL Italic" w:hAnsi="Charis SIL Italic" w:eastAsia="Charis SIL Italic"/>
-          <w:b w:val="0"/>
-          <w:i/>
-          <w:color w:val="0000FF"/>
-          <w:sz w:val="24"/>
-        </w:rPr>
-        <w:hyperlink r:id="rId15" w:history="1">
-          <w:r>
-            <w:rPr>
-              <w:rStyle w:val="Hyperlink"/>
-            </w:rPr>
-            <w:t>collections</w:t>
-          </w:r>
-        </w:hyperlink>
-      </w:r>
-      <w:r>
-        <w:rPr>
-          <w:rFonts w:ascii="Charis SIL Italic" w:hAnsi="Charis SIL Italic" w:eastAsia="Charis SIL Italic"/>
-          <w:b w:val="0"/>
-          <w:i/>
-          <w:color w:val="0000FF"/>
-          <w:sz w:val="24"/>
-          <w:u w:val="single"/>
-        </w:rPr>
-        <w:t xml:space="preserve"> </w:t>
-      </w:r>
-      <w:r>
-        <w:rPr>
-          <w:rFonts w:ascii="Charis SIL Italic" w:hAnsi="Charis SIL Italic" w:eastAsia="Charis SIL Italic"/>
-          <w:b w:val="0"/>
-          <w:i/>
-          <w:color w:val="0000FF"/>
-          <w:sz w:val="24"/>
-          <w:u w:val="single"/>
-        </w:rPr>
-        <w:hyperlink r:id="rId15" w:history="1">
-          <w:r>
-            <w:rPr>
-              <w:rStyle w:val="Hyperlink"/>
-            </w:rPr>
-            <w:t>acqui</w:t>
-          </w:r>
-        </w:hyperlink>
+        <w:t>acqui</w:t>
       </w:r>
       <w:r>
         <w:rPr>
@@ -3674,14 +3461,7 @@
           <w:color w:val="000000"/>
           <w:sz w:val="24"/>
         </w:rPr>
-        <w:hyperlink r:id="rId15" w:history="1">
-          <w:r>
-            <w:rPr>
-              <w:rStyle w:val="Hyperlink"/>
-            </w:rPr>
-            <w:t xml:space="preserve"> (</w:t>
-          </w:r>
-        </w:hyperlink>
+        <w:t xml:space="preserve"> (Amsterdam: Rijksmuseum</w:t>
       </w:r>
       <w:r>
         <w:rPr>
@@ -3691,7 +3471,7 @@
           <w:color w:val="000000"/>
           <w:sz w:val="24"/>
         </w:rPr>
-        <w:t xml:space="preserve">Amsterdam: Rijksmuseum, </w:t>
+        <w:t xml:space="preserve">, </w:t>
       </w:r>
       <w:r>
         <w:rPr>
@@ -4057,7 +3837,14 @@
           <w:color w:val="000000"/>
           <w:sz w:val="24"/>
         </w:rPr>
-        <w:t>r het Cu</w:t>
+        <w:hyperlink r:id="rId10" w:history="1">
+          <w:r>
+            <w:rPr>
+              <w:rStyle w:val="Hyperlink"/>
+            </w:rPr>
+            <w:t>r het Cu</w:t>
+          </w:r>
+        </w:hyperlink>
       </w:r>
       <w:r>
         <w:rPr>
@@ -4104,7 +3891,32 @@
           <w:color w:val="000000"/>
           <w:sz w:val="24"/>
         </w:rPr>
-        <w:t>el Erfgoed, 202</w:t>
+        <w:hyperlink r:id="rId10" w:history="1">
+          <w:r>
+            <w:rPr>
+              <w:rStyle w:val="Hyperlink"/>
+            </w:rPr>
+            <w:t>el Erfgoed</w:t>
+          </w:r>
+        </w:hyperlink>
+      </w:r>
+      <w:r>
+        <w:rPr>
+          <w:u w:val="single" w:color="0000ff"/>
+          <w:rFonts w:ascii="Charis SIL Regular" w:hAnsi="Charis SIL Regular" w:eastAsia="Charis SIL Regular"/>
+          <w:b w:val="0"/>
+          <w:i w:val="0"/>
+          <w:color w:val="000000"/>
+          <w:sz w:val="24"/>
+        </w:rPr>
+        <w:hyperlink r:id="rId10" w:history="1">
+          <w:r>
+            <w:rPr>
+              <w:rStyle w:val="Hyperlink"/>
+            </w:rPr>
+            <w:t>, 202</w:t>
+          </w:r>
+        </w:hyperlink>
       </w:r>
       <w:r>
         <w:rPr>
@@ -4703,43 +4515,7 @@
           <w:color w:val="000000"/>
           <w:sz w:val="24"/>
         </w:rPr>
-        <w:t>. 2nd Editio</w:t>
-      </w:r>
-      <w:r>
-        <w:rPr>
-          <w:u w:val="single" w:color="0000ff"/>
-          <w:rFonts w:ascii="Charis SIL Regular" w:hAnsi="Charis SIL Regular" w:eastAsia="Charis SIL Regular"/>
-          <w:b w:val="0"/>
-          <w:i w:val="0"/>
-          <w:color w:val="000000"/>
-          <w:sz w:val="24"/>
-        </w:rPr>
-        <w:hyperlink r:id="rId17" w:history="1">
-          <w:r>
-            <w:rPr>
-              <w:rStyle w:val="Hyperlink"/>
-            </w:rPr>
-            <w:t>n (Germa</w:t>
-          </w:r>
-        </w:hyperlink>
-      </w:r>
-      <w:r>
-        <w:rPr>
-          <w:u w:val="single" w:color="0000ff"/>
-          <w:rFonts w:ascii="Charis SIL Regular" w:hAnsi="Charis SIL Regular" w:eastAsia="Charis SIL Regular"/>
-          <w:b w:val="0"/>
-          <w:i w:val="0"/>
-          <w:color w:val="000000"/>
-          <w:sz w:val="24"/>
-        </w:rPr>
-        <w:hyperlink r:id="rId17" w:history="1">
-          <w:r>
-            <w:rPr>
-              <w:rStyle w:val="Hyperlink"/>
-            </w:rPr>
-            <w:t>n M</w:t>
-          </w:r>
-        </w:hyperlink>
+        <w:t>. 2nd Edition (German M</w:t>
       </w:r>
       <w:r>
         <w:rPr>
@@ -5656,7 +5432,14 @@
           <w:color w:val="000000"/>
           <w:sz w:val="24"/>
         </w:rPr>
-        <w:t>herl</w:t>
+        <w:hyperlink r:id="rId12" w:history="1">
+          <w:r>
+            <w:rPr>
+              <w:rStyle w:val="Hyperlink"/>
+            </w:rPr>
+            <w:t>herl</w:t>
+          </w:r>
+        </w:hyperlink>
       </w:r>
       <w:r>
         <w:rPr>

--- a/EXPORTS/DOCX/published/niveau1/English/DoingResearch.docx
+++ b/EXPORTS/DOCX/published/niveau1/English/DoingResearch.docx
@@ -338,7 +338,7 @@
             <w:rPr>
               <w:rStyle w:val="Hyperlink"/>
             </w:rPr>
-            <w:t>significan</w:t>
+            <w:t>significanc</w:t>
           </w:r>
         </w:hyperlink>
       </w:r>
@@ -349,6 +349,397 @@
           <w:i/>
           <w:color w:val="0000FF"/>
           <w:sz w:val="24"/>
+          <w:u w:val="single"/>
+        </w:rPr>
+        <w:t>e</w:t>
+      </w:r>
+      <w:r>
+        <w:rPr>
+          <w:rFonts w:ascii="Charis SIL Italic" w:hAnsi="Charis SIL Italic" w:eastAsia="Charis SIL Italic"/>
+          <w:b w:val="0"/>
+          <w:i/>
+          <w:color w:val="0000FF"/>
+          <w:sz w:val="24"/>
+          <w:u w:val="single"/>
+        </w:rPr>
+        <w:t xml:space="preserve"> </w:t>
+      </w:r>
+      <w:r>
+        <w:rPr>
+          <w:rFonts w:ascii="Charis SIL Italic" w:hAnsi="Charis SIL Italic" w:eastAsia="Charis SIL Italic"/>
+          <w:b w:val="0"/>
+          <w:i/>
+          <w:color w:val="0000FF"/>
+          <w:sz w:val="24"/>
+          <w:u w:val="single"/>
+        </w:rPr>
+        <w:hyperlink r:id="rId9" w:history="1">
+          <w:r>
+            <w:rPr>
+              <w:rStyle w:val="Hyperlink"/>
+            </w:rPr>
+            <w:t>of</w:t>
+          </w:r>
+        </w:hyperlink>
+      </w:r>
+      <w:r>
+        <w:rPr>
+          <w:rFonts w:ascii="Charis SIL Italic" w:hAnsi="Charis SIL Italic" w:eastAsia="Charis SIL Italic"/>
+          <w:b w:val="0"/>
+          <w:i/>
+          <w:color w:val="0000FF"/>
+          <w:sz w:val="24"/>
+          <w:u w:val="single"/>
+        </w:rPr>
+        <w:t xml:space="preserve"> </w:t>
+      </w:r>
+      <w:r>
+        <w:rPr>
+          <w:rFonts w:ascii="Charis SIL Italic" w:hAnsi="Charis SIL Italic" w:eastAsia="Charis SIL Italic"/>
+          <w:b w:val="0"/>
+          <w:i/>
+          <w:color w:val="0000FF"/>
+          <w:sz w:val="24"/>
+          <w:u w:val="single"/>
+        </w:rPr>
+        <w:hyperlink r:id="rId9" w:history="1">
+          <w:r>
+            <w:rPr>
+              <w:rStyle w:val="Hyperlink"/>
+            </w:rPr>
+            <w:t>cultural</w:t>
+          </w:r>
+        </w:hyperlink>
+      </w:r>
+      <w:r>
+        <w:rPr>
+          <w:rFonts w:ascii="Charis SIL Italic" w:hAnsi="Charis SIL Italic" w:eastAsia="Charis SIL Italic"/>
+          <w:b w:val="0"/>
+          <w:i/>
+          <w:color w:val="0000FF"/>
+          <w:sz w:val="24"/>
+          <w:u w:val="single"/>
+        </w:rPr>
+        <w:t xml:space="preserve"> </w:t>
+      </w:r>
+      <w:r>
+        <w:rPr>
+          <w:rFonts w:ascii="Charis SIL Italic" w:hAnsi="Charis SIL Italic" w:eastAsia="Charis SIL Italic"/>
+          <w:b w:val="0"/>
+          <w:i/>
+          <w:color w:val="0000FF"/>
+          <w:sz w:val="24"/>
+          <w:u w:val="single"/>
+        </w:rPr>
+        <w:hyperlink r:id="rId9" w:history="1">
+          <w:r>
+            <w:rPr>
+              <w:rStyle w:val="Hyperlink"/>
+            </w:rPr>
+            <w:t>object</w:t>
+          </w:r>
+        </w:hyperlink>
+      </w:r>
+      <w:r>
+        <w:rPr>
+          <w:rFonts w:ascii="Charis SIL Italic" w:hAnsi="Charis SIL Italic" w:eastAsia="Charis SIL Italic"/>
+          <w:b w:val="0"/>
+          <w:i/>
+          <w:color w:val="0000FF"/>
+          <w:sz w:val="24"/>
+        </w:rPr>
+        <w:t xml:space="preserve">s </w:t>
+      </w:r>
+      <w:r>
+        <w:rPr>
+          <w:rFonts w:ascii="Charis SIL Italic" w:hAnsi="Charis SIL Italic" w:eastAsia="Charis SIL Italic"/>
+          <w:b w:val="0"/>
+          <w:i/>
+          <w:color w:val="0000FF"/>
+          <w:sz w:val="24"/>
+          <w:u w:val="single"/>
+        </w:rPr>
+        <w:hyperlink r:id="rId9" w:history="1">
+          <w:r>
+            <w:rPr>
+              <w:rStyle w:val="Hyperlink"/>
+            </w:rPr>
+            <w:t>and</w:t>
+          </w:r>
+        </w:hyperlink>
+      </w:r>
+      <w:r>
+        <w:rPr>
+          <w:rFonts w:ascii="Charis SIL Italic" w:hAnsi="Charis SIL Italic" w:eastAsia="Charis SIL Italic"/>
+          <w:b w:val="0"/>
+          <w:i/>
+          <w:color w:val="0000FF"/>
+          <w:sz w:val="24"/>
+          <w:u w:val="single"/>
+        </w:rPr>
+        <w:t xml:space="preserve"> </w:t>
+      </w:r>
+      <w:r>
+        <w:rPr>
+          <w:rFonts w:ascii="Charis SIL Italic" w:hAnsi="Charis SIL Italic" w:eastAsia="Charis SIL Italic"/>
+          <w:b w:val="0"/>
+          <w:i/>
+          <w:color w:val="0000FF"/>
+          <w:sz w:val="24"/>
+          <w:u w:val="single"/>
+        </w:rPr>
+        <w:hyperlink r:id="rId9" w:history="1">
+          <w:r>
+            <w:rPr>
+              <w:rStyle w:val="Hyperlink"/>
+            </w:rPr>
+            <w:t>collections</w:t>
+          </w:r>
+        </w:hyperlink>
+      </w:r>
+      <w:r>
+        <w:rPr>
+          <w:rFonts w:ascii="Charis SIL Italic" w:hAnsi="Charis SIL Italic" w:eastAsia="Charis SIL Italic"/>
+          <w:b w:val="0"/>
+          <w:i/>
+          <w:color w:val="0000FF"/>
+          <w:sz w:val="24"/>
+          <w:u w:val="single"/>
+        </w:rPr>
+        <w:t xml:space="preserve"> </w:t>
+      </w:r>
+      <w:r>
+        <w:rPr>
+          <w:rFonts w:ascii="Charis SIL Italic" w:hAnsi="Charis SIL Italic" w:eastAsia="Charis SIL Italic"/>
+          <w:b w:val="0"/>
+          <w:i/>
+          <w:color w:val="0000FF"/>
+          <w:sz w:val="24"/>
+          <w:u w:val="single"/>
+        </w:rPr>
+        <w:hyperlink r:id="rId9" w:history="1">
+          <w:r>
+            <w:rPr>
+              <w:rStyle w:val="Hyperlink"/>
+            </w:rPr>
+            <w:t>acqui</w:t>
+          </w:r>
+        </w:hyperlink>
+      </w:r>
+      <w:r>
+        <w:rPr>
+          <w:rFonts w:ascii="Charis SIL Italic" w:hAnsi="Charis SIL Italic" w:eastAsia="Charis SIL Italic"/>
+          <w:b w:val="0"/>
+          <w:i/>
+          <w:color w:val="0000FF"/>
+          <w:sz w:val="24"/>
+          <w:u w:val="single"/>
+        </w:rPr>
+        <w:hyperlink r:id="rId9" w:history="1">
+          <w:r>
+            <w:rPr>
+              <w:rStyle w:val="Hyperlink"/>
+            </w:rPr>
+            <w:t>red</w:t>
+          </w:r>
+        </w:hyperlink>
+      </w:r>
+      <w:r>
+        <w:rPr>
+          <w:rFonts w:ascii="Charis SIL Italic" w:hAnsi="Charis SIL Italic" w:eastAsia="Charis SIL Italic"/>
+          <w:b w:val="0"/>
+          <w:i/>
+          <w:color w:val="0000FF"/>
+          <w:sz w:val="24"/>
+          <w:u w:val="single"/>
+        </w:rPr>
+        <w:t xml:space="preserve"> </w:t>
+      </w:r>
+      <w:r>
+        <w:rPr>
+          <w:rFonts w:ascii="Charis SIL Italic" w:hAnsi="Charis SIL Italic" w:eastAsia="Charis SIL Italic"/>
+          <w:b w:val="0"/>
+          <w:i/>
+          <w:color w:val="0000FF"/>
+          <w:sz w:val="24"/>
+          <w:u w:val="single"/>
+        </w:rPr>
+        <w:hyperlink r:id="rId9" w:history="1">
+          <w:r>
+            <w:rPr>
+              <w:rStyle w:val="Hyperlink"/>
+            </w:rPr>
+            <w:t>in</w:t>
+          </w:r>
+        </w:hyperlink>
+      </w:r>
+      <w:r>
+        <w:rPr>
+          <w:rFonts w:ascii="Charis SIL Italic" w:hAnsi="Charis SIL Italic" w:eastAsia="Charis SIL Italic"/>
+          <w:b w:val="0"/>
+          <w:i/>
+          <w:color w:val="0000FF"/>
+          <w:sz w:val="24"/>
+          <w:u w:val="single"/>
+        </w:rPr>
+        <w:t xml:space="preserve"> </w:t>
+      </w:r>
+      <w:r>
+        <w:rPr>
+          <w:rFonts w:ascii="Charis SIL Italic" w:hAnsi="Charis SIL Italic" w:eastAsia="Charis SIL Italic"/>
+          <w:b w:val="0"/>
+          <w:i/>
+          <w:color w:val="0000FF"/>
+          <w:sz w:val="24"/>
+          <w:u w:val="single"/>
+        </w:rPr>
+        <w:hyperlink r:id="rId9" w:history="1">
+          <w:r>
+            <w:rPr>
+              <w:rStyle w:val="Hyperlink"/>
+            </w:rPr>
+            <w:t>colonial</w:t>
+          </w:r>
+        </w:hyperlink>
+      </w:r>
+      <w:r>
+        <w:rPr>
+          <w:rFonts w:ascii="Charis SIL Italic" w:hAnsi="Charis SIL Italic" w:eastAsia="Charis SIL Italic"/>
+          <w:b w:val="0"/>
+          <w:i/>
+          <w:color w:val="0000FF"/>
+          <w:sz w:val="24"/>
+          <w:u w:val="single"/>
+        </w:rPr>
+        <w:t xml:space="preserve"> </w:t>
+      </w:r>
+      <w:r>
+        <w:rPr>
+          <w:rFonts w:ascii="Charis SIL Italic" w:hAnsi="Charis SIL Italic" w:eastAsia="Charis SIL Italic"/>
+          <w:b w:val="0"/>
+          <w:i/>
+          <w:color w:val="0000FF"/>
+          <w:sz w:val="24"/>
+          <w:u w:val="single"/>
+        </w:rPr>
+        <w:hyperlink r:id="rId9" w:history="1">
+          <w:r>
+            <w:rPr>
+              <w:rStyle w:val="Hyperlink"/>
+            </w:rPr>
+            <w:t>s</w:t>
+          </w:r>
+        </w:hyperlink>
+      </w:r>
+      <w:r>
+        <w:rPr>
+          <w:rFonts w:ascii="Charis SIL Italic" w:hAnsi="Charis SIL Italic" w:eastAsia="Charis SIL Italic"/>
+          <w:b w:val="0"/>
+          <w:i/>
+          <w:color w:val="0000FF"/>
+          <w:sz w:val="24"/>
+          <w:u w:val="single"/>
+        </w:rPr>
+        <w:hyperlink r:id="rId9" w:history="1">
+          <w:r>
+            <w:rPr>
+              <w:rStyle w:val="Hyperlink"/>
+            </w:rPr>
+            <w:t>itua</w:t>
+          </w:r>
+        </w:hyperlink>
+      </w:r>
+      <w:r>
+        <w:rPr>
+          <w:rFonts w:ascii="Charis SIL Italic" w:hAnsi="Charis SIL Italic" w:eastAsia="Charis SIL Italic"/>
+          <w:b w:val="0"/>
+          <w:i/>
+          <w:color w:val="0000FF"/>
+          <w:sz w:val="24"/>
+          <w:u w:val="single"/>
+        </w:rPr>
+        <w:hyperlink r:id="rId9" w:history="1">
+          <w:r>
+            <w:rPr>
+              <w:rStyle w:val="Hyperlink"/>
+            </w:rPr>
+            <w:t>t</w:t>
+          </w:r>
+        </w:hyperlink>
+      </w:r>
+      <w:r>
+        <w:rPr>
+          <w:rFonts w:ascii="Charis SIL Italic" w:hAnsi="Charis SIL Italic" w:eastAsia="Charis SIL Italic"/>
+          <w:b w:val="0"/>
+          <w:i/>
+          <w:color w:val="0000FF"/>
+          <w:sz w:val="24"/>
+          <w:u w:val="single"/>
+        </w:rPr>
+        <w:hyperlink r:id="rId9" w:history="1">
+          <w:r>
+            <w:rPr>
+              <w:rStyle w:val="Hyperlink"/>
+            </w:rPr>
+            <w:t>ions</w:t>
+          </w:r>
+        </w:hyperlink>
+      </w:r>
+      <w:r>
+        <w:rPr>
+          <w:u w:val="single" w:color="0000ff"/>
+          <w:rFonts w:ascii="Charis SIL Regular" w:hAnsi="Charis SIL Regular" w:eastAsia="Charis SIL Regular"/>
+          <w:b w:val="0"/>
+          <w:i w:val="0"/>
+          <w:color w:val="000000"/>
+          <w:sz w:val="24"/>
+        </w:rPr>
+        <w:hyperlink r:id="rId9" w:history="1">
+          <w:r>
+            <w:rPr>
+              <w:rStyle w:val="Hyperlink"/>
+            </w:rPr>
+            <w:t xml:space="preserve"> and th</w:t>
+          </w:r>
+        </w:hyperlink>
+      </w:r>
+      <w:r>
+        <w:rPr>
+          <w:u w:val="single" w:color="0000ff"/>
+          <w:rFonts w:ascii="Charis SIL Regular" w:hAnsi="Charis SIL Regular" w:eastAsia="Charis SIL Regular"/>
+          <w:b w:val="0"/>
+          <w:i w:val="0"/>
+          <w:color w:val="000000"/>
+          <w:sz w:val="24"/>
+        </w:rPr>
+        <w:t xml:space="preserve">e publication </w:t>
+      </w:r>
+      <w:r>
+        <w:rPr>
+          <w:rFonts w:ascii="Charis SIL Italic" w:hAnsi="Charis SIL Italic" w:eastAsia="Charis SIL Italic"/>
+          <w:b w:val="0"/>
+          <w:i/>
+          <w:color w:val="0000FF"/>
+          <w:sz w:val="24"/>
+          <w:u w:val="single"/>
+        </w:rPr>
+        <w:hyperlink r:id="rId9" w:history="1">
+          <w:r>
+            <w:rPr>
+              <w:rStyle w:val="Hyperlink"/>
+            </w:rPr>
+            <w:t>Provenan</w:t>
+          </w:r>
+        </w:hyperlink>
+      </w:r>
+      <w:r>
+        <w:rPr>
+          <w:rFonts w:ascii="Charis SIL Italic" w:hAnsi="Charis SIL Italic" w:eastAsia="Charis SIL Italic"/>
+          <w:b w:val="0"/>
+          <w:i/>
+          <w:color w:val="0000FF"/>
+          <w:sz w:val="24"/>
+          <w:u w:val="single"/>
         </w:rPr>
         <w:hyperlink r:id="rId9" w:history="1">
           <w:r>
@@ -366,357 +757,7 @@
           <w:i/>
           <w:color w:val="0000FF"/>
           <w:sz w:val="24"/>
-        </w:rPr>
-        <w:t>e</w:t>
-      </w:r>
-      <w:r>
-        <w:rPr>
-          <w:rFonts w:ascii="Charis SIL Italic" w:hAnsi="Charis SIL Italic" w:eastAsia="Charis SIL Italic"/>
-          <w:b w:val="0"/>
-          <w:i/>
-          <w:color w:val="0000FF"/>
-          <w:sz w:val="24"/>
           <w:u w:val="single"/>
-        </w:rPr>
-        <w:t xml:space="preserve"> </w:t>
-      </w:r>
-      <w:r>
-        <w:rPr>
-          <w:rFonts w:ascii="Charis SIL Italic" w:hAnsi="Charis SIL Italic" w:eastAsia="Charis SIL Italic"/>
-          <w:b w:val="0"/>
-          <w:i/>
-          <w:color w:val="0000FF"/>
-          <w:sz w:val="24"/>
-          <w:u w:val="single"/>
-        </w:rPr>
-        <w:hyperlink r:id="rId9" w:history="1">
-          <w:r>
-            <w:rPr>
-              <w:rStyle w:val="Hyperlink"/>
-            </w:rPr>
-            <w:t>of</w:t>
-          </w:r>
-        </w:hyperlink>
-      </w:r>
-      <w:r>
-        <w:rPr>
-          <w:rFonts w:ascii="Charis SIL Italic" w:hAnsi="Charis SIL Italic" w:eastAsia="Charis SIL Italic"/>
-          <w:b w:val="0"/>
-          <w:i/>
-          <w:color w:val="0000FF"/>
-          <w:sz w:val="24"/>
-          <w:u w:val="single"/>
-        </w:rPr>
-        <w:t xml:space="preserve"> </w:t>
-      </w:r>
-      <w:r>
-        <w:rPr>
-          <w:rFonts w:ascii="Charis SIL Italic" w:hAnsi="Charis SIL Italic" w:eastAsia="Charis SIL Italic"/>
-          <w:b w:val="0"/>
-          <w:i/>
-          <w:color w:val="0000FF"/>
-          <w:sz w:val="24"/>
-          <w:u w:val="single"/>
-        </w:rPr>
-        <w:hyperlink r:id="rId9" w:history="1">
-          <w:r>
-            <w:rPr>
-              <w:rStyle w:val="Hyperlink"/>
-            </w:rPr>
-            <w:t>cultural</w:t>
-          </w:r>
-        </w:hyperlink>
-      </w:r>
-      <w:r>
-        <w:rPr>
-          <w:rFonts w:ascii="Charis SIL Italic" w:hAnsi="Charis SIL Italic" w:eastAsia="Charis SIL Italic"/>
-          <w:b w:val="0"/>
-          <w:i/>
-          <w:color w:val="0000FF"/>
-          <w:sz w:val="24"/>
-          <w:u w:val="single"/>
-        </w:rPr>
-        <w:t xml:space="preserve"> </w:t>
-      </w:r>
-      <w:r>
-        <w:rPr>
-          <w:rFonts w:ascii="Charis SIL Italic" w:hAnsi="Charis SIL Italic" w:eastAsia="Charis SIL Italic"/>
-          <w:b w:val="0"/>
-          <w:i/>
-          <w:color w:val="0000FF"/>
-          <w:sz w:val="24"/>
-          <w:u w:val="single"/>
-        </w:rPr>
-        <w:hyperlink r:id="rId9" w:history="1">
-          <w:r>
-            <w:rPr>
-              <w:rStyle w:val="Hyperlink"/>
-            </w:rPr>
-            <w:t xml:space="preserve">objects </w:t>
-          </w:r>
-        </w:hyperlink>
-      </w:r>
-      <w:r>
-        <w:rPr>
-          <w:rFonts w:ascii="Charis SIL Italic" w:hAnsi="Charis SIL Italic" w:eastAsia="Charis SIL Italic"/>
-          <w:b w:val="0"/>
-          <w:i/>
-          <w:color w:val="0000FF"/>
-          <w:sz w:val="24"/>
-          <w:u w:val="single"/>
-        </w:rPr>
-        <w:hyperlink r:id="rId9" w:history="1">
-          <w:r>
-            <w:rPr>
-              <w:rStyle w:val="Hyperlink"/>
-            </w:rPr>
-            <w:t>and</w:t>
-          </w:r>
-        </w:hyperlink>
-      </w:r>
-      <w:r>
-        <w:rPr>
-          <w:rFonts w:ascii="Charis SIL Italic" w:hAnsi="Charis SIL Italic" w:eastAsia="Charis SIL Italic"/>
-          <w:b w:val="0"/>
-          <w:i/>
-          <w:color w:val="0000FF"/>
-          <w:sz w:val="24"/>
-          <w:u w:val="single"/>
-        </w:rPr>
-        <w:t xml:space="preserve"> </w:t>
-      </w:r>
-      <w:r>
-        <w:rPr>
-          <w:rFonts w:ascii="Charis SIL Italic" w:hAnsi="Charis SIL Italic" w:eastAsia="Charis SIL Italic"/>
-          <w:b w:val="0"/>
-          <w:i/>
-          <w:color w:val="0000FF"/>
-          <w:sz w:val="24"/>
-          <w:u w:val="single"/>
-        </w:rPr>
-        <w:hyperlink r:id="rId9" w:history="1">
-          <w:r>
-            <w:rPr>
-              <w:rStyle w:val="Hyperlink"/>
-            </w:rPr>
-            <w:t>collections</w:t>
-          </w:r>
-        </w:hyperlink>
-      </w:r>
-      <w:r>
-        <w:rPr>
-          <w:rFonts w:ascii="Charis SIL Italic" w:hAnsi="Charis SIL Italic" w:eastAsia="Charis SIL Italic"/>
-          <w:b w:val="0"/>
-          <w:i/>
-          <w:color w:val="0000FF"/>
-          <w:sz w:val="24"/>
-          <w:u w:val="single"/>
-        </w:rPr>
-        <w:t xml:space="preserve"> </w:t>
-      </w:r>
-      <w:r>
-        <w:rPr>
-          <w:rFonts w:ascii="Charis SIL Italic" w:hAnsi="Charis SIL Italic" w:eastAsia="Charis SIL Italic"/>
-          <w:b w:val="0"/>
-          <w:i/>
-          <w:color w:val="0000FF"/>
-          <w:sz w:val="24"/>
-          <w:u w:val="single"/>
-        </w:rPr>
-        <w:hyperlink r:id="rId9" w:history="1">
-          <w:r>
-            <w:rPr>
-              <w:rStyle w:val="Hyperlink"/>
-            </w:rPr>
-            <w:t>acqui</w:t>
-          </w:r>
-        </w:hyperlink>
-      </w:r>
-      <w:r>
-        <w:rPr>
-          <w:rFonts w:ascii="Charis SIL Italic" w:hAnsi="Charis SIL Italic" w:eastAsia="Charis SIL Italic"/>
-          <w:b w:val="0"/>
-          <w:i/>
-          <w:color w:val="0000FF"/>
-          <w:sz w:val="24"/>
-          <w:u w:val="single"/>
-        </w:rPr>
-        <w:hyperlink r:id="rId9" w:history="1">
-          <w:r>
-            <w:rPr>
-              <w:rStyle w:val="Hyperlink"/>
-            </w:rPr>
-            <w:t>red</w:t>
-          </w:r>
-        </w:hyperlink>
-      </w:r>
-      <w:r>
-        <w:rPr>
-          <w:rFonts w:ascii="Charis SIL Italic" w:hAnsi="Charis SIL Italic" w:eastAsia="Charis SIL Italic"/>
-          <w:b w:val="0"/>
-          <w:i/>
-          <w:color w:val="0000FF"/>
-          <w:sz w:val="24"/>
-          <w:u w:val="single"/>
-        </w:rPr>
-        <w:t xml:space="preserve"> </w:t>
-      </w:r>
-      <w:r>
-        <w:rPr>
-          <w:rFonts w:ascii="Charis SIL Italic" w:hAnsi="Charis SIL Italic" w:eastAsia="Charis SIL Italic"/>
-          <w:b w:val="0"/>
-          <w:i/>
-          <w:color w:val="0000FF"/>
-          <w:sz w:val="24"/>
-          <w:u w:val="single"/>
-        </w:rPr>
-        <w:hyperlink r:id="rId9" w:history="1">
-          <w:r>
-            <w:rPr>
-              <w:rStyle w:val="Hyperlink"/>
-            </w:rPr>
-            <w:t>in</w:t>
-          </w:r>
-        </w:hyperlink>
-      </w:r>
-      <w:r>
-        <w:rPr>
-          <w:rFonts w:ascii="Charis SIL Italic" w:hAnsi="Charis SIL Italic" w:eastAsia="Charis SIL Italic"/>
-          <w:b w:val="0"/>
-          <w:i/>
-          <w:color w:val="0000FF"/>
-          <w:sz w:val="24"/>
-          <w:u w:val="single"/>
-        </w:rPr>
-        <w:t xml:space="preserve"> </w:t>
-      </w:r>
-      <w:r>
-        <w:rPr>
-          <w:rFonts w:ascii="Charis SIL Italic" w:hAnsi="Charis SIL Italic" w:eastAsia="Charis SIL Italic"/>
-          <w:b w:val="0"/>
-          <w:i/>
-          <w:color w:val="0000FF"/>
-          <w:sz w:val="24"/>
-          <w:u w:val="single"/>
-        </w:rPr>
-        <w:hyperlink r:id="rId9" w:history="1">
-          <w:r>
-            <w:rPr>
-              <w:rStyle w:val="Hyperlink"/>
-            </w:rPr>
-            <w:t>colonial</w:t>
-          </w:r>
-        </w:hyperlink>
-      </w:r>
-      <w:r>
-        <w:rPr>
-          <w:rFonts w:ascii="Charis SIL Italic" w:hAnsi="Charis SIL Italic" w:eastAsia="Charis SIL Italic"/>
-          <w:b w:val="0"/>
-          <w:i/>
-          <w:color w:val="0000FF"/>
-          <w:sz w:val="24"/>
-          <w:u w:val="single"/>
-        </w:rPr>
-        <w:t xml:space="preserve"> </w:t>
-      </w:r>
-      <w:r>
-        <w:rPr>
-          <w:rFonts w:ascii="Charis SIL Italic" w:hAnsi="Charis SIL Italic" w:eastAsia="Charis SIL Italic"/>
-          <w:b w:val="0"/>
-          <w:i/>
-          <w:color w:val="0000FF"/>
-          <w:sz w:val="24"/>
-          <w:u w:val="single"/>
-        </w:rPr>
-        <w:hyperlink r:id="rId9" w:history="1">
-          <w:r>
-            <w:rPr>
-              <w:rStyle w:val="Hyperlink"/>
-            </w:rPr>
-            <w:t>s</w:t>
-          </w:r>
-        </w:hyperlink>
-      </w:r>
-      <w:r>
-        <w:rPr>
-          <w:rFonts w:ascii="Charis SIL Italic" w:hAnsi="Charis SIL Italic" w:eastAsia="Charis SIL Italic"/>
-          <w:b w:val="0"/>
-          <w:i/>
-          <w:color w:val="0000FF"/>
-          <w:sz w:val="24"/>
-          <w:u w:val="single"/>
-        </w:rPr>
-        <w:hyperlink r:id="rId9" w:history="1">
-          <w:r>
-            <w:rPr>
-              <w:rStyle w:val="Hyperlink"/>
-            </w:rPr>
-            <w:t>itua</w:t>
-          </w:r>
-        </w:hyperlink>
-      </w:r>
-      <w:r>
-        <w:rPr>
-          <w:rFonts w:ascii="Charis SIL Italic" w:hAnsi="Charis SIL Italic" w:eastAsia="Charis SIL Italic"/>
-          <w:b w:val="0"/>
-          <w:i/>
-          <w:color w:val="0000FF"/>
-          <w:sz w:val="24"/>
-          <w:u w:val="single"/>
-        </w:rPr>
-        <w:hyperlink r:id="rId9" w:history="1">
-          <w:r>
-            <w:rPr>
-              <w:rStyle w:val="Hyperlink"/>
-            </w:rPr>
-            <w:t>t</w:t>
-          </w:r>
-        </w:hyperlink>
-      </w:r>
-      <w:r>
-        <w:rPr>
-          <w:rFonts w:ascii="Charis SIL Italic" w:hAnsi="Charis SIL Italic" w:eastAsia="Charis SIL Italic"/>
-          <w:b w:val="0"/>
-          <w:i/>
-          <w:color w:val="0000FF"/>
-          <w:sz w:val="24"/>
-          <w:u w:val="single"/>
-        </w:rPr>
-        <w:hyperlink r:id="rId9" w:history="1">
-          <w:r>
-            <w:rPr>
-              <w:rStyle w:val="Hyperlink"/>
-            </w:rPr>
-            <w:t>ions</w:t>
-          </w:r>
-        </w:hyperlink>
-      </w:r>
-      <w:r>
-        <w:rPr>
-          <w:u w:val="single" w:color="0000ff"/>
-          <w:rFonts w:ascii="Charis SIL Regular" w:hAnsi="Charis SIL Regular" w:eastAsia="Charis SIL Regular"/>
-          <w:b w:val="0"/>
-          <w:i w:val="0"/>
-          <w:color w:val="000000"/>
-          <w:sz w:val="24"/>
-        </w:rPr>
-        <w:hyperlink r:id="rId9" w:history="1">
-          <w:r>
-            <w:rPr>
-              <w:rStyle w:val="Hyperlink"/>
-            </w:rPr>
-            <w:t xml:space="preserve"> and th</w:t>
-          </w:r>
-        </w:hyperlink>
-      </w:r>
-      <w:r>
-        <w:rPr>
-          <w:u w:val="single" w:color="0000ff"/>
-          <w:rFonts w:ascii="Charis SIL Regular" w:hAnsi="Charis SIL Regular" w:eastAsia="Charis SIL Regular"/>
-          <w:b w:val="0"/>
-          <w:i w:val="0"/>
-          <w:color w:val="000000"/>
-          <w:sz w:val="24"/>
         </w:rPr>
         <w:hyperlink r:id="rId9" w:history="1">
           <w:r>
@@ -729,109 +770,95 @@
       </w:r>
       <w:r>
         <w:rPr>
-          <w:u w:val="single" w:color="0000ff"/>
-          <w:rFonts w:ascii="Charis SIL Regular" w:hAnsi="Charis SIL Regular" w:eastAsia="Charis SIL Regular"/>
-          <w:b w:val="0"/>
-          <w:i w:val="0"/>
-          <w:color w:val="000000"/>
-          <w:sz w:val="24"/>
+          <w:rFonts w:ascii="Charis SIL Italic" w:hAnsi="Charis SIL Italic" w:eastAsia="Charis SIL Italic"/>
+          <w:b w:val="0"/>
+          <w:i/>
+          <w:color w:val="0000FF"/>
+          <w:sz w:val="24"/>
+          <w:u w:val="single"/>
+        </w:rPr>
+        <w:t xml:space="preserve"> </w:t>
+      </w:r>
+      <w:r>
+        <w:rPr>
+          <w:rFonts w:ascii="Charis SIL Italic" w:hAnsi="Charis SIL Italic" w:eastAsia="Charis SIL Italic"/>
+          <w:b w:val="0"/>
+          <w:i/>
+          <w:color w:val="0000FF"/>
+          <w:sz w:val="24"/>
+          <w:u w:val="single"/>
+        </w:rPr>
+        <w:hyperlink r:id="rId10" w:history="1">
+          <w:r>
+            <w:rPr>
+              <w:rStyle w:val="Hyperlink"/>
+            </w:rPr>
+            <w:t>r</w:t>
+          </w:r>
+        </w:hyperlink>
+      </w:r>
+      <w:r>
+        <w:rPr>
+          <w:rFonts w:ascii="Charis SIL Italic" w:hAnsi="Charis SIL Italic" w:eastAsia="Charis SIL Italic"/>
+          <w:b w:val="0"/>
+          <w:i/>
+          <w:color w:val="0000FF"/>
+          <w:sz w:val="24"/>
+          <w:u w:val="single"/>
+        </w:rPr>
+        <w:hyperlink r:id="rId10" w:history="1">
+          <w:r>
+            <w:rPr>
+              <w:rStyle w:val="Hyperlink"/>
+            </w:rPr>
+            <w:t>esearch</w:t>
+          </w:r>
+        </w:hyperlink>
+      </w:r>
+      <w:r>
+        <w:rPr>
+          <w:rFonts w:ascii="Charis SIL Italic" w:hAnsi="Charis SIL Italic" w:eastAsia="Charis SIL Italic"/>
+          <w:b w:val="0"/>
+          <w:i/>
+          <w:color w:val="0000FF"/>
+          <w:sz w:val="24"/>
+          <w:u w:val="single"/>
+        </w:rPr>
+        <w:t xml:space="preserve"> </w:t>
+      </w:r>
+      <w:r>
+        <w:rPr>
+          <w:rFonts w:ascii="Charis SIL Italic" w:hAnsi="Charis SIL Italic" w:eastAsia="Charis SIL Italic"/>
+          <w:b w:val="0"/>
+          <w:i/>
+          <w:color w:val="0000FF"/>
+          <w:sz w:val="24"/>
+          <w:u w:val="single"/>
+        </w:rPr>
+        <w:hyperlink r:id="rId10" w:history="1">
+          <w:r>
+            <w:rPr>
+              <w:rStyle w:val="Hyperlink"/>
+            </w:rPr>
+            <w:t xml:space="preserve">into </w:t>
+          </w:r>
+        </w:hyperlink>
+      </w:r>
+      <w:r>
+        <w:rPr>
+          <w:rFonts w:ascii="Charis SIL Italic" w:hAnsi="Charis SIL Italic" w:eastAsia="Charis SIL Italic"/>
+          <w:b w:val="0"/>
+          <w:i/>
+          <w:color w:val="0000FF"/>
+          <w:sz w:val="24"/>
+          <w:u w:val="single"/>
         </w:rPr>
         <w:hyperlink r:id="rId9" w:history="1">
           <w:r>
             <w:rPr>
               <w:rStyle w:val="Hyperlink"/>
             </w:rPr>
-            <w:t xml:space="preserve"> publi</w:t>
-          </w:r>
-        </w:hyperlink>
-      </w:r>
-      <w:r>
-        <w:rPr>
-          <w:u w:val="single" w:color="0000ff"/>
-          <w:rFonts w:ascii="Charis SIL Regular" w:hAnsi="Charis SIL Regular" w:eastAsia="Charis SIL Regular"/>
-          <w:b w:val="0"/>
-          <w:i w:val="0"/>
-          <w:color w:val="000000"/>
-          <w:sz w:val="24"/>
-        </w:rPr>
-        <w:hyperlink r:id="rId9" w:history="1">
-          <w:r>
-            <w:rPr>
-              <w:rStyle w:val="Hyperlink"/>
-            </w:rPr>
-            <w:t>c</w:t>
-          </w:r>
-        </w:hyperlink>
-      </w:r>
-      <w:r>
-        <w:rPr>
-          <w:u w:val="single" w:color="0000ff"/>
-          <w:rFonts w:ascii="Charis SIL Regular" w:hAnsi="Charis SIL Regular" w:eastAsia="Charis SIL Regular"/>
-          <w:b w:val="0"/>
-          <w:i w:val="0"/>
-          <w:color w:val="000000"/>
-          <w:sz w:val="24"/>
-        </w:rPr>
-        <w:hyperlink r:id="rId9" w:history="1">
-          <w:r>
-            <w:rPr>
-              <w:rStyle w:val="Hyperlink"/>
-            </w:rPr>
-            <w:t>atio</w:t>
-          </w:r>
-        </w:hyperlink>
-      </w:r>
-      <w:r>
-        <w:rPr>
-          <w:u w:val="single" w:color="0000ff"/>
-          <w:rFonts w:ascii="Charis SIL Regular" w:hAnsi="Charis SIL Regular" w:eastAsia="Charis SIL Regular"/>
-          <w:b w:val="0"/>
-          <w:i w:val="0"/>
-          <w:color w:val="000000"/>
-          <w:sz w:val="24"/>
-        </w:rPr>
-        <w:hyperlink r:id="rId9" w:history="1">
-          <w:r>
-            <w:rPr>
-              <w:rStyle w:val="Hyperlink"/>
-            </w:rPr>
-            <w:t xml:space="preserve">n </w:t>
-          </w:r>
-        </w:hyperlink>
-      </w:r>
-      <w:r>
-        <w:rPr>
-          <w:rFonts w:ascii="Charis SIL Italic" w:hAnsi="Charis SIL Italic" w:eastAsia="Charis SIL Italic"/>
-          <w:b w:val="0"/>
-          <w:i/>
-          <w:color w:val="0000FF"/>
-          <w:sz w:val="24"/>
-          <w:u w:val="single"/>
-        </w:rPr>
-        <w:hyperlink r:id="rId9" w:history="1">
-          <w:r>
-            <w:rPr>
-              <w:rStyle w:val="Hyperlink"/>
-            </w:rPr>
-            <w:t>Provenan</w:t>
-          </w:r>
-        </w:hyperlink>
-      </w:r>
-      <w:r>
-        <w:rPr>
-          <w:rFonts w:ascii="Charis SIL Italic" w:hAnsi="Charis SIL Italic" w:eastAsia="Charis SIL Italic"/>
-          <w:b w:val="0"/>
-          <w:i/>
-          <w:color w:val="0000FF"/>
-          <w:sz w:val="24"/>
-          <w:u w:val="single"/>
-        </w:rPr>
-        <w:hyperlink r:id="rId9" w:history="1">
-          <w:r>
-            <w:rPr>
-              <w:rStyle w:val="Hyperlink"/>
-            </w:rPr>
-            <w:t>c</w:t>
+            <w:t>coll</w:t>
           </w:r>
         </w:hyperlink>
       </w:r>
@@ -862,119 +889,7 @@
           <w:sz w:val="24"/>
           <w:u w:val="single"/>
         </w:rPr>
-        <w:t xml:space="preserve"> </w:t>
-      </w:r>
-      <w:r>
-        <w:rPr>
-          <w:rFonts w:ascii="Charis SIL Italic" w:hAnsi="Charis SIL Italic" w:eastAsia="Charis SIL Italic"/>
-          <w:b w:val="0"/>
-          <w:i/>
-          <w:color w:val="0000FF"/>
-          <w:sz w:val="24"/>
-          <w:u w:val="single"/>
-        </w:rPr>
         <w:hyperlink r:id="rId9" w:history="1">
-          <w:r>
-            <w:rPr>
-              <w:rStyle w:val="Hyperlink"/>
-            </w:rPr>
-            <w:t>r</w:t>
-          </w:r>
-        </w:hyperlink>
-      </w:r>
-      <w:r>
-        <w:rPr>
-          <w:rFonts w:ascii="Charis SIL Italic" w:hAnsi="Charis SIL Italic" w:eastAsia="Charis SIL Italic"/>
-          <w:b w:val="0"/>
-          <w:i/>
-          <w:color w:val="0000FF"/>
-          <w:sz w:val="24"/>
-          <w:u w:val="single"/>
-        </w:rPr>
-        <w:hyperlink r:id="rId9" w:history="1">
-          <w:r>
-            <w:rPr>
-              <w:rStyle w:val="Hyperlink"/>
-            </w:rPr>
-            <w:t>esearch</w:t>
-          </w:r>
-        </w:hyperlink>
-      </w:r>
-      <w:r>
-        <w:rPr>
-          <w:rFonts w:ascii="Charis SIL Italic" w:hAnsi="Charis SIL Italic" w:eastAsia="Charis SIL Italic"/>
-          <w:b w:val="0"/>
-          <w:i/>
-          <w:color w:val="0000FF"/>
-          <w:sz w:val="24"/>
-          <w:u w:val="single"/>
-        </w:rPr>
-        <w:t xml:space="preserve"> </w:t>
-      </w:r>
-      <w:r>
-        <w:rPr>
-          <w:rFonts w:ascii="Charis SIL Italic" w:hAnsi="Charis SIL Italic" w:eastAsia="Charis SIL Italic"/>
-          <w:b w:val="0"/>
-          <w:i/>
-          <w:color w:val="0000FF"/>
-          <w:sz w:val="24"/>
-          <w:u w:val="single"/>
-        </w:rPr>
-        <w:hyperlink r:id="rId9" w:history="1">
-          <w:r>
-            <w:rPr>
-              <w:rStyle w:val="Hyperlink"/>
-            </w:rPr>
-            <w:t xml:space="preserve">into </w:t>
-          </w:r>
-        </w:hyperlink>
-      </w:r>
-      <w:r>
-        <w:rPr>
-          <w:rFonts w:ascii="Charis SIL Italic" w:hAnsi="Charis SIL Italic" w:eastAsia="Charis SIL Italic"/>
-          <w:b w:val="0"/>
-          <w:i/>
-          <w:color w:val="0000FF"/>
-          <w:sz w:val="24"/>
-          <w:u w:val="single"/>
-        </w:rPr>
-        <w:hyperlink r:id="rId10" w:history="1">
-          <w:r>
-            <w:rPr>
-              <w:rStyle w:val="Hyperlink"/>
-            </w:rPr>
-            <w:t>coll</w:t>
-          </w:r>
-        </w:hyperlink>
-      </w:r>
-      <w:r>
-        <w:rPr>
-          <w:rFonts w:ascii="Charis SIL Italic" w:hAnsi="Charis SIL Italic" w:eastAsia="Charis SIL Italic"/>
-          <w:b w:val="0"/>
-          <w:i/>
-          <w:color w:val="0000FF"/>
-          <w:sz w:val="24"/>
-          <w:u w:val="single"/>
-        </w:rPr>
-        <w:hyperlink r:id="rId10" w:history="1">
-          <w:r>
-            <w:rPr>
-              <w:rStyle w:val="Hyperlink"/>
-            </w:rPr>
-            <w:t>e</w:t>
-          </w:r>
-        </w:hyperlink>
-      </w:r>
-      <w:r>
-        <w:rPr>
-          <w:rFonts w:ascii="Charis SIL Italic" w:hAnsi="Charis SIL Italic" w:eastAsia="Charis SIL Italic"/>
-          <w:b w:val="0"/>
-          <w:i/>
-          <w:color w:val="0000FF"/>
-          <w:sz w:val="24"/>
-          <w:u w:val="single"/>
-        </w:rPr>
-        <w:hyperlink r:id="rId10" w:history="1">
           <w:r>
             <w:rPr>
               <w:rStyle w:val="Hyperlink"/>
@@ -990,8 +905,37 @@
           <w:i/>
           <w:color w:val="0000FF"/>
           <w:sz w:val="24"/>
-        </w:rPr>
-        <w:t xml:space="preserve"> from</w:t>
+          <w:u w:val="single"/>
+        </w:rPr>
+        <w:t xml:space="preserve"> </w:t>
+      </w:r>
+      <w:r>
+        <w:rPr>
+          <w:rFonts w:ascii="Charis SIL Italic" w:hAnsi="Charis SIL Italic" w:eastAsia="Charis SIL Italic"/>
+          <w:b w:val="0"/>
+          <w:i/>
+          <w:color w:val="0000FF"/>
+          <w:sz w:val="24"/>
+          <w:u w:val="single"/>
+        </w:rPr>
+        <w:hyperlink r:id="rId9" w:history="1">
+          <w:r>
+            <w:rPr>
+              <w:rStyle w:val="Hyperlink"/>
+            </w:rPr>
+            <w:t>fro</w:t>
+          </w:r>
+        </w:hyperlink>
+      </w:r>
+      <w:r>
+        <w:rPr>
+          <w:rFonts w:ascii="Charis SIL Italic" w:hAnsi="Charis SIL Italic" w:eastAsia="Charis SIL Italic"/>
+          <w:b w:val="0"/>
+          <w:i/>
+          <w:color w:val="0000FF"/>
+          <w:sz w:val="24"/>
+        </w:rPr>
+        <w:t>m</w:t>
       </w:r>
       <w:r>
         <w:rPr>
@@ -1118,7 +1062,7 @@
           <w:sz w:val="24"/>
           <w:u w:val="single"/>
         </w:rPr>
-        <w:hyperlink r:id="rId9" w:history="1">
+        <w:hyperlink r:id="rId10" w:history="1">
           <w:r>
             <w:rPr>
               <w:rStyle w:val="Hyperlink"/>
@@ -1147,7 +1091,7 @@
           <w:sz w:val="24"/>
           <w:u w:val="single"/>
         </w:rPr>
-        <w:hyperlink r:id="rId9" w:history="1">
+        <w:hyperlink r:id="rId10" w:history="1">
           <w:r>
             <w:rPr>
               <w:rStyle w:val="Hyperlink"/>
@@ -2562,54 +2506,7 @@
           <w:color w:val="000000"/>
           <w:sz w:val="24"/>
         </w:rPr>
-        <w:t xml:space="preserve"> (Dutch only) was created specifically for the National Archives o</w:t>
-      </w:r>
-      <w:r>
-        <w:rPr>
-          <w:u w:val="single" w:color="0000ff"/>
-          <w:rFonts w:ascii="Charis SIL Regular" w:hAnsi="Charis SIL Regular" w:eastAsia="Charis SIL Regular"/>
-          <w:b w:val="0"/>
-          <w:i w:val="0"/>
-          <w:color w:val="000000"/>
-          <w:sz w:val="24"/>
-        </w:rPr>
-        <w:hyperlink r:id="rId13" w:history="1">
-          <w:r>
-            <w:rPr>
-              <w:rStyle w:val="Hyperlink"/>
-            </w:rPr>
-            <w:t>f</w:t>
-          </w:r>
-        </w:hyperlink>
-      </w:r>
-      <w:r>
-        <w:rPr>
-          <w:u w:val="single" w:color="0000ff"/>
-          <w:rFonts w:ascii="Charis SIL Regular" w:hAnsi="Charis SIL Regular" w:eastAsia="Charis SIL Regular"/>
-          <w:b w:val="0"/>
-          <w:i w:val="0"/>
-          <w:color w:val="000000"/>
-          <w:sz w:val="24"/>
-        </w:rPr>
-        <w:t xml:space="preserve"> </w:t>
-      </w:r>
-      <w:r>
-        <w:rPr>
-          <w:u w:val="single" w:color="0000ff"/>
-          <w:rFonts w:ascii="Charis SIL Regular" w:hAnsi="Charis SIL Regular" w:eastAsia="Charis SIL Regular"/>
-          <w:b w:val="0"/>
-          <w:i w:val="0"/>
-          <w:color w:val="000000"/>
-          <w:sz w:val="24"/>
-        </w:rPr>
-        <w:hyperlink r:id="rId13" w:history="1">
-          <w:r>
-            <w:rPr>
-              <w:rStyle w:val="Hyperlink"/>
-            </w:rPr>
-            <w:t>the Neth</w:t>
-          </w:r>
-        </w:hyperlink>
+        <w:t xml:space="preserve"> (Dutch only) was created specifically for the National Archives of the Neth</w:t>
       </w:r>
       <w:r>
         <w:rPr>
@@ -3207,7 +3104,7 @@
             <w:rPr>
               <w:rStyle w:val="Hyperlink"/>
             </w:rPr>
-            <w:t>significan</w:t>
+            <w:t>significanc</w:t>
           </w:r>
         </w:hyperlink>
       </w:r>
@@ -3220,7 +3117,7 @@
           <w:sz w:val="24"/>
           <w:u w:val="single"/>
         </w:rPr>
-        <w:t>c</w:t>
+        <w:t>e</w:t>
       </w:r>
       <w:r>
         <w:rPr>
@@ -3229,17 +3126,6 @@
           <w:i/>
           <w:color w:val="0000FF"/>
           <w:sz w:val="24"/>
-        </w:rPr>
-        <w:t>e</w:t>
-      </w:r>
-      <w:r>
-        <w:rPr>
-          <w:rFonts w:ascii="Charis SIL Italic" w:hAnsi="Charis SIL Italic" w:eastAsia="Charis SIL Italic"/>
-          <w:b w:val="0"/>
-          <w:i/>
-          <w:color w:val="0000FF"/>
-          <w:sz w:val="24"/>
-          <w:u w:val="single"/>
         </w:rPr>
         <w:t xml:space="preserve"> </w:t>
       </w:r>
@@ -3268,8 +3154,16 @@
           <w:i/>
           <w:color w:val="0000FF"/>
           <w:sz w:val="24"/>
-        </w:rPr>
-        <w:t>cultural objects and collections</w:t>
+          <w:u w:val="single"/>
+        </w:rPr>
+        <w:hyperlink r:id="rId15" w:history="1">
+          <w:r>
+            <w:rPr>
+              <w:rStyle w:val="Hyperlink"/>
+            </w:rPr>
+            <w:t>cultural</w:t>
+          </w:r>
+        </w:hyperlink>
       </w:r>
       <w:r>
         <w:rPr>
@@ -3278,9 +3172,8 @@
           <w:i/>
           <w:color w:val="0000FF"/>
           <w:sz w:val="24"/>
-          <w:u w:val="single"/>
-        </w:rPr>
-        <w:t xml:space="preserve"> </w:t>
+        </w:rPr>
+        <w:t xml:space="preserve"> objects and collections</w:t>
       </w:r>
       <w:r>
         <w:rPr>
@@ -3291,7 +3184,25 @@
           <w:sz w:val="24"/>
           <w:u w:val="single"/>
         </w:rPr>
-        <w:t>acqui</w:t>
+        <w:t xml:space="preserve"> </w:t>
+      </w:r>
+      <w:r>
+        <w:rPr>
+          <w:rFonts w:ascii="Charis SIL Italic" w:hAnsi="Charis SIL Italic" w:eastAsia="Charis SIL Italic"/>
+          <w:b w:val="0"/>
+          <w:i/>
+          <w:color w:val="0000FF"/>
+          <w:sz w:val="24"/>
+          <w:u w:val="single"/>
+        </w:rPr>
+        <w:hyperlink r:id="rId15" w:history="1">
+          <w:r>
+            <w:rPr>
+              <w:rStyle w:val="Hyperlink"/>
+            </w:rPr>
+            <w:t>acqui</w:t>
+          </w:r>
+        </w:hyperlink>
       </w:r>
       <w:r>
         <w:rPr>
@@ -3461,7 +3372,90 @@
           <w:color w:val="000000"/>
           <w:sz w:val="24"/>
         </w:rPr>
-        <w:t xml:space="preserve"> (Amsterdam: Rijksmuseum</w:t>
+        <w:t xml:space="preserve"> (</w:t>
+      </w:r>
+      <w:r>
+        <w:rPr>
+          <w:u w:val="single" w:color="0000ff"/>
+          <w:rFonts w:ascii="Charis SIL Regular" w:hAnsi="Charis SIL Regular" w:eastAsia="Charis SIL Regular"/>
+          <w:b w:val="0"/>
+          <w:i w:val="0"/>
+          <w:color w:val="000000"/>
+          <w:sz w:val="24"/>
+        </w:rPr>
+        <w:hyperlink r:id="rId15" w:history="1">
+          <w:r>
+            <w:rPr>
+              <w:rStyle w:val="Hyperlink"/>
+            </w:rPr>
+            <w:t>Amster</w:t>
+          </w:r>
+        </w:hyperlink>
+      </w:r>
+      <w:r>
+        <w:rPr>
+          <w:u w:val="single" w:color="0000ff"/>
+          <w:rFonts w:ascii="Charis SIL Regular" w:hAnsi="Charis SIL Regular" w:eastAsia="Charis SIL Regular"/>
+          <w:b w:val="0"/>
+          <w:i w:val="0"/>
+          <w:color w:val="000000"/>
+          <w:sz w:val="24"/>
+        </w:rPr>
+        <w:hyperlink r:id="rId15" w:history="1">
+          <w:r>
+            <w:rPr>
+              <w:rStyle w:val="Hyperlink"/>
+            </w:rPr>
+            <w:t>dam</w:t>
+          </w:r>
+        </w:hyperlink>
+      </w:r>
+      <w:r>
+        <w:rPr>
+          <w:u w:val="single" w:color="0000ff"/>
+          <w:rFonts w:ascii="Charis SIL Regular" w:hAnsi="Charis SIL Regular" w:eastAsia="Charis SIL Regular"/>
+          <w:b w:val="0"/>
+          <w:i w:val="0"/>
+          <w:color w:val="000000"/>
+          <w:sz w:val="24"/>
+        </w:rPr>
+        <w:hyperlink r:id="rId15" w:history="1">
+          <w:r>
+            <w:rPr>
+              <w:rStyle w:val="Hyperlink"/>
+            </w:rPr>
+            <w:t>: Rijksmuse</w:t>
+          </w:r>
+        </w:hyperlink>
+      </w:r>
+      <w:r>
+        <w:rPr>
+          <w:u w:val="single" w:color="0000ff"/>
+          <w:rFonts w:ascii="Charis SIL Regular" w:hAnsi="Charis SIL Regular" w:eastAsia="Charis SIL Regular"/>
+          <w:b w:val="0"/>
+          <w:i w:val="0"/>
+          <w:color w:val="000000"/>
+          <w:sz w:val="24"/>
+        </w:rPr>
+        <w:hyperlink r:id="rId15" w:history="1">
+          <w:r>
+            <w:rPr>
+              <w:rStyle w:val="Hyperlink"/>
+            </w:rPr>
+            <w:t>u</w:t>
+          </w:r>
+        </w:hyperlink>
+      </w:r>
+      <w:r>
+        <w:rPr>
+          <w:u w:val="single" w:color="0000ff"/>
+          <w:rFonts w:ascii="Charis SIL Regular" w:hAnsi="Charis SIL Regular" w:eastAsia="Charis SIL Regular"/>
+          <w:b w:val="0"/>
+          <w:i w:val="0"/>
+          <w:color w:val="000000"/>
+          <w:sz w:val="24"/>
+        </w:rPr>
+        <w:t>m</w:t>
       </w:r>
       <w:r>
         <w:rPr>
@@ -3837,14 +3831,7 @@
           <w:color w:val="000000"/>
           <w:sz w:val="24"/>
         </w:rPr>
-        <w:hyperlink r:id="rId10" w:history="1">
-          <w:r>
-            <w:rPr>
-              <w:rStyle w:val="Hyperlink"/>
-            </w:rPr>
-            <w:t>r het Cu</w:t>
-          </w:r>
-        </w:hyperlink>
+        <w:t>r het Cu</w:t>
       </w:r>
       <w:r>
         <w:rPr>
@@ -3909,14 +3896,7 @@
           <w:color w:val="000000"/>
           <w:sz w:val="24"/>
         </w:rPr>
-        <w:hyperlink r:id="rId10" w:history="1">
-          <w:r>
-            <w:rPr>
-              <w:rStyle w:val="Hyperlink"/>
-            </w:rPr>
-            <w:t>, 202</w:t>
-          </w:r>
-        </w:hyperlink>
+        <w:t>, 202</w:t>
       </w:r>
       <w:r>
         <w:rPr>
@@ -3993,7 +3973,34 @@
           <w:color w:val="000000"/>
           <w:sz w:val="24"/>
         </w:rPr>
-        <w:t>•  Yeide, N</w:t>
+        <w:t xml:space="preserve">•  </w:t>
+      </w:r>
+      <w:r>
+        <w:rPr>
+          <w:rFonts w:ascii="Charis SIL Regular" w:hAnsi="Charis SIL Regular" w:eastAsia="Charis SIL Regular"/>
+          <w:b w:val="0"/>
+          <w:i w:val="0"/>
+          <w:color w:val="000000"/>
+          <w:sz w:val="24"/>
+        </w:rPr>
+        <w:hyperlink r:id="rId10" w:history="1">
+          <w:r>
+            <w:rPr>
+              <w:rStyle w:val="Hyperlink"/>
+            </w:rPr>
+            <w:t xml:space="preserve">Yeide, </w:t>
+          </w:r>
+        </w:hyperlink>
+      </w:r>
+      <w:r>
+        <w:rPr>
+          <w:rFonts w:ascii="Charis SIL Regular" w:hAnsi="Charis SIL Regular" w:eastAsia="Charis SIL Regular"/>
+          <w:b w:val="0"/>
+          <w:i w:val="0"/>
+          <w:color w:val="000000"/>
+          <w:sz w:val="24"/>
+        </w:rPr>
+        <w:t>N</w:t>
       </w:r>
       <w:r>
         <w:rPr>
@@ -4210,34 +4217,7 @@
           <w:color w:val="000000"/>
           <w:sz w:val="24"/>
         </w:rPr>
-        <w:t xml:space="preserve">•  </w:t>
-      </w:r>
-      <w:r>
-        <w:rPr>
-          <w:rFonts w:ascii="Charis SIL Regular" w:hAnsi="Charis SIL Regular" w:eastAsia="Charis SIL Regular"/>
-          <w:b w:val="0"/>
-          <w:i w:val="0"/>
-          <w:color w:val="000000"/>
-          <w:sz w:val="24"/>
-        </w:rPr>
-        <w:hyperlink r:id="rId16" w:history="1">
-          <w:r>
-            <w:rPr>
-              <w:rStyle w:val="Hyperlink"/>
-            </w:rPr>
-            <w:t>Lang, Sa</w:t>
-          </w:r>
-        </w:hyperlink>
-      </w:r>
-      <w:r>
-        <w:rPr>
-          <w:rFonts w:ascii="Charis SIL Regular" w:hAnsi="Charis SIL Regular" w:eastAsia="Charis SIL Regular"/>
-          <w:b w:val="0"/>
-          <w:i w:val="0"/>
-          <w:color w:val="000000"/>
-          <w:sz w:val="24"/>
-        </w:rPr>
-        <w:t xml:space="preserve">bine (ed.), </w:t>
+        <w:t xml:space="preserve">•  Lang, Sabine (ed.), </w:t>
       </w:r>
       <w:r>
         <w:rPr>
@@ -4515,7 +4495,18 @@
           <w:color w:val="000000"/>
           <w:sz w:val="24"/>
         </w:rPr>
-        <w:t>. 2nd Edition (German M</w:t>
+        <w:t>. 2nd Editio</w:t>
+      </w:r>
+      <w:r>
+        <w:rPr>
+          <w:u w:val="single" w:color="0000ff"/>
+          <w:rFonts w:ascii="Charis SIL Regular" w:hAnsi="Charis SIL Regular" w:eastAsia="Charis SIL Regular"/>
+          <w:b w:val="0"/>
+          <w:i w:val="0"/>
+          <w:color w:val="000000"/>
+          <w:sz w:val="24"/>
+        </w:rPr>
+        <w:t>n (German M</w:t>
       </w:r>
       <w:r>
         <w:rPr>
@@ -4555,14 +4546,7 @@
           <w:color w:val="000000"/>
           <w:sz w:val="24"/>
         </w:rPr>
-        <w:hyperlink r:id="rId17" w:history="1">
-          <w:r>
-            <w:rPr>
-              <w:rStyle w:val="Hyperlink"/>
-            </w:rPr>
-            <w:t>Associatio</w:t>
-          </w:r>
-        </w:hyperlink>
+        <w:t>Associatio</w:t>
       </w:r>
       <w:r>
         <w:rPr>
@@ -4591,14 +4575,7 @@
           <w:color w:val="000000"/>
           <w:sz w:val="24"/>
         </w:rPr>
-        <w:hyperlink r:id="rId17" w:history="1">
-          <w:r>
-            <w:rPr>
-              <w:rStyle w:val="Hyperlink"/>
-            </w:rPr>
-            <w:t>19</w:t>
-          </w:r>
-        </w:hyperlink>
+        <w:t>19</w:t>
       </w:r>
       <w:r>
         <w:rPr>
@@ -4639,34 +4616,7 @@
           <w:color w:val="000000"/>
           <w:sz w:val="24"/>
         </w:rPr>
-        <w:t xml:space="preserve">•  </w:t>
-      </w:r>
-      <w:r>
-        <w:rPr>
-          <w:rFonts w:ascii="Charis SIL Regular" w:hAnsi="Charis SIL Regular" w:eastAsia="Charis SIL Regular"/>
-          <w:b w:val="0"/>
-          <w:i w:val="0"/>
-          <w:color w:val="000000"/>
-          <w:sz w:val="24"/>
-        </w:rPr>
-        <w:hyperlink r:id="rId17" w:history="1">
-          <w:r>
-            <w:rPr>
-              <w:rStyle w:val="Hyperlink"/>
-            </w:rPr>
-            <w:t xml:space="preserve">Deterts, </w:t>
-          </w:r>
-        </w:hyperlink>
-      </w:r>
-      <w:r>
-        <w:rPr>
-          <w:rFonts w:ascii="Charis SIL Regular" w:hAnsi="Charis SIL Regular" w:eastAsia="Charis SIL Regular"/>
-          <w:b w:val="0"/>
-          <w:i w:val="0"/>
-          <w:color w:val="000000"/>
-          <w:sz w:val="24"/>
-        </w:rPr>
-        <w:t xml:space="preserve">Dorothea (ed.), </w:t>
+        <w:t xml:space="preserve">•  Deterts, Dorothea (ed.), </w:t>
       </w:r>
       <w:r>
         <w:rPr>
@@ -5425,21 +5375,13 @@
       </w:r>
       <w:r>
         <w:rPr>
-          <w:u w:val="single" w:color="0000ff"/>
           <w:rFonts w:ascii="Charis SIL Regular" w:hAnsi="Charis SIL Regular" w:eastAsia="Charis SIL Regular"/>
           <w:b w:val="0"/>
           <w:i w:val="0"/>
           <w:color w:val="000000"/>
           <w:sz w:val="24"/>
         </w:rPr>
-        <w:hyperlink r:id="rId12" w:history="1">
-          <w:r>
-            <w:rPr>
-              <w:rStyle w:val="Hyperlink"/>
-            </w:rPr>
-            <w:t>herl</w:t>
-          </w:r>
-        </w:hyperlink>
+        <w:t>herl</w:t>
       </w:r>
       <w:r>
         <w:rPr>

--- a/EXPORTS/DOCX/published/niveau1/English/DoingResearch.docx
+++ b/EXPORTS/DOCX/published/niveau1/English/DoingResearch.docx
@@ -338,7 +338,7 @@
             <w:rPr>
               <w:rStyle w:val="Hyperlink"/>
             </w:rPr>
-            <w:t>significanc</w:t>
+            <w:t>significan</w:t>
           </w:r>
         </w:hyperlink>
       </w:r>
@@ -349,7 +349,23 @@
           <w:i/>
           <w:color w:val="0000FF"/>
           <w:sz w:val="24"/>
-          <w:u w:val="single"/>
+        </w:rPr>
+        <w:hyperlink r:id="rId9" w:history="1">
+          <w:r>
+            <w:rPr>
+              <w:rStyle w:val="Hyperlink"/>
+            </w:rPr>
+            <w:t>c</w:t>
+          </w:r>
+        </w:hyperlink>
+      </w:r>
+      <w:r>
+        <w:rPr>
+          <w:rFonts w:ascii="Charis SIL Italic" w:hAnsi="Charis SIL Italic" w:eastAsia="Charis SIL Italic"/>
+          <w:b w:val="0"/>
+          <w:i/>
+          <w:color w:val="0000FF"/>
+          <w:sz w:val="24"/>
         </w:rPr>
         <w:t>e</w:t>
       </w:r>
@@ -436,19 +452,9 @@
             <w:rPr>
               <w:rStyle w:val="Hyperlink"/>
             </w:rPr>
-            <w:t>object</w:t>
+            <w:t xml:space="preserve">objects </w:t>
           </w:r>
         </w:hyperlink>
-      </w:r>
-      <w:r>
-        <w:rPr>
-          <w:rFonts w:ascii="Charis SIL Italic" w:hAnsi="Charis SIL Italic" w:eastAsia="Charis SIL Italic"/>
-          <w:b w:val="0"/>
-          <w:i/>
-          <w:color w:val="0000FF"/>
-          <w:sz w:val="24"/>
-        </w:rPr>
-        <w:t xml:space="preserve">s </w:t>
       </w:r>
       <w:r>
         <w:rPr>
@@ -712,7 +718,86 @@
           <w:color w:val="000000"/>
           <w:sz w:val="24"/>
         </w:rPr>
-        <w:t xml:space="preserve">e publication </w:t>
+        <w:hyperlink r:id="rId9" w:history="1">
+          <w:r>
+            <w:rPr>
+              <w:rStyle w:val="Hyperlink"/>
+            </w:rPr>
+            <w:t>e</w:t>
+          </w:r>
+        </w:hyperlink>
+      </w:r>
+      <w:r>
+        <w:rPr>
+          <w:u w:val="single" w:color="0000ff"/>
+          <w:rFonts w:ascii="Charis SIL Regular" w:hAnsi="Charis SIL Regular" w:eastAsia="Charis SIL Regular"/>
+          <w:b w:val="0"/>
+          <w:i w:val="0"/>
+          <w:color w:val="000000"/>
+          <w:sz w:val="24"/>
+        </w:rPr>
+        <w:hyperlink r:id="rId9" w:history="1">
+          <w:r>
+            <w:rPr>
+              <w:rStyle w:val="Hyperlink"/>
+            </w:rPr>
+            <w:t xml:space="preserve"> publi</w:t>
+          </w:r>
+        </w:hyperlink>
+      </w:r>
+      <w:r>
+        <w:rPr>
+          <w:u w:val="single" w:color="0000ff"/>
+          <w:rFonts w:ascii="Charis SIL Regular" w:hAnsi="Charis SIL Regular" w:eastAsia="Charis SIL Regular"/>
+          <w:b w:val="0"/>
+          <w:i w:val="0"/>
+          <w:color w:val="000000"/>
+          <w:sz w:val="24"/>
+        </w:rPr>
+        <w:hyperlink r:id="rId9" w:history="1">
+          <w:r>
+            <w:rPr>
+              <w:rStyle w:val="Hyperlink"/>
+            </w:rPr>
+            <w:t>c</w:t>
+          </w:r>
+        </w:hyperlink>
+      </w:r>
+      <w:r>
+        <w:rPr>
+          <w:u w:val="single" w:color="0000ff"/>
+          <w:rFonts w:ascii="Charis SIL Regular" w:hAnsi="Charis SIL Regular" w:eastAsia="Charis SIL Regular"/>
+          <w:b w:val="0"/>
+          <w:i w:val="0"/>
+          <w:color w:val="000000"/>
+          <w:sz w:val="24"/>
+        </w:rPr>
+        <w:hyperlink r:id="rId9" w:history="1">
+          <w:r>
+            <w:rPr>
+              <w:rStyle w:val="Hyperlink"/>
+            </w:rPr>
+            <w:t>atio</w:t>
+          </w:r>
+        </w:hyperlink>
+      </w:r>
+      <w:r>
+        <w:rPr>
+          <w:u w:val="single" w:color="0000ff"/>
+          <w:rFonts w:ascii="Charis SIL Regular" w:hAnsi="Charis SIL Regular" w:eastAsia="Charis SIL Regular"/>
+          <w:b w:val="0"/>
+          <w:i w:val="0"/>
+          <w:color w:val="000000"/>
+          <w:sz w:val="24"/>
+        </w:rPr>
+        <w:hyperlink r:id="rId9" w:history="1">
+          <w:r>
+            <w:rPr>
+              <w:rStyle w:val="Hyperlink"/>
+            </w:rPr>
+            <w:t xml:space="preserve">n </w:t>
+          </w:r>
+        </w:hyperlink>
       </w:r>
       <w:r>
         <w:rPr>
@@ -788,7 +873,7 @@
           <w:sz w:val="24"/>
           <w:u w:val="single"/>
         </w:rPr>
-        <w:hyperlink r:id="rId10" w:history="1">
+        <w:hyperlink r:id="rId9" w:history="1">
           <w:r>
             <w:rPr>
               <w:rStyle w:val="Hyperlink"/>
@@ -804,9 +889,8 @@
           <w:i/>
           <w:color w:val="0000FF"/>
           <w:sz w:val="24"/>
-          <w:u w:val="single"/>
-        </w:rPr>
-        <w:hyperlink r:id="rId10" w:history="1">
+        </w:rPr>
+        <w:hyperlink r:id="rId9" w:history="1">
           <w:r>
             <w:rPr>
               <w:rStyle w:val="Hyperlink"/>
@@ -853,7 +937,7 @@
           <w:sz w:val="24"/>
           <w:u w:val="single"/>
         </w:rPr>
-        <w:hyperlink r:id="rId9" w:history="1">
+        <w:hyperlink r:id="rId10" w:history="1">
           <w:r>
             <w:rPr>
               <w:rStyle w:val="Hyperlink"/>
@@ -871,7 +955,7 @@
           <w:sz w:val="24"/>
           <w:u w:val="single"/>
         </w:rPr>
-        <w:hyperlink r:id="rId9" w:history="1">
+        <w:hyperlink r:id="rId10" w:history="1">
           <w:r>
             <w:rPr>
               <w:rStyle w:val="Hyperlink"/>
@@ -1062,7 +1146,7 @@
           <w:sz w:val="24"/>
           <w:u w:val="single"/>
         </w:rPr>
-        <w:hyperlink r:id="rId10" w:history="1">
+        <w:hyperlink r:id="rId9" w:history="1">
           <w:r>
             <w:rPr>
               <w:rStyle w:val="Hyperlink"/>
@@ -1126,61 +1210,7 @@
           <w:color w:val="000000"/>
           <w:sz w:val="24"/>
         </w:rPr>
-        <w:t>y the Cultural Herita</w:t>
-      </w:r>
-      <w:r>
-        <w:rPr>
-          <w:u w:val="single" w:color="0000ff"/>
-          <w:rFonts w:ascii="Charis SIL Regular" w:hAnsi="Charis SIL Regular" w:eastAsia="Charis SIL Regular"/>
-          <w:b w:val="0"/>
-          <w:i w:val="0"/>
-          <w:color w:val="000000"/>
-          <w:sz w:val="24"/>
-        </w:rPr>
-        <w:hyperlink r:id="rId10" w:history="1">
-          <w:r>
-            <w:rPr>
-              <w:rStyle w:val="Hyperlink"/>
-            </w:rPr>
-            <w:t xml:space="preserve">ge Agency </w:t>
-          </w:r>
-        </w:hyperlink>
-      </w:r>
-      <w:r>
-        <w:rPr>
-          <w:u w:val="single" w:color="0000ff"/>
-          <w:rFonts w:ascii="Charis SIL Regular" w:hAnsi="Charis SIL Regular" w:eastAsia="Charis SIL Regular"/>
-          <w:b w:val="0"/>
-          <w:i w:val="0"/>
-          <w:color w:val="000000"/>
-          <w:sz w:val="24"/>
-        </w:rPr>
-        <w:hyperlink r:id="rId10" w:history="1">
-          <w:r>
-            <w:rPr>
-              <w:rStyle w:val="Hyperlink"/>
-            </w:rPr>
-            <w:t>o</w:t>
-          </w:r>
-        </w:hyperlink>
-      </w:r>
-      <w:r>
-        <w:rPr>
-          <w:u w:val="single" w:color="0000ff"/>
-          <w:rFonts w:ascii="Charis SIL Regular" w:hAnsi="Charis SIL Regular" w:eastAsia="Charis SIL Regular"/>
-          <w:b w:val="0"/>
-          <w:i w:val="0"/>
-          <w:color w:val="000000"/>
-          <w:sz w:val="24"/>
-        </w:rPr>
-        <w:hyperlink r:id="rId10" w:history="1">
-          <w:r>
-            <w:rPr>
-              <w:rStyle w:val="Hyperlink"/>
-            </w:rPr>
-            <w:t>f the Ne</w:t>
-          </w:r>
-        </w:hyperlink>
+        <w:t>y the Cultural Heritage Agency of the Ne</w:t>
       </w:r>
       <w:r>
         <w:rPr>
@@ -2500,13 +2530,171 @@
       </w:r>
       <w:r>
         <w:rPr>
+          <w:u w:val="single" w:color="0000ff"/>
           <w:rFonts w:ascii="Charis SIL Regular" w:hAnsi="Charis SIL Regular" w:eastAsia="Charis SIL Regular"/>
           <w:b w:val="0"/>
           <w:i w:val="0"/>
           <w:color w:val="000000"/>
           <w:sz w:val="24"/>
         </w:rPr>
-        <w:t xml:space="preserve"> (Dutch only) was created specifically for the National Archives of the Neth</w:t>
+        <w:t xml:space="preserve"> (Dutch only) wa</w:t>
+      </w:r>
+      <w:r>
+        <w:rPr>
+          <w:u w:val="single" w:color="0000ff"/>
+          <w:rFonts w:ascii="Charis SIL Regular" w:hAnsi="Charis SIL Regular" w:eastAsia="Charis SIL Regular"/>
+          <w:b w:val="0"/>
+          <w:i w:val="0"/>
+          <w:color w:val="000000"/>
+          <w:sz w:val="24"/>
+        </w:rPr>
+        <w:hyperlink r:id="rId12" w:history="1">
+          <w:r>
+            <w:rPr>
+              <w:rStyle w:val="Hyperlink"/>
+            </w:rPr>
+            <w:t>s c</w:t>
+          </w:r>
+        </w:hyperlink>
+      </w:r>
+      <w:r>
+        <w:rPr>
+          <w:u w:val="single" w:color="0000ff"/>
+          <w:rFonts w:ascii="Charis SIL Regular" w:hAnsi="Charis SIL Regular" w:eastAsia="Charis SIL Regular"/>
+          <w:b w:val="0"/>
+          <w:i w:val="0"/>
+          <w:color w:val="000000"/>
+          <w:sz w:val="24"/>
+        </w:rPr>
+        <w:hyperlink r:id="rId12" w:history="1">
+          <w:r>
+            <w:rPr>
+              <w:rStyle w:val="Hyperlink"/>
+            </w:rPr>
+            <w:t>r</w:t>
+          </w:r>
+        </w:hyperlink>
+      </w:r>
+      <w:r>
+        <w:rPr>
+          <w:u w:val="single" w:color="0000ff"/>
+          <w:rFonts w:ascii="Charis SIL Regular" w:hAnsi="Charis SIL Regular" w:eastAsia="Charis SIL Regular"/>
+          <w:b w:val="0"/>
+          <w:i w:val="0"/>
+          <w:color w:val="000000"/>
+          <w:sz w:val="24"/>
+        </w:rPr>
+        <w:hyperlink r:id="rId12" w:history="1">
+          <w:r>
+            <w:rPr>
+              <w:rStyle w:val="Hyperlink"/>
+            </w:rPr>
+            <w:t>eated s</w:t>
+          </w:r>
+        </w:hyperlink>
+      </w:r>
+      <w:r>
+        <w:rPr>
+          <w:rFonts w:ascii="Charis SIL Regular" w:hAnsi="Charis SIL Regular" w:eastAsia="Charis SIL Regular"/>
+          <w:b w:val="0"/>
+          <w:i w:val="0"/>
+          <w:color w:val="000000"/>
+          <w:sz w:val="24"/>
+        </w:rPr>
+        <w:t>pecifically for the National Ar</w:t>
+      </w:r>
+      <w:r>
+        <w:rPr>
+          <w:u w:val="single" w:color="0000ff"/>
+          <w:rFonts w:ascii="Charis SIL Regular" w:hAnsi="Charis SIL Regular" w:eastAsia="Charis SIL Regular"/>
+          <w:b w:val="0"/>
+          <w:i w:val="0"/>
+          <w:color w:val="000000"/>
+          <w:sz w:val="24"/>
+        </w:rPr>
+        <w:hyperlink r:id="rId13" w:history="1">
+          <w:r>
+            <w:rPr>
+              <w:rStyle w:val="Hyperlink"/>
+            </w:rPr>
+            <w:t>chiv</w:t>
+          </w:r>
+        </w:hyperlink>
+      </w:r>
+      <w:r>
+        <w:rPr>
+          <w:u w:val="single" w:color="0000ff"/>
+          <w:rFonts w:ascii="Charis SIL Regular" w:hAnsi="Charis SIL Regular" w:eastAsia="Charis SIL Regular"/>
+          <w:b w:val="0"/>
+          <w:i w:val="0"/>
+          <w:color w:val="000000"/>
+          <w:sz w:val="24"/>
+        </w:rPr>
+        <w:hyperlink r:id="rId13" w:history="1">
+          <w:r>
+            <w:rPr>
+              <w:rStyle w:val="Hyperlink"/>
+            </w:rPr>
+            <w:t>e</w:t>
+          </w:r>
+        </w:hyperlink>
+      </w:r>
+      <w:r>
+        <w:rPr>
+          <w:rFonts w:ascii="Charis SIL Regular" w:hAnsi="Charis SIL Regular" w:eastAsia="Charis SIL Regular"/>
+          <w:b w:val="0"/>
+          <w:i w:val="0"/>
+          <w:color w:val="000000"/>
+          <w:sz w:val="24"/>
+        </w:rPr>
+        <w:t>s o</w:t>
+      </w:r>
+      <w:r>
+        <w:rPr>
+          <w:u w:val="single" w:color="0000ff"/>
+          <w:rFonts w:ascii="Charis SIL Regular" w:hAnsi="Charis SIL Regular" w:eastAsia="Charis SIL Regular"/>
+          <w:b w:val="0"/>
+          <w:i w:val="0"/>
+          <w:color w:val="000000"/>
+          <w:sz w:val="24"/>
+        </w:rPr>
+        <w:hyperlink r:id="rId13" w:history="1">
+          <w:r>
+            <w:rPr>
+              <w:rStyle w:val="Hyperlink"/>
+            </w:rPr>
+            <w:t>f</w:t>
+          </w:r>
+        </w:hyperlink>
+      </w:r>
+      <w:r>
+        <w:rPr>
+          <w:u w:val="single" w:color="0000ff"/>
+          <w:rFonts w:ascii="Charis SIL Regular" w:hAnsi="Charis SIL Regular" w:eastAsia="Charis SIL Regular"/>
+          <w:b w:val="0"/>
+          <w:i w:val="0"/>
+          <w:color w:val="000000"/>
+          <w:sz w:val="24"/>
+        </w:rPr>
+        <w:t xml:space="preserve"> </w:t>
+      </w:r>
+      <w:r>
+        <w:rPr>
+          <w:u w:val="single" w:color="0000ff"/>
+          <w:rFonts w:ascii="Charis SIL Regular" w:hAnsi="Charis SIL Regular" w:eastAsia="Charis SIL Regular"/>
+          <w:b w:val="0"/>
+          <w:i w:val="0"/>
+          <w:color w:val="000000"/>
+          <w:sz w:val="24"/>
+        </w:rPr>
+        <w:hyperlink r:id="rId13" w:history="1">
+          <w:r>
+            <w:rPr>
+              <w:rStyle w:val="Hyperlink"/>
+            </w:rPr>
+            <w:t>the Neth</w:t>
+          </w:r>
+        </w:hyperlink>
       </w:r>
       <w:r>
         <w:rPr>
@@ -3104,7 +3292,7 @@
             <w:rPr>
               <w:rStyle w:val="Hyperlink"/>
             </w:rPr>
-            <w:t>significanc</w:t>
+            <w:t>significan</w:t>
           </w:r>
         </w:hyperlink>
       </w:r>
@@ -3115,9 +3303,15 @@
           <w:i/>
           <w:color w:val="0000FF"/>
           <w:sz w:val="24"/>
-          <w:u w:val="single"/>
-        </w:rPr>
-        <w:t>e</w:t>
+        </w:rPr>
+        <w:hyperlink r:id="rId15" w:history="1">
+          <w:r>
+            <w:rPr>
+              <w:rStyle w:val="Hyperlink"/>
+            </w:rPr>
+            <w:t>c</w:t>
+          </w:r>
+        </w:hyperlink>
       </w:r>
       <w:r>
         <w:rPr>
@@ -3126,6 +3320,18 @@
           <w:i/>
           <w:color w:val="0000FF"/>
           <w:sz w:val="24"/>
+          <w:u w:val="single"/>
+        </w:rPr>
+        <w:t>e</w:t>
+      </w:r>
+      <w:r>
+        <w:rPr>
+          <w:rFonts w:ascii="Charis SIL Italic" w:hAnsi="Charis SIL Italic" w:eastAsia="Charis SIL Italic"/>
+          <w:b w:val="0"/>
+          <w:i/>
+          <w:color w:val="0000FF"/>
+          <w:sz w:val="24"/>
+          <w:u w:val="single"/>
         </w:rPr>
         <w:t xml:space="preserve"> </w:t>
       </w:r>
@@ -3172,8 +3378,85 @@
           <w:i/>
           <w:color w:val="0000FF"/>
           <w:sz w:val="24"/>
-        </w:rPr>
-        <w:t xml:space="preserve"> objects and collections</w:t>
+          <w:u w:val="single"/>
+        </w:rPr>
+        <w:t xml:space="preserve"> </w:t>
+      </w:r>
+      <w:r>
+        <w:rPr>
+          <w:rFonts w:ascii="Charis SIL Italic" w:hAnsi="Charis SIL Italic" w:eastAsia="Charis SIL Italic"/>
+          <w:b w:val="0"/>
+          <w:i/>
+          <w:color w:val="0000FF"/>
+          <w:sz w:val="24"/>
+          <w:u w:val="single"/>
+        </w:rPr>
+        <w:hyperlink r:id="rId15" w:history="1">
+          <w:r>
+            <w:rPr>
+              <w:rStyle w:val="Hyperlink"/>
+            </w:rPr>
+            <w:t>objects</w:t>
+          </w:r>
+        </w:hyperlink>
+      </w:r>
+      <w:r>
+        <w:rPr>
+          <w:rFonts w:ascii="Charis SIL Italic" w:hAnsi="Charis SIL Italic" w:eastAsia="Charis SIL Italic"/>
+          <w:b w:val="0"/>
+          <w:i/>
+          <w:color w:val="0000FF"/>
+          <w:sz w:val="24"/>
+          <w:u w:val="single"/>
+        </w:rPr>
+        <w:t xml:space="preserve"> </w:t>
+      </w:r>
+      <w:r>
+        <w:rPr>
+          <w:rFonts w:ascii="Charis SIL Italic" w:hAnsi="Charis SIL Italic" w:eastAsia="Charis SIL Italic"/>
+          <w:b w:val="0"/>
+          <w:i/>
+          <w:color w:val="0000FF"/>
+          <w:sz w:val="24"/>
+          <w:u w:val="single"/>
+        </w:rPr>
+        <w:hyperlink r:id="rId15" w:history="1">
+          <w:r>
+            <w:rPr>
+              <w:rStyle w:val="Hyperlink"/>
+            </w:rPr>
+            <w:t>and</w:t>
+          </w:r>
+        </w:hyperlink>
+      </w:r>
+      <w:r>
+        <w:rPr>
+          <w:rFonts w:ascii="Charis SIL Italic" w:hAnsi="Charis SIL Italic" w:eastAsia="Charis SIL Italic"/>
+          <w:b w:val="0"/>
+          <w:i/>
+          <w:color w:val="0000FF"/>
+          <w:sz w:val="24"/>
+          <w:u w:val="single"/>
+        </w:rPr>
+        <w:t xml:space="preserve"> </w:t>
+      </w:r>
+      <w:r>
+        <w:rPr>
+          <w:rFonts w:ascii="Charis SIL Italic" w:hAnsi="Charis SIL Italic" w:eastAsia="Charis SIL Italic"/>
+          <w:b w:val="0"/>
+          <w:i/>
+          <w:color w:val="0000FF"/>
+          <w:sz w:val="24"/>
+          <w:u w:val="single"/>
+        </w:rPr>
+        <w:hyperlink r:id="rId15" w:history="1">
+          <w:r>
+            <w:rPr>
+              <w:rStyle w:val="Hyperlink"/>
+            </w:rPr>
+            <w:t>collections</w:t>
+          </w:r>
+        </w:hyperlink>
       </w:r>
       <w:r>
         <w:rPr>
@@ -3365,107 +3648,13 @@
       </w:r>
       <w:r>
         <w:rPr>
-          <w:u w:val="single" w:color="0000ff"/>
           <w:rFonts w:ascii="Charis SIL Regular" w:hAnsi="Charis SIL Regular" w:eastAsia="Charis SIL Regular"/>
           <w:b w:val="0"/>
           <w:i w:val="0"/>
           <w:color w:val="000000"/>
           <w:sz w:val="24"/>
         </w:rPr>
-        <w:t xml:space="preserve"> (</w:t>
-      </w:r>
-      <w:r>
-        <w:rPr>
-          <w:u w:val="single" w:color="0000ff"/>
-          <w:rFonts w:ascii="Charis SIL Regular" w:hAnsi="Charis SIL Regular" w:eastAsia="Charis SIL Regular"/>
-          <w:b w:val="0"/>
-          <w:i w:val="0"/>
-          <w:color w:val="000000"/>
-          <w:sz w:val="24"/>
-        </w:rPr>
-        <w:hyperlink r:id="rId15" w:history="1">
-          <w:r>
-            <w:rPr>
-              <w:rStyle w:val="Hyperlink"/>
-            </w:rPr>
-            <w:t>Amster</w:t>
-          </w:r>
-        </w:hyperlink>
-      </w:r>
-      <w:r>
-        <w:rPr>
-          <w:u w:val="single" w:color="0000ff"/>
-          <w:rFonts w:ascii="Charis SIL Regular" w:hAnsi="Charis SIL Regular" w:eastAsia="Charis SIL Regular"/>
-          <w:b w:val="0"/>
-          <w:i w:val="0"/>
-          <w:color w:val="000000"/>
-          <w:sz w:val="24"/>
-        </w:rPr>
-        <w:hyperlink r:id="rId15" w:history="1">
-          <w:r>
-            <w:rPr>
-              <w:rStyle w:val="Hyperlink"/>
-            </w:rPr>
-            <w:t>dam</w:t>
-          </w:r>
-        </w:hyperlink>
-      </w:r>
-      <w:r>
-        <w:rPr>
-          <w:u w:val="single" w:color="0000ff"/>
-          <w:rFonts w:ascii="Charis SIL Regular" w:hAnsi="Charis SIL Regular" w:eastAsia="Charis SIL Regular"/>
-          <w:b w:val="0"/>
-          <w:i w:val="0"/>
-          <w:color w:val="000000"/>
-          <w:sz w:val="24"/>
-        </w:rPr>
-        <w:hyperlink r:id="rId15" w:history="1">
-          <w:r>
-            <w:rPr>
-              <w:rStyle w:val="Hyperlink"/>
-            </w:rPr>
-            <w:t>: Rijksmuse</w:t>
-          </w:r>
-        </w:hyperlink>
-      </w:r>
-      <w:r>
-        <w:rPr>
-          <w:u w:val="single" w:color="0000ff"/>
-          <w:rFonts w:ascii="Charis SIL Regular" w:hAnsi="Charis SIL Regular" w:eastAsia="Charis SIL Regular"/>
-          <w:b w:val="0"/>
-          <w:i w:val="0"/>
-          <w:color w:val="000000"/>
-          <w:sz w:val="24"/>
-        </w:rPr>
-        <w:hyperlink r:id="rId15" w:history="1">
-          <w:r>
-            <w:rPr>
-              <w:rStyle w:val="Hyperlink"/>
-            </w:rPr>
-            <w:t>u</w:t>
-          </w:r>
-        </w:hyperlink>
-      </w:r>
-      <w:r>
-        <w:rPr>
-          <w:u w:val="single" w:color="0000ff"/>
-          <w:rFonts w:ascii="Charis SIL Regular" w:hAnsi="Charis SIL Regular" w:eastAsia="Charis SIL Regular"/>
-          <w:b w:val="0"/>
-          <w:i w:val="0"/>
-          <w:color w:val="000000"/>
-          <w:sz w:val="24"/>
-        </w:rPr>
-        <w:t>m</w:t>
-      </w:r>
-      <w:r>
-        <w:rPr>
-          <w:rFonts w:ascii="Charis SIL Regular" w:hAnsi="Charis SIL Regular" w:eastAsia="Charis SIL Regular"/>
-          <w:b w:val="0"/>
-          <w:i w:val="0"/>
-          <w:color w:val="000000"/>
-          <w:sz w:val="24"/>
-        </w:rPr>
-        <w:t xml:space="preserve">, </w:t>
+        <w:t xml:space="preserve"> (Amsterdam: Rijksmuseum, </w:t>
       </w:r>
       <w:r>
         <w:rPr>
@@ -3831,7 +4020,14 @@
           <w:color w:val="000000"/>
           <w:sz w:val="24"/>
         </w:rPr>
-        <w:t>r het Cu</w:t>
+        <w:hyperlink r:id="rId10" w:history="1">
+          <w:r>
+            <w:rPr>
+              <w:rStyle w:val="Hyperlink"/>
+            </w:rPr>
+            <w:t>r het Cu</w:t>
+          </w:r>
+        </w:hyperlink>
       </w:r>
       <w:r>
         <w:rPr>
@@ -3896,7 +4092,14 @@
           <w:color w:val="000000"/>
           <w:sz w:val="24"/>
         </w:rPr>
-        <w:t>, 202</w:t>
+        <w:hyperlink r:id="rId10" w:history="1">
+          <w:r>
+            <w:rPr>
+              <w:rStyle w:val="Hyperlink"/>
+            </w:rPr>
+            <w:t>, 202</w:t>
+          </w:r>
+        </w:hyperlink>
       </w:r>
       <w:r>
         <w:rPr>
@@ -4217,7 +4420,34 @@
           <w:color w:val="000000"/>
           <w:sz w:val="24"/>
         </w:rPr>
-        <w:t xml:space="preserve">•  Lang, Sabine (ed.), </w:t>
+        <w:t xml:space="preserve">•  </w:t>
+      </w:r>
+      <w:r>
+        <w:rPr>
+          <w:rFonts w:ascii="Charis SIL Regular" w:hAnsi="Charis SIL Regular" w:eastAsia="Charis SIL Regular"/>
+          <w:b w:val="0"/>
+          <w:i w:val="0"/>
+          <w:color w:val="000000"/>
+          <w:sz w:val="24"/>
+        </w:rPr>
+        <w:hyperlink r:id="rId16" w:history="1">
+          <w:r>
+            <w:rPr>
+              <w:rStyle w:val="Hyperlink"/>
+            </w:rPr>
+            <w:t>Lang, Sa</w:t>
+          </w:r>
+        </w:hyperlink>
+      </w:r>
+      <w:r>
+        <w:rPr>
+          <w:rFonts w:ascii="Charis SIL Regular" w:hAnsi="Charis SIL Regular" w:eastAsia="Charis SIL Regular"/>
+          <w:b w:val="0"/>
+          <w:i w:val="0"/>
+          <w:color w:val="000000"/>
+          <w:sz w:val="24"/>
+        </w:rPr>
+        <w:t xml:space="preserve">bine (ed.), </w:t>
       </w:r>
       <w:r>
         <w:rPr>
@@ -4506,7 +4736,32 @@
           <w:color w:val="000000"/>
           <w:sz w:val="24"/>
         </w:rPr>
-        <w:t>n (German M</w:t>
+        <w:hyperlink r:id="rId17" w:history="1">
+          <w:r>
+            <w:rPr>
+              <w:rStyle w:val="Hyperlink"/>
+            </w:rPr>
+            <w:t>n (Germa</w:t>
+          </w:r>
+        </w:hyperlink>
+      </w:r>
+      <w:r>
+        <w:rPr>
+          <w:u w:val="single" w:color="0000ff"/>
+          <w:rFonts w:ascii="Charis SIL Regular" w:hAnsi="Charis SIL Regular" w:eastAsia="Charis SIL Regular"/>
+          <w:b w:val="0"/>
+          <w:i w:val="0"/>
+          <w:color w:val="000000"/>
+          <w:sz w:val="24"/>
+        </w:rPr>
+        <w:hyperlink r:id="rId17" w:history="1">
+          <w:r>
+            <w:rPr>
+              <w:rStyle w:val="Hyperlink"/>
+            </w:rPr>
+            <w:t>n M</w:t>
+          </w:r>
+        </w:hyperlink>
       </w:r>
       <w:r>
         <w:rPr>
@@ -4546,7 +4801,14 @@
           <w:color w:val="000000"/>
           <w:sz w:val="24"/>
         </w:rPr>
-        <w:t>Associatio</w:t>
+        <w:hyperlink r:id="rId17" w:history="1">
+          <w:r>
+            <w:rPr>
+              <w:rStyle w:val="Hyperlink"/>
+            </w:rPr>
+            <w:t>Associatio</w:t>
+          </w:r>
+        </w:hyperlink>
       </w:r>
       <w:r>
         <w:rPr>
@@ -4575,7 +4837,14 @@
           <w:color w:val="000000"/>
           <w:sz w:val="24"/>
         </w:rPr>
-        <w:t>19</w:t>
+        <w:hyperlink r:id="rId17" w:history="1">
+          <w:r>
+            <w:rPr>
+              <w:rStyle w:val="Hyperlink"/>
+            </w:rPr>
+            <w:t>19</w:t>
+          </w:r>
+        </w:hyperlink>
       </w:r>
       <w:r>
         <w:rPr>
@@ -4616,7 +4885,34 @@
           <w:color w:val="000000"/>
           <w:sz w:val="24"/>
         </w:rPr>
-        <w:t xml:space="preserve">•  Deterts, Dorothea (ed.), </w:t>
+        <w:t xml:space="preserve">•  </w:t>
+      </w:r>
+      <w:r>
+        <w:rPr>
+          <w:rFonts w:ascii="Charis SIL Regular" w:hAnsi="Charis SIL Regular" w:eastAsia="Charis SIL Regular"/>
+          <w:b w:val="0"/>
+          <w:i w:val="0"/>
+          <w:color w:val="000000"/>
+          <w:sz w:val="24"/>
+        </w:rPr>
+        <w:hyperlink r:id="rId17" w:history="1">
+          <w:r>
+            <w:rPr>
+              <w:rStyle w:val="Hyperlink"/>
+            </w:rPr>
+            <w:t xml:space="preserve">Deterts, </w:t>
+          </w:r>
+        </w:hyperlink>
+      </w:r>
+      <w:r>
+        <w:rPr>
+          <w:rFonts w:ascii="Charis SIL Regular" w:hAnsi="Charis SIL Regular" w:eastAsia="Charis SIL Regular"/>
+          <w:b w:val="0"/>
+          <w:i w:val="0"/>
+          <w:color w:val="000000"/>
+          <w:sz w:val="24"/>
+        </w:rPr>
+        <w:t xml:space="preserve">Dorothea (ed.), </w:t>
       </w:r>
       <w:r>
         <w:rPr>
@@ -5375,6 +5671,7 @@
       </w:r>
       <w:r>
         <w:rPr>
+          <w:u w:val="single" w:color="0000ff"/>
           <w:rFonts w:ascii="Charis SIL Regular" w:hAnsi="Charis SIL Regular" w:eastAsia="Charis SIL Regular"/>
           <w:b w:val="0"/>
           <w:i w:val="0"/>

--- a/EXPORTS/DOCX/published/niveau1/English/DoingResearch.docx
+++ b/EXPORTS/DOCX/published/niveau1/English/DoingResearch.docx
@@ -465,72 +465,7 @@
           <w:sz w:val="24"/>
           <w:u w:val="single"/>
         </w:rPr>
-        <w:hyperlink r:id="rId9" w:history="1">
-          <w:r>
-            <w:rPr>
-              <w:rStyle w:val="Hyperlink"/>
-            </w:rPr>
-            <w:t>and</w:t>
-          </w:r>
-        </w:hyperlink>
-      </w:r>
-      <w:r>
-        <w:rPr>
-          <w:rFonts w:ascii="Charis SIL Italic" w:hAnsi="Charis SIL Italic" w:eastAsia="Charis SIL Italic"/>
-          <w:b w:val="0"/>
-          <w:i/>
-          <w:color w:val="0000FF"/>
-          <w:sz w:val="24"/>
-          <w:u w:val="single"/>
-        </w:rPr>
-        <w:t xml:space="preserve"> </w:t>
-      </w:r>
-      <w:r>
-        <w:rPr>
-          <w:rFonts w:ascii="Charis SIL Italic" w:hAnsi="Charis SIL Italic" w:eastAsia="Charis SIL Italic"/>
-          <w:b w:val="0"/>
-          <w:i/>
-          <w:color w:val="0000FF"/>
-          <w:sz w:val="24"/>
-          <w:u w:val="single"/>
-        </w:rPr>
-        <w:hyperlink r:id="rId9" w:history="1">
-          <w:r>
-            <w:rPr>
-              <w:rStyle w:val="Hyperlink"/>
-            </w:rPr>
-            <w:t>collections</w:t>
-          </w:r>
-        </w:hyperlink>
-      </w:r>
-      <w:r>
-        <w:rPr>
-          <w:rFonts w:ascii="Charis SIL Italic" w:hAnsi="Charis SIL Italic" w:eastAsia="Charis SIL Italic"/>
-          <w:b w:val="0"/>
-          <w:i/>
-          <w:color w:val="0000FF"/>
-          <w:sz w:val="24"/>
-          <w:u w:val="single"/>
-        </w:rPr>
-        <w:t xml:space="preserve"> </w:t>
-      </w:r>
-      <w:r>
-        <w:rPr>
-          <w:rFonts w:ascii="Charis SIL Italic" w:hAnsi="Charis SIL Italic" w:eastAsia="Charis SIL Italic"/>
-          <w:b w:val="0"/>
-          <w:i/>
-          <w:color w:val="0000FF"/>
-          <w:sz w:val="24"/>
-          <w:u w:val="single"/>
-        </w:rPr>
-        <w:hyperlink r:id="rId9" w:history="1">
-          <w:r>
-            <w:rPr>
-              <w:rStyle w:val="Hyperlink"/>
-            </w:rPr>
-            <w:t>acqui</w:t>
-          </w:r>
-        </w:hyperlink>
+        <w:t>and collections acqui</w:t>
       </w:r>
       <w:r>
         <w:rPr>
@@ -889,6 +824,7 @@
           <w:i/>
           <w:color w:val="0000FF"/>
           <w:sz w:val="24"/>
+          <w:u w:val="single"/>
         </w:rPr>
         <w:hyperlink r:id="rId9" w:history="1">
           <w:r>
@@ -919,7 +855,7 @@
           <w:sz w:val="24"/>
           <w:u w:val="single"/>
         </w:rPr>
-        <w:hyperlink r:id="rId10" w:history="1">
+        <w:hyperlink r:id="rId9" w:history="1">
           <w:r>
             <w:rPr>
               <w:rStyle w:val="Hyperlink"/>
@@ -937,7 +873,7 @@
           <w:sz w:val="24"/>
           <w:u w:val="single"/>
         </w:rPr>
-        <w:hyperlink r:id="rId10" w:history="1">
+        <w:hyperlink r:id="rId9" w:history="1">
           <w:r>
             <w:rPr>
               <w:rStyle w:val="Hyperlink"/>
@@ -955,7 +891,7 @@
           <w:sz w:val="24"/>
           <w:u w:val="single"/>
         </w:rPr>
-        <w:hyperlink r:id="rId10" w:history="1">
+        <w:hyperlink r:id="rId9" w:history="1">
           <w:r>
             <w:rPr>
               <w:rStyle w:val="Hyperlink"/>
@@ -1002,7 +938,7 @@
           <w:sz w:val="24"/>
           <w:u w:val="single"/>
         </w:rPr>
-        <w:hyperlink r:id="rId9" w:history="1">
+        <w:hyperlink r:id="rId10" w:history="1">
           <w:r>
             <w:rPr>
               <w:rStyle w:val="Hyperlink"/>
@@ -1018,35 +954,14 @@
           <w:i/>
           <w:color w:val="0000FF"/>
           <w:sz w:val="24"/>
-        </w:rPr>
-        <w:t>m</w:t>
-      </w:r>
-      <w:r>
-        <w:rPr>
-          <w:rFonts w:ascii="Charis SIL Italic" w:hAnsi="Charis SIL Italic" w:eastAsia="Charis SIL Italic"/>
-          <w:b w:val="0"/>
-          <w:i/>
-          <w:color w:val="0000FF"/>
-          <w:sz w:val="24"/>
           <w:u w:val="single"/>
         </w:rPr>
-        <w:t xml:space="preserve"> </w:t>
-      </w:r>
-      <w:r>
-        <w:rPr>
-          <w:rFonts w:ascii="Charis SIL Italic" w:hAnsi="Charis SIL Italic" w:eastAsia="Charis SIL Italic"/>
-          <w:b w:val="0"/>
-          <w:i/>
-          <w:color w:val="0000FF"/>
-          <w:sz w:val="24"/>
-          <w:u w:val="single"/>
-        </w:rPr>
-        <w:hyperlink r:id="rId9" w:history="1">
+        <w:hyperlink r:id="rId10" w:history="1">
           <w:r>
             <w:rPr>
               <w:rStyle w:val="Hyperlink"/>
             </w:rPr>
-            <w:t>a</w:t>
+            <w:t>m</w:t>
           </w:r>
         </w:hyperlink>
       </w:r>
@@ -1059,25 +974,7 @@
           <w:sz w:val="24"/>
           <w:u w:val="single"/>
         </w:rPr>
-        <w:t xml:space="preserve"> </w:t>
-      </w:r>
-      <w:r>
-        <w:rPr>
-          <w:rFonts w:ascii="Charis SIL Italic" w:hAnsi="Charis SIL Italic" w:eastAsia="Charis SIL Italic"/>
-          <w:b w:val="0"/>
-          <w:i/>
-          <w:color w:val="0000FF"/>
-          <w:sz w:val="24"/>
-          <w:u w:val="single"/>
-        </w:rPr>
-        <w:hyperlink r:id="rId9" w:history="1">
-          <w:r>
-            <w:rPr>
-              <w:rStyle w:val="Hyperlink"/>
-            </w:rPr>
-            <w:t>coloni</w:t>
-          </w:r>
-        </w:hyperlink>
+        <w:t xml:space="preserve"> a coloni</w:t>
       </w:r>
       <w:r>
         <w:rPr>
@@ -1175,7 +1072,7 @@
           <w:sz w:val="24"/>
           <w:u w:val="single"/>
         </w:rPr>
-        <w:hyperlink r:id="rId10" w:history="1">
+        <w:hyperlink r:id="rId9" w:history="1">
           <w:r>
             <w:rPr>
               <w:rStyle w:val="Hyperlink"/>
@@ -1210,7 +1107,61 @@
           <w:color w:val="000000"/>
           <w:sz w:val="24"/>
         </w:rPr>
-        <w:t>y the Cultural Heritage Agency of the Ne</w:t>
+        <w:t>y the Cultural Herita</w:t>
+      </w:r>
+      <w:r>
+        <w:rPr>
+          <w:u w:val="single" w:color="0000ff"/>
+          <w:rFonts w:ascii="Charis SIL Regular" w:hAnsi="Charis SIL Regular" w:eastAsia="Charis SIL Regular"/>
+          <w:b w:val="0"/>
+          <w:i w:val="0"/>
+          <w:color w:val="000000"/>
+          <w:sz w:val="24"/>
+        </w:rPr>
+        <w:hyperlink r:id="rId10" w:history="1">
+          <w:r>
+            <w:rPr>
+              <w:rStyle w:val="Hyperlink"/>
+            </w:rPr>
+            <w:t xml:space="preserve">ge Agency </w:t>
+          </w:r>
+        </w:hyperlink>
+      </w:r>
+      <w:r>
+        <w:rPr>
+          <w:u w:val="single" w:color="0000ff"/>
+          <w:rFonts w:ascii="Charis SIL Regular" w:hAnsi="Charis SIL Regular" w:eastAsia="Charis SIL Regular"/>
+          <w:b w:val="0"/>
+          <w:i w:val="0"/>
+          <w:color w:val="000000"/>
+          <w:sz w:val="24"/>
+        </w:rPr>
+        <w:hyperlink r:id="rId10" w:history="1">
+          <w:r>
+            <w:rPr>
+              <w:rStyle w:val="Hyperlink"/>
+            </w:rPr>
+            <w:t>o</w:t>
+          </w:r>
+        </w:hyperlink>
+      </w:r>
+      <w:r>
+        <w:rPr>
+          <w:u w:val="single" w:color="0000ff"/>
+          <w:rFonts w:ascii="Charis SIL Regular" w:hAnsi="Charis SIL Regular" w:eastAsia="Charis SIL Regular"/>
+          <w:b w:val="0"/>
+          <w:i w:val="0"/>
+          <w:color w:val="000000"/>
+          <w:sz w:val="24"/>
+        </w:rPr>
+        <w:hyperlink r:id="rId10" w:history="1">
+          <w:r>
+            <w:rPr>
+              <w:rStyle w:val="Hyperlink"/>
+            </w:rPr>
+            <w:t>f the Ne</w:t>
+          </w:r>
+        </w:hyperlink>
       </w:r>
       <w:r>
         <w:rPr>
@@ -2537,7 +2488,50 @@
           <w:color w:val="000000"/>
           <w:sz w:val="24"/>
         </w:rPr>
-        <w:t xml:space="preserve"> (Dutch only) wa</w:t>
+        <w:hyperlink r:id="rId12" w:history="1">
+          <w:r>
+            <w:rPr>
+              <w:rStyle w:val="Hyperlink"/>
+            </w:rPr>
+            <w:t xml:space="preserve"> (Dut</w:t>
+          </w:r>
+        </w:hyperlink>
+      </w:r>
+      <w:r>
+        <w:rPr>
+          <w:u w:val="single" w:color="0000ff"/>
+          <w:rFonts w:ascii="Charis SIL Regular" w:hAnsi="Charis SIL Regular" w:eastAsia="Charis SIL Regular"/>
+          <w:b w:val="0"/>
+          <w:i w:val="0"/>
+          <w:color w:val="000000"/>
+          <w:sz w:val="24"/>
+        </w:rPr>
+        <w:hyperlink r:id="rId12" w:history="1">
+          <w:r>
+            <w:rPr>
+              <w:rStyle w:val="Hyperlink"/>
+            </w:rPr>
+            <w:t>c</w:t>
+          </w:r>
+        </w:hyperlink>
+      </w:r>
+      <w:r>
+        <w:rPr>
+          <w:u w:val="single" w:color="0000ff"/>
+          <w:rFonts w:ascii="Charis SIL Regular" w:hAnsi="Charis SIL Regular" w:eastAsia="Charis SIL Regular"/>
+          <w:b w:val="0"/>
+          <w:i w:val="0"/>
+          <w:color w:val="000000"/>
+          <w:sz w:val="24"/>
+        </w:rPr>
+        <w:hyperlink r:id="rId12" w:history="1">
+          <w:r>
+            <w:rPr>
+              <w:rStyle w:val="Hyperlink"/>
+            </w:rPr>
+            <w:t>h only) wa</w:t>
+          </w:r>
+        </w:hyperlink>
       </w:r>
       <w:r>
         <w:rPr>
@@ -2641,13 +2635,21 @@
       </w:r>
       <w:r>
         <w:rPr>
+          <w:u w:val="single" w:color="0000ff"/>
           <w:rFonts w:ascii="Charis SIL Regular" w:hAnsi="Charis SIL Regular" w:eastAsia="Charis SIL Regular"/>
           <w:b w:val="0"/>
           <w:i w:val="0"/>
           <w:color w:val="000000"/>
           <w:sz w:val="24"/>
         </w:rPr>
-        <w:t>s o</w:t>
+        <w:hyperlink r:id="rId13" w:history="1">
+          <w:r>
+            <w:rPr>
+              <w:rStyle w:val="Hyperlink"/>
+            </w:rPr>
+            <w:t>s o</w:t>
+          </w:r>
+        </w:hyperlink>
       </w:r>
       <w:r>
         <w:rPr>
@@ -3320,7 +3322,6 @@
           <w:i/>
           <w:color w:val="0000FF"/>
           <w:sz w:val="24"/>
-          <w:u w:val="single"/>
         </w:rPr>
         <w:t>e</w:t>
       </w:r>
@@ -3648,13 +3649,96 @@
       </w:r>
       <w:r>
         <w:rPr>
+          <w:u w:val="single" w:color="0000ff"/>
           <w:rFonts w:ascii="Charis SIL Regular" w:hAnsi="Charis SIL Regular" w:eastAsia="Charis SIL Regular"/>
           <w:b w:val="0"/>
           <w:i w:val="0"/>
           <w:color w:val="000000"/>
           <w:sz w:val="24"/>
         </w:rPr>
-        <w:t xml:space="preserve"> (Amsterdam: Rijksmuseum, </w:t>
+        <w:hyperlink r:id="rId15" w:history="1">
+          <w:r>
+            <w:rPr>
+              <w:rStyle w:val="Hyperlink"/>
+            </w:rPr>
+            <w:t xml:space="preserve"> (</w:t>
+          </w:r>
+        </w:hyperlink>
+      </w:r>
+      <w:r>
+        <w:rPr>
+          <w:u w:val="single" w:color="0000ff"/>
+          <w:rFonts w:ascii="Charis SIL Regular" w:hAnsi="Charis SIL Regular" w:eastAsia="Charis SIL Regular"/>
+          <w:b w:val="0"/>
+          <w:i w:val="0"/>
+          <w:color w:val="000000"/>
+          <w:sz w:val="24"/>
+        </w:rPr>
+        <w:t>Amster</w:t>
+      </w:r>
+      <w:r>
+        <w:rPr>
+          <w:u w:val="single" w:color="0000ff"/>
+          <w:rFonts w:ascii="Charis SIL Regular" w:hAnsi="Charis SIL Regular" w:eastAsia="Charis SIL Regular"/>
+          <w:b w:val="0"/>
+          <w:i w:val="0"/>
+          <w:color w:val="000000"/>
+          <w:sz w:val="24"/>
+        </w:rPr>
+        <w:hyperlink r:id="rId15" w:history="1">
+          <w:r>
+            <w:rPr>
+              <w:rStyle w:val="Hyperlink"/>
+            </w:rPr>
+            <w:t>dam</w:t>
+          </w:r>
+        </w:hyperlink>
+      </w:r>
+      <w:r>
+        <w:rPr>
+          <w:u w:val="single" w:color="0000ff"/>
+          <w:rFonts w:ascii="Charis SIL Regular" w:hAnsi="Charis SIL Regular" w:eastAsia="Charis SIL Regular"/>
+          <w:b w:val="0"/>
+          <w:i w:val="0"/>
+          <w:color w:val="000000"/>
+          <w:sz w:val="24"/>
+        </w:rPr>
+        <w:hyperlink r:id="rId15" w:history="1">
+          <w:r>
+            <w:rPr>
+              <w:rStyle w:val="Hyperlink"/>
+            </w:rPr>
+            <w:t>: Rijksmuse</w:t>
+          </w:r>
+        </w:hyperlink>
+      </w:r>
+      <w:r>
+        <w:rPr>
+          <w:u w:val="single" w:color="0000ff"/>
+          <w:rFonts w:ascii="Charis SIL Regular" w:hAnsi="Charis SIL Regular" w:eastAsia="Charis SIL Regular"/>
+          <w:b w:val="0"/>
+          <w:i w:val="0"/>
+          <w:color w:val="000000"/>
+          <w:sz w:val="24"/>
+        </w:rPr>
+        <w:hyperlink r:id="rId15" w:history="1">
+          <w:r>
+            <w:rPr>
+              <w:rStyle w:val="Hyperlink"/>
+            </w:rPr>
+            <w:t>u</w:t>
+          </w:r>
+        </w:hyperlink>
+      </w:r>
+      <w:r>
+        <w:rPr>
+          <w:rFonts w:ascii="Charis SIL Regular" w:hAnsi="Charis SIL Regular" w:eastAsia="Charis SIL Regular"/>
+          <w:b w:val="0"/>
+          <w:i w:val="0"/>
+          <w:color w:val="000000"/>
+          <w:sz w:val="24"/>
+        </w:rPr>
+        <w:t xml:space="preserve">m, </w:t>
       </w:r>
       <w:r>
         <w:rPr>
@@ -4420,34 +4504,7 @@
           <w:color w:val="000000"/>
           <w:sz w:val="24"/>
         </w:rPr>
-        <w:t xml:space="preserve">•  </w:t>
-      </w:r>
-      <w:r>
-        <w:rPr>
-          <w:rFonts w:ascii="Charis SIL Regular" w:hAnsi="Charis SIL Regular" w:eastAsia="Charis SIL Regular"/>
-          <w:b w:val="0"/>
-          <w:i w:val="0"/>
-          <w:color w:val="000000"/>
-          <w:sz w:val="24"/>
-        </w:rPr>
-        <w:hyperlink r:id="rId16" w:history="1">
-          <w:r>
-            <w:rPr>
-              <w:rStyle w:val="Hyperlink"/>
-            </w:rPr>
-            <w:t>Lang, Sa</w:t>
-          </w:r>
-        </w:hyperlink>
-      </w:r>
-      <w:r>
-        <w:rPr>
-          <w:rFonts w:ascii="Charis SIL Regular" w:hAnsi="Charis SIL Regular" w:eastAsia="Charis SIL Regular"/>
-          <w:b w:val="0"/>
-          <w:i w:val="0"/>
-          <w:color w:val="000000"/>
-          <w:sz w:val="24"/>
-        </w:rPr>
-        <w:t xml:space="preserve">bine (ed.), </w:t>
+        <w:t xml:space="preserve">•  Lang, Sabine (ed.), </w:t>
       </w:r>
       <w:r>
         <w:rPr>
@@ -4725,90 +4782,7 @@
           <w:color w:val="000000"/>
           <w:sz w:val="24"/>
         </w:rPr>
-        <w:t>. 2nd Editio</w:t>
-      </w:r>
-      <w:r>
-        <w:rPr>
-          <w:u w:val="single" w:color="0000ff"/>
-          <w:rFonts w:ascii="Charis SIL Regular" w:hAnsi="Charis SIL Regular" w:eastAsia="Charis SIL Regular"/>
-          <w:b w:val="0"/>
-          <w:i w:val="0"/>
-          <w:color w:val="000000"/>
-          <w:sz w:val="24"/>
-        </w:rPr>
-        <w:hyperlink r:id="rId17" w:history="1">
-          <w:r>
-            <w:rPr>
-              <w:rStyle w:val="Hyperlink"/>
-            </w:rPr>
-            <w:t>n (Germa</w:t>
-          </w:r>
-        </w:hyperlink>
-      </w:r>
-      <w:r>
-        <w:rPr>
-          <w:u w:val="single" w:color="0000ff"/>
-          <w:rFonts w:ascii="Charis SIL Regular" w:hAnsi="Charis SIL Regular" w:eastAsia="Charis SIL Regular"/>
-          <w:b w:val="0"/>
-          <w:i w:val="0"/>
-          <w:color w:val="000000"/>
-          <w:sz w:val="24"/>
-        </w:rPr>
-        <w:hyperlink r:id="rId17" w:history="1">
-          <w:r>
-            <w:rPr>
-              <w:rStyle w:val="Hyperlink"/>
-            </w:rPr>
-            <w:t>n M</w:t>
-          </w:r>
-        </w:hyperlink>
-      </w:r>
-      <w:r>
-        <w:rPr>
-          <w:u w:val="single" w:color="0000ff"/>
-          <w:rFonts w:ascii="Charis SIL Regular" w:hAnsi="Charis SIL Regular" w:eastAsia="Charis SIL Regular"/>
-          <w:b w:val="0"/>
-          <w:i w:val="0"/>
-          <w:color w:val="000000"/>
-          <w:sz w:val="24"/>
-        </w:rPr>
-        <w:hyperlink r:id="rId17" w:history="1">
-          <w:r>
-            <w:rPr>
-              <w:rStyle w:val="Hyperlink"/>
-            </w:rPr>
-            <w:t>useums</w:t>
-          </w:r>
-        </w:hyperlink>
-      </w:r>
-      <w:r>
-        <w:rPr>
-          <w:u w:val="single" w:color="0000ff"/>
-          <w:rFonts w:ascii="Charis SIL Regular" w:hAnsi="Charis SIL Regular" w:eastAsia="Charis SIL Regular"/>
-          <w:b w:val="0"/>
-          <w:i w:val="0"/>
-          <w:color w:val="000000"/>
-          <w:sz w:val="24"/>
-        </w:rPr>
-        <w:t xml:space="preserve"> </w:t>
-      </w:r>
-      <w:r>
-        <w:rPr>
-          <w:u w:val="single" w:color="0000ff"/>
-          <w:rFonts w:ascii="Charis SIL Regular" w:hAnsi="Charis SIL Regular" w:eastAsia="Charis SIL Regular"/>
-          <w:b w:val="0"/>
-          <w:i w:val="0"/>
-          <w:color w:val="000000"/>
-          <w:sz w:val="24"/>
-        </w:rPr>
-        <w:hyperlink r:id="rId17" w:history="1">
-          <w:r>
-            <w:rPr>
-              <w:rStyle w:val="Hyperlink"/>
-            </w:rPr>
-            <w:t>Associatio</w:t>
-          </w:r>
-        </w:hyperlink>
+        <w:t>. 2nd Edition (German Museums Associatio</w:t>
       </w:r>
       <w:r>
         <w:rPr>
@@ -5678,7 +5652,14 @@
           <w:color w:val="000000"/>
           <w:sz w:val="24"/>
         </w:rPr>
-        <w:t>herl</w:t>
+        <w:hyperlink r:id="rId12" w:history="1">
+          <w:r>
+            <w:rPr>
+              <w:rStyle w:val="Hyperlink"/>
+            </w:rPr>
+            <w:t>herl</w:t>
+          </w:r>
+        </w:hyperlink>
       </w:r>
       <w:r>
         <w:rPr>

--- a/EXPORTS/DOCX/published/niveau1/English/DoingResearch.docx
+++ b/EXPORTS/DOCX/published/niveau1/English/DoingResearch.docx
@@ -628,6 +628,16 @@
       </w:r>
       <w:r>
         <w:rPr>
+          <w:rFonts w:ascii="Charis SIL Regular" w:hAnsi="Charis SIL Regular" w:eastAsia="Charis SIL Regular"/>
+          <w:b w:val="0"/>
+          <w:i w:val="0"/>
+          <w:color w:val="000000"/>
+          <w:sz w:val="24"/>
+        </w:rPr>
+        <w:t xml:space="preserve"> and the publicatio</w:t>
+      </w:r>
+      <w:r>
+        <w:rPr>
           <w:u w:val="single" w:color="0000ff"/>
           <w:rFonts w:ascii="Charis SIL Regular" w:hAnsi="Charis SIL Regular" w:eastAsia="Charis SIL Regular"/>
           <w:b w:val="0"/>
@@ -640,18 +650,54 @@
             <w:rPr>
               <w:rStyle w:val="Hyperlink"/>
             </w:rPr>
-            <w:t xml:space="preserve"> and th</w:t>
+            <w:t xml:space="preserve">n </w:t>
           </w:r>
         </w:hyperlink>
       </w:r>
       <w:r>
         <w:rPr>
-          <w:u w:val="single" w:color="0000ff"/>
-          <w:rFonts w:ascii="Charis SIL Regular" w:hAnsi="Charis SIL Regular" w:eastAsia="Charis SIL Regular"/>
-          <w:b w:val="0"/>
-          <w:i w:val="0"/>
-          <w:color w:val="000000"/>
-          <w:sz w:val="24"/>
+          <w:rFonts w:ascii="Charis SIL Italic" w:hAnsi="Charis SIL Italic" w:eastAsia="Charis SIL Italic"/>
+          <w:b w:val="0"/>
+          <w:i/>
+          <w:color w:val="0000FF"/>
+          <w:sz w:val="24"/>
+          <w:u w:val="single"/>
+        </w:rPr>
+        <w:hyperlink r:id="rId9" w:history="1">
+          <w:r>
+            <w:rPr>
+              <w:rStyle w:val="Hyperlink"/>
+            </w:rPr>
+            <w:t>Provenan</w:t>
+          </w:r>
+        </w:hyperlink>
+      </w:r>
+      <w:r>
+        <w:rPr>
+          <w:rFonts w:ascii="Charis SIL Italic" w:hAnsi="Charis SIL Italic" w:eastAsia="Charis SIL Italic"/>
+          <w:b w:val="0"/>
+          <w:i/>
+          <w:color w:val="0000FF"/>
+          <w:sz w:val="24"/>
+          <w:u w:val="single"/>
+        </w:rPr>
+        <w:hyperlink r:id="rId9" w:history="1">
+          <w:r>
+            <w:rPr>
+              <w:rStyle w:val="Hyperlink"/>
+            </w:rPr>
+            <w:t>c</w:t>
+          </w:r>
+        </w:hyperlink>
+      </w:r>
+      <w:r>
+        <w:rPr>
+          <w:rFonts w:ascii="Charis SIL Italic" w:hAnsi="Charis SIL Italic" w:eastAsia="Charis SIL Italic"/>
+          <w:b w:val="0"/>
+          <w:i/>
+          <w:color w:val="0000FF"/>
+          <w:sz w:val="24"/>
+          <w:u w:val="single"/>
         </w:rPr>
         <w:hyperlink r:id="rId9" w:history="1">
           <w:r>
@@ -664,109 +710,95 @@
       </w:r>
       <w:r>
         <w:rPr>
-          <w:u w:val="single" w:color="0000ff"/>
-          <w:rFonts w:ascii="Charis SIL Regular" w:hAnsi="Charis SIL Regular" w:eastAsia="Charis SIL Regular"/>
-          <w:b w:val="0"/>
-          <w:i w:val="0"/>
-          <w:color w:val="000000"/>
-          <w:sz w:val="24"/>
+          <w:rFonts w:ascii="Charis SIL Italic" w:hAnsi="Charis SIL Italic" w:eastAsia="Charis SIL Italic"/>
+          <w:b w:val="0"/>
+          <w:i/>
+          <w:color w:val="0000FF"/>
+          <w:sz w:val="24"/>
+          <w:u w:val="single"/>
+        </w:rPr>
+        <w:t xml:space="preserve"> </w:t>
+      </w:r>
+      <w:r>
+        <w:rPr>
+          <w:rFonts w:ascii="Charis SIL Italic" w:hAnsi="Charis SIL Italic" w:eastAsia="Charis SIL Italic"/>
+          <w:b w:val="0"/>
+          <w:i/>
+          <w:color w:val="0000FF"/>
+          <w:sz w:val="24"/>
+          <w:u w:val="single"/>
         </w:rPr>
         <w:hyperlink r:id="rId9" w:history="1">
           <w:r>
             <w:rPr>
               <w:rStyle w:val="Hyperlink"/>
             </w:rPr>
-            <w:t xml:space="preserve"> publi</w:t>
+            <w:t>r</w:t>
           </w:r>
         </w:hyperlink>
       </w:r>
       <w:r>
         <w:rPr>
-          <w:u w:val="single" w:color="0000ff"/>
-          <w:rFonts w:ascii="Charis SIL Regular" w:hAnsi="Charis SIL Regular" w:eastAsia="Charis SIL Regular"/>
-          <w:b w:val="0"/>
-          <w:i w:val="0"/>
-          <w:color w:val="000000"/>
-          <w:sz w:val="24"/>
+          <w:rFonts w:ascii="Charis SIL Italic" w:hAnsi="Charis SIL Italic" w:eastAsia="Charis SIL Italic"/>
+          <w:b w:val="0"/>
+          <w:i/>
+          <w:color w:val="0000FF"/>
+          <w:sz w:val="24"/>
+          <w:u w:val="single"/>
         </w:rPr>
         <w:hyperlink r:id="rId9" w:history="1">
           <w:r>
             <w:rPr>
               <w:rStyle w:val="Hyperlink"/>
             </w:rPr>
-            <w:t>c</w:t>
+            <w:t>esearch</w:t>
           </w:r>
         </w:hyperlink>
       </w:r>
       <w:r>
         <w:rPr>
-          <w:u w:val="single" w:color="0000ff"/>
-          <w:rFonts w:ascii="Charis SIL Regular" w:hAnsi="Charis SIL Regular" w:eastAsia="Charis SIL Regular"/>
-          <w:b w:val="0"/>
-          <w:i w:val="0"/>
-          <w:color w:val="000000"/>
-          <w:sz w:val="24"/>
+          <w:rFonts w:ascii="Charis SIL Italic" w:hAnsi="Charis SIL Italic" w:eastAsia="Charis SIL Italic"/>
+          <w:b w:val="0"/>
+          <w:i/>
+          <w:color w:val="0000FF"/>
+          <w:sz w:val="24"/>
+          <w:u w:val="single"/>
+        </w:rPr>
+        <w:t xml:space="preserve"> </w:t>
+      </w:r>
+      <w:r>
+        <w:rPr>
+          <w:rFonts w:ascii="Charis SIL Italic" w:hAnsi="Charis SIL Italic" w:eastAsia="Charis SIL Italic"/>
+          <w:b w:val="0"/>
+          <w:i/>
+          <w:color w:val="0000FF"/>
+          <w:sz w:val="24"/>
+          <w:u w:val="single"/>
         </w:rPr>
         <w:hyperlink r:id="rId9" w:history="1">
           <w:r>
             <w:rPr>
               <w:rStyle w:val="Hyperlink"/>
             </w:rPr>
-            <w:t>atio</w:t>
+            <w:t xml:space="preserve">into </w:t>
           </w:r>
         </w:hyperlink>
       </w:r>
       <w:r>
         <w:rPr>
-          <w:u w:val="single" w:color="0000ff"/>
-          <w:rFonts w:ascii="Charis SIL Regular" w:hAnsi="Charis SIL Regular" w:eastAsia="Charis SIL Regular"/>
-          <w:b w:val="0"/>
-          <w:i w:val="0"/>
-          <w:color w:val="000000"/>
-          <w:sz w:val="24"/>
+          <w:rFonts w:ascii="Charis SIL Italic" w:hAnsi="Charis SIL Italic" w:eastAsia="Charis SIL Italic"/>
+          <w:b w:val="0"/>
+          <w:i/>
+          <w:color w:val="0000FF"/>
+          <w:sz w:val="24"/>
+          <w:u w:val="single"/>
         </w:rPr>
         <w:hyperlink r:id="rId9" w:history="1">
           <w:r>
             <w:rPr>
               <w:rStyle w:val="Hyperlink"/>
             </w:rPr>
-            <w:t xml:space="preserve">n </w:t>
-          </w:r>
-        </w:hyperlink>
-      </w:r>
-      <w:r>
-        <w:rPr>
-          <w:rFonts w:ascii="Charis SIL Italic" w:hAnsi="Charis SIL Italic" w:eastAsia="Charis SIL Italic"/>
-          <w:b w:val="0"/>
-          <w:i/>
-          <w:color w:val="0000FF"/>
-          <w:sz w:val="24"/>
-          <w:u w:val="single"/>
-        </w:rPr>
-        <w:hyperlink r:id="rId9" w:history="1">
-          <w:r>
-            <w:rPr>
-              <w:rStyle w:val="Hyperlink"/>
-            </w:rPr>
-            <w:t>Provenan</w:t>
-          </w:r>
-        </w:hyperlink>
-      </w:r>
-      <w:r>
-        <w:rPr>
-          <w:rFonts w:ascii="Charis SIL Italic" w:hAnsi="Charis SIL Italic" w:eastAsia="Charis SIL Italic"/>
-          <w:b w:val="0"/>
-          <w:i/>
-          <w:color w:val="0000FF"/>
-          <w:sz w:val="24"/>
-          <w:u w:val="single"/>
-        </w:rPr>
-        <w:hyperlink r:id="rId9" w:history="1">
-          <w:r>
-            <w:rPr>
-              <w:rStyle w:val="Hyperlink"/>
-            </w:rPr>
-            <w:t>c</w:t>
+            <w:t>coll</w:t>
           </w:r>
         </w:hyperlink>
       </w:r>
@@ -797,118 +829,6 @@
           <w:sz w:val="24"/>
           <w:u w:val="single"/>
         </w:rPr>
-        <w:t xml:space="preserve"> </w:t>
-      </w:r>
-      <w:r>
-        <w:rPr>
-          <w:rFonts w:ascii="Charis SIL Italic" w:hAnsi="Charis SIL Italic" w:eastAsia="Charis SIL Italic"/>
-          <w:b w:val="0"/>
-          <w:i/>
-          <w:color w:val="0000FF"/>
-          <w:sz w:val="24"/>
-          <w:u w:val="single"/>
-        </w:rPr>
-        <w:hyperlink r:id="rId9" w:history="1">
-          <w:r>
-            <w:rPr>
-              <w:rStyle w:val="Hyperlink"/>
-            </w:rPr>
-            <w:t>r</w:t>
-          </w:r>
-        </w:hyperlink>
-      </w:r>
-      <w:r>
-        <w:rPr>
-          <w:rFonts w:ascii="Charis SIL Italic" w:hAnsi="Charis SIL Italic" w:eastAsia="Charis SIL Italic"/>
-          <w:b w:val="0"/>
-          <w:i/>
-          <w:color w:val="0000FF"/>
-          <w:sz w:val="24"/>
-          <w:u w:val="single"/>
-        </w:rPr>
-        <w:hyperlink r:id="rId9" w:history="1">
-          <w:r>
-            <w:rPr>
-              <w:rStyle w:val="Hyperlink"/>
-            </w:rPr>
-            <w:t>esearch</w:t>
-          </w:r>
-        </w:hyperlink>
-      </w:r>
-      <w:r>
-        <w:rPr>
-          <w:rFonts w:ascii="Charis SIL Italic" w:hAnsi="Charis SIL Italic" w:eastAsia="Charis SIL Italic"/>
-          <w:b w:val="0"/>
-          <w:i/>
-          <w:color w:val="0000FF"/>
-          <w:sz w:val="24"/>
-          <w:u w:val="single"/>
-        </w:rPr>
-        <w:t xml:space="preserve"> </w:t>
-      </w:r>
-      <w:r>
-        <w:rPr>
-          <w:rFonts w:ascii="Charis SIL Italic" w:hAnsi="Charis SIL Italic" w:eastAsia="Charis SIL Italic"/>
-          <w:b w:val="0"/>
-          <w:i/>
-          <w:color w:val="0000FF"/>
-          <w:sz w:val="24"/>
-          <w:u w:val="single"/>
-        </w:rPr>
-        <w:hyperlink r:id="rId9" w:history="1">
-          <w:r>
-            <w:rPr>
-              <w:rStyle w:val="Hyperlink"/>
-            </w:rPr>
-            <w:t xml:space="preserve">into </w:t>
-          </w:r>
-        </w:hyperlink>
-      </w:r>
-      <w:r>
-        <w:rPr>
-          <w:rFonts w:ascii="Charis SIL Italic" w:hAnsi="Charis SIL Italic" w:eastAsia="Charis SIL Italic"/>
-          <w:b w:val="0"/>
-          <w:i/>
-          <w:color w:val="0000FF"/>
-          <w:sz w:val="24"/>
-          <w:u w:val="single"/>
-        </w:rPr>
-        <w:hyperlink r:id="rId9" w:history="1">
-          <w:r>
-            <w:rPr>
-              <w:rStyle w:val="Hyperlink"/>
-            </w:rPr>
-            <w:t>coll</w:t>
-          </w:r>
-        </w:hyperlink>
-      </w:r>
-      <w:r>
-        <w:rPr>
-          <w:rFonts w:ascii="Charis SIL Italic" w:hAnsi="Charis SIL Italic" w:eastAsia="Charis SIL Italic"/>
-          <w:b w:val="0"/>
-          <w:i/>
-          <w:color w:val="0000FF"/>
-          <w:sz w:val="24"/>
-          <w:u w:val="single"/>
-        </w:rPr>
-        <w:hyperlink r:id="rId9" w:history="1">
-          <w:r>
-            <w:rPr>
-              <w:rStyle w:val="Hyperlink"/>
-            </w:rPr>
-            <w:t>e</w:t>
-          </w:r>
-        </w:hyperlink>
-      </w:r>
-      <w:r>
-        <w:rPr>
-          <w:rFonts w:ascii="Charis SIL Italic" w:hAnsi="Charis SIL Italic" w:eastAsia="Charis SIL Italic"/>
-          <w:b w:val="0"/>
-          <w:i/>
-          <w:color w:val="0000FF"/>
-          <w:sz w:val="24"/>
-          <w:u w:val="single"/>
-        </w:rPr>
         <w:hyperlink r:id="rId9" w:history="1">
           <w:r>
             <w:rPr>
@@ -974,7 +894,54 @@
           <w:sz w:val="24"/>
           <w:u w:val="single"/>
         </w:rPr>
-        <w:t xml:space="preserve"> a coloni</w:t>
+        <w:t xml:space="preserve"> </w:t>
+      </w:r>
+      <w:r>
+        <w:rPr>
+          <w:rFonts w:ascii="Charis SIL Italic" w:hAnsi="Charis SIL Italic" w:eastAsia="Charis SIL Italic"/>
+          <w:b w:val="0"/>
+          <w:i/>
+          <w:color w:val="0000FF"/>
+          <w:sz w:val="24"/>
+          <w:u w:val="single"/>
+        </w:rPr>
+        <w:hyperlink r:id="rId10" w:history="1">
+          <w:r>
+            <w:rPr>
+              <w:rStyle w:val="Hyperlink"/>
+            </w:rPr>
+            <w:t>a</w:t>
+          </w:r>
+        </w:hyperlink>
+      </w:r>
+      <w:r>
+        <w:rPr>
+          <w:rFonts w:ascii="Charis SIL Italic" w:hAnsi="Charis SIL Italic" w:eastAsia="Charis SIL Italic"/>
+          <w:b w:val="0"/>
+          <w:i/>
+          <w:color w:val="0000FF"/>
+          <w:sz w:val="24"/>
+          <w:u w:val="single"/>
+        </w:rPr>
+        <w:t xml:space="preserve"> </w:t>
+      </w:r>
+      <w:r>
+        <w:rPr>
+          <w:rFonts w:ascii="Charis SIL Italic" w:hAnsi="Charis SIL Italic" w:eastAsia="Charis SIL Italic"/>
+          <w:b w:val="0"/>
+          <w:i/>
+          <w:color w:val="0000FF"/>
+          <w:sz w:val="24"/>
+          <w:u w:val="single"/>
+        </w:rPr>
+        <w:hyperlink r:id="rId10" w:history="1">
+          <w:r>
+            <w:rPr>
+              <w:rStyle w:val="Hyperlink"/>
+            </w:rPr>
+            <w:t>coloni</w:t>
+          </w:r>
+        </w:hyperlink>
       </w:r>
       <w:r>
         <w:rPr>
@@ -1217,14 +1184,7 @@
           <w:color w:val="000000"/>
           <w:sz w:val="24"/>
         </w:rPr>
-        <w:hyperlink r:id="rId10" w:history="1">
-          <w:r>
-            <w:rPr>
-              <w:rStyle w:val="Hyperlink"/>
-            </w:rPr>
-            <w:t>Other rele</w:t>
-          </w:r>
-        </w:hyperlink>
+        <w:t>Other rele</w:t>
       </w:r>
       <w:r>
         <w:rPr>
@@ -2689,14 +2649,7 @@
           <w:color w:val="000000"/>
           <w:sz w:val="24"/>
         </w:rPr>
-        <w:hyperlink r:id="rId13" w:history="1">
-          <w:r>
-            <w:rPr>
-              <w:rStyle w:val="Hyperlink"/>
-            </w:rPr>
-            <w:t>the Neth</w:t>
-          </w:r>
-        </w:hyperlink>
+        <w:t>the Neth</w:t>
       </w:r>
       <w:r>
         <w:rPr>
@@ -3410,54 +3363,7 @@
           <w:sz w:val="24"/>
           <w:u w:val="single"/>
         </w:rPr>
-        <w:t xml:space="preserve"> </w:t>
-      </w:r>
-      <w:r>
-        <w:rPr>
-          <w:rFonts w:ascii="Charis SIL Italic" w:hAnsi="Charis SIL Italic" w:eastAsia="Charis SIL Italic"/>
-          <w:b w:val="0"/>
-          <w:i/>
-          <w:color w:val="0000FF"/>
-          <w:sz w:val="24"/>
-          <w:u w:val="single"/>
-        </w:rPr>
-        <w:hyperlink r:id="rId15" w:history="1">
-          <w:r>
-            <w:rPr>
-              <w:rStyle w:val="Hyperlink"/>
-            </w:rPr>
-            <w:t>and</w:t>
-          </w:r>
-        </w:hyperlink>
-      </w:r>
-      <w:r>
-        <w:rPr>
-          <w:rFonts w:ascii="Charis SIL Italic" w:hAnsi="Charis SIL Italic" w:eastAsia="Charis SIL Italic"/>
-          <w:b w:val="0"/>
-          <w:i/>
-          <w:color w:val="0000FF"/>
-          <w:sz w:val="24"/>
-          <w:u w:val="single"/>
-        </w:rPr>
-        <w:t xml:space="preserve"> </w:t>
-      </w:r>
-      <w:r>
-        <w:rPr>
-          <w:rFonts w:ascii="Charis SIL Italic" w:hAnsi="Charis SIL Italic" w:eastAsia="Charis SIL Italic"/>
-          <w:b w:val="0"/>
-          <w:i/>
-          <w:color w:val="0000FF"/>
-          <w:sz w:val="24"/>
-          <w:u w:val="single"/>
-        </w:rPr>
-        <w:hyperlink r:id="rId15" w:history="1">
-          <w:r>
-            <w:rPr>
-              <w:rStyle w:val="Hyperlink"/>
-            </w:rPr>
-            <w:t>collections</w:t>
-          </w:r>
-        </w:hyperlink>
+        <w:t xml:space="preserve"> and collections</w:t>
       </w:r>
       <w:r>
         <w:rPr>
@@ -3674,7 +3580,14 @@
           <w:color w:val="000000"/>
           <w:sz w:val="24"/>
         </w:rPr>
-        <w:t>Amster</w:t>
+        <w:hyperlink r:id="rId15" w:history="1">
+          <w:r>
+            <w:rPr>
+              <w:rStyle w:val="Hyperlink"/>
+            </w:rPr>
+            <w:t>Amster</w:t>
+          </w:r>
+        </w:hyperlink>
       </w:r>
       <w:r>
         <w:rPr>
@@ -4057,133 +3970,7 @@
           <w:color w:val="000000"/>
           <w:sz w:val="24"/>
         </w:rPr>
-        <w:t xml:space="preserve"> (Amersfoort: Rijk</w:t>
-      </w:r>
-      <w:r>
-        <w:rPr>
-          <w:u w:val="single" w:color="0000ff"/>
-          <w:rFonts w:ascii="Charis SIL Regular" w:hAnsi="Charis SIL Regular" w:eastAsia="Charis SIL Regular"/>
-          <w:b w:val="0"/>
-          <w:i w:val="0"/>
-          <w:color w:val="000000"/>
-          <w:sz w:val="24"/>
-        </w:rPr>
-        <w:hyperlink r:id="rId10" w:history="1">
-          <w:r>
-            <w:rPr>
-              <w:rStyle w:val="Hyperlink"/>
-            </w:rPr>
-            <w:t>sdienst vo</w:t>
-          </w:r>
-        </w:hyperlink>
-      </w:r>
-      <w:r>
-        <w:rPr>
-          <w:u w:val="single" w:color="0000ff"/>
-          <w:rFonts w:ascii="Charis SIL Regular" w:hAnsi="Charis SIL Regular" w:eastAsia="Charis SIL Regular"/>
-          <w:b w:val="0"/>
-          <w:i w:val="0"/>
-          <w:color w:val="000000"/>
-          <w:sz w:val="24"/>
-        </w:rPr>
-        <w:hyperlink r:id="rId10" w:history="1">
-          <w:r>
-            <w:rPr>
-              <w:rStyle w:val="Hyperlink"/>
-            </w:rPr>
-            <w:t>o</w:t>
-          </w:r>
-        </w:hyperlink>
-      </w:r>
-      <w:r>
-        <w:rPr>
-          <w:u w:val="single" w:color="0000ff"/>
-          <w:rFonts w:ascii="Charis SIL Regular" w:hAnsi="Charis SIL Regular" w:eastAsia="Charis SIL Regular"/>
-          <w:b w:val="0"/>
-          <w:i w:val="0"/>
-          <w:color w:val="000000"/>
-          <w:sz w:val="24"/>
-        </w:rPr>
-        <w:hyperlink r:id="rId10" w:history="1">
-          <w:r>
-            <w:rPr>
-              <w:rStyle w:val="Hyperlink"/>
-            </w:rPr>
-            <w:t>r het Cu</w:t>
-          </w:r>
-        </w:hyperlink>
-      </w:r>
-      <w:r>
-        <w:rPr>
-          <w:u w:val="single" w:color="0000ff"/>
-          <w:rFonts w:ascii="Charis SIL Regular" w:hAnsi="Charis SIL Regular" w:eastAsia="Charis SIL Regular"/>
-          <w:b w:val="0"/>
-          <w:i w:val="0"/>
-          <w:color w:val="000000"/>
-          <w:sz w:val="24"/>
-        </w:rPr>
-        <w:hyperlink r:id="rId10" w:history="1">
-          <w:r>
-            <w:rPr>
-              <w:rStyle w:val="Hyperlink"/>
-            </w:rPr>
-            <w:t>ltur</w:t>
-          </w:r>
-        </w:hyperlink>
-      </w:r>
-      <w:r>
-        <w:rPr>
-          <w:u w:val="single" w:color="0000ff"/>
-          <w:rFonts w:ascii="Charis SIL Regular" w:hAnsi="Charis SIL Regular" w:eastAsia="Charis SIL Regular"/>
-          <w:b w:val="0"/>
-          <w:i w:val="0"/>
-          <w:color w:val="000000"/>
-          <w:sz w:val="24"/>
-        </w:rPr>
-        <w:hyperlink r:id="rId10" w:history="1">
-          <w:r>
-            <w:rPr>
-              <w:rStyle w:val="Hyperlink"/>
-            </w:rPr>
-            <w:t>e</w:t>
-          </w:r>
-        </w:hyperlink>
-      </w:r>
-      <w:r>
-        <w:rPr>
-          <w:u w:val="single" w:color="0000ff"/>
-          <w:rFonts w:ascii="Charis SIL Regular" w:hAnsi="Charis SIL Regular" w:eastAsia="Charis SIL Regular"/>
-          <w:b w:val="0"/>
-          <w:i w:val="0"/>
-          <w:color w:val="000000"/>
-          <w:sz w:val="24"/>
-        </w:rPr>
-        <w:hyperlink r:id="rId10" w:history="1">
-          <w:r>
-            <w:rPr>
-              <w:rStyle w:val="Hyperlink"/>
-            </w:rPr>
-            <w:t>el Erfgoed</w:t>
-          </w:r>
-        </w:hyperlink>
-      </w:r>
-      <w:r>
-        <w:rPr>
-          <w:u w:val="single" w:color="0000ff"/>
-          <w:rFonts w:ascii="Charis SIL Regular" w:hAnsi="Charis SIL Regular" w:eastAsia="Charis SIL Regular"/>
-          <w:b w:val="0"/>
-          <w:i w:val="0"/>
-          <w:color w:val="000000"/>
-          <w:sz w:val="24"/>
-        </w:rPr>
-        <w:hyperlink r:id="rId10" w:history="1">
-          <w:r>
-            <w:rPr>
-              <w:rStyle w:val="Hyperlink"/>
-            </w:rPr>
-            <w:t>, 202</w:t>
-          </w:r>
-        </w:hyperlink>
+        <w:t xml:space="preserve"> (Amersfoort: Rijksdienst voor het Cultureel Erfgoed, 202</w:t>
       </w:r>
       <w:r>
         <w:rPr>
@@ -4260,34 +4047,7 @@
           <w:color w:val="000000"/>
           <w:sz w:val="24"/>
         </w:rPr>
-        <w:t xml:space="preserve">•  </w:t>
-      </w:r>
-      <w:r>
-        <w:rPr>
-          <w:rFonts w:ascii="Charis SIL Regular" w:hAnsi="Charis SIL Regular" w:eastAsia="Charis SIL Regular"/>
-          <w:b w:val="0"/>
-          <w:i w:val="0"/>
-          <w:color w:val="000000"/>
-          <w:sz w:val="24"/>
-        </w:rPr>
-        <w:hyperlink r:id="rId10" w:history="1">
-          <w:r>
-            <w:rPr>
-              <w:rStyle w:val="Hyperlink"/>
-            </w:rPr>
-            <w:t xml:space="preserve">Yeide, </w:t>
-          </w:r>
-        </w:hyperlink>
-      </w:r>
-      <w:r>
-        <w:rPr>
-          <w:rFonts w:ascii="Charis SIL Regular" w:hAnsi="Charis SIL Regular" w:eastAsia="Charis SIL Regular"/>
-          <w:b w:val="0"/>
-          <w:i w:val="0"/>
-          <w:color w:val="000000"/>
-          <w:sz w:val="24"/>
-        </w:rPr>
-        <w:t>N</w:t>
+        <w:t>•  Yeide, N</w:t>
       </w:r>
       <w:r>
         <w:rPr>
@@ -4782,7 +4542,18 @@
           <w:color w:val="000000"/>
           <w:sz w:val="24"/>
         </w:rPr>
-        <w:t>. 2nd Edition (German Museums Associatio</w:t>
+        <w:t>. 2nd Editio</w:t>
+      </w:r>
+      <w:r>
+        <w:rPr>
+          <w:u w:val="single" w:color="0000ff"/>
+          <w:rFonts w:ascii="Charis SIL Regular" w:hAnsi="Charis SIL Regular" w:eastAsia="Charis SIL Regular"/>
+          <w:b w:val="0"/>
+          <w:i w:val="0"/>
+          <w:color w:val="000000"/>
+          <w:sz w:val="24"/>
+        </w:rPr>
+        <w:t>n (German M</w:t>
       </w:r>
       <w:r>
         <w:rPr>
@@ -4798,9 +4569,49 @@
             <w:rPr>
               <w:rStyle w:val="Hyperlink"/>
             </w:rPr>
-            <w:t>n, 20</w:t>
+            <w:t>useums</w:t>
           </w:r>
         </w:hyperlink>
+      </w:r>
+      <w:r>
+        <w:rPr>
+          <w:u w:val="single" w:color="0000ff"/>
+          <w:rFonts w:ascii="Charis SIL Regular" w:hAnsi="Charis SIL Regular" w:eastAsia="Charis SIL Regular"/>
+          <w:b w:val="0"/>
+          <w:i w:val="0"/>
+          <w:color w:val="000000"/>
+          <w:sz w:val="24"/>
+        </w:rPr>
+        <w:t xml:space="preserve"> </w:t>
+      </w:r>
+      <w:r>
+        <w:rPr>
+          <w:u w:val="single" w:color="0000ff"/>
+          <w:rFonts w:ascii="Charis SIL Regular" w:hAnsi="Charis SIL Regular" w:eastAsia="Charis SIL Regular"/>
+          <w:b w:val="0"/>
+          <w:i w:val="0"/>
+          <w:color w:val="000000"/>
+          <w:sz w:val="24"/>
+        </w:rPr>
+        <w:hyperlink r:id="rId17" w:history="1">
+          <w:r>
+            <w:rPr>
+              <w:rStyle w:val="Hyperlink"/>
+            </w:rPr>
+            <w:t>Associatio</w:t>
+          </w:r>
+        </w:hyperlink>
+      </w:r>
+      <w:r>
+        <w:rPr>
+          <w:u w:val="single" w:color="0000ff"/>
+          <w:rFonts w:ascii="Charis SIL Regular" w:hAnsi="Charis SIL Regular" w:eastAsia="Charis SIL Regular"/>
+          <w:b w:val="0"/>
+          <w:i w:val="0"/>
+          <w:color w:val="000000"/>
+          <w:sz w:val="24"/>
+        </w:rPr>
+        <w:t>n, 20</w:t>
       </w:r>
       <w:r>
         <w:rPr>
@@ -4859,34 +4670,7 @@
           <w:color w:val="000000"/>
           <w:sz w:val="24"/>
         </w:rPr>
-        <w:t xml:space="preserve">•  </w:t>
-      </w:r>
-      <w:r>
-        <w:rPr>
-          <w:rFonts w:ascii="Charis SIL Regular" w:hAnsi="Charis SIL Regular" w:eastAsia="Charis SIL Regular"/>
-          <w:b w:val="0"/>
-          <w:i w:val="0"/>
-          <w:color w:val="000000"/>
-          <w:sz w:val="24"/>
-        </w:rPr>
-        <w:hyperlink r:id="rId17" w:history="1">
-          <w:r>
-            <w:rPr>
-              <w:rStyle w:val="Hyperlink"/>
-            </w:rPr>
-            <w:t xml:space="preserve">Deterts, </w:t>
-          </w:r>
-        </w:hyperlink>
-      </w:r>
-      <w:r>
-        <w:rPr>
-          <w:rFonts w:ascii="Charis SIL Regular" w:hAnsi="Charis SIL Regular" w:eastAsia="Charis SIL Regular"/>
-          <w:b w:val="0"/>
-          <w:i w:val="0"/>
-          <w:color w:val="000000"/>
-          <w:sz w:val="24"/>
-        </w:rPr>
-        <w:t xml:space="preserve">Dorothea (ed.), </w:t>
+        <w:t xml:space="preserve">•  Deterts, Dorothea (ed.), </w:t>
       </w:r>
       <w:r>
         <w:rPr>

--- a/EXPORTS/DOCX/published/niveau1/English/DoingResearch.docx
+++ b/EXPORTS/DOCX/published/niveau1/English/DoingResearch.docx
@@ -338,7 +338,7 @@
             <w:rPr>
               <w:rStyle w:val="Hyperlink"/>
             </w:rPr>
-            <w:t>significan</w:t>
+            <w:t>significanc</w:t>
           </w:r>
         </w:hyperlink>
       </w:r>
@@ -349,23 +349,7 @@
           <w:i/>
           <w:color w:val="0000FF"/>
           <w:sz w:val="24"/>
-        </w:rPr>
-        <w:hyperlink r:id="rId9" w:history="1">
-          <w:r>
-            <w:rPr>
-              <w:rStyle w:val="Hyperlink"/>
-            </w:rPr>
-            <w:t>c</w:t>
-          </w:r>
-        </w:hyperlink>
-      </w:r>
-      <w:r>
-        <w:rPr>
-          <w:rFonts w:ascii="Charis SIL Italic" w:hAnsi="Charis SIL Italic" w:eastAsia="Charis SIL Italic"/>
-          <w:b w:val="0"/>
-          <w:i/>
-          <w:color w:val="0000FF"/>
-          <w:sz w:val="24"/>
+          <w:u w:val="single"/>
         </w:rPr>
         <w:t>e</w:t>
       </w:r>
@@ -423,9 +407,19 @@
             <w:rPr>
               <w:rStyle w:val="Hyperlink"/>
             </w:rPr>
-            <w:t>cultural</w:t>
+            <w:t>cultura</w:t>
           </w:r>
         </w:hyperlink>
+      </w:r>
+      <w:r>
+        <w:rPr>
+          <w:rFonts w:ascii="Charis SIL Italic" w:hAnsi="Charis SIL Italic" w:eastAsia="Charis SIL Italic"/>
+          <w:b w:val="0"/>
+          <w:i/>
+          <w:color w:val="0000FF"/>
+          <w:sz w:val="24"/>
+        </w:rPr>
+        <w:t>l</w:t>
       </w:r>
       <w:r>
         <w:rPr>
@@ -465,7 +459,72 @@
           <w:sz w:val="24"/>
           <w:u w:val="single"/>
         </w:rPr>
-        <w:t>and collections acqui</w:t>
+        <w:hyperlink r:id="rId9" w:history="1">
+          <w:r>
+            <w:rPr>
+              <w:rStyle w:val="Hyperlink"/>
+            </w:rPr>
+            <w:t>and</w:t>
+          </w:r>
+        </w:hyperlink>
+      </w:r>
+      <w:r>
+        <w:rPr>
+          <w:rFonts w:ascii="Charis SIL Italic" w:hAnsi="Charis SIL Italic" w:eastAsia="Charis SIL Italic"/>
+          <w:b w:val="0"/>
+          <w:i/>
+          <w:color w:val="0000FF"/>
+          <w:sz w:val="24"/>
+          <w:u w:val="single"/>
+        </w:rPr>
+        <w:t xml:space="preserve"> </w:t>
+      </w:r>
+      <w:r>
+        <w:rPr>
+          <w:rFonts w:ascii="Charis SIL Italic" w:hAnsi="Charis SIL Italic" w:eastAsia="Charis SIL Italic"/>
+          <w:b w:val="0"/>
+          <w:i/>
+          <w:color w:val="0000FF"/>
+          <w:sz w:val="24"/>
+          <w:u w:val="single"/>
+        </w:rPr>
+        <w:hyperlink r:id="rId9" w:history="1">
+          <w:r>
+            <w:rPr>
+              <w:rStyle w:val="Hyperlink"/>
+            </w:rPr>
+            <w:t>collections</w:t>
+          </w:r>
+        </w:hyperlink>
+      </w:r>
+      <w:r>
+        <w:rPr>
+          <w:rFonts w:ascii="Charis SIL Italic" w:hAnsi="Charis SIL Italic" w:eastAsia="Charis SIL Italic"/>
+          <w:b w:val="0"/>
+          <w:i/>
+          <w:color w:val="0000FF"/>
+          <w:sz w:val="24"/>
+          <w:u w:val="single"/>
+        </w:rPr>
+        <w:t xml:space="preserve"> </w:t>
+      </w:r>
+      <w:r>
+        <w:rPr>
+          <w:rFonts w:ascii="Charis SIL Italic" w:hAnsi="Charis SIL Italic" w:eastAsia="Charis SIL Italic"/>
+          <w:b w:val="0"/>
+          <w:i/>
+          <w:color w:val="0000FF"/>
+          <w:sz w:val="24"/>
+          <w:u w:val="single"/>
+        </w:rPr>
+        <w:hyperlink r:id="rId9" w:history="1">
+          <w:r>
+            <w:rPr>
+              <w:rStyle w:val="Hyperlink"/>
+            </w:rPr>
+            <w:t>acqui</w:t>
+          </w:r>
+        </w:hyperlink>
       </w:r>
       <w:r>
         <w:rPr>
@@ -628,16 +687,6 @@
       </w:r>
       <w:r>
         <w:rPr>
-          <w:rFonts w:ascii="Charis SIL Regular" w:hAnsi="Charis SIL Regular" w:eastAsia="Charis SIL Regular"/>
-          <w:b w:val="0"/>
-          <w:i w:val="0"/>
-          <w:color w:val="000000"/>
-          <w:sz w:val="24"/>
-        </w:rPr>
-        <w:t xml:space="preserve"> and the publicatio</w:t>
-      </w:r>
-      <w:r>
-        <w:rPr>
           <w:u w:val="single" w:color="0000ff"/>
           <w:rFonts w:ascii="Charis SIL Regular" w:hAnsi="Charis SIL Regular" w:eastAsia="Charis SIL Regular"/>
           <w:b w:val="0"/>
@@ -650,12 +699,23 @@
             <w:rPr>
               <w:rStyle w:val="Hyperlink"/>
             </w:rPr>
-            <w:t xml:space="preserve">n </w:t>
+            <w:t xml:space="preserve"> and th</w:t>
           </w:r>
         </w:hyperlink>
       </w:r>
       <w:r>
         <w:rPr>
+          <w:u w:val="single" w:color="0000ff"/>
+          <w:rFonts w:ascii="Charis SIL Regular" w:hAnsi="Charis SIL Regular" w:eastAsia="Charis SIL Regular"/>
+          <w:b w:val="0"/>
+          <w:i w:val="0"/>
+          <w:color w:val="000000"/>
+          <w:sz w:val="24"/>
+        </w:rPr>
+        <w:t xml:space="preserve">e publication </w:t>
+      </w:r>
+      <w:r>
+        <w:rPr>
           <w:rFonts w:ascii="Charis SIL Italic" w:hAnsi="Charis SIL Italic" w:eastAsia="Charis SIL Italic"/>
           <w:b w:val="0"/>
           <w:i/>
@@ -663,7 +723,7 @@
           <w:sz w:val="24"/>
           <w:u w:val="single"/>
         </w:rPr>
-        <w:hyperlink r:id="rId9" w:history="1">
+        <w:hyperlink r:id="rId10" w:history="1">
           <w:r>
             <w:rPr>
               <w:rStyle w:val="Hyperlink"/>
@@ -681,12 +741,124 @@
           <w:sz w:val="24"/>
           <w:u w:val="single"/>
         </w:rPr>
+        <w:hyperlink r:id="rId10" w:history="1">
+          <w:r>
+            <w:rPr>
+              <w:rStyle w:val="Hyperlink"/>
+            </w:rPr>
+            <w:t>c</w:t>
+          </w:r>
+        </w:hyperlink>
+      </w:r>
+      <w:r>
+        <w:rPr>
+          <w:rFonts w:ascii="Charis SIL Italic" w:hAnsi="Charis SIL Italic" w:eastAsia="Charis SIL Italic"/>
+          <w:b w:val="0"/>
+          <w:i/>
+          <w:color w:val="0000FF"/>
+          <w:sz w:val="24"/>
+          <w:u w:val="single"/>
+        </w:rPr>
+        <w:hyperlink r:id="rId10" w:history="1">
+          <w:r>
+            <w:rPr>
+              <w:rStyle w:val="Hyperlink"/>
+            </w:rPr>
+            <w:t>e</w:t>
+          </w:r>
+        </w:hyperlink>
+      </w:r>
+      <w:r>
+        <w:rPr>
+          <w:rFonts w:ascii="Charis SIL Italic" w:hAnsi="Charis SIL Italic" w:eastAsia="Charis SIL Italic"/>
+          <w:b w:val="0"/>
+          <w:i/>
+          <w:color w:val="0000FF"/>
+          <w:sz w:val="24"/>
+          <w:u w:val="single"/>
+        </w:rPr>
+        <w:t xml:space="preserve"> </w:t>
+      </w:r>
+      <w:r>
+        <w:rPr>
+          <w:rFonts w:ascii="Charis SIL Italic" w:hAnsi="Charis SIL Italic" w:eastAsia="Charis SIL Italic"/>
+          <w:b w:val="0"/>
+          <w:i/>
+          <w:color w:val="0000FF"/>
+          <w:sz w:val="24"/>
+          <w:u w:val="single"/>
+        </w:rPr>
+        <w:hyperlink r:id="rId10" w:history="1">
+          <w:r>
+            <w:rPr>
+              <w:rStyle w:val="Hyperlink"/>
+            </w:rPr>
+            <w:t>r</w:t>
+          </w:r>
+        </w:hyperlink>
+      </w:r>
+      <w:r>
+        <w:rPr>
+          <w:rFonts w:ascii="Charis SIL Italic" w:hAnsi="Charis SIL Italic" w:eastAsia="Charis SIL Italic"/>
+          <w:b w:val="0"/>
+          <w:i/>
+          <w:color w:val="0000FF"/>
+          <w:sz w:val="24"/>
+          <w:u w:val="single"/>
+        </w:rPr>
+        <w:hyperlink r:id="rId10" w:history="1">
+          <w:r>
+            <w:rPr>
+              <w:rStyle w:val="Hyperlink"/>
+            </w:rPr>
+            <w:t>esearch</w:t>
+          </w:r>
+        </w:hyperlink>
+      </w:r>
+      <w:r>
+        <w:rPr>
+          <w:rFonts w:ascii="Charis SIL Italic" w:hAnsi="Charis SIL Italic" w:eastAsia="Charis SIL Italic"/>
+          <w:b w:val="0"/>
+          <w:i/>
+          <w:color w:val="0000FF"/>
+          <w:sz w:val="24"/>
+          <w:u w:val="single"/>
+        </w:rPr>
+        <w:t xml:space="preserve"> </w:t>
+      </w:r>
+      <w:r>
+        <w:rPr>
+          <w:rFonts w:ascii="Charis SIL Italic" w:hAnsi="Charis SIL Italic" w:eastAsia="Charis SIL Italic"/>
+          <w:b w:val="0"/>
+          <w:i/>
+          <w:color w:val="0000FF"/>
+          <w:sz w:val="24"/>
+          <w:u w:val="single"/>
+        </w:rPr>
         <w:hyperlink r:id="rId9" w:history="1">
           <w:r>
             <w:rPr>
               <w:rStyle w:val="Hyperlink"/>
             </w:rPr>
-            <w:t>c</w:t>
+            <w:t xml:space="preserve">into </w:t>
+          </w:r>
+        </w:hyperlink>
+      </w:r>
+      <w:r>
+        <w:rPr>
+          <w:rFonts w:ascii="Charis SIL Italic" w:hAnsi="Charis SIL Italic" w:eastAsia="Charis SIL Italic"/>
+          <w:b w:val="0"/>
+          <w:i/>
+          <w:color w:val="0000FF"/>
+          <w:sz w:val="24"/>
+          <w:u w:val="single"/>
+        </w:rPr>
+        <w:hyperlink r:id="rId9" w:history="1">
+          <w:r>
+            <w:rPr>
+              <w:rStyle w:val="Hyperlink"/>
+            </w:rPr>
+            <w:t>coll</w:t>
           </w:r>
         </w:hyperlink>
       </w:r>
@@ -717,118 +889,6 @@
           <w:sz w:val="24"/>
           <w:u w:val="single"/>
         </w:rPr>
-        <w:t xml:space="preserve"> </w:t>
-      </w:r>
-      <w:r>
-        <w:rPr>
-          <w:rFonts w:ascii="Charis SIL Italic" w:hAnsi="Charis SIL Italic" w:eastAsia="Charis SIL Italic"/>
-          <w:b w:val="0"/>
-          <w:i/>
-          <w:color w:val="0000FF"/>
-          <w:sz w:val="24"/>
-          <w:u w:val="single"/>
-        </w:rPr>
-        <w:hyperlink r:id="rId9" w:history="1">
-          <w:r>
-            <w:rPr>
-              <w:rStyle w:val="Hyperlink"/>
-            </w:rPr>
-            <w:t>r</w:t>
-          </w:r>
-        </w:hyperlink>
-      </w:r>
-      <w:r>
-        <w:rPr>
-          <w:rFonts w:ascii="Charis SIL Italic" w:hAnsi="Charis SIL Italic" w:eastAsia="Charis SIL Italic"/>
-          <w:b w:val="0"/>
-          <w:i/>
-          <w:color w:val="0000FF"/>
-          <w:sz w:val="24"/>
-          <w:u w:val="single"/>
-        </w:rPr>
-        <w:hyperlink r:id="rId9" w:history="1">
-          <w:r>
-            <w:rPr>
-              <w:rStyle w:val="Hyperlink"/>
-            </w:rPr>
-            <w:t>esearch</w:t>
-          </w:r>
-        </w:hyperlink>
-      </w:r>
-      <w:r>
-        <w:rPr>
-          <w:rFonts w:ascii="Charis SIL Italic" w:hAnsi="Charis SIL Italic" w:eastAsia="Charis SIL Italic"/>
-          <w:b w:val="0"/>
-          <w:i/>
-          <w:color w:val="0000FF"/>
-          <w:sz w:val="24"/>
-          <w:u w:val="single"/>
-        </w:rPr>
-        <w:t xml:space="preserve"> </w:t>
-      </w:r>
-      <w:r>
-        <w:rPr>
-          <w:rFonts w:ascii="Charis SIL Italic" w:hAnsi="Charis SIL Italic" w:eastAsia="Charis SIL Italic"/>
-          <w:b w:val="0"/>
-          <w:i/>
-          <w:color w:val="0000FF"/>
-          <w:sz w:val="24"/>
-          <w:u w:val="single"/>
-        </w:rPr>
-        <w:hyperlink r:id="rId9" w:history="1">
-          <w:r>
-            <w:rPr>
-              <w:rStyle w:val="Hyperlink"/>
-            </w:rPr>
-            <w:t xml:space="preserve">into </w:t>
-          </w:r>
-        </w:hyperlink>
-      </w:r>
-      <w:r>
-        <w:rPr>
-          <w:rFonts w:ascii="Charis SIL Italic" w:hAnsi="Charis SIL Italic" w:eastAsia="Charis SIL Italic"/>
-          <w:b w:val="0"/>
-          <w:i/>
-          <w:color w:val="0000FF"/>
-          <w:sz w:val="24"/>
-          <w:u w:val="single"/>
-        </w:rPr>
-        <w:hyperlink r:id="rId9" w:history="1">
-          <w:r>
-            <w:rPr>
-              <w:rStyle w:val="Hyperlink"/>
-            </w:rPr>
-            <w:t>coll</w:t>
-          </w:r>
-        </w:hyperlink>
-      </w:r>
-      <w:r>
-        <w:rPr>
-          <w:rFonts w:ascii="Charis SIL Italic" w:hAnsi="Charis SIL Italic" w:eastAsia="Charis SIL Italic"/>
-          <w:b w:val="0"/>
-          <w:i/>
-          <w:color w:val="0000FF"/>
-          <w:sz w:val="24"/>
-          <w:u w:val="single"/>
-        </w:rPr>
-        <w:hyperlink r:id="rId9" w:history="1">
-          <w:r>
-            <w:rPr>
-              <w:rStyle w:val="Hyperlink"/>
-            </w:rPr>
-            <w:t>e</w:t>
-          </w:r>
-        </w:hyperlink>
-      </w:r>
-      <w:r>
-        <w:rPr>
-          <w:rFonts w:ascii="Charis SIL Italic" w:hAnsi="Charis SIL Italic" w:eastAsia="Charis SIL Italic"/>
-          <w:b w:val="0"/>
-          <w:i/>
-          <w:color w:val="0000FF"/>
-          <w:sz w:val="24"/>
-          <w:u w:val="single"/>
-        </w:rPr>
         <w:hyperlink r:id="rId9" w:history="1">
           <w:r>
             <w:rPr>
@@ -858,7 +918,7 @@
           <w:sz w:val="24"/>
           <w:u w:val="single"/>
         </w:rPr>
-        <w:hyperlink r:id="rId10" w:history="1">
+        <w:hyperlink r:id="rId9" w:history="1">
           <w:r>
             <w:rPr>
               <w:rStyle w:val="Hyperlink"/>
@@ -874,16 +934,8 @@
           <w:i/>
           <w:color w:val="0000FF"/>
           <w:sz w:val="24"/>
-          <w:u w:val="single"/>
-        </w:rPr>
-        <w:hyperlink r:id="rId10" w:history="1">
-          <w:r>
-            <w:rPr>
-              <w:rStyle w:val="Hyperlink"/>
-            </w:rPr>
-            <w:t>m</w:t>
-          </w:r>
-        </w:hyperlink>
+        </w:rPr>
+        <w:t>m</w:t>
       </w:r>
       <w:r>
         <w:rPr>
@@ -905,7 +957,7 @@
           <w:sz w:val="24"/>
           <w:u w:val="single"/>
         </w:rPr>
-        <w:hyperlink r:id="rId10" w:history="1">
+        <w:hyperlink r:id="rId9" w:history="1">
           <w:r>
             <w:rPr>
               <w:rStyle w:val="Hyperlink"/>
@@ -934,7 +986,7 @@
           <w:sz w:val="24"/>
           <w:u w:val="single"/>
         </w:rPr>
-        <w:hyperlink r:id="rId10" w:history="1">
+        <w:hyperlink r:id="rId9" w:history="1">
           <w:r>
             <w:rPr>
               <w:rStyle w:val="Hyperlink"/>
@@ -981,7 +1033,7 @@
           <w:sz w:val="24"/>
           <w:u w:val="single"/>
         </w:rPr>
-        <w:hyperlink r:id="rId9" w:history="1">
+        <w:hyperlink r:id="rId10" w:history="1">
           <w:r>
             <w:rPr>
               <w:rStyle w:val="Hyperlink"/>
@@ -1010,7 +1062,7 @@
           <w:sz w:val="24"/>
           <w:u w:val="single"/>
         </w:rPr>
-        <w:hyperlink r:id="rId9" w:history="1">
+        <w:hyperlink r:id="rId10" w:history="1">
           <w:r>
             <w:rPr>
               <w:rStyle w:val="Hyperlink"/>
@@ -1039,7 +1091,7 @@
           <w:sz w:val="24"/>
           <w:u w:val="single"/>
         </w:rPr>
-        <w:hyperlink r:id="rId9" w:history="1">
+        <w:hyperlink r:id="rId10" w:history="1">
           <w:r>
             <w:rPr>
               <w:rStyle w:val="Hyperlink"/>
@@ -1050,31 +1102,13 @@
       </w:r>
       <w:r>
         <w:rPr>
-          <w:u w:val="single" w:color="0000ff"/>
           <w:rFonts w:ascii="Charis SIL Regular" w:hAnsi="Charis SIL Regular" w:eastAsia="Charis SIL Regular"/>
           <w:b w:val="0"/>
           <w:i w:val="0"/>
           <w:color w:val="000000"/>
           <w:sz w:val="24"/>
         </w:rPr>
-        <w:hyperlink r:id="rId9" w:history="1">
-          <w:r>
-            <w:rPr>
-              <w:rStyle w:val="Hyperlink"/>
-            </w:rPr>
-            <w:t xml:space="preserve"> b</w:t>
-          </w:r>
-        </w:hyperlink>
-      </w:r>
-      <w:r>
-        <w:rPr>
-          <w:rFonts w:ascii="Charis SIL Regular" w:hAnsi="Charis SIL Regular" w:eastAsia="Charis SIL Regular"/>
-          <w:b w:val="0"/>
-          <w:i w:val="0"/>
-          <w:color w:val="000000"/>
-          <w:sz w:val="24"/>
-        </w:rPr>
-        <w:t>y the Cultural Herita</w:t>
+        <w:t xml:space="preserve"> by the Cultural Herita</w:t>
       </w:r>
       <w:r>
         <w:rPr>
@@ -1184,7 +1218,14 @@
           <w:color w:val="000000"/>
           <w:sz w:val="24"/>
         </w:rPr>
-        <w:t>Other rele</w:t>
+        <w:hyperlink r:id="rId10" w:history="1">
+          <w:r>
+            <w:rPr>
+              <w:rStyle w:val="Hyperlink"/>
+            </w:rPr>
+            <w:t>Other rele</w:t>
+          </w:r>
+        </w:hyperlink>
       </w:r>
       <w:r>
         <w:rPr>
@@ -2477,21 +2518,13 @@
       </w:r>
       <w:r>
         <w:rPr>
-          <w:u w:val="single" w:color="0000ff"/>
           <w:rFonts w:ascii="Charis SIL Regular" w:hAnsi="Charis SIL Regular" w:eastAsia="Charis SIL Regular"/>
           <w:b w:val="0"/>
           <w:i w:val="0"/>
           <w:color w:val="000000"/>
           <w:sz w:val="24"/>
         </w:rPr>
-        <w:hyperlink r:id="rId12" w:history="1">
-          <w:r>
-            <w:rPr>
-              <w:rStyle w:val="Hyperlink"/>
-            </w:rPr>
-            <w:t>h only) wa</w:t>
-          </w:r>
-        </w:hyperlink>
+        <w:t>h only) wa</w:t>
       </w:r>
       <w:r>
         <w:rPr>
@@ -2566,50 +2599,7 @@
           <w:color w:val="000000"/>
           <w:sz w:val="24"/>
         </w:rPr>
-        <w:hyperlink r:id="rId13" w:history="1">
-          <w:r>
-            <w:rPr>
-              <w:rStyle w:val="Hyperlink"/>
-            </w:rPr>
-            <w:t>chiv</w:t>
-          </w:r>
-        </w:hyperlink>
-      </w:r>
-      <w:r>
-        <w:rPr>
-          <w:u w:val="single" w:color="0000ff"/>
-          <w:rFonts w:ascii="Charis SIL Regular" w:hAnsi="Charis SIL Regular" w:eastAsia="Charis SIL Regular"/>
-          <w:b w:val="0"/>
-          <w:i w:val="0"/>
-          <w:color w:val="000000"/>
-          <w:sz w:val="24"/>
-        </w:rPr>
-        <w:hyperlink r:id="rId13" w:history="1">
-          <w:r>
-            <w:rPr>
-              <w:rStyle w:val="Hyperlink"/>
-            </w:rPr>
-            <w:t>e</w:t>
-          </w:r>
-        </w:hyperlink>
-      </w:r>
-      <w:r>
-        <w:rPr>
-          <w:u w:val="single" w:color="0000ff"/>
-          <w:rFonts w:ascii="Charis SIL Regular" w:hAnsi="Charis SIL Regular" w:eastAsia="Charis SIL Regular"/>
-          <w:b w:val="0"/>
-          <w:i w:val="0"/>
-          <w:color w:val="000000"/>
-          <w:sz w:val="24"/>
-        </w:rPr>
-        <w:hyperlink r:id="rId13" w:history="1">
-          <w:r>
-            <w:rPr>
-              <w:rStyle w:val="Hyperlink"/>
-            </w:rPr>
-            <w:t>s o</w:t>
-          </w:r>
-        </w:hyperlink>
+        <w:t>chives o</w:t>
       </w:r>
       <w:r>
         <w:rPr>
@@ -2649,7 +2639,14 @@
           <w:color w:val="000000"/>
           <w:sz w:val="24"/>
         </w:rPr>
-        <w:t>the Neth</w:t>
+        <w:hyperlink r:id="rId13" w:history="1">
+          <w:r>
+            <w:rPr>
+              <w:rStyle w:val="Hyperlink"/>
+            </w:rPr>
+            <w:t>the Neth</w:t>
+          </w:r>
+        </w:hyperlink>
       </w:r>
       <w:r>
         <w:rPr>
@@ -3363,7 +3360,53 @@
           <w:sz w:val="24"/>
           <w:u w:val="single"/>
         </w:rPr>
-        <w:t xml:space="preserve"> and collections</w:t>
+        <w:t xml:space="preserve"> </w:t>
+      </w:r>
+      <w:r>
+        <w:rPr>
+          <w:rFonts w:ascii="Charis SIL Italic" w:hAnsi="Charis SIL Italic" w:eastAsia="Charis SIL Italic"/>
+          <w:b w:val="0"/>
+          <w:i/>
+          <w:color w:val="0000FF"/>
+          <w:sz w:val="24"/>
+          <w:u w:val="single"/>
+        </w:rPr>
+        <w:hyperlink r:id="rId15" w:history="1">
+          <w:r>
+            <w:rPr>
+              <w:rStyle w:val="Hyperlink"/>
+            </w:rPr>
+            <w:t>and</w:t>
+          </w:r>
+        </w:hyperlink>
+      </w:r>
+      <w:r>
+        <w:rPr>
+          <w:rFonts w:ascii="Charis SIL Italic" w:hAnsi="Charis SIL Italic" w:eastAsia="Charis SIL Italic"/>
+          <w:b w:val="0"/>
+          <w:i/>
+          <w:color w:val="0000FF"/>
+          <w:sz w:val="24"/>
+          <w:u w:val="single"/>
+        </w:rPr>
+        <w:t xml:space="preserve"> </w:t>
+      </w:r>
+      <w:r>
+        <w:rPr>
+          <w:rFonts w:ascii="Charis SIL Italic" w:hAnsi="Charis SIL Italic" w:eastAsia="Charis SIL Italic"/>
+          <w:b w:val="0"/>
+          <w:i/>
+          <w:color w:val="0000FF"/>
+          <w:sz w:val="24"/>
+        </w:rPr>
+        <w:hyperlink r:id="rId15" w:history="1">
+          <w:r>
+            <w:rPr>
+              <w:rStyle w:val="Hyperlink"/>
+            </w:rPr>
+            <w:t>collections</w:t>
+          </w:r>
+        </w:hyperlink>
       </w:r>
       <w:r>
         <w:rPr>
@@ -3555,57 +3598,13 @@
       </w:r>
       <w:r>
         <w:rPr>
-          <w:u w:val="single" w:color="0000ff"/>
           <w:rFonts w:ascii="Charis SIL Regular" w:hAnsi="Charis SIL Regular" w:eastAsia="Charis SIL Regular"/>
           <w:b w:val="0"/>
           <w:i w:val="0"/>
           <w:color w:val="000000"/>
           <w:sz w:val="24"/>
         </w:rPr>
-        <w:hyperlink r:id="rId15" w:history="1">
-          <w:r>
-            <w:rPr>
-              <w:rStyle w:val="Hyperlink"/>
-            </w:rPr>
-            <w:t xml:space="preserve"> (</w:t>
-          </w:r>
-        </w:hyperlink>
-      </w:r>
-      <w:r>
-        <w:rPr>
-          <w:u w:val="single" w:color="0000ff"/>
-          <w:rFonts w:ascii="Charis SIL Regular" w:hAnsi="Charis SIL Regular" w:eastAsia="Charis SIL Regular"/>
-          <w:b w:val="0"/>
-          <w:i w:val="0"/>
-          <w:color w:val="000000"/>
-          <w:sz w:val="24"/>
-        </w:rPr>
-        <w:hyperlink r:id="rId15" w:history="1">
-          <w:r>
-            <w:rPr>
-              <w:rStyle w:val="Hyperlink"/>
-            </w:rPr>
-            <w:t>Amster</w:t>
-          </w:r>
-        </w:hyperlink>
-      </w:r>
-      <w:r>
-        <w:rPr>
-          <w:u w:val="single" w:color="0000ff"/>
-          <w:rFonts w:ascii="Charis SIL Regular" w:hAnsi="Charis SIL Regular" w:eastAsia="Charis SIL Regular"/>
-          <w:b w:val="0"/>
-          <w:i w:val="0"/>
-          <w:color w:val="000000"/>
-          <w:sz w:val="24"/>
-        </w:rPr>
-        <w:hyperlink r:id="rId15" w:history="1">
-          <w:r>
-            <w:rPr>
-              <w:rStyle w:val="Hyperlink"/>
-            </w:rPr>
-            <w:t>dam</w:t>
-          </w:r>
-        </w:hyperlink>
+        <w:t xml:space="preserve"> (Amsterdam</w:t>
       </w:r>
       <w:r>
         <w:rPr>
@@ -3970,7 +3969,90 @@
           <w:color w:val="000000"/>
           <w:sz w:val="24"/>
         </w:rPr>
-        <w:t xml:space="preserve"> (Amersfoort: Rijksdienst voor het Cultureel Erfgoed, 202</w:t>
+        <w:t xml:space="preserve"> (Amersfoort: Rijk</w:t>
+      </w:r>
+      <w:r>
+        <w:rPr>
+          <w:u w:val="single" w:color="0000ff"/>
+          <w:rFonts w:ascii="Charis SIL Regular" w:hAnsi="Charis SIL Regular" w:eastAsia="Charis SIL Regular"/>
+          <w:b w:val="0"/>
+          <w:i w:val="0"/>
+          <w:color w:val="000000"/>
+          <w:sz w:val="24"/>
+        </w:rPr>
+        <w:t>sdienst voor het Cu</w:t>
+      </w:r>
+      <w:r>
+        <w:rPr>
+          <w:u w:val="single" w:color="0000ff"/>
+          <w:rFonts w:ascii="Charis SIL Regular" w:hAnsi="Charis SIL Regular" w:eastAsia="Charis SIL Regular"/>
+          <w:b w:val="0"/>
+          <w:i w:val="0"/>
+          <w:color w:val="000000"/>
+          <w:sz w:val="24"/>
+        </w:rPr>
+        <w:hyperlink r:id="rId10" w:history="1">
+          <w:r>
+            <w:rPr>
+              <w:rStyle w:val="Hyperlink"/>
+            </w:rPr>
+            <w:t>ltur</w:t>
+          </w:r>
+        </w:hyperlink>
+      </w:r>
+      <w:r>
+        <w:rPr>
+          <w:u w:val="single" w:color="0000ff"/>
+          <w:rFonts w:ascii="Charis SIL Regular" w:hAnsi="Charis SIL Regular" w:eastAsia="Charis SIL Regular"/>
+          <w:b w:val="0"/>
+          <w:i w:val="0"/>
+          <w:color w:val="000000"/>
+          <w:sz w:val="24"/>
+        </w:rPr>
+        <w:hyperlink r:id="rId10" w:history="1">
+          <w:r>
+            <w:rPr>
+              <w:rStyle w:val="Hyperlink"/>
+            </w:rPr>
+            <w:t>e</w:t>
+          </w:r>
+        </w:hyperlink>
+      </w:r>
+      <w:r>
+        <w:rPr>
+          <w:u w:val="single" w:color="0000ff"/>
+          <w:rFonts w:ascii="Charis SIL Regular" w:hAnsi="Charis SIL Regular" w:eastAsia="Charis SIL Regular"/>
+          <w:b w:val="0"/>
+          <w:i w:val="0"/>
+          <w:color w:val="000000"/>
+          <w:sz w:val="24"/>
+        </w:rPr>
+        <w:hyperlink r:id="rId10" w:history="1">
+          <w:r>
+            <w:rPr>
+              <w:rStyle w:val="Hyperlink"/>
+            </w:rPr>
+            <w:t>el Erfgoed</w:t>
+          </w:r>
+        </w:hyperlink>
+      </w:r>
+      <w:r>
+        <w:rPr>
+          <w:u w:val="single" w:color="0000ff"/>
+          <w:rFonts w:ascii="Charis SIL Regular" w:hAnsi="Charis SIL Regular" w:eastAsia="Charis SIL Regular"/>
+          <w:b w:val="0"/>
+          <w:i w:val="0"/>
+          <w:color w:val="000000"/>
+          <w:sz w:val="24"/>
+        </w:rPr>
+        <w:hyperlink r:id="rId10" w:history="1">
+          <w:r>
+            <w:rPr>
+              <w:rStyle w:val="Hyperlink"/>
+            </w:rPr>
+            <w:t>, 202</w:t>
+          </w:r>
+        </w:hyperlink>
       </w:r>
       <w:r>
         <w:rPr>
@@ -4047,7 +4129,34 @@
           <w:color w:val="000000"/>
           <w:sz w:val="24"/>
         </w:rPr>
-        <w:t>•  Yeide, N</w:t>
+        <w:t xml:space="preserve">•  </w:t>
+      </w:r>
+      <w:r>
+        <w:rPr>
+          <w:rFonts w:ascii="Charis SIL Regular" w:hAnsi="Charis SIL Regular" w:eastAsia="Charis SIL Regular"/>
+          <w:b w:val="0"/>
+          <w:i w:val="0"/>
+          <w:color w:val="000000"/>
+          <w:sz w:val="24"/>
+        </w:rPr>
+        <w:hyperlink r:id="rId10" w:history="1">
+          <w:r>
+            <w:rPr>
+              <w:rStyle w:val="Hyperlink"/>
+            </w:rPr>
+            <w:t xml:space="preserve">Yeide, </w:t>
+          </w:r>
+        </w:hyperlink>
+      </w:r>
+      <w:r>
+        <w:rPr>
+          <w:rFonts w:ascii="Charis SIL Regular" w:hAnsi="Charis SIL Regular" w:eastAsia="Charis SIL Regular"/>
+          <w:b w:val="0"/>
+          <w:i w:val="0"/>
+          <w:color w:val="000000"/>
+          <w:sz w:val="24"/>
+        </w:rPr>
+        <w:t>N</w:t>
       </w:r>
       <w:r>
         <w:rPr>
@@ -4264,7 +4373,34 @@
           <w:color w:val="000000"/>
           <w:sz w:val="24"/>
         </w:rPr>
-        <w:t xml:space="preserve">•  Lang, Sabine (ed.), </w:t>
+        <w:t xml:space="preserve">•  </w:t>
+      </w:r>
+      <w:r>
+        <w:rPr>
+          <w:rFonts w:ascii="Charis SIL Regular" w:hAnsi="Charis SIL Regular" w:eastAsia="Charis SIL Regular"/>
+          <w:b w:val="0"/>
+          <w:i w:val="0"/>
+          <w:color w:val="000000"/>
+          <w:sz w:val="24"/>
+        </w:rPr>
+        <w:hyperlink r:id="rId16" w:history="1">
+          <w:r>
+            <w:rPr>
+              <w:rStyle w:val="Hyperlink"/>
+            </w:rPr>
+            <w:t>Lang, Sa</w:t>
+          </w:r>
+        </w:hyperlink>
+      </w:r>
+      <w:r>
+        <w:rPr>
+          <w:rFonts w:ascii="Charis SIL Regular" w:hAnsi="Charis SIL Regular" w:eastAsia="Charis SIL Regular"/>
+          <w:b w:val="0"/>
+          <w:i w:val="0"/>
+          <w:color w:val="000000"/>
+          <w:sz w:val="24"/>
+        </w:rPr>
+        <w:t xml:space="preserve">bine (ed.), </w:t>
       </w:r>
       <w:r>
         <w:rPr>
@@ -4542,94 +4678,7 @@
           <w:color w:val="000000"/>
           <w:sz w:val="24"/>
         </w:rPr>
-        <w:t>. 2nd Editio</w:t>
-      </w:r>
-      <w:r>
-        <w:rPr>
-          <w:u w:val="single" w:color="0000ff"/>
-          <w:rFonts w:ascii="Charis SIL Regular" w:hAnsi="Charis SIL Regular" w:eastAsia="Charis SIL Regular"/>
-          <w:b w:val="0"/>
-          <w:i w:val="0"/>
-          <w:color w:val="000000"/>
-          <w:sz w:val="24"/>
-        </w:rPr>
-        <w:t>n (German M</w:t>
-      </w:r>
-      <w:r>
-        <w:rPr>
-          <w:u w:val="single" w:color="0000ff"/>
-          <w:rFonts w:ascii="Charis SIL Regular" w:hAnsi="Charis SIL Regular" w:eastAsia="Charis SIL Regular"/>
-          <w:b w:val="0"/>
-          <w:i w:val="0"/>
-          <w:color w:val="000000"/>
-          <w:sz w:val="24"/>
-        </w:rPr>
-        <w:hyperlink r:id="rId17" w:history="1">
-          <w:r>
-            <w:rPr>
-              <w:rStyle w:val="Hyperlink"/>
-            </w:rPr>
-            <w:t>useums</w:t>
-          </w:r>
-        </w:hyperlink>
-      </w:r>
-      <w:r>
-        <w:rPr>
-          <w:u w:val="single" w:color="0000ff"/>
-          <w:rFonts w:ascii="Charis SIL Regular" w:hAnsi="Charis SIL Regular" w:eastAsia="Charis SIL Regular"/>
-          <w:b w:val="0"/>
-          <w:i w:val="0"/>
-          <w:color w:val="000000"/>
-          <w:sz w:val="24"/>
-        </w:rPr>
-        <w:t xml:space="preserve"> </w:t>
-      </w:r>
-      <w:r>
-        <w:rPr>
-          <w:u w:val="single" w:color="0000ff"/>
-          <w:rFonts w:ascii="Charis SIL Regular" w:hAnsi="Charis SIL Regular" w:eastAsia="Charis SIL Regular"/>
-          <w:b w:val="0"/>
-          <w:i w:val="0"/>
-          <w:color w:val="000000"/>
-          <w:sz w:val="24"/>
-        </w:rPr>
-        <w:hyperlink r:id="rId17" w:history="1">
-          <w:r>
-            <w:rPr>
-              <w:rStyle w:val="Hyperlink"/>
-            </w:rPr>
-            <w:t>Associatio</w:t>
-          </w:r>
-        </w:hyperlink>
-      </w:r>
-      <w:r>
-        <w:rPr>
-          <w:u w:val="single" w:color="0000ff"/>
-          <w:rFonts w:ascii="Charis SIL Regular" w:hAnsi="Charis SIL Regular" w:eastAsia="Charis SIL Regular"/>
-          <w:b w:val="0"/>
-          <w:i w:val="0"/>
-          <w:color w:val="000000"/>
-          <w:sz w:val="24"/>
-        </w:rPr>
-        <w:t>n, 20</w:t>
-      </w:r>
-      <w:r>
-        <w:rPr>
-          <w:u w:val="single" w:color="0000ff"/>
-          <w:rFonts w:ascii="Charis SIL Regular" w:hAnsi="Charis SIL Regular" w:eastAsia="Charis SIL Regular"/>
-          <w:b w:val="0"/>
-          <w:i w:val="0"/>
-          <w:color w:val="000000"/>
-          <w:sz w:val="24"/>
-        </w:rPr>
-        <w:hyperlink r:id="rId17" w:history="1">
-          <w:r>
-            <w:rPr>
-              <w:rStyle w:val="Hyperlink"/>
-            </w:rPr>
-            <w:t>19</w:t>
-          </w:r>
-        </w:hyperlink>
+        <w:t>. 2nd Edition (German Museums Association, 2019</w:t>
       </w:r>
       <w:r>
         <w:rPr>
@@ -4670,7 +4719,34 @@
           <w:color w:val="000000"/>
           <w:sz w:val="24"/>
         </w:rPr>
-        <w:t xml:space="preserve">•  Deterts, Dorothea (ed.), </w:t>
+        <w:t xml:space="preserve">•  </w:t>
+      </w:r>
+      <w:r>
+        <w:rPr>
+          <w:rFonts w:ascii="Charis SIL Regular" w:hAnsi="Charis SIL Regular" w:eastAsia="Charis SIL Regular"/>
+          <w:b w:val="0"/>
+          <w:i w:val="0"/>
+          <w:color w:val="000000"/>
+          <w:sz w:val="24"/>
+        </w:rPr>
+        <w:hyperlink r:id="rId17" w:history="1">
+          <w:r>
+            <w:rPr>
+              <w:rStyle w:val="Hyperlink"/>
+            </w:rPr>
+            <w:t xml:space="preserve">Deterts, </w:t>
+          </w:r>
+        </w:hyperlink>
+      </w:r>
+      <w:r>
+        <w:rPr>
+          <w:rFonts w:ascii="Charis SIL Regular" w:hAnsi="Charis SIL Regular" w:eastAsia="Charis SIL Regular"/>
+          <w:b w:val="0"/>
+          <w:i w:val="0"/>
+          <w:color w:val="000000"/>
+          <w:sz w:val="24"/>
+        </w:rPr>
+        <w:t xml:space="preserve">Dorothea (ed.), </w:t>
       </w:r>
       <w:r>
         <w:rPr>

--- a/EXPORTS/DOCX/published/niveau1/English/DoingResearch.docx
+++ b/EXPORTS/DOCX/published/niveau1/English/DoingResearch.docx
@@ -338,7 +338,7 @@
             <w:rPr>
               <w:rStyle w:val="Hyperlink"/>
             </w:rPr>
-            <w:t>significanc</w:t>
+            <w:t>significan</w:t>
           </w:r>
         </w:hyperlink>
       </w:r>
@@ -349,7 +349,23 @@
           <w:i/>
           <w:color w:val="0000FF"/>
           <w:sz w:val="24"/>
-          <w:u w:val="single"/>
+        </w:rPr>
+        <w:hyperlink r:id="rId9" w:history="1">
+          <w:r>
+            <w:rPr>
+              <w:rStyle w:val="Hyperlink"/>
+            </w:rPr>
+            <w:t>c</w:t>
+          </w:r>
+        </w:hyperlink>
+      </w:r>
+      <w:r>
+        <w:rPr>
+          <w:rFonts w:ascii="Charis SIL Italic" w:hAnsi="Charis SIL Italic" w:eastAsia="Charis SIL Italic"/>
+          <w:b w:val="0"/>
+          <w:i/>
+          <w:color w:val="0000FF"/>
+          <w:sz w:val="24"/>
         </w:rPr>
         <w:t>e</w:t>
       </w:r>
@@ -407,19 +423,9 @@
             <w:rPr>
               <w:rStyle w:val="Hyperlink"/>
             </w:rPr>
-            <w:t>cultura</w:t>
+            <w:t>cultural</w:t>
           </w:r>
         </w:hyperlink>
-      </w:r>
-      <w:r>
-        <w:rPr>
-          <w:rFonts w:ascii="Charis SIL Italic" w:hAnsi="Charis SIL Italic" w:eastAsia="Charis SIL Italic"/>
-          <w:b w:val="0"/>
-          <w:i/>
-          <w:color w:val="0000FF"/>
-          <w:sz w:val="24"/>
-        </w:rPr>
-        <w:t>l</w:t>
       </w:r>
       <w:r>
         <w:rPr>
@@ -459,72 +465,7 @@
           <w:sz w:val="24"/>
           <w:u w:val="single"/>
         </w:rPr>
-        <w:hyperlink r:id="rId9" w:history="1">
-          <w:r>
-            <w:rPr>
-              <w:rStyle w:val="Hyperlink"/>
-            </w:rPr>
-            <w:t>and</w:t>
-          </w:r>
-        </w:hyperlink>
-      </w:r>
-      <w:r>
-        <w:rPr>
-          <w:rFonts w:ascii="Charis SIL Italic" w:hAnsi="Charis SIL Italic" w:eastAsia="Charis SIL Italic"/>
-          <w:b w:val="0"/>
-          <w:i/>
-          <w:color w:val="0000FF"/>
-          <w:sz w:val="24"/>
-          <w:u w:val="single"/>
-        </w:rPr>
-        <w:t xml:space="preserve"> </w:t>
-      </w:r>
-      <w:r>
-        <w:rPr>
-          <w:rFonts w:ascii="Charis SIL Italic" w:hAnsi="Charis SIL Italic" w:eastAsia="Charis SIL Italic"/>
-          <w:b w:val="0"/>
-          <w:i/>
-          <w:color w:val="0000FF"/>
-          <w:sz w:val="24"/>
-          <w:u w:val="single"/>
-        </w:rPr>
-        <w:hyperlink r:id="rId9" w:history="1">
-          <w:r>
-            <w:rPr>
-              <w:rStyle w:val="Hyperlink"/>
-            </w:rPr>
-            <w:t>collections</w:t>
-          </w:r>
-        </w:hyperlink>
-      </w:r>
-      <w:r>
-        <w:rPr>
-          <w:rFonts w:ascii="Charis SIL Italic" w:hAnsi="Charis SIL Italic" w:eastAsia="Charis SIL Italic"/>
-          <w:b w:val="0"/>
-          <w:i/>
-          <w:color w:val="0000FF"/>
-          <w:sz w:val="24"/>
-          <w:u w:val="single"/>
-        </w:rPr>
-        <w:t xml:space="preserve"> </w:t>
-      </w:r>
-      <w:r>
-        <w:rPr>
-          <w:rFonts w:ascii="Charis SIL Italic" w:hAnsi="Charis SIL Italic" w:eastAsia="Charis SIL Italic"/>
-          <w:b w:val="0"/>
-          <w:i/>
-          <w:color w:val="0000FF"/>
-          <w:sz w:val="24"/>
-          <w:u w:val="single"/>
-        </w:rPr>
-        <w:hyperlink r:id="rId9" w:history="1">
-          <w:r>
-            <w:rPr>
-              <w:rStyle w:val="Hyperlink"/>
-            </w:rPr>
-            <w:t>acqui</w:t>
-          </w:r>
-        </w:hyperlink>
+        <w:t>and collections acqui</w:t>
       </w:r>
       <w:r>
         <w:rPr>
@@ -687,6 +628,16 @@
       </w:r>
       <w:r>
         <w:rPr>
+          <w:rFonts w:ascii="Charis SIL Regular" w:hAnsi="Charis SIL Regular" w:eastAsia="Charis SIL Regular"/>
+          <w:b w:val="0"/>
+          <w:i w:val="0"/>
+          <w:color w:val="000000"/>
+          <w:sz w:val="24"/>
+        </w:rPr>
+        <w:t xml:space="preserve"> and the publicatio</w:t>
+      </w:r>
+      <w:r>
+        <w:rPr>
           <w:u w:val="single" w:color="0000ff"/>
           <w:rFonts w:ascii="Charis SIL Regular" w:hAnsi="Charis SIL Regular" w:eastAsia="Charis SIL Regular"/>
           <w:b w:val="0"/>
@@ -699,23 +650,12 @@
             <w:rPr>
               <w:rStyle w:val="Hyperlink"/>
             </w:rPr>
-            <w:t xml:space="preserve"> and th</w:t>
+            <w:t xml:space="preserve">n </w:t>
           </w:r>
         </w:hyperlink>
       </w:r>
       <w:r>
         <w:rPr>
-          <w:u w:val="single" w:color="0000ff"/>
-          <w:rFonts w:ascii="Charis SIL Regular" w:hAnsi="Charis SIL Regular" w:eastAsia="Charis SIL Regular"/>
-          <w:b w:val="0"/>
-          <w:i w:val="0"/>
-          <w:color w:val="000000"/>
-          <w:sz w:val="24"/>
-        </w:rPr>
-        <w:t xml:space="preserve">e publication </w:t>
-      </w:r>
-      <w:r>
-        <w:rPr>
           <w:rFonts w:ascii="Charis SIL Italic" w:hAnsi="Charis SIL Italic" w:eastAsia="Charis SIL Italic"/>
           <w:b w:val="0"/>
           <w:i/>
@@ -723,7 +663,7 @@
           <w:sz w:val="24"/>
           <w:u w:val="single"/>
         </w:rPr>
-        <w:hyperlink r:id="rId10" w:history="1">
+        <w:hyperlink r:id="rId9" w:history="1">
           <w:r>
             <w:rPr>
               <w:rStyle w:val="Hyperlink"/>
@@ -741,7 +681,7 @@
           <w:sz w:val="24"/>
           <w:u w:val="single"/>
         </w:rPr>
-        <w:hyperlink r:id="rId10" w:history="1">
+        <w:hyperlink r:id="rId9" w:history="1">
           <w:r>
             <w:rPr>
               <w:rStyle w:val="Hyperlink"/>
@@ -759,7 +699,7 @@
           <w:sz w:val="24"/>
           <w:u w:val="single"/>
         </w:rPr>
-        <w:hyperlink r:id="rId10" w:history="1">
+        <w:hyperlink r:id="rId9" w:history="1">
           <w:r>
             <w:rPr>
               <w:rStyle w:val="Hyperlink"/>
@@ -788,7 +728,7 @@
           <w:sz w:val="24"/>
           <w:u w:val="single"/>
         </w:rPr>
-        <w:hyperlink r:id="rId10" w:history="1">
+        <w:hyperlink r:id="rId9" w:history="1">
           <w:r>
             <w:rPr>
               <w:rStyle w:val="Hyperlink"/>
@@ -806,7 +746,7 @@
           <w:sz w:val="24"/>
           <w:u w:val="single"/>
         </w:rPr>
-        <w:hyperlink r:id="rId10" w:history="1">
+        <w:hyperlink r:id="rId9" w:history="1">
           <w:r>
             <w:rPr>
               <w:rStyle w:val="Hyperlink"/>
@@ -918,7 +858,7 @@
           <w:sz w:val="24"/>
           <w:u w:val="single"/>
         </w:rPr>
-        <w:hyperlink r:id="rId9" w:history="1">
+        <w:hyperlink r:id="rId10" w:history="1">
           <w:r>
             <w:rPr>
               <w:rStyle w:val="Hyperlink"/>
@@ -934,35 +874,14 @@
           <w:i/>
           <w:color w:val="0000FF"/>
           <w:sz w:val="24"/>
-        </w:rPr>
-        <w:t>m</w:t>
-      </w:r>
-      <w:r>
-        <w:rPr>
-          <w:rFonts w:ascii="Charis SIL Italic" w:hAnsi="Charis SIL Italic" w:eastAsia="Charis SIL Italic"/>
-          <w:b w:val="0"/>
-          <w:i/>
-          <w:color w:val="0000FF"/>
-          <w:sz w:val="24"/>
           <w:u w:val="single"/>
         </w:rPr>
-        <w:t xml:space="preserve"> </w:t>
-      </w:r>
-      <w:r>
-        <w:rPr>
-          <w:rFonts w:ascii="Charis SIL Italic" w:hAnsi="Charis SIL Italic" w:eastAsia="Charis SIL Italic"/>
-          <w:b w:val="0"/>
-          <w:i/>
-          <w:color w:val="0000FF"/>
-          <w:sz w:val="24"/>
-          <w:u w:val="single"/>
-        </w:rPr>
-        <w:hyperlink r:id="rId9" w:history="1">
+        <w:hyperlink r:id="rId10" w:history="1">
           <w:r>
             <w:rPr>
               <w:rStyle w:val="Hyperlink"/>
             </w:rPr>
-            <w:t>a</w:t>
+            <w:t>m</w:t>
           </w:r>
         </w:hyperlink>
       </w:r>
@@ -975,25 +894,7 @@
           <w:sz w:val="24"/>
           <w:u w:val="single"/>
         </w:rPr>
-        <w:t xml:space="preserve"> </w:t>
-      </w:r>
-      <w:r>
-        <w:rPr>
-          <w:rFonts w:ascii="Charis SIL Italic" w:hAnsi="Charis SIL Italic" w:eastAsia="Charis SIL Italic"/>
-          <w:b w:val="0"/>
-          <w:i/>
-          <w:color w:val="0000FF"/>
-          <w:sz w:val="24"/>
-          <w:u w:val="single"/>
-        </w:rPr>
-        <w:hyperlink r:id="rId9" w:history="1">
-          <w:r>
-            <w:rPr>
-              <w:rStyle w:val="Hyperlink"/>
-            </w:rPr>
-            <w:t>coloni</w:t>
-          </w:r>
-        </w:hyperlink>
+        <w:t xml:space="preserve"> a coloni</w:t>
       </w:r>
       <w:r>
         <w:rPr>
@@ -1033,7 +934,7 @@
           <w:sz w:val="24"/>
           <w:u w:val="single"/>
         </w:rPr>
-        <w:hyperlink r:id="rId10" w:history="1">
+        <w:hyperlink r:id="rId9" w:history="1">
           <w:r>
             <w:rPr>
               <w:rStyle w:val="Hyperlink"/>
@@ -1062,7 +963,7 @@
           <w:sz w:val="24"/>
           <w:u w:val="single"/>
         </w:rPr>
-        <w:hyperlink r:id="rId10" w:history="1">
+        <w:hyperlink r:id="rId9" w:history="1">
           <w:r>
             <w:rPr>
               <w:rStyle w:val="Hyperlink"/>
@@ -1091,7 +992,7 @@
           <w:sz w:val="24"/>
           <w:u w:val="single"/>
         </w:rPr>
-        <w:hyperlink r:id="rId10" w:history="1">
+        <w:hyperlink r:id="rId9" w:history="1">
           <w:r>
             <w:rPr>
               <w:rStyle w:val="Hyperlink"/>
@@ -1102,13 +1003,31 @@
       </w:r>
       <w:r>
         <w:rPr>
+          <w:u w:val="single" w:color="0000ff"/>
           <w:rFonts w:ascii="Charis SIL Regular" w:hAnsi="Charis SIL Regular" w:eastAsia="Charis SIL Regular"/>
           <w:b w:val="0"/>
           <w:i w:val="0"/>
           <w:color w:val="000000"/>
           <w:sz w:val="24"/>
         </w:rPr>
-        <w:t xml:space="preserve"> by the Cultural Herita</w:t>
+        <w:hyperlink r:id="rId9" w:history="1">
+          <w:r>
+            <w:rPr>
+              <w:rStyle w:val="Hyperlink"/>
+            </w:rPr>
+            <w:t xml:space="preserve"> b</w:t>
+          </w:r>
+        </w:hyperlink>
+      </w:r>
+      <w:r>
+        <w:rPr>
+          <w:rFonts w:ascii="Charis SIL Regular" w:hAnsi="Charis SIL Regular" w:eastAsia="Charis SIL Regular"/>
+          <w:b w:val="0"/>
+          <w:i w:val="0"/>
+          <w:color w:val="000000"/>
+          <w:sz w:val="24"/>
+        </w:rPr>
+        <w:t>y the Cultural Herita</w:t>
       </w:r>
       <w:r>
         <w:rPr>
@@ -2518,13 +2437,21 @@
       </w:r>
       <w:r>
         <w:rPr>
+          <w:u w:val="single" w:color="0000ff"/>
           <w:rFonts w:ascii="Charis SIL Regular" w:hAnsi="Charis SIL Regular" w:eastAsia="Charis SIL Regular"/>
           <w:b w:val="0"/>
           <w:i w:val="0"/>
           <w:color w:val="000000"/>
           <w:sz w:val="24"/>
         </w:rPr>
-        <w:t>h only) wa</w:t>
+        <w:hyperlink r:id="rId12" w:history="1">
+          <w:r>
+            <w:rPr>
+              <w:rStyle w:val="Hyperlink"/>
+            </w:rPr>
+            <w:t>h only) wa</w:t>
+          </w:r>
+        </w:hyperlink>
       </w:r>
       <w:r>
         <w:rPr>
@@ -2599,7 +2526,50 @@
           <w:color w:val="000000"/>
           <w:sz w:val="24"/>
         </w:rPr>
-        <w:t>chives o</w:t>
+        <w:hyperlink r:id="rId13" w:history="1">
+          <w:r>
+            <w:rPr>
+              <w:rStyle w:val="Hyperlink"/>
+            </w:rPr>
+            <w:t>chiv</w:t>
+          </w:r>
+        </w:hyperlink>
+      </w:r>
+      <w:r>
+        <w:rPr>
+          <w:u w:val="single" w:color="0000ff"/>
+          <w:rFonts w:ascii="Charis SIL Regular" w:hAnsi="Charis SIL Regular" w:eastAsia="Charis SIL Regular"/>
+          <w:b w:val="0"/>
+          <w:i w:val="0"/>
+          <w:color w:val="000000"/>
+          <w:sz w:val="24"/>
+        </w:rPr>
+        <w:hyperlink r:id="rId13" w:history="1">
+          <w:r>
+            <w:rPr>
+              <w:rStyle w:val="Hyperlink"/>
+            </w:rPr>
+            <w:t>e</w:t>
+          </w:r>
+        </w:hyperlink>
+      </w:r>
+      <w:r>
+        <w:rPr>
+          <w:u w:val="single" w:color="0000ff"/>
+          <w:rFonts w:ascii="Charis SIL Regular" w:hAnsi="Charis SIL Regular" w:eastAsia="Charis SIL Regular"/>
+          <w:b w:val="0"/>
+          <w:i w:val="0"/>
+          <w:color w:val="000000"/>
+          <w:sz w:val="24"/>
+        </w:rPr>
+        <w:hyperlink r:id="rId13" w:history="1">
+          <w:r>
+            <w:rPr>
+              <w:rStyle w:val="Hyperlink"/>
+            </w:rPr>
+            <w:t>s o</w:t>
+          </w:r>
+        </w:hyperlink>
       </w:r>
       <w:r>
         <w:rPr>
@@ -3398,15 +3368,9 @@
           <w:i/>
           <w:color w:val="0000FF"/>
           <w:sz w:val="24"/>
-        </w:rPr>
-        <w:hyperlink r:id="rId15" w:history="1">
-          <w:r>
-            <w:rPr>
-              <w:rStyle w:val="Hyperlink"/>
-            </w:rPr>
-            <w:t>collections</w:t>
-          </w:r>
-        </w:hyperlink>
+          <w:u w:val="single"/>
+        </w:rPr>
+        <w:t>collections</w:t>
       </w:r>
       <w:r>
         <w:rPr>
@@ -3428,14 +3392,7 @@
           <w:sz w:val="24"/>
           <w:u w:val="single"/>
         </w:rPr>
-        <w:hyperlink r:id="rId15" w:history="1">
-          <w:r>
-            <w:rPr>
-              <w:rStyle w:val="Hyperlink"/>
-            </w:rPr>
-            <w:t>acqui</w:t>
-          </w:r>
-        </w:hyperlink>
+        <w:t>acqui</w:t>
       </w:r>
       <w:r>
         <w:rPr>
@@ -3598,13 +3555,57 @@
       </w:r>
       <w:r>
         <w:rPr>
+          <w:u w:val="single" w:color="0000ff"/>
           <w:rFonts w:ascii="Charis SIL Regular" w:hAnsi="Charis SIL Regular" w:eastAsia="Charis SIL Regular"/>
           <w:b w:val="0"/>
           <w:i w:val="0"/>
           <w:color w:val="000000"/>
           <w:sz w:val="24"/>
         </w:rPr>
-        <w:t xml:space="preserve"> (Amsterdam</w:t>
+        <w:hyperlink r:id="rId15" w:history="1">
+          <w:r>
+            <w:rPr>
+              <w:rStyle w:val="Hyperlink"/>
+            </w:rPr>
+            <w:t xml:space="preserve"> (</w:t>
+          </w:r>
+        </w:hyperlink>
+      </w:r>
+      <w:r>
+        <w:rPr>
+          <w:u w:val="single" w:color="0000ff"/>
+          <w:rFonts w:ascii="Charis SIL Regular" w:hAnsi="Charis SIL Regular" w:eastAsia="Charis SIL Regular"/>
+          <w:b w:val="0"/>
+          <w:i w:val="0"/>
+          <w:color w:val="000000"/>
+          <w:sz w:val="24"/>
+        </w:rPr>
+        <w:hyperlink r:id="rId15" w:history="1">
+          <w:r>
+            <w:rPr>
+              <w:rStyle w:val="Hyperlink"/>
+            </w:rPr>
+            <w:t>Amster</w:t>
+          </w:r>
+        </w:hyperlink>
+      </w:r>
+      <w:r>
+        <w:rPr>
+          <w:u w:val="single" w:color="0000ff"/>
+          <w:rFonts w:ascii="Charis SIL Regular" w:hAnsi="Charis SIL Regular" w:eastAsia="Charis SIL Regular"/>
+          <w:b w:val="0"/>
+          <w:i w:val="0"/>
+          <w:color w:val="000000"/>
+          <w:sz w:val="24"/>
+        </w:rPr>
+        <w:hyperlink r:id="rId15" w:history="1">
+          <w:r>
+            <w:rPr>
+              <w:rStyle w:val="Hyperlink"/>
+            </w:rPr>
+            <w:t>dam</w:t>
+          </w:r>
+        </w:hyperlink>
       </w:r>
       <w:r>
         <w:rPr>
@@ -3644,13 +3645,24 @@
       </w:r>
       <w:r>
         <w:rPr>
+          <w:u w:val="single" w:color="0000ff"/>
           <w:rFonts w:ascii="Charis SIL Regular" w:hAnsi="Charis SIL Regular" w:eastAsia="Charis SIL Regular"/>
           <w:b w:val="0"/>
           <w:i w:val="0"/>
           <w:color w:val="000000"/>
           <w:sz w:val="24"/>
         </w:rPr>
-        <w:t xml:space="preserve">m, </w:t>
+        <w:t>m</w:t>
+      </w:r>
+      <w:r>
+        <w:rPr>
+          <w:rFonts w:ascii="Charis SIL Regular" w:hAnsi="Charis SIL Regular" w:eastAsia="Charis SIL Regular"/>
+          <w:b w:val="0"/>
+          <w:i w:val="0"/>
+          <w:color w:val="000000"/>
+          <w:sz w:val="24"/>
+        </w:rPr>
+        <w:t xml:space="preserve">, </w:t>
       </w:r>
       <w:r>
         <w:rPr>
@@ -3980,7 +3992,43 @@
           <w:color w:val="000000"/>
           <w:sz w:val="24"/>
         </w:rPr>
-        <w:t>sdienst voor het Cu</w:t>
+        <w:hyperlink r:id="rId10" w:history="1">
+          <w:r>
+            <w:rPr>
+              <w:rStyle w:val="Hyperlink"/>
+            </w:rPr>
+            <w:t>sdienst vo</w:t>
+          </w:r>
+        </w:hyperlink>
+      </w:r>
+      <w:r>
+        <w:rPr>
+          <w:u w:val="single" w:color="0000ff"/>
+          <w:rFonts w:ascii="Charis SIL Regular" w:hAnsi="Charis SIL Regular" w:eastAsia="Charis SIL Regular"/>
+          <w:b w:val="0"/>
+          <w:i w:val="0"/>
+          <w:color w:val="000000"/>
+          <w:sz w:val="24"/>
+        </w:rPr>
+        <w:hyperlink r:id="rId10" w:history="1">
+          <w:r>
+            <w:rPr>
+              <w:rStyle w:val="Hyperlink"/>
+            </w:rPr>
+            <w:t>o</w:t>
+          </w:r>
+        </w:hyperlink>
+      </w:r>
+      <w:r>
+        <w:rPr>
+          <w:u w:val="single" w:color="0000ff"/>
+          <w:rFonts w:ascii="Charis SIL Regular" w:hAnsi="Charis SIL Regular" w:eastAsia="Charis SIL Regular"/>
+          <w:b w:val="0"/>
+          <w:i w:val="0"/>
+          <w:color w:val="000000"/>
+          <w:sz w:val="24"/>
+        </w:rPr>
+        <w:t>r het Cu</w:t>
       </w:r>
       <w:r>
         <w:rPr>
@@ -4045,14 +4093,7 @@
           <w:color w:val="000000"/>
           <w:sz w:val="24"/>
         </w:rPr>
-        <w:hyperlink r:id="rId10" w:history="1">
-          <w:r>
-            <w:rPr>
-              <w:rStyle w:val="Hyperlink"/>
-            </w:rPr>
-            <w:t>, 202</w:t>
-          </w:r>
-        </w:hyperlink>
+        <w:t>, 202</w:t>
       </w:r>
       <w:r>
         <w:rPr>
@@ -4678,7 +4719,43 @@
           <w:color w:val="000000"/>
           <w:sz w:val="24"/>
         </w:rPr>
-        <w:t>. 2nd Edition (German Museums Association, 2019</w:t>
+        <w:t>. 2nd Edition (German Museums Associatio</w:t>
+      </w:r>
+      <w:r>
+        <w:rPr>
+          <w:u w:val="single" w:color="0000ff"/>
+          <w:rFonts w:ascii="Charis SIL Regular" w:hAnsi="Charis SIL Regular" w:eastAsia="Charis SIL Regular"/>
+          <w:b w:val="0"/>
+          <w:i w:val="0"/>
+          <w:color w:val="000000"/>
+          <w:sz w:val="24"/>
+        </w:rPr>
+        <w:hyperlink r:id="rId17" w:history="1">
+          <w:r>
+            <w:rPr>
+              <w:rStyle w:val="Hyperlink"/>
+            </w:rPr>
+            <w:t>n, 20</w:t>
+          </w:r>
+        </w:hyperlink>
+      </w:r>
+      <w:r>
+        <w:rPr>
+          <w:u w:val="single" w:color="0000ff"/>
+          <w:rFonts w:ascii="Charis SIL Regular" w:hAnsi="Charis SIL Regular" w:eastAsia="Charis SIL Regular"/>
+          <w:b w:val="0"/>
+          <w:i w:val="0"/>
+          <w:color w:val="000000"/>
+          <w:sz w:val="24"/>
+        </w:rPr>
+        <w:hyperlink r:id="rId17" w:history="1">
+          <w:r>
+            <w:rPr>
+              <w:rStyle w:val="Hyperlink"/>
+            </w:rPr>
+            <w:t>19</w:t>
+          </w:r>
+        </w:hyperlink>
       </w:r>
       <w:r>
         <w:rPr>
@@ -5393,133 +5470,7 @@
           <w:color w:val="000000"/>
           <w:sz w:val="24"/>
         </w:rPr>
-        <w:t>•  Specifically for conducting research i</w:t>
-      </w:r>
-      <w:r>
-        <w:rPr>
-          <w:u w:val="single" w:color="0000ff"/>
-          <w:rFonts w:ascii="Charis SIL Regular" w:hAnsi="Charis SIL Regular" w:eastAsia="Charis SIL Regular"/>
-          <w:b w:val="0"/>
-          <w:i w:val="0"/>
-          <w:color w:val="000000"/>
-          <w:sz w:val="24"/>
-        </w:rPr>
-        <w:hyperlink r:id="rId12" w:history="1">
-          <w:r>
-            <w:rPr>
-              <w:rStyle w:val="Hyperlink"/>
-            </w:rPr>
-            <w:t>n the Natio</w:t>
-          </w:r>
-        </w:hyperlink>
-      </w:r>
-      <w:r>
-        <w:rPr>
-          <w:u w:val="single" w:color="0000ff"/>
-          <w:rFonts w:ascii="Charis SIL Regular" w:hAnsi="Charis SIL Regular" w:eastAsia="Charis SIL Regular"/>
-          <w:b w:val="0"/>
-          <w:i w:val="0"/>
-          <w:color w:val="000000"/>
-          <w:sz w:val="24"/>
-        </w:rPr>
-        <w:hyperlink r:id="rId12" w:history="1">
-          <w:r>
-            <w:rPr>
-              <w:rStyle w:val="Hyperlink"/>
-            </w:rPr>
-            <w:t>n</w:t>
-          </w:r>
-        </w:hyperlink>
-      </w:r>
-      <w:r>
-        <w:rPr>
-          <w:u w:val="single" w:color="0000ff"/>
-          <w:rFonts w:ascii="Charis SIL Regular" w:hAnsi="Charis SIL Regular" w:eastAsia="Charis SIL Regular"/>
-          <w:b w:val="0"/>
-          <w:i w:val="0"/>
-          <w:color w:val="000000"/>
-          <w:sz w:val="24"/>
-        </w:rPr>
-        <w:hyperlink r:id="rId12" w:history="1">
-          <w:r>
-            <w:rPr>
-              <w:rStyle w:val="Hyperlink"/>
-            </w:rPr>
-            <w:t>al Archi</w:t>
-          </w:r>
-        </w:hyperlink>
-      </w:r>
-      <w:r>
-        <w:rPr>
-          <w:u w:val="single" w:color="0000ff"/>
-          <w:rFonts w:ascii="Charis SIL Regular" w:hAnsi="Charis SIL Regular" w:eastAsia="Charis SIL Regular"/>
-          <w:b w:val="0"/>
-          <w:i w:val="0"/>
-          <w:color w:val="000000"/>
-          <w:sz w:val="24"/>
-        </w:rPr>
-        <w:hyperlink r:id="rId12" w:history="1">
-          <w:r>
-            <w:rPr>
-              <w:rStyle w:val="Hyperlink"/>
-            </w:rPr>
-            <w:t>v</w:t>
-          </w:r>
-        </w:hyperlink>
-      </w:r>
-      <w:r>
-        <w:rPr>
-          <w:u w:val="single" w:color="0000ff"/>
-          <w:rFonts w:ascii="Charis SIL Regular" w:hAnsi="Charis SIL Regular" w:eastAsia="Charis SIL Regular"/>
-          <w:b w:val="0"/>
-          <w:i w:val="0"/>
-          <w:color w:val="000000"/>
-          <w:sz w:val="24"/>
-        </w:rPr>
-        <w:hyperlink r:id="rId12" w:history="1">
-          <w:r>
-            <w:rPr>
-              <w:rStyle w:val="Hyperlink"/>
-            </w:rPr>
-            <w:t>es of the Ne</w:t>
-          </w:r>
-        </w:hyperlink>
-      </w:r>
-      <w:r>
-        <w:rPr>
-          <w:u w:val="single" w:color="0000ff"/>
-          <w:rFonts w:ascii="Charis SIL Regular" w:hAnsi="Charis SIL Regular" w:eastAsia="Charis SIL Regular"/>
-          <w:b w:val="0"/>
-          <w:i w:val="0"/>
-          <w:color w:val="000000"/>
-          <w:sz w:val="24"/>
-        </w:rPr>
-        <w:hyperlink r:id="rId12" w:history="1">
-          <w:r>
-            <w:rPr>
-              <w:rStyle w:val="Hyperlink"/>
-            </w:rPr>
-            <w:t>t</w:t>
-          </w:r>
-        </w:hyperlink>
-      </w:r>
-      <w:r>
-        <w:rPr>
-          <w:u w:val="single" w:color="0000ff"/>
-          <w:rFonts w:ascii="Charis SIL Regular" w:hAnsi="Charis SIL Regular" w:eastAsia="Charis SIL Regular"/>
-          <w:b w:val="0"/>
-          <w:i w:val="0"/>
-          <w:color w:val="000000"/>
-          <w:sz w:val="24"/>
-        </w:rPr>
-        <w:hyperlink r:id="rId12" w:history="1">
-          <w:r>
-            <w:rPr>
-              <w:rStyle w:val="Hyperlink"/>
-            </w:rPr>
-            <w:t>herl</w:t>
-          </w:r>
-        </w:hyperlink>
+        <w:t>•  Specifically for conducting research in the National Archives of the Netherl</w:t>
       </w:r>
       <w:r>
         <w:rPr>

--- a/EXPORTS/DOCX/published/niveau1/English/DoingResearch.docx
+++ b/EXPORTS/DOCX/published/niveau1/English/DoingResearch.docx
@@ -338,7 +338,7 @@
             <w:rPr>
               <w:rStyle w:val="Hyperlink"/>
             </w:rPr>
-            <w:t>significan</w:t>
+            <w:t>significanc</w:t>
           </w:r>
         </w:hyperlink>
       </w:r>
@@ -349,6 +349,386 @@
           <w:i/>
           <w:color w:val="0000FF"/>
           <w:sz w:val="24"/>
+          <w:u w:val="single"/>
+        </w:rPr>
+        <w:t>e</w:t>
+      </w:r>
+      <w:r>
+        <w:rPr>
+          <w:rFonts w:ascii="Charis SIL Italic" w:hAnsi="Charis SIL Italic" w:eastAsia="Charis SIL Italic"/>
+          <w:b w:val="0"/>
+          <w:i/>
+          <w:color w:val="0000FF"/>
+          <w:sz w:val="24"/>
+          <w:u w:val="single"/>
+        </w:rPr>
+        <w:t xml:space="preserve"> </w:t>
+      </w:r>
+      <w:r>
+        <w:rPr>
+          <w:rFonts w:ascii="Charis SIL Italic" w:hAnsi="Charis SIL Italic" w:eastAsia="Charis SIL Italic"/>
+          <w:b w:val="0"/>
+          <w:i/>
+          <w:color w:val="0000FF"/>
+          <w:sz w:val="24"/>
+          <w:u w:val="single"/>
+        </w:rPr>
+        <w:hyperlink r:id="rId9" w:history="1">
+          <w:r>
+            <w:rPr>
+              <w:rStyle w:val="Hyperlink"/>
+            </w:rPr>
+            <w:t>of</w:t>
+          </w:r>
+        </w:hyperlink>
+      </w:r>
+      <w:r>
+        <w:rPr>
+          <w:rFonts w:ascii="Charis SIL Italic" w:hAnsi="Charis SIL Italic" w:eastAsia="Charis SIL Italic"/>
+          <w:b w:val="0"/>
+          <w:i/>
+          <w:color w:val="0000FF"/>
+          <w:sz w:val="24"/>
+          <w:u w:val="single"/>
+        </w:rPr>
+        <w:t xml:space="preserve"> </w:t>
+      </w:r>
+      <w:r>
+        <w:rPr>
+          <w:rFonts w:ascii="Charis SIL Italic" w:hAnsi="Charis SIL Italic" w:eastAsia="Charis SIL Italic"/>
+          <w:b w:val="0"/>
+          <w:i/>
+          <w:color w:val="0000FF"/>
+          <w:sz w:val="24"/>
+          <w:u w:val="single"/>
+        </w:rPr>
+        <w:hyperlink r:id="rId9" w:history="1">
+          <w:r>
+            <w:rPr>
+              <w:rStyle w:val="Hyperlink"/>
+            </w:rPr>
+            <w:t>cultural</w:t>
+          </w:r>
+        </w:hyperlink>
+      </w:r>
+      <w:r>
+        <w:rPr>
+          <w:rFonts w:ascii="Charis SIL Italic" w:hAnsi="Charis SIL Italic" w:eastAsia="Charis SIL Italic"/>
+          <w:b w:val="0"/>
+          <w:i/>
+          <w:color w:val="0000FF"/>
+          <w:sz w:val="24"/>
+        </w:rPr>
+        <w:t xml:space="preserve"> </w:t>
+      </w:r>
+      <w:r>
+        <w:rPr>
+          <w:rFonts w:ascii="Charis SIL Italic" w:hAnsi="Charis SIL Italic" w:eastAsia="Charis SIL Italic"/>
+          <w:b w:val="0"/>
+          <w:i/>
+          <w:color w:val="0000FF"/>
+          <w:sz w:val="24"/>
+          <w:u w:val="single"/>
+        </w:rPr>
+        <w:hyperlink r:id="rId9" w:history="1">
+          <w:r>
+            <w:rPr>
+              <w:rStyle w:val="Hyperlink"/>
+            </w:rPr>
+            <w:t xml:space="preserve">objects </w:t>
+          </w:r>
+        </w:hyperlink>
+      </w:r>
+      <w:r>
+        <w:rPr>
+          <w:rFonts w:ascii="Charis SIL Italic" w:hAnsi="Charis SIL Italic" w:eastAsia="Charis SIL Italic"/>
+          <w:b w:val="0"/>
+          <w:i/>
+          <w:color w:val="0000FF"/>
+          <w:sz w:val="24"/>
+          <w:u w:val="single"/>
+        </w:rPr>
+        <w:hyperlink r:id="rId9" w:history="1">
+          <w:r>
+            <w:rPr>
+              <w:rStyle w:val="Hyperlink"/>
+            </w:rPr>
+            <w:t>and</w:t>
+          </w:r>
+        </w:hyperlink>
+      </w:r>
+      <w:r>
+        <w:rPr>
+          <w:rFonts w:ascii="Charis SIL Italic" w:hAnsi="Charis SIL Italic" w:eastAsia="Charis SIL Italic"/>
+          <w:b w:val="0"/>
+          <w:i/>
+          <w:color w:val="0000FF"/>
+          <w:sz w:val="24"/>
+          <w:u w:val="single"/>
+        </w:rPr>
+        <w:t xml:space="preserve"> </w:t>
+      </w:r>
+      <w:r>
+        <w:rPr>
+          <w:rFonts w:ascii="Charis SIL Italic" w:hAnsi="Charis SIL Italic" w:eastAsia="Charis SIL Italic"/>
+          <w:b w:val="0"/>
+          <w:i/>
+          <w:color w:val="0000FF"/>
+          <w:sz w:val="24"/>
+          <w:u w:val="single"/>
+        </w:rPr>
+        <w:hyperlink r:id="rId9" w:history="1">
+          <w:r>
+            <w:rPr>
+              <w:rStyle w:val="Hyperlink"/>
+            </w:rPr>
+            <w:t>collections</w:t>
+          </w:r>
+        </w:hyperlink>
+      </w:r>
+      <w:r>
+        <w:rPr>
+          <w:rFonts w:ascii="Charis SIL Italic" w:hAnsi="Charis SIL Italic" w:eastAsia="Charis SIL Italic"/>
+          <w:b w:val="0"/>
+          <w:i/>
+          <w:color w:val="0000FF"/>
+          <w:sz w:val="24"/>
+          <w:u w:val="single"/>
+        </w:rPr>
+        <w:t xml:space="preserve"> </w:t>
+      </w:r>
+      <w:r>
+        <w:rPr>
+          <w:rFonts w:ascii="Charis SIL Italic" w:hAnsi="Charis SIL Italic" w:eastAsia="Charis SIL Italic"/>
+          <w:b w:val="0"/>
+          <w:i/>
+          <w:color w:val="0000FF"/>
+          <w:sz w:val="24"/>
+          <w:u w:val="single"/>
+        </w:rPr>
+        <w:hyperlink r:id="rId9" w:history="1">
+          <w:r>
+            <w:rPr>
+              <w:rStyle w:val="Hyperlink"/>
+            </w:rPr>
+            <w:t>acqui</w:t>
+          </w:r>
+        </w:hyperlink>
+      </w:r>
+      <w:r>
+        <w:rPr>
+          <w:rFonts w:ascii="Charis SIL Italic" w:hAnsi="Charis SIL Italic" w:eastAsia="Charis SIL Italic"/>
+          <w:b w:val="0"/>
+          <w:i/>
+          <w:color w:val="0000FF"/>
+          <w:sz w:val="24"/>
+          <w:u w:val="single"/>
+        </w:rPr>
+        <w:hyperlink r:id="rId9" w:history="1">
+          <w:r>
+            <w:rPr>
+              <w:rStyle w:val="Hyperlink"/>
+            </w:rPr>
+            <w:t>red</w:t>
+          </w:r>
+        </w:hyperlink>
+      </w:r>
+      <w:r>
+        <w:rPr>
+          <w:rFonts w:ascii="Charis SIL Italic" w:hAnsi="Charis SIL Italic" w:eastAsia="Charis SIL Italic"/>
+          <w:b w:val="0"/>
+          <w:i/>
+          <w:color w:val="0000FF"/>
+          <w:sz w:val="24"/>
+          <w:u w:val="single"/>
+        </w:rPr>
+        <w:t xml:space="preserve"> </w:t>
+      </w:r>
+      <w:r>
+        <w:rPr>
+          <w:rFonts w:ascii="Charis SIL Italic" w:hAnsi="Charis SIL Italic" w:eastAsia="Charis SIL Italic"/>
+          <w:b w:val="0"/>
+          <w:i/>
+          <w:color w:val="0000FF"/>
+          <w:sz w:val="24"/>
+          <w:u w:val="single"/>
+        </w:rPr>
+        <w:hyperlink r:id="rId9" w:history="1">
+          <w:r>
+            <w:rPr>
+              <w:rStyle w:val="Hyperlink"/>
+            </w:rPr>
+            <w:t>in</w:t>
+          </w:r>
+        </w:hyperlink>
+      </w:r>
+      <w:r>
+        <w:rPr>
+          <w:rFonts w:ascii="Charis SIL Italic" w:hAnsi="Charis SIL Italic" w:eastAsia="Charis SIL Italic"/>
+          <w:b w:val="0"/>
+          <w:i/>
+          <w:color w:val="0000FF"/>
+          <w:sz w:val="24"/>
+          <w:u w:val="single"/>
+        </w:rPr>
+        <w:t xml:space="preserve"> </w:t>
+      </w:r>
+      <w:r>
+        <w:rPr>
+          <w:rFonts w:ascii="Charis SIL Italic" w:hAnsi="Charis SIL Italic" w:eastAsia="Charis SIL Italic"/>
+          <w:b w:val="0"/>
+          <w:i/>
+          <w:color w:val="0000FF"/>
+          <w:sz w:val="24"/>
+          <w:u w:val="single"/>
+        </w:rPr>
+        <w:hyperlink r:id="rId9" w:history="1">
+          <w:r>
+            <w:rPr>
+              <w:rStyle w:val="Hyperlink"/>
+            </w:rPr>
+            <w:t>colonial</w:t>
+          </w:r>
+        </w:hyperlink>
+      </w:r>
+      <w:r>
+        <w:rPr>
+          <w:rFonts w:ascii="Charis SIL Italic" w:hAnsi="Charis SIL Italic" w:eastAsia="Charis SIL Italic"/>
+          <w:b w:val="0"/>
+          <w:i/>
+          <w:color w:val="0000FF"/>
+          <w:sz w:val="24"/>
+          <w:u w:val="single"/>
+        </w:rPr>
+        <w:t xml:space="preserve"> </w:t>
+      </w:r>
+      <w:r>
+        <w:rPr>
+          <w:rFonts w:ascii="Charis SIL Italic" w:hAnsi="Charis SIL Italic" w:eastAsia="Charis SIL Italic"/>
+          <w:b w:val="0"/>
+          <w:i/>
+          <w:color w:val="0000FF"/>
+          <w:sz w:val="24"/>
+          <w:u w:val="single"/>
+        </w:rPr>
+        <w:hyperlink r:id="rId9" w:history="1">
+          <w:r>
+            <w:rPr>
+              <w:rStyle w:val="Hyperlink"/>
+            </w:rPr>
+            <w:t>s</w:t>
+          </w:r>
+        </w:hyperlink>
+      </w:r>
+      <w:r>
+        <w:rPr>
+          <w:rFonts w:ascii="Charis SIL Italic" w:hAnsi="Charis SIL Italic" w:eastAsia="Charis SIL Italic"/>
+          <w:b w:val="0"/>
+          <w:i/>
+          <w:color w:val="0000FF"/>
+          <w:sz w:val="24"/>
+          <w:u w:val="single"/>
+        </w:rPr>
+        <w:hyperlink r:id="rId9" w:history="1">
+          <w:r>
+            <w:rPr>
+              <w:rStyle w:val="Hyperlink"/>
+            </w:rPr>
+            <w:t>itua</w:t>
+          </w:r>
+        </w:hyperlink>
+      </w:r>
+      <w:r>
+        <w:rPr>
+          <w:rFonts w:ascii="Charis SIL Italic" w:hAnsi="Charis SIL Italic" w:eastAsia="Charis SIL Italic"/>
+          <w:b w:val="0"/>
+          <w:i/>
+          <w:color w:val="0000FF"/>
+          <w:sz w:val="24"/>
+          <w:u w:val="single"/>
+        </w:rPr>
+        <w:hyperlink r:id="rId9" w:history="1">
+          <w:r>
+            <w:rPr>
+              <w:rStyle w:val="Hyperlink"/>
+            </w:rPr>
+            <w:t>t</w:t>
+          </w:r>
+        </w:hyperlink>
+      </w:r>
+      <w:r>
+        <w:rPr>
+          <w:rFonts w:ascii="Charis SIL Italic" w:hAnsi="Charis SIL Italic" w:eastAsia="Charis SIL Italic"/>
+          <w:b w:val="0"/>
+          <w:i/>
+          <w:color w:val="0000FF"/>
+          <w:sz w:val="24"/>
+          <w:u w:val="single"/>
+        </w:rPr>
+        <w:hyperlink r:id="rId9" w:history="1">
+          <w:r>
+            <w:rPr>
+              <w:rStyle w:val="Hyperlink"/>
+            </w:rPr>
+            <w:t>ions</w:t>
+          </w:r>
+        </w:hyperlink>
+      </w:r>
+      <w:r>
+        <w:rPr>
+          <w:u w:val="single" w:color="0000ff"/>
+          <w:rFonts w:ascii="Charis SIL Regular" w:hAnsi="Charis SIL Regular" w:eastAsia="Charis SIL Regular"/>
+          <w:b w:val="0"/>
+          <w:i w:val="0"/>
+          <w:color w:val="000000"/>
+          <w:sz w:val="24"/>
+        </w:rPr>
+        <w:hyperlink r:id="rId9" w:history="1">
+          <w:r>
+            <w:rPr>
+              <w:rStyle w:val="Hyperlink"/>
+            </w:rPr>
+            <w:t xml:space="preserve"> and th</w:t>
+          </w:r>
+        </w:hyperlink>
+      </w:r>
+      <w:r>
+        <w:rPr>
+          <w:u w:val="single" w:color="0000ff"/>
+          <w:rFonts w:ascii="Charis SIL Regular" w:hAnsi="Charis SIL Regular" w:eastAsia="Charis SIL Regular"/>
+          <w:b w:val="0"/>
+          <w:i w:val="0"/>
+          <w:color w:val="000000"/>
+          <w:sz w:val="24"/>
+        </w:rPr>
+        <w:t xml:space="preserve">e publication </w:t>
+      </w:r>
+      <w:r>
+        <w:rPr>
+          <w:rFonts w:ascii="Charis SIL Italic" w:hAnsi="Charis SIL Italic" w:eastAsia="Charis SIL Italic"/>
+          <w:b w:val="0"/>
+          <w:i/>
+          <w:color w:val="0000FF"/>
+          <w:sz w:val="24"/>
+          <w:u w:val="single"/>
+        </w:rPr>
+        <w:hyperlink r:id="rId9" w:history="1">
+          <w:r>
+            <w:rPr>
+              <w:rStyle w:val="Hyperlink"/>
+            </w:rPr>
+            <w:t>Provenan</w:t>
+          </w:r>
+        </w:hyperlink>
+      </w:r>
+      <w:r>
+        <w:rPr>
+          <w:rFonts w:ascii="Charis SIL Italic" w:hAnsi="Charis SIL Italic" w:eastAsia="Charis SIL Italic"/>
+          <w:b w:val="0"/>
+          <w:i/>
+          <w:color w:val="0000FF"/>
+          <w:sz w:val="24"/>
+          <w:u w:val="single"/>
         </w:rPr>
         <w:hyperlink r:id="rId9" w:history="1">
           <w:r>
@@ -366,337 +746,6 @@
           <w:i/>
           <w:color w:val="0000FF"/>
           <w:sz w:val="24"/>
-        </w:rPr>
-        <w:t>e</w:t>
-      </w:r>
-      <w:r>
-        <w:rPr>
-          <w:rFonts w:ascii="Charis SIL Italic" w:hAnsi="Charis SIL Italic" w:eastAsia="Charis SIL Italic"/>
-          <w:b w:val="0"/>
-          <w:i/>
-          <w:color w:val="0000FF"/>
-          <w:sz w:val="24"/>
-          <w:u w:val="single"/>
-        </w:rPr>
-        <w:t xml:space="preserve"> </w:t>
-      </w:r>
-      <w:r>
-        <w:rPr>
-          <w:rFonts w:ascii="Charis SIL Italic" w:hAnsi="Charis SIL Italic" w:eastAsia="Charis SIL Italic"/>
-          <w:b w:val="0"/>
-          <w:i/>
-          <w:color w:val="0000FF"/>
-          <w:sz w:val="24"/>
-          <w:u w:val="single"/>
-        </w:rPr>
-        <w:hyperlink r:id="rId9" w:history="1">
-          <w:r>
-            <w:rPr>
-              <w:rStyle w:val="Hyperlink"/>
-            </w:rPr>
-            <w:t>of</w:t>
-          </w:r>
-        </w:hyperlink>
-      </w:r>
-      <w:r>
-        <w:rPr>
-          <w:rFonts w:ascii="Charis SIL Italic" w:hAnsi="Charis SIL Italic" w:eastAsia="Charis SIL Italic"/>
-          <w:b w:val="0"/>
-          <w:i/>
-          <w:color w:val="0000FF"/>
-          <w:sz w:val="24"/>
-          <w:u w:val="single"/>
-        </w:rPr>
-        <w:t xml:space="preserve"> </w:t>
-      </w:r>
-      <w:r>
-        <w:rPr>
-          <w:rFonts w:ascii="Charis SIL Italic" w:hAnsi="Charis SIL Italic" w:eastAsia="Charis SIL Italic"/>
-          <w:b w:val="0"/>
-          <w:i/>
-          <w:color w:val="0000FF"/>
-          <w:sz w:val="24"/>
-          <w:u w:val="single"/>
-        </w:rPr>
-        <w:hyperlink r:id="rId9" w:history="1">
-          <w:r>
-            <w:rPr>
-              <w:rStyle w:val="Hyperlink"/>
-            </w:rPr>
-            <w:t>cultural</w:t>
-          </w:r>
-        </w:hyperlink>
-      </w:r>
-      <w:r>
-        <w:rPr>
-          <w:rFonts w:ascii="Charis SIL Italic" w:hAnsi="Charis SIL Italic" w:eastAsia="Charis SIL Italic"/>
-          <w:b w:val="0"/>
-          <w:i/>
-          <w:color w:val="0000FF"/>
-          <w:sz w:val="24"/>
-          <w:u w:val="single"/>
-        </w:rPr>
-        <w:t xml:space="preserve"> </w:t>
-      </w:r>
-      <w:r>
-        <w:rPr>
-          <w:rFonts w:ascii="Charis SIL Italic" w:hAnsi="Charis SIL Italic" w:eastAsia="Charis SIL Italic"/>
-          <w:b w:val="0"/>
-          <w:i/>
-          <w:color w:val="0000FF"/>
-          <w:sz w:val="24"/>
-          <w:u w:val="single"/>
-        </w:rPr>
-        <w:hyperlink r:id="rId9" w:history="1">
-          <w:r>
-            <w:rPr>
-              <w:rStyle w:val="Hyperlink"/>
-            </w:rPr>
-            <w:t xml:space="preserve">objects </w:t>
-          </w:r>
-        </w:hyperlink>
-      </w:r>
-      <w:r>
-        <w:rPr>
-          <w:rFonts w:ascii="Charis SIL Italic" w:hAnsi="Charis SIL Italic" w:eastAsia="Charis SIL Italic"/>
-          <w:b w:val="0"/>
-          <w:i/>
-          <w:color w:val="0000FF"/>
-          <w:sz w:val="24"/>
-          <w:u w:val="single"/>
-        </w:rPr>
-        <w:t>and collections acqui</w:t>
-      </w:r>
-      <w:r>
-        <w:rPr>
-          <w:rFonts w:ascii="Charis SIL Italic" w:hAnsi="Charis SIL Italic" w:eastAsia="Charis SIL Italic"/>
-          <w:b w:val="0"/>
-          <w:i/>
-          <w:color w:val="0000FF"/>
-          <w:sz w:val="24"/>
-          <w:u w:val="single"/>
-        </w:rPr>
-        <w:hyperlink r:id="rId9" w:history="1">
-          <w:r>
-            <w:rPr>
-              <w:rStyle w:val="Hyperlink"/>
-            </w:rPr>
-            <w:t>red</w:t>
-          </w:r>
-        </w:hyperlink>
-      </w:r>
-      <w:r>
-        <w:rPr>
-          <w:rFonts w:ascii="Charis SIL Italic" w:hAnsi="Charis SIL Italic" w:eastAsia="Charis SIL Italic"/>
-          <w:b w:val="0"/>
-          <w:i/>
-          <w:color w:val="0000FF"/>
-          <w:sz w:val="24"/>
-          <w:u w:val="single"/>
-        </w:rPr>
-        <w:t xml:space="preserve"> </w:t>
-      </w:r>
-      <w:r>
-        <w:rPr>
-          <w:rFonts w:ascii="Charis SIL Italic" w:hAnsi="Charis SIL Italic" w:eastAsia="Charis SIL Italic"/>
-          <w:b w:val="0"/>
-          <w:i/>
-          <w:color w:val="0000FF"/>
-          <w:sz w:val="24"/>
-          <w:u w:val="single"/>
-        </w:rPr>
-        <w:hyperlink r:id="rId9" w:history="1">
-          <w:r>
-            <w:rPr>
-              <w:rStyle w:val="Hyperlink"/>
-            </w:rPr>
-            <w:t>in</w:t>
-          </w:r>
-        </w:hyperlink>
-      </w:r>
-      <w:r>
-        <w:rPr>
-          <w:rFonts w:ascii="Charis SIL Italic" w:hAnsi="Charis SIL Italic" w:eastAsia="Charis SIL Italic"/>
-          <w:b w:val="0"/>
-          <w:i/>
-          <w:color w:val="0000FF"/>
-          <w:sz w:val="24"/>
-          <w:u w:val="single"/>
-        </w:rPr>
-        <w:t xml:space="preserve"> </w:t>
-      </w:r>
-      <w:r>
-        <w:rPr>
-          <w:rFonts w:ascii="Charis SIL Italic" w:hAnsi="Charis SIL Italic" w:eastAsia="Charis SIL Italic"/>
-          <w:b w:val="0"/>
-          <w:i/>
-          <w:color w:val="0000FF"/>
-          <w:sz w:val="24"/>
-          <w:u w:val="single"/>
-        </w:rPr>
-        <w:hyperlink r:id="rId9" w:history="1">
-          <w:r>
-            <w:rPr>
-              <w:rStyle w:val="Hyperlink"/>
-            </w:rPr>
-            <w:t>colonial</w:t>
-          </w:r>
-        </w:hyperlink>
-      </w:r>
-      <w:r>
-        <w:rPr>
-          <w:rFonts w:ascii="Charis SIL Italic" w:hAnsi="Charis SIL Italic" w:eastAsia="Charis SIL Italic"/>
-          <w:b w:val="0"/>
-          <w:i/>
-          <w:color w:val="0000FF"/>
-          <w:sz w:val="24"/>
-          <w:u w:val="single"/>
-        </w:rPr>
-        <w:t xml:space="preserve"> </w:t>
-      </w:r>
-      <w:r>
-        <w:rPr>
-          <w:rFonts w:ascii="Charis SIL Italic" w:hAnsi="Charis SIL Italic" w:eastAsia="Charis SIL Italic"/>
-          <w:b w:val="0"/>
-          <w:i/>
-          <w:color w:val="0000FF"/>
-          <w:sz w:val="24"/>
-          <w:u w:val="single"/>
-        </w:rPr>
-        <w:hyperlink r:id="rId9" w:history="1">
-          <w:r>
-            <w:rPr>
-              <w:rStyle w:val="Hyperlink"/>
-            </w:rPr>
-            <w:t>s</w:t>
-          </w:r>
-        </w:hyperlink>
-      </w:r>
-      <w:r>
-        <w:rPr>
-          <w:rFonts w:ascii="Charis SIL Italic" w:hAnsi="Charis SIL Italic" w:eastAsia="Charis SIL Italic"/>
-          <w:b w:val="0"/>
-          <w:i/>
-          <w:color w:val="0000FF"/>
-          <w:sz w:val="24"/>
-          <w:u w:val="single"/>
-        </w:rPr>
-        <w:hyperlink r:id="rId9" w:history="1">
-          <w:r>
-            <w:rPr>
-              <w:rStyle w:val="Hyperlink"/>
-            </w:rPr>
-            <w:t>itua</w:t>
-          </w:r>
-        </w:hyperlink>
-      </w:r>
-      <w:r>
-        <w:rPr>
-          <w:rFonts w:ascii="Charis SIL Italic" w:hAnsi="Charis SIL Italic" w:eastAsia="Charis SIL Italic"/>
-          <w:b w:val="0"/>
-          <w:i/>
-          <w:color w:val="0000FF"/>
-          <w:sz w:val="24"/>
-          <w:u w:val="single"/>
-        </w:rPr>
-        <w:hyperlink r:id="rId9" w:history="1">
-          <w:r>
-            <w:rPr>
-              <w:rStyle w:val="Hyperlink"/>
-            </w:rPr>
-            <w:t>t</w:t>
-          </w:r>
-        </w:hyperlink>
-      </w:r>
-      <w:r>
-        <w:rPr>
-          <w:rFonts w:ascii="Charis SIL Italic" w:hAnsi="Charis SIL Italic" w:eastAsia="Charis SIL Italic"/>
-          <w:b w:val="0"/>
-          <w:i/>
-          <w:color w:val="0000FF"/>
-          <w:sz w:val="24"/>
-          <w:u w:val="single"/>
-        </w:rPr>
-        <w:hyperlink r:id="rId9" w:history="1">
-          <w:r>
-            <w:rPr>
-              <w:rStyle w:val="Hyperlink"/>
-            </w:rPr>
-            <w:t>ions</w:t>
-          </w:r>
-        </w:hyperlink>
-      </w:r>
-      <w:r>
-        <w:rPr>
-          <w:rFonts w:ascii="Charis SIL Regular" w:hAnsi="Charis SIL Regular" w:eastAsia="Charis SIL Regular"/>
-          <w:b w:val="0"/>
-          <w:i w:val="0"/>
-          <w:color w:val="000000"/>
-          <w:sz w:val="24"/>
-        </w:rPr>
-        <w:t xml:space="preserve"> and the publicatio</w:t>
-      </w:r>
-      <w:r>
-        <w:rPr>
-          <w:u w:val="single" w:color="0000ff"/>
-          <w:rFonts w:ascii="Charis SIL Regular" w:hAnsi="Charis SIL Regular" w:eastAsia="Charis SIL Regular"/>
-          <w:b w:val="0"/>
-          <w:i w:val="0"/>
-          <w:color w:val="000000"/>
-          <w:sz w:val="24"/>
-        </w:rPr>
-        <w:hyperlink r:id="rId9" w:history="1">
-          <w:r>
-            <w:rPr>
-              <w:rStyle w:val="Hyperlink"/>
-            </w:rPr>
-            <w:t xml:space="preserve">n </w:t>
-          </w:r>
-        </w:hyperlink>
-      </w:r>
-      <w:r>
-        <w:rPr>
-          <w:rFonts w:ascii="Charis SIL Italic" w:hAnsi="Charis SIL Italic" w:eastAsia="Charis SIL Italic"/>
-          <w:b w:val="0"/>
-          <w:i/>
-          <w:color w:val="0000FF"/>
-          <w:sz w:val="24"/>
-          <w:u w:val="single"/>
-        </w:rPr>
-        <w:hyperlink r:id="rId9" w:history="1">
-          <w:r>
-            <w:rPr>
-              <w:rStyle w:val="Hyperlink"/>
-            </w:rPr>
-            <w:t>Provenan</w:t>
-          </w:r>
-        </w:hyperlink>
-      </w:r>
-      <w:r>
-        <w:rPr>
-          <w:rFonts w:ascii="Charis SIL Italic" w:hAnsi="Charis SIL Italic" w:eastAsia="Charis SIL Italic"/>
-          <w:b w:val="0"/>
-          <w:i/>
-          <w:color w:val="0000FF"/>
-          <w:sz w:val="24"/>
-          <w:u w:val="single"/>
-        </w:rPr>
-        <w:hyperlink r:id="rId9" w:history="1">
-          <w:r>
-            <w:rPr>
-              <w:rStyle w:val="Hyperlink"/>
-            </w:rPr>
-            <w:t>c</w:t>
-          </w:r>
-        </w:hyperlink>
-      </w:r>
-      <w:r>
-        <w:rPr>
-          <w:rFonts w:ascii="Charis SIL Italic" w:hAnsi="Charis SIL Italic" w:eastAsia="Charis SIL Italic"/>
-          <w:b w:val="0"/>
-          <w:i/>
-          <w:color w:val="0000FF"/>
-          <w:sz w:val="24"/>
           <w:u w:val="single"/>
         </w:rPr>
         <w:hyperlink r:id="rId9" w:history="1">
@@ -728,7 +777,7 @@
           <w:sz w:val="24"/>
           <w:u w:val="single"/>
         </w:rPr>
-        <w:hyperlink r:id="rId9" w:history="1">
+        <w:hyperlink r:id="rId10" w:history="1">
           <w:r>
             <w:rPr>
               <w:rStyle w:val="Hyperlink"/>
@@ -746,7 +795,7 @@
           <w:sz w:val="24"/>
           <w:u w:val="single"/>
         </w:rPr>
-        <w:hyperlink r:id="rId9" w:history="1">
+        <w:hyperlink r:id="rId10" w:history="1">
           <w:r>
             <w:rPr>
               <w:rStyle w:val="Hyperlink"/>
@@ -858,7 +907,7 @@
           <w:sz w:val="24"/>
           <w:u w:val="single"/>
         </w:rPr>
-        <w:hyperlink r:id="rId10" w:history="1">
+        <w:hyperlink r:id="rId9" w:history="1">
           <w:r>
             <w:rPr>
               <w:rStyle w:val="Hyperlink"/>
@@ -874,14 +923,35 @@
           <w:i/>
           <w:color w:val="0000FF"/>
           <w:sz w:val="24"/>
+        </w:rPr>
+        <w:t>m</w:t>
+      </w:r>
+      <w:r>
+        <w:rPr>
+          <w:rFonts w:ascii="Charis SIL Italic" w:hAnsi="Charis SIL Italic" w:eastAsia="Charis SIL Italic"/>
+          <w:b w:val="0"/>
+          <w:i/>
+          <w:color w:val="0000FF"/>
+          <w:sz w:val="24"/>
           <w:u w:val="single"/>
         </w:rPr>
-        <w:hyperlink r:id="rId10" w:history="1">
+        <w:t xml:space="preserve"> </w:t>
+      </w:r>
+      <w:r>
+        <w:rPr>
+          <w:rFonts w:ascii="Charis SIL Italic" w:hAnsi="Charis SIL Italic" w:eastAsia="Charis SIL Italic"/>
+          <w:b w:val="0"/>
+          <w:i/>
+          <w:color w:val="0000FF"/>
+          <w:sz w:val="24"/>
+          <w:u w:val="single"/>
+        </w:rPr>
+        <w:hyperlink r:id="rId9" w:history="1">
           <w:r>
             <w:rPr>
               <w:rStyle w:val="Hyperlink"/>
             </w:rPr>
-            <w:t>m</w:t>
+            <w:t>a</w:t>
           </w:r>
         </w:hyperlink>
       </w:r>
@@ -894,7 +964,25 @@
           <w:sz w:val="24"/>
           <w:u w:val="single"/>
         </w:rPr>
-        <w:t xml:space="preserve"> a coloni</w:t>
+        <w:t xml:space="preserve"> </w:t>
+      </w:r>
+      <w:r>
+        <w:rPr>
+          <w:rFonts w:ascii="Charis SIL Italic" w:hAnsi="Charis SIL Italic" w:eastAsia="Charis SIL Italic"/>
+          <w:b w:val="0"/>
+          <w:i/>
+          <w:color w:val="0000FF"/>
+          <w:sz w:val="24"/>
+          <w:u w:val="single"/>
+        </w:rPr>
+        <w:hyperlink r:id="rId9" w:history="1">
+          <w:r>
+            <w:rPr>
+              <w:rStyle w:val="Hyperlink"/>
+            </w:rPr>
+            <w:t>coloni</w:t>
+          </w:r>
+        </w:hyperlink>
       </w:r>
       <w:r>
         <w:rPr>
@@ -934,7 +1022,7 @@
           <w:sz w:val="24"/>
           <w:u w:val="single"/>
         </w:rPr>
-        <w:hyperlink r:id="rId9" w:history="1">
+        <w:hyperlink r:id="rId10" w:history="1">
           <w:r>
             <w:rPr>
               <w:rStyle w:val="Hyperlink"/>
@@ -963,7 +1051,7 @@
           <w:sz w:val="24"/>
           <w:u w:val="single"/>
         </w:rPr>
-        <w:hyperlink r:id="rId9" w:history="1">
+        <w:hyperlink r:id="rId10" w:history="1">
           <w:r>
             <w:rPr>
               <w:rStyle w:val="Hyperlink"/>
@@ -992,7 +1080,7 @@
           <w:sz w:val="24"/>
           <w:u w:val="single"/>
         </w:rPr>
-        <w:hyperlink r:id="rId9" w:history="1">
+        <w:hyperlink r:id="rId10" w:history="1">
           <w:r>
             <w:rPr>
               <w:rStyle w:val="Hyperlink"/>
@@ -3214,7 +3302,7 @@
             <w:rPr>
               <w:rStyle w:val="Hyperlink"/>
             </w:rPr>
-            <w:t>significan</w:t>
+            <w:t>significanc</w:t>
           </w:r>
         </w:hyperlink>
       </w:r>
@@ -3225,13 +3313,36 @@
           <w:i/>
           <w:color w:val="0000FF"/>
           <w:sz w:val="24"/>
+          <w:u w:val="single"/>
+        </w:rPr>
+        <w:t>e</w:t>
+      </w:r>
+      <w:r>
+        <w:rPr>
+          <w:rFonts w:ascii="Charis SIL Italic" w:hAnsi="Charis SIL Italic" w:eastAsia="Charis SIL Italic"/>
+          <w:b w:val="0"/>
+          <w:i/>
+          <w:color w:val="0000FF"/>
+          <w:sz w:val="24"/>
+          <w:u w:val="single"/>
+        </w:rPr>
+        <w:t xml:space="preserve"> </w:t>
+      </w:r>
+      <w:r>
+        <w:rPr>
+          <w:rFonts w:ascii="Charis SIL Italic" w:hAnsi="Charis SIL Italic" w:eastAsia="Charis SIL Italic"/>
+          <w:b w:val="0"/>
+          <w:i/>
+          <w:color w:val="0000FF"/>
+          <w:sz w:val="24"/>
+          <w:u w:val="single"/>
         </w:rPr>
         <w:hyperlink r:id="rId15" w:history="1">
           <w:r>
             <w:rPr>
               <w:rStyle w:val="Hyperlink"/>
             </w:rPr>
-            <w:t>c</w:t>
+            <w:t>o</w:t>
           </w:r>
         </w:hyperlink>
       </w:r>
@@ -3243,36 +3354,7 @@
           <w:color w:val="0000FF"/>
           <w:sz w:val="24"/>
         </w:rPr>
-        <w:t>e</w:t>
-      </w:r>
-      <w:r>
-        <w:rPr>
-          <w:rFonts w:ascii="Charis SIL Italic" w:hAnsi="Charis SIL Italic" w:eastAsia="Charis SIL Italic"/>
-          <w:b w:val="0"/>
-          <w:i/>
-          <w:color w:val="0000FF"/>
-          <w:sz w:val="24"/>
-          <w:u w:val="single"/>
-        </w:rPr>
-        <w:t xml:space="preserve"> </w:t>
-      </w:r>
-      <w:r>
-        <w:rPr>
-          <w:rFonts w:ascii="Charis SIL Italic" w:hAnsi="Charis SIL Italic" w:eastAsia="Charis SIL Italic"/>
-          <w:b w:val="0"/>
-          <w:i/>
-          <w:color w:val="0000FF"/>
-          <w:sz w:val="24"/>
-          <w:u w:val="single"/>
-        </w:rPr>
-        <w:hyperlink r:id="rId15" w:history="1">
-          <w:r>
-            <w:rPr>
-              <w:rStyle w:val="Hyperlink"/>
-            </w:rPr>
-            <w:t xml:space="preserve">of </w:t>
-          </w:r>
-        </w:hyperlink>
+        <w:t xml:space="preserve">f </w:t>
       </w:r>
       <w:r>
         <w:rPr>
@@ -3370,7 +3452,14 @@
           <w:sz w:val="24"/>
           <w:u w:val="single"/>
         </w:rPr>
-        <w:t>collections</w:t>
+        <w:hyperlink r:id="rId15" w:history="1">
+          <w:r>
+            <w:rPr>
+              <w:rStyle w:val="Hyperlink"/>
+            </w:rPr>
+            <w:t>collections</w:t>
+          </w:r>
+        </w:hyperlink>
       </w:r>
       <w:r>
         <w:rPr>
@@ -3392,7 +3481,14 @@
           <w:sz w:val="24"/>
           <w:u w:val="single"/>
         </w:rPr>
-        <w:t>acqui</w:t>
+        <w:hyperlink r:id="rId15" w:history="1">
+          <w:r>
+            <w:rPr>
+              <w:rStyle w:val="Hyperlink"/>
+            </w:rPr>
+            <w:t>acqui</w:t>
+          </w:r>
+        </w:hyperlink>
       </w:r>
       <w:r>
         <w:rPr>
@@ -3562,97 +3658,7 @@
           <w:color w:val="000000"/>
           <w:sz w:val="24"/>
         </w:rPr>
-        <w:hyperlink r:id="rId15" w:history="1">
-          <w:r>
-            <w:rPr>
-              <w:rStyle w:val="Hyperlink"/>
-            </w:rPr>
-            <w:t xml:space="preserve"> (</w:t>
-          </w:r>
-        </w:hyperlink>
-      </w:r>
-      <w:r>
-        <w:rPr>
-          <w:u w:val="single" w:color="0000ff"/>
-          <w:rFonts w:ascii="Charis SIL Regular" w:hAnsi="Charis SIL Regular" w:eastAsia="Charis SIL Regular"/>
-          <w:b w:val="0"/>
-          <w:i w:val="0"/>
-          <w:color w:val="000000"/>
-          <w:sz w:val="24"/>
-        </w:rPr>
-        <w:hyperlink r:id="rId15" w:history="1">
-          <w:r>
-            <w:rPr>
-              <w:rStyle w:val="Hyperlink"/>
-            </w:rPr>
-            <w:t>Amster</w:t>
-          </w:r>
-        </w:hyperlink>
-      </w:r>
-      <w:r>
-        <w:rPr>
-          <w:u w:val="single" w:color="0000ff"/>
-          <w:rFonts w:ascii="Charis SIL Regular" w:hAnsi="Charis SIL Regular" w:eastAsia="Charis SIL Regular"/>
-          <w:b w:val="0"/>
-          <w:i w:val="0"/>
-          <w:color w:val="000000"/>
-          <w:sz w:val="24"/>
-        </w:rPr>
-        <w:hyperlink r:id="rId15" w:history="1">
-          <w:r>
-            <w:rPr>
-              <w:rStyle w:val="Hyperlink"/>
-            </w:rPr>
-            <w:t>dam</w:t>
-          </w:r>
-        </w:hyperlink>
-      </w:r>
-      <w:r>
-        <w:rPr>
-          <w:u w:val="single" w:color="0000ff"/>
-          <w:rFonts w:ascii="Charis SIL Regular" w:hAnsi="Charis SIL Regular" w:eastAsia="Charis SIL Regular"/>
-          <w:b w:val="0"/>
-          <w:i w:val="0"/>
-          <w:color w:val="000000"/>
-          <w:sz w:val="24"/>
-        </w:rPr>
-        <w:hyperlink r:id="rId15" w:history="1">
-          <w:r>
-            <w:rPr>
-              <w:rStyle w:val="Hyperlink"/>
-            </w:rPr>
-            <w:t>: Rijksmuse</w:t>
-          </w:r>
-        </w:hyperlink>
-      </w:r>
-      <w:r>
-        <w:rPr>
-          <w:u w:val="single" w:color="0000ff"/>
-          <w:rFonts w:ascii="Charis SIL Regular" w:hAnsi="Charis SIL Regular" w:eastAsia="Charis SIL Regular"/>
-          <w:b w:val="0"/>
-          <w:i w:val="0"/>
-          <w:color w:val="000000"/>
-          <w:sz w:val="24"/>
-        </w:rPr>
-        <w:hyperlink r:id="rId15" w:history="1">
-          <w:r>
-            <w:rPr>
-              <w:rStyle w:val="Hyperlink"/>
-            </w:rPr>
-            <w:t>u</w:t>
-          </w:r>
-        </w:hyperlink>
-      </w:r>
-      <w:r>
-        <w:rPr>
-          <w:u w:val="single" w:color="0000ff"/>
-          <w:rFonts w:ascii="Charis SIL Regular" w:hAnsi="Charis SIL Regular" w:eastAsia="Charis SIL Regular"/>
-          <w:b w:val="0"/>
-          <w:i w:val="0"/>
-          <w:color w:val="000000"/>
-          <w:sz w:val="24"/>
-        </w:rPr>
-        <w:t>m</w:t>
+        <w:t xml:space="preserve"> (Amsterdam: Rijksmuseum</w:t>
       </w:r>
       <w:r>
         <w:rPr>
@@ -3981,54 +3987,7 @@
           <w:color w:val="000000"/>
           <w:sz w:val="24"/>
         </w:rPr>
-        <w:t xml:space="preserve"> (Amersfoort: Rijk</w:t>
-      </w:r>
-      <w:r>
-        <w:rPr>
-          <w:u w:val="single" w:color="0000ff"/>
-          <w:rFonts w:ascii="Charis SIL Regular" w:hAnsi="Charis SIL Regular" w:eastAsia="Charis SIL Regular"/>
-          <w:b w:val="0"/>
-          <w:i w:val="0"/>
-          <w:color w:val="000000"/>
-          <w:sz w:val="24"/>
-        </w:rPr>
-        <w:hyperlink r:id="rId10" w:history="1">
-          <w:r>
-            <w:rPr>
-              <w:rStyle w:val="Hyperlink"/>
-            </w:rPr>
-            <w:t>sdienst vo</w:t>
-          </w:r>
-        </w:hyperlink>
-      </w:r>
-      <w:r>
-        <w:rPr>
-          <w:u w:val="single" w:color="0000ff"/>
-          <w:rFonts w:ascii="Charis SIL Regular" w:hAnsi="Charis SIL Regular" w:eastAsia="Charis SIL Regular"/>
-          <w:b w:val="0"/>
-          <w:i w:val="0"/>
-          <w:color w:val="000000"/>
-          <w:sz w:val="24"/>
-        </w:rPr>
-        <w:hyperlink r:id="rId10" w:history="1">
-          <w:r>
-            <w:rPr>
-              <w:rStyle w:val="Hyperlink"/>
-            </w:rPr>
-            <w:t>o</w:t>
-          </w:r>
-        </w:hyperlink>
-      </w:r>
-      <w:r>
-        <w:rPr>
-          <w:u w:val="single" w:color="0000ff"/>
-          <w:rFonts w:ascii="Charis SIL Regular" w:hAnsi="Charis SIL Regular" w:eastAsia="Charis SIL Regular"/>
-          <w:b w:val="0"/>
-          <w:i w:val="0"/>
-          <w:color w:val="000000"/>
-          <w:sz w:val="24"/>
-        </w:rPr>
-        <w:t>r het Cu</w:t>
+        <w:t xml:space="preserve"> (Amersfoort: Rijksdienst voor het Cu</w:t>
       </w:r>
       <w:r>
         <w:rPr>
@@ -4075,25 +4034,7 @@
           <w:color w:val="000000"/>
           <w:sz w:val="24"/>
         </w:rPr>
-        <w:hyperlink r:id="rId10" w:history="1">
-          <w:r>
-            <w:rPr>
-              <w:rStyle w:val="Hyperlink"/>
-            </w:rPr>
-            <w:t>el Erfgoed</w:t>
-          </w:r>
-        </w:hyperlink>
-      </w:r>
-      <w:r>
-        <w:rPr>
-          <w:u w:val="single" w:color="0000ff"/>
-          <w:rFonts w:ascii="Charis SIL Regular" w:hAnsi="Charis SIL Regular" w:eastAsia="Charis SIL Regular"/>
-          <w:b w:val="0"/>
-          <w:i w:val="0"/>
-          <w:color w:val="000000"/>
-          <w:sz w:val="24"/>
-        </w:rPr>
-        <w:t>, 202</w:t>
+        <w:t>el Erfgoed, 202</w:t>
       </w:r>
       <w:r>
         <w:rPr>
@@ -4170,34 +4111,7 @@
           <w:color w:val="000000"/>
           <w:sz w:val="24"/>
         </w:rPr>
-        <w:t xml:space="preserve">•  </w:t>
-      </w:r>
-      <w:r>
-        <w:rPr>
-          <w:rFonts w:ascii="Charis SIL Regular" w:hAnsi="Charis SIL Regular" w:eastAsia="Charis SIL Regular"/>
-          <w:b w:val="0"/>
-          <w:i w:val="0"/>
-          <w:color w:val="000000"/>
-          <w:sz w:val="24"/>
-        </w:rPr>
-        <w:hyperlink r:id="rId10" w:history="1">
-          <w:r>
-            <w:rPr>
-              <w:rStyle w:val="Hyperlink"/>
-            </w:rPr>
-            <w:t xml:space="preserve">Yeide, </w:t>
-          </w:r>
-        </w:hyperlink>
-      </w:r>
-      <w:r>
-        <w:rPr>
-          <w:rFonts w:ascii="Charis SIL Regular" w:hAnsi="Charis SIL Regular" w:eastAsia="Charis SIL Regular"/>
-          <w:b w:val="0"/>
-          <w:i w:val="0"/>
-          <w:color w:val="000000"/>
-          <w:sz w:val="24"/>
-        </w:rPr>
-        <w:t>N</w:t>
+        <w:t>•  Yeide, N</w:t>
       </w:r>
       <w:r>
         <w:rPr>
@@ -4719,7 +4633,7 @@
           <w:color w:val="000000"/>
           <w:sz w:val="24"/>
         </w:rPr>
-        <w:t>. 2nd Edition (German Museums Associatio</w:t>
+        <w:t>. 2nd Edition (German M</w:t>
       </w:r>
       <w:r>
         <w:rPr>
@@ -4735,7 +4649,7 @@
             <w:rPr>
               <w:rStyle w:val="Hyperlink"/>
             </w:rPr>
-            <w:t>n, 20</w:t>
+            <w:t>useums</w:t>
           </w:r>
         </w:hyperlink>
       </w:r>
@@ -4748,14 +4662,18 @@
           <w:color w:val="000000"/>
           <w:sz w:val="24"/>
         </w:rPr>
-        <w:hyperlink r:id="rId17" w:history="1">
-          <w:r>
-            <w:rPr>
-              <w:rStyle w:val="Hyperlink"/>
-            </w:rPr>
-            <w:t>19</w:t>
-          </w:r>
-        </w:hyperlink>
+        <w:t xml:space="preserve"> </w:t>
+      </w:r>
+      <w:r>
+        <w:rPr>
+          <w:u w:val="single" w:color="0000ff"/>
+          <w:rFonts w:ascii="Charis SIL Regular" w:hAnsi="Charis SIL Regular" w:eastAsia="Charis SIL Regular"/>
+          <w:b w:val="0"/>
+          <w:i w:val="0"/>
+          <w:color w:val="000000"/>
+          <w:sz w:val="24"/>
+        </w:rPr>
+        <w:t>Association, 2019</w:t>
       </w:r>
       <w:r>
         <w:rPr>
@@ -4796,34 +4714,7 @@
           <w:color w:val="000000"/>
           <w:sz w:val="24"/>
         </w:rPr>
-        <w:t xml:space="preserve">•  </w:t>
-      </w:r>
-      <w:r>
-        <w:rPr>
-          <w:rFonts w:ascii="Charis SIL Regular" w:hAnsi="Charis SIL Regular" w:eastAsia="Charis SIL Regular"/>
-          <w:b w:val="0"/>
-          <w:i w:val="0"/>
-          <w:color w:val="000000"/>
-          <w:sz w:val="24"/>
-        </w:rPr>
-        <w:hyperlink r:id="rId17" w:history="1">
-          <w:r>
-            <w:rPr>
-              <w:rStyle w:val="Hyperlink"/>
-            </w:rPr>
-            <w:t xml:space="preserve">Deterts, </w:t>
-          </w:r>
-        </w:hyperlink>
-      </w:r>
-      <w:r>
-        <w:rPr>
-          <w:rFonts w:ascii="Charis SIL Regular" w:hAnsi="Charis SIL Regular" w:eastAsia="Charis SIL Regular"/>
-          <w:b w:val="0"/>
-          <w:i w:val="0"/>
-          <w:color w:val="000000"/>
-          <w:sz w:val="24"/>
-        </w:rPr>
-        <w:t xml:space="preserve">Dorothea (ed.), </w:t>
+        <w:t xml:space="preserve">•  Deterts, Dorothea (ed.), </w:t>
       </w:r>
       <w:r>
         <w:rPr>
@@ -5470,7 +5361,126 @@
           <w:color w:val="000000"/>
           <w:sz w:val="24"/>
         </w:rPr>
-        <w:t>•  Specifically for conducting research in the National Archives of the Netherl</w:t>
+        <w:t>•  Specifically for conducting research i</w:t>
+      </w:r>
+      <w:r>
+        <w:rPr>
+          <w:u w:val="single" w:color="0000ff"/>
+          <w:rFonts w:ascii="Charis SIL Regular" w:hAnsi="Charis SIL Regular" w:eastAsia="Charis SIL Regular"/>
+          <w:b w:val="0"/>
+          <w:i w:val="0"/>
+          <w:color w:val="000000"/>
+          <w:sz w:val="24"/>
+        </w:rPr>
+        <w:hyperlink r:id="rId12" w:history="1">
+          <w:r>
+            <w:rPr>
+              <w:rStyle w:val="Hyperlink"/>
+            </w:rPr>
+            <w:t>n the Natio</w:t>
+          </w:r>
+        </w:hyperlink>
+      </w:r>
+      <w:r>
+        <w:rPr>
+          <w:u w:val="single" w:color="0000ff"/>
+          <w:rFonts w:ascii="Charis SIL Regular" w:hAnsi="Charis SIL Regular" w:eastAsia="Charis SIL Regular"/>
+          <w:b w:val="0"/>
+          <w:i w:val="0"/>
+          <w:color w:val="000000"/>
+          <w:sz w:val="24"/>
+        </w:rPr>
+        <w:hyperlink r:id="rId12" w:history="1">
+          <w:r>
+            <w:rPr>
+              <w:rStyle w:val="Hyperlink"/>
+            </w:rPr>
+            <w:t>n</w:t>
+          </w:r>
+        </w:hyperlink>
+      </w:r>
+      <w:r>
+        <w:rPr>
+          <w:u w:val="single" w:color="0000ff"/>
+          <w:rFonts w:ascii="Charis SIL Regular" w:hAnsi="Charis SIL Regular" w:eastAsia="Charis SIL Regular"/>
+          <w:b w:val="0"/>
+          <w:i w:val="0"/>
+          <w:color w:val="000000"/>
+          <w:sz w:val="24"/>
+        </w:rPr>
+        <w:hyperlink r:id="rId12" w:history="1">
+          <w:r>
+            <w:rPr>
+              <w:rStyle w:val="Hyperlink"/>
+            </w:rPr>
+            <w:t>al Archi</w:t>
+          </w:r>
+        </w:hyperlink>
+      </w:r>
+      <w:r>
+        <w:rPr>
+          <w:u w:val="single" w:color="0000ff"/>
+          <w:rFonts w:ascii="Charis SIL Regular" w:hAnsi="Charis SIL Regular" w:eastAsia="Charis SIL Regular"/>
+          <w:b w:val="0"/>
+          <w:i w:val="0"/>
+          <w:color w:val="000000"/>
+          <w:sz w:val="24"/>
+        </w:rPr>
+        <w:hyperlink r:id="rId12" w:history="1">
+          <w:r>
+            <w:rPr>
+              <w:rStyle w:val="Hyperlink"/>
+            </w:rPr>
+            <w:t>v</w:t>
+          </w:r>
+        </w:hyperlink>
+      </w:r>
+      <w:r>
+        <w:rPr>
+          <w:u w:val="single" w:color="0000ff"/>
+          <w:rFonts w:ascii="Charis SIL Regular" w:hAnsi="Charis SIL Regular" w:eastAsia="Charis SIL Regular"/>
+          <w:b w:val="0"/>
+          <w:i w:val="0"/>
+          <w:color w:val="000000"/>
+          <w:sz w:val="24"/>
+        </w:rPr>
+        <w:hyperlink r:id="rId12" w:history="1">
+          <w:r>
+            <w:rPr>
+              <w:rStyle w:val="Hyperlink"/>
+            </w:rPr>
+            <w:t>es of the Ne</w:t>
+          </w:r>
+        </w:hyperlink>
+      </w:r>
+      <w:r>
+        <w:rPr>
+          <w:u w:val="single" w:color="0000ff"/>
+          <w:rFonts w:ascii="Charis SIL Regular" w:hAnsi="Charis SIL Regular" w:eastAsia="Charis SIL Regular"/>
+          <w:b w:val="0"/>
+          <w:i w:val="0"/>
+          <w:color w:val="000000"/>
+          <w:sz w:val="24"/>
+        </w:rPr>
+        <w:hyperlink r:id="rId12" w:history="1">
+          <w:r>
+            <w:rPr>
+              <w:rStyle w:val="Hyperlink"/>
+            </w:rPr>
+            <w:t>t</w:t>
+          </w:r>
+        </w:hyperlink>
+      </w:r>
+      <w:r>
+        <w:rPr>
+          <w:u w:val="single" w:color="0000ff"/>
+          <w:rFonts w:ascii="Charis SIL Regular" w:hAnsi="Charis SIL Regular" w:eastAsia="Charis SIL Regular"/>
+          <w:b w:val="0"/>
+          <w:i w:val="0"/>
+          <w:color w:val="000000"/>
+          <w:sz w:val="24"/>
+        </w:rPr>
+        <w:t>herl</w:t>
       </w:r>
       <w:r>
         <w:rPr>

--- a/EXPORTS/DOCX/published/niveau1/English/DoingResearch.docx
+++ b/EXPORTS/DOCX/published/niveau1/English/DoingResearch.docx
@@ -338,7 +338,7 @@
             <w:rPr>
               <w:rStyle w:val="Hyperlink"/>
             </w:rPr>
-            <w:t>significanc</w:t>
+            <w:t>significan</w:t>
           </w:r>
         </w:hyperlink>
       </w:r>
@@ -349,7 +349,23 @@
           <w:i/>
           <w:color w:val="0000FF"/>
           <w:sz w:val="24"/>
-          <w:u w:val="single"/>
+        </w:rPr>
+        <w:hyperlink r:id="rId9" w:history="1">
+          <w:r>
+            <w:rPr>
+              <w:rStyle w:val="Hyperlink"/>
+            </w:rPr>
+            <w:t>c</w:t>
+          </w:r>
+        </w:hyperlink>
+      </w:r>
+      <w:r>
+        <w:rPr>
+          <w:rFonts w:ascii="Charis SIL Italic" w:hAnsi="Charis SIL Italic" w:eastAsia="Charis SIL Italic"/>
+          <w:b w:val="0"/>
+          <w:i/>
+          <w:color w:val="0000FF"/>
+          <w:sz w:val="24"/>
         </w:rPr>
         <w:t>e</w:t>
       </w:r>
@@ -418,6 +434,7 @@
           <w:i/>
           <w:color w:val="0000FF"/>
           <w:sz w:val="24"/>
+          <w:u w:val="single"/>
         </w:rPr>
         <w:t xml:space="preserve"> </w:t>
       </w:r>
@@ -448,72 +465,7 @@
           <w:sz w:val="24"/>
           <w:u w:val="single"/>
         </w:rPr>
-        <w:hyperlink r:id="rId9" w:history="1">
-          <w:r>
-            <w:rPr>
-              <w:rStyle w:val="Hyperlink"/>
-            </w:rPr>
-            <w:t>and</w:t>
-          </w:r>
-        </w:hyperlink>
-      </w:r>
-      <w:r>
-        <w:rPr>
-          <w:rFonts w:ascii="Charis SIL Italic" w:hAnsi="Charis SIL Italic" w:eastAsia="Charis SIL Italic"/>
-          <w:b w:val="0"/>
-          <w:i/>
-          <w:color w:val="0000FF"/>
-          <w:sz w:val="24"/>
-          <w:u w:val="single"/>
-        </w:rPr>
-        <w:t xml:space="preserve"> </w:t>
-      </w:r>
-      <w:r>
-        <w:rPr>
-          <w:rFonts w:ascii="Charis SIL Italic" w:hAnsi="Charis SIL Italic" w:eastAsia="Charis SIL Italic"/>
-          <w:b w:val="0"/>
-          <w:i/>
-          <w:color w:val="0000FF"/>
-          <w:sz w:val="24"/>
-          <w:u w:val="single"/>
-        </w:rPr>
-        <w:hyperlink r:id="rId9" w:history="1">
-          <w:r>
-            <w:rPr>
-              <w:rStyle w:val="Hyperlink"/>
-            </w:rPr>
-            <w:t>collections</w:t>
-          </w:r>
-        </w:hyperlink>
-      </w:r>
-      <w:r>
-        <w:rPr>
-          <w:rFonts w:ascii="Charis SIL Italic" w:hAnsi="Charis SIL Italic" w:eastAsia="Charis SIL Italic"/>
-          <w:b w:val="0"/>
-          <w:i/>
-          <w:color w:val="0000FF"/>
-          <w:sz w:val="24"/>
-          <w:u w:val="single"/>
-        </w:rPr>
-        <w:t xml:space="preserve"> </w:t>
-      </w:r>
-      <w:r>
-        <w:rPr>
-          <w:rFonts w:ascii="Charis SIL Italic" w:hAnsi="Charis SIL Italic" w:eastAsia="Charis SIL Italic"/>
-          <w:b w:val="0"/>
-          <w:i/>
-          <w:color w:val="0000FF"/>
-          <w:sz w:val="24"/>
-          <w:u w:val="single"/>
-        </w:rPr>
-        <w:hyperlink r:id="rId9" w:history="1">
-          <w:r>
-            <w:rPr>
-              <w:rStyle w:val="Hyperlink"/>
-            </w:rPr>
-            <w:t>acqui</w:t>
-          </w:r>
-        </w:hyperlink>
+        <w:t>and collections acqui</w:t>
       </w:r>
       <w:r>
         <w:rPr>
@@ -701,7 +653,86 @@
           <w:color w:val="000000"/>
           <w:sz w:val="24"/>
         </w:rPr>
-        <w:t xml:space="preserve">e publication </w:t>
+        <w:hyperlink r:id="rId9" w:history="1">
+          <w:r>
+            <w:rPr>
+              <w:rStyle w:val="Hyperlink"/>
+            </w:rPr>
+            <w:t>e</w:t>
+          </w:r>
+        </w:hyperlink>
+      </w:r>
+      <w:r>
+        <w:rPr>
+          <w:u w:val="single" w:color="0000ff"/>
+          <w:rFonts w:ascii="Charis SIL Regular" w:hAnsi="Charis SIL Regular" w:eastAsia="Charis SIL Regular"/>
+          <w:b w:val="0"/>
+          <w:i w:val="0"/>
+          <w:color w:val="000000"/>
+          <w:sz w:val="24"/>
+        </w:rPr>
+        <w:hyperlink r:id="rId9" w:history="1">
+          <w:r>
+            <w:rPr>
+              <w:rStyle w:val="Hyperlink"/>
+            </w:rPr>
+            <w:t xml:space="preserve"> publi</w:t>
+          </w:r>
+        </w:hyperlink>
+      </w:r>
+      <w:r>
+        <w:rPr>
+          <w:u w:val="single" w:color="0000ff"/>
+          <w:rFonts w:ascii="Charis SIL Regular" w:hAnsi="Charis SIL Regular" w:eastAsia="Charis SIL Regular"/>
+          <w:b w:val="0"/>
+          <w:i w:val="0"/>
+          <w:color w:val="000000"/>
+          <w:sz w:val="24"/>
+        </w:rPr>
+        <w:hyperlink r:id="rId9" w:history="1">
+          <w:r>
+            <w:rPr>
+              <w:rStyle w:val="Hyperlink"/>
+            </w:rPr>
+            <w:t>c</w:t>
+          </w:r>
+        </w:hyperlink>
+      </w:r>
+      <w:r>
+        <w:rPr>
+          <w:u w:val="single" w:color="0000ff"/>
+          <w:rFonts w:ascii="Charis SIL Regular" w:hAnsi="Charis SIL Regular" w:eastAsia="Charis SIL Regular"/>
+          <w:b w:val="0"/>
+          <w:i w:val="0"/>
+          <w:color w:val="000000"/>
+          <w:sz w:val="24"/>
+        </w:rPr>
+        <w:hyperlink r:id="rId9" w:history="1">
+          <w:r>
+            <w:rPr>
+              <w:rStyle w:val="Hyperlink"/>
+            </w:rPr>
+            <w:t>atio</w:t>
+          </w:r>
+        </w:hyperlink>
+      </w:r>
+      <w:r>
+        <w:rPr>
+          <w:u w:val="single" w:color="0000ff"/>
+          <w:rFonts w:ascii="Charis SIL Regular" w:hAnsi="Charis SIL Regular" w:eastAsia="Charis SIL Regular"/>
+          <w:b w:val="0"/>
+          <w:i w:val="0"/>
+          <w:color w:val="000000"/>
+          <w:sz w:val="24"/>
+        </w:rPr>
+        <w:hyperlink r:id="rId9" w:history="1">
+          <w:r>
+            <w:rPr>
+              <w:rStyle w:val="Hyperlink"/>
+            </w:rPr>
+            <w:t xml:space="preserve">n </w:t>
+          </w:r>
+        </w:hyperlink>
       </w:r>
       <w:r>
         <w:rPr>
@@ -777,7 +808,7 @@
           <w:sz w:val="24"/>
           <w:u w:val="single"/>
         </w:rPr>
-        <w:hyperlink r:id="rId10" w:history="1">
+        <w:hyperlink r:id="rId9" w:history="1">
           <w:r>
             <w:rPr>
               <w:rStyle w:val="Hyperlink"/>
@@ -795,7 +826,7 @@
           <w:sz w:val="24"/>
           <w:u w:val="single"/>
         </w:rPr>
-        <w:hyperlink r:id="rId10" w:history="1">
+        <w:hyperlink r:id="rId9" w:history="1">
           <w:r>
             <w:rPr>
               <w:rStyle w:val="Hyperlink"/>
@@ -923,6 +954,7 @@
           <w:i/>
           <w:color w:val="0000FF"/>
           <w:sz w:val="24"/>
+          <w:u w:val="single"/>
         </w:rPr>
         <w:t>m</w:t>
       </w:r>
@@ -946,7 +978,7 @@
           <w:sz w:val="24"/>
           <w:u w:val="single"/>
         </w:rPr>
-        <w:hyperlink r:id="rId9" w:history="1">
+        <w:hyperlink r:id="rId10" w:history="1">
           <w:r>
             <w:rPr>
               <w:rStyle w:val="Hyperlink"/>
@@ -975,7 +1007,7 @@
           <w:sz w:val="24"/>
           <w:u w:val="single"/>
         </w:rPr>
-        <w:hyperlink r:id="rId9" w:history="1">
+        <w:hyperlink r:id="rId10" w:history="1">
           <w:r>
             <w:rPr>
               <w:rStyle w:val="Hyperlink"/>
@@ -1022,7 +1054,7 @@
           <w:sz w:val="24"/>
           <w:u w:val="single"/>
         </w:rPr>
-        <w:hyperlink r:id="rId10" w:history="1">
+        <w:hyperlink r:id="rId9" w:history="1">
           <w:r>
             <w:rPr>
               <w:rStyle w:val="Hyperlink"/>
@@ -1051,7 +1083,7 @@
           <w:sz w:val="24"/>
           <w:u w:val="single"/>
         </w:rPr>
-        <w:hyperlink r:id="rId10" w:history="1">
+        <w:hyperlink r:id="rId9" w:history="1">
           <w:r>
             <w:rPr>
               <w:rStyle w:val="Hyperlink"/>
@@ -1080,7 +1112,7 @@
           <w:sz w:val="24"/>
           <w:u w:val="single"/>
         </w:rPr>
-        <w:hyperlink r:id="rId10" w:history="1">
+        <w:hyperlink r:id="rId9" w:history="1">
           <w:r>
             <w:rPr>
               <w:rStyle w:val="Hyperlink"/>
@@ -1225,32 +1257,7 @@
           <w:color w:val="000000"/>
           <w:sz w:val="24"/>
         </w:rPr>
-        <w:hyperlink r:id="rId10" w:history="1">
-          <w:r>
-            <w:rPr>
-              <w:rStyle w:val="Hyperlink"/>
-            </w:rPr>
-            <w:t>Other rele</w:t>
-          </w:r>
-        </w:hyperlink>
-      </w:r>
-      <w:r>
-        <w:rPr>
-          <w:u w:val="single" w:color="0000ff"/>
-          <w:rFonts w:ascii="Charis SIL Regular" w:hAnsi="Charis SIL Regular" w:eastAsia="Charis SIL Regular"/>
-          <w:b w:val="0"/>
-          <w:i w:val="0"/>
-          <w:color w:val="000000"/>
-          <w:sz w:val="24"/>
-        </w:rPr>
-        <w:hyperlink r:id="rId10" w:history="1">
-          <w:r>
-            <w:rPr>
-              <w:rStyle w:val="Hyperlink"/>
-            </w:rPr>
-            <w:t xml:space="preserve">vant </w:t>
-          </w:r>
-        </w:hyperlink>
+        <w:t xml:space="preserve">Other relevant </w:t>
       </w:r>
       <w:r>
         <w:rPr>
@@ -2478,7 +2485,7 @@
           <w:sz w:val="24"/>
           <w:u w:val="single"/>
         </w:rPr>
-        <w:hyperlink r:id="rId13" w:history="1">
+        <w:hyperlink r:id="rId12" w:history="1">
           <w:r>
             <w:rPr>
               <w:rStyle w:val="Hyperlink"/>
@@ -3363,16 +3370,8 @@
           <w:i/>
           <w:color w:val="0000FF"/>
           <w:sz w:val="24"/>
-          <w:u w:val="single"/>
-        </w:rPr>
-        <w:hyperlink r:id="rId15" w:history="1">
-          <w:r>
-            <w:rPr>
-              <w:rStyle w:val="Hyperlink"/>
-            </w:rPr>
-            <w:t>cultural</w:t>
-          </w:r>
-        </w:hyperlink>
+        </w:rPr>
+        <w:t>cultural objects and collections</w:t>
       </w:r>
       <w:r>
         <w:rPr>
@@ -3383,112 +3382,7 @@
           <w:sz w:val="24"/>
           <w:u w:val="single"/>
         </w:rPr>
-        <w:t xml:space="preserve"> </w:t>
-      </w:r>
-      <w:r>
-        <w:rPr>
-          <w:rFonts w:ascii="Charis SIL Italic" w:hAnsi="Charis SIL Italic" w:eastAsia="Charis SIL Italic"/>
-          <w:b w:val="0"/>
-          <w:i/>
-          <w:color w:val="0000FF"/>
-          <w:sz w:val="24"/>
-          <w:u w:val="single"/>
-        </w:rPr>
-        <w:hyperlink r:id="rId15" w:history="1">
-          <w:r>
-            <w:rPr>
-              <w:rStyle w:val="Hyperlink"/>
-            </w:rPr>
-            <w:t>objects</w:t>
-          </w:r>
-        </w:hyperlink>
-      </w:r>
-      <w:r>
-        <w:rPr>
-          <w:rFonts w:ascii="Charis SIL Italic" w:hAnsi="Charis SIL Italic" w:eastAsia="Charis SIL Italic"/>
-          <w:b w:val="0"/>
-          <w:i/>
-          <w:color w:val="0000FF"/>
-          <w:sz w:val="24"/>
-          <w:u w:val="single"/>
-        </w:rPr>
-        <w:t xml:space="preserve"> </w:t>
-      </w:r>
-      <w:r>
-        <w:rPr>
-          <w:rFonts w:ascii="Charis SIL Italic" w:hAnsi="Charis SIL Italic" w:eastAsia="Charis SIL Italic"/>
-          <w:b w:val="0"/>
-          <w:i/>
-          <w:color w:val="0000FF"/>
-          <w:sz w:val="24"/>
-          <w:u w:val="single"/>
-        </w:rPr>
-        <w:hyperlink r:id="rId15" w:history="1">
-          <w:r>
-            <w:rPr>
-              <w:rStyle w:val="Hyperlink"/>
-            </w:rPr>
-            <w:t>and</w:t>
-          </w:r>
-        </w:hyperlink>
-      </w:r>
-      <w:r>
-        <w:rPr>
-          <w:rFonts w:ascii="Charis SIL Italic" w:hAnsi="Charis SIL Italic" w:eastAsia="Charis SIL Italic"/>
-          <w:b w:val="0"/>
-          <w:i/>
-          <w:color w:val="0000FF"/>
-          <w:sz w:val="24"/>
-          <w:u w:val="single"/>
-        </w:rPr>
-        <w:t xml:space="preserve"> </w:t>
-      </w:r>
-      <w:r>
-        <w:rPr>
-          <w:rFonts w:ascii="Charis SIL Italic" w:hAnsi="Charis SIL Italic" w:eastAsia="Charis SIL Italic"/>
-          <w:b w:val="0"/>
-          <w:i/>
-          <w:color w:val="0000FF"/>
-          <w:sz w:val="24"/>
-          <w:u w:val="single"/>
-        </w:rPr>
-        <w:hyperlink r:id="rId15" w:history="1">
-          <w:r>
-            <w:rPr>
-              <w:rStyle w:val="Hyperlink"/>
-            </w:rPr>
-            <w:t>collections</w:t>
-          </w:r>
-        </w:hyperlink>
-      </w:r>
-      <w:r>
-        <w:rPr>
-          <w:rFonts w:ascii="Charis SIL Italic" w:hAnsi="Charis SIL Italic" w:eastAsia="Charis SIL Italic"/>
-          <w:b w:val="0"/>
-          <w:i/>
-          <w:color w:val="0000FF"/>
-          <w:sz w:val="24"/>
-          <w:u w:val="single"/>
-        </w:rPr>
-        <w:t xml:space="preserve"> </w:t>
-      </w:r>
-      <w:r>
-        <w:rPr>
-          <w:rFonts w:ascii="Charis SIL Italic" w:hAnsi="Charis SIL Italic" w:eastAsia="Charis SIL Italic"/>
-          <w:b w:val="0"/>
-          <w:i/>
-          <w:color w:val="0000FF"/>
-          <w:sz w:val="24"/>
-          <w:u w:val="single"/>
-        </w:rPr>
-        <w:hyperlink r:id="rId15" w:history="1">
-          <w:r>
-            <w:rPr>
-              <w:rStyle w:val="Hyperlink"/>
-            </w:rPr>
-            <w:t>acqui</w:t>
-          </w:r>
-        </w:hyperlink>
+        <w:t xml:space="preserve"> acqui</w:t>
       </w:r>
       <w:r>
         <w:rPr>
@@ -3987,7 +3881,61 @@
           <w:color w:val="000000"/>
           <w:sz w:val="24"/>
         </w:rPr>
-        <w:t xml:space="preserve"> (Amersfoort: Rijksdienst voor het Cu</w:t>
+        <w:t xml:space="preserve"> (Amersfoort: Rijk</w:t>
+      </w:r>
+      <w:r>
+        <w:rPr>
+          <w:u w:val="single" w:color="0000ff"/>
+          <w:rFonts w:ascii="Charis SIL Regular" w:hAnsi="Charis SIL Regular" w:eastAsia="Charis SIL Regular"/>
+          <w:b w:val="0"/>
+          <w:i w:val="0"/>
+          <w:color w:val="000000"/>
+          <w:sz w:val="24"/>
+        </w:rPr>
+        <w:hyperlink r:id="rId10" w:history="1">
+          <w:r>
+            <w:rPr>
+              <w:rStyle w:val="Hyperlink"/>
+            </w:rPr>
+            <w:t>sdienst vo</w:t>
+          </w:r>
+        </w:hyperlink>
+      </w:r>
+      <w:r>
+        <w:rPr>
+          <w:u w:val="single" w:color="0000ff"/>
+          <w:rFonts w:ascii="Charis SIL Regular" w:hAnsi="Charis SIL Regular" w:eastAsia="Charis SIL Regular"/>
+          <w:b w:val="0"/>
+          <w:i w:val="0"/>
+          <w:color w:val="000000"/>
+          <w:sz w:val="24"/>
+        </w:rPr>
+        <w:hyperlink r:id="rId10" w:history="1">
+          <w:r>
+            <w:rPr>
+              <w:rStyle w:val="Hyperlink"/>
+            </w:rPr>
+            <w:t>o</w:t>
+          </w:r>
+        </w:hyperlink>
+      </w:r>
+      <w:r>
+        <w:rPr>
+          <w:u w:val="single" w:color="0000ff"/>
+          <w:rFonts w:ascii="Charis SIL Regular" w:hAnsi="Charis SIL Regular" w:eastAsia="Charis SIL Regular"/>
+          <w:b w:val="0"/>
+          <w:i w:val="0"/>
+          <w:color w:val="000000"/>
+          <w:sz w:val="24"/>
+        </w:rPr>
+        <w:hyperlink r:id="rId10" w:history="1">
+          <w:r>
+            <w:rPr>
+              <w:rStyle w:val="Hyperlink"/>
+            </w:rPr>
+            <w:t>r het Cu</w:t>
+          </w:r>
+        </w:hyperlink>
       </w:r>
       <w:r>
         <w:rPr>
@@ -4016,25 +3964,7 @@
           <w:color w:val="000000"/>
           <w:sz w:val="24"/>
         </w:rPr>
-        <w:hyperlink r:id="rId10" w:history="1">
-          <w:r>
-            <w:rPr>
-              <w:rStyle w:val="Hyperlink"/>
-            </w:rPr>
-            <w:t>e</w:t>
-          </w:r>
-        </w:hyperlink>
-      </w:r>
-      <w:r>
-        <w:rPr>
-          <w:u w:val="single" w:color="0000ff"/>
-          <w:rFonts w:ascii="Charis SIL Regular" w:hAnsi="Charis SIL Regular" w:eastAsia="Charis SIL Regular"/>
-          <w:b w:val="0"/>
-          <w:i w:val="0"/>
-          <w:color w:val="000000"/>
-          <w:sz w:val="24"/>
-        </w:rPr>
-        <w:t>el Erfgoed, 202</w:t>
+        <w:t>eel Erfgoed, 202</w:t>
       </w:r>
       <w:r>
         <w:rPr>
@@ -4328,34 +4258,7 @@
           <w:color w:val="000000"/>
           <w:sz w:val="24"/>
         </w:rPr>
-        <w:t xml:space="preserve">•  </w:t>
-      </w:r>
-      <w:r>
-        <w:rPr>
-          <w:rFonts w:ascii="Charis SIL Regular" w:hAnsi="Charis SIL Regular" w:eastAsia="Charis SIL Regular"/>
-          <w:b w:val="0"/>
-          <w:i w:val="0"/>
-          <w:color w:val="000000"/>
-          <w:sz w:val="24"/>
-        </w:rPr>
-        <w:hyperlink r:id="rId16" w:history="1">
-          <w:r>
-            <w:rPr>
-              <w:rStyle w:val="Hyperlink"/>
-            </w:rPr>
-            <w:t>Lang, Sa</w:t>
-          </w:r>
-        </w:hyperlink>
-      </w:r>
-      <w:r>
-        <w:rPr>
-          <w:rFonts w:ascii="Charis SIL Regular" w:hAnsi="Charis SIL Regular" w:eastAsia="Charis SIL Regular"/>
-          <w:b w:val="0"/>
-          <w:i w:val="0"/>
-          <w:color w:val="000000"/>
-          <w:sz w:val="24"/>
-        </w:rPr>
-        <w:t xml:space="preserve">bine (ed.), </w:t>
+        <w:t xml:space="preserve">•  Lang, Sabine (ed.), </w:t>
       </w:r>
       <w:r>
         <w:rPr>
@@ -4633,7 +4536,43 @@
           <w:color w:val="000000"/>
           <w:sz w:val="24"/>
         </w:rPr>
-        <w:t>. 2nd Edition (German M</w:t>
+        <w:t>. 2nd Editio</w:t>
+      </w:r>
+      <w:r>
+        <w:rPr>
+          <w:u w:val="single" w:color="0000ff"/>
+          <w:rFonts w:ascii="Charis SIL Regular" w:hAnsi="Charis SIL Regular" w:eastAsia="Charis SIL Regular"/>
+          <w:b w:val="0"/>
+          <w:i w:val="0"/>
+          <w:color w:val="000000"/>
+          <w:sz w:val="24"/>
+        </w:rPr>
+        <w:hyperlink r:id="rId17" w:history="1">
+          <w:r>
+            <w:rPr>
+              <w:rStyle w:val="Hyperlink"/>
+            </w:rPr>
+            <w:t>n (Germa</w:t>
+          </w:r>
+        </w:hyperlink>
+      </w:r>
+      <w:r>
+        <w:rPr>
+          <w:u w:val="single" w:color="0000ff"/>
+          <w:rFonts w:ascii="Charis SIL Regular" w:hAnsi="Charis SIL Regular" w:eastAsia="Charis SIL Regular"/>
+          <w:b w:val="0"/>
+          <w:i w:val="0"/>
+          <w:color w:val="000000"/>
+          <w:sz w:val="24"/>
+        </w:rPr>
+        <w:hyperlink r:id="rId17" w:history="1">
+          <w:r>
+            <w:rPr>
+              <w:rStyle w:val="Hyperlink"/>
+            </w:rPr>
+            <w:t>n M</w:t>
+          </w:r>
+        </w:hyperlink>
       </w:r>
       <w:r>
         <w:rPr>
@@ -4673,7 +4612,50 @@
           <w:color w:val="000000"/>
           <w:sz w:val="24"/>
         </w:rPr>
-        <w:t>Association, 2019</w:t>
+        <w:hyperlink r:id="rId17" w:history="1">
+          <w:r>
+            <w:rPr>
+              <w:rStyle w:val="Hyperlink"/>
+            </w:rPr>
+            <w:t>Associatio</w:t>
+          </w:r>
+        </w:hyperlink>
+      </w:r>
+      <w:r>
+        <w:rPr>
+          <w:u w:val="single" w:color="0000ff"/>
+          <w:rFonts w:ascii="Charis SIL Regular" w:hAnsi="Charis SIL Regular" w:eastAsia="Charis SIL Regular"/>
+          <w:b w:val="0"/>
+          <w:i w:val="0"/>
+          <w:color w:val="000000"/>
+          <w:sz w:val="24"/>
+        </w:rPr>
+        <w:hyperlink r:id="rId17" w:history="1">
+          <w:r>
+            <w:rPr>
+              <w:rStyle w:val="Hyperlink"/>
+            </w:rPr>
+            <w:t>n, 20</w:t>
+          </w:r>
+        </w:hyperlink>
+      </w:r>
+      <w:r>
+        <w:rPr>
+          <w:u w:val="single" w:color="0000ff"/>
+          <w:rFonts w:ascii="Charis SIL Regular" w:hAnsi="Charis SIL Regular" w:eastAsia="Charis SIL Regular"/>
+          <w:b w:val="0"/>
+          <w:i w:val="0"/>
+          <w:color w:val="000000"/>
+          <w:sz w:val="24"/>
+        </w:rPr>
+        <w:hyperlink r:id="rId17" w:history="1">
+          <w:r>
+            <w:rPr>
+              <w:rStyle w:val="Hyperlink"/>
+            </w:rPr>
+            <w:t>19</w:t>
+          </w:r>
+        </w:hyperlink>
       </w:r>
       <w:r>
         <w:rPr>
@@ -5480,7 +5462,14 @@
           <w:color w:val="000000"/>
           <w:sz w:val="24"/>
         </w:rPr>
-        <w:t>herl</w:t>
+        <w:hyperlink r:id="rId12" w:history="1">
+          <w:r>
+            <w:rPr>
+              <w:rStyle w:val="Hyperlink"/>
+            </w:rPr>
+            <w:t>herl</w:t>
+          </w:r>
+        </w:hyperlink>
       </w:r>
       <w:r>
         <w:rPr>

--- a/EXPORTS/DOCX/published/niveau1/English/DoingResearch.docx
+++ b/EXPORTS/DOCX/published/niveau1/English/DoingResearch.docx
@@ -938,7 +938,7 @@
           <w:sz w:val="24"/>
           <w:u w:val="single"/>
         </w:rPr>
-        <w:hyperlink r:id="rId9" w:history="1">
+        <w:hyperlink r:id="rId10" w:history="1">
           <w:r>
             <w:rPr>
               <w:rStyle w:val="Hyperlink"/>
@@ -956,34 +956,12 @@
           <w:sz w:val="24"/>
           <w:u w:val="single"/>
         </w:rPr>
-        <w:t>m</w:t>
-      </w:r>
-      <w:r>
-        <w:rPr>
-          <w:rFonts w:ascii="Charis SIL Italic" w:hAnsi="Charis SIL Italic" w:eastAsia="Charis SIL Italic"/>
-          <w:b w:val="0"/>
-          <w:i/>
-          <w:color w:val="0000FF"/>
-          <w:sz w:val="24"/>
-          <w:u w:val="single"/>
-        </w:rPr>
-        <w:t xml:space="preserve"> </w:t>
-      </w:r>
-      <w:r>
-        <w:rPr>
-          <w:rFonts w:ascii="Charis SIL Italic" w:hAnsi="Charis SIL Italic" w:eastAsia="Charis SIL Italic"/>
-          <w:b w:val="0"/>
-          <w:i/>
-          <w:color w:val="0000FF"/>
-          <w:sz w:val="24"/>
-          <w:u w:val="single"/>
-        </w:rPr>
         <w:hyperlink r:id="rId10" w:history="1">
           <w:r>
             <w:rPr>
               <w:rStyle w:val="Hyperlink"/>
             </w:rPr>
-            <w:t>a</w:t>
+            <w:t>m</w:t>
           </w:r>
         </w:hyperlink>
       </w:r>
@@ -996,25 +974,7 @@
           <w:sz w:val="24"/>
           <w:u w:val="single"/>
         </w:rPr>
-        <w:t xml:space="preserve"> </w:t>
-      </w:r>
-      <w:r>
-        <w:rPr>
-          <w:rFonts w:ascii="Charis SIL Italic" w:hAnsi="Charis SIL Italic" w:eastAsia="Charis SIL Italic"/>
-          <w:b w:val="0"/>
-          <w:i/>
-          <w:color w:val="0000FF"/>
-          <w:sz w:val="24"/>
-          <w:u w:val="single"/>
-        </w:rPr>
-        <w:hyperlink r:id="rId10" w:history="1">
-          <w:r>
-            <w:rPr>
-              <w:rStyle w:val="Hyperlink"/>
-            </w:rPr>
-            <w:t>coloni</w:t>
-          </w:r>
-        </w:hyperlink>
+        <w:t xml:space="preserve"> a coloni</w:t>
       </w:r>
       <w:r>
         <w:rPr>
@@ -1257,7 +1217,32 @@
           <w:color w:val="000000"/>
           <w:sz w:val="24"/>
         </w:rPr>
-        <w:t xml:space="preserve">Other relevant </w:t>
+        <w:hyperlink r:id="rId10" w:history="1">
+          <w:r>
+            <w:rPr>
+              <w:rStyle w:val="Hyperlink"/>
+            </w:rPr>
+            <w:t>Other rele</w:t>
+          </w:r>
+        </w:hyperlink>
+      </w:r>
+      <w:r>
+        <w:rPr>
+          <w:u w:val="single" w:color="0000ff"/>
+          <w:rFonts w:ascii="Charis SIL Regular" w:hAnsi="Charis SIL Regular" w:eastAsia="Charis SIL Regular"/>
+          <w:b w:val="0"/>
+          <w:i w:val="0"/>
+          <w:color w:val="000000"/>
+          <w:sz w:val="24"/>
+        </w:rPr>
+        <w:hyperlink r:id="rId10" w:history="1">
+          <w:r>
+            <w:rPr>
+              <w:rStyle w:val="Hyperlink"/>
+            </w:rPr>
+            <w:t xml:space="preserve">vant </w:t>
+          </w:r>
+        </w:hyperlink>
       </w:r>
       <w:r>
         <w:rPr>
@@ -2485,7 +2470,7 @@
           <w:sz w:val="24"/>
           <w:u w:val="single"/>
         </w:rPr>
-        <w:hyperlink r:id="rId12" w:history="1">
+        <w:hyperlink r:id="rId13" w:history="1">
           <w:r>
             <w:rPr>
               <w:rStyle w:val="Hyperlink"/>
@@ -3309,7 +3294,7 @@
             <w:rPr>
               <w:rStyle w:val="Hyperlink"/>
             </w:rPr>
-            <w:t>significanc</w:t>
+            <w:t>significan</w:t>
           </w:r>
         </w:hyperlink>
       </w:r>
@@ -3320,9 +3305,15 @@
           <w:i/>
           <w:color w:val="0000FF"/>
           <w:sz w:val="24"/>
-          <w:u w:val="single"/>
-        </w:rPr>
-        <w:t>e</w:t>
+        </w:rPr>
+        <w:hyperlink r:id="rId15" w:history="1">
+          <w:r>
+            <w:rPr>
+              <w:rStyle w:val="Hyperlink"/>
+            </w:rPr>
+            <w:t>c</w:t>
+          </w:r>
+        </w:hyperlink>
       </w:r>
       <w:r>
         <w:rPr>
@@ -3331,9 +3322,171 @@
           <w:i/>
           <w:color w:val="0000FF"/>
           <w:sz w:val="24"/>
+        </w:rPr>
+        <w:t>e</w:t>
+      </w:r>
+      <w:r>
+        <w:rPr>
+          <w:rFonts w:ascii="Charis SIL Italic" w:hAnsi="Charis SIL Italic" w:eastAsia="Charis SIL Italic"/>
+          <w:b w:val="0"/>
+          <w:i/>
+          <w:color w:val="0000FF"/>
+          <w:sz w:val="24"/>
           <w:u w:val="single"/>
         </w:rPr>
         <w:t xml:space="preserve"> </w:t>
+      </w:r>
+      <w:r>
+        <w:rPr>
+          <w:rFonts w:ascii="Charis SIL Italic" w:hAnsi="Charis SIL Italic" w:eastAsia="Charis SIL Italic"/>
+          <w:b w:val="0"/>
+          <w:i/>
+          <w:color w:val="0000FF"/>
+          <w:sz w:val="24"/>
+          <w:u w:val="single"/>
+        </w:rPr>
+        <w:hyperlink r:id="rId15" w:history="1">
+          <w:r>
+            <w:rPr>
+              <w:rStyle w:val="Hyperlink"/>
+            </w:rPr>
+            <w:t xml:space="preserve">of </w:t>
+          </w:r>
+        </w:hyperlink>
+      </w:r>
+      <w:r>
+        <w:rPr>
+          <w:rFonts w:ascii="Charis SIL Italic" w:hAnsi="Charis SIL Italic" w:eastAsia="Charis SIL Italic"/>
+          <w:b w:val="0"/>
+          <w:i/>
+          <w:color w:val="0000FF"/>
+          <w:sz w:val="24"/>
+          <w:u w:val="single"/>
+        </w:rPr>
+        <w:hyperlink r:id="rId15" w:history="1">
+          <w:r>
+            <w:rPr>
+              <w:rStyle w:val="Hyperlink"/>
+            </w:rPr>
+            <w:t>cultural</w:t>
+          </w:r>
+        </w:hyperlink>
+      </w:r>
+      <w:r>
+        <w:rPr>
+          <w:rFonts w:ascii="Charis SIL Italic" w:hAnsi="Charis SIL Italic" w:eastAsia="Charis SIL Italic"/>
+          <w:b w:val="0"/>
+          <w:i/>
+          <w:color w:val="0000FF"/>
+          <w:sz w:val="24"/>
+          <w:u w:val="single"/>
+        </w:rPr>
+        <w:t xml:space="preserve"> </w:t>
+      </w:r>
+      <w:r>
+        <w:rPr>
+          <w:rFonts w:ascii="Charis SIL Italic" w:hAnsi="Charis SIL Italic" w:eastAsia="Charis SIL Italic"/>
+          <w:b w:val="0"/>
+          <w:i/>
+          <w:color w:val="0000FF"/>
+          <w:sz w:val="24"/>
+          <w:u w:val="single"/>
+        </w:rPr>
+        <w:hyperlink r:id="rId15" w:history="1">
+          <w:r>
+            <w:rPr>
+              <w:rStyle w:val="Hyperlink"/>
+            </w:rPr>
+            <w:t>objects</w:t>
+          </w:r>
+        </w:hyperlink>
+      </w:r>
+      <w:r>
+        <w:rPr>
+          <w:rFonts w:ascii="Charis SIL Italic" w:hAnsi="Charis SIL Italic" w:eastAsia="Charis SIL Italic"/>
+          <w:b w:val="0"/>
+          <w:i/>
+          <w:color w:val="0000FF"/>
+          <w:sz w:val="24"/>
+          <w:u w:val="single"/>
+        </w:rPr>
+        <w:t xml:space="preserve"> and collections acqui</w:t>
+      </w:r>
+      <w:r>
+        <w:rPr>
+          <w:rFonts w:ascii="Charis SIL Italic" w:hAnsi="Charis SIL Italic" w:eastAsia="Charis SIL Italic"/>
+          <w:b w:val="0"/>
+          <w:i/>
+          <w:color w:val="0000FF"/>
+          <w:sz w:val="24"/>
+          <w:u w:val="single"/>
+        </w:rPr>
+        <w:hyperlink r:id="rId15" w:history="1">
+          <w:r>
+            <w:rPr>
+              <w:rStyle w:val="Hyperlink"/>
+            </w:rPr>
+            <w:t>red</w:t>
+          </w:r>
+        </w:hyperlink>
+      </w:r>
+      <w:r>
+        <w:rPr>
+          <w:rFonts w:ascii="Charis SIL Italic" w:hAnsi="Charis SIL Italic" w:eastAsia="Charis SIL Italic"/>
+          <w:b w:val="0"/>
+          <w:i/>
+          <w:color w:val="0000FF"/>
+          <w:sz w:val="24"/>
+          <w:u w:val="single"/>
+        </w:rPr>
+        <w:t xml:space="preserve"> </w:t>
+      </w:r>
+      <w:r>
+        <w:rPr>
+          <w:rFonts w:ascii="Charis SIL Italic" w:hAnsi="Charis SIL Italic" w:eastAsia="Charis SIL Italic"/>
+          <w:b w:val="0"/>
+          <w:i/>
+          <w:color w:val="0000FF"/>
+          <w:sz w:val="24"/>
+          <w:u w:val="single"/>
+        </w:rPr>
+        <w:hyperlink r:id="rId15" w:history="1">
+          <w:r>
+            <w:rPr>
+              <w:rStyle w:val="Hyperlink"/>
+            </w:rPr>
+            <w:t>in</w:t>
+          </w:r>
+        </w:hyperlink>
+      </w:r>
+      <w:r>
+        <w:rPr>
+          <w:rFonts w:ascii="Charis SIL Italic" w:hAnsi="Charis SIL Italic" w:eastAsia="Charis SIL Italic"/>
+          <w:b w:val="0"/>
+          <w:i/>
+          <w:color w:val="0000FF"/>
+          <w:sz w:val="24"/>
+          <w:u w:val="single"/>
+        </w:rPr>
+        <w:t xml:space="preserve"> </w:t>
+      </w:r>
+      <w:r>
+        <w:rPr>
+          <w:rFonts w:ascii="Charis SIL Italic" w:hAnsi="Charis SIL Italic" w:eastAsia="Charis SIL Italic"/>
+          <w:b w:val="0"/>
+          <w:i/>
+          <w:color w:val="0000FF"/>
+          <w:sz w:val="24"/>
+          <w:u w:val="single"/>
+        </w:rPr>
+        <w:hyperlink r:id="rId15" w:history="1">
+          <w:r>
+            <w:rPr>
+              <w:rStyle w:val="Hyperlink"/>
+            </w:rPr>
+            <w:t>col</w:t>
+          </w:r>
+        </w:hyperlink>
       </w:r>
       <w:r>
         <w:rPr>
@@ -3360,131 +3513,6 @@
           <w:i/>
           <w:color w:val="0000FF"/>
           <w:sz w:val="24"/>
-        </w:rPr>
-        <w:t xml:space="preserve">f </w:t>
-      </w:r>
-      <w:r>
-        <w:rPr>
-          <w:rFonts w:ascii="Charis SIL Italic" w:hAnsi="Charis SIL Italic" w:eastAsia="Charis SIL Italic"/>
-          <w:b w:val="0"/>
-          <w:i/>
-          <w:color w:val="0000FF"/>
-          <w:sz w:val="24"/>
-        </w:rPr>
-        <w:t>cultural objects and collections</w:t>
-      </w:r>
-      <w:r>
-        <w:rPr>
-          <w:rFonts w:ascii="Charis SIL Italic" w:hAnsi="Charis SIL Italic" w:eastAsia="Charis SIL Italic"/>
-          <w:b w:val="0"/>
-          <w:i/>
-          <w:color w:val="0000FF"/>
-          <w:sz w:val="24"/>
-          <w:u w:val="single"/>
-        </w:rPr>
-        <w:t xml:space="preserve"> acqui</w:t>
-      </w:r>
-      <w:r>
-        <w:rPr>
-          <w:rFonts w:ascii="Charis SIL Italic" w:hAnsi="Charis SIL Italic" w:eastAsia="Charis SIL Italic"/>
-          <w:b w:val="0"/>
-          <w:i/>
-          <w:color w:val="0000FF"/>
-          <w:sz w:val="24"/>
-          <w:u w:val="single"/>
-        </w:rPr>
-        <w:hyperlink r:id="rId15" w:history="1">
-          <w:r>
-            <w:rPr>
-              <w:rStyle w:val="Hyperlink"/>
-            </w:rPr>
-            <w:t>red</w:t>
-          </w:r>
-        </w:hyperlink>
-      </w:r>
-      <w:r>
-        <w:rPr>
-          <w:rFonts w:ascii="Charis SIL Italic" w:hAnsi="Charis SIL Italic" w:eastAsia="Charis SIL Italic"/>
-          <w:b w:val="0"/>
-          <w:i/>
-          <w:color w:val="0000FF"/>
-          <w:sz w:val="24"/>
-          <w:u w:val="single"/>
-        </w:rPr>
-        <w:t xml:space="preserve"> </w:t>
-      </w:r>
-      <w:r>
-        <w:rPr>
-          <w:rFonts w:ascii="Charis SIL Italic" w:hAnsi="Charis SIL Italic" w:eastAsia="Charis SIL Italic"/>
-          <w:b w:val="0"/>
-          <w:i/>
-          <w:color w:val="0000FF"/>
-          <w:sz w:val="24"/>
-          <w:u w:val="single"/>
-        </w:rPr>
-        <w:hyperlink r:id="rId15" w:history="1">
-          <w:r>
-            <w:rPr>
-              <w:rStyle w:val="Hyperlink"/>
-            </w:rPr>
-            <w:t>in</w:t>
-          </w:r>
-        </w:hyperlink>
-      </w:r>
-      <w:r>
-        <w:rPr>
-          <w:rFonts w:ascii="Charis SIL Italic" w:hAnsi="Charis SIL Italic" w:eastAsia="Charis SIL Italic"/>
-          <w:b w:val="0"/>
-          <w:i/>
-          <w:color w:val="0000FF"/>
-          <w:sz w:val="24"/>
-          <w:u w:val="single"/>
-        </w:rPr>
-        <w:t xml:space="preserve"> </w:t>
-      </w:r>
-      <w:r>
-        <w:rPr>
-          <w:rFonts w:ascii="Charis SIL Italic" w:hAnsi="Charis SIL Italic" w:eastAsia="Charis SIL Italic"/>
-          <w:b w:val="0"/>
-          <w:i/>
-          <w:color w:val="0000FF"/>
-          <w:sz w:val="24"/>
-          <w:u w:val="single"/>
-        </w:rPr>
-        <w:hyperlink r:id="rId15" w:history="1">
-          <w:r>
-            <w:rPr>
-              <w:rStyle w:val="Hyperlink"/>
-            </w:rPr>
-            <w:t>col</w:t>
-          </w:r>
-        </w:hyperlink>
-      </w:r>
-      <w:r>
-        <w:rPr>
-          <w:rFonts w:ascii="Charis SIL Italic" w:hAnsi="Charis SIL Italic" w:eastAsia="Charis SIL Italic"/>
-          <w:b w:val="0"/>
-          <w:i/>
-          <w:color w:val="0000FF"/>
-          <w:sz w:val="24"/>
-          <w:u w:val="single"/>
-        </w:rPr>
-        <w:hyperlink r:id="rId15" w:history="1">
-          <w:r>
-            <w:rPr>
-              <w:rStyle w:val="Hyperlink"/>
-            </w:rPr>
-            <w:t>o</w:t>
-          </w:r>
-        </w:hyperlink>
-      </w:r>
-      <w:r>
-        <w:rPr>
-          <w:rFonts w:ascii="Charis SIL Italic" w:hAnsi="Charis SIL Italic" w:eastAsia="Charis SIL Italic"/>
-          <w:b w:val="0"/>
-          <w:i/>
-          <w:color w:val="0000FF"/>
-          <w:sz w:val="24"/>
           <w:u w:val="single"/>
         </w:rPr>
         <w:hyperlink r:id="rId15" w:history="1">
@@ -3545,6 +3573,16 @@
       </w:r>
       <w:r>
         <w:rPr>
+          <w:rFonts w:ascii="Charis SIL Regular" w:hAnsi="Charis SIL Regular" w:eastAsia="Charis SIL Regular"/>
+          <w:b w:val="0"/>
+          <w:i w:val="0"/>
+          <w:color w:val="000000"/>
+          <w:sz w:val="24"/>
+        </w:rPr>
+        <w:t xml:space="preserve"> (Amsterdam</w:t>
+      </w:r>
+      <w:r>
+        <w:rPr>
           <w:u w:val="single" w:color="0000ff"/>
           <w:rFonts w:ascii="Charis SIL Regular" w:hAnsi="Charis SIL Regular" w:eastAsia="Charis SIL Regular"/>
           <w:b w:val="0"/>
@@ -3552,7 +3590,43 @@
           <w:color w:val="000000"/>
           <w:sz w:val="24"/>
         </w:rPr>
-        <w:t xml:space="preserve"> (Amsterdam: Rijksmuseum</w:t>
+        <w:hyperlink r:id="rId15" w:history="1">
+          <w:r>
+            <w:rPr>
+              <w:rStyle w:val="Hyperlink"/>
+            </w:rPr>
+            <w:t>: Rijksmuse</w:t>
+          </w:r>
+        </w:hyperlink>
+      </w:r>
+      <w:r>
+        <w:rPr>
+          <w:u w:val="single" w:color="0000ff"/>
+          <w:rFonts w:ascii="Charis SIL Regular" w:hAnsi="Charis SIL Regular" w:eastAsia="Charis SIL Regular"/>
+          <w:b w:val="0"/>
+          <w:i w:val="0"/>
+          <w:color w:val="000000"/>
+          <w:sz w:val="24"/>
+        </w:rPr>
+        <w:hyperlink r:id="rId15" w:history="1">
+          <w:r>
+            <w:rPr>
+              <w:rStyle w:val="Hyperlink"/>
+            </w:rPr>
+            <w:t>u</w:t>
+          </w:r>
+        </w:hyperlink>
+      </w:r>
+      <w:r>
+        <w:rPr>
+          <w:u w:val="single" w:color="0000ff"/>
+          <w:rFonts w:ascii="Charis SIL Regular" w:hAnsi="Charis SIL Regular" w:eastAsia="Charis SIL Regular"/>
+          <w:b w:val="0"/>
+          <w:i w:val="0"/>
+          <w:color w:val="000000"/>
+          <w:sz w:val="24"/>
+        </w:rPr>
+        <w:t>m</w:t>
       </w:r>
       <w:r>
         <w:rPr>
@@ -3964,7 +4038,50 @@
           <w:color w:val="000000"/>
           <w:sz w:val="24"/>
         </w:rPr>
-        <w:t>eel Erfgoed, 202</w:t>
+        <w:hyperlink r:id="rId10" w:history="1">
+          <w:r>
+            <w:rPr>
+              <w:rStyle w:val="Hyperlink"/>
+            </w:rPr>
+            <w:t>e</w:t>
+          </w:r>
+        </w:hyperlink>
+      </w:r>
+      <w:r>
+        <w:rPr>
+          <w:u w:val="single" w:color="0000ff"/>
+          <w:rFonts w:ascii="Charis SIL Regular" w:hAnsi="Charis SIL Regular" w:eastAsia="Charis SIL Regular"/>
+          <w:b w:val="0"/>
+          <w:i w:val="0"/>
+          <w:color w:val="000000"/>
+          <w:sz w:val="24"/>
+        </w:rPr>
+        <w:hyperlink r:id="rId10" w:history="1">
+          <w:r>
+            <w:rPr>
+              <w:rStyle w:val="Hyperlink"/>
+            </w:rPr>
+            <w:t>el Erfgoed</w:t>
+          </w:r>
+        </w:hyperlink>
+      </w:r>
+      <w:r>
+        <w:rPr>
+          <w:u w:val="single" w:color="0000ff"/>
+          <w:rFonts w:ascii="Charis SIL Regular" w:hAnsi="Charis SIL Regular" w:eastAsia="Charis SIL Regular"/>
+          <w:b w:val="0"/>
+          <w:i w:val="0"/>
+          <w:color w:val="000000"/>
+          <w:sz w:val="24"/>
+        </w:rPr>
+        <w:hyperlink r:id="rId10" w:history="1">
+          <w:r>
+            <w:rPr>
+              <w:rStyle w:val="Hyperlink"/>
+            </w:rPr>
+            <w:t>, 202</w:t>
+          </w:r>
+        </w:hyperlink>
       </w:r>
       <w:r>
         <w:rPr>
@@ -4041,7 +4158,34 @@
           <w:color w:val="000000"/>
           <w:sz w:val="24"/>
         </w:rPr>
-        <w:t>•  Yeide, N</w:t>
+        <w:t xml:space="preserve">•  </w:t>
+      </w:r>
+      <w:r>
+        <w:rPr>
+          <w:rFonts w:ascii="Charis SIL Regular" w:hAnsi="Charis SIL Regular" w:eastAsia="Charis SIL Regular"/>
+          <w:b w:val="0"/>
+          <w:i w:val="0"/>
+          <w:color w:val="000000"/>
+          <w:sz w:val="24"/>
+        </w:rPr>
+        <w:hyperlink r:id="rId10" w:history="1">
+          <w:r>
+            <w:rPr>
+              <w:rStyle w:val="Hyperlink"/>
+            </w:rPr>
+            <w:t xml:space="preserve">Yeide, </w:t>
+          </w:r>
+        </w:hyperlink>
+      </w:r>
+      <w:r>
+        <w:rPr>
+          <w:rFonts w:ascii="Charis SIL Regular" w:hAnsi="Charis SIL Regular" w:eastAsia="Charis SIL Regular"/>
+          <w:b w:val="0"/>
+          <w:i w:val="0"/>
+          <w:color w:val="000000"/>
+          <w:sz w:val="24"/>
+        </w:rPr>
+        <w:t>N</w:t>
       </w:r>
       <w:r>
         <w:rPr>

--- a/EXPORTS/DOCX/published/niveau1/English/DoingResearch.docx
+++ b/EXPORTS/DOCX/published/niveau1/English/DoingResearch.docx
@@ -338,7 +338,7 @@
             <w:rPr>
               <w:rStyle w:val="Hyperlink"/>
             </w:rPr>
-            <w:t>significan</w:t>
+            <w:t>significanc</w:t>
           </w:r>
         </w:hyperlink>
       </w:r>
@@ -349,23 +349,7 @@
           <w:i/>
           <w:color w:val="0000FF"/>
           <w:sz w:val="24"/>
-        </w:rPr>
-        <w:hyperlink r:id="rId9" w:history="1">
-          <w:r>
-            <w:rPr>
-              <w:rStyle w:val="Hyperlink"/>
-            </w:rPr>
-            <w:t>c</w:t>
-          </w:r>
-        </w:hyperlink>
-      </w:r>
-      <w:r>
-        <w:rPr>
-          <w:rFonts w:ascii="Charis SIL Italic" w:hAnsi="Charis SIL Italic" w:eastAsia="Charis SIL Italic"/>
-          <w:b w:val="0"/>
-          <w:i/>
-          <w:color w:val="0000FF"/>
-          <w:sz w:val="24"/>
+          <w:u w:val="single"/>
         </w:rPr>
         <w:t>e</w:t>
       </w:r>
@@ -434,7 +418,6 @@
           <w:i/>
           <w:color w:val="0000FF"/>
           <w:sz w:val="24"/>
-          <w:u w:val="single"/>
         </w:rPr>
         <w:t xml:space="preserve"> </w:t>
       </w:r>
@@ -465,23 +448,12 @@
           <w:sz w:val="24"/>
           <w:u w:val="single"/>
         </w:rPr>
-        <w:t>and collections acqui</w:t>
-      </w:r>
-      <w:r>
-        <w:rPr>
-          <w:rFonts w:ascii="Charis SIL Italic" w:hAnsi="Charis SIL Italic" w:eastAsia="Charis SIL Italic"/>
-          <w:b w:val="0"/>
-          <w:i/>
-          <w:color w:val="0000FF"/>
-          <w:sz w:val="24"/>
-          <w:u w:val="single"/>
-        </w:rPr>
         <w:hyperlink r:id="rId9" w:history="1">
           <w:r>
             <w:rPr>
               <w:rStyle w:val="Hyperlink"/>
             </w:rPr>
-            <w:t>red</w:t>
+            <w:t>and</w:t>
           </w:r>
         </w:hyperlink>
       </w:r>
@@ -510,7 +482,7 @@
             <w:rPr>
               <w:rStyle w:val="Hyperlink"/>
             </w:rPr>
-            <w:t>in</w:t>
+            <w:t>collections</w:t>
           </w:r>
         </w:hyperlink>
       </w:r>
@@ -539,7 +511,7 @@
             <w:rPr>
               <w:rStyle w:val="Hyperlink"/>
             </w:rPr>
-            <w:t>colonial</w:t>
+            <w:t>acqui</w:t>
           </w:r>
         </w:hyperlink>
       </w:r>
@@ -552,7 +524,7 @@
           <w:sz w:val="24"/>
           <w:u w:val="single"/>
         </w:rPr>
-        <w:t xml:space="preserve"> </w:t>
+        <w:t xml:space="preserve">red in colonial </w:t>
       </w:r>
       <w:r>
         <w:rPr>
@@ -653,6 +625,165 @@
           <w:color w:val="000000"/>
           <w:sz w:val="24"/>
         </w:rPr>
+        <w:t xml:space="preserve">e publication </w:t>
+      </w:r>
+      <w:r>
+        <w:rPr>
+          <w:rFonts w:ascii="Charis SIL Italic" w:hAnsi="Charis SIL Italic" w:eastAsia="Charis SIL Italic"/>
+          <w:b w:val="0"/>
+          <w:i/>
+          <w:color w:val="0000FF"/>
+          <w:sz w:val="24"/>
+          <w:u w:val="single"/>
+        </w:rPr>
+        <w:hyperlink r:id="rId10" w:history="1">
+          <w:r>
+            <w:rPr>
+              <w:rStyle w:val="Hyperlink"/>
+            </w:rPr>
+            <w:t>Provenan</w:t>
+          </w:r>
+        </w:hyperlink>
+      </w:r>
+      <w:r>
+        <w:rPr>
+          <w:rFonts w:ascii="Charis SIL Italic" w:hAnsi="Charis SIL Italic" w:eastAsia="Charis SIL Italic"/>
+          <w:b w:val="0"/>
+          <w:i/>
+          <w:color w:val="0000FF"/>
+          <w:sz w:val="24"/>
+          <w:u w:val="single"/>
+        </w:rPr>
+        <w:hyperlink r:id="rId10" w:history="1">
+          <w:r>
+            <w:rPr>
+              <w:rStyle w:val="Hyperlink"/>
+            </w:rPr>
+            <w:t>c</w:t>
+          </w:r>
+        </w:hyperlink>
+      </w:r>
+      <w:r>
+        <w:rPr>
+          <w:rFonts w:ascii="Charis SIL Italic" w:hAnsi="Charis SIL Italic" w:eastAsia="Charis SIL Italic"/>
+          <w:b w:val="0"/>
+          <w:i/>
+          <w:color w:val="0000FF"/>
+          <w:sz w:val="24"/>
+          <w:u w:val="single"/>
+        </w:rPr>
+        <w:hyperlink r:id="rId10" w:history="1">
+          <w:r>
+            <w:rPr>
+              <w:rStyle w:val="Hyperlink"/>
+            </w:rPr>
+            <w:t>e</w:t>
+          </w:r>
+        </w:hyperlink>
+      </w:r>
+      <w:r>
+        <w:rPr>
+          <w:rFonts w:ascii="Charis SIL Italic" w:hAnsi="Charis SIL Italic" w:eastAsia="Charis SIL Italic"/>
+          <w:b w:val="0"/>
+          <w:i/>
+          <w:color w:val="0000FF"/>
+          <w:sz w:val="24"/>
+          <w:u w:val="single"/>
+        </w:rPr>
+        <w:t xml:space="preserve"> </w:t>
+      </w:r>
+      <w:r>
+        <w:rPr>
+          <w:rFonts w:ascii="Charis SIL Italic" w:hAnsi="Charis SIL Italic" w:eastAsia="Charis SIL Italic"/>
+          <w:b w:val="0"/>
+          <w:i/>
+          <w:color w:val="0000FF"/>
+          <w:sz w:val="24"/>
+          <w:u w:val="single"/>
+        </w:rPr>
+        <w:hyperlink r:id="rId10" w:history="1">
+          <w:r>
+            <w:rPr>
+              <w:rStyle w:val="Hyperlink"/>
+            </w:rPr>
+            <w:t>r</w:t>
+          </w:r>
+        </w:hyperlink>
+      </w:r>
+      <w:r>
+        <w:rPr>
+          <w:rFonts w:ascii="Charis SIL Italic" w:hAnsi="Charis SIL Italic" w:eastAsia="Charis SIL Italic"/>
+          <w:b w:val="0"/>
+          <w:i/>
+          <w:color w:val="0000FF"/>
+          <w:sz w:val="24"/>
+          <w:u w:val="single"/>
+        </w:rPr>
+        <w:hyperlink r:id="rId10" w:history="1">
+          <w:r>
+            <w:rPr>
+              <w:rStyle w:val="Hyperlink"/>
+            </w:rPr>
+            <w:t>esearch</w:t>
+          </w:r>
+        </w:hyperlink>
+      </w:r>
+      <w:r>
+        <w:rPr>
+          <w:rFonts w:ascii="Charis SIL Italic" w:hAnsi="Charis SIL Italic" w:eastAsia="Charis SIL Italic"/>
+          <w:b w:val="0"/>
+          <w:i/>
+          <w:color w:val="0000FF"/>
+          <w:sz w:val="24"/>
+          <w:u w:val="single"/>
+        </w:rPr>
+        <w:t xml:space="preserve"> </w:t>
+      </w:r>
+      <w:r>
+        <w:rPr>
+          <w:rFonts w:ascii="Charis SIL Italic" w:hAnsi="Charis SIL Italic" w:eastAsia="Charis SIL Italic"/>
+          <w:b w:val="0"/>
+          <w:i/>
+          <w:color w:val="0000FF"/>
+          <w:sz w:val="24"/>
+          <w:u w:val="single"/>
+        </w:rPr>
+        <w:hyperlink r:id="rId9" w:history="1">
+          <w:r>
+            <w:rPr>
+              <w:rStyle w:val="Hyperlink"/>
+            </w:rPr>
+            <w:t xml:space="preserve">into </w:t>
+          </w:r>
+        </w:hyperlink>
+      </w:r>
+      <w:r>
+        <w:rPr>
+          <w:rFonts w:ascii="Charis SIL Italic" w:hAnsi="Charis SIL Italic" w:eastAsia="Charis SIL Italic"/>
+          <w:b w:val="0"/>
+          <w:i/>
+          <w:color w:val="0000FF"/>
+          <w:sz w:val="24"/>
+          <w:u w:val="single"/>
+        </w:rPr>
+        <w:hyperlink r:id="rId9" w:history="1">
+          <w:r>
+            <w:rPr>
+              <w:rStyle w:val="Hyperlink"/>
+            </w:rPr>
+            <w:t>coll</w:t>
+          </w:r>
+        </w:hyperlink>
+      </w:r>
+      <w:r>
+        <w:rPr>
+          <w:rFonts w:ascii="Charis SIL Italic" w:hAnsi="Charis SIL Italic" w:eastAsia="Charis SIL Italic"/>
+          <w:b w:val="0"/>
+          <w:i/>
+          <w:color w:val="0000FF"/>
+          <w:sz w:val="24"/>
+          <w:u w:val="single"/>
+        </w:rPr>
         <w:hyperlink r:id="rId9" w:history="1">
           <w:r>
             <w:rPr>
@@ -664,244 +795,6 @@
       </w:r>
       <w:r>
         <w:rPr>
-          <w:u w:val="single" w:color="0000ff"/>
-          <w:rFonts w:ascii="Charis SIL Regular" w:hAnsi="Charis SIL Regular" w:eastAsia="Charis SIL Regular"/>
-          <w:b w:val="0"/>
-          <w:i w:val="0"/>
-          <w:color w:val="000000"/>
-          <w:sz w:val="24"/>
-        </w:rPr>
-        <w:hyperlink r:id="rId9" w:history="1">
-          <w:r>
-            <w:rPr>
-              <w:rStyle w:val="Hyperlink"/>
-            </w:rPr>
-            <w:t xml:space="preserve"> publi</w:t>
-          </w:r>
-        </w:hyperlink>
-      </w:r>
-      <w:r>
-        <w:rPr>
-          <w:u w:val="single" w:color="0000ff"/>
-          <w:rFonts w:ascii="Charis SIL Regular" w:hAnsi="Charis SIL Regular" w:eastAsia="Charis SIL Regular"/>
-          <w:b w:val="0"/>
-          <w:i w:val="0"/>
-          <w:color w:val="000000"/>
-          <w:sz w:val="24"/>
-        </w:rPr>
-        <w:hyperlink r:id="rId9" w:history="1">
-          <w:r>
-            <w:rPr>
-              <w:rStyle w:val="Hyperlink"/>
-            </w:rPr>
-            <w:t>c</w:t>
-          </w:r>
-        </w:hyperlink>
-      </w:r>
-      <w:r>
-        <w:rPr>
-          <w:u w:val="single" w:color="0000ff"/>
-          <w:rFonts w:ascii="Charis SIL Regular" w:hAnsi="Charis SIL Regular" w:eastAsia="Charis SIL Regular"/>
-          <w:b w:val="0"/>
-          <w:i w:val="0"/>
-          <w:color w:val="000000"/>
-          <w:sz w:val="24"/>
-        </w:rPr>
-        <w:hyperlink r:id="rId9" w:history="1">
-          <w:r>
-            <w:rPr>
-              <w:rStyle w:val="Hyperlink"/>
-            </w:rPr>
-            <w:t>atio</w:t>
-          </w:r>
-        </w:hyperlink>
-      </w:r>
-      <w:r>
-        <w:rPr>
-          <w:u w:val="single" w:color="0000ff"/>
-          <w:rFonts w:ascii="Charis SIL Regular" w:hAnsi="Charis SIL Regular" w:eastAsia="Charis SIL Regular"/>
-          <w:b w:val="0"/>
-          <w:i w:val="0"/>
-          <w:color w:val="000000"/>
-          <w:sz w:val="24"/>
-        </w:rPr>
-        <w:hyperlink r:id="rId9" w:history="1">
-          <w:r>
-            <w:rPr>
-              <w:rStyle w:val="Hyperlink"/>
-            </w:rPr>
-            <w:t xml:space="preserve">n </w:t>
-          </w:r>
-        </w:hyperlink>
-      </w:r>
-      <w:r>
-        <w:rPr>
-          <w:rFonts w:ascii="Charis SIL Italic" w:hAnsi="Charis SIL Italic" w:eastAsia="Charis SIL Italic"/>
-          <w:b w:val="0"/>
-          <w:i/>
-          <w:color w:val="0000FF"/>
-          <w:sz w:val="24"/>
-          <w:u w:val="single"/>
-        </w:rPr>
-        <w:hyperlink r:id="rId9" w:history="1">
-          <w:r>
-            <w:rPr>
-              <w:rStyle w:val="Hyperlink"/>
-            </w:rPr>
-            <w:t>Provenan</w:t>
-          </w:r>
-        </w:hyperlink>
-      </w:r>
-      <w:r>
-        <w:rPr>
-          <w:rFonts w:ascii="Charis SIL Italic" w:hAnsi="Charis SIL Italic" w:eastAsia="Charis SIL Italic"/>
-          <w:b w:val="0"/>
-          <w:i/>
-          <w:color w:val="0000FF"/>
-          <w:sz w:val="24"/>
-          <w:u w:val="single"/>
-        </w:rPr>
-        <w:hyperlink r:id="rId9" w:history="1">
-          <w:r>
-            <w:rPr>
-              <w:rStyle w:val="Hyperlink"/>
-            </w:rPr>
-            <w:t>c</w:t>
-          </w:r>
-        </w:hyperlink>
-      </w:r>
-      <w:r>
-        <w:rPr>
-          <w:rFonts w:ascii="Charis SIL Italic" w:hAnsi="Charis SIL Italic" w:eastAsia="Charis SIL Italic"/>
-          <w:b w:val="0"/>
-          <w:i/>
-          <w:color w:val="0000FF"/>
-          <w:sz w:val="24"/>
-          <w:u w:val="single"/>
-        </w:rPr>
-        <w:hyperlink r:id="rId9" w:history="1">
-          <w:r>
-            <w:rPr>
-              <w:rStyle w:val="Hyperlink"/>
-            </w:rPr>
-            <w:t>e</w:t>
-          </w:r>
-        </w:hyperlink>
-      </w:r>
-      <w:r>
-        <w:rPr>
-          <w:rFonts w:ascii="Charis SIL Italic" w:hAnsi="Charis SIL Italic" w:eastAsia="Charis SIL Italic"/>
-          <w:b w:val="0"/>
-          <w:i/>
-          <w:color w:val="0000FF"/>
-          <w:sz w:val="24"/>
-          <w:u w:val="single"/>
-        </w:rPr>
-        <w:t xml:space="preserve"> </w:t>
-      </w:r>
-      <w:r>
-        <w:rPr>
-          <w:rFonts w:ascii="Charis SIL Italic" w:hAnsi="Charis SIL Italic" w:eastAsia="Charis SIL Italic"/>
-          <w:b w:val="0"/>
-          <w:i/>
-          <w:color w:val="0000FF"/>
-          <w:sz w:val="24"/>
-          <w:u w:val="single"/>
-        </w:rPr>
-        <w:hyperlink r:id="rId9" w:history="1">
-          <w:r>
-            <w:rPr>
-              <w:rStyle w:val="Hyperlink"/>
-            </w:rPr>
-            <w:t>r</w:t>
-          </w:r>
-        </w:hyperlink>
-      </w:r>
-      <w:r>
-        <w:rPr>
-          <w:rFonts w:ascii="Charis SIL Italic" w:hAnsi="Charis SIL Italic" w:eastAsia="Charis SIL Italic"/>
-          <w:b w:val="0"/>
-          <w:i/>
-          <w:color w:val="0000FF"/>
-          <w:sz w:val="24"/>
-          <w:u w:val="single"/>
-        </w:rPr>
-        <w:hyperlink r:id="rId9" w:history="1">
-          <w:r>
-            <w:rPr>
-              <w:rStyle w:val="Hyperlink"/>
-            </w:rPr>
-            <w:t>esearch</w:t>
-          </w:r>
-        </w:hyperlink>
-      </w:r>
-      <w:r>
-        <w:rPr>
-          <w:rFonts w:ascii="Charis SIL Italic" w:hAnsi="Charis SIL Italic" w:eastAsia="Charis SIL Italic"/>
-          <w:b w:val="0"/>
-          <w:i/>
-          <w:color w:val="0000FF"/>
-          <w:sz w:val="24"/>
-          <w:u w:val="single"/>
-        </w:rPr>
-        <w:t xml:space="preserve"> </w:t>
-      </w:r>
-      <w:r>
-        <w:rPr>
-          <w:rFonts w:ascii="Charis SIL Italic" w:hAnsi="Charis SIL Italic" w:eastAsia="Charis SIL Italic"/>
-          <w:b w:val="0"/>
-          <w:i/>
-          <w:color w:val="0000FF"/>
-          <w:sz w:val="24"/>
-          <w:u w:val="single"/>
-        </w:rPr>
-        <w:hyperlink r:id="rId9" w:history="1">
-          <w:r>
-            <w:rPr>
-              <w:rStyle w:val="Hyperlink"/>
-            </w:rPr>
-            <w:t xml:space="preserve">into </w:t>
-          </w:r>
-        </w:hyperlink>
-      </w:r>
-      <w:r>
-        <w:rPr>
-          <w:rFonts w:ascii="Charis SIL Italic" w:hAnsi="Charis SIL Italic" w:eastAsia="Charis SIL Italic"/>
-          <w:b w:val="0"/>
-          <w:i/>
-          <w:color w:val="0000FF"/>
-          <w:sz w:val="24"/>
-          <w:u w:val="single"/>
-        </w:rPr>
-        <w:hyperlink r:id="rId9" w:history="1">
-          <w:r>
-            <w:rPr>
-              <w:rStyle w:val="Hyperlink"/>
-            </w:rPr>
-            <w:t>coll</w:t>
-          </w:r>
-        </w:hyperlink>
-      </w:r>
-      <w:r>
-        <w:rPr>
-          <w:rFonts w:ascii="Charis SIL Italic" w:hAnsi="Charis SIL Italic" w:eastAsia="Charis SIL Italic"/>
-          <w:b w:val="0"/>
-          <w:i/>
-          <w:color w:val="0000FF"/>
-          <w:sz w:val="24"/>
-          <w:u w:val="single"/>
-        </w:rPr>
-        <w:hyperlink r:id="rId9" w:history="1">
-          <w:r>
-            <w:rPr>
-              <w:rStyle w:val="Hyperlink"/>
-            </w:rPr>
-            <w:t>e</w:t>
-          </w:r>
-        </w:hyperlink>
-      </w:r>
-      <w:r>
-        <w:rPr>
           <w:rFonts w:ascii="Charis SIL Italic" w:hAnsi="Charis SIL Italic" w:eastAsia="Charis SIL Italic"/>
           <w:b w:val="0"/>
           <w:i/>
@@ -938,7 +831,7 @@
           <w:sz w:val="24"/>
           <w:u w:val="single"/>
         </w:rPr>
-        <w:hyperlink r:id="rId10" w:history="1">
+        <w:hyperlink r:id="rId9" w:history="1">
           <w:r>
             <w:rPr>
               <w:rStyle w:val="Hyperlink"/>
@@ -954,14 +847,35 @@
           <w:i/>
           <w:color w:val="0000FF"/>
           <w:sz w:val="24"/>
+        </w:rPr>
+        <w:t>m</w:t>
+      </w:r>
+      <w:r>
+        <w:rPr>
+          <w:rFonts w:ascii="Charis SIL Italic" w:hAnsi="Charis SIL Italic" w:eastAsia="Charis SIL Italic"/>
+          <w:b w:val="0"/>
+          <w:i/>
+          <w:color w:val="0000FF"/>
+          <w:sz w:val="24"/>
           <w:u w:val="single"/>
         </w:rPr>
-        <w:hyperlink r:id="rId10" w:history="1">
+        <w:t xml:space="preserve"> </w:t>
+      </w:r>
+      <w:r>
+        <w:rPr>
+          <w:rFonts w:ascii="Charis SIL Italic" w:hAnsi="Charis SIL Italic" w:eastAsia="Charis SIL Italic"/>
+          <w:b w:val="0"/>
+          <w:i/>
+          <w:color w:val="0000FF"/>
+          <w:sz w:val="24"/>
+          <w:u w:val="single"/>
+        </w:rPr>
+        <w:hyperlink r:id="rId9" w:history="1">
           <w:r>
             <w:rPr>
               <w:rStyle w:val="Hyperlink"/>
             </w:rPr>
-            <w:t>m</w:t>
+            <w:t>a</w:t>
           </w:r>
         </w:hyperlink>
       </w:r>
@@ -974,7 +888,25 @@
           <w:sz w:val="24"/>
           <w:u w:val="single"/>
         </w:rPr>
-        <w:t xml:space="preserve"> a coloni</w:t>
+        <w:t xml:space="preserve"> </w:t>
+      </w:r>
+      <w:r>
+        <w:rPr>
+          <w:rFonts w:ascii="Charis SIL Italic" w:hAnsi="Charis SIL Italic" w:eastAsia="Charis SIL Italic"/>
+          <w:b w:val="0"/>
+          <w:i/>
+          <w:color w:val="0000FF"/>
+          <w:sz w:val="24"/>
+          <w:u w:val="single"/>
+        </w:rPr>
+        <w:hyperlink r:id="rId9" w:history="1">
+          <w:r>
+            <w:rPr>
+              <w:rStyle w:val="Hyperlink"/>
+            </w:rPr>
+            <w:t>coloni</w:t>
+          </w:r>
+        </w:hyperlink>
       </w:r>
       <w:r>
         <w:rPr>
@@ -1014,7 +946,7 @@
           <w:sz w:val="24"/>
           <w:u w:val="single"/>
         </w:rPr>
-        <w:hyperlink r:id="rId9" w:history="1">
+        <w:hyperlink r:id="rId10" w:history="1">
           <w:r>
             <w:rPr>
               <w:rStyle w:val="Hyperlink"/>
@@ -1043,7 +975,7 @@
           <w:sz w:val="24"/>
           <w:u w:val="single"/>
         </w:rPr>
-        <w:hyperlink r:id="rId9" w:history="1">
+        <w:hyperlink r:id="rId10" w:history="1">
           <w:r>
             <w:rPr>
               <w:rStyle w:val="Hyperlink"/>
@@ -1083,31 +1015,13 @@
       </w:r>
       <w:r>
         <w:rPr>
-          <w:u w:val="single" w:color="0000ff"/>
           <w:rFonts w:ascii="Charis SIL Regular" w:hAnsi="Charis SIL Regular" w:eastAsia="Charis SIL Regular"/>
           <w:b w:val="0"/>
           <w:i w:val="0"/>
           <w:color w:val="000000"/>
           <w:sz w:val="24"/>
         </w:rPr>
-        <w:hyperlink r:id="rId9" w:history="1">
-          <w:r>
-            <w:rPr>
-              <w:rStyle w:val="Hyperlink"/>
-            </w:rPr>
-            <w:t xml:space="preserve"> b</w:t>
-          </w:r>
-        </w:hyperlink>
-      </w:r>
-      <w:r>
-        <w:rPr>
-          <w:rFonts w:ascii="Charis SIL Regular" w:hAnsi="Charis SIL Regular" w:eastAsia="Charis SIL Regular"/>
-          <w:b w:val="0"/>
-          <w:i w:val="0"/>
-          <w:color w:val="000000"/>
-          <w:sz w:val="24"/>
-        </w:rPr>
-        <w:t>y the Cultural Herita</w:t>
+        <w:t xml:space="preserve"> by the Cultural Herita</w:t>
       </w:r>
       <w:r>
         <w:rPr>
@@ -2470,7 +2384,7 @@
           <w:sz w:val="24"/>
           <w:u w:val="single"/>
         </w:rPr>
-        <w:hyperlink r:id="rId13" w:history="1">
+        <w:hyperlink r:id="rId12" w:history="1">
           <w:r>
             <w:rPr>
               <w:rStyle w:val="Hyperlink"/>
@@ -2499,39 +2413,13 @@
       </w:r>
       <w:r>
         <w:rPr>
-          <w:u w:val="single" w:color="0000ff"/>
           <w:rFonts w:ascii="Charis SIL Regular" w:hAnsi="Charis SIL Regular" w:eastAsia="Charis SIL Regular"/>
           <w:b w:val="0"/>
           <w:i w:val="0"/>
           <w:color w:val="000000"/>
           <w:sz w:val="24"/>
         </w:rPr>
-        <w:hyperlink r:id="rId12" w:history="1">
-          <w:r>
-            <w:rPr>
-              <w:rStyle w:val="Hyperlink"/>
-            </w:rPr>
-            <w:t>c</w:t>
-          </w:r>
-        </w:hyperlink>
-      </w:r>
-      <w:r>
-        <w:rPr>
-          <w:u w:val="single" w:color="0000ff"/>
-          <w:rFonts w:ascii="Charis SIL Regular" w:hAnsi="Charis SIL Regular" w:eastAsia="Charis SIL Regular"/>
-          <w:b w:val="0"/>
-          <w:i w:val="0"/>
-          <w:color w:val="000000"/>
-          <w:sz w:val="24"/>
-        </w:rPr>
-        <w:hyperlink r:id="rId12" w:history="1">
-          <w:r>
-            <w:rPr>
-              <w:rStyle w:val="Hyperlink"/>
-            </w:rPr>
-            <w:t>h only) wa</w:t>
-          </w:r>
-        </w:hyperlink>
+        <w:t>ch only) wa</w:t>
       </w:r>
       <w:r>
         <w:rPr>
@@ -3294,7 +3182,7 @@
             <w:rPr>
               <w:rStyle w:val="Hyperlink"/>
             </w:rPr>
-            <w:t>significan</w:t>
+            <w:t>significanc</w:t>
           </w:r>
         </w:hyperlink>
       </w:r>
@@ -3305,13 +3193,36 @@
           <w:i/>
           <w:color w:val="0000FF"/>
           <w:sz w:val="24"/>
+          <w:u w:val="single"/>
+        </w:rPr>
+        <w:t>e</w:t>
+      </w:r>
+      <w:r>
+        <w:rPr>
+          <w:rFonts w:ascii="Charis SIL Italic" w:hAnsi="Charis SIL Italic" w:eastAsia="Charis SIL Italic"/>
+          <w:b w:val="0"/>
+          <w:i/>
+          <w:color w:val="0000FF"/>
+          <w:sz w:val="24"/>
+          <w:u w:val="single"/>
+        </w:rPr>
+        <w:t xml:space="preserve"> </w:t>
+      </w:r>
+      <w:r>
+        <w:rPr>
+          <w:rFonts w:ascii="Charis SIL Italic" w:hAnsi="Charis SIL Italic" w:eastAsia="Charis SIL Italic"/>
+          <w:b w:val="0"/>
+          <w:i/>
+          <w:color w:val="0000FF"/>
+          <w:sz w:val="24"/>
+          <w:u w:val="single"/>
         </w:rPr>
         <w:hyperlink r:id="rId15" w:history="1">
           <w:r>
             <w:rPr>
               <w:rStyle w:val="Hyperlink"/>
             </w:rPr>
-            <w:t>c</w:t>
+            <w:t>o</w:t>
           </w:r>
         </w:hyperlink>
       </w:r>
@@ -3323,7 +3234,17 @@
           <w:color w:val="0000FF"/>
           <w:sz w:val="24"/>
         </w:rPr>
-        <w:t>e</w:t>
+        <w:t xml:space="preserve">f </w:t>
+      </w:r>
+      <w:r>
+        <w:rPr>
+          <w:rFonts w:ascii="Charis SIL Italic" w:hAnsi="Charis SIL Italic" w:eastAsia="Charis SIL Italic"/>
+          <w:b w:val="0"/>
+          <w:i/>
+          <w:color w:val="0000FF"/>
+          <w:sz w:val="24"/>
+        </w:rPr>
+        <w:t>cultural objects and collections</w:t>
       </w:r>
       <w:r>
         <w:rPr>
@@ -3350,67 +3271,9 @@
             <w:rPr>
               <w:rStyle w:val="Hyperlink"/>
             </w:rPr>
-            <w:t xml:space="preserve">of </w:t>
+            <w:t>acqui</w:t>
           </w:r>
         </w:hyperlink>
-      </w:r>
-      <w:r>
-        <w:rPr>
-          <w:rFonts w:ascii="Charis SIL Italic" w:hAnsi="Charis SIL Italic" w:eastAsia="Charis SIL Italic"/>
-          <w:b w:val="0"/>
-          <w:i/>
-          <w:color w:val="0000FF"/>
-          <w:sz w:val="24"/>
-          <w:u w:val="single"/>
-        </w:rPr>
-        <w:hyperlink r:id="rId15" w:history="1">
-          <w:r>
-            <w:rPr>
-              <w:rStyle w:val="Hyperlink"/>
-            </w:rPr>
-            <w:t>cultural</w:t>
-          </w:r>
-        </w:hyperlink>
-      </w:r>
-      <w:r>
-        <w:rPr>
-          <w:rFonts w:ascii="Charis SIL Italic" w:hAnsi="Charis SIL Italic" w:eastAsia="Charis SIL Italic"/>
-          <w:b w:val="0"/>
-          <w:i/>
-          <w:color w:val="0000FF"/>
-          <w:sz w:val="24"/>
-          <w:u w:val="single"/>
-        </w:rPr>
-        <w:t xml:space="preserve"> </w:t>
-      </w:r>
-      <w:r>
-        <w:rPr>
-          <w:rFonts w:ascii="Charis SIL Italic" w:hAnsi="Charis SIL Italic" w:eastAsia="Charis SIL Italic"/>
-          <w:b w:val="0"/>
-          <w:i/>
-          <w:color w:val="0000FF"/>
-          <w:sz w:val="24"/>
-          <w:u w:val="single"/>
-        </w:rPr>
-        <w:hyperlink r:id="rId15" w:history="1">
-          <w:r>
-            <w:rPr>
-              <w:rStyle w:val="Hyperlink"/>
-            </w:rPr>
-            <w:t>objects</w:t>
-          </w:r>
-        </w:hyperlink>
-      </w:r>
-      <w:r>
-        <w:rPr>
-          <w:rFonts w:ascii="Charis SIL Italic" w:hAnsi="Charis SIL Italic" w:eastAsia="Charis SIL Italic"/>
-          <w:b w:val="0"/>
-          <w:i/>
-          <w:color w:val="0000FF"/>
-          <w:sz w:val="24"/>
-          <w:u w:val="single"/>
-        </w:rPr>
-        <w:t xml:space="preserve"> and collections acqui</w:t>
       </w:r>
       <w:r>
         <w:rPr>
@@ -3573,13 +3436,57 @@
       </w:r>
       <w:r>
         <w:rPr>
+          <w:u w:val="single" w:color="0000ff"/>
           <w:rFonts w:ascii="Charis SIL Regular" w:hAnsi="Charis SIL Regular" w:eastAsia="Charis SIL Regular"/>
           <w:b w:val="0"/>
           <w:i w:val="0"/>
           <w:color w:val="000000"/>
           <w:sz w:val="24"/>
         </w:rPr>
-        <w:t xml:space="preserve"> (Amsterdam</w:t>
+        <w:hyperlink r:id="rId15" w:history="1">
+          <w:r>
+            <w:rPr>
+              <w:rStyle w:val="Hyperlink"/>
+            </w:rPr>
+            <w:t xml:space="preserve"> (</w:t>
+          </w:r>
+        </w:hyperlink>
+      </w:r>
+      <w:r>
+        <w:rPr>
+          <w:u w:val="single" w:color="0000ff"/>
+          <w:rFonts w:ascii="Charis SIL Regular" w:hAnsi="Charis SIL Regular" w:eastAsia="Charis SIL Regular"/>
+          <w:b w:val="0"/>
+          <w:i w:val="0"/>
+          <w:color w:val="000000"/>
+          <w:sz w:val="24"/>
+        </w:rPr>
+        <w:hyperlink r:id="rId15" w:history="1">
+          <w:r>
+            <w:rPr>
+              <w:rStyle w:val="Hyperlink"/>
+            </w:rPr>
+            <w:t>Amster</w:t>
+          </w:r>
+        </w:hyperlink>
+      </w:r>
+      <w:r>
+        <w:rPr>
+          <w:u w:val="single" w:color="0000ff"/>
+          <w:rFonts w:ascii="Charis SIL Regular" w:hAnsi="Charis SIL Regular" w:eastAsia="Charis SIL Regular"/>
+          <w:b w:val="0"/>
+          <w:i w:val="0"/>
+          <w:color w:val="000000"/>
+          <w:sz w:val="24"/>
+        </w:rPr>
+        <w:hyperlink r:id="rId15" w:history="1">
+          <w:r>
+            <w:rPr>
+              <w:rStyle w:val="Hyperlink"/>
+            </w:rPr>
+            <w:t>dam</w:t>
+          </w:r>
+        </w:hyperlink>
       </w:r>
       <w:r>
         <w:rPr>
@@ -4402,7 +4309,34 @@
           <w:color w:val="000000"/>
           <w:sz w:val="24"/>
         </w:rPr>
-        <w:t xml:space="preserve">•  Lang, Sabine (ed.), </w:t>
+        <w:t xml:space="preserve">•  </w:t>
+      </w:r>
+      <w:r>
+        <w:rPr>
+          <w:rFonts w:ascii="Charis SIL Regular" w:hAnsi="Charis SIL Regular" w:eastAsia="Charis SIL Regular"/>
+          <w:b w:val="0"/>
+          <w:i w:val="0"/>
+          <w:color w:val="000000"/>
+          <w:sz w:val="24"/>
+        </w:rPr>
+        <w:hyperlink r:id="rId16" w:history="1">
+          <w:r>
+            <w:rPr>
+              <w:rStyle w:val="Hyperlink"/>
+            </w:rPr>
+            <w:t>Lang, Sa</w:t>
+          </w:r>
+        </w:hyperlink>
+      </w:r>
+      <w:r>
+        <w:rPr>
+          <w:rFonts w:ascii="Charis SIL Regular" w:hAnsi="Charis SIL Regular" w:eastAsia="Charis SIL Regular"/>
+          <w:b w:val="0"/>
+          <w:i w:val="0"/>
+          <w:color w:val="000000"/>
+          <w:sz w:val="24"/>
+        </w:rPr>
+        <w:t xml:space="preserve">bine (ed.), </w:t>
       </w:r>
       <w:r>
         <w:rPr>
@@ -4840,7 +4774,34 @@
           <w:color w:val="000000"/>
           <w:sz w:val="24"/>
         </w:rPr>
-        <w:t xml:space="preserve">•  Deterts, Dorothea (ed.), </w:t>
+        <w:t xml:space="preserve">•  </w:t>
+      </w:r>
+      <w:r>
+        <w:rPr>
+          <w:rFonts w:ascii="Charis SIL Regular" w:hAnsi="Charis SIL Regular" w:eastAsia="Charis SIL Regular"/>
+          <w:b w:val="0"/>
+          <w:i w:val="0"/>
+          <w:color w:val="000000"/>
+          <w:sz w:val="24"/>
+        </w:rPr>
+        <w:hyperlink r:id="rId17" w:history="1">
+          <w:r>
+            <w:rPr>
+              <w:rStyle w:val="Hyperlink"/>
+            </w:rPr>
+            <w:t xml:space="preserve">Deterts, </w:t>
+          </w:r>
+        </w:hyperlink>
+      </w:r>
+      <w:r>
+        <w:rPr>
+          <w:rFonts w:ascii="Charis SIL Regular" w:hAnsi="Charis SIL Regular" w:eastAsia="Charis SIL Regular"/>
+          <w:b w:val="0"/>
+          <w:i w:val="0"/>
+          <w:color w:val="000000"/>
+          <w:sz w:val="24"/>
+        </w:rPr>
+        <w:t xml:space="preserve">Dorothea (ed.), </w:t>
       </w:r>
       <w:r>
         <w:rPr>

--- a/EXPORTS/DOCX/published/niveau1/English/DoingResearch.docx
+++ b/EXPORTS/DOCX/published/niveau1/English/DoingResearch.docx
@@ -389,7 +389,6 @@
           <w:i/>
           <w:color w:val="0000FF"/>
           <w:sz w:val="24"/>
-          <w:u w:val="single"/>
         </w:rPr>
         <w:t xml:space="preserve"> </w:t>
       </w:r>
@@ -418,6 +417,7 @@
           <w:i/>
           <w:color w:val="0000FF"/>
           <w:sz w:val="24"/>
+          <w:u w:val="single"/>
         </w:rPr>
         <w:t xml:space="preserve"> </w:t>
       </w:r>
@@ -524,7 +524,83 @@
           <w:sz w:val="24"/>
           <w:u w:val="single"/>
         </w:rPr>
-        <w:t xml:space="preserve">red in colonial </w:t>
+        <w:hyperlink r:id="rId9" w:history="1">
+          <w:r>
+            <w:rPr>
+              <w:rStyle w:val="Hyperlink"/>
+            </w:rPr>
+            <w:t>red</w:t>
+          </w:r>
+        </w:hyperlink>
+      </w:r>
+      <w:r>
+        <w:rPr>
+          <w:rFonts w:ascii="Charis SIL Italic" w:hAnsi="Charis SIL Italic" w:eastAsia="Charis SIL Italic"/>
+          <w:b w:val="0"/>
+          <w:i/>
+          <w:color w:val="0000FF"/>
+          <w:sz w:val="24"/>
+          <w:u w:val="single"/>
+        </w:rPr>
+        <w:t xml:space="preserve"> </w:t>
+      </w:r>
+      <w:r>
+        <w:rPr>
+          <w:rFonts w:ascii="Charis SIL Italic" w:hAnsi="Charis SIL Italic" w:eastAsia="Charis SIL Italic"/>
+          <w:b w:val="0"/>
+          <w:i/>
+          <w:color w:val="0000FF"/>
+          <w:sz w:val="24"/>
+          <w:u w:val="single"/>
+        </w:rPr>
+        <w:hyperlink r:id="rId9" w:history="1">
+          <w:r>
+            <w:rPr>
+              <w:rStyle w:val="Hyperlink"/>
+            </w:rPr>
+            <w:t>in</w:t>
+          </w:r>
+        </w:hyperlink>
+      </w:r>
+      <w:r>
+        <w:rPr>
+          <w:rFonts w:ascii="Charis SIL Italic" w:hAnsi="Charis SIL Italic" w:eastAsia="Charis SIL Italic"/>
+          <w:b w:val="0"/>
+          <w:i/>
+          <w:color w:val="0000FF"/>
+          <w:sz w:val="24"/>
+          <w:u w:val="single"/>
+        </w:rPr>
+        <w:t xml:space="preserve"> </w:t>
+      </w:r>
+      <w:r>
+        <w:rPr>
+          <w:rFonts w:ascii="Charis SIL Italic" w:hAnsi="Charis SIL Italic" w:eastAsia="Charis SIL Italic"/>
+          <w:b w:val="0"/>
+          <w:i/>
+          <w:color w:val="0000FF"/>
+          <w:sz w:val="24"/>
+          <w:u w:val="single"/>
+        </w:rPr>
+        <w:hyperlink r:id="rId9" w:history="1">
+          <w:r>
+            <w:rPr>
+              <w:rStyle w:val="Hyperlink"/>
+            </w:rPr>
+            <w:t>colonial</w:t>
+          </w:r>
+        </w:hyperlink>
+      </w:r>
+      <w:r>
+        <w:rPr>
+          <w:rFonts w:ascii="Charis SIL Italic" w:hAnsi="Charis SIL Italic" w:eastAsia="Charis SIL Italic"/>
+          <w:b w:val="0"/>
+          <w:i/>
+          <w:color w:val="0000FF"/>
+          <w:sz w:val="24"/>
+          <w:u w:val="single"/>
+        </w:rPr>
+        <w:t xml:space="preserve"> </w:t>
       </w:r>
       <w:r>
         <w:rPr>
@@ -607,25 +683,7 @@
           <w:color w:val="000000"/>
           <w:sz w:val="24"/>
         </w:rPr>
-        <w:hyperlink r:id="rId9" w:history="1">
-          <w:r>
-            <w:rPr>
-              <w:rStyle w:val="Hyperlink"/>
-            </w:rPr>
-            <w:t xml:space="preserve"> and th</w:t>
-          </w:r>
-        </w:hyperlink>
-      </w:r>
-      <w:r>
-        <w:rPr>
-          <w:u w:val="single" w:color="0000ff"/>
-          <w:rFonts w:ascii="Charis SIL Regular" w:hAnsi="Charis SIL Regular" w:eastAsia="Charis SIL Regular"/>
-          <w:b w:val="0"/>
-          <w:i w:val="0"/>
-          <w:color w:val="000000"/>
-          <w:sz w:val="24"/>
-        </w:rPr>
-        <w:t xml:space="preserve">e publication </w:t>
+        <w:t xml:space="preserve"> and the publication </w:t>
       </w:r>
       <w:r>
         <w:rPr>
@@ -719,7 +777,7 @@
           <w:sz w:val="24"/>
           <w:u w:val="single"/>
         </w:rPr>
-        <w:hyperlink r:id="rId10" w:history="1">
+        <w:hyperlink r:id="rId9" w:history="1">
           <w:r>
             <w:rPr>
               <w:rStyle w:val="Hyperlink"/>
@@ -975,7 +1033,7 @@
           <w:sz w:val="24"/>
           <w:u w:val="single"/>
         </w:rPr>
-        <w:hyperlink r:id="rId10" w:history="1">
+        <w:hyperlink r:id="rId9" w:history="1">
           <w:r>
             <w:rPr>
               <w:rStyle w:val="Hyperlink"/>
@@ -1015,13 +1073,31 @@
       </w:r>
       <w:r>
         <w:rPr>
+          <w:u w:val="single" w:color="0000ff"/>
           <w:rFonts w:ascii="Charis SIL Regular" w:hAnsi="Charis SIL Regular" w:eastAsia="Charis SIL Regular"/>
           <w:b w:val="0"/>
           <w:i w:val="0"/>
           <w:color w:val="000000"/>
           <w:sz w:val="24"/>
         </w:rPr>
-        <w:t xml:space="preserve"> by the Cultural Herita</w:t>
+        <w:hyperlink r:id="rId9" w:history="1">
+          <w:r>
+            <w:rPr>
+              <w:rStyle w:val="Hyperlink"/>
+            </w:rPr>
+            <w:t xml:space="preserve"> b</w:t>
+          </w:r>
+        </w:hyperlink>
+      </w:r>
+      <w:r>
+        <w:rPr>
+          <w:rFonts w:ascii="Charis SIL Regular" w:hAnsi="Charis SIL Regular" w:eastAsia="Charis SIL Regular"/>
+          <w:b w:val="0"/>
+          <w:i w:val="0"/>
+          <w:color w:val="000000"/>
+          <w:sz w:val="24"/>
+        </w:rPr>
+        <w:t>y the Cultural Herita</w:t>
       </w:r>
       <w:r>
         <w:rPr>
@@ -1124,75 +1200,13 @@
       </w:r>
       <w:r>
         <w:rPr>
-          <w:u w:val="single" w:color="0000ff"/>
           <w:rFonts w:ascii="Charis SIL Regular" w:hAnsi="Charis SIL Regular" w:eastAsia="Charis SIL Regular"/>
           <w:b w:val="0"/>
           <w:i w:val="0"/>
           <w:color w:val="000000"/>
           <w:sz w:val="24"/>
         </w:rPr>
-        <w:hyperlink r:id="rId10" w:history="1">
-          <w:r>
-            <w:rPr>
-              <w:rStyle w:val="Hyperlink"/>
-            </w:rPr>
-            <w:t>Other rele</w:t>
-          </w:r>
-        </w:hyperlink>
-      </w:r>
-      <w:r>
-        <w:rPr>
-          <w:u w:val="single" w:color="0000ff"/>
-          <w:rFonts w:ascii="Charis SIL Regular" w:hAnsi="Charis SIL Regular" w:eastAsia="Charis SIL Regular"/>
-          <w:b w:val="0"/>
-          <w:i w:val="0"/>
-          <w:color w:val="000000"/>
-          <w:sz w:val="24"/>
-        </w:rPr>
-        <w:hyperlink r:id="rId10" w:history="1">
-          <w:r>
-            <w:rPr>
-              <w:rStyle w:val="Hyperlink"/>
-            </w:rPr>
-            <w:t xml:space="preserve">vant </w:t>
-          </w:r>
-        </w:hyperlink>
-      </w:r>
-      <w:r>
-        <w:rPr>
-          <w:u w:val="single" w:color="0000ff"/>
-          <w:rFonts w:ascii="Charis SIL Regular" w:hAnsi="Charis SIL Regular" w:eastAsia="Charis SIL Regular"/>
-          <w:b w:val="0"/>
-          <w:i w:val="0"/>
-          <w:color w:val="000000"/>
-          <w:sz w:val="24"/>
-        </w:rPr>
-        <w:hyperlink r:id="rId10" w:history="1">
-          <w:r>
-            <w:rPr>
-              <w:rStyle w:val="Hyperlink"/>
-            </w:rPr>
-            <w:t>re</w:t>
-          </w:r>
-        </w:hyperlink>
-      </w:r>
-      <w:r>
-        <w:rPr>
-          <w:u w:val="single" w:color="0000ff"/>
-          <w:rFonts w:ascii="Charis SIL Regular" w:hAnsi="Charis SIL Regular" w:eastAsia="Charis SIL Regular"/>
-          <w:b w:val="0"/>
-          <w:i w:val="0"/>
-          <w:color w:val="000000"/>
-          <w:sz w:val="24"/>
-        </w:rPr>
-        <w:hyperlink r:id="rId10" w:history="1">
-          <w:r>
-            <w:rPr>
-              <w:rStyle w:val="Hyperlink"/>
-            </w:rPr>
-            <w:t xml:space="preserve">ference </w:t>
-          </w:r>
-        </w:hyperlink>
+        <w:t xml:space="preserve">Other relevant reference </w:t>
       </w:r>
       <w:r>
         <w:rPr>
@@ -2395,31 +2409,13 @@
       </w:r>
       <w:r>
         <w:rPr>
-          <w:u w:val="single" w:color="0000ff"/>
           <w:rFonts w:ascii="Charis SIL Regular" w:hAnsi="Charis SIL Regular" w:eastAsia="Charis SIL Regular"/>
           <w:b w:val="0"/>
           <w:i w:val="0"/>
           <w:color w:val="000000"/>
           <w:sz w:val="24"/>
         </w:rPr>
-        <w:hyperlink r:id="rId12" w:history="1">
-          <w:r>
-            <w:rPr>
-              <w:rStyle w:val="Hyperlink"/>
-            </w:rPr>
-            <w:t xml:space="preserve"> (Dut</w:t>
-          </w:r>
-        </w:hyperlink>
-      </w:r>
-      <w:r>
-        <w:rPr>
-          <w:rFonts w:ascii="Charis SIL Regular" w:hAnsi="Charis SIL Regular" w:eastAsia="Charis SIL Regular"/>
-          <w:b w:val="0"/>
-          <w:i w:val="0"/>
-          <w:color w:val="000000"/>
-          <w:sz w:val="24"/>
-        </w:rPr>
-        <w:t>ch only) wa</w:t>
+        <w:t xml:space="preserve"> (Dutch only) wa</w:t>
       </w:r>
       <w:r>
         <w:rPr>
@@ -2459,132 +2455,13 @@
       </w:r>
       <w:r>
         <w:rPr>
-          <w:u w:val="single" w:color="0000ff"/>
           <w:rFonts w:ascii="Charis SIL Regular" w:hAnsi="Charis SIL Regular" w:eastAsia="Charis SIL Regular"/>
           <w:b w:val="0"/>
           <w:i w:val="0"/>
           <w:color w:val="000000"/>
           <w:sz w:val="24"/>
         </w:rPr>
-        <w:hyperlink r:id="rId12" w:history="1">
-          <w:r>
-            <w:rPr>
-              <w:rStyle w:val="Hyperlink"/>
-            </w:rPr>
-            <w:t>eated s</w:t>
-          </w:r>
-        </w:hyperlink>
-      </w:r>
-      <w:r>
-        <w:rPr>
-          <w:rFonts w:ascii="Charis SIL Regular" w:hAnsi="Charis SIL Regular" w:eastAsia="Charis SIL Regular"/>
-          <w:b w:val="0"/>
-          <w:i w:val="0"/>
-          <w:color w:val="000000"/>
-          <w:sz w:val="24"/>
-        </w:rPr>
-        <w:t>pecifically for the National Ar</w:t>
-      </w:r>
-      <w:r>
-        <w:rPr>
-          <w:u w:val="single" w:color="0000ff"/>
-          <w:rFonts w:ascii="Charis SIL Regular" w:hAnsi="Charis SIL Regular" w:eastAsia="Charis SIL Regular"/>
-          <w:b w:val="0"/>
-          <w:i w:val="0"/>
-          <w:color w:val="000000"/>
-          <w:sz w:val="24"/>
-        </w:rPr>
-        <w:hyperlink r:id="rId13" w:history="1">
-          <w:r>
-            <w:rPr>
-              <w:rStyle w:val="Hyperlink"/>
-            </w:rPr>
-            <w:t>chiv</w:t>
-          </w:r>
-        </w:hyperlink>
-      </w:r>
-      <w:r>
-        <w:rPr>
-          <w:u w:val="single" w:color="0000ff"/>
-          <w:rFonts w:ascii="Charis SIL Regular" w:hAnsi="Charis SIL Regular" w:eastAsia="Charis SIL Regular"/>
-          <w:b w:val="0"/>
-          <w:i w:val="0"/>
-          <w:color w:val="000000"/>
-          <w:sz w:val="24"/>
-        </w:rPr>
-        <w:hyperlink r:id="rId13" w:history="1">
-          <w:r>
-            <w:rPr>
-              <w:rStyle w:val="Hyperlink"/>
-            </w:rPr>
-            <w:t>e</w:t>
-          </w:r>
-        </w:hyperlink>
-      </w:r>
-      <w:r>
-        <w:rPr>
-          <w:u w:val="single" w:color="0000ff"/>
-          <w:rFonts w:ascii="Charis SIL Regular" w:hAnsi="Charis SIL Regular" w:eastAsia="Charis SIL Regular"/>
-          <w:b w:val="0"/>
-          <w:i w:val="0"/>
-          <w:color w:val="000000"/>
-          <w:sz w:val="24"/>
-        </w:rPr>
-        <w:hyperlink r:id="rId13" w:history="1">
-          <w:r>
-            <w:rPr>
-              <w:rStyle w:val="Hyperlink"/>
-            </w:rPr>
-            <w:t>s o</w:t>
-          </w:r>
-        </w:hyperlink>
-      </w:r>
-      <w:r>
-        <w:rPr>
-          <w:u w:val="single" w:color="0000ff"/>
-          <w:rFonts w:ascii="Charis SIL Regular" w:hAnsi="Charis SIL Regular" w:eastAsia="Charis SIL Regular"/>
-          <w:b w:val="0"/>
-          <w:i w:val="0"/>
-          <w:color w:val="000000"/>
-          <w:sz w:val="24"/>
-        </w:rPr>
-        <w:hyperlink r:id="rId13" w:history="1">
-          <w:r>
-            <w:rPr>
-              <w:rStyle w:val="Hyperlink"/>
-            </w:rPr>
-            <w:t>f</w:t>
-          </w:r>
-        </w:hyperlink>
-      </w:r>
-      <w:r>
-        <w:rPr>
-          <w:u w:val="single" w:color="0000ff"/>
-          <w:rFonts w:ascii="Charis SIL Regular" w:hAnsi="Charis SIL Regular" w:eastAsia="Charis SIL Regular"/>
-          <w:b w:val="0"/>
-          <w:i w:val="0"/>
-          <w:color w:val="000000"/>
-          <w:sz w:val="24"/>
-        </w:rPr>
-        <w:t xml:space="preserve"> </w:t>
-      </w:r>
-      <w:r>
-        <w:rPr>
-          <w:u w:val="single" w:color="0000ff"/>
-          <w:rFonts w:ascii="Charis SIL Regular" w:hAnsi="Charis SIL Regular" w:eastAsia="Charis SIL Regular"/>
-          <w:b w:val="0"/>
-          <w:i w:val="0"/>
-          <w:color w:val="000000"/>
-          <w:sz w:val="24"/>
-        </w:rPr>
-        <w:hyperlink r:id="rId13" w:history="1">
-          <w:r>
-            <w:rPr>
-              <w:rStyle w:val="Hyperlink"/>
-            </w:rPr>
-            <w:t>the Neth</w:t>
-          </w:r>
-        </w:hyperlink>
+        <w:t>eated specifically for the National Archives of the Neth</w:t>
       </w:r>
       <w:r>
         <w:rPr>
@@ -3182,7 +3059,7 @@
             <w:rPr>
               <w:rStyle w:val="Hyperlink"/>
             </w:rPr>
-            <w:t>significanc</w:t>
+            <w:t>significan</w:t>
           </w:r>
         </w:hyperlink>
       </w:r>
@@ -3193,9 +3070,15 @@
           <w:i/>
           <w:color w:val="0000FF"/>
           <w:sz w:val="24"/>
-          <w:u w:val="single"/>
-        </w:rPr>
-        <w:t>e</w:t>
+        </w:rPr>
+        <w:hyperlink r:id="rId15" w:history="1">
+          <w:r>
+            <w:rPr>
+              <w:rStyle w:val="Hyperlink"/>
+            </w:rPr>
+            <w:t>c</w:t>
+          </w:r>
+        </w:hyperlink>
       </w:r>
       <w:r>
         <w:rPr>
@@ -3204,9 +3087,240 @@
           <w:i/>
           <w:color w:val="0000FF"/>
           <w:sz w:val="24"/>
+        </w:rPr>
+        <w:t>e</w:t>
+      </w:r>
+      <w:r>
+        <w:rPr>
+          <w:rFonts w:ascii="Charis SIL Italic" w:hAnsi="Charis SIL Italic" w:eastAsia="Charis SIL Italic"/>
+          <w:b w:val="0"/>
+          <w:i/>
+          <w:color w:val="0000FF"/>
+          <w:sz w:val="24"/>
           <w:u w:val="single"/>
         </w:rPr>
         <w:t xml:space="preserve"> </w:t>
+      </w:r>
+      <w:r>
+        <w:rPr>
+          <w:rFonts w:ascii="Charis SIL Italic" w:hAnsi="Charis SIL Italic" w:eastAsia="Charis SIL Italic"/>
+          <w:b w:val="0"/>
+          <w:i/>
+          <w:color w:val="0000FF"/>
+          <w:sz w:val="24"/>
+          <w:u w:val="single"/>
+        </w:rPr>
+        <w:hyperlink r:id="rId15" w:history="1">
+          <w:r>
+            <w:rPr>
+              <w:rStyle w:val="Hyperlink"/>
+            </w:rPr>
+            <w:t xml:space="preserve">of </w:t>
+          </w:r>
+        </w:hyperlink>
+      </w:r>
+      <w:r>
+        <w:rPr>
+          <w:rFonts w:ascii="Charis SIL Italic" w:hAnsi="Charis SIL Italic" w:eastAsia="Charis SIL Italic"/>
+          <w:b w:val="0"/>
+          <w:i/>
+          <w:color w:val="0000FF"/>
+          <w:sz w:val="24"/>
+          <w:u w:val="single"/>
+        </w:rPr>
+        <w:hyperlink r:id="rId15" w:history="1">
+          <w:r>
+            <w:rPr>
+              <w:rStyle w:val="Hyperlink"/>
+            </w:rPr>
+            <w:t>cultural</w:t>
+          </w:r>
+        </w:hyperlink>
+      </w:r>
+      <w:r>
+        <w:rPr>
+          <w:rFonts w:ascii="Charis SIL Italic" w:hAnsi="Charis SIL Italic" w:eastAsia="Charis SIL Italic"/>
+          <w:b w:val="0"/>
+          <w:i/>
+          <w:color w:val="0000FF"/>
+          <w:sz w:val="24"/>
+          <w:u w:val="single"/>
+        </w:rPr>
+        <w:t xml:space="preserve"> </w:t>
+      </w:r>
+      <w:r>
+        <w:rPr>
+          <w:rFonts w:ascii="Charis SIL Italic" w:hAnsi="Charis SIL Italic" w:eastAsia="Charis SIL Italic"/>
+          <w:b w:val="0"/>
+          <w:i/>
+          <w:color w:val="0000FF"/>
+          <w:sz w:val="24"/>
+          <w:u w:val="single"/>
+        </w:rPr>
+        <w:hyperlink r:id="rId15" w:history="1">
+          <w:r>
+            <w:rPr>
+              <w:rStyle w:val="Hyperlink"/>
+            </w:rPr>
+            <w:t>objects</w:t>
+          </w:r>
+        </w:hyperlink>
+      </w:r>
+      <w:r>
+        <w:rPr>
+          <w:rFonts w:ascii="Charis SIL Italic" w:hAnsi="Charis SIL Italic" w:eastAsia="Charis SIL Italic"/>
+          <w:b w:val="0"/>
+          <w:i/>
+          <w:color w:val="0000FF"/>
+          <w:sz w:val="24"/>
+          <w:u w:val="single"/>
+        </w:rPr>
+        <w:t xml:space="preserve"> </w:t>
+      </w:r>
+      <w:r>
+        <w:rPr>
+          <w:rFonts w:ascii="Charis SIL Italic" w:hAnsi="Charis SIL Italic" w:eastAsia="Charis SIL Italic"/>
+          <w:b w:val="0"/>
+          <w:i/>
+          <w:color w:val="0000FF"/>
+          <w:sz w:val="24"/>
+          <w:u w:val="single"/>
+        </w:rPr>
+        <w:hyperlink r:id="rId15" w:history="1">
+          <w:r>
+            <w:rPr>
+              <w:rStyle w:val="Hyperlink"/>
+            </w:rPr>
+            <w:t>and</w:t>
+          </w:r>
+        </w:hyperlink>
+      </w:r>
+      <w:r>
+        <w:rPr>
+          <w:rFonts w:ascii="Charis SIL Italic" w:hAnsi="Charis SIL Italic" w:eastAsia="Charis SIL Italic"/>
+          <w:b w:val="0"/>
+          <w:i/>
+          <w:color w:val="0000FF"/>
+          <w:sz w:val="24"/>
+          <w:u w:val="single"/>
+        </w:rPr>
+        <w:t xml:space="preserve"> </w:t>
+      </w:r>
+      <w:r>
+        <w:rPr>
+          <w:rFonts w:ascii="Charis SIL Italic" w:hAnsi="Charis SIL Italic" w:eastAsia="Charis SIL Italic"/>
+          <w:b w:val="0"/>
+          <w:i/>
+          <w:color w:val="0000FF"/>
+          <w:sz w:val="24"/>
+          <w:u w:val="single"/>
+        </w:rPr>
+        <w:t>collections</w:t>
+      </w:r>
+      <w:r>
+        <w:rPr>
+          <w:rFonts w:ascii="Charis SIL Italic" w:hAnsi="Charis SIL Italic" w:eastAsia="Charis SIL Italic"/>
+          <w:b w:val="0"/>
+          <w:i/>
+          <w:color w:val="0000FF"/>
+          <w:sz w:val="24"/>
+          <w:u w:val="single"/>
+        </w:rPr>
+        <w:t xml:space="preserve"> </w:t>
+      </w:r>
+      <w:r>
+        <w:rPr>
+          <w:rFonts w:ascii="Charis SIL Italic" w:hAnsi="Charis SIL Italic" w:eastAsia="Charis SIL Italic"/>
+          <w:b w:val="0"/>
+          <w:i/>
+          <w:color w:val="0000FF"/>
+          <w:sz w:val="24"/>
+          <w:u w:val="single"/>
+        </w:rPr>
+        <w:hyperlink r:id="rId15" w:history="1">
+          <w:r>
+            <w:rPr>
+              <w:rStyle w:val="Hyperlink"/>
+            </w:rPr>
+            <w:t>acqui</w:t>
+          </w:r>
+        </w:hyperlink>
+      </w:r>
+      <w:r>
+        <w:rPr>
+          <w:rFonts w:ascii="Charis SIL Italic" w:hAnsi="Charis SIL Italic" w:eastAsia="Charis SIL Italic"/>
+          <w:b w:val="0"/>
+          <w:i/>
+          <w:color w:val="0000FF"/>
+          <w:sz w:val="24"/>
+          <w:u w:val="single"/>
+        </w:rPr>
+        <w:hyperlink r:id="rId15" w:history="1">
+          <w:r>
+            <w:rPr>
+              <w:rStyle w:val="Hyperlink"/>
+            </w:rPr>
+            <w:t>red</w:t>
+          </w:r>
+        </w:hyperlink>
+      </w:r>
+      <w:r>
+        <w:rPr>
+          <w:rFonts w:ascii="Charis SIL Italic" w:hAnsi="Charis SIL Italic" w:eastAsia="Charis SIL Italic"/>
+          <w:b w:val="0"/>
+          <w:i/>
+          <w:color w:val="0000FF"/>
+          <w:sz w:val="24"/>
+          <w:u w:val="single"/>
+        </w:rPr>
+        <w:t xml:space="preserve"> </w:t>
+      </w:r>
+      <w:r>
+        <w:rPr>
+          <w:rFonts w:ascii="Charis SIL Italic" w:hAnsi="Charis SIL Italic" w:eastAsia="Charis SIL Italic"/>
+          <w:b w:val="0"/>
+          <w:i/>
+          <w:color w:val="0000FF"/>
+          <w:sz w:val="24"/>
+          <w:u w:val="single"/>
+        </w:rPr>
+        <w:hyperlink r:id="rId15" w:history="1">
+          <w:r>
+            <w:rPr>
+              <w:rStyle w:val="Hyperlink"/>
+            </w:rPr>
+            <w:t>in</w:t>
+          </w:r>
+        </w:hyperlink>
+      </w:r>
+      <w:r>
+        <w:rPr>
+          <w:rFonts w:ascii="Charis SIL Italic" w:hAnsi="Charis SIL Italic" w:eastAsia="Charis SIL Italic"/>
+          <w:b w:val="0"/>
+          <w:i/>
+          <w:color w:val="0000FF"/>
+          <w:sz w:val="24"/>
+          <w:u w:val="single"/>
+        </w:rPr>
+        <w:t xml:space="preserve"> </w:t>
+      </w:r>
+      <w:r>
+        <w:rPr>
+          <w:rFonts w:ascii="Charis SIL Italic" w:hAnsi="Charis SIL Italic" w:eastAsia="Charis SIL Italic"/>
+          <w:b w:val="0"/>
+          <w:i/>
+          <w:color w:val="0000FF"/>
+          <w:sz w:val="24"/>
+          <w:u w:val="single"/>
+        </w:rPr>
+        <w:hyperlink r:id="rId15" w:history="1">
+          <w:r>
+            <w:rPr>
+              <w:rStyle w:val="Hyperlink"/>
+            </w:rPr>
+            <w:t>col</w:t>
+          </w:r>
+        </w:hyperlink>
       </w:r>
       <w:r>
         <w:rPr>
@@ -3233,149 +3347,6 @@
           <w:i/>
           <w:color w:val="0000FF"/>
           <w:sz w:val="24"/>
-        </w:rPr>
-        <w:t xml:space="preserve">f </w:t>
-      </w:r>
-      <w:r>
-        <w:rPr>
-          <w:rFonts w:ascii="Charis SIL Italic" w:hAnsi="Charis SIL Italic" w:eastAsia="Charis SIL Italic"/>
-          <w:b w:val="0"/>
-          <w:i/>
-          <w:color w:val="0000FF"/>
-          <w:sz w:val="24"/>
-        </w:rPr>
-        <w:t>cultural objects and collections</w:t>
-      </w:r>
-      <w:r>
-        <w:rPr>
-          <w:rFonts w:ascii="Charis SIL Italic" w:hAnsi="Charis SIL Italic" w:eastAsia="Charis SIL Italic"/>
-          <w:b w:val="0"/>
-          <w:i/>
-          <w:color w:val="0000FF"/>
-          <w:sz w:val="24"/>
-          <w:u w:val="single"/>
-        </w:rPr>
-        <w:t xml:space="preserve"> </w:t>
-      </w:r>
-      <w:r>
-        <w:rPr>
-          <w:rFonts w:ascii="Charis SIL Italic" w:hAnsi="Charis SIL Italic" w:eastAsia="Charis SIL Italic"/>
-          <w:b w:val="0"/>
-          <w:i/>
-          <w:color w:val="0000FF"/>
-          <w:sz w:val="24"/>
-          <w:u w:val="single"/>
-        </w:rPr>
-        <w:hyperlink r:id="rId15" w:history="1">
-          <w:r>
-            <w:rPr>
-              <w:rStyle w:val="Hyperlink"/>
-            </w:rPr>
-            <w:t>acqui</w:t>
-          </w:r>
-        </w:hyperlink>
-      </w:r>
-      <w:r>
-        <w:rPr>
-          <w:rFonts w:ascii="Charis SIL Italic" w:hAnsi="Charis SIL Italic" w:eastAsia="Charis SIL Italic"/>
-          <w:b w:val="0"/>
-          <w:i/>
-          <w:color w:val="0000FF"/>
-          <w:sz w:val="24"/>
-          <w:u w:val="single"/>
-        </w:rPr>
-        <w:hyperlink r:id="rId15" w:history="1">
-          <w:r>
-            <w:rPr>
-              <w:rStyle w:val="Hyperlink"/>
-            </w:rPr>
-            <w:t>red</w:t>
-          </w:r>
-        </w:hyperlink>
-      </w:r>
-      <w:r>
-        <w:rPr>
-          <w:rFonts w:ascii="Charis SIL Italic" w:hAnsi="Charis SIL Italic" w:eastAsia="Charis SIL Italic"/>
-          <w:b w:val="0"/>
-          <w:i/>
-          <w:color w:val="0000FF"/>
-          <w:sz w:val="24"/>
-          <w:u w:val="single"/>
-        </w:rPr>
-        <w:t xml:space="preserve"> </w:t>
-      </w:r>
-      <w:r>
-        <w:rPr>
-          <w:rFonts w:ascii="Charis SIL Italic" w:hAnsi="Charis SIL Italic" w:eastAsia="Charis SIL Italic"/>
-          <w:b w:val="0"/>
-          <w:i/>
-          <w:color w:val="0000FF"/>
-          <w:sz w:val="24"/>
-          <w:u w:val="single"/>
-        </w:rPr>
-        <w:hyperlink r:id="rId15" w:history="1">
-          <w:r>
-            <w:rPr>
-              <w:rStyle w:val="Hyperlink"/>
-            </w:rPr>
-            <w:t>in</w:t>
-          </w:r>
-        </w:hyperlink>
-      </w:r>
-      <w:r>
-        <w:rPr>
-          <w:rFonts w:ascii="Charis SIL Italic" w:hAnsi="Charis SIL Italic" w:eastAsia="Charis SIL Italic"/>
-          <w:b w:val="0"/>
-          <w:i/>
-          <w:color w:val="0000FF"/>
-          <w:sz w:val="24"/>
-          <w:u w:val="single"/>
-        </w:rPr>
-        <w:t xml:space="preserve"> </w:t>
-      </w:r>
-      <w:r>
-        <w:rPr>
-          <w:rFonts w:ascii="Charis SIL Italic" w:hAnsi="Charis SIL Italic" w:eastAsia="Charis SIL Italic"/>
-          <w:b w:val="0"/>
-          <w:i/>
-          <w:color w:val="0000FF"/>
-          <w:sz w:val="24"/>
-          <w:u w:val="single"/>
-        </w:rPr>
-        <w:hyperlink r:id="rId15" w:history="1">
-          <w:r>
-            <w:rPr>
-              <w:rStyle w:val="Hyperlink"/>
-            </w:rPr>
-            <w:t>col</w:t>
-          </w:r>
-        </w:hyperlink>
-      </w:r>
-      <w:r>
-        <w:rPr>
-          <w:rFonts w:ascii="Charis SIL Italic" w:hAnsi="Charis SIL Italic" w:eastAsia="Charis SIL Italic"/>
-          <w:b w:val="0"/>
-          <w:i/>
-          <w:color w:val="0000FF"/>
-          <w:sz w:val="24"/>
-          <w:u w:val="single"/>
-        </w:rPr>
-        <w:hyperlink r:id="rId15" w:history="1">
-          <w:r>
-            <w:rPr>
-              <w:rStyle w:val="Hyperlink"/>
-            </w:rPr>
-            <w:t>o</w:t>
-          </w:r>
-        </w:hyperlink>
-      </w:r>
-      <w:r>
-        <w:rPr>
-          <w:rFonts w:ascii="Charis SIL Italic" w:hAnsi="Charis SIL Italic" w:eastAsia="Charis SIL Italic"/>
-          <w:b w:val="0"/>
-          <w:i/>
-          <w:color w:val="0000FF"/>
-          <w:sz w:val="24"/>
           <w:u w:val="single"/>
         </w:rPr>
         <w:hyperlink r:id="rId15" w:history="1">
@@ -3436,114 +3407,13 @@
       </w:r>
       <w:r>
         <w:rPr>
-          <w:u w:val="single" w:color="0000ff"/>
           <w:rFonts w:ascii="Charis SIL Regular" w:hAnsi="Charis SIL Regular" w:eastAsia="Charis SIL Regular"/>
           <w:b w:val="0"/>
           <w:i w:val="0"/>
           <w:color w:val="000000"/>
           <w:sz w:val="24"/>
         </w:rPr>
-        <w:hyperlink r:id="rId15" w:history="1">
-          <w:r>
-            <w:rPr>
-              <w:rStyle w:val="Hyperlink"/>
-            </w:rPr>
-            <w:t xml:space="preserve"> (</w:t>
-          </w:r>
-        </w:hyperlink>
-      </w:r>
-      <w:r>
-        <w:rPr>
-          <w:u w:val="single" w:color="0000ff"/>
-          <w:rFonts w:ascii="Charis SIL Regular" w:hAnsi="Charis SIL Regular" w:eastAsia="Charis SIL Regular"/>
-          <w:b w:val="0"/>
-          <w:i w:val="0"/>
-          <w:color w:val="000000"/>
-          <w:sz w:val="24"/>
-        </w:rPr>
-        <w:hyperlink r:id="rId15" w:history="1">
-          <w:r>
-            <w:rPr>
-              <w:rStyle w:val="Hyperlink"/>
-            </w:rPr>
-            <w:t>Amster</w:t>
-          </w:r>
-        </w:hyperlink>
-      </w:r>
-      <w:r>
-        <w:rPr>
-          <w:u w:val="single" w:color="0000ff"/>
-          <w:rFonts w:ascii="Charis SIL Regular" w:hAnsi="Charis SIL Regular" w:eastAsia="Charis SIL Regular"/>
-          <w:b w:val="0"/>
-          <w:i w:val="0"/>
-          <w:color w:val="000000"/>
-          <w:sz w:val="24"/>
-        </w:rPr>
-        <w:hyperlink r:id="rId15" w:history="1">
-          <w:r>
-            <w:rPr>
-              <w:rStyle w:val="Hyperlink"/>
-            </w:rPr>
-            <w:t>dam</w:t>
-          </w:r>
-        </w:hyperlink>
-      </w:r>
-      <w:r>
-        <w:rPr>
-          <w:u w:val="single" w:color="0000ff"/>
-          <w:rFonts w:ascii="Charis SIL Regular" w:hAnsi="Charis SIL Regular" w:eastAsia="Charis SIL Regular"/>
-          <w:b w:val="0"/>
-          <w:i w:val="0"/>
-          <w:color w:val="000000"/>
-          <w:sz w:val="24"/>
-        </w:rPr>
-        <w:hyperlink r:id="rId15" w:history="1">
-          <w:r>
-            <w:rPr>
-              <w:rStyle w:val="Hyperlink"/>
-            </w:rPr>
-            <w:t>: Rijksmuse</w:t>
-          </w:r>
-        </w:hyperlink>
-      </w:r>
-      <w:r>
-        <w:rPr>
-          <w:u w:val="single" w:color="0000ff"/>
-          <w:rFonts w:ascii="Charis SIL Regular" w:hAnsi="Charis SIL Regular" w:eastAsia="Charis SIL Regular"/>
-          <w:b w:val="0"/>
-          <w:i w:val="0"/>
-          <w:color w:val="000000"/>
-          <w:sz w:val="24"/>
-        </w:rPr>
-        <w:hyperlink r:id="rId15" w:history="1">
-          <w:r>
-            <w:rPr>
-              <w:rStyle w:val="Hyperlink"/>
-            </w:rPr>
-            <w:t>u</w:t>
-          </w:r>
-        </w:hyperlink>
-      </w:r>
-      <w:r>
-        <w:rPr>
-          <w:u w:val="single" w:color="0000ff"/>
-          <w:rFonts w:ascii="Charis SIL Regular" w:hAnsi="Charis SIL Regular" w:eastAsia="Charis SIL Regular"/>
-          <w:b w:val="0"/>
-          <w:i w:val="0"/>
-          <w:color w:val="000000"/>
-          <w:sz w:val="24"/>
-        </w:rPr>
-        <w:t>m</w:t>
-      </w:r>
-      <w:r>
-        <w:rPr>
-          <w:rFonts w:ascii="Charis SIL Regular" w:hAnsi="Charis SIL Regular" w:eastAsia="Charis SIL Regular"/>
-          <w:b w:val="0"/>
-          <w:i w:val="0"/>
-          <w:color w:val="000000"/>
-          <w:sz w:val="24"/>
-        </w:rPr>
-        <w:t xml:space="preserve">, </w:t>
+        <w:t xml:space="preserve"> (Amsterdam: Rijksmuseum, </w:t>
       </w:r>
       <w:r>
         <w:rPr>
@@ -4614,126 +4484,7 @@
           <w:color w:val="000000"/>
           <w:sz w:val="24"/>
         </w:rPr>
-        <w:t>. 2nd Editio</w:t>
-      </w:r>
-      <w:r>
-        <w:rPr>
-          <w:u w:val="single" w:color="0000ff"/>
-          <w:rFonts w:ascii="Charis SIL Regular" w:hAnsi="Charis SIL Regular" w:eastAsia="Charis SIL Regular"/>
-          <w:b w:val="0"/>
-          <w:i w:val="0"/>
-          <w:color w:val="000000"/>
-          <w:sz w:val="24"/>
-        </w:rPr>
-        <w:hyperlink r:id="rId17" w:history="1">
-          <w:r>
-            <w:rPr>
-              <w:rStyle w:val="Hyperlink"/>
-            </w:rPr>
-            <w:t>n (Germa</w:t>
-          </w:r>
-        </w:hyperlink>
-      </w:r>
-      <w:r>
-        <w:rPr>
-          <w:u w:val="single" w:color="0000ff"/>
-          <w:rFonts w:ascii="Charis SIL Regular" w:hAnsi="Charis SIL Regular" w:eastAsia="Charis SIL Regular"/>
-          <w:b w:val="0"/>
-          <w:i w:val="0"/>
-          <w:color w:val="000000"/>
-          <w:sz w:val="24"/>
-        </w:rPr>
-        <w:hyperlink r:id="rId17" w:history="1">
-          <w:r>
-            <w:rPr>
-              <w:rStyle w:val="Hyperlink"/>
-            </w:rPr>
-            <w:t>n M</w:t>
-          </w:r>
-        </w:hyperlink>
-      </w:r>
-      <w:r>
-        <w:rPr>
-          <w:u w:val="single" w:color="0000ff"/>
-          <w:rFonts w:ascii="Charis SIL Regular" w:hAnsi="Charis SIL Regular" w:eastAsia="Charis SIL Regular"/>
-          <w:b w:val="0"/>
-          <w:i w:val="0"/>
-          <w:color w:val="000000"/>
-          <w:sz w:val="24"/>
-        </w:rPr>
-        <w:hyperlink r:id="rId17" w:history="1">
-          <w:r>
-            <w:rPr>
-              <w:rStyle w:val="Hyperlink"/>
-            </w:rPr>
-            <w:t>useums</w:t>
-          </w:r>
-        </w:hyperlink>
-      </w:r>
-      <w:r>
-        <w:rPr>
-          <w:u w:val="single" w:color="0000ff"/>
-          <w:rFonts w:ascii="Charis SIL Regular" w:hAnsi="Charis SIL Regular" w:eastAsia="Charis SIL Regular"/>
-          <w:b w:val="0"/>
-          <w:i w:val="0"/>
-          <w:color w:val="000000"/>
-          <w:sz w:val="24"/>
-        </w:rPr>
-        <w:t xml:space="preserve"> </w:t>
-      </w:r>
-      <w:r>
-        <w:rPr>
-          <w:u w:val="single" w:color="0000ff"/>
-          <w:rFonts w:ascii="Charis SIL Regular" w:hAnsi="Charis SIL Regular" w:eastAsia="Charis SIL Regular"/>
-          <w:b w:val="0"/>
-          <w:i w:val="0"/>
-          <w:color w:val="000000"/>
-          <w:sz w:val="24"/>
-        </w:rPr>
-        <w:hyperlink r:id="rId17" w:history="1">
-          <w:r>
-            <w:rPr>
-              <w:rStyle w:val="Hyperlink"/>
-            </w:rPr>
-            <w:t>Associatio</w:t>
-          </w:r>
-        </w:hyperlink>
-      </w:r>
-      <w:r>
-        <w:rPr>
-          <w:u w:val="single" w:color="0000ff"/>
-          <w:rFonts w:ascii="Charis SIL Regular" w:hAnsi="Charis SIL Regular" w:eastAsia="Charis SIL Regular"/>
-          <w:b w:val="0"/>
-          <w:i w:val="0"/>
-          <w:color w:val="000000"/>
-          <w:sz w:val="24"/>
-        </w:rPr>
-        <w:hyperlink r:id="rId17" w:history="1">
-          <w:r>
-            <w:rPr>
-              <w:rStyle w:val="Hyperlink"/>
-            </w:rPr>
-            <w:t>n, 20</w:t>
-          </w:r>
-        </w:hyperlink>
-      </w:r>
-      <w:r>
-        <w:rPr>
-          <w:u w:val="single" w:color="0000ff"/>
-          <w:rFonts w:ascii="Charis SIL Regular" w:hAnsi="Charis SIL Regular" w:eastAsia="Charis SIL Regular"/>
-          <w:b w:val="0"/>
-          <w:i w:val="0"/>
-          <w:color w:val="000000"/>
-          <w:sz w:val="24"/>
-        </w:rPr>
-        <w:hyperlink r:id="rId17" w:history="1">
-          <w:r>
-            <w:rPr>
-              <w:rStyle w:val="Hyperlink"/>
-            </w:rPr>
-            <w:t>19</w:t>
-          </w:r>
-        </w:hyperlink>
+        <w:t>. 2nd Edition (German Museums Association, 2019</w:t>
       </w:r>
       <w:r>
         <w:rPr>

--- a/EXPORTS/DOCX/published/niveau1/English/DoingResearch.docx
+++ b/EXPORTS/DOCX/published/niveau1/English/DoingResearch.docx
@@ -389,6 +389,7 @@
           <w:i/>
           <w:color w:val="0000FF"/>
           <w:sz w:val="24"/>
+          <w:u w:val="single"/>
         </w:rPr>
         <w:t xml:space="preserve"> </w:t>
       </w:r>
@@ -417,7 +418,6 @@
           <w:i/>
           <w:color w:val="0000FF"/>
           <w:sz w:val="24"/>
-          <w:u w:val="single"/>
         </w:rPr>
         <w:t xml:space="preserve"> </w:t>
       </w:r>
@@ -683,7 +683,25 @@
           <w:color w:val="000000"/>
           <w:sz w:val="24"/>
         </w:rPr>
-        <w:t xml:space="preserve"> and the publication </w:t>
+        <w:hyperlink r:id="rId9" w:history="1">
+          <w:r>
+            <w:rPr>
+              <w:rStyle w:val="Hyperlink"/>
+            </w:rPr>
+            <w:t xml:space="preserve"> and th</w:t>
+          </w:r>
+        </w:hyperlink>
+      </w:r>
+      <w:r>
+        <w:rPr>
+          <w:u w:val="single" w:color="0000ff"/>
+          <w:rFonts w:ascii="Charis SIL Regular" w:hAnsi="Charis SIL Regular" w:eastAsia="Charis SIL Regular"/>
+          <w:b w:val="0"/>
+          <w:i w:val="0"/>
+          <w:color w:val="000000"/>
+          <w:sz w:val="24"/>
+        </w:rPr>
+        <w:t xml:space="preserve">e publication </w:t>
       </w:r>
       <w:r>
         <w:rPr>
@@ -694,7 +712,7 @@
           <w:sz w:val="24"/>
           <w:u w:val="single"/>
         </w:rPr>
-        <w:hyperlink r:id="rId10" w:history="1">
+        <w:hyperlink r:id="rId9" w:history="1">
           <w:r>
             <w:rPr>
               <w:rStyle w:val="Hyperlink"/>
@@ -712,7 +730,7 @@
           <w:sz w:val="24"/>
           <w:u w:val="single"/>
         </w:rPr>
-        <w:hyperlink r:id="rId10" w:history="1">
+        <w:hyperlink r:id="rId9" w:history="1">
           <w:r>
             <w:rPr>
               <w:rStyle w:val="Hyperlink"/>
@@ -730,7 +748,7 @@
           <w:sz w:val="24"/>
           <w:u w:val="single"/>
         </w:rPr>
-        <w:hyperlink r:id="rId10" w:history="1">
+        <w:hyperlink r:id="rId9" w:history="1">
           <w:r>
             <w:rPr>
               <w:rStyle w:val="Hyperlink"/>
@@ -777,7 +795,7 @@
           <w:sz w:val="24"/>
           <w:u w:val="single"/>
         </w:rPr>
-        <w:hyperlink r:id="rId9" w:history="1">
+        <w:hyperlink r:id="rId10" w:history="1">
           <w:r>
             <w:rPr>
               <w:rStyle w:val="Hyperlink"/>
@@ -1004,7 +1022,7 @@
           <w:sz w:val="24"/>
           <w:u w:val="single"/>
         </w:rPr>
-        <w:hyperlink r:id="rId10" w:history="1">
+        <w:hyperlink r:id="rId9" w:history="1">
           <w:r>
             <w:rPr>
               <w:rStyle w:val="Hyperlink"/>
@@ -1033,7 +1051,7 @@
           <w:sz w:val="24"/>
           <w:u w:val="single"/>
         </w:rPr>
-        <w:hyperlink r:id="rId9" w:history="1">
+        <w:hyperlink r:id="rId10" w:history="1">
           <w:r>
             <w:rPr>
               <w:rStyle w:val="Hyperlink"/>
@@ -1062,7 +1080,7 @@
           <w:sz w:val="24"/>
           <w:u w:val="single"/>
         </w:rPr>
-        <w:hyperlink r:id="rId9" w:history="1">
+        <w:hyperlink r:id="rId10" w:history="1">
           <w:r>
             <w:rPr>
               <w:rStyle w:val="Hyperlink"/>
@@ -1200,13 +1218,75 @@
       </w:r>
       <w:r>
         <w:rPr>
+          <w:u w:val="single" w:color="0000ff"/>
           <w:rFonts w:ascii="Charis SIL Regular" w:hAnsi="Charis SIL Regular" w:eastAsia="Charis SIL Regular"/>
           <w:b w:val="0"/>
           <w:i w:val="0"/>
           <w:color w:val="000000"/>
           <w:sz w:val="24"/>
         </w:rPr>
-        <w:t xml:space="preserve">Other relevant reference </w:t>
+        <w:hyperlink r:id="rId10" w:history="1">
+          <w:r>
+            <w:rPr>
+              <w:rStyle w:val="Hyperlink"/>
+            </w:rPr>
+            <w:t>Other rele</w:t>
+          </w:r>
+        </w:hyperlink>
+      </w:r>
+      <w:r>
+        <w:rPr>
+          <w:u w:val="single" w:color="0000ff"/>
+          <w:rFonts w:ascii="Charis SIL Regular" w:hAnsi="Charis SIL Regular" w:eastAsia="Charis SIL Regular"/>
+          <w:b w:val="0"/>
+          <w:i w:val="0"/>
+          <w:color w:val="000000"/>
+          <w:sz w:val="24"/>
+        </w:rPr>
+        <w:hyperlink r:id="rId10" w:history="1">
+          <w:r>
+            <w:rPr>
+              <w:rStyle w:val="Hyperlink"/>
+            </w:rPr>
+            <w:t xml:space="preserve">vant </w:t>
+          </w:r>
+        </w:hyperlink>
+      </w:r>
+      <w:r>
+        <w:rPr>
+          <w:u w:val="single" w:color="0000ff"/>
+          <w:rFonts w:ascii="Charis SIL Regular" w:hAnsi="Charis SIL Regular" w:eastAsia="Charis SIL Regular"/>
+          <w:b w:val="0"/>
+          <w:i w:val="0"/>
+          <w:color w:val="000000"/>
+          <w:sz w:val="24"/>
+        </w:rPr>
+        <w:hyperlink r:id="rId10" w:history="1">
+          <w:r>
+            <w:rPr>
+              <w:rStyle w:val="Hyperlink"/>
+            </w:rPr>
+            <w:t>re</w:t>
+          </w:r>
+        </w:hyperlink>
+      </w:r>
+      <w:r>
+        <w:rPr>
+          <w:u w:val="single" w:color="0000ff"/>
+          <w:rFonts w:ascii="Charis SIL Regular" w:hAnsi="Charis SIL Regular" w:eastAsia="Charis SIL Regular"/>
+          <w:b w:val="0"/>
+          <w:i w:val="0"/>
+          <w:color w:val="000000"/>
+          <w:sz w:val="24"/>
+        </w:rPr>
+        <w:hyperlink r:id="rId10" w:history="1">
+          <w:r>
+            <w:rPr>
+              <w:rStyle w:val="Hyperlink"/>
+            </w:rPr>
+            <w:t xml:space="preserve">ference </w:t>
+          </w:r>
+        </w:hyperlink>
       </w:r>
       <w:r>
         <w:rPr>
@@ -2398,7 +2478,7 @@
           <w:sz w:val="24"/>
           <w:u w:val="single"/>
         </w:rPr>
-        <w:hyperlink r:id="rId12" w:history="1">
+        <w:hyperlink r:id="rId13" w:history="1">
           <w:r>
             <w:rPr>
               <w:rStyle w:val="Hyperlink"/>
@@ -2409,13 +2489,57 @@
       </w:r>
       <w:r>
         <w:rPr>
+          <w:u w:val="single" w:color="0000ff"/>
           <w:rFonts w:ascii="Charis SIL Regular" w:hAnsi="Charis SIL Regular" w:eastAsia="Charis SIL Regular"/>
           <w:b w:val="0"/>
           <w:i w:val="0"/>
           <w:color w:val="000000"/>
           <w:sz w:val="24"/>
         </w:rPr>
-        <w:t xml:space="preserve"> (Dutch only) wa</w:t>
+        <w:hyperlink r:id="rId12" w:history="1">
+          <w:r>
+            <w:rPr>
+              <w:rStyle w:val="Hyperlink"/>
+            </w:rPr>
+            <w:t xml:space="preserve"> (Dut</w:t>
+          </w:r>
+        </w:hyperlink>
+      </w:r>
+      <w:r>
+        <w:rPr>
+          <w:u w:val="single" w:color="0000ff"/>
+          <w:rFonts w:ascii="Charis SIL Regular" w:hAnsi="Charis SIL Regular" w:eastAsia="Charis SIL Regular"/>
+          <w:b w:val="0"/>
+          <w:i w:val="0"/>
+          <w:color w:val="000000"/>
+          <w:sz w:val="24"/>
+        </w:rPr>
+        <w:hyperlink r:id="rId12" w:history="1">
+          <w:r>
+            <w:rPr>
+              <w:rStyle w:val="Hyperlink"/>
+            </w:rPr>
+            <w:t>c</w:t>
+          </w:r>
+        </w:hyperlink>
+      </w:r>
+      <w:r>
+        <w:rPr>
+          <w:u w:val="single" w:color="0000ff"/>
+          <w:rFonts w:ascii="Charis SIL Regular" w:hAnsi="Charis SIL Regular" w:eastAsia="Charis SIL Regular"/>
+          <w:b w:val="0"/>
+          <w:i w:val="0"/>
+          <w:color w:val="000000"/>
+          <w:sz w:val="24"/>
+        </w:rPr>
+        <w:hyperlink r:id="rId12" w:history="1">
+          <w:r>
+            <w:rPr>
+              <w:rStyle w:val="Hyperlink"/>
+            </w:rPr>
+            <w:t>h only) wa</w:t>
+          </w:r>
+        </w:hyperlink>
       </w:r>
       <w:r>
         <w:rPr>
@@ -2455,13 +2579,106 @@
       </w:r>
       <w:r>
         <w:rPr>
+          <w:u w:val="single" w:color="0000ff"/>
           <w:rFonts w:ascii="Charis SIL Regular" w:hAnsi="Charis SIL Regular" w:eastAsia="Charis SIL Regular"/>
           <w:b w:val="0"/>
           <w:i w:val="0"/>
           <w:color w:val="000000"/>
           <w:sz w:val="24"/>
         </w:rPr>
-        <w:t>eated specifically for the National Archives of the Neth</w:t>
+        <w:hyperlink r:id="rId12" w:history="1">
+          <w:r>
+            <w:rPr>
+              <w:rStyle w:val="Hyperlink"/>
+            </w:rPr>
+            <w:t>eated s</w:t>
+          </w:r>
+        </w:hyperlink>
+      </w:r>
+      <w:r>
+        <w:rPr>
+          <w:rFonts w:ascii="Charis SIL Regular" w:hAnsi="Charis SIL Regular" w:eastAsia="Charis SIL Regular"/>
+          <w:b w:val="0"/>
+          <w:i w:val="0"/>
+          <w:color w:val="000000"/>
+          <w:sz w:val="24"/>
+        </w:rPr>
+        <w:t>pecifically for the National Ar</w:t>
+      </w:r>
+      <w:r>
+        <w:rPr>
+          <w:u w:val="single" w:color="0000ff"/>
+          <w:rFonts w:ascii="Charis SIL Regular" w:hAnsi="Charis SIL Regular" w:eastAsia="Charis SIL Regular"/>
+          <w:b w:val="0"/>
+          <w:i w:val="0"/>
+          <w:color w:val="000000"/>
+          <w:sz w:val="24"/>
+        </w:rPr>
+        <w:hyperlink r:id="rId13" w:history="1">
+          <w:r>
+            <w:rPr>
+              <w:rStyle w:val="Hyperlink"/>
+            </w:rPr>
+            <w:t>chiv</w:t>
+          </w:r>
+        </w:hyperlink>
+      </w:r>
+      <w:r>
+        <w:rPr>
+          <w:rFonts w:ascii="Charis SIL Regular" w:hAnsi="Charis SIL Regular" w:eastAsia="Charis SIL Regular"/>
+          <w:b w:val="0"/>
+          <w:i w:val="0"/>
+          <w:color w:val="000000"/>
+          <w:sz w:val="24"/>
+        </w:rPr>
+        <w:t>es o</w:t>
+      </w:r>
+      <w:r>
+        <w:rPr>
+          <w:u w:val="single" w:color="0000ff"/>
+          <w:rFonts w:ascii="Charis SIL Regular" w:hAnsi="Charis SIL Regular" w:eastAsia="Charis SIL Regular"/>
+          <w:b w:val="0"/>
+          <w:i w:val="0"/>
+          <w:color w:val="000000"/>
+          <w:sz w:val="24"/>
+        </w:rPr>
+        <w:hyperlink r:id="rId13" w:history="1">
+          <w:r>
+            <w:rPr>
+              <w:rStyle w:val="Hyperlink"/>
+            </w:rPr>
+            <w:t>f</w:t>
+          </w:r>
+        </w:hyperlink>
+      </w:r>
+      <w:r>
+        <w:rPr>
+          <w:u w:val="single" w:color="0000ff"/>
+          <w:rFonts w:ascii="Charis SIL Regular" w:hAnsi="Charis SIL Regular" w:eastAsia="Charis SIL Regular"/>
+          <w:b w:val="0"/>
+          <w:i w:val="0"/>
+          <w:color w:val="000000"/>
+          <w:sz w:val="24"/>
+        </w:rPr>
+        <w:t xml:space="preserve"> </w:t>
+      </w:r>
+      <w:r>
+        <w:rPr>
+          <w:u w:val="single" w:color="0000ff"/>
+          <w:rFonts w:ascii="Charis SIL Regular" w:hAnsi="Charis SIL Regular" w:eastAsia="Charis SIL Regular"/>
+          <w:b w:val="0"/>
+          <w:i w:val="0"/>
+          <w:color w:val="000000"/>
+          <w:sz w:val="24"/>
+        </w:rPr>
+        <w:hyperlink r:id="rId13" w:history="1">
+          <w:r>
+            <w:rPr>
+              <w:rStyle w:val="Hyperlink"/>
+            </w:rPr>
+            <w:t>the Neth</w:t>
+          </w:r>
+        </w:hyperlink>
       </w:r>
       <w:r>
         <w:rPr>
@@ -3059,7 +3276,7 @@
             <w:rPr>
               <w:rStyle w:val="Hyperlink"/>
             </w:rPr>
-            <w:t>significan</w:t>
+            <w:t>significanc</w:t>
           </w:r>
         </w:hyperlink>
       </w:r>
@@ -3070,13 +3287,36 @@
           <w:i/>
           <w:color w:val="0000FF"/>
           <w:sz w:val="24"/>
+          <w:u w:val="single"/>
+        </w:rPr>
+        <w:t>e</w:t>
+      </w:r>
+      <w:r>
+        <w:rPr>
+          <w:rFonts w:ascii="Charis SIL Italic" w:hAnsi="Charis SIL Italic" w:eastAsia="Charis SIL Italic"/>
+          <w:b w:val="0"/>
+          <w:i/>
+          <w:color w:val="0000FF"/>
+          <w:sz w:val="24"/>
+          <w:u w:val="single"/>
+        </w:rPr>
+        <w:t xml:space="preserve"> </w:t>
+      </w:r>
+      <w:r>
+        <w:rPr>
+          <w:rFonts w:ascii="Charis SIL Italic" w:hAnsi="Charis SIL Italic" w:eastAsia="Charis SIL Italic"/>
+          <w:b w:val="0"/>
+          <w:i/>
+          <w:color w:val="0000FF"/>
+          <w:sz w:val="24"/>
+          <w:u w:val="single"/>
         </w:rPr>
         <w:hyperlink r:id="rId15" w:history="1">
           <w:r>
             <w:rPr>
               <w:rStyle w:val="Hyperlink"/>
             </w:rPr>
-            <w:t>c</w:t>
+            <w:t>o</w:t>
           </w:r>
         </w:hyperlink>
       </w:r>
@@ -3088,36 +3328,7 @@
           <w:color w:val="0000FF"/>
           <w:sz w:val="24"/>
         </w:rPr>
-        <w:t>e</w:t>
-      </w:r>
-      <w:r>
-        <w:rPr>
-          <w:rFonts w:ascii="Charis SIL Italic" w:hAnsi="Charis SIL Italic" w:eastAsia="Charis SIL Italic"/>
-          <w:b w:val="0"/>
-          <w:i/>
-          <w:color w:val="0000FF"/>
-          <w:sz w:val="24"/>
-          <w:u w:val="single"/>
-        </w:rPr>
-        <w:t xml:space="preserve"> </w:t>
-      </w:r>
-      <w:r>
-        <w:rPr>
-          <w:rFonts w:ascii="Charis SIL Italic" w:hAnsi="Charis SIL Italic" w:eastAsia="Charis SIL Italic"/>
-          <w:b w:val="0"/>
-          <w:i/>
-          <w:color w:val="0000FF"/>
-          <w:sz w:val="24"/>
-          <w:u w:val="single"/>
-        </w:rPr>
-        <w:hyperlink r:id="rId15" w:history="1">
-          <w:r>
-            <w:rPr>
-              <w:rStyle w:val="Hyperlink"/>
-            </w:rPr>
-            <w:t xml:space="preserve">of </w:t>
-          </w:r>
-        </w:hyperlink>
+        <w:t xml:space="preserve">f </w:t>
       </w:r>
       <w:r>
         <w:rPr>
@@ -3215,7 +3426,14 @@
           <w:sz w:val="24"/>
           <w:u w:val="single"/>
         </w:rPr>
-        <w:t>collections</w:t>
+        <w:hyperlink r:id="rId15" w:history="1">
+          <w:r>
+            <w:rPr>
+              <w:rStyle w:val="Hyperlink"/>
+            </w:rPr>
+            <w:t>collections</w:t>
+          </w:r>
+        </w:hyperlink>
       </w:r>
       <w:r>
         <w:rPr>
@@ -3407,13 +3625,24 @@
       </w:r>
       <w:r>
         <w:rPr>
+          <w:u w:val="single" w:color="0000ff"/>
           <w:rFonts w:ascii="Charis SIL Regular" w:hAnsi="Charis SIL Regular" w:eastAsia="Charis SIL Regular"/>
           <w:b w:val="0"/>
           <w:i w:val="0"/>
           <w:color w:val="000000"/>
           <w:sz w:val="24"/>
         </w:rPr>
-        <w:t xml:space="preserve"> (Amsterdam: Rijksmuseum, </w:t>
+        <w:t xml:space="preserve"> (Amsterdam: Rijksmuseum</w:t>
+      </w:r>
+      <w:r>
+        <w:rPr>
+          <w:rFonts w:ascii="Charis SIL Regular" w:hAnsi="Charis SIL Regular" w:eastAsia="Charis SIL Regular"/>
+          <w:b w:val="0"/>
+          <w:i w:val="0"/>
+          <w:color w:val="000000"/>
+          <w:sz w:val="24"/>
+        </w:rPr>
+        <w:t xml:space="preserve">, </w:t>
       </w:r>
       <w:r>
         <w:rPr>
@@ -4179,34 +4408,7 @@
           <w:color w:val="000000"/>
           <w:sz w:val="24"/>
         </w:rPr>
-        <w:t xml:space="preserve">•  </w:t>
-      </w:r>
-      <w:r>
-        <w:rPr>
-          <w:rFonts w:ascii="Charis SIL Regular" w:hAnsi="Charis SIL Regular" w:eastAsia="Charis SIL Regular"/>
-          <w:b w:val="0"/>
-          <w:i w:val="0"/>
-          <w:color w:val="000000"/>
-          <w:sz w:val="24"/>
-        </w:rPr>
-        <w:hyperlink r:id="rId16" w:history="1">
-          <w:r>
-            <w:rPr>
-              <w:rStyle w:val="Hyperlink"/>
-            </w:rPr>
-            <w:t>Lang, Sa</w:t>
-          </w:r>
-        </w:hyperlink>
-      </w:r>
-      <w:r>
-        <w:rPr>
-          <w:rFonts w:ascii="Charis SIL Regular" w:hAnsi="Charis SIL Regular" w:eastAsia="Charis SIL Regular"/>
-          <w:b w:val="0"/>
-          <w:i w:val="0"/>
-          <w:color w:val="000000"/>
-          <w:sz w:val="24"/>
-        </w:rPr>
-        <w:t xml:space="preserve">bine (ed.), </w:t>
+        <w:t xml:space="preserve">•  Lang, Sabine (ed.), </w:t>
       </w:r>
       <w:r>
         <w:rPr>
@@ -4484,7 +4686,101 @@
           <w:color w:val="000000"/>
           <w:sz w:val="24"/>
         </w:rPr>
-        <w:t>. 2nd Edition (German Museums Association, 2019</w:t>
+        <w:t>. 2nd Editio</w:t>
+      </w:r>
+      <w:r>
+        <w:rPr>
+          <w:u w:val="single" w:color="0000ff"/>
+          <w:rFonts w:ascii="Charis SIL Regular" w:hAnsi="Charis SIL Regular" w:eastAsia="Charis SIL Regular"/>
+          <w:b w:val="0"/>
+          <w:i w:val="0"/>
+          <w:color w:val="000000"/>
+          <w:sz w:val="24"/>
+        </w:rPr>
+        <w:t>n (German M</w:t>
+      </w:r>
+      <w:r>
+        <w:rPr>
+          <w:u w:val="single" w:color="0000ff"/>
+          <w:rFonts w:ascii="Charis SIL Regular" w:hAnsi="Charis SIL Regular" w:eastAsia="Charis SIL Regular"/>
+          <w:b w:val="0"/>
+          <w:i w:val="0"/>
+          <w:color w:val="000000"/>
+          <w:sz w:val="24"/>
+        </w:rPr>
+        <w:hyperlink r:id="rId17" w:history="1">
+          <w:r>
+            <w:rPr>
+              <w:rStyle w:val="Hyperlink"/>
+            </w:rPr>
+            <w:t>useums</w:t>
+          </w:r>
+        </w:hyperlink>
+      </w:r>
+      <w:r>
+        <w:rPr>
+          <w:u w:val="single" w:color="0000ff"/>
+          <w:rFonts w:ascii="Charis SIL Regular" w:hAnsi="Charis SIL Regular" w:eastAsia="Charis SIL Regular"/>
+          <w:b w:val="0"/>
+          <w:i w:val="0"/>
+          <w:color w:val="000000"/>
+          <w:sz w:val="24"/>
+        </w:rPr>
+        <w:t xml:space="preserve"> </w:t>
+      </w:r>
+      <w:r>
+        <w:rPr>
+          <w:u w:val="single" w:color="0000ff"/>
+          <w:rFonts w:ascii="Charis SIL Regular" w:hAnsi="Charis SIL Regular" w:eastAsia="Charis SIL Regular"/>
+          <w:b w:val="0"/>
+          <w:i w:val="0"/>
+          <w:color w:val="000000"/>
+          <w:sz w:val="24"/>
+        </w:rPr>
+        <w:hyperlink r:id="rId17" w:history="1">
+          <w:r>
+            <w:rPr>
+              <w:rStyle w:val="Hyperlink"/>
+            </w:rPr>
+            <w:t>Associatio</w:t>
+          </w:r>
+        </w:hyperlink>
+      </w:r>
+      <w:r>
+        <w:rPr>
+          <w:u w:val="single" w:color="0000ff"/>
+          <w:rFonts w:ascii="Charis SIL Regular" w:hAnsi="Charis SIL Regular" w:eastAsia="Charis SIL Regular"/>
+          <w:b w:val="0"/>
+          <w:i w:val="0"/>
+          <w:color w:val="000000"/>
+          <w:sz w:val="24"/>
+        </w:rPr>
+        <w:hyperlink r:id="rId17" w:history="1">
+          <w:r>
+            <w:rPr>
+              <w:rStyle w:val="Hyperlink"/>
+            </w:rPr>
+            <w:t>n, 20</w:t>
+          </w:r>
+        </w:hyperlink>
+      </w:r>
+      <w:r>
+        <w:rPr>
+          <w:u w:val="single" w:color="0000ff"/>
+          <w:rFonts w:ascii="Charis SIL Regular" w:hAnsi="Charis SIL Regular" w:eastAsia="Charis SIL Regular"/>
+          <w:b w:val="0"/>
+          <w:i w:val="0"/>
+          <w:color w:val="000000"/>
+          <w:sz w:val="24"/>
+        </w:rPr>
+        <w:hyperlink r:id="rId17" w:history="1">
+          <w:r>
+            <w:rPr>
+              <w:rStyle w:val="Hyperlink"/>
+            </w:rPr>
+            <w:t>19</w:t>
+          </w:r>
+        </w:hyperlink>
       </w:r>
       <w:r>
         <w:rPr>
@@ -4525,34 +4821,7 @@
           <w:color w:val="000000"/>
           <w:sz w:val="24"/>
         </w:rPr>
-        <w:t xml:space="preserve">•  </w:t>
-      </w:r>
-      <w:r>
-        <w:rPr>
-          <w:rFonts w:ascii="Charis SIL Regular" w:hAnsi="Charis SIL Regular" w:eastAsia="Charis SIL Regular"/>
-          <w:b w:val="0"/>
-          <w:i w:val="0"/>
-          <w:color w:val="000000"/>
-          <w:sz w:val="24"/>
-        </w:rPr>
-        <w:hyperlink r:id="rId17" w:history="1">
-          <w:r>
-            <w:rPr>
-              <w:rStyle w:val="Hyperlink"/>
-            </w:rPr>
-            <w:t xml:space="preserve">Deterts, </w:t>
-          </w:r>
-        </w:hyperlink>
-      </w:r>
-      <w:r>
-        <w:rPr>
-          <w:rFonts w:ascii="Charis SIL Regular" w:hAnsi="Charis SIL Regular" w:eastAsia="Charis SIL Regular"/>
-          <w:b w:val="0"/>
-          <w:i w:val="0"/>
-          <w:color w:val="000000"/>
-          <w:sz w:val="24"/>
-        </w:rPr>
-        <w:t xml:space="preserve">Dorothea (ed.), </w:t>
+        <w:t xml:space="preserve">•  Deterts, Dorothea (ed.), </w:t>
       </w:r>
       <w:r>
         <w:rPr>
@@ -5318,14 +5587,7 @@
           <w:color w:val="000000"/>
           <w:sz w:val="24"/>
         </w:rPr>
-        <w:hyperlink r:id="rId12" w:history="1">
-          <w:r>
-            <w:rPr>
-              <w:rStyle w:val="Hyperlink"/>
-            </w:rPr>
-            <w:t>herl</w:t>
-          </w:r>
-        </w:hyperlink>
+        <w:t>herl</w:t>
       </w:r>
       <w:r>
         <w:rPr>

--- a/EXPORTS/DOCX/published/niveau1/English/DoingResearch.docx
+++ b/EXPORTS/DOCX/published/niveau1/English/DoingResearch.docx
@@ -407,7 +407,7 @@
             <w:rPr>
               <w:rStyle w:val="Hyperlink"/>
             </w:rPr>
-            <w:t>cultural</w:t>
+            <w:t>cultura</w:t>
           </w:r>
         </w:hyperlink>
       </w:r>
@@ -418,6 +418,17 @@
           <w:i/>
           <w:color w:val="0000FF"/>
           <w:sz w:val="24"/>
+        </w:rPr>
+        <w:t>l</w:t>
+      </w:r>
+      <w:r>
+        <w:rPr>
+          <w:rFonts w:ascii="Charis SIL Italic" w:hAnsi="Charis SIL Italic" w:eastAsia="Charis SIL Italic"/>
+          <w:b w:val="0"/>
+          <w:i/>
+          <w:color w:val="0000FF"/>
+          <w:sz w:val="24"/>
+          <w:u w:val="single"/>
         </w:rPr>
         <w:t xml:space="preserve"> </w:t>
       </w:r>
@@ -683,25 +694,7 @@
           <w:color w:val="000000"/>
           <w:sz w:val="24"/>
         </w:rPr>
-        <w:hyperlink r:id="rId9" w:history="1">
-          <w:r>
-            <w:rPr>
-              <w:rStyle w:val="Hyperlink"/>
-            </w:rPr>
-            <w:t xml:space="preserve"> and th</w:t>
-          </w:r>
-        </w:hyperlink>
-      </w:r>
-      <w:r>
-        <w:rPr>
-          <w:u w:val="single" w:color="0000ff"/>
-          <w:rFonts w:ascii="Charis SIL Regular" w:hAnsi="Charis SIL Regular" w:eastAsia="Charis SIL Regular"/>
-          <w:b w:val="0"/>
-          <w:i w:val="0"/>
-          <w:color w:val="000000"/>
-          <w:sz w:val="24"/>
-        </w:rPr>
-        <w:t xml:space="preserve">e publication </w:t>
+        <w:t xml:space="preserve"> and the publication </w:t>
       </w:r>
       <w:r>
         <w:rPr>
@@ -712,7 +705,7 @@
           <w:sz w:val="24"/>
           <w:u w:val="single"/>
         </w:rPr>
-        <w:hyperlink r:id="rId9" w:history="1">
+        <w:hyperlink r:id="rId10" w:history="1">
           <w:r>
             <w:rPr>
               <w:rStyle w:val="Hyperlink"/>
@@ -730,12 +723,124 @@
           <w:sz w:val="24"/>
           <w:u w:val="single"/>
         </w:rPr>
+        <w:hyperlink r:id="rId10" w:history="1">
+          <w:r>
+            <w:rPr>
+              <w:rStyle w:val="Hyperlink"/>
+            </w:rPr>
+            <w:t>c</w:t>
+          </w:r>
+        </w:hyperlink>
+      </w:r>
+      <w:r>
+        <w:rPr>
+          <w:rFonts w:ascii="Charis SIL Italic" w:hAnsi="Charis SIL Italic" w:eastAsia="Charis SIL Italic"/>
+          <w:b w:val="0"/>
+          <w:i/>
+          <w:color w:val="0000FF"/>
+          <w:sz w:val="24"/>
+          <w:u w:val="single"/>
+        </w:rPr>
+        <w:hyperlink r:id="rId10" w:history="1">
+          <w:r>
+            <w:rPr>
+              <w:rStyle w:val="Hyperlink"/>
+            </w:rPr>
+            <w:t>e</w:t>
+          </w:r>
+        </w:hyperlink>
+      </w:r>
+      <w:r>
+        <w:rPr>
+          <w:rFonts w:ascii="Charis SIL Italic" w:hAnsi="Charis SIL Italic" w:eastAsia="Charis SIL Italic"/>
+          <w:b w:val="0"/>
+          <w:i/>
+          <w:color w:val="0000FF"/>
+          <w:sz w:val="24"/>
+          <w:u w:val="single"/>
+        </w:rPr>
+        <w:t xml:space="preserve"> </w:t>
+      </w:r>
+      <w:r>
+        <w:rPr>
+          <w:rFonts w:ascii="Charis SIL Italic" w:hAnsi="Charis SIL Italic" w:eastAsia="Charis SIL Italic"/>
+          <w:b w:val="0"/>
+          <w:i/>
+          <w:color w:val="0000FF"/>
+          <w:sz w:val="24"/>
+          <w:u w:val="single"/>
+        </w:rPr>
+        <w:hyperlink r:id="rId10" w:history="1">
+          <w:r>
+            <w:rPr>
+              <w:rStyle w:val="Hyperlink"/>
+            </w:rPr>
+            <w:t>r</w:t>
+          </w:r>
+        </w:hyperlink>
+      </w:r>
+      <w:r>
+        <w:rPr>
+          <w:rFonts w:ascii="Charis SIL Italic" w:hAnsi="Charis SIL Italic" w:eastAsia="Charis SIL Italic"/>
+          <w:b w:val="0"/>
+          <w:i/>
+          <w:color w:val="0000FF"/>
+          <w:sz w:val="24"/>
+          <w:u w:val="single"/>
+        </w:rPr>
+        <w:hyperlink r:id="rId10" w:history="1">
+          <w:r>
+            <w:rPr>
+              <w:rStyle w:val="Hyperlink"/>
+            </w:rPr>
+            <w:t>esearch</w:t>
+          </w:r>
+        </w:hyperlink>
+      </w:r>
+      <w:r>
+        <w:rPr>
+          <w:rFonts w:ascii="Charis SIL Italic" w:hAnsi="Charis SIL Italic" w:eastAsia="Charis SIL Italic"/>
+          <w:b w:val="0"/>
+          <w:i/>
+          <w:color w:val="0000FF"/>
+          <w:sz w:val="24"/>
+          <w:u w:val="single"/>
+        </w:rPr>
+        <w:t xml:space="preserve"> </w:t>
+      </w:r>
+      <w:r>
+        <w:rPr>
+          <w:rFonts w:ascii="Charis SIL Italic" w:hAnsi="Charis SIL Italic" w:eastAsia="Charis SIL Italic"/>
+          <w:b w:val="0"/>
+          <w:i/>
+          <w:color w:val="0000FF"/>
+          <w:sz w:val="24"/>
+          <w:u w:val="single"/>
+        </w:rPr>
         <w:hyperlink r:id="rId9" w:history="1">
           <w:r>
             <w:rPr>
               <w:rStyle w:val="Hyperlink"/>
             </w:rPr>
-            <w:t>c</w:t>
+            <w:t xml:space="preserve">into </w:t>
+          </w:r>
+        </w:hyperlink>
+      </w:r>
+      <w:r>
+        <w:rPr>
+          <w:rFonts w:ascii="Charis SIL Italic" w:hAnsi="Charis SIL Italic" w:eastAsia="Charis SIL Italic"/>
+          <w:b w:val="0"/>
+          <w:i/>
+          <w:color w:val="0000FF"/>
+          <w:sz w:val="24"/>
+          <w:u w:val="single"/>
+        </w:rPr>
+        <w:hyperlink r:id="rId9" w:history="1">
+          <w:r>
+            <w:rPr>
+              <w:rStyle w:val="Hyperlink"/>
+            </w:rPr>
+            <w:t>coll</w:t>
           </w:r>
         </w:hyperlink>
       </w:r>
@@ -766,118 +871,6 @@
           <w:sz w:val="24"/>
           <w:u w:val="single"/>
         </w:rPr>
-        <w:t xml:space="preserve"> </w:t>
-      </w:r>
-      <w:r>
-        <w:rPr>
-          <w:rFonts w:ascii="Charis SIL Italic" w:hAnsi="Charis SIL Italic" w:eastAsia="Charis SIL Italic"/>
-          <w:b w:val="0"/>
-          <w:i/>
-          <w:color w:val="0000FF"/>
-          <w:sz w:val="24"/>
-          <w:u w:val="single"/>
-        </w:rPr>
-        <w:hyperlink r:id="rId10" w:history="1">
-          <w:r>
-            <w:rPr>
-              <w:rStyle w:val="Hyperlink"/>
-            </w:rPr>
-            <w:t>r</w:t>
-          </w:r>
-        </w:hyperlink>
-      </w:r>
-      <w:r>
-        <w:rPr>
-          <w:rFonts w:ascii="Charis SIL Italic" w:hAnsi="Charis SIL Italic" w:eastAsia="Charis SIL Italic"/>
-          <w:b w:val="0"/>
-          <w:i/>
-          <w:color w:val="0000FF"/>
-          <w:sz w:val="24"/>
-          <w:u w:val="single"/>
-        </w:rPr>
-        <w:hyperlink r:id="rId10" w:history="1">
-          <w:r>
-            <w:rPr>
-              <w:rStyle w:val="Hyperlink"/>
-            </w:rPr>
-            <w:t>esearch</w:t>
-          </w:r>
-        </w:hyperlink>
-      </w:r>
-      <w:r>
-        <w:rPr>
-          <w:rFonts w:ascii="Charis SIL Italic" w:hAnsi="Charis SIL Italic" w:eastAsia="Charis SIL Italic"/>
-          <w:b w:val="0"/>
-          <w:i/>
-          <w:color w:val="0000FF"/>
-          <w:sz w:val="24"/>
-          <w:u w:val="single"/>
-        </w:rPr>
-        <w:t xml:space="preserve"> </w:t>
-      </w:r>
-      <w:r>
-        <w:rPr>
-          <w:rFonts w:ascii="Charis SIL Italic" w:hAnsi="Charis SIL Italic" w:eastAsia="Charis SIL Italic"/>
-          <w:b w:val="0"/>
-          <w:i/>
-          <w:color w:val="0000FF"/>
-          <w:sz w:val="24"/>
-          <w:u w:val="single"/>
-        </w:rPr>
-        <w:hyperlink r:id="rId9" w:history="1">
-          <w:r>
-            <w:rPr>
-              <w:rStyle w:val="Hyperlink"/>
-            </w:rPr>
-            <w:t xml:space="preserve">into </w:t>
-          </w:r>
-        </w:hyperlink>
-      </w:r>
-      <w:r>
-        <w:rPr>
-          <w:rFonts w:ascii="Charis SIL Italic" w:hAnsi="Charis SIL Italic" w:eastAsia="Charis SIL Italic"/>
-          <w:b w:val="0"/>
-          <w:i/>
-          <w:color w:val="0000FF"/>
-          <w:sz w:val="24"/>
-          <w:u w:val="single"/>
-        </w:rPr>
-        <w:hyperlink r:id="rId9" w:history="1">
-          <w:r>
-            <w:rPr>
-              <w:rStyle w:val="Hyperlink"/>
-            </w:rPr>
-            <w:t>coll</w:t>
-          </w:r>
-        </w:hyperlink>
-      </w:r>
-      <w:r>
-        <w:rPr>
-          <w:rFonts w:ascii="Charis SIL Italic" w:hAnsi="Charis SIL Italic" w:eastAsia="Charis SIL Italic"/>
-          <w:b w:val="0"/>
-          <w:i/>
-          <w:color w:val="0000FF"/>
-          <w:sz w:val="24"/>
-          <w:u w:val="single"/>
-        </w:rPr>
-        <w:hyperlink r:id="rId9" w:history="1">
-          <w:r>
-            <w:rPr>
-              <w:rStyle w:val="Hyperlink"/>
-            </w:rPr>
-            <w:t>e</w:t>
-          </w:r>
-        </w:hyperlink>
-      </w:r>
-      <w:r>
-        <w:rPr>
-          <w:rFonts w:ascii="Charis SIL Italic" w:hAnsi="Charis SIL Italic" w:eastAsia="Charis SIL Italic"/>
-          <w:b w:val="0"/>
-          <w:i/>
-          <w:color w:val="0000FF"/>
-          <w:sz w:val="24"/>
-          <w:u w:val="single"/>
-        </w:rPr>
         <w:hyperlink r:id="rId9" w:history="1">
           <w:r>
             <w:rPr>
@@ -1022,7 +1015,7 @@
           <w:sz w:val="24"/>
           <w:u w:val="single"/>
         </w:rPr>
-        <w:hyperlink r:id="rId9" w:history="1">
+        <w:hyperlink r:id="rId10" w:history="1">
           <w:r>
             <w:rPr>
               <w:rStyle w:val="Hyperlink"/>
@@ -1091,31 +1084,13 @@
       </w:r>
       <w:r>
         <w:rPr>
-          <w:u w:val="single" w:color="0000ff"/>
           <w:rFonts w:ascii="Charis SIL Regular" w:hAnsi="Charis SIL Regular" w:eastAsia="Charis SIL Regular"/>
           <w:b w:val="0"/>
           <w:i w:val="0"/>
           <w:color w:val="000000"/>
           <w:sz w:val="24"/>
         </w:rPr>
-        <w:hyperlink r:id="rId9" w:history="1">
-          <w:r>
-            <w:rPr>
-              <w:rStyle w:val="Hyperlink"/>
-            </w:rPr>
-            <w:t xml:space="preserve"> b</w:t>
-          </w:r>
-        </w:hyperlink>
-      </w:r>
-      <w:r>
-        <w:rPr>
-          <w:rFonts w:ascii="Charis SIL Regular" w:hAnsi="Charis SIL Regular" w:eastAsia="Charis SIL Regular"/>
-          <w:b w:val="0"/>
-          <w:i w:val="0"/>
-          <w:color w:val="000000"/>
-          <w:sz w:val="24"/>
-        </w:rPr>
-        <w:t>y the Cultural Herita</w:t>
+        <w:t xml:space="preserve"> by the Cultural Herita</w:t>
       </w:r>
       <w:r>
         <w:rPr>
@@ -2625,13 +2600,39 @@
       </w:r>
       <w:r>
         <w:rPr>
+          <w:u w:val="single" w:color="0000ff"/>
           <w:rFonts w:ascii="Charis SIL Regular" w:hAnsi="Charis SIL Regular" w:eastAsia="Charis SIL Regular"/>
           <w:b w:val="0"/>
           <w:i w:val="0"/>
           <w:color w:val="000000"/>
           <w:sz w:val="24"/>
         </w:rPr>
-        <w:t>es o</w:t>
+        <w:hyperlink r:id="rId13" w:history="1">
+          <w:r>
+            <w:rPr>
+              <w:rStyle w:val="Hyperlink"/>
+            </w:rPr>
+            <w:t>e</w:t>
+          </w:r>
+        </w:hyperlink>
+      </w:r>
+      <w:r>
+        <w:rPr>
+          <w:u w:val="single" w:color="0000ff"/>
+          <w:rFonts w:ascii="Charis SIL Regular" w:hAnsi="Charis SIL Regular" w:eastAsia="Charis SIL Regular"/>
+          <w:b w:val="0"/>
+          <w:i w:val="0"/>
+          <w:color w:val="000000"/>
+          <w:sz w:val="24"/>
+        </w:rPr>
+        <w:hyperlink r:id="rId13" w:history="1">
+          <w:r>
+            <w:rPr>
+              <w:rStyle w:val="Hyperlink"/>
+            </w:rPr>
+            <w:t>s o</w:t>
+          </w:r>
+        </w:hyperlink>
       </w:r>
       <w:r>
         <w:rPr>
@@ -3276,7 +3277,7 @@
             <w:rPr>
               <w:rStyle w:val="Hyperlink"/>
             </w:rPr>
-            <w:t>significanc</w:t>
+            <w:t>significan</w:t>
           </w:r>
         </w:hyperlink>
       </w:r>
@@ -3287,9 +3288,15 @@
           <w:i/>
           <w:color w:val="0000FF"/>
           <w:sz w:val="24"/>
-          <w:u w:val="single"/>
-        </w:rPr>
-        <w:t>e</w:t>
+        </w:rPr>
+        <w:hyperlink r:id="rId15" w:history="1">
+          <w:r>
+            <w:rPr>
+              <w:rStyle w:val="Hyperlink"/>
+            </w:rPr>
+            <w:t>c</w:t>
+          </w:r>
+        </w:hyperlink>
       </w:r>
       <w:r>
         <w:rPr>
@@ -3298,9 +3305,246 @@
           <w:i/>
           <w:color w:val="0000FF"/>
           <w:sz w:val="24"/>
+        </w:rPr>
+        <w:t>e</w:t>
+      </w:r>
+      <w:r>
+        <w:rPr>
+          <w:rFonts w:ascii="Charis SIL Italic" w:hAnsi="Charis SIL Italic" w:eastAsia="Charis SIL Italic"/>
+          <w:b w:val="0"/>
+          <w:i/>
+          <w:color w:val="0000FF"/>
+          <w:sz w:val="24"/>
           <w:u w:val="single"/>
         </w:rPr>
         <w:t xml:space="preserve"> </w:t>
+      </w:r>
+      <w:r>
+        <w:rPr>
+          <w:rFonts w:ascii="Charis SIL Italic" w:hAnsi="Charis SIL Italic" w:eastAsia="Charis SIL Italic"/>
+          <w:b w:val="0"/>
+          <w:i/>
+          <w:color w:val="0000FF"/>
+          <w:sz w:val="24"/>
+          <w:u w:val="single"/>
+        </w:rPr>
+        <w:hyperlink r:id="rId15" w:history="1">
+          <w:r>
+            <w:rPr>
+              <w:rStyle w:val="Hyperlink"/>
+            </w:rPr>
+            <w:t xml:space="preserve">of </w:t>
+          </w:r>
+        </w:hyperlink>
+      </w:r>
+      <w:r>
+        <w:rPr>
+          <w:rFonts w:ascii="Charis SIL Italic" w:hAnsi="Charis SIL Italic" w:eastAsia="Charis SIL Italic"/>
+          <w:b w:val="0"/>
+          <w:i/>
+          <w:color w:val="0000FF"/>
+          <w:sz w:val="24"/>
+          <w:u w:val="single"/>
+        </w:rPr>
+        <w:hyperlink r:id="rId15" w:history="1">
+          <w:r>
+            <w:rPr>
+              <w:rStyle w:val="Hyperlink"/>
+            </w:rPr>
+            <w:t>cultural</w:t>
+          </w:r>
+        </w:hyperlink>
+      </w:r>
+      <w:r>
+        <w:rPr>
+          <w:rFonts w:ascii="Charis SIL Italic" w:hAnsi="Charis SIL Italic" w:eastAsia="Charis SIL Italic"/>
+          <w:b w:val="0"/>
+          <w:i/>
+          <w:color w:val="0000FF"/>
+          <w:sz w:val="24"/>
+          <w:u w:val="single"/>
+        </w:rPr>
+        <w:t xml:space="preserve"> </w:t>
+      </w:r>
+      <w:r>
+        <w:rPr>
+          <w:rFonts w:ascii="Charis SIL Italic" w:hAnsi="Charis SIL Italic" w:eastAsia="Charis SIL Italic"/>
+          <w:b w:val="0"/>
+          <w:i/>
+          <w:color w:val="0000FF"/>
+          <w:sz w:val="24"/>
+          <w:u w:val="single"/>
+        </w:rPr>
+        <w:hyperlink r:id="rId15" w:history="1">
+          <w:r>
+            <w:rPr>
+              <w:rStyle w:val="Hyperlink"/>
+            </w:rPr>
+            <w:t>objects</w:t>
+          </w:r>
+        </w:hyperlink>
+      </w:r>
+      <w:r>
+        <w:rPr>
+          <w:rFonts w:ascii="Charis SIL Italic" w:hAnsi="Charis SIL Italic" w:eastAsia="Charis SIL Italic"/>
+          <w:b w:val="0"/>
+          <w:i/>
+          <w:color w:val="0000FF"/>
+          <w:sz w:val="24"/>
+          <w:u w:val="single"/>
+        </w:rPr>
+        <w:t xml:space="preserve"> </w:t>
+      </w:r>
+      <w:r>
+        <w:rPr>
+          <w:rFonts w:ascii="Charis SIL Italic" w:hAnsi="Charis SIL Italic" w:eastAsia="Charis SIL Italic"/>
+          <w:b w:val="0"/>
+          <w:i/>
+          <w:color w:val="0000FF"/>
+          <w:sz w:val="24"/>
+          <w:u w:val="single"/>
+        </w:rPr>
+        <w:hyperlink r:id="rId15" w:history="1">
+          <w:r>
+            <w:rPr>
+              <w:rStyle w:val="Hyperlink"/>
+            </w:rPr>
+            <w:t>and</w:t>
+          </w:r>
+        </w:hyperlink>
+      </w:r>
+      <w:r>
+        <w:rPr>
+          <w:rFonts w:ascii="Charis SIL Italic" w:hAnsi="Charis SIL Italic" w:eastAsia="Charis SIL Italic"/>
+          <w:b w:val="0"/>
+          <w:i/>
+          <w:color w:val="0000FF"/>
+          <w:sz w:val="24"/>
+          <w:u w:val="single"/>
+        </w:rPr>
+        <w:t xml:space="preserve"> </w:t>
+      </w:r>
+      <w:r>
+        <w:rPr>
+          <w:rFonts w:ascii="Charis SIL Italic" w:hAnsi="Charis SIL Italic" w:eastAsia="Charis SIL Italic"/>
+          <w:b w:val="0"/>
+          <w:i/>
+          <w:color w:val="0000FF"/>
+          <w:sz w:val="24"/>
+        </w:rPr>
+        <w:hyperlink r:id="rId15" w:history="1">
+          <w:r>
+            <w:rPr>
+              <w:rStyle w:val="Hyperlink"/>
+            </w:rPr>
+            <w:t>collections</w:t>
+          </w:r>
+        </w:hyperlink>
+      </w:r>
+      <w:r>
+        <w:rPr>
+          <w:rFonts w:ascii="Charis SIL Italic" w:hAnsi="Charis SIL Italic" w:eastAsia="Charis SIL Italic"/>
+          <w:b w:val="0"/>
+          <w:i/>
+          <w:color w:val="0000FF"/>
+          <w:sz w:val="24"/>
+          <w:u w:val="single"/>
+        </w:rPr>
+        <w:t xml:space="preserve"> </w:t>
+      </w:r>
+      <w:r>
+        <w:rPr>
+          <w:rFonts w:ascii="Charis SIL Italic" w:hAnsi="Charis SIL Italic" w:eastAsia="Charis SIL Italic"/>
+          <w:b w:val="0"/>
+          <w:i/>
+          <w:color w:val="0000FF"/>
+          <w:sz w:val="24"/>
+          <w:u w:val="single"/>
+        </w:rPr>
+        <w:hyperlink r:id="rId15" w:history="1">
+          <w:r>
+            <w:rPr>
+              <w:rStyle w:val="Hyperlink"/>
+            </w:rPr>
+            <w:t>acqui</w:t>
+          </w:r>
+        </w:hyperlink>
+      </w:r>
+      <w:r>
+        <w:rPr>
+          <w:rFonts w:ascii="Charis SIL Italic" w:hAnsi="Charis SIL Italic" w:eastAsia="Charis SIL Italic"/>
+          <w:b w:val="0"/>
+          <w:i/>
+          <w:color w:val="0000FF"/>
+          <w:sz w:val="24"/>
+          <w:u w:val="single"/>
+        </w:rPr>
+        <w:hyperlink r:id="rId15" w:history="1">
+          <w:r>
+            <w:rPr>
+              <w:rStyle w:val="Hyperlink"/>
+            </w:rPr>
+            <w:t>red</w:t>
+          </w:r>
+        </w:hyperlink>
+      </w:r>
+      <w:r>
+        <w:rPr>
+          <w:rFonts w:ascii="Charis SIL Italic" w:hAnsi="Charis SIL Italic" w:eastAsia="Charis SIL Italic"/>
+          <w:b w:val="0"/>
+          <w:i/>
+          <w:color w:val="0000FF"/>
+          <w:sz w:val="24"/>
+          <w:u w:val="single"/>
+        </w:rPr>
+        <w:t xml:space="preserve"> </w:t>
+      </w:r>
+      <w:r>
+        <w:rPr>
+          <w:rFonts w:ascii="Charis SIL Italic" w:hAnsi="Charis SIL Italic" w:eastAsia="Charis SIL Italic"/>
+          <w:b w:val="0"/>
+          <w:i/>
+          <w:color w:val="0000FF"/>
+          <w:sz w:val="24"/>
+          <w:u w:val="single"/>
+        </w:rPr>
+        <w:hyperlink r:id="rId15" w:history="1">
+          <w:r>
+            <w:rPr>
+              <w:rStyle w:val="Hyperlink"/>
+            </w:rPr>
+            <w:t>in</w:t>
+          </w:r>
+        </w:hyperlink>
+      </w:r>
+      <w:r>
+        <w:rPr>
+          <w:rFonts w:ascii="Charis SIL Italic" w:hAnsi="Charis SIL Italic" w:eastAsia="Charis SIL Italic"/>
+          <w:b w:val="0"/>
+          <w:i/>
+          <w:color w:val="0000FF"/>
+          <w:sz w:val="24"/>
+          <w:u w:val="single"/>
+        </w:rPr>
+        <w:t xml:space="preserve"> </w:t>
+      </w:r>
+      <w:r>
+        <w:rPr>
+          <w:rFonts w:ascii="Charis SIL Italic" w:hAnsi="Charis SIL Italic" w:eastAsia="Charis SIL Italic"/>
+          <w:b w:val="0"/>
+          <w:i/>
+          <w:color w:val="0000FF"/>
+          <w:sz w:val="24"/>
+          <w:u w:val="single"/>
+        </w:rPr>
+        <w:hyperlink r:id="rId15" w:history="1">
+          <w:r>
+            <w:rPr>
+              <w:rStyle w:val="Hyperlink"/>
+            </w:rPr>
+            <w:t>col</w:t>
+          </w:r>
+        </w:hyperlink>
       </w:r>
       <w:r>
         <w:rPr>
@@ -3327,244 +3571,6 @@
           <w:i/>
           <w:color w:val="0000FF"/>
           <w:sz w:val="24"/>
-        </w:rPr>
-        <w:t xml:space="preserve">f </w:t>
-      </w:r>
-      <w:r>
-        <w:rPr>
-          <w:rFonts w:ascii="Charis SIL Italic" w:hAnsi="Charis SIL Italic" w:eastAsia="Charis SIL Italic"/>
-          <w:b w:val="0"/>
-          <w:i/>
-          <w:color w:val="0000FF"/>
-          <w:sz w:val="24"/>
-          <w:u w:val="single"/>
-        </w:rPr>
-        <w:hyperlink r:id="rId15" w:history="1">
-          <w:r>
-            <w:rPr>
-              <w:rStyle w:val="Hyperlink"/>
-            </w:rPr>
-            <w:t>cultural</w:t>
-          </w:r>
-        </w:hyperlink>
-      </w:r>
-      <w:r>
-        <w:rPr>
-          <w:rFonts w:ascii="Charis SIL Italic" w:hAnsi="Charis SIL Italic" w:eastAsia="Charis SIL Italic"/>
-          <w:b w:val="0"/>
-          <w:i/>
-          <w:color w:val="0000FF"/>
-          <w:sz w:val="24"/>
-          <w:u w:val="single"/>
-        </w:rPr>
-        <w:t xml:space="preserve"> </w:t>
-      </w:r>
-      <w:r>
-        <w:rPr>
-          <w:rFonts w:ascii="Charis SIL Italic" w:hAnsi="Charis SIL Italic" w:eastAsia="Charis SIL Italic"/>
-          <w:b w:val="0"/>
-          <w:i/>
-          <w:color w:val="0000FF"/>
-          <w:sz w:val="24"/>
-          <w:u w:val="single"/>
-        </w:rPr>
-        <w:hyperlink r:id="rId15" w:history="1">
-          <w:r>
-            <w:rPr>
-              <w:rStyle w:val="Hyperlink"/>
-            </w:rPr>
-            <w:t>objects</w:t>
-          </w:r>
-        </w:hyperlink>
-      </w:r>
-      <w:r>
-        <w:rPr>
-          <w:rFonts w:ascii="Charis SIL Italic" w:hAnsi="Charis SIL Italic" w:eastAsia="Charis SIL Italic"/>
-          <w:b w:val="0"/>
-          <w:i/>
-          <w:color w:val="0000FF"/>
-          <w:sz w:val="24"/>
-          <w:u w:val="single"/>
-        </w:rPr>
-        <w:t xml:space="preserve"> </w:t>
-      </w:r>
-      <w:r>
-        <w:rPr>
-          <w:rFonts w:ascii="Charis SIL Italic" w:hAnsi="Charis SIL Italic" w:eastAsia="Charis SIL Italic"/>
-          <w:b w:val="0"/>
-          <w:i/>
-          <w:color w:val="0000FF"/>
-          <w:sz w:val="24"/>
-          <w:u w:val="single"/>
-        </w:rPr>
-        <w:hyperlink r:id="rId15" w:history="1">
-          <w:r>
-            <w:rPr>
-              <w:rStyle w:val="Hyperlink"/>
-            </w:rPr>
-            <w:t>and</w:t>
-          </w:r>
-        </w:hyperlink>
-      </w:r>
-      <w:r>
-        <w:rPr>
-          <w:rFonts w:ascii="Charis SIL Italic" w:hAnsi="Charis SIL Italic" w:eastAsia="Charis SIL Italic"/>
-          <w:b w:val="0"/>
-          <w:i/>
-          <w:color w:val="0000FF"/>
-          <w:sz w:val="24"/>
-          <w:u w:val="single"/>
-        </w:rPr>
-        <w:t xml:space="preserve"> </w:t>
-      </w:r>
-      <w:r>
-        <w:rPr>
-          <w:rFonts w:ascii="Charis SIL Italic" w:hAnsi="Charis SIL Italic" w:eastAsia="Charis SIL Italic"/>
-          <w:b w:val="0"/>
-          <w:i/>
-          <w:color w:val="0000FF"/>
-          <w:sz w:val="24"/>
-          <w:u w:val="single"/>
-        </w:rPr>
-        <w:hyperlink r:id="rId15" w:history="1">
-          <w:r>
-            <w:rPr>
-              <w:rStyle w:val="Hyperlink"/>
-            </w:rPr>
-            <w:t>collections</w:t>
-          </w:r>
-        </w:hyperlink>
-      </w:r>
-      <w:r>
-        <w:rPr>
-          <w:rFonts w:ascii="Charis SIL Italic" w:hAnsi="Charis SIL Italic" w:eastAsia="Charis SIL Italic"/>
-          <w:b w:val="0"/>
-          <w:i/>
-          <w:color w:val="0000FF"/>
-          <w:sz w:val="24"/>
-          <w:u w:val="single"/>
-        </w:rPr>
-        <w:t xml:space="preserve"> </w:t>
-      </w:r>
-      <w:r>
-        <w:rPr>
-          <w:rFonts w:ascii="Charis SIL Italic" w:hAnsi="Charis SIL Italic" w:eastAsia="Charis SIL Italic"/>
-          <w:b w:val="0"/>
-          <w:i/>
-          <w:color w:val="0000FF"/>
-          <w:sz w:val="24"/>
-          <w:u w:val="single"/>
-        </w:rPr>
-        <w:hyperlink r:id="rId15" w:history="1">
-          <w:r>
-            <w:rPr>
-              <w:rStyle w:val="Hyperlink"/>
-            </w:rPr>
-            <w:t>acqui</w:t>
-          </w:r>
-        </w:hyperlink>
-      </w:r>
-      <w:r>
-        <w:rPr>
-          <w:rFonts w:ascii="Charis SIL Italic" w:hAnsi="Charis SIL Italic" w:eastAsia="Charis SIL Italic"/>
-          <w:b w:val="0"/>
-          <w:i/>
-          <w:color w:val="0000FF"/>
-          <w:sz w:val="24"/>
-          <w:u w:val="single"/>
-        </w:rPr>
-        <w:hyperlink r:id="rId15" w:history="1">
-          <w:r>
-            <w:rPr>
-              <w:rStyle w:val="Hyperlink"/>
-            </w:rPr>
-            <w:t>red</w:t>
-          </w:r>
-        </w:hyperlink>
-      </w:r>
-      <w:r>
-        <w:rPr>
-          <w:rFonts w:ascii="Charis SIL Italic" w:hAnsi="Charis SIL Italic" w:eastAsia="Charis SIL Italic"/>
-          <w:b w:val="0"/>
-          <w:i/>
-          <w:color w:val="0000FF"/>
-          <w:sz w:val="24"/>
-          <w:u w:val="single"/>
-        </w:rPr>
-        <w:t xml:space="preserve"> </w:t>
-      </w:r>
-      <w:r>
-        <w:rPr>
-          <w:rFonts w:ascii="Charis SIL Italic" w:hAnsi="Charis SIL Italic" w:eastAsia="Charis SIL Italic"/>
-          <w:b w:val="0"/>
-          <w:i/>
-          <w:color w:val="0000FF"/>
-          <w:sz w:val="24"/>
-          <w:u w:val="single"/>
-        </w:rPr>
-        <w:hyperlink r:id="rId15" w:history="1">
-          <w:r>
-            <w:rPr>
-              <w:rStyle w:val="Hyperlink"/>
-            </w:rPr>
-            <w:t>in</w:t>
-          </w:r>
-        </w:hyperlink>
-      </w:r>
-      <w:r>
-        <w:rPr>
-          <w:rFonts w:ascii="Charis SIL Italic" w:hAnsi="Charis SIL Italic" w:eastAsia="Charis SIL Italic"/>
-          <w:b w:val="0"/>
-          <w:i/>
-          <w:color w:val="0000FF"/>
-          <w:sz w:val="24"/>
-          <w:u w:val="single"/>
-        </w:rPr>
-        <w:t xml:space="preserve"> </w:t>
-      </w:r>
-      <w:r>
-        <w:rPr>
-          <w:rFonts w:ascii="Charis SIL Italic" w:hAnsi="Charis SIL Italic" w:eastAsia="Charis SIL Italic"/>
-          <w:b w:val="0"/>
-          <w:i/>
-          <w:color w:val="0000FF"/>
-          <w:sz w:val="24"/>
-          <w:u w:val="single"/>
-        </w:rPr>
-        <w:hyperlink r:id="rId15" w:history="1">
-          <w:r>
-            <w:rPr>
-              <w:rStyle w:val="Hyperlink"/>
-            </w:rPr>
-            <w:t>col</w:t>
-          </w:r>
-        </w:hyperlink>
-      </w:r>
-      <w:r>
-        <w:rPr>
-          <w:rFonts w:ascii="Charis SIL Italic" w:hAnsi="Charis SIL Italic" w:eastAsia="Charis SIL Italic"/>
-          <w:b w:val="0"/>
-          <w:i/>
-          <w:color w:val="0000FF"/>
-          <w:sz w:val="24"/>
-          <w:u w:val="single"/>
-        </w:rPr>
-        <w:hyperlink r:id="rId15" w:history="1">
-          <w:r>
-            <w:rPr>
-              <w:rStyle w:val="Hyperlink"/>
-            </w:rPr>
-            <w:t>o</w:t>
-          </w:r>
-        </w:hyperlink>
-      </w:r>
-      <w:r>
-        <w:rPr>
-          <w:rFonts w:ascii="Charis SIL Italic" w:hAnsi="Charis SIL Italic" w:eastAsia="Charis SIL Italic"/>
-          <w:b w:val="0"/>
-          <w:i/>
-          <w:color w:val="0000FF"/>
-          <w:sz w:val="24"/>
           <w:u w:val="single"/>
         </w:rPr>
         <w:hyperlink r:id="rId15" w:history="1">
@@ -3625,6 +3631,16 @@
       </w:r>
       <w:r>
         <w:rPr>
+          <w:rFonts w:ascii="Charis SIL Regular" w:hAnsi="Charis SIL Regular" w:eastAsia="Charis SIL Regular"/>
+          <w:b w:val="0"/>
+          <w:i w:val="0"/>
+          <w:color w:val="000000"/>
+          <w:sz w:val="24"/>
+        </w:rPr>
+        <w:t xml:space="preserve"> (Amster</w:t>
+      </w:r>
+      <w:r>
+        <w:rPr>
           <w:u w:val="single" w:color="0000ff"/>
           <w:rFonts w:ascii="Charis SIL Regular" w:hAnsi="Charis SIL Regular" w:eastAsia="Charis SIL Regular"/>
           <w:b w:val="0"/>
@@ -3632,17 +3648,60 @@
           <w:color w:val="000000"/>
           <w:sz w:val="24"/>
         </w:rPr>
-        <w:t xml:space="preserve"> (Amsterdam: Rijksmuseum</w:t>
-      </w:r>
-      <w:r>
-        <w:rPr>
+        <w:hyperlink r:id="rId15" w:history="1">
+          <w:r>
+            <w:rPr>
+              <w:rStyle w:val="Hyperlink"/>
+            </w:rPr>
+            <w:t>dam</w:t>
+          </w:r>
+        </w:hyperlink>
+      </w:r>
+      <w:r>
+        <w:rPr>
+          <w:u w:val="single" w:color="0000ff"/>
           <w:rFonts w:ascii="Charis SIL Regular" w:hAnsi="Charis SIL Regular" w:eastAsia="Charis SIL Regular"/>
           <w:b w:val="0"/>
           <w:i w:val="0"/>
           <w:color w:val="000000"/>
           <w:sz w:val="24"/>
         </w:rPr>
-        <w:t xml:space="preserve">, </w:t>
+        <w:hyperlink r:id="rId15" w:history="1">
+          <w:r>
+            <w:rPr>
+              <w:rStyle w:val="Hyperlink"/>
+            </w:rPr>
+            <w:t>: Rijksmuse</w:t>
+          </w:r>
+        </w:hyperlink>
+      </w:r>
+      <w:r>
+        <w:rPr>
+          <w:u w:val="single" w:color="0000ff"/>
+          <w:rFonts w:ascii="Charis SIL Regular" w:hAnsi="Charis SIL Regular" w:eastAsia="Charis SIL Regular"/>
+          <w:b w:val="0"/>
+          <w:i w:val="0"/>
+          <w:color w:val="000000"/>
+          <w:sz w:val="24"/>
+        </w:rPr>
+        <w:hyperlink r:id="rId15" w:history="1">
+          <w:r>
+            <w:rPr>
+              <w:rStyle w:val="Hyperlink"/>
+            </w:rPr>
+            <w:t>u</w:t>
+          </w:r>
+        </w:hyperlink>
+      </w:r>
+      <w:r>
+        <w:rPr>
+          <w:rFonts w:ascii="Charis SIL Regular" w:hAnsi="Charis SIL Regular" w:eastAsia="Charis SIL Regular"/>
+          <w:b w:val="0"/>
+          <w:i w:val="0"/>
+          <w:color w:val="000000"/>
+          <w:sz w:val="24"/>
+        </w:rPr>
+        <w:t xml:space="preserve">m, </w:t>
       </w:r>
       <w:r>
         <w:rPr>
@@ -4008,14 +4067,7 @@
           <w:color w:val="000000"/>
           <w:sz w:val="24"/>
         </w:rPr>
-        <w:hyperlink r:id="rId10" w:history="1">
-          <w:r>
-            <w:rPr>
-              <w:rStyle w:val="Hyperlink"/>
-            </w:rPr>
-            <w:t>r het Cu</w:t>
-          </w:r>
-        </w:hyperlink>
+        <w:t>r het Cu</w:t>
       </w:r>
       <w:r>
         <w:rPr>
@@ -4164,34 +4216,7 @@
           <w:color w:val="000000"/>
           <w:sz w:val="24"/>
         </w:rPr>
-        <w:t xml:space="preserve">•  </w:t>
-      </w:r>
-      <w:r>
-        <w:rPr>
-          <w:rFonts w:ascii="Charis SIL Regular" w:hAnsi="Charis SIL Regular" w:eastAsia="Charis SIL Regular"/>
-          <w:b w:val="0"/>
-          <w:i w:val="0"/>
-          <w:color w:val="000000"/>
-          <w:sz w:val="24"/>
-        </w:rPr>
-        <w:hyperlink r:id="rId10" w:history="1">
-          <w:r>
-            <w:rPr>
-              <w:rStyle w:val="Hyperlink"/>
-            </w:rPr>
-            <w:t xml:space="preserve">Yeide, </w:t>
-          </w:r>
-        </w:hyperlink>
-      </w:r>
-      <w:r>
-        <w:rPr>
-          <w:rFonts w:ascii="Charis SIL Regular" w:hAnsi="Charis SIL Regular" w:eastAsia="Charis SIL Regular"/>
-          <w:b w:val="0"/>
-          <w:i w:val="0"/>
-          <w:color w:val="000000"/>
-          <w:sz w:val="24"/>
-        </w:rPr>
-        <w:t>N</w:t>
+        <w:t>•  Yeide, N</w:t>
       </w:r>
       <w:r>
         <w:rPr>
@@ -4686,18 +4711,7 @@
           <w:color w:val="000000"/>
           <w:sz w:val="24"/>
         </w:rPr>
-        <w:t>. 2nd Editio</w:t>
-      </w:r>
-      <w:r>
-        <w:rPr>
-          <w:u w:val="single" w:color="0000ff"/>
-          <w:rFonts w:ascii="Charis SIL Regular" w:hAnsi="Charis SIL Regular" w:eastAsia="Charis SIL Regular"/>
-          <w:b w:val="0"/>
-          <w:i w:val="0"/>
-          <w:color w:val="000000"/>
-          <w:sz w:val="24"/>
-        </w:rPr>
-        <w:t>n (German M</w:t>
+        <w:t>. 2nd Edition (German M</w:t>
       </w:r>
       <w:r>
         <w:rPr>
@@ -4730,57 +4744,13 @@
       </w:r>
       <w:r>
         <w:rPr>
-          <w:u w:val="single" w:color="0000ff"/>
           <w:rFonts w:ascii="Charis SIL Regular" w:hAnsi="Charis SIL Regular" w:eastAsia="Charis SIL Regular"/>
           <w:b w:val="0"/>
           <w:i w:val="0"/>
           <w:color w:val="000000"/>
           <w:sz w:val="24"/>
         </w:rPr>
-        <w:hyperlink r:id="rId17" w:history="1">
-          <w:r>
-            <w:rPr>
-              <w:rStyle w:val="Hyperlink"/>
-            </w:rPr>
-            <w:t>Associatio</w:t>
-          </w:r>
-        </w:hyperlink>
-      </w:r>
-      <w:r>
-        <w:rPr>
-          <w:u w:val="single" w:color="0000ff"/>
-          <w:rFonts w:ascii="Charis SIL Regular" w:hAnsi="Charis SIL Regular" w:eastAsia="Charis SIL Regular"/>
-          <w:b w:val="0"/>
-          <w:i w:val="0"/>
-          <w:color w:val="000000"/>
-          <w:sz w:val="24"/>
-        </w:rPr>
-        <w:hyperlink r:id="rId17" w:history="1">
-          <w:r>
-            <w:rPr>
-              <w:rStyle w:val="Hyperlink"/>
-            </w:rPr>
-            <w:t>n, 20</w:t>
-          </w:r>
-        </w:hyperlink>
-      </w:r>
-      <w:r>
-        <w:rPr>
-          <w:u w:val="single" w:color="0000ff"/>
-          <w:rFonts w:ascii="Charis SIL Regular" w:hAnsi="Charis SIL Regular" w:eastAsia="Charis SIL Regular"/>
-          <w:b w:val="0"/>
-          <w:i w:val="0"/>
-          <w:color w:val="000000"/>
-          <w:sz w:val="24"/>
-        </w:rPr>
-        <w:hyperlink r:id="rId17" w:history="1">
-          <w:r>
-            <w:rPr>
-              <w:rStyle w:val="Hyperlink"/>
-            </w:rPr>
-            <w:t>19</w:t>
-          </w:r>
-        </w:hyperlink>
+        <w:t>Association, 2019</w:t>
       </w:r>
       <w:r>
         <w:rPr>
@@ -4821,7 +4791,34 @@
           <w:color w:val="000000"/>
           <w:sz w:val="24"/>
         </w:rPr>
-        <w:t xml:space="preserve">•  Deterts, Dorothea (ed.), </w:t>
+        <w:t xml:space="preserve">•  </w:t>
+      </w:r>
+      <w:r>
+        <w:rPr>
+          <w:rFonts w:ascii="Charis SIL Regular" w:hAnsi="Charis SIL Regular" w:eastAsia="Charis SIL Regular"/>
+          <w:b w:val="0"/>
+          <w:i w:val="0"/>
+          <w:color w:val="000000"/>
+          <w:sz w:val="24"/>
+        </w:rPr>
+        <w:hyperlink r:id="rId17" w:history="1">
+          <w:r>
+            <w:rPr>
+              <w:rStyle w:val="Hyperlink"/>
+            </w:rPr>
+            <w:t xml:space="preserve">Deterts, </w:t>
+          </w:r>
+        </w:hyperlink>
+      </w:r>
+      <w:r>
+        <w:rPr>
+          <w:rFonts w:ascii="Charis SIL Regular" w:hAnsi="Charis SIL Regular" w:eastAsia="Charis SIL Regular"/>
+          <w:b w:val="0"/>
+          <w:i w:val="0"/>
+          <w:color w:val="000000"/>
+          <w:sz w:val="24"/>
+        </w:rPr>
+        <w:t xml:space="preserve">Dorothea (ed.), </w:t>
       </w:r>
       <w:r>
         <w:rPr>
@@ -5515,79 +5512,7 @@
           <w:color w:val="000000"/>
           <w:sz w:val="24"/>
         </w:rPr>
-        <w:hyperlink r:id="rId12" w:history="1">
-          <w:r>
-            <w:rPr>
-              <w:rStyle w:val="Hyperlink"/>
-            </w:rPr>
-            <w:t>al Archi</w:t>
-          </w:r>
-        </w:hyperlink>
-      </w:r>
-      <w:r>
-        <w:rPr>
-          <w:u w:val="single" w:color="0000ff"/>
-          <w:rFonts w:ascii="Charis SIL Regular" w:hAnsi="Charis SIL Regular" w:eastAsia="Charis SIL Regular"/>
-          <w:b w:val="0"/>
-          <w:i w:val="0"/>
-          <w:color w:val="000000"/>
-          <w:sz w:val="24"/>
-        </w:rPr>
-        <w:hyperlink r:id="rId12" w:history="1">
-          <w:r>
-            <w:rPr>
-              <w:rStyle w:val="Hyperlink"/>
-            </w:rPr>
-            <w:t>v</w:t>
-          </w:r>
-        </w:hyperlink>
-      </w:r>
-      <w:r>
-        <w:rPr>
-          <w:u w:val="single" w:color="0000ff"/>
-          <w:rFonts w:ascii="Charis SIL Regular" w:hAnsi="Charis SIL Regular" w:eastAsia="Charis SIL Regular"/>
-          <w:b w:val="0"/>
-          <w:i w:val="0"/>
-          <w:color w:val="000000"/>
-          <w:sz w:val="24"/>
-        </w:rPr>
-        <w:hyperlink r:id="rId12" w:history="1">
-          <w:r>
-            <w:rPr>
-              <w:rStyle w:val="Hyperlink"/>
-            </w:rPr>
-            <w:t>es of the Ne</w:t>
-          </w:r>
-        </w:hyperlink>
-      </w:r>
-      <w:r>
-        <w:rPr>
-          <w:u w:val="single" w:color="0000ff"/>
-          <w:rFonts w:ascii="Charis SIL Regular" w:hAnsi="Charis SIL Regular" w:eastAsia="Charis SIL Regular"/>
-          <w:b w:val="0"/>
-          <w:i w:val="0"/>
-          <w:color w:val="000000"/>
-          <w:sz w:val="24"/>
-        </w:rPr>
-        <w:hyperlink r:id="rId12" w:history="1">
-          <w:r>
-            <w:rPr>
-              <w:rStyle w:val="Hyperlink"/>
-            </w:rPr>
-            <w:t>t</w:t>
-          </w:r>
-        </w:hyperlink>
-      </w:r>
-      <w:r>
-        <w:rPr>
-          <w:u w:val="single" w:color="0000ff"/>
-          <w:rFonts w:ascii="Charis SIL Regular" w:hAnsi="Charis SIL Regular" w:eastAsia="Charis SIL Regular"/>
-          <w:b w:val="0"/>
-          <w:i w:val="0"/>
-          <w:color w:val="000000"/>
-          <w:sz w:val="24"/>
-        </w:rPr>
-        <w:t>herl</w:t>
+        <w:t>al Archives of the Netherl</w:t>
       </w:r>
       <w:r>
         <w:rPr>

--- a/EXPORTS/DOCX/published/niveau1/English/DoingResearch.docx
+++ b/EXPORTS/DOCX/published/niveau1/English/DoingResearch.docx
@@ -360,7 +360,6 @@
           <w:i/>
           <w:color w:val="0000FF"/>
           <w:sz w:val="24"/>
-          <w:u w:val="single"/>
         </w:rPr>
         <w:t xml:space="preserve"> </w:t>
       </w:r>
@@ -407,19 +406,9 @@
             <w:rPr>
               <w:rStyle w:val="Hyperlink"/>
             </w:rPr>
-            <w:t>cultura</w:t>
+            <w:t>cultural</w:t>
           </w:r>
         </w:hyperlink>
-      </w:r>
-      <w:r>
-        <w:rPr>
-          <w:rFonts w:ascii="Charis SIL Italic" w:hAnsi="Charis SIL Italic" w:eastAsia="Charis SIL Italic"/>
-          <w:b w:val="0"/>
-          <w:i/>
-          <w:color w:val="0000FF"/>
-          <w:sz w:val="24"/>
-        </w:rPr>
-        <w:t>l</w:t>
       </w:r>
       <w:r>
         <w:rPr>
@@ -694,7 +683,25 @@
           <w:color w:val="000000"/>
           <w:sz w:val="24"/>
         </w:rPr>
-        <w:t xml:space="preserve"> and the publication </w:t>
+        <w:hyperlink r:id="rId9" w:history="1">
+          <w:r>
+            <w:rPr>
+              <w:rStyle w:val="Hyperlink"/>
+            </w:rPr>
+            <w:t xml:space="preserve"> and th</w:t>
+          </w:r>
+        </w:hyperlink>
+      </w:r>
+      <w:r>
+        <w:rPr>
+          <w:u w:val="single" w:color="0000ff"/>
+          <w:rFonts w:ascii="Charis SIL Regular" w:hAnsi="Charis SIL Regular" w:eastAsia="Charis SIL Regular"/>
+          <w:b w:val="0"/>
+          <w:i w:val="0"/>
+          <w:color w:val="000000"/>
+          <w:sz w:val="24"/>
+        </w:rPr>
+        <w:t xml:space="preserve">e publication </w:t>
       </w:r>
       <w:r>
         <w:rPr>
@@ -741,7 +748,7 @@
           <w:sz w:val="24"/>
           <w:u w:val="single"/>
         </w:rPr>
-        <w:hyperlink r:id="rId10" w:history="1">
+        <w:hyperlink r:id="rId9" w:history="1">
           <w:r>
             <w:rPr>
               <w:rStyle w:val="Hyperlink"/>
@@ -770,7 +777,7 @@
           <w:sz w:val="24"/>
           <w:u w:val="single"/>
         </w:rPr>
-        <w:hyperlink r:id="rId10" w:history="1">
+        <w:hyperlink r:id="rId9" w:history="1">
           <w:r>
             <w:rPr>
               <w:rStyle w:val="Hyperlink"/>
@@ -788,7 +795,7 @@
           <w:sz w:val="24"/>
           <w:u w:val="single"/>
         </w:rPr>
-        <w:hyperlink r:id="rId10" w:history="1">
+        <w:hyperlink r:id="rId9" w:history="1">
           <w:r>
             <w:rPr>
               <w:rStyle w:val="Hyperlink"/>
@@ -939,7 +946,7 @@
           <w:sz w:val="24"/>
           <w:u w:val="single"/>
         </w:rPr>
-        <w:hyperlink r:id="rId9" w:history="1">
+        <w:hyperlink r:id="rId10" w:history="1">
           <w:r>
             <w:rPr>
               <w:rStyle w:val="Hyperlink"/>
@@ -968,7 +975,7 @@
           <w:sz w:val="24"/>
           <w:u w:val="single"/>
         </w:rPr>
-        <w:hyperlink r:id="rId9" w:history="1">
+        <w:hyperlink r:id="rId10" w:history="1">
           <w:r>
             <w:rPr>
               <w:rStyle w:val="Hyperlink"/>
@@ -986,7 +993,7 @@
           <w:sz w:val="24"/>
           <w:u w:val="single"/>
         </w:rPr>
-        <w:hyperlink r:id="rId9" w:history="1">
+        <w:hyperlink r:id="rId10" w:history="1">
           <w:r>
             <w:rPr>
               <w:rStyle w:val="Hyperlink"/>
@@ -1002,9 +1009,8 @@
           <w:i/>
           <w:color w:val="0000FF"/>
           <w:sz w:val="24"/>
-          <w:u w:val="single"/>
-        </w:rPr>
-        <w:t xml:space="preserve"> </w:t>
+        </w:rPr>
+        <w:t xml:space="preserve"> context. </w:t>
       </w:r>
       <w:r>
         <w:rPr>
@@ -1015,36 +1021,7 @@
           <w:sz w:val="24"/>
           <w:u w:val="single"/>
         </w:rPr>
-        <w:hyperlink r:id="rId10" w:history="1">
-          <w:r>
-            <w:rPr>
-              <w:rStyle w:val="Hyperlink"/>
-            </w:rPr>
-            <w:t>context.</w:t>
-          </w:r>
-        </w:hyperlink>
-      </w:r>
-      <w:r>
-        <w:rPr>
-          <w:rFonts w:ascii="Charis SIL Italic" w:hAnsi="Charis SIL Italic" w:eastAsia="Charis SIL Italic"/>
-          <w:b w:val="0"/>
-          <w:i/>
-          <w:color w:val="0000FF"/>
-          <w:sz w:val="24"/>
-          <w:u w:val="single"/>
-        </w:rPr>
-        <w:t xml:space="preserve"> </w:t>
-      </w:r>
-      <w:r>
-        <w:rPr>
-          <w:rFonts w:ascii="Charis SIL Italic" w:hAnsi="Charis SIL Italic" w:eastAsia="Charis SIL Italic"/>
-          <w:b w:val="0"/>
-          <w:i/>
-          <w:color w:val="0000FF"/>
-          <w:sz w:val="24"/>
-          <w:u w:val="single"/>
-        </w:rPr>
-        <w:hyperlink r:id="rId10" w:history="1">
+        <w:hyperlink r:id="rId9" w:history="1">
           <w:r>
             <w:rPr>
               <w:rStyle w:val="Hyperlink"/>
@@ -1073,7 +1050,7 @@
           <w:sz w:val="24"/>
           <w:u w:val="single"/>
         </w:rPr>
-        <w:hyperlink r:id="rId10" w:history="1">
+        <w:hyperlink r:id="rId9" w:history="1">
           <w:r>
             <w:rPr>
               <w:rStyle w:val="Hyperlink"/>
@@ -1084,13 +1061,31 @@
       </w:r>
       <w:r>
         <w:rPr>
+          <w:u w:val="single" w:color="0000ff"/>
           <w:rFonts w:ascii="Charis SIL Regular" w:hAnsi="Charis SIL Regular" w:eastAsia="Charis SIL Regular"/>
           <w:b w:val="0"/>
           <w:i w:val="0"/>
           <w:color w:val="000000"/>
           <w:sz w:val="24"/>
         </w:rPr>
-        <w:t xml:space="preserve"> by the Cultural Herita</w:t>
+        <w:hyperlink r:id="rId9" w:history="1">
+          <w:r>
+            <w:rPr>
+              <w:rStyle w:val="Hyperlink"/>
+            </w:rPr>
+            <w:t xml:space="preserve"> b</w:t>
+          </w:r>
+        </w:hyperlink>
+      </w:r>
+      <w:r>
+        <w:rPr>
+          <w:rFonts w:ascii="Charis SIL Regular" w:hAnsi="Charis SIL Regular" w:eastAsia="Charis SIL Regular"/>
+          <w:b w:val="0"/>
+          <w:i w:val="0"/>
+          <w:color w:val="000000"/>
+          <w:sz w:val="24"/>
+        </w:rPr>
+        <w:t>y the Cultural Herita</w:t>
       </w:r>
       <w:r>
         <w:rPr>
@@ -1193,57 +1188,13 @@
       </w:r>
       <w:r>
         <w:rPr>
-          <w:u w:val="single" w:color="0000ff"/>
           <w:rFonts w:ascii="Charis SIL Regular" w:hAnsi="Charis SIL Regular" w:eastAsia="Charis SIL Regular"/>
           <w:b w:val="0"/>
           <w:i w:val="0"/>
           <w:color w:val="000000"/>
           <w:sz w:val="24"/>
         </w:rPr>
-        <w:hyperlink r:id="rId10" w:history="1">
-          <w:r>
-            <w:rPr>
-              <w:rStyle w:val="Hyperlink"/>
-            </w:rPr>
-            <w:t>Other rele</w:t>
-          </w:r>
-        </w:hyperlink>
-      </w:r>
-      <w:r>
-        <w:rPr>
-          <w:u w:val="single" w:color="0000ff"/>
-          <w:rFonts w:ascii="Charis SIL Regular" w:hAnsi="Charis SIL Regular" w:eastAsia="Charis SIL Regular"/>
-          <w:b w:val="0"/>
-          <w:i w:val="0"/>
-          <w:color w:val="000000"/>
-          <w:sz w:val="24"/>
-        </w:rPr>
-        <w:hyperlink r:id="rId10" w:history="1">
-          <w:r>
-            <w:rPr>
-              <w:rStyle w:val="Hyperlink"/>
-            </w:rPr>
-            <w:t xml:space="preserve">vant </w:t>
-          </w:r>
-        </w:hyperlink>
-      </w:r>
-      <w:r>
-        <w:rPr>
-          <w:u w:val="single" w:color="0000ff"/>
-          <w:rFonts w:ascii="Charis SIL Regular" w:hAnsi="Charis SIL Regular" w:eastAsia="Charis SIL Regular"/>
-          <w:b w:val="0"/>
-          <w:i w:val="0"/>
-          <w:color w:val="000000"/>
-          <w:sz w:val="24"/>
-        </w:rPr>
-        <w:hyperlink r:id="rId10" w:history="1">
-          <w:r>
-            <w:rPr>
-              <w:rStyle w:val="Hyperlink"/>
-            </w:rPr>
-            <w:t>re</w:t>
-          </w:r>
-        </w:hyperlink>
+        <w:t>Other relevant re</w:t>
       </w:r>
       <w:r>
         <w:rPr>
@@ -2471,50 +2422,7 @@
           <w:color w:val="000000"/>
           <w:sz w:val="24"/>
         </w:rPr>
-        <w:hyperlink r:id="rId12" w:history="1">
-          <w:r>
-            <w:rPr>
-              <w:rStyle w:val="Hyperlink"/>
-            </w:rPr>
-            <w:t xml:space="preserve"> (Dut</w:t>
-          </w:r>
-        </w:hyperlink>
-      </w:r>
-      <w:r>
-        <w:rPr>
-          <w:u w:val="single" w:color="0000ff"/>
-          <w:rFonts w:ascii="Charis SIL Regular" w:hAnsi="Charis SIL Regular" w:eastAsia="Charis SIL Regular"/>
-          <w:b w:val="0"/>
-          <w:i w:val="0"/>
-          <w:color w:val="000000"/>
-          <w:sz w:val="24"/>
-        </w:rPr>
-        <w:hyperlink r:id="rId12" w:history="1">
-          <w:r>
-            <w:rPr>
-              <w:rStyle w:val="Hyperlink"/>
-            </w:rPr>
-            <w:t>c</w:t>
-          </w:r>
-        </w:hyperlink>
-      </w:r>
-      <w:r>
-        <w:rPr>
-          <w:u w:val="single" w:color="0000ff"/>
-          <w:rFonts w:ascii="Charis SIL Regular" w:hAnsi="Charis SIL Regular" w:eastAsia="Charis SIL Regular"/>
-          <w:b w:val="0"/>
-          <w:i w:val="0"/>
-          <w:color w:val="000000"/>
-          <w:sz w:val="24"/>
-        </w:rPr>
-        <w:hyperlink r:id="rId12" w:history="1">
-          <w:r>
-            <w:rPr>
-              <w:rStyle w:val="Hyperlink"/>
-            </w:rPr>
-            <w:t>h only) wa</w:t>
-          </w:r>
-        </w:hyperlink>
+        <w:t xml:space="preserve"> (Dutch only) wa</w:t>
       </w:r>
       <w:r>
         <w:rPr>
@@ -2672,14 +2580,7 @@
           <w:color w:val="000000"/>
           <w:sz w:val="24"/>
         </w:rPr>
-        <w:hyperlink r:id="rId13" w:history="1">
-          <w:r>
-            <w:rPr>
-              <w:rStyle w:val="Hyperlink"/>
-            </w:rPr>
-            <w:t>the Neth</w:t>
-          </w:r>
-        </w:hyperlink>
+        <w:t>the Neth</w:t>
       </w:r>
       <w:r>
         <w:rPr>
@@ -3431,6 +3332,7 @@
           <w:i/>
           <w:color w:val="0000FF"/>
           <w:sz w:val="24"/>
+          <w:u w:val="single"/>
         </w:rPr>
         <w:hyperlink r:id="rId15" w:history="1">
           <w:r>
@@ -3631,13 +3533,39 @@
       </w:r>
       <w:r>
         <w:rPr>
+          <w:u w:val="single" w:color="0000ff"/>
           <w:rFonts w:ascii="Charis SIL Regular" w:hAnsi="Charis SIL Regular" w:eastAsia="Charis SIL Regular"/>
           <w:b w:val="0"/>
           <w:i w:val="0"/>
           <w:color w:val="000000"/>
           <w:sz w:val="24"/>
         </w:rPr>
-        <w:t xml:space="preserve"> (Amster</w:t>
+        <w:hyperlink r:id="rId15" w:history="1">
+          <w:r>
+            <w:rPr>
+              <w:rStyle w:val="Hyperlink"/>
+            </w:rPr>
+            <w:t xml:space="preserve"> (</w:t>
+          </w:r>
+        </w:hyperlink>
+      </w:r>
+      <w:r>
+        <w:rPr>
+          <w:u w:val="single" w:color="0000ff"/>
+          <w:rFonts w:ascii="Charis SIL Regular" w:hAnsi="Charis SIL Regular" w:eastAsia="Charis SIL Regular"/>
+          <w:b w:val="0"/>
+          <w:i w:val="0"/>
+          <w:color w:val="000000"/>
+          <w:sz w:val="24"/>
+        </w:rPr>
+        <w:hyperlink r:id="rId15" w:history="1">
+          <w:r>
+            <w:rPr>
+              <w:rStyle w:val="Hyperlink"/>
+            </w:rPr>
+            <w:t>Amster</w:t>
+          </w:r>
+        </w:hyperlink>
       </w:r>
       <w:r>
         <w:rPr>
@@ -4114,32 +4042,7 @@
           <w:color w:val="000000"/>
           <w:sz w:val="24"/>
         </w:rPr>
-        <w:hyperlink r:id="rId10" w:history="1">
-          <w:r>
-            <w:rPr>
-              <w:rStyle w:val="Hyperlink"/>
-            </w:rPr>
-            <w:t>el Erfgoed</w:t>
-          </w:r>
-        </w:hyperlink>
-      </w:r>
-      <w:r>
-        <w:rPr>
-          <w:u w:val="single" w:color="0000ff"/>
-          <w:rFonts w:ascii="Charis SIL Regular" w:hAnsi="Charis SIL Regular" w:eastAsia="Charis SIL Regular"/>
-          <w:b w:val="0"/>
-          <w:i w:val="0"/>
-          <w:color w:val="000000"/>
-          <w:sz w:val="24"/>
-        </w:rPr>
-        <w:hyperlink r:id="rId10" w:history="1">
-          <w:r>
-            <w:rPr>
-              <w:rStyle w:val="Hyperlink"/>
-            </w:rPr>
-            <w:t>, 202</w:t>
-          </w:r>
-        </w:hyperlink>
+        <w:t>el Erfgoed, 202</w:t>
       </w:r>
       <w:r>
         <w:rPr>
@@ -4433,7 +4336,34 @@
           <w:color w:val="000000"/>
           <w:sz w:val="24"/>
         </w:rPr>
-        <w:t xml:space="preserve">•  Lang, Sabine (ed.), </w:t>
+        <w:t xml:space="preserve">•  </w:t>
+      </w:r>
+      <w:r>
+        <w:rPr>
+          <w:rFonts w:ascii="Charis SIL Regular" w:hAnsi="Charis SIL Regular" w:eastAsia="Charis SIL Regular"/>
+          <w:b w:val="0"/>
+          <w:i w:val="0"/>
+          <w:color w:val="000000"/>
+          <w:sz w:val="24"/>
+        </w:rPr>
+        <w:hyperlink r:id="rId16" w:history="1">
+          <w:r>
+            <w:rPr>
+              <w:rStyle w:val="Hyperlink"/>
+            </w:rPr>
+            <w:t>Lang, Sa</w:t>
+          </w:r>
+        </w:hyperlink>
+      </w:r>
+      <w:r>
+        <w:rPr>
+          <w:rFonts w:ascii="Charis SIL Regular" w:hAnsi="Charis SIL Regular" w:eastAsia="Charis SIL Regular"/>
+          <w:b w:val="0"/>
+          <w:i w:val="0"/>
+          <w:color w:val="000000"/>
+          <w:sz w:val="24"/>
+        </w:rPr>
+        <w:t xml:space="preserve">bine (ed.), </w:t>
       </w:r>
       <w:r>
         <w:rPr>
@@ -4711,7 +4641,43 @@
           <w:color w:val="000000"/>
           <w:sz w:val="24"/>
         </w:rPr>
-        <w:t>. 2nd Edition (German M</w:t>
+        <w:t>. 2nd Editio</w:t>
+      </w:r>
+      <w:r>
+        <w:rPr>
+          <w:u w:val="single" w:color="0000ff"/>
+          <w:rFonts w:ascii="Charis SIL Regular" w:hAnsi="Charis SIL Regular" w:eastAsia="Charis SIL Regular"/>
+          <w:b w:val="0"/>
+          <w:i w:val="0"/>
+          <w:color w:val="000000"/>
+          <w:sz w:val="24"/>
+        </w:rPr>
+        <w:hyperlink r:id="rId17" w:history="1">
+          <w:r>
+            <w:rPr>
+              <w:rStyle w:val="Hyperlink"/>
+            </w:rPr>
+            <w:t>n (Germa</w:t>
+          </w:r>
+        </w:hyperlink>
+      </w:r>
+      <w:r>
+        <w:rPr>
+          <w:u w:val="single" w:color="0000ff"/>
+          <w:rFonts w:ascii="Charis SIL Regular" w:hAnsi="Charis SIL Regular" w:eastAsia="Charis SIL Regular"/>
+          <w:b w:val="0"/>
+          <w:i w:val="0"/>
+          <w:color w:val="000000"/>
+          <w:sz w:val="24"/>
+        </w:rPr>
+        <w:hyperlink r:id="rId17" w:history="1">
+          <w:r>
+            <w:rPr>
+              <w:rStyle w:val="Hyperlink"/>
+            </w:rPr>
+            <w:t>n M</w:t>
+          </w:r>
+        </w:hyperlink>
       </w:r>
       <w:r>
         <w:rPr>
@@ -4744,13 +4710,57 @@
       </w:r>
       <w:r>
         <w:rPr>
+          <w:u w:val="single" w:color="0000ff"/>
           <w:rFonts w:ascii="Charis SIL Regular" w:hAnsi="Charis SIL Regular" w:eastAsia="Charis SIL Regular"/>
           <w:b w:val="0"/>
           <w:i w:val="0"/>
           <w:color w:val="000000"/>
           <w:sz w:val="24"/>
         </w:rPr>
-        <w:t>Association, 2019</w:t>
+        <w:hyperlink r:id="rId17" w:history="1">
+          <w:r>
+            <w:rPr>
+              <w:rStyle w:val="Hyperlink"/>
+            </w:rPr>
+            <w:t>Associatio</w:t>
+          </w:r>
+        </w:hyperlink>
+      </w:r>
+      <w:r>
+        <w:rPr>
+          <w:u w:val="single" w:color="0000ff"/>
+          <w:rFonts w:ascii="Charis SIL Regular" w:hAnsi="Charis SIL Regular" w:eastAsia="Charis SIL Regular"/>
+          <w:b w:val="0"/>
+          <w:i w:val="0"/>
+          <w:color w:val="000000"/>
+          <w:sz w:val="24"/>
+        </w:rPr>
+        <w:hyperlink r:id="rId17" w:history="1">
+          <w:r>
+            <w:rPr>
+              <w:rStyle w:val="Hyperlink"/>
+            </w:rPr>
+            <w:t>n, 20</w:t>
+          </w:r>
+        </w:hyperlink>
+      </w:r>
+      <w:r>
+        <w:rPr>
+          <w:u w:val="single" w:color="0000ff"/>
+          <w:rFonts w:ascii="Charis SIL Regular" w:hAnsi="Charis SIL Regular" w:eastAsia="Charis SIL Regular"/>
+          <w:b w:val="0"/>
+          <w:i w:val="0"/>
+          <w:color w:val="000000"/>
+          <w:sz w:val="24"/>
+        </w:rPr>
+        <w:hyperlink r:id="rId17" w:history="1">
+          <w:r>
+            <w:rPr>
+              <w:rStyle w:val="Hyperlink"/>
+            </w:rPr>
+            <w:t>19</w:t>
+          </w:r>
+        </w:hyperlink>
       </w:r>
       <w:r>
         <w:rPr>
@@ -4791,34 +4801,7 @@
           <w:color w:val="000000"/>
           <w:sz w:val="24"/>
         </w:rPr>
-        <w:t xml:space="preserve">•  </w:t>
-      </w:r>
-      <w:r>
-        <w:rPr>
-          <w:rFonts w:ascii="Charis SIL Regular" w:hAnsi="Charis SIL Regular" w:eastAsia="Charis SIL Regular"/>
-          <w:b w:val="0"/>
-          <w:i w:val="0"/>
-          <w:color w:val="000000"/>
-          <w:sz w:val="24"/>
-        </w:rPr>
-        <w:hyperlink r:id="rId17" w:history="1">
-          <w:r>
-            <w:rPr>
-              <w:rStyle w:val="Hyperlink"/>
-            </w:rPr>
-            <w:t xml:space="preserve">Deterts, </w:t>
-          </w:r>
-        </w:hyperlink>
-      </w:r>
-      <w:r>
-        <w:rPr>
-          <w:rFonts w:ascii="Charis SIL Regular" w:hAnsi="Charis SIL Regular" w:eastAsia="Charis SIL Regular"/>
-          <w:b w:val="0"/>
-          <w:i w:val="0"/>
-          <w:color w:val="000000"/>
-          <w:sz w:val="24"/>
-        </w:rPr>
-        <w:t xml:space="preserve">Dorothea (ed.), </w:t>
+        <w:t xml:space="preserve">•  Deterts, Dorothea (ed.), </w:t>
       </w:r>
       <w:r>
         <w:rPr>
@@ -5512,7 +5495,61 @@
           <w:color w:val="000000"/>
           <w:sz w:val="24"/>
         </w:rPr>
-        <w:t>al Archives of the Netherl</w:t>
+        <w:hyperlink r:id="rId12" w:history="1">
+          <w:r>
+            <w:rPr>
+              <w:rStyle w:val="Hyperlink"/>
+            </w:rPr>
+            <w:t>al Archi</w:t>
+          </w:r>
+        </w:hyperlink>
+      </w:r>
+      <w:r>
+        <w:rPr>
+          <w:u w:val="single" w:color="0000ff"/>
+          <w:rFonts w:ascii="Charis SIL Regular" w:hAnsi="Charis SIL Regular" w:eastAsia="Charis SIL Regular"/>
+          <w:b w:val="0"/>
+          <w:i w:val="0"/>
+          <w:color w:val="000000"/>
+          <w:sz w:val="24"/>
+        </w:rPr>
+        <w:hyperlink r:id="rId12" w:history="1">
+          <w:r>
+            <w:rPr>
+              <w:rStyle w:val="Hyperlink"/>
+            </w:rPr>
+            <w:t>v</w:t>
+          </w:r>
+        </w:hyperlink>
+      </w:r>
+      <w:r>
+        <w:rPr>
+          <w:u w:val="single" w:color="0000ff"/>
+          <w:rFonts w:ascii="Charis SIL Regular" w:hAnsi="Charis SIL Regular" w:eastAsia="Charis SIL Regular"/>
+          <w:b w:val="0"/>
+          <w:i w:val="0"/>
+          <w:color w:val="000000"/>
+          <w:sz w:val="24"/>
+        </w:rPr>
+        <w:hyperlink r:id="rId12" w:history="1">
+          <w:r>
+            <w:rPr>
+              <w:rStyle w:val="Hyperlink"/>
+            </w:rPr>
+            <w:t>es of the Ne</w:t>
+          </w:r>
+        </w:hyperlink>
+      </w:r>
+      <w:r>
+        <w:rPr>
+          <w:u w:val="single" w:color="0000ff"/>
+          <w:rFonts w:ascii="Charis SIL Regular" w:hAnsi="Charis SIL Regular" w:eastAsia="Charis SIL Regular"/>
+          <w:b w:val="0"/>
+          <w:i w:val="0"/>
+          <w:color w:val="000000"/>
+          <w:sz w:val="24"/>
+        </w:rPr>
+        <w:t>therl</w:t>
       </w:r>
       <w:r>
         <w:rPr>

--- a/EXPORTS/DOCX/published/niveau1/English/DoingResearch.docx
+++ b/EXPORTS/DOCX/published/niveau1/English/DoingResearch.docx
@@ -338,7 +338,7 @@
             <w:rPr>
               <w:rStyle w:val="Hyperlink"/>
             </w:rPr>
-            <w:t>significanc</w:t>
+            <w:t>significan</w:t>
           </w:r>
         </w:hyperlink>
       </w:r>
@@ -349,9 +349,15 @@
           <w:i/>
           <w:color w:val="0000FF"/>
           <w:sz w:val="24"/>
-          <w:u w:val="single"/>
-        </w:rPr>
-        <w:t>e</w:t>
+        </w:rPr>
+        <w:hyperlink r:id="rId9" w:history="1">
+          <w:r>
+            <w:rPr>
+              <w:rStyle w:val="Hyperlink"/>
+            </w:rPr>
+            <w:t>c</w:t>
+          </w:r>
+        </w:hyperlink>
       </w:r>
       <w:r>
         <w:rPr>
@@ -360,6 +366,17 @@
           <w:i/>
           <w:color w:val="0000FF"/>
           <w:sz w:val="24"/>
+        </w:rPr>
+        <w:t>e</w:t>
+      </w:r>
+      <w:r>
+        <w:rPr>
+          <w:rFonts w:ascii="Charis SIL Italic" w:hAnsi="Charis SIL Italic" w:eastAsia="Charis SIL Italic"/>
+          <w:b w:val="0"/>
+          <w:i/>
+          <w:color w:val="0000FF"/>
+          <w:sz w:val="24"/>
+          <w:u w:val="single"/>
         </w:rPr>
         <w:t xml:space="preserve"> </w:t>
       </w:r>
@@ -694,7 +711,6 @@
       </w:r>
       <w:r>
         <w:rPr>
-          <w:u w:val="single" w:color="0000ff"/>
           <w:rFonts w:ascii="Charis SIL Regular" w:hAnsi="Charis SIL Regular" w:eastAsia="Charis SIL Regular"/>
           <w:b w:val="0"/>
           <w:i w:val="0"/>
@@ -712,7 +728,7 @@
           <w:sz w:val="24"/>
           <w:u w:val="single"/>
         </w:rPr>
-        <w:hyperlink r:id="rId10" w:history="1">
+        <w:hyperlink r:id="rId9" w:history="1">
           <w:r>
             <w:rPr>
               <w:rStyle w:val="Hyperlink"/>
@@ -730,7 +746,7 @@
           <w:sz w:val="24"/>
           <w:u w:val="single"/>
         </w:rPr>
-        <w:hyperlink r:id="rId10" w:history="1">
+        <w:hyperlink r:id="rId9" w:history="1">
           <w:r>
             <w:rPr>
               <w:rStyle w:val="Hyperlink"/>
@@ -824,7 +840,7 @@
           <w:sz w:val="24"/>
           <w:u w:val="single"/>
         </w:rPr>
-        <w:hyperlink r:id="rId9" w:history="1">
+        <w:hyperlink r:id="rId10" w:history="1">
           <w:r>
             <w:rPr>
               <w:rStyle w:val="Hyperlink"/>
@@ -842,7 +858,7 @@
           <w:sz w:val="24"/>
           <w:u w:val="single"/>
         </w:rPr>
-        <w:hyperlink r:id="rId9" w:history="1">
+        <w:hyperlink r:id="rId10" w:history="1">
           <w:r>
             <w:rPr>
               <w:rStyle w:val="Hyperlink"/>
@@ -946,7 +962,7 @@
           <w:sz w:val="24"/>
           <w:u w:val="single"/>
         </w:rPr>
-        <w:hyperlink r:id="rId10" w:history="1">
+        <w:hyperlink r:id="rId9" w:history="1">
           <w:r>
             <w:rPr>
               <w:rStyle w:val="Hyperlink"/>
@@ -975,7 +991,7 @@
           <w:sz w:val="24"/>
           <w:u w:val="single"/>
         </w:rPr>
-        <w:hyperlink r:id="rId10" w:history="1">
+        <w:hyperlink r:id="rId9" w:history="1">
           <w:r>
             <w:rPr>
               <w:rStyle w:val="Hyperlink"/>
@@ -993,7 +1009,7 @@
           <w:sz w:val="24"/>
           <w:u w:val="single"/>
         </w:rPr>
-        <w:hyperlink r:id="rId10" w:history="1">
+        <w:hyperlink r:id="rId9" w:history="1">
           <w:r>
             <w:rPr>
               <w:rStyle w:val="Hyperlink"/>
@@ -1009,8 +1025,38 @@
           <w:i/>
           <w:color w:val="0000FF"/>
           <w:sz w:val="24"/>
-        </w:rPr>
-        <w:t xml:space="preserve"> context. </w:t>
+          <w:u w:val="single"/>
+        </w:rPr>
+        <w:t xml:space="preserve"> </w:t>
+      </w:r>
+      <w:r>
+        <w:rPr>
+          <w:rFonts w:ascii="Charis SIL Italic" w:hAnsi="Charis SIL Italic" w:eastAsia="Charis SIL Italic"/>
+          <w:b w:val="0"/>
+          <w:i/>
+          <w:color w:val="0000FF"/>
+          <w:sz w:val="24"/>
+          <w:u w:val="single"/>
+        </w:rPr>
+        <w:hyperlink r:id="rId9" w:history="1">
+          <w:r>
+            <w:rPr>
+              <w:rStyle w:val="Hyperlink"/>
+            </w:rPr>
+            <w:t>context.</w:t>
+          </w:r>
+        </w:hyperlink>
+      </w:r>
+      <w:r>
+        <w:rPr>
+          <w:rFonts w:ascii="Charis SIL Italic" w:hAnsi="Charis SIL Italic" w:eastAsia="Charis SIL Italic"/>
+          <w:b w:val="0"/>
+          <w:i/>
+          <w:color w:val="0000FF"/>
+          <w:sz w:val="24"/>
+          <w:u w:val="single"/>
+        </w:rPr>
+        <w:t xml:space="preserve"> </w:t>
       </w:r>
       <w:r>
         <w:rPr>
@@ -1050,7 +1096,7 @@
           <w:sz w:val="24"/>
           <w:u w:val="single"/>
         </w:rPr>
-        <w:hyperlink r:id="rId9" w:history="1">
+        <w:hyperlink r:id="rId10" w:history="1">
           <w:r>
             <w:rPr>
               <w:rStyle w:val="Hyperlink"/>
@@ -1188,13 +1234,57 @@
       </w:r>
       <w:r>
         <w:rPr>
+          <w:u w:val="single" w:color="0000ff"/>
           <w:rFonts w:ascii="Charis SIL Regular" w:hAnsi="Charis SIL Regular" w:eastAsia="Charis SIL Regular"/>
           <w:b w:val="0"/>
           <w:i w:val="0"/>
           <w:color w:val="000000"/>
           <w:sz w:val="24"/>
         </w:rPr>
-        <w:t>Other relevant re</w:t>
+        <w:hyperlink r:id="rId10" w:history="1">
+          <w:r>
+            <w:rPr>
+              <w:rStyle w:val="Hyperlink"/>
+            </w:rPr>
+            <w:t>Other rele</w:t>
+          </w:r>
+        </w:hyperlink>
+      </w:r>
+      <w:r>
+        <w:rPr>
+          <w:u w:val="single" w:color="0000ff"/>
+          <w:rFonts w:ascii="Charis SIL Regular" w:hAnsi="Charis SIL Regular" w:eastAsia="Charis SIL Regular"/>
+          <w:b w:val="0"/>
+          <w:i w:val="0"/>
+          <w:color w:val="000000"/>
+          <w:sz w:val="24"/>
+        </w:rPr>
+        <w:hyperlink r:id="rId10" w:history="1">
+          <w:r>
+            <w:rPr>
+              <w:rStyle w:val="Hyperlink"/>
+            </w:rPr>
+            <w:t xml:space="preserve">vant </w:t>
+          </w:r>
+        </w:hyperlink>
+      </w:r>
+      <w:r>
+        <w:rPr>
+          <w:u w:val="single" w:color="0000ff"/>
+          <w:rFonts w:ascii="Charis SIL Regular" w:hAnsi="Charis SIL Regular" w:eastAsia="Charis SIL Regular"/>
+          <w:b w:val="0"/>
+          <w:i w:val="0"/>
+          <w:color w:val="000000"/>
+          <w:sz w:val="24"/>
+        </w:rPr>
+        <w:hyperlink r:id="rId10" w:history="1">
+          <w:r>
+            <w:rPr>
+              <w:rStyle w:val="Hyperlink"/>
+            </w:rPr>
+            <w:t>re</w:t>
+          </w:r>
+        </w:hyperlink>
       </w:r>
       <w:r>
         <w:rPr>
@@ -2404,7 +2494,7 @@
           <w:sz w:val="24"/>
           <w:u w:val="single"/>
         </w:rPr>
-        <w:hyperlink r:id="rId13" w:history="1">
+        <w:hyperlink r:id="rId12" w:history="1">
           <w:r>
             <w:rPr>
               <w:rStyle w:val="Hyperlink"/>
@@ -2415,132 +2505,13 @@
       </w:r>
       <w:r>
         <w:rPr>
-          <w:u w:val="single" w:color="0000ff"/>
           <w:rFonts w:ascii="Charis SIL Regular" w:hAnsi="Charis SIL Regular" w:eastAsia="Charis SIL Regular"/>
           <w:b w:val="0"/>
           <w:i w:val="0"/>
           <w:color w:val="000000"/>
           <w:sz w:val="24"/>
         </w:rPr>
-        <w:t xml:space="preserve"> (Dutch only) wa</w:t>
-      </w:r>
-      <w:r>
-        <w:rPr>
-          <w:u w:val="single" w:color="0000ff"/>
-          <w:rFonts w:ascii="Charis SIL Regular" w:hAnsi="Charis SIL Regular" w:eastAsia="Charis SIL Regular"/>
-          <w:b w:val="0"/>
-          <w:i w:val="0"/>
-          <w:color w:val="000000"/>
-          <w:sz w:val="24"/>
-        </w:rPr>
-        <w:hyperlink r:id="rId12" w:history="1">
-          <w:r>
-            <w:rPr>
-              <w:rStyle w:val="Hyperlink"/>
-            </w:rPr>
-            <w:t>s c</w:t>
-          </w:r>
-        </w:hyperlink>
-      </w:r>
-      <w:r>
-        <w:rPr>
-          <w:u w:val="single" w:color="0000ff"/>
-          <w:rFonts w:ascii="Charis SIL Regular" w:hAnsi="Charis SIL Regular" w:eastAsia="Charis SIL Regular"/>
-          <w:b w:val="0"/>
-          <w:i w:val="0"/>
-          <w:color w:val="000000"/>
-          <w:sz w:val="24"/>
-        </w:rPr>
-        <w:hyperlink r:id="rId12" w:history="1">
-          <w:r>
-            <w:rPr>
-              <w:rStyle w:val="Hyperlink"/>
-            </w:rPr>
-            <w:t>r</w:t>
-          </w:r>
-        </w:hyperlink>
-      </w:r>
-      <w:r>
-        <w:rPr>
-          <w:u w:val="single" w:color="0000ff"/>
-          <w:rFonts w:ascii="Charis SIL Regular" w:hAnsi="Charis SIL Regular" w:eastAsia="Charis SIL Regular"/>
-          <w:b w:val="0"/>
-          <w:i w:val="0"/>
-          <w:color w:val="000000"/>
-          <w:sz w:val="24"/>
-        </w:rPr>
-        <w:hyperlink r:id="rId12" w:history="1">
-          <w:r>
-            <w:rPr>
-              <w:rStyle w:val="Hyperlink"/>
-            </w:rPr>
-            <w:t>eated s</w:t>
-          </w:r>
-        </w:hyperlink>
-      </w:r>
-      <w:r>
-        <w:rPr>
-          <w:rFonts w:ascii="Charis SIL Regular" w:hAnsi="Charis SIL Regular" w:eastAsia="Charis SIL Regular"/>
-          <w:b w:val="0"/>
-          <w:i w:val="0"/>
-          <w:color w:val="000000"/>
-          <w:sz w:val="24"/>
-        </w:rPr>
-        <w:t>pecifically for the National Ar</w:t>
-      </w:r>
-      <w:r>
-        <w:rPr>
-          <w:u w:val="single" w:color="0000ff"/>
-          <w:rFonts w:ascii="Charis SIL Regular" w:hAnsi="Charis SIL Regular" w:eastAsia="Charis SIL Regular"/>
-          <w:b w:val="0"/>
-          <w:i w:val="0"/>
-          <w:color w:val="000000"/>
-          <w:sz w:val="24"/>
-        </w:rPr>
-        <w:hyperlink r:id="rId13" w:history="1">
-          <w:r>
-            <w:rPr>
-              <w:rStyle w:val="Hyperlink"/>
-            </w:rPr>
-            <w:t>chiv</w:t>
-          </w:r>
-        </w:hyperlink>
-      </w:r>
-      <w:r>
-        <w:rPr>
-          <w:u w:val="single" w:color="0000ff"/>
-          <w:rFonts w:ascii="Charis SIL Regular" w:hAnsi="Charis SIL Regular" w:eastAsia="Charis SIL Regular"/>
-          <w:b w:val="0"/>
-          <w:i w:val="0"/>
-          <w:color w:val="000000"/>
-          <w:sz w:val="24"/>
-        </w:rPr>
-        <w:hyperlink r:id="rId13" w:history="1">
-          <w:r>
-            <w:rPr>
-              <w:rStyle w:val="Hyperlink"/>
-            </w:rPr>
-            <w:t>e</w:t>
-          </w:r>
-        </w:hyperlink>
-      </w:r>
-      <w:r>
-        <w:rPr>
-          <w:u w:val="single" w:color="0000ff"/>
-          <w:rFonts w:ascii="Charis SIL Regular" w:hAnsi="Charis SIL Regular" w:eastAsia="Charis SIL Regular"/>
-          <w:b w:val="0"/>
-          <w:i w:val="0"/>
-          <w:color w:val="000000"/>
-          <w:sz w:val="24"/>
-        </w:rPr>
-        <w:hyperlink r:id="rId13" w:history="1">
-          <w:r>
-            <w:rPr>
-              <w:rStyle w:val="Hyperlink"/>
-            </w:rPr>
-            <w:t>s o</w:t>
-          </w:r>
-        </w:hyperlink>
+        <w:t xml:space="preserve"> (Dutch only) was created specifically for the National Archives o</w:t>
       </w:r>
       <w:r>
         <w:rPr>
@@ -2580,7 +2551,14 @@
           <w:color w:val="000000"/>
           <w:sz w:val="24"/>
         </w:rPr>
-        <w:t>the Neth</w:t>
+        <w:hyperlink r:id="rId13" w:history="1">
+          <w:r>
+            <w:rPr>
+              <w:rStyle w:val="Hyperlink"/>
+            </w:rPr>
+            <w:t>the Neth</w:t>
+          </w:r>
+        </w:hyperlink>
       </w:r>
       <w:r>
         <w:rPr>
@@ -3533,103 +3511,13 @@
       </w:r>
       <w:r>
         <w:rPr>
-          <w:u w:val="single" w:color="0000ff"/>
           <w:rFonts w:ascii="Charis SIL Regular" w:hAnsi="Charis SIL Regular" w:eastAsia="Charis SIL Regular"/>
           <w:b w:val="0"/>
           <w:i w:val="0"/>
           <w:color w:val="000000"/>
           <w:sz w:val="24"/>
         </w:rPr>
-        <w:hyperlink r:id="rId15" w:history="1">
-          <w:r>
-            <w:rPr>
-              <w:rStyle w:val="Hyperlink"/>
-            </w:rPr>
-            <w:t xml:space="preserve"> (</w:t>
-          </w:r>
-        </w:hyperlink>
-      </w:r>
-      <w:r>
-        <w:rPr>
-          <w:u w:val="single" w:color="0000ff"/>
-          <w:rFonts w:ascii="Charis SIL Regular" w:hAnsi="Charis SIL Regular" w:eastAsia="Charis SIL Regular"/>
-          <w:b w:val="0"/>
-          <w:i w:val="0"/>
-          <w:color w:val="000000"/>
-          <w:sz w:val="24"/>
-        </w:rPr>
-        <w:hyperlink r:id="rId15" w:history="1">
-          <w:r>
-            <w:rPr>
-              <w:rStyle w:val="Hyperlink"/>
-            </w:rPr>
-            <w:t>Amster</w:t>
-          </w:r>
-        </w:hyperlink>
-      </w:r>
-      <w:r>
-        <w:rPr>
-          <w:u w:val="single" w:color="0000ff"/>
-          <w:rFonts w:ascii="Charis SIL Regular" w:hAnsi="Charis SIL Regular" w:eastAsia="Charis SIL Regular"/>
-          <w:b w:val="0"/>
-          <w:i w:val="0"/>
-          <w:color w:val="000000"/>
-          <w:sz w:val="24"/>
-        </w:rPr>
-        <w:hyperlink r:id="rId15" w:history="1">
-          <w:r>
-            <w:rPr>
-              <w:rStyle w:val="Hyperlink"/>
-            </w:rPr>
-            <w:t>dam</w:t>
-          </w:r>
-        </w:hyperlink>
-      </w:r>
-      <w:r>
-        <w:rPr>
-          <w:u w:val="single" w:color="0000ff"/>
-          <w:rFonts w:ascii="Charis SIL Regular" w:hAnsi="Charis SIL Regular" w:eastAsia="Charis SIL Regular"/>
-          <w:b w:val="0"/>
-          <w:i w:val="0"/>
-          <w:color w:val="000000"/>
-          <w:sz w:val="24"/>
-        </w:rPr>
-        <w:hyperlink r:id="rId15" w:history="1">
-          <w:r>
-            <w:rPr>
-              <w:rStyle w:val="Hyperlink"/>
-            </w:rPr>
-            <w:t>: Rijksmuse</w:t>
-          </w:r>
-        </w:hyperlink>
-      </w:r>
-      <w:r>
-        <w:rPr>
-          <w:u w:val="single" w:color="0000ff"/>
-          <w:rFonts w:ascii="Charis SIL Regular" w:hAnsi="Charis SIL Regular" w:eastAsia="Charis SIL Regular"/>
-          <w:b w:val="0"/>
-          <w:i w:val="0"/>
-          <w:color w:val="000000"/>
-          <w:sz w:val="24"/>
-        </w:rPr>
-        <w:hyperlink r:id="rId15" w:history="1">
-          <w:r>
-            <w:rPr>
-              <w:rStyle w:val="Hyperlink"/>
-            </w:rPr>
-            <w:t>u</w:t>
-          </w:r>
-        </w:hyperlink>
-      </w:r>
-      <w:r>
-        <w:rPr>
-          <w:rFonts w:ascii="Charis SIL Regular" w:hAnsi="Charis SIL Regular" w:eastAsia="Charis SIL Regular"/>
-          <w:b w:val="0"/>
-          <w:i w:val="0"/>
-          <w:color w:val="000000"/>
-          <w:sz w:val="24"/>
-        </w:rPr>
-        <w:t xml:space="preserve">m, </w:t>
+        <w:t xml:space="preserve"> (Amsterdam: Rijksmuseum, </w:t>
       </w:r>
       <w:r>
         <w:rPr>
@@ -3948,101 +3836,7 @@
           <w:color w:val="000000"/>
           <w:sz w:val="24"/>
         </w:rPr>
-        <w:t xml:space="preserve"> (Amersfoort: Rijk</w:t>
-      </w:r>
-      <w:r>
-        <w:rPr>
-          <w:u w:val="single" w:color="0000ff"/>
-          <w:rFonts w:ascii="Charis SIL Regular" w:hAnsi="Charis SIL Regular" w:eastAsia="Charis SIL Regular"/>
-          <w:b w:val="0"/>
-          <w:i w:val="0"/>
-          <w:color w:val="000000"/>
-          <w:sz w:val="24"/>
-        </w:rPr>
-        <w:hyperlink r:id="rId10" w:history="1">
-          <w:r>
-            <w:rPr>
-              <w:rStyle w:val="Hyperlink"/>
-            </w:rPr>
-            <w:t>sdienst vo</w:t>
-          </w:r>
-        </w:hyperlink>
-      </w:r>
-      <w:r>
-        <w:rPr>
-          <w:u w:val="single" w:color="0000ff"/>
-          <w:rFonts w:ascii="Charis SIL Regular" w:hAnsi="Charis SIL Regular" w:eastAsia="Charis SIL Regular"/>
-          <w:b w:val="0"/>
-          <w:i w:val="0"/>
-          <w:color w:val="000000"/>
-          <w:sz w:val="24"/>
-        </w:rPr>
-        <w:hyperlink r:id="rId10" w:history="1">
-          <w:r>
-            <w:rPr>
-              <w:rStyle w:val="Hyperlink"/>
-            </w:rPr>
-            <w:t>o</w:t>
-          </w:r>
-        </w:hyperlink>
-      </w:r>
-      <w:r>
-        <w:rPr>
-          <w:u w:val="single" w:color="0000ff"/>
-          <w:rFonts w:ascii="Charis SIL Regular" w:hAnsi="Charis SIL Regular" w:eastAsia="Charis SIL Regular"/>
-          <w:b w:val="0"/>
-          <w:i w:val="0"/>
-          <w:color w:val="000000"/>
-          <w:sz w:val="24"/>
-        </w:rPr>
-        <w:t>r het Cu</w:t>
-      </w:r>
-      <w:r>
-        <w:rPr>
-          <w:u w:val="single" w:color="0000ff"/>
-          <w:rFonts w:ascii="Charis SIL Regular" w:hAnsi="Charis SIL Regular" w:eastAsia="Charis SIL Regular"/>
-          <w:b w:val="0"/>
-          <w:i w:val="0"/>
-          <w:color w:val="000000"/>
-          <w:sz w:val="24"/>
-        </w:rPr>
-        <w:hyperlink r:id="rId10" w:history="1">
-          <w:r>
-            <w:rPr>
-              <w:rStyle w:val="Hyperlink"/>
-            </w:rPr>
-            <w:t>ltur</w:t>
-          </w:r>
-        </w:hyperlink>
-      </w:r>
-      <w:r>
-        <w:rPr>
-          <w:u w:val="single" w:color="0000ff"/>
-          <w:rFonts w:ascii="Charis SIL Regular" w:hAnsi="Charis SIL Regular" w:eastAsia="Charis SIL Regular"/>
-          <w:b w:val="0"/>
-          <w:i w:val="0"/>
-          <w:color w:val="000000"/>
-          <w:sz w:val="24"/>
-        </w:rPr>
-        <w:hyperlink r:id="rId10" w:history="1">
-          <w:r>
-            <w:rPr>
-              <w:rStyle w:val="Hyperlink"/>
-            </w:rPr>
-            <w:t>e</w:t>
-          </w:r>
-        </w:hyperlink>
-      </w:r>
-      <w:r>
-        <w:rPr>
-          <w:u w:val="single" w:color="0000ff"/>
-          <w:rFonts w:ascii="Charis SIL Regular" w:hAnsi="Charis SIL Regular" w:eastAsia="Charis SIL Regular"/>
-          <w:b w:val="0"/>
-          <w:i w:val="0"/>
-          <w:color w:val="000000"/>
-          <w:sz w:val="24"/>
-        </w:rPr>
-        <w:t>el Erfgoed, 202</w:t>
+        <w:t xml:space="preserve"> (Amersfoort: Rijksdienst voor het Cultureel Erfgoed, 202</w:t>
       </w:r>
       <w:r>
         <w:rPr>
@@ -4336,34 +4130,7 @@
           <w:color w:val="000000"/>
           <w:sz w:val="24"/>
         </w:rPr>
-        <w:t xml:space="preserve">•  </w:t>
-      </w:r>
-      <w:r>
-        <w:rPr>
-          <w:rFonts w:ascii="Charis SIL Regular" w:hAnsi="Charis SIL Regular" w:eastAsia="Charis SIL Regular"/>
-          <w:b w:val="0"/>
-          <w:i w:val="0"/>
-          <w:color w:val="000000"/>
-          <w:sz w:val="24"/>
-        </w:rPr>
-        <w:hyperlink r:id="rId16" w:history="1">
-          <w:r>
-            <w:rPr>
-              <w:rStyle w:val="Hyperlink"/>
-            </w:rPr>
-            <w:t>Lang, Sa</w:t>
-          </w:r>
-        </w:hyperlink>
-      </w:r>
-      <w:r>
-        <w:rPr>
-          <w:rFonts w:ascii="Charis SIL Regular" w:hAnsi="Charis SIL Regular" w:eastAsia="Charis SIL Regular"/>
-          <w:b w:val="0"/>
-          <w:i w:val="0"/>
-          <w:color w:val="000000"/>
-          <w:sz w:val="24"/>
-        </w:rPr>
-        <w:t xml:space="preserve">bine (ed.), </w:t>
+        <w:t xml:space="preserve">•  Lang, Sabine (ed.), </w:t>
       </w:r>
       <w:r>
         <w:rPr>
@@ -4663,21 +4430,13 @@
       </w:r>
       <w:r>
         <w:rPr>
-          <w:u w:val="single" w:color="0000ff"/>
           <w:rFonts w:ascii="Charis SIL Regular" w:hAnsi="Charis SIL Regular" w:eastAsia="Charis SIL Regular"/>
           <w:b w:val="0"/>
           <w:i w:val="0"/>
           <w:color w:val="000000"/>
           <w:sz w:val="24"/>
         </w:rPr>
-        <w:hyperlink r:id="rId17" w:history="1">
-          <w:r>
-            <w:rPr>
-              <w:rStyle w:val="Hyperlink"/>
-            </w:rPr>
-            <w:t>n M</w:t>
-          </w:r>
-        </w:hyperlink>
+        <w:t>n M</w:t>
       </w:r>
       <w:r>
         <w:rPr>
@@ -4710,57 +4469,13 @@
       </w:r>
       <w:r>
         <w:rPr>
-          <w:u w:val="single" w:color="0000ff"/>
           <w:rFonts w:ascii="Charis SIL Regular" w:hAnsi="Charis SIL Regular" w:eastAsia="Charis SIL Regular"/>
           <w:b w:val="0"/>
           <w:i w:val="0"/>
           <w:color w:val="000000"/>
           <w:sz w:val="24"/>
         </w:rPr>
-        <w:hyperlink r:id="rId17" w:history="1">
-          <w:r>
-            <w:rPr>
-              <w:rStyle w:val="Hyperlink"/>
-            </w:rPr>
-            <w:t>Associatio</w:t>
-          </w:r>
-        </w:hyperlink>
-      </w:r>
-      <w:r>
-        <w:rPr>
-          <w:u w:val="single" w:color="0000ff"/>
-          <w:rFonts w:ascii="Charis SIL Regular" w:hAnsi="Charis SIL Regular" w:eastAsia="Charis SIL Regular"/>
-          <w:b w:val="0"/>
-          <w:i w:val="0"/>
-          <w:color w:val="000000"/>
-          <w:sz w:val="24"/>
-        </w:rPr>
-        <w:hyperlink r:id="rId17" w:history="1">
-          <w:r>
-            <w:rPr>
-              <w:rStyle w:val="Hyperlink"/>
-            </w:rPr>
-            <w:t>n, 20</w:t>
-          </w:r>
-        </w:hyperlink>
-      </w:r>
-      <w:r>
-        <w:rPr>
-          <w:u w:val="single" w:color="0000ff"/>
-          <w:rFonts w:ascii="Charis SIL Regular" w:hAnsi="Charis SIL Regular" w:eastAsia="Charis SIL Regular"/>
-          <w:b w:val="0"/>
-          <w:i w:val="0"/>
-          <w:color w:val="000000"/>
-          <w:sz w:val="24"/>
-        </w:rPr>
-        <w:hyperlink r:id="rId17" w:history="1">
-          <w:r>
-            <w:rPr>
-              <w:rStyle w:val="Hyperlink"/>
-            </w:rPr>
-            <w:t>19</w:t>
-          </w:r>
-        </w:hyperlink>
+        <w:t>Association, 2019</w:t>
       </w:r>
       <w:r>
         <w:rPr>
@@ -5549,7 +5264,32 @@
           <w:color w:val="000000"/>
           <w:sz w:val="24"/>
         </w:rPr>
-        <w:t>therl</w:t>
+        <w:hyperlink r:id="rId12" w:history="1">
+          <w:r>
+            <w:rPr>
+              <w:rStyle w:val="Hyperlink"/>
+            </w:rPr>
+            <w:t>t</w:t>
+          </w:r>
+        </w:hyperlink>
+      </w:r>
+      <w:r>
+        <w:rPr>
+          <w:u w:val="single" w:color="0000ff"/>
+          <w:rFonts w:ascii="Charis SIL Regular" w:hAnsi="Charis SIL Regular" w:eastAsia="Charis SIL Regular"/>
+          <w:b w:val="0"/>
+          <w:i w:val="0"/>
+          <w:color w:val="000000"/>
+          <w:sz w:val="24"/>
+        </w:rPr>
+        <w:hyperlink r:id="rId12" w:history="1">
+          <w:r>
+            <w:rPr>
+              <w:rStyle w:val="Hyperlink"/>
+            </w:rPr>
+            <w:t>herl</w:t>
+          </w:r>
+        </w:hyperlink>
       </w:r>
       <w:r>
         <w:rPr>

--- a/EXPORTS/DOCX/published/niveau1/English/DoingResearch.docx
+++ b/EXPORTS/DOCX/published/niveau1/English/DoingResearch.docx
@@ -338,7 +338,7 @@
             <w:rPr>
               <w:rStyle w:val="Hyperlink"/>
             </w:rPr>
-            <w:t>significan</w:t>
+            <w:t>significanc</w:t>
           </w:r>
         </w:hyperlink>
       </w:r>
@@ -349,13 +349,36 @@
           <w:i/>
           <w:color w:val="0000FF"/>
           <w:sz w:val="24"/>
+          <w:u w:val="single"/>
+        </w:rPr>
+        <w:t>e</w:t>
+      </w:r>
+      <w:r>
+        <w:rPr>
+          <w:rFonts w:ascii="Charis SIL Italic" w:hAnsi="Charis SIL Italic" w:eastAsia="Charis SIL Italic"/>
+          <w:b w:val="0"/>
+          <w:i/>
+          <w:color w:val="0000FF"/>
+          <w:sz w:val="24"/>
+          <w:u w:val="single"/>
+        </w:rPr>
+        <w:t xml:space="preserve"> </w:t>
+      </w:r>
+      <w:r>
+        <w:rPr>
+          <w:rFonts w:ascii="Charis SIL Italic" w:hAnsi="Charis SIL Italic" w:eastAsia="Charis SIL Italic"/>
+          <w:b w:val="0"/>
+          <w:i/>
+          <w:color w:val="0000FF"/>
+          <w:sz w:val="24"/>
+          <w:u w:val="single"/>
         </w:rPr>
         <w:hyperlink r:id="rId9" w:history="1">
           <w:r>
             <w:rPr>
               <w:rStyle w:val="Hyperlink"/>
             </w:rPr>
-            <w:t>c</w:t>
+            <w:t>o</w:t>
           </w:r>
         </w:hyperlink>
       </w:r>
@@ -367,36 +390,7 @@
           <w:color w:val="0000FF"/>
           <w:sz w:val="24"/>
         </w:rPr>
-        <w:t>e</w:t>
-      </w:r>
-      <w:r>
-        <w:rPr>
-          <w:rFonts w:ascii="Charis SIL Italic" w:hAnsi="Charis SIL Italic" w:eastAsia="Charis SIL Italic"/>
-          <w:b w:val="0"/>
-          <w:i/>
-          <w:color w:val="0000FF"/>
-          <w:sz w:val="24"/>
-          <w:u w:val="single"/>
-        </w:rPr>
-        <w:t xml:space="preserve"> </w:t>
-      </w:r>
-      <w:r>
-        <w:rPr>
-          <w:rFonts w:ascii="Charis SIL Italic" w:hAnsi="Charis SIL Italic" w:eastAsia="Charis SIL Italic"/>
-          <w:b w:val="0"/>
-          <w:i/>
-          <w:color w:val="0000FF"/>
-          <w:sz w:val="24"/>
-          <w:u w:val="single"/>
-        </w:rPr>
-        <w:hyperlink r:id="rId9" w:history="1">
-          <w:r>
-            <w:rPr>
-              <w:rStyle w:val="Hyperlink"/>
-            </w:rPr>
-            <w:t>of</w:t>
-          </w:r>
-        </w:hyperlink>
+        <w:t>f</w:t>
       </w:r>
       <w:r>
         <w:rPr>
@@ -711,6 +705,7 @@
       </w:r>
       <w:r>
         <w:rPr>
+          <w:u w:val="single" w:color="0000ff"/>
           <w:rFonts w:ascii="Charis SIL Regular" w:hAnsi="Charis SIL Regular" w:eastAsia="Charis SIL Regular"/>
           <w:b w:val="0"/>
           <w:i w:val="0"/>
@@ -728,7 +723,7 @@
           <w:sz w:val="24"/>
           <w:u w:val="single"/>
         </w:rPr>
-        <w:hyperlink r:id="rId9" w:history="1">
+        <w:hyperlink r:id="rId10" w:history="1">
           <w:r>
             <w:rPr>
               <w:rStyle w:val="Hyperlink"/>
@@ -746,7 +741,7 @@
           <w:sz w:val="24"/>
           <w:u w:val="single"/>
         </w:rPr>
-        <w:hyperlink r:id="rId9" w:history="1">
+        <w:hyperlink r:id="rId10" w:history="1">
           <w:r>
             <w:rPr>
               <w:rStyle w:val="Hyperlink"/>
@@ -764,7 +759,7 @@
           <w:sz w:val="24"/>
           <w:u w:val="single"/>
         </w:rPr>
-        <w:hyperlink r:id="rId9" w:history="1">
+        <w:hyperlink r:id="rId10" w:history="1">
           <w:r>
             <w:rPr>
               <w:rStyle w:val="Hyperlink"/>
@@ -840,7 +835,7 @@
           <w:sz w:val="24"/>
           <w:u w:val="single"/>
         </w:rPr>
-        <w:hyperlink r:id="rId10" w:history="1">
+        <w:hyperlink r:id="rId9" w:history="1">
           <w:r>
             <w:rPr>
               <w:rStyle w:val="Hyperlink"/>
@@ -856,207 +851,8 @@
           <w:i/>
           <w:color w:val="0000FF"/>
           <w:sz w:val="24"/>
-          <w:u w:val="single"/>
-        </w:rPr>
-        <w:hyperlink r:id="rId10" w:history="1">
-          <w:r>
-            <w:rPr>
-              <w:rStyle w:val="Hyperlink"/>
-            </w:rPr>
-            <w:t>coll</w:t>
-          </w:r>
-        </w:hyperlink>
-      </w:r>
-      <w:r>
-        <w:rPr>
-          <w:rFonts w:ascii="Charis SIL Italic" w:hAnsi="Charis SIL Italic" w:eastAsia="Charis SIL Italic"/>
-          <w:b w:val="0"/>
-          <w:i/>
-          <w:color w:val="0000FF"/>
-          <w:sz w:val="24"/>
-          <w:u w:val="single"/>
-        </w:rPr>
-        <w:hyperlink r:id="rId9" w:history="1">
-          <w:r>
-            <w:rPr>
-              <w:rStyle w:val="Hyperlink"/>
-            </w:rPr>
-            <w:t>e</w:t>
-          </w:r>
-        </w:hyperlink>
-      </w:r>
-      <w:r>
-        <w:rPr>
-          <w:rFonts w:ascii="Charis SIL Italic" w:hAnsi="Charis SIL Italic" w:eastAsia="Charis SIL Italic"/>
-          <w:b w:val="0"/>
-          <w:i/>
-          <w:color w:val="0000FF"/>
-          <w:sz w:val="24"/>
-          <w:u w:val="single"/>
-        </w:rPr>
-        <w:hyperlink r:id="rId9" w:history="1">
-          <w:r>
-            <w:rPr>
-              <w:rStyle w:val="Hyperlink"/>
-            </w:rPr>
-            <w:t>ctions</w:t>
-          </w:r>
-        </w:hyperlink>
-      </w:r>
-      <w:r>
-        <w:rPr>
-          <w:rFonts w:ascii="Charis SIL Italic" w:hAnsi="Charis SIL Italic" w:eastAsia="Charis SIL Italic"/>
-          <w:b w:val="0"/>
-          <w:i/>
-          <w:color w:val="0000FF"/>
-          <w:sz w:val="24"/>
-          <w:u w:val="single"/>
-        </w:rPr>
-        <w:t xml:space="preserve"> </w:t>
-      </w:r>
-      <w:r>
-        <w:rPr>
-          <w:rFonts w:ascii="Charis SIL Italic" w:hAnsi="Charis SIL Italic" w:eastAsia="Charis SIL Italic"/>
-          <w:b w:val="0"/>
-          <w:i/>
-          <w:color w:val="0000FF"/>
-          <w:sz w:val="24"/>
-          <w:u w:val="single"/>
-        </w:rPr>
-        <w:hyperlink r:id="rId9" w:history="1">
-          <w:r>
-            <w:rPr>
-              <w:rStyle w:val="Hyperlink"/>
-            </w:rPr>
-            <w:t>fro</w:t>
-          </w:r>
-        </w:hyperlink>
-      </w:r>
-      <w:r>
-        <w:rPr>
-          <w:rFonts w:ascii="Charis SIL Italic" w:hAnsi="Charis SIL Italic" w:eastAsia="Charis SIL Italic"/>
-          <w:b w:val="0"/>
-          <w:i/>
-          <w:color w:val="0000FF"/>
-          <w:sz w:val="24"/>
-        </w:rPr>
-        <w:t>m</w:t>
-      </w:r>
-      <w:r>
-        <w:rPr>
-          <w:rFonts w:ascii="Charis SIL Italic" w:hAnsi="Charis SIL Italic" w:eastAsia="Charis SIL Italic"/>
-          <w:b w:val="0"/>
-          <w:i/>
-          <w:color w:val="0000FF"/>
-          <w:sz w:val="24"/>
-          <w:u w:val="single"/>
-        </w:rPr>
-        <w:t xml:space="preserve"> </w:t>
-      </w:r>
-      <w:r>
-        <w:rPr>
-          <w:rFonts w:ascii="Charis SIL Italic" w:hAnsi="Charis SIL Italic" w:eastAsia="Charis SIL Italic"/>
-          <w:b w:val="0"/>
-          <w:i/>
-          <w:color w:val="0000FF"/>
-          <w:sz w:val="24"/>
-          <w:u w:val="single"/>
-        </w:rPr>
-        <w:hyperlink r:id="rId9" w:history="1">
-          <w:r>
-            <w:rPr>
-              <w:rStyle w:val="Hyperlink"/>
-            </w:rPr>
-            <w:t>a</w:t>
-          </w:r>
-        </w:hyperlink>
-      </w:r>
-      <w:r>
-        <w:rPr>
-          <w:rFonts w:ascii="Charis SIL Italic" w:hAnsi="Charis SIL Italic" w:eastAsia="Charis SIL Italic"/>
-          <w:b w:val="0"/>
-          <w:i/>
-          <w:color w:val="0000FF"/>
-          <w:sz w:val="24"/>
-          <w:u w:val="single"/>
-        </w:rPr>
-        <w:t xml:space="preserve"> </w:t>
-      </w:r>
-      <w:r>
-        <w:rPr>
-          <w:rFonts w:ascii="Charis SIL Italic" w:hAnsi="Charis SIL Italic" w:eastAsia="Charis SIL Italic"/>
-          <w:b w:val="0"/>
-          <w:i/>
-          <w:color w:val="0000FF"/>
-          <w:sz w:val="24"/>
-          <w:u w:val="single"/>
-        </w:rPr>
-        <w:hyperlink r:id="rId9" w:history="1">
-          <w:r>
-            <w:rPr>
-              <w:rStyle w:val="Hyperlink"/>
-            </w:rPr>
-            <w:t>coloni</w:t>
-          </w:r>
-        </w:hyperlink>
-      </w:r>
-      <w:r>
-        <w:rPr>
-          <w:rFonts w:ascii="Charis SIL Italic" w:hAnsi="Charis SIL Italic" w:eastAsia="Charis SIL Italic"/>
-          <w:b w:val="0"/>
-          <w:i/>
-          <w:color w:val="0000FF"/>
-          <w:sz w:val="24"/>
-          <w:u w:val="single"/>
-        </w:rPr>
-        <w:hyperlink r:id="rId9" w:history="1">
-          <w:r>
-            <w:rPr>
-              <w:rStyle w:val="Hyperlink"/>
-            </w:rPr>
-            <w:t>al</w:t>
-          </w:r>
-        </w:hyperlink>
-      </w:r>
-      <w:r>
-        <w:rPr>
-          <w:rFonts w:ascii="Charis SIL Italic" w:hAnsi="Charis SIL Italic" w:eastAsia="Charis SIL Italic"/>
-          <w:b w:val="0"/>
-          <w:i/>
-          <w:color w:val="0000FF"/>
-          <w:sz w:val="24"/>
-          <w:u w:val="single"/>
-        </w:rPr>
-        <w:t xml:space="preserve"> </w:t>
-      </w:r>
-      <w:r>
-        <w:rPr>
-          <w:rFonts w:ascii="Charis SIL Italic" w:hAnsi="Charis SIL Italic" w:eastAsia="Charis SIL Italic"/>
-          <w:b w:val="0"/>
-          <w:i/>
-          <w:color w:val="0000FF"/>
-          <w:sz w:val="24"/>
-          <w:u w:val="single"/>
-        </w:rPr>
-        <w:hyperlink r:id="rId9" w:history="1">
-          <w:r>
-            <w:rPr>
-              <w:rStyle w:val="Hyperlink"/>
-            </w:rPr>
-            <w:t>context.</w:t>
-          </w:r>
-        </w:hyperlink>
-      </w:r>
-      <w:r>
-        <w:rPr>
-          <w:rFonts w:ascii="Charis SIL Italic" w:hAnsi="Charis SIL Italic" w:eastAsia="Charis SIL Italic"/>
-          <w:b w:val="0"/>
-          <w:i/>
-          <w:color w:val="0000FF"/>
-          <w:sz w:val="24"/>
-          <w:u w:val="single"/>
-        </w:rPr>
-        <w:t xml:space="preserve"> </w:t>
+        </w:rPr>
+        <w:t xml:space="preserve">collections from a colonial context. </w:t>
       </w:r>
       <w:r>
         <w:rPr>
@@ -1096,7 +892,7 @@
           <w:sz w:val="24"/>
           <w:u w:val="single"/>
         </w:rPr>
-        <w:hyperlink r:id="rId10" w:history="1">
+        <w:hyperlink r:id="rId9" w:history="1">
           <w:r>
             <w:rPr>
               <w:rStyle w:val="Hyperlink"/>
@@ -1234,75 +1030,13 @@
       </w:r>
       <w:r>
         <w:rPr>
-          <w:u w:val="single" w:color="0000ff"/>
           <w:rFonts w:ascii="Charis SIL Regular" w:hAnsi="Charis SIL Regular" w:eastAsia="Charis SIL Regular"/>
           <w:b w:val="0"/>
           <w:i w:val="0"/>
           <w:color w:val="000000"/>
           <w:sz w:val="24"/>
         </w:rPr>
-        <w:hyperlink r:id="rId10" w:history="1">
-          <w:r>
-            <w:rPr>
-              <w:rStyle w:val="Hyperlink"/>
-            </w:rPr>
-            <w:t>Other rele</w:t>
-          </w:r>
-        </w:hyperlink>
-      </w:r>
-      <w:r>
-        <w:rPr>
-          <w:u w:val="single" w:color="0000ff"/>
-          <w:rFonts w:ascii="Charis SIL Regular" w:hAnsi="Charis SIL Regular" w:eastAsia="Charis SIL Regular"/>
-          <w:b w:val="0"/>
-          <w:i w:val="0"/>
-          <w:color w:val="000000"/>
-          <w:sz w:val="24"/>
-        </w:rPr>
-        <w:hyperlink r:id="rId10" w:history="1">
-          <w:r>
-            <w:rPr>
-              <w:rStyle w:val="Hyperlink"/>
-            </w:rPr>
-            <w:t xml:space="preserve">vant </w:t>
-          </w:r>
-        </w:hyperlink>
-      </w:r>
-      <w:r>
-        <w:rPr>
-          <w:u w:val="single" w:color="0000ff"/>
-          <w:rFonts w:ascii="Charis SIL Regular" w:hAnsi="Charis SIL Regular" w:eastAsia="Charis SIL Regular"/>
-          <w:b w:val="0"/>
-          <w:i w:val="0"/>
-          <w:color w:val="000000"/>
-          <w:sz w:val="24"/>
-        </w:rPr>
-        <w:hyperlink r:id="rId10" w:history="1">
-          <w:r>
-            <w:rPr>
-              <w:rStyle w:val="Hyperlink"/>
-            </w:rPr>
-            <w:t>re</w:t>
-          </w:r>
-        </w:hyperlink>
-      </w:r>
-      <w:r>
-        <w:rPr>
-          <w:u w:val="single" w:color="0000ff"/>
-          <w:rFonts w:ascii="Charis SIL Regular" w:hAnsi="Charis SIL Regular" w:eastAsia="Charis SIL Regular"/>
-          <w:b w:val="0"/>
-          <w:i w:val="0"/>
-          <w:color w:val="000000"/>
-          <w:sz w:val="24"/>
-        </w:rPr>
-        <w:hyperlink r:id="rId10" w:history="1">
-          <w:r>
-            <w:rPr>
-              <w:rStyle w:val="Hyperlink"/>
-            </w:rPr>
-            <w:t xml:space="preserve">ference </w:t>
-          </w:r>
-        </w:hyperlink>
+        <w:t xml:space="preserve">Other relevant reference </w:t>
       </w:r>
       <w:r>
         <w:rPr>
@@ -2494,7 +2228,7 @@
           <w:sz w:val="24"/>
           <w:u w:val="single"/>
         </w:rPr>
-        <w:hyperlink r:id="rId12" w:history="1">
+        <w:hyperlink r:id="rId13" w:history="1">
           <w:r>
             <w:rPr>
               <w:rStyle w:val="Hyperlink"/>
@@ -2505,29 +2239,19 @@
       </w:r>
       <w:r>
         <w:rPr>
+          <w:u w:val="single" w:color="0000ff"/>
           <w:rFonts w:ascii="Charis SIL Regular" w:hAnsi="Charis SIL Regular" w:eastAsia="Charis SIL Regular"/>
           <w:b w:val="0"/>
           <w:i w:val="0"/>
           <w:color w:val="000000"/>
           <w:sz w:val="24"/>
         </w:rPr>
-        <w:t xml:space="preserve"> (Dutch only) was created specifically for the National Archives o</w:t>
-      </w:r>
-      <w:r>
-        <w:rPr>
-          <w:u w:val="single" w:color="0000ff"/>
-          <w:rFonts w:ascii="Charis SIL Regular" w:hAnsi="Charis SIL Regular" w:eastAsia="Charis SIL Regular"/>
-          <w:b w:val="0"/>
-          <w:i w:val="0"/>
-          <w:color w:val="000000"/>
-          <w:sz w:val="24"/>
-        </w:rPr>
-        <w:hyperlink r:id="rId13" w:history="1">
+        <w:hyperlink r:id="rId12" w:history="1">
           <w:r>
             <w:rPr>
               <w:rStyle w:val="Hyperlink"/>
             </w:rPr>
-            <w:t>f</w:t>
+            <w:t xml:space="preserve"> (Dut</w:t>
           </w:r>
         </w:hyperlink>
       </w:r>
@@ -2540,25 +2264,60 @@
           <w:color w:val="000000"/>
           <w:sz w:val="24"/>
         </w:rPr>
-        <w:t xml:space="preserve"> </w:t>
-      </w:r>
-      <w:r>
-        <w:rPr>
-          <w:u w:val="single" w:color="0000ff"/>
-          <w:rFonts w:ascii="Charis SIL Regular" w:hAnsi="Charis SIL Regular" w:eastAsia="Charis SIL Regular"/>
-          <w:b w:val="0"/>
-          <w:i w:val="0"/>
-          <w:color w:val="000000"/>
-          <w:sz w:val="24"/>
-        </w:rPr>
-        <w:hyperlink r:id="rId13" w:history="1">
+        <w:hyperlink r:id="rId12" w:history="1">
           <w:r>
             <w:rPr>
               <w:rStyle w:val="Hyperlink"/>
             </w:rPr>
-            <w:t>the Neth</w:t>
+            <w:t>c</w:t>
           </w:r>
         </w:hyperlink>
+      </w:r>
+      <w:r>
+        <w:rPr>
+          <w:u w:val="single" w:color="0000ff"/>
+          <w:rFonts w:ascii="Charis SIL Regular" w:hAnsi="Charis SIL Regular" w:eastAsia="Charis SIL Regular"/>
+          <w:b w:val="0"/>
+          <w:i w:val="0"/>
+          <w:color w:val="000000"/>
+          <w:sz w:val="24"/>
+        </w:rPr>
+        <w:hyperlink r:id="rId12" w:history="1">
+          <w:r>
+            <w:rPr>
+              <w:rStyle w:val="Hyperlink"/>
+            </w:rPr>
+            <w:t>h only) wa</w:t>
+          </w:r>
+        </w:hyperlink>
+      </w:r>
+      <w:r>
+        <w:rPr>
+          <w:u w:val="single" w:color="0000ff"/>
+          <w:rFonts w:ascii="Charis SIL Regular" w:hAnsi="Charis SIL Regular" w:eastAsia="Charis SIL Regular"/>
+          <w:b w:val="0"/>
+          <w:i w:val="0"/>
+          <w:color w:val="000000"/>
+          <w:sz w:val="24"/>
+        </w:rPr>
+        <w:hyperlink r:id="rId12" w:history="1">
+          <w:r>
+            <w:rPr>
+              <w:rStyle w:val="Hyperlink"/>
+            </w:rPr>
+            <w:t>s c</w:t>
+          </w:r>
+        </w:hyperlink>
+      </w:r>
+      <w:r>
+        <w:rPr>
+          <w:rFonts w:ascii="Charis SIL Regular" w:hAnsi="Charis SIL Regular" w:eastAsia="Charis SIL Regular"/>
+          <w:b w:val="0"/>
+          <w:i w:val="0"/>
+          <w:color w:val="000000"/>
+          <w:sz w:val="24"/>
+        </w:rPr>
+        <w:t>reated specifically for the National Archives of the Neth</w:t>
       </w:r>
       <w:r>
         <w:rPr>
@@ -3517,7 +3276,71 @@
           <w:color w:val="000000"/>
           <w:sz w:val="24"/>
         </w:rPr>
-        <w:t xml:space="preserve"> (Amsterdam: Rijksmuseum, </w:t>
+        <w:t xml:space="preserve"> (Amster</w:t>
+      </w:r>
+      <w:r>
+        <w:rPr>
+          <w:u w:val="single" w:color="0000ff"/>
+          <w:rFonts w:ascii="Charis SIL Regular" w:hAnsi="Charis SIL Regular" w:eastAsia="Charis SIL Regular"/>
+          <w:b w:val="0"/>
+          <w:i w:val="0"/>
+          <w:color w:val="000000"/>
+          <w:sz w:val="24"/>
+        </w:rPr>
+        <w:hyperlink r:id="rId15" w:history="1">
+          <w:r>
+            <w:rPr>
+              <w:rStyle w:val="Hyperlink"/>
+            </w:rPr>
+            <w:t>dam</w:t>
+          </w:r>
+        </w:hyperlink>
+      </w:r>
+      <w:r>
+        <w:rPr>
+          <w:u w:val="single" w:color="0000ff"/>
+          <w:rFonts w:ascii="Charis SIL Regular" w:hAnsi="Charis SIL Regular" w:eastAsia="Charis SIL Regular"/>
+          <w:b w:val="0"/>
+          <w:i w:val="0"/>
+          <w:color w:val="000000"/>
+          <w:sz w:val="24"/>
+        </w:rPr>
+        <w:hyperlink r:id="rId15" w:history="1">
+          <w:r>
+            <w:rPr>
+              <w:rStyle w:val="Hyperlink"/>
+            </w:rPr>
+            <w:t>: Rijksmuse</w:t>
+          </w:r>
+        </w:hyperlink>
+      </w:r>
+      <w:r>
+        <w:rPr>
+          <w:u w:val="single" w:color="0000ff"/>
+          <w:rFonts w:ascii="Charis SIL Regular" w:hAnsi="Charis SIL Regular" w:eastAsia="Charis SIL Regular"/>
+          <w:b w:val="0"/>
+          <w:i w:val="0"/>
+          <w:color w:val="000000"/>
+          <w:sz w:val="24"/>
+        </w:rPr>
+        <w:hyperlink r:id="rId15" w:history="1">
+          <w:r>
+            <w:rPr>
+              <w:rStyle w:val="Hyperlink"/>
+            </w:rPr>
+            <w:t>u</w:t>
+          </w:r>
+        </w:hyperlink>
+      </w:r>
+      <w:r>
+        <w:rPr>
+          <w:rFonts w:ascii="Charis SIL Regular" w:hAnsi="Charis SIL Regular" w:eastAsia="Charis SIL Regular"/>
+          <w:b w:val="0"/>
+          <w:i w:val="0"/>
+          <w:color w:val="000000"/>
+          <w:sz w:val="24"/>
+        </w:rPr>
+        <w:t xml:space="preserve">m, </w:t>
       </w:r>
       <w:r>
         <w:rPr>
@@ -3836,7 +3659,133 @@
           <w:color w:val="000000"/>
           <w:sz w:val="24"/>
         </w:rPr>
-        <w:t xml:space="preserve"> (Amersfoort: Rijksdienst voor het Cultureel Erfgoed, 202</w:t>
+        <w:t xml:space="preserve"> (Amersfoort: Rijk</w:t>
+      </w:r>
+      <w:r>
+        <w:rPr>
+          <w:u w:val="single" w:color="0000ff"/>
+          <w:rFonts w:ascii="Charis SIL Regular" w:hAnsi="Charis SIL Regular" w:eastAsia="Charis SIL Regular"/>
+          <w:b w:val="0"/>
+          <w:i w:val="0"/>
+          <w:color w:val="000000"/>
+          <w:sz w:val="24"/>
+        </w:rPr>
+        <w:hyperlink r:id="rId10" w:history="1">
+          <w:r>
+            <w:rPr>
+              <w:rStyle w:val="Hyperlink"/>
+            </w:rPr>
+            <w:t>sdienst vo</w:t>
+          </w:r>
+        </w:hyperlink>
+      </w:r>
+      <w:r>
+        <w:rPr>
+          <w:u w:val="single" w:color="0000ff"/>
+          <w:rFonts w:ascii="Charis SIL Regular" w:hAnsi="Charis SIL Regular" w:eastAsia="Charis SIL Regular"/>
+          <w:b w:val="0"/>
+          <w:i w:val="0"/>
+          <w:color w:val="000000"/>
+          <w:sz w:val="24"/>
+        </w:rPr>
+        <w:hyperlink r:id="rId10" w:history="1">
+          <w:r>
+            <w:rPr>
+              <w:rStyle w:val="Hyperlink"/>
+            </w:rPr>
+            <w:t>o</w:t>
+          </w:r>
+        </w:hyperlink>
+      </w:r>
+      <w:r>
+        <w:rPr>
+          <w:u w:val="single" w:color="0000ff"/>
+          <w:rFonts w:ascii="Charis SIL Regular" w:hAnsi="Charis SIL Regular" w:eastAsia="Charis SIL Regular"/>
+          <w:b w:val="0"/>
+          <w:i w:val="0"/>
+          <w:color w:val="000000"/>
+          <w:sz w:val="24"/>
+        </w:rPr>
+        <w:hyperlink r:id="rId10" w:history="1">
+          <w:r>
+            <w:rPr>
+              <w:rStyle w:val="Hyperlink"/>
+            </w:rPr>
+            <w:t>r het Cu</w:t>
+          </w:r>
+        </w:hyperlink>
+      </w:r>
+      <w:r>
+        <w:rPr>
+          <w:u w:val="single" w:color="0000ff"/>
+          <w:rFonts w:ascii="Charis SIL Regular" w:hAnsi="Charis SIL Regular" w:eastAsia="Charis SIL Regular"/>
+          <w:b w:val="0"/>
+          <w:i w:val="0"/>
+          <w:color w:val="000000"/>
+          <w:sz w:val="24"/>
+        </w:rPr>
+        <w:hyperlink r:id="rId10" w:history="1">
+          <w:r>
+            <w:rPr>
+              <w:rStyle w:val="Hyperlink"/>
+            </w:rPr>
+            <w:t>ltur</w:t>
+          </w:r>
+        </w:hyperlink>
+      </w:r>
+      <w:r>
+        <w:rPr>
+          <w:u w:val="single" w:color="0000ff"/>
+          <w:rFonts w:ascii="Charis SIL Regular" w:hAnsi="Charis SIL Regular" w:eastAsia="Charis SIL Regular"/>
+          <w:b w:val="0"/>
+          <w:i w:val="0"/>
+          <w:color w:val="000000"/>
+          <w:sz w:val="24"/>
+        </w:rPr>
+        <w:hyperlink r:id="rId10" w:history="1">
+          <w:r>
+            <w:rPr>
+              <w:rStyle w:val="Hyperlink"/>
+            </w:rPr>
+            <w:t>e</w:t>
+          </w:r>
+        </w:hyperlink>
+      </w:r>
+      <w:r>
+        <w:rPr>
+          <w:u w:val="single" w:color="0000ff"/>
+          <w:rFonts w:ascii="Charis SIL Regular" w:hAnsi="Charis SIL Regular" w:eastAsia="Charis SIL Regular"/>
+          <w:b w:val="0"/>
+          <w:i w:val="0"/>
+          <w:color w:val="000000"/>
+          <w:sz w:val="24"/>
+        </w:rPr>
+        <w:hyperlink r:id="rId10" w:history="1">
+          <w:r>
+            <w:rPr>
+              <w:rStyle w:val="Hyperlink"/>
+            </w:rPr>
+            <w:t>el Erfgoed</w:t>
+          </w:r>
+        </w:hyperlink>
+      </w:r>
+      <w:r>
+        <w:rPr>
+          <w:u w:val="single" w:color="0000ff"/>
+          <w:rFonts w:ascii="Charis SIL Regular" w:hAnsi="Charis SIL Regular" w:eastAsia="Charis SIL Regular"/>
+          <w:b w:val="0"/>
+          <w:i w:val="0"/>
+          <w:color w:val="000000"/>
+          <w:sz w:val="24"/>
+        </w:rPr>
+        <w:hyperlink r:id="rId10" w:history="1">
+          <w:r>
+            <w:rPr>
+              <w:rStyle w:val="Hyperlink"/>
+            </w:rPr>
+            <w:t>, 202</w:t>
+          </w:r>
+        </w:hyperlink>
       </w:r>
       <w:r>
         <w:rPr>
@@ -3913,7 +3862,34 @@
           <w:color w:val="000000"/>
           <w:sz w:val="24"/>
         </w:rPr>
-        <w:t>•  Yeide, N</w:t>
+        <w:t xml:space="preserve">•  </w:t>
+      </w:r>
+      <w:r>
+        <w:rPr>
+          <w:rFonts w:ascii="Charis SIL Regular" w:hAnsi="Charis SIL Regular" w:eastAsia="Charis SIL Regular"/>
+          <w:b w:val="0"/>
+          <w:i w:val="0"/>
+          <w:color w:val="000000"/>
+          <w:sz w:val="24"/>
+        </w:rPr>
+        <w:hyperlink r:id="rId10" w:history="1">
+          <w:r>
+            <w:rPr>
+              <w:rStyle w:val="Hyperlink"/>
+            </w:rPr>
+            <w:t xml:space="preserve">Yeide, </w:t>
+          </w:r>
+        </w:hyperlink>
+      </w:r>
+      <w:r>
+        <w:rPr>
+          <w:rFonts w:ascii="Charis SIL Regular" w:hAnsi="Charis SIL Regular" w:eastAsia="Charis SIL Regular"/>
+          <w:b w:val="0"/>
+          <w:i w:val="0"/>
+          <w:color w:val="000000"/>
+          <w:sz w:val="24"/>
+        </w:rPr>
+        <w:t>N</w:t>
       </w:r>
       <w:r>
         <w:rPr>
@@ -4430,13 +4406,21 @@
       </w:r>
       <w:r>
         <w:rPr>
+          <w:u w:val="single" w:color="0000ff"/>
           <w:rFonts w:ascii="Charis SIL Regular" w:hAnsi="Charis SIL Regular" w:eastAsia="Charis SIL Regular"/>
           <w:b w:val="0"/>
           <w:i w:val="0"/>
           <w:color w:val="000000"/>
           <w:sz w:val="24"/>
         </w:rPr>
-        <w:t>n M</w:t>
+        <w:hyperlink r:id="rId17" w:history="1">
+          <w:r>
+            <w:rPr>
+              <w:rStyle w:val="Hyperlink"/>
+            </w:rPr>
+            <w:t>n M</w:t>
+          </w:r>
+        </w:hyperlink>
       </w:r>
       <w:r>
         <w:rPr>
@@ -4469,13 +4453,57 @@
       </w:r>
       <w:r>
         <w:rPr>
+          <w:u w:val="single" w:color="0000ff"/>
           <w:rFonts w:ascii="Charis SIL Regular" w:hAnsi="Charis SIL Regular" w:eastAsia="Charis SIL Regular"/>
           <w:b w:val="0"/>
           <w:i w:val="0"/>
           <w:color w:val="000000"/>
           <w:sz w:val="24"/>
         </w:rPr>
-        <w:t>Association, 2019</w:t>
+        <w:hyperlink r:id="rId17" w:history="1">
+          <w:r>
+            <w:rPr>
+              <w:rStyle w:val="Hyperlink"/>
+            </w:rPr>
+            <w:t>Associatio</w:t>
+          </w:r>
+        </w:hyperlink>
+      </w:r>
+      <w:r>
+        <w:rPr>
+          <w:u w:val="single" w:color="0000ff"/>
+          <w:rFonts w:ascii="Charis SIL Regular" w:hAnsi="Charis SIL Regular" w:eastAsia="Charis SIL Regular"/>
+          <w:b w:val="0"/>
+          <w:i w:val="0"/>
+          <w:color w:val="000000"/>
+          <w:sz w:val="24"/>
+        </w:rPr>
+        <w:hyperlink r:id="rId17" w:history="1">
+          <w:r>
+            <w:rPr>
+              <w:rStyle w:val="Hyperlink"/>
+            </w:rPr>
+            <w:t>n, 20</w:t>
+          </w:r>
+        </w:hyperlink>
+      </w:r>
+      <w:r>
+        <w:rPr>
+          <w:u w:val="single" w:color="0000ff"/>
+          <w:rFonts w:ascii="Charis SIL Regular" w:hAnsi="Charis SIL Regular" w:eastAsia="Charis SIL Regular"/>
+          <w:b w:val="0"/>
+          <w:i w:val="0"/>
+          <w:color w:val="000000"/>
+          <w:sz w:val="24"/>
+        </w:rPr>
+        <w:hyperlink r:id="rId17" w:history="1">
+          <w:r>
+            <w:rPr>
+              <w:rStyle w:val="Hyperlink"/>
+            </w:rPr>
+            <w:t>19</w:t>
+          </w:r>
+        </w:hyperlink>
       </w:r>
       <w:r>
         <w:rPr>

--- a/EXPORTS/DOCX/published/niveau1/English/DoingResearch.docx
+++ b/EXPORTS/DOCX/published/niveau1/English/DoingResearch.docx
@@ -338,7 +338,7 @@
             <w:rPr>
               <w:rStyle w:val="Hyperlink"/>
             </w:rPr>
-            <w:t>significanc</w:t>
+            <w:t>significan</w:t>
           </w:r>
         </w:hyperlink>
       </w:r>
@@ -349,36 +349,13 @@
           <w:i/>
           <w:color w:val="0000FF"/>
           <w:sz w:val="24"/>
-          <w:u w:val="single"/>
-        </w:rPr>
-        <w:t>e</w:t>
-      </w:r>
-      <w:r>
-        <w:rPr>
-          <w:rFonts w:ascii="Charis SIL Italic" w:hAnsi="Charis SIL Italic" w:eastAsia="Charis SIL Italic"/>
-          <w:b w:val="0"/>
-          <w:i/>
-          <w:color w:val="0000FF"/>
-          <w:sz w:val="24"/>
-          <w:u w:val="single"/>
-        </w:rPr>
-        <w:t xml:space="preserve"> </w:t>
-      </w:r>
-      <w:r>
-        <w:rPr>
-          <w:rFonts w:ascii="Charis SIL Italic" w:hAnsi="Charis SIL Italic" w:eastAsia="Charis SIL Italic"/>
-          <w:b w:val="0"/>
-          <w:i/>
-          <w:color w:val="0000FF"/>
-          <w:sz w:val="24"/>
-          <w:u w:val="single"/>
         </w:rPr>
         <w:hyperlink r:id="rId9" w:history="1">
           <w:r>
             <w:rPr>
               <w:rStyle w:val="Hyperlink"/>
             </w:rPr>
-            <w:t>o</w:t>
+            <w:t>c</w:t>
           </w:r>
         </w:hyperlink>
       </w:r>
@@ -390,7 +367,36 @@
           <w:color w:val="0000FF"/>
           <w:sz w:val="24"/>
         </w:rPr>
-        <w:t>f</w:t>
+        <w:t>e</w:t>
+      </w:r>
+      <w:r>
+        <w:rPr>
+          <w:rFonts w:ascii="Charis SIL Italic" w:hAnsi="Charis SIL Italic" w:eastAsia="Charis SIL Italic"/>
+          <w:b w:val="0"/>
+          <w:i/>
+          <w:color w:val="0000FF"/>
+          <w:sz w:val="24"/>
+          <w:u w:val="single"/>
+        </w:rPr>
+        <w:t xml:space="preserve"> </w:t>
+      </w:r>
+      <w:r>
+        <w:rPr>
+          <w:rFonts w:ascii="Charis SIL Italic" w:hAnsi="Charis SIL Italic" w:eastAsia="Charis SIL Italic"/>
+          <w:b w:val="0"/>
+          <w:i/>
+          <w:color w:val="0000FF"/>
+          <w:sz w:val="24"/>
+          <w:u w:val="single"/>
+        </w:rPr>
+        <w:hyperlink r:id="rId9" w:history="1">
+          <w:r>
+            <w:rPr>
+              <w:rStyle w:val="Hyperlink"/>
+            </w:rPr>
+            <w:t>of</w:t>
+          </w:r>
+        </w:hyperlink>
       </w:r>
       <w:r>
         <w:rPr>
@@ -459,72 +465,7 @@
           <w:sz w:val="24"/>
           <w:u w:val="single"/>
         </w:rPr>
-        <w:hyperlink r:id="rId9" w:history="1">
-          <w:r>
-            <w:rPr>
-              <w:rStyle w:val="Hyperlink"/>
-            </w:rPr>
-            <w:t>and</w:t>
-          </w:r>
-        </w:hyperlink>
-      </w:r>
-      <w:r>
-        <w:rPr>
-          <w:rFonts w:ascii="Charis SIL Italic" w:hAnsi="Charis SIL Italic" w:eastAsia="Charis SIL Italic"/>
-          <w:b w:val="0"/>
-          <w:i/>
-          <w:color w:val="0000FF"/>
-          <w:sz w:val="24"/>
-          <w:u w:val="single"/>
-        </w:rPr>
-        <w:t xml:space="preserve"> </w:t>
-      </w:r>
-      <w:r>
-        <w:rPr>
-          <w:rFonts w:ascii="Charis SIL Italic" w:hAnsi="Charis SIL Italic" w:eastAsia="Charis SIL Italic"/>
-          <w:b w:val="0"/>
-          <w:i/>
-          <w:color w:val="0000FF"/>
-          <w:sz w:val="24"/>
-          <w:u w:val="single"/>
-        </w:rPr>
-        <w:hyperlink r:id="rId9" w:history="1">
-          <w:r>
-            <w:rPr>
-              <w:rStyle w:val="Hyperlink"/>
-            </w:rPr>
-            <w:t>collections</w:t>
-          </w:r>
-        </w:hyperlink>
-      </w:r>
-      <w:r>
-        <w:rPr>
-          <w:rFonts w:ascii="Charis SIL Italic" w:hAnsi="Charis SIL Italic" w:eastAsia="Charis SIL Italic"/>
-          <w:b w:val="0"/>
-          <w:i/>
-          <w:color w:val="0000FF"/>
-          <w:sz w:val="24"/>
-          <w:u w:val="single"/>
-        </w:rPr>
-        <w:t xml:space="preserve"> </w:t>
-      </w:r>
-      <w:r>
-        <w:rPr>
-          <w:rFonts w:ascii="Charis SIL Italic" w:hAnsi="Charis SIL Italic" w:eastAsia="Charis SIL Italic"/>
-          <w:b w:val="0"/>
-          <w:i/>
-          <w:color w:val="0000FF"/>
-          <w:sz w:val="24"/>
-          <w:u w:val="single"/>
-        </w:rPr>
-        <w:hyperlink r:id="rId9" w:history="1">
-          <w:r>
-            <w:rPr>
-              <w:rStyle w:val="Hyperlink"/>
-            </w:rPr>
-            <w:t>acqui</w:t>
-          </w:r>
-        </w:hyperlink>
+        <w:t>and collections acqui</w:t>
       </w:r>
       <w:r>
         <w:rPr>
@@ -712,7 +653,86 @@
           <w:color w:val="000000"/>
           <w:sz w:val="24"/>
         </w:rPr>
-        <w:t xml:space="preserve">e publication </w:t>
+        <w:hyperlink r:id="rId9" w:history="1">
+          <w:r>
+            <w:rPr>
+              <w:rStyle w:val="Hyperlink"/>
+            </w:rPr>
+            <w:t>e</w:t>
+          </w:r>
+        </w:hyperlink>
+      </w:r>
+      <w:r>
+        <w:rPr>
+          <w:u w:val="single" w:color="0000ff"/>
+          <w:rFonts w:ascii="Charis SIL Regular" w:hAnsi="Charis SIL Regular" w:eastAsia="Charis SIL Regular"/>
+          <w:b w:val="0"/>
+          <w:i w:val="0"/>
+          <w:color w:val="000000"/>
+          <w:sz w:val="24"/>
+        </w:rPr>
+        <w:hyperlink r:id="rId9" w:history="1">
+          <w:r>
+            <w:rPr>
+              <w:rStyle w:val="Hyperlink"/>
+            </w:rPr>
+            <w:t xml:space="preserve"> publi</w:t>
+          </w:r>
+        </w:hyperlink>
+      </w:r>
+      <w:r>
+        <w:rPr>
+          <w:u w:val="single" w:color="0000ff"/>
+          <w:rFonts w:ascii="Charis SIL Regular" w:hAnsi="Charis SIL Regular" w:eastAsia="Charis SIL Regular"/>
+          <w:b w:val="0"/>
+          <w:i w:val="0"/>
+          <w:color w:val="000000"/>
+          <w:sz w:val="24"/>
+        </w:rPr>
+        <w:hyperlink r:id="rId9" w:history="1">
+          <w:r>
+            <w:rPr>
+              <w:rStyle w:val="Hyperlink"/>
+            </w:rPr>
+            <w:t>c</w:t>
+          </w:r>
+        </w:hyperlink>
+      </w:r>
+      <w:r>
+        <w:rPr>
+          <w:u w:val="single" w:color="0000ff"/>
+          <w:rFonts w:ascii="Charis SIL Regular" w:hAnsi="Charis SIL Regular" w:eastAsia="Charis SIL Regular"/>
+          <w:b w:val="0"/>
+          <w:i w:val="0"/>
+          <w:color w:val="000000"/>
+          <w:sz w:val="24"/>
+        </w:rPr>
+        <w:hyperlink r:id="rId9" w:history="1">
+          <w:r>
+            <w:rPr>
+              <w:rStyle w:val="Hyperlink"/>
+            </w:rPr>
+            <w:t>atio</w:t>
+          </w:r>
+        </w:hyperlink>
+      </w:r>
+      <w:r>
+        <w:rPr>
+          <w:u w:val="single" w:color="0000ff"/>
+          <w:rFonts w:ascii="Charis SIL Regular" w:hAnsi="Charis SIL Regular" w:eastAsia="Charis SIL Regular"/>
+          <w:b w:val="0"/>
+          <w:i w:val="0"/>
+          <w:color w:val="000000"/>
+          <w:sz w:val="24"/>
+        </w:rPr>
+        <w:hyperlink r:id="rId9" w:history="1">
+          <w:r>
+            <w:rPr>
+              <w:rStyle w:val="Hyperlink"/>
+            </w:rPr>
+            <w:t xml:space="preserve">n </w:t>
+          </w:r>
+        </w:hyperlink>
       </w:r>
       <w:r>
         <w:rPr>
@@ -723,7 +743,7 @@
           <w:sz w:val="24"/>
           <w:u w:val="single"/>
         </w:rPr>
-        <w:hyperlink r:id="rId10" w:history="1">
+        <w:hyperlink r:id="rId9" w:history="1">
           <w:r>
             <w:rPr>
               <w:rStyle w:val="Hyperlink"/>
@@ -741,12 +761,124 @@
           <w:sz w:val="24"/>
           <w:u w:val="single"/>
         </w:rPr>
+        <w:hyperlink r:id="rId9" w:history="1">
+          <w:r>
+            <w:rPr>
+              <w:rStyle w:val="Hyperlink"/>
+            </w:rPr>
+            <w:t>c</w:t>
+          </w:r>
+        </w:hyperlink>
+      </w:r>
+      <w:r>
+        <w:rPr>
+          <w:rFonts w:ascii="Charis SIL Italic" w:hAnsi="Charis SIL Italic" w:eastAsia="Charis SIL Italic"/>
+          <w:b w:val="0"/>
+          <w:i/>
+          <w:color w:val="0000FF"/>
+          <w:sz w:val="24"/>
+          <w:u w:val="single"/>
+        </w:rPr>
+        <w:hyperlink r:id="rId9" w:history="1">
+          <w:r>
+            <w:rPr>
+              <w:rStyle w:val="Hyperlink"/>
+            </w:rPr>
+            <w:t>e</w:t>
+          </w:r>
+        </w:hyperlink>
+      </w:r>
+      <w:r>
+        <w:rPr>
+          <w:rFonts w:ascii="Charis SIL Italic" w:hAnsi="Charis SIL Italic" w:eastAsia="Charis SIL Italic"/>
+          <w:b w:val="0"/>
+          <w:i/>
+          <w:color w:val="0000FF"/>
+          <w:sz w:val="24"/>
+          <w:u w:val="single"/>
+        </w:rPr>
+        <w:t xml:space="preserve"> </w:t>
+      </w:r>
+      <w:r>
+        <w:rPr>
+          <w:rFonts w:ascii="Charis SIL Italic" w:hAnsi="Charis SIL Italic" w:eastAsia="Charis SIL Italic"/>
+          <w:b w:val="0"/>
+          <w:i/>
+          <w:color w:val="0000FF"/>
+          <w:sz w:val="24"/>
+          <w:u w:val="single"/>
+        </w:rPr>
+        <w:hyperlink r:id="rId9" w:history="1">
+          <w:r>
+            <w:rPr>
+              <w:rStyle w:val="Hyperlink"/>
+            </w:rPr>
+            <w:t>r</w:t>
+          </w:r>
+        </w:hyperlink>
+      </w:r>
+      <w:r>
+        <w:rPr>
+          <w:rFonts w:ascii="Charis SIL Italic" w:hAnsi="Charis SIL Italic" w:eastAsia="Charis SIL Italic"/>
+          <w:b w:val="0"/>
+          <w:i/>
+          <w:color w:val="0000FF"/>
+          <w:sz w:val="24"/>
+          <w:u w:val="single"/>
+        </w:rPr>
+        <w:hyperlink r:id="rId9" w:history="1">
+          <w:r>
+            <w:rPr>
+              <w:rStyle w:val="Hyperlink"/>
+            </w:rPr>
+            <w:t>esearch</w:t>
+          </w:r>
+        </w:hyperlink>
+      </w:r>
+      <w:r>
+        <w:rPr>
+          <w:rFonts w:ascii="Charis SIL Italic" w:hAnsi="Charis SIL Italic" w:eastAsia="Charis SIL Italic"/>
+          <w:b w:val="0"/>
+          <w:i/>
+          <w:color w:val="0000FF"/>
+          <w:sz w:val="24"/>
+          <w:u w:val="single"/>
+        </w:rPr>
+        <w:t xml:space="preserve"> </w:t>
+      </w:r>
+      <w:r>
+        <w:rPr>
+          <w:rFonts w:ascii="Charis SIL Italic" w:hAnsi="Charis SIL Italic" w:eastAsia="Charis SIL Italic"/>
+          <w:b w:val="0"/>
+          <w:i/>
+          <w:color w:val="0000FF"/>
+          <w:sz w:val="24"/>
+          <w:u w:val="single"/>
+        </w:rPr>
+        <w:hyperlink r:id="rId9" w:history="1">
+          <w:r>
+            <w:rPr>
+              <w:rStyle w:val="Hyperlink"/>
+            </w:rPr>
+            <w:t xml:space="preserve">into </w:t>
+          </w:r>
+        </w:hyperlink>
+      </w:r>
+      <w:r>
+        <w:rPr>
+          <w:rFonts w:ascii="Charis SIL Italic" w:hAnsi="Charis SIL Italic" w:eastAsia="Charis SIL Italic"/>
+          <w:b w:val="0"/>
+          <w:i/>
+          <w:color w:val="0000FF"/>
+          <w:sz w:val="24"/>
+          <w:u w:val="single"/>
+        </w:rPr>
         <w:hyperlink r:id="rId10" w:history="1">
           <w:r>
             <w:rPr>
               <w:rStyle w:val="Hyperlink"/>
             </w:rPr>
-            <w:t>c</w:t>
+            <w:t>coll</w:t>
           </w:r>
         </w:hyperlink>
       </w:r>
@@ -777,7 +909,72 @@
           <w:sz w:val="24"/>
           <w:u w:val="single"/>
         </w:rPr>
+        <w:hyperlink r:id="rId10" w:history="1">
+          <w:r>
+            <w:rPr>
+              <w:rStyle w:val="Hyperlink"/>
+            </w:rPr>
+            <w:t>ctions</w:t>
+          </w:r>
+        </w:hyperlink>
+      </w:r>
+      <w:r>
+        <w:rPr>
+          <w:rFonts w:ascii="Charis SIL Italic" w:hAnsi="Charis SIL Italic" w:eastAsia="Charis SIL Italic"/>
+          <w:b w:val="0"/>
+          <w:i/>
+          <w:color w:val="0000FF"/>
+          <w:sz w:val="24"/>
+          <w:u w:val="single"/>
+        </w:rPr>
         <w:t xml:space="preserve"> </w:t>
+      </w:r>
+      <w:r>
+        <w:rPr>
+          <w:rFonts w:ascii="Charis SIL Italic" w:hAnsi="Charis SIL Italic" w:eastAsia="Charis SIL Italic"/>
+          <w:b w:val="0"/>
+          <w:i/>
+          <w:color w:val="0000FF"/>
+          <w:sz w:val="24"/>
+          <w:u w:val="single"/>
+        </w:rPr>
+        <w:hyperlink r:id="rId10" w:history="1">
+          <w:r>
+            <w:rPr>
+              <w:rStyle w:val="Hyperlink"/>
+            </w:rPr>
+            <w:t>fro</w:t>
+          </w:r>
+        </w:hyperlink>
+      </w:r>
+      <w:r>
+        <w:rPr>
+          <w:rFonts w:ascii="Charis SIL Italic" w:hAnsi="Charis SIL Italic" w:eastAsia="Charis SIL Italic"/>
+          <w:b w:val="0"/>
+          <w:i/>
+          <w:color w:val="0000FF"/>
+          <w:sz w:val="24"/>
+          <w:u w:val="single"/>
+        </w:rPr>
+        <w:hyperlink r:id="rId10" w:history="1">
+          <w:r>
+            <w:rPr>
+              <w:rStyle w:val="Hyperlink"/>
+            </w:rPr>
+            <w:t>m</w:t>
+          </w:r>
+        </w:hyperlink>
+      </w:r>
+      <w:r>
+        <w:rPr>
+          <w:rFonts w:ascii="Charis SIL Italic" w:hAnsi="Charis SIL Italic" w:eastAsia="Charis SIL Italic"/>
+          <w:b w:val="0"/>
+          <w:i/>
+          <w:color w:val="0000FF"/>
+          <w:sz w:val="24"/>
+          <w:u w:val="single"/>
+        </w:rPr>
+        <w:t xml:space="preserve"> a coloni</w:t>
       </w:r>
       <w:r>
         <w:rPr>
@@ -793,9 +990,20 @@
             <w:rPr>
               <w:rStyle w:val="Hyperlink"/>
             </w:rPr>
-            <w:t>r</w:t>
+            <w:t>al</w:t>
           </w:r>
         </w:hyperlink>
+      </w:r>
+      <w:r>
+        <w:rPr>
+          <w:rFonts w:ascii="Charis SIL Italic" w:hAnsi="Charis SIL Italic" w:eastAsia="Charis SIL Italic"/>
+          <w:b w:val="0"/>
+          <w:i/>
+          <w:color w:val="0000FF"/>
+          <w:sz w:val="24"/>
+          <w:u w:val="single"/>
+        </w:rPr>
+        <w:t xml:space="preserve"> </w:t>
       </w:r>
       <w:r>
         <w:rPr>
@@ -811,7 +1019,7 @@
             <w:rPr>
               <w:rStyle w:val="Hyperlink"/>
             </w:rPr>
-            <w:t>esearch</w:t>
+            <w:t>context.</w:t>
           </w:r>
         </w:hyperlink>
       </w:r>
@@ -825,34 +1033,6 @@
           <w:u w:val="single"/>
         </w:rPr>
         <w:t xml:space="preserve"> </w:t>
-      </w:r>
-      <w:r>
-        <w:rPr>
-          <w:rFonts w:ascii="Charis SIL Italic" w:hAnsi="Charis SIL Italic" w:eastAsia="Charis SIL Italic"/>
-          <w:b w:val="0"/>
-          <w:i/>
-          <w:color w:val="0000FF"/>
-          <w:sz w:val="24"/>
-          <w:u w:val="single"/>
-        </w:rPr>
-        <w:hyperlink r:id="rId9" w:history="1">
-          <w:r>
-            <w:rPr>
-              <w:rStyle w:val="Hyperlink"/>
-            </w:rPr>
-            <w:t xml:space="preserve">into </w:t>
-          </w:r>
-        </w:hyperlink>
-      </w:r>
-      <w:r>
-        <w:rPr>
-          <w:rFonts w:ascii="Charis SIL Italic" w:hAnsi="Charis SIL Italic" w:eastAsia="Charis SIL Italic"/>
-          <w:b w:val="0"/>
-          <w:i/>
-          <w:color w:val="0000FF"/>
-          <w:sz w:val="24"/>
-        </w:rPr>
-        <w:t xml:space="preserve">collections from a colonial context. </w:t>
       </w:r>
       <w:r>
         <w:rPr>
@@ -1036,7 +1216,61 @@
           <w:color w:val="000000"/>
           <w:sz w:val="24"/>
         </w:rPr>
-        <w:t xml:space="preserve">Other relevant reference </w:t>
+        <w:t>Other rele</w:t>
+      </w:r>
+      <w:r>
+        <w:rPr>
+          <w:u w:val="single" w:color="0000ff"/>
+          <w:rFonts w:ascii="Charis SIL Regular" w:hAnsi="Charis SIL Regular" w:eastAsia="Charis SIL Regular"/>
+          <w:b w:val="0"/>
+          <w:i w:val="0"/>
+          <w:color w:val="000000"/>
+          <w:sz w:val="24"/>
+        </w:rPr>
+        <w:hyperlink r:id="rId10" w:history="1">
+          <w:r>
+            <w:rPr>
+              <w:rStyle w:val="Hyperlink"/>
+            </w:rPr>
+            <w:t xml:space="preserve">vant </w:t>
+          </w:r>
+        </w:hyperlink>
+      </w:r>
+      <w:r>
+        <w:rPr>
+          <w:u w:val="single" w:color="0000ff"/>
+          <w:rFonts w:ascii="Charis SIL Regular" w:hAnsi="Charis SIL Regular" w:eastAsia="Charis SIL Regular"/>
+          <w:b w:val="0"/>
+          <w:i w:val="0"/>
+          <w:color w:val="000000"/>
+          <w:sz w:val="24"/>
+        </w:rPr>
+        <w:hyperlink r:id="rId10" w:history="1">
+          <w:r>
+            <w:rPr>
+              <w:rStyle w:val="Hyperlink"/>
+            </w:rPr>
+            <w:t>re</w:t>
+          </w:r>
+        </w:hyperlink>
+      </w:r>
+      <w:r>
+        <w:rPr>
+          <w:u w:val="single" w:color="0000ff"/>
+          <w:rFonts w:ascii="Charis SIL Regular" w:hAnsi="Charis SIL Regular" w:eastAsia="Charis SIL Regular"/>
+          <w:b w:val="0"/>
+          <w:i w:val="0"/>
+          <w:color w:val="000000"/>
+          <w:sz w:val="24"/>
+        </w:rPr>
+        <w:hyperlink r:id="rId10" w:history="1">
+          <w:r>
+            <w:rPr>
+              <w:rStyle w:val="Hyperlink"/>
+            </w:rPr>
+            <w:t xml:space="preserve">ference </w:t>
+          </w:r>
+        </w:hyperlink>
       </w:r>
       <w:r>
         <w:rPr>
@@ -2228,7 +2462,7 @@
           <w:sz w:val="24"/>
           <w:u w:val="single"/>
         </w:rPr>
-        <w:hyperlink r:id="rId13" w:history="1">
+        <w:hyperlink r:id="rId12" w:history="1">
           <w:r>
             <w:rPr>
               <w:rStyle w:val="Hyperlink"/>
@@ -2311,13 +2545,150 @@
       </w:r>
       <w:r>
         <w:rPr>
+          <w:u w:val="single" w:color="0000ff"/>
           <w:rFonts w:ascii="Charis SIL Regular" w:hAnsi="Charis SIL Regular" w:eastAsia="Charis SIL Regular"/>
           <w:b w:val="0"/>
           <w:i w:val="0"/>
           <w:color w:val="000000"/>
           <w:sz w:val="24"/>
         </w:rPr>
-        <w:t>reated specifically for the National Archives of the Neth</w:t>
+        <w:hyperlink r:id="rId12" w:history="1">
+          <w:r>
+            <w:rPr>
+              <w:rStyle w:val="Hyperlink"/>
+            </w:rPr>
+            <w:t>r</w:t>
+          </w:r>
+        </w:hyperlink>
+      </w:r>
+      <w:r>
+        <w:rPr>
+          <w:u w:val="single" w:color="0000ff"/>
+          <w:rFonts w:ascii="Charis SIL Regular" w:hAnsi="Charis SIL Regular" w:eastAsia="Charis SIL Regular"/>
+          <w:b w:val="0"/>
+          <w:i w:val="0"/>
+          <w:color w:val="000000"/>
+          <w:sz w:val="24"/>
+        </w:rPr>
+        <w:hyperlink r:id="rId12" w:history="1">
+          <w:r>
+            <w:rPr>
+              <w:rStyle w:val="Hyperlink"/>
+            </w:rPr>
+            <w:t>eated s</w:t>
+          </w:r>
+        </w:hyperlink>
+      </w:r>
+      <w:r>
+        <w:rPr>
+          <w:rFonts w:ascii="Charis SIL Regular" w:hAnsi="Charis SIL Regular" w:eastAsia="Charis SIL Regular"/>
+          <w:b w:val="0"/>
+          <w:i w:val="0"/>
+          <w:color w:val="000000"/>
+          <w:sz w:val="24"/>
+        </w:rPr>
+        <w:t>pecifically for the National Ar</w:t>
+      </w:r>
+      <w:r>
+        <w:rPr>
+          <w:u w:val="single" w:color="0000ff"/>
+          <w:rFonts w:ascii="Charis SIL Regular" w:hAnsi="Charis SIL Regular" w:eastAsia="Charis SIL Regular"/>
+          <w:b w:val="0"/>
+          <w:i w:val="0"/>
+          <w:color w:val="000000"/>
+          <w:sz w:val="24"/>
+        </w:rPr>
+        <w:hyperlink r:id="rId13" w:history="1">
+          <w:r>
+            <w:rPr>
+              <w:rStyle w:val="Hyperlink"/>
+            </w:rPr>
+            <w:t>chiv</w:t>
+          </w:r>
+        </w:hyperlink>
+      </w:r>
+      <w:r>
+        <w:rPr>
+          <w:u w:val="single" w:color="0000ff"/>
+          <w:rFonts w:ascii="Charis SIL Regular" w:hAnsi="Charis SIL Regular" w:eastAsia="Charis SIL Regular"/>
+          <w:b w:val="0"/>
+          <w:i w:val="0"/>
+          <w:color w:val="000000"/>
+          <w:sz w:val="24"/>
+        </w:rPr>
+        <w:hyperlink r:id="rId13" w:history="1">
+          <w:r>
+            <w:rPr>
+              <w:rStyle w:val="Hyperlink"/>
+            </w:rPr>
+            <w:t>e</w:t>
+          </w:r>
+        </w:hyperlink>
+      </w:r>
+      <w:r>
+        <w:rPr>
+          <w:u w:val="single" w:color="0000ff"/>
+          <w:rFonts w:ascii="Charis SIL Regular" w:hAnsi="Charis SIL Regular" w:eastAsia="Charis SIL Regular"/>
+          <w:b w:val="0"/>
+          <w:i w:val="0"/>
+          <w:color w:val="000000"/>
+          <w:sz w:val="24"/>
+        </w:rPr>
+        <w:hyperlink r:id="rId13" w:history="1">
+          <w:r>
+            <w:rPr>
+              <w:rStyle w:val="Hyperlink"/>
+            </w:rPr>
+            <w:t>s o</w:t>
+          </w:r>
+        </w:hyperlink>
+      </w:r>
+      <w:r>
+        <w:rPr>
+          <w:u w:val="single" w:color="0000ff"/>
+          <w:rFonts w:ascii="Charis SIL Regular" w:hAnsi="Charis SIL Regular" w:eastAsia="Charis SIL Regular"/>
+          <w:b w:val="0"/>
+          <w:i w:val="0"/>
+          <w:color w:val="000000"/>
+          <w:sz w:val="24"/>
+        </w:rPr>
+        <w:hyperlink r:id="rId13" w:history="1">
+          <w:r>
+            <w:rPr>
+              <w:rStyle w:val="Hyperlink"/>
+            </w:rPr>
+            <w:t>f</w:t>
+          </w:r>
+        </w:hyperlink>
+      </w:r>
+      <w:r>
+        <w:rPr>
+          <w:u w:val="single" w:color="0000ff"/>
+          <w:rFonts w:ascii="Charis SIL Regular" w:hAnsi="Charis SIL Regular" w:eastAsia="Charis SIL Regular"/>
+          <w:b w:val="0"/>
+          <w:i w:val="0"/>
+          <w:color w:val="000000"/>
+          <w:sz w:val="24"/>
+        </w:rPr>
+        <w:t xml:space="preserve"> </w:t>
+      </w:r>
+      <w:r>
+        <w:rPr>
+          <w:u w:val="single" w:color="0000ff"/>
+          <w:rFonts w:ascii="Charis SIL Regular" w:hAnsi="Charis SIL Regular" w:eastAsia="Charis SIL Regular"/>
+          <w:b w:val="0"/>
+          <w:i w:val="0"/>
+          <w:color w:val="000000"/>
+          <w:sz w:val="24"/>
+        </w:rPr>
+        <w:hyperlink r:id="rId13" w:history="1">
+          <w:r>
+            <w:rPr>
+              <w:rStyle w:val="Hyperlink"/>
+            </w:rPr>
+            <w:t>the Neth</w:t>
+          </w:r>
+        </w:hyperlink>
       </w:r>
       <w:r>
         <w:rPr>
@@ -2926,15 +3297,9 @@
           <w:i/>
           <w:color w:val="0000FF"/>
           <w:sz w:val="24"/>
-        </w:rPr>
-        <w:hyperlink r:id="rId15" w:history="1">
-          <w:r>
-            <w:rPr>
-              <w:rStyle w:val="Hyperlink"/>
-            </w:rPr>
-            <w:t>c</w:t>
-          </w:r>
-        </w:hyperlink>
+          <w:u w:val="single"/>
+        </w:rPr>
+        <w:t>c</w:t>
       </w:r>
       <w:r>
         <w:rPr>
@@ -3270,16 +3635,6 @@
       </w:r>
       <w:r>
         <w:rPr>
-          <w:rFonts w:ascii="Charis SIL Regular" w:hAnsi="Charis SIL Regular" w:eastAsia="Charis SIL Regular"/>
-          <w:b w:val="0"/>
-          <w:i w:val="0"/>
-          <w:color w:val="000000"/>
-          <w:sz w:val="24"/>
-        </w:rPr>
-        <w:t xml:space="preserve"> (Amster</w:t>
-      </w:r>
-      <w:r>
-        <w:rPr>
           <w:u w:val="single" w:color="0000ff"/>
           <w:rFonts w:ascii="Charis SIL Regular" w:hAnsi="Charis SIL Regular" w:eastAsia="Charis SIL Regular"/>
           <w:b w:val="0"/>
@@ -3292,27 +3647,19 @@
             <w:rPr>
               <w:rStyle w:val="Hyperlink"/>
             </w:rPr>
-            <w:t>dam</w:t>
+            <w:t xml:space="preserve"> (</w:t>
           </w:r>
         </w:hyperlink>
       </w:r>
       <w:r>
         <w:rPr>
-          <w:u w:val="single" w:color="0000ff"/>
           <w:rFonts w:ascii="Charis SIL Regular" w:hAnsi="Charis SIL Regular" w:eastAsia="Charis SIL Regular"/>
           <w:b w:val="0"/>
           <w:i w:val="0"/>
           <w:color w:val="000000"/>
           <w:sz w:val="24"/>
         </w:rPr>
-        <w:hyperlink r:id="rId15" w:history="1">
-          <w:r>
-            <w:rPr>
-              <w:rStyle w:val="Hyperlink"/>
-            </w:rPr>
-            <w:t>: Rijksmuse</w:t>
-          </w:r>
-        </w:hyperlink>
+        <w:t>Amsterdam: Rijksmuse</w:t>
       </w:r>
       <w:r>
         <w:rPr>
@@ -3706,14 +4053,7 @@
           <w:color w:val="000000"/>
           <w:sz w:val="24"/>
         </w:rPr>
-        <w:hyperlink r:id="rId10" w:history="1">
-          <w:r>
-            <w:rPr>
-              <w:rStyle w:val="Hyperlink"/>
-            </w:rPr>
-            <w:t>r het Cu</w:t>
-          </w:r>
-        </w:hyperlink>
+        <w:t>r het Cu</w:t>
       </w:r>
       <w:r>
         <w:rPr>
@@ -4106,7 +4446,34 @@
           <w:color w:val="000000"/>
           <w:sz w:val="24"/>
         </w:rPr>
-        <w:t xml:space="preserve">•  Lang, Sabine (ed.), </w:t>
+        <w:t xml:space="preserve">•  </w:t>
+      </w:r>
+      <w:r>
+        <w:rPr>
+          <w:rFonts w:ascii="Charis SIL Regular" w:hAnsi="Charis SIL Regular" w:eastAsia="Charis SIL Regular"/>
+          <w:b w:val="0"/>
+          <w:i w:val="0"/>
+          <w:color w:val="000000"/>
+          <w:sz w:val="24"/>
+        </w:rPr>
+        <w:hyperlink r:id="rId16" w:history="1">
+          <w:r>
+            <w:rPr>
+              <w:rStyle w:val="Hyperlink"/>
+            </w:rPr>
+            <w:t>Lang, Sa</w:t>
+          </w:r>
+        </w:hyperlink>
+      </w:r>
+      <w:r>
+        <w:rPr>
+          <w:rFonts w:ascii="Charis SIL Regular" w:hAnsi="Charis SIL Regular" w:eastAsia="Charis SIL Regular"/>
+          <w:b w:val="0"/>
+          <w:i w:val="0"/>
+          <w:color w:val="000000"/>
+          <w:sz w:val="24"/>
+        </w:rPr>
+        <w:t xml:space="preserve">bine (ed.), </w:t>
       </w:r>
       <w:r>
         <w:rPr>
@@ -4384,43 +4751,7 @@
           <w:color w:val="000000"/>
           <w:sz w:val="24"/>
         </w:rPr>
-        <w:t>. 2nd Editio</w:t>
-      </w:r>
-      <w:r>
-        <w:rPr>
-          <w:u w:val="single" w:color="0000ff"/>
-          <w:rFonts w:ascii="Charis SIL Regular" w:hAnsi="Charis SIL Regular" w:eastAsia="Charis SIL Regular"/>
-          <w:b w:val="0"/>
-          <w:i w:val="0"/>
-          <w:color w:val="000000"/>
-          <w:sz w:val="24"/>
-        </w:rPr>
-        <w:hyperlink r:id="rId17" w:history="1">
-          <w:r>
-            <w:rPr>
-              <w:rStyle w:val="Hyperlink"/>
-            </w:rPr>
-            <w:t>n (Germa</w:t>
-          </w:r>
-        </w:hyperlink>
-      </w:r>
-      <w:r>
-        <w:rPr>
-          <w:u w:val="single" w:color="0000ff"/>
-          <w:rFonts w:ascii="Charis SIL Regular" w:hAnsi="Charis SIL Regular" w:eastAsia="Charis SIL Regular"/>
-          <w:b w:val="0"/>
-          <w:i w:val="0"/>
-          <w:color w:val="000000"/>
-          <w:sz w:val="24"/>
-        </w:rPr>
-        <w:hyperlink r:id="rId17" w:history="1">
-          <w:r>
-            <w:rPr>
-              <w:rStyle w:val="Hyperlink"/>
-            </w:rPr>
-            <w:t>n M</w:t>
-          </w:r>
-        </w:hyperlink>
+        <w:t>. 2nd Edition (German M</w:t>
       </w:r>
       <w:r>
         <w:rPr>
@@ -4453,39 +4784,13 @@
       </w:r>
       <w:r>
         <w:rPr>
-          <w:u w:val="single" w:color="0000ff"/>
           <w:rFonts w:ascii="Charis SIL Regular" w:hAnsi="Charis SIL Regular" w:eastAsia="Charis SIL Regular"/>
           <w:b w:val="0"/>
           <w:i w:val="0"/>
           <w:color w:val="000000"/>
           <w:sz w:val="24"/>
         </w:rPr>
-        <w:hyperlink r:id="rId17" w:history="1">
-          <w:r>
-            <w:rPr>
-              <w:rStyle w:val="Hyperlink"/>
-            </w:rPr>
-            <w:t>Associatio</w:t>
-          </w:r>
-        </w:hyperlink>
-      </w:r>
-      <w:r>
-        <w:rPr>
-          <w:u w:val="single" w:color="0000ff"/>
-          <w:rFonts w:ascii="Charis SIL Regular" w:hAnsi="Charis SIL Regular" w:eastAsia="Charis SIL Regular"/>
-          <w:b w:val="0"/>
-          <w:i w:val="0"/>
-          <w:color w:val="000000"/>
-          <w:sz w:val="24"/>
-        </w:rPr>
-        <w:hyperlink r:id="rId17" w:history="1">
-          <w:r>
-            <w:rPr>
-              <w:rStyle w:val="Hyperlink"/>
-            </w:rPr>
-            <w:t>n, 20</w:t>
-          </w:r>
-        </w:hyperlink>
+        <w:t>Association, 20</w:t>
       </w:r>
       <w:r>
         <w:rPr>
@@ -5191,133 +5496,7 @@
           <w:color w:val="000000"/>
           <w:sz w:val="24"/>
         </w:rPr>
-        <w:t>•  Specifically for conducting research i</w:t>
-      </w:r>
-      <w:r>
-        <w:rPr>
-          <w:u w:val="single" w:color="0000ff"/>
-          <w:rFonts w:ascii="Charis SIL Regular" w:hAnsi="Charis SIL Regular" w:eastAsia="Charis SIL Regular"/>
-          <w:b w:val="0"/>
-          <w:i w:val="0"/>
-          <w:color w:val="000000"/>
-          <w:sz w:val="24"/>
-        </w:rPr>
-        <w:hyperlink r:id="rId12" w:history="1">
-          <w:r>
-            <w:rPr>
-              <w:rStyle w:val="Hyperlink"/>
-            </w:rPr>
-            <w:t>n the Natio</w:t>
-          </w:r>
-        </w:hyperlink>
-      </w:r>
-      <w:r>
-        <w:rPr>
-          <w:u w:val="single" w:color="0000ff"/>
-          <w:rFonts w:ascii="Charis SIL Regular" w:hAnsi="Charis SIL Regular" w:eastAsia="Charis SIL Regular"/>
-          <w:b w:val="0"/>
-          <w:i w:val="0"/>
-          <w:color w:val="000000"/>
-          <w:sz w:val="24"/>
-        </w:rPr>
-        <w:hyperlink r:id="rId12" w:history="1">
-          <w:r>
-            <w:rPr>
-              <w:rStyle w:val="Hyperlink"/>
-            </w:rPr>
-            <w:t>n</w:t>
-          </w:r>
-        </w:hyperlink>
-      </w:r>
-      <w:r>
-        <w:rPr>
-          <w:u w:val="single" w:color="0000ff"/>
-          <w:rFonts w:ascii="Charis SIL Regular" w:hAnsi="Charis SIL Regular" w:eastAsia="Charis SIL Regular"/>
-          <w:b w:val="0"/>
-          <w:i w:val="0"/>
-          <w:color w:val="000000"/>
-          <w:sz w:val="24"/>
-        </w:rPr>
-        <w:hyperlink r:id="rId12" w:history="1">
-          <w:r>
-            <w:rPr>
-              <w:rStyle w:val="Hyperlink"/>
-            </w:rPr>
-            <w:t>al Archi</w:t>
-          </w:r>
-        </w:hyperlink>
-      </w:r>
-      <w:r>
-        <w:rPr>
-          <w:u w:val="single" w:color="0000ff"/>
-          <w:rFonts w:ascii="Charis SIL Regular" w:hAnsi="Charis SIL Regular" w:eastAsia="Charis SIL Regular"/>
-          <w:b w:val="0"/>
-          <w:i w:val="0"/>
-          <w:color w:val="000000"/>
-          <w:sz w:val="24"/>
-        </w:rPr>
-        <w:hyperlink r:id="rId12" w:history="1">
-          <w:r>
-            <w:rPr>
-              <w:rStyle w:val="Hyperlink"/>
-            </w:rPr>
-            <w:t>v</w:t>
-          </w:r>
-        </w:hyperlink>
-      </w:r>
-      <w:r>
-        <w:rPr>
-          <w:u w:val="single" w:color="0000ff"/>
-          <w:rFonts w:ascii="Charis SIL Regular" w:hAnsi="Charis SIL Regular" w:eastAsia="Charis SIL Regular"/>
-          <w:b w:val="0"/>
-          <w:i w:val="0"/>
-          <w:color w:val="000000"/>
-          <w:sz w:val="24"/>
-        </w:rPr>
-        <w:hyperlink r:id="rId12" w:history="1">
-          <w:r>
-            <w:rPr>
-              <w:rStyle w:val="Hyperlink"/>
-            </w:rPr>
-            <w:t>es of the Ne</w:t>
-          </w:r>
-        </w:hyperlink>
-      </w:r>
-      <w:r>
-        <w:rPr>
-          <w:u w:val="single" w:color="0000ff"/>
-          <w:rFonts w:ascii="Charis SIL Regular" w:hAnsi="Charis SIL Regular" w:eastAsia="Charis SIL Regular"/>
-          <w:b w:val="0"/>
-          <w:i w:val="0"/>
-          <w:color w:val="000000"/>
-          <w:sz w:val="24"/>
-        </w:rPr>
-        <w:hyperlink r:id="rId12" w:history="1">
-          <w:r>
-            <w:rPr>
-              <w:rStyle w:val="Hyperlink"/>
-            </w:rPr>
-            <w:t>t</w:t>
-          </w:r>
-        </w:hyperlink>
-      </w:r>
-      <w:r>
-        <w:rPr>
-          <w:u w:val="single" w:color="0000ff"/>
-          <w:rFonts w:ascii="Charis SIL Regular" w:hAnsi="Charis SIL Regular" w:eastAsia="Charis SIL Regular"/>
-          <w:b w:val="0"/>
-          <w:i w:val="0"/>
-          <w:color w:val="000000"/>
-          <w:sz w:val="24"/>
-        </w:rPr>
-        <w:hyperlink r:id="rId12" w:history="1">
-          <w:r>
-            <w:rPr>
-              <w:rStyle w:val="Hyperlink"/>
-            </w:rPr>
-            <w:t>herl</w:t>
-          </w:r>
-        </w:hyperlink>
+        <w:t>•  Specifically for conducting research in the National Archives of the Netherl</w:t>
       </w:r>
       <w:r>
         <w:rPr>

--- a/EXPORTS/DOCX/published/niveau1/English/DoingResearch.docx
+++ b/EXPORTS/DOCX/published/niveau1/English/DoingResearch.docx
@@ -628,6 +628,16 @@
       </w:r>
       <w:r>
         <w:rPr>
+          <w:rFonts w:ascii="Charis SIL Regular" w:hAnsi="Charis SIL Regular" w:eastAsia="Charis SIL Regular"/>
+          <w:b w:val="0"/>
+          <w:i w:val="0"/>
+          <w:color w:val="000000"/>
+          <w:sz w:val="24"/>
+        </w:rPr>
+        <w:t xml:space="preserve"> and the publicatio</w:t>
+      </w:r>
+      <w:r>
+        <w:rPr>
           <w:u w:val="single" w:color="0000ff"/>
           <w:rFonts w:ascii="Charis SIL Regular" w:hAnsi="Charis SIL Regular" w:eastAsia="Charis SIL Regular"/>
           <w:b w:val="0"/>
@@ -640,18 +650,54 @@
             <w:rPr>
               <w:rStyle w:val="Hyperlink"/>
             </w:rPr>
-            <w:t xml:space="preserve"> and th</w:t>
+            <w:t xml:space="preserve">n </w:t>
           </w:r>
         </w:hyperlink>
       </w:r>
       <w:r>
         <w:rPr>
-          <w:u w:val="single" w:color="0000ff"/>
-          <w:rFonts w:ascii="Charis SIL Regular" w:hAnsi="Charis SIL Regular" w:eastAsia="Charis SIL Regular"/>
-          <w:b w:val="0"/>
-          <w:i w:val="0"/>
-          <w:color w:val="000000"/>
-          <w:sz w:val="24"/>
+          <w:rFonts w:ascii="Charis SIL Italic" w:hAnsi="Charis SIL Italic" w:eastAsia="Charis SIL Italic"/>
+          <w:b w:val="0"/>
+          <w:i/>
+          <w:color w:val="0000FF"/>
+          <w:sz w:val="24"/>
+          <w:u w:val="single"/>
+        </w:rPr>
+        <w:hyperlink r:id="rId9" w:history="1">
+          <w:r>
+            <w:rPr>
+              <w:rStyle w:val="Hyperlink"/>
+            </w:rPr>
+            <w:t>Provenan</w:t>
+          </w:r>
+        </w:hyperlink>
+      </w:r>
+      <w:r>
+        <w:rPr>
+          <w:rFonts w:ascii="Charis SIL Italic" w:hAnsi="Charis SIL Italic" w:eastAsia="Charis SIL Italic"/>
+          <w:b w:val="0"/>
+          <w:i/>
+          <w:color w:val="0000FF"/>
+          <w:sz w:val="24"/>
+          <w:u w:val="single"/>
+        </w:rPr>
+        <w:hyperlink r:id="rId9" w:history="1">
+          <w:r>
+            <w:rPr>
+              <w:rStyle w:val="Hyperlink"/>
+            </w:rPr>
+            <w:t>c</w:t>
+          </w:r>
+        </w:hyperlink>
+      </w:r>
+      <w:r>
+        <w:rPr>
+          <w:rFonts w:ascii="Charis SIL Italic" w:hAnsi="Charis SIL Italic" w:eastAsia="Charis SIL Italic"/>
+          <w:b w:val="0"/>
+          <w:i/>
+          <w:color w:val="0000FF"/>
+          <w:sz w:val="24"/>
+          <w:u w:val="single"/>
         </w:rPr>
         <w:hyperlink r:id="rId9" w:history="1">
           <w:r>
@@ -664,109 +710,95 @@
       </w:r>
       <w:r>
         <w:rPr>
-          <w:u w:val="single" w:color="0000ff"/>
-          <w:rFonts w:ascii="Charis SIL Regular" w:hAnsi="Charis SIL Regular" w:eastAsia="Charis SIL Regular"/>
-          <w:b w:val="0"/>
-          <w:i w:val="0"/>
-          <w:color w:val="000000"/>
-          <w:sz w:val="24"/>
+          <w:rFonts w:ascii="Charis SIL Italic" w:hAnsi="Charis SIL Italic" w:eastAsia="Charis SIL Italic"/>
+          <w:b w:val="0"/>
+          <w:i/>
+          <w:color w:val="0000FF"/>
+          <w:sz w:val="24"/>
+          <w:u w:val="single"/>
+        </w:rPr>
+        <w:t xml:space="preserve"> </w:t>
+      </w:r>
+      <w:r>
+        <w:rPr>
+          <w:rFonts w:ascii="Charis SIL Italic" w:hAnsi="Charis SIL Italic" w:eastAsia="Charis SIL Italic"/>
+          <w:b w:val="0"/>
+          <w:i/>
+          <w:color w:val="0000FF"/>
+          <w:sz w:val="24"/>
+          <w:u w:val="single"/>
         </w:rPr>
         <w:hyperlink r:id="rId9" w:history="1">
           <w:r>
             <w:rPr>
               <w:rStyle w:val="Hyperlink"/>
             </w:rPr>
-            <w:t xml:space="preserve"> publi</w:t>
+            <w:t>r</w:t>
           </w:r>
         </w:hyperlink>
       </w:r>
       <w:r>
         <w:rPr>
-          <w:u w:val="single" w:color="0000ff"/>
-          <w:rFonts w:ascii="Charis SIL Regular" w:hAnsi="Charis SIL Regular" w:eastAsia="Charis SIL Regular"/>
-          <w:b w:val="0"/>
-          <w:i w:val="0"/>
-          <w:color w:val="000000"/>
-          <w:sz w:val="24"/>
+          <w:rFonts w:ascii="Charis SIL Italic" w:hAnsi="Charis SIL Italic" w:eastAsia="Charis SIL Italic"/>
+          <w:b w:val="0"/>
+          <w:i/>
+          <w:color w:val="0000FF"/>
+          <w:sz w:val="24"/>
+          <w:u w:val="single"/>
         </w:rPr>
         <w:hyperlink r:id="rId9" w:history="1">
           <w:r>
             <w:rPr>
               <w:rStyle w:val="Hyperlink"/>
             </w:rPr>
-            <w:t>c</w:t>
+            <w:t>esearch</w:t>
           </w:r>
         </w:hyperlink>
       </w:r>
       <w:r>
         <w:rPr>
-          <w:u w:val="single" w:color="0000ff"/>
-          <w:rFonts w:ascii="Charis SIL Regular" w:hAnsi="Charis SIL Regular" w:eastAsia="Charis SIL Regular"/>
-          <w:b w:val="0"/>
-          <w:i w:val="0"/>
-          <w:color w:val="000000"/>
-          <w:sz w:val="24"/>
+          <w:rFonts w:ascii="Charis SIL Italic" w:hAnsi="Charis SIL Italic" w:eastAsia="Charis SIL Italic"/>
+          <w:b w:val="0"/>
+          <w:i/>
+          <w:color w:val="0000FF"/>
+          <w:sz w:val="24"/>
+          <w:u w:val="single"/>
+        </w:rPr>
+        <w:t xml:space="preserve"> </w:t>
+      </w:r>
+      <w:r>
+        <w:rPr>
+          <w:rFonts w:ascii="Charis SIL Italic" w:hAnsi="Charis SIL Italic" w:eastAsia="Charis SIL Italic"/>
+          <w:b w:val="0"/>
+          <w:i/>
+          <w:color w:val="0000FF"/>
+          <w:sz w:val="24"/>
+          <w:u w:val="single"/>
         </w:rPr>
         <w:hyperlink r:id="rId9" w:history="1">
           <w:r>
             <w:rPr>
               <w:rStyle w:val="Hyperlink"/>
             </w:rPr>
-            <w:t>atio</w:t>
+            <w:t xml:space="preserve">into </w:t>
           </w:r>
         </w:hyperlink>
       </w:r>
       <w:r>
         <w:rPr>
-          <w:u w:val="single" w:color="0000ff"/>
-          <w:rFonts w:ascii="Charis SIL Regular" w:hAnsi="Charis SIL Regular" w:eastAsia="Charis SIL Regular"/>
-          <w:b w:val="0"/>
-          <w:i w:val="0"/>
-          <w:color w:val="000000"/>
-          <w:sz w:val="24"/>
+          <w:rFonts w:ascii="Charis SIL Italic" w:hAnsi="Charis SIL Italic" w:eastAsia="Charis SIL Italic"/>
+          <w:b w:val="0"/>
+          <w:i/>
+          <w:color w:val="0000FF"/>
+          <w:sz w:val="24"/>
+          <w:u w:val="single"/>
         </w:rPr>
         <w:hyperlink r:id="rId9" w:history="1">
           <w:r>
             <w:rPr>
               <w:rStyle w:val="Hyperlink"/>
             </w:rPr>
-            <w:t xml:space="preserve">n </w:t>
-          </w:r>
-        </w:hyperlink>
-      </w:r>
-      <w:r>
-        <w:rPr>
-          <w:rFonts w:ascii="Charis SIL Italic" w:hAnsi="Charis SIL Italic" w:eastAsia="Charis SIL Italic"/>
-          <w:b w:val="0"/>
-          <w:i/>
-          <w:color w:val="0000FF"/>
-          <w:sz w:val="24"/>
-          <w:u w:val="single"/>
-        </w:rPr>
-        <w:hyperlink r:id="rId9" w:history="1">
-          <w:r>
-            <w:rPr>
-              <w:rStyle w:val="Hyperlink"/>
-            </w:rPr>
-            <w:t>Provenan</w:t>
-          </w:r>
-        </w:hyperlink>
-      </w:r>
-      <w:r>
-        <w:rPr>
-          <w:rFonts w:ascii="Charis SIL Italic" w:hAnsi="Charis SIL Italic" w:eastAsia="Charis SIL Italic"/>
-          <w:b w:val="0"/>
-          <w:i/>
-          <w:color w:val="0000FF"/>
-          <w:sz w:val="24"/>
-          <w:u w:val="single"/>
-        </w:rPr>
-        <w:hyperlink r:id="rId9" w:history="1">
-          <w:r>
-            <w:rPr>
-              <w:rStyle w:val="Hyperlink"/>
-            </w:rPr>
-            <w:t>c</w:t>
+            <w:t>coll</w:t>
           </w:r>
         </w:hyperlink>
       </w:r>
@@ -797,119 +829,7 @@
           <w:sz w:val="24"/>
           <w:u w:val="single"/>
         </w:rPr>
-        <w:t xml:space="preserve"> </w:t>
-      </w:r>
-      <w:r>
-        <w:rPr>
-          <w:rFonts w:ascii="Charis SIL Italic" w:hAnsi="Charis SIL Italic" w:eastAsia="Charis SIL Italic"/>
-          <w:b w:val="0"/>
-          <w:i/>
-          <w:color w:val="0000FF"/>
-          <w:sz w:val="24"/>
-          <w:u w:val="single"/>
-        </w:rPr>
         <w:hyperlink r:id="rId9" w:history="1">
-          <w:r>
-            <w:rPr>
-              <w:rStyle w:val="Hyperlink"/>
-            </w:rPr>
-            <w:t>r</w:t>
-          </w:r>
-        </w:hyperlink>
-      </w:r>
-      <w:r>
-        <w:rPr>
-          <w:rFonts w:ascii="Charis SIL Italic" w:hAnsi="Charis SIL Italic" w:eastAsia="Charis SIL Italic"/>
-          <w:b w:val="0"/>
-          <w:i/>
-          <w:color w:val="0000FF"/>
-          <w:sz w:val="24"/>
-          <w:u w:val="single"/>
-        </w:rPr>
-        <w:hyperlink r:id="rId9" w:history="1">
-          <w:r>
-            <w:rPr>
-              <w:rStyle w:val="Hyperlink"/>
-            </w:rPr>
-            <w:t>esearch</w:t>
-          </w:r>
-        </w:hyperlink>
-      </w:r>
-      <w:r>
-        <w:rPr>
-          <w:rFonts w:ascii="Charis SIL Italic" w:hAnsi="Charis SIL Italic" w:eastAsia="Charis SIL Italic"/>
-          <w:b w:val="0"/>
-          <w:i/>
-          <w:color w:val="0000FF"/>
-          <w:sz w:val="24"/>
-          <w:u w:val="single"/>
-        </w:rPr>
-        <w:t xml:space="preserve"> </w:t>
-      </w:r>
-      <w:r>
-        <w:rPr>
-          <w:rFonts w:ascii="Charis SIL Italic" w:hAnsi="Charis SIL Italic" w:eastAsia="Charis SIL Italic"/>
-          <w:b w:val="0"/>
-          <w:i/>
-          <w:color w:val="0000FF"/>
-          <w:sz w:val="24"/>
-          <w:u w:val="single"/>
-        </w:rPr>
-        <w:hyperlink r:id="rId9" w:history="1">
-          <w:r>
-            <w:rPr>
-              <w:rStyle w:val="Hyperlink"/>
-            </w:rPr>
-            <w:t xml:space="preserve">into </w:t>
-          </w:r>
-        </w:hyperlink>
-      </w:r>
-      <w:r>
-        <w:rPr>
-          <w:rFonts w:ascii="Charis SIL Italic" w:hAnsi="Charis SIL Italic" w:eastAsia="Charis SIL Italic"/>
-          <w:b w:val="0"/>
-          <w:i/>
-          <w:color w:val="0000FF"/>
-          <w:sz w:val="24"/>
-          <w:u w:val="single"/>
-        </w:rPr>
-        <w:hyperlink r:id="rId10" w:history="1">
-          <w:r>
-            <w:rPr>
-              <w:rStyle w:val="Hyperlink"/>
-            </w:rPr>
-            <w:t>coll</w:t>
-          </w:r>
-        </w:hyperlink>
-      </w:r>
-      <w:r>
-        <w:rPr>
-          <w:rFonts w:ascii="Charis SIL Italic" w:hAnsi="Charis SIL Italic" w:eastAsia="Charis SIL Italic"/>
-          <w:b w:val="0"/>
-          <w:i/>
-          <w:color w:val="0000FF"/>
-          <w:sz w:val="24"/>
-          <w:u w:val="single"/>
-        </w:rPr>
-        <w:hyperlink r:id="rId10" w:history="1">
-          <w:r>
-            <w:rPr>
-              <w:rStyle w:val="Hyperlink"/>
-            </w:rPr>
-            <w:t>e</w:t>
-          </w:r>
-        </w:hyperlink>
-      </w:r>
-      <w:r>
-        <w:rPr>
-          <w:rFonts w:ascii="Charis SIL Italic" w:hAnsi="Charis SIL Italic" w:eastAsia="Charis SIL Italic"/>
-          <w:b w:val="0"/>
-          <w:i/>
-          <w:color w:val="0000FF"/>
-          <w:sz w:val="24"/>
-          <w:u w:val="single"/>
-        </w:rPr>
-        <w:hyperlink r:id="rId10" w:history="1">
           <w:r>
             <w:rPr>
               <w:rStyle w:val="Hyperlink"/>
@@ -1210,13 +1130,21 @@
       </w:r>
       <w:r>
         <w:rPr>
+          <w:u w:val="single" w:color="0000ff"/>
           <w:rFonts w:ascii="Charis SIL Regular" w:hAnsi="Charis SIL Regular" w:eastAsia="Charis SIL Regular"/>
           <w:b w:val="0"/>
           <w:i w:val="0"/>
           <w:color w:val="000000"/>
           <w:sz w:val="24"/>
         </w:rPr>
-        <w:t>Other rele</w:t>
+        <w:hyperlink r:id="rId10" w:history="1">
+          <w:r>
+            <w:rPr>
+              <w:rStyle w:val="Hyperlink"/>
+            </w:rPr>
+            <w:t>Other rele</w:t>
+          </w:r>
+        </w:hyperlink>
       </w:r>
       <w:r>
         <w:rPr>
@@ -2462,7 +2390,7 @@
           <w:sz w:val="24"/>
           <w:u w:val="single"/>
         </w:rPr>
-        <w:hyperlink r:id="rId12" w:history="1">
+        <w:hyperlink r:id="rId13" w:history="1">
           <w:r>
             <w:rPr>
               <w:rStyle w:val="Hyperlink"/>
@@ -3297,9 +3225,15 @@
           <w:i/>
           <w:color w:val="0000FF"/>
           <w:sz w:val="24"/>
-          <w:u w:val="single"/>
-        </w:rPr>
-        <w:t>c</w:t>
+        </w:rPr>
+        <w:hyperlink r:id="rId15" w:history="1">
+          <w:r>
+            <w:rPr>
+              <w:rStyle w:val="Hyperlink"/>
+            </w:rPr>
+            <w:t>c</w:t>
+          </w:r>
+        </w:hyperlink>
       </w:r>
       <w:r>
         <w:rPr>
@@ -3653,13 +3587,57 @@
       </w:r>
       <w:r>
         <w:rPr>
+          <w:u w:val="single" w:color="0000ff"/>
           <w:rFonts w:ascii="Charis SIL Regular" w:hAnsi="Charis SIL Regular" w:eastAsia="Charis SIL Regular"/>
           <w:b w:val="0"/>
           <w:i w:val="0"/>
           <w:color w:val="000000"/>
           <w:sz w:val="24"/>
         </w:rPr>
-        <w:t>Amsterdam: Rijksmuse</w:t>
+        <w:hyperlink r:id="rId15" w:history="1">
+          <w:r>
+            <w:rPr>
+              <w:rStyle w:val="Hyperlink"/>
+            </w:rPr>
+            <w:t>Amster</w:t>
+          </w:r>
+        </w:hyperlink>
+      </w:r>
+      <w:r>
+        <w:rPr>
+          <w:u w:val="single" w:color="0000ff"/>
+          <w:rFonts w:ascii="Charis SIL Regular" w:hAnsi="Charis SIL Regular" w:eastAsia="Charis SIL Regular"/>
+          <w:b w:val="0"/>
+          <w:i w:val="0"/>
+          <w:color w:val="000000"/>
+          <w:sz w:val="24"/>
+        </w:rPr>
+        <w:hyperlink r:id="rId15" w:history="1">
+          <w:r>
+            <w:rPr>
+              <w:rStyle w:val="Hyperlink"/>
+            </w:rPr>
+            <w:t>dam</w:t>
+          </w:r>
+        </w:hyperlink>
+      </w:r>
+      <w:r>
+        <w:rPr>
+          <w:u w:val="single" w:color="0000ff"/>
+          <w:rFonts w:ascii="Charis SIL Regular" w:hAnsi="Charis SIL Regular" w:eastAsia="Charis SIL Regular"/>
+          <w:b w:val="0"/>
+          <w:i w:val="0"/>
+          <w:color w:val="000000"/>
+          <w:sz w:val="24"/>
+        </w:rPr>
+        <w:hyperlink r:id="rId15" w:history="1">
+          <w:r>
+            <w:rPr>
+              <w:rStyle w:val="Hyperlink"/>
+            </w:rPr>
+            <w:t>: Rijksmuse</w:t>
+          </w:r>
+        </w:hyperlink>
       </w:r>
       <w:r>
         <w:rPr>
@@ -4118,14 +4096,7 @@
           <w:color w:val="000000"/>
           <w:sz w:val="24"/>
         </w:rPr>
-        <w:hyperlink r:id="rId10" w:history="1">
-          <w:r>
-            <w:rPr>
-              <w:rStyle w:val="Hyperlink"/>
-            </w:rPr>
-            <w:t>, 202</w:t>
-          </w:r>
-        </w:hyperlink>
+        <w:t>, 202</w:t>
       </w:r>
       <w:r>
         <w:rPr>
@@ -4751,7 +4722,25 @@
           <w:color w:val="000000"/>
           <w:sz w:val="24"/>
         </w:rPr>
-        <w:t>. 2nd Edition (German M</w:t>
+        <w:t>. 2nd Edition (Germa</w:t>
+      </w:r>
+      <w:r>
+        <w:rPr>
+          <w:u w:val="single" w:color="0000ff"/>
+          <w:rFonts w:ascii="Charis SIL Regular" w:hAnsi="Charis SIL Regular" w:eastAsia="Charis SIL Regular"/>
+          <w:b w:val="0"/>
+          <w:i w:val="0"/>
+          <w:color w:val="000000"/>
+          <w:sz w:val="24"/>
+        </w:rPr>
+        <w:hyperlink r:id="rId17" w:history="1">
+          <w:r>
+            <w:rPr>
+              <w:rStyle w:val="Hyperlink"/>
+            </w:rPr>
+            <w:t>n M</w:t>
+          </w:r>
+        </w:hyperlink>
       </w:r>
       <w:r>
         <w:rPr>
@@ -4784,13 +4773,39 @@
       </w:r>
       <w:r>
         <w:rPr>
+          <w:u w:val="single" w:color="0000ff"/>
           <w:rFonts w:ascii="Charis SIL Regular" w:hAnsi="Charis SIL Regular" w:eastAsia="Charis SIL Regular"/>
           <w:b w:val="0"/>
           <w:i w:val="0"/>
           <w:color w:val="000000"/>
           <w:sz w:val="24"/>
         </w:rPr>
-        <w:t>Association, 20</w:t>
+        <w:hyperlink r:id="rId17" w:history="1">
+          <w:r>
+            <w:rPr>
+              <w:rStyle w:val="Hyperlink"/>
+            </w:rPr>
+            <w:t>Associatio</w:t>
+          </w:r>
+        </w:hyperlink>
+      </w:r>
+      <w:r>
+        <w:rPr>
+          <w:u w:val="single" w:color="0000ff"/>
+          <w:rFonts w:ascii="Charis SIL Regular" w:hAnsi="Charis SIL Regular" w:eastAsia="Charis SIL Regular"/>
+          <w:b w:val="0"/>
+          <w:i w:val="0"/>
+          <w:color w:val="000000"/>
+          <w:sz w:val="24"/>
+        </w:rPr>
+        <w:hyperlink r:id="rId17" w:history="1">
+          <w:r>
+            <w:rPr>
+              <w:rStyle w:val="Hyperlink"/>
+            </w:rPr>
+            <w:t>n, 20</w:t>
+          </w:r>
+        </w:hyperlink>
       </w:r>
       <w:r>
         <w:rPr>
@@ -4849,7 +4864,34 @@
           <w:color w:val="000000"/>
           <w:sz w:val="24"/>
         </w:rPr>
-        <w:t xml:space="preserve">•  Deterts, Dorothea (ed.), </w:t>
+        <w:t xml:space="preserve">•  </w:t>
+      </w:r>
+      <w:r>
+        <w:rPr>
+          <w:rFonts w:ascii="Charis SIL Regular" w:hAnsi="Charis SIL Regular" w:eastAsia="Charis SIL Regular"/>
+          <w:b w:val="0"/>
+          <w:i w:val="0"/>
+          <w:color w:val="000000"/>
+          <w:sz w:val="24"/>
+        </w:rPr>
+        <w:hyperlink r:id="rId17" w:history="1">
+          <w:r>
+            <w:rPr>
+              <w:rStyle w:val="Hyperlink"/>
+            </w:rPr>
+            <w:t xml:space="preserve">Deterts, </w:t>
+          </w:r>
+        </w:hyperlink>
+      </w:r>
+      <w:r>
+        <w:rPr>
+          <w:rFonts w:ascii="Charis SIL Regular" w:hAnsi="Charis SIL Regular" w:eastAsia="Charis SIL Regular"/>
+          <w:b w:val="0"/>
+          <w:i w:val="0"/>
+          <w:color w:val="000000"/>
+          <w:sz w:val="24"/>
+        </w:rPr>
+        <w:t xml:space="preserve">Dorothea (ed.), </w:t>
       </w:r>
       <w:r>
         <w:rPr>
@@ -5496,7 +5538,133 @@
           <w:color w:val="000000"/>
           <w:sz w:val="24"/>
         </w:rPr>
-        <w:t>•  Specifically for conducting research in the National Archives of the Netherl</w:t>
+        <w:t>•  Specifically for conducting research i</w:t>
+      </w:r>
+      <w:r>
+        <w:rPr>
+          <w:u w:val="single" w:color="0000ff"/>
+          <w:rFonts w:ascii="Charis SIL Regular" w:hAnsi="Charis SIL Regular" w:eastAsia="Charis SIL Regular"/>
+          <w:b w:val="0"/>
+          <w:i w:val="0"/>
+          <w:color w:val="000000"/>
+          <w:sz w:val="24"/>
+        </w:rPr>
+        <w:hyperlink r:id="rId12" w:history="1">
+          <w:r>
+            <w:rPr>
+              <w:rStyle w:val="Hyperlink"/>
+            </w:rPr>
+            <w:t>n the Natio</w:t>
+          </w:r>
+        </w:hyperlink>
+      </w:r>
+      <w:r>
+        <w:rPr>
+          <w:u w:val="single" w:color="0000ff"/>
+          <w:rFonts w:ascii="Charis SIL Regular" w:hAnsi="Charis SIL Regular" w:eastAsia="Charis SIL Regular"/>
+          <w:b w:val="0"/>
+          <w:i w:val="0"/>
+          <w:color w:val="000000"/>
+          <w:sz w:val="24"/>
+        </w:rPr>
+        <w:hyperlink r:id="rId12" w:history="1">
+          <w:r>
+            <w:rPr>
+              <w:rStyle w:val="Hyperlink"/>
+            </w:rPr>
+            <w:t>n</w:t>
+          </w:r>
+        </w:hyperlink>
+      </w:r>
+      <w:r>
+        <w:rPr>
+          <w:u w:val="single" w:color="0000ff"/>
+          <w:rFonts w:ascii="Charis SIL Regular" w:hAnsi="Charis SIL Regular" w:eastAsia="Charis SIL Regular"/>
+          <w:b w:val="0"/>
+          <w:i w:val="0"/>
+          <w:color w:val="000000"/>
+          <w:sz w:val="24"/>
+        </w:rPr>
+        <w:hyperlink r:id="rId12" w:history="1">
+          <w:r>
+            <w:rPr>
+              <w:rStyle w:val="Hyperlink"/>
+            </w:rPr>
+            <w:t>al Archi</w:t>
+          </w:r>
+        </w:hyperlink>
+      </w:r>
+      <w:r>
+        <w:rPr>
+          <w:u w:val="single" w:color="0000ff"/>
+          <w:rFonts w:ascii="Charis SIL Regular" w:hAnsi="Charis SIL Regular" w:eastAsia="Charis SIL Regular"/>
+          <w:b w:val="0"/>
+          <w:i w:val="0"/>
+          <w:color w:val="000000"/>
+          <w:sz w:val="24"/>
+        </w:rPr>
+        <w:hyperlink r:id="rId12" w:history="1">
+          <w:r>
+            <w:rPr>
+              <w:rStyle w:val="Hyperlink"/>
+            </w:rPr>
+            <w:t>v</w:t>
+          </w:r>
+        </w:hyperlink>
+      </w:r>
+      <w:r>
+        <w:rPr>
+          <w:u w:val="single" w:color="0000ff"/>
+          <w:rFonts w:ascii="Charis SIL Regular" w:hAnsi="Charis SIL Regular" w:eastAsia="Charis SIL Regular"/>
+          <w:b w:val="0"/>
+          <w:i w:val="0"/>
+          <w:color w:val="000000"/>
+          <w:sz w:val="24"/>
+        </w:rPr>
+        <w:hyperlink r:id="rId12" w:history="1">
+          <w:r>
+            <w:rPr>
+              <w:rStyle w:val="Hyperlink"/>
+            </w:rPr>
+            <w:t>es of the Ne</w:t>
+          </w:r>
+        </w:hyperlink>
+      </w:r>
+      <w:r>
+        <w:rPr>
+          <w:u w:val="single" w:color="0000ff"/>
+          <w:rFonts w:ascii="Charis SIL Regular" w:hAnsi="Charis SIL Regular" w:eastAsia="Charis SIL Regular"/>
+          <w:b w:val="0"/>
+          <w:i w:val="0"/>
+          <w:color w:val="000000"/>
+          <w:sz w:val="24"/>
+        </w:rPr>
+        <w:hyperlink r:id="rId12" w:history="1">
+          <w:r>
+            <w:rPr>
+              <w:rStyle w:val="Hyperlink"/>
+            </w:rPr>
+            <w:t>t</w:t>
+          </w:r>
+        </w:hyperlink>
+      </w:r>
+      <w:r>
+        <w:rPr>
+          <w:u w:val="single" w:color="0000ff"/>
+          <w:rFonts w:ascii="Charis SIL Regular" w:hAnsi="Charis SIL Regular" w:eastAsia="Charis SIL Regular"/>
+          <w:b w:val="0"/>
+          <w:i w:val="0"/>
+          <w:color w:val="000000"/>
+          <w:sz w:val="24"/>
+        </w:rPr>
+        <w:hyperlink r:id="rId12" w:history="1">
+          <w:r>
+            <w:rPr>
+              <w:rStyle w:val="Hyperlink"/>
+            </w:rPr>
+            <w:t>herl</w:t>
+          </w:r>
+        </w:hyperlink>
       </w:r>
       <w:r>
         <w:rPr>

--- a/EXPORTS/DOCX/published/niveau1/English/DoingResearch.docx
+++ b/EXPORTS/DOCX/published/niveau1/English/DoingResearch.docx
@@ -465,7 +465,72 @@
           <w:sz w:val="24"/>
           <w:u w:val="single"/>
         </w:rPr>
-        <w:t>and collections acqui</w:t>
+        <w:hyperlink r:id="rId9" w:history="1">
+          <w:r>
+            <w:rPr>
+              <w:rStyle w:val="Hyperlink"/>
+            </w:rPr>
+            <w:t>and</w:t>
+          </w:r>
+        </w:hyperlink>
+      </w:r>
+      <w:r>
+        <w:rPr>
+          <w:rFonts w:ascii="Charis SIL Italic" w:hAnsi="Charis SIL Italic" w:eastAsia="Charis SIL Italic"/>
+          <w:b w:val="0"/>
+          <w:i/>
+          <w:color w:val="0000FF"/>
+          <w:sz w:val="24"/>
+          <w:u w:val="single"/>
+        </w:rPr>
+        <w:t xml:space="preserve"> </w:t>
+      </w:r>
+      <w:r>
+        <w:rPr>
+          <w:rFonts w:ascii="Charis SIL Italic" w:hAnsi="Charis SIL Italic" w:eastAsia="Charis SIL Italic"/>
+          <w:b w:val="0"/>
+          <w:i/>
+          <w:color w:val="0000FF"/>
+          <w:sz w:val="24"/>
+          <w:u w:val="single"/>
+        </w:rPr>
+        <w:hyperlink r:id="rId9" w:history="1">
+          <w:r>
+            <w:rPr>
+              <w:rStyle w:val="Hyperlink"/>
+            </w:rPr>
+            <w:t>collections</w:t>
+          </w:r>
+        </w:hyperlink>
+      </w:r>
+      <w:r>
+        <w:rPr>
+          <w:rFonts w:ascii="Charis SIL Italic" w:hAnsi="Charis SIL Italic" w:eastAsia="Charis SIL Italic"/>
+          <w:b w:val="0"/>
+          <w:i/>
+          <w:color w:val="0000FF"/>
+          <w:sz w:val="24"/>
+          <w:u w:val="single"/>
+        </w:rPr>
+        <w:t xml:space="preserve"> </w:t>
+      </w:r>
+      <w:r>
+        <w:rPr>
+          <w:rFonts w:ascii="Charis SIL Italic" w:hAnsi="Charis SIL Italic" w:eastAsia="Charis SIL Italic"/>
+          <w:b w:val="0"/>
+          <w:i/>
+          <w:color w:val="0000FF"/>
+          <w:sz w:val="24"/>
+          <w:u w:val="single"/>
+        </w:rPr>
+        <w:hyperlink r:id="rId9" w:history="1">
+          <w:r>
+            <w:rPr>
+              <w:rStyle w:val="Hyperlink"/>
+            </w:rPr>
+            <w:t>acqui</w:t>
+          </w:r>
+        </w:hyperlink>
       </w:r>
       <w:r>
         <w:rPr>
@@ -628,13 +693,93 @@
       </w:r>
       <w:r>
         <w:rPr>
+          <w:u w:val="single" w:color="0000ff"/>
           <w:rFonts w:ascii="Charis SIL Regular" w:hAnsi="Charis SIL Regular" w:eastAsia="Charis SIL Regular"/>
           <w:b w:val="0"/>
           <w:i w:val="0"/>
           <w:color w:val="000000"/>
           <w:sz w:val="24"/>
         </w:rPr>
-        <w:t xml:space="preserve"> and the publicatio</w:t>
+        <w:hyperlink r:id="rId9" w:history="1">
+          <w:r>
+            <w:rPr>
+              <w:rStyle w:val="Hyperlink"/>
+            </w:rPr>
+            <w:t xml:space="preserve"> and th</w:t>
+          </w:r>
+        </w:hyperlink>
+      </w:r>
+      <w:r>
+        <w:rPr>
+          <w:u w:val="single" w:color="0000ff"/>
+          <w:rFonts w:ascii="Charis SIL Regular" w:hAnsi="Charis SIL Regular" w:eastAsia="Charis SIL Regular"/>
+          <w:b w:val="0"/>
+          <w:i w:val="0"/>
+          <w:color w:val="000000"/>
+          <w:sz w:val="24"/>
+        </w:rPr>
+        <w:hyperlink r:id="rId9" w:history="1">
+          <w:r>
+            <w:rPr>
+              <w:rStyle w:val="Hyperlink"/>
+            </w:rPr>
+            <w:t>e</w:t>
+          </w:r>
+        </w:hyperlink>
+      </w:r>
+      <w:r>
+        <w:rPr>
+          <w:u w:val="single" w:color="0000ff"/>
+          <w:rFonts w:ascii="Charis SIL Regular" w:hAnsi="Charis SIL Regular" w:eastAsia="Charis SIL Regular"/>
+          <w:b w:val="0"/>
+          <w:i w:val="0"/>
+          <w:color w:val="000000"/>
+          <w:sz w:val="24"/>
+        </w:rPr>
+        <w:hyperlink r:id="rId9" w:history="1">
+          <w:r>
+            <w:rPr>
+              <w:rStyle w:val="Hyperlink"/>
+            </w:rPr>
+            <w:t xml:space="preserve"> publi</w:t>
+          </w:r>
+        </w:hyperlink>
+      </w:r>
+      <w:r>
+        <w:rPr>
+          <w:u w:val="single" w:color="0000ff"/>
+          <w:rFonts w:ascii="Charis SIL Regular" w:hAnsi="Charis SIL Regular" w:eastAsia="Charis SIL Regular"/>
+          <w:b w:val="0"/>
+          <w:i w:val="0"/>
+          <w:color w:val="000000"/>
+          <w:sz w:val="24"/>
+        </w:rPr>
+        <w:hyperlink r:id="rId9" w:history="1">
+          <w:r>
+            <w:rPr>
+              <w:rStyle w:val="Hyperlink"/>
+            </w:rPr>
+            <w:t>c</w:t>
+          </w:r>
+        </w:hyperlink>
+      </w:r>
+      <w:r>
+        <w:rPr>
+          <w:u w:val="single" w:color="0000ff"/>
+          <w:rFonts w:ascii="Charis SIL Regular" w:hAnsi="Charis SIL Regular" w:eastAsia="Charis SIL Regular"/>
+          <w:b w:val="0"/>
+          <w:i w:val="0"/>
+          <w:color w:val="000000"/>
+          <w:sz w:val="24"/>
+        </w:rPr>
+        <w:hyperlink r:id="rId9" w:history="1">
+          <w:r>
+            <w:rPr>
+              <w:rStyle w:val="Hyperlink"/>
+            </w:rPr>
+            <w:t>atio</w:t>
+          </w:r>
+        </w:hyperlink>
       </w:r>
       <w:r>
         <w:rPr>
@@ -894,7 +1039,54 @@
           <w:sz w:val="24"/>
           <w:u w:val="single"/>
         </w:rPr>
-        <w:t xml:space="preserve"> a coloni</w:t>
+        <w:t xml:space="preserve"> </w:t>
+      </w:r>
+      <w:r>
+        <w:rPr>
+          <w:rFonts w:ascii="Charis SIL Italic" w:hAnsi="Charis SIL Italic" w:eastAsia="Charis SIL Italic"/>
+          <w:b w:val="0"/>
+          <w:i/>
+          <w:color w:val="0000FF"/>
+          <w:sz w:val="24"/>
+          <w:u w:val="single"/>
+        </w:rPr>
+        <w:hyperlink r:id="rId9" w:history="1">
+          <w:r>
+            <w:rPr>
+              <w:rStyle w:val="Hyperlink"/>
+            </w:rPr>
+            <w:t>a</w:t>
+          </w:r>
+        </w:hyperlink>
+      </w:r>
+      <w:r>
+        <w:rPr>
+          <w:rFonts w:ascii="Charis SIL Italic" w:hAnsi="Charis SIL Italic" w:eastAsia="Charis SIL Italic"/>
+          <w:b w:val="0"/>
+          <w:i/>
+          <w:color w:val="0000FF"/>
+          <w:sz w:val="24"/>
+          <w:u w:val="single"/>
+        </w:rPr>
+        <w:t xml:space="preserve"> </w:t>
+      </w:r>
+      <w:r>
+        <w:rPr>
+          <w:rFonts w:ascii="Charis SIL Italic" w:hAnsi="Charis SIL Italic" w:eastAsia="Charis SIL Italic"/>
+          <w:b w:val="0"/>
+          <w:i/>
+          <w:color w:val="0000FF"/>
+          <w:sz w:val="24"/>
+          <w:u w:val="single"/>
+        </w:rPr>
+        <w:hyperlink r:id="rId9" w:history="1">
+          <w:r>
+            <w:rPr>
+              <w:rStyle w:val="Hyperlink"/>
+            </w:rPr>
+            <w:t>coloni</w:t>
+          </w:r>
+        </w:hyperlink>
       </w:r>
       <w:r>
         <w:rPr>
@@ -1130,21 +1322,13 @@
       </w:r>
       <w:r>
         <w:rPr>
-          <w:u w:val="single" w:color="0000ff"/>
           <w:rFonts w:ascii="Charis SIL Regular" w:hAnsi="Charis SIL Regular" w:eastAsia="Charis SIL Regular"/>
           <w:b w:val="0"/>
           <w:i w:val="0"/>
           <w:color w:val="000000"/>
           <w:sz w:val="24"/>
         </w:rPr>
-        <w:hyperlink r:id="rId10" w:history="1">
-          <w:r>
-            <w:rPr>
-              <w:rStyle w:val="Hyperlink"/>
-            </w:rPr>
-            <w:t>Other rele</w:t>
-          </w:r>
-        </w:hyperlink>
+        <w:t>Other rele</w:t>
       </w:r>
       <w:r>
         <w:rPr>
@@ -4031,7 +4215,14 @@
           <w:color w:val="000000"/>
           <w:sz w:val="24"/>
         </w:rPr>
-        <w:t>r het Cu</w:t>
+        <w:hyperlink r:id="rId10" w:history="1">
+          <w:r>
+            <w:rPr>
+              <w:rStyle w:val="Hyperlink"/>
+            </w:rPr>
+            <w:t>r het Cu</w:t>
+          </w:r>
+        </w:hyperlink>
       </w:r>
       <w:r>
         <w:rPr>
@@ -4096,7 +4287,14 @@
           <w:color w:val="000000"/>
           <w:sz w:val="24"/>
         </w:rPr>
-        <w:t>, 202</w:t>
+        <w:hyperlink r:id="rId10" w:history="1">
+          <w:r>
+            <w:rPr>
+              <w:rStyle w:val="Hyperlink"/>
+            </w:rPr>
+            <w:t>, 202</w:t>
+          </w:r>
+        </w:hyperlink>
       </w:r>
       <w:r>
         <w:rPr>
@@ -4722,7 +4920,25 @@
           <w:color w:val="000000"/>
           <w:sz w:val="24"/>
         </w:rPr>
-        <w:t>. 2nd Edition (Germa</w:t>
+        <w:t>. 2nd Editio</w:t>
+      </w:r>
+      <w:r>
+        <w:rPr>
+          <w:u w:val="single" w:color="0000ff"/>
+          <w:rFonts w:ascii="Charis SIL Regular" w:hAnsi="Charis SIL Regular" w:eastAsia="Charis SIL Regular"/>
+          <w:b w:val="0"/>
+          <w:i w:val="0"/>
+          <w:color w:val="000000"/>
+          <w:sz w:val="24"/>
+        </w:rPr>
+        <w:hyperlink r:id="rId17" w:history="1">
+          <w:r>
+            <w:rPr>
+              <w:rStyle w:val="Hyperlink"/>
+            </w:rPr>
+            <w:t>n (Germa</w:t>
+          </w:r>
+        </w:hyperlink>
       </w:r>
       <w:r>
         <w:rPr>
@@ -5538,133 +5754,7 @@
           <w:color w:val="000000"/>
           <w:sz w:val="24"/>
         </w:rPr>
-        <w:t>•  Specifically for conducting research i</w:t>
-      </w:r>
-      <w:r>
-        <w:rPr>
-          <w:u w:val="single" w:color="0000ff"/>
-          <w:rFonts w:ascii="Charis SIL Regular" w:hAnsi="Charis SIL Regular" w:eastAsia="Charis SIL Regular"/>
-          <w:b w:val="0"/>
-          <w:i w:val="0"/>
-          <w:color w:val="000000"/>
-          <w:sz w:val="24"/>
-        </w:rPr>
-        <w:hyperlink r:id="rId12" w:history="1">
-          <w:r>
-            <w:rPr>
-              <w:rStyle w:val="Hyperlink"/>
-            </w:rPr>
-            <w:t>n the Natio</w:t>
-          </w:r>
-        </w:hyperlink>
-      </w:r>
-      <w:r>
-        <w:rPr>
-          <w:u w:val="single" w:color="0000ff"/>
-          <w:rFonts w:ascii="Charis SIL Regular" w:hAnsi="Charis SIL Regular" w:eastAsia="Charis SIL Regular"/>
-          <w:b w:val="0"/>
-          <w:i w:val="0"/>
-          <w:color w:val="000000"/>
-          <w:sz w:val="24"/>
-        </w:rPr>
-        <w:hyperlink r:id="rId12" w:history="1">
-          <w:r>
-            <w:rPr>
-              <w:rStyle w:val="Hyperlink"/>
-            </w:rPr>
-            <w:t>n</w:t>
-          </w:r>
-        </w:hyperlink>
-      </w:r>
-      <w:r>
-        <w:rPr>
-          <w:u w:val="single" w:color="0000ff"/>
-          <w:rFonts w:ascii="Charis SIL Regular" w:hAnsi="Charis SIL Regular" w:eastAsia="Charis SIL Regular"/>
-          <w:b w:val="0"/>
-          <w:i w:val="0"/>
-          <w:color w:val="000000"/>
-          <w:sz w:val="24"/>
-        </w:rPr>
-        <w:hyperlink r:id="rId12" w:history="1">
-          <w:r>
-            <w:rPr>
-              <w:rStyle w:val="Hyperlink"/>
-            </w:rPr>
-            <w:t>al Archi</w:t>
-          </w:r>
-        </w:hyperlink>
-      </w:r>
-      <w:r>
-        <w:rPr>
-          <w:u w:val="single" w:color="0000ff"/>
-          <w:rFonts w:ascii="Charis SIL Regular" w:hAnsi="Charis SIL Regular" w:eastAsia="Charis SIL Regular"/>
-          <w:b w:val="0"/>
-          <w:i w:val="0"/>
-          <w:color w:val="000000"/>
-          <w:sz w:val="24"/>
-        </w:rPr>
-        <w:hyperlink r:id="rId12" w:history="1">
-          <w:r>
-            <w:rPr>
-              <w:rStyle w:val="Hyperlink"/>
-            </w:rPr>
-            <w:t>v</w:t>
-          </w:r>
-        </w:hyperlink>
-      </w:r>
-      <w:r>
-        <w:rPr>
-          <w:u w:val="single" w:color="0000ff"/>
-          <w:rFonts w:ascii="Charis SIL Regular" w:hAnsi="Charis SIL Regular" w:eastAsia="Charis SIL Regular"/>
-          <w:b w:val="0"/>
-          <w:i w:val="0"/>
-          <w:color w:val="000000"/>
-          <w:sz w:val="24"/>
-        </w:rPr>
-        <w:hyperlink r:id="rId12" w:history="1">
-          <w:r>
-            <w:rPr>
-              <w:rStyle w:val="Hyperlink"/>
-            </w:rPr>
-            <w:t>es of the Ne</w:t>
-          </w:r>
-        </w:hyperlink>
-      </w:r>
-      <w:r>
-        <w:rPr>
-          <w:u w:val="single" w:color="0000ff"/>
-          <w:rFonts w:ascii="Charis SIL Regular" w:hAnsi="Charis SIL Regular" w:eastAsia="Charis SIL Regular"/>
-          <w:b w:val="0"/>
-          <w:i w:val="0"/>
-          <w:color w:val="000000"/>
-          <w:sz w:val="24"/>
-        </w:rPr>
-        <w:hyperlink r:id="rId12" w:history="1">
-          <w:r>
-            <w:rPr>
-              <w:rStyle w:val="Hyperlink"/>
-            </w:rPr>
-            <w:t>t</w:t>
-          </w:r>
-        </w:hyperlink>
-      </w:r>
-      <w:r>
-        <w:rPr>
-          <w:u w:val="single" w:color="0000ff"/>
-          <w:rFonts w:ascii="Charis SIL Regular" w:hAnsi="Charis SIL Regular" w:eastAsia="Charis SIL Regular"/>
-          <w:b w:val="0"/>
-          <w:i w:val="0"/>
-          <w:color w:val="000000"/>
-          <w:sz w:val="24"/>
-        </w:rPr>
-        <w:hyperlink r:id="rId12" w:history="1">
-          <w:r>
-            <w:rPr>
-              <w:rStyle w:val="Hyperlink"/>
-            </w:rPr>
-            <w:t>herl</w:t>
-          </w:r>
-        </w:hyperlink>
+        <w:t>•  Specifically for conducting research in the National Archives of the Netherl</w:t>
       </w:r>
       <w:r>
         <w:rPr>

--- a/EXPORTS/DOCX/published/niveau1/English/DoingResearch.docx
+++ b/EXPORTS/DOCX/published/niveau1/English/DoingResearch.docx
@@ -349,6 +349,332 @@
           <w:i/>
           <w:color w:val="0000FF"/>
           <w:sz w:val="24"/>
+          <w:u w:val="single"/>
+        </w:rPr>
+        <w:t>c</w:t>
+      </w:r>
+      <w:r>
+        <w:rPr>
+          <w:rFonts w:ascii="Charis SIL Italic" w:hAnsi="Charis SIL Italic" w:eastAsia="Charis SIL Italic"/>
+          <w:b w:val="0"/>
+          <w:i/>
+          <w:color w:val="0000FF"/>
+          <w:sz w:val="24"/>
+        </w:rPr>
+        <w:t>e</w:t>
+      </w:r>
+      <w:r>
+        <w:rPr>
+          <w:rFonts w:ascii="Charis SIL Italic" w:hAnsi="Charis SIL Italic" w:eastAsia="Charis SIL Italic"/>
+          <w:b w:val="0"/>
+          <w:i/>
+          <w:color w:val="0000FF"/>
+          <w:sz w:val="24"/>
+          <w:u w:val="single"/>
+        </w:rPr>
+        <w:t xml:space="preserve"> </w:t>
+      </w:r>
+      <w:r>
+        <w:rPr>
+          <w:rFonts w:ascii="Charis SIL Italic" w:hAnsi="Charis SIL Italic" w:eastAsia="Charis SIL Italic"/>
+          <w:b w:val="0"/>
+          <w:i/>
+          <w:color w:val="0000FF"/>
+          <w:sz w:val="24"/>
+          <w:u w:val="single"/>
+        </w:rPr>
+        <w:hyperlink r:id="rId9" w:history="1">
+          <w:r>
+            <w:rPr>
+              <w:rStyle w:val="Hyperlink"/>
+            </w:rPr>
+            <w:t>of</w:t>
+          </w:r>
+        </w:hyperlink>
+      </w:r>
+      <w:r>
+        <w:rPr>
+          <w:rFonts w:ascii="Charis SIL Italic" w:hAnsi="Charis SIL Italic" w:eastAsia="Charis SIL Italic"/>
+          <w:b w:val="0"/>
+          <w:i/>
+          <w:color w:val="0000FF"/>
+          <w:sz w:val="24"/>
+          <w:u w:val="single"/>
+        </w:rPr>
+        <w:t xml:space="preserve"> </w:t>
+      </w:r>
+      <w:r>
+        <w:rPr>
+          <w:rFonts w:ascii="Charis SIL Italic" w:hAnsi="Charis SIL Italic" w:eastAsia="Charis SIL Italic"/>
+          <w:b w:val="0"/>
+          <w:i/>
+          <w:color w:val="0000FF"/>
+          <w:sz w:val="24"/>
+          <w:u w:val="single"/>
+        </w:rPr>
+        <w:hyperlink r:id="rId9" w:history="1">
+          <w:r>
+            <w:rPr>
+              <w:rStyle w:val="Hyperlink"/>
+            </w:rPr>
+            <w:t>cultural</w:t>
+          </w:r>
+        </w:hyperlink>
+      </w:r>
+      <w:r>
+        <w:rPr>
+          <w:rFonts w:ascii="Charis SIL Italic" w:hAnsi="Charis SIL Italic" w:eastAsia="Charis SIL Italic"/>
+          <w:b w:val="0"/>
+          <w:i/>
+          <w:color w:val="0000FF"/>
+          <w:sz w:val="24"/>
+          <w:u w:val="single"/>
+        </w:rPr>
+        <w:t xml:space="preserve"> </w:t>
+      </w:r>
+      <w:r>
+        <w:rPr>
+          <w:rFonts w:ascii="Charis SIL Italic" w:hAnsi="Charis SIL Italic" w:eastAsia="Charis SIL Italic"/>
+          <w:b w:val="0"/>
+          <w:i/>
+          <w:color w:val="0000FF"/>
+          <w:sz w:val="24"/>
+          <w:u w:val="single"/>
+        </w:rPr>
+        <w:hyperlink r:id="rId9" w:history="1">
+          <w:r>
+            <w:rPr>
+              <w:rStyle w:val="Hyperlink"/>
+            </w:rPr>
+            <w:t xml:space="preserve">objects </w:t>
+          </w:r>
+        </w:hyperlink>
+      </w:r>
+      <w:r>
+        <w:rPr>
+          <w:rFonts w:ascii="Charis SIL Italic" w:hAnsi="Charis SIL Italic" w:eastAsia="Charis SIL Italic"/>
+          <w:b w:val="0"/>
+          <w:i/>
+          <w:color w:val="0000FF"/>
+          <w:sz w:val="24"/>
+          <w:u w:val="single"/>
+        </w:rPr>
+        <w:t>and collections acqui</w:t>
+      </w:r>
+      <w:r>
+        <w:rPr>
+          <w:rFonts w:ascii="Charis SIL Italic" w:hAnsi="Charis SIL Italic" w:eastAsia="Charis SIL Italic"/>
+          <w:b w:val="0"/>
+          <w:i/>
+          <w:color w:val="0000FF"/>
+          <w:sz w:val="24"/>
+          <w:u w:val="single"/>
+        </w:rPr>
+        <w:hyperlink r:id="rId9" w:history="1">
+          <w:r>
+            <w:rPr>
+              <w:rStyle w:val="Hyperlink"/>
+            </w:rPr>
+            <w:t>red</w:t>
+          </w:r>
+        </w:hyperlink>
+      </w:r>
+      <w:r>
+        <w:rPr>
+          <w:rFonts w:ascii="Charis SIL Italic" w:hAnsi="Charis SIL Italic" w:eastAsia="Charis SIL Italic"/>
+          <w:b w:val="0"/>
+          <w:i/>
+          <w:color w:val="0000FF"/>
+          <w:sz w:val="24"/>
+          <w:u w:val="single"/>
+        </w:rPr>
+        <w:t xml:space="preserve"> </w:t>
+      </w:r>
+      <w:r>
+        <w:rPr>
+          <w:rFonts w:ascii="Charis SIL Italic" w:hAnsi="Charis SIL Italic" w:eastAsia="Charis SIL Italic"/>
+          <w:b w:val="0"/>
+          <w:i/>
+          <w:color w:val="0000FF"/>
+          <w:sz w:val="24"/>
+          <w:u w:val="single"/>
+        </w:rPr>
+        <w:hyperlink r:id="rId9" w:history="1">
+          <w:r>
+            <w:rPr>
+              <w:rStyle w:val="Hyperlink"/>
+            </w:rPr>
+            <w:t>in</w:t>
+          </w:r>
+        </w:hyperlink>
+      </w:r>
+      <w:r>
+        <w:rPr>
+          <w:rFonts w:ascii="Charis SIL Italic" w:hAnsi="Charis SIL Italic" w:eastAsia="Charis SIL Italic"/>
+          <w:b w:val="0"/>
+          <w:i/>
+          <w:color w:val="0000FF"/>
+          <w:sz w:val="24"/>
+          <w:u w:val="single"/>
+        </w:rPr>
+        <w:t xml:space="preserve"> </w:t>
+      </w:r>
+      <w:r>
+        <w:rPr>
+          <w:rFonts w:ascii="Charis SIL Italic" w:hAnsi="Charis SIL Italic" w:eastAsia="Charis SIL Italic"/>
+          <w:b w:val="0"/>
+          <w:i/>
+          <w:color w:val="0000FF"/>
+          <w:sz w:val="24"/>
+          <w:u w:val="single"/>
+        </w:rPr>
+        <w:hyperlink r:id="rId9" w:history="1">
+          <w:r>
+            <w:rPr>
+              <w:rStyle w:val="Hyperlink"/>
+            </w:rPr>
+            <w:t>colonial</w:t>
+          </w:r>
+        </w:hyperlink>
+      </w:r>
+      <w:r>
+        <w:rPr>
+          <w:rFonts w:ascii="Charis SIL Italic" w:hAnsi="Charis SIL Italic" w:eastAsia="Charis SIL Italic"/>
+          <w:b w:val="0"/>
+          <w:i/>
+          <w:color w:val="0000FF"/>
+          <w:sz w:val="24"/>
+          <w:u w:val="single"/>
+        </w:rPr>
+        <w:t xml:space="preserve"> </w:t>
+      </w:r>
+      <w:r>
+        <w:rPr>
+          <w:rFonts w:ascii="Charis SIL Italic" w:hAnsi="Charis SIL Italic" w:eastAsia="Charis SIL Italic"/>
+          <w:b w:val="0"/>
+          <w:i/>
+          <w:color w:val="0000FF"/>
+          <w:sz w:val="24"/>
+          <w:u w:val="single"/>
+        </w:rPr>
+        <w:hyperlink r:id="rId9" w:history="1">
+          <w:r>
+            <w:rPr>
+              <w:rStyle w:val="Hyperlink"/>
+            </w:rPr>
+            <w:t>s</w:t>
+          </w:r>
+        </w:hyperlink>
+      </w:r>
+      <w:r>
+        <w:rPr>
+          <w:rFonts w:ascii="Charis SIL Italic" w:hAnsi="Charis SIL Italic" w:eastAsia="Charis SIL Italic"/>
+          <w:b w:val="0"/>
+          <w:i/>
+          <w:color w:val="0000FF"/>
+          <w:sz w:val="24"/>
+          <w:u w:val="single"/>
+        </w:rPr>
+        <w:hyperlink r:id="rId9" w:history="1">
+          <w:r>
+            <w:rPr>
+              <w:rStyle w:val="Hyperlink"/>
+            </w:rPr>
+            <w:t>itua</w:t>
+          </w:r>
+        </w:hyperlink>
+      </w:r>
+      <w:r>
+        <w:rPr>
+          <w:rFonts w:ascii="Charis SIL Italic" w:hAnsi="Charis SIL Italic" w:eastAsia="Charis SIL Italic"/>
+          <w:b w:val="0"/>
+          <w:i/>
+          <w:color w:val="0000FF"/>
+          <w:sz w:val="24"/>
+          <w:u w:val="single"/>
+        </w:rPr>
+        <w:hyperlink r:id="rId9" w:history="1">
+          <w:r>
+            <w:rPr>
+              <w:rStyle w:val="Hyperlink"/>
+            </w:rPr>
+            <w:t>t</w:t>
+          </w:r>
+        </w:hyperlink>
+      </w:r>
+      <w:r>
+        <w:rPr>
+          <w:rFonts w:ascii="Charis SIL Italic" w:hAnsi="Charis SIL Italic" w:eastAsia="Charis SIL Italic"/>
+          <w:b w:val="0"/>
+          <w:i/>
+          <w:color w:val="0000FF"/>
+          <w:sz w:val="24"/>
+          <w:u w:val="single"/>
+        </w:rPr>
+        <w:hyperlink r:id="rId9" w:history="1">
+          <w:r>
+            <w:rPr>
+              <w:rStyle w:val="Hyperlink"/>
+            </w:rPr>
+            <w:t>ions</w:t>
+          </w:r>
+        </w:hyperlink>
+      </w:r>
+      <w:r>
+        <w:rPr>
+          <w:u w:val="single" w:color="0000ff"/>
+          <w:rFonts w:ascii="Charis SIL Regular" w:hAnsi="Charis SIL Regular" w:eastAsia="Charis SIL Regular"/>
+          <w:b w:val="0"/>
+          <w:i w:val="0"/>
+          <w:color w:val="000000"/>
+          <w:sz w:val="24"/>
+        </w:rPr>
+        <w:hyperlink r:id="rId9" w:history="1">
+          <w:r>
+            <w:rPr>
+              <w:rStyle w:val="Hyperlink"/>
+            </w:rPr>
+            <w:t xml:space="preserve"> and th</w:t>
+          </w:r>
+        </w:hyperlink>
+      </w:r>
+      <w:r>
+        <w:rPr>
+          <w:u w:val="single" w:color="0000ff"/>
+          <w:rFonts w:ascii="Charis SIL Regular" w:hAnsi="Charis SIL Regular" w:eastAsia="Charis SIL Regular"/>
+          <w:b w:val="0"/>
+          <w:i w:val="0"/>
+          <w:color w:val="000000"/>
+          <w:sz w:val="24"/>
+        </w:rPr>
+        <w:t xml:space="preserve">e publication </w:t>
+      </w:r>
+      <w:r>
+        <w:rPr>
+          <w:rFonts w:ascii="Charis SIL Italic" w:hAnsi="Charis SIL Italic" w:eastAsia="Charis SIL Italic"/>
+          <w:b w:val="0"/>
+          <w:i/>
+          <w:color w:val="0000FF"/>
+          <w:sz w:val="24"/>
+          <w:u w:val="single"/>
+        </w:rPr>
+        <w:hyperlink r:id="rId10" w:history="1">
+          <w:r>
+            <w:rPr>
+              <w:rStyle w:val="Hyperlink"/>
+            </w:rPr>
+            <w:t>Provenan</w:t>
+          </w:r>
+        </w:hyperlink>
+      </w:r>
+      <w:r>
+        <w:rPr>
+          <w:rFonts w:ascii="Charis SIL Italic" w:hAnsi="Charis SIL Italic" w:eastAsia="Charis SIL Italic"/>
+          <w:b w:val="0"/>
+          <w:i/>
+          <w:color w:val="0000FF"/>
+          <w:sz w:val="24"/>
+          <w:u w:val="single"/>
         </w:rPr>
         <w:hyperlink r:id="rId9" w:history="1">
           <w:r>
@@ -366,292 +692,7 @@
           <w:i/>
           <w:color w:val="0000FF"/>
           <w:sz w:val="24"/>
-        </w:rPr>
-        <w:t>e</w:t>
-      </w:r>
-      <w:r>
-        <w:rPr>
-          <w:rFonts w:ascii="Charis SIL Italic" w:hAnsi="Charis SIL Italic" w:eastAsia="Charis SIL Italic"/>
-          <w:b w:val="0"/>
-          <w:i/>
-          <w:color w:val="0000FF"/>
-          <w:sz w:val="24"/>
           <w:u w:val="single"/>
-        </w:rPr>
-        <w:t xml:space="preserve"> </w:t>
-      </w:r>
-      <w:r>
-        <w:rPr>
-          <w:rFonts w:ascii="Charis SIL Italic" w:hAnsi="Charis SIL Italic" w:eastAsia="Charis SIL Italic"/>
-          <w:b w:val="0"/>
-          <w:i/>
-          <w:color w:val="0000FF"/>
-          <w:sz w:val="24"/>
-          <w:u w:val="single"/>
-        </w:rPr>
-        <w:hyperlink r:id="rId9" w:history="1">
-          <w:r>
-            <w:rPr>
-              <w:rStyle w:val="Hyperlink"/>
-            </w:rPr>
-            <w:t>of</w:t>
-          </w:r>
-        </w:hyperlink>
-      </w:r>
-      <w:r>
-        <w:rPr>
-          <w:rFonts w:ascii="Charis SIL Italic" w:hAnsi="Charis SIL Italic" w:eastAsia="Charis SIL Italic"/>
-          <w:b w:val="0"/>
-          <w:i/>
-          <w:color w:val="0000FF"/>
-          <w:sz w:val="24"/>
-          <w:u w:val="single"/>
-        </w:rPr>
-        <w:t xml:space="preserve"> </w:t>
-      </w:r>
-      <w:r>
-        <w:rPr>
-          <w:rFonts w:ascii="Charis SIL Italic" w:hAnsi="Charis SIL Italic" w:eastAsia="Charis SIL Italic"/>
-          <w:b w:val="0"/>
-          <w:i/>
-          <w:color w:val="0000FF"/>
-          <w:sz w:val="24"/>
-          <w:u w:val="single"/>
-        </w:rPr>
-        <w:hyperlink r:id="rId9" w:history="1">
-          <w:r>
-            <w:rPr>
-              <w:rStyle w:val="Hyperlink"/>
-            </w:rPr>
-            <w:t>cultural</w:t>
-          </w:r>
-        </w:hyperlink>
-      </w:r>
-      <w:r>
-        <w:rPr>
-          <w:rFonts w:ascii="Charis SIL Italic" w:hAnsi="Charis SIL Italic" w:eastAsia="Charis SIL Italic"/>
-          <w:b w:val="0"/>
-          <w:i/>
-          <w:color w:val="0000FF"/>
-          <w:sz w:val="24"/>
-          <w:u w:val="single"/>
-        </w:rPr>
-        <w:t xml:space="preserve"> </w:t>
-      </w:r>
-      <w:r>
-        <w:rPr>
-          <w:rFonts w:ascii="Charis SIL Italic" w:hAnsi="Charis SIL Italic" w:eastAsia="Charis SIL Italic"/>
-          <w:b w:val="0"/>
-          <w:i/>
-          <w:color w:val="0000FF"/>
-          <w:sz w:val="24"/>
-          <w:u w:val="single"/>
-        </w:rPr>
-        <w:hyperlink r:id="rId9" w:history="1">
-          <w:r>
-            <w:rPr>
-              <w:rStyle w:val="Hyperlink"/>
-            </w:rPr>
-            <w:t xml:space="preserve">objects </w:t>
-          </w:r>
-        </w:hyperlink>
-      </w:r>
-      <w:r>
-        <w:rPr>
-          <w:rFonts w:ascii="Charis SIL Italic" w:hAnsi="Charis SIL Italic" w:eastAsia="Charis SIL Italic"/>
-          <w:b w:val="0"/>
-          <w:i/>
-          <w:color w:val="0000FF"/>
-          <w:sz w:val="24"/>
-          <w:u w:val="single"/>
-        </w:rPr>
-        <w:t>and collections acqui</w:t>
-      </w:r>
-      <w:r>
-        <w:rPr>
-          <w:rFonts w:ascii="Charis SIL Italic" w:hAnsi="Charis SIL Italic" w:eastAsia="Charis SIL Italic"/>
-          <w:b w:val="0"/>
-          <w:i/>
-          <w:color w:val="0000FF"/>
-          <w:sz w:val="24"/>
-          <w:u w:val="single"/>
-        </w:rPr>
-        <w:hyperlink r:id="rId9" w:history="1">
-          <w:r>
-            <w:rPr>
-              <w:rStyle w:val="Hyperlink"/>
-            </w:rPr>
-            <w:t>red</w:t>
-          </w:r>
-        </w:hyperlink>
-      </w:r>
-      <w:r>
-        <w:rPr>
-          <w:rFonts w:ascii="Charis SIL Italic" w:hAnsi="Charis SIL Italic" w:eastAsia="Charis SIL Italic"/>
-          <w:b w:val="0"/>
-          <w:i/>
-          <w:color w:val="0000FF"/>
-          <w:sz w:val="24"/>
-          <w:u w:val="single"/>
-        </w:rPr>
-        <w:t xml:space="preserve"> </w:t>
-      </w:r>
-      <w:r>
-        <w:rPr>
-          <w:rFonts w:ascii="Charis SIL Italic" w:hAnsi="Charis SIL Italic" w:eastAsia="Charis SIL Italic"/>
-          <w:b w:val="0"/>
-          <w:i/>
-          <w:color w:val="0000FF"/>
-          <w:sz w:val="24"/>
-          <w:u w:val="single"/>
-        </w:rPr>
-        <w:hyperlink r:id="rId9" w:history="1">
-          <w:r>
-            <w:rPr>
-              <w:rStyle w:val="Hyperlink"/>
-            </w:rPr>
-            <w:t>in</w:t>
-          </w:r>
-        </w:hyperlink>
-      </w:r>
-      <w:r>
-        <w:rPr>
-          <w:rFonts w:ascii="Charis SIL Italic" w:hAnsi="Charis SIL Italic" w:eastAsia="Charis SIL Italic"/>
-          <w:b w:val="0"/>
-          <w:i/>
-          <w:color w:val="0000FF"/>
-          <w:sz w:val="24"/>
-          <w:u w:val="single"/>
-        </w:rPr>
-        <w:t xml:space="preserve"> </w:t>
-      </w:r>
-      <w:r>
-        <w:rPr>
-          <w:rFonts w:ascii="Charis SIL Italic" w:hAnsi="Charis SIL Italic" w:eastAsia="Charis SIL Italic"/>
-          <w:b w:val="0"/>
-          <w:i/>
-          <w:color w:val="0000FF"/>
-          <w:sz w:val="24"/>
-          <w:u w:val="single"/>
-        </w:rPr>
-        <w:hyperlink r:id="rId9" w:history="1">
-          <w:r>
-            <w:rPr>
-              <w:rStyle w:val="Hyperlink"/>
-            </w:rPr>
-            <w:t>colonial</w:t>
-          </w:r>
-        </w:hyperlink>
-      </w:r>
-      <w:r>
-        <w:rPr>
-          <w:rFonts w:ascii="Charis SIL Italic" w:hAnsi="Charis SIL Italic" w:eastAsia="Charis SIL Italic"/>
-          <w:b w:val="0"/>
-          <w:i/>
-          <w:color w:val="0000FF"/>
-          <w:sz w:val="24"/>
-          <w:u w:val="single"/>
-        </w:rPr>
-        <w:t xml:space="preserve"> </w:t>
-      </w:r>
-      <w:r>
-        <w:rPr>
-          <w:rFonts w:ascii="Charis SIL Italic" w:hAnsi="Charis SIL Italic" w:eastAsia="Charis SIL Italic"/>
-          <w:b w:val="0"/>
-          <w:i/>
-          <w:color w:val="0000FF"/>
-          <w:sz w:val="24"/>
-          <w:u w:val="single"/>
-        </w:rPr>
-        <w:hyperlink r:id="rId9" w:history="1">
-          <w:r>
-            <w:rPr>
-              <w:rStyle w:val="Hyperlink"/>
-            </w:rPr>
-            <w:t>s</w:t>
-          </w:r>
-        </w:hyperlink>
-      </w:r>
-      <w:r>
-        <w:rPr>
-          <w:rFonts w:ascii="Charis SIL Italic" w:hAnsi="Charis SIL Italic" w:eastAsia="Charis SIL Italic"/>
-          <w:b w:val="0"/>
-          <w:i/>
-          <w:color w:val="0000FF"/>
-          <w:sz w:val="24"/>
-          <w:u w:val="single"/>
-        </w:rPr>
-        <w:hyperlink r:id="rId9" w:history="1">
-          <w:r>
-            <w:rPr>
-              <w:rStyle w:val="Hyperlink"/>
-            </w:rPr>
-            <w:t>itua</w:t>
-          </w:r>
-        </w:hyperlink>
-      </w:r>
-      <w:r>
-        <w:rPr>
-          <w:rFonts w:ascii="Charis SIL Italic" w:hAnsi="Charis SIL Italic" w:eastAsia="Charis SIL Italic"/>
-          <w:b w:val="0"/>
-          <w:i/>
-          <w:color w:val="0000FF"/>
-          <w:sz w:val="24"/>
-          <w:u w:val="single"/>
-        </w:rPr>
-        <w:hyperlink r:id="rId9" w:history="1">
-          <w:r>
-            <w:rPr>
-              <w:rStyle w:val="Hyperlink"/>
-            </w:rPr>
-            <w:t>t</w:t>
-          </w:r>
-        </w:hyperlink>
-      </w:r>
-      <w:r>
-        <w:rPr>
-          <w:rFonts w:ascii="Charis SIL Italic" w:hAnsi="Charis SIL Italic" w:eastAsia="Charis SIL Italic"/>
-          <w:b w:val="0"/>
-          <w:i/>
-          <w:color w:val="0000FF"/>
-          <w:sz w:val="24"/>
-          <w:u w:val="single"/>
-        </w:rPr>
-        <w:hyperlink r:id="rId9" w:history="1">
-          <w:r>
-            <w:rPr>
-              <w:rStyle w:val="Hyperlink"/>
-            </w:rPr>
-            <w:t>ions</w:t>
-          </w:r>
-        </w:hyperlink>
-      </w:r>
-      <w:r>
-        <w:rPr>
-          <w:u w:val="single" w:color="0000ff"/>
-          <w:rFonts w:ascii="Charis SIL Regular" w:hAnsi="Charis SIL Regular" w:eastAsia="Charis SIL Regular"/>
-          <w:b w:val="0"/>
-          <w:i w:val="0"/>
-          <w:color w:val="000000"/>
-          <w:sz w:val="24"/>
-        </w:rPr>
-        <w:hyperlink r:id="rId9" w:history="1">
-          <w:r>
-            <w:rPr>
-              <w:rStyle w:val="Hyperlink"/>
-            </w:rPr>
-            <w:t xml:space="preserve"> and th</w:t>
-          </w:r>
-        </w:hyperlink>
-      </w:r>
-      <w:r>
-        <w:rPr>
-          <w:u w:val="single" w:color="0000ff"/>
-          <w:rFonts w:ascii="Charis SIL Regular" w:hAnsi="Charis SIL Regular" w:eastAsia="Charis SIL Regular"/>
-          <w:b w:val="0"/>
-          <w:i w:val="0"/>
-          <w:color w:val="000000"/>
-          <w:sz w:val="24"/>
         </w:rPr>
         <w:hyperlink r:id="rId9" w:history="1">
           <w:r>
@@ -664,109 +705,95 @@
       </w:r>
       <w:r>
         <w:rPr>
-          <w:u w:val="single" w:color="0000ff"/>
-          <w:rFonts w:ascii="Charis SIL Regular" w:hAnsi="Charis SIL Regular" w:eastAsia="Charis SIL Regular"/>
-          <w:b w:val="0"/>
-          <w:i w:val="0"/>
-          <w:color w:val="000000"/>
-          <w:sz w:val="24"/>
+          <w:rFonts w:ascii="Charis SIL Italic" w:hAnsi="Charis SIL Italic" w:eastAsia="Charis SIL Italic"/>
+          <w:b w:val="0"/>
+          <w:i/>
+          <w:color w:val="0000FF"/>
+          <w:sz w:val="24"/>
+          <w:u w:val="single"/>
+        </w:rPr>
+        <w:t xml:space="preserve"> </w:t>
+      </w:r>
+      <w:r>
+        <w:rPr>
+          <w:rFonts w:ascii="Charis SIL Italic" w:hAnsi="Charis SIL Italic" w:eastAsia="Charis SIL Italic"/>
+          <w:b w:val="0"/>
+          <w:i/>
+          <w:color w:val="0000FF"/>
+          <w:sz w:val="24"/>
+          <w:u w:val="single"/>
         </w:rPr>
         <w:hyperlink r:id="rId9" w:history="1">
           <w:r>
             <w:rPr>
               <w:rStyle w:val="Hyperlink"/>
             </w:rPr>
-            <w:t xml:space="preserve"> publi</w:t>
+            <w:t>r</w:t>
           </w:r>
         </w:hyperlink>
       </w:r>
       <w:r>
         <w:rPr>
-          <w:u w:val="single" w:color="0000ff"/>
-          <w:rFonts w:ascii="Charis SIL Regular" w:hAnsi="Charis SIL Regular" w:eastAsia="Charis SIL Regular"/>
-          <w:b w:val="0"/>
-          <w:i w:val="0"/>
-          <w:color w:val="000000"/>
-          <w:sz w:val="24"/>
+          <w:rFonts w:ascii="Charis SIL Italic" w:hAnsi="Charis SIL Italic" w:eastAsia="Charis SIL Italic"/>
+          <w:b w:val="0"/>
+          <w:i/>
+          <w:color w:val="0000FF"/>
+          <w:sz w:val="24"/>
+          <w:u w:val="single"/>
         </w:rPr>
         <w:hyperlink r:id="rId9" w:history="1">
           <w:r>
             <w:rPr>
               <w:rStyle w:val="Hyperlink"/>
             </w:rPr>
-            <w:t>c</w:t>
+            <w:t>esearch</w:t>
           </w:r>
         </w:hyperlink>
       </w:r>
       <w:r>
         <w:rPr>
-          <w:u w:val="single" w:color="0000ff"/>
-          <w:rFonts w:ascii="Charis SIL Regular" w:hAnsi="Charis SIL Regular" w:eastAsia="Charis SIL Regular"/>
-          <w:b w:val="0"/>
-          <w:i w:val="0"/>
-          <w:color w:val="000000"/>
-          <w:sz w:val="24"/>
+          <w:rFonts w:ascii="Charis SIL Italic" w:hAnsi="Charis SIL Italic" w:eastAsia="Charis SIL Italic"/>
+          <w:b w:val="0"/>
+          <w:i/>
+          <w:color w:val="0000FF"/>
+          <w:sz w:val="24"/>
+          <w:u w:val="single"/>
+        </w:rPr>
+        <w:t xml:space="preserve"> </w:t>
+      </w:r>
+      <w:r>
+        <w:rPr>
+          <w:rFonts w:ascii="Charis SIL Italic" w:hAnsi="Charis SIL Italic" w:eastAsia="Charis SIL Italic"/>
+          <w:b w:val="0"/>
+          <w:i/>
+          <w:color w:val="0000FF"/>
+          <w:sz w:val="24"/>
+          <w:u w:val="single"/>
         </w:rPr>
         <w:hyperlink r:id="rId9" w:history="1">
           <w:r>
             <w:rPr>
               <w:rStyle w:val="Hyperlink"/>
             </w:rPr>
-            <w:t>atio</w:t>
+            <w:t xml:space="preserve">into </w:t>
           </w:r>
         </w:hyperlink>
       </w:r>
       <w:r>
         <w:rPr>
-          <w:u w:val="single" w:color="0000ff"/>
-          <w:rFonts w:ascii="Charis SIL Regular" w:hAnsi="Charis SIL Regular" w:eastAsia="Charis SIL Regular"/>
-          <w:b w:val="0"/>
-          <w:i w:val="0"/>
-          <w:color w:val="000000"/>
-          <w:sz w:val="24"/>
+          <w:rFonts w:ascii="Charis SIL Italic" w:hAnsi="Charis SIL Italic" w:eastAsia="Charis SIL Italic"/>
+          <w:b w:val="0"/>
+          <w:i/>
+          <w:color w:val="0000FF"/>
+          <w:sz w:val="24"/>
+          <w:u w:val="single"/>
         </w:rPr>
         <w:hyperlink r:id="rId9" w:history="1">
           <w:r>
             <w:rPr>
               <w:rStyle w:val="Hyperlink"/>
             </w:rPr>
-            <w:t xml:space="preserve">n </w:t>
-          </w:r>
-        </w:hyperlink>
-      </w:r>
-      <w:r>
-        <w:rPr>
-          <w:rFonts w:ascii="Charis SIL Italic" w:hAnsi="Charis SIL Italic" w:eastAsia="Charis SIL Italic"/>
-          <w:b w:val="0"/>
-          <w:i/>
-          <w:color w:val="0000FF"/>
-          <w:sz w:val="24"/>
-          <w:u w:val="single"/>
-        </w:rPr>
-        <w:hyperlink r:id="rId9" w:history="1">
-          <w:r>
-            <w:rPr>
-              <w:rStyle w:val="Hyperlink"/>
-            </w:rPr>
-            <w:t>Provenan</w:t>
-          </w:r>
-        </w:hyperlink>
-      </w:r>
-      <w:r>
-        <w:rPr>
-          <w:rFonts w:ascii="Charis SIL Italic" w:hAnsi="Charis SIL Italic" w:eastAsia="Charis SIL Italic"/>
-          <w:b w:val="0"/>
-          <w:i/>
-          <w:color w:val="0000FF"/>
-          <w:sz w:val="24"/>
-          <w:u w:val="single"/>
-        </w:rPr>
-        <w:hyperlink r:id="rId9" w:history="1">
-          <w:r>
-            <w:rPr>
-              <w:rStyle w:val="Hyperlink"/>
-            </w:rPr>
-            <w:t>c</w:t>
+            <w:t>coll</w:t>
           </w:r>
         </w:hyperlink>
       </w:r>
@@ -797,118 +824,6 @@
           <w:sz w:val="24"/>
           <w:u w:val="single"/>
         </w:rPr>
-        <w:t xml:space="preserve"> </w:t>
-      </w:r>
-      <w:r>
-        <w:rPr>
-          <w:rFonts w:ascii="Charis SIL Italic" w:hAnsi="Charis SIL Italic" w:eastAsia="Charis SIL Italic"/>
-          <w:b w:val="0"/>
-          <w:i/>
-          <w:color w:val="0000FF"/>
-          <w:sz w:val="24"/>
-          <w:u w:val="single"/>
-        </w:rPr>
-        <w:hyperlink r:id="rId9" w:history="1">
-          <w:r>
-            <w:rPr>
-              <w:rStyle w:val="Hyperlink"/>
-            </w:rPr>
-            <w:t>r</w:t>
-          </w:r>
-        </w:hyperlink>
-      </w:r>
-      <w:r>
-        <w:rPr>
-          <w:rFonts w:ascii="Charis SIL Italic" w:hAnsi="Charis SIL Italic" w:eastAsia="Charis SIL Italic"/>
-          <w:b w:val="0"/>
-          <w:i/>
-          <w:color w:val="0000FF"/>
-          <w:sz w:val="24"/>
-          <w:u w:val="single"/>
-        </w:rPr>
-        <w:hyperlink r:id="rId9" w:history="1">
-          <w:r>
-            <w:rPr>
-              <w:rStyle w:val="Hyperlink"/>
-            </w:rPr>
-            <w:t>esearch</w:t>
-          </w:r>
-        </w:hyperlink>
-      </w:r>
-      <w:r>
-        <w:rPr>
-          <w:rFonts w:ascii="Charis SIL Italic" w:hAnsi="Charis SIL Italic" w:eastAsia="Charis SIL Italic"/>
-          <w:b w:val="0"/>
-          <w:i/>
-          <w:color w:val="0000FF"/>
-          <w:sz w:val="24"/>
-          <w:u w:val="single"/>
-        </w:rPr>
-        <w:t xml:space="preserve"> </w:t>
-      </w:r>
-      <w:r>
-        <w:rPr>
-          <w:rFonts w:ascii="Charis SIL Italic" w:hAnsi="Charis SIL Italic" w:eastAsia="Charis SIL Italic"/>
-          <w:b w:val="0"/>
-          <w:i/>
-          <w:color w:val="0000FF"/>
-          <w:sz w:val="24"/>
-          <w:u w:val="single"/>
-        </w:rPr>
-        <w:hyperlink r:id="rId9" w:history="1">
-          <w:r>
-            <w:rPr>
-              <w:rStyle w:val="Hyperlink"/>
-            </w:rPr>
-            <w:t xml:space="preserve">into </w:t>
-          </w:r>
-        </w:hyperlink>
-      </w:r>
-      <w:r>
-        <w:rPr>
-          <w:rFonts w:ascii="Charis SIL Italic" w:hAnsi="Charis SIL Italic" w:eastAsia="Charis SIL Italic"/>
-          <w:b w:val="0"/>
-          <w:i/>
-          <w:color w:val="0000FF"/>
-          <w:sz w:val="24"/>
-          <w:u w:val="single"/>
-        </w:rPr>
-        <w:hyperlink r:id="rId9" w:history="1">
-          <w:r>
-            <w:rPr>
-              <w:rStyle w:val="Hyperlink"/>
-            </w:rPr>
-            <w:t>coll</w:t>
-          </w:r>
-        </w:hyperlink>
-      </w:r>
-      <w:r>
-        <w:rPr>
-          <w:rFonts w:ascii="Charis SIL Italic" w:hAnsi="Charis SIL Italic" w:eastAsia="Charis SIL Italic"/>
-          <w:b w:val="0"/>
-          <w:i/>
-          <w:color w:val="0000FF"/>
-          <w:sz w:val="24"/>
-          <w:u w:val="single"/>
-        </w:rPr>
-        <w:hyperlink r:id="rId9" w:history="1">
-          <w:r>
-            <w:rPr>
-              <w:rStyle w:val="Hyperlink"/>
-            </w:rPr>
-            <w:t>e</w:t>
-          </w:r>
-        </w:hyperlink>
-      </w:r>
-      <w:r>
-        <w:rPr>
-          <w:rFonts w:ascii="Charis SIL Italic" w:hAnsi="Charis SIL Italic" w:eastAsia="Charis SIL Italic"/>
-          <w:b w:val="0"/>
-          <w:i/>
-          <w:color w:val="0000FF"/>
-          <w:sz w:val="24"/>
-          <w:u w:val="single"/>
-        </w:rPr>
         <w:hyperlink r:id="rId9" w:history="1">
           <w:r>
             <w:rPr>
@@ -1025,7 +940,7 @@
           <w:sz w:val="24"/>
           <w:u w:val="single"/>
         </w:rPr>
-        <w:hyperlink r:id="rId9" w:history="1">
+        <w:hyperlink r:id="rId10" w:history="1">
           <w:r>
             <w:rPr>
               <w:rStyle w:val="Hyperlink"/>
@@ -1250,7 +1165,6 @@
       </w:r>
       <w:r>
         <w:rPr>
-          <w:u w:val="single" w:color="0000ff"/>
           <w:rFonts w:ascii="Charis SIL Regular" w:hAnsi="Charis SIL Regular" w:eastAsia="Charis SIL Regular"/>
           <w:b w:val="0"/>
           <w:i w:val="0"/>
@@ -2668,50 +2582,13 @@
       </w:r>
       <w:r>
         <w:rPr>
-          <w:u w:val="single" w:color="0000ff"/>
           <w:rFonts w:ascii="Charis SIL Regular" w:hAnsi="Charis SIL Regular" w:eastAsia="Charis SIL Regular"/>
           <w:b w:val="0"/>
           <w:i w:val="0"/>
           <w:color w:val="000000"/>
           <w:sz w:val="24"/>
         </w:rPr>
-        <w:hyperlink r:id="rId13" w:history="1">
-          <w:r>
-            <w:rPr>
-              <w:rStyle w:val="Hyperlink"/>
-            </w:rPr>
-            <w:t>f</w:t>
-          </w:r>
-        </w:hyperlink>
-      </w:r>
-      <w:r>
-        <w:rPr>
-          <w:u w:val="single" w:color="0000ff"/>
-          <w:rFonts w:ascii="Charis SIL Regular" w:hAnsi="Charis SIL Regular" w:eastAsia="Charis SIL Regular"/>
-          <w:b w:val="0"/>
-          <w:i w:val="0"/>
-          <w:color w:val="000000"/>
-          <w:sz w:val="24"/>
-        </w:rPr>
-        <w:t xml:space="preserve"> </w:t>
-      </w:r>
-      <w:r>
-        <w:rPr>
-          <w:u w:val="single" w:color="0000ff"/>
-          <w:rFonts w:ascii="Charis SIL Regular" w:hAnsi="Charis SIL Regular" w:eastAsia="Charis SIL Regular"/>
-          <w:b w:val="0"/>
-          <w:i w:val="0"/>
-          <w:color w:val="000000"/>
-          <w:sz w:val="24"/>
-        </w:rPr>
-        <w:hyperlink r:id="rId13" w:history="1">
-          <w:r>
-            <w:rPr>
-              <w:rStyle w:val="Hyperlink"/>
-            </w:rPr>
-            <w:t>the Neth</w:t>
-          </w:r>
-        </w:hyperlink>
+        <w:t>f the Neth</w:t>
       </w:r>
       <w:r>
         <w:rPr>
@@ -3309,7 +3186,7 @@
             <w:rPr>
               <w:rStyle w:val="Hyperlink"/>
             </w:rPr>
-            <w:t>significan</w:t>
+            <w:t>significanc</w:t>
           </w:r>
         </w:hyperlink>
       </w:r>
@@ -3320,13 +3197,36 @@
           <w:i/>
           <w:color w:val="0000FF"/>
           <w:sz w:val="24"/>
+          <w:u w:val="single"/>
+        </w:rPr>
+        <w:t>e</w:t>
+      </w:r>
+      <w:r>
+        <w:rPr>
+          <w:rFonts w:ascii="Charis SIL Italic" w:hAnsi="Charis SIL Italic" w:eastAsia="Charis SIL Italic"/>
+          <w:b w:val="0"/>
+          <w:i/>
+          <w:color w:val="0000FF"/>
+          <w:sz w:val="24"/>
+          <w:u w:val="single"/>
+        </w:rPr>
+        <w:t xml:space="preserve"> </w:t>
+      </w:r>
+      <w:r>
+        <w:rPr>
+          <w:rFonts w:ascii="Charis SIL Italic" w:hAnsi="Charis SIL Italic" w:eastAsia="Charis SIL Italic"/>
+          <w:b w:val="0"/>
+          <w:i/>
+          <w:color w:val="0000FF"/>
+          <w:sz w:val="24"/>
+          <w:u w:val="single"/>
         </w:rPr>
         <w:hyperlink r:id="rId15" w:history="1">
           <w:r>
             <w:rPr>
               <w:rStyle w:val="Hyperlink"/>
             </w:rPr>
-            <w:t>c</w:t>
+            <w:t>o</w:t>
           </w:r>
         </w:hyperlink>
       </w:r>
@@ -3338,7 +3238,7 @@
           <w:color w:val="0000FF"/>
           <w:sz w:val="24"/>
         </w:rPr>
-        <w:t>e</w:t>
+        <w:t xml:space="preserve">f </w:t>
       </w:r>
       <w:r>
         <w:rPr>
@@ -3349,123 +3249,7 @@
           <w:sz w:val="24"/>
           <w:u w:val="single"/>
         </w:rPr>
-        <w:t xml:space="preserve"> </w:t>
-      </w:r>
-      <w:r>
-        <w:rPr>
-          <w:rFonts w:ascii="Charis SIL Italic" w:hAnsi="Charis SIL Italic" w:eastAsia="Charis SIL Italic"/>
-          <w:b w:val="0"/>
-          <w:i/>
-          <w:color w:val="0000FF"/>
-          <w:sz w:val="24"/>
-          <w:u w:val="single"/>
-        </w:rPr>
-        <w:hyperlink r:id="rId15" w:history="1">
-          <w:r>
-            <w:rPr>
-              <w:rStyle w:val="Hyperlink"/>
-            </w:rPr>
-            <w:t xml:space="preserve">of </w:t>
-          </w:r>
-        </w:hyperlink>
-      </w:r>
-      <w:r>
-        <w:rPr>
-          <w:rFonts w:ascii="Charis SIL Italic" w:hAnsi="Charis SIL Italic" w:eastAsia="Charis SIL Italic"/>
-          <w:b w:val="0"/>
-          <w:i/>
-          <w:color w:val="0000FF"/>
-          <w:sz w:val="24"/>
-          <w:u w:val="single"/>
-        </w:rPr>
-        <w:hyperlink r:id="rId15" w:history="1">
-          <w:r>
-            <w:rPr>
-              <w:rStyle w:val="Hyperlink"/>
-            </w:rPr>
-            <w:t>cultural</w:t>
-          </w:r>
-        </w:hyperlink>
-      </w:r>
-      <w:r>
-        <w:rPr>
-          <w:rFonts w:ascii="Charis SIL Italic" w:hAnsi="Charis SIL Italic" w:eastAsia="Charis SIL Italic"/>
-          <w:b w:val="0"/>
-          <w:i/>
-          <w:color w:val="0000FF"/>
-          <w:sz w:val="24"/>
-          <w:u w:val="single"/>
-        </w:rPr>
-        <w:t xml:space="preserve"> </w:t>
-      </w:r>
-      <w:r>
-        <w:rPr>
-          <w:rFonts w:ascii="Charis SIL Italic" w:hAnsi="Charis SIL Italic" w:eastAsia="Charis SIL Italic"/>
-          <w:b w:val="0"/>
-          <w:i/>
-          <w:color w:val="0000FF"/>
-          <w:sz w:val="24"/>
-          <w:u w:val="single"/>
-        </w:rPr>
-        <w:hyperlink r:id="rId15" w:history="1">
-          <w:r>
-            <w:rPr>
-              <w:rStyle w:val="Hyperlink"/>
-            </w:rPr>
-            <w:t>objects</w:t>
-          </w:r>
-        </w:hyperlink>
-      </w:r>
-      <w:r>
-        <w:rPr>
-          <w:rFonts w:ascii="Charis SIL Italic" w:hAnsi="Charis SIL Italic" w:eastAsia="Charis SIL Italic"/>
-          <w:b w:val="0"/>
-          <w:i/>
-          <w:color w:val="0000FF"/>
-          <w:sz w:val="24"/>
-          <w:u w:val="single"/>
-        </w:rPr>
-        <w:t xml:space="preserve"> </w:t>
-      </w:r>
-      <w:r>
-        <w:rPr>
-          <w:rFonts w:ascii="Charis SIL Italic" w:hAnsi="Charis SIL Italic" w:eastAsia="Charis SIL Italic"/>
-          <w:b w:val="0"/>
-          <w:i/>
-          <w:color w:val="0000FF"/>
-          <w:sz w:val="24"/>
-          <w:u w:val="single"/>
-        </w:rPr>
-        <w:hyperlink r:id="rId15" w:history="1">
-          <w:r>
-            <w:rPr>
-              <w:rStyle w:val="Hyperlink"/>
-            </w:rPr>
-            <w:t>and</w:t>
-          </w:r>
-        </w:hyperlink>
-      </w:r>
-      <w:r>
-        <w:rPr>
-          <w:rFonts w:ascii="Charis SIL Italic" w:hAnsi="Charis SIL Italic" w:eastAsia="Charis SIL Italic"/>
-          <w:b w:val="0"/>
-          <w:i/>
-          <w:color w:val="0000FF"/>
-          <w:sz w:val="24"/>
-          <w:u w:val="single"/>
-        </w:rPr>
-        <w:t xml:space="preserve"> </w:t>
-      </w:r>
-      <w:r>
-        <w:rPr>
-          <w:rFonts w:ascii="Charis SIL Italic" w:hAnsi="Charis SIL Italic" w:eastAsia="Charis SIL Italic"/>
-          <w:b w:val="0"/>
-          <w:i/>
-          <w:color w:val="0000FF"/>
-          <w:sz w:val="24"/>
-          <w:u w:val="single"/>
-        </w:rPr>
-        <w:t>collections</w:t>
+        <w:t>cultural objects and collections</w:t>
       </w:r>
       <w:r>
         <w:rPr>
@@ -3747,13 +3531,24 @@
       </w:r>
       <w:r>
         <w:rPr>
+          <w:u w:val="single" w:color="0000ff"/>
           <w:rFonts w:ascii="Charis SIL Regular" w:hAnsi="Charis SIL Regular" w:eastAsia="Charis SIL Regular"/>
           <w:b w:val="0"/>
           <w:i w:val="0"/>
           <w:color w:val="000000"/>
           <w:sz w:val="24"/>
         </w:rPr>
-        <w:t xml:space="preserve">m, </w:t>
+        <w:t>m</w:t>
+      </w:r>
+      <w:r>
+        <w:rPr>
+          <w:rFonts w:ascii="Charis SIL Regular" w:hAnsi="Charis SIL Regular" w:eastAsia="Charis SIL Regular"/>
+          <w:b w:val="0"/>
+          <w:i w:val="0"/>
+          <w:color w:val="000000"/>
+          <w:sz w:val="24"/>
+        </w:rPr>
+        <w:t xml:space="preserve">, </w:t>
       </w:r>
       <w:r>
         <w:rPr>
@@ -4808,7 +4603,32 @@
           <w:color w:val="000000"/>
           <w:sz w:val="24"/>
         </w:rPr>
-        <w:t>n (German M</w:t>
+        <w:hyperlink r:id="rId17" w:history="1">
+          <w:r>
+            <w:rPr>
+              <w:rStyle w:val="Hyperlink"/>
+            </w:rPr>
+            <w:t>n (Germa</w:t>
+          </w:r>
+        </w:hyperlink>
+      </w:r>
+      <w:r>
+        <w:rPr>
+          <w:u w:val="single" w:color="0000ff"/>
+          <w:rFonts w:ascii="Charis SIL Regular" w:hAnsi="Charis SIL Regular" w:eastAsia="Charis SIL Regular"/>
+          <w:b w:val="0"/>
+          <w:i w:val="0"/>
+          <w:color w:val="000000"/>
+          <w:sz w:val="24"/>
+        </w:rPr>
+        <w:hyperlink r:id="rId17" w:history="1">
+          <w:r>
+            <w:rPr>
+              <w:rStyle w:val="Hyperlink"/>
+            </w:rPr>
+            <w:t>n M</w:t>
+          </w:r>
+        </w:hyperlink>
       </w:r>
       <w:r>
         <w:rPr>
@@ -4866,7 +4686,32 @@
           <w:color w:val="000000"/>
           <w:sz w:val="24"/>
         </w:rPr>
-        <w:t>n, 2019</w:t>
+        <w:hyperlink r:id="rId17" w:history="1">
+          <w:r>
+            <w:rPr>
+              <w:rStyle w:val="Hyperlink"/>
+            </w:rPr>
+            <w:t>n, 20</w:t>
+          </w:r>
+        </w:hyperlink>
+      </w:r>
+      <w:r>
+        <w:rPr>
+          <w:u w:val="single" w:color="0000ff"/>
+          <w:rFonts w:ascii="Charis SIL Regular" w:hAnsi="Charis SIL Regular" w:eastAsia="Charis SIL Regular"/>
+          <w:b w:val="0"/>
+          <w:i w:val="0"/>
+          <w:color w:val="000000"/>
+          <w:sz w:val="24"/>
+        </w:rPr>
+        <w:hyperlink r:id="rId17" w:history="1">
+          <w:r>
+            <w:rPr>
+              <w:rStyle w:val="Hyperlink"/>
+            </w:rPr>
+            <w:t>19</w:t>
+          </w:r>
+        </w:hyperlink>
       </w:r>
       <w:r>
         <w:rPr>
@@ -5666,13 +5511,21 @@
       </w:r>
       <w:r>
         <w:rPr>
+          <w:u w:val="single" w:color="0000ff"/>
           <w:rFonts w:ascii="Charis SIL Regular" w:hAnsi="Charis SIL Regular" w:eastAsia="Charis SIL Regular"/>
           <w:b w:val="0"/>
           <w:i w:val="0"/>
           <w:color w:val="000000"/>
           <w:sz w:val="24"/>
         </w:rPr>
-        <w:t>herl</w:t>
+        <w:hyperlink r:id="rId12" w:history="1">
+          <w:r>
+            <w:rPr>
+              <w:rStyle w:val="Hyperlink"/>
+            </w:rPr>
+            <w:t>herl</w:t>
+          </w:r>
+        </w:hyperlink>
       </w:r>
       <w:r>
         <w:rPr>

--- a/EXPORTS/DOCX/published/niveau1/English/DoingResearch.docx
+++ b/EXPORTS/DOCX/published/niveau1/English/DoingResearch.docx
@@ -349,9 +349,15 @@
           <w:i/>
           <w:color w:val="0000FF"/>
           <w:sz w:val="24"/>
-          <w:u w:val="single"/>
-        </w:rPr>
-        <w:t>c</w:t>
+        </w:rPr>
+        <w:hyperlink r:id="rId9" w:history="1">
+          <w:r>
+            <w:rPr>
+              <w:rStyle w:val="Hyperlink"/>
+            </w:rPr>
+            <w:t>c</w:t>
+          </w:r>
+        </w:hyperlink>
       </w:r>
       <w:r>
         <w:rPr>
@@ -459,7 +465,72 @@
           <w:sz w:val="24"/>
           <w:u w:val="single"/>
         </w:rPr>
-        <w:t>and collections acqui</w:t>
+        <w:hyperlink r:id="rId9" w:history="1">
+          <w:r>
+            <w:rPr>
+              <w:rStyle w:val="Hyperlink"/>
+            </w:rPr>
+            <w:t>and</w:t>
+          </w:r>
+        </w:hyperlink>
+      </w:r>
+      <w:r>
+        <w:rPr>
+          <w:rFonts w:ascii="Charis SIL Italic" w:hAnsi="Charis SIL Italic" w:eastAsia="Charis SIL Italic"/>
+          <w:b w:val="0"/>
+          <w:i/>
+          <w:color w:val="0000FF"/>
+          <w:sz w:val="24"/>
+          <w:u w:val="single"/>
+        </w:rPr>
+        <w:t xml:space="preserve"> </w:t>
+      </w:r>
+      <w:r>
+        <w:rPr>
+          <w:rFonts w:ascii="Charis SIL Italic" w:hAnsi="Charis SIL Italic" w:eastAsia="Charis SIL Italic"/>
+          <w:b w:val="0"/>
+          <w:i/>
+          <w:color w:val="0000FF"/>
+          <w:sz w:val="24"/>
+          <w:u w:val="single"/>
+        </w:rPr>
+        <w:hyperlink r:id="rId9" w:history="1">
+          <w:r>
+            <w:rPr>
+              <w:rStyle w:val="Hyperlink"/>
+            </w:rPr>
+            <w:t>collections</w:t>
+          </w:r>
+        </w:hyperlink>
+      </w:r>
+      <w:r>
+        <w:rPr>
+          <w:rFonts w:ascii="Charis SIL Italic" w:hAnsi="Charis SIL Italic" w:eastAsia="Charis SIL Italic"/>
+          <w:b w:val="0"/>
+          <w:i/>
+          <w:color w:val="0000FF"/>
+          <w:sz w:val="24"/>
+          <w:u w:val="single"/>
+        </w:rPr>
+        <w:t xml:space="preserve"> </w:t>
+      </w:r>
+      <w:r>
+        <w:rPr>
+          <w:rFonts w:ascii="Charis SIL Italic" w:hAnsi="Charis SIL Italic" w:eastAsia="Charis SIL Italic"/>
+          <w:b w:val="0"/>
+          <w:i/>
+          <w:color w:val="0000FF"/>
+          <w:sz w:val="24"/>
+          <w:u w:val="single"/>
+        </w:rPr>
+        <w:hyperlink r:id="rId9" w:history="1">
+          <w:r>
+            <w:rPr>
+              <w:rStyle w:val="Hyperlink"/>
+            </w:rPr>
+            <w:t>acqui</w:t>
+          </w:r>
+        </w:hyperlink>
       </w:r>
       <w:r>
         <w:rPr>
@@ -647,34 +718,41 @@
           <w:color w:val="000000"/>
           <w:sz w:val="24"/>
         </w:rPr>
-        <w:t xml:space="preserve">e publication </w:t>
-      </w:r>
-      <w:r>
-        <w:rPr>
-          <w:rFonts w:ascii="Charis SIL Italic" w:hAnsi="Charis SIL Italic" w:eastAsia="Charis SIL Italic"/>
-          <w:b w:val="0"/>
-          <w:i/>
-          <w:color w:val="0000FF"/>
-          <w:sz w:val="24"/>
-          <w:u w:val="single"/>
-        </w:rPr>
-        <w:hyperlink r:id="rId10" w:history="1">
+        <w:hyperlink r:id="rId9" w:history="1">
           <w:r>
             <w:rPr>
               <w:rStyle w:val="Hyperlink"/>
             </w:rPr>
-            <w:t>Provenan</w:t>
+            <w:t>e</w:t>
           </w:r>
         </w:hyperlink>
       </w:r>
       <w:r>
         <w:rPr>
-          <w:rFonts w:ascii="Charis SIL Italic" w:hAnsi="Charis SIL Italic" w:eastAsia="Charis SIL Italic"/>
-          <w:b w:val="0"/>
-          <w:i/>
-          <w:color w:val="0000FF"/>
-          <w:sz w:val="24"/>
-          <w:u w:val="single"/>
+          <w:u w:val="single" w:color="0000ff"/>
+          <w:rFonts w:ascii="Charis SIL Regular" w:hAnsi="Charis SIL Regular" w:eastAsia="Charis SIL Regular"/>
+          <w:b w:val="0"/>
+          <w:i w:val="0"/>
+          <w:color w:val="000000"/>
+          <w:sz w:val="24"/>
+        </w:rPr>
+        <w:hyperlink r:id="rId9" w:history="1">
+          <w:r>
+            <w:rPr>
+              <w:rStyle w:val="Hyperlink"/>
+            </w:rPr>
+            <w:t xml:space="preserve"> publi</w:t>
+          </w:r>
+        </w:hyperlink>
+      </w:r>
+      <w:r>
+        <w:rPr>
+          <w:u w:val="single" w:color="0000ff"/>
+          <w:rFonts w:ascii="Charis SIL Regular" w:hAnsi="Charis SIL Regular" w:eastAsia="Charis SIL Regular"/>
+          <w:b w:val="0"/>
+          <w:i w:val="0"/>
+          <w:color w:val="000000"/>
+          <w:sz w:val="24"/>
         </w:rPr>
         <w:hyperlink r:id="rId9" w:history="1">
           <w:r>
@@ -687,6 +765,78 @@
       </w:r>
       <w:r>
         <w:rPr>
+          <w:u w:val="single" w:color="0000ff"/>
+          <w:rFonts w:ascii="Charis SIL Regular" w:hAnsi="Charis SIL Regular" w:eastAsia="Charis SIL Regular"/>
+          <w:b w:val="0"/>
+          <w:i w:val="0"/>
+          <w:color w:val="000000"/>
+          <w:sz w:val="24"/>
+        </w:rPr>
+        <w:hyperlink r:id="rId9" w:history="1">
+          <w:r>
+            <w:rPr>
+              <w:rStyle w:val="Hyperlink"/>
+            </w:rPr>
+            <w:t>atio</w:t>
+          </w:r>
+        </w:hyperlink>
+      </w:r>
+      <w:r>
+        <w:rPr>
+          <w:u w:val="single" w:color="0000ff"/>
+          <w:rFonts w:ascii="Charis SIL Regular" w:hAnsi="Charis SIL Regular" w:eastAsia="Charis SIL Regular"/>
+          <w:b w:val="0"/>
+          <w:i w:val="0"/>
+          <w:color w:val="000000"/>
+          <w:sz w:val="24"/>
+        </w:rPr>
+        <w:hyperlink r:id="rId9" w:history="1">
+          <w:r>
+            <w:rPr>
+              <w:rStyle w:val="Hyperlink"/>
+            </w:rPr>
+            <w:t xml:space="preserve">n </w:t>
+          </w:r>
+        </w:hyperlink>
+      </w:r>
+      <w:r>
+        <w:rPr>
+          <w:rFonts w:ascii="Charis SIL Italic" w:hAnsi="Charis SIL Italic" w:eastAsia="Charis SIL Italic"/>
+          <w:b w:val="0"/>
+          <w:i/>
+          <w:color w:val="0000FF"/>
+          <w:sz w:val="24"/>
+          <w:u w:val="single"/>
+        </w:rPr>
+        <w:hyperlink r:id="rId9" w:history="1">
+          <w:r>
+            <w:rPr>
+              <w:rStyle w:val="Hyperlink"/>
+            </w:rPr>
+            <w:t>Provenan</w:t>
+          </w:r>
+        </w:hyperlink>
+      </w:r>
+      <w:r>
+        <w:rPr>
+          <w:rFonts w:ascii="Charis SIL Italic" w:hAnsi="Charis SIL Italic" w:eastAsia="Charis SIL Italic"/>
+          <w:b w:val="0"/>
+          <w:i/>
+          <w:color w:val="0000FF"/>
+          <w:sz w:val="24"/>
+          <w:u w:val="single"/>
+        </w:rPr>
+        <w:hyperlink r:id="rId9" w:history="1">
+          <w:r>
+            <w:rPr>
+              <w:rStyle w:val="Hyperlink"/>
+            </w:rPr>
+            <w:t>c</w:t>
+          </w:r>
+        </w:hyperlink>
+      </w:r>
+      <w:r>
+        <w:rPr>
           <w:rFonts w:ascii="Charis SIL Italic" w:hAnsi="Charis SIL Italic" w:eastAsia="Charis SIL Italic"/>
           <w:b w:val="0"/>
           <w:i/>
@@ -788,7 +938,7 @@
           <w:sz w:val="24"/>
           <w:u w:val="single"/>
         </w:rPr>
-        <w:hyperlink r:id="rId9" w:history="1">
+        <w:hyperlink r:id="rId10" w:history="1">
           <w:r>
             <w:rPr>
               <w:rStyle w:val="Hyperlink"/>
@@ -806,7 +956,7 @@
           <w:sz w:val="24"/>
           <w:u w:val="single"/>
         </w:rPr>
-        <w:hyperlink r:id="rId9" w:history="1">
+        <w:hyperlink r:id="rId10" w:history="1">
           <w:r>
             <w:rPr>
               <w:rStyle w:val="Hyperlink"/>
@@ -869,7 +1019,6 @@
           <w:i/>
           <w:color w:val="0000FF"/>
           <w:sz w:val="24"/>
-          <w:u w:val="single"/>
         </w:rPr>
         <w:t>m</w:t>
       </w:r>
@@ -893,7 +1042,7 @@
           <w:sz w:val="24"/>
           <w:u w:val="single"/>
         </w:rPr>
-        <w:hyperlink r:id="rId10" w:history="1">
+        <w:hyperlink r:id="rId9" w:history="1">
           <w:r>
             <w:rPr>
               <w:rStyle w:val="Hyperlink"/>
@@ -922,7 +1071,7 @@
           <w:sz w:val="24"/>
           <w:u w:val="single"/>
         </w:rPr>
-        <w:hyperlink r:id="rId10" w:history="1">
+        <w:hyperlink r:id="rId9" w:history="1">
           <w:r>
             <w:rPr>
               <w:rStyle w:val="Hyperlink"/>
@@ -940,7 +1089,7 @@
           <w:sz w:val="24"/>
           <w:u w:val="single"/>
         </w:rPr>
-        <w:hyperlink r:id="rId10" w:history="1">
+        <w:hyperlink r:id="rId9" w:history="1">
           <w:r>
             <w:rPr>
               <w:rStyle w:val="Hyperlink"/>
@@ -1165,13 +1314,39 @@
       </w:r>
       <w:r>
         <w:rPr>
+          <w:u w:val="single" w:color="0000ff"/>
           <w:rFonts w:ascii="Charis SIL Regular" w:hAnsi="Charis SIL Regular" w:eastAsia="Charis SIL Regular"/>
           <w:b w:val="0"/>
           <w:i w:val="0"/>
           <w:color w:val="000000"/>
           <w:sz w:val="24"/>
         </w:rPr>
-        <w:t xml:space="preserve">Other relevant </w:t>
+        <w:hyperlink r:id="rId10" w:history="1">
+          <w:r>
+            <w:rPr>
+              <w:rStyle w:val="Hyperlink"/>
+            </w:rPr>
+            <w:t>Other rele</w:t>
+          </w:r>
+        </w:hyperlink>
+      </w:r>
+      <w:r>
+        <w:rPr>
+          <w:u w:val="single" w:color="0000ff"/>
+          <w:rFonts w:ascii="Charis SIL Regular" w:hAnsi="Charis SIL Regular" w:eastAsia="Charis SIL Regular"/>
+          <w:b w:val="0"/>
+          <w:i w:val="0"/>
+          <w:color w:val="000000"/>
+          <w:sz w:val="24"/>
+        </w:rPr>
+        <w:hyperlink r:id="rId10" w:history="1">
+          <w:r>
+            <w:rPr>
+              <w:rStyle w:val="Hyperlink"/>
+            </w:rPr>
+            <w:t xml:space="preserve">vant </w:t>
+          </w:r>
+        </w:hyperlink>
       </w:r>
       <w:r>
         <w:rPr>
@@ -2399,7 +2574,7 @@
           <w:sz w:val="24"/>
           <w:u w:val="single"/>
         </w:rPr>
-        <w:hyperlink r:id="rId13" w:history="1">
+        <w:hyperlink r:id="rId12" w:history="1">
           <w:r>
             <w:rPr>
               <w:rStyle w:val="Hyperlink"/>
@@ -2582,13 +2757,50 @@
       </w:r>
       <w:r>
         <w:rPr>
+          <w:u w:val="single" w:color="0000ff"/>
           <w:rFonts w:ascii="Charis SIL Regular" w:hAnsi="Charis SIL Regular" w:eastAsia="Charis SIL Regular"/>
           <w:b w:val="0"/>
           <w:i w:val="0"/>
           <w:color w:val="000000"/>
           <w:sz w:val="24"/>
         </w:rPr>
-        <w:t>f the Neth</w:t>
+        <w:hyperlink r:id="rId13" w:history="1">
+          <w:r>
+            <w:rPr>
+              <w:rStyle w:val="Hyperlink"/>
+            </w:rPr>
+            <w:t>f</w:t>
+          </w:r>
+        </w:hyperlink>
+      </w:r>
+      <w:r>
+        <w:rPr>
+          <w:u w:val="single" w:color="0000ff"/>
+          <w:rFonts w:ascii="Charis SIL Regular" w:hAnsi="Charis SIL Regular" w:eastAsia="Charis SIL Regular"/>
+          <w:b w:val="0"/>
+          <w:i w:val="0"/>
+          <w:color w:val="000000"/>
+          <w:sz w:val="24"/>
+        </w:rPr>
+        <w:t xml:space="preserve"> </w:t>
+      </w:r>
+      <w:r>
+        <w:rPr>
+          <w:u w:val="single" w:color="0000ff"/>
+          <w:rFonts w:ascii="Charis SIL Regular" w:hAnsi="Charis SIL Regular" w:eastAsia="Charis SIL Regular"/>
+          <w:b w:val="0"/>
+          <w:i w:val="0"/>
+          <w:color w:val="000000"/>
+          <w:sz w:val="24"/>
+        </w:rPr>
+        <w:hyperlink r:id="rId13" w:history="1">
+          <w:r>
+            <w:rPr>
+              <w:rStyle w:val="Hyperlink"/>
+            </w:rPr>
+            <w:t>the Neth</w:t>
+          </w:r>
+        </w:hyperlink>
       </w:r>
       <w:r>
         <w:rPr>
@@ -3186,7 +3398,7 @@
             <w:rPr>
               <w:rStyle w:val="Hyperlink"/>
             </w:rPr>
-            <w:t>significanc</w:t>
+            <w:t>significan</w:t>
           </w:r>
         </w:hyperlink>
       </w:r>
@@ -3197,9 +3409,15 @@
           <w:i/>
           <w:color w:val="0000FF"/>
           <w:sz w:val="24"/>
-          <w:u w:val="single"/>
-        </w:rPr>
-        <w:t>e</w:t>
+        </w:rPr>
+        <w:hyperlink r:id="rId15" w:history="1">
+          <w:r>
+            <w:rPr>
+              <w:rStyle w:val="Hyperlink"/>
+            </w:rPr>
+            <w:t>c</w:t>
+          </w:r>
+        </w:hyperlink>
       </w:r>
       <w:r>
         <w:rPr>
@@ -3208,9 +3426,247 @@
           <w:i/>
           <w:color w:val="0000FF"/>
           <w:sz w:val="24"/>
+        </w:rPr>
+        <w:t>e</w:t>
+      </w:r>
+      <w:r>
+        <w:rPr>
+          <w:rFonts w:ascii="Charis SIL Italic" w:hAnsi="Charis SIL Italic" w:eastAsia="Charis SIL Italic"/>
+          <w:b w:val="0"/>
+          <w:i/>
+          <w:color w:val="0000FF"/>
+          <w:sz w:val="24"/>
           <w:u w:val="single"/>
         </w:rPr>
         <w:t xml:space="preserve"> </w:t>
+      </w:r>
+      <w:r>
+        <w:rPr>
+          <w:rFonts w:ascii="Charis SIL Italic" w:hAnsi="Charis SIL Italic" w:eastAsia="Charis SIL Italic"/>
+          <w:b w:val="0"/>
+          <w:i/>
+          <w:color w:val="0000FF"/>
+          <w:sz w:val="24"/>
+          <w:u w:val="single"/>
+        </w:rPr>
+        <w:hyperlink r:id="rId15" w:history="1">
+          <w:r>
+            <w:rPr>
+              <w:rStyle w:val="Hyperlink"/>
+            </w:rPr>
+            <w:t xml:space="preserve">of </w:t>
+          </w:r>
+        </w:hyperlink>
+      </w:r>
+      <w:r>
+        <w:rPr>
+          <w:rFonts w:ascii="Charis SIL Italic" w:hAnsi="Charis SIL Italic" w:eastAsia="Charis SIL Italic"/>
+          <w:b w:val="0"/>
+          <w:i/>
+          <w:color w:val="0000FF"/>
+          <w:sz w:val="24"/>
+          <w:u w:val="single"/>
+        </w:rPr>
+        <w:hyperlink r:id="rId15" w:history="1">
+          <w:r>
+            <w:rPr>
+              <w:rStyle w:val="Hyperlink"/>
+            </w:rPr>
+            <w:t>cultural</w:t>
+          </w:r>
+        </w:hyperlink>
+      </w:r>
+      <w:r>
+        <w:rPr>
+          <w:rFonts w:ascii="Charis SIL Italic" w:hAnsi="Charis SIL Italic" w:eastAsia="Charis SIL Italic"/>
+          <w:b w:val="0"/>
+          <w:i/>
+          <w:color w:val="0000FF"/>
+          <w:sz w:val="24"/>
+          <w:u w:val="single"/>
+        </w:rPr>
+        <w:t xml:space="preserve"> </w:t>
+      </w:r>
+      <w:r>
+        <w:rPr>
+          <w:rFonts w:ascii="Charis SIL Italic" w:hAnsi="Charis SIL Italic" w:eastAsia="Charis SIL Italic"/>
+          <w:b w:val="0"/>
+          <w:i/>
+          <w:color w:val="0000FF"/>
+          <w:sz w:val="24"/>
+          <w:u w:val="single"/>
+        </w:rPr>
+        <w:hyperlink r:id="rId15" w:history="1">
+          <w:r>
+            <w:rPr>
+              <w:rStyle w:val="Hyperlink"/>
+            </w:rPr>
+            <w:t>objects</w:t>
+          </w:r>
+        </w:hyperlink>
+      </w:r>
+      <w:r>
+        <w:rPr>
+          <w:rFonts w:ascii="Charis SIL Italic" w:hAnsi="Charis SIL Italic" w:eastAsia="Charis SIL Italic"/>
+          <w:b w:val="0"/>
+          <w:i/>
+          <w:color w:val="0000FF"/>
+          <w:sz w:val="24"/>
+          <w:u w:val="single"/>
+        </w:rPr>
+        <w:t xml:space="preserve"> </w:t>
+      </w:r>
+      <w:r>
+        <w:rPr>
+          <w:rFonts w:ascii="Charis SIL Italic" w:hAnsi="Charis SIL Italic" w:eastAsia="Charis SIL Italic"/>
+          <w:b w:val="0"/>
+          <w:i/>
+          <w:color w:val="0000FF"/>
+          <w:sz w:val="24"/>
+          <w:u w:val="single"/>
+        </w:rPr>
+        <w:hyperlink r:id="rId15" w:history="1">
+          <w:r>
+            <w:rPr>
+              <w:rStyle w:val="Hyperlink"/>
+            </w:rPr>
+            <w:t>and</w:t>
+          </w:r>
+        </w:hyperlink>
+      </w:r>
+      <w:r>
+        <w:rPr>
+          <w:rFonts w:ascii="Charis SIL Italic" w:hAnsi="Charis SIL Italic" w:eastAsia="Charis SIL Italic"/>
+          <w:b w:val="0"/>
+          <w:i/>
+          <w:color w:val="0000FF"/>
+          <w:sz w:val="24"/>
+          <w:u w:val="single"/>
+        </w:rPr>
+        <w:t xml:space="preserve"> </w:t>
+      </w:r>
+      <w:r>
+        <w:rPr>
+          <w:rFonts w:ascii="Charis SIL Italic" w:hAnsi="Charis SIL Italic" w:eastAsia="Charis SIL Italic"/>
+          <w:b w:val="0"/>
+          <w:i/>
+          <w:color w:val="0000FF"/>
+          <w:sz w:val="24"/>
+          <w:u w:val="single"/>
+        </w:rPr>
+        <w:hyperlink r:id="rId15" w:history="1">
+          <w:r>
+            <w:rPr>
+              <w:rStyle w:val="Hyperlink"/>
+            </w:rPr>
+            <w:t>collections</w:t>
+          </w:r>
+        </w:hyperlink>
+      </w:r>
+      <w:r>
+        <w:rPr>
+          <w:rFonts w:ascii="Charis SIL Italic" w:hAnsi="Charis SIL Italic" w:eastAsia="Charis SIL Italic"/>
+          <w:b w:val="0"/>
+          <w:i/>
+          <w:color w:val="0000FF"/>
+          <w:sz w:val="24"/>
+          <w:u w:val="single"/>
+        </w:rPr>
+        <w:t xml:space="preserve"> </w:t>
+      </w:r>
+      <w:r>
+        <w:rPr>
+          <w:rFonts w:ascii="Charis SIL Italic" w:hAnsi="Charis SIL Italic" w:eastAsia="Charis SIL Italic"/>
+          <w:b w:val="0"/>
+          <w:i/>
+          <w:color w:val="0000FF"/>
+          <w:sz w:val="24"/>
+          <w:u w:val="single"/>
+        </w:rPr>
+        <w:hyperlink r:id="rId15" w:history="1">
+          <w:r>
+            <w:rPr>
+              <w:rStyle w:val="Hyperlink"/>
+            </w:rPr>
+            <w:t>acqui</w:t>
+          </w:r>
+        </w:hyperlink>
+      </w:r>
+      <w:r>
+        <w:rPr>
+          <w:rFonts w:ascii="Charis SIL Italic" w:hAnsi="Charis SIL Italic" w:eastAsia="Charis SIL Italic"/>
+          <w:b w:val="0"/>
+          <w:i/>
+          <w:color w:val="0000FF"/>
+          <w:sz w:val="24"/>
+          <w:u w:val="single"/>
+        </w:rPr>
+        <w:hyperlink r:id="rId15" w:history="1">
+          <w:r>
+            <w:rPr>
+              <w:rStyle w:val="Hyperlink"/>
+            </w:rPr>
+            <w:t>red</w:t>
+          </w:r>
+        </w:hyperlink>
+      </w:r>
+      <w:r>
+        <w:rPr>
+          <w:rFonts w:ascii="Charis SIL Italic" w:hAnsi="Charis SIL Italic" w:eastAsia="Charis SIL Italic"/>
+          <w:b w:val="0"/>
+          <w:i/>
+          <w:color w:val="0000FF"/>
+          <w:sz w:val="24"/>
+          <w:u w:val="single"/>
+        </w:rPr>
+        <w:t xml:space="preserve"> </w:t>
+      </w:r>
+      <w:r>
+        <w:rPr>
+          <w:rFonts w:ascii="Charis SIL Italic" w:hAnsi="Charis SIL Italic" w:eastAsia="Charis SIL Italic"/>
+          <w:b w:val="0"/>
+          <w:i/>
+          <w:color w:val="0000FF"/>
+          <w:sz w:val="24"/>
+          <w:u w:val="single"/>
+        </w:rPr>
+        <w:hyperlink r:id="rId15" w:history="1">
+          <w:r>
+            <w:rPr>
+              <w:rStyle w:val="Hyperlink"/>
+            </w:rPr>
+            <w:t>in</w:t>
+          </w:r>
+        </w:hyperlink>
+      </w:r>
+      <w:r>
+        <w:rPr>
+          <w:rFonts w:ascii="Charis SIL Italic" w:hAnsi="Charis SIL Italic" w:eastAsia="Charis SIL Italic"/>
+          <w:b w:val="0"/>
+          <w:i/>
+          <w:color w:val="0000FF"/>
+          <w:sz w:val="24"/>
+          <w:u w:val="single"/>
+        </w:rPr>
+        <w:t xml:space="preserve"> </w:t>
+      </w:r>
+      <w:r>
+        <w:rPr>
+          <w:rFonts w:ascii="Charis SIL Italic" w:hAnsi="Charis SIL Italic" w:eastAsia="Charis SIL Italic"/>
+          <w:b w:val="0"/>
+          <w:i/>
+          <w:color w:val="0000FF"/>
+          <w:sz w:val="24"/>
+          <w:u w:val="single"/>
+        </w:rPr>
+        <w:hyperlink r:id="rId15" w:history="1">
+          <w:r>
+            <w:rPr>
+              <w:rStyle w:val="Hyperlink"/>
+            </w:rPr>
+            <w:t>col</w:t>
+          </w:r>
+        </w:hyperlink>
       </w:r>
       <w:r>
         <w:rPr>
@@ -3237,150 +3693,6 @@
           <w:i/>
           <w:color w:val="0000FF"/>
           <w:sz w:val="24"/>
-        </w:rPr>
-        <w:t xml:space="preserve">f </w:t>
-      </w:r>
-      <w:r>
-        <w:rPr>
-          <w:rFonts w:ascii="Charis SIL Italic" w:hAnsi="Charis SIL Italic" w:eastAsia="Charis SIL Italic"/>
-          <w:b w:val="0"/>
-          <w:i/>
-          <w:color w:val="0000FF"/>
-          <w:sz w:val="24"/>
-          <w:u w:val="single"/>
-        </w:rPr>
-        <w:t>cultural objects and collections</w:t>
-      </w:r>
-      <w:r>
-        <w:rPr>
-          <w:rFonts w:ascii="Charis SIL Italic" w:hAnsi="Charis SIL Italic" w:eastAsia="Charis SIL Italic"/>
-          <w:b w:val="0"/>
-          <w:i/>
-          <w:color w:val="0000FF"/>
-          <w:sz w:val="24"/>
-          <w:u w:val="single"/>
-        </w:rPr>
-        <w:t xml:space="preserve"> </w:t>
-      </w:r>
-      <w:r>
-        <w:rPr>
-          <w:rFonts w:ascii="Charis SIL Italic" w:hAnsi="Charis SIL Italic" w:eastAsia="Charis SIL Italic"/>
-          <w:b w:val="0"/>
-          <w:i/>
-          <w:color w:val="0000FF"/>
-          <w:sz w:val="24"/>
-          <w:u w:val="single"/>
-        </w:rPr>
-        <w:hyperlink r:id="rId15" w:history="1">
-          <w:r>
-            <w:rPr>
-              <w:rStyle w:val="Hyperlink"/>
-            </w:rPr>
-            <w:t>acqui</w:t>
-          </w:r>
-        </w:hyperlink>
-      </w:r>
-      <w:r>
-        <w:rPr>
-          <w:rFonts w:ascii="Charis SIL Italic" w:hAnsi="Charis SIL Italic" w:eastAsia="Charis SIL Italic"/>
-          <w:b w:val="0"/>
-          <w:i/>
-          <w:color w:val="0000FF"/>
-          <w:sz w:val="24"/>
-          <w:u w:val="single"/>
-        </w:rPr>
-        <w:hyperlink r:id="rId15" w:history="1">
-          <w:r>
-            <w:rPr>
-              <w:rStyle w:val="Hyperlink"/>
-            </w:rPr>
-            <w:t>red</w:t>
-          </w:r>
-        </w:hyperlink>
-      </w:r>
-      <w:r>
-        <w:rPr>
-          <w:rFonts w:ascii="Charis SIL Italic" w:hAnsi="Charis SIL Italic" w:eastAsia="Charis SIL Italic"/>
-          <w:b w:val="0"/>
-          <w:i/>
-          <w:color w:val="0000FF"/>
-          <w:sz w:val="24"/>
-          <w:u w:val="single"/>
-        </w:rPr>
-        <w:t xml:space="preserve"> </w:t>
-      </w:r>
-      <w:r>
-        <w:rPr>
-          <w:rFonts w:ascii="Charis SIL Italic" w:hAnsi="Charis SIL Italic" w:eastAsia="Charis SIL Italic"/>
-          <w:b w:val="0"/>
-          <w:i/>
-          <w:color w:val="0000FF"/>
-          <w:sz w:val="24"/>
-          <w:u w:val="single"/>
-        </w:rPr>
-        <w:hyperlink r:id="rId15" w:history="1">
-          <w:r>
-            <w:rPr>
-              <w:rStyle w:val="Hyperlink"/>
-            </w:rPr>
-            <w:t>in</w:t>
-          </w:r>
-        </w:hyperlink>
-      </w:r>
-      <w:r>
-        <w:rPr>
-          <w:rFonts w:ascii="Charis SIL Italic" w:hAnsi="Charis SIL Italic" w:eastAsia="Charis SIL Italic"/>
-          <w:b w:val="0"/>
-          <w:i/>
-          <w:color w:val="0000FF"/>
-          <w:sz w:val="24"/>
-          <w:u w:val="single"/>
-        </w:rPr>
-        <w:t xml:space="preserve"> </w:t>
-      </w:r>
-      <w:r>
-        <w:rPr>
-          <w:rFonts w:ascii="Charis SIL Italic" w:hAnsi="Charis SIL Italic" w:eastAsia="Charis SIL Italic"/>
-          <w:b w:val="0"/>
-          <w:i/>
-          <w:color w:val="0000FF"/>
-          <w:sz w:val="24"/>
-          <w:u w:val="single"/>
-        </w:rPr>
-        <w:hyperlink r:id="rId15" w:history="1">
-          <w:r>
-            <w:rPr>
-              <w:rStyle w:val="Hyperlink"/>
-            </w:rPr>
-            <w:t>col</w:t>
-          </w:r>
-        </w:hyperlink>
-      </w:r>
-      <w:r>
-        <w:rPr>
-          <w:rFonts w:ascii="Charis SIL Italic" w:hAnsi="Charis SIL Italic" w:eastAsia="Charis SIL Italic"/>
-          <w:b w:val="0"/>
-          <w:i/>
-          <w:color w:val="0000FF"/>
-          <w:sz w:val="24"/>
-          <w:u w:val="single"/>
-        </w:rPr>
-        <w:hyperlink r:id="rId15" w:history="1">
-          <w:r>
-            <w:rPr>
-              <w:rStyle w:val="Hyperlink"/>
-            </w:rPr>
-            <w:t>o</w:t>
-          </w:r>
-        </w:hyperlink>
-      </w:r>
-      <w:r>
-        <w:rPr>
-          <w:rFonts w:ascii="Charis SIL Italic" w:hAnsi="Charis SIL Italic" w:eastAsia="Charis SIL Italic"/>
-          <w:b w:val="0"/>
-          <w:i/>
-          <w:color w:val="0000FF"/>
-          <w:sz w:val="24"/>
           <w:u w:val="single"/>
         </w:rPr>
         <w:hyperlink r:id="rId15" w:history="1">
@@ -3441,39 +3753,13 @@
       </w:r>
       <w:r>
         <w:rPr>
-          <w:u w:val="single" w:color="0000ff"/>
           <w:rFonts w:ascii="Charis SIL Regular" w:hAnsi="Charis SIL Regular" w:eastAsia="Charis SIL Regular"/>
           <w:b w:val="0"/>
           <w:i w:val="0"/>
           <w:color w:val="000000"/>
           <w:sz w:val="24"/>
         </w:rPr>
-        <w:hyperlink r:id="rId15" w:history="1">
-          <w:r>
-            <w:rPr>
-              <w:rStyle w:val="Hyperlink"/>
-            </w:rPr>
-            <w:t xml:space="preserve"> (</w:t>
-          </w:r>
-        </w:hyperlink>
-      </w:r>
-      <w:r>
-        <w:rPr>
-          <w:u w:val="single" w:color="0000ff"/>
-          <w:rFonts w:ascii="Charis SIL Regular" w:hAnsi="Charis SIL Regular" w:eastAsia="Charis SIL Regular"/>
-          <w:b w:val="0"/>
-          <w:i w:val="0"/>
-          <w:color w:val="000000"/>
-          <w:sz w:val="24"/>
-        </w:rPr>
-        <w:hyperlink r:id="rId15" w:history="1">
-          <w:r>
-            <w:rPr>
-              <w:rStyle w:val="Hyperlink"/>
-            </w:rPr>
-            <w:t>Amster</w:t>
-          </w:r>
-        </w:hyperlink>
+        <w:t xml:space="preserve"> (Amster</w:t>
       </w:r>
       <w:r>
         <w:rPr>
@@ -3513,42 +3799,13 @@
       </w:r>
       <w:r>
         <w:rPr>
-          <w:u w:val="single" w:color="0000ff"/>
           <w:rFonts w:ascii="Charis SIL Regular" w:hAnsi="Charis SIL Regular" w:eastAsia="Charis SIL Regular"/>
           <w:b w:val="0"/>
           <w:i w:val="0"/>
           <w:color w:val="000000"/>
           <w:sz w:val="24"/>
         </w:rPr>
-        <w:hyperlink r:id="rId15" w:history="1">
-          <w:r>
-            <w:rPr>
-              <w:rStyle w:val="Hyperlink"/>
-            </w:rPr>
-            <w:t>u</w:t>
-          </w:r>
-        </w:hyperlink>
-      </w:r>
-      <w:r>
-        <w:rPr>
-          <w:u w:val="single" w:color="0000ff"/>
-          <w:rFonts w:ascii="Charis SIL Regular" w:hAnsi="Charis SIL Regular" w:eastAsia="Charis SIL Regular"/>
-          <w:b w:val="0"/>
-          <w:i w:val="0"/>
-          <w:color w:val="000000"/>
-          <w:sz w:val="24"/>
-        </w:rPr>
-        <w:t>m</w:t>
-      </w:r>
-      <w:r>
-        <w:rPr>
-          <w:rFonts w:ascii="Charis SIL Regular" w:hAnsi="Charis SIL Regular" w:eastAsia="Charis SIL Regular"/>
-          <w:b w:val="0"/>
-          <w:i w:val="0"/>
-          <w:color w:val="000000"/>
-          <w:sz w:val="24"/>
-        </w:rPr>
-        <w:t xml:space="preserve">, </w:t>
+        <w:t xml:space="preserve">um, </w:t>
       </w:r>
       <w:r>
         <w:rPr>
@@ -4314,7 +4571,34 @@
           <w:color w:val="000000"/>
           <w:sz w:val="24"/>
         </w:rPr>
-        <w:t xml:space="preserve">•  Lang, Sabine (ed.), </w:t>
+        <w:t xml:space="preserve">•  </w:t>
+      </w:r>
+      <w:r>
+        <w:rPr>
+          <w:rFonts w:ascii="Charis SIL Regular" w:hAnsi="Charis SIL Regular" w:eastAsia="Charis SIL Regular"/>
+          <w:b w:val="0"/>
+          <w:i w:val="0"/>
+          <w:color w:val="000000"/>
+          <w:sz w:val="24"/>
+        </w:rPr>
+        <w:hyperlink r:id="rId16" w:history="1">
+          <w:r>
+            <w:rPr>
+              <w:rStyle w:val="Hyperlink"/>
+            </w:rPr>
+            <w:t>Lang, Sa</w:t>
+          </w:r>
+        </w:hyperlink>
+      </w:r>
+      <w:r>
+        <w:rPr>
+          <w:rFonts w:ascii="Charis SIL Regular" w:hAnsi="Charis SIL Regular" w:eastAsia="Charis SIL Regular"/>
+          <w:b w:val="0"/>
+          <w:i w:val="0"/>
+          <w:color w:val="000000"/>
+          <w:sz w:val="24"/>
+        </w:rPr>
+        <w:t xml:space="preserve">bine (ed.), </w:t>
       </w:r>
       <w:r>
         <w:rPr>
@@ -4752,7 +5036,34 @@
           <w:color w:val="000000"/>
           <w:sz w:val="24"/>
         </w:rPr>
-        <w:t xml:space="preserve">•  Deterts, Dorothea (ed.), </w:t>
+        <w:t xml:space="preserve">•  </w:t>
+      </w:r>
+      <w:r>
+        <w:rPr>
+          <w:rFonts w:ascii="Charis SIL Regular" w:hAnsi="Charis SIL Regular" w:eastAsia="Charis SIL Regular"/>
+          <w:b w:val="0"/>
+          <w:i w:val="0"/>
+          <w:color w:val="000000"/>
+          <w:sz w:val="24"/>
+        </w:rPr>
+        <w:hyperlink r:id="rId17" w:history="1">
+          <w:r>
+            <w:rPr>
+              <w:rStyle w:val="Hyperlink"/>
+            </w:rPr>
+            <w:t xml:space="preserve">Deterts, </w:t>
+          </w:r>
+        </w:hyperlink>
+      </w:r>
+      <w:r>
+        <w:rPr>
+          <w:rFonts w:ascii="Charis SIL Regular" w:hAnsi="Charis SIL Regular" w:eastAsia="Charis SIL Regular"/>
+          <w:b w:val="0"/>
+          <w:i w:val="0"/>
+          <w:color w:val="000000"/>
+          <w:sz w:val="24"/>
+        </w:rPr>
+        <w:t xml:space="preserve">Dorothea (ed.), </w:t>
       </w:r>
       <w:r>
         <w:rPr>
@@ -5518,14 +5829,7 @@
           <w:color w:val="000000"/>
           <w:sz w:val="24"/>
         </w:rPr>
-        <w:hyperlink r:id="rId12" w:history="1">
-          <w:r>
-            <w:rPr>
-              <w:rStyle w:val="Hyperlink"/>
-            </w:rPr>
-            <w:t>herl</w:t>
-          </w:r>
-        </w:hyperlink>
+        <w:t>herl</w:t>
       </w:r>
       <w:r>
         <w:rPr>

--- a/EXPORTS/DOCX/published/niveau1/English/DoingResearch.docx
+++ b/EXPORTS/DOCX/published/niveau1/English/DoingResearch.docx
@@ -465,72 +465,7 @@
           <w:sz w:val="24"/>
           <w:u w:val="single"/>
         </w:rPr>
-        <w:hyperlink r:id="rId9" w:history="1">
-          <w:r>
-            <w:rPr>
-              <w:rStyle w:val="Hyperlink"/>
-            </w:rPr>
-            <w:t>and</w:t>
-          </w:r>
-        </w:hyperlink>
-      </w:r>
-      <w:r>
-        <w:rPr>
-          <w:rFonts w:ascii="Charis SIL Italic" w:hAnsi="Charis SIL Italic" w:eastAsia="Charis SIL Italic"/>
-          <w:b w:val="0"/>
-          <w:i/>
-          <w:color w:val="0000FF"/>
-          <w:sz w:val="24"/>
-          <w:u w:val="single"/>
-        </w:rPr>
-        <w:t xml:space="preserve"> </w:t>
-      </w:r>
-      <w:r>
-        <w:rPr>
-          <w:rFonts w:ascii="Charis SIL Italic" w:hAnsi="Charis SIL Italic" w:eastAsia="Charis SIL Italic"/>
-          <w:b w:val="0"/>
-          <w:i/>
-          <w:color w:val="0000FF"/>
-          <w:sz w:val="24"/>
-          <w:u w:val="single"/>
-        </w:rPr>
-        <w:hyperlink r:id="rId9" w:history="1">
-          <w:r>
-            <w:rPr>
-              <w:rStyle w:val="Hyperlink"/>
-            </w:rPr>
-            <w:t>collections</w:t>
-          </w:r>
-        </w:hyperlink>
-      </w:r>
-      <w:r>
-        <w:rPr>
-          <w:rFonts w:ascii="Charis SIL Italic" w:hAnsi="Charis SIL Italic" w:eastAsia="Charis SIL Italic"/>
-          <w:b w:val="0"/>
-          <w:i/>
-          <w:color w:val="0000FF"/>
-          <w:sz w:val="24"/>
-          <w:u w:val="single"/>
-        </w:rPr>
-        <w:t xml:space="preserve"> </w:t>
-      </w:r>
-      <w:r>
-        <w:rPr>
-          <w:rFonts w:ascii="Charis SIL Italic" w:hAnsi="Charis SIL Italic" w:eastAsia="Charis SIL Italic"/>
-          <w:b w:val="0"/>
-          <w:i/>
-          <w:color w:val="0000FF"/>
-          <w:sz w:val="24"/>
-          <w:u w:val="single"/>
-        </w:rPr>
-        <w:hyperlink r:id="rId9" w:history="1">
-          <w:r>
-            <w:rPr>
-              <w:rStyle w:val="Hyperlink"/>
-            </w:rPr>
-            <w:t>acqui</w:t>
-          </w:r>
-        </w:hyperlink>
+        <w:t>and collections acqui</w:t>
       </w:r>
       <w:r>
         <w:rPr>
@@ -693,6 +628,16 @@
       </w:r>
       <w:r>
         <w:rPr>
+          <w:rFonts w:ascii="Charis SIL Regular" w:hAnsi="Charis SIL Regular" w:eastAsia="Charis SIL Regular"/>
+          <w:b w:val="0"/>
+          <w:i w:val="0"/>
+          <w:color w:val="000000"/>
+          <w:sz w:val="24"/>
+        </w:rPr>
+        <w:t xml:space="preserve"> and the publicatio</w:t>
+      </w:r>
+      <w:r>
+        <w:rPr>
           <w:u w:val="single" w:color="0000ff"/>
           <w:rFonts w:ascii="Charis SIL Regular" w:hAnsi="Charis SIL Regular" w:eastAsia="Charis SIL Regular"/>
           <w:b w:val="0"/>
@@ -705,18 +650,54 @@
             <w:rPr>
               <w:rStyle w:val="Hyperlink"/>
             </w:rPr>
-            <w:t xml:space="preserve"> and th</w:t>
+            <w:t xml:space="preserve">n </w:t>
           </w:r>
         </w:hyperlink>
       </w:r>
       <w:r>
         <w:rPr>
-          <w:u w:val="single" w:color="0000ff"/>
-          <w:rFonts w:ascii="Charis SIL Regular" w:hAnsi="Charis SIL Regular" w:eastAsia="Charis SIL Regular"/>
-          <w:b w:val="0"/>
-          <w:i w:val="0"/>
-          <w:color w:val="000000"/>
-          <w:sz w:val="24"/>
+          <w:rFonts w:ascii="Charis SIL Italic" w:hAnsi="Charis SIL Italic" w:eastAsia="Charis SIL Italic"/>
+          <w:b w:val="0"/>
+          <w:i/>
+          <w:color w:val="0000FF"/>
+          <w:sz w:val="24"/>
+          <w:u w:val="single"/>
+        </w:rPr>
+        <w:hyperlink r:id="rId9" w:history="1">
+          <w:r>
+            <w:rPr>
+              <w:rStyle w:val="Hyperlink"/>
+            </w:rPr>
+            <w:t>Provenan</w:t>
+          </w:r>
+        </w:hyperlink>
+      </w:r>
+      <w:r>
+        <w:rPr>
+          <w:rFonts w:ascii="Charis SIL Italic" w:hAnsi="Charis SIL Italic" w:eastAsia="Charis SIL Italic"/>
+          <w:b w:val="0"/>
+          <w:i/>
+          <w:color w:val="0000FF"/>
+          <w:sz w:val="24"/>
+          <w:u w:val="single"/>
+        </w:rPr>
+        <w:hyperlink r:id="rId9" w:history="1">
+          <w:r>
+            <w:rPr>
+              <w:rStyle w:val="Hyperlink"/>
+            </w:rPr>
+            <w:t>c</w:t>
+          </w:r>
+        </w:hyperlink>
+      </w:r>
+      <w:r>
+        <w:rPr>
+          <w:rFonts w:ascii="Charis SIL Italic" w:hAnsi="Charis SIL Italic" w:eastAsia="Charis SIL Italic"/>
+          <w:b w:val="0"/>
+          <w:i/>
+          <w:color w:val="0000FF"/>
+          <w:sz w:val="24"/>
+          <w:u w:val="single"/>
         </w:rPr>
         <w:hyperlink r:id="rId9" w:history="1">
           <w:r>
@@ -729,132 +710,6 @@
       </w:r>
       <w:r>
         <w:rPr>
-          <w:u w:val="single" w:color="0000ff"/>
-          <w:rFonts w:ascii="Charis SIL Regular" w:hAnsi="Charis SIL Regular" w:eastAsia="Charis SIL Regular"/>
-          <w:b w:val="0"/>
-          <w:i w:val="0"/>
-          <w:color w:val="000000"/>
-          <w:sz w:val="24"/>
-        </w:rPr>
-        <w:hyperlink r:id="rId9" w:history="1">
-          <w:r>
-            <w:rPr>
-              <w:rStyle w:val="Hyperlink"/>
-            </w:rPr>
-            <w:t xml:space="preserve"> publi</w:t>
-          </w:r>
-        </w:hyperlink>
-      </w:r>
-      <w:r>
-        <w:rPr>
-          <w:u w:val="single" w:color="0000ff"/>
-          <w:rFonts w:ascii="Charis SIL Regular" w:hAnsi="Charis SIL Regular" w:eastAsia="Charis SIL Regular"/>
-          <w:b w:val="0"/>
-          <w:i w:val="0"/>
-          <w:color w:val="000000"/>
-          <w:sz w:val="24"/>
-        </w:rPr>
-        <w:hyperlink r:id="rId9" w:history="1">
-          <w:r>
-            <w:rPr>
-              <w:rStyle w:val="Hyperlink"/>
-            </w:rPr>
-            <w:t>c</w:t>
-          </w:r>
-        </w:hyperlink>
-      </w:r>
-      <w:r>
-        <w:rPr>
-          <w:u w:val="single" w:color="0000ff"/>
-          <w:rFonts w:ascii="Charis SIL Regular" w:hAnsi="Charis SIL Regular" w:eastAsia="Charis SIL Regular"/>
-          <w:b w:val="0"/>
-          <w:i w:val="0"/>
-          <w:color w:val="000000"/>
-          <w:sz w:val="24"/>
-        </w:rPr>
-        <w:hyperlink r:id="rId9" w:history="1">
-          <w:r>
-            <w:rPr>
-              <w:rStyle w:val="Hyperlink"/>
-            </w:rPr>
-            <w:t>atio</w:t>
-          </w:r>
-        </w:hyperlink>
-      </w:r>
-      <w:r>
-        <w:rPr>
-          <w:u w:val="single" w:color="0000ff"/>
-          <w:rFonts w:ascii="Charis SIL Regular" w:hAnsi="Charis SIL Regular" w:eastAsia="Charis SIL Regular"/>
-          <w:b w:val="0"/>
-          <w:i w:val="0"/>
-          <w:color w:val="000000"/>
-          <w:sz w:val="24"/>
-        </w:rPr>
-        <w:hyperlink r:id="rId9" w:history="1">
-          <w:r>
-            <w:rPr>
-              <w:rStyle w:val="Hyperlink"/>
-            </w:rPr>
-            <w:t xml:space="preserve">n </w:t>
-          </w:r>
-        </w:hyperlink>
-      </w:r>
-      <w:r>
-        <w:rPr>
-          <w:rFonts w:ascii="Charis SIL Italic" w:hAnsi="Charis SIL Italic" w:eastAsia="Charis SIL Italic"/>
-          <w:b w:val="0"/>
-          <w:i/>
-          <w:color w:val="0000FF"/>
-          <w:sz w:val="24"/>
-          <w:u w:val="single"/>
-        </w:rPr>
-        <w:hyperlink r:id="rId9" w:history="1">
-          <w:r>
-            <w:rPr>
-              <w:rStyle w:val="Hyperlink"/>
-            </w:rPr>
-            <w:t>Provenan</w:t>
-          </w:r>
-        </w:hyperlink>
-      </w:r>
-      <w:r>
-        <w:rPr>
-          <w:rFonts w:ascii="Charis SIL Italic" w:hAnsi="Charis SIL Italic" w:eastAsia="Charis SIL Italic"/>
-          <w:b w:val="0"/>
-          <w:i/>
-          <w:color w:val="0000FF"/>
-          <w:sz w:val="24"/>
-          <w:u w:val="single"/>
-        </w:rPr>
-        <w:hyperlink r:id="rId9" w:history="1">
-          <w:r>
-            <w:rPr>
-              <w:rStyle w:val="Hyperlink"/>
-            </w:rPr>
-            <w:t>c</w:t>
-          </w:r>
-        </w:hyperlink>
-      </w:r>
-      <w:r>
-        <w:rPr>
-          <w:rFonts w:ascii="Charis SIL Italic" w:hAnsi="Charis SIL Italic" w:eastAsia="Charis SIL Italic"/>
-          <w:b w:val="0"/>
-          <w:i/>
-          <w:color w:val="0000FF"/>
-          <w:sz w:val="24"/>
-          <w:u w:val="single"/>
-        </w:rPr>
-        <w:hyperlink r:id="rId9" w:history="1">
-          <w:r>
-            <w:rPr>
-              <w:rStyle w:val="Hyperlink"/>
-            </w:rPr>
-            <w:t>e</w:t>
-          </w:r>
-        </w:hyperlink>
-      </w:r>
-      <w:r>
-        <w:rPr>
           <w:rFonts w:ascii="Charis SIL Italic" w:hAnsi="Charis SIL Italic" w:eastAsia="Charis SIL Italic"/>
           <w:b w:val="0"/>
           <w:i/>
@@ -938,147 +793,7 @@
           <w:sz w:val="24"/>
           <w:u w:val="single"/>
         </w:rPr>
-        <w:hyperlink r:id="rId10" w:history="1">
-          <w:r>
-            <w:rPr>
-              <w:rStyle w:val="Hyperlink"/>
-            </w:rPr>
-            <w:t>coll</w:t>
-          </w:r>
-        </w:hyperlink>
-      </w:r>
-      <w:r>
-        <w:rPr>
-          <w:rFonts w:ascii="Charis SIL Italic" w:hAnsi="Charis SIL Italic" w:eastAsia="Charis SIL Italic"/>
-          <w:b w:val="0"/>
-          <w:i/>
-          <w:color w:val="0000FF"/>
-          <w:sz w:val="24"/>
-          <w:u w:val="single"/>
-        </w:rPr>
-        <w:hyperlink r:id="rId10" w:history="1">
-          <w:r>
-            <w:rPr>
-              <w:rStyle w:val="Hyperlink"/>
-            </w:rPr>
-            <w:t>e</w:t>
-          </w:r>
-        </w:hyperlink>
-      </w:r>
-      <w:r>
-        <w:rPr>
-          <w:rFonts w:ascii="Charis SIL Italic" w:hAnsi="Charis SIL Italic" w:eastAsia="Charis SIL Italic"/>
-          <w:b w:val="0"/>
-          <w:i/>
-          <w:color w:val="0000FF"/>
-          <w:sz w:val="24"/>
-          <w:u w:val="single"/>
-        </w:rPr>
-        <w:hyperlink r:id="rId9" w:history="1">
-          <w:r>
-            <w:rPr>
-              <w:rStyle w:val="Hyperlink"/>
-            </w:rPr>
-            <w:t>ctions</w:t>
-          </w:r>
-        </w:hyperlink>
-      </w:r>
-      <w:r>
-        <w:rPr>
-          <w:rFonts w:ascii="Charis SIL Italic" w:hAnsi="Charis SIL Italic" w:eastAsia="Charis SIL Italic"/>
-          <w:b w:val="0"/>
-          <w:i/>
-          <w:color w:val="0000FF"/>
-          <w:sz w:val="24"/>
-          <w:u w:val="single"/>
-        </w:rPr>
-        <w:t xml:space="preserve"> </w:t>
-      </w:r>
-      <w:r>
-        <w:rPr>
-          <w:rFonts w:ascii="Charis SIL Italic" w:hAnsi="Charis SIL Italic" w:eastAsia="Charis SIL Italic"/>
-          <w:b w:val="0"/>
-          <w:i/>
-          <w:color w:val="0000FF"/>
-          <w:sz w:val="24"/>
-          <w:u w:val="single"/>
-        </w:rPr>
-        <w:hyperlink r:id="rId9" w:history="1">
-          <w:r>
-            <w:rPr>
-              <w:rStyle w:val="Hyperlink"/>
-            </w:rPr>
-            <w:t>fro</w:t>
-          </w:r>
-        </w:hyperlink>
-      </w:r>
-      <w:r>
-        <w:rPr>
-          <w:rFonts w:ascii="Charis SIL Italic" w:hAnsi="Charis SIL Italic" w:eastAsia="Charis SIL Italic"/>
-          <w:b w:val="0"/>
-          <w:i/>
-          <w:color w:val="0000FF"/>
-          <w:sz w:val="24"/>
-        </w:rPr>
-        <w:t>m</w:t>
-      </w:r>
-      <w:r>
-        <w:rPr>
-          <w:rFonts w:ascii="Charis SIL Italic" w:hAnsi="Charis SIL Italic" w:eastAsia="Charis SIL Italic"/>
-          <w:b w:val="0"/>
-          <w:i/>
-          <w:color w:val="0000FF"/>
-          <w:sz w:val="24"/>
-          <w:u w:val="single"/>
-        </w:rPr>
-        <w:t xml:space="preserve"> </w:t>
-      </w:r>
-      <w:r>
-        <w:rPr>
-          <w:rFonts w:ascii="Charis SIL Italic" w:hAnsi="Charis SIL Italic" w:eastAsia="Charis SIL Italic"/>
-          <w:b w:val="0"/>
-          <w:i/>
-          <w:color w:val="0000FF"/>
-          <w:sz w:val="24"/>
-          <w:u w:val="single"/>
-        </w:rPr>
-        <w:hyperlink r:id="rId9" w:history="1">
-          <w:r>
-            <w:rPr>
-              <w:rStyle w:val="Hyperlink"/>
-            </w:rPr>
-            <w:t>a</w:t>
-          </w:r>
-        </w:hyperlink>
-      </w:r>
-      <w:r>
-        <w:rPr>
-          <w:rFonts w:ascii="Charis SIL Italic" w:hAnsi="Charis SIL Italic" w:eastAsia="Charis SIL Italic"/>
-          <w:b w:val="0"/>
-          <w:i/>
-          <w:color w:val="0000FF"/>
-          <w:sz w:val="24"/>
-          <w:u w:val="single"/>
-        </w:rPr>
-        <w:t xml:space="preserve"> </w:t>
-      </w:r>
-      <w:r>
-        <w:rPr>
-          <w:rFonts w:ascii="Charis SIL Italic" w:hAnsi="Charis SIL Italic" w:eastAsia="Charis SIL Italic"/>
-          <w:b w:val="0"/>
-          <w:i/>
-          <w:color w:val="0000FF"/>
-          <w:sz w:val="24"/>
-          <w:u w:val="single"/>
-        </w:rPr>
-        <w:hyperlink r:id="rId9" w:history="1">
-          <w:r>
-            <w:rPr>
-              <w:rStyle w:val="Hyperlink"/>
-            </w:rPr>
-            <w:t>coloni</w:t>
-          </w:r>
-        </w:hyperlink>
+        <w:t>collections from a coloni</w:t>
       </w:r>
       <w:r>
         <w:rPr>
@@ -1321,32 +1036,7 @@
           <w:color w:val="000000"/>
           <w:sz w:val="24"/>
         </w:rPr>
-        <w:hyperlink r:id="rId10" w:history="1">
-          <w:r>
-            <w:rPr>
-              <w:rStyle w:val="Hyperlink"/>
-            </w:rPr>
-            <w:t>Other rele</w:t>
-          </w:r>
-        </w:hyperlink>
-      </w:r>
-      <w:r>
-        <w:rPr>
-          <w:u w:val="single" w:color="0000ff"/>
-          <w:rFonts w:ascii="Charis SIL Regular" w:hAnsi="Charis SIL Regular" w:eastAsia="Charis SIL Regular"/>
-          <w:b w:val="0"/>
-          <w:i w:val="0"/>
-          <w:color w:val="000000"/>
-          <w:sz w:val="24"/>
-        </w:rPr>
-        <w:hyperlink r:id="rId10" w:history="1">
-          <w:r>
-            <w:rPr>
-              <w:rStyle w:val="Hyperlink"/>
-            </w:rPr>
-            <w:t xml:space="preserve">vant </w:t>
-          </w:r>
-        </w:hyperlink>
+        <w:t xml:space="preserve">Other relevant </w:t>
       </w:r>
       <w:r>
         <w:rPr>
@@ -2574,7 +2264,7 @@
           <w:sz w:val="24"/>
           <w:u w:val="single"/>
         </w:rPr>
-        <w:hyperlink r:id="rId12" w:history="1">
+        <w:hyperlink r:id="rId13" w:history="1">
           <w:r>
             <w:rPr>
               <w:rStyle w:val="Hyperlink"/>
@@ -3426,6 +3116,7 @@
           <w:i/>
           <w:color w:val="0000FF"/>
           <w:sz w:val="24"/>
+          <w:u w:val="single"/>
         </w:rPr>
         <w:t>e</w:t>
       </w:r>
@@ -3552,7 +3243,6 @@
           <w:i/>
           <w:color w:val="0000FF"/>
           <w:sz w:val="24"/>
-          <w:u w:val="single"/>
         </w:rPr>
         <w:hyperlink r:id="rId15" w:history="1">
           <w:r>
@@ -3753,13 +3443,39 @@
       </w:r>
       <w:r>
         <w:rPr>
+          <w:u w:val="single" w:color="0000ff"/>
           <w:rFonts w:ascii="Charis SIL Regular" w:hAnsi="Charis SIL Regular" w:eastAsia="Charis SIL Regular"/>
           <w:b w:val="0"/>
           <w:i w:val="0"/>
           <w:color w:val="000000"/>
           <w:sz w:val="24"/>
         </w:rPr>
-        <w:t xml:space="preserve"> (Amster</w:t>
+        <w:hyperlink r:id="rId15" w:history="1">
+          <w:r>
+            <w:rPr>
+              <w:rStyle w:val="Hyperlink"/>
+            </w:rPr>
+            <w:t xml:space="preserve"> (</w:t>
+          </w:r>
+        </w:hyperlink>
+      </w:r>
+      <w:r>
+        <w:rPr>
+          <w:u w:val="single" w:color="0000ff"/>
+          <w:rFonts w:ascii="Charis SIL Regular" w:hAnsi="Charis SIL Regular" w:eastAsia="Charis SIL Regular"/>
+          <w:b w:val="0"/>
+          <w:i w:val="0"/>
+          <w:color w:val="000000"/>
+          <w:sz w:val="24"/>
+        </w:rPr>
+        <w:hyperlink r:id="rId15" w:history="1">
+          <w:r>
+            <w:rPr>
+              <w:rStyle w:val="Hyperlink"/>
+            </w:rPr>
+            <w:t>Amster</w:t>
+          </w:r>
+        </w:hyperlink>
       </w:r>
       <w:r>
         <w:rPr>
@@ -4236,21 +3952,13 @@
       </w:r>
       <w:r>
         <w:rPr>
-          <w:u w:val="single" w:color="0000ff"/>
           <w:rFonts w:ascii="Charis SIL Regular" w:hAnsi="Charis SIL Regular" w:eastAsia="Charis SIL Regular"/>
           <w:b w:val="0"/>
           <w:i w:val="0"/>
           <w:color w:val="000000"/>
           <w:sz w:val="24"/>
         </w:rPr>
-        <w:hyperlink r:id="rId10" w:history="1">
-          <w:r>
-            <w:rPr>
-              <w:rStyle w:val="Hyperlink"/>
-            </w:rPr>
-            <w:t>, 202</w:t>
-          </w:r>
-        </w:hyperlink>
+        <w:t>, 202</w:t>
       </w:r>
       <w:r>
         <w:rPr>
@@ -4327,34 +4035,7 @@
           <w:color w:val="000000"/>
           <w:sz w:val="24"/>
         </w:rPr>
-        <w:t xml:space="preserve">•  </w:t>
-      </w:r>
-      <w:r>
-        <w:rPr>
-          <w:rFonts w:ascii="Charis SIL Regular" w:hAnsi="Charis SIL Regular" w:eastAsia="Charis SIL Regular"/>
-          <w:b w:val="0"/>
-          <w:i w:val="0"/>
-          <w:color w:val="000000"/>
-          <w:sz w:val="24"/>
-        </w:rPr>
-        <w:hyperlink r:id="rId10" w:history="1">
-          <w:r>
-            <w:rPr>
-              <w:rStyle w:val="Hyperlink"/>
-            </w:rPr>
-            <w:t xml:space="preserve">Yeide, </w:t>
-          </w:r>
-        </w:hyperlink>
-      </w:r>
-      <w:r>
-        <w:rPr>
-          <w:rFonts w:ascii="Charis SIL Regular" w:hAnsi="Charis SIL Regular" w:eastAsia="Charis SIL Regular"/>
-          <w:b w:val="0"/>
-          <w:i w:val="0"/>
-          <w:color w:val="000000"/>
-          <w:sz w:val="24"/>
-        </w:rPr>
-        <w:t>N</w:t>
+        <w:t>•  Yeide, N</w:t>
       </w:r>
       <w:r>
         <w:rPr>
@@ -4571,34 +4252,7 @@
           <w:color w:val="000000"/>
           <w:sz w:val="24"/>
         </w:rPr>
-        <w:t xml:space="preserve">•  </w:t>
-      </w:r>
-      <w:r>
-        <w:rPr>
-          <w:rFonts w:ascii="Charis SIL Regular" w:hAnsi="Charis SIL Regular" w:eastAsia="Charis SIL Regular"/>
-          <w:b w:val="0"/>
-          <w:i w:val="0"/>
-          <w:color w:val="000000"/>
-          <w:sz w:val="24"/>
-        </w:rPr>
-        <w:hyperlink r:id="rId16" w:history="1">
-          <w:r>
-            <w:rPr>
-              <w:rStyle w:val="Hyperlink"/>
-            </w:rPr>
-            <w:t>Lang, Sa</w:t>
-          </w:r>
-        </w:hyperlink>
-      </w:r>
-      <w:r>
-        <w:rPr>
-          <w:rFonts w:ascii="Charis SIL Regular" w:hAnsi="Charis SIL Regular" w:eastAsia="Charis SIL Regular"/>
-          <w:b w:val="0"/>
-          <w:i w:val="0"/>
-          <w:color w:val="000000"/>
-          <w:sz w:val="24"/>
-        </w:rPr>
-        <w:t xml:space="preserve">bine (ed.), </w:t>
+        <w:t xml:space="preserve">•  Lang, Sabine (ed.), </w:t>
       </w:r>
       <w:r>
         <w:rPr>
@@ -4876,126 +4530,7 @@
           <w:color w:val="000000"/>
           <w:sz w:val="24"/>
         </w:rPr>
-        <w:t>. 2nd Editio</w:t>
-      </w:r>
-      <w:r>
-        <w:rPr>
-          <w:u w:val="single" w:color="0000ff"/>
-          <w:rFonts w:ascii="Charis SIL Regular" w:hAnsi="Charis SIL Regular" w:eastAsia="Charis SIL Regular"/>
-          <w:b w:val="0"/>
-          <w:i w:val="0"/>
-          <w:color w:val="000000"/>
-          <w:sz w:val="24"/>
-        </w:rPr>
-        <w:hyperlink r:id="rId17" w:history="1">
-          <w:r>
-            <w:rPr>
-              <w:rStyle w:val="Hyperlink"/>
-            </w:rPr>
-            <w:t>n (Germa</w:t>
-          </w:r>
-        </w:hyperlink>
-      </w:r>
-      <w:r>
-        <w:rPr>
-          <w:u w:val="single" w:color="0000ff"/>
-          <w:rFonts w:ascii="Charis SIL Regular" w:hAnsi="Charis SIL Regular" w:eastAsia="Charis SIL Regular"/>
-          <w:b w:val="0"/>
-          <w:i w:val="0"/>
-          <w:color w:val="000000"/>
-          <w:sz w:val="24"/>
-        </w:rPr>
-        <w:hyperlink r:id="rId17" w:history="1">
-          <w:r>
-            <w:rPr>
-              <w:rStyle w:val="Hyperlink"/>
-            </w:rPr>
-            <w:t>n M</w:t>
-          </w:r>
-        </w:hyperlink>
-      </w:r>
-      <w:r>
-        <w:rPr>
-          <w:u w:val="single" w:color="0000ff"/>
-          <w:rFonts w:ascii="Charis SIL Regular" w:hAnsi="Charis SIL Regular" w:eastAsia="Charis SIL Regular"/>
-          <w:b w:val="0"/>
-          <w:i w:val="0"/>
-          <w:color w:val="000000"/>
-          <w:sz w:val="24"/>
-        </w:rPr>
-        <w:hyperlink r:id="rId17" w:history="1">
-          <w:r>
-            <w:rPr>
-              <w:rStyle w:val="Hyperlink"/>
-            </w:rPr>
-            <w:t>useums</w:t>
-          </w:r>
-        </w:hyperlink>
-      </w:r>
-      <w:r>
-        <w:rPr>
-          <w:u w:val="single" w:color="0000ff"/>
-          <w:rFonts w:ascii="Charis SIL Regular" w:hAnsi="Charis SIL Regular" w:eastAsia="Charis SIL Regular"/>
-          <w:b w:val="0"/>
-          <w:i w:val="0"/>
-          <w:color w:val="000000"/>
-          <w:sz w:val="24"/>
-        </w:rPr>
-        <w:t xml:space="preserve"> </w:t>
-      </w:r>
-      <w:r>
-        <w:rPr>
-          <w:u w:val="single" w:color="0000ff"/>
-          <w:rFonts w:ascii="Charis SIL Regular" w:hAnsi="Charis SIL Regular" w:eastAsia="Charis SIL Regular"/>
-          <w:b w:val="0"/>
-          <w:i w:val="0"/>
-          <w:color w:val="000000"/>
-          <w:sz w:val="24"/>
-        </w:rPr>
-        <w:hyperlink r:id="rId17" w:history="1">
-          <w:r>
-            <w:rPr>
-              <w:rStyle w:val="Hyperlink"/>
-            </w:rPr>
-            <w:t>Associatio</w:t>
-          </w:r>
-        </w:hyperlink>
-      </w:r>
-      <w:r>
-        <w:rPr>
-          <w:u w:val="single" w:color="0000ff"/>
-          <w:rFonts w:ascii="Charis SIL Regular" w:hAnsi="Charis SIL Regular" w:eastAsia="Charis SIL Regular"/>
-          <w:b w:val="0"/>
-          <w:i w:val="0"/>
-          <w:color w:val="000000"/>
-          <w:sz w:val="24"/>
-        </w:rPr>
-        <w:hyperlink r:id="rId17" w:history="1">
-          <w:r>
-            <w:rPr>
-              <w:rStyle w:val="Hyperlink"/>
-            </w:rPr>
-            <w:t>n, 20</w:t>
-          </w:r>
-        </w:hyperlink>
-      </w:r>
-      <w:r>
-        <w:rPr>
-          <w:u w:val="single" w:color="0000ff"/>
-          <w:rFonts w:ascii="Charis SIL Regular" w:hAnsi="Charis SIL Regular" w:eastAsia="Charis SIL Regular"/>
-          <w:b w:val="0"/>
-          <w:i w:val="0"/>
-          <w:color w:val="000000"/>
-          <w:sz w:val="24"/>
-        </w:rPr>
-        <w:hyperlink r:id="rId17" w:history="1">
-          <w:r>
-            <w:rPr>
-              <w:rStyle w:val="Hyperlink"/>
-            </w:rPr>
-            <w:t>19</w:t>
-          </w:r>
-        </w:hyperlink>
+        <w:t>. 2nd Edition (German Museums Association, 2019</w:t>
       </w:r>
       <w:r>
         <w:rPr>
@@ -5036,34 +4571,7 @@
           <w:color w:val="000000"/>
           <w:sz w:val="24"/>
         </w:rPr>
-        <w:t xml:space="preserve">•  </w:t>
-      </w:r>
-      <w:r>
-        <w:rPr>
-          <w:rFonts w:ascii="Charis SIL Regular" w:hAnsi="Charis SIL Regular" w:eastAsia="Charis SIL Regular"/>
-          <w:b w:val="0"/>
-          <w:i w:val="0"/>
-          <w:color w:val="000000"/>
-          <w:sz w:val="24"/>
-        </w:rPr>
-        <w:hyperlink r:id="rId17" w:history="1">
-          <w:r>
-            <w:rPr>
-              <w:rStyle w:val="Hyperlink"/>
-            </w:rPr>
-            <w:t xml:space="preserve">Deterts, </w:t>
-          </w:r>
-        </w:hyperlink>
-      </w:r>
-      <w:r>
-        <w:rPr>
-          <w:rFonts w:ascii="Charis SIL Regular" w:hAnsi="Charis SIL Regular" w:eastAsia="Charis SIL Regular"/>
-          <w:b w:val="0"/>
-          <w:i w:val="0"/>
-          <w:color w:val="000000"/>
-          <w:sz w:val="24"/>
-        </w:rPr>
-        <w:t xml:space="preserve">Dorothea (ed.), </w:t>
+        <w:t xml:space="preserve">•  Deterts, Dorothea (ed.), </w:t>
       </w:r>
       <w:r>
         <w:rPr>
@@ -5829,7 +5337,14 @@
           <w:color w:val="000000"/>
           <w:sz w:val="24"/>
         </w:rPr>
-        <w:t>herl</w:t>
+        <w:hyperlink r:id="rId12" w:history="1">
+          <w:r>
+            <w:rPr>
+              <w:rStyle w:val="Hyperlink"/>
+            </w:rPr>
+            <w:t>herl</w:t>
+          </w:r>
+        </w:hyperlink>
       </w:r>
       <w:r>
         <w:rPr>

--- a/EXPORTS/DOCX/published/niveau1/English/DoingResearch.docx
+++ b/EXPORTS/DOCX/published/niveau1/English/DoingResearch.docx
@@ -628,13 +628,93 @@
       </w:r>
       <w:r>
         <w:rPr>
+          <w:u w:val="single" w:color="0000ff"/>
           <w:rFonts w:ascii="Charis SIL Regular" w:hAnsi="Charis SIL Regular" w:eastAsia="Charis SIL Regular"/>
           <w:b w:val="0"/>
           <w:i w:val="0"/>
           <w:color w:val="000000"/>
           <w:sz w:val="24"/>
         </w:rPr>
-        <w:t xml:space="preserve"> and the publicatio</w:t>
+        <w:hyperlink r:id="rId9" w:history="1">
+          <w:r>
+            <w:rPr>
+              <w:rStyle w:val="Hyperlink"/>
+            </w:rPr>
+            <w:t xml:space="preserve"> and th</w:t>
+          </w:r>
+        </w:hyperlink>
+      </w:r>
+      <w:r>
+        <w:rPr>
+          <w:u w:val="single" w:color="0000ff"/>
+          <w:rFonts w:ascii="Charis SIL Regular" w:hAnsi="Charis SIL Regular" w:eastAsia="Charis SIL Regular"/>
+          <w:b w:val="0"/>
+          <w:i w:val="0"/>
+          <w:color w:val="000000"/>
+          <w:sz w:val="24"/>
+        </w:rPr>
+        <w:hyperlink r:id="rId9" w:history="1">
+          <w:r>
+            <w:rPr>
+              <w:rStyle w:val="Hyperlink"/>
+            </w:rPr>
+            <w:t>e</w:t>
+          </w:r>
+        </w:hyperlink>
+      </w:r>
+      <w:r>
+        <w:rPr>
+          <w:u w:val="single" w:color="0000ff"/>
+          <w:rFonts w:ascii="Charis SIL Regular" w:hAnsi="Charis SIL Regular" w:eastAsia="Charis SIL Regular"/>
+          <w:b w:val="0"/>
+          <w:i w:val="0"/>
+          <w:color w:val="000000"/>
+          <w:sz w:val="24"/>
+        </w:rPr>
+        <w:hyperlink r:id="rId9" w:history="1">
+          <w:r>
+            <w:rPr>
+              <w:rStyle w:val="Hyperlink"/>
+            </w:rPr>
+            <w:t xml:space="preserve"> publi</w:t>
+          </w:r>
+        </w:hyperlink>
+      </w:r>
+      <w:r>
+        <w:rPr>
+          <w:u w:val="single" w:color="0000ff"/>
+          <w:rFonts w:ascii="Charis SIL Regular" w:hAnsi="Charis SIL Regular" w:eastAsia="Charis SIL Regular"/>
+          <w:b w:val="0"/>
+          <w:i w:val="0"/>
+          <w:color w:val="000000"/>
+          <w:sz w:val="24"/>
+        </w:rPr>
+        <w:hyperlink r:id="rId9" w:history="1">
+          <w:r>
+            <w:rPr>
+              <w:rStyle w:val="Hyperlink"/>
+            </w:rPr>
+            <w:t>c</w:t>
+          </w:r>
+        </w:hyperlink>
+      </w:r>
+      <w:r>
+        <w:rPr>
+          <w:u w:val="single" w:color="0000ff"/>
+          <w:rFonts w:ascii="Charis SIL Regular" w:hAnsi="Charis SIL Regular" w:eastAsia="Charis SIL Regular"/>
+          <w:b w:val="0"/>
+          <w:i w:val="0"/>
+          <w:color w:val="000000"/>
+          <w:sz w:val="24"/>
+        </w:rPr>
+        <w:hyperlink r:id="rId9" w:history="1">
+          <w:r>
+            <w:rPr>
+              <w:rStyle w:val="Hyperlink"/>
+            </w:rPr>
+            <w:t>atio</w:t>
+          </w:r>
+        </w:hyperlink>
       </w:r>
       <w:r>
         <w:rPr>
@@ -793,23 +873,12 @@
           <w:sz w:val="24"/>
           <w:u w:val="single"/>
         </w:rPr>
-        <w:t>collections from a coloni</w:t>
-      </w:r>
-      <w:r>
-        <w:rPr>
-          <w:rFonts w:ascii="Charis SIL Italic" w:hAnsi="Charis SIL Italic" w:eastAsia="Charis SIL Italic"/>
-          <w:b w:val="0"/>
-          <w:i/>
-          <w:color w:val="0000FF"/>
-          <w:sz w:val="24"/>
-          <w:u w:val="single"/>
-        </w:rPr>
         <w:hyperlink r:id="rId9" w:history="1">
           <w:r>
             <w:rPr>
               <w:rStyle w:val="Hyperlink"/>
             </w:rPr>
-            <w:t>al</w:t>
+            <w:t>coll</w:t>
           </w:r>
         </w:hyperlink>
       </w:r>
@@ -822,7 +891,101 @@
           <w:sz w:val="24"/>
           <w:u w:val="single"/>
         </w:rPr>
+        <w:hyperlink r:id="rId9" w:history="1">
+          <w:r>
+            <w:rPr>
+              <w:rStyle w:val="Hyperlink"/>
+            </w:rPr>
+            <w:t>e</w:t>
+          </w:r>
+        </w:hyperlink>
+      </w:r>
+      <w:r>
+        <w:rPr>
+          <w:rFonts w:ascii="Charis SIL Italic" w:hAnsi="Charis SIL Italic" w:eastAsia="Charis SIL Italic"/>
+          <w:b w:val="0"/>
+          <w:i/>
+          <w:color w:val="0000FF"/>
+          <w:sz w:val="24"/>
+          <w:u w:val="single"/>
+        </w:rPr>
+        <w:hyperlink r:id="rId9" w:history="1">
+          <w:r>
+            <w:rPr>
+              <w:rStyle w:val="Hyperlink"/>
+            </w:rPr>
+            <w:t>ctions</w:t>
+          </w:r>
+        </w:hyperlink>
+      </w:r>
+      <w:r>
+        <w:rPr>
+          <w:rFonts w:ascii="Charis SIL Italic" w:hAnsi="Charis SIL Italic" w:eastAsia="Charis SIL Italic"/>
+          <w:b w:val="0"/>
+          <w:i/>
+          <w:color w:val="0000FF"/>
+          <w:sz w:val="24"/>
+          <w:u w:val="single"/>
+        </w:rPr>
         <w:t xml:space="preserve"> </w:t>
+      </w:r>
+      <w:r>
+        <w:rPr>
+          <w:rFonts w:ascii="Charis SIL Italic" w:hAnsi="Charis SIL Italic" w:eastAsia="Charis SIL Italic"/>
+          <w:b w:val="0"/>
+          <w:i/>
+          <w:color w:val="0000FF"/>
+          <w:sz w:val="24"/>
+          <w:u w:val="single"/>
+        </w:rPr>
+        <w:hyperlink r:id="rId10" w:history="1">
+          <w:r>
+            <w:rPr>
+              <w:rStyle w:val="Hyperlink"/>
+            </w:rPr>
+            <w:t>fro</w:t>
+          </w:r>
+        </w:hyperlink>
+      </w:r>
+      <w:r>
+        <w:rPr>
+          <w:rFonts w:ascii="Charis SIL Italic" w:hAnsi="Charis SIL Italic" w:eastAsia="Charis SIL Italic"/>
+          <w:b w:val="0"/>
+          <w:i/>
+          <w:color w:val="0000FF"/>
+          <w:sz w:val="24"/>
+          <w:u w:val="single"/>
+        </w:rPr>
+        <w:hyperlink r:id="rId10" w:history="1">
+          <w:r>
+            <w:rPr>
+              <w:rStyle w:val="Hyperlink"/>
+            </w:rPr>
+            <w:t>m</w:t>
+          </w:r>
+        </w:hyperlink>
+      </w:r>
+      <w:r>
+        <w:rPr>
+          <w:rFonts w:ascii="Charis SIL Italic" w:hAnsi="Charis SIL Italic" w:eastAsia="Charis SIL Italic"/>
+          <w:b w:val="0"/>
+          <w:i/>
+          <w:color w:val="0000FF"/>
+          <w:sz w:val="24"/>
+          <w:u w:val="single"/>
+        </w:rPr>
+        <w:t xml:space="preserve"> </w:t>
+      </w:r>
+      <w:r>
+        <w:rPr>
+          <w:rFonts w:ascii="Charis SIL Italic" w:hAnsi="Charis SIL Italic" w:eastAsia="Charis SIL Italic"/>
+          <w:b w:val="0"/>
+          <w:i/>
+          <w:color w:val="0000FF"/>
+          <w:sz w:val="24"/>
+          <w:u w:val="single"/>
+        </w:rPr>
+        <w:t xml:space="preserve">a colonial </w:t>
       </w:r>
       <w:r>
         <w:rPr>
@@ -1029,7 +1192,6 @@
       </w:r>
       <w:r>
         <w:rPr>
-          <w:u w:val="single" w:color="0000ff"/>
           <w:rFonts w:ascii="Charis SIL Regular" w:hAnsi="Charis SIL Regular" w:eastAsia="Charis SIL Regular"/>
           <w:b w:val="0"/>
           <w:i w:val="0"/>
@@ -3088,7 +3250,7 @@
             <w:rPr>
               <w:rStyle w:val="Hyperlink"/>
             </w:rPr>
-            <w:t>significan</w:t>
+            <w:t>significanc</w:t>
           </w:r>
         </w:hyperlink>
       </w:r>
@@ -3099,13 +3261,36 @@
           <w:i/>
           <w:color w:val="0000FF"/>
           <w:sz w:val="24"/>
+          <w:u w:val="single"/>
+        </w:rPr>
+        <w:t>e</w:t>
+      </w:r>
+      <w:r>
+        <w:rPr>
+          <w:rFonts w:ascii="Charis SIL Italic" w:hAnsi="Charis SIL Italic" w:eastAsia="Charis SIL Italic"/>
+          <w:b w:val="0"/>
+          <w:i/>
+          <w:color w:val="0000FF"/>
+          <w:sz w:val="24"/>
+          <w:u w:val="single"/>
+        </w:rPr>
+        <w:t xml:space="preserve"> </w:t>
+      </w:r>
+      <w:r>
+        <w:rPr>
+          <w:rFonts w:ascii="Charis SIL Italic" w:hAnsi="Charis SIL Italic" w:eastAsia="Charis SIL Italic"/>
+          <w:b w:val="0"/>
+          <w:i/>
+          <w:color w:val="0000FF"/>
+          <w:sz w:val="24"/>
+          <w:u w:val="single"/>
         </w:rPr>
         <w:hyperlink r:id="rId15" w:history="1">
           <w:r>
             <w:rPr>
               <w:rStyle w:val="Hyperlink"/>
             </w:rPr>
-            <w:t>c</w:t>
+            <w:t>o</w:t>
           </w:r>
         </w:hyperlink>
       </w:r>
@@ -3116,9 +3301,8 @@
           <w:i/>
           <w:color w:val="0000FF"/>
           <w:sz w:val="24"/>
-          <w:u w:val="single"/>
-        </w:rPr>
-        <w:t>e</w:t>
+        </w:rPr>
+        <w:t xml:space="preserve">f </w:t>
       </w:r>
       <w:r>
         <w:rPr>
@@ -3127,131 +3311,8 @@
           <w:i/>
           <w:color w:val="0000FF"/>
           <w:sz w:val="24"/>
-          <w:u w:val="single"/>
-        </w:rPr>
-        <w:t xml:space="preserve"> </w:t>
-      </w:r>
-      <w:r>
-        <w:rPr>
-          <w:rFonts w:ascii="Charis SIL Italic" w:hAnsi="Charis SIL Italic" w:eastAsia="Charis SIL Italic"/>
-          <w:b w:val="0"/>
-          <w:i/>
-          <w:color w:val="0000FF"/>
-          <w:sz w:val="24"/>
-          <w:u w:val="single"/>
-        </w:rPr>
-        <w:hyperlink r:id="rId15" w:history="1">
-          <w:r>
-            <w:rPr>
-              <w:rStyle w:val="Hyperlink"/>
-            </w:rPr>
-            <w:t xml:space="preserve">of </w:t>
-          </w:r>
-        </w:hyperlink>
-      </w:r>
-      <w:r>
-        <w:rPr>
-          <w:rFonts w:ascii="Charis SIL Italic" w:hAnsi="Charis SIL Italic" w:eastAsia="Charis SIL Italic"/>
-          <w:b w:val="0"/>
-          <w:i/>
-          <w:color w:val="0000FF"/>
-          <w:sz w:val="24"/>
-          <w:u w:val="single"/>
-        </w:rPr>
-        <w:hyperlink r:id="rId15" w:history="1">
-          <w:r>
-            <w:rPr>
-              <w:rStyle w:val="Hyperlink"/>
-            </w:rPr>
-            <w:t>cultural</w:t>
-          </w:r>
-        </w:hyperlink>
-      </w:r>
-      <w:r>
-        <w:rPr>
-          <w:rFonts w:ascii="Charis SIL Italic" w:hAnsi="Charis SIL Italic" w:eastAsia="Charis SIL Italic"/>
-          <w:b w:val="0"/>
-          <w:i/>
-          <w:color w:val="0000FF"/>
-          <w:sz w:val="24"/>
-          <w:u w:val="single"/>
-        </w:rPr>
-        <w:t xml:space="preserve"> </w:t>
-      </w:r>
-      <w:r>
-        <w:rPr>
-          <w:rFonts w:ascii="Charis SIL Italic" w:hAnsi="Charis SIL Italic" w:eastAsia="Charis SIL Italic"/>
-          <w:b w:val="0"/>
-          <w:i/>
-          <w:color w:val="0000FF"/>
-          <w:sz w:val="24"/>
-          <w:u w:val="single"/>
-        </w:rPr>
-        <w:hyperlink r:id="rId15" w:history="1">
-          <w:r>
-            <w:rPr>
-              <w:rStyle w:val="Hyperlink"/>
-            </w:rPr>
-            <w:t>objects</w:t>
-          </w:r>
-        </w:hyperlink>
-      </w:r>
-      <w:r>
-        <w:rPr>
-          <w:rFonts w:ascii="Charis SIL Italic" w:hAnsi="Charis SIL Italic" w:eastAsia="Charis SIL Italic"/>
-          <w:b w:val="0"/>
-          <w:i/>
-          <w:color w:val="0000FF"/>
-          <w:sz w:val="24"/>
-          <w:u w:val="single"/>
-        </w:rPr>
-        <w:t xml:space="preserve"> </w:t>
-      </w:r>
-      <w:r>
-        <w:rPr>
-          <w:rFonts w:ascii="Charis SIL Italic" w:hAnsi="Charis SIL Italic" w:eastAsia="Charis SIL Italic"/>
-          <w:b w:val="0"/>
-          <w:i/>
-          <w:color w:val="0000FF"/>
-          <w:sz w:val="24"/>
-          <w:u w:val="single"/>
-        </w:rPr>
-        <w:hyperlink r:id="rId15" w:history="1">
-          <w:r>
-            <w:rPr>
-              <w:rStyle w:val="Hyperlink"/>
-            </w:rPr>
-            <w:t>and</w:t>
-          </w:r>
-        </w:hyperlink>
-      </w:r>
-      <w:r>
-        <w:rPr>
-          <w:rFonts w:ascii="Charis SIL Italic" w:hAnsi="Charis SIL Italic" w:eastAsia="Charis SIL Italic"/>
-          <w:b w:val="0"/>
-          <w:i/>
-          <w:color w:val="0000FF"/>
-          <w:sz w:val="24"/>
-          <w:u w:val="single"/>
-        </w:rPr>
-        <w:t xml:space="preserve"> </w:t>
-      </w:r>
-      <w:r>
-        <w:rPr>
-          <w:rFonts w:ascii="Charis SIL Italic" w:hAnsi="Charis SIL Italic" w:eastAsia="Charis SIL Italic"/>
-          <w:b w:val="0"/>
-          <w:i/>
-          <w:color w:val="0000FF"/>
-          <w:sz w:val="24"/>
-        </w:rPr>
-        <w:hyperlink r:id="rId15" w:history="1">
-          <w:r>
-            <w:rPr>
-              <w:rStyle w:val="Hyperlink"/>
-            </w:rPr>
-            <w:t>collections</w:t>
-          </w:r>
-        </w:hyperlink>
+        </w:rPr>
+        <w:t>cultural objects and collections</w:t>
       </w:r>
       <w:r>
         <w:rPr>
@@ -3515,13 +3576,42 @@
       </w:r>
       <w:r>
         <w:rPr>
+          <w:u w:val="single" w:color="0000ff"/>
           <w:rFonts w:ascii="Charis SIL Regular" w:hAnsi="Charis SIL Regular" w:eastAsia="Charis SIL Regular"/>
           <w:b w:val="0"/>
           <w:i w:val="0"/>
           <w:color w:val="000000"/>
           <w:sz w:val="24"/>
         </w:rPr>
-        <w:t xml:space="preserve">um, </w:t>
+        <w:hyperlink r:id="rId15" w:history="1">
+          <w:r>
+            <w:rPr>
+              <w:rStyle w:val="Hyperlink"/>
+            </w:rPr>
+            <w:t>u</w:t>
+          </w:r>
+        </w:hyperlink>
+      </w:r>
+      <w:r>
+        <w:rPr>
+          <w:u w:val="single" w:color="0000ff"/>
+          <w:rFonts w:ascii="Charis SIL Regular" w:hAnsi="Charis SIL Regular" w:eastAsia="Charis SIL Regular"/>
+          <w:b w:val="0"/>
+          <w:i w:val="0"/>
+          <w:color w:val="000000"/>
+          <w:sz w:val="24"/>
+        </w:rPr>
+        <w:t>m</w:t>
+      </w:r>
+      <w:r>
+        <w:rPr>
+          <w:rFonts w:ascii="Charis SIL Regular" w:hAnsi="Charis SIL Regular" w:eastAsia="Charis SIL Regular"/>
+          <w:b w:val="0"/>
+          <w:i w:val="0"/>
+          <w:color w:val="000000"/>
+          <w:sz w:val="24"/>
+        </w:rPr>
+        <w:t xml:space="preserve">, </w:t>
       </w:r>
       <w:r>
         <w:rPr>
@@ -3952,13 +4042,21 @@
       </w:r>
       <w:r>
         <w:rPr>
+          <w:u w:val="single" w:color="0000ff"/>
           <w:rFonts w:ascii="Charis SIL Regular" w:hAnsi="Charis SIL Regular" w:eastAsia="Charis SIL Regular"/>
           <w:b w:val="0"/>
           <w:i w:val="0"/>
           <w:color w:val="000000"/>
           <w:sz w:val="24"/>
         </w:rPr>
-        <w:t>, 202</w:t>
+        <w:hyperlink r:id="rId10" w:history="1">
+          <w:r>
+            <w:rPr>
+              <w:rStyle w:val="Hyperlink"/>
+            </w:rPr>
+            <w:t>, 202</w:t>
+          </w:r>
+        </w:hyperlink>
       </w:r>
       <w:r>
         <w:rPr>
@@ -4252,7 +4350,34 @@
           <w:color w:val="000000"/>
           <w:sz w:val="24"/>
         </w:rPr>
-        <w:t xml:space="preserve">•  Lang, Sabine (ed.), </w:t>
+        <w:t xml:space="preserve">•  </w:t>
+      </w:r>
+      <w:r>
+        <w:rPr>
+          <w:rFonts w:ascii="Charis SIL Regular" w:hAnsi="Charis SIL Regular" w:eastAsia="Charis SIL Regular"/>
+          <w:b w:val="0"/>
+          <w:i w:val="0"/>
+          <w:color w:val="000000"/>
+          <w:sz w:val="24"/>
+        </w:rPr>
+        <w:hyperlink r:id="rId16" w:history="1">
+          <w:r>
+            <w:rPr>
+              <w:rStyle w:val="Hyperlink"/>
+            </w:rPr>
+            <w:t>Lang, Sa</w:t>
+          </w:r>
+        </w:hyperlink>
+      </w:r>
+      <w:r>
+        <w:rPr>
+          <w:rFonts w:ascii="Charis SIL Regular" w:hAnsi="Charis SIL Regular" w:eastAsia="Charis SIL Regular"/>
+          <w:b w:val="0"/>
+          <w:i w:val="0"/>
+          <w:color w:val="000000"/>
+          <w:sz w:val="24"/>
+        </w:rPr>
+        <w:t xml:space="preserve">bine (ed.), </w:t>
       </w:r>
       <w:r>
         <w:rPr>
@@ -4530,7 +4655,126 @@
           <w:color w:val="000000"/>
           <w:sz w:val="24"/>
         </w:rPr>
-        <w:t>. 2nd Edition (German Museums Association, 2019</w:t>
+        <w:t>. 2nd Editio</w:t>
+      </w:r>
+      <w:r>
+        <w:rPr>
+          <w:u w:val="single" w:color="0000ff"/>
+          <w:rFonts w:ascii="Charis SIL Regular" w:hAnsi="Charis SIL Regular" w:eastAsia="Charis SIL Regular"/>
+          <w:b w:val="0"/>
+          <w:i w:val="0"/>
+          <w:color w:val="000000"/>
+          <w:sz w:val="24"/>
+        </w:rPr>
+        <w:hyperlink r:id="rId17" w:history="1">
+          <w:r>
+            <w:rPr>
+              <w:rStyle w:val="Hyperlink"/>
+            </w:rPr>
+            <w:t>n (Germa</w:t>
+          </w:r>
+        </w:hyperlink>
+      </w:r>
+      <w:r>
+        <w:rPr>
+          <w:u w:val="single" w:color="0000ff"/>
+          <w:rFonts w:ascii="Charis SIL Regular" w:hAnsi="Charis SIL Regular" w:eastAsia="Charis SIL Regular"/>
+          <w:b w:val="0"/>
+          <w:i w:val="0"/>
+          <w:color w:val="000000"/>
+          <w:sz w:val="24"/>
+        </w:rPr>
+        <w:hyperlink r:id="rId17" w:history="1">
+          <w:r>
+            <w:rPr>
+              <w:rStyle w:val="Hyperlink"/>
+            </w:rPr>
+            <w:t>n M</w:t>
+          </w:r>
+        </w:hyperlink>
+      </w:r>
+      <w:r>
+        <w:rPr>
+          <w:u w:val="single" w:color="0000ff"/>
+          <w:rFonts w:ascii="Charis SIL Regular" w:hAnsi="Charis SIL Regular" w:eastAsia="Charis SIL Regular"/>
+          <w:b w:val="0"/>
+          <w:i w:val="0"/>
+          <w:color w:val="000000"/>
+          <w:sz w:val="24"/>
+        </w:rPr>
+        <w:hyperlink r:id="rId17" w:history="1">
+          <w:r>
+            <w:rPr>
+              <w:rStyle w:val="Hyperlink"/>
+            </w:rPr>
+            <w:t>useums</w:t>
+          </w:r>
+        </w:hyperlink>
+      </w:r>
+      <w:r>
+        <w:rPr>
+          <w:u w:val="single" w:color="0000ff"/>
+          <w:rFonts w:ascii="Charis SIL Regular" w:hAnsi="Charis SIL Regular" w:eastAsia="Charis SIL Regular"/>
+          <w:b w:val="0"/>
+          <w:i w:val="0"/>
+          <w:color w:val="000000"/>
+          <w:sz w:val="24"/>
+        </w:rPr>
+        <w:t xml:space="preserve"> </w:t>
+      </w:r>
+      <w:r>
+        <w:rPr>
+          <w:u w:val="single" w:color="0000ff"/>
+          <w:rFonts w:ascii="Charis SIL Regular" w:hAnsi="Charis SIL Regular" w:eastAsia="Charis SIL Regular"/>
+          <w:b w:val="0"/>
+          <w:i w:val="0"/>
+          <w:color w:val="000000"/>
+          <w:sz w:val="24"/>
+        </w:rPr>
+        <w:hyperlink r:id="rId17" w:history="1">
+          <w:r>
+            <w:rPr>
+              <w:rStyle w:val="Hyperlink"/>
+            </w:rPr>
+            <w:t>Associatio</w:t>
+          </w:r>
+        </w:hyperlink>
+      </w:r>
+      <w:r>
+        <w:rPr>
+          <w:u w:val="single" w:color="0000ff"/>
+          <w:rFonts w:ascii="Charis SIL Regular" w:hAnsi="Charis SIL Regular" w:eastAsia="Charis SIL Regular"/>
+          <w:b w:val="0"/>
+          <w:i w:val="0"/>
+          <w:color w:val="000000"/>
+          <w:sz w:val="24"/>
+        </w:rPr>
+        <w:hyperlink r:id="rId17" w:history="1">
+          <w:r>
+            <w:rPr>
+              <w:rStyle w:val="Hyperlink"/>
+            </w:rPr>
+            <w:t>n, 20</w:t>
+          </w:r>
+        </w:hyperlink>
+      </w:r>
+      <w:r>
+        <w:rPr>
+          <w:u w:val="single" w:color="0000ff"/>
+          <w:rFonts w:ascii="Charis SIL Regular" w:hAnsi="Charis SIL Regular" w:eastAsia="Charis SIL Regular"/>
+          <w:b w:val="0"/>
+          <w:i w:val="0"/>
+          <w:color w:val="000000"/>
+          <w:sz w:val="24"/>
+        </w:rPr>
+        <w:hyperlink r:id="rId17" w:history="1">
+          <w:r>
+            <w:rPr>
+              <w:rStyle w:val="Hyperlink"/>
+            </w:rPr>
+            <w:t>19</w:t>
+          </w:r>
+        </w:hyperlink>
       </w:r>
       <w:r>
         <w:rPr>
@@ -4571,7 +4815,34 @@
           <w:color w:val="000000"/>
           <w:sz w:val="24"/>
         </w:rPr>
-        <w:t xml:space="preserve">•  Deterts, Dorothea (ed.), </w:t>
+        <w:t xml:space="preserve">•  </w:t>
+      </w:r>
+      <w:r>
+        <w:rPr>
+          <w:rFonts w:ascii="Charis SIL Regular" w:hAnsi="Charis SIL Regular" w:eastAsia="Charis SIL Regular"/>
+          <w:b w:val="0"/>
+          <w:i w:val="0"/>
+          <w:color w:val="000000"/>
+          <w:sz w:val="24"/>
+        </w:rPr>
+        <w:hyperlink r:id="rId17" w:history="1">
+          <w:r>
+            <w:rPr>
+              <w:rStyle w:val="Hyperlink"/>
+            </w:rPr>
+            <w:t xml:space="preserve">Deterts, </w:t>
+          </w:r>
+        </w:hyperlink>
+      </w:r>
+      <w:r>
+        <w:rPr>
+          <w:rFonts w:ascii="Charis SIL Regular" w:hAnsi="Charis SIL Regular" w:eastAsia="Charis SIL Regular"/>
+          <w:b w:val="0"/>
+          <w:i w:val="0"/>
+          <w:color w:val="000000"/>
+          <w:sz w:val="24"/>
+        </w:rPr>
+        <w:t xml:space="preserve">Dorothea (ed.), </w:t>
       </w:r>
       <w:r>
         <w:rPr>

--- a/EXPORTS/DOCX/published/niveau1/English/DoingResearch.docx
+++ b/EXPORTS/DOCX/published/niveau1/English/DoingResearch.docx
@@ -628,6 +628,16 @@
       </w:r>
       <w:r>
         <w:rPr>
+          <w:rFonts w:ascii="Charis SIL Regular" w:hAnsi="Charis SIL Regular" w:eastAsia="Charis SIL Regular"/>
+          <w:b w:val="0"/>
+          <w:i w:val="0"/>
+          <w:color w:val="000000"/>
+          <w:sz w:val="24"/>
+        </w:rPr>
+        <w:t xml:space="preserve"> and the publicatio</w:t>
+      </w:r>
+      <w:r>
+        <w:rPr>
           <w:u w:val="single" w:color="0000ff"/>
           <w:rFonts w:ascii="Charis SIL Regular" w:hAnsi="Charis SIL Regular" w:eastAsia="Charis SIL Regular"/>
           <w:b w:val="0"/>
@@ -640,18 +650,54 @@
             <w:rPr>
               <w:rStyle w:val="Hyperlink"/>
             </w:rPr>
-            <w:t xml:space="preserve"> and th</w:t>
+            <w:t xml:space="preserve">n </w:t>
           </w:r>
         </w:hyperlink>
       </w:r>
       <w:r>
         <w:rPr>
-          <w:u w:val="single" w:color="0000ff"/>
-          <w:rFonts w:ascii="Charis SIL Regular" w:hAnsi="Charis SIL Regular" w:eastAsia="Charis SIL Regular"/>
-          <w:b w:val="0"/>
-          <w:i w:val="0"/>
-          <w:color w:val="000000"/>
-          <w:sz w:val="24"/>
+          <w:rFonts w:ascii="Charis SIL Italic" w:hAnsi="Charis SIL Italic" w:eastAsia="Charis SIL Italic"/>
+          <w:b w:val="0"/>
+          <w:i/>
+          <w:color w:val="0000FF"/>
+          <w:sz w:val="24"/>
+          <w:u w:val="single"/>
+        </w:rPr>
+        <w:hyperlink r:id="rId9" w:history="1">
+          <w:r>
+            <w:rPr>
+              <w:rStyle w:val="Hyperlink"/>
+            </w:rPr>
+            <w:t>Provenan</w:t>
+          </w:r>
+        </w:hyperlink>
+      </w:r>
+      <w:r>
+        <w:rPr>
+          <w:rFonts w:ascii="Charis SIL Italic" w:hAnsi="Charis SIL Italic" w:eastAsia="Charis SIL Italic"/>
+          <w:b w:val="0"/>
+          <w:i/>
+          <w:color w:val="0000FF"/>
+          <w:sz w:val="24"/>
+          <w:u w:val="single"/>
+        </w:rPr>
+        <w:hyperlink r:id="rId9" w:history="1">
+          <w:r>
+            <w:rPr>
+              <w:rStyle w:val="Hyperlink"/>
+            </w:rPr>
+            <w:t>c</w:t>
+          </w:r>
+        </w:hyperlink>
+      </w:r>
+      <w:r>
+        <w:rPr>
+          <w:rFonts w:ascii="Charis SIL Italic" w:hAnsi="Charis SIL Italic" w:eastAsia="Charis SIL Italic"/>
+          <w:b w:val="0"/>
+          <w:i/>
+          <w:color w:val="0000FF"/>
+          <w:sz w:val="24"/>
+          <w:u w:val="single"/>
         </w:rPr>
         <w:hyperlink r:id="rId9" w:history="1">
           <w:r>
@@ -664,109 +710,95 @@
       </w:r>
       <w:r>
         <w:rPr>
-          <w:u w:val="single" w:color="0000ff"/>
-          <w:rFonts w:ascii="Charis SIL Regular" w:hAnsi="Charis SIL Regular" w:eastAsia="Charis SIL Regular"/>
-          <w:b w:val="0"/>
-          <w:i w:val="0"/>
-          <w:color w:val="000000"/>
-          <w:sz w:val="24"/>
+          <w:rFonts w:ascii="Charis SIL Italic" w:hAnsi="Charis SIL Italic" w:eastAsia="Charis SIL Italic"/>
+          <w:b w:val="0"/>
+          <w:i/>
+          <w:color w:val="0000FF"/>
+          <w:sz w:val="24"/>
+          <w:u w:val="single"/>
+        </w:rPr>
+        <w:t xml:space="preserve"> </w:t>
+      </w:r>
+      <w:r>
+        <w:rPr>
+          <w:rFonts w:ascii="Charis SIL Italic" w:hAnsi="Charis SIL Italic" w:eastAsia="Charis SIL Italic"/>
+          <w:b w:val="0"/>
+          <w:i/>
+          <w:color w:val="0000FF"/>
+          <w:sz w:val="24"/>
+          <w:u w:val="single"/>
         </w:rPr>
         <w:hyperlink r:id="rId9" w:history="1">
           <w:r>
             <w:rPr>
               <w:rStyle w:val="Hyperlink"/>
             </w:rPr>
-            <w:t xml:space="preserve"> publi</w:t>
+            <w:t>r</w:t>
           </w:r>
         </w:hyperlink>
       </w:r>
       <w:r>
         <w:rPr>
-          <w:u w:val="single" w:color="0000ff"/>
-          <w:rFonts w:ascii="Charis SIL Regular" w:hAnsi="Charis SIL Regular" w:eastAsia="Charis SIL Regular"/>
-          <w:b w:val="0"/>
-          <w:i w:val="0"/>
-          <w:color w:val="000000"/>
-          <w:sz w:val="24"/>
+          <w:rFonts w:ascii="Charis SIL Italic" w:hAnsi="Charis SIL Italic" w:eastAsia="Charis SIL Italic"/>
+          <w:b w:val="0"/>
+          <w:i/>
+          <w:color w:val="0000FF"/>
+          <w:sz w:val="24"/>
+          <w:u w:val="single"/>
         </w:rPr>
         <w:hyperlink r:id="rId9" w:history="1">
           <w:r>
             <w:rPr>
               <w:rStyle w:val="Hyperlink"/>
             </w:rPr>
-            <w:t>c</w:t>
+            <w:t>esearch</w:t>
           </w:r>
         </w:hyperlink>
       </w:r>
       <w:r>
         <w:rPr>
-          <w:u w:val="single" w:color="0000ff"/>
-          <w:rFonts w:ascii="Charis SIL Regular" w:hAnsi="Charis SIL Regular" w:eastAsia="Charis SIL Regular"/>
-          <w:b w:val="0"/>
-          <w:i w:val="0"/>
-          <w:color w:val="000000"/>
-          <w:sz w:val="24"/>
+          <w:rFonts w:ascii="Charis SIL Italic" w:hAnsi="Charis SIL Italic" w:eastAsia="Charis SIL Italic"/>
+          <w:b w:val="0"/>
+          <w:i/>
+          <w:color w:val="0000FF"/>
+          <w:sz w:val="24"/>
+          <w:u w:val="single"/>
+        </w:rPr>
+        <w:t xml:space="preserve"> </w:t>
+      </w:r>
+      <w:r>
+        <w:rPr>
+          <w:rFonts w:ascii="Charis SIL Italic" w:hAnsi="Charis SIL Italic" w:eastAsia="Charis SIL Italic"/>
+          <w:b w:val="0"/>
+          <w:i/>
+          <w:color w:val="0000FF"/>
+          <w:sz w:val="24"/>
+          <w:u w:val="single"/>
         </w:rPr>
         <w:hyperlink r:id="rId9" w:history="1">
           <w:r>
             <w:rPr>
               <w:rStyle w:val="Hyperlink"/>
             </w:rPr>
-            <w:t>atio</w:t>
+            <w:t xml:space="preserve">into </w:t>
           </w:r>
         </w:hyperlink>
       </w:r>
       <w:r>
         <w:rPr>
-          <w:u w:val="single" w:color="0000ff"/>
-          <w:rFonts w:ascii="Charis SIL Regular" w:hAnsi="Charis SIL Regular" w:eastAsia="Charis SIL Regular"/>
-          <w:b w:val="0"/>
-          <w:i w:val="0"/>
-          <w:color w:val="000000"/>
-          <w:sz w:val="24"/>
+          <w:rFonts w:ascii="Charis SIL Italic" w:hAnsi="Charis SIL Italic" w:eastAsia="Charis SIL Italic"/>
+          <w:b w:val="0"/>
+          <w:i/>
+          <w:color w:val="0000FF"/>
+          <w:sz w:val="24"/>
+          <w:u w:val="single"/>
         </w:rPr>
         <w:hyperlink r:id="rId9" w:history="1">
           <w:r>
             <w:rPr>
               <w:rStyle w:val="Hyperlink"/>
             </w:rPr>
-            <w:t xml:space="preserve">n </w:t>
-          </w:r>
-        </w:hyperlink>
-      </w:r>
-      <w:r>
-        <w:rPr>
-          <w:rFonts w:ascii="Charis SIL Italic" w:hAnsi="Charis SIL Italic" w:eastAsia="Charis SIL Italic"/>
-          <w:b w:val="0"/>
-          <w:i/>
-          <w:color w:val="0000FF"/>
-          <w:sz w:val="24"/>
-          <w:u w:val="single"/>
-        </w:rPr>
-        <w:hyperlink r:id="rId9" w:history="1">
-          <w:r>
-            <w:rPr>
-              <w:rStyle w:val="Hyperlink"/>
-            </w:rPr>
-            <w:t>Provenan</w:t>
-          </w:r>
-        </w:hyperlink>
-      </w:r>
-      <w:r>
-        <w:rPr>
-          <w:rFonts w:ascii="Charis SIL Italic" w:hAnsi="Charis SIL Italic" w:eastAsia="Charis SIL Italic"/>
-          <w:b w:val="0"/>
-          <w:i/>
-          <w:color w:val="0000FF"/>
-          <w:sz w:val="24"/>
-          <w:u w:val="single"/>
-        </w:rPr>
-        <w:hyperlink r:id="rId9" w:history="1">
-          <w:r>
-            <w:rPr>
-              <w:rStyle w:val="Hyperlink"/>
-            </w:rPr>
-            <w:t>c</w:t>
+            <w:t>coll</w:t>
           </w:r>
         </w:hyperlink>
       </w:r>
@@ -797,118 +829,6 @@
           <w:sz w:val="24"/>
           <w:u w:val="single"/>
         </w:rPr>
-        <w:t xml:space="preserve"> </w:t>
-      </w:r>
-      <w:r>
-        <w:rPr>
-          <w:rFonts w:ascii="Charis SIL Italic" w:hAnsi="Charis SIL Italic" w:eastAsia="Charis SIL Italic"/>
-          <w:b w:val="0"/>
-          <w:i/>
-          <w:color w:val="0000FF"/>
-          <w:sz w:val="24"/>
-          <w:u w:val="single"/>
-        </w:rPr>
-        <w:hyperlink r:id="rId9" w:history="1">
-          <w:r>
-            <w:rPr>
-              <w:rStyle w:val="Hyperlink"/>
-            </w:rPr>
-            <w:t>r</w:t>
-          </w:r>
-        </w:hyperlink>
-      </w:r>
-      <w:r>
-        <w:rPr>
-          <w:rFonts w:ascii="Charis SIL Italic" w:hAnsi="Charis SIL Italic" w:eastAsia="Charis SIL Italic"/>
-          <w:b w:val="0"/>
-          <w:i/>
-          <w:color w:val="0000FF"/>
-          <w:sz w:val="24"/>
-          <w:u w:val="single"/>
-        </w:rPr>
-        <w:hyperlink r:id="rId9" w:history="1">
-          <w:r>
-            <w:rPr>
-              <w:rStyle w:val="Hyperlink"/>
-            </w:rPr>
-            <w:t>esearch</w:t>
-          </w:r>
-        </w:hyperlink>
-      </w:r>
-      <w:r>
-        <w:rPr>
-          <w:rFonts w:ascii="Charis SIL Italic" w:hAnsi="Charis SIL Italic" w:eastAsia="Charis SIL Italic"/>
-          <w:b w:val="0"/>
-          <w:i/>
-          <w:color w:val="0000FF"/>
-          <w:sz w:val="24"/>
-          <w:u w:val="single"/>
-        </w:rPr>
-        <w:t xml:space="preserve"> </w:t>
-      </w:r>
-      <w:r>
-        <w:rPr>
-          <w:rFonts w:ascii="Charis SIL Italic" w:hAnsi="Charis SIL Italic" w:eastAsia="Charis SIL Italic"/>
-          <w:b w:val="0"/>
-          <w:i/>
-          <w:color w:val="0000FF"/>
-          <w:sz w:val="24"/>
-          <w:u w:val="single"/>
-        </w:rPr>
-        <w:hyperlink r:id="rId9" w:history="1">
-          <w:r>
-            <w:rPr>
-              <w:rStyle w:val="Hyperlink"/>
-            </w:rPr>
-            <w:t xml:space="preserve">into </w:t>
-          </w:r>
-        </w:hyperlink>
-      </w:r>
-      <w:r>
-        <w:rPr>
-          <w:rFonts w:ascii="Charis SIL Italic" w:hAnsi="Charis SIL Italic" w:eastAsia="Charis SIL Italic"/>
-          <w:b w:val="0"/>
-          <w:i/>
-          <w:color w:val="0000FF"/>
-          <w:sz w:val="24"/>
-          <w:u w:val="single"/>
-        </w:rPr>
-        <w:hyperlink r:id="rId9" w:history="1">
-          <w:r>
-            <w:rPr>
-              <w:rStyle w:val="Hyperlink"/>
-            </w:rPr>
-            <w:t>coll</w:t>
-          </w:r>
-        </w:hyperlink>
-      </w:r>
-      <w:r>
-        <w:rPr>
-          <w:rFonts w:ascii="Charis SIL Italic" w:hAnsi="Charis SIL Italic" w:eastAsia="Charis SIL Italic"/>
-          <w:b w:val="0"/>
-          <w:i/>
-          <w:color w:val="0000FF"/>
-          <w:sz w:val="24"/>
-          <w:u w:val="single"/>
-        </w:rPr>
-        <w:hyperlink r:id="rId9" w:history="1">
-          <w:r>
-            <w:rPr>
-              <w:rStyle w:val="Hyperlink"/>
-            </w:rPr>
-            <w:t>e</w:t>
-          </w:r>
-        </w:hyperlink>
-      </w:r>
-      <w:r>
-        <w:rPr>
-          <w:rFonts w:ascii="Charis SIL Italic" w:hAnsi="Charis SIL Italic" w:eastAsia="Charis SIL Italic"/>
-          <w:b w:val="0"/>
-          <w:i/>
-          <w:color w:val="0000FF"/>
-          <w:sz w:val="24"/>
-          <w:u w:val="single"/>
-        </w:rPr>
         <w:hyperlink r:id="rId9" w:history="1">
           <w:r>
             <w:rPr>
@@ -974,7 +894,7 @@
           <w:sz w:val="24"/>
           <w:u w:val="single"/>
         </w:rPr>
-        <w:t xml:space="preserve"> </w:t>
+        <w:t xml:space="preserve"> a coloni</w:t>
       </w:r>
       <w:r>
         <w:rPr>
@@ -985,7 +905,25 @@
           <w:sz w:val="24"/>
           <w:u w:val="single"/>
         </w:rPr>
-        <w:t xml:space="preserve">a colonial </w:t>
+        <w:hyperlink r:id="rId9" w:history="1">
+          <w:r>
+            <w:rPr>
+              <w:rStyle w:val="Hyperlink"/>
+            </w:rPr>
+            <w:t>al</w:t>
+          </w:r>
+        </w:hyperlink>
+      </w:r>
+      <w:r>
+        <w:rPr>
+          <w:rFonts w:ascii="Charis SIL Italic" w:hAnsi="Charis SIL Italic" w:eastAsia="Charis SIL Italic"/>
+          <w:b w:val="0"/>
+          <w:i/>
+          <w:color w:val="0000FF"/>
+          <w:sz w:val="24"/>
+          <w:u w:val="single"/>
+        </w:rPr>
+        <w:t xml:space="preserve"> </w:t>
       </w:r>
       <w:r>
         <w:rPr>
@@ -1192,13 +1130,39 @@
       </w:r>
       <w:r>
         <w:rPr>
+          <w:u w:val="single" w:color="0000ff"/>
           <w:rFonts w:ascii="Charis SIL Regular" w:hAnsi="Charis SIL Regular" w:eastAsia="Charis SIL Regular"/>
           <w:b w:val="0"/>
           <w:i w:val="0"/>
           <w:color w:val="000000"/>
           <w:sz w:val="24"/>
         </w:rPr>
-        <w:t xml:space="preserve">Other relevant </w:t>
+        <w:hyperlink r:id="rId10" w:history="1">
+          <w:r>
+            <w:rPr>
+              <w:rStyle w:val="Hyperlink"/>
+            </w:rPr>
+            <w:t>Other rele</w:t>
+          </w:r>
+        </w:hyperlink>
+      </w:r>
+      <w:r>
+        <w:rPr>
+          <w:u w:val="single" w:color="0000ff"/>
+          <w:rFonts w:ascii="Charis SIL Regular" w:hAnsi="Charis SIL Regular" w:eastAsia="Charis SIL Regular"/>
+          <w:b w:val="0"/>
+          <w:i w:val="0"/>
+          <w:color w:val="000000"/>
+          <w:sz w:val="24"/>
+        </w:rPr>
+        <w:hyperlink r:id="rId10" w:history="1">
+          <w:r>
+            <w:rPr>
+              <w:rStyle w:val="Hyperlink"/>
+            </w:rPr>
+            <w:t xml:space="preserve">vant </w:t>
+          </w:r>
+        </w:hyperlink>
       </w:r>
       <w:r>
         <w:rPr>
@@ -3250,7 +3214,7 @@
             <w:rPr>
               <w:rStyle w:val="Hyperlink"/>
             </w:rPr>
-            <w:t>significanc</w:t>
+            <w:t>significan</w:t>
           </w:r>
         </w:hyperlink>
       </w:r>
@@ -3261,9 +3225,15 @@
           <w:i/>
           <w:color w:val="0000FF"/>
           <w:sz w:val="24"/>
-          <w:u w:val="single"/>
-        </w:rPr>
-        <w:t>e</w:t>
+        </w:rPr>
+        <w:hyperlink r:id="rId15" w:history="1">
+          <w:r>
+            <w:rPr>
+              <w:rStyle w:val="Hyperlink"/>
+            </w:rPr>
+            <w:t>c</w:t>
+          </w:r>
+        </w:hyperlink>
       </w:r>
       <w:r>
         <w:rPr>
@@ -3272,9 +3242,123 @@
           <w:i/>
           <w:color w:val="0000FF"/>
           <w:sz w:val="24"/>
+        </w:rPr>
+        <w:t>e</w:t>
+      </w:r>
+      <w:r>
+        <w:rPr>
+          <w:rFonts w:ascii="Charis SIL Italic" w:hAnsi="Charis SIL Italic" w:eastAsia="Charis SIL Italic"/>
+          <w:b w:val="0"/>
+          <w:i/>
+          <w:color w:val="0000FF"/>
+          <w:sz w:val="24"/>
           <w:u w:val="single"/>
         </w:rPr>
         <w:t xml:space="preserve"> </w:t>
+      </w:r>
+      <w:r>
+        <w:rPr>
+          <w:rFonts w:ascii="Charis SIL Italic" w:hAnsi="Charis SIL Italic" w:eastAsia="Charis SIL Italic"/>
+          <w:b w:val="0"/>
+          <w:i/>
+          <w:color w:val="0000FF"/>
+          <w:sz w:val="24"/>
+          <w:u w:val="single"/>
+        </w:rPr>
+        <w:hyperlink r:id="rId15" w:history="1">
+          <w:r>
+            <w:rPr>
+              <w:rStyle w:val="Hyperlink"/>
+            </w:rPr>
+            <w:t xml:space="preserve">of </w:t>
+          </w:r>
+        </w:hyperlink>
+      </w:r>
+      <w:r>
+        <w:rPr>
+          <w:rFonts w:ascii="Charis SIL Italic" w:hAnsi="Charis SIL Italic" w:eastAsia="Charis SIL Italic"/>
+          <w:b w:val="0"/>
+          <w:i/>
+          <w:color w:val="0000FF"/>
+          <w:sz w:val="24"/>
+        </w:rPr>
+        <w:t>cultural objects and collections acqui</w:t>
+      </w:r>
+      <w:r>
+        <w:rPr>
+          <w:rFonts w:ascii="Charis SIL Italic" w:hAnsi="Charis SIL Italic" w:eastAsia="Charis SIL Italic"/>
+          <w:b w:val="0"/>
+          <w:i/>
+          <w:color w:val="0000FF"/>
+          <w:sz w:val="24"/>
+          <w:u w:val="single"/>
+        </w:rPr>
+        <w:hyperlink r:id="rId15" w:history="1">
+          <w:r>
+            <w:rPr>
+              <w:rStyle w:val="Hyperlink"/>
+            </w:rPr>
+            <w:t>red</w:t>
+          </w:r>
+        </w:hyperlink>
+      </w:r>
+      <w:r>
+        <w:rPr>
+          <w:rFonts w:ascii="Charis SIL Italic" w:hAnsi="Charis SIL Italic" w:eastAsia="Charis SIL Italic"/>
+          <w:b w:val="0"/>
+          <w:i/>
+          <w:color w:val="0000FF"/>
+          <w:sz w:val="24"/>
+          <w:u w:val="single"/>
+        </w:rPr>
+        <w:t xml:space="preserve"> </w:t>
+      </w:r>
+      <w:r>
+        <w:rPr>
+          <w:rFonts w:ascii="Charis SIL Italic" w:hAnsi="Charis SIL Italic" w:eastAsia="Charis SIL Italic"/>
+          <w:b w:val="0"/>
+          <w:i/>
+          <w:color w:val="0000FF"/>
+          <w:sz w:val="24"/>
+          <w:u w:val="single"/>
+        </w:rPr>
+        <w:hyperlink r:id="rId15" w:history="1">
+          <w:r>
+            <w:rPr>
+              <w:rStyle w:val="Hyperlink"/>
+            </w:rPr>
+            <w:t>in</w:t>
+          </w:r>
+        </w:hyperlink>
+      </w:r>
+      <w:r>
+        <w:rPr>
+          <w:rFonts w:ascii="Charis SIL Italic" w:hAnsi="Charis SIL Italic" w:eastAsia="Charis SIL Italic"/>
+          <w:b w:val="0"/>
+          <w:i/>
+          <w:color w:val="0000FF"/>
+          <w:sz w:val="24"/>
+          <w:u w:val="single"/>
+        </w:rPr>
+        <w:t xml:space="preserve"> </w:t>
+      </w:r>
+      <w:r>
+        <w:rPr>
+          <w:rFonts w:ascii="Charis SIL Italic" w:hAnsi="Charis SIL Italic" w:eastAsia="Charis SIL Italic"/>
+          <w:b w:val="0"/>
+          <w:i/>
+          <w:color w:val="0000FF"/>
+          <w:sz w:val="24"/>
+          <w:u w:val="single"/>
+        </w:rPr>
+        <w:hyperlink r:id="rId15" w:history="1">
+          <w:r>
+            <w:rPr>
+              <w:rStyle w:val="Hyperlink"/>
+            </w:rPr>
+            <w:t>col</w:t>
+          </w:r>
+        </w:hyperlink>
       </w:r>
       <w:r>
         <w:rPr>
@@ -3301,149 +3385,6 @@
           <w:i/>
           <w:color w:val="0000FF"/>
           <w:sz w:val="24"/>
-        </w:rPr>
-        <w:t xml:space="preserve">f </w:t>
-      </w:r>
-      <w:r>
-        <w:rPr>
-          <w:rFonts w:ascii="Charis SIL Italic" w:hAnsi="Charis SIL Italic" w:eastAsia="Charis SIL Italic"/>
-          <w:b w:val="0"/>
-          <w:i/>
-          <w:color w:val="0000FF"/>
-          <w:sz w:val="24"/>
-        </w:rPr>
-        <w:t>cultural objects and collections</w:t>
-      </w:r>
-      <w:r>
-        <w:rPr>
-          <w:rFonts w:ascii="Charis SIL Italic" w:hAnsi="Charis SIL Italic" w:eastAsia="Charis SIL Italic"/>
-          <w:b w:val="0"/>
-          <w:i/>
-          <w:color w:val="0000FF"/>
-          <w:sz w:val="24"/>
-          <w:u w:val="single"/>
-        </w:rPr>
-        <w:t xml:space="preserve"> </w:t>
-      </w:r>
-      <w:r>
-        <w:rPr>
-          <w:rFonts w:ascii="Charis SIL Italic" w:hAnsi="Charis SIL Italic" w:eastAsia="Charis SIL Italic"/>
-          <w:b w:val="0"/>
-          <w:i/>
-          <w:color w:val="0000FF"/>
-          <w:sz w:val="24"/>
-          <w:u w:val="single"/>
-        </w:rPr>
-        <w:hyperlink r:id="rId15" w:history="1">
-          <w:r>
-            <w:rPr>
-              <w:rStyle w:val="Hyperlink"/>
-            </w:rPr>
-            <w:t>acqui</w:t>
-          </w:r>
-        </w:hyperlink>
-      </w:r>
-      <w:r>
-        <w:rPr>
-          <w:rFonts w:ascii="Charis SIL Italic" w:hAnsi="Charis SIL Italic" w:eastAsia="Charis SIL Italic"/>
-          <w:b w:val="0"/>
-          <w:i/>
-          <w:color w:val="0000FF"/>
-          <w:sz w:val="24"/>
-          <w:u w:val="single"/>
-        </w:rPr>
-        <w:hyperlink r:id="rId15" w:history="1">
-          <w:r>
-            <w:rPr>
-              <w:rStyle w:val="Hyperlink"/>
-            </w:rPr>
-            <w:t>red</w:t>
-          </w:r>
-        </w:hyperlink>
-      </w:r>
-      <w:r>
-        <w:rPr>
-          <w:rFonts w:ascii="Charis SIL Italic" w:hAnsi="Charis SIL Italic" w:eastAsia="Charis SIL Italic"/>
-          <w:b w:val="0"/>
-          <w:i/>
-          <w:color w:val="0000FF"/>
-          <w:sz w:val="24"/>
-          <w:u w:val="single"/>
-        </w:rPr>
-        <w:t xml:space="preserve"> </w:t>
-      </w:r>
-      <w:r>
-        <w:rPr>
-          <w:rFonts w:ascii="Charis SIL Italic" w:hAnsi="Charis SIL Italic" w:eastAsia="Charis SIL Italic"/>
-          <w:b w:val="0"/>
-          <w:i/>
-          <w:color w:val="0000FF"/>
-          <w:sz w:val="24"/>
-          <w:u w:val="single"/>
-        </w:rPr>
-        <w:hyperlink r:id="rId15" w:history="1">
-          <w:r>
-            <w:rPr>
-              <w:rStyle w:val="Hyperlink"/>
-            </w:rPr>
-            <w:t>in</w:t>
-          </w:r>
-        </w:hyperlink>
-      </w:r>
-      <w:r>
-        <w:rPr>
-          <w:rFonts w:ascii="Charis SIL Italic" w:hAnsi="Charis SIL Italic" w:eastAsia="Charis SIL Italic"/>
-          <w:b w:val="0"/>
-          <w:i/>
-          <w:color w:val="0000FF"/>
-          <w:sz w:val="24"/>
-          <w:u w:val="single"/>
-        </w:rPr>
-        <w:t xml:space="preserve"> </w:t>
-      </w:r>
-      <w:r>
-        <w:rPr>
-          <w:rFonts w:ascii="Charis SIL Italic" w:hAnsi="Charis SIL Italic" w:eastAsia="Charis SIL Italic"/>
-          <w:b w:val="0"/>
-          <w:i/>
-          <w:color w:val="0000FF"/>
-          <w:sz w:val="24"/>
-          <w:u w:val="single"/>
-        </w:rPr>
-        <w:hyperlink r:id="rId15" w:history="1">
-          <w:r>
-            <w:rPr>
-              <w:rStyle w:val="Hyperlink"/>
-            </w:rPr>
-            <w:t>col</w:t>
-          </w:r>
-        </w:hyperlink>
-      </w:r>
-      <w:r>
-        <w:rPr>
-          <w:rFonts w:ascii="Charis SIL Italic" w:hAnsi="Charis SIL Italic" w:eastAsia="Charis SIL Italic"/>
-          <w:b w:val="0"/>
-          <w:i/>
-          <w:color w:val="0000FF"/>
-          <w:sz w:val="24"/>
-          <w:u w:val="single"/>
-        </w:rPr>
-        <w:hyperlink r:id="rId15" w:history="1">
-          <w:r>
-            <w:rPr>
-              <w:rStyle w:val="Hyperlink"/>
-            </w:rPr>
-            <w:t>o</w:t>
-          </w:r>
-        </w:hyperlink>
-      </w:r>
-      <w:r>
-        <w:rPr>
-          <w:rFonts w:ascii="Charis SIL Italic" w:hAnsi="Charis SIL Italic" w:eastAsia="Charis SIL Italic"/>
-          <w:b w:val="0"/>
-          <w:i/>
-          <w:color w:val="0000FF"/>
-          <w:sz w:val="24"/>
           <w:u w:val="single"/>
         </w:rPr>
         <w:hyperlink r:id="rId15" w:history="1">
@@ -3540,21 +3481,13 @@
       </w:r>
       <w:r>
         <w:rPr>
-          <w:u w:val="single" w:color="0000ff"/>
           <w:rFonts w:ascii="Charis SIL Regular" w:hAnsi="Charis SIL Regular" w:eastAsia="Charis SIL Regular"/>
           <w:b w:val="0"/>
           <w:i w:val="0"/>
           <w:color w:val="000000"/>
           <w:sz w:val="24"/>
         </w:rPr>
-        <w:hyperlink r:id="rId15" w:history="1">
-          <w:r>
-            <w:rPr>
-              <w:rStyle w:val="Hyperlink"/>
-            </w:rPr>
-            <w:t>dam</w:t>
-          </w:r>
-        </w:hyperlink>
+        <w:t>dam</w:t>
       </w:r>
       <w:r>
         <w:rPr>
@@ -3594,24 +3527,13 @@
       </w:r>
       <w:r>
         <w:rPr>
-          <w:u w:val="single" w:color="0000ff"/>
           <w:rFonts w:ascii="Charis SIL Regular" w:hAnsi="Charis SIL Regular" w:eastAsia="Charis SIL Regular"/>
           <w:b w:val="0"/>
           <w:i w:val="0"/>
           <w:color w:val="000000"/>
           <w:sz w:val="24"/>
         </w:rPr>
-        <w:t>m</w:t>
-      </w:r>
-      <w:r>
-        <w:rPr>
-          <w:rFonts w:ascii="Charis SIL Regular" w:hAnsi="Charis SIL Regular" w:eastAsia="Charis SIL Regular"/>
-          <w:b w:val="0"/>
-          <w:i w:val="0"/>
-          <w:color w:val="000000"/>
-          <w:sz w:val="24"/>
-        </w:rPr>
-        <w:t xml:space="preserve">, </w:t>
+        <w:t xml:space="preserve">m, </w:t>
       </w:r>
       <w:r>
         <w:rPr>
@@ -3970,21 +3892,13 @@
       </w:r>
       <w:r>
         <w:rPr>
-          <w:u w:val="single" w:color="0000ff"/>
           <w:rFonts w:ascii="Charis SIL Regular" w:hAnsi="Charis SIL Regular" w:eastAsia="Charis SIL Regular"/>
           <w:b w:val="0"/>
           <w:i w:val="0"/>
           <w:color w:val="000000"/>
           <w:sz w:val="24"/>
         </w:rPr>
-        <w:hyperlink r:id="rId10" w:history="1">
-          <w:r>
-            <w:rPr>
-              <w:rStyle w:val="Hyperlink"/>
-            </w:rPr>
-            <w:t>r het Cu</w:t>
-          </w:r>
-        </w:hyperlink>
+        <w:t>r het Cu</w:t>
       </w:r>
       <w:r>
         <w:rPr>
@@ -4031,32 +3945,7 @@
           <w:color w:val="000000"/>
           <w:sz w:val="24"/>
         </w:rPr>
-        <w:hyperlink r:id="rId10" w:history="1">
-          <w:r>
-            <w:rPr>
-              <w:rStyle w:val="Hyperlink"/>
-            </w:rPr>
-            <w:t>el Erfgoed</w:t>
-          </w:r>
-        </w:hyperlink>
-      </w:r>
-      <w:r>
-        <w:rPr>
-          <w:u w:val="single" w:color="0000ff"/>
-          <w:rFonts w:ascii="Charis SIL Regular" w:hAnsi="Charis SIL Regular" w:eastAsia="Charis SIL Regular"/>
-          <w:b w:val="0"/>
-          <w:i w:val="0"/>
-          <w:color w:val="000000"/>
-          <w:sz w:val="24"/>
-        </w:rPr>
-        <w:hyperlink r:id="rId10" w:history="1">
-          <w:r>
-            <w:rPr>
-              <w:rStyle w:val="Hyperlink"/>
-            </w:rPr>
-            <w:t>, 202</w:t>
-          </w:r>
-        </w:hyperlink>
+        <w:t>el Erfgoed, 202</w:t>
       </w:r>
       <w:r>
         <w:rPr>
@@ -4350,34 +4239,7 @@
           <w:color w:val="000000"/>
           <w:sz w:val="24"/>
         </w:rPr>
-        <w:t xml:space="preserve">•  </w:t>
-      </w:r>
-      <w:r>
-        <w:rPr>
-          <w:rFonts w:ascii="Charis SIL Regular" w:hAnsi="Charis SIL Regular" w:eastAsia="Charis SIL Regular"/>
-          <w:b w:val="0"/>
-          <w:i w:val="0"/>
-          <w:color w:val="000000"/>
-          <w:sz w:val="24"/>
-        </w:rPr>
-        <w:hyperlink r:id="rId16" w:history="1">
-          <w:r>
-            <w:rPr>
-              <w:rStyle w:val="Hyperlink"/>
-            </w:rPr>
-            <w:t>Lang, Sa</w:t>
-          </w:r>
-        </w:hyperlink>
-      </w:r>
-      <w:r>
-        <w:rPr>
-          <w:rFonts w:ascii="Charis SIL Regular" w:hAnsi="Charis SIL Regular" w:eastAsia="Charis SIL Regular"/>
-          <w:b w:val="0"/>
-          <w:i w:val="0"/>
-          <w:color w:val="000000"/>
-          <w:sz w:val="24"/>
-        </w:rPr>
-        <w:t xml:space="preserve">bine (ed.), </w:t>
+        <w:t xml:space="preserve">•  Lang, Sabine (ed.), </w:t>
       </w:r>
       <w:r>
         <w:rPr>
@@ -4655,126 +4517,7 @@
           <w:color w:val="000000"/>
           <w:sz w:val="24"/>
         </w:rPr>
-        <w:t>. 2nd Editio</w:t>
-      </w:r>
-      <w:r>
-        <w:rPr>
-          <w:u w:val="single" w:color="0000ff"/>
-          <w:rFonts w:ascii="Charis SIL Regular" w:hAnsi="Charis SIL Regular" w:eastAsia="Charis SIL Regular"/>
-          <w:b w:val="0"/>
-          <w:i w:val="0"/>
-          <w:color w:val="000000"/>
-          <w:sz w:val="24"/>
-        </w:rPr>
-        <w:hyperlink r:id="rId17" w:history="1">
-          <w:r>
-            <w:rPr>
-              <w:rStyle w:val="Hyperlink"/>
-            </w:rPr>
-            <w:t>n (Germa</w:t>
-          </w:r>
-        </w:hyperlink>
-      </w:r>
-      <w:r>
-        <w:rPr>
-          <w:u w:val="single" w:color="0000ff"/>
-          <w:rFonts w:ascii="Charis SIL Regular" w:hAnsi="Charis SIL Regular" w:eastAsia="Charis SIL Regular"/>
-          <w:b w:val="0"/>
-          <w:i w:val="0"/>
-          <w:color w:val="000000"/>
-          <w:sz w:val="24"/>
-        </w:rPr>
-        <w:hyperlink r:id="rId17" w:history="1">
-          <w:r>
-            <w:rPr>
-              <w:rStyle w:val="Hyperlink"/>
-            </w:rPr>
-            <w:t>n M</w:t>
-          </w:r>
-        </w:hyperlink>
-      </w:r>
-      <w:r>
-        <w:rPr>
-          <w:u w:val="single" w:color="0000ff"/>
-          <w:rFonts w:ascii="Charis SIL Regular" w:hAnsi="Charis SIL Regular" w:eastAsia="Charis SIL Regular"/>
-          <w:b w:val="0"/>
-          <w:i w:val="0"/>
-          <w:color w:val="000000"/>
-          <w:sz w:val="24"/>
-        </w:rPr>
-        <w:hyperlink r:id="rId17" w:history="1">
-          <w:r>
-            <w:rPr>
-              <w:rStyle w:val="Hyperlink"/>
-            </w:rPr>
-            <w:t>useums</w:t>
-          </w:r>
-        </w:hyperlink>
-      </w:r>
-      <w:r>
-        <w:rPr>
-          <w:u w:val="single" w:color="0000ff"/>
-          <w:rFonts w:ascii="Charis SIL Regular" w:hAnsi="Charis SIL Regular" w:eastAsia="Charis SIL Regular"/>
-          <w:b w:val="0"/>
-          <w:i w:val="0"/>
-          <w:color w:val="000000"/>
-          <w:sz w:val="24"/>
-        </w:rPr>
-        <w:t xml:space="preserve"> </w:t>
-      </w:r>
-      <w:r>
-        <w:rPr>
-          <w:u w:val="single" w:color="0000ff"/>
-          <w:rFonts w:ascii="Charis SIL Regular" w:hAnsi="Charis SIL Regular" w:eastAsia="Charis SIL Regular"/>
-          <w:b w:val="0"/>
-          <w:i w:val="0"/>
-          <w:color w:val="000000"/>
-          <w:sz w:val="24"/>
-        </w:rPr>
-        <w:hyperlink r:id="rId17" w:history="1">
-          <w:r>
-            <w:rPr>
-              <w:rStyle w:val="Hyperlink"/>
-            </w:rPr>
-            <w:t>Associatio</w:t>
-          </w:r>
-        </w:hyperlink>
-      </w:r>
-      <w:r>
-        <w:rPr>
-          <w:u w:val="single" w:color="0000ff"/>
-          <w:rFonts w:ascii="Charis SIL Regular" w:hAnsi="Charis SIL Regular" w:eastAsia="Charis SIL Regular"/>
-          <w:b w:val="0"/>
-          <w:i w:val="0"/>
-          <w:color w:val="000000"/>
-          <w:sz w:val="24"/>
-        </w:rPr>
-        <w:hyperlink r:id="rId17" w:history="1">
-          <w:r>
-            <w:rPr>
-              <w:rStyle w:val="Hyperlink"/>
-            </w:rPr>
-            <w:t>n, 20</w:t>
-          </w:r>
-        </w:hyperlink>
-      </w:r>
-      <w:r>
-        <w:rPr>
-          <w:u w:val="single" w:color="0000ff"/>
-          <w:rFonts w:ascii="Charis SIL Regular" w:hAnsi="Charis SIL Regular" w:eastAsia="Charis SIL Regular"/>
-          <w:b w:val="0"/>
-          <w:i w:val="0"/>
-          <w:color w:val="000000"/>
-          <w:sz w:val="24"/>
-        </w:rPr>
-        <w:hyperlink r:id="rId17" w:history="1">
-          <w:r>
-            <w:rPr>
-              <w:rStyle w:val="Hyperlink"/>
-            </w:rPr>
-            <w:t>19</w:t>
-          </w:r>
-        </w:hyperlink>
+        <w:t>. 2nd Edition (German Museums Association, 2019</w:t>
       </w:r>
       <w:r>
         <w:rPr>
@@ -4815,34 +4558,7 @@
           <w:color w:val="000000"/>
           <w:sz w:val="24"/>
         </w:rPr>
-        <w:t xml:space="preserve">•  </w:t>
-      </w:r>
-      <w:r>
-        <w:rPr>
-          <w:rFonts w:ascii="Charis SIL Regular" w:hAnsi="Charis SIL Regular" w:eastAsia="Charis SIL Regular"/>
-          <w:b w:val="0"/>
-          <w:i w:val="0"/>
-          <w:color w:val="000000"/>
-          <w:sz w:val="24"/>
-        </w:rPr>
-        <w:hyperlink r:id="rId17" w:history="1">
-          <w:r>
-            <w:rPr>
-              <w:rStyle w:val="Hyperlink"/>
-            </w:rPr>
-            <w:t xml:space="preserve">Deterts, </w:t>
-          </w:r>
-        </w:hyperlink>
-      </w:r>
-      <w:r>
-        <w:rPr>
-          <w:rFonts w:ascii="Charis SIL Regular" w:hAnsi="Charis SIL Regular" w:eastAsia="Charis SIL Regular"/>
-          <w:b w:val="0"/>
-          <w:i w:val="0"/>
-          <w:color w:val="000000"/>
-          <w:sz w:val="24"/>
-        </w:rPr>
-        <w:t xml:space="preserve">Dorothea (ed.), </w:t>
+        <w:t xml:space="preserve">•  Deterts, Dorothea (ed.), </w:t>
       </w:r>
       <w:r>
         <w:rPr>

--- a/EXPORTS/DOCX/published/niveau1/English/DoingResearch.docx
+++ b/EXPORTS/DOCX/published/niveau1/English/DoingResearch.docx
@@ -338,7 +338,7 @@
             <w:rPr>
               <w:rStyle w:val="Hyperlink"/>
             </w:rPr>
-            <w:t>significan</w:t>
+            <w:t>significanc</w:t>
           </w:r>
         </w:hyperlink>
       </w:r>
@@ -349,23 +349,7 @@
           <w:i/>
           <w:color w:val="0000FF"/>
           <w:sz w:val="24"/>
-        </w:rPr>
-        <w:hyperlink r:id="rId9" w:history="1">
-          <w:r>
-            <w:rPr>
-              <w:rStyle w:val="Hyperlink"/>
-            </w:rPr>
-            <w:t>c</w:t>
-          </w:r>
-        </w:hyperlink>
-      </w:r>
-      <w:r>
-        <w:rPr>
-          <w:rFonts w:ascii="Charis SIL Italic" w:hAnsi="Charis SIL Italic" w:eastAsia="Charis SIL Italic"/>
-          <w:b w:val="0"/>
-          <w:i/>
-          <w:color w:val="0000FF"/>
-          <w:sz w:val="24"/>
+          <w:u w:val="single"/>
         </w:rPr>
         <w:t>e</w:t>
       </w:r>
@@ -405,7 +389,6 @@
           <w:i/>
           <w:color w:val="0000FF"/>
           <w:sz w:val="24"/>
-          <w:u w:val="single"/>
         </w:rPr>
         <w:t xml:space="preserve"> </w:t>
       </w:r>
@@ -465,7 +448,72 @@
           <w:sz w:val="24"/>
           <w:u w:val="single"/>
         </w:rPr>
-        <w:t>and collections acqui</w:t>
+        <w:hyperlink r:id="rId9" w:history="1">
+          <w:r>
+            <w:rPr>
+              <w:rStyle w:val="Hyperlink"/>
+            </w:rPr>
+            <w:t>and</w:t>
+          </w:r>
+        </w:hyperlink>
+      </w:r>
+      <w:r>
+        <w:rPr>
+          <w:rFonts w:ascii="Charis SIL Italic" w:hAnsi="Charis SIL Italic" w:eastAsia="Charis SIL Italic"/>
+          <w:b w:val="0"/>
+          <w:i/>
+          <w:color w:val="0000FF"/>
+          <w:sz w:val="24"/>
+          <w:u w:val="single"/>
+        </w:rPr>
+        <w:t xml:space="preserve"> </w:t>
+      </w:r>
+      <w:r>
+        <w:rPr>
+          <w:rFonts w:ascii="Charis SIL Italic" w:hAnsi="Charis SIL Italic" w:eastAsia="Charis SIL Italic"/>
+          <w:b w:val="0"/>
+          <w:i/>
+          <w:color w:val="0000FF"/>
+          <w:sz w:val="24"/>
+          <w:u w:val="single"/>
+        </w:rPr>
+        <w:hyperlink r:id="rId9" w:history="1">
+          <w:r>
+            <w:rPr>
+              <w:rStyle w:val="Hyperlink"/>
+            </w:rPr>
+            <w:t>collections</w:t>
+          </w:r>
+        </w:hyperlink>
+      </w:r>
+      <w:r>
+        <w:rPr>
+          <w:rFonts w:ascii="Charis SIL Italic" w:hAnsi="Charis SIL Italic" w:eastAsia="Charis SIL Italic"/>
+          <w:b w:val="0"/>
+          <w:i/>
+          <w:color w:val="0000FF"/>
+          <w:sz w:val="24"/>
+          <w:u w:val="single"/>
+        </w:rPr>
+        <w:t xml:space="preserve"> </w:t>
+      </w:r>
+      <w:r>
+        <w:rPr>
+          <w:rFonts w:ascii="Charis SIL Italic" w:hAnsi="Charis SIL Italic" w:eastAsia="Charis SIL Italic"/>
+          <w:b w:val="0"/>
+          <w:i/>
+          <w:color w:val="0000FF"/>
+          <w:sz w:val="24"/>
+          <w:u w:val="single"/>
+        </w:rPr>
+        <w:hyperlink r:id="rId9" w:history="1">
+          <w:r>
+            <w:rPr>
+              <w:rStyle w:val="Hyperlink"/>
+            </w:rPr>
+            <w:t>acqui</w:t>
+          </w:r>
+        </w:hyperlink>
       </w:r>
       <w:r>
         <w:rPr>
@@ -628,16 +676,6 @@
       </w:r>
       <w:r>
         <w:rPr>
-          <w:rFonts w:ascii="Charis SIL Regular" w:hAnsi="Charis SIL Regular" w:eastAsia="Charis SIL Regular"/>
-          <w:b w:val="0"/>
-          <w:i w:val="0"/>
-          <w:color w:val="000000"/>
-          <w:sz w:val="24"/>
-        </w:rPr>
-        <w:t xml:space="preserve"> and the publicatio</w:t>
-      </w:r>
-      <w:r>
-        <w:rPr>
           <w:u w:val="single" w:color="0000ff"/>
           <w:rFonts w:ascii="Charis SIL Regular" w:hAnsi="Charis SIL Regular" w:eastAsia="Charis SIL Regular"/>
           <w:b w:val="0"/>
@@ -650,12 +688,23 @@
             <w:rPr>
               <w:rStyle w:val="Hyperlink"/>
             </w:rPr>
-            <w:t xml:space="preserve">n </w:t>
+            <w:t xml:space="preserve"> and th</w:t>
           </w:r>
         </w:hyperlink>
       </w:r>
       <w:r>
         <w:rPr>
+          <w:u w:val="single" w:color="0000ff"/>
+          <w:rFonts w:ascii="Charis SIL Regular" w:hAnsi="Charis SIL Regular" w:eastAsia="Charis SIL Regular"/>
+          <w:b w:val="0"/>
+          <w:i w:val="0"/>
+          <w:color w:val="000000"/>
+          <w:sz w:val="24"/>
+        </w:rPr>
+        <w:t xml:space="preserve">e publication </w:t>
+      </w:r>
+      <w:r>
+        <w:rPr>
           <w:rFonts w:ascii="Charis SIL Italic" w:hAnsi="Charis SIL Italic" w:eastAsia="Charis SIL Italic"/>
           <w:b w:val="0"/>
           <w:i/>
@@ -663,7 +712,7 @@
           <w:sz w:val="24"/>
           <w:u w:val="single"/>
         </w:rPr>
-        <w:hyperlink r:id="rId9" w:history="1">
+        <w:hyperlink r:id="rId10" w:history="1">
           <w:r>
             <w:rPr>
               <w:rStyle w:val="Hyperlink"/>
@@ -681,12 +730,124 @@
           <w:sz w:val="24"/>
           <w:u w:val="single"/>
         </w:rPr>
+        <w:hyperlink r:id="rId10" w:history="1">
+          <w:r>
+            <w:rPr>
+              <w:rStyle w:val="Hyperlink"/>
+            </w:rPr>
+            <w:t>c</w:t>
+          </w:r>
+        </w:hyperlink>
+      </w:r>
+      <w:r>
+        <w:rPr>
+          <w:rFonts w:ascii="Charis SIL Italic" w:hAnsi="Charis SIL Italic" w:eastAsia="Charis SIL Italic"/>
+          <w:b w:val="0"/>
+          <w:i/>
+          <w:color w:val="0000FF"/>
+          <w:sz w:val="24"/>
+          <w:u w:val="single"/>
+        </w:rPr>
+        <w:hyperlink r:id="rId10" w:history="1">
+          <w:r>
+            <w:rPr>
+              <w:rStyle w:val="Hyperlink"/>
+            </w:rPr>
+            <w:t>e</w:t>
+          </w:r>
+        </w:hyperlink>
+      </w:r>
+      <w:r>
+        <w:rPr>
+          <w:rFonts w:ascii="Charis SIL Italic" w:hAnsi="Charis SIL Italic" w:eastAsia="Charis SIL Italic"/>
+          <w:b w:val="0"/>
+          <w:i/>
+          <w:color w:val="0000FF"/>
+          <w:sz w:val="24"/>
+          <w:u w:val="single"/>
+        </w:rPr>
+        <w:t xml:space="preserve"> </w:t>
+      </w:r>
+      <w:r>
+        <w:rPr>
+          <w:rFonts w:ascii="Charis SIL Italic" w:hAnsi="Charis SIL Italic" w:eastAsia="Charis SIL Italic"/>
+          <w:b w:val="0"/>
+          <w:i/>
+          <w:color w:val="0000FF"/>
+          <w:sz w:val="24"/>
+          <w:u w:val="single"/>
+        </w:rPr>
+        <w:hyperlink r:id="rId10" w:history="1">
+          <w:r>
+            <w:rPr>
+              <w:rStyle w:val="Hyperlink"/>
+            </w:rPr>
+            <w:t>r</w:t>
+          </w:r>
+        </w:hyperlink>
+      </w:r>
+      <w:r>
+        <w:rPr>
+          <w:rFonts w:ascii="Charis SIL Italic" w:hAnsi="Charis SIL Italic" w:eastAsia="Charis SIL Italic"/>
+          <w:b w:val="0"/>
+          <w:i/>
+          <w:color w:val="0000FF"/>
+          <w:sz w:val="24"/>
+          <w:u w:val="single"/>
+        </w:rPr>
         <w:hyperlink r:id="rId9" w:history="1">
           <w:r>
             <w:rPr>
               <w:rStyle w:val="Hyperlink"/>
             </w:rPr>
-            <w:t>c</w:t>
+            <w:t>esearch</w:t>
+          </w:r>
+        </w:hyperlink>
+      </w:r>
+      <w:r>
+        <w:rPr>
+          <w:rFonts w:ascii="Charis SIL Italic" w:hAnsi="Charis SIL Italic" w:eastAsia="Charis SIL Italic"/>
+          <w:b w:val="0"/>
+          <w:i/>
+          <w:color w:val="0000FF"/>
+          <w:sz w:val="24"/>
+          <w:u w:val="single"/>
+        </w:rPr>
+        <w:t xml:space="preserve"> </w:t>
+      </w:r>
+      <w:r>
+        <w:rPr>
+          <w:rFonts w:ascii="Charis SIL Italic" w:hAnsi="Charis SIL Italic" w:eastAsia="Charis SIL Italic"/>
+          <w:b w:val="0"/>
+          <w:i/>
+          <w:color w:val="0000FF"/>
+          <w:sz w:val="24"/>
+          <w:u w:val="single"/>
+        </w:rPr>
+        <w:hyperlink r:id="rId9" w:history="1">
+          <w:r>
+            <w:rPr>
+              <w:rStyle w:val="Hyperlink"/>
+            </w:rPr>
+            <w:t xml:space="preserve">into </w:t>
+          </w:r>
+        </w:hyperlink>
+      </w:r>
+      <w:r>
+        <w:rPr>
+          <w:rFonts w:ascii="Charis SIL Italic" w:hAnsi="Charis SIL Italic" w:eastAsia="Charis SIL Italic"/>
+          <w:b w:val="0"/>
+          <w:i/>
+          <w:color w:val="0000FF"/>
+          <w:sz w:val="24"/>
+          <w:u w:val="single"/>
+        </w:rPr>
+        <w:hyperlink r:id="rId9" w:history="1">
+          <w:r>
+            <w:rPr>
+              <w:rStyle w:val="Hyperlink"/>
+            </w:rPr>
+            <w:t>coll</w:t>
           </w:r>
         </w:hyperlink>
       </w:r>
@@ -717,118 +878,6 @@
           <w:sz w:val="24"/>
           <w:u w:val="single"/>
         </w:rPr>
-        <w:t xml:space="preserve"> </w:t>
-      </w:r>
-      <w:r>
-        <w:rPr>
-          <w:rFonts w:ascii="Charis SIL Italic" w:hAnsi="Charis SIL Italic" w:eastAsia="Charis SIL Italic"/>
-          <w:b w:val="0"/>
-          <w:i/>
-          <w:color w:val="0000FF"/>
-          <w:sz w:val="24"/>
-          <w:u w:val="single"/>
-        </w:rPr>
-        <w:hyperlink r:id="rId9" w:history="1">
-          <w:r>
-            <w:rPr>
-              <w:rStyle w:val="Hyperlink"/>
-            </w:rPr>
-            <w:t>r</w:t>
-          </w:r>
-        </w:hyperlink>
-      </w:r>
-      <w:r>
-        <w:rPr>
-          <w:rFonts w:ascii="Charis SIL Italic" w:hAnsi="Charis SIL Italic" w:eastAsia="Charis SIL Italic"/>
-          <w:b w:val="0"/>
-          <w:i/>
-          <w:color w:val="0000FF"/>
-          <w:sz w:val="24"/>
-          <w:u w:val="single"/>
-        </w:rPr>
-        <w:hyperlink r:id="rId9" w:history="1">
-          <w:r>
-            <w:rPr>
-              <w:rStyle w:val="Hyperlink"/>
-            </w:rPr>
-            <w:t>esearch</w:t>
-          </w:r>
-        </w:hyperlink>
-      </w:r>
-      <w:r>
-        <w:rPr>
-          <w:rFonts w:ascii="Charis SIL Italic" w:hAnsi="Charis SIL Italic" w:eastAsia="Charis SIL Italic"/>
-          <w:b w:val="0"/>
-          <w:i/>
-          <w:color w:val="0000FF"/>
-          <w:sz w:val="24"/>
-          <w:u w:val="single"/>
-        </w:rPr>
-        <w:t xml:space="preserve"> </w:t>
-      </w:r>
-      <w:r>
-        <w:rPr>
-          <w:rFonts w:ascii="Charis SIL Italic" w:hAnsi="Charis SIL Italic" w:eastAsia="Charis SIL Italic"/>
-          <w:b w:val="0"/>
-          <w:i/>
-          <w:color w:val="0000FF"/>
-          <w:sz w:val="24"/>
-          <w:u w:val="single"/>
-        </w:rPr>
-        <w:hyperlink r:id="rId9" w:history="1">
-          <w:r>
-            <w:rPr>
-              <w:rStyle w:val="Hyperlink"/>
-            </w:rPr>
-            <w:t xml:space="preserve">into </w:t>
-          </w:r>
-        </w:hyperlink>
-      </w:r>
-      <w:r>
-        <w:rPr>
-          <w:rFonts w:ascii="Charis SIL Italic" w:hAnsi="Charis SIL Italic" w:eastAsia="Charis SIL Italic"/>
-          <w:b w:val="0"/>
-          <w:i/>
-          <w:color w:val="0000FF"/>
-          <w:sz w:val="24"/>
-          <w:u w:val="single"/>
-        </w:rPr>
-        <w:hyperlink r:id="rId9" w:history="1">
-          <w:r>
-            <w:rPr>
-              <w:rStyle w:val="Hyperlink"/>
-            </w:rPr>
-            <w:t>coll</w:t>
-          </w:r>
-        </w:hyperlink>
-      </w:r>
-      <w:r>
-        <w:rPr>
-          <w:rFonts w:ascii="Charis SIL Italic" w:hAnsi="Charis SIL Italic" w:eastAsia="Charis SIL Italic"/>
-          <w:b w:val="0"/>
-          <w:i/>
-          <w:color w:val="0000FF"/>
-          <w:sz w:val="24"/>
-          <w:u w:val="single"/>
-        </w:rPr>
-        <w:hyperlink r:id="rId9" w:history="1">
-          <w:r>
-            <w:rPr>
-              <w:rStyle w:val="Hyperlink"/>
-            </w:rPr>
-            <w:t>e</w:t>
-          </w:r>
-        </w:hyperlink>
-      </w:r>
-      <w:r>
-        <w:rPr>
-          <w:rFonts w:ascii="Charis SIL Italic" w:hAnsi="Charis SIL Italic" w:eastAsia="Charis SIL Italic"/>
-          <w:b w:val="0"/>
-          <w:i/>
-          <w:color w:val="0000FF"/>
-          <w:sz w:val="24"/>
-          <w:u w:val="single"/>
-        </w:rPr>
         <w:hyperlink r:id="rId9" w:history="1">
           <w:r>
             <w:rPr>
@@ -858,7 +907,7 @@
           <w:sz w:val="24"/>
           <w:u w:val="single"/>
         </w:rPr>
-        <w:hyperlink r:id="rId10" w:history="1">
+        <w:hyperlink r:id="rId9" w:history="1">
           <w:r>
             <w:rPr>
               <w:rStyle w:val="Hyperlink"/>
@@ -874,14 +923,35 @@
           <w:i/>
           <w:color w:val="0000FF"/>
           <w:sz w:val="24"/>
+        </w:rPr>
+        <w:t>m</w:t>
+      </w:r>
+      <w:r>
+        <w:rPr>
+          <w:rFonts w:ascii="Charis SIL Italic" w:hAnsi="Charis SIL Italic" w:eastAsia="Charis SIL Italic"/>
+          <w:b w:val="0"/>
+          <w:i/>
+          <w:color w:val="0000FF"/>
+          <w:sz w:val="24"/>
           <w:u w:val="single"/>
         </w:rPr>
-        <w:hyperlink r:id="rId10" w:history="1">
+        <w:t xml:space="preserve"> </w:t>
+      </w:r>
+      <w:r>
+        <w:rPr>
+          <w:rFonts w:ascii="Charis SIL Italic" w:hAnsi="Charis SIL Italic" w:eastAsia="Charis SIL Italic"/>
+          <w:b w:val="0"/>
+          <w:i/>
+          <w:color w:val="0000FF"/>
+          <w:sz w:val="24"/>
+          <w:u w:val="single"/>
+        </w:rPr>
+        <w:hyperlink r:id="rId9" w:history="1">
           <w:r>
             <w:rPr>
               <w:rStyle w:val="Hyperlink"/>
             </w:rPr>
-            <w:t>m</w:t>
+            <w:t>a</w:t>
           </w:r>
         </w:hyperlink>
       </w:r>
@@ -894,7 +964,25 @@
           <w:sz w:val="24"/>
           <w:u w:val="single"/>
         </w:rPr>
-        <w:t xml:space="preserve"> a coloni</w:t>
+        <w:t xml:space="preserve"> </w:t>
+      </w:r>
+      <w:r>
+        <w:rPr>
+          <w:rFonts w:ascii="Charis SIL Italic" w:hAnsi="Charis SIL Italic" w:eastAsia="Charis SIL Italic"/>
+          <w:b w:val="0"/>
+          <w:i/>
+          <w:color w:val="0000FF"/>
+          <w:sz w:val="24"/>
+          <w:u w:val="single"/>
+        </w:rPr>
+        <w:hyperlink r:id="rId9" w:history="1">
+          <w:r>
+            <w:rPr>
+              <w:rStyle w:val="Hyperlink"/>
+            </w:rPr>
+            <w:t>coloni</w:t>
+          </w:r>
+        </w:hyperlink>
       </w:r>
       <w:r>
         <w:rPr>
@@ -934,7 +1022,7 @@
           <w:sz w:val="24"/>
           <w:u w:val="single"/>
         </w:rPr>
-        <w:hyperlink r:id="rId9" w:history="1">
+        <w:hyperlink r:id="rId10" w:history="1">
           <w:r>
             <w:rPr>
               <w:rStyle w:val="Hyperlink"/>
@@ -3214,7 +3302,7 @@
             <w:rPr>
               <w:rStyle w:val="Hyperlink"/>
             </w:rPr>
-            <w:t>significan</w:t>
+            <w:t>significanc</w:t>
           </w:r>
         </w:hyperlink>
       </w:r>
@@ -3225,13 +3313,36 @@
           <w:i/>
           <w:color w:val="0000FF"/>
           <w:sz w:val="24"/>
+          <w:u w:val="single"/>
+        </w:rPr>
+        <w:t>e</w:t>
+      </w:r>
+      <w:r>
+        <w:rPr>
+          <w:rFonts w:ascii="Charis SIL Italic" w:hAnsi="Charis SIL Italic" w:eastAsia="Charis SIL Italic"/>
+          <w:b w:val="0"/>
+          <w:i/>
+          <w:color w:val="0000FF"/>
+          <w:sz w:val="24"/>
+          <w:u w:val="single"/>
+        </w:rPr>
+        <w:t xml:space="preserve"> </w:t>
+      </w:r>
+      <w:r>
+        <w:rPr>
+          <w:rFonts w:ascii="Charis SIL Italic" w:hAnsi="Charis SIL Italic" w:eastAsia="Charis SIL Italic"/>
+          <w:b w:val="0"/>
+          <w:i/>
+          <w:color w:val="0000FF"/>
+          <w:sz w:val="24"/>
+          <w:u w:val="single"/>
         </w:rPr>
         <w:hyperlink r:id="rId15" w:history="1">
           <w:r>
             <w:rPr>
               <w:rStyle w:val="Hyperlink"/>
             </w:rPr>
-            <w:t>c</w:t>
+            <w:t>o</w:t>
           </w:r>
         </w:hyperlink>
       </w:r>
@@ -3243,7 +3354,17 @@
           <w:color w:val="0000FF"/>
           <w:sz w:val="24"/>
         </w:rPr>
-        <w:t>e</w:t>
+        <w:t xml:space="preserve">f </w:t>
+      </w:r>
+      <w:r>
+        <w:rPr>
+          <w:rFonts w:ascii="Charis SIL Italic" w:hAnsi="Charis SIL Italic" w:eastAsia="Charis SIL Italic"/>
+          <w:b w:val="0"/>
+          <w:i/>
+          <w:color w:val="0000FF"/>
+          <w:sz w:val="24"/>
+        </w:rPr>
+        <w:t>cultural objects and collections</w:t>
       </w:r>
       <w:r>
         <w:rPr>
@@ -3270,19 +3391,9 @@
             <w:rPr>
               <w:rStyle w:val="Hyperlink"/>
             </w:rPr>
-            <w:t xml:space="preserve">of </w:t>
+            <w:t>acqui</w:t>
           </w:r>
         </w:hyperlink>
-      </w:r>
-      <w:r>
-        <w:rPr>
-          <w:rFonts w:ascii="Charis SIL Italic" w:hAnsi="Charis SIL Italic" w:eastAsia="Charis SIL Italic"/>
-          <w:b w:val="0"/>
-          <w:i/>
-          <w:color w:val="0000FF"/>
-          <w:sz w:val="24"/>
-        </w:rPr>
-        <w:t>cultural objects and collections acqui</w:t>
       </w:r>
       <w:r>
         <w:rPr>
@@ -3481,13 +3592,21 @@
       </w:r>
       <w:r>
         <w:rPr>
+          <w:u w:val="single" w:color="0000ff"/>
           <w:rFonts w:ascii="Charis SIL Regular" w:hAnsi="Charis SIL Regular" w:eastAsia="Charis SIL Regular"/>
           <w:b w:val="0"/>
           <w:i w:val="0"/>
           <w:color w:val="000000"/>
           <w:sz w:val="24"/>
         </w:rPr>
-        <w:t>dam</w:t>
+        <w:hyperlink r:id="rId15" w:history="1">
+          <w:r>
+            <w:rPr>
+              <w:rStyle w:val="Hyperlink"/>
+            </w:rPr>
+            <w:t>dam</w:t>
+          </w:r>
+        </w:hyperlink>
       </w:r>
       <w:r>
         <w:rPr>
@@ -3527,13 +3646,24 @@
       </w:r>
       <w:r>
         <w:rPr>
+          <w:u w:val="single" w:color="0000ff"/>
           <w:rFonts w:ascii="Charis SIL Regular" w:hAnsi="Charis SIL Regular" w:eastAsia="Charis SIL Regular"/>
           <w:b w:val="0"/>
           <w:i w:val="0"/>
           <w:color w:val="000000"/>
           <w:sz w:val="24"/>
         </w:rPr>
-        <w:t xml:space="preserve">m, </w:t>
+        <w:t>m</w:t>
+      </w:r>
+      <w:r>
+        <w:rPr>
+          <w:rFonts w:ascii="Charis SIL Regular" w:hAnsi="Charis SIL Regular" w:eastAsia="Charis SIL Regular"/>
+          <w:b w:val="0"/>
+          <w:i w:val="0"/>
+          <w:color w:val="000000"/>
+          <w:sz w:val="24"/>
+        </w:rPr>
+        <w:t xml:space="preserve">, </w:t>
       </w:r>
       <w:r>
         <w:rPr>
@@ -3892,13 +4022,21 @@
       </w:r>
       <w:r>
         <w:rPr>
+          <w:u w:val="single" w:color="0000ff"/>
           <w:rFonts w:ascii="Charis SIL Regular" w:hAnsi="Charis SIL Regular" w:eastAsia="Charis SIL Regular"/>
           <w:b w:val="0"/>
           <w:i w:val="0"/>
           <w:color w:val="000000"/>
           <w:sz w:val="24"/>
         </w:rPr>
-        <w:t>r het Cu</w:t>
+        <w:hyperlink r:id="rId10" w:history="1">
+          <w:r>
+            <w:rPr>
+              <w:rStyle w:val="Hyperlink"/>
+            </w:rPr>
+            <w:t>r het Cu</w:t>
+          </w:r>
+        </w:hyperlink>
       </w:r>
       <w:r>
         <w:rPr>
@@ -3945,7 +4083,32 @@
           <w:color w:val="000000"/>
           <w:sz w:val="24"/>
         </w:rPr>
-        <w:t>el Erfgoed, 202</w:t>
+        <w:hyperlink r:id="rId10" w:history="1">
+          <w:r>
+            <w:rPr>
+              <w:rStyle w:val="Hyperlink"/>
+            </w:rPr>
+            <w:t>el Erfgoed</w:t>
+          </w:r>
+        </w:hyperlink>
+      </w:r>
+      <w:r>
+        <w:rPr>
+          <w:u w:val="single" w:color="0000ff"/>
+          <w:rFonts w:ascii="Charis SIL Regular" w:hAnsi="Charis SIL Regular" w:eastAsia="Charis SIL Regular"/>
+          <w:b w:val="0"/>
+          <w:i w:val="0"/>
+          <w:color w:val="000000"/>
+          <w:sz w:val="24"/>
+        </w:rPr>
+        <w:hyperlink r:id="rId10" w:history="1">
+          <w:r>
+            <w:rPr>
+              <w:rStyle w:val="Hyperlink"/>
+            </w:rPr>
+            <w:t>, 202</w:t>
+          </w:r>
+        </w:hyperlink>
       </w:r>
       <w:r>
         <w:rPr>
@@ -4517,7 +4680,54 @@
           <w:color w:val="000000"/>
           <w:sz w:val="24"/>
         </w:rPr>
-        <w:t>. 2nd Edition (German Museums Association, 2019</w:t>
+        <w:t>. 2nd Editio</w:t>
+      </w:r>
+      <w:r>
+        <w:rPr>
+          <w:u w:val="single" w:color="0000ff"/>
+          <w:rFonts w:ascii="Charis SIL Regular" w:hAnsi="Charis SIL Regular" w:eastAsia="Charis SIL Regular"/>
+          <w:b w:val="0"/>
+          <w:i w:val="0"/>
+          <w:color w:val="000000"/>
+          <w:sz w:val="24"/>
+        </w:rPr>
+        <w:t>n (German Museums Associatio</w:t>
+      </w:r>
+      <w:r>
+        <w:rPr>
+          <w:u w:val="single" w:color="0000ff"/>
+          <w:rFonts w:ascii="Charis SIL Regular" w:hAnsi="Charis SIL Regular" w:eastAsia="Charis SIL Regular"/>
+          <w:b w:val="0"/>
+          <w:i w:val="0"/>
+          <w:color w:val="000000"/>
+          <w:sz w:val="24"/>
+        </w:rPr>
+        <w:hyperlink r:id="rId17" w:history="1">
+          <w:r>
+            <w:rPr>
+              <w:rStyle w:val="Hyperlink"/>
+            </w:rPr>
+            <w:t>n, 20</w:t>
+          </w:r>
+        </w:hyperlink>
+      </w:r>
+      <w:r>
+        <w:rPr>
+          <w:u w:val="single" w:color="0000ff"/>
+          <w:rFonts w:ascii="Charis SIL Regular" w:hAnsi="Charis SIL Regular" w:eastAsia="Charis SIL Regular"/>
+          <w:b w:val="0"/>
+          <w:i w:val="0"/>
+          <w:color w:val="000000"/>
+          <w:sz w:val="24"/>
+        </w:rPr>
+        <w:hyperlink r:id="rId17" w:history="1">
+          <w:r>
+            <w:rPr>
+              <w:rStyle w:val="Hyperlink"/>
+            </w:rPr>
+            <w:t>19</w:t>
+          </w:r>
+        </w:hyperlink>
       </w:r>
       <w:r>
         <w:rPr>

--- a/EXPORTS/DOCX/published/niveau1/English/DoingResearch.docx
+++ b/EXPORTS/DOCX/published/niveau1/English/DoingResearch.docx
@@ -338,7 +338,7 @@
             <w:rPr>
               <w:rStyle w:val="Hyperlink"/>
             </w:rPr>
-            <w:t>significanc</w:t>
+            <w:t>significan</w:t>
           </w:r>
         </w:hyperlink>
       </w:r>
@@ -349,7 +349,23 @@
           <w:i/>
           <w:color w:val="0000FF"/>
           <w:sz w:val="24"/>
-          <w:u w:val="single"/>
+        </w:rPr>
+        <w:hyperlink r:id="rId9" w:history="1">
+          <w:r>
+            <w:rPr>
+              <w:rStyle w:val="Hyperlink"/>
+            </w:rPr>
+            <w:t>c</w:t>
+          </w:r>
+        </w:hyperlink>
+      </w:r>
+      <w:r>
+        <w:rPr>
+          <w:rFonts w:ascii="Charis SIL Italic" w:hAnsi="Charis SIL Italic" w:eastAsia="Charis SIL Italic"/>
+          <w:b w:val="0"/>
+          <w:i/>
+          <w:color w:val="0000FF"/>
+          <w:sz w:val="24"/>
         </w:rPr>
         <w:t>e</w:t>
       </w:r>
@@ -389,6 +405,7 @@
           <w:i/>
           <w:color w:val="0000FF"/>
           <w:sz w:val="24"/>
+          <w:u w:val="single"/>
         </w:rPr>
         <w:t xml:space="preserve"> </w:t>
       </w:r>
@@ -701,7 +718,86 @@
           <w:color w:val="000000"/>
           <w:sz w:val="24"/>
         </w:rPr>
-        <w:t xml:space="preserve">e publication </w:t>
+        <w:hyperlink r:id="rId9" w:history="1">
+          <w:r>
+            <w:rPr>
+              <w:rStyle w:val="Hyperlink"/>
+            </w:rPr>
+            <w:t>e</w:t>
+          </w:r>
+        </w:hyperlink>
+      </w:r>
+      <w:r>
+        <w:rPr>
+          <w:u w:val="single" w:color="0000ff"/>
+          <w:rFonts w:ascii="Charis SIL Regular" w:hAnsi="Charis SIL Regular" w:eastAsia="Charis SIL Regular"/>
+          <w:b w:val="0"/>
+          <w:i w:val="0"/>
+          <w:color w:val="000000"/>
+          <w:sz w:val="24"/>
+        </w:rPr>
+        <w:hyperlink r:id="rId9" w:history="1">
+          <w:r>
+            <w:rPr>
+              <w:rStyle w:val="Hyperlink"/>
+            </w:rPr>
+            <w:t xml:space="preserve"> publi</w:t>
+          </w:r>
+        </w:hyperlink>
+      </w:r>
+      <w:r>
+        <w:rPr>
+          <w:u w:val="single" w:color="0000ff"/>
+          <w:rFonts w:ascii="Charis SIL Regular" w:hAnsi="Charis SIL Regular" w:eastAsia="Charis SIL Regular"/>
+          <w:b w:val="0"/>
+          <w:i w:val="0"/>
+          <w:color w:val="000000"/>
+          <w:sz w:val="24"/>
+        </w:rPr>
+        <w:hyperlink r:id="rId9" w:history="1">
+          <w:r>
+            <w:rPr>
+              <w:rStyle w:val="Hyperlink"/>
+            </w:rPr>
+            <w:t>c</w:t>
+          </w:r>
+        </w:hyperlink>
+      </w:r>
+      <w:r>
+        <w:rPr>
+          <w:u w:val="single" w:color="0000ff"/>
+          <w:rFonts w:ascii="Charis SIL Regular" w:hAnsi="Charis SIL Regular" w:eastAsia="Charis SIL Regular"/>
+          <w:b w:val="0"/>
+          <w:i w:val="0"/>
+          <w:color w:val="000000"/>
+          <w:sz w:val="24"/>
+        </w:rPr>
+        <w:hyperlink r:id="rId9" w:history="1">
+          <w:r>
+            <w:rPr>
+              <w:rStyle w:val="Hyperlink"/>
+            </w:rPr>
+            <w:t>atio</w:t>
+          </w:r>
+        </w:hyperlink>
+      </w:r>
+      <w:r>
+        <w:rPr>
+          <w:u w:val="single" w:color="0000ff"/>
+          <w:rFonts w:ascii="Charis SIL Regular" w:hAnsi="Charis SIL Regular" w:eastAsia="Charis SIL Regular"/>
+          <w:b w:val="0"/>
+          <w:i w:val="0"/>
+          <w:color w:val="000000"/>
+          <w:sz w:val="24"/>
+        </w:rPr>
+        <w:hyperlink r:id="rId9" w:history="1">
+          <w:r>
+            <w:rPr>
+              <w:rStyle w:val="Hyperlink"/>
+            </w:rPr>
+            <w:t xml:space="preserve">n </w:t>
+          </w:r>
+        </w:hyperlink>
       </w:r>
       <w:r>
         <w:rPr>
@@ -712,7 +808,7 @@
           <w:sz w:val="24"/>
           <w:u w:val="single"/>
         </w:rPr>
-        <w:hyperlink r:id="rId10" w:history="1">
+        <w:hyperlink r:id="rId9" w:history="1">
           <w:r>
             <w:rPr>
               <w:rStyle w:val="Hyperlink"/>
@@ -730,12 +826,124 @@
           <w:sz w:val="24"/>
           <w:u w:val="single"/>
         </w:rPr>
+        <w:hyperlink r:id="rId9" w:history="1">
+          <w:r>
+            <w:rPr>
+              <w:rStyle w:val="Hyperlink"/>
+            </w:rPr>
+            <w:t>c</w:t>
+          </w:r>
+        </w:hyperlink>
+      </w:r>
+      <w:r>
+        <w:rPr>
+          <w:rFonts w:ascii="Charis SIL Italic" w:hAnsi="Charis SIL Italic" w:eastAsia="Charis SIL Italic"/>
+          <w:b w:val="0"/>
+          <w:i/>
+          <w:color w:val="0000FF"/>
+          <w:sz w:val="24"/>
+          <w:u w:val="single"/>
+        </w:rPr>
+        <w:hyperlink r:id="rId9" w:history="1">
+          <w:r>
+            <w:rPr>
+              <w:rStyle w:val="Hyperlink"/>
+            </w:rPr>
+            <w:t>e</w:t>
+          </w:r>
+        </w:hyperlink>
+      </w:r>
+      <w:r>
+        <w:rPr>
+          <w:rFonts w:ascii="Charis SIL Italic" w:hAnsi="Charis SIL Italic" w:eastAsia="Charis SIL Italic"/>
+          <w:b w:val="0"/>
+          <w:i/>
+          <w:color w:val="0000FF"/>
+          <w:sz w:val="24"/>
+          <w:u w:val="single"/>
+        </w:rPr>
+        <w:t xml:space="preserve"> </w:t>
+      </w:r>
+      <w:r>
+        <w:rPr>
+          <w:rFonts w:ascii="Charis SIL Italic" w:hAnsi="Charis SIL Italic" w:eastAsia="Charis SIL Italic"/>
+          <w:b w:val="0"/>
+          <w:i/>
+          <w:color w:val="0000FF"/>
+          <w:sz w:val="24"/>
+          <w:u w:val="single"/>
+        </w:rPr>
+        <w:hyperlink r:id="rId9" w:history="1">
+          <w:r>
+            <w:rPr>
+              <w:rStyle w:val="Hyperlink"/>
+            </w:rPr>
+            <w:t>r</w:t>
+          </w:r>
+        </w:hyperlink>
+      </w:r>
+      <w:r>
+        <w:rPr>
+          <w:rFonts w:ascii="Charis SIL Italic" w:hAnsi="Charis SIL Italic" w:eastAsia="Charis SIL Italic"/>
+          <w:b w:val="0"/>
+          <w:i/>
+          <w:color w:val="0000FF"/>
+          <w:sz w:val="24"/>
+          <w:u w:val="single"/>
+        </w:rPr>
+        <w:hyperlink r:id="rId9" w:history="1">
+          <w:r>
+            <w:rPr>
+              <w:rStyle w:val="Hyperlink"/>
+            </w:rPr>
+            <w:t>esearch</w:t>
+          </w:r>
+        </w:hyperlink>
+      </w:r>
+      <w:r>
+        <w:rPr>
+          <w:rFonts w:ascii="Charis SIL Italic" w:hAnsi="Charis SIL Italic" w:eastAsia="Charis SIL Italic"/>
+          <w:b w:val="0"/>
+          <w:i/>
+          <w:color w:val="0000FF"/>
+          <w:sz w:val="24"/>
+          <w:u w:val="single"/>
+        </w:rPr>
+        <w:t xml:space="preserve"> </w:t>
+      </w:r>
+      <w:r>
+        <w:rPr>
+          <w:rFonts w:ascii="Charis SIL Italic" w:hAnsi="Charis SIL Italic" w:eastAsia="Charis SIL Italic"/>
+          <w:b w:val="0"/>
+          <w:i/>
+          <w:color w:val="0000FF"/>
+          <w:sz w:val="24"/>
+          <w:u w:val="single"/>
+        </w:rPr>
+        <w:hyperlink r:id="rId9" w:history="1">
+          <w:r>
+            <w:rPr>
+              <w:rStyle w:val="Hyperlink"/>
+            </w:rPr>
+            <w:t xml:space="preserve">into </w:t>
+          </w:r>
+        </w:hyperlink>
+      </w:r>
+      <w:r>
+        <w:rPr>
+          <w:rFonts w:ascii="Charis SIL Italic" w:hAnsi="Charis SIL Italic" w:eastAsia="Charis SIL Italic"/>
+          <w:b w:val="0"/>
+          <w:i/>
+          <w:color w:val="0000FF"/>
+          <w:sz w:val="24"/>
+          <w:u w:val="single"/>
+        </w:rPr>
         <w:hyperlink r:id="rId10" w:history="1">
           <w:r>
             <w:rPr>
               <w:rStyle w:val="Hyperlink"/>
             </w:rPr>
-            <w:t>c</w:t>
+            <w:t>coll</w:t>
           </w:r>
         </w:hyperlink>
       </w:r>
@@ -766,119 +974,7 @@
           <w:sz w:val="24"/>
           <w:u w:val="single"/>
         </w:rPr>
-        <w:t xml:space="preserve"> </w:t>
-      </w:r>
-      <w:r>
-        <w:rPr>
-          <w:rFonts w:ascii="Charis SIL Italic" w:hAnsi="Charis SIL Italic" w:eastAsia="Charis SIL Italic"/>
-          <w:b w:val="0"/>
-          <w:i/>
-          <w:color w:val="0000FF"/>
-          <w:sz w:val="24"/>
-          <w:u w:val="single"/>
-        </w:rPr>
         <w:hyperlink r:id="rId10" w:history="1">
-          <w:r>
-            <w:rPr>
-              <w:rStyle w:val="Hyperlink"/>
-            </w:rPr>
-            <w:t>r</w:t>
-          </w:r>
-        </w:hyperlink>
-      </w:r>
-      <w:r>
-        <w:rPr>
-          <w:rFonts w:ascii="Charis SIL Italic" w:hAnsi="Charis SIL Italic" w:eastAsia="Charis SIL Italic"/>
-          <w:b w:val="0"/>
-          <w:i/>
-          <w:color w:val="0000FF"/>
-          <w:sz w:val="24"/>
-          <w:u w:val="single"/>
-        </w:rPr>
-        <w:hyperlink r:id="rId9" w:history="1">
-          <w:r>
-            <w:rPr>
-              <w:rStyle w:val="Hyperlink"/>
-            </w:rPr>
-            <w:t>esearch</w:t>
-          </w:r>
-        </w:hyperlink>
-      </w:r>
-      <w:r>
-        <w:rPr>
-          <w:rFonts w:ascii="Charis SIL Italic" w:hAnsi="Charis SIL Italic" w:eastAsia="Charis SIL Italic"/>
-          <w:b w:val="0"/>
-          <w:i/>
-          <w:color w:val="0000FF"/>
-          <w:sz w:val="24"/>
-          <w:u w:val="single"/>
-        </w:rPr>
-        <w:t xml:space="preserve"> </w:t>
-      </w:r>
-      <w:r>
-        <w:rPr>
-          <w:rFonts w:ascii="Charis SIL Italic" w:hAnsi="Charis SIL Italic" w:eastAsia="Charis SIL Italic"/>
-          <w:b w:val="0"/>
-          <w:i/>
-          <w:color w:val="0000FF"/>
-          <w:sz w:val="24"/>
-          <w:u w:val="single"/>
-        </w:rPr>
-        <w:hyperlink r:id="rId9" w:history="1">
-          <w:r>
-            <w:rPr>
-              <w:rStyle w:val="Hyperlink"/>
-            </w:rPr>
-            <w:t xml:space="preserve">into </w:t>
-          </w:r>
-        </w:hyperlink>
-      </w:r>
-      <w:r>
-        <w:rPr>
-          <w:rFonts w:ascii="Charis SIL Italic" w:hAnsi="Charis SIL Italic" w:eastAsia="Charis SIL Italic"/>
-          <w:b w:val="0"/>
-          <w:i/>
-          <w:color w:val="0000FF"/>
-          <w:sz w:val="24"/>
-          <w:u w:val="single"/>
-        </w:rPr>
-        <w:hyperlink r:id="rId9" w:history="1">
-          <w:r>
-            <w:rPr>
-              <w:rStyle w:val="Hyperlink"/>
-            </w:rPr>
-            <w:t>coll</w:t>
-          </w:r>
-        </w:hyperlink>
-      </w:r>
-      <w:r>
-        <w:rPr>
-          <w:rFonts w:ascii="Charis SIL Italic" w:hAnsi="Charis SIL Italic" w:eastAsia="Charis SIL Italic"/>
-          <w:b w:val="0"/>
-          <w:i/>
-          <w:color w:val="0000FF"/>
-          <w:sz w:val="24"/>
-          <w:u w:val="single"/>
-        </w:rPr>
-        <w:hyperlink r:id="rId9" w:history="1">
-          <w:r>
-            <w:rPr>
-              <w:rStyle w:val="Hyperlink"/>
-            </w:rPr>
-            <w:t>e</w:t>
-          </w:r>
-        </w:hyperlink>
-      </w:r>
-      <w:r>
-        <w:rPr>
-          <w:rFonts w:ascii="Charis SIL Italic" w:hAnsi="Charis SIL Italic" w:eastAsia="Charis SIL Italic"/>
-          <w:b w:val="0"/>
-          <w:i/>
-          <w:color w:val="0000FF"/>
-          <w:sz w:val="24"/>
-          <w:u w:val="single"/>
-        </w:rPr>
-        <w:hyperlink r:id="rId9" w:history="1">
           <w:r>
             <w:rPr>
               <w:rStyle w:val="Hyperlink"/>
@@ -894,37 +990,8 @@
           <w:i/>
           <w:color w:val="0000FF"/>
           <w:sz w:val="24"/>
-          <w:u w:val="single"/>
-        </w:rPr>
-        <w:t xml:space="preserve"> </w:t>
-      </w:r>
-      <w:r>
-        <w:rPr>
-          <w:rFonts w:ascii="Charis SIL Italic" w:hAnsi="Charis SIL Italic" w:eastAsia="Charis SIL Italic"/>
-          <w:b w:val="0"/>
-          <w:i/>
-          <w:color w:val="0000FF"/>
-          <w:sz w:val="24"/>
-          <w:u w:val="single"/>
-        </w:rPr>
-        <w:hyperlink r:id="rId9" w:history="1">
-          <w:r>
-            <w:rPr>
-              <w:rStyle w:val="Hyperlink"/>
-            </w:rPr>
-            <w:t>fro</w:t>
-          </w:r>
-        </w:hyperlink>
-      </w:r>
-      <w:r>
-        <w:rPr>
-          <w:rFonts w:ascii="Charis SIL Italic" w:hAnsi="Charis SIL Italic" w:eastAsia="Charis SIL Italic"/>
-          <w:b w:val="0"/>
-          <w:i/>
-          <w:color w:val="0000FF"/>
-          <w:sz w:val="24"/>
-        </w:rPr>
-        <w:t>m</w:t>
+        </w:rPr>
+        <w:t xml:space="preserve"> from</w:t>
       </w:r>
       <w:r>
         <w:rPr>
@@ -1022,7 +1089,7 @@
           <w:sz w:val="24"/>
           <w:u w:val="single"/>
         </w:rPr>
-        <w:hyperlink r:id="rId10" w:history="1">
+        <w:hyperlink r:id="rId9" w:history="1">
           <w:r>
             <w:rPr>
               <w:rStyle w:val="Hyperlink"/>
@@ -3363,8 +3430,103 @@
           <w:i/>
           <w:color w:val="0000FF"/>
           <w:sz w:val="24"/>
-        </w:rPr>
-        <w:t>cultural objects and collections</w:t>
+          <w:u w:val="single"/>
+        </w:rPr>
+        <w:hyperlink r:id="rId15" w:history="1">
+          <w:r>
+            <w:rPr>
+              <w:rStyle w:val="Hyperlink"/>
+            </w:rPr>
+            <w:t>cultural</w:t>
+          </w:r>
+        </w:hyperlink>
+      </w:r>
+      <w:r>
+        <w:rPr>
+          <w:rFonts w:ascii="Charis SIL Italic" w:hAnsi="Charis SIL Italic" w:eastAsia="Charis SIL Italic"/>
+          <w:b w:val="0"/>
+          <w:i/>
+          <w:color w:val="0000FF"/>
+          <w:sz w:val="24"/>
+          <w:u w:val="single"/>
+        </w:rPr>
+        <w:t xml:space="preserve"> </w:t>
+      </w:r>
+      <w:r>
+        <w:rPr>
+          <w:rFonts w:ascii="Charis SIL Italic" w:hAnsi="Charis SIL Italic" w:eastAsia="Charis SIL Italic"/>
+          <w:b w:val="0"/>
+          <w:i/>
+          <w:color w:val="0000FF"/>
+          <w:sz w:val="24"/>
+          <w:u w:val="single"/>
+        </w:rPr>
+        <w:hyperlink r:id="rId15" w:history="1">
+          <w:r>
+            <w:rPr>
+              <w:rStyle w:val="Hyperlink"/>
+            </w:rPr>
+            <w:t>objects</w:t>
+          </w:r>
+        </w:hyperlink>
+      </w:r>
+      <w:r>
+        <w:rPr>
+          <w:rFonts w:ascii="Charis SIL Italic" w:hAnsi="Charis SIL Italic" w:eastAsia="Charis SIL Italic"/>
+          <w:b w:val="0"/>
+          <w:i/>
+          <w:color w:val="0000FF"/>
+          <w:sz w:val="24"/>
+          <w:u w:val="single"/>
+        </w:rPr>
+        <w:t xml:space="preserve"> </w:t>
+      </w:r>
+      <w:r>
+        <w:rPr>
+          <w:rFonts w:ascii="Charis SIL Italic" w:hAnsi="Charis SIL Italic" w:eastAsia="Charis SIL Italic"/>
+          <w:b w:val="0"/>
+          <w:i/>
+          <w:color w:val="0000FF"/>
+          <w:sz w:val="24"/>
+          <w:u w:val="single"/>
+        </w:rPr>
+        <w:hyperlink r:id="rId15" w:history="1">
+          <w:r>
+            <w:rPr>
+              <w:rStyle w:val="Hyperlink"/>
+            </w:rPr>
+            <w:t>and</w:t>
+          </w:r>
+        </w:hyperlink>
+      </w:r>
+      <w:r>
+        <w:rPr>
+          <w:rFonts w:ascii="Charis SIL Italic" w:hAnsi="Charis SIL Italic" w:eastAsia="Charis SIL Italic"/>
+          <w:b w:val="0"/>
+          <w:i/>
+          <w:color w:val="0000FF"/>
+          <w:sz w:val="24"/>
+          <w:u w:val="single"/>
+        </w:rPr>
+        <w:t xml:space="preserve"> </w:t>
+      </w:r>
+      <w:r>
+        <w:rPr>
+          <w:rFonts w:ascii="Charis SIL Italic" w:hAnsi="Charis SIL Italic" w:eastAsia="Charis SIL Italic"/>
+          <w:b w:val="0"/>
+          <w:i/>
+          <w:color w:val="0000FF"/>
+          <w:sz w:val="24"/>
+          <w:u w:val="single"/>
+        </w:rPr>
+        <w:hyperlink r:id="rId15" w:history="1">
+          <w:r>
+            <w:rPr>
+              <w:rStyle w:val="Hyperlink"/>
+            </w:rPr>
+            <w:t>collections</w:t>
+          </w:r>
+        </w:hyperlink>
       </w:r>
       <w:r>
         <w:rPr>
@@ -3563,50 +3725,7 @@
           <w:color w:val="000000"/>
           <w:sz w:val="24"/>
         </w:rPr>
-        <w:hyperlink r:id="rId15" w:history="1">
-          <w:r>
-            <w:rPr>
-              <w:rStyle w:val="Hyperlink"/>
-            </w:rPr>
-            <w:t xml:space="preserve"> (</w:t>
-          </w:r>
-        </w:hyperlink>
-      </w:r>
-      <w:r>
-        <w:rPr>
-          <w:u w:val="single" w:color="0000ff"/>
-          <w:rFonts w:ascii="Charis SIL Regular" w:hAnsi="Charis SIL Regular" w:eastAsia="Charis SIL Regular"/>
-          <w:b w:val="0"/>
-          <w:i w:val="0"/>
-          <w:color w:val="000000"/>
-          <w:sz w:val="24"/>
-        </w:rPr>
-        <w:hyperlink r:id="rId15" w:history="1">
-          <w:r>
-            <w:rPr>
-              <w:rStyle w:val="Hyperlink"/>
-            </w:rPr>
-            <w:t>Amster</w:t>
-          </w:r>
-        </w:hyperlink>
-      </w:r>
-      <w:r>
-        <w:rPr>
-          <w:u w:val="single" w:color="0000ff"/>
-          <w:rFonts w:ascii="Charis SIL Regular" w:hAnsi="Charis SIL Regular" w:eastAsia="Charis SIL Regular"/>
-          <w:b w:val="0"/>
-          <w:i w:val="0"/>
-          <w:color w:val="000000"/>
-          <w:sz w:val="24"/>
-        </w:rPr>
-        <w:hyperlink r:id="rId15" w:history="1">
-          <w:r>
-            <w:rPr>
-              <w:rStyle w:val="Hyperlink"/>
-            </w:rPr>
-            <w:t>dam</w:t>
-          </w:r>
-        </w:hyperlink>
+        <w:t xml:space="preserve"> (Amsterdam</w:t>
       </w:r>
       <w:r>
         <w:rPr>
@@ -4402,7 +4521,34 @@
           <w:color w:val="000000"/>
           <w:sz w:val="24"/>
         </w:rPr>
-        <w:t xml:space="preserve">•  Lang, Sabine (ed.), </w:t>
+        <w:t xml:space="preserve">•  </w:t>
+      </w:r>
+      <w:r>
+        <w:rPr>
+          <w:rFonts w:ascii="Charis SIL Regular" w:hAnsi="Charis SIL Regular" w:eastAsia="Charis SIL Regular"/>
+          <w:b w:val="0"/>
+          <w:i w:val="0"/>
+          <w:color w:val="000000"/>
+          <w:sz w:val="24"/>
+        </w:rPr>
+        <w:hyperlink r:id="rId16" w:history="1">
+          <w:r>
+            <w:rPr>
+              <w:rStyle w:val="Hyperlink"/>
+            </w:rPr>
+            <w:t>Lang, Sa</w:t>
+          </w:r>
+        </w:hyperlink>
+      </w:r>
+      <w:r>
+        <w:rPr>
+          <w:rFonts w:ascii="Charis SIL Regular" w:hAnsi="Charis SIL Regular" w:eastAsia="Charis SIL Regular"/>
+          <w:b w:val="0"/>
+          <w:i w:val="0"/>
+          <w:color w:val="000000"/>
+          <w:sz w:val="24"/>
+        </w:rPr>
+        <w:t xml:space="preserve">bine (ed.), </w:t>
       </w:r>
       <w:r>
         <w:rPr>
@@ -4680,18 +4826,7 @@
           <w:color w:val="000000"/>
           <w:sz w:val="24"/>
         </w:rPr>
-        <w:t>. 2nd Editio</w:t>
-      </w:r>
-      <w:r>
-        <w:rPr>
-          <w:u w:val="single" w:color="0000ff"/>
-          <w:rFonts w:ascii="Charis SIL Regular" w:hAnsi="Charis SIL Regular" w:eastAsia="Charis SIL Regular"/>
-          <w:b w:val="0"/>
-          <w:i w:val="0"/>
-          <w:color w:val="000000"/>
-          <w:sz w:val="24"/>
-        </w:rPr>
-        <w:t>n (German Museums Associatio</w:t>
+        <w:t>. 2nd Edition (Germa</w:t>
       </w:r>
       <w:r>
         <w:rPr>
@@ -4707,9 +4842,48 @@
             <w:rPr>
               <w:rStyle w:val="Hyperlink"/>
             </w:rPr>
-            <w:t>n, 20</w:t>
+            <w:t>n M</w:t>
           </w:r>
         </w:hyperlink>
+      </w:r>
+      <w:r>
+        <w:rPr>
+          <w:u w:val="single" w:color="0000ff"/>
+          <w:rFonts w:ascii="Charis SIL Regular" w:hAnsi="Charis SIL Regular" w:eastAsia="Charis SIL Regular"/>
+          <w:b w:val="0"/>
+          <w:i w:val="0"/>
+          <w:color w:val="000000"/>
+          <w:sz w:val="24"/>
+        </w:rPr>
+        <w:hyperlink r:id="rId17" w:history="1">
+          <w:r>
+            <w:rPr>
+              <w:rStyle w:val="Hyperlink"/>
+            </w:rPr>
+            <w:t>useums</w:t>
+          </w:r>
+        </w:hyperlink>
+      </w:r>
+      <w:r>
+        <w:rPr>
+          <w:u w:val="single" w:color="0000ff"/>
+          <w:rFonts w:ascii="Charis SIL Regular" w:hAnsi="Charis SIL Regular" w:eastAsia="Charis SIL Regular"/>
+          <w:b w:val="0"/>
+          <w:i w:val="0"/>
+          <w:color w:val="000000"/>
+          <w:sz w:val="24"/>
+        </w:rPr>
+        <w:t xml:space="preserve"> </w:t>
+      </w:r>
+      <w:r>
+        <w:rPr>
+          <w:rFonts w:ascii="Charis SIL Regular" w:hAnsi="Charis SIL Regular" w:eastAsia="Charis SIL Regular"/>
+          <w:b w:val="0"/>
+          <w:i w:val="0"/>
+          <w:color w:val="000000"/>
+          <w:sz w:val="24"/>
+        </w:rPr>
+        <w:t>Association, 20</w:t>
       </w:r>
       <w:r>
         <w:rPr>
@@ -5415,133 +5589,7 @@
           <w:color w:val="000000"/>
           <w:sz w:val="24"/>
         </w:rPr>
-        <w:t>•  Specifically for conducting research i</w:t>
-      </w:r>
-      <w:r>
-        <w:rPr>
-          <w:u w:val="single" w:color="0000ff"/>
-          <w:rFonts w:ascii="Charis SIL Regular" w:hAnsi="Charis SIL Regular" w:eastAsia="Charis SIL Regular"/>
-          <w:b w:val="0"/>
-          <w:i w:val="0"/>
-          <w:color w:val="000000"/>
-          <w:sz w:val="24"/>
-        </w:rPr>
-        <w:hyperlink r:id="rId12" w:history="1">
-          <w:r>
-            <w:rPr>
-              <w:rStyle w:val="Hyperlink"/>
-            </w:rPr>
-            <w:t>n the Natio</w:t>
-          </w:r>
-        </w:hyperlink>
-      </w:r>
-      <w:r>
-        <w:rPr>
-          <w:u w:val="single" w:color="0000ff"/>
-          <w:rFonts w:ascii="Charis SIL Regular" w:hAnsi="Charis SIL Regular" w:eastAsia="Charis SIL Regular"/>
-          <w:b w:val="0"/>
-          <w:i w:val="0"/>
-          <w:color w:val="000000"/>
-          <w:sz w:val="24"/>
-        </w:rPr>
-        <w:hyperlink r:id="rId12" w:history="1">
-          <w:r>
-            <w:rPr>
-              <w:rStyle w:val="Hyperlink"/>
-            </w:rPr>
-            <w:t>n</w:t>
-          </w:r>
-        </w:hyperlink>
-      </w:r>
-      <w:r>
-        <w:rPr>
-          <w:u w:val="single" w:color="0000ff"/>
-          <w:rFonts w:ascii="Charis SIL Regular" w:hAnsi="Charis SIL Regular" w:eastAsia="Charis SIL Regular"/>
-          <w:b w:val="0"/>
-          <w:i w:val="0"/>
-          <w:color w:val="000000"/>
-          <w:sz w:val="24"/>
-        </w:rPr>
-        <w:hyperlink r:id="rId12" w:history="1">
-          <w:r>
-            <w:rPr>
-              <w:rStyle w:val="Hyperlink"/>
-            </w:rPr>
-            <w:t>al Archi</w:t>
-          </w:r>
-        </w:hyperlink>
-      </w:r>
-      <w:r>
-        <w:rPr>
-          <w:u w:val="single" w:color="0000ff"/>
-          <w:rFonts w:ascii="Charis SIL Regular" w:hAnsi="Charis SIL Regular" w:eastAsia="Charis SIL Regular"/>
-          <w:b w:val="0"/>
-          <w:i w:val="0"/>
-          <w:color w:val="000000"/>
-          <w:sz w:val="24"/>
-        </w:rPr>
-        <w:hyperlink r:id="rId12" w:history="1">
-          <w:r>
-            <w:rPr>
-              <w:rStyle w:val="Hyperlink"/>
-            </w:rPr>
-            <w:t>v</w:t>
-          </w:r>
-        </w:hyperlink>
-      </w:r>
-      <w:r>
-        <w:rPr>
-          <w:u w:val="single" w:color="0000ff"/>
-          <w:rFonts w:ascii="Charis SIL Regular" w:hAnsi="Charis SIL Regular" w:eastAsia="Charis SIL Regular"/>
-          <w:b w:val="0"/>
-          <w:i w:val="0"/>
-          <w:color w:val="000000"/>
-          <w:sz w:val="24"/>
-        </w:rPr>
-        <w:hyperlink r:id="rId12" w:history="1">
-          <w:r>
-            <w:rPr>
-              <w:rStyle w:val="Hyperlink"/>
-            </w:rPr>
-            <w:t>es of the Ne</w:t>
-          </w:r>
-        </w:hyperlink>
-      </w:r>
-      <w:r>
-        <w:rPr>
-          <w:u w:val="single" w:color="0000ff"/>
-          <w:rFonts w:ascii="Charis SIL Regular" w:hAnsi="Charis SIL Regular" w:eastAsia="Charis SIL Regular"/>
-          <w:b w:val="0"/>
-          <w:i w:val="0"/>
-          <w:color w:val="000000"/>
-          <w:sz w:val="24"/>
-        </w:rPr>
-        <w:hyperlink r:id="rId12" w:history="1">
-          <w:r>
-            <w:rPr>
-              <w:rStyle w:val="Hyperlink"/>
-            </w:rPr>
-            <w:t>t</w:t>
-          </w:r>
-        </w:hyperlink>
-      </w:r>
-      <w:r>
-        <w:rPr>
-          <w:u w:val="single" w:color="0000ff"/>
-          <w:rFonts w:ascii="Charis SIL Regular" w:hAnsi="Charis SIL Regular" w:eastAsia="Charis SIL Regular"/>
-          <w:b w:val="0"/>
-          <w:i w:val="0"/>
-          <w:color w:val="000000"/>
-          <w:sz w:val="24"/>
-        </w:rPr>
-        <w:hyperlink r:id="rId12" w:history="1">
-          <w:r>
-            <w:rPr>
-              <w:rStyle w:val="Hyperlink"/>
-            </w:rPr>
-            <w:t>herl</w:t>
-          </w:r>
-        </w:hyperlink>
+        <w:t>•  Specifically for conducting research in the National Archives of the Netherl</w:t>
       </w:r>
       <w:r>
         <w:rPr>

--- a/EXPORTS/DOCX/published/niveau1/English/DoingResearch.docx
+++ b/EXPORTS/DOCX/published/niveau1/English/DoingResearch.docx
@@ -465,72 +465,7 @@
           <w:sz w:val="24"/>
           <w:u w:val="single"/>
         </w:rPr>
-        <w:hyperlink r:id="rId9" w:history="1">
-          <w:r>
-            <w:rPr>
-              <w:rStyle w:val="Hyperlink"/>
-            </w:rPr>
-            <w:t>and</w:t>
-          </w:r>
-        </w:hyperlink>
-      </w:r>
-      <w:r>
-        <w:rPr>
-          <w:rFonts w:ascii="Charis SIL Italic" w:hAnsi="Charis SIL Italic" w:eastAsia="Charis SIL Italic"/>
-          <w:b w:val="0"/>
-          <w:i/>
-          <w:color w:val="0000FF"/>
-          <w:sz w:val="24"/>
-          <w:u w:val="single"/>
-        </w:rPr>
-        <w:t xml:space="preserve"> </w:t>
-      </w:r>
-      <w:r>
-        <w:rPr>
-          <w:rFonts w:ascii="Charis SIL Italic" w:hAnsi="Charis SIL Italic" w:eastAsia="Charis SIL Italic"/>
-          <w:b w:val="0"/>
-          <w:i/>
-          <w:color w:val="0000FF"/>
-          <w:sz w:val="24"/>
-          <w:u w:val="single"/>
-        </w:rPr>
-        <w:hyperlink r:id="rId9" w:history="1">
-          <w:r>
-            <w:rPr>
-              <w:rStyle w:val="Hyperlink"/>
-            </w:rPr>
-            <w:t>collections</w:t>
-          </w:r>
-        </w:hyperlink>
-      </w:r>
-      <w:r>
-        <w:rPr>
-          <w:rFonts w:ascii="Charis SIL Italic" w:hAnsi="Charis SIL Italic" w:eastAsia="Charis SIL Italic"/>
-          <w:b w:val="0"/>
-          <w:i/>
-          <w:color w:val="0000FF"/>
-          <w:sz w:val="24"/>
-          <w:u w:val="single"/>
-        </w:rPr>
-        <w:t xml:space="preserve"> </w:t>
-      </w:r>
-      <w:r>
-        <w:rPr>
-          <w:rFonts w:ascii="Charis SIL Italic" w:hAnsi="Charis SIL Italic" w:eastAsia="Charis SIL Italic"/>
-          <w:b w:val="0"/>
-          <w:i/>
-          <w:color w:val="0000FF"/>
-          <w:sz w:val="24"/>
-          <w:u w:val="single"/>
-        </w:rPr>
-        <w:hyperlink r:id="rId9" w:history="1">
-          <w:r>
-            <w:rPr>
-              <w:rStyle w:val="Hyperlink"/>
-            </w:rPr>
-            <w:t>acqui</w:t>
-          </w:r>
-        </w:hyperlink>
+        <w:t>and collections acqui</w:t>
       </w:r>
       <w:r>
         <w:rPr>
@@ -938,7 +873,7 @@
           <w:sz w:val="24"/>
           <w:u w:val="single"/>
         </w:rPr>
-        <w:hyperlink r:id="rId10" w:history="1">
+        <w:hyperlink r:id="rId9" w:history="1">
           <w:r>
             <w:rPr>
               <w:rStyle w:val="Hyperlink"/>
@@ -956,7 +891,7 @@
           <w:sz w:val="24"/>
           <w:u w:val="single"/>
         </w:rPr>
-        <w:hyperlink r:id="rId10" w:history="1">
+        <w:hyperlink r:id="rId9" w:history="1">
           <w:r>
             <w:rPr>
               <w:rStyle w:val="Hyperlink"/>
@@ -974,7 +909,7 @@
           <w:sz w:val="24"/>
           <w:u w:val="single"/>
         </w:rPr>
-        <w:hyperlink r:id="rId10" w:history="1">
+        <w:hyperlink r:id="rId9" w:history="1">
           <w:r>
             <w:rPr>
               <w:rStyle w:val="Hyperlink"/>
@@ -990,8 +925,9 @@
           <w:i/>
           <w:color w:val="0000FF"/>
           <w:sz w:val="24"/>
-        </w:rPr>
-        <w:t xml:space="preserve"> from</w:t>
+          <w:u w:val="single"/>
+        </w:rPr>
+        <w:t xml:space="preserve"> </w:t>
       </w:r>
       <w:r>
         <w:rPr>
@@ -1002,7 +938,14 @@
           <w:sz w:val="24"/>
           <w:u w:val="single"/>
         </w:rPr>
-        <w:t xml:space="preserve"> </w:t>
+        <w:hyperlink r:id="rId9" w:history="1">
+          <w:r>
+            <w:rPr>
+              <w:rStyle w:val="Hyperlink"/>
+            </w:rPr>
+            <w:t>fro</w:t>
+          </w:r>
+        </w:hyperlink>
       </w:r>
       <w:r>
         <w:rPr>
@@ -1013,7 +956,29 @@
           <w:sz w:val="24"/>
           <w:u w:val="single"/>
         </w:rPr>
-        <w:hyperlink r:id="rId9" w:history="1">
+        <w:t>m</w:t>
+      </w:r>
+      <w:r>
+        <w:rPr>
+          <w:rFonts w:ascii="Charis SIL Italic" w:hAnsi="Charis SIL Italic" w:eastAsia="Charis SIL Italic"/>
+          <w:b w:val="0"/>
+          <w:i/>
+          <w:color w:val="0000FF"/>
+          <w:sz w:val="24"/>
+          <w:u w:val="single"/>
+        </w:rPr>
+        <w:t xml:space="preserve"> </w:t>
+      </w:r>
+      <w:r>
+        <w:rPr>
+          <w:rFonts w:ascii="Charis SIL Italic" w:hAnsi="Charis SIL Italic" w:eastAsia="Charis SIL Italic"/>
+          <w:b w:val="0"/>
+          <w:i/>
+          <w:color w:val="0000FF"/>
+          <w:sz w:val="24"/>
+          <w:u w:val="single"/>
+        </w:rPr>
+        <w:hyperlink r:id="rId10" w:history="1">
           <w:r>
             <w:rPr>
               <w:rStyle w:val="Hyperlink"/>
@@ -1042,7 +1007,7 @@
           <w:sz w:val="24"/>
           <w:u w:val="single"/>
         </w:rPr>
-        <w:hyperlink r:id="rId9" w:history="1">
+        <w:hyperlink r:id="rId10" w:history="1">
           <w:r>
             <w:rPr>
               <w:rStyle w:val="Hyperlink"/>
@@ -1285,39 +1250,13 @@
       </w:r>
       <w:r>
         <w:rPr>
-          <w:u w:val="single" w:color="0000ff"/>
           <w:rFonts w:ascii="Charis SIL Regular" w:hAnsi="Charis SIL Regular" w:eastAsia="Charis SIL Regular"/>
           <w:b w:val="0"/>
           <w:i w:val="0"/>
           <w:color w:val="000000"/>
           <w:sz w:val="24"/>
         </w:rPr>
-        <w:hyperlink r:id="rId10" w:history="1">
-          <w:r>
-            <w:rPr>
-              <w:rStyle w:val="Hyperlink"/>
-            </w:rPr>
-            <w:t>Other rele</w:t>
-          </w:r>
-        </w:hyperlink>
-      </w:r>
-      <w:r>
-        <w:rPr>
-          <w:u w:val="single" w:color="0000ff"/>
-          <w:rFonts w:ascii="Charis SIL Regular" w:hAnsi="Charis SIL Regular" w:eastAsia="Charis SIL Regular"/>
-          <w:b w:val="0"/>
-          <w:i w:val="0"/>
-          <w:color w:val="000000"/>
-          <w:sz w:val="24"/>
-        </w:rPr>
-        <w:hyperlink r:id="rId10" w:history="1">
-          <w:r>
-            <w:rPr>
-              <w:rStyle w:val="Hyperlink"/>
-            </w:rPr>
-            <w:t xml:space="preserve">vant </w:t>
-          </w:r>
-        </w:hyperlink>
+        <w:t xml:space="preserve">Other relevant </w:t>
       </w:r>
       <w:r>
         <w:rPr>
@@ -2545,7 +2484,7 @@
           <w:sz w:val="24"/>
           <w:u w:val="single"/>
         </w:rPr>
-        <w:hyperlink r:id="rId13" w:history="1">
+        <w:hyperlink r:id="rId12" w:history="1">
           <w:r>
             <w:rPr>
               <w:rStyle w:val="Hyperlink"/>
@@ -3369,7 +3308,7 @@
             <w:rPr>
               <w:rStyle w:val="Hyperlink"/>
             </w:rPr>
-            <w:t>significanc</w:t>
+            <w:t>significan</w:t>
           </w:r>
         </w:hyperlink>
       </w:r>
@@ -3380,9 +3319,15 @@
           <w:i/>
           <w:color w:val="0000FF"/>
           <w:sz w:val="24"/>
-          <w:u w:val="single"/>
-        </w:rPr>
-        <w:t>e</w:t>
+        </w:rPr>
+        <w:hyperlink r:id="rId15" w:history="1">
+          <w:r>
+            <w:rPr>
+              <w:rStyle w:val="Hyperlink"/>
+            </w:rPr>
+            <w:t>c</w:t>
+          </w:r>
+        </w:hyperlink>
       </w:r>
       <w:r>
         <w:rPr>
@@ -3391,9 +3336,247 @@
           <w:i/>
           <w:color w:val="0000FF"/>
           <w:sz w:val="24"/>
+        </w:rPr>
+        <w:t>e</w:t>
+      </w:r>
+      <w:r>
+        <w:rPr>
+          <w:rFonts w:ascii="Charis SIL Italic" w:hAnsi="Charis SIL Italic" w:eastAsia="Charis SIL Italic"/>
+          <w:b w:val="0"/>
+          <w:i/>
+          <w:color w:val="0000FF"/>
+          <w:sz w:val="24"/>
           <w:u w:val="single"/>
         </w:rPr>
         <w:t xml:space="preserve"> </w:t>
+      </w:r>
+      <w:r>
+        <w:rPr>
+          <w:rFonts w:ascii="Charis SIL Italic" w:hAnsi="Charis SIL Italic" w:eastAsia="Charis SIL Italic"/>
+          <w:b w:val="0"/>
+          <w:i/>
+          <w:color w:val="0000FF"/>
+          <w:sz w:val="24"/>
+          <w:u w:val="single"/>
+        </w:rPr>
+        <w:hyperlink r:id="rId15" w:history="1">
+          <w:r>
+            <w:rPr>
+              <w:rStyle w:val="Hyperlink"/>
+            </w:rPr>
+            <w:t xml:space="preserve">of </w:t>
+          </w:r>
+        </w:hyperlink>
+      </w:r>
+      <w:r>
+        <w:rPr>
+          <w:rFonts w:ascii="Charis SIL Italic" w:hAnsi="Charis SIL Italic" w:eastAsia="Charis SIL Italic"/>
+          <w:b w:val="0"/>
+          <w:i/>
+          <w:color w:val="0000FF"/>
+          <w:sz w:val="24"/>
+          <w:u w:val="single"/>
+        </w:rPr>
+        <w:hyperlink r:id="rId15" w:history="1">
+          <w:r>
+            <w:rPr>
+              <w:rStyle w:val="Hyperlink"/>
+            </w:rPr>
+            <w:t>cultural</w:t>
+          </w:r>
+        </w:hyperlink>
+      </w:r>
+      <w:r>
+        <w:rPr>
+          <w:rFonts w:ascii="Charis SIL Italic" w:hAnsi="Charis SIL Italic" w:eastAsia="Charis SIL Italic"/>
+          <w:b w:val="0"/>
+          <w:i/>
+          <w:color w:val="0000FF"/>
+          <w:sz w:val="24"/>
+          <w:u w:val="single"/>
+        </w:rPr>
+        <w:t xml:space="preserve"> </w:t>
+      </w:r>
+      <w:r>
+        <w:rPr>
+          <w:rFonts w:ascii="Charis SIL Italic" w:hAnsi="Charis SIL Italic" w:eastAsia="Charis SIL Italic"/>
+          <w:b w:val="0"/>
+          <w:i/>
+          <w:color w:val="0000FF"/>
+          <w:sz w:val="24"/>
+          <w:u w:val="single"/>
+        </w:rPr>
+        <w:hyperlink r:id="rId15" w:history="1">
+          <w:r>
+            <w:rPr>
+              <w:rStyle w:val="Hyperlink"/>
+            </w:rPr>
+            <w:t>objects</w:t>
+          </w:r>
+        </w:hyperlink>
+      </w:r>
+      <w:r>
+        <w:rPr>
+          <w:rFonts w:ascii="Charis SIL Italic" w:hAnsi="Charis SIL Italic" w:eastAsia="Charis SIL Italic"/>
+          <w:b w:val="0"/>
+          <w:i/>
+          <w:color w:val="0000FF"/>
+          <w:sz w:val="24"/>
+          <w:u w:val="single"/>
+        </w:rPr>
+        <w:t xml:space="preserve"> </w:t>
+      </w:r>
+      <w:r>
+        <w:rPr>
+          <w:rFonts w:ascii="Charis SIL Italic" w:hAnsi="Charis SIL Italic" w:eastAsia="Charis SIL Italic"/>
+          <w:b w:val="0"/>
+          <w:i/>
+          <w:color w:val="0000FF"/>
+          <w:sz w:val="24"/>
+          <w:u w:val="single"/>
+        </w:rPr>
+        <w:hyperlink r:id="rId15" w:history="1">
+          <w:r>
+            <w:rPr>
+              <w:rStyle w:val="Hyperlink"/>
+            </w:rPr>
+            <w:t>and</w:t>
+          </w:r>
+        </w:hyperlink>
+      </w:r>
+      <w:r>
+        <w:rPr>
+          <w:rFonts w:ascii="Charis SIL Italic" w:hAnsi="Charis SIL Italic" w:eastAsia="Charis SIL Italic"/>
+          <w:b w:val="0"/>
+          <w:i/>
+          <w:color w:val="0000FF"/>
+          <w:sz w:val="24"/>
+          <w:u w:val="single"/>
+        </w:rPr>
+        <w:t xml:space="preserve"> </w:t>
+      </w:r>
+      <w:r>
+        <w:rPr>
+          <w:rFonts w:ascii="Charis SIL Italic" w:hAnsi="Charis SIL Italic" w:eastAsia="Charis SIL Italic"/>
+          <w:b w:val="0"/>
+          <w:i/>
+          <w:color w:val="0000FF"/>
+          <w:sz w:val="24"/>
+          <w:u w:val="single"/>
+        </w:rPr>
+        <w:hyperlink r:id="rId15" w:history="1">
+          <w:r>
+            <w:rPr>
+              <w:rStyle w:val="Hyperlink"/>
+            </w:rPr>
+            <w:t>collections</w:t>
+          </w:r>
+        </w:hyperlink>
+      </w:r>
+      <w:r>
+        <w:rPr>
+          <w:rFonts w:ascii="Charis SIL Italic" w:hAnsi="Charis SIL Italic" w:eastAsia="Charis SIL Italic"/>
+          <w:b w:val="0"/>
+          <w:i/>
+          <w:color w:val="0000FF"/>
+          <w:sz w:val="24"/>
+          <w:u w:val="single"/>
+        </w:rPr>
+        <w:t xml:space="preserve"> </w:t>
+      </w:r>
+      <w:r>
+        <w:rPr>
+          <w:rFonts w:ascii="Charis SIL Italic" w:hAnsi="Charis SIL Italic" w:eastAsia="Charis SIL Italic"/>
+          <w:b w:val="0"/>
+          <w:i/>
+          <w:color w:val="0000FF"/>
+          <w:sz w:val="24"/>
+          <w:u w:val="single"/>
+        </w:rPr>
+        <w:hyperlink r:id="rId15" w:history="1">
+          <w:r>
+            <w:rPr>
+              <w:rStyle w:val="Hyperlink"/>
+            </w:rPr>
+            <w:t>acqui</w:t>
+          </w:r>
+        </w:hyperlink>
+      </w:r>
+      <w:r>
+        <w:rPr>
+          <w:rFonts w:ascii="Charis SIL Italic" w:hAnsi="Charis SIL Italic" w:eastAsia="Charis SIL Italic"/>
+          <w:b w:val="0"/>
+          <w:i/>
+          <w:color w:val="0000FF"/>
+          <w:sz w:val="24"/>
+          <w:u w:val="single"/>
+        </w:rPr>
+        <w:hyperlink r:id="rId15" w:history="1">
+          <w:r>
+            <w:rPr>
+              <w:rStyle w:val="Hyperlink"/>
+            </w:rPr>
+            <w:t>red</w:t>
+          </w:r>
+        </w:hyperlink>
+      </w:r>
+      <w:r>
+        <w:rPr>
+          <w:rFonts w:ascii="Charis SIL Italic" w:hAnsi="Charis SIL Italic" w:eastAsia="Charis SIL Italic"/>
+          <w:b w:val="0"/>
+          <w:i/>
+          <w:color w:val="0000FF"/>
+          <w:sz w:val="24"/>
+          <w:u w:val="single"/>
+        </w:rPr>
+        <w:t xml:space="preserve"> </w:t>
+      </w:r>
+      <w:r>
+        <w:rPr>
+          <w:rFonts w:ascii="Charis SIL Italic" w:hAnsi="Charis SIL Italic" w:eastAsia="Charis SIL Italic"/>
+          <w:b w:val="0"/>
+          <w:i/>
+          <w:color w:val="0000FF"/>
+          <w:sz w:val="24"/>
+          <w:u w:val="single"/>
+        </w:rPr>
+        <w:hyperlink r:id="rId15" w:history="1">
+          <w:r>
+            <w:rPr>
+              <w:rStyle w:val="Hyperlink"/>
+            </w:rPr>
+            <w:t>in</w:t>
+          </w:r>
+        </w:hyperlink>
+      </w:r>
+      <w:r>
+        <w:rPr>
+          <w:rFonts w:ascii="Charis SIL Italic" w:hAnsi="Charis SIL Italic" w:eastAsia="Charis SIL Italic"/>
+          <w:b w:val="0"/>
+          <w:i/>
+          <w:color w:val="0000FF"/>
+          <w:sz w:val="24"/>
+          <w:u w:val="single"/>
+        </w:rPr>
+        <w:t xml:space="preserve"> </w:t>
+      </w:r>
+      <w:r>
+        <w:rPr>
+          <w:rFonts w:ascii="Charis SIL Italic" w:hAnsi="Charis SIL Italic" w:eastAsia="Charis SIL Italic"/>
+          <w:b w:val="0"/>
+          <w:i/>
+          <w:color w:val="0000FF"/>
+          <w:sz w:val="24"/>
+          <w:u w:val="single"/>
+        </w:rPr>
+        <w:hyperlink r:id="rId15" w:history="1">
+          <w:r>
+            <w:rPr>
+              <w:rStyle w:val="Hyperlink"/>
+            </w:rPr>
+            <w:t>col</w:t>
+          </w:r>
+        </w:hyperlink>
       </w:r>
       <w:r>
         <w:rPr>
@@ -3420,244 +3603,6 @@
           <w:i/>
           <w:color w:val="0000FF"/>
           <w:sz w:val="24"/>
-        </w:rPr>
-        <w:t xml:space="preserve">f </w:t>
-      </w:r>
-      <w:r>
-        <w:rPr>
-          <w:rFonts w:ascii="Charis SIL Italic" w:hAnsi="Charis SIL Italic" w:eastAsia="Charis SIL Italic"/>
-          <w:b w:val="0"/>
-          <w:i/>
-          <w:color w:val="0000FF"/>
-          <w:sz w:val="24"/>
-          <w:u w:val="single"/>
-        </w:rPr>
-        <w:hyperlink r:id="rId15" w:history="1">
-          <w:r>
-            <w:rPr>
-              <w:rStyle w:val="Hyperlink"/>
-            </w:rPr>
-            <w:t>cultural</w:t>
-          </w:r>
-        </w:hyperlink>
-      </w:r>
-      <w:r>
-        <w:rPr>
-          <w:rFonts w:ascii="Charis SIL Italic" w:hAnsi="Charis SIL Italic" w:eastAsia="Charis SIL Italic"/>
-          <w:b w:val="0"/>
-          <w:i/>
-          <w:color w:val="0000FF"/>
-          <w:sz w:val="24"/>
-          <w:u w:val="single"/>
-        </w:rPr>
-        <w:t xml:space="preserve"> </w:t>
-      </w:r>
-      <w:r>
-        <w:rPr>
-          <w:rFonts w:ascii="Charis SIL Italic" w:hAnsi="Charis SIL Italic" w:eastAsia="Charis SIL Italic"/>
-          <w:b w:val="0"/>
-          <w:i/>
-          <w:color w:val="0000FF"/>
-          <w:sz w:val="24"/>
-          <w:u w:val="single"/>
-        </w:rPr>
-        <w:hyperlink r:id="rId15" w:history="1">
-          <w:r>
-            <w:rPr>
-              <w:rStyle w:val="Hyperlink"/>
-            </w:rPr>
-            <w:t>objects</w:t>
-          </w:r>
-        </w:hyperlink>
-      </w:r>
-      <w:r>
-        <w:rPr>
-          <w:rFonts w:ascii="Charis SIL Italic" w:hAnsi="Charis SIL Italic" w:eastAsia="Charis SIL Italic"/>
-          <w:b w:val="0"/>
-          <w:i/>
-          <w:color w:val="0000FF"/>
-          <w:sz w:val="24"/>
-          <w:u w:val="single"/>
-        </w:rPr>
-        <w:t xml:space="preserve"> </w:t>
-      </w:r>
-      <w:r>
-        <w:rPr>
-          <w:rFonts w:ascii="Charis SIL Italic" w:hAnsi="Charis SIL Italic" w:eastAsia="Charis SIL Italic"/>
-          <w:b w:val="0"/>
-          <w:i/>
-          <w:color w:val="0000FF"/>
-          <w:sz w:val="24"/>
-          <w:u w:val="single"/>
-        </w:rPr>
-        <w:hyperlink r:id="rId15" w:history="1">
-          <w:r>
-            <w:rPr>
-              <w:rStyle w:val="Hyperlink"/>
-            </w:rPr>
-            <w:t>and</w:t>
-          </w:r>
-        </w:hyperlink>
-      </w:r>
-      <w:r>
-        <w:rPr>
-          <w:rFonts w:ascii="Charis SIL Italic" w:hAnsi="Charis SIL Italic" w:eastAsia="Charis SIL Italic"/>
-          <w:b w:val="0"/>
-          <w:i/>
-          <w:color w:val="0000FF"/>
-          <w:sz w:val="24"/>
-          <w:u w:val="single"/>
-        </w:rPr>
-        <w:t xml:space="preserve"> </w:t>
-      </w:r>
-      <w:r>
-        <w:rPr>
-          <w:rFonts w:ascii="Charis SIL Italic" w:hAnsi="Charis SIL Italic" w:eastAsia="Charis SIL Italic"/>
-          <w:b w:val="0"/>
-          <w:i/>
-          <w:color w:val="0000FF"/>
-          <w:sz w:val="24"/>
-          <w:u w:val="single"/>
-        </w:rPr>
-        <w:hyperlink r:id="rId15" w:history="1">
-          <w:r>
-            <w:rPr>
-              <w:rStyle w:val="Hyperlink"/>
-            </w:rPr>
-            <w:t>collections</w:t>
-          </w:r>
-        </w:hyperlink>
-      </w:r>
-      <w:r>
-        <w:rPr>
-          <w:rFonts w:ascii="Charis SIL Italic" w:hAnsi="Charis SIL Italic" w:eastAsia="Charis SIL Italic"/>
-          <w:b w:val="0"/>
-          <w:i/>
-          <w:color w:val="0000FF"/>
-          <w:sz w:val="24"/>
-          <w:u w:val="single"/>
-        </w:rPr>
-        <w:t xml:space="preserve"> </w:t>
-      </w:r>
-      <w:r>
-        <w:rPr>
-          <w:rFonts w:ascii="Charis SIL Italic" w:hAnsi="Charis SIL Italic" w:eastAsia="Charis SIL Italic"/>
-          <w:b w:val="0"/>
-          <w:i/>
-          <w:color w:val="0000FF"/>
-          <w:sz w:val="24"/>
-          <w:u w:val="single"/>
-        </w:rPr>
-        <w:hyperlink r:id="rId15" w:history="1">
-          <w:r>
-            <w:rPr>
-              <w:rStyle w:val="Hyperlink"/>
-            </w:rPr>
-            <w:t>acqui</w:t>
-          </w:r>
-        </w:hyperlink>
-      </w:r>
-      <w:r>
-        <w:rPr>
-          <w:rFonts w:ascii="Charis SIL Italic" w:hAnsi="Charis SIL Italic" w:eastAsia="Charis SIL Italic"/>
-          <w:b w:val="0"/>
-          <w:i/>
-          <w:color w:val="0000FF"/>
-          <w:sz w:val="24"/>
-          <w:u w:val="single"/>
-        </w:rPr>
-        <w:hyperlink r:id="rId15" w:history="1">
-          <w:r>
-            <w:rPr>
-              <w:rStyle w:val="Hyperlink"/>
-            </w:rPr>
-            <w:t>red</w:t>
-          </w:r>
-        </w:hyperlink>
-      </w:r>
-      <w:r>
-        <w:rPr>
-          <w:rFonts w:ascii="Charis SIL Italic" w:hAnsi="Charis SIL Italic" w:eastAsia="Charis SIL Italic"/>
-          <w:b w:val="0"/>
-          <w:i/>
-          <w:color w:val="0000FF"/>
-          <w:sz w:val="24"/>
-          <w:u w:val="single"/>
-        </w:rPr>
-        <w:t xml:space="preserve"> </w:t>
-      </w:r>
-      <w:r>
-        <w:rPr>
-          <w:rFonts w:ascii="Charis SIL Italic" w:hAnsi="Charis SIL Italic" w:eastAsia="Charis SIL Italic"/>
-          <w:b w:val="0"/>
-          <w:i/>
-          <w:color w:val="0000FF"/>
-          <w:sz w:val="24"/>
-          <w:u w:val="single"/>
-        </w:rPr>
-        <w:hyperlink r:id="rId15" w:history="1">
-          <w:r>
-            <w:rPr>
-              <w:rStyle w:val="Hyperlink"/>
-            </w:rPr>
-            <w:t>in</w:t>
-          </w:r>
-        </w:hyperlink>
-      </w:r>
-      <w:r>
-        <w:rPr>
-          <w:rFonts w:ascii="Charis SIL Italic" w:hAnsi="Charis SIL Italic" w:eastAsia="Charis SIL Italic"/>
-          <w:b w:val="0"/>
-          <w:i/>
-          <w:color w:val="0000FF"/>
-          <w:sz w:val="24"/>
-          <w:u w:val="single"/>
-        </w:rPr>
-        <w:t xml:space="preserve"> </w:t>
-      </w:r>
-      <w:r>
-        <w:rPr>
-          <w:rFonts w:ascii="Charis SIL Italic" w:hAnsi="Charis SIL Italic" w:eastAsia="Charis SIL Italic"/>
-          <w:b w:val="0"/>
-          <w:i/>
-          <w:color w:val="0000FF"/>
-          <w:sz w:val="24"/>
-          <w:u w:val="single"/>
-        </w:rPr>
-        <w:hyperlink r:id="rId15" w:history="1">
-          <w:r>
-            <w:rPr>
-              <w:rStyle w:val="Hyperlink"/>
-            </w:rPr>
-            <w:t>col</w:t>
-          </w:r>
-        </w:hyperlink>
-      </w:r>
-      <w:r>
-        <w:rPr>
-          <w:rFonts w:ascii="Charis SIL Italic" w:hAnsi="Charis SIL Italic" w:eastAsia="Charis SIL Italic"/>
-          <w:b w:val="0"/>
-          <w:i/>
-          <w:color w:val="0000FF"/>
-          <w:sz w:val="24"/>
-          <w:u w:val="single"/>
-        </w:rPr>
-        <w:hyperlink r:id="rId15" w:history="1">
-          <w:r>
-            <w:rPr>
-              <w:rStyle w:val="Hyperlink"/>
-            </w:rPr>
-            <w:t>o</w:t>
-          </w:r>
-        </w:hyperlink>
-      </w:r>
-      <w:r>
-        <w:rPr>
-          <w:rFonts w:ascii="Charis SIL Italic" w:hAnsi="Charis SIL Italic" w:eastAsia="Charis SIL Italic"/>
-          <w:b w:val="0"/>
-          <w:i/>
-          <w:color w:val="0000FF"/>
-          <w:sz w:val="24"/>
           <w:u w:val="single"/>
         </w:rPr>
         <w:hyperlink r:id="rId15" w:history="1">
@@ -3725,7 +3670,50 @@
           <w:color w:val="000000"/>
           <w:sz w:val="24"/>
         </w:rPr>
-        <w:t xml:space="preserve"> (Amsterdam</w:t>
+        <w:hyperlink r:id="rId15" w:history="1">
+          <w:r>
+            <w:rPr>
+              <w:rStyle w:val="Hyperlink"/>
+            </w:rPr>
+            <w:t xml:space="preserve"> (</w:t>
+          </w:r>
+        </w:hyperlink>
+      </w:r>
+      <w:r>
+        <w:rPr>
+          <w:u w:val="single" w:color="0000ff"/>
+          <w:rFonts w:ascii="Charis SIL Regular" w:hAnsi="Charis SIL Regular" w:eastAsia="Charis SIL Regular"/>
+          <w:b w:val="0"/>
+          <w:i w:val="0"/>
+          <w:color w:val="000000"/>
+          <w:sz w:val="24"/>
+        </w:rPr>
+        <w:hyperlink r:id="rId15" w:history="1">
+          <w:r>
+            <w:rPr>
+              <w:rStyle w:val="Hyperlink"/>
+            </w:rPr>
+            <w:t>Amster</w:t>
+          </w:r>
+        </w:hyperlink>
+      </w:r>
+      <w:r>
+        <w:rPr>
+          <w:u w:val="single" w:color="0000ff"/>
+          <w:rFonts w:ascii="Charis SIL Regular" w:hAnsi="Charis SIL Regular" w:eastAsia="Charis SIL Regular"/>
+          <w:b w:val="0"/>
+          <w:i w:val="0"/>
+          <w:color w:val="000000"/>
+          <w:sz w:val="24"/>
+        </w:rPr>
+        <w:hyperlink r:id="rId15" w:history="1">
+          <w:r>
+            <w:rPr>
+              <w:rStyle w:val="Hyperlink"/>
+            </w:rPr>
+            <w:t>dam</w:t>
+          </w:r>
+        </w:hyperlink>
       </w:r>
       <w:r>
         <w:rPr>
@@ -3765,24 +3753,13 @@
       </w:r>
       <w:r>
         <w:rPr>
-          <w:u w:val="single" w:color="0000ff"/>
           <w:rFonts w:ascii="Charis SIL Regular" w:hAnsi="Charis SIL Regular" w:eastAsia="Charis SIL Regular"/>
           <w:b w:val="0"/>
           <w:i w:val="0"/>
           <w:color w:val="000000"/>
           <w:sz w:val="24"/>
         </w:rPr>
-        <w:t>m</w:t>
-      </w:r>
-      <w:r>
-        <w:rPr>
-          <w:rFonts w:ascii="Charis SIL Regular" w:hAnsi="Charis SIL Regular" w:eastAsia="Charis SIL Regular"/>
-          <w:b w:val="0"/>
-          <w:i w:val="0"/>
-          <w:color w:val="000000"/>
-          <w:sz w:val="24"/>
-        </w:rPr>
-        <w:t xml:space="preserve">, </w:t>
+        <w:t xml:space="preserve">m, </w:t>
       </w:r>
       <w:r>
         <w:rPr>
@@ -4101,115 +4078,7 @@
           <w:color w:val="000000"/>
           <w:sz w:val="24"/>
         </w:rPr>
-        <w:t xml:space="preserve"> (Amersfoort: Rijk</w:t>
-      </w:r>
-      <w:r>
-        <w:rPr>
-          <w:u w:val="single" w:color="0000ff"/>
-          <w:rFonts w:ascii="Charis SIL Regular" w:hAnsi="Charis SIL Regular" w:eastAsia="Charis SIL Regular"/>
-          <w:b w:val="0"/>
-          <w:i w:val="0"/>
-          <w:color w:val="000000"/>
-          <w:sz w:val="24"/>
-        </w:rPr>
-        <w:hyperlink r:id="rId10" w:history="1">
-          <w:r>
-            <w:rPr>
-              <w:rStyle w:val="Hyperlink"/>
-            </w:rPr>
-            <w:t>sdienst vo</w:t>
-          </w:r>
-        </w:hyperlink>
-      </w:r>
-      <w:r>
-        <w:rPr>
-          <w:u w:val="single" w:color="0000ff"/>
-          <w:rFonts w:ascii="Charis SIL Regular" w:hAnsi="Charis SIL Regular" w:eastAsia="Charis SIL Regular"/>
-          <w:b w:val="0"/>
-          <w:i w:val="0"/>
-          <w:color w:val="000000"/>
-          <w:sz w:val="24"/>
-        </w:rPr>
-        <w:hyperlink r:id="rId10" w:history="1">
-          <w:r>
-            <w:rPr>
-              <w:rStyle w:val="Hyperlink"/>
-            </w:rPr>
-            <w:t>o</w:t>
-          </w:r>
-        </w:hyperlink>
-      </w:r>
-      <w:r>
-        <w:rPr>
-          <w:u w:val="single" w:color="0000ff"/>
-          <w:rFonts w:ascii="Charis SIL Regular" w:hAnsi="Charis SIL Regular" w:eastAsia="Charis SIL Regular"/>
-          <w:b w:val="0"/>
-          <w:i w:val="0"/>
-          <w:color w:val="000000"/>
-          <w:sz w:val="24"/>
-        </w:rPr>
-        <w:hyperlink r:id="rId10" w:history="1">
-          <w:r>
-            <w:rPr>
-              <w:rStyle w:val="Hyperlink"/>
-            </w:rPr>
-            <w:t>r het Cu</w:t>
-          </w:r>
-        </w:hyperlink>
-      </w:r>
-      <w:r>
-        <w:rPr>
-          <w:u w:val="single" w:color="0000ff"/>
-          <w:rFonts w:ascii="Charis SIL Regular" w:hAnsi="Charis SIL Regular" w:eastAsia="Charis SIL Regular"/>
-          <w:b w:val="0"/>
-          <w:i w:val="0"/>
-          <w:color w:val="000000"/>
-          <w:sz w:val="24"/>
-        </w:rPr>
-        <w:hyperlink r:id="rId10" w:history="1">
-          <w:r>
-            <w:rPr>
-              <w:rStyle w:val="Hyperlink"/>
-            </w:rPr>
-            <w:t>ltur</w:t>
-          </w:r>
-        </w:hyperlink>
-      </w:r>
-      <w:r>
-        <w:rPr>
-          <w:u w:val="single" w:color="0000ff"/>
-          <w:rFonts w:ascii="Charis SIL Regular" w:hAnsi="Charis SIL Regular" w:eastAsia="Charis SIL Regular"/>
-          <w:b w:val="0"/>
-          <w:i w:val="0"/>
-          <w:color w:val="000000"/>
-          <w:sz w:val="24"/>
-        </w:rPr>
-        <w:hyperlink r:id="rId10" w:history="1">
-          <w:r>
-            <w:rPr>
-              <w:rStyle w:val="Hyperlink"/>
-            </w:rPr>
-            <w:t>e</w:t>
-          </w:r>
-        </w:hyperlink>
-      </w:r>
-      <w:r>
-        <w:rPr>
-          <w:u w:val="single" w:color="0000ff"/>
-          <w:rFonts w:ascii="Charis SIL Regular" w:hAnsi="Charis SIL Regular" w:eastAsia="Charis SIL Regular"/>
-          <w:b w:val="0"/>
-          <w:i w:val="0"/>
-          <w:color w:val="000000"/>
-          <w:sz w:val="24"/>
-        </w:rPr>
-        <w:hyperlink r:id="rId10" w:history="1">
-          <w:r>
-            <w:rPr>
-              <w:rStyle w:val="Hyperlink"/>
-            </w:rPr>
-            <w:t>el Erfgoed</w:t>
-          </w:r>
-        </w:hyperlink>
+        <w:t xml:space="preserve"> (Amersfoort: Rijksdienst voor het Cultureel Erfgoed</w:t>
       </w:r>
       <w:r>
         <w:rPr>
@@ -4304,7 +4173,34 @@
           <w:color w:val="000000"/>
           <w:sz w:val="24"/>
         </w:rPr>
-        <w:t>•  Yeide, N</w:t>
+        <w:t xml:space="preserve">•  </w:t>
+      </w:r>
+      <w:r>
+        <w:rPr>
+          <w:rFonts w:ascii="Charis SIL Regular" w:hAnsi="Charis SIL Regular" w:eastAsia="Charis SIL Regular"/>
+          <w:b w:val="0"/>
+          <w:i w:val="0"/>
+          <w:color w:val="000000"/>
+          <w:sz w:val="24"/>
+        </w:rPr>
+        <w:hyperlink r:id="rId10" w:history="1">
+          <w:r>
+            <w:rPr>
+              <w:rStyle w:val="Hyperlink"/>
+            </w:rPr>
+            <w:t xml:space="preserve">Yeide, </w:t>
+          </w:r>
+        </w:hyperlink>
+      </w:r>
+      <w:r>
+        <w:rPr>
+          <w:rFonts w:ascii="Charis SIL Regular" w:hAnsi="Charis SIL Regular" w:eastAsia="Charis SIL Regular"/>
+          <w:b w:val="0"/>
+          <w:i w:val="0"/>
+          <w:color w:val="000000"/>
+          <w:sz w:val="24"/>
+        </w:rPr>
+        <w:t>N</w:t>
       </w:r>
       <w:r>
         <w:rPr>
@@ -4826,7 +4722,25 @@
           <w:color w:val="000000"/>
           <w:sz w:val="24"/>
         </w:rPr>
-        <w:t>. 2nd Edition (Germa</w:t>
+        <w:t>. 2nd Editio</w:t>
+      </w:r>
+      <w:r>
+        <w:rPr>
+          <w:u w:val="single" w:color="0000ff"/>
+          <w:rFonts w:ascii="Charis SIL Regular" w:hAnsi="Charis SIL Regular" w:eastAsia="Charis SIL Regular"/>
+          <w:b w:val="0"/>
+          <w:i w:val="0"/>
+          <w:color w:val="000000"/>
+          <w:sz w:val="24"/>
+        </w:rPr>
+        <w:hyperlink r:id="rId17" w:history="1">
+          <w:r>
+            <w:rPr>
+              <w:rStyle w:val="Hyperlink"/>
+            </w:rPr>
+            <w:t>n (Germa</w:t>
+          </w:r>
+        </w:hyperlink>
       </w:r>
       <w:r>
         <w:rPr>
@@ -4877,13 +4791,39 @@
       </w:r>
       <w:r>
         <w:rPr>
+          <w:u w:val="single" w:color="0000ff"/>
           <w:rFonts w:ascii="Charis SIL Regular" w:hAnsi="Charis SIL Regular" w:eastAsia="Charis SIL Regular"/>
           <w:b w:val="0"/>
           <w:i w:val="0"/>
           <w:color w:val="000000"/>
           <w:sz w:val="24"/>
         </w:rPr>
-        <w:t>Association, 20</w:t>
+        <w:hyperlink r:id="rId17" w:history="1">
+          <w:r>
+            <w:rPr>
+              <w:rStyle w:val="Hyperlink"/>
+            </w:rPr>
+            <w:t>Associatio</w:t>
+          </w:r>
+        </w:hyperlink>
+      </w:r>
+      <w:r>
+        <w:rPr>
+          <w:u w:val="single" w:color="0000ff"/>
+          <w:rFonts w:ascii="Charis SIL Regular" w:hAnsi="Charis SIL Regular" w:eastAsia="Charis SIL Regular"/>
+          <w:b w:val="0"/>
+          <w:i w:val="0"/>
+          <w:color w:val="000000"/>
+          <w:sz w:val="24"/>
+        </w:rPr>
+        <w:hyperlink r:id="rId17" w:history="1">
+          <w:r>
+            <w:rPr>
+              <w:rStyle w:val="Hyperlink"/>
+            </w:rPr>
+            <w:t>n, 20</w:t>
+          </w:r>
+        </w:hyperlink>
       </w:r>
       <w:r>
         <w:rPr>
@@ -5589,7 +5529,133 @@
           <w:color w:val="000000"/>
           <w:sz w:val="24"/>
         </w:rPr>
-        <w:t>•  Specifically for conducting research in the National Archives of the Netherl</w:t>
+        <w:t>•  Specifically for conducting research i</w:t>
+      </w:r>
+      <w:r>
+        <w:rPr>
+          <w:u w:val="single" w:color="0000ff"/>
+          <w:rFonts w:ascii="Charis SIL Regular" w:hAnsi="Charis SIL Regular" w:eastAsia="Charis SIL Regular"/>
+          <w:b w:val="0"/>
+          <w:i w:val="0"/>
+          <w:color w:val="000000"/>
+          <w:sz w:val="24"/>
+        </w:rPr>
+        <w:hyperlink r:id="rId12" w:history="1">
+          <w:r>
+            <w:rPr>
+              <w:rStyle w:val="Hyperlink"/>
+            </w:rPr>
+            <w:t>n the Natio</w:t>
+          </w:r>
+        </w:hyperlink>
+      </w:r>
+      <w:r>
+        <w:rPr>
+          <w:u w:val="single" w:color="0000ff"/>
+          <w:rFonts w:ascii="Charis SIL Regular" w:hAnsi="Charis SIL Regular" w:eastAsia="Charis SIL Regular"/>
+          <w:b w:val="0"/>
+          <w:i w:val="0"/>
+          <w:color w:val="000000"/>
+          <w:sz w:val="24"/>
+        </w:rPr>
+        <w:hyperlink r:id="rId12" w:history="1">
+          <w:r>
+            <w:rPr>
+              <w:rStyle w:val="Hyperlink"/>
+            </w:rPr>
+            <w:t>n</w:t>
+          </w:r>
+        </w:hyperlink>
+      </w:r>
+      <w:r>
+        <w:rPr>
+          <w:u w:val="single" w:color="0000ff"/>
+          <w:rFonts w:ascii="Charis SIL Regular" w:hAnsi="Charis SIL Regular" w:eastAsia="Charis SIL Regular"/>
+          <w:b w:val="0"/>
+          <w:i w:val="0"/>
+          <w:color w:val="000000"/>
+          <w:sz w:val="24"/>
+        </w:rPr>
+        <w:hyperlink r:id="rId12" w:history="1">
+          <w:r>
+            <w:rPr>
+              <w:rStyle w:val="Hyperlink"/>
+            </w:rPr>
+            <w:t>al Archi</w:t>
+          </w:r>
+        </w:hyperlink>
+      </w:r>
+      <w:r>
+        <w:rPr>
+          <w:u w:val="single" w:color="0000ff"/>
+          <w:rFonts w:ascii="Charis SIL Regular" w:hAnsi="Charis SIL Regular" w:eastAsia="Charis SIL Regular"/>
+          <w:b w:val="0"/>
+          <w:i w:val="0"/>
+          <w:color w:val="000000"/>
+          <w:sz w:val="24"/>
+        </w:rPr>
+        <w:hyperlink r:id="rId12" w:history="1">
+          <w:r>
+            <w:rPr>
+              <w:rStyle w:val="Hyperlink"/>
+            </w:rPr>
+            <w:t>v</w:t>
+          </w:r>
+        </w:hyperlink>
+      </w:r>
+      <w:r>
+        <w:rPr>
+          <w:u w:val="single" w:color="0000ff"/>
+          <w:rFonts w:ascii="Charis SIL Regular" w:hAnsi="Charis SIL Regular" w:eastAsia="Charis SIL Regular"/>
+          <w:b w:val="0"/>
+          <w:i w:val="0"/>
+          <w:color w:val="000000"/>
+          <w:sz w:val="24"/>
+        </w:rPr>
+        <w:hyperlink r:id="rId12" w:history="1">
+          <w:r>
+            <w:rPr>
+              <w:rStyle w:val="Hyperlink"/>
+            </w:rPr>
+            <w:t>es of the Ne</w:t>
+          </w:r>
+        </w:hyperlink>
+      </w:r>
+      <w:r>
+        <w:rPr>
+          <w:u w:val="single" w:color="0000ff"/>
+          <w:rFonts w:ascii="Charis SIL Regular" w:hAnsi="Charis SIL Regular" w:eastAsia="Charis SIL Regular"/>
+          <w:b w:val="0"/>
+          <w:i w:val="0"/>
+          <w:color w:val="000000"/>
+          <w:sz w:val="24"/>
+        </w:rPr>
+        <w:hyperlink r:id="rId12" w:history="1">
+          <w:r>
+            <w:rPr>
+              <w:rStyle w:val="Hyperlink"/>
+            </w:rPr>
+            <w:t>t</w:t>
+          </w:r>
+        </w:hyperlink>
+      </w:r>
+      <w:r>
+        <w:rPr>
+          <w:u w:val="single" w:color="0000ff"/>
+          <w:rFonts w:ascii="Charis SIL Regular" w:hAnsi="Charis SIL Regular" w:eastAsia="Charis SIL Regular"/>
+          <w:b w:val="0"/>
+          <w:i w:val="0"/>
+          <w:color w:val="000000"/>
+          <w:sz w:val="24"/>
+        </w:rPr>
+        <w:hyperlink r:id="rId12" w:history="1">
+          <w:r>
+            <w:rPr>
+              <w:rStyle w:val="Hyperlink"/>
+            </w:rPr>
+            <w:t>herl</w:t>
+          </w:r>
+        </w:hyperlink>
       </w:r>
       <w:r>
         <w:rPr>

--- a/EXPORTS/DOCX/published/niveau1/English/DoingResearch.docx
+++ b/EXPORTS/DOCX/published/niveau1/English/DoingResearch.docx
@@ -338,7 +338,7 @@
             <w:rPr>
               <w:rStyle w:val="Hyperlink"/>
             </w:rPr>
-            <w:t>significan</w:t>
+            <w:t>significanc</w:t>
           </w:r>
         </w:hyperlink>
       </w:r>
@@ -349,6 +349,397 @@
           <w:i/>
           <w:color w:val="0000FF"/>
           <w:sz w:val="24"/>
+          <w:u w:val="single"/>
+        </w:rPr>
+        <w:t>e</w:t>
+      </w:r>
+      <w:r>
+        <w:rPr>
+          <w:rFonts w:ascii="Charis SIL Italic" w:hAnsi="Charis SIL Italic" w:eastAsia="Charis SIL Italic"/>
+          <w:b w:val="0"/>
+          <w:i/>
+          <w:color w:val="0000FF"/>
+          <w:sz w:val="24"/>
+          <w:u w:val="single"/>
+        </w:rPr>
+        <w:t xml:space="preserve"> </w:t>
+      </w:r>
+      <w:r>
+        <w:rPr>
+          <w:rFonts w:ascii="Charis SIL Italic" w:hAnsi="Charis SIL Italic" w:eastAsia="Charis SIL Italic"/>
+          <w:b w:val="0"/>
+          <w:i/>
+          <w:color w:val="0000FF"/>
+          <w:sz w:val="24"/>
+          <w:u w:val="single"/>
+        </w:rPr>
+        <w:hyperlink r:id="rId9" w:history="1">
+          <w:r>
+            <w:rPr>
+              <w:rStyle w:val="Hyperlink"/>
+            </w:rPr>
+            <w:t>of</w:t>
+          </w:r>
+        </w:hyperlink>
+      </w:r>
+      <w:r>
+        <w:rPr>
+          <w:rFonts w:ascii="Charis SIL Italic" w:hAnsi="Charis SIL Italic" w:eastAsia="Charis SIL Italic"/>
+          <w:b w:val="0"/>
+          <w:i/>
+          <w:color w:val="0000FF"/>
+          <w:sz w:val="24"/>
+          <w:u w:val="single"/>
+        </w:rPr>
+        <w:t xml:space="preserve"> </w:t>
+      </w:r>
+      <w:r>
+        <w:rPr>
+          <w:rFonts w:ascii="Charis SIL Italic" w:hAnsi="Charis SIL Italic" w:eastAsia="Charis SIL Italic"/>
+          <w:b w:val="0"/>
+          <w:i/>
+          <w:color w:val="0000FF"/>
+          <w:sz w:val="24"/>
+          <w:u w:val="single"/>
+        </w:rPr>
+        <w:hyperlink r:id="rId9" w:history="1">
+          <w:r>
+            <w:rPr>
+              <w:rStyle w:val="Hyperlink"/>
+            </w:rPr>
+            <w:t>cultural</w:t>
+          </w:r>
+        </w:hyperlink>
+      </w:r>
+      <w:r>
+        <w:rPr>
+          <w:rFonts w:ascii="Charis SIL Italic" w:hAnsi="Charis SIL Italic" w:eastAsia="Charis SIL Italic"/>
+          <w:b w:val="0"/>
+          <w:i/>
+          <w:color w:val="0000FF"/>
+          <w:sz w:val="24"/>
+          <w:u w:val="single"/>
+        </w:rPr>
+        <w:t xml:space="preserve"> </w:t>
+      </w:r>
+      <w:r>
+        <w:rPr>
+          <w:rFonts w:ascii="Charis SIL Italic" w:hAnsi="Charis SIL Italic" w:eastAsia="Charis SIL Italic"/>
+          <w:b w:val="0"/>
+          <w:i/>
+          <w:color w:val="0000FF"/>
+          <w:sz w:val="24"/>
+          <w:u w:val="single"/>
+        </w:rPr>
+        <w:hyperlink r:id="rId9" w:history="1">
+          <w:r>
+            <w:rPr>
+              <w:rStyle w:val="Hyperlink"/>
+            </w:rPr>
+            <w:t>object</w:t>
+          </w:r>
+        </w:hyperlink>
+      </w:r>
+      <w:r>
+        <w:rPr>
+          <w:rFonts w:ascii="Charis SIL Italic" w:hAnsi="Charis SIL Italic" w:eastAsia="Charis SIL Italic"/>
+          <w:b w:val="0"/>
+          <w:i/>
+          <w:color w:val="0000FF"/>
+          <w:sz w:val="24"/>
+        </w:rPr>
+        <w:t xml:space="preserve">s </w:t>
+      </w:r>
+      <w:r>
+        <w:rPr>
+          <w:rFonts w:ascii="Charis SIL Italic" w:hAnsi="Charis SIL Italic" w:eastAsia="Charis SIL Italic"/>
+          <w:b w:val="0"/>
+          <w:i/>
+          <w:color w:val="0000FF"/>
+          <w:sz w:val="24"/>
+          <w:u w:val="single"/>
+        </w:rPr>
+        <w:hyperlink r:id="rId9" w:history="1">
+          <w:r>
+            <w:rPr>
+              <w:rStyle w:val="Hyperlink"/>
+            </w:rPr>
+            <w:t>and</w:t>
+          </w:r>
+        </w:hyperlink>
+      </w:r>
+      <w:r>
+        <w:rPr>
+          <w:rFonts w:ascii="Charis SIL Italic" w:hAnsi="Charis SIL Italic" w:eastAsia="Charis SIL Italic"/>
+          <w:b w:val="0"/>
+          <w:i/>
+          <w:color w:val="0000FF"/>
+          <w:sz w:val="24"/>
+          <w:u w:val="single"/>
+        </w:rPr>
+        <w:t xml:space="preserve"> </w:t>
+      </w:r>
+      <w:r>
+        <w:rPr>
+          <w:rFonts w:ascii="Charis SIL Italic" w:hAnsi="Charis SIL Italic" w:eastAsia="Charis SIL Italic"/>
+          <w:b w:val="0"/>
+          <w:i/>
+          <w:color w:val="0000FF"/>
+          <w:sz w:val="24"/>
+          <w:u w:val="single"/>
+        </w:rPr>
+        <w:hyperlink r:id="rId9" w:history="1">
+          <w:r>
+            <w:rPr>
+              <w:rStyle w:val="Hyperlink"/>
+            </w:rPr>
+            <w:t>collections</w:t>
+          </w:r>
+        </w:hyperlink>
+      </w:r>
+      <w:r>
+        <w:rPr>
+          <w:rFonts w:ascii="Charis SIL Italic" w:hAnsi="Charis SIL Italic" w:eastAsia="Charis SIL Italic"/>
+          <w:b w:val="0"/>
+          <w:i/>
+          <w:color w:val="0000FF"/>
+          <w:sz w:val="24"/>
+          <w:u w:val="single"/>
+        </w:rPr>
+        <w:t xml:space="preserve"> </w:t>
+      </w:r>
+      <w:r>
+        <w:rPr>
+          <w:rFonts w:ascii="Charis SIL Italic" w:hAnsi="Charis SIL Italic" w:eastAsia="Charis SIL Italic"/>
+          <w:b w:val="0"/>
+          <w:i/>
+          <w:color w:val="0000FF"/>
+          <w:sz w:val="24"/>
+          <w:u w:val="single"/>
+        </w:rPr>
+        <w:hyperlink r:id="rId9" w:history="1">
+          <w:r>
+            <w:rPr>
+              <w:rStyle w:val="Hyperlink"/>
+            </w:rPr>
+            <w:t>acqui</w:t>
+          </w:r>
+        </w:hyperlink>
+      </w:r>
+      <w:r>
+        <w:rPr>
+          <w:rFonts w:ascii="Charis SIL Italic" w:hAnsi="Charis SIL Italic" w:eastAsia="Charis SIL Italic"/>
+          <w:b w:val="0"/>
+          <w:i/>
+          <w:color w:val="0000FF"/>
+          <w:sz w:val="24"/>
+          <w:u w:val="single"/>
+        </w:rPr>
+        <w:hyperlink r:id="rId9" w:history="1">
+          <w:r>
+            <w:rPr>
+              <w:rStyle w:val="Hyperlink"/>
+            </w:rPr>
+            <w:t>red</w:t>
+          </w:r>
+        </w:hyperlink>
+      </w:r>
+      <w:r>
+        <w:rPr>
+          <w:rFonts w:ascii="Charis SIL Italic" w:hAnsi="Charis SIL Italic" w:eastAsia="Charis SIL Italic"/>
+          <w:b w:val="0"/>
+          <w:i/>
+          <w:color w:val="0000FF"/>
+          <w:sz w:val="24"/>
+          <w:u w:val="single"/>
+        </w:rPr>
+        <w:t xml:space="preserve"> </w:t>
+      </w:r>
+      <w:r>
+        <w:rPr>
+          <w:rFonts w:ascii="Charis SIL Italic" w:hAnsi="Charis SIL Italic" w:eastAsia="Charis SIL Italic"/>
+          <w:b w:val="0"/>
+          <w:i/>
+          <w:color w:val="0000FF"/>
+          <w:sz w:val="24"/>
+          <w:u w:val="single"/>
+        </w:rPr>
+        <w:hyperlink r:id="rId9" w:history="1">
+          <w:r>
+            <w:rPr>
+              <w:rStyle w:val="Hyperlink"/>
+            </w:rPr>
+            <w:t>in</w:t>
+          </w:r>
+        </w:hyperlink>
+      </w:r>
+      <w:r>
+        <w:rPr>
+          <w:rFonts w:ascii="Charis SIL Italic" w:hAnsi="Charis SIL Italic" w:eastAsia="Charis SIL Italic"/>
+          <w:b w:val="0"/>
+          <w:i/>
+          <w:color w:val="0000FF"/>
+          <w:sz w:val="24"/>
+          <w:u w:val="single"/>
+        </w:rPr>
+        <w:t xml:space="preserve"> </w:t>
+      </w:r>
+      <w:r>
+        <w:rPr>
+          <w:rFonts w:ascii="Charis SIL Italic" w:hAnsi="Charis SIL Italic" w:eastAsia="Charis SIL Italic"/>
+          <w:b w:val="0"/>
+          <w:i/>
+          <w:color w:val="0000FF"/>
+          <w:sz w:val="24"/>
+          <w:u w:val="single"/>
+        </w:rPr>
+        <w:hyperlink r:id="rId9" w:history="1">
+          <w:r>
+            <w:rPr>
+              <w:rStyle w:val="Hyperlink"/>
+            </w:rPr>
+            <w:t>colonial</w:t>
+          </w:r>
+        </w:hyperlink>
+      </w:r>
+      <w:r>
+        <w:rPr>
+          <w:rFonts w:ascii="Charis SIL Italic" w:hAnsi="Charis SIL Italic" w:eastAsia="Charis SIL Italic"/>
+          <w:b w:val="0"/>
+          <w:i/>
+          <w:color w:val="0000FF"/>
+          <w:sz w:val="24"/>
+          <w:u w:val="single"/>
+        </w:rPr>
+        <w:t xml:space="preserve"> </w:t>
+      </w:r>
+      <w:r>
+        <w:rPr>
+          <w:rFonts w:ascii="Charis SIL Italic" w:hAnsi="Charis SIL Italic" w:eastAsia="Charis SIL Italic"/>
+          <w:b w:val="0"/>
+          <w:i/>
+          <w:color w:val="0000FF"/>
+          <w:sz w:val="24"/>
+          <w:u w:val="single"/>
+        </w:rPr>
+        <w:hyperlink r:id="rId9" w:history="1">
+          <w:r>
+            <w:rPr>
+              <w:rStyle w:val="Hyperlink"/>
+            </w:rPr>
+            <w:t>s</w:t>
+          </w:r>
+        </w:hyperlink>
+      </w:r>
+      <w:r>
+        <w:rPr>
+          <w:rFonts w:ascii="Charis SIL Italic" w:hAnsi="Charis SIL Italic" w:eastAsia="Charis SIL Italic"/>
+          <w:b w:val="0"/>
+          <w:i/>
+          <w:color w:val="0000FF"/>
+          <w:sz w:val="24"/>
+          <w:u w:val="single"/>
+        </w:rPr>
+        <w:hyperlink r:id="rId9" w:history="1">
+          <w:r>
+            <w:rPr>
+              <w:rStyle w:val="Hyperlink"/>
+            </w:rPr>
+            <w:t>itua</w:t>
+          </w:r>
+        </w:hyperlink>
+      </w:r>
+      <w:r>
+        <w:rPr>
+          <w:rFonts w:ascii="Charis SIL Italic" w:hAnsi="Charis SIL Italic" w:eastAsia="Charis SIL Italic"/>
+          <w:b w:val="0"/>
+          <w:i/>
+          <w:color w:val="0000FF"/>
+          <w:sz w:val="24"/>
+          <w:u w:val="single"/>
+        </w:rPr>
+        <w:hyperlink r:id="rId9" w:history="1">
+          <w:r>
+            <w:rPr>
+              <w:rStyle w:val="Hyperlink"/>
+            </w:rPr>
+            <w:t>t</w:t>
+          </w:r>
+        </w:hyperlink>
+      </w:r>
+      <w:r>
+        <w:rPr>
+          <w:rFonts w:ascii="Charis SIL Italic" w:hAnsi="Charis SIL Italic" w:eastAsia="Charis SIL Italic"/>
+          <w:b w:val="0"/>
+          <w:i/>
+          <w:color w:val="0000FF"/>
+          <w:sz w:val="24"/>
+          <w:u w:val="single"/>
+        </w:rPr>
+        <w:hyperlink r:id="rId9" w:history="1">
+          <w:r>
+            <w:rPr>
+              <w:rStyle w:val="Hyperlink"/>
+            </w:rPr>
+            <w:t>ions</w:t>
+          </w:r>
+        </w:hyperlink>
+      </w:r>
+      <w:r>
+        <w:rPr>
+          <w:u w:val="single" w:color="0000ff"/>
+          <w:rFonts w:ascii="Charis SIL Regular" w:hAnsi="Charis SIL Regular" w:eastAsia="Charis SIL Regular"/>
+          <w:b w:val="0"/>
+          <w:i w:val="0"/>
+          <w:color w:val="000000"/>
+          <w:sz w:val="24"/>
+        </w:rPr>
+        <w:hyperlink r:id="rId9" w:history="1">
+          <w:r>
+            <w:rPr>
+              <w:rStyle w:val="Hyperlink"/>
+            </w:rPr>
+            <w:t xml:space="preserve"> and th</w:t>
+          </w:r>
+        </w:hyperlink>
+      </w:r>
+      <w:r>
+        <w:rPr>
+          <w:u w:val="single" w:color="0000ff"/>
+          <w:rFonts w:ascii="Charis SIL Regular" w:hAnsi="Charis SIL Regular" w:eastAsia="Charis SIL Regular"/>
+          <w:b w:val="0"/>
+          <w:i w:val="0"/>
+          <w:color w:val="000000"/>
+          <w:sz w:val="24"/>
+        </w:rPr>
+        <w:t xml:space="preserve">e publication </w:t>
+      </w:r>
+      <w:r>
+        <w:rPr>
+          <w:rFonts w:ascii="Charis SIL Italic" w:hAnsi="Charis SIL Italic" w:eastAsia="Charis SIL Italic"/>
+          <w:b w:val="0"/>
+          <w:i/>
+          <w:color w:val="0000FF"/>
+          <w:sz w:val="24"/>
+          <w:u w:val="single"/>
+        </w:rPr>
+        <w:hyperlink r:id="rId9" w:history="1">
+          <w:r>
+            <w:rPr>
+              <w:rStyle w:val="Hyperlink"/>
+            </w:rPr>
+            <w:t>Provenan</w:t>
+          </w:r>
+        </w:hyperlink>
+      </w:r>
+      <w:r>
+        <w:rPr>
+          <w:rFonts w:ascii="Charis SIL Italic" w:hAnsi="Charis SIL Italic" w:eastAsia="Charis SIL Italic"/>
+          <w:b w:val="0"/>
+          <w:i/>
+          <w:color w:val="0000FF"/>
+          <w:sz w:val="24"/>
+          <w:u w:val="single"/>
         </w:rPr>
         <w:hyperlink r:id="rId9" w:history="1">
           <w:r>
@@ -366,292 +757,7 @@
           <w:i/>
           <w:color w:val="0000FF"/>
           <w:sz w:val="24"/>
-        </w:rPr>
-        <w:t>e</w:t>
-      </w:r>
-      <w:r>
-        <w:rPr>
-          <w:rFonts w:ascii="Charis SIL Italic" w:hAnsi="Charis SIL Italic" w:eastAsia="Charis SIL Italic"/>
-          <w:b w:val="0"/>
-          <w:i/>
-          <w:color w:val="0000FF"/>
-          <w:sz w:val="24"/>
           <w:u w:val="single"/>
-        </w:rPr>
-        <w:t xml:space="preserve"> </w:t>
-      </w:r>
-      <w:r>
-        <w:rPr>
-          <w:rFonts w:ascii="Charis SIL Italic" w:hAnsi="Charis SIL Italic" w:eastAsia="Charis SIL Italic"/>
-          <w:b w:val="0"/>
-          <w:i/>
-          <w:color w:val="0000FF"/>
-          <w:sz w:val="24"/>
-          <w:u w:val="single"/>
-        </w:rPr>
-        <w:hyperlink r:id="rId9" w:history="1">
-          <w:r>
-            <w:rPr>
-              <w:rStyle w:val="Hyperlink"/>
-            </w:rPr>
-            <w:t>of</w:t>
-          </w:r>
-        </w:hyperlink>
-      </w:r>
-      <w:r>
-        <w:rPr>
-          <w:rFonts w:ascii="Charis SIL Italic" w:hAnsi="Charis SIL Italic" w:eastAsia="Charis SIL Italic"/>
-          <w:b w:val="0"/>
-          <w:i/>
-          <w:color w:val="0000FF"/>
-          <w:sz w:val="24"/>
-          <w:u w:val="single"/>
-        </w:rPr>
-        <w:t xml:space="preserve"> </w:t>
-      </w:r>
-      <w:r>
-        <w:rPr>
-          <w:rFonts w:ascii="Charis SIL Italic" w:hAnsi="Charis SIL Italic" w:eastAsia="Charis SIL Italic"/>
-          <w:b w:val="0"/>
-          <w:i/>
-          <w:color w:val="0000FF"/>
-          <w:sz w:val="24"/>
-          <w:u w:val="single"/>
-        </w:rPr>
-        <w:hyperlink r:id="rId9" w:history="1">
-          <w:r>
-            <w:rPr>
-              <w:rStyle w:val="Hyperlink"/>
-            </w:rPr>
-            <w:t>cultural</w:t>
-          </w:r>
-        </w:hyperlink>
-      </w:r>
-      <w:r>
-        <w:rPr>
-          <w:rFonts w:ascii="Charis SIL Italic" w:hAnsi="Charis SIL Italic" w:eastAsia="Charis SIL Italic"/>
-          <w:b w:val="0"/>
-          <w:i/>
-          <w:color w:val="0000FF"/>
-          <w:sz w:val="24"/>
-          <w:u w:val="single"/>
-        </w:rPr>
-        <w:t xml:space="preserve"> </w:t>
-      </w:r>
-      <w:r>
-        <w:rPr>
-          <w:rFonts w:ascii="Charis SIL Italic" w:hAnsi="Charis SIL Italic" w:eastAsia="Charis SIL Italic"/>
-          <w:b w:val="0"/>
-          <w:i/>
-          <w:color w:val="0000FF"/>
-          <w:sz w:val="24"/>
-          <w:u w:val="single"/>
-        </w:rPr>
-        <w:hyperlink r:id="rId9" w:history="1">
-          <w:r>
-            <w:rPr>
-              <w:rStyle w:val="Hyperlink"/>
-            </w:rPr>
-            <w:t xml:space="preserve">objects </w:t>
-          </w:r>
-        </w:hyperlink>
-      </w:r>
-      <w:r>
-        <w:rPr>
-          <w:rFonts w:ascii="Charis SIL Italic" w:hAnsi="Charis SIL Italic" w:eastAsia="Charis SIL Italic"/>
-          <w:b w:val="0"/>
-          <w:i/>
-          <w:color w:val="0000FF"/>
-          <w:sz w:val="24"/>
-          <w:u w:val="single"/>
-        </w:rPr>
-        <w:t>and collections acqui</w:t>
-      </w:r>
-      <w:r>
-        <w:rPr>
-          <w:rFonts w:ascii="Charis SIL Italic" w:hAnsi="Charis SIL Italic" w:eastAsia="Charis SIL Italic"/>
-          <w:b w:val="0"/>
-          <w:i/>
-          <w:color w:val="0000FF"/>
-          <w:sz w:val="24"/>
-          <w:u w:val="single"/>
-        </w:rPr>
-        <w:hyperlink r:id="rId9" w:history="1">
-          <w:r>
-            <w:rPr>
-              <w:rStyle w:val="Hyperlink"/>
-            </w:rPr>
-            <w:t>red</w:t>
-          </w:r>
-        </w:hyperlink>
-      </w:r>
-      <w:r>
-        <w:rPr>
-          <w:rFonts w:ascii="Charis SIL Italic" w:hAnsi="Charis SIL Italic" w:eastAsia="Charis SIL Italic"/>
-          <w:b w:val="0"/>
-          <w:i/>
-          <w:color w:val="0000FF"/>
-          <w:sz w:val="24"/>
-          <w:u w:val="single"/>
-        </w:rPr>
-        <w:t xml:space="preserve"> </w:t>
-      </w:r>
-      <w:r>
-        <w:rPr>
-          <w:rFonts w:ascii="Charis SIL Italic" w:hAnsi="Charis SIL Italic" w:eastAsia="Charis SIL Italic"/>
-          <w:b w:val="0"/>
-          <w:i/>
-          <w:color w:val="0000FF"/>
-          <w:sz w:val="24"/>
-          <w:u w:val="single"/>
-        </w:rPr>
-        <w:hyperlink r:id="rId9" w:history="1">
-          <w:r>
-            <w:rPr>
-              <w:rStyle w:val="Hyperlink"/>
-            </w:rPr>
-            <w:t>in</w:t>
-          </w:r>
-        </w:hyperlink>
-      </w:r>
-      <w:r>
-        <w:rPr>
-          <w:rFonts w:ascii="Charis SIL Italic" w:hAnsi="Charis SIL Italic" w:eastAsia="Charis SIL Italic"/>
-          <w:b w:val="0"/>
-          <w:i/>
-          <w:color w:val="0000FF"/>
-          <w:sz w:val="24"/>
-          <w:u w:val="single"/>
-        </w:rPr>
-        <w:t xml:space="preserve"> </w:t>
-      </w:r>
-      <w:r>
-        <w:rPr>
-          <w:rFonts w:ascii="Charis SIL Italic" w:hAnsi="Charis SIL Italic" w:eastAsia="Charis SIL Italic"/>
-          <w:b w:val="0"/>
-          <w:i/>
-          <w:color w:val="0000FF"/>
-          <w:sz w:val="24"/>
-          <w:u w:val="single"/>
-        </w:rPr>
-        <w:hyperlink r:id="rId9" w:history="1">
-          <w:r>
-            <w:rPr>
-              <w:rStyle w:val="Hyperlink"/>
-            </w:rPr>
-            <w:t>colonial</w:t>
-          </w:r>
-        </w:hyperlink>
-      </w:r>
-      <w:r>
-        <w:rPr>
-          <w:rFonts w:ascii="Charis SIL Italic" w:hAnsi="Charis SIL Italic" w:eastAsia="Charis SIL Italic"/>
-          <w:b w:val="0"/>
-          <w:i/>
-          <w:color w:val="0000FF"/>
-          <w:sz w:val="24"/>
-          <w:u w:val="single"/>
-        </w:rPr>
-        <w:t xml:space="preserve"> </w:t>
-      </w:r>
-      <w:r>
-        <w:rPr>
-          <w:rFonts w:ascii="Charis SIL Italic" w:hAnsi="Charis SIL Italic" w:eastAsia="Charis SIL Italic"/>
-          <w:b w:val="0"/>
-          <w:i/>
-          <w:color w:val="0000FF"/>
-          <w:sz w:val="24"/>
-          <w:u w:val="single"/>
-        </w:rPr>
-        <w:hyperlink r:id="rId9" w:history="1">
-          <w:r>
-            <w:rPr>
-              <w:rStyle w:val="Hyperlink"/>
-            </w:rPr>
-            <w:t>s</w:t>
-          </w:r>
-        </w:hyperlink>
-      </w:r>
-      <w:r>
-        <w:rPr>
-          <w:rFonts w:ascii="Charis SIL Italic" w:hAnsi="Charis SIL Italic" w:eastAsia="Charis SIL Italic"/>
-          <w:b w:val="0"/>
-          <w:i/>
-          <w:color w:val="0000FF"/>
-          <w:sz w:val="24"/>
-          <w:u w:val="single"/>
-        </w:rPr>
-        <w:hyperlink r:id="rId9" w:history="1">
-          <w:r>
-            <w:rPr>
-              <w:rStyle w:val="Hyperlink"/>
-            </w:rPr>
-            <w:t>itua</w:t>
-          </w:r>
-        </w:hyperlink>
-      </w:r>
-      <w:r>
-        <w:rPr>
-          <w:rFonts w:ascii="Charis SIL Italic" w:hAnsi="Charis SIL Italic" w:eastAsia="Charis SIL Italic"/>
-          <w:b w:val="0"/>
-          <w:i/>
-          <w:color w:val="0000FF"/>
-          <w:sz w:val="24"/>
-          <w:u w:val="single"/>
-        </w:rPr>
-        <w:hyperlink r:id="rId9" w:history="1">
-          <w:r>
-            <w:rPr>
-              <w:rStyle w:val="Hyperlink"/>
-            </w:rPr>
-            <w:t>t</w:t>
-          </w:r>
-        </w:hyperlink>
-      </w:r>
-      <w:r>
-        <w:rPr>
-          <w:rFonts w:ascii="Charis SIL Italic" w:hAnsi="Charis SIL Italic" w:eastAsia="Charis SIL Italic"/>
-          <w:b w:val="0"/>
-          <w:i/>
-          <w:color w:val="0000FF"/>
-          <w:sz w:val="24"/>
-          <w:u w:val="single"/>
-        </w:rPr>
-        <w:hyperlink r:id="rId9" w:history="1">
-          <w:r>
-            <w:rPr>
-              <w:rStyle w:val="Hyperlink"/>
-            </w:rPr>
-            <w:t>ions</w:t>
-          </w:r>
-        </w:hyperlink>
-      </w:r>
-      <w:r>
-        <w:rPr>
-          <w:u w:val="single" w:color="0000ff"/>
-          <w:rFonts w:ascii="Charis SIL Regular" w:hAnsi="Charis SIL Regular" w:eastAsia="Charis SIL Regular"/>
-          <w:b w:val="0"/>
-          <w:i w:val="0"/>
-          <w:color w:val="000000"/>
-          <w:sz w:val="24"/>
-        </w:rPr>
-        <w:hyperlink r:id="rId9" w:history="1">
-          <w:r>
-            <w:rPr>
-              <w:rStyle w:val="Hyperlink"/>
-            </w:rPr>
-            <w:t xml:space="preserve"> and th</w:t>
-          </w:r>
-        </w:hyperlink>
-      </w:r>
-      <w:r>
-        <w:rPr>
-          <w:u w:val="single" w:color="0000ff"/>
-          <w:rFonts w:ascii="Charis SIL Regular" w:hAnsi="Charis SIL Regular" w:eastAsia="Charis SIL Regular"/>
-          <w:b w:val="0"/>
-          <w:i w:val="0"/>
-          <w:color w:val="000000"/>
-          <w:sz w:val="24"/>
         </w:rPr>
         <w:hyperlink r:id="rId9" w:history="1">
           <w:r>
@@ -664,109 +770,95 @@
       </w:r>
       <w:r>
         <w:rPr>
-          <w:u w:val="single" w:color="0000ff"/>
-          <w:rFonts w:ascii="Charis SIL Regular" w:hAnsi="Charis SIL Regular" w:eastAsia="Charis SIL Regular"/>
-          <w:b w:val="0"/>
-          <w:i w:val="0"/>
-          <w:color w:val="000000"/>
-          <w:sz w:val="24"/>
+          <w:rFonts w:ascii="Charis SIL Italic" w:hAnsi="Charis SIL Italic" w:eastAsia="Charis SIL Italic"/>
+          <w:b w:val="0"/>
+          <w:i/>
+          <w:color w:val="0000FF"/>
+          <w:sz w:val="24"/>
+          <w:u w:val="single"/>
+        </w:rPr>
+        <w:t xml:space="preserve"> </w:t>
+      </w:r>
+      <w:r>
+        <w:rPr>
+          <w:rFonts w:ascii="Charis SIL Italic" w:hAnsi="Charis SIL Italic" w:eastAsia="Charis SIL Italic"/>
+          <w:b w:val="0"/>
+          <w:i/>
+          <w:color w:val="0000FF"/>
+          <w:sz w:val="24"/>
+          <w:u w:val="single"/>
         </w:rPr>
         <w:hyperlink r:id="rId9" w:history="1">
           <w:r>
             <w:rPr>
               <w:rStyle w:val="Hyperlink"/>
             </w:rPr>
-            <w:t xml:space="preserve"> publi</w:t>
+            <w:t>r</w:t>
           </w:r>
         </w:hyperlink>
       </w:r>
       <w:r>
         <w:rPr>
-          <w:u w:val="single" w:color="0000ff"/>
-          <w:rFonts w:ascii="Charis SIL Regular" w:hAnsi="Charis SIL Regular" w:eastAsia="Charis SIL Regular"/>
-          <w:b w:val="0"/>
-          <w:i w:val="0"/>
-          <w:color w:val="000000"/>
-          <w:sz w:val="24"/>
+          <w:rFonts w:ascii="Charis SIL Italic" w:hAnsi="Charis SIL Italic" w:eastAsia="Charis SIL Italic"/>
+          <w:b w:val="0"/>
+          <w:i/>
+          <w:color w:val="0000FF"/>
+          <w:sz w:val="24"/>
+          <w:u w:val="single"/>
         </w:rPr>
         <w:hyperlink r:id="rId9" w:history="1">
           <w:r>
             <w:rPr>
               <w:rStyle w:val="Hyperlink"/>
             </w:rPr>
-            <w:t>c</w:t>
+            <w:t>esearch</w:t>
           </w:r>
         </w:hyperlink>
       </w:r>
       <w:r>
         <w:rPr>
-          <w:u w:val="single" w:color="0000ff"/>
-          <w:rFonts w:ascii="Charis SIL Regular" w:hAnsi="Charis SIL Regular" w:eastAsia="Charis SIL Regular"/>
-          <w:b w:val="0"/>
-          <w:i w:val="0"/>
-          <w:color w:val="000000"/>
-          <w:sz w:val="24"/>
+          <w:rFonts w:ascii="Charis SIL Italic" w:hAnsi="Charis SIL Italic" w:eastAsia="Charis SIL Italic"/>
+          <w:b w:val="0"/>
+          <w:i/>
+          <w:color w:val="0000FF"/>
+          <w:sz w:val="24"/>
+          <w:u w:val="single"/>
+        </w:rPr>
+        <w:t xml:space="preserve"> </w:t>
+      </w:r>
+      <w:r>
+        <w:rPr>
+          <w:rFonts w:ascii="Charis SIL Italic" w:hAnsi="Charis SIL Italic" w:eastAsia="Charis SIL Italic"/>
+          <w:b w:val="0"/>
+          <w:i/>
+          <w:color w:val="0000FF"/>
+          <w:sz w:val="24"/>
+          <w:u w:val="single"/>
+        </w:rPr>
+        <w:hyperlink r:id="rId10" w:history="1">
+          <w:r>
+            <w:rPr>
+              <w:rStyle w:val="Hyperlink"/>
+            </w:rPr>
+            <w:t xml:space="preserve">into </w:t>
+          </w:r>
+        </w:hyperlink>
+      </w:r>
+      <w:r>
+        <w:rPr>
+          <w:rFonts w:ascii="Charis SIL Italic" w:hAnsi="Charis SIL Italic" w:eastAsia="Charis SIL Italic"/>
+          <w:b w:val="0"/>
+          <w:i/>
+          <w:color w:val="0000FF"/>
+          <w:sz w:val="24"/>
+          <w:u w:val="single"/>
         </w:rPr>
         <w:hyperlink r:id="rId9" w:history="1">
           <w:r>
             <w:rPr>
               <w:rStyle w:val="Hyperlink"/>
             </w:rPr>
-            <w:t>atio</w:t>
-          </w:r>
-        </w:hyperlink>
-      </w:r>
-      <w:r>
-        <w:rPr>
-          <w:u w:val="single" w:color="0000ff"/>
-          <w:rFonts w:ascii="Charis SIL Regular" w:hAnsi="Charis SIL Regular" w:eastAsia="Charis SIL Regular"/>
-          <w:b w:val="0"/>
-          <w:i w:val="0"/>
-          <w:color w:val="000000"/>
-          <w:sz w:val="24"/>
-        </w:rPr>
-        <w:hyperlink r:id="rId9" w:history="1">
-          <w:r>
-            <w:rPr>
-              <w:rStyle w:val="Hyperlink"/>
-            </w:rPr>
-            <w:t xml:space="preserve">n </w:t>
-          </w:r>
-        </w:hyperlink>
-      </w:r>
-      <w:r>
-        <w:rPr>
-          <w:rFonts w:ascii="Charis SIL Italic" w:hAnsi="Charis SIL Italic" w:eastAsia="Charis SIL Italic"/>
-          <w:b w:val="0"/>
-          <w:i/>
-          <w:color w:val="0000FF"/>
-          <w:sz w:val="24"/>
-          <w:u w:val="single"/>
-        </w:rPr>
-        <w:hyperlink r:id="rId9" w:history="1">
-          <w:r>
-            <w:rPr>
-              <w:rStyle w:val="Hyperlink"/>
-            </w:rPr>
-            <w:t>Provenan</w:t>
-          </w:r>
-        </w:hyperlink>
-      </w:r>
-      <w:r>
-        <w:rPr>
-          <w:rFonts w:ascii="Charis SIL Italic" w:hAnsi="Charis SIL Italic" w:eastAsia="Charis SIL Italic"/>
-          <w:b w:val="0"/>
-          <w:i/>
-          <w:color w:val="0000FF"/>
-          <w:sz w:val="24"/>
-          <w:u w:val="single"/>
-        </w:rPr>
-        <w:hyperlink r:id="rId9" w:history="1">
-          <w:r>
-            <w:rPr>
-              <w:rStyle w:val="Hyperlink"/>
-            </w:rPr>
-            <w:t>c</w:t>
+            <w:t>coll</w:t>
           </w:r>
         </w:hyperlink>
       </w:r>
@@ -797,118 +889,6 @@
           <w:sz w:val="24"/>
           <w:u w:val="single"/>
         </w:rPr>
-        <w:t xml:space="preserve"> </w:t>
-      </w:r>
-      <w:r>
-        <w:rPr>
-          <w:rFonts w:ascii="Charis SIL Italic" w:hAnsi="Charis SIL Italic" w:eastAsia="Charis SIL Italic"/>
-          <w:b w:val="0"/>
-          <w:i/>
-          <w:color w:val="0000FF"/>
-          <w:sz w:val="24"/>
-          <w:u w:val="single"/>
-        </w:rPr>
-        <w:hyperlink r:id="rId9" w:history="1">
-          <w:r>
-            <w:rPr>
-              <w:rStyle w:val="Hyperlink"/>
-            </w:rPr>
-            <w:t>r</w:t>
-          </w:r>
-        </w:hyperlink>
-      </w:r>
-      <w:r>
-        <w:rPr>
-          <w:rFonts w:ascii="Charis SIL Italic" w:hAnsi="Charis SIL Italic" w:eastAsia="Charis SIL Italic"/>
-          <w:b w:val="0"/>
-          <w:i/>
-          <w:color w:val="0000FF"/>
-          <w:sz w:val="24"/>
-          <w:u w:val="single"/>
-        </w:rPr>
-        <w:hyperlink r:id="rId9" w:history="1">
-          <w:r>
-            <w:rPr>
-              <w:rStyle w:val="Hyperlink"/>
-            </w:rPr>
-            <w:t>esearch</w:t>
-          </w:r>
-        </w:hyperlink>
-      </w:r>
-      <w:r>
-        <w:rPr>
-          <w:rFonts w:ascii="Charis SIL Italic" w:hAnsi="Charis SIL Italic" w:eastAsia="Charis SIL Italic"/>
-          <w:b w:val="0"/>
-          <w:i/>
-          <w:color w:val="0000FF"/>
-          <w:sz w:val="24"/>
-          <w:u w:val="single"/>
-        </w:rPr>
-        <w:t xml:space="preserve"> </w:t>
-      </w:r>
-      <w:r>
-        <w:rPr>
-          <w:rFonts w:ascii="Charis SIL Italic" w:hAnsi="Charis SIL Italic" w:eastAsia="Charis SIL Italic"/>
-          <w:b w:val="0"/>
-          <w:i/>
-          <w:color w:val="0000FF"/>
-          <w:sz w:val="24"/>
-          <w:u w:val="single"/>
-        </w:rPr>
-        <w:hyperlink r:id="rId9" w:history="1">
-          <w:r>
-            <w:rPr>
-              <w:rStyle w:val="Hyperlink"/>
-            </w:rPr>
-            <w:t xml:space="preserve">into </w:t>
-          </w:r>
-        </w:hyperlink>
-      </w:r>
-      <w:r>
-        <w:rPr>
-          <w:rFonts w:ascii="Charis SIL Italic" w:hAnsi="Charis SIL Italic" w:eastAsia="Charis SIL Italic"/>
-          <w:b w:val="0"/>
-          <w:i/>
-          <w:color w:val="0000FF"/>
-          <w:sz w:val="24"/>
-          <w:u w:val="single"/>
-        </w:rPr>
-        <w:hyperlink r:id="rId9" w:history="1">
-          <w:r>
-            <w:rPr>
-              <w:rStyle w:val="Hyperlink"/>
-            </w:rPr>
-            <w:t>coll</w:t>
-          </w:r>
-        </w:hyperlink>
-      </w:r>
-      <w:r>
-        <w:rPr>
-          <w:rFonts w:ascii="Charis SIL Italic" w:hAnsi="Charis SIL Italic" w:eastAsia="Charis SIL Italic"/>
-          <w:b w:val="0"/>
-          <w:i/>
-          <w:color w:val="0000FF"/>
-          <w:sz w:val="24"/>
-          <w:u w:val="single"/>
-        </w:rPr>
-        <w:hyperlink r:id="rId9" w:history="1">
-          <w:r>
-            <w:rPr>
-              <w:rStyle w:val="Hyperlink"/>
-            </w:rPr>
-            <w:t>e</w:t>
-          </w:r>
-        </w:hyperlink>
-      </w:r>
-      <w:r>
-        <w:rPr>
-          <w:rFonts w:ascii="Charis SIL Italic" w:hAnsi="Charis SIL Italic" w:eastAsia="Charis SIL Italic"/>
-          <w:b w:val="0"/>
-          <w:i/>
-          <w:color w:val="0000FF"/>
-          <w:sz w:val="24"/>
-          <w:u w:val="single"/>
-        </w:rPr>
         <w:hyperlink r:id="rId9" w:history="1">
           <w:r>
             <w:rPr>
@@ -954,7 +934,6 @@
           <w:i/>
           <w:color w:val="0000FF"/>
           <w:sz w:val="24"/>
-          <w:u w:val="single"/>
         </w:rPr>
         <w:t>m</w:t>
       </w:r>
@@ -978,7 +957,7 @@
           <w:sz w:val="24"/>
           <w:u w:val="single"/>
         </w:rPr>
-        <w:hyperlink r:id="rId10" w:history="1">
+        <w:hyperlink r:id="rId9" w:history="1">
           <w:r>
             <w:rPr>
               <w:rStyle w:val="Hyperlink"/>
@@ -1007,7 +986,7 @@
           <w:sz w:val="24"/>
           <w:u w:val="single"/>
         </w:rPr>
-        <w:hyperlink r:id="rId10" w:history="1">
+        <w:hyperlink r:id="rId9" w:history="1">
           <w:r>
             <w:rPr>
               <w:rStyle w:val="Hyperlink"/>
@@ -1112,7 +1091,7 @@
           <w:sz w:val="24"/>
           <w:u w:val="single"/>
         </w:rPr>
-        <w:hyperlink r:id="rId9" w:history="1">
+        <w:hyperlink r:id="rId10" w:history="1">
           <w:r>
             <w:rPr>
               <w:rStyle w:val="Hyperlink"/>
@@ -1123,6 +1102,16 @@
       </w:r>
       <w:r>
         <w:rPr>
+          <w:rFonts w:ascii="Charis SIL Regular" w:hAnsi="Charis SIL Regular" w:eastAsia="Charis SIL Regular"/>
+          <w:b w:val="0"/>
+          <w:i w:val="0"/>
+          <w:color w:val="000000"/>
+          <w:sz w:val="24"/>
+        </w:rPr>
+        <w:t xml:space="preserve"> by the Cultural Herita</w:t>
+      </w:r>
+      <w:r>
+        <w:rPr>
           <w:u w:val="single" w:color="0000ff"/>
           <w:rFonts w:ascii="Charis SIL Regular" w:hAnsi="Charis SIL Regular" w:eastAsia="Charis SIL Regular"/>
           <w:b w:val="0"/>
@@ -1130,78 +1119,7 @@
           <w:color w:val="000000"/>
           <w:sz w:val="24"/>
         </w:rPr>
-        <w:hyperlink r:id="rId9" w:history="1">
-          <w:r>
-            <w:rPr>
-              <w:rStyle w:val="Hyperlink"/>
-            </w:rPr>
-            <w:t xml:space="preserve"> b</w:t>
-          </w:r>
-        </w:hyperlink>
-      </w:r>
-      <w:r>
-        <w:rPr>
-          <w:rFonts w:ascii="Charis SIL Regular" w:hAnsi="Charis SIL Regular" w:eastAsia="Charis SIL Regular"/>
-          <w:b w:val="0"/>
-          <w:i w:val="0"/>
-          <w:color w:val="000000"/>
-          <w:sz w:val="24"/>
-        </w:rPr>
-        <w:t>y the Cultural Herita</w:t>
-      </w:r>
-      <w:r>
-        <w:rPr>
-          <w:u w:val="single" w:color="0000ff"/>
-          <w:rFonts w:ascii="Charis SIL Regular" w:hAnsi="Charis SIL Regular" w:eastAsia="Charis SIL Regular"/>
-          <w:b w:val="0"/>
-          <w:i w:val="0"/>
-          <w:color w:val="000000"/>
-          <w:sz w:val="24"/>
-        </w:rPr>
-        <w:hyperlink r:id="rId10" w:history="1">
-          <w:r>
-            <w:rPr>
-              <w:rStyle w:val="Hyperlink"/>
-            </w:rPr>
-            <w:t xml:space="preserve">ge Agency </w:t>
-          </w:r>
-        </w:hyperlink>
-      </w:r>
-      <w:r>
-        <w:rPr>
-          <w:u w:val="single" w:color="0000ff"/>
-          <w:rFonts w:ascii="Charis SIL Regular" w:hAnsi="Charis SIL Regular" w:eastAsia="Charis SIL Regular"/>
-          <w:b w:val="0"/>
-          <w:i w:val="0"/>
-          <w:color w:val="000000"/>
-          <w:sz w:val="24"/>
-        </w:rPr>
-        <w:hyperlink r:id="rId10" w:history="1">
-          <w:r>
-            <w:rPr>
-              <w:rStyle w:val="Hyperlink"/>
-            </w:rPr>
-            <w:t>o</w:t>
-          </w:r>
-        </w:hyperlink>
-      </w:r>
-      <w:r>
-        <w:rPr>
-          <w:u w:val="single" w:color="0000ff"/>
-          <w:rFonts w:ascii="Charis SIL Regular" w:hAnsi="Charis SIL Regular" w:eastAsia="Charis SIL Regular"/>
-          <w:b w:val="0"/>
-          <w:i w:val="0"/>
-          <w:color w:val="000000"/>
-          <w:sz w:val="24"/>
-        </w:rPr>
-        <w:hyperlink r:id="rId10" w:history="1">
-          <w:r>
-            <w:rPr>
-              <w:rStyle w:val="Hyperlink"/>
-            </w:rPr>
-            <w:t>f the Ne</w:t>
-          </w:r>
-        </w:hyperlink>
+        <w:t>ge Agency of the Ne</w:t>
       </w:r>
       <w:r>
         <w:rPr>
@@ -1250,13 +1168,39 @@
       </w:r>
       <w:r>
         <w:rPr>
+          <w:u w:val="single" w:color="0000ff"/>
           <w:rFonts w:ascii="Charis SIL Regular" w:hAnsi="Charis SIL Regular" w:eastAsia="Charis SIL Regular"/>
           <w:b w:val="0"/>
           <w:i w:val="0"/>
           <w:color w:val="000000"/>
           <w:sz w:val="24"/>
         </w:rPr>
-        <w:t xml:space="preserve">Other relevant </w:t>
+        <w:hyperlink r:id="rId10" w:history="1">
+          <w:r>
+            <w:rPr>
+              <w:rStyle w:val="Hyperlink"/>
+            </w:rPr>
+            <w:t>Other rele</w:t>
+          </w:r>
+        </w:hyperlink>
+      </w:r>
+      <w:r>
+        <w:rPr>
+          <w:u w:val="single" w:color="0000ff"/>
+          <w:rFonts w:ascii="Charis SIL Regular" w:hAnsi="Charis SIL Regular" w:eastAsia="Charis SIL Regular"/>
+          <w:b w:val="0"/>
+          <w:i w:val="0"/>
+          <w:color w:val="000000"/>
+          <w:sz w:val="24"/>
+        </w:rPr>
+        <w:hyperlink r:id="rId10" w:history="1">
+          <w:r>
+            <w:rPr>
+              <w:rStyle w:val="Hyperlink"/>
+            </w:rPr>
+            <w:t xml:space="preserve">vant </w:t>
+          </w:r>
+        </w:hyperlink>
       </w:r>
       <w:r>
         <w:rPr>
@@ -2495,121 +2439,13 @@
       </w:r>
       <w:r>
         <w:rPr>
-          <w:u w:val="single" w:color="0000ff"/>
           <w:rFonts w:ascii="Charis SIL Regular" w:hAnsi="Charis SIL Regular" w:eastAsia="Charis SIL Regular"/>
           <w:b w:val="0"/>
           <w:i w:val="0"/>
           <w:color w:val="000000"/>
           <w:sz w:val="24"/>
         </w:rPr>
-        <w:hyperlink r:id="rId12" w:history="1">
-          <w:r>
-            <w:rPr>
-              <w:rStyle w:val="Hyperlink"/>
-            </w:rPr>
-            <w:t xml:space="preserve"> (Dut</w:t>
-          </w:r>
-        </w:hyperlink>
-      </w:r>
-      <w:r>
-        <w:rPr>
-          <w:u w:val="single" w:color="0000ff"/>
-          <w:rFonts w:ascii="Charis SIL Regular" w:hAnsi="Charis SIL Regular" w:eastAsia="Charis SIL Regular"/>
-          <w:b w:val="0"/>
-          <w:i w:val="0"/>
-          <w:color w:val="000000"/>
-          <w:sz w:val="24"/>
-        </w:rPr>
-        <w:hyperlink r:id="rId12" w:history="1">
-          <w:r>
-            <w:rPr>
-              <w:rStyle w:val="Hyperlink"/>
-            </w:rPr>
-            <w:t>c</w:t>
-          </w:r>
-        </w:hyperlink>
-      </w:r>
-      <w:r>
-        <w:rPr>
-          <w:u w:val="single" w:color="0000ff"/>
-          <w:rFonts w:ascii="Charis SIL Regular" w:hAnsi="Charis SIL Regular" w:eastAsia="Charis SIL Regular"/>
-          <w:b w:val="0"/>
-          <w:i w:val="0"/>
-          <w:color w:val="000000"/>
-          <w:sz w:val="24"/>
-        </w:rPr>
-        <w:hyperlink r:id="rId12" w:history="1">
-          <w:r>
-            <w:rPr>
-              <w:rStyle w:val="Hyperlink"/>
-            </w:rPr>
-            <w:t>h only) wa</w:t>
-          </w:r>
-        </w:hyperlink>
-      </w:r>
-      <w:r>
-        <w:rPr>
-          <w:u w:val="single" w:color="0000ff"/>
-          <w:rFonts w:ascii="Charis SIL Regular" w:hAnsi="Charis SIL Regular" w:eastAsia="Charis SIL Regular"/>
-          <w:b w:val="0"/>
-          <w:i w:val="0"/>
-          <w:color w:val="000000"/>
-          <w:sz w:val="24"/>
-        </w:rPr>
-        <w:hyperlink r:id="rId12" w:history="1">
-          <w:r>
-            <w:rPr>
-              <w:rStyle w:val="Hyperlink"/>
-            </w:rPr>
-            <w:t>s c</w:t>
-          </w:r>
-        </w:hyperlink>
-      </w:r>
-      <w:r>
-        <w:rPr>
-          <w:u w:val="single" w:color="0000ff"/>
-          <w:rFonts w:ascii="Charis SIL Regular" w:hAnsi="Charis SIL Regular" w:eastAsia="Charis SIL Regular"/>
-          <w:b w:val="0"/>
-          <w:i w:val="0"/>
-          <w:color w:val="000000"/>
-          <w:sz w:val="24"/>
-        </w:rPr>
-        <w:hyperlink r:id="rId12" w:history="1">
-          <w:r>
-            <w:rPr>
-              <w:rStyle w:val="Hyperlink"/>
-            </w:rPr>
-            <w:t>r</w:t>
-          </w:r>
-        </w:hyperlink>
-      </w:r>
-      <w:r>
-        <w:rPr>
-          <w:u w:val="single" w:color="0000ff"/>
-          <w:rFonts w:ascii="Charis SIL Regular" w:hAnsi="Charis SIL Regular" w:eastAsia="Charis SIL Regular"/>
-          <w:b w:val="0"/>
-          <w:i w:val="0"/>
-          <w:color w:val="000000"/>
-          <w:sz w:val="24"/>
-        </w:rPr>
-        <w:hyperlink r:id="rId12" w:history="1">
-          <w:r>
-            <w:rPr>
-              <w:rStyle w:val="Hyperlink"/>
-            </w:rPr>
-            <w:t>eated s</w:t>
-          </w:r>
-        </w:hyperlink>
-      </w:r>
-      <w:r>
-        <w:rPr>
-          <w:rFonts w:ascii="Charis SIL Regular" w:hAnsi="Charis SIL Regular" w:eastAsia="Charis SIL Regular"/>
-          <w:b w:val="0"/>
-          <w:i w:val="0"/>
-          <w:color w:val="000000"/>
-          <w:sz w:val="24"/>
-        </w:rPr>
-        <w:t>pecifically for the National Ar</w:t>
+        <w:t xml:space="preserve"> (Dutch only) was created specifically for the National Ar</w:t>
       </w:r>
       <w:r>
         <w:rPr>
@@ -3462,7 +3298,6 @@
           <w:i/>
           <w:color w:val="0000FF"/>
           <w:sz w:val="24"/>
-          <w:u w:val="single"/>
         </w:rPr>
         <w:hyperlink r:id="rId15" w:history="1">
           <w:r>
@@ -3663,103 +3498,13 @@
       </w:r>
       <w:r>
         <w:rPr>
-          <w:u w:val="single" w:color="0000ff"/>
           <w:rFonts w:ascii="Charis SIL Regular" w:hAnsi="Charis SIL Regular" w:eastAsia="Charis SIL Regular"/>
           <w:b w:val="0"/>
           <w:i w:val="0"/>
           <w:color w:val="000000"/>
           <w:sz w:val="24"/>
         </w:rPr>
-        <w:hyperlink r:id="rId15" w:history="1">
-          <w:r>
-            <w:rPr>
-              <w:rStyle w:val="Hyperlink"/>
-            </w:rPr>
-            <w:t xml:space="preserve"> (</w:t>
-          </w:r>
-        </w:hyperlink>
-      </w:r>
-      <w:r>
-        <w:rPr>
-          <w:u w:val="single" w:color="0000ff"/>
-          <w:rFonts w:ascii="Charis SIL Regular" w:hAnsi="Charis SIL Regular" w:eastAsia="Charis SIL Regular"/>
-          <w:b w:val="0"/>
-          <w:i w:val="0"/>
-          <w:color w:val="000000"/>
-          <w:sz w:val="24"/>
-        </w:rPr>
-        <w:hyperlink r:id="rId15" w:history="1">
-          <w:r>
-            <w:rPr>
-              <w:rStyle w:val="Hyperlink"/>
-            </w:rPr>
-            <w:t>Amster</w:t>
-          </w:r>
-        </w:hyperlink>
-      </w:r>
-      <w:r>
-        <w:rPr>
-          <w:u w:val="single" w:color="0000ff"/>
-          <w:rFonts w:ascii="Charis SIL Regular" w:hAnsi="Charis SIL Regular" w:eastAsia="Charis SIL Regular"/>
-          <w:b w:val="0"/>
-          <w:i w:val="0"/>
-          <w:color w:val="000000"/>
-          <w:sz w:val="24"/>
-        </w:rPr>
-        <w:hyperlink r:id="rId15" w:history="1">
-          <w:r>
-            <w:rPr>
-              <w:rStyle w:val="Hyperlink"/>
-            </w:rPr>
-            <w:t>dam</w:t>
-          </w:r>
-        </w:hyperlink>
-      </w:r>
-      <w:r>
-        <w:rPr>
-          <w:u w:val="single" w:color="0000ff"/>
-          <w:rFonts w:ascii="Charis SIL Regular" w:hAnsi="Charis SIL Regular" w:eastAsia="Charis SIL Regular"/>
-          <w:b w:val="0"/>
-          <w:i w:val="0"/>
-          <w:color w:val="000000"/>
-          <w:sz w:val="24"/>
-        </w:rPr>
-        <w:hyperlink r:id="rId15" w:history="1">
-          <w:r>
-            <w:rPr>
-              <w:rStyle w:val="Hyperlink"/>
-            </w:rPr>
-            <w:t>: Rijksmuse</w:t>
-          </w:r>
-        </w:hyperlink>
-      </w:r>
-      <w:r>
-        <w:rPr>
-          <w:u w:val="single" w:color="0000ff"/>
-          <w:rFonts w:ascii="Charis SIL Regular" w:hAnsi="Charis SIL Regular" w:eastAsia="Charis SIL Regular"/>
-          <w:b w:val="0"/>
-          <w:i w:val="0"/>
-          <w:color w:val="000000"/>
-          <w:sz w:val="24"/>
-        </w:rPr>
-        <w:hyperlink r:id="rId15" w:history="1">
-          <w:r>
-            <w:rPr>
-              <w:rStyle w:val="Hyperlink"/>
-            </w:rPr>
-            <w:t>u</w:t>
-          </w:r>
-        </w:hyperlink>
-      </w:r>
-      <w:r>
-        <w:rPr>
-          <w:rFonts w:ascii="Charis SIL Regular" w:hAnsi="Charis SIL Regular" w:eastAsia="Charis SIL Regular"/>
-          <w:b w:val="0"/>
-          <w:i w:val="0"/>
-          <w:color w:val="000000"/>
-          <w:sz w:val="24"/>
-        </w:rPr>
-        <w:t xml:space="preserve">m, </w:t>
+        <w:t xml:space="preserve"> (Amsterdam: Rijksmuseum, </w:t>
       </w:r>
       <w:r>
         <w:rPr>
@@ -4078,7 +3823,7 @@
           <w:color w:val="000000"/>
           <w:sz w:val="24"/>
         </w:rPr>
-        <w:t xml:space="preserve"> (Amersfoort: Rijksdienst voor het Cultureel Erfgoed</w:t>
+        <w:t xml:space="preserve"> (Amersfoort: Rijk</w:t>
       </w:r>
       <w:r>
         <w:rPr>
@@ -4094,9 +3839,85 @@
             <w:rPr>
               <w:rStyle w:val="Hyperlink"/>
             </w:rPr>
-            <w:t>, 202</w:t>
+            <w:t>sdienst vo</w:t>
           </w:r>
         </w:hyperlink>
+      </w:r>
+      <w:r>
+        <w:rPr>
+          <w:u w:val="single" w:color="0000ff"/>
+          <w:rFonts w:ascii="Charis SIL Regular" w:hAnsi="Charis SIL Regular" w:eastAsia="Charis SIL Regular"/>
+          <w:b w:val="0"/>
+          <w:i w:val="0"/>
+          <w:color w:val="000000"/>
+          <w:sz w:val="24"/>
+        </w:rPr>
+        <w:hyperlink r:id="rId10" w:history="1">
+          <w:r>
+            <w:rPr>
+              <w:rStyle w:val="Hyperlink"/>
+            </w:rPr>
+            <w:t>o</w:t>
+          </w:r>
+        </w:hyperlink>
+      </w:r>
+      <w:r>
+        <w:rPr>
+          <w:u w:val="single" w:color="0000ff"/>
+          <w:rFonts w:ascii="Charis SIL Regular" w:hAnsi="Charis SIL Regular" w:eastAsia="Charis SIL Regular"/>
+          <w:b w:val="0"/>
+          <w:i w:val="0"/>
+          <w:color w:val="000000"/>
+          <w:sz w:val="24"/>
+        </w:rPr>
+        <w:t>r het Cu</w:t>
+      </w:r>
+      <w:r>
+        <w:rPr>
+          <w:u w:val="single" w:color="0000ff"/>
+          <w:rFonts w:ascii="Charis SIL Regular" w:hAnsi="Charis SIL Regular" w:eastAsia="Charis SIL Regular"/>
+          <w:b w:val="0"/>
+          <w:i w:val="0"/>
+          <w:color w:val="000000"/>
+          <w:sz w:val="24"/>
+        </w:rPr>
+        <w:hyperlink r:id="rId10" w:history="1">
+          <w:r>
+            <w:rPr>
+              <w:rStyle w:val="Hyperlink"/>
+            </w:rPr>
+            <w:t>ltur</w:t>
+          </w:r>
+        </w:hyperlink>
+      </w:r>
+      <w:r>
+        <w:rPr>
+          <w:u w:val="single" w:color="0000ff"/>
+          <w:rFonts w:ascii="Charis SIL Regular" w:hAnsi="Charis SIL Regular" w:eastAsia="Charis SIL Regular"/>
+          <w:b w:val="0"/>
+          <w:i w:val="0"/>
+          <w:color w:val="000000"/>
+          <w:sz w:val="24"/>
+        </w:rPr>
+        <w:hyperlink r:id="rId10" w:history="1">
+          <w:r>
+            <w:rPr>
+              <w:rStyle w:val="Hyperlink"/>
+            </w:rPr>
+            <w:t>e</w:t>
+          </w:r>
+        </w:hyperlink>
+      </w:r>
+      <w:r>
+        <w:rPr>
+          <w:u w:val="single" w:color="0000ff"/>
+          <w:rFonts w:ascii="Charis SIL Regular" w:hAnsi="Charis SIL Regular" w:eastAsia="Charis SIL Regular"/>
+          <w:b w:val="0"/>
+          <w:i w:val="0"/>
+          <w:color w:val="000000"/>
+          <w:sz w:val="24"/>
+        </w:rPr>
+        <w:t>el Erfgoed, 202</w:t>
       </w:r>
       <w:r>
         <w:rPr>
@@ -4173,34 +3994,7 @@
           <w:color w:val="000000"/>
           <w:sz w:val="24"/>
         </w:rPr>
-        <w:t xml:space="preserve">•  </w:t>
-      </w:r>
-      <w:r>
-        <w:rPr>
-          <w:rFonts w:ascii="Charis SIL Regular" w:hAnsi="Charis SIL Regular" w:eastAsia="Charis SIL Regular"/>
-          <w:b w:val="0"/>
-          <w:i w:val="0"/>
-          <w:color w:val="000000"/>
-          <w:sz w:val="24"/>
-        </w:rPr>
-        <w:hyperlink r:id="rId10" w:history="1">
-          <w:r>
-            <w:rPr>
-              <w:rStyle w:val="Hyperlink"/>
-            </w:rPr>
-            <w:t xml:space="preserve">Yeide, </w:t>
-          </w:r>
-        </w:hyperlink>
-      </w:r>
-      <w:r>
-        <w:rPr>
-          <w:rFonts w:ascii="Charis SIL Regular" w:hAnsi="Charis SIL Regular" w:eastAsia="Charis SIL Regular"/>
-          <w:b w:val="0"/>
-          <w:i w:val="0"/>
-          <w:color w:val="000000"/>
-          <w:sz w:val="24"/>
-        </w:rPr>
-        <w:t>N</w:t>
+        <w:t>•  Yeide, N</w:t>
       </w:r>
       <w:r>
         <w:rPr>
@@ -4417,34 +4211,7 @@
           <w:color w:val="000000"/>
           <w:sz w:val="24"/>
         </w:rPr>
-        <w:t xml:space="preserve">•  </w:t>
-      </w:r>
-      <w:r>
-        <w:rPr>
-          <w:rFonts w:ascii="Charis SIL Regular" w:hAnsi="Charis SIL Regular" w:eastAsia="Charis SIL Regular"/>
-          <w:b w:val="0"/>
-          <w:i w:val="0"/>
-          <w:color w:val="000000"/>
-          <w:sz w:val="24"/>
-        </w:rPr>
-        <w:hyperlink r:id="rId16" w:history="1">
-          <w:r>
-            <w:rPr>
-              <w:rStyle w:val="Hyperlink"/>
-            </w:rPr>
-            <w:t>Lang, Sa</w:t>
-          </w:r>
-        </w:hyperlink>
-      </w:r>
-      <w:r>
-        <w:rPr>
-          <w:rFonts w:ascii="Charis SIL Regular" w:hAnsi="Charis SIL Regular" w:eastAsia="Charis SIL Regular"/>
-          <w:b w:val="0"/>
-          <w:i w:val="0"/>
-          <w:color w:val="000000"/>
-          <w:sz w:val="24"/>
-        </w:rPr>
-        <w:t xml:space="preserve">bine (ed.), </w:t>
+        <w:t xml:space="preserve">•  Lang, Sabine (ed.), </w:t>
       </w:r>
       <w:r>
         <w:rPr>
@@ -4733,79 +4500,7 @@
           <w:color w:val="000000"/>
           <w:sz w:val="24"/>
         </w:rPr>
-        <w:hyperlink r:id="rId17" w:history="1">
-          <w:r>
-            <w:rPr>
-              <w:rStyle w:val="Hyperlink"/>
-            </w:rPr>
-            <w:t>n (Germa</w:t>
-          </w:r>
-        </w:hyperlink>
-      </w:r>
-      <w:r>
-        <w:rPr>
-          <w:u w:val="single" w:color="0000ff"/>
-          <w:rFonts w:ascii="Charis SIL Regular" w:hAnsi="Charis SIL Regular" w:eastAsia="Charis SIL Regular"/>
-          <w:b w:val="0"/>
-          <w:i w:val="0"/>
-          <w:color w:val="000000"/>
-          <w:sz w:val="24"/>
-        </w:rPr>
-        <w:hyperlink r:id="rId17" w:history="1">
-          <w:r>
-            <w:rPr>
-              <w:rStyle w:val="Hyperlink"/>
-            </w:rPr>
-            <w:t>n M</w:t>
-          </w:r>
-        </w:hyperlink>
-      </w:r>
-      <w:r>
-        <w:rPr>
-          <w:u w:val="single" w:color="0000ff"/>
-          <w:rFonts w:ascii="Charis SIL Regular" w:hAnsi="Charis SIL Regular" w:eastAsia="Charis SIL Regular"/>
-          <w:b w:val="0"/>
-          <w:i w:val="0"/>
-          <w:color w:val="000000"/>
-          <w:sz w:val="24"/>
-        </w:rPr>
-        <w:hyperlink r:id="rId17" w:history="1">
-          <w:r>
-            <w:rPr>
-              <w:rStyle w:val="Hyperlink"/>
-            </w:rPr>
-            <w:t>useums</w:t>
-          </w:r>
-        </w:hyperlink>
-      </w:r>
-      <w:r>
-        <w:rPr>
-          <w:u w:val="single" w:color="0000ff"/>
-          <w:rFonts w:ascii="Charis SIL Regular" w:hAnsi="Charis SIL Regular" w:eastAsia="Charis SIL Regular"/>
-          <w:b w:val="0"/>
-          <w:i w:val="0"/>
-          <w:color w:val="000000"/>
-          <w:sz w:val="24"/>
-        </w:rPr>
-        <w:t xml:space="preserve"> </w:t>
-      </w:r>
-      <w:r>
-        <w:rPr>
-          <w:u w:val="single" w:color="0000ff"/>
-          <w:rFonts w:ascii="Charis SIL Regular" w:hAnsi="Charis SIL Regular" w:eastAsia="Charis SIL Regular"/>
-          <w:b w:val="0"/>
-          <w:i w:val="0"/>
-          <w:color w:val="000000"/>
-          <w:sz w:val="24"/>
-        </w:rPr>
-        <w:hyperlink r:id="rId17" w:history="1">
-          <w:r>
-            <w:rPr>
-              <w:rStyle w:val="Hyperlink"/>
-            </w:rPr>
-            <w:t>Associatio</w:t>
-          </w:r>
-        </w:hyperlink>
+        <w:t>n (German Museums Associatio</w:t>
       </w:r>
       <w:r>
         <w:rPr>
@@ -4882,7 +4577,34 @@
           <w:color w:val="000000"/>
           <w:sz w:val="24"/>
         </w:rPr>
-        <w:t xml:space="preserve">•  Deterts, Dorothea (ed.), </w:t>
+        <w:t xml:space="preserve">•  </w:t>
+      </w:r>
+      <w:r>
+        <w:rPr>
+          <w:rFonts w:ascii="Charis SIL Regular" w:hAnsi="Charis SIL Regular" w:eastAsia="Charis SIL Regular"/>
+          <w:b w:val="0"/>
+          <w:i w:val="0"/>
+          <w:color w:val="000000"/>
+          <w:sz w:val="24"/>
+        </w:rPr>
+        <w:hyperlink r:id="rId17" w:history="1">
+          <w:r>
+            <w:rPr>
+              <w:rStyle w:val="Hyperlink"/>
+            </w:rPr>
+            <w:t xml:space="preserve">Deterts, </w:t>
+          </w:r>
+        </w:hyperlink>
+      </w:r>
+      <w:r>
+        <w:rPr>
+          <w:rFonts w:ascii="Charis SIL Regular" w:hAnsi="Charis SIL Regular" w:eastAsia="Charis SIL Regular"/>
+          <w:b w:val="0"/>
+          <w:i w:val="0"/>
+          <w:color w:val="000000"/>
+          <w:sz w:val="24"/>
+        </w:rPr>
+        <w:t xml:space="preserve">Dorothea (ed.), </w:t>
       </w:r>
       <w:r>
         <w:rPr>

--- a/EXPORTS/DOCX/published/niveau1/English/DoingResearch.docx
+++ b/EXPORTS/DOCX/published/niveau1/English/DoingResearch.docx
@@ -338,7 +338,7 @@
             <w:rPr>
               <w:rStyle w:val="Hyperlink"/>
             </w:rPr>
-            <w:t>significanc</w:t>
+            <w:t>significan</w:t>
           </w:r>
         </w:hyperlink>
       </w:r>
@@ -349,7 +349,23 @@
           <w:i/>
           <w:color w:val="0000FF"/>
           <w:sz w:val="24"/>
-          <w:u w:val="single"/>
+        </w:rPr>
+        <w:hyperlink r:id="rId9" w:history="1">
+          <w:r>
+            <w:rPr>
+              <w:rStyle w:val="Hyperlink"/>
+            </w:rPr>
+            <w:t>c</w:t>
+          </w:r>
+        </w:hyperlink>
+      </w:r>
+      <w:r>
+        <w:rPr>
+          <w:rFonts w:ascii="Charis SIL Italic" w:hAnsi="Charis SIL Italic" w:eastAsia="Charis SIL Italic"/>
+          <w:b w:val="0"/>
+          <w:i/>
+          <w:color w:val="0000FF"/>
+          <w:sz w:val="24"/>
         </w:rPr>
         <w:t>e</w:t>
       </w:r>
@@ -436,7 +452,7 @@
             <w:rPr>
               <w:rStyle w:val="Hyperlink"/>
             </w:rPr>
-            <w:t>object</w:t>
+            <w:t xml:space="preserve">objects </w:t>
           </w:r>
         </w:hyperlink>
       </w:r>
@@ -447,84 +463,9 @@
           <w:i/>
           <w:color w:val="0000FF"/>
           <w:sz w:val="24"/>
-        </w:rPr>
-        <w:t xml:space="preserve">s </w:t>
-      </w:r>
-      <w:r>
-        <w:rPr>
-          <w:rFonts w:ascii="Charis SIL Italic" w:hAnsi="Charis SIL Italic" w:eastAsia="Charis SIL Italic"/>
-          <w:b w:val="0"/>
-          <w:i/>
-          <w:color w:val="0000FF"/>
-          <w:sz w:val="24"/>
           <w:u w:val="single"/>
         </w:rPr>
-        <w:hyperlink r:id="rId9" w:history="1">
-          <w:r>
-            <w:rPr>
-              <w:rStyle w:val="Hyperlink"/>
-            </w:rPr>
-            <w:t>and</w:t>
-          </w:r>
-        </w:hyperlink>
-      </w:r>
-      <w:r>
-        <w:rPr>
-          <w:rFonts w:ascii="Charis SIL Italic" w:hAnsi="Charis SIL Italic" w:eastAsia="Charis SIL Italic"/>
-          <w:b w:val="0"/>
-          <w:i/>
-          <w:color w:val="0000FF"/>
-          <w:sz w:val="24"/>
-          <w:u w:val="single"/>
-        </w:rPr>
-        <w:t xml:space="preserve"> </w:t>
-      </w:r>
-      <w:r>
-        <w:rPr>
-          <w:rFonts w:ascii="Charis SIL Italic" w:hAnsi="Charis SIL Italic" w:eastAsia="Charis SIL Italic"/>
-          <w:b w:val="0"/>
-          <w:i/>
-          <w:color w:val="0000FF"/>
-          <w:sz w:val="24"/>
-          <w:u w:val="single"/>
-        </w:rPr>
-        <w:hyperlink r:id="rId9" w:history="1">
-          <w:r>
-            <w:rPr>
-              <w:rStyle w:val="Hyperlink"/>
-            </w:rPr>
-            <w:t>collections</w:t>
-          </w:r>
-        </w:hyperlink>
-      </w:r>
-      <w:r>
-        <w:rPr>
-          <w:rFonts w:ascii="Charis SIL Italic" w:hAnsi="Charis SIL Italic" w:eastAsia="Charis SIL Italic"/>
-          <w:b w:val="0"/>
-          <w:i/>
-          <w:color w:val="0000FF"/>
-          <w:sz w:val="24"/>
-          <w:u w:val="single"/>
-        </w:rPr>
-        <w:t xml:space="preserve"> </w:t>
-      </w:r>
-      <w:r>
-        <w:rPr>
-          <w:rFonts w:ascii="Charis SIL Italic" w:hAnsi="Charis SIL Italic" w:eastAsia="Charis SIL Italic"/>
-          <w:b w:val="0"/>
-          <w:i/>
-          <w:color w:val="0000FF"/>
-          <w:sz w:val="24"/>
-          <w:u w:val="single"/>
-        </w:rPr>
-        <w:hyperlink r:id="rId9" w:history="1">
-          <w:r>
-            <w:rPr>
-              <w:rStyle w:val="Hyperlink"/>
-            </w:rPr>
-            <w:t>acqui</w:t>
-          </w:r>
-        </w:hyperlink>
+        <w:t>and collections acqui</w:t>
       </w:r>
       <w:r>
         <w:rPr>
@@ -712,7 +653,86 @@
           <w:color w:val="000000"/>
           <w:sz w:val="24"/>
         </w:rPr>
-        <w:t xml:space="preserve">e publication </w:t>
+        <w:hyperlink r:id="rId9" w:history="1">
+          <w:r>
+            <w:rPr>
+              <w:rStyle w:val="Hyperlink"/>
+            </w:rPr>
+            <w:t>e</w:t>
+          </w:r>
+        </w:hyperlink>
+      </w:r>
+      <w:r>
+        <w:rPr>
+          <w:u w:val="single" w:color="0000ff"/>
+          <w:rFonts w:ascii="Charis SIL Regular" w:hAnsi="Charis SIL Regular" w:eastAsia="Charis SIL Regular"/>
+          <w:b w:val="0"/>
+          <w:i w:val="0"/>
+          <w:color w:val="000000"/>
+          <w:sz w:val="24"/>
+        </w:rPr>
+        <w:hyperlink r:id="rId9" w:history="1">
+          <w:r>
+            <w:rPr>
+              <w:rStyle w:val="Hyperlink"/>
+            </w:rPr>
+            <w:t xml:space="preserve"> publi</w:t>
+          </w:r>
+        </w:hyperlink>
+      </w:r>
+      <w:r>
+        <w:rPr>
+          <w:u w:val="single" w:color="0000ff"/>
+          <w:rFonts w:ascii="Charis SIL Regular" w:hAnsi="Charis SIL Regular" w:eastAsia="Charis SIL Regular"/>
+          <w:b w:val="0"/>
+          <w:i w:val="0"/>
+          <w:color w:val="000000"/>
+          <w:sz w:val="24"/>
+        </w:rPr>
+        <w:hyperlink r:id="rId9" w:history="1">
+          <w:r>
+            <w:rPr>
+              <w:rStyle w:val="Hyperlink"/>
+            </w:rPr>
+            <w:t>c</w:t>
+          </w:r>
+        </w:hyperlink>
+      </w:r>
+      <w:r>
+        <w:rPr>
+          <w:u w:val="single" w:color="0000ff"/>
+          <w:rFonts w:ascii="Charis SIL Regular" w:hAnsi="Charis SIL Regular" w:eastAsia="Charis SIL Regular"/>
+          <w:b w:val="0"/>
+          <w:i w:val="0"/>
+          <w:color w:val="000000"/>
+          <w:sz w:val="24"/>
+        </w:rPr>
+        <w:hyperlink r:id="rId9" w:history="1">
+          <w:r>
+            <w:rPr>
+              <w:rStyle w:val="Hyperlink"/>
+            </w:rPr>
+            <w:t>atio</w:t>
+          </w:r>
+        </w:hyperlink>
+      </w:r>
+      <w:r>
+        <w:rPr>
+          <w:u w:val="single" w:color="0000ff"/>
+          <w:rFonts w:ascii="Charis SIL Regular" w:hAnsi="Charis SIL Regular" w:eastAsia="Charis SIL Regular"/>
+          <w:b w:val="0"/>
+          <w:i w:val="0"/>
+          <w:color w:val="000000"/>
+          <w:sz w:val="24"/>
+        </w:rPr>
+        <w:hyperlink r:id="rId9" w:history="1">
+          <w:r>
+            <w:rPr>
+              <w:rStyle w:val="Hyperlink"/>
+            </w:rPr>
+            <w:t xml:space="preserve">n </w:t>
+          </w:r>
+        </w:hyperlink>
       </w:r>
       <w:r>
         <w:rPr>
@@ -835,7 +855,7 @@
           <w:sz w:val="24"/>
           <w:u w:val="single"/>
         </w:rPr>
-        <w:hyperlink r:id="rId10" w:history="1">
+        <w:hyperlink r:id="rId9" w:history="1">
           <w:r>
             <w:rPr>
               <w:rStyle w:val="Hyperlink"/>
@@ -934,35 +954,14 @@
           <w:i/>
           <w:color w:val="0000FF"/>
           <w:sz w:val="24"/>
-        </w:rPr>
-        <w:t>m</w:t>
-      </w:r>
-      <w:r>
-        <w:rPr>
-          <w:rFonts w:ascii="Charis SIL Italic" w:hAnsi="Charis SIL Italic" w:eastAsia="Charis SIL Italic"/>
-          <w:b w:val="0"/>
-          <w:i/>
-          <w:color w:val="0000FF"/>
-          <w:sz w:val="24"/>
           <w:u w:val="single"/>
         </w:rPr>
-        <w:t xml:space="preserve"> </w:t>
-      </w:r>
-      <w:r>
-        <w:rPr>
-          <w:rFonts w:ascii="Charis SIL Italic" w:hAnsi="Charis SIL Italic" w:eastAsia="Charis SIL Italic"/>
-          <w:b w:val="0"/>
-          <w:i/>
-          <w:color w:val="0000FF"/>
-          <w:sz w:val="24"/>
-          <w:u w:val="single"/>
-        </w:rPr>
-        <w:hyperlink r:id="rId9" w:history="1">
+        <w:hyperlink r:id="rId10" w:history="1">
           <w:r>
             <w:rPr>
               <w:rStyle w:val="Hyperlink"/>
             </w:rPr>
-            <w:t>a</w:t>
+            <w:t>m</w:t>
           </w:r>
         </w:hyperlink>
       </w:r>
@@ -986,43 +985,7 @@
           <w:sz w:val="24"/>
           <w:u w:val="single"/>
         </w:rPr>
-        <w:hyperlink r:id="rId9" w:history="1">
-          <w:r>
-            <w:rPr>
-              <w:rStyle w:val="Hyperlink"/>
-            </w:rPr>
-            <w:t>coloni</w:t>
-          </w:r>
-        </w:hyperlink>
-      </w:r>
-      <w:r>
-        <w:rPr>
-          <w:rFonts w:ascii="Charis SIL Italic" w:hAnsi="Charis SIL Italic" w:eastAsia="Charis SIL Italic"/>
-          <w:b w:val="0"/>
-          <w:i/>
-          <w:color w:val="0000FF"/>
-          <w:sz w:val="24"/>
-          <w:u w:val="single"/>
-        </w:rPr>
-        <w:hyperlink r:id="rId9" w:history="1">
-          <w:r>
-            <w:rPr>
-              <w:rStyle w:val="Hyperlink"/>
-            </w:rPr>
-            <w:t>al</w:t>
-          </w:r>
-        </w:hyperlink>
-      </w:r>
-      <w:r>
-        <w:rPr>
-          <w:rFonts w:ascii="Charis SIL Italic" w:hAnsi="Charis SIL Italic" w:eastAsia="Charis SIL Italic"/>
-          <w:b w:val="0"/>
-          <w:i/>
-          <w:color w:val="0000FF"/>
-          <w:sz w:val="24"/>
-          <w:u w:val="single"/>
-        </w:rPr>
-        <w:t xml:space="preserve"> </w:t>
+        <w:t xml:space="preserve">a colonial </w:t>
       </w:r>
       <w:r>
         <w:rPr>
@@ -1091,7 +1054,7 @@
           <w:sz w:val="24"/>
           <w:u w:val="single"/>
         </w:rPr>
-        <w:hyperlink r:id="rId10" w:history="1">
+        <w:hyperlink r:id="rId9" w:history="1">
           <w:r>
             <w:rPr>
               <w:rStyle w:val="Hyperlink"/>
@@ -1102,13 +1065,31 @@
       </w:r>
       <w:r>
         <w:rPr>
+          <w:u w:val="single" w:color="0000ff"/>
           <w:rFonts w:ascii="Charis SIL Regular" w:hAnsi="Charis SIL Regular" w:eastAsia="Charis SIL Regular"/>
           <w:b w:val="0"/>
           <w:i w:val="0"/>
           <w:color w:val="000000"/>
           <w:sz w:val="24"/>
         </w:rPr>
-        <w:t xml:space="preserve"> by the Cultural Herita</w:t>
+        <w:hyperlink r:id="rId9" w:history="1">
+          <w:r>
+            <w:rPr>
+              <w:rStyle w:val="Hyperlink"/>
+            </w:rPr>
+            <w:t xml:space="preserve"> b</w:t>
+          </w:r>
+        </w:hyperlink>
+      </w:r>
+      <w:r>
+        <w:rPr>
+          <w:rFonts w:ascii="Charis SIL Regular" w:hAnsi="Charis SIL Regular" w:eastAsia="Charis SIL Regular"/>
+          <w:b w:val="0"/>
+          <w:i w:val="0"/>
+          <w:color w:val="000000"/>
+          <w:sz w:val="24"/>
+        </w:rPr>
+        <w:t>y the Cultural Herita</w:t>
       </w:r>
       <w:r>
         <w:rPr>
@@ -1119,7 +1100,50 @@
           <w:color w:val="000000"/>
           <w:sz w:val="24"/>
         </w:rPr>
-        <w:t>ge Agency of the Ne</w:t>
+        <w:hyperlink r:id="rId10" w:history="1">
+          <w:r>
+            <w:rPr>
+              <w:rStyle w:val="Hyperlink"/>
+            </w:rPr>
+            <w:t xml:space="preserve">ge Agency </w:t>
+          </w:r>
+        </w:hyperlink>
+      </w:r>
+      <w:r>
+        <w:rPr>
+          <w:u w:val="single" w:color="0000ff"/>
+          <w:rFonts w:ascii="Charis SIL Regular" w:hAnsi="Charis SIL Regular" w:eastAsia="Charis SIL Regular"/>
+          <w:b w:val="0"/>
+          <w:i w:val="0"/>
+          <w:color w:val="000000"/>
+          <w:sz w:val="24"/>
+        </w:rPr>
+        <w:hyperlink r:id="rId10" w:history="1">
+          <w:r>
+            <w:rPr>
+              <w:rStyle w:val="Hyperlink"/>
+            </w:rPr>
+            <w:t>o</w:t>
+          </w:r>
+        </w:hyperlink>
+      </w:r>
+      <w:r>
+        <w:rPr>
+          <w:u w:val="single" w:color="0000ff"/>
+          <w:rFonts w:ascii="Charis SIL Regular" w:hAnsi="Charis SIL Regular" w:eastAsia="Charis SIL Regular"/>
+          <w:b w:val="0"/>
+          <w:i w:val="0"/>
+          <w:color w:val="000000"/>
+          <w:sz w:val="24"/>
+        </w:rPr>
+        <w:hyperlink r:id="rId10" w:history="1">
+          <w:r>
+            <w:rPr>
+              <w:rStyle w:val="Hyperlink"/>
+            </w:rPr>
+            <w:t>f the Ne</w:t>
+          </w:r>
+        </w:hyperlink>
       </w:r>
       <w:r>
         <w:rPr>
@@ -1168,39 +1192,13 @@
       </w:r>
       <w:r>
         <w:rPr>
-          <w:u w:val="single" w:color="0000ff"/>
           <w:rFonts w:ascii="Charis SIL Regular" w:hAnsi="Charis SIL Regular" w:eastAsia="Charis SIL Regular"/>
           <w:b w:val="0"/>
           <w:i w:val="0"/>
           <w:color w:val="000000"/>
           <w:sz w:val="24"/>
         </w:rPr>
-        <w:hyperlink r:id="rId10" w:history="1">
-          <w:r>
-            <w:rPr>
-              <w:rStyle w:val="Hyperlink"/>
-            </w:rPr>
-            <w:t>Other rele</w:t>
-          </w:r>
-        </w:hyperlink>
-      </w:r>
-      <w:r>
-        <w:rPr>
-          <w:u w:val="single" w:color="0000ff"/>
-          <w:rFonts w:ascii="Charis SIL Regular" w:hAnsi="Charis SIL Regular" w:eastAsia="Charis SIL Regular"/>
-          <w:b w:val="0"/>
-          <w:i w:val="0"/>
-          <w:color w:val="000000"/>
-          <w:sz w:val="24"/>
-        </w:rPr>
-        <w:hyperlink r:id="rId10" w:history="1">
-          <w:r>
-            <w:rPr>
-              <w:rStyle w:val="Hyperlink"/>
-            </w:rPr>
-            <w:t xml:space="preserve">vant </w:t>
-          </w:r>
-        </w:hyperlink>
+        <w:t xml:space="preserve">Other relevant </w:t>
       </w:r>
       <w:r>
         <w:rPr>
@@ -2428,7 +2426,7 @@
           <w:sz w:val="24"/>
           <w:u w:val="single"/>
         </w:rPr>
-        <w:hyperlink r:id="rId12" w:history="1">
+        <w:hyperlink r:id="rId13" w:history="1">
           <w:r>
             <w:rPr>
               <w:rStyle w:val="Hyperlink"/>
@@ -2439,13 +2437,121 @@
       </w:r>
       <w:r>
         <w:rPr>
+          <w:u w:val="single" w:color="0000ff"/>
           <w:rFonts w:ascii="Charis SIL Regular" w:hAnsi="Charis SIL Regular" w:eastAsia="Charis SIL Regular"/>
           <w:b w:val="0"/>
           <w:i w:val="0"/>
           <w:color w:val="000000"/>
           <w:sz w:val="24"/>
         </w:rPr>
-        <w:t xml:space="preserve"> (Dutch only) was created specifically for the National Ar</w:t>
+        <w:hyperlink r:id="rId12" w:history="1">
+          <w:r>
+            <w:rPr>
+              <w:rStyle w:val="Hyperlink"/>
+            </w:rPr>
+            <w:t xml:space="preserve"> (Dut</w:t>
+          </w:r>
+        </w:hyperlink>
+      </w:r>
+      <w:r>
+        <w:rPr>
+          <w:u w:val="single" w:color="0000ff"/>
+          <w:rFonts w:ascii="Charis SIL Regular" w:hAnsi="Charis SIL Regular" w:eastAsia="Charis SIL Regular"/>
+          <w:b w:val="0"/>
+          <w:i w:val="0"/>
+          <w:color w:val="000000"/>
+          <w:sz w:val="24"/>
+        </w:rPr>
+        <w:hyperlink r:id="rId12" w:history="1">
+          <w:r>
+            <w:rPr>
+              <w:rStyle w:val="Hyperlink"/>
+            </w:rPr>
+            <w:t>c</w:t>
+          </w:r>
+        </w:hyperlink>
+      </w:r>
+      <w:r>
+        <w:rPr>
+          <w:u w:val="single" w:color="0000ff"/>
+          <w:rFonts w:ascii="Charis SIL Regular" w:hAnsi="Charis SIL Regular" w:eastAsia="Charis SIL Regular"/>
+          <w:b w:val="0"/>
+          <w:i w:val="0"/>
+          <w:color w:val="000000"/>
+          <w:sz w:val="24"/>
+        </w:rPr>
+        <w:hyperlink r:id="rId12" w:history="1">
+          <w:r>
+            <w:rPr>
+              <w:rStyle w:val="Hyperlink"/>
+            </w:rPr>
+            <w:t>h only) wa</w:t>
+          </w:r>
+        </w:hyperlink>
+      </w:r>
+      <w:r>
+        <w:rPr>
+          <w:u w:val="single" w:color="0000ff"/>
+          <w:rFonts w:ascii="Charis SIL Regular" w:hAnsi="Charis SIL Regular" w:eastAsia="Charis SIL Regular"/>
+          <w:b w:val="0"/>
+          <w:i w:val="0"/>
+          <w:color w:val="000000"/>
+          <w:sz w:val="24"/>
+        </w:rPr>
+        <w:hyperlink r:id="rId12" w:history="1">
+          <w:r>
+            <w:rPr>
+              <w:rStyle w:val="Hyperlink"/>
+            </w:rPr>
+            <w:t>s c</w:t>
+          </w:r>
+        </w:hyperlink>
+      </w:r>
+      <w:r>
+        <w:rPr>
+          <w:u w:val="single" w:color="0000ff"/>
+          <w:rFonts w:ascii="Charis SIL Regular" w:hAnsi="Charis SIL Regular" w:eastAsia="Charis SIL Regular"/>
+          <w:b w:val="0"/>
+          <w:i w:val="0"/>
+          <w:color w:val="000000"/>
+          <w:sz w:val="24"/>
+        </w:rPr>
+        <w:hyperlink r:id="rId12" w:history="1">
+          <w:r>
+            <w:rPr>
+              <w:rStyle w:val="Hyperlink"/>
+            </w:rPr>
+            <w:t>r</w:t>
+          </w:r>
+        </w:hyperlink>
+      </w:r>
+      <w:r>
+        <w:rPr>
+          <w:u w:val="single" w:color="0000ff"/>
+          <w:rFonts w:ascii="Charis SIL Regular" w:hAnsi="Charis SIL Regular" w:eastAsia="Charis SIL Regular"/>
+          <w:b w:val="0"/>
+          <w:i w:val="0"/>
+          <w:color w:val="000000"/>
+          <w:sz w:val="24"/>
+        </w:rPr>
+        <w:hyperlink r:id="rId12" w:history="1">
+          <w:r>
+            <w:rPr>
+              <w:rStyle w:val="Hyperlink"/>
+            </w:rPr>
+            <w:t>eated s</w:t>
+          </w:r>
+        </w:hyperlink>
+      </w:r>
+      <w:r>
+        <w:rPr>
+          <w:rFonts w:ascii="Charis SIL Regular" w:hAnsi="Charis SIL Regular" w:eastAsia="Charis SIL Regular"/>
+          <w:b w:val="0"/>
+          <w:i w:val="0"/>
+          <w:color w:val="000000"/>
+          <w:sz w:val="24"/>
+        </w:rPr>
+        <w:t>pecifically for the National Ar</w:t>
       </w:r>
       <w:r>
         <w:rPr>
@@ -3172,6 +3278,7 @@
           <w:i/>
           <w:color w:val="0000FF"/>
           <w:sz w:val="24"/>
+          <w:u w:val="single"/>
         </w:rPr>
         <w:t>e</w:t>
       </w:r>
@@ -3211,102 +3318,8 @@
           <w:i/>
           <w:color w:val="0000FF"/>
           <w:sz w:val="24"/>
-          <w:u w:val="single"/>
-        </w:rPr>
-        <w:hyperlink r:id="rId15" w:history="1">
-          <w:r>
-            <w:rPr>
-              <w:rStyle w:val="Hyperlink"/>
-            </w:rPr>
-            <w:t>cultural</w:t>
-          </w:r>
-        </w:hyperlink>
-      </w:r>
-      <w:r>
-        <w:rPr>
-          <w:rFonts w:ascii="Charis SIL Italic" w:hAnsi="Charis SIL Italic" w:eastAsia="Charis SIL Italic"/>
-          <w:b w:val="0"/>
-          <w:i/>
-          <w:color w:val="0000FF"/>
-          <w:sz w:val="24"/>
-          <w:u w:val="single"/>
-        </w:rPr>
-        <w:t xml:space="preserve"> </w:t>
-      </w:r>
-      <w:r>
-        <w:rPr>
-          <w:rFonts w:ascii="Charis SIL Italic" w:hAnsi="Charis SIL Italic" w:eastAsia="Charis SIL Italic"/>
-          <w:b w:val="0"/>
-          <w:i/>
-          <w:color w:val="0000FF"/>
-          <w:sz w:val="24"/>
-          <w:u w:val="single"/>
-        </w:rPr>
-        <w:hyperlink r:id="rId15" w:history="1">
-          <w:r>
-            <w:rPr>
-              <w:rStyle w:val="Hyperlink"/>
-            </w:rPr>
-            <w:t>objects</w:t>
-          </w:r>
-        </w:hyperlink>
-      </w:r>
-      <w:r>
-        <w:rPr>
-          <w:rFonts w:ascii="Charis SIL Italic" w:hAnsi="Charis SIL Italic" w:eastAsia="Charis SIL Italic"/>
-          <w:b w:val="0"/>
-          <w:i/>
-          <w:color w:val="0000FF"/>
-          <w:sz w:val="24"/>
-          <w:u w:val="single"/>
-        </w:rPr>
-        <w:t xml:space="preserve"> </w:t>
-      </w:r>
-      <w:r>
-        <w:rPr>
-          <w:rFonts w:ascii="Charis SIL Italic" w:hAnsi="Charis SIL Italic" w:eastAsia="Charis SIL Italic"/>
-          <w:b w:val="0"/>
-          <w:i/>
-          <w:color w:val="0000FF"/>
-          <w:sz w:val="24"/>
-          <w:u w:val="single"/>
-        </w:rPr>
-        <w:hyperlink r:id="rId15" w:history="1">
-          <w:r>
-            <w:rPr>
-              <w:rStyle w:val="Hyperlink"/>
-            </w:rPr>
-            <w:t>and</w:t>
-          </w:r>
-        </w:hyperlink>
-      </w:r>
-      <w:r>
-        <w:rPr>
-          <w:rFonts w:ascii="Charis SIL Italic" w:hAnsi="Charis SIL Italic" w:eastAsia="Charis SIL Italic"/>
-          <w:b w:val="0"/>
-          <w:i/>
-          <w:color w:val="0000FF"/>
-          <w:sz w:val="24"/>
-          <w:u w:val="single"/>
-        </w:rPr>
-        <w:t xml:space="preserve"> </w:t>
-      </w:r>
-      <w:r>
-        <w:rPr>
-          <w:rFonts w:ascii="Charis SIL Italic" w:hAnsi="Charis SIL Italic" w:eastAsia="Charis SIL Italic"/>
-          <w:b w:val="0"/>
-          <w:i/>
-          <w:color w:val="0000FF"/>
-          <w:sz w:val="24"/>
-        </w:rPr>
-        <w:hyperlink r:id="rId15" w:history="1">
-          <w:r>
-            <w:rPr>
-              <w:rStyle w:val="Hyperlink"/>
-            </w:rPr>
-            <w:t>collections</w:t>
-          </w:r>
-        </w:hyperlink>
+        </w:rPr>
+        <w:t>cultural objects and collections</w:t>
       </w:r>
       <w:r>
         <w:rPr>
@@ -3498,13 +3511,114 @@
       </w:r>
       <w:r>
         <w:rPr>
+          <w:u w:val="single" w:color="0000ff"/>
           <w:rFonts w:ascii="Charis SIL Regular" w:hAnsi="Charis SIL Regular" w:eastAsia="Charis SIL Regular"/>
           <w:b w:val="0"/>
           <w:i w:val="0"/>
           <w:color w:val="000000"/>
           <w:sz w:val="24"/>
         </w:rPr>
-        <w:t xml:space="preserve"> (Amsterdam: Rijksmuseum, </w:t>
+        <w:hyperlink r:id="rId15" w:history="1">
+          <w:r>
+            <w:rPr>
+              <w:rStyle w:val="Hyperlink"/>
+            </w:rPr>
+            <w:t xml:space="preserve"> (</w:t>
+          </w:r>
+        </w:hyperlink>
+      </w:r>
+      <w:r>
+        <w:rPr>
+          <w:u w:val="single" w:color="0000ff"/>
+          <w:rFonts w:ascii="Charis SIL Regular" w:hAnsi="Charis SIL Regular" w:eastAsia="Charis SIL Regular"/>
+          <w:b w:val="0"/>
+          <w:i w:val="0"/>
+          <w:color w:val="000000"/>
+          <w:sz w:val="24"/>
+        </w:rPr>
+        <w:hyperlink r:id="rId15" w:history="1">
+          <w:r>
+            <w:rPr>
+              <w:rStyle w:val="Hyperlink"/>
+            </w:rPr>
+            <w:t>Amster</w:t>
+          </w:r>
+        </w:hyperlink>
+      </w:r>
+      <w:r>
+        <w:rPr>
+          <w:u w:val="single" w:color="0000ff"/>
+          <w:rFonts w:ascii="Charis SIL Regular" w:hAnsi="Charis SIL Regular" w:eastAsia="Charis SIL Regular"/>
+          <w:b w:val="0"/>
+          <w:i w:val="0"/>
+          <w:color w:val="000000"/>
+          <w:sz w:val="24"/>
+        </w:rPr>
+        <w:hyperlink r:id="rId15" w:history="1">
+          <w:r>
+            <w:rPr>
+              <w:rStyle w:val="Hyperlink"/>
+            </w:rPr>
+            <w:t>dam</w:t>
+          </w:r>
+        </w:hyperlink>
+      </w:r>
+      <w:r>
+        <w:rPr>
+          <w:u w:val="single" w:color="0000ff"/>
+          <w:rFonts w:ascii="Charis SIL Regular" w:hAnsi="Charis SIL Regular" w:eastAsia="Charis SIL Regular"/>
+          <w:b w:val="0"/>
+          <w:i w:val="0"/>
+          <w:color w:val="000000"/>
+          <w:sz w:val="24"/>
+        </w:rPr>
+        <w:hyperlink r:id="rId15" w:history="1">
+          <w:r>
+            <w:rPr>
+              <w:rStyle w:val="Hyperlink"/>
+            </w:rPr>
+            <w:t>: Rijksmuse</w:t>
+          </w:r>
+        </w:hyperlink>
+      </w:r>
+      <w:r>
+        <w:rPr>
+          <w:u w:val="single" w:color="0000ff"/>
+          <w:rFonts w:ascii="Charis SIL Regular" w:hAnsi="Charis SIL Regular" w:eastAsia="Charis SIL Regular"/>
+          <w:b w:val="0"/>
+          <w:i w:val="0"/>
+          <w:color w:val="000000"/>
+          <w:sz w:val="24"/>
+        </w:rPr>
+        <w:hyperlink r:id="rId15" w:history="1">
+          <w:r>
+            <w:rPr>
+              <w:rStyle w:val="Hyperlink"/>
+            </w:rPr>
+            <w:t>u</w:t>
+          </w:r>
+        </w:hyperlink>
+      </w:r>
+      <w:r>
+        <w:rPr>
+          <w:u w:val="single" w:color="0000ff"/>
+          <w:rFonts w:ascii="Charis SIL Regular" w:hAnsi="Charis SIL Regular" w:eastAsia="Charis SIL Regular"/>
+          <w:b w:val="0"/>
+          <w:i w:val="0"/>
+          <w:color w:val="000000"/>
+          <w:sz w:val="24"/>
+        </w:rPr>
+        <w:t>m</w:t>
+      </w:r>
+      <w:r>
+        <w:rPr>
+          <w:rFonts w:ascii="Charis SIL Regular" w:hAnsi="Charis SIL Regular" w:eastAsia="Charis SIL Regular"/>
+          <w:b w:val="0"/>
+          <w:i w:val="0"/>
+          <w:color w:val="000000"/>
+          <w:sz w:val="24"/>
+        </w:rPr>
+        <w:t xml:space="preserve">, </w:t>
       </w:r>
       <w:r>
         <w:rPr>
@@ -3870,7 +3984,14 @@
           <w:color w:val="000000"/>
           <w:sz w:val="24"/>
         </w:rPr>
-        <w:t>r het Cu</w:t>
+        <w:hyperlink r:id="rId10" w:history="1">
+          <w:r>
+            <w:rPr>
+              <w:rStyle w:val="Hyperlink"/>
+            </w:rPr>
+            <w:t>r het Cu</w:t>
+          </w:r>
+        </w:hyperlink>
       </w:r>
       <w:r>
         <w:rPr>
@@ -3917,7 +4038,32 @@
           <w:color w:val="000000"/>
           <w:sz w:val="24"/>
         </w:rPr>
-        <w:t>el Erfgoed, 202</w:t>
+        <w:hyperlink r:id="rId10" w:history="1">
+          <w:r>
+            <w:rPr>
+              <w:rStyle w:val="Hyperlink"/>
+            </w:rPr>
+            <w:t>el Erfgoed</w:t>
+          </w:r>
+        </w:hyperlink>
+      </w:r>
+      <w:r>
+        <w:rPr>
+          <w:u w:val="single" w:color="0000ff"/>
+          <w:rFonts w:ascii="Charis SIL Regular" w:hAnsi="Charis SIL Regular" w:eastAsia="Charis SIL Regular"/>
+          <w:b w:val="0"/>
+          <w:i w:val="0"/>
+          <w:color w:val="000000"/>
+          <w:sz w:val="24"/>
+        </w:rPr>
+        <w:hyperlink r:id="rId10" w:history="1">
+          <w:r>
+            <w:rPr>
+              <w:rStyle w:val="Hyperlink"/>
+            </w:rPr>
+            <w:t>, 202</w:t>
+          </w:r>
+        </w:hyperlink>
       </w:r>
       <w:r>
         <w:rPr>
@@ -4211,7 +4357,34 @@
           <w:color w:val="000000"/>
           <w:sz w:val="24"/>
         </w:rPr>
-        <w:t xml:space="preserve">•  Lang, Sabine (ed.), </w:t>
+        <w:t xml:space="preserve">•  </w:t>
+      </w:r>
+      <w:r>
+        <w:rPr>
+          <w:rFonts w:ascii="Charis SIL Regular" w:hAnsi="Charis SIL Regular" w:eastAsia="Charis SIL Regular"/>
+          <w:b w:val="0"/>
+          <w:i w:val="0"/>
+          <w:color w:val="000000"/>
+          <w:sz w:val="24"/>
+        </w:rPr>
+        <w:hyperlink r:id="rId16" w:history="1">
+          <w:r>
+            <w:rPr>
+              <w:rStyle w:val="Hyperlink"/>
+            </w:rPr>
+            <w:t>Lang, Sa</w:t>
+          </w:r>
+        </w:hyperlink>
+      </w:r>
+      <w:r>
+        <w:rPr>
+          <w:rFonts w:ascii="Charis SIL Regular" w:hAnsi="Charis SIL Regular" w:eastAsia="Charis SIL Regular"/>
+          <w:b w:val="0"/>
+          <w:i w:val="0"/>
+          <w:color w:val="000000"/>
+          <w:sz w:val="24"/>
+        </w:rPr>
+        <w:t xml:space="preserve">bine (ed.), </w:t>
       </w:r>
       <w:r>
         <w:rPr>
@@ -4500,7 +4673,79 @@
           <w:color w:val="000000"/>
           <w:sz w:val="24"/>
         </w:rPr>
-        <w:t>n (German Museums Associatio</w:t>
+        <w:hyperlink r:id="rId17" w:history="1">
+          <w:r>
+            <w:rPr>
+              <w:rStyle w:val="Hyperlink"/>
+            </w:rPr>
+            <w:t>n (Germa</w:t>
+          </w:r>
+        </w:hyperlink>
+      </w:r>
+      <w:r>
+        <w:rPr>
+          <w:u w:val="single" w:color="0000ff"/>
+          <w:rFonts w:ascii="Charis SIL Regular" w:hAnsi="Charis SIL Regular" w:eastAsia="Charis SIL Regular"/>
+          <w:b w:val="0"/>
+          <w:i w:val="0"/>
+          <w:color w:val="000000"/>
+          <w:sz w:val="24"/>
+        </w:rPr>
+        <w:hyperlink r:id="rId17" w:history="1">
+          <w:r>
+            <w:rPr>
+              <w:rStyle w:val="Hyperlink"/>
+            </w:rPr>
+            <w:t>n M</w:t>
+          </w:r>
+        </w:hyperlink>
+      </w:r>
+      <w:r>
+        <w:rPr>
+          <w:u w:val="single" w:color="0000ff"/>
+          <w:rFonts w:ascii="Charis SIL Regular" w:hAnsi="Charis SIL Regular" w:eastAsia="Charis SIL Regular"/>
+          <w:b w:val="0"/>
+          <w:i w:val="0"/>
+          <w:color w:val="000000"/>
+          <w:sz w:val="24"/>
+        </w:rPr>
+        <w:hyperlink r:id="rId17" w:history="1">
+          <w:r>
+            <w:rPr>
+              <w:rStyle w:val="Hyperlink"/>
+            </w:rPr>
+            <w:t>useums</w:t>
+          </w:r>
+        </w:hyperlink>
+      </w:r>
+      <w:r>
+        <w:rPr>
+          <w:u w:val="single" w:color="0000ff"/>
+          <w:rFonts w:ascii="Charis SIL Regular" w:hAnsi="Charis SIL Regular" w:eastAsia="Charis SIL Regular"/>
+          <w:b w:val="0"/>
+          <w:i w:val="0"/>
+          <w:color w:val="000000"/>
+          <w:sz w:val="24"/>
+        </w:rPr>
+        <w:t xml:space="preserve"> </w:t>
+      </w:r>
+      <w:r>
+        <w:rPr>
+          <w:u w:val="single" w:color="0000ff"/>
+          <w:rFonts w:ascii="Charis SIL Regular" w:hAnsi="Charis SIL Regular" w:eastAsia="Charis SIL Regular"/>
+          <w:b w:val="0"/>
+          <w:i w:val="0"/>
+          <w:color w:val="000000"/>
+          <w:sz w:val="24"/>
+        </w:rPr>
+        <w:hyperlink r:id="rId17" w:history="1">
+          <w:r>
+            <w:rPr>
+              <w:rStyle w:val="Hyperlink"/>
+            </w:rPr>
+            <w:t>Associatio</w:t>
+          </w:r>
+        </w:hyperlink>
       </w:r>
       <w:r>
         <w:rPr>

--- a/EXPORTS/DOCX/published/niveau1/English/DoingResearch.docx
+++ b/EXPORTS/DOCX/published/niveau1/English/DoingResearch.docx
@@ -338,7 +338,7 @@
             <w:rPr>
               <w:rStyle w:val="Hyperlink"/>
             </w:rPr>
-            <w:t>significan</w:t>
+            <w:t>significanc</w:t>
           </w:r>
         </w:hyperlink>
       </w:r>
@@ -349,13 +349,36 @@
           <w:i/>
           <w:color w:val="0000FF"/>
           <w:sz w:val="24"/>
+          <w:u w:val="single"/>
+        </w:rPr>
+        <w:t>e</w:t>
+      </w:r>
+      <w:r>
+        <w:rPr>
+          <w:rFonts w:ascii="Charis SIL Italic" w:hAnsi="Charis SIL Italic" w:eastAsia="Charis SIL Italic"/>
+          <w:b w:val="0"/>
+          <w:i/>
+          <w:color w:val="0000FF"/>
+          <w:sz w:val="24"/>
+          <w:u w:val="single"/>
+        </w:rPr>
+        <w:t xml:space="preserve"> </w:t>
+      </w:r>
+      <w:r>
+        <w:rPr>
+          <w:rFonts w:ascii="Charis SIL Italic" w:hAnsi="Charis SIL Italic" w:eastAsia="Charis SIL Italic"/>
+          <w:b w:val="0"/>
+          <w:i/>
+          <w:color w:val="0000FF"/>
+          <w:sz w:val="24"/>
+          <w:u w:val="single"/>
         </w:rPr>
         <w:hyperlink r:id="rId9" w:history="1">
           <w:r>
             <w:rPr>
               <w:rStyle w:val="Hyperlink"/>
             </w:rPr>
-            <w:t>c</w:t>
+            <w:t>o</w:t>
           </w:r>
         </w:hyperlink>
       </w:r>
@@ -367,36 +390,7 @@
           <w:color w:val="0000FF"/>
           <w:sz w:val="24"/>
         </w:rPr>
-        <w:t>e</w:t>
-      </w:r>
-      <w:r>
-        <w:rPr>
-          <w:rFonts w:ascii="Charis SIL Italic" w:hAnsi="Charis SIL Italic" w:eastAsia="Charis SIL Italic"/>
-          <w:b w:val="0"/>
-          <w:i/>
-          <w:color w:val="0000FF"/>
-          <w:sz w:val="24"/>
-          <w:u w:val="single"/>
-        </w:rPr>
-        <w:t xml:space="preserve"> </w:t>
-      </w:r>
-      <w:r>
-        <w:rPr>
-          <w:rFonts w:ascii="Charis SIL Italic" w:hAnsi="Charis SIL Italic" w:eastAsia="Charis SIL Italic"/>
-          <w:b w:val="0"/>
-          <w:i/>
-          <w:color w:val="0000FF"/>
-          <w:sz w:val="24"/>
-          <w:u w:val="single"/>
-        </w:rPr>
-        <w:hyperlink r:id="rId9" w:history="1">
-          <w:r>
-            <w:rPr>
-              <w:rStyle w:val="Hyperlink"/>
-            </w:rPr>
-            <w:t>of</w:t>
-          </w:r>
-        </w:hyperlink>
+        <w:t>f</w:t>
       </w:r>
       <w:r>
         <w:rPr>
@@ -465,7 +459,72 @@
           <w:sz w:val="24"/>
           <w:u w:val="single"/>
         </w:rPr>
-        <w:t>and collections acqui</w:t>
+        <w:hyperlink r:id="rId9" w:history="1">
+          <w:r>
+            <w:rPr>
+              <w:rStyle w:val="Hyperlink"/>
+            </w:rPr>
+            <w:t>and</w:t>
+          </w:r>
+        </w:hyperlink>
+      </w:r>
+      <w:r>
+        <w:rPr>
+          <w:rFonts w:ascii="Charis SIL Italic" w:hAnsi="Charis SIL Italic" w:eastAsia="Charis SIL Italic"/>
+          <w:b w:val="0"/>
+          <w:i/>
+          <w:color w:val="0000FF"/>
+          <w:sz w:val="24"/>
+          <w:u w:val="single"/>
+        </w:rPr>
+        <w:t xml:space="preserve"> </w:t>
+      </w:r>
+      <w:r>
+        <w:rPr>
+          <w:rFonts w:ascii="Charis SIL Italic" w:hAnsi="Charis SIL Italic" w:eastAsia="Charis SIL Italic"/>
+          <w:b w:val="0"/>
+          <w:i/>
+          <w:color w:val="0000FF"/>
+          <w:sz w:val="24"/>
+          <w:u w:val="single"/>
+        </w:rPr>
+        <w:hyperlink r:id="rId9" w:history="1">
+          <w:r>
+            <w:rPr>
+              <w:rStyle w:val="Hyperlink"/>
+            </w:rPr>
+            <w:t>collections</w:t>
+          </w:r>
+        </w:hyperlink>
+      </w:r>
+      <w:r>
+        <w:rPr>
+          <w:rFonts w:ascii="Charis SIL Italic" w:hAnsi="Charis SIL Italic" w:eastAsia="Charis SIL Italic"/>
+          <w:b w:val="0"/>
+          <w:i/>
+          <w:color w:val="0000FF"/>
+          <w:sz w:val="24"/>
+          <w:u w:val="single"/>
+        </w:rPr>
+        <w:t xml:space="preserve"> </w:t>
+      </w:r>
+      <w:r>
+        <w:rPr>
+          <w:rFonts w:ascii="Charis SIL Italic" w:hAnsi="Charis SIL Italic" w:eastAsia="Charis SIL Italic"/>
+          <w:b w:val="0"/>
+          <w:i/>
+          <w:color w:val="0000FF"/>
+          <w:sz w:val="24"/>
+          <w:u w:val="single"/>
+        </w:rPr>
+        <w:hyperlink r:id="rId9" w:history="1">
+          <w:r>
+            <w:rPr>
+              <w:rStyle w:val="Hyperlink"/>
+            </w:rPr>
+            <w:t>acqui</w:t>
+          </w:r>
+        </w:hyperlink>
       </w:r>
       <w:r>
         <w:rPr>
@@ -653,43 +712,36 @@
           <w:color w:val="000000"/>
           <w:sz w:val="24"/>
         </w:rPr>
-        <w:hyperlink r:id="rId9" w:history="1">
+        <w:t xml:space="preserve">e publication </w:t>
+      </w:r>
+      <w:r>
+        <w:rPr>
+          <w:rFonts w:ascii="Charis SIL Italic" w:hAnsi="Charis SIL Italic" w:eastAsia="Charis SIL Italic"/>
+          <w:b w:val="0"/>
+          <w:i/>
+          <w:color w:val="0000FF"/>
+          <w:sz w:val="24"/>
+          <w:u w:val="single"/>
+        </w:rPr>
+        <w:hyperlink r:id="rId10" w:history="1">
           <w:r>
             <w:rPr>
               <w:rStyle w:val="Hyperlink"/>
             </w:rPr>
-            <w:t>e</w:t>
+            <w:t>Provenan</w:t>
           </w:r>
         </w:hyperlink>
       </w:r>
       <w:r>
         <w:rPr>
-          <w:u w:val="single" w:color="0000ff"/>
-          <w:rFonts w:ascii="Charis SIL Regular" w:hAnsi="Charis SIL Regular" w:eastAsia="Charis SIL Regular"/>
-          <w:b w:val="0"/>
-          <w:i w:val="0"/>
-          <w:color w:val="000000"/>
-          <w:sz w:val="24"/>
-        </w:rPr>
-        <w:hyperlink r:id="rId9" w:history="1">
-          <w:r>
-            <w:rPr>
-              <w:rStyle w:val="Hyperlink"/>
-            </w:rPr>
-            <w:t xml:space="preserve"> publi</w:t>
-          </w:r>
-        </w:hyperlink>
-      </w:r>
-      <w:r>
-        <w:rPr>
-          <w:u w:val="single" w:color="0000ff"/>
-          <w:rFonts w:ascii="Charis SIL Regular" w:hAnsi="Charis SIL Regular" w:eastAsia="Charis SIL Regular"/>
-          <w:b w:val="0"/>
-          <w:i w:val="0"/>
-          <w:color w:val="000000"/>
-          <w:sz w:val="24"/>
-        </w:rPr>
-        <w:hyperlink r:id="rId9" w:history="1">
+          <w:rFonts w:ascii="Charis SIL Italic" w:hAnsi="Charis SIL Italic" w:eastAsia="Charis SIL Italic"/>
+          <w:b w:val="0"/>
+          <w:i/>
+          <w:color w:val="0000FF"/>
+          <w:sz w:val="24"/>
+          <w:u w:val="single"/>
+        </w:rPr>
+        <w:hyperlink r:id="rId10" w:history="1">
           <w:r>
             <w:rPr>
               <w:rStyle w:val="Hyperlink"/>
@@ -700,42 +752,6 @@
       </w:r>
       <w:r>
         <w:rPr>
-          <w:u w:val="single" w:color="0000ff"/>
-          <w:rFonts w:ascii="Charis SIL Regular" w:hAnsi="Charis SIL Regular" w:eastAsia="Charis SIL Regular"/>
-          <w:b w:val="0"/>
-          <w:i w:val="0"/>
-          <w:color w:val="000000"/>
-          <w:sz w:val="24"/>
-        </w:rPr>
-        <w:hyperlink r:id="rId9" w:history="1">
-          <w:r>
-            <w:rPr>
-              <w:rStyle w:val="Hyperlink"/>
-            </w:rPr>
-            <w:t>atio</w:t>
-          </w:r>
-        </w:hyperlink>
-      </w:r>
-      <w:r>
-        <w:rPr>
-          <w:u w:val="single" w:color="0000ff"/>
-          <w:rFonts w:ascii="Charis SIL Regular" w:hAnsi="Charis SIL Regular" w:eastAsia="Charis SIL Regular"/>
-          <w:b w:val="0"/>
-          <w:i w:val="0"/>
-          <w:color w:val="000000"/>
-          <w:sz w:val="24"/>
-        </w:rPr>
-        <w:hyperlink r:id="rId9" w:history="1">
-          <w:r>
-            <w:rPr>
-              <w:rStyle w:val="Hyperlink"/>
-            </w:rPr>
-            <w:t xml:space="preserve">n </w:t>
-          </w:r>
-        </w:hyperlink>
-      </w:r>
-      <w:r>
-        <w:rPr>
           <w:rFonts w:ascii="Charis SIL Italic" w:hAnsi="Charis SIL Italic" w:eastAsia="Charis SIL Italic"/>
           <w:b w:val="0"/>
           <w:i/>
@@ -743,43 +759,7 @@
           <w:sz w:val="24"/>
           <w:u w:val="single"/>
         </w:rPr>
-        <w:hyperlink r:id="rId9" w:history="1">
-          <w:r>
-            <w:rPr>
-              <w:rStyle w:val="Hyperlink"/>
-            </w:rPr>
-            <w:t>Provenan</w:t>
-          </w:r>
-        </w:hyperlink>
-      </w:r>
-      <w:r>
-        <w:rPr>
-          <w:rFonts w:ascii="Charis SIL Italic" w:hAnsi="Charis SIL Italic" w:eastAsia="Charis SIL Italic"/>
-          <w:b w:val="0"/>
-          <w:i/>
-          <w:color w:val="0000FF"/>
-          <w:sz w:val="24"/>
-          <w:u w:val="single"/>
-        </w:rPr>
-        <w:hyperlink r:id="rId9" w:history="1">
-          <w:r>
-            <w:rPr>
-              <w:rStyle w:val="Hyperlink"/>
-            </w:rPr>
-            <w:t>c</w:t>
-          </w:r>
-        </w:hyperlink>
-      </w:r>
-      <w:r>
-        <w:rPr>
-          <w:rFonts w:ascii="Charis SIL Italic" w:hAnsi="Charis SIL Italic" w:eastAsia="Charis SIL Italic"/>
-          <w:b w:val="0"/>
-          <w:i/>
-          <w:color w:val="0000FF"/>
-          <w:sz w:val="24"/>
-          <w:u w:val="single"/>
-        </w:rPr>
-        <w:hyperlink r:id="rId9" w:history="1">
+        <w:hyperlink r:id="rId10" w:history="1">
           <w:r>
             <w:rPr>
               <w:rStyle w:val="Hyperlink"/>
@@ -871,150 +851,8 @@
           <w:i/>
           <w:color w:val="0000FF"/>
           <w:sz w:val="24"/>
-          <w:u w:val="single"/>
-        </w:rPr>
-        <w:hyperlink r:id="rId9" w:history="1">
-          <w:r>
-            <w:rPr>
-              <w:rStyle w:val="Hyperlink"/>
-            </w:rPr>
-            <w:t>coll</w:t>
-          </w:r>
-        </w:hyperlink>
-      </w:r>
-      <w:r>
-        <w:rPr>
-          <w:rFonts w:ascii="Charis SIL Italic" w:hAnsi="Charis SIL Italic" w:eastAsia="Charis SIL Italic"/>
-          <w:b w:val="0"/>
-          <w:i/>
-          <w:color w:val="0000FF"/>
-          <w:sz w:val="24"/>
-          <w:u w:val="single"/>
-        </w:rPr>
-        <w:hyperlink r:id="rId9" w:history="1">
-          <w:r>
-            <w:rPr>
-              <w:rStyle w:val="Hyperlink"/>
-            </w:rPr>
-            <w:t>e</w:t>
-          </w:r>
-        </w:hyperlink>
-      </w:r>
-      <w:r>
-        <w:rPr>
-          <w:rFonts w:ascii="Charis SIL Italic" w:hAnsi="Charis SIL Italic" w:eastAsia="Charis SIL Italic"/>
-          <w:b w:val="0"/>
-          <w:i/>
-          <w:color w:val="0000FF"/>
-          <w:sz w:val="24"/>
-          <w:u w:val="single"/>
-        </w:rPr>
-        <w:hyperlink r:id="rId9" w:history="1">
-          <w:r>
-            <w:rPr>
-              <w:rStyle w:val="Hyperlink"/>
-            </w:rPr>
-            <w:t>ctions</w:t>
-          </w:r>
-        </w:hyperlink>
-      </w:r>
-      <w:r>
-        <w:rPr>
-          <w:rFonts w:ascii="Charis SIL Italic" w:hAnsi="Charis SIL Italic" w:eastAsia="Charis SIL Italic"/>
-          <w:b w:val="0"/>
-          <w:i/>
-          <w:color w:val="0000FF"/>
-          <w:sz w:val="24"/>
-          <w:u w:val="single"/>
-        </w:rPr>
-        <w:t xml:space="preserve"> </w:t>
-      </w:r>
-      <w:r>
-        <w:rPr>
-          <w:rFonts w:ascii="Charis SIL Italic" w:hAnsi="Charis SIL Italic" w:eastAsia="Charis SIL Italic"/>
-          <w:b w:val="0"/>
-          <w:i/>
-          <w:color w:val="0000FF"/>
-          <w:sz w:val="24"/>
-          <w:u w:val="single"/>
-        </w:rPr>
-        <w:hyperlink r:id="rId9" w:history="1">
-          <w:r>
-            <w:rPr>
-              <w:rStyle w:val="Hyperlink"/>
-            </w:rPr>
-            <w:t>fro</w:t>
-          </w:r>
-        </w:hyperlink>
-      </w:r>
-      <w:r>
-        <w:rPr>
-          <w:rFonts w:ascii="Charis SIL Italic" w:hAnsi="Charis SIL Italic" w:eastAsia="Charis SIL Italic"/>
-          <w:b w:val="0"/>
-          <w:i/>
-          <w:color w:val="0000FF"/>
-          <w:sz w:val="24"/>
-          <w:u w:val="single"/>
-        </w:rPr>
-        <w:hyperlink r:id="rId10" w:history="1">
-          <w:r>
-            <w:rPr>
-              <w:rStyle w:val="Hyperlink"/>
-            </w:rPr>
-            <w:t>m</w:t>
-          </w:r>
-        </w:hyperlink>
-      </w:r>
-      <w:r>
-        <w:rPr>
-          <w:rFonts w:ascii="Charis SIL Italic" w:hAnsi="Charis SIL Italic" w:eastAsia="Charis SIL Italic"/>
-          <w:b w:val="0"/>
-          <w:i/>
-          <w:color w:val="0000FF"/>
-          <w:sz w:val="24"/>
-          <w:u w:val="single"/>
-        </w:rPr>
-        <w:t xml:space="preserve"> </w:t>
-      </w:r>
-      <w:r>
-        <w:rPr>
-          <w:rFonts w:ascii="Charis SIL Italic" w:hAnsi="Charis SIL Italic" w:eastAsia="Charis SIL Italic"/>
-          <w:b w:val="0"/>
-          <w:i/>
-          <w:color w:val="0000FF"/>
-          <w:sz w:val="24"/>
-          <w:u w:val="single"/>
-        </w:rPr>
-        <w:t xml:space="preserve">a colonial </w:t>
-      </w:r>
-      <w:r>
-        <w:rPr>
-          <w:rFonts w:ascii="Charis SIL Italic" w:hAnsi="Charis SIL Italic" w:eastAsia="Charis SIL Italic"/>
-          <w:b w:val="0"/>
-          <w:i/>
-          <w:color w:val="0000FF"/>
-          <w:sz w:val="24"/>
-          <w:u w:val="single"/>
-        </w:rPr>
-        <w:hyperlink r:id="rId9" w:history="1">
-          <w:r>
-            <w:rPr>
-              <w:rStyle w:val="Hyperlink"/>
-            </w:rPr>
-            <w:t>context.</w:t>
-          </w:r>
-        </w:hyperlink>
-      </w:r>
-      <w:r>
-        <w:rPr>
-          <w:rFonts w:ascii="Charis SIL Italic" w:hAnsi="Charis SIL Italic" w:eastAsia="Charis SIL Italic"/>
-          <w:b w:val="0"/>
-          <w:i/>
-          <w:color w:val="0000FF"/>
-          <w:sz w:val="24"/>
-          <w:u w:val="single"/>
-        </w:rPr>
-        <w:t xml:space="preserve"> </w:t>
+        </w:rPr>
+        <w:t xml:space="preserve">collections from a colonial context. </w:t>
       </w:r>
       <w:r>
         <w:rPr>
@@ -1198,43 +1036,7 @@
           <w:color w:val="000000"/>
           <w:sz w:val="24"/>
         </w:rPr>
-        <w:t xml:space="preserve">Other relevant </w:t>
-      </w:r>
-      <w:r>
-        <w:rPr>
-          <w:u w:val="single" w:color="0000ff"/>
-          <w:rFonts w:ascii="Charis SIL Regular" w:hAnsi="Charis SIL Regular" w:eastAsia="Charis SIL Regular"/>
-          <w:b w:val="0"/>
-          <w:i w:val="0"/>
-          <w:color w:val="000000"/>
-          <w:sz w:val="24"/>
-        </w:rPr>
-        <w:hyperlink r:id="rId10" w:history="1">
-          <w:r>
-            <w:rPr>
-              <w:rStyle w:val="Hyperlink"/>
-            </w:rPr>
-            <w:t>re</w:t>
-          </w:r>
-        </w:hyperlink>
-      </w:r>
-      <w:r>
-        <w:rPr>
-          <w:u w:val="single" w:color="0000ff"/>
-          <w:rFonts w:ascii="Charis SIL Regular" w:hAnsi="Charis SIL Regular" w:eastAsia="Charis SIL Regular"/>
-          <w:b w:val="0"/>
-          <w:i w:val="0"/>
-          <w:color w:val="000000"/>
-          <w:sz w:val="24"/>
-        </w:rPr>
-        <w:hyperlink r:id="rId10" w:history="1">
-          <w:r>
-            <w:rPr>
-              <w:rStyle w:val="Hyperlink"/>
-            </w:rPr>
-            <w:t xml:space="preserve">ference </w:t>
-          </w:r>
-        </w:hyperlink>
+        <w:t xml:space="preserve">Other relevant reference </w:t>
       </w:r>
       <w:r>
         <w:rPr>
@@ -3250,7 +3052,7 @@
             <w:rPr>
               <w:rStyle w:val="Hyperlink"/>
             </w:rPr>
-            <w:t>significan</w:t>
+            <w:t>significanc</w:t>
           </w:r>
         </w:hyperlink>
       </w:r>
@@ -3261,13 +3063,36 @@
           <w:i/>
           <w:color w:val="0000FF"/>
           <w:sz w:val="24"/>
+          <w:u w:val="single"/>
+        </w:rPr>
+        <w:t>e</w:t>
+      </w:r>
+      <w:r>
+        <w:rPr>
+          <w:rFonts w:ascii="Charis SIL Italic" w:hAnsi="Charis SIL Italic" w:eastAsia="Charis SIL Italic"/>
+          <w:b w:val="0"/>
+          <w:i/>
+          <w:color w:val="0000FF"/>
+          <w:sz w:val="24"/>
+          <w:u w:val="single"/>
+        </w:rPr>
+        <w:t xml:space="preserve"> </w:t>
+      </w:r>
+      <w:r>
+        <w:rPr>
+          <w:rFonts w:ascii="Charis SIL Italic" w:hAnsi="Charis SIL Italic" w:eastAsia="Charis SIL Italic"/>
+          <w:b w:val="0"/>
+          <w:i/>
+          <w:color w:val="0000FF"/>
+          <w:sz w:val="24"/>
+          <w:u w:val="single"/>
         </w:rPr>
         <w:hyperlink r:id="rId15" w:history="1">
           <w:r>
             <w:rPr>
               <w:rStyle w:val="Hyperlink"/>
             </w:rPr>
-            <w:t>c</w:t>
+            <w:t>o</w:t>
           </w:r>
         </w:hyperlink>
       </w:r>
@@ -3278,20 +3103,8 @@
           <w:i/>
           <w:color w:val="0000FF"/>
           <w:sz w:val="24"/>
-          <w:u w:val="single"/>
-        </w:rPr>
-        <w:t>e</w:t>
-      </w:r>
-      <w:r>
-        <w:rPr>
-          <w:rFonts w:ascii="Charis SIL Italic" w:hAnsi="Charis SIL Italic" w:eastAsia="Charis SIL Italic"/>
-          <w:b w:val="0"/>
-          <w:i/>
-          <w:color w:val="0000FF"/>
-          <w:sz w:val="24"/>
-          <w:u w:val="single"/>
-        </w:rPr>
-        <w:t xml:space="preserve"> </w:t>
+        </w:rPr>
+        <w:t xml:space="preserve">f </w:t>
       </w:r>
       <w:r>
         <w:rPr>
@@ -3307,7 +3120,7 @@
             <w:rPr>
               <w:rStyle w:val="Hyperlink"/>
             </w:rPr>
-            <w:t xml:space="preserve">of </w:t>
+            <w:t>cultural</w:t>
           </w:r>
         </w:hyperlink>
       </w:r>
@@ -3318,8 +3131,85 @@
           <w:i/>
           <w:color w:val="0000FF"/>
           <w:sz w:val="24"/>
-        </w:rPr>
-        <w:t>cultural objects and collections</w:t>
+          <w:u w:val="single"/>
+        </w:rPr>
+        <w:t xml:space="preserve"> </w:t>
+      </w:r>
+      <w:r>
+        <w:rPr>
+          <w:rFonts w:ascii="Charis SIL Italic" w:hAnsi="Charis SIL Italic" w:eastAsia="Charis SIL Italic"/>
+          <w:b w:val="0"/>
+          <w:i/>
+          <w:color w:val="0000FF"/>
+          <w:sz w:val="24"/>
+          <w:u w:val="single"/>
+        </w:rPr>
+        <w:hyperlink r:id="rId15" w:history="1">
+          <w:r>
+            <w:rPr>
+              <w:rStyle w:val="Hyperlink"/>
+            </w:rPr>
+            <w:t>objects</w:t>
+          </w:r>
+        </w:hyperlink>
+      </w:r>
+      <w:r>
+        <w:rPr>
+          <w:rFonts w:ascii="Charis SIL Italic" w:hAnsi="Charis SIL Italic" w:eastAsia="Charis SIL Italic"/>
+          <w:b w:val="0"/>
+          <w:i/>
+          <w:color w:val="0000FF"/>
+          <w:sz w:val="24"/>
+          <w:u w:val="single"/>
+        </w:rPr>
+        <w:t xml:space="preserve"> </w:t>
+      </w:r>
+      <w:r>
+        <w:rPr>
+          <w:rFonts w:ascii="Charis SIL Italic" w:hAnsi="Charis SIL Italic" w:eastAsia="Charis SIL Italic"/>
+          <w:b w:val="0"/>
+          <w:i/>
+          <w:color w:val="0000FF"/>
+          <w:sz w:val="24"/>
+          <w:u w:val="single"/>
+        </w:rPr>
+        <w:hyperlink r:id="rId15" w:history="1">
+          <w:r>
+            <w:rPr>
+              <w:rStyle w:val="Hyperlink"/>
+            </w:rPr>
+            <w:t>and</w:t>
+          </w:r>
+        </w:hyperlink>
+      </w:r>
+      <w:r>
+        <w:rPr>
+          <w:rFonts w:ascii="Charis SIL Italic" w:hAnsi="Charis SIL Italic" w:eastAsia="Charis SIL Italic"/>
+          <w:b w:val="0"/>
+          <w:i/>
+          <w:color w:val="0000FF"/>
+          <w:sz w:val="24"/>
+          <w:u w:val="single"/>
+        </w:rPr>
+        <w:t xml:space="preserve"> </w:t>
+      </w:r>
+      <w:r>
+        <w:rPr>
+          <w:rFonts w:ascii="Charis SIL Italic" w:hAnsi="Charis SIL Italic" w:eastAsia="Charis SIL Italic"/>
+          <w:b w:val="0"/>
+          <w:i/>
+          <w:color w:val="0000FF"/>
+          <w:sz w:val="24"/>
+          <w:u w:val="single"/>
+        </w:rPr>
+        <w:hyperlink r:id="rId15" w:history="1">
+          <w:r>
+            <w:rPr>
+              <w:rStyle w:val="Hyperlink"/>
+            </w:rPr>
+            <w:t>collections</w:t>
+          </w:r>
+        </w:hyperlink>
       </w:r>
       <w:r>
         <w:rPr>
@@ -4140,7 +4030,34 @@
           <w:color w:val="000000"/>
           <w:sz w:val="24"/>
         </w:rPr>
-        <w:t>•  Yeide, N</w:t>
+        <w:t xml:space="preserve">•  </w:t>
+      </w:r>
+      <w:r>
+        <w:rPr>
+          <w:rFonts w:ascii="Charis SIL Regular" w:hAnsi="Charis SIL Regular" w:eastAsia="Charis SIL Regular"/>
+          <w:b w:val="0"/>
+          <w:i w:val="0"/>
+          <w:color w:val="000000"/>
+          <w:sz w:val="24"/>
+        </w:rPr>
+        <w:hyperlink r:id="rId10" w:history="1">
+          <w:r>
+            <w:rPr>
+              <w:rStyle w:val="Hyperlink"/>
+            </w:rPr>
+            <w:t xml:space="preserve">Yeide, </w:t>
+          </w:r>
+        </w:hyperlink>
+      </w:r>
+      <w:r>
+        <w:rPr>
+          <w:rFonts w:ascii="Charis SIL Regular" w:hAnsi="Charis SIL Regular" w:eastAsia="Charis SIL Regular"/>
+          <w:b w:val="0"/>
+          <w:i w:val="0"/>
+          <w:color w:val="000000"/>
+          <w:sz w:val="24"/>
+        </w:rPr>
+        <w:t>N</w:t>
       </w:r>
       <w:r>
         <w:rPr>

--- a/EXPORTS/DOCX/published/niveau1/English/DoingResearch.docx
+++ b/EXPORTS/DOCX/published/niveau1/English/DoingResearch.docx
@@ -360,7 +360,6 @@
           <w:i/>
           <w:color w:val="0000FF"/>
           <w:sz w:val="24"/>
-          <w:u w:val="single"/>
         </w:rPr>
         <w:t xml:space="preserve"> </w:t>
       </w:r>
@@ -378,19 +377,9 @@
             <w:rPr>
               <w:rStyle w:val="Hyperlink"/>
             </w:rPr>
-            <w:t>o</w:t>
+            <w:t>of</w:t>
           </w:r>
         </w:hyperlink>
-      </w:r>
-      <w:r>
-        <w:rPr>
-          <w:rFonts w:ascii="Charis SIL Italic" w:hAnsi="Charis SIL Italic" w:eastAsia="Charis SIL Italic"/>
-          <w:b w:val="0"/>
-          <w:i/>
-          <w:color w:val="0000FF"/>
-          <w:sz w:val="24"/>
-        </w:rPr>
-        <w:t>f</w:t>
       </w:r>
       <w:r>
         <w:rPr>
@@ -759,7 +748,7 @@
           <w:sz w:val="24"/>
           <w:u w:val="single"/>
         </w:rPr>
-        <w:hyperlink r:id="rId10" w:history="1">
+        <w:hyperlink r:id="rId9" w:history="1">
           <w:r>
             <w:rPr>
               <w:rStyle w:val="Hyperlink"/>
@@ -851,8 +840,177 @@
           <w:i/>
           <w:color w:val="0000FF"/>
           <w:sz w:val="24"/>
-        </w:rPr>
-        <w:t xml:space="preserve">collections from a colonial context. </w:t>
+          <w:u w:val="single"/>
+        </w:rPr>
+        <w:hyperlink r:id="rId9" w:history="1">
+          <w:r>
+            <w:rPr>
+              <w:rStyle w:val="Hyperlink"/>
+            </w:rPr>
+            <w:t>coll</w:t>
+          </w:r>
+        </w:hyperlink>
+      </w:r>
+      <w:r>
+        <w:rPr>
+          <w:rFonts w:ascii="Charis SIL Italic" w:hAnsi="Charis SIL Italic" w:eastAsia="Charis SIL Italic"/>
+          <w:b w:val="0"/>
+          <w:i/>
+          <w:color w:val="0000FF"/>
+          <w:sz w:val="24"/>
+          <w:u w:val="single"/>
+        </w:rPr>
+        <w:hyperlink r:id="rId9" w:history="1">
+          <w:r>
+            <w:rPr>
+              <w:rStyle w:val="Hyperlink"/>
+            </w:rPr>
+            <w:t>e</w:t>
+          </w:r>
+        </w:hyperlink>
+      </w:r>
+      <w:r>
+        <w:rPr>
+          <w:rFonts w:ascii="Charis SIL Italic" w:hAnsi="Charis SIL Italic" w:eastAsia="Charis SIL Italic"/>
+          <w:b w:val="0"/>
+          <w:i/>
+          <w:color w:val="0000FF"/>
+          <w:sz w:val="24"/>
+          <w:u w:val="single"/>
+        </w:rPr>
+        <w:hyperlink r:id="rId9" w:history="1">
+          <w:r>
+            <w:rPr>
+              <w:rStyle w:val="Hyperlink"/>
+            </w:rPr>
+            <w:t>ctions</w:t>
+          </w:r>
+        </w:hyperlink>
+      </w:r>
+      <w:r>
+        <w:rPr>
+          <w:rFonts w:ascii="Charis SIL Italic" w:hAnsi="Charis SIL Italic" w:eastAsia="Charis SIL Italic"/>
+          <w:b w:val="0"/>
+          <w:i/>
+          <w:color w:val="0000FF"/>
+          <w:sz w:val="24"/>
+          <w:u w:val="single"/>
+        </w:rPr>
+        <w:t xml:space="preserve"> </w:t>
+      </w:r>
+      <w:r>
+        <w:rPr>
+          <w:rFonts w:ascii="Charis SIL Italic" w:hAnsi="Charis SIL Italic" w:eastAsia="Charis SIL Italic"/>
+          <w:b w:val="0"/>
+          <w:i/>
+          <w:color w:val="0000FF"/>
+          <w:sz w:val="24"/>
+          <w:u w:val="single"/>
+        </w:rPr>
+        <w:hyperlink r:id="rId9" w:history="1">
+          <w:r>
+            <w:rPr>
+              <w:rStyle w:val="Hyperlink"/>
+            </w:rPr>
+            <w:t>fro</w:t>
+          </w:r>
+        </w:hyperlink>
+      </w:r>
+      <w:r>
+        <w:rPr>
+          <w:rFonts w:ascii="Charis SIL Italic" w:hAnsi="Charis SIL Italic" w:eastAsia="Charis SIL Italic"/>
+          <w:b w:val="0"/>
+          <w:i/>
+          <w:color w:val="0000FF"/>
+          <w:sz w:val="24"/>
+        </w:rPr>
+        <w:t>m</w:t>
+      </w:r>
+      <w:r>
+        <w:rPr>
+          <w:rFonts w:ascii="Charis SIL Italic" w:hAnsi="Charis SIL Italic" w:eastAsia="Charis SIL Italic"/>
+          <w:b w:val="0"/>
+          <w:i/>
+          <w:color w:val="0000FF"/>
+          <w:sz w:val="24"/>
+          <w:u w:val="single"/>
+        </w:rPr>
+        <w:t xml:space="preserve"> </w:t>
+      </w:r>
+      <w:r>
+        <w:rPr>
+          <w:rFonts w:ascii="Charis SIL Italic" w:hAnsi="Charis SIL Italic" w:eastAsia="Charis SIL Italic"/>
+          <w:b w:val="0"/>
+          <w:i/>
+          <w:color w:val="0000FF"/>
+          <w:sz w:val="24"/>
+          <w:u w:val="single"/>
+        </w:rPr>
+        <w:hyperlink r:id="rId10" w:history="1">
+          <w:r>
+            <w:rPr>
+              <w:rStyle w:val="Hyperlink"/>
+            </w:rPr>
+            <w:t>a</w:t>
+          </w:r>
+        </w:hyperlink>
+      </w:r>
+      <w:r>
+        <w:rPr>
+          <w:rFonts w:ascii="Charis SIL Italic" w:hAnsi="Charis SIL Italic" w:eastAsia="Charis SIL Italic"/>
+          <w:b w:val="0"/>
+          <w:i/>
+          <w:color w:val="0000FF"/>
+          <w:sz w:val="24"/>
+          <w:u w:val="single"/>
+        </w:rPr>
+        <w:t xml:space="preserve"> </w:t>
+      </w:r>
+      <w:r>
+        <w:rPr>
+          <w:rFonts w:ascii="Charis SIL Italic" w:hAnsi="Charis SIL Italic" w:eastAsia="Charis SIL Italic"/>
+          <w:b w:val="0"/>
+          <w:i/>
+          <w:color w:val="0000FF"/>
+          <w:sz w:val="24"/>
+          <w:u w:val="single"/>
+        </w:rPr>
+        <w:hyperlink r:id="rId10" w:history="1">
+          <w:r>
+            <w:rPr>
+              <w:rStyle w:val="Hyperlink"/>
+            </w:rPr>
+            <w:t>coloni</w:t>
+          </w:r>
+        </w:hyperlink>
+      </w:r>
+      <w:r>
+        <w:rPr>
+          <w:rFonts w:ascii="Charis SIL Italic" w:hAnsi="Charis SIL Italic" w:eastAsia="Charis SIL Italic"/>
+          <w:b w:val="0"/>
+          <w:i/>
+          <w:color w:val="0000FF"/>
+          <w:sz w:val="24"/>
+          <w:u w:val="single"/>
+        </w:rPr>
+        <w:hyperlink r:id="rId10" w:history="1">
+          <w:r>
+            <w:rPr>
+              <w:rStyle w:val="Hyperlink"/>
+            </w:rPr>
+            <w:t>al</w:t>
+          </w:r>
+        </w:hyperlink>
+      </w:r>
+      <w:r>
+        <w:rPr>
+          <w:rFonts w:ascii="Charis SIL Italic" w:hAnsi="Charis SIL Italic" w:eastAsia="Charis SIL Italic"/>
+          <w:b w:val="0"/>
+          <w:i/>
+          <w:color w:val="0000FF"/>
+          <w:sz w:val="24"/>
+        </w:rPr>
+        <w:t xml:space="preserve"> context. </w:t>
       </w:r>
       <w:r>
         <w:rPr>
@@ -1036,7 +1194,25 @@
           <w:color w:val="000000"/>
           <w:sz w:val="24"/>
         </w:rPr>
-        <w:t xml:space="preserve">Other relevant reference </w:t>
+        <w:t>Other relevant re</w:t>
+      </w:r>
+      <w:r>
+        <w:rPr>
+          <w:u w:val="single" w:color="0000ff"/>
+          <w:rFonts w:ascii="Charis SIL Regular" w:hAnsi="Charis SIL Regular" w:eastAsia="Charis SIL Regular"/>
+          <w:b w:val="0"/>
+          <w:i w:val="0"/>
+          <w:color w:val="000000"/>
+          <w:sz w:val="24"/>
+        </w:rPr>
+        <w:hyperlink r:id="rId10" w:history="1">
+          <w:r>
+            <w:rPr>
+              <w:rStyle w:val="Hyperlink"/>
+            </w:rPr>
+            <w:t xml:space="preserve">ference </w:t>
+          </w:r>
+        </w:hyperlink>
       </w:r>
       <w:r>
         <w:rPr>
@@ -2228,7 +2404,7 @@
           <w:sz w:val="24"/>
           <w:u w:val="single"/>
         </w:rPr>
-        <w:hyperlink r:id="rId13" w:history="1">
+        <w:hyperlink r:id="rId12" w:history="1">
           <w:r>
             <w:rPr>
               <w:rStyle w:val="Hyperlink"/>
@@ -3401,114 +3577,13 @@
       </w:r>
       <w:r>
         <w:rPr>
-          <w:u w:val="single" w:color="0000ff"/>
           <w:rFonts w:ascii="Charis SIL Regular" w:hAnsi="Charis SIL Regular" w:eastAsia="Charis SIL Regular"/>
           <w:b w:val="0"/>
           <w:i w:val="0"/>
           <w:color w:val="000000"/>
           <w:sz w:val="24"/>
         </w:rPr>
-        <w:hyperlink r:id="rId15" w:history="1">
-          <w:r>
-            <w:rPr>
-              <w:rStyle w:val="Hyperlink"/>
-            </w:rPr>
-            <w:t xml:space="preserve"> (</w:t>
-          </w:r>
-        </w:hyperlink>
-      </w:r>
-      <w:r>
-        <w:rPr>
-          <w:u w:val="single" w:color="0000ff"/>
-          <w:rFonts w:ascii="Charis SIL Regular" w:hAnsi="Charis SIL Regular" w:eastAsia="Charis SIL Regular"/>
-          <w:b w:val="0"/>
-          <w:i w:val="0"/>
-          <w:color w:val="000000"/>
-          <w:sz w:val="24"/>
-        </w:rPr>
-        <w:hyperlink r:id="rId15" w:history="1">
-          <w:r>
-            <w:rPr>
-              <w:rStyle w:val="Hyperlink"/>
-            </w:rPr>
-            <w:t>Amster</w:t>
-          </w:r>
-        </w:hyperlink>
-      </w:r>
-      <w:r>
-        <w:rPr>
-          <w:u w:val="single" w:color="0000ff"/>
-          <w:rFonts w:ascii="Charis SIL Regular" w:hAnsi="Charis SIL Regular" w:eastAsia="Charis SIL Regular"/>
-          <w:b w:val="0"/>
-          <w:i w:val="0"/>
-          <w:color w:val="000000"/>
-          <w:sz w:val="24"/>
-        </w:rPr>
-        <w:hyperlink r:id="rId15" w:history="1">
-          <w:r>
-            <w:rPr>
-              <w:rStyle w:val="Hyperlink"/>
-            </w:rPr>
-            <w:t>dam</w:t>
-          </w:r>
-        </w:hyperlink>
-      </w:r>
-      <w:r>
-        <w:rPr>
-          <w:u w:val="single" w:color="0000ff"/>
-          <w:rFonts w:ascii="Charis SIL Regular" w:hAnsi="Charis SIL Regular" w:eastAsia="Charis SIL Regular"/>
-          <w:b w:val="0"/>
-          <w:i w:val="0"/>
-          <w:color w:val="000000"/>
-          <w:sz w:val="24"/>
-        </w:rPr>
-        <w:hyperlink r:id="rId15" w:history="1">
-          <w:r>
-            <w:rPr>
-              <w:rStyle w:val="Hyperlink"/>
-            </w:rPr>
-            <w:t>: Rijksmuse</w:t>
-          </w:r>
-        </w:hyperlink>
-      </w:r>
-      <w:r>
-        <w:rPr>
-          <w:u w:val="single" w:color="0000ff"/>
-          <w:rFonts w:ascii="Charis SIL Regular" w:hAnsi="Charis SIL Regular" w:eastAsia="Charis SIL Regular"/>
-          <w:b w:val="0"/>
-          <w:i w:val="0"/>
-          <w:color w:val="000000"/>
-          <w:sz w:val="24"/>
-        </w:rPr>
-        <w:hyperlink r:id="rId15" w:history="1">
-          <w:r>
-            <w:rPr>
-              <w:rStyle w:val="Hyperlink"/>
-            </w:rPr>
-            <w:t>u</w:t>
-          </w:r>
-        </w:hyperlink>
-      </w:r>
-      <w:r>
-        <w:rPr>
-          <w:u w:val="single" w:color="0000ff"/>
-          <w:rFonts w:ascii="Charis SIL Regular" w:hAnsi="Charis SIL Regular" w:eastAsia="Charis SIL Regular"/>
-          <w:b w:val="0"/>
-          <w:i w:val="0"/>
-          <w:color w:val="000000"/>
-          <w:sz w:val="24"/>
-        </w:rPr>
-        <w:t>m</w:t>
-      </w:r>
-      <w:r>
-        <w:rPr>
-          <w:rFonts w:ascii="Charis SIL Regular" w:hAnsi="Charis SIL Regular" w:eastAsia="Charis SIL Regular"/>
-          <w:b w:val="0"/>
-          <w:i w:val="0"/>
-          <w:color w:val="000000"/>
-          <w:sz w:val="24"/>
-        </w:rPr>
-        <w:t xml:space="preserve">, </w:t>
+        <w:t xml:space="preserve"> (Amsterdam: Rijksmuseum, </w:t>
       </w:r>
       <w:r>
         <w:rPr>

--- a/EXPORTS/DOCX/published/niveau1/English/DoingResearch.docx
+++ b/EXPORTS/DOCX/published/niveau1/English/DoingResearch.docx
@@ -338,7 +338,7 @@
             <w:rPr>
               <w:rStyle w:val="Hyperlink"/>
             </w:rPr>
-            <w:t>significanc</w:t>
+            <w:t>significan</w:t>
           </w:r>
         </w:hyperlink>
       </w:r>
@@ -349,9 +349,15 @@
           <w:i/>
           <w:color w:val="0000FF"/>
           <w:sz w:val="24"/>
-          <w:u w:val="single"/>
-        </w:rPr>
-        <w:t>e</w:t>
+        </w:rPr>
+        <w:hyperlink r:id="rId9" w:history="1">
+          <w:r>
+            <w:rPr>
+              <w:rStyle w:val="Hyperlink"/>
+            </w:rPr>
+            <w:t>c</w:t>
+          </w:r>
+        </w:hyperlink>
       </w:r>
       <w:r>
         <w:rPr>
@@ -360,6 +366,17 @@
           <w:i/>
           <w:color w:val="0000FF"/>
           <w:sz w:val="24"/>
+        </w:rPr>
+        <w:t>e</w:t>
+      </w:r>
+      <w:r>
+        <w:rPr>
+          <w:rFonts w:ascii="Charis SIL Italic" w:hAnsi="Charis SIL Italic" w:eastAsia="Charis SIL Italic"/>
+          <w:b w:val="0"/>
+          <w:i/>
+          <w:color w:val="0000FF"/>
+          <w:sz w:val="24"/>
+          <w:u w:val="single"/>
         </w:rPr>
         <w:t xml:space="preserve"> </w:t>
       </w:r>
@@ -448,72 +465,7 @@
           <w:sz w:val="24"/>
           <w:u w:val="single"/>
         </w:rPr>
-        <w:hyperlink r:id="rId9" w:history="1">
-          <w:r>
-            <w:rPr>
-              <w:rStyle w:val="Hyperlink"/>
-            </w:rPr>
-            <w:t>and</w:t>
-          </w:r>
-        </w:hyperlink>
-      </w:r>
-      <w:r>
-        <w:rPr>
-          <w:rFonts w:ascii="Charis SIL Italic" w:hAnsi="Charis SIL Italic" w:eastAsia="Charis SIL Italic"/>
-          <w:b w:val="0"/>
-          <w:i/>
-          <w:color w:val="0000FF"/>
-          <w:sz w:val="24"/>
-          <w:u w:val="single"/>
-        </w:rPr>
-        <w:t xml:space="preserve"> </w:t>
-      </w:r>
-      <w:r>
-        <w:rPr>
-          <w:rFonts w:ascii="Charis SIL Italic" w:hAnsi="Charis SIL Italic" w:eastAsia="Charis SIL Italic"/>
-          <w:b w:val="0"/>
-          <w:i/>
-          <w:color w:val="0000FF"/>
-          <w:sz w:val="24"/>
-          <w:u w:val="single"/>
-        </w:rPr>
-        <w:hyperlink r:id="rId9" w:history="1">
-          <w:r>
-            <w:rPr>
-              <w:rStyle w:val="Hyperlink"/>
-            </w:rPr>
-            <w:t>collections</w:t>
-          </w:r>
-        </w:hyperlink>
-      </w:r>
-      <w:r>
-        <w:rPr>
-          <w:rFonts w:ascii="Charis SIL Italic" w:hAnsi="Charis SIL Italic" w:eastAsia="Charis SIL Italic"/>
-          <w:b w:val="0"/>
-          <w:i/>
-          <w:color w:val="0000FF"/>
-          <w:sz w:val="24"/>
-          <w:u w:val="single"/>
-        </w:rPr>
-        <w:t xml:space="preserve"> </w:t>
-      </w:r>
-      <w:r>
-        <w:rPr>
-          <w:rFonts w:ascii="Charis SIL Italic" w:hAnsi="Charis SIL Italic" w:eastAsia="Charis SIL Italic"/>
-          <w:b w:val="0"/>
-          <w:i/>
-          <w:color w:val="0000FF"/>
-          <w:sz w:val="24"/>
-          <w:u w:val="single"/>
-        </w:rPr>
-        <w:hyperlink r:id="rId9" w:history="1">
-          <w:r>
-            <w:rPr>
-              <w:rStyle w:val="Hyperlink"/>
-            </w:rPr>
-            <w:t>acqui</w:t>
-          </w:r>
-        </w:hyperlink>
+        <w:t>and collections acqui</w:t>
       </w:r>
       <w:r>
         <w:rPr>
@@ -676,6 +628,16 @@
       </w:r>
       <w:r>
         <w:rPr>
+          <w:rFonts w:ascii="Charis SIL Regular" w:hAnsi="Charis SIL Regular" w:eastAsia="Charis SIL Regular"/>
+          <w:b w:val="0"/>
+          <w:i w:val="0"/>
+          <w:color w:val="000000"/>
+          <w:sz w:val="24"/>
+        </w:rPr>
+        <w:t xml:space="preserve"> and the publicatio</w:t>
+      </w:r>
+      <w:r>
+        <w:rPr>
           <w:u w:val="single" w:color="0000ff"/>
           <w:rFonts w:ascii="Charis SIL Regular" w:hAnsi="Charis SIL Regular" w:eastAsia="Charis SIL Regular"/>
           <w:b w:val="0"/>
@@ -688,23 +650,12 @@
             <w:rPr>
               <w:rStyle w:val="Hyperlink"/>
             </w:rPr>
-            <w:t xml:space="preserve"> and th</w:t>
+            <w:t xml:space="preserve">n </w:t>
           </w:r>
         </w:hyperlink>
       </w:r>
       <w:r>
         <w:rPr>
-          <w:u w:val="single" w:color="0000ff"/>
-          <w:rFonts w:ascii="Charis SIL Regular" w:hAnsi="Charis SIL Regular" w:eastAsia="Charis SIL Regular"/>
-          <w:b w:val="0"/>
-          <w:i w:val="0"/>
-          <w:color w:val="000000"/>
-          <w:sz w:val="24"/>
-        </w:rPr>
-        <w:t xml:space="preserve">e publication </w:t>
-      </w:r>
-      <w:r>
-        <w:rPr>
           <w:rFonts w:ascii="Charis SIL Italic" w:hAnsi="Charis SIL Italic" w:eastAsia="Charis SIL Italic"/>
           <w:b w:val="0"/>
           <w:i/>
@@ -712,7 +663,7 @@
           <w:sz w:val="24"/>
           <w:u w:val="single"/>
         </w:rPr>
-        <w:hyperlink r:id="rId10" w:history="1">
+        <w:hyperlink r:id="rId9" w:history="1">
           <w:r>
             <w:rPr>
               <w:rStyle w:val="Hyperlink"/>
@@ -730,7 +681,7 @@
           <w:sz w:val="24"/>
           <w:u w:val="single"/>
         </w:rPr>
-        <w:hyperlink r:id="rId10" w:history="1">
+        <w:hyperlink r:id="rId9" w:history="1">
           <w:r>
             <w:rPr>
               <w:rStyle w:val="Hyperlink"/>
@@ -842,14 +793,7 @@
           <w:sz w:val="24"/>
           <w:u w:val="single"/>
         </w:rPr>
-        <w:hyperlink r:id="rId9" w:history="1">
-          <w:r>
-            <w:rPr>
-              <w:rStyle w:val="Hyperlink"/>
-            </w:rPr>
-            <w:t>coll</w:t>
-          </w:r>
-        </w:hyperlink>
+        <w:t>collections from a coloni</w:t>
       </w:r>
       <w:r>
         <w:rPr>
@@ -861,139 +805,6 @@
           <w:u w:val="single"/>
         </w:rPr>
         <w:hyperlink r:id="rId9" w:history="1">
-          <w:r>
-            <w:rPr>
-              <w:rStyle w:val="Hyperlink"/>
-            </w:rPr>
-            <w:t>e</w:t>
-          </w:r>
-        </w:hyperlink>
-      </w:r>
-      <w:r>
-        <w:rPr>
-          <w:rFonts w:ascii="Charis SIL Italic" w:hAnsi="Charis SIL Italic" w:eastAsia="Charis SIL Italic"/>
-          <w:b w:val="0"/>
-          <w:i/>
-          <w:color w:val="0000FF"/>
-          <w:sz w:val="24"/>
-          <w:u w:val="single"/>
-        </w:rPr>
-        <w:hyperlink r:id="rId9" w:history="1">
-          <w:r>
-            <w:rPr>
-              <w:rStyle w:val="Hyperlink"/>
-            </w:rPr>
-            <w:t>ctions</w:t>
-          </w:r>
-        </w:hyperlink>
-      </w:r>
-      <w:r>
-        <w:rPr>
-          <w:rFonts w:ascii="Charis SIL Italic" w:hAnsi="Charis SIL Italic" w:eastAsia="Charis SIL Italic"/>
-          <w:b w:val="0"/>
-          <w:i/>
-          <w:color w:val="0000FF"/>
-          <w:sz w:val="24"/>
-          <w:u w:val="single"/>
-        </w:rPr>
-        <w:t xml:space="preserve"> </w:t>
-      </w:r>
-      <w:r>
-        <w:rPr>
-          <w:rFonts w:ascii="Charis SIL Italic" w:hAnsi="Charis SIL Italic" w:eastAsia="Charis SIL Italic"/>
-          <w:b w:val="0"/>
-          <w:i/>
-          <w:color w:val="0000FF"/>
-          <w:sz w:val="24"/>
-          <w:u w:val="single"/>
-        </w:rPr>
-        <w:hyperlink r:id="rId9" w:history="1">
-          <w:r>
-            <w:rPr>
-              <w:rStyle w:val="Hyperlink"/>
-            </w:rPr>
-            <w:t>fro</w:t>
-          </w:r>
-        </w:hyperlink>
-      </w:r>
-      <w:r>
-        <w:rPr>
-          <w:rFonts w:ascii="Charis SIL Italic" w:hAnsi="Charis SIL Italic" w:eastAsia="Charis SIL Italic"/>
-          <w:b w:val="0"/>
-          <w:i/>
-          <w:color w:val="0000FF"/>
-          <w:sz w:val="24"/>
-        </w:rPr>
-        <w:t>m</w:t>
-      </w:r>
-      <w:r>
-        <w:rPr>
-          <w:rFonts w:ascii="Charis SIL Italic" w:hAnsi="Charis SIL Italic" w:eastAsia="Charis SIL Italic"/>
-          <w:b w:val="0"/>
-          <w:i/>
-          <w:color w:val="0000FF"/>
-          <w:sz w:val="24"/>
-          <w:u w:val="single"/>
-        </w:rPr>
-        <w:t xml:space="preserve"> </w:t>
-      </w:r>
-      <w:r>
-        <w:rPr>
-          <w:rFonts w:ascii="Charis SIL Italic" w:hAnsi="Charis SIL Italic" w:eastAsia="Charis SIL Italic"/>
-          <w:b w:val="0"/>
-          <w:i/>
-          <w:color w:val="0000FF"/>
-          <w:sz w:val="24"/>
-          <w:u w:val="single"/>
-        </w:rPr>
-        <w:hyperlink r:id="rId10" w:history="1">
-          <w:r>
-            <w:rPr>
-              <w:rStyle w:val="Hyperlink"/>
-            </w:rPr>
-            <w:t>a</w:t>
-          </w:r>
-        </w:hyperlink>
-      </w:r>
-      <w:r>
-        <w:rPr>
-          <w:rFonts w:ascii="Charis SIL Italic" w:hAnsi="Charis SIL Italic" w:eastAsia="Charis SIL Italic"/>
-          <w:b w:val="0"/>
-          <w:i/>
-          <w:color w:val="0000FF"/>
-          <w:sz w:val="24"/>
-          <w:u w:val="single"/>
-        </w:rPr>
-        <w:t xml:space="preserve"> </w:t>
-      </w:r>
-      <w:r>
-        <w:rPr>
-          <w:rFonts w:ascii="Charis SIL Italic" w:hAnsi="Charis SIL Italic" w:eastAsia="Charis SIL Italic"/>
-          <w:b w:val="0"/>
-          <w:i/>
-          <w:color w:val="0000FF"/>
-          <w:sz w:val="24"/>
-          <w:u w:val="single"/>
-        </w:rPr>
-        <w:hyperlink r:id="rId10" w:history="1">
-          <w:r>
-            <w:rPr>
-              <w:rStyle w:val="Hyperlink"/>
-            </w:rPr>
-            <w:t>coloni</w:t>
-          </w:r>
-        </w:hyperlink>
-      </w:r>
-      <w:r>
-        <w:rPr>
-          <w:rFonts w:ascii="Charis SIL Italic" w:hAnsi="Charis SIL Italic" w:eastAsia="Charis SIL Italic"/>
-          <w:b w:val="0"/>
-          <w:i/>
-          <w:color w:val="0000FF"/>
-          <w:sz w:val="24"/>
-          <w:u w:val="single"/>
-        </w:rPr>
-        <w:hyperlink r:id="rId10" w:history="1">
           <w:r>
             <w:rPr>
               <w:rStyle w:val="Hyperlink"/>
@@ -1009,8 +820,38 @@
           <w:i/>
           <w:color w:val="0000FF"/>
           <w:sz w:val="24"/>
-        </w:rPr>
-        <w:t xml:space="preserve"> context. </w:t>
+          <w:u w:val="single"/>
+        </w:rPr>
+        <w:t xml:space="preserve"> </w:t>
+      </w:r>
+      <w:r>
+        <w:rPr>
+          <w:rFonts w:ascii="Charis SIL Italic" w:hAnsi="Charis SIL Italic" w:eastAsia="Charis SIL Italic"/>
+          <w:b w:val="0"/>
+          <w:i/>
+          <w:color w:val="0000FF"/>
+          <w:sz w:val="24"/>
+          <w:u w:val="single"/>
+        </w:rPr>
+        <w:hyperlink r:id="rId9" w:history="1">
+          <w:r>
+            <w:rPr>
+              <w:rStyle w:val="Hyperlink"/>
+            </w:rPr>
+            <w:t>context.</w:t>
+          </w:r>
+        </w:hyperlink>
+      </w:r>
+      <w:r>
+        <w:rPr>
+          <w:rFonts w:ascii="Charis SIL Italic" w:hAnsi="Charis SIL Italic" w:eastAsia="Charis SIL Italic"/>
+          <w:b w:val="0"/>
+          <w:i/>
+          <w:color w:val="0000FF"/>
+          <w:sz w:val="24"/>
+          <w:u w:val="single"/>
+        </w:rPr>
+        <w:t xml:space="preserve"> </w:t>
       </w:r>
       <w:r>
         <w:rPr>
@@ -1188,13 +1029,32 @@
       </w:r>
       <w:r>
         <w:rPr>
+          <w:u w:val="single" w:color="0000ff"/>
           <w:rFonts w:ascii="Charis SIL Regular" w:hAnsi="Charis SIL Regular" w:eastAsia="Charis SIL Regular"/>
           <w:b w:val="0"/>
           <w:i w:val="0"/>
           <w:color w:val="000000"/>
           <w:sz w:val="24"/>
         </w:rPr>
-        <w:t>Other relevant re</w:t>
+        <w:t xml:space="preserve">Other relevant </w:t>
+      </w:r>
+      <w:r>
+        <w:rPr>
+          <w:u w:val="single" w:color="0000ff"/>
+          <w:rFonts w:ascii="Charis SIL Regular" w:hAnsi="Charis SIL Regular" w:eastAsia="Charis SIL Regular"/>
+          <w:b w:val="0"/>
+          <w:i w:val="0"/>
+          <w:color w:val="000000"/>
+          <w:sz w:val="24"/>
+        </w:rPr>
+        <w:hyperlink r:id="rId10" w:history="1">
+          <w:r>
+            <w:rPr>
+              <w:rStyle w:val="Hyperlink"/>
+            </w:rPr>
+            <w:t>re</w:t>
+          </w:r>
+        </w:hyperlink>
       </w:r>
       <w:r>
         <w:rPr>
@@ -3228,7 +3088,7 @@
             <w:rPr>
               <w:rStyle w:val="Hyperlink"/>
             </w:rPr>
-            <w:t>significanc</w:t>
+            <w:t>significan</w:t>
           </w:r>
         </w:hyperlink>
       </w:r>
@@ -3239,9 +3099,15 @@
           <w:i/>
           <w:color w:val="0000FF"/>
           <w:sz w:val="24"/>
-          <w:u w:val="single"/>
-        </w:rPr>
-        <w:t>e</w:t>
+        </w:rPr>
+        <w:hyperlink r:id="rId15" w:history="1">
+          <w:r>
+            <w:rPr>
+              <w:rStyle w:val="Hyperlink"/>
+            </w:rPr>
+            <w:t>c</w:t>
+          </w:r>
+        </w:hyperlink>
       </w:r>
       <w:r>
         <w:rPr>
@@ -3252,7 +3118,122 @@
           <w:sz w:val="24"/>
           <w:u w:val="single"/>
         </w:rPr>
+        <w:t>e</w:t>
+      </w:r>
+      <w:r>
+        <w:rPr>
+          <w:rFonts w:ascii="Charis SIL Italic" w:hAnsi="Charis SIL Italic" w:eastAsia="Charis SIL Italic"/>
+          <w:b w:val="0"/>
+          <w:i/>
+          <w:color w:val="0000FF"/>
+          <w:sz w:val="24"/>
+          <w:u w:val="single"/>
+        </w:rPr>
         <w:t xml:space="preserve"> </w:t>
+      </w:r>
+      <w:r>
+        <w:rPr>
+          <w:rFonts w:ascii="Charis SIL Italic" w:hAnsi="Charis SIL Italic" w:eastAsia="Charis SIL Italic"/>
+          <w:b w:val="0"/>
+          <w:i/>
+          <w:color w:val="0000FF"/>
+          <w:sz w:val="24"/>
+          <w:u w:val="single"/>
+        </w:rPr>
+        <w:hyperlink r:id="rId15" w:history="1">
+          <w:r>
+            <w:rPr>
+              <w:rStyle w:val="Hyperlink"/>
+            </w:rPr>
+            <w:t xml:space="preserve">of </w:t>
+          </w:r>
+        </w:hyperlink>
+      </w:r>
+      <w:r>
+        <w:rPr>
+          <w:rFonts w:ascii="Charis SIL Italic" w:hAnsi="Charis SIL Italic" w:eastAsia="Charis SIL Italic"/>
+          <w:b w:val="0"/>
+          <w:i/>
+          <w:color w:val="0000FF"/>
+          <w:sz w:val="24"/>
+        </w:rPr>
+        <w:t>cultural objects and collections acqui</w:t>
+      </w:r>
+      <w:r>
+        <w:rPr>
+          <w:rFonts w:ascii="Charis SIL Italic" w:hAnsi="Charis SIL Italic" w:eastAsia="Charis SIL Italic"/>
+          <w:b w:val="0"/>
+          <w:i/>
+          <w:color w:val="0000FF"/>
+          <w:sz w:val="24"/>
+          <w:u w:val="single"/>
+        </w:rPr>
+        <w:hyperlink r:id="rId15" w:history="1">
+          <w:r>
+            <w:rPr>
+              <w:rStyle w:val="Hyperlink"/>
+            </w:rPr>
+            <w:t>red</w:t>
+          </w:r>
+        </w:hyperlink>
+      </w:r>
+      <w:r>
+        <w:rPr>
+          <w:rFonts w:ascii="Charis SIL Italic" w:hAnsi="Charis SIL Italic" w:eastAsia="Charis SIL Italic"/>
+          <w:b w:val="0"/>
+          <w:i/>
+          <w:color w:val="0000FF"/>
+          <w:sz w:val="24"/>
+          <w:u w:val="single"/>
+        </w:rPr>
+        <w:t xml:space="preserve"> </w:t>
+      </w:r>
+      <w:r>
+        <w:rPr>
+          <w:rFonts w:ascii="Charis SIL Italic" w:hAnsi="Charis SIL Italic" w:eastAsia="Charis SIL Italic"/>
+          <w:b w:val="0"/>
+          <w:i/>
+          <w:color w:val="0000FF"/>
+          <w:sz w:val="24"/>
+          <w:u w:val="single"/>
+        </w:rPr>
+        <w:hyperlink r:id="rId15" w:history="1">
+          <w:r>
+            <w:rPr>
+              <w:rStyle w:val="Hyperlink"/>
+            </w:rPr>
+            <w:t>in</w:t>
+          </w:r>
+        </w:hyperlink>
+      </w:r>
+      <w:r>
+        <w:rPr>
+          <w:rFonts w:ascii="Charis SIL Italic" w:hAnsi="Charis SIL Italic" w:eastAsia="Charis SIL Italic"/>
+          <w:b w:val="0"/>
+          <w:i/>
+          <w:color w:val="0000FF"/>
+          <w:sz w:val="24"/>
+          <w:u w:val="single"/>
+        </w:rPr>
+        <w:t xml:space="preserve"> </w:t>
+      </w:r>
+      <w:r>
+        <w:rPr>
+          <w:rFonts w:ascii="Charis SIL Italic" w:hAnsi="Charis SIL Italic" w:eastAsia="Charis SIL Italic"/>
+          <w:b w:val="0"/>
+          <w:i/>
+          <w:color w:val="0000FF"/>
+          <w:sz w:val="24"/>
+          <w:u w:val="single"/>
+        </w:rPr>
+        <w:hyperlink r:id="rId15" w:history="1">
+          <w:r>
+            <w:rPr>
+              <w:rStyle w:val="Hyperlink"/>
+            </w:rPr>
+            <w:t>col</w:t>
+          </w:r>
+        </w:hyperlink>
       </w:r>
       <w:r>
         <w:rPr>
@@ -3279,244 +3260,6 @@
           <w:i/>
           <w:color w:val="0000FF"/>
           <w:sz w:val="24"/>
-        </w:rPr>
-        <w:t xml:space="preserve">f </w:t>
-      </w:r>
-      <w:r>
-        <w:rPr>
-          <w:rFonts w:ascii="Charis SIL Italic" w:hAnsi="Charis SIL Italic" w:eastAsia="Charis SIL Italic"/>
-          <w:b w:val="0"/>
-          <w:i/>
-          <w:color w:val="0000FF"/>
-          <w:sz w:val="24"/>
-          <w:u w:val="single"/>
-        </w:rPr>
-        <w:hyperlink r:id="rId15" w:history="1">
-          <w:r>
-            <w:rPr>
-              <w:rStyle w:val="Hyperlink"/>
-            </w:rPr>
-            <w:t>cultural</w:t>
-          </w:r>
-        </w:hyperlink>
-      </w:r>
-      <w:r>
-        <w:rPr>
-          <w:rFonts w:ascii="Charis SIL Italic" w:hAnsi="Charis SIL Italic" w:eastAsia="Charis SIL Italic"/>
-          <w:b w:val="0"/>
-          <w:i/>
-          <w:color w:val="0000FF"/>
-          <w:sz w:val="24"/>
-          <w:u w:val="single"/>
-        </w:rPr>
-        <w:t xml:space="preserve"> </w:t>
-      </w:r>
-      <w:r>
-        <w:rPr>
-          <w:rFonts w:ascii="Charis SIL Italic" w:hAnsi="Charis SIL Italic" w:eastAsia="Charis SIL Italic"/>
-          <w:b w:val="0"/>
-          <w:i/>
-          <w:color w:val="0000FF"/>
-          <w:sz w:val="24"/>
-          <w:u w:val="single"/>
-        </w:rPr>
-        <w:hyperlink r:id="rId15" w:history="1">
-          <w:r>
-            <w:rPr>
-              <w:rStyle w:val="Hyperlink"/>
-            </w:rPr>
-            <w:t>objects</w:t>
-          </w:r>
-        </w:hyperlink>
-      </w:r>
-      <w:r>
-        <w:rPr>
-          <w:rFonts w:ascii="Charis SIL Italic" w:hAnsi="Charis SIL Italic" w:eastAsia="Charis SIL Italic"/>
-          <w:b w:val="0"/>
-          <w:i/>
-          <w:color w:val="0000FF"/>
-          <w:sz w:val="24"/>
-          <w:u w:val="single"/>
-        </w:rPr>
-        <w:t xml:space="preserve"> </w:t>
-      </w:r>
-      <w:r>
-        <w:rPr>
-          <w:rFonts w:ascii="Charis SIL Italic" w:hAnsi="Charis SIL Italic" w:eastAsia="Charis SIL Italic"/>
-          <w:b w:val="0"/>
-          <w:i/>
-          <w:color w:val="0000FF"/>
-          <w:sz w:val="24"/>
-          <w:u w:val="single"/>
-        </w:rPr>
-        <w:hyperlink r:id="rId15" w:history="1">
-          <w:r>
-            <w:rPr>
-              <w:rStyle w:val="Hyperlink"/>
-            </w:rPr>
-            <w:t>and</w:t>
-          </w:r>
-        </w:hyperlink>
-      </w:r>
-      <w:r>
-        <w:rPr>
-          <w:rFonts w:ascii="Charis SIL Italic" w:hAnsi="Charis SIL Italic" w:eastAsia="Charis SIL Italic"/>
-          <w:b w:val="0"/>
-          <w:i/>
-          <w:color w:val="0000FF"/>
-          <w:sz w:val="24"/>
-          <w:u w:val="single"/>
-        </w:rPr>
-        <w:t xml:space="preserve"> </w:t>
-      </w:r>
-      <w:r>
-        <w:rPr>
-          <w:rFonts w:ascii="Charis SIL Italic" w:hAnsi="Charis SIL Italic" w:eastAsia="Charis SIL Italic"/>
-          <w:b w:val="0"/>
-          <w:i/>
-          <w:color w:val="0000FF"/>
-          <w:sz w:val="24"/>
-          <w:u w:val="single"/>
-        </w:rPr>
-        <w:hyperlink r:id="rId15" w:history="1">
-          <w:r>
-            <w:rPr>
-              <w:rStyle w:val="Hyperlink"/>
-            </w:rPr>
-            <w:t>collections</w:t>
-          </w:r>
-        </w:hyperlink>
-      </w:r>
-      <w:r>
-        <w:rPr>
-          <w:rFonts w:ascii="Charis SIL Italic" w:hAnsi="Charis SIL Italic" w:eastAsia="Charis SIL Italic"/>
-          <w:b w:val="0"/>
-          <w:i/>
-          <w:color w:val="0000FF"/>
-          <w:sz w:val="24"/>
-          <w:u w:val="single"/>
-        </w:rPr>
-        <w:t xml:space="preserve"> </w:t>
-      </w:r>
-      <w:r>
-        <w:rPr>
-          <w:rFonts w:ascii="Charis SIL Italic" w:hAnsi="Charis SIL Italic" w:eastAsia="Charis SIL Italic"/>
-          <w:b w:val="0"/>
-          <w:i/>
-          <w:color w:val="0000FF"/>
-          <w:sz w:val="24"/>
-          <w:u w:val="single"/>
-        </w:rPr>
-        <w:hyperlink r:id="rId15" w:history="1">
-          <w:r>
-            <w:rPr>
-              <w:rStyle w:val="Hyperlink"/>
-            </w:rPr>
-            <w:t>acqui</w:t>
-          </w:r>
-        </w:hyperlink>
-      </w:r>
-      <w:r>
-        <w:rPr>
-          <w:rFonts w:ascii="Charis SIL Italic" w:hAnsi="Charis SIL Italic" w:eastAsia="Charis SIL Italic"/>
-          <w:b w:val="0"/>
-          <w:i/>
-          <w:color w:val="0000FF"/>
-          <w:sz w:val="24"/>
-          <w:u w:val="single"/>
-        </w:rPr>
-        <w:hyperlink r:id="rId15" w:history="1">
-          <w:r>
-            <w:rPr>
-              <w:rStyle w:val="Hyperlink"/>
-            </w:rPr>
-            <w:t>red</w:t>
-          </w:r>
-        </w:hyperlink>
-      </w:r>
-      <w:r>
-        <w:rPr>
-          <w:rFonts w:ascii="Charis SIL Italic" w:hAnsi="Charis SIL Italic" w:eastAsia="Charis SIL Italic"/>
-          <w:b w:val="0"/>
-          <w:i/>
-          <w:color w:val="0000FF"/>
-          <w:sz w:val="24"/>
-          <w:u w:val="single"/>
-        </w:rPr>
-        <w:t xml:space="preserve"> </w:t>
-      </w:r>
-      <w:r>
-        <w:rPr>
-          <w:rFonts w:ascii="Charis SIL Italic" w:hAnsi="Charis SIL Italic" w:eastAsia="Charis SIL Italic"/>
-          <w:b w:val="0"/>
-          <w:i/>
-          <w:color w:val="0000FF"/>
-          <w:sz w:val="24"/>
-          <w:u w:val="single"/>
-        </w:rPr>
-        <w:hyperlink r:id="rId15" w:history="1">
-          <w:r>
-            <w:rPr>
-              <w:rStyle w:val="Hyperlink"/>
-            </w:rPr>
-            <w:t>in</w:t>
-          </w:r>
-        </w:hyperlink>
-      </w:r>
-      <w:r>
-        <w:rPr>
-          <w:rFonts w:ascii="Charis SIL Italic" w:hAnsi="Charis SIL Italic" w:eastAsia="Charis SIL Italic"/>
-          <w:b w:val="0"/>
-          <w:i/>
-          <w:color w:val="0000FF"/>
-          <w:sz w:val="24"/>
-          <w:u w:val="single"/>
-        </w:rPr>
-        <w:t xml:space="preserve"> </w:t>
-      </w:r>
-      <w:r>
-        <w:rPr>
-          <w:rFonts w:ascii="Charis SIL Italic" w:hAnsi="Charis SIL Italic" w:eastAsia="Charis SIL Italic"/>
-          <w:b w:val="0"/>
-          <w:i/>
-          <w:color w:val="0000FF"/>
-          <w:sz w:val="24"/>
-          <w:u w:val="single"/>
-        </w:rPr>
-        <w:hyperlink r:id="rId15" w:history="1">
-          <w:r>
-            <w:rPr>
-              <w:rStyle w:val="Hyperlink"/>
-            </w:rPr>
-            <w:t>col</w:t>
-          </w:r>
-        </w:hyperlink>
-      </w:r>
-      <w:r>
-        <w:rPr>
-          <w:rFonts w:ascii="Charis SIL Italic" w:hAnsi="Charis SIL Italic" w:eastAsia="Charis SIL Italic"/>
-          <w:b w:val="0"/>
-          <w:i/>
-          <w:color w:val="0000FF"/>
-          <w:sz w:val="24"/>
-          <w:u w:val="single"/>
-        </w:rPr>
-        <w:hyperlink r:id="rId15" w:history="1">
-          <w:r>
-            <w:rPr>
-              <w:rStyle w:val="Hyperlink"/>
-            </w:rPr>
-            <w:t>o</w:t>
-          </w:r>
-        </w:hyperlink>
-      </w:r>
-      <w:r>
-        <w:rPr>
-          <w:rFonts w:ascii="Charis SIL Italic" w:hAnsi="Charis SIL Italic" w:eastAsia="Charis SIL Italic"/>
-          <w:b w:val="0"/>
-          <w:i/>
-          <w:color w:val="0000FF"/>
-          <w:sz w:val="24"/>
           <w:u w:val="single"/>
         </w:rPr>
         <w:hyperlink r:id="rId15" w:history="1">
@@ -3577,13 +3320,114 @@
       </w:r>
       <w:r>
         <w:rPr>
+          <w:u w:val="single" w:color="0000ff"/>
           <w:rFonts w:ascii="Charis SIL Regular" w:hAnsi="Charis SIL Regular" w:eastAsia="Charis SIL Regular"/>
           <w:b w:val="0"/>
           <w:i w:val="0"/>
           <w:color w:val="000000"/>
           <w:sz w:val="24"/>
         </w:rPr>
-        <w:t xml:space="preserve"> (Amsterdam: Rijksmuseum, </w:t>
+        <w:hyperlink r:id="rId15" w:history="1">
+          <w:r>
+            <w:rPr>
+              <w:rStyle w:val="Hyperlink"/>
+            </w:rPr>
+            <w:t xml:space="preserve"> (</w:t>
+          </w:r>
+        </w:hyperlink>
+      </w:r>
+      <w:r>
+        <w:rPr>
+          <w:u w:val="single" w:color="0000ff"/>
+          <w:rFonts w:ascii="Charis SIL Regular" w:hAnsi="Charis SIL Regular" w:eastAsia="Charis SIL Regular"/>
+          <w:b w:val="0"/>
+          <w:i w:val="0"/>
+          <w:color w:val="000000"/>
+          <w:sz w:val="24"/>
+        </w:rPr>
+        <w:hyperlink r:id="rId15" w:history="1">
+          <w:r>
+            <w:rPr>
+              <w:rStyle w:val="Hyperlink"/>
+            </w:rPr>
+            <w:t>Amster</w:t>
+          </w:r>
+        </w:hyperlink>
+      </w:r>
+      <w:r>
+        <w:rPr>
+          <w:u w:val="single" w:color="0000ff"/>
+          <w:rFonts w:ascii="Charis SIL Regular" w:hAnsi="Charis SIL Regular" w:eastAsia="Charis SIL Regular"/>
+          <w:b w:val="0"/>
+          <w:i w:val="0"/>
+          <w:color w:val="000000"/>
+          <w:sz w:val="24"/>
+        </w:rPr>
+        <w:hyperlink r:id="rId15" w:history="1">
+          <w:r>
+            <w:rPr>
+              <w:rStyle w:val="Hyperlink"/>
+            </w:rPr>
+            <w:t>dam</w:t>
+          </w:r>
+        </w:hyperlink>
+      </w:r>
+      <w:r>
+        <w:rPr>
+          <w:u w:val="single" w:color="0000ff"/>
+          <w:rFonts w:ascii="Charis SIL Regular" w:hAnsi="Charis SIL Regular" w:eastAsia="Charis SIL Regular"/>
+          <w:b w:val="0"/>
+          <w:i w:val="0"/>
+          <w:color w:val="000000"/>
+          <w:sz w:val="24"/>
+        </w:rPr>
+        <w:hyperlink r:id="rId15" w:history="1">
+          <w:r>
+            <w:rPr>
+              <w:rStyle w:val="Hyperlink"/>
+            </w:rPr>
+            <w:t>: Rijksmuse</w:t>
+          </w:r>
+        </w:hyperlink>
+      </w:r>
+      <w:r>
+        <w:rPr>
+          <w:u w:val="single" w:color="0000ff"/>
+          <w:rFonts w:ascii="Charis SIL Regular" w:hAnsi="Charis SIL Regular" w:eastAsia="Charis SIL Regular"/>
+          <w:b w:val="0"/>
+          <w:i w:val="0"/>
+          <w:color w:val="000000"/>
+          <w:sz w:val="24"/>
+        </w:rPr>
+        <w:hyperlink r:id="rId15" w:history="1">
+          <w:r>
+            <w:rPr>
+              <w:rStyle w:val="Hyperlink"/>
+            </w:rPr>
+            <w:t>u</w:t>
+          </w:r>
+        </w:hyperlink>
+      </w:r>
+      <w:r>
+        <w:rPr>
+          <w:u w:val="single" w:color="0000ff"/>
+          <w:rFonts w:ascii="Charis SIL Regular" w:hAnsi="Charis SIL Regular" w:eastAsia="Charis SIL Regular"/>
+          <w:b w:val="0"/>
+          <w:i w:val="0"/>
+          <w:color w:val="000000"/>
+          <w:sz w:val="24"/>
+        </w:rPr>
+        <w:t>m</w:t>
+      </w:r>
+      <w:r>
+        <w:rPr>
+          <w:rFonts w:ascii="Charis SIL Regular" w:hAnsi="Charis SIL Regular" w:eastAsia="Charis SIL Regular"/>
+          <w:b w:val="0"/>
+          <w:i w:val="0"/>
+          <w:color w:val="000000"/>
+          <w:sz w:val="24"/>
+        </w:rPr>
+        <w:t xml:space="preserve">, </w:t>
       </w:r>
       <w:r>
         <w:rPr>

--- a/EXPORTS/DOCX/published/niveau1/English/DoingResearch.docx
+++ b/EXPORTS/DOCX/published/niveau1/English/DoingResearch.docx
@@ -465,7 +465,72 @@
           <w:sz w:val="24"/>
           <w:u w:val="single"/>
         </w:rPr>
-        <w:t>and collections acqui</w:t>
+        <w:hyperlink r:id="rId9" w:history="1">
+          <w:r>
+            <w:rPr>
+              <w:rStyle w:val="Hyperlink"/>
+            </w:rPr>
+            <w:t>and</w:t>
+          </w:r>
+        </w:hyperlink>
+      </w:r>
+      <w:r>
+        <w:rPr>
+          <w:rFonts w:ascii="Charis SIL Italic" w:hAnsi="Charis SIL Italic" w:eastAsia="Charis SIL Italic"/>
+          <w:b w:val="0"/>
+          <w:i/>
+          <w:color w:val="0000FF"/>
+          <w:sz w:val="24"/>
+          <w:u w:val="single"/>
+        </w:rPr>
+        <w:t xml:space="preserve"> </w:t>
+      </w:r>
+      <w:r>
+        <w:rPr>
+          <w:rFonts w:ascii="Charis SIL Italic" w:hAnsi="Charis SIL Italic" w:eastAsia="Charis SIL Italic"/>
+          <w:b w:val="0"/>
+          <w:i/>
+          <w:color w:val="0000FF"/>
+          <w:sz w:val="24"/>
+          <w:u w:val="single"/>
+        </w:rPr>
+        <w:hyperlink r:id="rId9" w:history="1">
+          <w:r>
+            <w:rPr>
+              <w:rStyle w:val="Hyperlink"/>
+            </w:rPr>
+            <w:t>collections</w:t>
+          </w:r>
+        </w:hyperlink>
+      </w:r>
+      <w:r>
+        <w:rPr>
+          <w:rFonts w:ascii="Charis SIL Italic" w:hAnsi="Charis SIL Italic" w:eastAsia="Charis SIL Italic"/>
+          <w:b w:val="0"/>
+          <w:i/>
+          <w:color w:val="0000FF"/>
+          <w:sz w:val="24"/>
+          <w:u w:val="single"/>
+        </w:rPr>
+        <w:t xml:space="preserve"> </w:t>
+      </w:r>
+      <w:r>
+        <w:rPr>
+          <w:rFonts w:ascii="Charis SIL Italic" w:hAnsi="Charis SIL Italic" w:eastAsia="Charis SIL Italic"/>
+          <w:b w:val="0"/>
+          <w:i/>
+          <w:color w:val="0000FF"/>
+          <w:sz w:val="24"/>
+          <w:u w:val="single"/>
+        </w:rPr>
+        <w:hyperlink r:id="rId9" w:history="1">
+          <w:r>
+            <w:rPr>
+              <w:rStyle w:val="Hyperlink"/>
+            </w:rPr>
+            <w:t>acqui</w:t>
+          </w:r>
+        </w:hyperlink>
       </w:r>
       <w:r>
         <w:rPr>
@@ -628,13 +693,93 @@
       </w:r>
       <w:r>
         <w:rPr>
+          <w:u w:val="single" w:color="0000ff"/>
           <w:rFonts w:ascii="Charis SIL Regular" w:hAnsi="Charis SIL Regular" w:eastAsia="Charis SIL Regular"/>
           <w:b w:val="0"/>
           <w:i w:val="0"/>
           <w:color w:val="000000"/>
           <w:sz w:val="24"/>
         </w:rPr>
-        <w:t xml:space="preserve"> and the publicatio</w:t>
+        <w:hyperlink r:id="rId9" w:history="1">
+          <w:r>
+            <w:rPr>
+              <w:rStyle w:val="Hyperlink"/>
+            </w:rPr>
+            <w:t xml:space="preserve"> and th</w:t>
+          </w:r>
+        </w:hyperlink>
+      </w:r>
+      <w:r>
+        <w:rPr>
+          <w:u w:val="single" w:color="0000ff"/>
+          <w:rFonts w:ascii="Charis SIL Regular" w:hAnsi="Charis SIL Regular" w:eastAsia="Charis SIL Regular"/>
+          <w:b w:val="0"/>
+          <w:i w:val="0"/>
+          <w:color w:val="000000"/>
+          <w:sz w:val="24"/>
+        </w:rPr>
+        <w:hyperlink r:id="rId9" w:history="1">
+          <w:r>
+            <w:rPr>
+              <w:rStyle w:val="Hyperlink"/>
+            </w:rPr>
+            <w:t>e</w:t>
+          </w:r>
+        </w:hyperlink>
+      </w:r>
+      <w:r>
+        <w:rPr>
+          <w:u w:val="single" w:color="0000ff"/>
+          <w:rFonts w:ascii="Charis SIL Regular" w:hAnsi="Charis SIL Regular" w:eastAsia="Charis SIL Regular"/>
+          <w:b w:val="0"/>
+          <w:i w:val="0"/>
+          <w:color w:val="000000"/>
+          <w:sz w:val="24"/>
+        </w:rPr>
+        <w:hyperlink r:id="rId9" w:history="1">
+          <w:r>
+            <w:rPr>
+              <w:rStyle w:val="Hyperlink"/>
+            </w:rPr>
+            <w:t xml:space="preserve"> publi</w:t>
+          </w:r>
+        </w:hyperlink>
+      </w:r>
+      <w:r>
+        <w:rPr>
+          <w:u w:val="single" w:color="0000ff"/>
+          <w:rFonts w:ascii="Charis SIL Regular" w:hAnsi="Charis SIL Regular" w:eastAsia="Charis SIL Regular"/>
+          <w:b w:val="0"/>
+          <w:i w:val="0"/>
+          <w:color w:val="000000"/>
+          <w:sz w:val="24"/>
+        </w:rPr>
+        <w:hyperlink r:id="rId9" w:history="1">
+          <w:r>
+            <w:rPr>
+              <w:rStyle w:val="Hyperlink"/>
+            </w:rPr>
+            <w:t>c</w:t>
+          </w:r>
+        </w:hyperlink>
+      </w:r>
+      <w:r>
+        <w:rPr>
+          <w:u w:val="single" w:color="0000ff"/>
+          <w:rFonts w:ascii="Charis SIL Regular" w:hAnsi="Charis SIL Regular" w:eastAsia="Charis SIL Regular"/>
+          <w:b w:val="0"/>
+          <w:i w:val="0"/>
+          <w:color w:val="000000"/>
+          <w:sz w:val="24"/>
+        </w:rPr>
+        <w:hyperlink r:id="rId9" w:history="1">
+          <w:r>
+            <w:rPr>
+              <w:rStyle w:val="Hyperlink"/>
+            </w:rPr>
+            <w:t>atio</w:t>
+          </w:r>
+        </w:hyperlink>
       </w:r>
       <w:r>
         <w:rPr>
@@ -793,7 +938,147 @@
           <w:sz w:val="24"/>
           <w:u w:val="single"/>
         </w:rPr>
-        <w:t>collections from a coloni</w:t>
+        <w:hyperlink r:id="rId10" w:history="1">
+          <w:r>
+            <w:rPr>
+              <w:rStyle w:val="Hyperlink"/>
+            </w:rPr>
+            <w:t>coll</w:t>
+          </w:r>
+        </w:hyperlink>
+      </w:r>
+      <w:r>
+        <w:rPr>
+          <w:rFonts w:ascii="Charis SIL Italic" w:hAnsi="Charis SIL Italic" w:eastAsia="Charis SIL Italic"/>
+          <w:b w:val="0"/>
+          <w:i/>
+          <w:color w:val="0000FF"/>
+          <w:sz w:val="24"/>
+          <w:u w:val="single"/>
+        </w:rPr>
+        <w:hyperlink r:id="rId10" w:history="1">
+          <w:r>
+            <w:rPr>
+              <w:rStyle w:val="Hyperlink"/>
+            </w:rPr>
+            <w:t>e</w:t>
+          </w:r>
+        </w:hyperlink>
+      </w:r>
+      <w:r>
+        <w:rPr>
+          <w:rFonts w:ascii="Charis SIL Italic" w:hAnsi="Charis SIL Italic" w:eastAsia="Charis SIL Italic"/>
+          <w:b w:val="0"/>
+          <w:i/>
+          <w:color w:val="0000FF"/>
+          <w:sz w:val="24"/>
+          <w:u w:val="single"/>
+        </w:rPr>
+        <w:hyperlink r:id="rId9" w:history="1">
+          <w:r>
+            <w:rPr>
+              <w:rStyle w:val="Hyperlink"/>
+            </w:rPr>
+            <w:t>ctions</w:t>
+          </w:r>
+        </w:hyperlink>
+      </w:r>
+      <w:r>
+        <w:rPr>
+          <w:rFonts w:ascii="Charis SIL Italic" w:hAnsi="Charis SIL Italic" w:eastAsia="Charis SIL Italic"/>
+          <w:b w:val="0"/>
+          <w:i/>
+          <w:color w:val="0000FF"/>
+          <w:sz w:val="24"/>
+          <w:u w:val="single"/>
+        </w:rPr>
+        <w:t xml:space="preserve"> </w:t>
+      </w:r>
+      <w:r>
+        <w:rPr>
+          <w:rFonts w:ascii="Charis SIL Italic" w:hAnsi="Charis SIL Italic" w:eastAsia="Charis SIL Italic"/>
+          <w:b w:val="0"/>
+          <w:i/>
+          <w:color w:val="0000FF"/>
+          <w:sz w:val="24"/>
+          <w:u w:val="single"/>
+        </w:rPr>
+        <w:hyperlink r:id="rId9" w:history="1">
+          <w:r>
+            <w:rPr>
+              <w:rStyle w:val="Hyperlink"/>
+            </w:rPr>
+            <w:t>fro</w:t>
+          </w:r>
+        </w:hyperlink>
+      </w:r>
+      <w:r>
+        <w:rPr>
+          <w:rFonts w:ascii="Charis SIL Italic" w:hAnsi="Charis SIL Italic" w:eastAsia="Charis SIL Italic"/>
+          <w:b w:val="0"/>
+          <w:i/>
+          <w:color w:val="0000FF"/>
+          <w:sz w:val="24"/>
+        </w:rPr>
+        <w:t>m</w:t>
+      </w:r>
+      <w:r>
+        <w:rPr>
+          <w:rFonts w:ascii="Charis SIL Italic" w:hAnsi="Charis SIL Italic" w:eastAsia="Charis SIL Italic"/>
+          <w:b w:val="0"/>
+          <w:i/>
+          <w:color w:val="0000FF"/>
+          <w:sz w:val="24"/>
+          <w:u w:val="single"/>
+        </w:rPr>
+        <w:t xml:space="preserve"> </w:t>
+      </w:r>
+      <w:r>
+        <w:rPr>
+          <w:rFonts w:ascii="Charis SIL Italic" w:hAnsi="Charis SIL Italic" w:eastAsia="Charis SIL Italic"/>
+          <w:b w:val="0"/>
+          <w:i/>
+          <w:color w:val="0000FF"/>
+          <w:sz w:val="24"/>
+          <w:u w:val="single"/>
+        </w:rPr>
+        <w:hyperlink r:id="rId9" w:history="1">
+          <w:r>
+            <w:rPr>
+              <w:rStyle w:val="Hyperlink"/>
+            </w:rPr>
+            <w:t>a</w:t>
+          </w:r>
+        </w:hyperlink>
+      </w:r>
+      <w:r>
+        <w:rPr>
+          <w:rFonts w:ascii="Charis SIL Italic" w:hAnsi="Charis SIL Italic" w:eastAsia="Charis SIL Italic"/>
+          <w:b w:val="0"/>
+          <w:i/>
+          <w:color w:val="0000FF"/>
+          <w:sz w:val="24"/>
+          <w:u w:val="single"/>
+        </w:rPr>
+        <w:t xml:space="preserve"> </w:t>
+      </w:r>
+      <w:r>
+        <w:rPr>
+          <w:rFonts w:ascii="Charis SIL Italic" w:hAnsi="Charis SIL Italic" w:eastAsia="Charis SIL Italic"/>
+          <w:b w:val="0"/>
+          <w:i/>
+          <w:color w:val="0000FF"/>
+          <w:sz w:val="24"/>
+          <w:u w:val="single"/>
+        </w:rPr>
+        <w:hyperlink r:id="rId9" w:history="1">
+          <w:r>
+            <w:rPr>
+              <w:rStyle w:val="Hyperlink"/>
+            </w:rPr>
+            <w:t>coloni</w:t>
+          </w:r>
+        </w:hyperlink>
       </w:r>
       <w:r>
         <w:rPr>
@@ -891,7 +1176,7 @@
           <w:sz w:val="24"/>
           <w:u w:val="single"/>
         </w:rPr>
-        <w:hyperlink r:id="rId9" w:history="1">
+        <w:hyperlink r:id="rId10" w:history="1">
           <w:r>
             <w:rPr>
               <w:rStyle w:val="Hyperlink"/>
@@ -1036,7 +1321,32 @@
           <w:color w:val="000000"/>
           <w:sz w:val="24"/>
         </w:rPr>
-        <w:t xml:space="preserve">Other relevant </w:t>
+        <w:hyperlink r:id="rId10" w:history="1">
+          <w:r>
+            <w:rPr>
+              <w:rStyle w:val="Hyperlink"/>
+            </w:rPr>
+            <w:t>Other rele</w:t>
+          </w:r>
+        </w:hyperlink>
+      </w:r>
+      <w:r>
+        <w:rPr>
+          <w:u w:val="single" w:color="0000ff"/>
+          <w:rFonts w:ascii="Charis SIL Regular" w:hAnsi="Charis SIL Regular" w:eastAsia="Charis SIL Regular"/>
+          <w:b w:val="0"/>
+          <w:i w:val="0"/>
+          <w:color w:val="000000"/>
+          <w:sz w:val="24"/>
+        </w:rPr>
+        <w:hyperlink r:id="rId10" w:history="1">
+          <w:r>
+            <w:rPr>
+              <w:rStyle w:val="Hyperlink"/>
+            </w:rPr>
+            <w:t xml:space="preserve">vant </w:t>
+          </w:r>
+        </w:hyperlink>
       </w:r>
       <w:r>
         <w:rPr>
@@ -2264,7 +2574,7 @@
           <w:sz w:val="24"/>
           <w:u w:val="single"/>
         </w:rPr>
-        <w:hyperlink r:id="rId12" w:history="1">
+        <w:hyperlink r:id="rId13" w:history="1">
           <w:r>
             <w:rPr>
               <w:rStyle w:val="Hyperlink"/>
@@ -3156,8 +3466,132 @@
           <w:i/>
           <w:color w:val="0000FF"/>
           <w:sz w:val="24"/>
-        </w:rPr>
-        <w:t>cultural objects and collections acqui</w:t>
+          <w:u w:val="single"/>
+        </w:rPr>
+        <w:hyperlink r:id="rId15" w:history="1">
+          <w:r>
+            <w:rPr>
+              <w:rStyle w:val="Hyperlink"/>
+            </w:rPr>
+            <w:t>cultural</w:t>
+          </w:r>
+        </w:hyperlink>
+      </w:r>
+      <w:r>
+        <w:rPr>
+          <w:rFonts w:ascii="Charis SIL Italic" w:hAnsi="Charis SIL Italic" w:eastAsia="Charis SIL Italic"/>
+          <w:b w:val="0"/>
+          <w:i/>
+          <w:color w:val="0000FF"/>
+          <w:sz w:val="24"/>
+          <w:u w:val="single"/>
+        </w:rPr>
+        <w:t xml:space="preserve"> </w:t>
+      </w:r>
+      <w:r>
+        <w:rPr>
+          <w:rFonts w:ascii="Charis SIL Italic" w:hAnsi="Charis SIL Italic" w:eastAsia="Charis SIL Italic"/>
+          <w:b w:val="0"/>
+          <w:i/>
+          <w:color w:val="0000FF"/>
+          <w:sz w:val="24"/>
+          <w:u w:val="single"/>
+        </w:rPr>
+        <w:hyperlink r:id="rId15" w:history="1">
+          <w:r>
+            <w:rPr>
+              <w:rStyle w:val="Hyperlink"/>
+            </w:rPr>
+            <w:t>objects</w:t>
+          </w:r>
+        </w:hyperlink>
+      </w:r>
+      <w:r>
+        <w:rPr>
+          <w:rFonts w:ascii="Charis SIL Italic" w:hAnsi="Charis SIL Italic" w:eastAsia="Charis SIL Italic"/>
+          <w:b w:val="0"/>
+          <w:i/>
+          <w:color w:val="0000FF"/>
+          <w:sz w:val="24"/>
+          <w:u w:val="single"/>
+        </w:rPr>
+        <w:t xml:space="preserve"> </w:t>
+      </w:r>
+      <w:r>
+        <w:rPr>
+          <w:rFonts w:ascii="Charis SIL Italic" w:hAnsi="Charis SIL Italic" w:eastAsia="Charis SIL Italic"/>
+          <w:b w:val="0"/>
+          <w:i/>
+          <w:color w:val="0000FF"/>
+          <w:sz w:val="24"/>
+          <w:u w:val="single"/>
+        </w:rPr>
+        <w:hyperlink r:id="rId15" w:history="1">
+          <w:r>
+            <w:rPr>
+              <w:rStyle w:val="Hyperlink"/>
+            </w:rPr>
+            <w:t>and</w:t>
+          </w:r>
+        </w:hyperlink>
+      </w:r>
+      <w:r>
+        <w:rPr>
+          <w:rFonts w:ascii="Charis SIL Italic" w:hAnsi="Charis SIL Italic" w:eastAsia="Charis SIL Italic"/>
+          <w:b w:val="0"/>
+          <w:i/>
+          <w:color w:val="0000FF"/>
+          <w:sz w:val="24"/>
+          <w:u w:val="single"/>
+        </w:rPr>
+        <w:t xml:space="preserve"> </w:t>
+      </w:r>
+      <w:r>
+        <w:rPr>
+          <w:rFonts w:ascii="Charis SIL Italic" w:hAnsi="Charis SIL Italic" w:eastAsia="Charis SIL Italic"/>
+          <w:b w:val="0"/>
+          <w:i/>
+          <w:color w:val="0000FF"/>
+          <w:sz w:val="24"/>
+          <w:u w:val="single"/>
+        </w:rPr>
+        <w:hyperlink r:id="rId15" w:history="1">
+          <w:r>
+            <w:rPr>
+              <w:rStyle w:val="Hyperlink"/>
+            </w:rPr>
+            <w:t>collections</w:t>
+          </w:r>
+        </w:hyperlink>
+      </w:r>
+      <w:r>
+        <w:rPr>
+          <w:rFonts w:ascii="Charis SIL Italic" w:hAnsi="Charis SIL Italic" w:eastAsia="Charis SIL Italic"/>
+          <w:b w:val="0"/>
+          <w:i/>
+          <w:color w:val="0000FF"/>
+          <w:sz w:val="24"/>
+          <w:u w:val="single"/>
+        </w:rPr>
+        <w:t xml:space="preserve"> </w:t>
+      </w:r>
+      <w:r>
+        <w:rPr>
+          <w:rFonts w:ascii="Charis SIL Italic" w:hAnsi="Charis SIL Italic" w:eastAsia="Charis SIL Italic"/>
+          <w:b w:val="0"/>
+          <w:i/>
+          <w:color w:val="0000FF"/>
+          <w:sz w:val="24"/>
+          <w:u w:val="single"/>
+        </w:rPr>
+        <w:hyperlink r:id="rId15" w:history="1">
+          <w:r>
+            <w:rPr>
+              <w:rStyle w:val="Hyperlink"/>
+            </w:rPr>
+            <w:t>acqui</w:t>
+          </w:r>
+        </w:hyperlink>
       </w:r>
       <w:r>
         <w:rPr>

--- a/EXPORTS/DOCX/published/niveau1/English/DoingResearch.docx
+++ b/EXPORTS/DOCX/published/niveau1/English/DoingResearch.docx
@@ -349,6 +349,332 @@
           <w:i/>
           <w:color w:val="0000FF"/>
           <w:sz w:val="24"/>
+          <w:u w:val="single"/>
+        </w:rPr>
+        <w:t>c</w:t>
+      </w:r>
+      <w:r>
+        <w:rPr>
+          <w:rFonts w:ascii="Charis SIL Italic" w:hAnsi="Charis SIL Italic" w:eastAsia="Charis SIL Italic"/>
+          <w:b w:val="0"/>
+          <w:i/>
+          <w:color w:val="0000FF"/>
+          <w:sz w:val="24"/>
+        </w:rPr>
+        <w:t>e</w:t>
+      </w:r>
+      <w:r>
+        <w:rPr>
+          <w:rFonts w:ascii="Charis SIL Italic" w:hAnsi="Charis SIL Italic" w:eastAsia="Charis SIL Italic"/>
+          <w:b w:val="0"/>
+          <w:i/>
+          <w:color w:val="0000FF"/>
+          <w:sz w:val="24"/>
+          <w:u w:val="single"/>
+        </w:rPr>
+        <w:t xml:space="preserve"> </w:t>
+      </w:r>
+      <w:r>
+        <w:rPr>
+          <w:rFonts w:ascii="Charis SIL Italic" w:hAnsi="Charis SIL Italic" w:eastAsia="Charis SIL Italic"/>
+          <w:b w:val="0"/>
+          <w:i/>
+          <w:color w:val="0000FF"/>
+          <w:sz w:val="24"/>
+          <w:u w:val="single"/>
+        </w:rPr>
+        <w:hyperlink r:id="rId9" w:history="1">
+          <w:r>
+            <w:rPr>
+              <w:rStyle w:val="Hyperlink"/>
+            </w:rPr>
+            <w:t>of</w:t>
+          </w:r>
+        </w:hyperlink>
+      </w:r>
+      <w:r>
+        <w:rPr>
+          <w:rFonts w:ascii="Charis SIL Italic" w:hAnsi="Charis SIL Italic" w:eastAsia="Charis SIL Italic"/>
+          <w:b w:val="0"/>
+          <w:i/>
+          <w:color w:val="0000FF"/>
+          <w:sz w:val="24"/>
+          <w:u w:val="single"/>
+        </w:rPr>
+        <w:t xml:space="preserve"> </w:t>
+      </w:r>
+      <w:r>
+        <w:rPr>
+          <w:rFonts w:ascii="Charis SIL Italic" w:hAnsi="Charis SIL Italic" w:eastAsia="Charis SIL Italic"/>
+          <w:b w:val="0"/>
+          <w:i/>
+          <w:color w:val="0000FF"/>
+          <w:sz w:val="24"/>
+          <w:u w:val="single"/>
+        </w:rPr>
+        <w:hyperlink r:id="rId9" w:history="1">
+          <w:r>
+            <w:rPr>
+              <w:rStyle w:val="Hyperlink"/>
+            </w:rPr>
+            <w:t>cultural</w:t>
+          </w:r>
+        </w:hyperlink>
+      </w:r>
+      <w:r>
+        <w:rPr>
+          <w:rFonts w:ascii="Charis SIL Italic" w:hAnsi="Charis SIL Italic" w:eastAsia="Charis SIL Italic"/>
+          <w:b w:val="0"/>
+          <w:i/>
+          <w:color w:val="0000FF"/>
+          <w:sz w:val="24"/>
+          <w:u w:val="single"/>
+        </w:rPr>
+        <w:t xml:space="preserve"> </w:t>
+      </w:r>
+      <w:r>
+        <w:rPr>
+          <w:rFonts w:ascii="Charis SIL Italic" w:hAnsi="Charis SIL Italic" w:eastAsia="Charis SIL Italic"/>
+          <w:b w:val="0"/>
+          <w:i/>
+          <w:color w:val="0000FF"/>
+          <w:sz w:val="24"/>
+          <w:u w:val="single"/>
+        </w:rPr>
+        <w:hyperlink r:id="rId9" w:history="1">
+          <w:r>
+            <w:rPr>
+              <w:rStyle w:val="Hyperlink"/>
+            </w:rPr>
+            <w:t xml:space="preserve">objects </w:t>
+          </w:r>
+        </w:hyperlink>
+      </w:r>
+      <w:r>
+        <w:rPr>
+          <w:rFonts w:ascii="Charis SIL Italic" w:hAnsi="Charis SIL Italic" w:eastAsia="Charis SIL Italic"/>
+          <w:b w:val="0"/>
+          <w:i/>
+          <w:color w:val="0000FF"/>
+          <w:sz w:val="24"/>
+          <w:u w:val="single"/>
+        </w:rPr>
+        <w:t>and collections acqui</w:t>
+      </w:r>
+      <w:r>
+        <w:rPr>
+          <w:rFonts w:ascii="Charis SIL Italic" w:hAnsi="Charis SIL Italic" w:eastAsia="Charis SIL Italic"/>
+          <w:b w:val="0"/>
+          <w:i/>
+          <w:color w:val="0000FF"/>
+          <w:sz w:val="24"/>
+          <w:u w:val="single"/>
+        </w:rPr>
+        <w:hyperlink r:id="rId9" w:history="1">
+          <w:r>
+            <w:rPr>
+              <w:rStyle w:val="Hyperlink"/>
+            </w:rPr>
+            <w:t>red</w:t>
+          </w:r>
+        </w:hyperlink>
+      </w:r>
+      <w:r>
+        <w:rPr>
+          <w:rFonts w:ascii="Charis SIL Italic" w:hAnsi="Charis SIL Italic" w:eastAsia="Charis SIL Italic"/>
+          <w:b w:val="0"/>
+          <w:i/>
+          <w:color w:val="0000FF"/>
+          <w:sz w:val="24"/>
+          <w:u w:val="single"/>
+        </w:rPr>
+        <w:t xml:space="preserve"> </w:t>
+      </w:r>
+      <w:r>
+        <w:rPr>
+          <w:rFonts w:ascii="Charis SIL Italic" w:hAnsi="Charis SIL Italic" w:eastAsia="Charis SIL Italic"/>
+          <w:b w:val="0"/>
+          <w:i/>
+          <w:color w:val="0000FF"/>
+          <w:sz w:val="24"/>
+          <w:u w:val="single"/>
+        </w:rPr>
+        <w:hyperlink r:id="rId9" w:history="1">
+          <w:r>
+            <w:rPr>
+              <w:rStyle w:val="Hyperlink"/>
+            </w:rPr>
+            <w:t>in</w:t>
+          </w:r>
+        </w:hyperlink>
+      </w:r>
+      <w:r>
+        <w:rPr>
+          <w:rFonts w:ascii="Charis SIL Italic" w:hAnsi="Charis SIL Italic" w:eastAsia="Charis SIL Italic"/>
+          <w:b w:val="0"/>
+          <w:i/>
+          <w:color w:val="0000FF"/>
+          <w:sz w:val="24"/>
+          <w:u w:val="single"/>
+        </w:rPr>
+        <w:t xml:space="preserve"> </w:t>
+      </w:r>
+      <w:r>
+        <w:rPr>
+          <w:rFonts w:ascii="Charis SIL Italic" w:hAnsi="Charis SIL Italic" w:eastAsia="Charis SIL Italic"/>
+          <w:b w:val="0"/>
+          <w:i/>
+          <w:color w:val="0000FF"/>
+          <w:sz w:val="24"/>
+          <w:u w:val="single"/>
+        </w:rPr>
+        <w:hyperlink r:id="rId9" w:history="1">
+          <w:r>
+            <w:rPr>
+              <w:rStyle w:val="Hyperlink"/>
+            </w:rPr>
+            <w:t>colonial</w:t>
+          </w:r>
+        </w:hyperlink>
+      </w:r>
+      <w:r>
+        <w:rPr>
+          <w:rFonts w:ascii="Charis SIL Italic" w:hAnsi="Charis SIL Italic" w:eastAsia="Charis SIL Italic"/>
+          <w:b w:val="0"/>
+          <w:i/>
+          <w:color w:val="0000FF"/>
+          <w:sz w:val="24"/>
+          <w:u w:val="single"/>
+        </w:rPr>
+        <w:t xml:space="preserve"> </w:t>
+      </w:r>
+      <w:r>
+        <w:rPr>
+          <w:rFonts w:ascii="Charis SIL Italic" w:hAnsi="Charis SIL Italic" w:eastAsia="Charis SIL Italic"/>
+          <w:b w:val="0"/>
+          <w:i/>
+          <w:color w:val="0000FF"/>
+          <w:sz w:val="24"/>
+          <w:u w:val="single"/>
+        </w:rPr>
+        <w:hyperlink r:id="rId9" w:history="1">
+          <w:r>
+            <w:rPr>
+              <w:rStyle w:val="Hyperlink"/>
+            </w:rPr>
+            <w:t>s</w:t>
+          </w:r>
+        </w:hyperlink>
+      </w:r>
+      <w:r>
+        <w:rPr>
+          <w:rFonts w:ascii="Charis SIL Italic" w:hAnsi="Charis SIL Italic" w:eastAsia="Charis SIL Italic"/>
+          <w:b w:val="0"/>
+          <w:i/>
+          <w:color w:val="0000FF"/>
+          <w:sz w:val="24"/>
+          <w:u w:val="single"/>
+        </w:rPr>
+        <w:hyperlink r:id="rId9" w:history="1">
+          <w:r>
+            <w:rPr>
+              <w:rStyle w:val="Hyperlink"/>
+            </w:rPr>
+            <w:t>itua</w:t>
+          </w:r>
+        </w:hyperlink>
+      </w:r>
+      <w:r>
+        <w:rPr>
+          <w:rFonts w:ascii="Charis SIL Italic" w:hAnsi="Charis SIL Italic" w:eastAsia="Charis SIL Italic"/>
+          <w:b w:val="0"/>
+          <w:i/>
+          <w:color w:val="0000FF"/>
+          <w:sz w:val="24"/>
+          <w:u w:val="single"/>
+        </w:rPr>
+        <w:hyperlink r:id="rId9" w:history="1">
+          <w:r>
+            <w:rPr>
+              <w:rStyle w:val="Hyperlink"/>
+            </w:rPr>
+            <w:t>t</w:t>
+          </w:r>
+        </w:hyperlink>
+      </w:r>
+      <w:r>
+        <w:rPr>
+          <w:rFonts w:ascii="Charis SIL Italic" w:hAnsi="Charis SIL Italic" w:eastAsia="Charis SIL Italic"/>
+          <w:b w:val="0"/>
+          <w:i/>
+          <w:color w:val="0000FF"/>
+          <w:sz w:val="24"/>
+          <w:u w:val="single"/>
+        </w:rPr>
+        <w:hyperlink r:id="rId9" w:history="1">
+          <w:r>
+            <w:rPr>
+              <w:rStyle w:val="Hyperlink"/>
+            </w:rPr>
+            <w:t>ions</w:t>
+          </w:r>
+        </w:hyperlink>
+      </w:r>
+      <w:r>
+        <w:rPr>
+          <w:u w:val="single" w:color="0000ff"/>
+          <w:rFonts w:ascii="Charis SIL Regular" w:hAnsi="Charis SIL Regular" w:eastAsia="Charis SIL Regular"/>
+          <w:b w:val="0"/>
+          <w:i w:val="0"/>
+          <w:color w:val="000000"/>
+          <w:sz w:val="24"/>
+        </w:rPr>
+        <w:hyperlink r:id="rId9" w:history="1">
+          <w:r>
+            <w:rPr>
+              <w:rStyle w:val="Hyperlink"/>
+            </w:rPr>
+            <w:t xml:space="preserve"> and th</w:t>
+          </w:r>
+        </w:hyperlink>
+      </w:r>
+      <w:r>
+        <w:rPr>
+          <w:u w:val="single" w:color="0000ff"/>
+          <w:rFonts w:ascii="Charis SIL Regular" w:hAnsi="Charis SIL Regular" w:eastAsia="Charis SIL Regular"/>
+          <w:b w:val="0"/>
+          <w:i w:val="0"/>
+          <w:color w:val="000000"/>
+          <w:sz w:val="24"/>
+        </w:rPr>
+        <w:t xml:space="preserve">e publication </w:t>
+      </w:r>
+      <w:r>
+        <w:rPr>
+          <w:rFonts w:ascii="Charis SIL Italic" w:hAnsi="Charis SIL Italic" w:eastAsia="Charis SIL Italic"/>
+          <w:b w:val="0"/>
+          <w:i/>
+          <w:color w:val="0000FF"/>
+          <w:sz w:val="24"/>
+          <w:u w:val="single"/>
+        </w:rPr>
+        <w:hyperlink r:id="rId10" w:history="1">
+          <w:r>
+            <w:rPr>
+              <w:rStyle w:val="Hyperlink"/>
+            </w:rPr>
+            <w:t>Provenan</w:t>
+          </w:r>
+        </w:hyperlink>
+      </w:r>
+      <w:r>
+        <w:rPr>
+          <w:rFonts w:ascii="Charis SIL Italic" w:hAnsi="Charis SIL Italic" w:eastAsia="Charis SIL Italic"/>
+          <w:b w:val="0"/>
+          <w:i/>
+          <w:color w:val="0000FF"/>
+          <w:sz w:val="24"/>
+          <w:u w:val="single"/>
         </w:rPr>
         <w:hyperlink r:id="rId9" w:history="1">
           <w:r>
@@ -366,357 +692,7 @@
           <w:i/>
           <w:color w:val="0000FF"/>
           <w:sz w:val="24"/>
-        </w:rPr>
-        <w:t>e</w:t>
-      </w:r>
-      <w:r>
-        <w:rPr>
-          <w:rFonts w:ascii="Charis SIL Italic" w:hAnsi="Charis SIL Italic" w:eastAsia="Charis SIL Italic"/>
-          <w:b w:val="0"/>
-          <w:i/>
-          <w:color w:val="0000FF"/>
-          <w:sz w:val="24"/>
           <w:u w:val="single"/>
-        </w:rPr>
-        <w:t xml:space="preserve"> </w:t>
-      </w:r>
-      <w:r>
-        <w:rPr>
-          <w:rFonts w:ascii="Charis SIL Italic" w:hAnsi="Charis SIL Italic" w:eastAsia="Charis SIL Italic"/>
-          <w:b w:val="0"/>
-          <w:i/>
-          <w:color w:val="0000FF"/>
-          <w:sz w:val="24"/>
-          <w:u w:val="single"/>
-        </w:rPr>
-        <w:hyperlink r:id="rId9" w:history="1">
-          <w:r>
-            <w:rPr>
-              <w:rStyle w:val="Hyperlink"/>
-            </w:rPr>
-            <w:t>of</w:t>
-          </w:r>
-        </w:hyperlink>
-      </w:r>
-      <w:r>
-        <w:rPr>
-          <w:rFonts w:ascii="Charis SIL Italic" w:hAnsi="Charis SIL Italic" w:eastAsia="Charis SIL Italic"/>
-          <w:b w:val="0"/>
-          <w:i/>
-          <w:color w:val="0000FF"/>
-          <w:sz w:val="24"/>
-          <w:u w:val="single"/>
-        </w:rPr>
-        <w:t xml:space="preserve"> </w:t>
-      </w:r>
-      <w:r>
-        <w:rPr>
-          <w:rFonts w:ascii="Charis SIL Italic" w:hAnsi="Charis SIL Italic" w:eastAsia="Charis SIL Italic"/>
-          <w:b w:val="0"/>
-          <w:i/>
-          <w:color w:val="0000FF"/>
-          <w:sz w:val="24"/>
-          <w:u w:val="single"/>
-        </w:rPr>
-        <w:hyperlink r:id="rId9" w:history="1">
-          <w:r>
-            <w:rPr>
-              <w:rStyle w:val="Hyperlink"/>
-            </w:rPr>
-            <w:t>cultural</w:t>
-          </w:r>
-        </w:hyperlink>
-      </w:r>
-      <w:r>
-        <w:rPr>
-          <w:rFonts w:ascii="Charis SIL Italic" w:hAnsi="Charis SIL Italic" w:eastAsia="Charis SIL Italic"/>
-          <w:b w:val="0"/>
-          <w:i/>
-          <w:color w:val="0000FF"/>
-          <w:sz w:val="24"/>
-          <w:u w:val="single"/>
-        </w:rPr>
-        <w:t xml:space="preserve"> </w:t>
-      </w:r>
-      <w:r>
-        <w:rPr>
-          <w:rFonts w:ascii="Charis SIL Italic" w:hAnsi="Charis SIL Italic" w:eastAsia="Charis SIL Italic"/>
-          <w:b w:val="0"/>
-          <w:i/>
-          <w:color w:val="0000FF"/>
-          <w:sz w:val="24"/>
-          <w:u w:val="single"/>
-        </w:rPr>
-        <w:hyperlink r:id="rId9" w:history="1">
-          <w:r>
-            <w:rPr>
-              <w:rStyle w:val="Hyperlink"/>
-            </w:rPr>
-            <w:t xml:space="preserve">objects </w:t>
-          </w:r>
-        </w:hyperlink>
-      </w:r>
-      <w:r>
-        <w:rPr>
-          <w:rFonts w:ascii="Charis SIL Italic" w:hAnsi="Charis SIL Italic" w:eastAsia="Charis SIL Italic"/>
-          <w:b w:val="0"/>
-          <w:i/>
-          <w:color w:val="0000FF"/>
-          <w:sz w:val="24"/>
-          <w:u w:val="single"/>
-        </w:rPr>
-        <w:hyperlink r:id="rId9" w:history="1">
-          <w:r>
-            <w:rPr>
-              <w:rStyle w:val="Hyperlink"/>
-            </w:rPr>
-            <w:t>and</w:t>
-          </w:r>
-        </w:hyperlink>
-      </w:r>
-      <w:r>
-        <w:rPr>
-          <w:rFonts w:ascii="Charis SIL Italic" w:hAnsi="Charis SIL Italic" w:eastAsia="Charis SIL Italic"/>
-          <w:b w:val="0"/>
-          <w:i/>
-          <w:color w:val="0000FF"/>
-          <w:sz w:val="24"/>
-          <w:u w:val="single"/>
-        </w:rPr>
-        <w:t xml:space="preserve"> </w:t>
-      </w:r>
-      <w:r>
-        <w:rPr>
-          <w:rFonts w:ascii="Charis SIL Italic" w:hAnsi="Charis SIL Italic" w:eastAsia="Charis SIL Italic"/>
-          <w:b w:val="0"/>
-          <w:i/>
-          <w:color w:val="0000FF"/>
-          <w:sz w:val="24"/>
-          <w:u w:val="single"/>
-        </w:rPr>
-        <w:hyperlink r:id="rId9" w:history="1">
-          <w:r>
-            <w:rPr>
-              <w:rStyle w:val="Hyperlink"/>
-            </w:rPr>
-            <w:t>collections</w:t>
-          </w:r>
-        </w:hyperlink>
-      </w:r>
-      <w:r>
-        <w:rPr>
-          <w:rFonts w:ascii="Charis SIL Italic" w:hAnsi="Charis SIL Italic" w:eastAsia="Charis SIL Italic"/>
-          <w:b w:val="0"/>
-          <w:i/>
-          <w:color w:val="0000FF"/>
-          <w:sz w:val="24"/>
-          <w:u w:val="single"/>
-        </w:rPr>
-        <w:t xml:space="preserve"> </w:t>
-      </w:r>
-      <w:r>
-        <w:rPr>
-          <w:rFonts w:ascii="Charis SIL Italic" w:hAnsi="Charis SIL Italic" w:eastAsia="Charis SIL Italic"/>
-          <w:b w:val="0"/>
-          <w:i/>
-          <w:color w:val="0000FF"/>
-          <w:sz w:val="24"/>
-          <w:u w:val="single"/>
-        </w:rPr>
-        <w:hyperlink r:id="rId9" w:history="1">
-          <w:r>
-            <w:rPr>
-              <w:rStyle w:val="Hyperlink"/>
-            </w:rPr>
-            <w:t>acqui</w:t>
-          </w:r>
-        </w:hyperlink>
-      </w:r>
-      <w:r>
-        <w:rPr>
-          <w:rFonts w:ascii="Charis SIL Italic" w:hAnsi="Charis SIL Italic" w:eastAsia="Charis SIL Italic"/>
-          <w:b w:val="0"/>
-          <w:i/>
-          <w:color w:val="0000FF"/>
-          <w:sz w:val="24"/>
-          <w:u w:val="single"/>
-        </w:rPr>
-        <w:hyperlink r:id="rId9" w:history="1">
-          <w:r>
-            <w:rPr>
-              <w:rStyle w:val="Hyperlink"/>
-            </w:rPr>
-            <w:t>red</w:t>
-          </w:r>
-        </w:hyperlink>
-      </w:r>
-      <w:r>
-        <w:rPr>
-          <w:rFonts w:ascii="Charis SIL Italic" w:hAnsi="Charis SIL Italic" w:eastAsia="Charis SIL Italic"/>
-          <w:b w:val="0"/>
-          <w:i/>
-          <w:color w:val="0000FF"/>
-          <w:sz w:val="24"/>
-          <w:u w:val="single"/>
-        </w:rPr>
-        <w:t xml:space="preserve"> </w:t>
-      </w:r>
-      <w:r>
-        <w:rPr>
-          <w:rFonts w:ascii="Charis SIL Italic" w:hAnsi="Charis SIL Italic" w:eastAsia="Charis SIL Italic"/>
-          <w:b w:val="0"/>
-          <w:i/>
-          <w:color w:val="0000FF"/>
-          <w:sz w:val="24"/>
-          <w:u w:val="single"/>
-        </w:rPr>
-        <w:hyperlink r:id="rId9" w:history="1">
-          <w:r>
-            <w:rPr>
-              <w:rStyle w:val="Hyperlink"/>
-            </w:rPr>
-            <w:t>in</w:t>
-          </w:r>
-        </w:hyperlink>
-      </w:r>
-      <w:r>
-        <w:rPr>
-          <w:rFonts w:ascii="Charis SIL Italic" w:hAnsi="Charis SIL Italic" w:eastAsia="Charis SIL Italic"/>
-          <w:b w:val="0"/>
-          <w:i/>
-          <w:color w:val="0000FF"/>
-          <w:sz w:val="24"/>
-          <w:u w:val="single"/>
-        </w:rPr>
-        <w:t xml:space="preserve"> </w:t>
-      </w:r>
-      <w:r>
-        <w:rPr>
-          <w:rFonts w:ascii="Charis SIL Italic" w:hAnsi="Charis SIL Italic" w:eastAsia="Charis SIL Italic"/>
-          <w:b w:val="0"/>
-          <w:i/>
-          <w:color w:val="0000FF"/>
-          <w:sz w:val="24"/>
-          <w:u w:val="single"/>
-        </w:rPr>
-        <w:hyperlink r:id="rId9" w:history="1">
-          <w:r>
-            <w:rPr>
-              <w:rStyle w:val="Hyperlink"/>
-            </w:rPr>
-            <w:t>colonial</w:t>
-          </w:r>
-        </w:hyperlink>
-      </w:r>
-      <w:r>
-        <w:rPr>
-          <w:rFonts w:ascii="Charis SIL Italic" w:hAnsi="Charis SIL Italic" w:eastAsia="Charis SIL Italic"/>
-          <w:b w:val="0"/>
-          <w:i/>
-          <w:color w:val="0000FF"/>
-          <w:sz w:val="24"/>
-          <w:u w:val="single"/>
-        </w:rPr>
-        <w:t xml:space="preserve"> </w:t>
-      </w:r>
-      <w:r>
-        <w:rPr>
-          <w:rFonts w:ascii="Charis SIL Italic" w:hAnsi="Charis SIL Italic" w:eastAsia="Charis SIL Italic"/>
-          <w:b w:val="0"/>
-          <w:i/>
-          <w:color w:val="0000FF"/>
-          <w:sz w:val="24"/>
-          <w:u w:val="single"/>
-        </w:rPr>
-        <w:hyperlink r:id="rId9" w:history="1">
-          <w:r>
-            <w:rPr>
-              <w:rStyle w:val="Hyperlink"/>
-            </w:rPr>
-            <w:t>s</w:t>
-          </w:r>
-        </w:hyperlink>
-      </w:r>
-      <w:r>
-        <w:rPr>
-          <w:rFonts w:ascii="Charis SIL Italic" w:hAnsi="Charis SIL Italic" w:eastAsia="Charis SIL Italic"/>
-          <w:b w:val="0"/>
-          <w:i/>
-          <w:color w:val="0000FF"/>
-          <w:sz w:val="24"/>
-          <w:u w:val="single"/>
-        </w:rPr>
-        <w:hyperlink r:id="rId9" w:history="1">
-          <w:r>
-            <w:rPr>
-              <w:rStyle w:val="Hyperlink"/>
-            </w:rPr>
-            <w:t>itua</w:t>
-          </w:r>
-        </w:hyperlink>
-      </w:r>
-      <w:r>
-        <w:rPr>
-          <w:rFonts w:ascii="Charis SIL Italic" w:hAnsi="Charis SIL Italic" w:eastAsia="Charis SIL Italic"/>
-          <w:b w:val="0"/>
-          <w:i/>
-          <w:color w:val="0000FF"/>
-          <w:sz w:val="24"/>
-          <w:u w:val="single"/>
-        </w:rPr>
-        <w:hyperlink r:id="rId9" w:history="1">
-          <w:r>
-            <w:rPr>
-              <w:rStyle w:val="Hyperlink"/>
-            </w:rPr>
-            <w:t>t</w:t>
-          </w:r>
-        </w:hyperlink>
-      </w:r>
-      <w:r>
-        <w:rPr>
-          <w:rFonts w:ascii="Charis SIL Italic" w:hAnsi="Charis SIL Italic" w:eastAsia="Charis SIL Italic"/>
-          <w:b w:val="0"/>
-          <w:i/>
-          <w:color w:val="0000FF"/>
-          <w:sz w:val="24"/>
-          <w:u w:val="single"/>
-        </w:rPr>
-        <w:hyperlink r:id="rId9" w:history="1">
-          <w:r>
-            <w:rPr>
-              <w:rStyle w:val="Hyperlink"/>
-            </w:rPr>
-            <w:t>ions</w:t>
-          </w:r>
-        </w:hyperlink>
-      </w:r>
-      <w:r>
-        <w:rPr>
-          <w:u w:val="single" w:color="0000ff"/>
-          <w:rFonts w:ascii="Charis SIL Regular" w:hAnsi="Charis SIL Regular" w:eastAsia="Charis SIL Regular"/>
-          <w:b w:val="0"/>
-          <w:i w:val="0"/>
-          <w:color w:val="000000"/>
-          <w:sz w:val="24"/>
-        </w:rPr>
-        <w:hyperlink r:id="rId9" w:history="1">
-          <w:r>
-            <w:rPr>
-              <w:rStyle w:val="Hyperlink"/>
-            </w:rPr>
-            <w:t xml:space="preserve"> and th</w:t>
-          </w:r>
-        </w:hyperlink>
-      </w:r>
-      <w:r>
-        <w:rPr>
-          <w:u w:val="single" w:color="0000ff"/>
-          <w:rFonts w:ascii="Charis SIL Regular" w:hAnsi="Charis SIL Regular" w:eastAsia="Charis SIL Regular"/>
-          <w:b w:val="0"/>
-          <w:i w:val="0"/>
-          <w:color w:val="000000"/>
-          <w:sz w:val="24"/>
         </w:rPr>
         <w:hyperlink r:id="rId9" w:history="1">
           <w:r>
@@ -729,132 +705,6 @@
       </w:r>
       <w:r>
         <w:rPr>
-          <w:u w:val="single" w:color="0000ff"/>
-          <w:rFonts w:ascii="Charis SIL Regular" w:hAnsi="Charis SIL Regular" w:eastAsia="Charis SIL Regular"/>
-          <w:b w:val="0"/>
-          <w:i w:val="0"/>
-          <w:color w:val="000000"/>
-          <w:sz w:val="24"/>
-        </w:rPr>
-        <w:hyperlink r:id="rId9" w:history="1">
-          <w:r>
-            <w:rPr>
-              <w:rStyle w:val="Hyperlink"/>
-            </w:rPr>
-            <w:t xml:space="preserve"> publi</w:t>
-          </w:r>
-        </w:hyperlink>
-      </w:r>
-      <w:r>
-        <w:rPr>
-          <w:u w:val="single" w:color="0000ff"/>
-          <w:rFonts w:ascii="Charis SIL Regular" w:hAnsi="Charis SIL Regular" w:eastAsia="Charis SIL Regular"/>
-          <w:b w:val="0"/>
-          <w:i w:val="0"/>
-          <w:color w:val="000000"/>
-          <w:sz w:val="24"/>
-        </w:rPr>
-        <w:hyperlink r:id="rId9" w:history="1">
-          <w:r>
-            <w:rPr>
-              <w:rStyle w:val="Hyperlink"/>
-            </w:rPr>
-            <w:t>c</w:t>
-          </w:r>
-        </w:hyperlink>
-      </w:r>
-      <w:r>
-        <w:rPr>
-          <w:u w:val="single" w:color="0000ff"/>
-          <w:rFonts w:ascii="Charis SIL Regular" w:hAnsi="Charis SIL Regular" w:eastAsia="Charis SIL Regular"/>
-          <w:b w:val="0"/>
-          <w:i w:val="0"/>
-          <w:color w:val="000000"/>
-          <w:sz w:val="24"/>
-        </w:rPr>
-        <w:hyperlink r:id="rId9" w:history="1">
-          <w:r>
-            <w:rPr>
-              <w:rStyle w:val="Hyperlink"/>
-            </w:rPr>
-            <w:t>atio</w:t>
-          </w:r>
-        </w:hyperlink>
-      </w:r>
-      <w:r>
-        <w:rPr>
-          <w:u w:val="single" w:color="0000ff"/>
-          <w:rFonts w:ascii="Charis SIL Regular" w:hAnsi="Charis SIL Regular" w:eastAsia="Charis SIL Regular"/>
-          <w:b w:val="0"/>
-          <w:i w:val="0"/>
-          <w:color w:val="000000"/>
-          <w:sz w:val="24"/>
-        </w:rPr>
-        <w:hyperlink r:id="rId9" w:history="1">
-          <w:r>
-            <w:rPr>
-              <w:rStyle w:val="Hyperlink"/>
-            </w:rPr>
-            <w:t xml:space="preserve">n </w:t>
-          </w:r>
-        </w:hyperlink>
-      </w:r>
-      <w:r>
-        <w:rPr>
-          <w:rFonts w:ascii="Charis SIL Italic" w:hAnsi="Charis SIL Italic" w:eastAsia="Charis SIL Italic"/>
-          <w:b w:val="0"/>
-          <w:i/>
-          <w:color w:val="0000FF"/>
-          <w:sz w:val="24"/>
-          <w:u w:val="single"/>
-        </w:rPr>
-        <w:hyperlink r:id="rId9" w:history="1">
-          <w:r>
-            <w:rPr>
-              <w:rStyle w:val="Hyperlink"/>
-            </w:rPr>
-            <w:t>Provenan</w:t>
-          </w:r>
-        </w:hyperlink>
-      </w:r>
-      <w:r>
-        <w:rPr>
-          <w:rFonts w:ascii="Charis SIL Italic" w:hAnsi="Charis SIL Italic" w:eastAsia="Charis SIL Italic"/>
-          <w:b w:val="0"/>
-          <w:i/>
-          <w:color w:val="0000FF"/>
-          <w:sz w:val="24"/>
-          <w:u w:val="single"/>
-        </w:rPr>
-        <w:hyperlink r:id="rId9" w:history="1">
-          <w:r>
-            <w:rPr>
-              <w:rStyle w:val="Hyperlink"/>
-            </w:rPr>
-            <w:t>c</w:t>
-          </w:r>
-        </w:hyperlink>
-      </w:r>
-      <w:r>
-        <w:rPr>
-          <w:rFonts w:ascii="Charis SIL Italic" w:hAnsi="Charis SIL Italic" w:eastAsia="Charis SIL Italic"/>
-          <w:b w:val="0"/>
-          <w:i/>
-          <w:color w:val="0000FF"/>
-          <w:sz w:val="24"/>
-          <w:u w:val="single"/>
-        </w:rPr>
-        <w:hyperlink r:id="rId9" w:history="1">
-          <w:r>
-            <w:rPr>
-              <w:rStyle w:val="Hyperlink"/>
-            </w:rPr>
-            <w:t>e</w:t>
-          </w:r>
-        </w:hyperlink>
-      </w:r>
-      <w:r>
-        <w:rPr>
           <w:rFonts w:ascii="Charis SIL Italic" w:hAnsi="Charis SIL Italic" w:eastAsia="Charis SIL Italic"/>
           <w:b w:val="0"/>
           <w:i/>
@@ -938,176 +788,7 @@
           <w:sz w:val="24"/>
           <w:u w:val="single"/>
         </w:rPr>
-        <w:hyperlink r:id="rId10" w:history="1">
-          <w:r>
-            <w:rPr>
-              <w:rStyle w:val="Hyperlink"/>
-            </w:rPr>
-            <w:t>coll</w:t>
-          </w:r>
-        </w:hyperlink>
-      </w:r>
-      <w:r>
-        <w:rPr>
-          <w:rFonts w:ascii="Charis SIL Italic" w:hAnsi="Charis SIL Italic" w:eastAsia="Charis SIL Italic"/>
-          <w:b w:val="0"/>
-          <w:i/>
-          <w:color w:val="0000FF"/>
-          <w:sz w:val="24"/>
-          <w:u w:val="single"/>
-        </w:rPr>
-        <w:hyperlink r:id="rId10" w:history="1">
-          <w:r>
-            <w:rPr>
-              <w:rStyle w:val="Hyperlink"/>
-            </w:rPr>
-            <w:t>e</w:t>
-          </w:r>
-        </w:hyperlink>
-      </w:r>
-      <w:r>
-        <w:rPr>
-          <w:rFonts w:ascii="Charis SIL Italic" w:hAnsi="Charis SIL Italic" w:eastAsia="Charis SIL Italic"/>
-          <w:b w:val="0"/>
-          <w:i/>
-          <w:color w:val="0000FF"/>
-          <w:sz w:val="24"/>
-          <w:u w:val="single"/>
-        </w:rPr>
-        <w:hyperlink r:id="rId9" w:history="1">
-          <w:r>
-            <w:rPr>
-              <w:rStyle w:val="Hyperlink"/>
-            </w:rPr>
-            <w:t>ctions</w:t>
-          </w:r>
-        </w:hyperlink>
-      </w:r>
-      <w:r>
-        <w:rPr>
-          <w:rFonts w:ascii="Charis SIL Italic" w:hAnsi="Charis SIL Italic" w:eastAsia="Charis SIL Italic"/>
-          <w:b w:val="0"/>
-          <w:i/>
-          <w:color w:val="0000FF"/>
-          <w:sz w:val="24"/>
-          <w:u w:val="single"/>
-        </w:rPr>
-        <w:t xml:space="preserve"> </w:t>
-      </w:r>
-      <w:r>
-        <w:rPr>
-          <w:rFonts w:ascii="Charis SIL Italic" w:hAnsi="Charis SIL Italic" w:eastAsia="Charis SIL Italic"/>
-          <w:b w:val="0"/>
-          <w:i/>
-          <w:color w:val="0000FF"/>
-          <w:sz w:val="24"/>
-          <w:u w:val="single"/>
-        </w:rPr>
-        <w:hyperlink r:id="rId9" w:history="1">
-          <w:r>
-            <w:rPr>
-              <w:rStyle w:val="Hyperlink"/>
-            </w:rPr>
-            <w:t>fro</w:t>
-          </w:r>
-        </w:hyperlink>
-      </w:r>
-      <w:r>
-        <w:rPr>
-          <w:rFonts w:ascii="Charis SIL Italic" w:hAnsi="Charis SIL Italic" w:eastAsia="Charis SIL Italic"/>
-          <w:b w:val="0"/>
-          <w:i/>
-          <w:color w:val="0000FF"/>
-          <w:sz w:val="24"/>
-        </w:rPr>
-        <w:t>m</w:t>
-      </w:r>
-      <w:r>
-        <w:rPr>
-          <w:rFonts w:ascii="Charis SIL Italic" w:hAnsi="Charis SIL Italic" w:eastAsia="Charis SIL Italic"/>
-          <w:b w:val="0"/>
-          <w:i/>
-          <w:color w:val="0000FF"/>
-          <w:sz w:val="24"/>
-          <w:u w:val="single"/>
-        </w:rPr>
-        <w:t xml:space="preserve"> </w:t>
-      </w:r>
-      <w:r>
-        <w:rPr>
-          <w:rFonts w:ascii="Charis SIL Italic" w:hAnsi="Charis SIL Italic" w:eastAsia="Charis SIL Italic"/>
-          <w:b w:val="0"/>
-          <w:i/>
-          <w:color w:val="0000FF"/>
-          <w:sz w:val="24"/>
-          <w:u w:val="single"/>
-        </w:rPr>
-        <w:hyperlink r:id="rId9" w:history="1">
-          <w:r>
-            <w:rPr>
-              <w:rStyle w:val="Hyperlink"/>
-            </w:rPr>
-            <w:t>a</w:t>
-          </w:r>
-        </w:hyperlink>
-      </w:r>
-      <w:r>
-        <w:rPr>
-          <w:rFonts w:ascii="Charis SIL Italic" w:hAnsi="Charis SIL Italic" w:eastAsia="Charis SIL Italic"/>
-          <w:b w:val="0"/>
-          <w:i/>
-          <w:color w:val="0000FF"/>
-          <w:sz w:val="24"/>
-          <w:u w:val="single"/>
-        </w:rPr>
-        <w:t xml:space="preserve"> </w:t>
-      </w:r>
-      <w:r>
-        <w:rPr>
-          <w:rFonts w:ascii="Charis SIL Italic" w:hAnsi="Charis SIL Italic" w:eastAsia="Charis SIL Italic"/>
-          <w:b w:val="0"/>
-          <w:i/>
-          <w:color w:val="0000FF"/>
-          <w:sz w:val="24"/>
-          <w:u w:val="single"/>
-        </w:rPr>
-        <w:hyperlink r:id="rId9" w:history="1">
-          <w:r>
-            <w:rPr>
-              <w:rStyle w:val="Hyperlink"/>
-            </w:rPr>
-            <w:t>coloni</w:t>
-          </w:r>
-        </w:hyperlink>
-      </w:r>
-      <w:r>
-        <w:rPr>
-          <w:rFonts w:ascii="Charis SIL Italic" w:hAnsi="Charis SIL Italic" w:eastAsia="Charis SIL Italic"/>
-          <w:b w:val="0"/>
-          <w:i/>
-          <w:color w:val="0000FF"/>
-          <w:sz w:val="24"/>
-          <w:u w:val="single"/>
-        </w:rPr>
-        <w:hyperlink r:id="rId9" w:history="1">
-          <w:r>
-            <w:rPr>
-              <w:rStyle w:val="Hyperlink"/>
-            </w:rPr>
-            <w:t>al</w:t>
-          </w:r>
-        </w:hyperlink>
-      </w:r>
-      <w:r>
-        <w:rPr>
-          <w:rFonts w:ascii="Charis SIL Italic" w:hAnsi="Charis SIL Italic" w:eastAsia="Charis SIL Italic"/>
-          <w:b w:val="0"/>
-          <w:i/>
-          <w:color w:val="0000FF"/>
-          <w:sz w:val="24"/>
-          <w:u w:val="single"/>
-        </w:rPr>
-        <w:t xml:space="preserve"> </w:t>
+        <w:t xml:space="preserve">collections from a colonial </w:t>
       </w:r>
       <w:r>
         <w:rPr>
@@ -1176,7 +857,7 @@
           <w:sz w:val="24"/>
           <w:u w:val="single"/>
         </w:rPr>
-        <w:hyperlink r:id="rId10" w:history="1">
+        <w:hyperlink r:id="rId9" w:history="1">
           <w:r>
             <w:rPr>
               <w:rStyle w:val="Hyperlink"/>
@@ -1314,57 +995,13 @@
       </w:r>
       <w:r>
         <w:rPr>
-          <w:u w:val="single" w:color="0000ff"/>
           <w:rFonts w:ascii="Charis SIL Regular" w:hAnsi="Charis SIL Regular" w:eastAsia="Charis SIL Regular"/>
           <w:b w:val="0"/>
           <w:i w:val="0"/>
           <w:color w:val="000000"/>
           <w:sz w:val="24"/>
         </w:rPr>
-        <w:hyperlink r:id="rId10" w:history="1">
-          <w:r>
-            <w:rPr>
-              <w:rStyle w:val="Hyperlink"/>
-            </w:rPr>
-            <w:t>Other rele</w:t>
-          </w:r>
-        </w:hyperlink>
-      </w:r>
-      <w:r>
-        <w:rPr>
-          <w:u w:val="single" w:color="0000ff"/>
-          <w:rFonts w:ascii="Charis SIL Regular" w:hAnsi="Charis SIL Regular" w:eastAsia="Charis SIL Regular"/>
-          <w:b w:val="0"/>
-          <w:i w:val="0"/>
-          <w:color w:val="000000"/>
-          <w:sz w:val="24"/>
-        </w:rPr>
-        <w:hyperlink r:id="rId10" w:history="1">
-          <w:r>
-            <w:rPr>
-              <w:rStyle w:val="Hyperlink"/>
-            </w:rPr>
-            <w:t xml:space="preserve">vant </w:t>
-          </w:r>
-        </w:hyperlink>
-      </w:r>
-      <w:r>
-        <w:rPr>
-          <w:u w:val="single" w:color="0000ff"/>
-          <w:rFonts w:ascii="Charis SIL Regular" w:hAnsi="Charis SIL Regular" w:eastAsia="Charis SIL Regular"/>
-          <w:b w:val="0"/>
-          <w:i w:val="0"/>
-          <w:color w:val="000000"/>
-          <w:sz w:val="24"/>
-        </w:rPr>
-        <w:hyperlink r:id="rId10" w:history="1">
-          <w:r>
-            <w:rPr>
-              <w:rStyle w:val="Hyperlink"/>
-            </w:rPr>
-            <w:t>re</w:t>
-          </w:r>
-        </w:hyperlink>
+        <w:t>Other relevant re</w:t>
       </w:r>
       <w:r>
         <w:rPr>
@@ -2699,108 +2336,7 @@
           <w:color w:val="000000"/>
           <w:sz w:val="24"/>
         </w:rPr>
-        <w:t>pecifically for the National Ar</w:t>
-      </w:r>
-      <w:r>
-        <w:rPr>
-          <w:u w:val="single" w:color="0000ff"/>
-          <w:rFonts w:ascii="Charis SIL Regular" w:hAnsi="Charis SIL Regular" w:eastAsia="Charis SIL Regular"/>
-          <w:b w:val="0"/>
-          <w:i w:val="0"/>
-          <w:color w:val="000000"/>
-          <w:sz w:val="24"/>
-        </w:rPr>
-        <w:hyperlink r:id="rId13" w:history="1">
-          <w:r>
-            <w:rPr>
-              <w:rStyle w:val="Hyperlink"/>
-            </w:rPr>
-            <w:t>chiv</w:t>
-          </w:r>
-        </w:hyperlink>
-      </w:r>
-      <w:r>
-        <w:rPr>
-          <w:u w:val="single" w:color="0000ff"/>
-          <w:rFonts w:ascii="Charis SIL Regular" w:hAnsi="Charis SIL Regular" w:eastAsia="Charis SIL Regular"/>
-          <w:b w:val="0"/>
-          <w:i w:val="0"/>
-          <w:color w:val="000000"/>
-          <w:sz w:val="24"/>
-        </w:rPr>
-        <w:hyperlink r:id="rId13" w:history="1">
-          <w:r>
-            <w:rPr>
-              <w:rStyle w:val="Hyperlink"/>
-            </w:rPr>
-            <w:t>e</w:t>
-          </w:r>
-        </w:hyperlink>
-      </w:r>
-      <w:r>
-        <w:rPr>
-          <w:u w:val="single" w:color="0000ff"/>
-          <w:rFonts w:ascii="Charis SIL Regular" w:hAnsi="Charis SIL Regular" w:eastAsia="Charis SIL Regular"/>
-          <w:b w:val="0"/>
-          <w:i w:val="0"/>
-          <w:color w:val="000000"/>
-          <w:sz w:val="24"/>
-        </w:rPr>
-        <w:hyperlink r:id="rId13" w:history="1">
-          <w:r>
-            <w:rPr>
-              <w:rStyle w:val="Hyperlink"/>
-            </w:rPr>
-            <w:t>s o</w:t>
-          </w:r>
-        </w:hyperlink>
-      </w:r>
-      <w:r>
-        <w:rPr>
-          <w:u w:val="single" w:color="0000ff"/>
-          <w:rFonts w:ascii="Charis SIL Regular" w:hAnsi="Charis SIL Regular" w:eastAsia="Charis SIL Regular"/>
-          <w:b w:val="0"/>
-          <w:i w:val="0"/>
-          <w:color w:val="000000"/>
-          <w:sz w:val="24"/>
-        </w:rPr>
-        <w:hyperlink r:id="rId13" w:history="1">
-          <w:r>
-            <w:rPr>
-              <w:rStyle w:val="Hyperlink"/>
-            </w:rPr>
-            <w:t>f</w:t>
-          </w:r>
-        </w:hyperlink>
-      </w:r>
-      <w:r>
-        <w:rPr>
-          <w:u w:val="single" w:color="0000ff"/>
-          <w:rFonts w:ascii="Charis SIL Regular" w:hAnsi="Charis SIL Regular" w:eastAsia="Charis SIL Regular"/>
-          <w:b w:val="0"/>
-          <w:i w:val="0"/>
-          <w:color w:val="000000"/>
-          <w:sz w:val="24"/>
-        </w:rPr>
-        <w:t xml:space="preserve"> </w:t>
-      </w:r>
-      <w:r>
-        <w:rPr>
-          <w:u w:val="single" w:color="0000ff"/>
-          <w:rFonts w:ascii="Charis SIL Regular" w:hAnsi="Charis SIL Regular" w:eastAsia="Charis SIL Regular"/>
-          <w:b w:val="0"/>
-          <w:i w:val="0"/>
-          <w:color w:val="000000"/>
-          <w:sz w:val="24"/>
-        </w:rPr>
-        <w:hyperlink r:id="rId13" w:history="1">
-          <w:r>
-            <w:rPr>
-              <w:rStyle w:val="Hyperlink"/>
-            </w:rPr>
-            <w:t>the Neth</w:t>
-          </w:r>
-        </w:hyperlink>
+        <w:t>pecifically for the National Archives of the Neth</w:t>
       </w:r>
       <w:r>
         <w:rPr>
@@ -4627,34 +4163,7 @@
           <w:color w:val="000000"/>
           <w:sz w:val="24"/>
         </w:rPr>
-        <w:t xml:space="preserve">•  </w:t>
-      </w:r>
-      <w:r>
-        <w:rPr>
-          <w:rFonts w:ascii="Charis SIL Regular" w:hAnsi="Charis SIL Regular" w:eastAsia="Charis SIL Regular"/>
-          <w:b w:val="0"/>
-          <w:i w:val="0"/>
-          <w:color w:val="000000"/>
-          <w:sz w:val="24"/>
-        </w:rPr>
-        <w:hyperlink r:id="rId16" w:history="1">
-          <w:r>
-            <w:rPr>
-              <w:rStyle w:val="Hyperlink"/>
-            </w:rPr>
-            <w:t>Lang, Sa</w:t>
-          </w:r>
-        </w:hyperlink>
-      </w:r>
-      <w:r>
-        <w:rPr>
-          <w:rFonts w:ascii="Charis SIL Regular" w:hAnsi="Charis SIL Regular" w:eastAsia="Charis SIL Regular"/>
-          <w:b w:val="0"/>
-          <w:i w:val="0"/>
-          <w:color w:val="000000"/>
-          <w:sz w:val="24"/>
-        </w:rPr>
-        <w:t xml:space="preserve">bine (ed.), </w:t>
+        <w:t xml:space="preserve">•  Lang, Sabine (ed.), </w:t>
       </w:r>
       <w:r>
         <w:rPr>

--- a/EXPORTS/DOCX/published/niveau1/English/DoingResearch.docx
+++ b/EXPORTS/DOCX/published/niveau1/English/DoingResearch.docx
@@ -338,7 +338,7 @@
             <w:rPr>
               <w:rStyle w:val="Hyperlink"/>
             </w:rPr>
-            <w:t>significan</w:t>
+            <w:t>significanc</w:t>
           </w:r>
         </w:hyperlink>
       </w:r>
@@ -350,16 +350,6 @@
           <w:color w:val="0000FF"/>
           <w:sz w:val="24"/>
           <w:u w:val="single"/>
-        </w:rPr>
-        <w:t>c</w:t>
-      </w:r>
-      <w:r>
-        <w:rPr>
-          <w:rFonts w:ascii="Charis SIL Italic" w:hAnsi="Charis SIL Italic" w:eastAsia="Charis SIL Italic"/>
-          <w:b w:val="0"/>
-          <w:i/>
-          <w:color w:val="0000FF"/>
-          <w:sz w:val="24"/>
         </w:rPr>
         <w:t>e</w:t>
       </w:r>
@@ -428,7 +418,6 @@
           <w:i/>
           <w:color w:val="0000FF"/>
           <w:sz w:val="24"/>
-          <w:u w:val="single"/>
         </w:rPr>
         <w:t xml:space="preserve"> </w:t>
       </w:r>
@@ -459,7 +448,72 @@
           <w:sz w:val="24"/>
           <w:u w:val="single"/>
         </w:rPr>
-        <w:t>and collections acqui</w:t>
+        <w:hyperlink r:id="rId9" w:history="1">
+          <w:r>
+            <w:rPr>
+              <w:rStyle w:val="Hyperlink"/>
+            </w:rPr>
+            <w:t>and</w:t>
+          </w:r>
+        </w:hyperlink>
+      </w:r>
+      <w:r>
+        <w:rPr>
+          <w:rFonts w:ascii="Charis SIL Italic" w:hAnsi="Charis SIL Italic" w:eastAsia="Charis SIL Italic"/>
+          <w:b w:val="0"/>
+          <w:i/>
+          <w:color w:val="0000FF"/>
+          <w:sz w:val="24"/>
+          <w:u w:val="single"/>
+        </w:rPr>
+        <w:t xml:space="preserve"> </w:t>
+      </w:r>
+      <w:r>
+        <w:rPr>
+          <w:rFonts w:ascii="Charis SIL Italic" w:hAnsi="Charis SIL Italic" w:eastAsia="Charis SIL Italic"/>
+          <w:b w:val="0"/>
+          <w:i/>
+          <w:color w:val="0000FF"/>
+          <w:sz w:val="24"/>
+          <w:u w:val="single"/>
+        </w:rPr>
+        <w:hyperlink r:id="rId9" w:history="1">
+          <w:r>
+            <w:rPr>
+              <w:rStyle w:val="Hyperlink"/>
+            </w:rPr>
+            <w:t>collections</w:t>
+          </w:r>
+        </w:hyperlink>
+      </w:r>
+      <w:r>
+        <w:rPr>
+          <w:rFonts w:ascii="Charis SIL Italic" w:hAnsi="Charis SIL Italic" w:eastAsia="Charis SIL Italic"/>
+          <w:b w:val="0"/>
+          <w:i/>
+          <w:color w:val="0000FF"/>
+          <w:sz w:val="24"/>
+          <w:u w:val="single"/>
+        </w:rPr>
+        <w:t xml:space="preserve"> </w:t>
+      </w:r>
+      <w:r>
+        <w:rPr>
+          <w:rFonts w:ascii="Charis SIL Italic" w:hAnsi="Charis SIL Italic" w:eastAsia="Charis SIL Italic"/>
+          <w:b w:val="0"/>
+          <w:i/>
+          <w:color w:val="0000FF"/>
+          <w:sz w:val="24"/>
+          <w:u w:val="single"/>
+        </w:rPr>
+        <w:hyperlink r:id="rId9" w:history="1">
+          <w:r>
+            <w:rPr>
+              <w:rStyle w:val="Hyperlink"/>
+            </w:rPr>
+            <w:t>acqui</w:t>
+          </w:r>
+        </w:hyperlink>
       </w:r>
       <w:r>
         <w:rPr>
@@ -629,25 +683,7 @@
           <w:color w:val="000000"/>
           <w:sz w:val="24"/>
         </w:rPr>
-        <w:hyperlink r:id="rId9" w:history="1">
-          <w:r>
-            <w:rPr>
-              <w:rStyle w:val="Hyperlink"/>
-            </w:rPr>
-            <w:t xml:space="preserve"> and th</w:t>
-          </w:r>
-        </w:hyperlink>
-      </w:r>
-      <w:r>
-        <w:rPr>
-          <w:u w:val="single" w:color="0000ff"/>
-          <w:rFonts w:ascii="Charis SIL Regular" w:hAnsi="Charis SIL Regular" w:eastAsia="Charis SIL Regular"/>
-          <w:b w:val="0"/>
-          <w:i w:val="0"/>
-          <w:color w:val="000000"/>
-          <w:sz w:val="24"/>
-        </w:rPr>
-        <w:t xml:space="preserve">e publication </w:t>
+        <w:t xml:space="preserve"> and the publication </w:t>
       </w:r>
       <w:r>
         <w:rPr>
@@ -658,7 +694,7 @@
           <w:sz w:val="24"/>
           <w:u w:val="single"/>
         </w:rPr>
-        <w:hyperlink r:id="rId10" w:history="1">
+        <w:hyperlink r:id="rId9" w:history="1">
           <w:r>
             <w:rPr>
               <w:rStyle w:val="Hyperlink"/>
@@ -723,7 +759,7 @@
           <w:sz w:val="24"/>
           <w:u w:val="single"/>
         </w:rPr>
-        <w:hyperlink r:id="rId9" w:history="1">
+        <w:hyperlink r:id="rId10" w:history="1">
           <w:r>
             <w:rPr>
               <w:rStyle w:val="Hyperlink"/>
@@ -741,7 +777,7 @@
           <w:sz w:val="24"/>
           <w:u w:val="single"/>
         </w:rPr>
-        <w:hyperlink r:id="rId9" w:history="1">
+        <w:hyperlink r:id="rId10" w:history="1">
           <w:r>
             <w:rPr>
               <w:rStyle w:val="Hyperlink"/>
@@ -788,7 +824,176 @@
           <w:sz w:val="24"/>
           <w:u w:val="single"/>
         </w:rPr>
-        <w:t xml:space="preserve">collections from a colonial </w:t>
+        <w:hyperlink r:id="rId9" w:history="1">
+          <w:r>
+            <w:rPr>
+              <w:rStyle w:val="Hyperlink"/>
+            </w:rPr>
+            <w:t>coll</w:t>
+          </w:r>
+        </w:hyperlink>
+      </w:r>
+      <w:r>
+        <w:rPr>
+          <w:rFonts w:ascii="Charis SIL Italic" w:hAnsi="Charis SIL Italic" w:eastAsia="Charis SIL Italic"/>
+          <w:b w:val="0"/>
+          <w:i/>
+          <w:color w:val="0000FF"/>
+          <w:sz w:val="24"/>
+          <w:u w:val="single"/>
+        </w:rPr>
+        <w:hyperlink r:id="rId9" w:history="1">
+          <w:r>
+            <w:rPr>
+              <w:rStyle w:val="Hyperlink"/>
+            </w:rPr>
+            <w:t>e</w:t>
+          </w:r>
+        </w:hyperlink>
+      </w:r>
+      <w:r>
+        <w:rPr>
+          <w:rFonts w:ascii="Charis SIL Italic" w:hAnsi="Charis SIL Italic" w:eastAsia="Charis SIL Italic"/>
+          <w:b w:val="0"/>
+          <w:i/>
+          <w:color w:val="0000FF"/>
+          <w:sz w:val="24"/>
+          <w:u w:val="single"/>
+        </w:rPr>
+        <w:hyperlink r:id="rId9" w:history="1">
+          <w:r>
+            <w:rPr>
+              <w:rStyle w:val="Hyperlink"/>
+            </w:rPr>
+            <w:t>ctions</w:t>
+          </w:r>
+        </w:hyperlink>
+      </w:r>
+      <w:r>
+        <w:rPr>
+          <w:rFonts w:ascii="Charis SIL Italic" w:hAnsi="Charis SIL Italic" w:eastAsia="Charis SIL Italic"/>
+          <w:b w:val="0"/>
+          <w:i/>
+          <w:color w:val="0000FF"/>
+          <w:sz w:val="24"/>
+          <w:u w:val="single"/>
+        </w:rPr>
+        <w:t xml:space="preserve"> </w:t>
+      </w:r>
+      <w:r>
+        <w:rPr>
+          <w:rFonts w:ascii="Charis SIL Italic" w:hAnsi="Charis SIL Italic" w:eastAsia="Charis SIL Italic"/>
+          <w:b w:val="0"/>
+          <w:i/>
+          <w:color w:val="0000FF"/>
+          <w:sz w:val="24"/>
+          <w:u w:val="single"/>
+        </w:rPr>
+        <w:hyperlink r:id="rId9" w:history="1">
+          <w:r>
+            <w:rPr>
+              <w:rStyle w:val="Hyperlink"/>
+            </w:rPr>
+            <w:t>fro</w:t>
+          </w:r>
+        </w:hyperlink>
+      </w:r>
+      <w:r>
+        <w:rPr>
+          <w:rFonts w:ascii="Charis SIL Italic" w:hAnsi="Charis SIL Italic" w:eastAsia="Charis SIL Italic"/>
+          <w:b w:val="0"/>
+          <w:i/>
+          <w:color w:val="0000FF"/>
+          <w:sz w:val="24"/>
+        </w:rPr>
+        <w:t>m</w:t>
+      </w:r>
+      <w:r>
+        <w:rPr>
+          <w:rFonts w:ascii="Charis SIL Italic" w:hAnsi="Charis SIL Italic" w:eastAsia="Charis SIL Italic"/>
+          <w:b w:val="0"/>
+          <w:i/>
+          <w:color w:val="0000FF"/>
+          <w:sz w:val="24"/>
+          <w:u w:val="single"/>
+        </w:rPr>
+        <w:t xml:space="preserve"> </w:t>
+      </w:r>
+      <w:r>
+        <w:rPr>
+          <w:rFonts w:ascii="Charis SIL Italic" w:hAnsi="Charis SIL Italic" w:eastAsia="Charis SIL Italic"/>
+          <w:b w:val="0"/>
+          <w:i/>
+          <w:color w:val="0000FF"/>
+          <w:sz w:val="24"/>
+          <w:u w:val="single"/>
+        </w:rPr>
+        <w:hyperlink r:id="rId9" w:history="1">
+          <w:r>
+            <w:rPr>
+              <w:rStyle w:val="Hyperlink"/>
+            </w:rPr>
+            <w:t>a</w:t>
+          </w:r>
+        </w:hyperlink>
+      </w:r>
+      <w:r>
+        <w:rPr>
+          <w:rFonts w:ascii="Charis SIL Italic" w:hAnsi="Charis SIL Italic" w:eastAsia="Charis SIL Italic"/>
+          <w:b w:val="0"/>
+          <w:i/>
+          <w:color w:val="0000FF"/>
+          <w:sz w:val="24"/>
+          <w:u w:val="single"/>
+        </w:rPr>
+        <w:t xml:space="preserve"> </w:t>
+      </w:r>
+      <w:r>
+        <w:rPr>
+          <w:rFonts w:ascii="Charis SIL Italic" w:hAnsi="Charis SIL Italic" w:eastAsia="Charis SIL Italic"/>
+          <w:b w:val="0"/>
+          <w:i/>
+          <w:color w:val="0000FF"/>
+          <w:sz w:val="24"/>
+          <w:u w:val="single"/>
+        </w:rPr>
+        <w:hyperlink r:id="rId9" w:history="1">
+          <w:r>
+            <w:rPr>
+              <w:rStyle w:val="Hyperlink"/>
+            </w:rPr>
+            <w:t>coloni</w:t>
+          </w:r>
+        </w:hyperlink>
+      </w:r>
+      <w:r>
+        <w:rPr>
+          <w:rFonts w:ascii="Charis SIL Italic" w:hAnsi="Charis SIL Italic" w:eastAsia="Charis SIL Italic"/>
+          <w:b w:val="0"/>
+          <w:i/>
+          <w:color w:val="0000FF"/>
+          <w:sz w:val="24"/>
+          <w:u w:val="single"/>
+        </w:rPr>
+        <w:hyperlink r:id="rId9" w:history="1">
+          <w:r>
+            <w:rPr>
+              <w:rStyle w:val="Hyperlink"/>
+            </w:rPr>
+            <w:t>al</w:t>
+          </w:r>
+        </w:hyperlink>
+      </w:r>
+      <w:r>
+        <w:rPr>
+          <w:rFonts w:ascii="Charis SIL Italic" w:hAnsi="Charis SIL Italic" w:eastAsia="Charis SIL Italic"/>
+          <w:b w:val="0"/>
+          <w:i/>
+          <w:color w:val="0000FF"/>
+          <w:sz w:val="24"/>
+          <w:u w:val="single"/>
+        </w:rPr>
+        <w:t xml:space="preserve"> </w:t>
       </w:r>
       <w:r>
         <w:rPr>
@@ -828,7 +1033,7 @@
           <w:sz w:val="24"/>
           <w:u w:val="single"/>
         </w:rPr>
-        <w:hyperlink r:id="rId9" w:history="1">
+        <w:hyperlink r:id="rId10" w:history="1">
           <w:r>
             <w:rPr>
               <w:rStyle w:val="Hyperlink"/>
@@ -857,7 +1062,7 @@
           <w:sz w:val="24"/>
           <w:u w:val="single"/>
         </w:rPr>
-        <w:hyperlink r:id="rId9" w:history="1">
+        <w:hyperlink r:id="rId10" w:history="1">
           <w:r>
             <w:rPr>
               <w:rStyle w:val="Hyperlink"/>
@@ -995,13 +1200,57 @@
       </w:r>
       <w:r>
         <w:rPr>
+          <w:u w:val="single" w:color="0000ff"/>
           <w:rFonts w:ascii="Charis SIL Regular" w:hAnsi="Charis SIL Regular" w:eastAsia="Charis SIL Regular"/>
           <w:b w:val="0"/>
           <w:i w:val="0"/>
           <w:color w:val="000000"/>
           <w:sz w:val="24"/>
         </w:rPr>
-        <w:t>Other relevant re</w:t>
+        <w:hyperlink r:id="rId10" w:history="1">
+          <w:r>
+            <w:rPr>
+              <w:rStyle w:val="Hyperlink"/>
+            </w:rPr>
+            <w:t>Other rele</w:t>
+          </w:r>
+        </w:hyperlink>
+      </w:r>
+      <w:r>
+        <w:rPr>
+          <w:u w:val="single" w:color="0000ff"/>
+          <w:rFonts w:ascii="Charis SIL Regular" w:hAnsi="Charis SIL Regular" w:eastAsia="Charis SIL Regular"/>
+          <w:b w:val="0"/>
+          <w:i w:val="0"/>
+          <w:color w:val="000000"/>
+          <w:sz w:val="24"/>
+        </w:rPr>
+        <w:hyperlink r:id="rId10" w:history="1">
+          <w:r>
+            <w:rPr>
+              <w:rStyle w:val="Hyperlink"/>
+            </w:rPr>
+            <w:t xml:space="preserve">vant </w:t>
+          </w:r>
+        </w:hyperlink>
+      </w:r>
+      <w:r>
+        <w:rPr>
+          <w:u w:val="single" w:color="0000ff"/>
+          <w:rFonts w:ascii="Charis SIL Regular" w:hAnsi="Charis SIL Regular" w:eastAsia="Charis SIL Regular"/>
+          <w:b w:val="0"/>
+          <w:i w:val="0"/>
+          <w:color w:val="000000"/>
+          <w:sz w:val="24"/>
+        </w:rPr>
+        <w:hyperlink r:id="rId10" w:history="1">
+          <w:r>
+            <w:rPr>
+              <w:rStyle w:val="Hyperlink"/>
+            </w:rPr>
+            <w:t>re</w:t>
+          </w:r>
+        </w:hyperlink>
       </w:r>
       <w:r>
         <w:rPr>
@@ -2211,7 +2460,7 @@
           <w:sz w:val="24"/>
           <w:u w:val="single"/>
         </w:rPr>
-        <w:hyperlink r:id="rId13" w:history="1">
+        <w:hyperlink r:id="rId12" w:history="1">
           <w:r>
             <w:rPr>
               <w:rStyle w:val="Hyperlink"/>
@@ -2336,7 +2585,108 @@
           <w:color w:val="000000"/>
           <w:sz w:val="24"/>
         </w:rPr>
-        <w:t>pecifically for the National Archives of the Neth</w:t>
+        <w:t>pecifically for the National Ar</w:t>
+      </w:r>
+      <w:r>
+        <w:rPr>
+          <w:u w:val="single" w:color="0000ff"/>
+          <w:rFonts w:ascii="Charis SIL Regular" w:hAnsi="Charis SIL Regular" w:eastAsia="Charis SIL Regular"/>
+          <w:b w:val="0"/>
+          <w:i w:val="0"/>
+          <w:color w:val="000000"/>
+          <w:sz w:val="24"/>
+        </w:rPr>
+        <w:hyperlink r:id="rId13" w:history="1">
+          <w:r>
+            <w:rPr>
+              <w:rStyle w:val="Hyperlink"/>
+            </w:rPr>
+            <w:t>chiv</w:t>
+          </w:r>
+        </w:hyperlink>
+      </w:r>
+      <w:r>
+        <w:rPr>
+          <w:u w:val="single" w:color="0000ff"/>
+          <w:rFonts w:ascii="Charis SIL Regular" w:hAnsi="Charis SIL Regular" w:eastAsia="Charis SIL Regular"/>
+          <w:b w:val="0"/>
+          <w:i w:val="0"/>
+          <w:color w:val="000000"/>
+          <w:sz w:val="24"/>
+        </w:rPr>
+        <w:hyperlink r:id="rId13" w:history="1">
+          <w:r>
+            <w:rPr>
+              <w:rStyle w:val="Hyperlink"/>
+            </w:rPr>
+            <w:t>e</w:t>
+          </w:r>
+        </w:hyperlink>
+      </w:r>
+      <w:r>
+        <w:rPr>
+          <w:u w:val="single" w:color="0000ff"/>
+          <w:rFonts w:ascii="Charis SIL Regular" w:hAnsi="Charis SIL Regular" w:eastAsia="Charis SIL Regular"/>
+          <w:b w:val="0"/>
+          <w:i w:val="0"/>
+          <w:color w:val="000000"/>
+          <w:sz w:val="24"/>
+        </w:rPr>
+        <w:hyperlink r:id="rId13" w:history="1">
+          <w:r>
+            <w:rPr>
+              <w:rStyle w:val="Hyperlink"/>
+            </w:rPr>
+            <w:t>s o</w:t>
+          </w:r>
+        </w:hyperlink>
+      </w:r>
+      <w:r>
+        <w:rPr>
+          <w:u w:val="single" w:color="0000ff"/>
+          <w:rFonts w:ascii="Charis SIL Regular" w:hAnsi="Charis SIL Regular" w:eastAsia="Charis SIL Regular"/>
+          <w:b w:val="0"/>
+          <w:i w:val="0"/>
+          <w:color w:val="000000"/>
+          <w:sz w:val="24"/>
+        </w:rPr>
+        <w:hyperlink r:id="rId13" w:history="1">
+          <w:r>
+            <w:rPr>
+              <w:rStyle w:val="Hyperlink"/>
+            </w:rPr>
+            <w:t>f</w:t>
+          </w:r>
+        </w:hyperlink>
+      </w:r>
+      <w:r>
+        <w:rPr>
+          <w:u w:val="single" w:color="0000ff"/>
+          <w:rFonts w:ascii="Charis SIL Regular" w:hAnsi="Charis SIL Regular" w:eastAsia="Charis SIL Regular"/>
+          <w:b w:val="0"/>
+          <w:i w:val="0"/>
+          <w:color w:val="000000"/>
+          <w:sz w:val="24"/>
+        </w:rPr>
+        <w:t xml:space="preserve"> </w:t>
+      </w:r>
+      <w:r>
+        <w:rPr>
+          <w:u w:val="single" w:color="0000ff"/>
+          <w:rFonts w:ascii="Charis SIL Regular" w:hAnsi="Charis SIL Regular" w:eastAsia="Charis SIL Regular"/>
+          <w:b w:val="0"/>
+          <w:i w:val="0"/>
+          <w:color w:val="000000"/>
+          <w:sz w:val="24"/>
+        </w:rPr>
+        <w:hyperlink r:id="rId13" w:history="1">
+          <w:r>
+            <w:rPr>
+              <w:rStyle w:val="Hyperlink"/>
+            </w:rPr>
+            <w:t>the Neth</w:t>
+          </w:r>
+        </w:hyperlink>
       </w:r>
       <w:r>
         <w:rPr>
@@ -4163,7 +4513,34 @@
           <w:color w:val="000000"/>
           <w:sz w:val="24"/>
         </w:rPr>
-        <w:t xml:space="preserve">•  Lang, Sabine (ed.), </w:t>
+        <w:t xml:space="preserve">•  </w:t>
+      </w:r>
+      <w:r>
+        <w:rPr>
+          <w:rFonts w:ascii="Charis SIL Regular" w:hAnsi="Charis SIL Regular" w:eastAsia="Charis SIL Regular"/>
+          <w:b w:val="0"/>
+          <w:i w:val="0"/>
+          <w:color w:val="000000"/>
+          <w:sz w:val="24"/>
+        </w:rPr>
+        <w:hyperlink r:id="rId16" w:history="1">
+          <w:r>
+            <w:rPr>
+              <w:rStyle w:val="Hyperlink"/>
+            </w:rPr>
+            <w:t>Lang, Sa</w:t>
+          </w:r>
+        </w:hyperlink>
+      </w:r>
+      <w:r>
+        <w:rPr>
+          <w:rFonts w:ascii="Charis SIL Regular" w:hAnsi="Charis SIL Regular" w:eastAsia="Charis SIL Regular"/>
+          <w:b w:val="0"/>
+          <w:i w:val="0"/>
+          <w:color w:val="000000"/>
+          <w:sz w:val="24"/>
+        </w:rPr>
+        <w:t xml:space="preserve">bine (ed.), </w:t>
       </w:r>
       <w:r>
         <w:rPr>

--- a/EXPORTS/DOCX/published/niveau1/English/DoingResearch.docx
+++ b/EXPORTS/DOCX/published/niveau1/English/DoingResearch.docx
@@ -338,7 +338,7 @@
             <w:rPr>
               <w:rStyle w:val="Hyperlink"/>
             </w:rPr>
-            <w:t>significanc</w:t>
+            <w:t>significan</w:t>
           </w:r>
         </w:hyperlink>
       </w:r>
@@ -349,7 +349,23 @@
           <w:i/>
           <w:color w:val="0000FF"/>
           <w:sz w:val="24"/>
-          <w:u w:val="single"/>
+        </w:rPr>
+        <w:hyperlink r:id="rId9" w:history="1">
+          <w:r>
+            <w:rPr>
+              <w:rStyle w:val="Hyperlink"/>
+            </w:rPr>
+            <w:t>c</w:t>
+          </w:r>
+        </w:hyperlink>
+      </w:r>
+      <w:r>
+        <w:rPr>
+          <w:rFonts w:ascii="Charis SIL Italic" w:hAnsi="Charis SIL Italic" w:eastAsia="Charis SIL Italic"/>
+          <w:b w:val="0"/>
+          <w:i/>
+          <w:color w:val="0000FF"/>
+          <w:sz w:val="24"/>
         </w:rPr>
         <w:t>e</w:t>
       </w:r>
@@ -418,6 +434,7 @@
           <w:i/>
           <w:color w:val="0000FF"/>
           <w:sz w:val="24"/>
+          <w:u w:val="single"/>
         </w:rPr>
         <w:t xml:space="preserve"> </w:t>
       </w:r>
@@ -683,7 +700,104 @@
           <w:color w:val="000000"/>
           <w:sz w:val="24"/>
         </w:rPr>
-        <w:t xml:space="preserve"> and the publication </w:t>
+        <w:hyperlink r:id="rId9" w:history="1">
+          <w:r>
+            <w:rPr>
+              <w:rStyle w:val="Hyperlink"/>
+            </w:rPr>
+            <w:t xml:space="preserve"> and th</w:t>
+          </w:r>
+        </w:hyperlink>
+      </w:r>
+      <w:r>
+        <w:rPr>
+          <w:u w:val="single" w:color="0000ff"/>
+          <w:rFonts w:ascii="Charis SIL Regular" w:hAnsi="Charis SIL Regular" w:eastAsia="Charis SIL Regular"/>
+          <w:b w:val="0"/>
+          <w:i w:val="0"/>
+          <w:color w:val="000000"/>
+          <w:sz w:val="24"/>
+        </w:rPr>
+        <w:hyperlink r:id="rId9" w:history="1">
+          <w:r>
+            <w:rPr>
+              <w:rStyle w:val="Hyperlink"/>
+            </w:rPr>
+            <w:t>e</w:t>
+          </w:r>
+        </w:hyperlink>
+      </w:r>
+      <w:r>
+        <w:rPr>
+          <w:u w:val="single" w:color="0000ff"/>
+          <w:rFonts w:ascii="Charis SIL Regular" w:hAnsi="Charis SIL Regular" w:eastAsia="Charis SIL Regular"/>
+          <w:b w:val="0"/>
+          <w:i w:val="0"/>
+          <w:color w:val="000000"/>
+          <w:sz w:val="24"/>
+        </w:rPr>
+        <w:hyperlink r:id="rId9" w:history="1">
+          <w:r>
+            <w:rPr>
+              <w:rStyle w:val="Hyperlink"/>
+            </w:rPr>
+            <w:t xml:space="preserve"> publi</w:t>
+          </w:r>
+        </w:hyperlink>
+      </w:r>
+      <w:r>
+        <w:rPr>
+          <w:u w:val="single" w:color="0000ff"/>
+          <w:rFonts w:ascii="Charis SIL Regular" w:hAnsi="Charis SIL Regular" w:eastAsia="Charis SIL Regular"/>
+          <w:b w:val="0"/>
+          <w:i w:val="0"/>
+          <w:color w:val="000000"/>
+          <w:sz w:val="24"/>
+        </w:rPr>
+        <w:hyperlink r:id="rId9" w:history="1">
+          <w:r>
+            <w:rPr>
+              <w:rStyle w:val="Hyperlink"/>
+            </w:rPr>
+            <w:t>c</w:t>
+          </w:r>
+        </w:hyperlink>
+      </w:r>
+      <w:r>
+        <w:rPr>
+          <w:u w:val="single" w:color="0000ff"/>
+          <w:rFonts w:ascii="Charis SIL Regular" w:hAnsi="Charis SIL Regular" w:eastAsia="Charis SIL Regular"/>
+          <w:b w:val="0"/>
+          <w:i w:val="0"/>
+          <w:color w:val="000000"/>
+          <w:sz w:val="24"/>
+        </w:rPr>
+        <w:hyperlink r:id="rId9" w:history="1">
+          <w:r>
+            <w:rPr>
+              <w:rStyle w:val="Hyperlink"/>
+            </w:rPr>
+            <w:t>atio</w:t>
+          </w:r>
+        </w:hyperlink>
+      </w:r>
+      <w:r>
+        <w:rPr>
+          <w:u w:val="single" w:color="0000ff"/>
+          <w:rFonts w:ascii="Charis SIL Regular" w:hAnsi="Charis SIL Regular" w:eastAsia="Charis SIL Regular"/>
+          <w:b w:val="0"/>
+          <w:i w:val="0"/>
+          <w:color w:val="000000"/>
+          <w:sz w:val="24"/>
+        </w:rPr>
+        <w:hyperlink r:id="rId9" w:history="1">
+          <w:r>
+            <w:rPr>
+              <w:rStyle w:val="Hyperlink"/>
+            </w:rPr>
+            <w:t xml:space="preserve">n </w:t>
+          </w:r>
+        </w:hyperlink>
       </w:r>
       <w:r>
         <w:rPr>
@@ -759,7 +873,7 @@
           <w:sz w:val="24"/>
           <w:u w:val="single"/>
         </w:rPr>
-        <w:hyperlink r:id="rId10" w:history="1">
+        <w:hyperlink r:id="rId9" w:history="1">
           <w:r>
             <w:rPr>
               <w:rStyle w:val="Hyperlink"/>
@@ -777,7 +891,7 @@
           <w:sz w:val="24"/>
           <w:u w:val="single"/>
         </w:rPr>
-        <w:hyperlink r:id="rId10" w:history="1">
+        <w:hyperlink r:id="rId9" w:history="1">
           <w:r>
             <w:rPr>
               <w:rStyle w:val="Hyperlink"/>
@@ -822,91 +936,8 @@
           <w:i/>
           <w:color w:val="0000FF"/>
           <w:sz w:val="24"/>
-          <w:u w:val="single"/>
-        </w:rPr>
-        <w:hyperlink r:id="rId9" w:history="1">
-          <w:r>
-            <w:rPr>
-              <w:rStyle w:val="Hyperlink"/>
-            </w:rPr>
-            <w:t>coll</w:t>
-          </w:r>
-        </w:hyperlink>
-      </w:r>
-      <w:r>
-        <w:rPr>
-          <w:rFonts w:ascii="Charis SIL Italic" w:hAnsi="Charis SIL Italic" w:eastAsia="Charis SIL Italic"/>
-          <w:b w:val="0"/>
-          <w:i/>
-          <w:color w:val="0000FF"/>
-          <w:sz w:val="24"/>
-          <w:u w:val="single"/>
-        </w:rPr>
-        <w:hyperlink r:id="rId9" w:history="1">
-          <w:r>
-            <w:rPr>
-              <w:rStyle w:val="Hyperlink"/>
-            </w:rPr>
-            <w:t>e</w:t>
-          </w:r>
-        </w:hyperlink>
-      </w:r>
-      <w:r>
-        <w:rPr>
-          <w:rFonts w:ascii="Charis SIL Italic" w:hAnsi="Charis SIL Italic" w:eastAsia="Charis SIL Italic"/>
-          <w:b w:val="0"/>
-          <w:i/>
-          <w:color w:val="0000FF"/>
-          <w:sz w:val="24"/>
-          <w:u w:val="single"/>
-        </w:rPr>
-        <w:hyperlink r:id="rId9" w:history="1">
-          <w:r>
-            <w:rPr>
-              <w:rStyle w:val="Hyperlink"/>
-            </w:rPr>
-            <w:t>ctions</w:t>
-          </w:r>
-        </w:hyperlink>
-      </w:r>
-      <w:r>
-        <w:rPr>
-          <w:rFonts w:ascii="Charis SIL Italic" w:hAnsi="Charis SIL Italic" w:eastAsia="Charis SIL Italic"/>
-          <w:b w:val="0"/>
-          <w:i/>
-          <w:color w:val="0000FF"/>
-          <w:sz w:val="24"/>
-          <w:u w:val="single"/>
-        </w:rPr>
-        <w:t xml:space="preserve"> </w:t>
-      </w:r>
-      <w:r>
-        <w:rPr>
-          <w:rFonts w:ascii="Charis SIL Italic" w:hAnsi="Charis SIL Italic" w:eastAsia="Charis SIL Italic"/>
-          <w:b w:val="0"/>
-          <w:i/>
-          <w:color w:val="0000FF"/>
-          <w:sz w:val="24"/>
-          <w:u w:val="single"/>
-        </w:rPr>
-        <w:hyperlink r:id="rId9" w:history="1">
-          <w:r>
-            <w:rPr>
-              <w:rStyle w:val="Hyperlink"/>
-            </w:rPr>
-            <w:t>fro</w:t>
-          </w:r>
-        </w:hyperlink>
-      </w:r>
-      <w:r>
-        <w:rPr>
-          <w:rFonts w:ascii="Charis SIL Italic" w:hAnsi="Charis SIL Italic" w:eastAsia="Charis SIL Italic"/>
-          <w:b w:val="0"/>
-          <w:i/>
-          <w:color w:val="0000FF"/>
-          <w:sz w:val="24"/>
-        </w:rPr>
-        <w:t>m</w:t>
+        </w:rPr>
+        <w:t>collections from</w:t>
       </w:r>
       <w:r>
         <w:rPr>
@@ -1033,7 +1064,7 @@
           <w:sz w:val="24"/>
           <w:u w:val="single"/>
         </w:rPr>
-        <w:hyperlink r:id="rId10" w:history="1">
+        <w:hyperlink r:id="rId9" w:history="1">
           <w:r>
             <w:rPr>
               <w:rStyle w:val="Hyperlink"/>
@@ -1062,7 +1093,7 @@
           <w:sz w:val="24"/>
           <w:u w:val="single"/>
         </w:rPr>
-        <w:hyperlink r:id="rId10" w:history="1">
+        <w:hyperlink r:id="rId9" w:history="1">
           <w:r>
             <w:rPr>
               <w:rStyle w:val="Hyperlink"/>
@@ -1200,21 +1231,13 @@
       </w:r>
       <w:r>
         <w:rPr>
-          <w:u w:val="single" w:color="0000ff"/>
           <w:rFonts w:ascii="Charis SIL Regular" w:hAnsi="Charis SIL Regular" w:eastAsia="Charis SIL Regular"/>
           <w:b w:val="0"/>
           <w:i w:val="0"/>
           <w:color w:val="000000"/>
           <w:sz w:val="24"/>
         </w:rPr>
-        <w:hyperlink r:id="rId10" w:history="1">
-          <w:r>
-            <w:rPr>
-              <w:rStyle w:val="Hyperlink"/>
-            </w:rPr>
-            <w:t>Other rele</w:t>
-          </w:r>
-        </w:hyperlink>
+        <w:t>Other rele</w:t>
       </w:r>
       <w:r>
         <w:rPr>
@@ -2471,175 +2494,13 @@
       </w:r>
       <w:r>
         <w:rPr>
-          <w:u w:val="single" w:color="0000ff"/>
           <w:rFonts w:ascii="Charis SIL Regular" w:hAnsi="Charis SIL Regular" w:eastAsia="Charis SIL Regular"/>
           <w:b w:val="0"/>
           <w:i w:val="0"/>
           <w:color w:val="000000"/>
           <w:sz w:val="24"/>
         </w:rPr>
-        <w:hyperlink r:id="rId12" w:history="1">
-          <w:r>
-            <w:rPr>
-              <w:rStyle w:val="Hyperlink"/>
-            </w:rPr>
-            <w:t xml:space="preserve"> (Dut</w:t>
-          </w:r>
-        </w:hyperlink>
-      </w:r>
-      <w:r>
-        <w:rPr>
-          <w:u w:val="single" w:color="0000ff"/>
-          <w:rFonts w:ascii="Charis SIL Regular" w:hAnsi="Charis SIL Regular" w:eastAsia="Charis SIL Regular"/>
-          <w:b w:val="0"/>
-          <w:i w:val="0"/>
-          <w:color w:val="000000"/>
-          <w:sz w:val="24"/>
-        </w:rPr>
-        <w:hyperlink r:id="rId12" w:history="1">
-          <w:r>
-            <w:rPr>
-              <w:rStyle w:val="Hyperlink"/>
-            </w:rPr>
-            <w:t>c</w:t>
-          </w:r>
-        </w:hyperlink>
-      </w:r>
-      <w:r>
-        <w:rPr>
-          <w:u w:val="single" w:color="0000ff"/>
-          <w:rFonts w:ascii="Charis SIL Regular" w:hAnsi="Charis SIL Regular" w:eastAsia="Charis SIL Regular"/>
-          <w:b w:val="0"/>
-          <w:i w:val="0"/>
-          <w:color w:val="000000"/>
-          <w:sz w:val="24"/>
-        </w:rPr>
-        <w:hyperlink r:id="rId12" w:history="1">
-          <w:r>
-            <w:rPr>
-              <w:rStyle w:val="Hyperlink"/>
-            </w:rPr>
-            <w:t>h only) wa</w:t>
-          </w:r>
-        </w:hyperlink>
-      </w:r>
-      <w:r>
-        <w:rPr>
-          <w:u w:val="single" w:color="0000ff"/>
-          <w:rFonts w:ascii="Charis SIL Regular" w:hAnsi="Charis SIL Regular" w:eastAsia="Charis SIL Regular"/>
-          <w:b w:val="0"/>
-          <w:i w:val="0"/>
-          <w:color w:val="000000"/>
-          <w:sz w:val="24"/>
-        </w:rPr>
-        <w:hyperlink r:id="rId12" w:history="1">
-          <w:r>
-            <w:rPr>
-              <w:rStyle w:val="Hyperlink"/>
-            </w:rPr>
-            <w:t>s c</w:t>
-          </w:r>
-        </w:hyperlink>
-      </w:r>
-      <w:r>
-        <w:rPr>
-          <w:u w:val="single" w:color="0000ff"/>
-          <w:rFonts w:ascii="Charis SIL Regular" w:hAnsi="Charis SIL Regular" w:eastAsia="Charis SIL Regular"/>
-          <w:b w:val="0"/>
-          <w:i w:val="0"/>
-          <w:color w:val="000000"/>
-          <w:sz w:val="24"/>
-        </w:rPr>
-        <w:hyperlink r:id="rId12" w:history="1">
-          <w:r>
-            <w:rPr>
-              <w:rStyle w:val="Hyperlink"/>
-            </w:rPr>
-            <w:t>r</w:t>
-          </w:r>
-        </w:hyperlink>
-      </w:r>
-      <w:r>
-        <w:rPr>
-          <w:u w:val="single" w:color="0000ff"/>
-          <w:rFonts w:ascii="Charis SIL Regular" w:hAnsi="Charis SIL Regular" w:eastAsia="Charis SIL Regular"/>
-          <w:b w:val="0"/>
-          <w:i w:val="0"/>
-          <w:color w:val="000000"/>
-          <w:sz w:val="24"/>
-        </w:rPr>
-        <w:hyperlink r:id="rId12" w:history="1">
-          <w:r>
-            <w:rPr>
-              <w:rStyle w:val="Hyperlink"/>
-            </w:rPr>
-            <w:t>eated s</w:t>
-          </w:r>
-        </w:hyperlink>
-      </w:r>
-      <w:r>
-        <w:rPr>
-          <w:rFonts w:ascii="Charis SIL Regular" w:hAnsi="Charis SIL Regular" w:eastAsia="Charis SIL Regular"/>
-          <w:b w:val="0"/>
-          <w:i w:val="0"/>
-          <w:color w:val="000000"/>
-          <w:sz w:val="24"/>
-        </w:rPr>
-        <w:t>pecifically for the National Ar</w:t>
-      </w:r>
-      <w:r>
-        <w:rPr>
-          <w:u w:val="single" w:color="0000ff"/>
-          <w:rFonts w:ascii="Charis SIL Regular" w:hAnsi="Charis SIL Regular" w:eastAsia="Charis SIL Regular"/>
-          <w:b w:val="0"/>
-          <w:i w:val="0"/>
-          <w:color w:val="000000"/>
-          <w:sz w:val="24"/>
-        </w:rPr>
-        <w:hyperlink r:id="rId13" w:history="1">
-          <w:r>
-            <w:rPr>
-              <w:rStyle w:val="Hyperlink"/>
-            </w:rPr>
-            <w:t>chiv</w:t>
-          </w:r>
-        </w:hyperlink>
-      </w:r>
-      <w:r>
-        <w:rPr>
-          <w:u w:val="single" w:color="0000ff"/>
-          <w:rFonts w:ascii="Charis SIL Regular" w:hAnsi="Charis SIL Regular" w:eastAsia="Charis SIL Regular"/>
-          <w:b w:val="0"/>
-          <w:i w:val="0"/>
-          <w:color w:val="000000"/>
-          <w:sz w:val="24"/>
-        </w:rPr>
-        <w:hyperlink r:id="rId13" w:history="1">
-          <w:r>
-            <w:rPr>
-              <w:rStyle w:val="Hyperlink"/>
-            </w:rPr>
-            <w:t>e</w:t>
-          </w:r>
-        </w:hyperlink>
-      </w:r>
-      <w:r>
-        <w:rPr>
-          <w:u w:val="single" w:color="0000ff"/>
-          <w:rFonts w:ascii="Charis SIL Regular" w:hAnsi="Charis SIL Regular" w:eastAsia="Charis SIL Regular"/>
-          <w:b w:val="0"/>
-          <w:i w:val="0"/>
-          <w:color w:val="000000"/>
-          <w:sz w:val="24"/>
-        </w:rPr>
-        <w:hyperlink r:id="rId13" w:history="1">
-          <w:r>
-            <w:rPr>
-              <w:rStyle w:val="Hyperlink"/>
-            </w:rPr>
-            <w:t>s o</w:t>
-          </w:r>
-        </w:hyperlink>
+        <w:t xml:space="preserve"> (Dutch only) was created specifically for the National Archives o</w:t>
       </w:r>
       <w:r>
         <w:rPr>
@@ -3352,103 +3213,8 @@
           <w:i/>
           <w:color w:val="0000FF"/>
           <w:sz w:val="24"/>
-          <w:u w:val="single"/>
-        </w:rPr>
-        <w:hyperlink r:id="rId15" w:history="1">
-          <w:r>
-            <w:rPr>
-              <w:rStyle w:val="Hyperlink"/>
-            </w:rPr>
-            <w:t>cultural</w:t>
-          </w:r>
-        </w:hyperlink>
-      </w:r>
-      <w:r>
-        <w:rPr>
-          <w:rFonts w:ascii="Charis SIL Italic" w:hAnsi="Charis SIL Italic" w:eastAsia="Charis SIL Italic"/>
-          <w:b w:val="0"/>
-          <w:i/>
-          <w:color w:val="0000FF"/>
-          <w:sz w:val="24"/>
-          <w:u w:val="single"/>
-        </w:rPr>
-        <w:t xml:space="preserve"> </w:t>
-      </w:r>
-      <w:r>
-        <w:rPr>
-          <w:rFonts w:ascii="Charis SIL Italic" w:hAnsi="Charis SIL Italic" w:eastAsia="Charis SIL Italic"/>
-          <w:b w:val="0"/>
-          <w:i/>
-          <w:color w:val="0000FF"/>
-          <w:sz w:val="24"/>
-          <w:u w:val="single"/>
-        </w:rPr>
-        <w:hyperlink r:id="rId15" w:history="1">
-          <w:r>
-            <w:rPr>
-              <w:rStyle w:val="Hyperlink"/>
-            </w:rPr>
-            <w:t>objects</w:t>
-          </w:r>
-        </w:hyperlink>
-      </w:r>
-      <w:r>
-        <w:rPr>
-          <w:rFonts w:ascii="Charis SIL Italic" w:hAnsi="Charis SIL Italic" w:eastAsia="Charis SIL Italic"/>
-          <w:b w:val="0"/>
-          <w:i/>
-          <w:color w:val="0000FF"/>
-          <w:sz w:val="24"/>
-          <w:u w:val="single"/>
-        </w:rPr>
-        <w:t xml:space="preserve"> </w:t>
-      </w:r>
-      <w:r>
-        <w:rPr>
-          <w:rFonts w:ascii="Charis SIL Italic" w:hAnsi="Charis SIL Italic" w:eastAsia="Charis SIL Italic"/>
-          <w:b w:val="0"/>
-          <w:i/>
-          <w:color w:val="0000FF"/>
-          <w:sz w:val="24"/>
-          <w:u w:val="single"/>
-        </w:rPr>
-        <w:hyperlink r:id="rId15" w:history="1">
-          <w:r>
-            <w:rPr>
-              <w:rStyle w:val="Hyperlink"/>
-            </w:rPr>
-            <w:t>and</w:t>
-          </w:r>
-        </w:hyperlink>
-      </w:r>
-      <w:r>
-        <w:rPr>
-          <w:rFonts w:ascii="Charis SIL Italic" w:hAnsi="Charis SIL Italic" w:eastAsia="Charis SIL Italic"/>
-          <w:b w:val="0"/>
-          <w:i/>
-          <w:color w:val="0000FF"/>
-          <w:sz w:val="24"/>
-          <w:u w:val="single"/>
-        </w:rPr>
-        <w:t xml:space="preserve"> </w:t>
-      </w:r>
-      <w:r>
-        <w:rPr>
-          <w:rFonts w:ascii="Charis SIL Italic" w:hAnsi="Charis SIL Italic" w:eastAsia="Charis SIL Italic"/>
-          <w:b w:val="0"/>
-          <w:i/>
-          <w:color w:val="0000FF"/>
-          <w:sz w:val="24"/>
-          <w:u w:val="single"/>
-        </w:rPr>
-        <w:hyperlink r:id="rId15" w:history="1">
-          <w:r>
-            <w:rPr>
-              <w:rStyle w:val="Hyperlink"/>
-            </w:rPr>
-            <w:t>collections</w:t>
-          </w:r>
-        </w:hyperlink>
+        </w:rPr>
+        <w:t>cultural objects and collections</w:t>
       </w:r>
       <w:r>
         <w:rPr>

--- a/EXPORTS/DOCX/published/niveau1/English/DoingResearch.docx
+++ b/EXPORTS/DOCX/published/niveau1/English/DoingResearch.docx
@@ -936,8 +936,62 @@
           <w:i/>
           <w:color w:val="0000FF"/>
           <w:sz w:val="24"/>
-        </w:rPr>
-        <w:t>collections from</w:t>
+          <w:u w:val="single"/>
+        </w:rPr>
+        <w:hyperlink r:id="rId10" w:history="1">
+          <w:r>
+            <w:rPr>
+              <w:rStyle w:val="Hyperlink"/>
+            </w:rPr>
+            <w:t>coll</w:t>
+          </w:r>
+        </w:hyperlink>
+      </w:r>
+      <w:r>
+        <w:rPr>
+          <w:rFonts w:ascii="Charis SIL Italic" w:hAnsi="Charis SIL Italic" w:eastAsia="Charis SIL Italic"/>
+          <w:b w:val="0"/>
+          <w:i/>
+          <w:color w:val="0000FF"/>
+          <w:sz w:val="24"/>
+          <w:u w:val="single"/>
+        </w:rPr>
+        <w:hyperlink r:id="rId10" w:history="1">
+          <w:r>
+            <w:rPr>
+              <w:rStyle w:val="Hyperlink"/>
+            </w:rPr>
+            <w:t>e</w:t>
+          </w:r>
+        </w:hyperlink>
+      </w:r>
+      <w:r>
+        <w:rPr>
+          <w:rFonts w:ascii="Charis SIL Italic" w:hAnsi="Charis SIL Italic" w:eastAsia="Charis SIL Italic"/>
+          <w:b w:val="0"/>
+          <w:i/>
+          <w:color w:val="0000FF"/>
+          <w:sz w:val="24"/>
+          <w:u w:val="single"/>
+        </w:rPr>
+        <w:hyperlink r:id="rId10" w:history="1">
+          <w:r>
+            <w:rPr>
+              <w:rStyle w:val="Hyperlink"/>
+            </w:rPr>
+            <w:t>ctions</w:t>
+          </w:r>
+        </w:hyperlink>
+      </w:r>
+      <w:r>
+        <w:rPr>
+          <w:rFonts w:ascii="Charis SIL Italic" w:hAnsi="Charis SIL Italic" w:eastAsia="Charis SIL Italic"/>
+          <w:b w:val="0"/>
+          <w:i/>
+          <w:color w:val="0000FF"/>
+          <w:sz w:val="24"/>
+        </w:rPr>
+        <w:t xml:space="preserve"> from</w:t>
       </w:r>
       <w:r>
         <w:rPr>
@@ -1231,13 +1285,21 @@
       </w:r>
       <w:r>
         <w:rPr>
+          <w:u w:val="single" w:color="0000ff"/>
           <w:rFonts w:ascii="Charis SIL Regular" w:hAnsi="Charis SIL Regular" w:eastAsia="Charis SIL Regular"/>
           <w:b w:val="0"/>
           <w:i w:val="0"/>
           <w:color w:val="000000"/>
           <w:sz w:val="24"/>
         </w:rPr>
-        <w:t>Other rele</w:t>
+        <w:hyperlink r:id="rId10" w:history="1">
+          <w:r>
+            <w:rPr>
+              <w:rStyle w:val="Hyperlink"/>
+            </w:rPr>
+            <w:t>Other rele</w:t>
+          </w:r>
+        </w:hyperlink>
       </w:r>
       <w:r>
         <w:rPr>
@@ -2494,13 +2556,175 @@
       </w:r>
       <w:r>
         <w:rPr>
+          <w:u w:val="single" w:color="0000ff"/>
           <w:rFonts w:ascii="Charis SIL Regular" w:hAnsi="Charis SIL Regular" w:eastAsia="Charis SIL Regular"/>
           <w:b w:val="0"/>
           <w:i w:val="0"/>
           <w:color w:val="000000"/>
           <w:sz w:val="24"/>
         </w:rPr>
-        <w:t xml:space="preserve"> (Dutch only) was created specifically for the National Archives o</w:t>
+        <w:hyperlink r:id="rId12" w:history="1">
+          <w:r>
+            <w:rPr>
+              <w:rStyle w:val="Hyperlink"/>
+            </w:rPr>
+            <w:t xml:space="preserve"> (Dut</w:t>
+          </w:r>
+        </w:hyperlink>
+      </w:r>
+      <w:r>
+        <w:rPr>
+          <w:u w:val="single" w:color="0000ff"/>
+          <w:rFonts w:ascii="Charis SIL Regular" w:hAnsi="Charis SIL Regular" w:eastAsia="Charis SIL Regular"/>
+          <w:b w:val="0"/>
+          <w:i w:val="0"/>
+          <w:color w:val="000000"/>
+          <w:sz w:val="24"/>
+        </w:rPr>
+        <w:hyperlink r:id="rId12" w:history="1">
+          <w:r>
+            <w:rPr>
+              <w:rStyle w:val="Hyperlink"/>
+            </w:rPr>
+            <w:t>c</w:t>
+          </w:r>
+        </w:hyperlink>
+      </w:r>
+      <w:r>
+        <w:rPr>
+          <w:u w:val="single" w:color="0000ff"/>
+          <w:rFonts w:ascii="Charis SIL Regular" w:hAnsi="Charis SIL Regular" w:eastAsia="Charis SIL Regular"/>
+          <w:b w:val="0"/>
+          <w:i w:val="0"/>
+          <w:color w:val="000000"/>
+          <w:sz w:val="24"/>
+        </w:rPr>
+        <w:hyperlink r:id="rId12" w:history="1">
+          <w:r>
+            <w:rPr>
+              <w:rStyle w:val="Hyperlink"/>
+            </w:rPr>
+            <w:t>h only) wa</w:t>
+          </w:r>
+        </w:hyperlink>
+      </w:r>
+      <w:r>
+        <w:rPr>
+          <w:u w:val="single" w:color="0000ff"/>
+          <w:rFonts w:ascii="Charis SIL Regular" w:hAnsi="Charis SIL Regular" w:eastAsia="Charis SIL Regular"/>
+          <w:b w:val="0"/>
+          <w:i w:val="0"/>
+          <w:color w:val="000000"/>
+          <w:sz w:val="24"/>
+        </w:rPr>
+        <w:hyperlink r:id="rId12" w:history="1">
+          <w:r>
+            <w:rPr>
+              <w:rStyle w:val="Hyperlink"/>
+            </w:rPr>
+            <w:t>s c</w:t>
+          </w:r>
+        </w:hyperlink>
+      </w:r>
+      <w:r>
+        <w:rPr>
+          <w:u w:val="single" w:color="0000ff"/>
+          <w:rFonts w:ascii="Charis SIL Regular" w:hAnsi="Charis SIL Regular" w:eastAsia="Charis SIL Regular"/>
+          <w:b w:val="0"/>
+          <w:i w:val="0"/>
+          <w:color w:val="000000"/>
+          <w:sz w:val="24"/>
+        </w:rPr>
+        <w:hyperlink r:id="rId12" w:history="1">
+          <w:r>
+            <w:rPr>
+              <w:rStyle w:val="Hyperlink"/>
+            </w:rPr>
+            <w:t>r</w:t>
+          </w:r>
+        </w:hyperlink>
+      </w:r>
+      <w:r>
+        <w:rPr>
+          <w:u w:val="single" w:color="0000ff"/>
+          <w:rFonts w:ascii="Charis SIL Regular" w:hAnsi="Charis SIL Regular" w:eastAsia="Charis SIL Regular"/>
+          <w:b w:val="0"/>
+          <w:i w:val="0"/>
+          <w:color w:val="000000"/>
+          <w:sz w:val="24"/>
+        </w:rPr>
+        <w:hyperlink r:id="rId12" w:history="1">
+          <w:r>
+            <w:rPr>
+              <w:rStyle w:val="Hyperlink"/>
+            </w:rPr>
+            <w:t>eated s</w:t>
+          </w:r>
+        </w:hyperlink>
+      </w:r>
+      <w:r>
+        <w:rPr>
+          <w:rFonts w:ascii="Charis SIL Regular" w:hAnsi="Charis SIL Regular" w:eastAsia="Charis SIL Regular"/>
+          <w:b w:val="0"/>
+          <w:i w:val="0"/>
+          <w:color w:val="000000"/>
+          <w:sz w:val="24"/>
+        </w:rPr>
+        <w:t>pecifically for the National Ar</w:t>
+      </w:r>
+      <w:r>
+        <w:rPr>
+          <w:u w:val="single" w:color="0000ff"/>
+          <w:rFonts w:ascii="Charis SIL Regular" w:hAnsi="Charis SIL Regular" w:eastAsia="Charis SIL Regular"/>
+          <w:b w:val="0"/>
+          <w:i w:val="0"/>
+          <w:color w:val="000000"/>
+          <w:sz w:val="24"/>
+        </w:rPr>
+        <w:hyperlink r:id="rId13" w:history="1">
+          <w:r>
+            <w:rPr>
+              <w:rStyle w:val="Hyperlink"/>
+            </w:rPr>
+            <w:t>chiv</w:t>
+          </w:r>
+        </w:hyperlink>
+      </w:r>
+      <w:r>
+        <w:rPr>
+          <w:u w:val="single" w:color="0000ff"/>
+          <w:rFonts w:ascii="Charis SIL Regular" w:hAnsi="Charis SIL Regular" w:eastAsia="Charis SIL Regular"/>
+          <w:b w:val="0"/>
+          <w:i w:val="0"/>
+          <w:color w:val="000000"/>
+          <w:sz w:val="24"/>
+        </w:rPr>
+        <w:hyperlink r:id="rId13" w:history="1">
+          <w:r>
+            <w:rPr>
+              <w:rStyle w:val="Hyperlink"/>
+            </w:rPr>
+            <w:t>e</w:t>
+          </w:r>
+        </w:hyperlink>
+      </w:r>
+      <w:r>
+        <w:rPr>
+          <w:u w:val="single" w:color="0000ff"/>
+          <w:rFonts w:ascii="Charis SIL Regular" w:hAnsi="Charis SIL Regular" w:eastAsia="Charis SIL Regular"/>
+          <w:b w:val="0"/>
+          <w:i w:val="0"/>
+          <w:color w:val="000000"/>
+          <w:sz w:val="24"/>
+        </w:rPr>
+        <w:hyperlink r:id="rId13" w:history="1">
+          <w:r>
+            <w:rPr>
+              <w:rStyle w:val="Hyperlink"/>
+            </w:rPr>
+            <w:t>s o</w:t>
+          </w:r>
+        </w:hyperlink>
       </w:r>
       <w:r>
         <w:rPr>
@@ -3173,7 +3397,6 @@
           <w:i/>
           <w:color w:val="0000FF"/>
           <w:sz w:val="24"/>
-          <w:u w:val="single"/>
         </w:rPr>
         <w:t>e</w:t>
       </w:r>
@@ -3213,8 +3436,103 @@
           <w:i/>
           <w:color w:val="0000FF"/>
           <w:sz w:val="24"/>
-        </w:rPr>
-        <w:t>cultural objects and collections</w:t>
+          <w:u w:val="single"/>
+        </w:rPr>
+        <w:hyperlink r:id="rId15" w:history="1">
+          <w:r>
+            <w:rPr>
+              <w:rStyle w:val="Hyperlink"/>
+            </w:rPr>
+            <w:t>cultural</w:t>
+          </w:r>
+        </w:hyperlink>
+      </w:r>
+      <w:r>
+        <w:rPr>
+          <w:rFonts w:ascii="Charis SIL Italic" w:hAnsi="Charis SIL Italic" w:eastAsia="Charis SIL Italic"/>
+          <w:b w:val="0"/>
+          <w:i/>
+          <w:color w:val="0000FF"/>
+          <w:sz w:val="24"/>
+          <w:u w:val="single"/>
+        </w:rPr>
+        <w:t xml:space="preserve"> </w:t>
+      </w:r>
+      <w:r>
+        <w:rPr>
+          <w:rFonts w:ascii="Charis SIL Italic" w:hAnsi="Charis SIL Italic" w:eastAsia="Charis SIL Italic"/>
+          <w:b w:val="0"/>
+          <w:i/>
+          <w:color w:val="0000FF"/>
+          <w:sz w:val="24"/>
+          <w:u w:val="single"/>
+        </w:rPr>
+        <w:hyperlink r:id="rId15" w:history="1">
+          <w:r>
+            <w:rPr>
+              <w:rStyle w:val="Hyperlink"/>
+            </w:rPr>
+            <w:t>objects</w:t>
+          </w:r>
+        </w:hyperlink>
+      </w:r>
+      <w:r>
+        <w:rPr>
+          <w:rFonts w:ascii="Charis SIL Italic" w:hAnsi="Charis SIL Italic" w:eastAsia="Charis SIL Italic"/>
+          <w:b w:val="0"/>
+          <w:i/>
+          <w:color w:val="0000FF"/>
+          <w:sz w:val="24"/>
+          <w:u w:val="single"/>
+        </w:rPr>
+        <w:t xml:space="preserve"> </w:t>
+      </w:r>
+      <w:r>
+        <w:rPr>
+          <w:rFonts w:ascii="Charis SIL Italic" w:hAnsi="Charis SIL Italic" w:eastAsia="Charis SIL Italic"/>
+          <w:b w:val="0"/>
+          <w:i/>
+          <w:color w:val="0000FF"/>
+          <w:sz w:val="24"/>
+          <w:u w:val="single"/>
+        </w:rPr>
+        <w:hyperlink r:id="rId15" w:history="1">
+          <w:r>
+            <w:rPr>
+              <w:rStyle w:val="Hyperlink"/>
+            </w:rPr>
+            <w:t>and</w:t>
+          </w:r>
+        </w:hyperlink>
+      </w:r>
+      <w:r>
+        <w:rPr>
+          <w:rFonts w:ascii="Charis SIL Italic" w:hAnsi="Charis SIL Italic" w:eastAsia="Charis SIL Italic"/>
+          <w:b w:val="0"/>
+          <w:i/>
+          <w:color w:val="0000FF"/>
+          <w:sz w:val="24"/>
+          <w:u w:val="single"/>
+        </w:rPr>
+        <w:t xml:space="preserve"> </w:t>
+      </w:r>
+      <w:r>
+        <w:rPr>
+          <w:rFonts w:ascii="Charis SIL Italic" w:hAnsi="Charis SIL Italic" w:eastAsia="Charis SIL Italic"/>
+          <w:b w:val="0"/>
+          <w:i/>
+          <w:color w:val="0000FF"/>
+          <w:sz w:val="24"/>
+          <w:u w:val="single"/>
+        </w:rPr>
+        <w:hyperlink r:id="rId15" w:history="1">
+          <w:r>
+            <w:rPr>
+              <w:rStyle w:val="Hyperlink"/>
+            </w:rPr>
+            <w:t>collections</w:t>
+          </w:r>
+        </w:hyperlink>
       </w:r>
       <w:r>
         <w:rPr>
@@ -3496,24 +3814,13 @@
       </w:r>
       <w:r>
         <w:rPr>
-          <w:u w:val="single" w:color="0000ff"/>
           <w:rFonts w:ascii="Charis SIL Regular" w:hAnsi="Charis SIL Regular" w:eastAsia="Charis SIL Regular"/>
           <w:b w:val="0"/>
           <w:i w:val="0"/>
           <w:color w:val="000000"/>
           <w:sz w:val="24"/>
         </w:rPr>
-        <w:t>m</w:t>
-      </w:r>
-      <w:r>
-        <w:rPr>
-          <w:rFonts w:ascii="Charis SIL Regular" w:hAnsi="Charis SIL Regular" w:eastAsia="Charis SIL Regular"/>
-          <w:b w:val="0"/>
-          <w:i w:val="0"/>
-          <w:color w:val="000000"/>
-          <w:sz w:val="24"/>
-        </w:rPr>
-        <w:t xml:space="preserve">, </w:t>
+        <w:t xml:space="preserve">m, </w:t>
       </w:r>
       <w:r>
         <w:rPr>

--- a/EXPORTS/DOCX/published/niveau1/English/DoingResearch.docx
+++ b/EXPORTS/DOCX/published/niveau1/English/DoingResearch.docx
@@ -693,30 +693,58 @@
       </w:r>
       <w:r>
         <w:rPr>
-          <w:u w:val="single" w:color="0000ff"/>
           <w:rFonts w:ascii="Charis SIL Regular" w:hAnsi="Charis SIL Regular" w:eastAsia="Charis SIL Regular"/>
           <w:b w:val="0"/>
           <w:i w:val="0"/>
           <w:color w:val="000000"/>
           <w:sz w:val="24"/>
+        </w:rPr>
+        <w:t xml:space="preserve"> and the publication </w:t>
+      </w:r>
+      <w:r>
+        <w:rPr>
+          <w:rFonts w:ascii="Charis SIL Italic" w:hAnsi="Charis SIL Italic" w:eastAsia="Charis SIL Italic"/>
+          <w:b w:val="0"/>
+          <w:i/>
+          <w:color w:val="0000FF"/>
+          <w:sz w:val="24"/>
+          <w:u w:val="single"/>
         </w:rPr>
         <w:hyperlink r:id="rId9" w:history="1">
           <w:r>
             <w:rPr>
               <w:rStyle w:val="Hyperlink"/>
             </w:rPr>
-            <w:t xml:space="preserve"> and th</w:t>
+            <w:t>Provenan</w:t>
           </w:r>
         </w:hyperlink>
       </w:r>
       <w:r>
         <w:rPr>
-          <w:u w:val="single" w:color="0000ff"/>
-          <w:rFonts w:ascii="Charis SIL Regular" w:hAnsi="Charis SIL Regular" w:eastAsia="Charis SIL Regular"/>
-          <w:b w:val="0"/>
-          <w:i w:val="0"/>
-          <w:color w:val="000000"/>
-          <w:sz w:val="24"/>
+          <w:rFonts w:ascii="Charis SIL Italic" w:hAnsi="Charis SIL Italic" w:eastAsia="Charis SIL Italic"/>
+          <w:b w:val="0"/>
+          <w:i/>
+          <w:color w:val="0000FF"/>
+          <w:sz w:val="24"/>
+          <w:u w:val="single"/>
+        </w:rPr>
+        <w:hyperlink r:id="rId9" w:history="1">
+          <w:r>
+            <w:rPr>
+              <w:rStyle w:val="Hyperlink"/>
+            </w:rPr>
+            <w:t>c</w:t>
+          </w:r>
+        </w:hyperlink>
+      </w:r>
+      <w:r>
+        <w:rPr>
+          <w:rFonts w:ascii="Charis SIL Italic" w:hAnsi="Charis SIL Italic" w:eastAsia="Charis SIL Italic"/>
+          <w:b w:val="0"/>
+          <w:i/>
+          <w:color w:val="0000FF"/>
+          <w:sz w:val="24"/>
+          <w:u w:val="single"/>
         </w:rPr>
         <w:hyperlink r:id="rId9" w:history="1">
           <w:r>
@@ -729,109 +757,95 @@
       </w:r>
       <w:r>
         <w:rPr>
-          <w:u w:val="single" w:color="0000ff"/>
-          <w:rFonts w:ascii="Charis SIL Regular" w:hAnsi="Charis SIL Regular" w:eastAsia="Charis SIL Regular"/>
-          <w:b w:val="0"/>
-          <w:i w:val="0"/>
-          <w:color w:val="000000"/>
-          <w:sz w:val="24"/>
+          <w:rFonts w:ascii="Charis SIL Italic" w:hAnsi="Charis SIL Italic" w:eastAsia="Charis SIL Italic"/>
+          <w:b w:val="0"/>
+          <w:i/>
+          <w:color w:val="0000FF"/>
+          <w:sz w:val="24"/>
+          <w:u w:val="single"/>
+        </w:rPr>
+        <w:t xml:space="preserve"> </w:t>
+      </w:r>
+      <w:r>
+        <w:rPr>
+          <w:rFonts w:ascii="Charis SIL Italic" w:hAnsi="Charis SIL Italic" w:eastAsia="Charis SIL Italic"/>
+          <w:b w:val="0"/>
+          <w:i/>
+          <w:color w:val="0000FF"/>
+          <w:sz w:val="24"/>
+          <w:u w:val="single"/>
         </w:rPr>
         <w:hyperlink r:id="rId9" w:history="1">
           <w:r>
             <w:rPr>
               <w:rStyle w:val="Hyperlink"/>
             </w:rPr>
-            <w:t xml:space="preserve"> publi</w:t>
+            <w:t>r</w:t>
           </w:r>
         </w:hyperlink>
       </w:r>
       <w:r>
         <w:rPr>
-          <w:u w:val="single" w:color="0000ff"/>
-          <w:rFonts w:ascii="Charis SIL Regular" w:hAnsi="Charis SIL Regular" w:eastAsia="Charis SIL Regular"/>
-          <w:b w:val="0"/>
-          <w:i w:val="0"/>
-          <w:color w:val="000000"/>
-          <w:sz w:val="24"/>
+          <w:rFonts w:ascii="Charis SIL Italic" w:hAnsi="Charis SIL Italic" w:eastAsia="Charis SIL Italic"/>
+          <w:b w:val="0"/>
+          <w:i/>
+          <w:color w:val="0000FF"/>
+          <w:sz w:val="24"/>
+          <w:u w:val="single"/>
         </w:rPr>
         <w:hyperlink r:id="rId9" w:history="1">
           <w:r>
             <w:rPr>
               <w:rStyle w:val="Hyperlink"/>
             </w:rPr>
-            <w:t>c</w:t>
+            <w:t>esearch</w:t>
           </w:r>
         </w:hyperlink>
       </w:r>
       <w:r>
         <w:rPr>
-          <w:u w:val="single" w:color="0000ff"/>
-          <w:rFonts w:ascii="Charis SIL Regular" w:hAnsi="Charis SIL Regular" w:eastAsia="Charis SIL Regular"/>
-          <w:b w:val="0"/>
-          <w:i w:val="0"/>
-          <w:color w:val="000000"/>
-          <w:sz w:val="24"/>
+          <w:rFonts w:ascii="Charis SIL Italic" w:hAnsi="Charis SIL Italic" w:eastAsia="Charis SIL Italic"/>
+          <w:b w:val="0"/>
+          <w:i/>
+          <w:color w:val="0000FF"/>
+          <w:sz w:val="24"/>
+          <w:u w:val="single"/>
+        </w:rPr>
+        <w:t xml:space="preserve"> </w:t>
+      </w:r>
+      <w:r>
+        <w:rPr>
+          <w:rFonts w:ascii="Charis SIL Italic" w:hAnsi="Charis SIL Italic" w:eastAsia="Charis SIL Italic"/>
+          <w:b w:val="0"/>
+          <w:i/>
+          <w:color w:val="0000FF"/>
+          <w:sz w:val="24"/>
+          <w:u w:val="single"/>
+        </w:rPr>
+        <w:hyperlink r:id="rId10" w:history="1">
+          <w:r>
+            <w:rPr>
+              <w:rStyle w:val="Hyperlink"/>
+            </w:rPr>
+            <w:t xml:space="preserve">into </w:t>
+          </w:r>
+        </w:hyperlink>
+      </w:r>
+      <w:r>
+        <w:rPr>
+          <w:rFonts w:ascii="Charis SIL Italic" w:hAnsi="Charis SIL Italic" w:eastAsia="Charis SIL Italic"/>
+          <w:b w:val="0"/>
+          <w:i/>
+          <w:color w:val="0000FF"/>
+          <w:sz w:val="24"/>
+          <w:u w:val="single"/>
         </w:rPr>
         <w:hyperlink r:id="rId9" w:history="1">
           <w:r>
             <w:rPr>
               <w:rStyle w:val="Hyperlink"/>
             </w:rPr>
-            <w:t>atio</w:t>
-          </w:r>
-        </w:hyperlink>
-      </w:r>
-      <w:r>
-        <w:rPr>
-          <w:u w:val="single" w:color="0000ff"/>
-          <w:rFonts w:ascii="Charis SIL Regular" w:hAnsi="Charis SIL Regular" w:eastAsia="Charis SIL Regular"/>
-          <w:b w:val="0"/>
-          <w:i w:val="0"/>
-          <w:color w:val="000000"/>
-          <w:sz w:val="24"/>
-        </w:rPr>
-        <w:hyperlink r:id="rId9" w:history="1">
-          <w:r>
-            <w:rPr>
-              <w:rStyle w:val="Hyperlink"/>
-            </w:rPr>
-            <w:t xml:space="preserve">n </w:t>
-          </w:r>
-        </w:hyperlink>
-      </w:r>
-      <w:r>
-        <w:rPr>
-          <w:rFonts w:ascii="Charis SIL Italic" w:hAnsi="Charis SIL Italic" w:eastAsia="Charis SIL Italic"/>
-          <w:b w:val="0"/>
-          <w:i/>
-          <w:color w:val="0000FF"/>
-          <w:sz w:val="24"/>
-          <w:u w:val="single"/>
-        </w:rPr>
-        <w:hyperlink r:id="rId9" w:history="1">
-          <w:r>
-            <w:rPr>
-              <w:rStyle w:val="Hyperlink"/>
-            </w:rPr>
-            <w:t>Provenan</w:t>
-          </w:r>
-        </w:hyperlink>
-      </w:r>
-      <w:r>
-        <w:rPr>
-          <w:rFonts w:ascii="Charis SIL Italic" w:hAnsi="Charis SIL Italic" w:eastAsia="Charis SIL Italic"/>
-          <w:b w:val="0"/>
-          <w:i/>
-          <w:color w:val="0000FF"/>
-          <w:sz w:val="24"/>
-          <w:u w:val="single"/>
-        </w:rPr>
-        <w:hyperlink r:id="rId9" w:history="1">
-          <w:r>
-            <w:rPr>
-              <w:rStyle w:val="Hyperlink"/>
-            </w:rPr>
-            <w:t>c</w:t>
+            <w:t>coll</w:t>
           </w:r>
         </w:hyperlink>
       </w:r>
@@ -862,119 +876,7 @@
           <w:sz w:val="24"/>
           <w:u w:val="single"/>
         </w:rPr>
-        <w:t xml:space="preserve"> </w:t>
-      </w:r>
-      <w:r>
-        <w:rPr>
-          <w:rFonts w:ascii="Charis SIL Italic" w:hAnsi="Charis SIL Italic" w:eastAsia="Charis SIL Italic"/>
-          <w:b w:val="0"/>
-          <w:i/>
-          <w:color w:val="0000FF"/>
-          <w:sz w:val="24"/>
-          <w:u w:val="single"/>
-        </w:rPr>
         <w:hyperlink r:id="rId9" w:history="1">
-          <w:r>
-            <w:rPr>
-              <w:rStyle w:val="Hyperlink"/>
-            </w:rPr>
-            <w:t>r</w:t>
-          </w:r>
-        </w:hyperlink>
-      </w:r>
-      <w:r>
-        <w:rPr>
-          <w:rFonts w:ascii="Charis SIL Italic" w:hAnsi="Charis SIL Italic" w:eastAsia="Charis SIL Italic"/>
-          <w:b w:val="0"/>
-          <w:i/>
-          <w:color w:val="0000FF"/>
-          <w:sz w:val="24"/>
-          <w:u w:val="single"/>
-        </w:rPr>
-        <w:hyperlink r:id="rId9" w:history="1">
-          <w:r>
-            <w:rPr>
-              <w:rStyle w:val="Hyperlink"/>
-            </w:rPr>
-            <w:t>esearch</w:t>
-          </w:r>
-        </w:hyperlink>
-      </w:r>
-      <w:r>
-        <w:rPr>
-          <w:rFonts w:ascii="Charis SIL Italic" w:hAnsi="Charis SIL Italic" w:eastAsia="Charis SIL Italic"/>
-          <w:b w:val="0"/>
-          <w:i/>
-          <w:color w:val="0000FF"/>
-          <w:sz w:val="24"/>
-          <w:u w:val="single"/>
-        </w:rPr>
-        <w:t xml:space="preserve"> </w:t>
-      </w:r>
-      <w:r>
-        <w:rPr>
-          <w:rFonts w:ascii="Charis SIL Italic" w:hAnsi="Charis SIL Italic" w:eastAsia="Charis SIL Italic"/>
-          <w:b w:val="0"/>
-          <w:i/>
-          <w:color w:val="0000FF"/>
-          <w:sz w:val="24"/>
-          <w:u w:val="single"/>
-        </w:rPr>
-        <w:hyperlink r:id="rId9" w:history="1">
-          <w:r>
-            <w:rPr>
-              <w:rStyle w:val="Hyperlink"/>
-            </w:rPr>
-            <w:t xml:space="preserve">into </w:t>
-          </w:r>
-        </w:hyperlink>
-      </w:r>
-      <w:r>
-        <w:rPr>
-          <w:rFonts w:ascii="Charis SIL Italic" w:hAnsi="Charis SIL Italic" w:eastAsia="Charis SIL Italic"/>
-          <w:b w:val="0"/>
-          <w:i/>
-          <w:color w:val="0000FF"/>
-          <w:sz w:val="24"/>
-          <w:u w:val="single"/>
-        </w:rPr>
-        <w:hyperlink r:id="rId10" w:history="1">
-          <w:r>
-            <w:rPr>
-              <w:rStyle w:val="Hyperlink"/>
-            </w:rPr>
-            <w:t>coll</w:t>
-          </w:r>
-        </w:hyperlink>
-      </w:r>
-      <w:r>
-        <w:rPr>
-          <w:rFonts w:ascii="Charis SIL Italic" w:hAnsi="Charis SIL Italic" w:eastAsia="Charis SIL Italic"/>
-          <w:b w:val="0"/>
-          <w:i/>
-          <w:color w:val="0000FF"/>
-          <w:sz w:val="24"/>
-          <w:u w:val="single"/>
-        </w:rPr>
-        <w:hyperlink r:id="rId10" w:history="1">
-          <w:r>
-            <w:rPr>
-              <w:rStyle w:val="Hyperlink"/>
-            </w:rPr>
-            <w:t>e</w:t>
-          </w:r>
-        </w:hyperlink>
-      </w:r>
-      <w:r>
-        <w:rPr>
-          <w:rFonts w:ascii="Charis SIL Italic" w:hAnsi="Charis SIL Italic" w:eastAsia="Charis SIL Italic"/>
-          <w:b w:val="0"/>
-          <w:i/>
-          <w:color w:val="0000FF"/>
-          <w:sz w:val="24"/>
-          <w:u w:val="single"/>
-        </w:rPr>
-        <w:hyperlink r:id="rId10" w:history="1">
           <w:r>
             <w:rPr>
               <w:rStyle w:val="Hyperlink"/>
@@ -990,8 +892,37 @@
           <w:i/>
           <w:color w:val="0000FF"/>
           <w:sz w:val="24"/>
-        </w:rPr>
-        <w:t xml:space="preserve"> from</w:t>
+          <w:u w:val="single"/>
+        </w:rPr>
+        <w:t xml:space="preserve"> </w:t>
+      </w:r>
+      <w:r>
+        <w:rPr>
+          <w:rFonts w:ascii="Charis SIL Italic" w:hAnsi="Charis SIL Italic" w:eastAsia="Charis SIL Italic"/>
+          <w:b w:val="0"/>
+          <w:i/>
+          <w:color w:val="0000FF"/>
+          <w:sz w:val="24"/>
+          <w:u w:val="single"/>
+        </w:rPr>
+        <w:hyperlink r:id="rId9" w:history="1">
+          <w:r>
+            <w:rPr>
+              <w:rStyle w:val="Hyperlink"/>
+            </w:rPr>
+            <w:t>fro</w:t>
+          </w:r>
+        </w:hyperlink>
+      </w:r>
+      <w:r>
+        <w:rPr>
+          <w:rFonts w:ascii="Charis SIL Italic" w:hAnsi="Charis SIL Italic" w:eastAsia="Charis SIL Italic"/>
+          <w:b w:val="0"/>
+          <w:i/>
+          <w:color w:val="0000FF"/>
+          <w:sz w:val="24"/>
+        </w:rPr>
+        <w:t>m</w:t>
       </w:r>
       <w:r>
         <w:rPr>
@@ -1147,7 +1078,7 @@
           <w:sz w:val="24"/>
           <w:u w:val="single"/>
         </w:rPr>
-        <w:hyperlink r:id="rId9" w:history="1">
+        <w:hyperlink r:id="rId10" w:history="1">
           <w:r>
             <w:rPr>
               <w:rStyle w:val="Hyperlink"/>
@@ -1158,6 +1089,16 @@
       </w:r>
       <w:r>
         <w:rPr>
+          <w:rFonts w:ascii="Charis SIL Regular" w:hAnsi="Charis SIL Regular" w:eastAsia="Charis SIL Regular"/>
+          <w:b w:val="0"/>
+          <w:i w:val="0"/>
+          <w:color w:val="000000"/>
+          <w:sz w:val="24"/>
+        </w:rPr>
+        <w:t xml:space="preserve"> by the Cultural Herita</w:t>
+      </w:r>
+      <w:r>
+        <w:rPr>
           <w:u w:val="single" w:color="0000ff"/>
           <w:rFonts w:ascii="Charis SIL Regular" w:hAnsi="Charis SIL Regular" w:eastAsia="Charis SIL Regular"/>
           <w:b w:val="0"/>
@@ -1165,78 +1106,7 @@
           <w:color w:val="000000"/>
           <w:sz w:val="24"/>
         </w:rPr>
-        <w:hyperlink r:id="rId9" w:history="1">
-          <w:r>
-            <w:rPr>
-              <w:rStyle w:val="Hyperlink"/>
-            </w:rPr>
-            <w:t xml:space="preserve"> b</w:t>
-          </w:r>
-        </w:hyperlink>
-      </w:r>
-      <w:r>
-        <w:rPr>
-          <w:rFonts w:ascii="Charis SIL Regular" w:hAnsi="Charis SIL Regular" w:eastAsia="Charis SIL Regular"/>
-          <w:b w:val="0"/>
-          <w:i w:val="0"/>
-          <w:color w:val="000000"/>
-          <w:sz w:val="24"/>
-        </w:rPr>
-        <w:t>y the Cultural Herita</w:t>
-      </w:r>
-      <w:r>
-        <w:rPr>
-          <w:u w:val="single" w:color="0000ff"/>
-          <w:rFonts w:ascii="Charis SIL Regular" w:hAnsi="Charis SIL Regular" w:eastAsia="Charis SIL Regular"/>
-          <w:b w:val="0"/>
-          <w:i w:val="0"/>
-          <w:color w:val="000000"/>
-          <w:sz w:val="24"/>
-        </w:rPr>
-        <w:hyperlink r:id="rId10" w:history="1">
-          <w:r>
-            <w:rPr>
-              <w:rStyle w:val="Hyperlink"/>
-            </w:rPr>
-            <w:t xml:space="preserve">ge Agency </w:t>
-          </w:r>
-        </w:hyperlink>
-      </w:r>
-      <w:r>
-        <w:rPr>
-          <w:u w:val="single" w:color="0000ff"/>
-          <w:rFonts w:ascii="Charis SIL Regular" w:hAnsi="Charis SIL Regular" w:eastAsia="Charis SIL Regular"/>
-          <w:b w:val="0"/>
-          <w:i w:val="0"/>
-          <w:color w:val="000000"/>
-          <w:sz w:val="24"/>
-        </w:rPr>
-        <w:hyperlink r:id="rId10" w:history="1">
-          <w:r>
-            <w:rPr>
-              <w:rStyle w:val="Hyperlink"/>
-            </w:rPr>
-            <w:t>o</w:t>
-          </w:r>
-        </w:hyperlink>
-      </w:r>
-      <w:r>
-        <w:rPr>
-          <w:u w:val="single" w:color="0000ff"/>
-          <w:rFonts w:ascii="Charis SIL Regular" w:hAnsi="Charis SIL Regular" w:eastAsia="Charis SIL Regular"/>
-          <w:b w:val="0"/>
-          <w:i w:val="0"/>
-          <w:color w:val="000000"/>
-          <w:sz w:val="24"/>
-        </w:rPr>
-        <w:hyperlink r:id="rId10" w:history="1">
-          <w:r>
-            <w:rPr>
-              <w:rStyle w:val="Hyperlink"/>
-            </w:rPr>
-            <w:t>f the Ne</w:t>
-          </w:r>
-        </w:hyperlink>
+        <w:t>ge Agency of the Ne</w:t>
       </w:r>
       <w:r>
         <w:rPr>
@@ -2545,7 +2415,7 @@
           <w:sz w:val="24"/>
           <w:u w:val="single"/>
         </w:rPr>
-        <w:hyperlink r:id="rId12" w:history="1">
+        <w:hyperlink r:id="rId13" w:history="1">
           <w:r>
             <w:rPr>
               <w:rStyle w:val="Hyperlink"/>
@@ -3397,6 +3267,7 @@
           <w:i/>
           <w:color w:val="0000FF"/>
           <w:sz w:val="24"/>
+          <w:u w:val="single"/>
         </w:rPr>
         <w:t>e</w:t>
       </w:r>
@@ -3814,13 +3685,24 @@
       </w:r>
       <w:r>
         <w:rPr>
+          <w:u w:val="single" w:color="0000ff"/>
           <w:rFonts w:ascii="Charis SIL Regular" w:hAnsi="Charis SIL Regular" w:eastAsia="Charis SIL Regular"/>
           <w:b w:val="0"/>
           <w:i w:val="0"/>
           <w:color w:val="000000"/>
           <w:sz w:val="24"/>
         </w:rPr>
-        <w:t xml:space="preserve">m, </w:t>
+        <w:t>m</w:t>
+      </w:r>
+      <w:r>
+        <w:rPr>
+          <w:rFonts w:ascii="Charis SIL Regular" w:hAnsi="Charis SIL Regular" w:eastAsia="Charis SIL Regular"/>
+          <w:b w:val="0"/>
+          <w:i w:val="0"/>
+          <w:color w:val="000000"/>
+          <w:sz w:val="24"/>
+        </w:rPr>
+        <w:t xml:space="preserve">, </w:t>
       </w:r>
       <w:r>
         <w:rPr>
@@ -5051,34 +4933,7 @@
           <w:color w:val="000000"/>
           <w:sz w:val="24"/>
         </w:rPr>
-        <w:t xml:space="preserve">•  </w:t>
-      </w:r>
-      <w:r>
-        <w:rPr>
-          <w:rFonts w:ascii="Charis SIL Regular" w:hAnsi="Charis SIL Regular" w:eastAsia="Charis SIL Regular"/>
-          <w:b w:val="0"/>
-          <w:i w:val="0"/>
-          <w:color w:val="000000"/>
-          <w:sz w:val="24"/>
-        </w:rPr>
-        <w:hyperlink r:id="rId17" w:history="1">
-          <w:r>
-            <w:rPr>
-              <w:rStyle w:val="Hyperlink"/>
-            </w:rPr>
-            <w:t xml:space="preserve">Deterts, </w:t>
-          </w:r>
-        </w:hyperlink>
-      </w:r>
-      <w:r>
-        <w:rPr>
-          <w:rFonts w:ascii="Charis SIL Regular" w:hAnsi="Charis SIL Regular" w:eastAsia="Charis SIL Regular"/>
-          <w:b w:val="0"/>
-          <w:i w:val="0"/>
-          <w:color w:val="000000"/>
-          <w:sz w:val="24"/>
-        </w:rPr>
-        <w:t xml:space="preserve">Dorothea (ed.), </w:t>
+        <w:t xml:space="preserve">•  Deterts, Dorothea (ed.), </w:t>
       </w:r>
       <w:r>
         <w:rPr>

--- a/EXPORTS/DOCX/published/niveau1/English/DoingResearch.docx
+++ b/EXPORTS/DOCX/published/niveau1/English/DoingResearch.docx
@@ -338,7 +338,7 @@
             <w:rPr>
               <w:rStyle w:val="Hyperlink"/>
             </w:rPr>
-            <w:t>significan</w:t>
+            <w:t>significanc</w:t>
           </w:r>
         </w:hyperlink>
       </w:r>
@@ -349,6 +349,379 @@
           <w:i/>
           <w:color w:val="0000FF"/>
           <w:sz w:val="24"/>
+          <w:u w:val="single"/>
+        </w:rPr>
+        <w:t>e</w:t>
+      </w:r>
+      <w:r>
+        <w:rPr>
+          <w:rFonts w:ascii="Charis SIL Italic" w:hAnsi="Charis SIL Italic" w:eastAsia="Charis SIL Italic"/>
+          <w:b w:val="0"/>
+          <w:i/>
+          <w:color w:val="0000FF"/>
+          <w:sz w:val="24"/>
+          <w:u w:val="single"/>
+        </w:rPr>
+        <w:t xml:space="preserve"> </w:t>
+      </w:r>
+      <w:r>
+        <w:rPr>
+          <w:rFonts w:ascii="Charis SIL Italic" w:hAnsi="Charis SIL Italic" w:eastAsia="Charis SIL Italic"/>
+          <w:b w:val="0"/>
+          <w:i/>
+          <w:color w:val="0000FF"/>
+          <w:sz w:val="24"/>
+          <w:u w:val="single"/>
+        </w:rPr>
+        <w:hyperlink r:id="rId9" w:history="1">
+          <w:r>
+            <w:rPr>
+              <w:rStyle w:val="Hyperlink"/>
+            </w:rPr>
+            <w:t>of</w:t>
+          </w:r>
+        </w:hyperlink>
+      </w:r>
+      <w:r>
+        <w:rPr>
+          <w:rFonts w:ascii="Charis SIL Italic" w:hAnsi="Charis SIL Italic" w:eastAsia="Charis SIL Italic"/>
+          <w:b w:val="0"/>
+          <w:i/>
+          <w:color w:val="0000FF"/>
+          <w:sz w:val="24"/>
+          <w:u w:val="single"/>
+        </w:rPr>
+        <w:t xml:space="preserve"> </w:t>
+      </w:r>
+      <w:r>
+        <w:rPr>
+          <w:rFonts w:ascii="Charis SIL Italic" w:hAnsi="Charis SIL Italic" w:eastAsia="Charis SIL Italic"/>
+          <w:b w:val="0"/>
+          <w:i/>
+          <w:color w:val="0000FF"/>
+          <w:sz w:val="24"/>
+          <w:u w:val="single"/>
+        </w:rPr>
+        <w:hyperlink r:id="rId9" w:history="1">
+          <w:r>
+            <w:rPr>
+              <w:rStyle w:val="Hyperlink"/>
+            </w:rPr>
+            <w:t>cultural</w:t>
+          </w:r>
+        </w:hyperlink>
+      </w:r>
+      <w:r>
+        <w:rPr>
+          <w:rFonts w:ascii="Charis SIL Italic" w:hAnsi="Charis SIL Italic" w:eastAsia="Charis SIL Italic"/>
+          <w:b w:val="0"/>
+          <w:i/>
+          <w:color w:val="0000FF"/>
+          <w:sz w:val="24"/>
+          <w:u w:val="single"/>
+        </w:rPr>
+        <w:t xml:space="preserve"> </w:t>
+      </w:r>
+      <w:r>
+        <w:rPr>
+          <w:rFonts w:ascii="Charis SIL Italic" w:hAnsi="Charis SIL Italic" w:eastAsia="Charis SIL Italic"/>
+          <w:b w:val="0"/>
+          <w:i/>
+          <w:color w:val="0000FF"/>
+          <w:sz w:val="24"/>
+          <w:u w:val="single"/>
+        </w:rPr>
+        <w:hyperlink r:id="rId9" w:history="1">
+          <w:r>
+            <w:rPr>
+              <w:rStyle w:val="Hyperlink"/>
+            </w:rPr>
+            <w:t>object</w:t>
+          </w:r>
+        </w:hyperlink>
+      </w:r>
+      <w:r>
+        <w:rPr>
+          <w:rFonts w:ascii="Charis SIL Italic" w:hAnsi="Charis SIL Italic" w:eastAsia="Charis SIL Italic"/>
+          <w:b w:val="0"/>
+          <w:i/>
+          <w:color w:val="0000FF"/>
+          <w:sz w:val="24"/>
+        </w:rPr>
+        <w:t xml:space="preserve">s </w:t>
+      </w:r>
+      <w:r>
+        <w:rPr>
+          <w:rFonts w:ascii="Charis SIL Italic" w:hAnsi="Charis SIL Italic" w:eastAsia="Charis SIL Italic"/>
+          <w:b w:val="0"/>
+          <w:i/>
+          <w:color w:val="0000FF"/>
+          <w:sz w:val="24"/>
+          <w:u w:val="single"/>
+        </w:rPr>
+        <w:hyperlink r:id="rId9" w:history="1">
+          <w:r>
+            <w:rPr>
+              <w:rStyle w:val="Hyperlink"/>
+            </w:rPr>
+            <w:t>and</w:t>
+          </w:r>
+        </w:hyperlink>
+      </w:r>
+      <w:r>
+        <w:rPr>
+          <w:rFonts w:ascii="Charis SIL Italic" w:hAnsi="Charis SIL Italic" w:eastAsia="Charis SIL Italic"/>
+          <w:b w:val="0"/>
+          <w:i/>
+          <w:color w:val="0000FF"/>
+          <w:sz w:val="24"/>
+          <w:u w:val="single"/>
+        </w:rPr>
+        <w:t xml:space="preserve"> </w:t>
+      </w:r>
+      <w:r>
+        <w:rPr>
+          <w:rFonts w:ascii="Charis SIL Italic" w:hAnsi="Charis SIL Italic" w:eastAsia="Charis SIL Italic"/>
+          <w:b w:val="0"/>
+          <w:i/>
+          <w:color w:val="0000FF"/>
+          <w:sz w:val="24"/>
+          <w:u w:val="single"/>
+        </w:rPr>
+        <w:hyperlink r:id="rId9" w:history="1">
+          <w:r>
+            <w:rPr>
+              <w:rStyle w:val="Hyperlink"/>
+            </w:rPr>
+            <w:t>collections</w:t>
+          </w:r>
+        </w:hyperlink>
+      </w:r>
+      <w:r>
+        <w:rPr>
+          <w:rFonts w:ascii="Charis SIL Italic" w:hAnsi="Charis SIL Italic" w:eastAsia="Charis SIL Italic"/>
+          <w:b w:val="0"/>
+          <w:i/>
+          <w:color w:val="0000FF"/>
+          <w:sz w:val="24"/>
+          <w:u w:val="single"/>
+        </w:rPr>
+        <w:t xml:space="preserve"> </w:t>
+      </w:r>
+      <w:r>
+        <w:rPr>
+          <w:rFonts w:ascii="Charis SIL Italic" w:hAnsi="Charis SIL Italic" w:eastAsia="Charis SIL Italic"/>
+          <w:b w:val="0"/>
+          <w:i/>
+          <w:color w:val="0000FF"/>
+          <w:sz w:val="24"/>
+          <w:u w:val="single"/>
+        </w:rPr>
+        <w:hyperlink r:id="rId9" w:history="1">
+          <w:r>
+            <w:rPr>
+              <w:rStyle w:val="Hyperlink"/>
+            </w:rPr>
+            <w:t>acqui</w:t>
+          </w:r>
+        </w:hyperlink>
+      </w:r>
+      <w:r>
+        <w:rPr>
+          <w:rFonts w:ascii="Charis SIL Italic" w:hAnsi="Charis SIL Italic" w:eastAsia="Charis SIL Italic"/>
+          <w:b w:val="0"/>
+          <w:i/>
+          <w:color w:val="0000FF"/>
+          <w:sz w:val="24"/>
+          <w:u w:val="single"/>
+        </w:rPr>
+        <w:hyperlink r:id="rId9" w:history="1">
+          <w:r>
+            <w:rPr>
+              <w:rStyle w:val="Hyperlink"/>
+            </w:rPr>
+            <w:t>red</w:t>
+          </w:r>
+        </w:hyperlink>
+      </w:r>
+      <w:r>
+        <w:rPr>
+          <w:rFonts w:ascii="Charis SIL Italic" w:hAnsi="Charis SIL Italic" w:eastAsia="Charis SIL Italic"/>
+          <w:b w:val="0"/>
+          <w:i/>
+          <w:color w:val="0000FF"/>
+          <w:sz w:val="24"/>
+          <w:u w:val="single"/>
+        </w:rPr>
+        <w:t xml:space="preserve"> </w:t>
+      </w:r>
+      <w:r>
+        <w:rPr>
+          <w:rFonts w:ascii="Charis SIL Italic" w:hAnsi="Charis SIL Italic" w:eastAsia="Charis SIL Italic"/>
+          <w:b w:val="0"/>
+          <w:i/>
+          <w:color w:val="0000FF"/>
+          <w:sz w:val="24"/>
+          <w:u w:val="single"/>
+        </w:rPr>
+        <w:hyperlink r:id="rId9" w:history="1">
+          <w:r>
+            <w:rPr>
+              <w:rStyle w:val="Hyperlink"/>
+            </w:rPr>
+            <w:t>in</w:t>
+          </w:r>
+        </w:hyperlink>
+      </w:r>
+      <w:r>
+        <w:rPr>
+          <w:rFonts w:ascii="Charis SIL Italic" w:hAnsi="Charis SIL Italic" w:eastAsia="Charis SIL Italic"/>
+          <w:b w:val="0"/>
+          <w:i/>
+          <w:color w:val="0000FF"/>
+          <w:sz w:val="24"/>
+          <w:u w:val="single"/>
+        </w:rPr>
+        <w:t xml:space="preserve"> </w:t>
+      </w:r>
+      <w:r>
+        <w:rPr>
+          <w:rFonts w:ascii="Charis SIL Italic" w:hAnsi="Charis SIL Italic" w:eastAsia="Charis SIL Italic"/>
+          <w:b w:val="0"/>
+          <w:i/>
+          <w:color w:val="0000FF"/>
+          <w:sz w:val="24"/>
+          <w:u w:val="single"/>
+        </w:rPr>
+        <w:hyperlink r:id="rId9" w:history="1">
+          <w:r>
+            <w:rPr>
+              <w:rStyle w:val="Hyperlink"/>
+            </w:rPr>
+            <w:t>colonial</w:t>
+          </w:r>
+        </w:hyperlink>
+      </w:r>
+      <w:r>
+        <w:rPr>
+          <w:rFonts w:ascii="Charis SIL Italic" w:hAnsi="Charis SIL Italic" w:eastAsia="Charis SIL Italic"/>
+          <w:b w:val="0"/>
+          <w:i/>
+          <w:color w:val="0000FF"/>
+          <w:sz w:val="24"/>
+          <w:u w:val="single"/>
+        </w:rPr>
+        <w:t xml:space="preserve"> </w:t>
+      </w:r>
+      <w:r>
+        <w:rPr>
+          <w:rFonts w:ascii="Charis SIL Italic" w:hAnsi="Charis SIL Italic" w:eastAsia="Charis SIL Italic"/>
+          <w:b w:val="0"/>
+          <w:i/>
+          <w:color w:val="0000FF"/>
+          <w:sz w:val="24"/>
+          <w:u w:val="single"/>
+        </w:rPr>
+        <w:hyperlink r:id="rId9" w:history="1">
+          <w:r>
+            <w:rPr>
+              <w:rStyle w:val="Hyperlink"/>
+            </w:rPr>
+            <w:t>s</w:t>
+          </w:r>
+        </w:hyperlink>
+      </w:r>
+      <w:r>
+        <w:rPr>
+          <w:rFonts w:ascii="Charis SIL Italic" w:hAnsi="Charis SIL Italic" w:eastAsia="Charis SIL Italic"/>
+          <w:b w:val="0"/>
+          <w:i/>
+          <w:color w:val="0000FF"/>
+          <w:sz w:val="24"/>
+          <w:u w:val="single"/>
+        </w:rPr>
+        <w:hyperlink r:id="rId9" w:history="1">
+          <w:r>
+            <w:rPr>
+              <w:rStyle w:val="Hyperlink"/>
+            </w:rPr>
+            <w:t>itua</w:t>
+          </w:r>
+        </w:hyperlink>
+      </w:r>
+      <w:r>
+        <w:rPr>
+          <w:rFonts w:ascii="Charis SIL Italic" w:hAnsi="Charis SIL Italic" w:eastAsia="Charis SIL Italic"/>
+          <w:b w:val="0"/>
+          <w:i/>
+          <w:color w:val="0000FF"/>
+          <w:sz w:val="24"/>
+          <w:u w:val="single"/>
+        </w:rPr>
+        <w:hyperlink r:id="rId9" w:history="1">
+          <w:r>
+            <w:rPr>
+              <w:rStyle w:val="Hyperlink"/>
+            </w:rPr>
+            <w:t>t</w:t>
+          </w:r>
+        </w:hyperlink>
+      </w:r>
+      <w:r>
+        <w:rPr>
+          <w:rFonts w:ascii="Charis SIL Italic" w:hAnsi="Charis SIL Italic" w:eastAsia="Charis SIL Italic"/>
+          <w:b w:val="0"/>
+          <w:i/>
+          <w:color w:val="0000FF"/>
+          <w:sz w:val="24"/>
+          <w:u w:val="single"/>
+        </w:rPr>
+        <w:hyperlink r:id="rId9" w:history="1">
+          <w:r>
+            <w:rPr>
+              <w:rStyle w:val="Hyperlink"/>
+            </w:rPr>
+            <w:t>ions</w:t>
+          </w:r>
+        </w:hyperlink>
+      </w:r>
+      <w:r>
+        <w:rPr>
+          <w:u w:val="single" w:color="0000ff"/>
+          <w:rFonts w:ascii="Charis SIL Regular" w:hAnsi="Charis SIL Regular" w:eastAsia="Charis SIL Regular"/>
+          <w:b w:val="0"/>
+          <w:i w:val="0"/>
+          <w:color w:val="000000"/>
+          <w:sz w:val="24"/>
+        </w:rPr>
+        <w:t xml:space="preserve"> and the publication </w:t>
+      </w:r>
+      <w:r>
+        <w:rPr>
+          <w:rFonts w:ascii="Charis SIL Italic" w:hAnsi="Charis SIL Italic" w:eastAsia="Charis SIL Italic"/>
+          <w:b w:val="0"/>
+          <w:i/>
+          <w:color w:val="0000FF"/>
+          <w:sz w:val="24"/>
+          <w:u w:val="single"/>
+        </w:rPr>
+        <w:hyperlink r:id="rId9" w:history="1">
+          <w:r>
+            <w:rPr>
+              <w:rStyle w:val="Hyperlink"/>
+            </w:rPr>
+            <w:t>Provenan</w:t>
+          </w:r>
+        </w:hyperlink>
+      </w:r>
+      <w:r>
+        <w:rPr>
+          <w:rFonts w:ascii="Charis SIL Italic" w:hAnsi="Charis SIL Italic" w:eastAsia="Charis SIL Italic"/>
+          <w:b w:val="0"/>
+          <w:i/>
+          <w:color w:val="0000FF"/>
+          <w:sz w:val="24"/>
+          <w:u w:val="single"/>
         </w:rPr>
         <w:hyperlink r:id="rId9" w:history="1">
           <w:r>
@@ -366,384 +739,6 @@
           <w:i/>
           <w:color w:val="0000FF"/>
           <w:sz w:val="24"/>
-        </w:rPr>
-        <w:t>e</w:t>
-      </w:r>
-      <w:r>
-        <w:rPr>
-          <w:rFonts w:ascii="Charis SIL Italic" w:hAnsi="Charis SIL Italic" w:eastAsia="Charis SIL Italic"/>
-          <w:b w:val="0"/>
-          <w:i/>
-          <w:color w:val="0000FF"/>
-          <w:sz w:val="24"/>
-          <w:u w:val="single"/>
-        </w:rPr>
-        <w:t xml:space="preserve"> </w:t>
-      </w:r>
-      <w:r>
-        <w:rPr>
-          <w:rFonts w:ascii="Charis SIL Italic" w:hAnsi="Charis SIL Italic" w:eastAsia="Charis SIL Italic"/>
-          <w:b w:val="0"/>
-          <w:i/>
-          <w:color w:val="0000FF"/>
-          <w:sz w:val="24"/>
-          <w:u w:val="single"/>
-        </w:rPr>
-        <w:hyperlink r:id="rId9" w:history="1">
-          <w:r>
-            <w:rPr>
-              <w:rStyle w:val="Hyperlink"/>
-            </w:rPr>
-            <w:t>of</w:t>
-          </w:r>
-        </w:hyperlink>
-      </w:r>
-      <w:r>
-        <w:rPr>
-          <w:rFonts w:ascii="Charis SIL Italic" w:hAnsi="Charis SIL Italic" w:eastAsia="Charis SIL Italic"/>
-          <w:b w:val="0"/>
-          <w:i/>
-          <w:color w:val="0000FF"/>
-          <w:sz w:val="24"/>
-          <w:u w:val="single"/>
-        </w:rPr>
-        <w:t xml:space="preserve"> </w:t>
-      </w:r>
-      <w:r>
-        <w:rPr>
-          <w:rFonts w:ascii="Charis SIL Italic" w:hAnsi="Charis SIL Italic" w:eastAsia="Charis SIL Italic"/>
-          <w:b w:val="0"/>
-          <w:i/>
-          <w:color w:val="0000FF"/>
-          <w:sz w:val="24"/>
-          <w:u w:val="single"/>
-        </w:rPr>
-        <w:hyperlink r:id="rId9" w:history="1">
-          <w:r>
-            <w:rPr>
-              <w:rStyle w:val="Hyperlink"/>
-            </w:rPr>
-            <w:t>cultural</w:t>
-          </w:r>
-        </w:hyperlink>
-      </w:r>
-      <w:r>
-        <w:rPr>
-          <w:rFonts w:ascii="Charis SIL Italic" w:hAnsi="Charis SIL Italic" w:eastAsia="Charis SIL Italic"/>
-          <w:b w:val="0"/>
-          <w:i/>
-          <w:color w:val="0000FF"/>
-          <w:sz w:val="24"/>
-          <w:u w:val="single"/>
-        </w:rPr>
-        <w:t xml:space="preserve"> </w:t>
-      </w:r>
-      <w:r>
-        <w:rPr>
-          <w:rFonts w:ascii="Charis SIL Italic" w:hAnsi="Charis SIL Italic" w:eastAsia="Charis SIL Italic"/>
-          <w:b w:val="0"/>
-          <w:i/>
-          <w:color w:val="0000FF"/>
-          <w:sz w:val="24"/>
-          <w:u w:val="single"/>
-        </w:rPr>
-        <w:hyperlink r:id="rId9" w:history="1">
-          <w:r>
-            <w:rPr>
-              <w:rStyle w:val="Hyperlink"/>
-            </w:rPr>
-            <w:t xml:space="preserve">objects </w:t>
-          </w:r>
-        </w:hyperlink>
-      </w:r>
-      <w:r>
-        <w:rPr>
-          <w:rFonts w:ascii="Charis SIL Italic" w:hAnsi="Charis SIL Italic" w:eastAsia="Charis SIL Italic"/>
-          <w:b w:val="0"/>
-          <w:i/>
-          <w:color w:val="0000FF"/>
-          <w:sz w:val="24"/>
-          <w:u w:val="single"/>
-        </w:rPr>
-        <w:hyperlink r:id="rId9" w:history="1">
-          <w:r>
-            <w:rPr>
-              <w:rStyle w:val="Hyperlink"/>
-            </w:rPr>
-            <w:t>and</w:t>
-          </w:r>
-        </w:hyperlink>
-      </w:r>
-      <w:r>
-        <w:rPr>
-          <w:rFonts w:ascii="Charis SIL Italic" w:hAnsi="Charis SIL Italic" w:eastAsia="Charis SIL Italic"/>
-          <w:b w:val="0"/>
-          <w:i/>
-          <w:color w:val="0000FF"/>
-          <w:sz w:val="24"/>
-          <w:u w:val="single"/>
-        </w:rPr>
-        <w:t xml:space="preserve"> </w:t>
-      </w:r>
-      <w:r>
-        <w:rPr>
-          <w:rFonts w:ascii="Charis SIL Italic" w:hAnsi="Charis SIL Italic" w:eastAsia="Charis SIL Italic"/>
-          <w:b w:val="0"/>
-          <w:i/>
-          <w:color w:val="0000FF"/>
-          <w:sz w:val="24"/>
-          <w:u w:val="single"/>
-        </w:rPr>
-        <w:hyperlink r:id="rId9" w:history="1">
-          <w:r>
-            <w:rPr>
-              <w:rStyle w:val="Hyperlink"/>
-            </w:rPr>
-            <w:t>collections</w:t>
-          </w:r>
-        </w:hyperlink>
-      </w:r>
-      <w:r>
-        <w:rPr>
-          <w:rFonts w:ascii="Charis SIL Italic" w:hAnsi="Charis SIL Italic" w:eastAsia="Charis SIL Italic"/>
-          <w:b w:val="0"/>
-          <w:i/>
-          <w:color w:val="0000FF"/>
-          <w:sz w:val="24"/>
-          <w:u w:val="single"/>
-        </w:rPr>
-        <w:t xml:space="preserve"> </w:t>
-      </w:r>
-      <w:r>
-        <w:rPr>
-          <w:rFonts w:ascii="Charis SIL Italic" w:hAnsi="Charis SIL Italic" w:eastAsia="Charis SIL Italic"/>
-          <w:b w:val="0"/>
-          <w:i/>
-          <w:color w:val="0000FF"/>
-          <w:sz w:val="24"/>
-          <w:u w:val="single"/>
-        </w:rPr>
-        <w:hyperlink r:id="rId9" w:history="1">
-          <w:r>
-            <w:rPr>
-              <w:rStyle w:val="Hyperlink"/>
-            </w:rPr>
-            <w:t>acqui</w:t>
-          </w:r>
-        </w:hyperlink>
-      </w:r>
-      <w:r>
-        <w:rPr>
-          <w:rFonts w:ascii="Charis SIL Italic" w:hAnsi="Charis SIL Italic" w:eastAsia="Charis SIL Italic"/>
-          <w:b w:val="0"/>
-          <w:i/>
-          <w:color w:val="0000FF"/>
-          <w:sz w:val="24"/>
-          <w:u w:val="single"/>
-        </w:rPr>
-        <w:hyperlink r:id="rId9" w:history="1">
-          <w:r>
-            <w:rPr>
-              <w:rStyle w:val="Hyperlink"/>
-            </w:rPr>
-            <w:t>red</w:t>
-          </w:r>
-        </w:hyperlink>
-      </w:r>
-      <w:r>
-        <w:rPr>
-          <w:rFonts w:ascii="Charis SIL Italic" w:hAnsi="Charis SIL Italic" w:eastAsia="Charis SIL Italic"/>
-          <w:b w:val="0"/>
-          <w:i/>
-          <w:color w:val="0000FF"/>
-          <w:sz w:val="24"/>
-          <w:u w:val="single"/>
-        </w:rPr>
-        <w:t xml:space="preserve"> </w:t>
-      </w:r>
-      <w:r>
-        <w:rPr>
-          <w:rFonts w:ascii="Charis SIL Italic" w:hAnsi="Charis SIL Italic" w:eastAsia="Charis SIL Italic"/>
-          <w:b w:val="0"/>
-          <w:i/>
-          <w:color w:val="0000FF"/>
-          <w:sz w:val="24"/>
-          <w:u w:val="single"/>
-        </w:rPr>
-        <w:hyperlink r:id="rId9" w:history="1">
-          <w:r>
-            <w:rPr>
-              <w:rStyle w:val="Hyperlink"/>
-            </w:rPr>
-            <w:t>in</w:t>
-          </w:r>
-        </w:hyperlink>
-      </w:r>
-      <w:r>
-        <w:rPr>
-          <w:rFonts w:ascii="Charis SIL Italic" w:hAnsi="Charis SIL Italic" w:eastAsia="Charis SIL Italic"/>
-          <w:b w:val="0"/>
-          <w:i/>
-          <w:color w:val="0000FF"/>
-          <w:sz w:val="24"/>
-          <w:u w:val="single"/>
-        </w:rPr>
-        <w:t xml:space="preserve"> </w:t>
-      </w:r>
-      <w:r>
-        <w:rPr>
-          <w:rFonts w:ascii="Charis SIL Italic" w:hAnsi="Charis SIL Italic" w:eastAsia="Charis SIL Italic"/>
-          <w:b w:val="0"/>
-          <w:i/>
-          <w:color w:val="0000FF"/>
-          <w:sz w:val="24"/>
-          <w:u w:val="single"/>
-        </w:rPr>
-        <w:hyperlink r:id="rId9" w:history="1">
-          <w:r>
-            <w:rPr>
-              <w:rStyle w:val="Hyperlink"/>
-            </w:rPr>
-            <w:t>colonial</w:t>
-          </w:r>
-        </w:hyperlink>
-      </w:r>
-      <w:r>
-        <w:rPr>
-          <w:rFonts w:ascii="Charis SIL Italic" w:hAnsi="Charis SIL Italic" w:eastAsia="Charis SIL Italic"/>
-          <w:b w:val="0"/>
-          <w:i/>
-          <w:color w:val="0000FF"/>
-          <w:sz w:val="24"/>
-          <w:u w:val="single"/>
-        </w:rPr>
-        <w:t xml:space="preserve"> </w:t>
-      </w:r>
-      <w:r>
-        <w:rPr>
-          <w:rFonts w:ascii="Charis SIL Italic" w:hAnsi="Charis SIL Italic" w:eastAsia="Charis SIL Italic"/>
-          <w:b w:val="0"/>
-          <w:i/>
-          <w:color w:val="0000FF"/>
-          <w:sz w:val="24"/>
-          <w:u w:val="single"/>
-        </w:rPr>
-        <w:hyperlink r:id="rId9" w:history="1">
-          <w:r>
-            <w:rPr>
-              <w:rStyle w:val="Hyperlink"/>
-            </w:rPr>
-            <w:t>s</w:t>
-          </w:r>
-        </w:hyperlink>
-      </w:r>
-      <w:r>
-        <w:rPr>
-          <w:rFonts w:ascii="Charis SIL Italic" w:hAnsi="Charis SIL Italic" w:eastAsia="Charis SIL Italic"/>
-          <w:b w:val="0"/>
-          <w:i/>
-          <w:color w:val="0000FF"/>
-          <w:sz w:val="24"/>
-          <w:u w:val="single"/>
-        </w:rPr>
-        <w:hyperlink r:id="rId9" w:history="1">
-          <w:r>
-            <w:rPr>
-              <w:rStyle w:val="Hyperlink"/>
-            </w:rPr>
-            <w:t>itua</w:t>
-          </w:r>
-        </w:hyperlink>
-      </w:r>
-      <w:r>
-        <w:rPr>
-          <w:rFonts w:ascii="Charis SIL Italic" w:hAnsi="Charis SIL Italic" w:eastAsia="Charis SIL Italic"/>
-          <w:b w:val="0"/>
-          <w:i/>
-          <w:color w:val="0000FF"/>
-          <w:sz w:val="24"/>
-          <w:u w:val="single"/>
-        </w:rPr>
-        <w:hyperlink r:id="rId9" w:history="1">
-          <w:r>
-            <w:rPr>
-              <w:rStyle w:val="Hyperlink"/>
-            </w:rPr>
-            <w:t>t</w:t>
-          </w:r>
-        </w:hyperlink>
-      </w:r>
-      <w:r>
-        <w:rPr>
-          <w:rFonts w:ascii="Charis SIL Italic" w:hAnsi="Charis SIL Italic" w:eastAsia="Charis SIL Italic"/>
-          <w:b w:val="0"/>
-          <w:i/>
-          <w:color w:val="0000FF"/>
-          <w:sz w:val="24"/>
-          <w:u w:val="single"/>
-        </w:rPr>
-        <w:hyperlink r:id="rId9" w:history="1">
-          <w:r>
-            <w:rPr>
-              <w:rStyle w:val="Hyperlink"/>
-            </w:rPr>
-            <w:t>ions</w:t>
-          </w:r>
-        </w:hyperlink>
-      </w:r>
-      <w:r>
-        <w:rPr>
-          <w:rFonts w:ascii="Charis SIL Regular" w:hAnsi="Charis SIL Regular" w:eastAsia="Charis SIL Regular"/>
-          <w:b w:val="0"/>
-          <w:i w:val="0"/>
-          <w:color w:val="000000"/>
-          <w:sz w:val="24"/>
-        </w:rPr>
-        <w:t xml:space="preserve"> and the publication </w:t>
-      </w:r>
-      <w:r>
-        <w:rPr>
-          <w:rFonts w:ascii="Charis SIL Italic" w:hAnsi="Charis SIL Italic" w:eastAsia="Charis SIL Italic"/>
-          <w:b w:val="0"/>
-          <w:i/>
-          <w:color w:val="0000FF"/>
-          <w:sz w:val="24"/>
-          <w:u w:val="single"/>
-        </w:rPr>
-        <w:hyperlink r:id="rId9" w:history="1">
-          <w:r>
-            <w:rPr>
-              <w:rStyle w:val="Hyperlink"/>
-            </w:rPr>
-            <w:t>Provenan</w:t>
-          </w:r>
-        </w:hyperlink>
-      </w:r>
-      <w:r>
-        <w:rPr>
-          <w:rFonts w:ascii="Charis SIL Italic" w:hAnsi="Charis SIL Italic" w:eastAsia="Charis SIL Italic"/>
-          <w:b w:val="0"/>
-          <w:i/>
-          <w:color w:val="0000FF"/>
-          <w:sz w:val="24"/>
-          <w:u w:val="single"/>
-        </w:rPr>
-        <w:hyperlink r:id="rId9" w:history="1">
-          <w:r>
-            <w:rPr>
-              <w:rStyle w:val="Hyperlink"/>
-            </w:rPr>
-            <w:t>c</w:t>
-          </w:r>
-        </w:hyperlink>
-      </w:r>
-      <w:r>
-        <w:rPr>
-          <w:rFonts w:ascii="Charis SIL Italic" w:hAnsi="Charis SIL Italic" w:eastAsia="Charis SIL Italic"/>
-          <w:b w:val="0"/>
-          <w:i/>
-          <w:color w:val="0000FF"/>
-          <w:sz w:val="24"/>
           <w:u w:val="single"/>
         </w:rPr>
         <w:hyperlink r:id="rId9" w:history="1">
@@ -775,7 +770,7 @@
           <w:sz w:val="24"/>
           <w:u w:val="single"/>
         </w:rPr>
-        <w:hyperlink r:id="rId9" w:history="1">
+        <w:hyperlink r:id="rId10" w:history="1">
           <w:r>
             <w:rPr>
               <w:rStyle w:val="Hyperlink"/>
@@ -793,7 +788,7 @@
           <w:sz w:val="24"/>
           <w:u w:val="single"/>
         </w:rPr>
-        <w:hyperlink r:id="rId9" w:history="1">
+        <w:hyperlink r:id="rId10" w:history="1">
           <w:r>
             <w:rPr>
               <w:rStyle w:val="Hyperlink"/>
@@ -1089,13 +1084,31 @@
       </w:r>
       <w:r>
         <w:rPr>
+          <w:u w:val="single" w:color="0000ff"/>
           <w:rFonts w:ascii="Charis SIL Regular" w:hAnsi="Charis SIL Regular" w:eastAsia="Charis SIL Regular"/>
           <w:b w:val="0"/>
           <w:i w:val="0"/>
           <w:color w:val="000000"/>
           <w:sz w:val="24"/>
         </w:rPr>
-        <w:t xml:space="preserve"> by the Cultural Herita</w:t>
+        <w:hyperlink r:id="rId9" w:history="1">
+          <w:r>
+            <w:rPr>
+              <w:rStyle w:val="Hyperlink"/>
+            </w:rPr>
+            <w:t xml:space="preserve"> b</w:t>
+          </w:r>
+        </w:hyperlink>
+      </w:r>
+      <w:r>
+        <w:rPr>
+          <w:rFonts w:ascii="Charis SIL Regular" w:hAnsi="Charis SIL Regular" w:eastAsia="Charis SIL Regular"/>
+          <w:b w:val="0"/>
+          <w:i w:val="0"/>
+          <w:color w:val="000000"/>
+          <w:sz w:val="24"/>
+        </w:rPr>
+        <w:t>y the Cultural Herita</w:t>
       </w:r>
       <w:r>
         <w:rPr>
@@ -1106,7 +1119,50 @@
           <w:color w:val="000000"/>
           <w:sz w:val="24"/>
         </w:rPr>
-        <w:t>ge Agency of the Ne</w:t>
+        <w:hyperlink r:id="rId10" w:history="1">
+          <w:r>
+            <w:rPr>
+              <w:rStyle w:val="Hyperlink"/>
+            </w:rPr>
+            <w:t xml:space="preserve">ge Agency </w:t>
+          </w:r>
+        </w:hyperlink>
+      </w:r>
+      <w:r>
+        <w:rPr>
+          <w:u w:val="single" w:color="0000ff"/>
+          <w:rFonts w:ascii="Charis SIL Regular" w:hAnsi="Charis SIL Regular" w:eastAsia="Charis SIL Regular"/>
+          <w:b w:val="0"/>
+          <w:i w:val="0"/>
+          <w:color w:val="000000"/>
+          <w:sz w:val="24"/>
+        </w:rPr>
+        <w:hyperlink r:id="rId10" w:history="1">
+          <w:r>
+            <w:rPr>
+              <w:rStyle w:val="Hyperlink"/>
+            </w:rPr>
+            <w:t>o</w:t>
+          </w:r>
+        </w:hyperlink>
+      </w:r>
+      <w:r>
+        <w:rPr>
+          <w:u w:val="single" w:color="0000ff"/>
+          <w:rFonts w:ascii="Charis SIL Regular" w:hAnsi="Charis SIL Regular" w:eastAsia="Charis SIL Regular"/>
+          <w:b w:val="0"/>
+          <w:i w:val="0"/>
+          <w:color w:val="000000"/>
+          <w:sz w:val="24"/>
+        </w:rPr>
+        <w:hyperlink r:id="rId10" w:history="1">
+          <w:r>
+            <w:rPr>
+              <w:rStyle w:val="Hyperlink"/>
+            </w:rPr>
+            <w:t>f the Ne</w:t>
+          </w:r>
+        </w:hyperlink>
       </w:r>
       <w:r>
         <w:rPr>
@@ -2415,7 +2471,7 @@
           <w:sz w:val="24"/>
           <w:u w:val="single"/>
         </w:rPr>
-        <w:hyperlink r:id="rId13" w:history="1">
+        <w:hyperlink r:id="rId12" w:history="1">
           <w:r>
             <w:rPr>
               <w:rStyle w:val="Hyperlink"/>
@@ -2426,121 +2482,13 @@
       </w:r>
       <w:r>
         <w:rPr>
-          <w:u w:val="single" w:color="0000ff"/>
           <w:rFonts w:ascii="Charis SIL Regular" w:hAnsi="Charis SIL Regular" w:eastAsia="Charis SIL Regular"/>
           <w:b w:val="0"/>
           <w:i w:val="0"/>
           <w:color w:val="000000"/>
           <w:sz w:val="24"/>
         </w:rPr>
-        <w:hyperlink r:id="rId12" w:history="1">
-          <w:r>
-            <w:rPr>
-              <w:rStyle w:val="Hyperlink"/>
-            </w:rPr>
-            <w:t xml:space="preserve"> (Dut</w:t>
-          </w:r>
-        </w:hyperlink>
-      </w:r>
-      <w:r>
-        <w:rPr>
-          <w:u w:val="single" w:color="0000ff"/>
-          <w:rFonts w:ascii="Charis SIL Regular" w:hAnsi="Charis SIL Regular" w:eastAsia="Charis SIL Regular"/>
-          <w:b w:val="0"/>
-          <w:i w:val="0"/>
-          <w:color w:val="000000"/>
-          <w:sz w:val="24"/>
-        </w:rPr>
-        <w:hyperlink r:id="rId12" w:history="1">
-          <w:r>
-            <w:rPr>
-              <w:rStyle w:val="Hyperlink"/>
-            </w:rPr>
-            <w:t>c</w:t>
-          </w:r>
-        </w:hyperlink>
-      </w:r>
-      <w:r>
-        <w:rPr>
-          <w:u w:val="single" w:color="0000ff"/>
-          <w:rFonts w:ascii="Charis SIL Regular" w:hAnsi="Charis SIL Regular" w:eastAsia="Charis SIL Regular"/>
-          <w:b w:val="0"/>
-          <w:i w:val="0"/>
-          <w:color w:val="000000"/>
-          <w:sz w:val="24"/>
-        </w:rPr>
-        <w:hyperlink r:id="rId12" w:history="1">
-          <w:r>
-            <w:rPr>
-              <w:rStyle w:val="Hyperlink"/>
-            </w:rPr>
-            <w:t>h only) wa</w:t>
-          </w:r>
-        </w:hyperlink>
-      </w:r>
-      <w:r>
-        <w:rPr>
-          <w:u w:val="single" w:color="0000ff"/>
-          <w:rFonts w:ascii="Charis SIL Regular" w:hAnsi="Charis SIL Regular" w:eastAsia="Charis SIL Regular"/>
-          <w:b w:val="0"/>
-          <w:i w:val="0"/>
-          <w:color w:val="000000"/>
-          <w:sz w:val="24"/>
-        </w:rPr>
-        <w:hyperlink r:id="rId12" w:history="1">
-          <w:r>
-            <w:rPr>
-              <w:rStyle w:val="Hyperlink"/>
-            </w:rPr>
-            <w:t>s c</w:t>
-          </w:r>
-        </w:hyperlink>
-      </w:r>
-      <w:r>
-        <w:rPr>
-          <w:u w:val="single" w:color="0000ff"/>
-          <w:rFonts w:ascii="Charis SIL Regular" w:hAnsi="Charis SIL Regular" w:eastAsia="Charis SIL Regular"/>
-          <w:b w:val="0"/>
-          <w:i w:val="0"/>
-          <w:color w:val="000000"/>
-          <w:sz w:val="24"/>
-        </w:rPr>
-        <w:hyperlink r:id="rId12" w:history="1">
-          <w:r>
-            <w:rPr>
-              <w:rStyle w:val="Hyperlink"/>
-            </w:rPr>
-            <w:t>r</w:t>
-          </w:r>
-        </w:hyperlink>
-      </w:r>
-      <w:r>
-        <w:rPr>
-          <w:u w:val="single" w:color="0000ff"/>
-          <w:rFonts w:ascii="Charis SIL Regular" w:hAnsi="Charis SIL Regular" w:eastAsia="Charis SIL Regular"/>
-          <w:b w:val="0"/>
-          <w:i w:val="0"/>
-          <w:color w:val="000000"/>
-          <w:sz w:val="24"/>
-        </w:rPr>
-        <w:hyperlink r:id="rId12" w:history="1">
-          <w:r>
-            <w:rPr>
-              <w:rStyle w:val="Hyperlink"/>
-            </w:rPr>
-            <w:t>eated s</w:t>
-          </w:r>
-        </w:hyperlink>
-      </w:r>
-      <w:r>
-        <w:rPr>
-          <w:rFonts w:ascii="Charis SIL Regular" w:hAnsi="Charis SIL Regular" w:eastAsia="Charis SIL Regular"/>
-          <w:b w:val="0"/>
-          <w:i w:val="0"/>
-          <w:color w:val="000000"/>
-          <w:sz w:val="24"/>
-        </w:rPr>
-        <w:t>pecifically for the National Ar</w:t>
+        <w:t xml:space="preserve"> (Dutch only) was created specifically for the National Ar</w:t>
       </w:r>
       <w:r>
         <w:rPr>
@@ -3309,101 +3257,7 @@
           <w:sz w:val="24"/>
           <w:u w:val="single"/>
         </w:rPr>
-        <w:hyperlink r:id="rId15" w:history="1">
-          <w:r>
-            <w:rPr>
-              <w:rStyle w:val="Hyperlink"/>
-            </w:rPr>
-            <w:t>cultural</w:t>
-          </w:r>
-        </w:hyperlink>
-      </w:r>
-      <w:r>
-        <w:rPr>
-          <w:rFonts w:ascii="Charis SIL Italic" w:hAnsi="Charis SIL Italic" w:eastAsia="Charis SIL Italic"/>
-          <w:b w:val="0"/>
-          <w:i/>
-          <w:color w:val="0000FF"/>
-          <w:sz w:val="24"/>
-          <w:u w:val="single"/>
-        </w:rPr>
-        <w:t xml:space="preserve"> </w:t>
-      </w:r>
-      <w:r>
-        <w:rPr>
-          <w:rFonts w:ascii="Charis SIL Italic" w:hAnsi="Charis SIL Italic" w:eastAsia="Charis SIL Italic"/>
-          <w:b w:val="0"/>
-          <w:i/>
-          <w:color w:val="0000FF"/>
-          <w:sz w:val="24"/>
-          <w:u w:val="single"/>
-        </w:rPr>
-        <w:hyperlink r:id="rId15" w:history="1">
-          <w:r>
-            <w:rPr>
-              <w:rStyle w:val="Hyperlink"/>
-            </w:rPr>
-            <w:t>objects</w:t>
-          </w:r>
-        </w:hyperlink>
-      </w:r>
-      <w:r>
-        <w:rPr>
-          <w:rFonts w:ascii="Charis SIL Italic" w:hAnsi="Charis SIL Italic" w:eastAsia="Charis SIL Italic"/>
-          <w:b w:val="0"/>
-          <w:i/>
-          <w:color w:val="0000FF"/>
-          <w:sz w:val="24"/>
-          <w:u w:val="single"/>
-        </w:rPr>
-        <w:t xml:space="preserve"> </w:t>
-      </w:r>
-      <w:r>
-        <w:rPr>
-          <w:rFonts w:ascii="Charis SIL Italic" w:hAnsi="Charis SIL Italic" w:eastAsia="Charis SIL Italic"/>
-          <w:b w:val="0"/>
-          <w:i/>
-          <w:color w:val="0000FF"/>
-          <w:sz w:val="24"/>
-          <w:u w:val="single"/>
-        </w:rPr>
-        <w:hyperlink r:id="rId15" w:history="1">
-          <w:r>
-            <w:rPr>
-              <w:rStyle w:val="Hyperlink"/>
-            </w:rPr>
-            <w:t>and</w:t>
-          </w:r>
-        </w:hyperlink>
-      </w:r>
-      <w:r>
-        <w:rPr>
-          <w:rFonts w:ascii="Charis SIL Italic" w:hAnsi="Charis SIL Italic" w:eastAsia="Charis SIL Italic"/>
-          <w:b w:val="0"/>
-          <w:i/>
-          <w:color w:val="0000FF"/>
-          <w:sz w:val="24"/>
-          <w:u w:val="single"/>
-        </w:rPr>
-        <w:t xml:space="preserve"> </w:t>
-      </w:r>
-      <w:r>
-        <w:rPr>
-          <w:rFonts w:ascii="Charis SIL Italic" w:hAnsi="Charis SIL Italic" w:eastAsia="Charis SIL Italic"/>
-          <w:b w:val="0"/>
-          <w:i/>
-          <w:color w:val="0000FF"/>
-          <w:sz w:val="24"/>
-          <w:u w:val="single"/>
-        </w:rPr>
-        <w:hyperlink r:id="rId15" w:history="1">
-          <w:r>
-            <w:rPr>
-              <w:rStyle w:val="Hyperlink"/>
-            </w:rPr>
-            <w:t>collections</w:t>
-          </w:r>
-        </w:hyperlink>
+        <w:t>cultural objects and collections</w:t>
       </w:r>
       <w:r>
         <w:rPr>

--- a/EXPORTS/DOCX/published/niveau1/English/DoingResearch.docx
+++ b/EXPORTS/DOCX/published/niveau1/English/DoingResearch.docx
@@ -389,7 +389,6 @@
           <w:i/>
           <w:color w:val="0000FF"/>
           <w:sz w:val="24"/>
-          <w:u w:val="single"/>
         </w:rPr>
         <w:t xml:space="preserve"> </w:t>
       </w:r>
@@ -436,19 +435,9 @@
             <w:rPr>
               <w:rStyle w:val="Hyperlink"/>
             </w:rPr>
-            <w:t>object</w:t>
+            <w:t xml:space="preserve">objects </w:t>
           </w:r>
         </w:hyperlink>
-      </w:r>
-      <w:r>
-        <w:rPr>
-          <w:rFonts w:ascii="Charis SIL Italic" w:hAnsi="Charis SIL Italic" w:eastAsia="Charis SIL Italic"/>
-          <w:b w:val="0"/>
-          <w:i/>
-          <w:color w:val="0000FF"/>
-          <w:sz w:val="24"/>
-        </w:rPr>
-        <w:t xml:space="preserve">s </w:t>
       </w:r>
       <w:r>
         <w:rPr>
@@ -694,7 +683,25 @@
           <w:color w:val="000000"/>
           <w:sz w:val="24"/>
         </w:rPr>
-        <w:t xml:space="preserve"> and the publication </w:t>
+        <w:hyperlink r:id="rId9" w:history="1">
+          <w:r>
+            <w:rPr>
+              <w:rStyle w:val="Hyperlink"/>
+            </w:rPr>
+            <w:t xml:space="preserve"> and th</w:t>
+          </w:r>
+        </w:hyperlink>
+      </w:r>
+      <w:r>
+        <w:rPr>
+          <w:u w:val="single" w:color="0000ff"/>
+          <w:rFonts w:ascii="Charis SIL Regular" w:hAnsi="Charis SIL Regular" w:eastAsia="Charis SIL Regular"/>
+          <w:b w:val="0"/>
+          <w:i w:val="0"/>
+          <w:color w:val="000000"/>
+          <w:sz w:val="24"/>
+        </w:rPr>
+        <w:t xml:space="preserve">e publication </w:t>
       </w:r>
       <w:r>
         <w:rPr>
@@ -705,7 +712,7 @@
           <w:sz w:val="24"/>
           <w:u w:val="single"/>
         </w:rPr>
-        <w:hyperlink r:id="rId9" w:history="1">
+        <w:hyperlink r:id="rId10" w:history="1">
           <w:r>
             <w:rPr>
               <w:rStyle w:val="Hyperlink"/>
@@ -723,12 +730,124 @@
           <w:sz w:val="24"/>
           <w:u w:val="single"/>
         </w:rPr>
+        <w:hyperlink r:id="rId10" w:history="1">
+          <w:r>
+            <w:rPr>
+              <w:rStyle w:val="Hyperlink"/>
+            </w:rPr>
+            <w:t>c</w:t>
+          </w:r>
+        </w:hyperlink>
+      </w:r>
+      <w:r>
+        <w:rPr>
+          <w:rFonts w:ascii="Charis SIL Italic" w:hAnsi="Charis SIL Italic" w:eastAsia="Charis SIL Italic"/>
+          <w:b w:val="0"/>
+          <w:i/>
+          <w:color w:val="0000FF"/>
+          <w:sz w:val="24"/>
+          <w:u w:val="single"/>
+        </w:rPr>
+        <w:hyperlink r:id="rId10" w:history="1">
+          <w:r>
+            <w:rPr>
+              <w:rStyle w:val="Hyperlink"/>
+            </w:rPr>
+            <w:t>e</w:t>
+          </w:r>
+        </w:hyperlink>
+      </w:r>
+      <w:r>
+        <w:rPr>
+          <w:rFonts w:ascii="Charis SIL Italic" w:hAnsi="Charis SIL Italic" w:eastAsia="Charis SIL Italic"/>
+          <w:b w:val="0"/>
+          <w:i/>
+          <w:color w:val="0000FF"/>
+          <w:sz w:val="24"/>
+          <w:u w:val="single"/>
+        </w:rPr>
+        <w:t xml:space="preserve"> </w:t>
+      </w:r>
+      <w:r>
+        <w:rPr>
+          <w:rFonts w:ascii="Charis SIL Italic" w:hAnsi="Charis SIL Italic" w:eastAsia="Charis SIL Italic"/>
+          <w:b w:val="0"/>
+          <w:i/>
+          <w:color w:val="0000FF"/>
+          <w:sz w:val="24"/>
+          <w:u w:val="single"/>
+        </w:rPr>
+        <w:hyperlink r:id="rId10" w:history="1">
+          <w:r>
+            <w:rPr>
+              <w:rStyle w:val="Hyperlink"/>
+            </w:rPr>
+            <w:t>r</w:t>
+          </w:r>
+        </w:hyperlink>
+      </w:r>
+      <w:r>
+        <w:rPr>
+          <w:rFonts w:ascii="Charis SIL Italic" w:hAnsi="Charis SIL Italic" w:eastAsia="Charis SIL Italic"/>
+          <w:b w:val="0"/>
+          <w:i/>
+          <w:color w:val="0000FF"/>
+          <w:sz w:val="24"/>
+          <w:u w:val="single"/>
+        </w:rPr>
         <w:hyperlink r:id="rId9" w:history="1">
           <w:r>
             <w:rPr>
               <w:rStyle w:val="Hyperlink"/>
             </w:rPr>
-            <w:t>c</w:t>
+            <w:t>esearch</w:t>
+          </w:r>
+        </w:hyperlink>
+      </w:r>
+      <w:r>
+        <w:rPr>
+          <w:rFonts w:ascii="Charis SIL Italic" w:hAnsi="Charis SIL Italic" w:eastAsia="Charis SIL Italic"/>
+          <w:b w:val="0"/>
+          <w:i/>
+          <w:color w:val="0000FF"/>
+          <w:sz w:val="24"/>
+          <w:u w:val="single"/>
+        </w:rPr>
+        <w:t xml:space="preserve"> </w:t>
+      </w:r>
+      <w:r>
+        <w:rPr>
+          <w:rFonts w:ascii="Charis SIL Italic" w:hAnsi="Charis SIL Italic" w:eastAsia="Charis SIL Italic"/>
+          <w:b w:val="0"/>
+          <w:i/>
+          <w:color w:val="0000FF"/>
+          <w:sz w:val="24"/>
+          <w:u w:val="single"/>
+        </w:rPr>
+        <w:hyperlink r:id="rId9" w:history="1">
+          <w:r>
+            <w:rPr>
+              <w:rStyle w:val="Hyperlink"/>
+            </w:rPr>
+            <w:t xml:space="preserve">into </w:t>
+          </w:r>
+        </w:hyperlink>
+      </w:r>
+      <w:r>
+        <w:rPr>
+          <w:rFonts w:ascii="Charis SIL Italic" w:hAnsi="Charis SIL Italic" w:eastAsia="Charis SIL Italic"/>
+          <w:b w:val="0"/>
+          <w:i/>
+          <w:color w:val="0000FF"/>
+          <w:sz w:val="24"/>
+          <w:u w:val="single"/>
+        </w:rPr>
+        <w:hyperlink r:id="rId9" w:history="1">
+          <w:r>
+            <w:rPr>
+              <w:rStyle w:val="Hyperlink"/>
+            </w:rPr>
+            <w:t>coll</w:t>
           </w:r>
         </w:hyperlink>
       </w:r>
@@ -759,118 +878,6 @@
           <w:sz w:val="24"/>
           <w:u w:val="single"/>
         </w:rPr>
-        <w:t xml:space="preserve"> </w:t>
-      </w:r>
-      <w:r>
-        <w:rPr>
-          <w:rFonts w:ascii="Charis SIL Italic" w:hAnsi="Charis SIL Italic" w:eastAsia="Charis SIL Italic"/>
-          <w:b w:val="0"/>
-          <w:i/>
-          <w:color w:val="0000FF"/>
-          <w:sz w:val="24"/>
-          <w:u w:val="single"/>
-        </w:rPr>
-        <w:hyperlink r:id="rId10" w:history="1">
-          <w:r>
-            <w:rPr>
-              <w:rStyle w:val="Hyperlink"/>
-            </w:rPr>
-            <w:t>r</w:t>
-          </w:r>
-        </w:hyperlink>
-      </w:r>
-      <w:r>
-        <w:rPr>
-          <w:rFonts w:ascii="Charis SIL Italic" w:hAnsi="Charis SIL Italic" w:eastAsia="Charis SIL Italic"/>
-          <w:b w:val="0"/>
-          <w:i/>
-          <w:color w:val="0000FF"/>
-          <w:sz w:val="24"/>
-          <w:u w:val="single"/>
-        </w:rPr>
-        <w:hyperlink r:id="rId10" w:history="1">
-          <w:r>
-            <w:rPr>
-              <w:rStyle w:val="Hyperlink"/>
-            </w:rPr>
-            <w:t>esearch</w:t>
-          </w:r>
-        </w:hyperlink>
-      </w:r>
-      <w:r>
-        <w:rPr>
-          <w:rFonts w:ascii="Charis SIL Italic" w:hAnsi="Charis SIL Italic" w:eastAsia="Charis SIL Italic"/>
-          <w:b w:val="0"/>
-          <w:i/>
-          <w:color w:val="0000FF"/>
-          <w:sz w:val="24"/>
-          <w:u w:val="single"/>
-        </w:rPr>
-        <w:t xml:space="preserve"> </w:t>
-      </w:r>
-      <w:r>
-        <w:rPr>
-          <w:rFonts w:ascii="Charis SIL Italic" w:hAnsi="Charis SIL Italic" w:eastAsia="Charis SIL Italic"/>
-          <w:b w:val="0"/>
-          <w:i/>
-          <w:color w:val="0000FF"/>
-          <w:sz w:val="24"/>
-          <w:u w:val="single"/>
-        </w:rPr>
-        <w:hyperlink r:id="rId10" w:history="1">
-          <w:r>
-            <w:rPr>
-              <w:rStyle w:val="Hyperlink"/>
-            </w:rPr>
-            <w:t xml:space="preserve">into </w:t>
-          </w:r>
-        </w:hyperlink>
-      </w:r>
-      <w:r>
-        <w:rPr>
-          <w:rFonts w:ascii="Charis SIL Italic" w:hAnsi="Charis SIL Italic" w:eastAsia="Charis SIL Italic"/>
-          <w:b w:val="0"/>
-          <w:i/>
-          <w:color w:val="0000FF"/>
-          <w:sz w:val="24"/>
-          <w:u w:val="single"/>
-        </w:rPr>
-        <w:hyperlink r:id="rId9" w:history="1">
-          <w:r>
-            <w:rPr>
-              <w:rStyle w:val="Hyperlink"/>
-            </w:rPr>
-            <w:t>coll</w:t>
-          </w:r>
-        </w:hyperlink>
-      </w:r>
-      <w:r>
-        <w:rPr>
-          <w:rFonts w:ascii="Charis SIL Italic" w:hAnsi="Charis SIL Italic" w:eastAsia="Charis SIL Italic"/>
-          <w:b w:val="0"/>
-          <w:i/>
-          <w:color w:val="0000FF"/>
-          <w:sz w:val="24"/>
-          <w:u w:val="single"/>
-        </w:rPr>
-        <w:hyperlink r:id="rId9" w:history="1">
-          <w:r>
-            <w:rPr>
-              <w:rStyle w:val="Hyperlink"/>
-            </w:rPr>
-            <w:t>e</w:t>
-          </w:r>
-        </w:hyperlink>
-      </w:r>
-      <w:r>
-        <w:rPr>
-          <w:rFonts w:ascii="Charis SIL Italic" w:hAnsi="Charis SIL Italic" w:eastAsia="Charis SIL Italic"/>
-          <w:b w:val="0"/>
-          <w:i/>
-          <w:color w:val="0000FF"/>
-          <w:sz w:val="24"/>
-          <w:u w:val="single"/>
-        </w:rPr>
         <w:hyperlink r:id="rId9" w:history="1">
           <w:r>
             <w:rPr>
@@ -968,7 +975,7 @@
           <w:sz w:val="24"/>
           <w:u w:val="single"/>
         </w:rPr>
-        <w:hyperlink r:id="rId9" w:history="1">
+        <w:hyperlink r:id="rId10" w:history="1">
           <w:r>
             <w:rPr>
               <w:rStyle w:val="Hyperlink"/>
@@ -986,7 +993,7 @@
           <w:sz w:val="24"/>
           <w:u w:val="single"/>
         </w:rPr>
-        <w:hyperlink r:id="rId9" w:history="1">
+        <w:hyperlink r:id="rId10" w:history="1">
           <w:r>
             <w:rPr>
               <w:rStyle w:val="Hyperlink"/>
@@ -1015,7 +1022,7 @@
           <w:sz w:val="24"/>
           <w:u w:val="single"/>
         </w:rPr>
-        <w:hyperlink r:id="rId9" w:history="1">
+        <w:hyperlink r:id="rId10" w:history="1">
           <w:r>
             <w:rPr>
               <w:rStyle w:val="Hyperlink"/>
@@ -1044,7 +1051,7 @@
           <w:sz w:val="24"/>
           <w:u w:val="single"/>
         </w:rPr>
-        <w:hyperlink r:id="rId9" w:history="1">
+        <w:hyperlink r:id="rId10" w:history="1">
           <w:r>
             <w:rPr>
               <w:rStyle w:val="Hyperlink"/>
@@ -1084,31 +1091,13 @@
       </w:r>
       <w:r>
         <w:rPr>
-          <w:u w:val="single" w:color="0000ff"/>
           <w:rFonts w:ascii="Charis SIL Regular" w:hAnsi="Charis SIL Regular" w:eastAsia="Charis SIL Regular"/>
           <w:b w:val="0"/>
           <w:i w:val="0"/>
           <w:color w:val="000000"/>
           <w:sz w:val="24"/>
         </w:rPr>
-        <w:hyperlink r:id="rId9" w:history="1">
-          <w:r>
-            <w:rPr>
-              <w:rStyle w:val="Hyperlink"/>
-            </w:rPr>
-            <w:t xml:space="preserve"> b</w:t>
-          </w:r>
-        </w:hyperlink>
-      </w:r>
-      <w:r>
-        <w:rPr>
-          <w:rFonts w:ascii="Charis SIL Regular" w:hAnsi="Charis SIL Regular" w:eastAsia="Charis SIL Regular"/>
-          <w:b w:val="0"/>
-          <w:i w:val="0"/>
-          <w:color w:val="000000"/>
-          <w:sz w:val="24"/>
-        </w:rPr>
-        <w:t>y the Cultural Herita</w:t>
+        <w:t xml:space="preserve"> by the Cultural Herita</w:t>
       </w:r>
       <w:r>
         <w:rPr>
@@ -1211,75 +1200,13 @@
       </w:r>
       <w:r>
         <w:rPr>
-          <w:u w:val="single" w:color="0000ff"/>
           <w:rFonts w:ascii="Charis SIL Regular" w:hAnsi="Charis SIL Regular" w:eastAsia="Charis SIL Regular"/>
           <w:b w:val="0"/>
           <w:i w:val="0"/>
           <w:color w:val="000000"/>
           <w:sz w:val="24"/>
         </w:rPr>
-        <w:hyperlink r:id="rId10" w:history="1">
-          <w:r>
-            <w:rPr>
-              <w:rStyle w:val="Hyperlink"/>
-            </w:rPr>
-            <w:t>Other rele</w:t>
-          </w:r>
-        </w:hyperlink>
-      </w:r>
-      <w:r>
-        <w:rPr>
-          <w:u w:val="single" w:color="0000ff"/>
-          <w:rFonts w:ascii="Charis SIL Regular" w:hAnsi="Charis SIL Regular" w:eastAsia="Charis SIL Regular"/>
-          <w:b w:val="0"/>
-          <w:i w:val="0"/>
-          <w:color w:val="000000"/>
-          <w:sz w:val="24"/>
-        </w:rPr>
-        <w:hyperlink r:id="rId10" w:history="1">
-          <w:r>
-            <w:rPr>
-              <w:rStyle w:val="Hyperlink"/>
-            </w:rPr>
-            <w:t xml:space="preserve">vant </w:t>
-          </w:r>
-        </w:hyperlink>
-      </w:r>
-      <w:r>
-        <w:rPr>
-          <w:u w:val="single" w:color="0000ff"/>
-          <w:rFonts w:ascii="Charis SIL Regular" w:hAnsi="Charis SIL Regular" w:eastAsia="Charis SIL Regular"/>
-          <w:b w:val="0"/>
-          <w:i w:val="0"/>
-          <w:color w:val="000000"/>
-          <w:sz w:val="24"/>
-        </w:rPr>
-        <w:hyperlink r:id="rId10" w:history="1">
-          <w:r>
-            <w:rPr>
-              <w:rStyle w:val="Hyperlink"/>
-            </w:rPr>
-            <w:t>re</w:t>
-          </w:r>
-        </w:hyperlink>
-      </w:r>
-      <w:r>
-        <w:rPr>
-          <w:u w:val="single" w:color="0000ff"/>
-          <w:rFonts w:ascii="Charis SIL Regular" w:hAnsi="Charis SIL Regular" w:eastAsia="Charis SIL Regular"/>
-          <w:b w:val="0"/>
-          <w:i w:val="0"/>
-          <w:color w:val="000000"/>
-          <w:sz w:val="24"/>
-        </w:rPr>
-        <w:hyperlink r:id="rId10" w:history="1">
-          <w:r>
-            <w:rPr>
-              <w:rStyle w:val="Hyperlink"/>
-            </w:rPr>
-            <w:t xml:space="preserve">ference </w:t>
-          </w:r>
-        </w:hyperlink>
+        <w:t xml:space="preserve">Other relevant reference </w:t>
       </w:r>
       <w:r>
         <w:rPr>
@@ -2482,13 +2409,121 @@
       </w:r>
       <w:r>
         <w:rPr>
+          <w:u w:val="single" w:color="0000ff"/>
           <w:rFonts w:ascii="Charis SIL Regular" w:hAnsi="Charis SIL Regular" w:eastAsia="Charis SIL Regular"/>
           <w:b w:val="0"/>
           <w:i w:val="0"/>
           <w:color w:val="000000"/>
           <w:sz w:val="24"/>
         </w:rPr>
-        <w:t xml:space="preserve"> (Dutch only) was created specifically for the National Ar</w:t>
+        <w:hyperlink r:id="rId12" w:history="1">
+          <w:r>
+            <w:rPr>
+              <w:rStyle w:val="Hyperlink"/>
+            </w:rPr>
+            <w:t xml:space="preserve"> (Dut</w:t>
+          </w:r>
+        </w:hyperlink>
+      </w:r>
+      <w:r>
+        <w:rPr>
+          <w:u w:val="single" w:color="0000ff"/>
+          <w:rFonts w:ascii="Charis SIL Regular" w:hAnsi="Charis SIL Regular" w:eastAsia="Charis SIL Regular"/>
+          <w:b w:val="0"/>
+          <w:i w:val="0"/>
+          <w:color w:val="000000"/>
+          <w:sz w:val="24"/>
+        </w:rPr>
+        <w:hyperlink r:id="rId12" w:history="1">
+          <w:r>
+            <w:rPr>
+              <w:rStyle w:val="Hyperlink"/>
+            </w:rPr>
+            <w:t>c</w:t>
+          </w:r>
+        </w:hyperlink>
+      </w:r>
+      <w:r>
+        <w:rPr>
+          <w:u w:val="single" w:color="0000ff"/>
+          <w:rFonts w:ascii="Charis SIL Regular" w:hAnsi="Charis SIL Regular" w:eastAsia="Charis SIL Regular"/>
+          <w:b w:val="0"/>
+          <w:i w:val="0"/>
+          <w:color w:val="000000"/>
+          <w:sz w:val="24"/>
+        </w:rPr>
+        <w:hyperlink r:id="rId12" w:history="1">
+          <w:r>
+            <w:rPr>
+              <w:rStyle w:val="Hyperlink"/>
+            </w:rPr>
+            <w:t>h only) wa</w:t>
+          </w:r>
+        </w:hyperlink>
+      </w:r>
+      <w:r>
+        <w:rPr>
+          <w:u w:val="single" w:color="0000ff"/>
+          <w:rFonts w:ascii="Charis SIL Regular" w:hAnsi="Charis SIL Regular" w:eastAsia="Charis SIL Regular"/>
+          <w:b w:val="0"/>
+          <w:i w:val="0"/>
+          <w:color w:val="000000"/>
+          <w:sz w:val="24"/>
+        </w:rPr>
+        <w:hyperlink r:id="rId12" w:history="1">
+          <w:r>
+            <w:rPr>
+              <w:rStyle w:val="Hyperlink"/>
+            </w:rPr>
+            <w:t>s c</w:t>
+          </w:r>
+        </w:hyperlink>
+      </w:r>
+      <w:r>
+        <w:rPr>
+          <w:u w:val="single" w:color="0000ff"/>
+          <w:rFonts w:ascii="Charis SIL Regular" w:hAnsi="Charis SIL Regular" w:eastAsia="Charis SIL Regular"/>
+          <w:b w:val="0"/>
+          <w:i w:val="0"/>
+          <w:color w:val="000000"/>
+          <w:sz w:val="24"/>
+        </w:rPr>
+        <w:hyperlink r:id="rId12" w:history="1">
+          <w:r>
+            <w:rPr>
+              <w:rStyle w:val="Hyperlink"/>
+            </w:rPr>
+            <w:t>r</w:t>
+          </w:r>
+        </w:hyperlink>
+      </w:r>
+      <w:r>
+        <w:rPr>
+          <w:u w:val="single" w:color="0000ff"/>
+          <w:rFonts w:ascii="Charis SIL Regular" w:hAnsi="Charis SIL Regular" w:eastAsia="Charis SIL Regular"/>
+          <w:b w:val="0"/>
+          <w:i w:val="0"/>
+          <w:color w:val="000000"/>
+          <w:sz w:val="24"/>
+        </w:rPr>
+        <w:hyperlink r:id="rId12" w:history="1">
+          <w:r>
+            <w:rPr>
+              <w:rStyle w:val="Hyperlink"/>
+            </w:rPr>
+            <w:t>eated s</w:t>
+          </w:r>
+        </w:hyperlink>
+      </w:r>
+      <w:r>
+        <w:rPr>
+          <w:rFonts w:ascii="Charis SIL Regular" w:hAnsi="Charis SIL Regular" w:eastAsia="Charis SIL Regular"/>
+          <w:b w:val="0"/>
+          <w:i w:val="0"/>
+          <w:color w:val="000000"/>
+          <w:sz w:val="24"/>
+        </w:rPr>
+        <w:t>pecifically for the National Ar</w:t>
       </w:r>
       <w:r>
         <w:rPr>
@@ -3255,7 +3290,6 @@
           <w:i/>
           <w:color w:val="0000FF"/>
           <w:sz w:val="24"/>
-          <w:u w:val="single"/>
         </w:rPr>
         <w:t>cultural objects and collections</w:t>
       </w:r>
@@ -4787,7 +4821,34 @@
           <w:color w:val="000000"/>
           <w:sz w:val="24"/>
         </w:rPr>
-        <w:t xml:space="preserve">•  Deterts, Dorothea (ed.), </w:t>
+        <w:t xml:space="preserve">•  </w:t>
+      </w:r>
+      <w:r>
+        <w:rPr>
+          <w:rFonts w:ascii="Charis SIL Regular" w:hAnsi="Charis SIL Regular" w:eastAsia="Charis SIL Regular"/>
+          <w:b w:val="0"/>
+          <w:i w:val="0"/>
+          <w:color w:val="000000"/>
+          <w:sz w:val="24"/>
+        </w:rPr>
+        <w:hyperlink r:id="rId17" w:history="1">
+          <w:r>
+            <w:rPr>
+              <w:rStyle w:val="Hyperlink"/>
+            </w:rPr>
+            <w:t xml:space="preserve">Deterts, </w:t>
+          </w:r>
+        </w:hyperlink>
+      </w:r>
+      <w:r>
+        <w:rPr>
+          <w:rFonts w:ascii="Charis SIL Regular" w:hAnsi="Charis SIL Regular" w:eastAsia="Charis SIL Regular"/>
+          <w:b w:val="0"/>
+          <w:i w:val="0"/>
+          <w:color w:val="000000"/>
+          <w:sz w:val="24"/>
+        </w:rPr>
+        <w:t xml:space="preserve">Dorothea (ed.), </w:t>
       </w:r>
       <w:r>
         <w:rPr>

--- a/EXPORTS/DOCX/published/niveau1/English/DoingResearch.docx
+++ b/EXPORTS/DOCX/published/niveau1/English/DoingResearch.docx
@@ -389,6 +389,7 @@
           <w:i/>
           <w:color w:val="0000FF"/>
           <w:sz w:val="24"/>
+          <w:u w:val="single"/>
         </w:rPr>
         <w:t xml:space="preserve"> </w:t>
       </w:r>
@@ -417,7 +418,6 @@
           <w:i/>
           <w:color w:val="0000FF"/>
           <w:sz w:val="24"/>
-          <w:u w:val="single"/>
         </w:rPr>
         <w:t xml:space="preserve"> </w:t>
       </w:r>
@@ -712,7 +712,7 @@
           <w:sz w:val="24"/>
           <w:u w:val="single"/>
         </w:rPr>
-        <w:hyperlink r:id="rId10" w:history="1">
+        <w:hyperlink r:id="rId9" w:history="1">
           <w:r>
             <w:rPr>
               <w:rStyle w:val="Hyperlink"/>
@@ -730,7 +730,7 @@
           <w:sz w:val="24"/>
           <w:u w:val="single"/>
         </w:rPr>
-        <w:hyperlink r:id="rId10" w:history="1">
+        <w:hyperlink r:id="rId9" w:history="1">
           <w:r>
             <w:rPr>
               <w:rStyle w:val="Hyperlink"/>
@@ -748,7 +748,7 @@
           <w:sz w:val="24"/>
           <w:u w:val="single"/>
         </w:rPr>
-        <w:hyperlink r:id="rId10" w:history="1">
+        <w:hyperlink r:id="rId9" w:history="1">
           <w:r>
             <w:rPr>
               <w:rStyle w:val="Hyperlink"/>
@@ -795,7 +795,7 @@
           <w:sz w:val="24"/>
           <w:u w:val="single"/>
         </w:rPr>
-        <w:hyperlink r:id="rId9" w:history="1">
+        <w:hyperlink r:id="rId10" w:history="1">
           <w:r>
             <w:rPr>
               <w:rStyle w:val="Hyperlink"/>
@@ -975,7 +975,7 @@
           <w:sz w:val="24"/>
           <w:u w:val="single"/>
         </w:rPr>
-        <w:hyperlink r:id="rId10" w:history="1">
+        <w:hyperlink r:id="rId9" w:history="1">
           <w:r>
             <w:rPr>
               <w:rStyle w:val="Hyperlink"/>
@@ -993,7 +993,7 @@
           <w:sz w:val="24"/>
           <w:u w:val="single"/>
         </w:rPr>
-        <w:hyperlink r:id="rId10" w:history="1">
+        <w:hyperlink r:id="rId9" w:history="1">
           <w:r>
             <w:rPr>
               <w:rStyle w:val="Hyperlink"/>
@@ -1022,7 +1022,7 @@
           <w:sz w:val="24"/>
           <w:u w:val="single"/>
         </w:rPr>
-        <w:hyperlink r:id="rId10" w:history="1">
+        <w:hyperlink r:id="rId9" w:history="1">
           <w:r>
             <w:rPr>
               <w:rStyle w:val="Hyperlink"/>
@@ -1091,13 +1091,31 @@
       </w:r>
       <w:r>
         <w:rPr>
+          <w:u w:val="single" w:color="0000ff"/>
           <w:rFonts w:ascii="Charis SIL Regular" w:hAnsi="Charis SIL Regular" w:eastAsia="Charis SIL Regular"/>
           <w:b w:val="0"/>
           <w:i w:val="0"/>
           <w:color w:val="000000"/>
           <w:sz w:val="24"/>
         </w:rPr>
-        <w:t xml:space="preserve"> by the Cultural Herita</w:t>
+        <w:hyperlink r:id="rId9" w:history="1">
+          <w:r>
+            <w:rPr>
+              <w:rStyle w:val="Hyperlink"/>
+            </w:rPr>
+            <w:t xml:space="preserve"> b</w:t>
+          </w:r>
+        </w:hyperlink>
+      </w:r>
+      <w:r>
+        <w:rPr>
+          <w:rFonts w:ascii="Charis SIL Regular" w:hAnsi="Charis SIL Regular" w:eastAsia="Charis SIL Regular"/>
+          <w:b w:val="0"/>
+          <w:i w:val="0"/>
+          <w:color w:val="000000"/>
+          <w:sz w:val="24"/>
+        </w:rPr>
+        <w:t>y the Cultural Herita</w:t>
       </w:r>
       <w:r>
         <w:rPr>
@@ -1200,13 +1218,75 @@
       </w:r>
       <w:r>
         <w:rPr>
+          <w:u w:val="single" w:color="0000ff"/>
           <w:rFonts w:ascii="Charis SIL Regular" w:hAnsi="Charis SIL Regular" w:eastAsia="Charis SIL Regular"/>
           <w:b w:val="0"/>
           <w:i w:val="0"/>
           <w:color w:val="000000"/>
           <w:sz w:val="24"/>
         </w:rPr>
-        <w:t xml:space="preserve">Other relevant reference </w:t>
+        <w:hyperlink r:id="rId10" w:history="1">
+          <w:r>
+            <w:rPr>
+              <w:rStyle w:val="Hyperlink"/>
+            </w:rPr>
+            <w:t>Other rele</w:t>
+          </w:r>
+        </w:hyperlink>
+      </w:r>
+      <w:r>
+        <w:rPr>
+          <w:u w:val="single" w:color="0000ff"/>
+          <w:rFonts w:ascii="Charis SIL Regular" w:hAnsi="Charis SIL Regular" w:eastAsia="Charis SIL Regular"/>
+          <w:b w:val="0"/>
+          <w:i w:val="0"/>
+          <w:color w:val="000000"/>
+          <w:sz w:val="24"/>
+        </w:rPr>
+        <w:hyperlink r:id="rId10" w:history="1">
+          <w:r>
+            <w:rPr>
+              <w:rStyle w:val="Hyperlink"/>
+            </w:rPr>
+            <w:t xml:space="preserve">vant </w:t>
+          </w:r>
+        </w:hyperlink>
+      </w:r>
+      <w:r>
+        <w:rPr>
+          <w:u w:val="single" w:color="0000ff"/>
+          <w:rFonts w:ascii="Charis SIL Regular" w:hAnsi="Charis SIL Regular" w:eastAsia="Charis SIL Regular"/>
+          <w:b w:val="0"/>
+          <w:i w:val="0"/>
+          <w:color w:val="000000"/>
+          <w:sz w:val="24"/>
+        </w:rPr>
+        <w:hyperlink r:id="rId10" w:history="1">
+          <w:r>
+            <w:rPr>
+              <w:rStyle w:val="Hyperlink"/>
+            </w:rPr>
+            <w:t>re</w:t>
+          </w:r>
+        </w:hyperlink>
+      </w:r>
+      <w:r>
+        <w:rPr>
+          <w:u w:val="single" w:color="0000ff"/>
+          <w:rFonts w:ascii="Charis SIL Regular" w:hAnsi="Charis SIL Regular" w:eastAsia="Charis SIL Regular"/>
+          <w:b w:val="0"/>
+          <w:i w:val="0"/>
+          <w:color w:val="000000"/>
+          <w:sz w:val="24"/>
+        </w:rPr>
+        <w:hyperlink r:id="rId10" w:history="1">
+          <w:r>
+            <w:rPr>
+              <w:rStyle w:val="Hyperlink"/>
+            </w:rPr>
+            <w:t xml:space="preserve">ference </w:t>
+          </w:r>
+        </w:hyperlink>
       </w:r>
       <w:r>
         <w:rPr>
@@ -3222,7 +3302,7 @@
             <w:rPr>
               <w:rStyle w:val="Hyperlink"/>
             </w:rPr>
-            <w:t>significan</w:t>
+            <w:t>significanc</w:t>
           </w:r>
         </w:hyperlink>
       </w:r>
@@ -3233,13 +3313,36 @@
           <w:i/>
           <w:color w:val="0000FF"/>
           <w:sz w:val="24"/>
+          <w:u w:val="single"/>
+        </w:rPr>
+        <w:t>e</w:t>
+      </w:r>
+      <w:r>
+        <w:rPr>
+          <w:rFonts w:ascii="Charis SIL Italic" w:hAnsi="Charis SIL Italic" w:eastAsia="Charis SIL Italic"/>
+          <w:b w:val="0"/>
+          <w:i/>
+          <w:color w:val="0000FF"/>
+          <w:sz w:val="24"/>
+          <w:u w:val="single"/>
+        </w:rPr>
+        <w:t xml:space="preserve"> </w:t>
+      </w:r>
+      <w:r>
+        <w:rPr>
+          <w:rFonts w:ascii="Charis SIL Italic" w:hAnsi="Charis SIL Italic" w:eastAsia="Charis SIL Italic"/>
+          <w:b w:val="0"/>
+          <w:i/>
+          <w:color w:val="0000FF"/>
+          <w:sz w:val="24"/>
+          <w:u w:val="single"/>
         </w:rPr>
         <w:hyperlink r:id="rId15" w:history="1">
           <w:r>
             <w:rPr>
               <w:rStyle w:val="Hyperlink"/>
             </w:rPr>
-            <w:t>c</w:t>
+            <w:t>o</w:t>
           </w:r>
         </w:hyperlink>
       </w:r>
@@ -3250,20 +3353,8 @@
           <w:i/>
           <w:color w:val="0000FF"/>
           <w:sz w:val="24"/>
-          <w:u w:val="single"/>
-        </w:rPr>
-        <w:t>e</w:t>
-      </w:r>
-      <w:r>
-        <w:rPr>
-          <w:rFonts w:ascii="Charis SIL Italic" w:hAnsi="Charis SIL Italic" w:eastAsia="Charis SIL Italic"/>
-          <w:b w:val="0"/>
-          <w:i/>
-          <w:color w:val="0000FF"/>
-          <w:sz w:val="24"/>
-          <w:u w:val="single"/>
-        </w:rPr>
-        <w:t xml:space="preserve"> </w:t>
+        </w:rPr>
+        <w:t xml:space="preserve">f </w:t>
       </w:r>
       <w:r>
         <w:rPr>
@@ -3279,7 +3370,7 @@
             <w:rPr>
               <w:rStyle w:val="Hyperlink"/>
             </w:rPr>
-            <w:t xml:space="preserve">of </w:t>
+            <w:t>cultural</w:t>
           </w:r>
         </w:hyperlink>
       </w:r>
@@ -3290,8 +3381,85 @@
           <w:i/>
           <w:color w:val="0000FF"/>
           <w:sz w:val="24"/>
-        </w:rPr>
-        <w:t>cultural objects and collections</w:t>
+          <w:u w:val="single"/>
+        </w:rPr>
+        <w:t xml:space="preserve"> </w:t>
+      </w:r>
+      <w:r>
+        <w:rPr>
+          <w:rFonts w:ascii="Charis SIL Italic" w:hAnsi="Charis SIL Italic" w:eastAsia="Charis SIL Italic"/>
+          <w:b w:val="0"/>
+          <w:i/>
+          <w:color w:val="0000FF"/>
+          <w:sz w:val="24"/>
+          <w:u w:val="single"/>
+        </w:rPr>
+        <w:hyperlink r:id="rId15" w:history="1">
+          <w:r>
+            <w:rPr>
+              <w:rStyle w:val="Hyperlink"/>
+            </w:rPr>
+            <w:t>objects</w:t>
+          </w:r>
+        </w:hyperlink>
+      </w:r>
+      <w:r>
+        <w:rPr>
+          <w:rFonts w:ascii="Charis SIL Italic" w:hAnsi="Charis SIL Italic" w:eastAsia="Charis SIL Italic"/>
+          <w:b w:val="0"/>
+          <w:i/>
+          <w:color w:val="0000FF"/>
+          <w:sz w:val="24"/>
+          <w:u w:val="single"/>
+        </w:rPr>
+        <w:t xml:space="preserve"> </w:t>
+      </w:r>
+      <w:r>
+        <w:rPr>
+          <w:rFonts w:ascii="Charis SIL Italic" w:hAnsi="Charis SIL Italic" w:eastAsia="Charis SIL Italic"/>
+          <w:b w:val="0"/>
+          <w:i/>
+          <w:color w:val="0000FF"/>
+          <w:sz w:val="24"/>
+          <w:u w:val="single"/>
+        </w:rPr>
+        <w:hyperlink r:id="rId15" w:history="1">
+          <w:r>
+            <w:rPr>
+              <w:rStyle w:val="Hyperlink"/>
+            </w:rPr>
+            <w:t>and</w:t>
+          </w:r>
+        </w:hyperlink>
+      </w:r>
+      <w:r>
+        <w:rPr>
+          <w:rFonts w:ascii="Charis SIL Italic" w:hAnsi="Charis SIL Italic" w:eastAsia="Charis SIL Italic"/>
+          <w:b w:val="0"/>
+          <w:i/>
+          <w:color w:val="0000FF"/>
+          <w:sz w:val="24"/>
+          <w:u w:val="single"/>
+        </w:rPr>
+        <w:t xml:space="preserve"> </w:t>
+      </w:r>
+      <w:r>
+        <w:rPr>
+          <w:rFonts w:ascii="Charis SIL Italic" w:hAnsi="Charis SIL Italic" w:eastAsia="Charis SIL Italic"/>
+          <w:b w:val="0"/>
+          <w:i/>
+          <w:color w:val="0000FF"/>
+          <w:sz w:val="24"/>
+          <w:u w:val="single"/>
+        </w:rPr>
+        <w:hyperlink r:id="rId15" w:history="1">
+          <w:r>
+            <w:rPr>
+              <w:rStyle w:val="Hyperlink"/>
+            </w:rPr>
+            <w:t>collections</w:t>
+          </w:r>
+        </w:hyperlink>
       </w:r>
       <w:r>
         <w:rPr>

--- a/EXPORTS/DOCX/published/niveau1/English/DoingResearch.docx
+++ b/EXPORTS/DOCX/published/niveau1/English/DoingResearch.docx
@@ -338,7 +338,7 @@
             <w:rPr>
               <w:rStyle w:val="Hyperlink"/>
             </w:rPr>
-            <w:t>significanc</w:t>
+            <w:t>significan</w:t>
           </w:r>
         </w:hyperlink>
       </w:r>
@@ -349,7 +349,23 @@
           <w:i/>
           <w:color w:val="0000FF"/>
           <w:sz w:val="24"/>
-          <w:u w:val="single"/>
+        </w:rPr>
+        <w:hyperlink r:id="rId9" w:history="1">
+          <w:r>
+            <w:rPr>
+              <w:rStyle w:val="Hyperlink"/>
+            </w:rPr>
+            <w:t>c</w:t>
+          </w:r>
+        </w:hyperlink>
+      </w:r>
+      <w:r>
+        <w:rPr>
+          <w:rFonts w:ascii="Charis SIL Italic" w:hAnsi="Charis SIL Italic" w:eastAsia="Charis SIL Italic"/>
+          <w:b w:val="0"/>
+          <w:i/>
+          <w:color w:val="0000FF"/>
+          <w:sz w:val="24"/>
         </w:rPr>
         <w:t>e</w:t>
       </w:r>
@@ -418,6 +434,7 @@
           <w:i/>
           <w:color w:val="0000FF"/>
           <w:sz w:val="24"/>
+          <w:u w:val="single"/>
         </w:rPr>
         <w:t xml:space="preserve"> </w:t>
       </w:r>
@@ -701,7 +718,86 @@
           <w:color w:val="000000"/>
           <w:sz w:val="24"/>
         </w:rPr>
-        <w:t xml:space="preserve">e publication </w:t>
+        <w:hyperlink r:id="rId9" w:history="1">
+          <w:r>
+            <w:rPr>
+              <w:rStyle w:val="Hyperlink"/>
+            </w:rPr>
+            <w:t>e</w:t>
+          </w:r>
+        </w:hyperlink>
+      </w:r>
+      <w:r>
+        <w:rPr>
+          <w:u w:val="single" w:color="0000ff"/>
+          <w:rFonts w:ascii="Charis SIL Regular" w:hAnsi="Charis SIL Regular" w:eastAsia="Charis SIL Regular"/>
+          <w:b w:val="0"/>
+          <w:i w:val="0"/>
+          <w:color w:val="000000"/>
+          <w:sz w:val="24"/>
+        </w:rPr>
+        <w:hyperlink r:id="rId9" w:history="1">
+          <w:r>
+            <w:rPr>
+              <w:rStyle w:val="Hyperlink"/>
+            </w:rPr>
+            <w:t xml:space="preserve"> publi</w:t>
+          </w:r>
+        </w:hyperlink>
+      </w:r>
+      <w:r>
+        <w:rPr>
+          <w:u w:val="single" w:color="0000ff"/>
+          <w:rFonts w:ascii="Charis SIL Regular" w:hAnsi="Charis SIL Regular" w:eastAsia="Charis SIL Regular"/>
+          <w:b w:val="0"/>
+          <w:i w:val="0"/>
+          <w:color w:val="000000"/>
+          <w:sz w:val="24"/>
+        </w:rPr>
+        <w:hyperlink r:id="rId9" w:history="1">
+          <w:r>
+            <w:rPr>
+              <w:rStyle w:val="Hyperlink"/>
+            </w:rPr>
+            <w:t>c</w:t>
+          </w:r>
+        </w:hyperlink>
+      </w:r>
+      <w:r>
+        <w:rPr>
+          <w:u w:val="single" w:color="0000ff"/>
+          <w:rFonts w:ascii="Charis SIL Regular" w:hAnsi="Charis SIL Regular" w:eastAsia="Charis SIL Regular"/>
+          <w:b w:val="0"/>
+          <w:i w:val="0"/>
+          <w:color w:val="000000"/>
+          <w:sz w:val="24"/>
+        </w:rPr>
+        <w:hyperlink r:id="rId9" w:history="1">
+          <w:r>
+            <w:rPr>
+              <w:rStyle w:val="Hyperlink"/>
+            </w:rPr>
+            <w:t>atio</w:t>
+          </w:r>
+        </w:hyperlink>
+      </w:r>
+      <w:r>
+        <w:rPr>
+          <w:u w:val="single" w:color="0000ff"/>
+          <w:rFonts w:ascii="Charis SIL Regular" w:hAnsi="Charis SIL Regular" w:eastAsia="Charis SIL Regular"/>
+          <w:b w:val="0"/>
+          <w:i w:val="0"/>
+          <w:color w:val="000000"/>
+          <w:sz w:val="24"/>
+        </w:rPr>
+        <w:hyperlink r:id="rId9" w:history="1">
+          <w:r>
+            <w:rPr>
+              <w:rStyle w:val="Hyperlink"/>
+            </w:rPr>
+            <w:t xml:space="preserve">n </w:t>
+          </w:r>
+        </w:hyperlink>
       </w:r>
       <w:r>
         <w:rPr>
@@ -777,7 +873,7 @@
           <w:sz w:val="24"/>
           <w:u w:val="single"/>
         </w:rPr>
-        <w:hyperlink r:id="rId10" w:history="1">
+        <w:hyperlink r:id="rId9" w:history="1">
           <w:r>
             <w:rPr>
               <w:rStyle w:val="Hyperlink"/>
@@ -795,7 +891,7 @@
           <w:sz w:val="24"/>
           <w:u w:val="single"/>
         </w:rPr>
-        <w:hyperlink r:id="rId10" w:history="1">
+        <w:hyperlink r:id="rId9" w:history="1">
           <w:r>
             <w:rPr>
               <w:rStyle w:val="Hyperlink"/>
@@ -842,7 +938,7 @@
           <w:sz w:val="24"/>
           <w:u w:val="single"/>
         </w:rPr>
-        <w:hyperlink r:id="rId9" w:history="1">
+        <w:hyperlink r:id="rId10" w:history="1">
           <w:r>
             <w:rPr>
               <w:rStyle w:val="Hyperlink"/>
@@ -860,7 +956,7 @@
           <w:sz w:val="24"/>
           <w:u w:val="single"/>
         </w:rPr>
-        <w:hyperlink r:id="rId9" w:history="1">
+        <w:hyperlink r:id="rId10" w:history="1">
           <w:r>
             <w:rPr>
               <w:rStyle w:val="Hyperlink"/>
@@ -1051,7 +1147,7 @@
           <w:sz w:val="24"/>
           <w:u w:val="single"/>
         </w:rPr>
-        <w:hyperlink r:id="rId10" w:history="1">
+        <w:hyperlink r:id="rId9" w:history="1">
           <w:r>
             <w:rPr>
               <w:rStyle w:val="Hyperlink"/>
@@ -1080,7 +1176,7 @@
           <w:sz w:val="24"/>
           <w:u w:val="single"/>
         </w:rPr>
-        <w:hyperlink r:id="rId10" w:history="1">
+        <w:hyperlink r:id="rId9" w:history="1">
           <w:r>
             <w:rPr>
               <w:rStyle w:val="Hyperlink"/>

--- a/EXPORTS/DOCX/published/niveau1/English/DoingResearch.docx
+++ b/EXPORTS/DOCX/published/niveau1/English/DoingResearch.docx
@@ -956,7 +956,7 @@
           <w:sz w:val="24"/>
           <w:u w:val="single"/>
         </w:rPr>
-        <w:hyperlink r:id="rId10" w:history="1">
+        <w:hyperlink r:id="rId9" w:history="1">
           <w:r>
             <w:rPr>
               <w:rStyle w:val="Hyperlink"/>
@@ -1176,7 +1176,7 @@
           <w:sz w:val="24"/>
           <w:u w:val="single"/>
         </w:rPr>
-        <w:hyperlink r:id="rId9" w:history="1">
+        <w:hyperlink r:id="rId10" w:history="1">
           <w:r>
             <w:rPr>
               <w:rStyle w:val="Hyperlink"/>
@@ -3398,7 +3398,7 @@
             <w:rPr>
               <w:rStyle w:val="Hyperlink"/>
             </w:rPr>
-            <w:t>significanc</w:t>
+            <w:t>significan</w:t>
           </w:r>
         </w:hyperlink>
       </w:r>
@@ -3409,36 +3409,13 @@
           <w:i/>
           <w:color w:val="0000FF"/>
           <w:sz w:val="24"/>
-          <w:u w:val="single"/>
-        </w:rPr>
-        <w:t>e</w:t>
-      </w:r>
-      <w:r>
-        <w:rPr>
-          <w:rFonts w:ascii="Charis SIL Italic" w:hAnsi="Charis SIL Italic" w:eastAsia="Charis SIL Italic"/>
-          <w:b w:val="0"/>
-          <w:i/>
-          <w:color w:val="0000FF"/>
-          <w:sz w:val="24"/>
-          <w:u w:val="single"/>
-        </w:rPr>
-        <w:t xml:space="preserve"> </w:t>
-      </w:r>
-      <w:r>
-        <w:rPr>
-          <w:rFonts w:ascii="Charis SIL Italic" w:hAnsi="Charis SIL Italic" w:eastAsia="Charis SIL Italic"/>
-          <w:b w:val="0"/>
-          <w:i/>
-          <w:color w:val="0000FF"/>
-          <w:sz w:val="24"/>
-          <w:u w:val="single"/>
         </w:rPr>
         <w:hyperlink r:id="rId15" w:history="1">
           <w:r>
             <w:rPr>
               <w:rStyle w:val="Hyperlink"/>
             </w:rPr>
-            <w:t>o</w:t>
+            <w:t>c</w:t>
           </w:r>
         </w:hyperlink>
       </w:r>
@@ -3449,8 +3426,20 @@
           <w:i/>
           <w:color w:val="0000FF"/>
           <w:sz w:val="24"/>
-        </w:rPr>
-        <w:t xml:space="preserve">f </w:t>
+          <w:u w:val="single"/>
+        </w:rPr>
+        <w:t>e</w:t>
+      </w:r>
+      <w:r>
+        <w:rPr>
+          <w:rFonts w:ascii="Charis SIL Italic" w:hAnsi="Charis SIL Italic" w:eastAsia="Charis SIL Italic"/>
+          <w:b w:val="0"/>
+          <w:i/>
+          <w:color w:val="0000FF"/>
+          <w:sz w:val="24"/>
+          <w:u w:val="single"/>
+        </w:rPr>
+        <w:t xml:space="preserve"> </w:t>
       </w:r>
       <w:r>
         <w:rPr>
@@ -3466,7 +3455,7 @@
             <w:rPr>
               <w:rStyle w:val="Hyperlink"/>
             </w:rPr>
-            <w:t>cultural</w:t>
+            <w:t xml:space="preserve">of </w:t>
           </w:r>
         </w:hyperlink>
       </w:r>
@@ -3477,85 +3466,8 @@
           <w:i/>
           <w:color w:val="0000FF"/>
           <w:sz w:val="24"/>
-          <w:u w:val="single"/>
-        </w:rPr>
-        <w:t xml:space="preserve"> </w:t>
-      </w:r>
-      <w:r>
-        <w:rPr>
-          <w:rFonts w:ascii="Charis SIL Italic" w:hAnsi="Charis SIL Italic" w:eastAsia="Charis SIL Italic"/>
-          <w:b w:val="0"/>
-          <w:i/>
-          <w:color w:val="0000FF"/>
-          <w:sz w:val="24"/>
-          <w:u w:val="single"/>
-        </w:rPr>
-        <w:hyperlink r:id="rId15" w:history="1">
-          <w:r>
-            <w:rPr>
-              <w:rStyle w:val="Hyperlink"/>
-            </w:rPr>
-            <w:t>objects</w:t>
-          </w:r>
-        </w:hyperlink>
-      </w:r>
-      <w:r>
-        <w:rPr>
-          <w:rFonts w:ascii="Charis SIL Italic" w:hAnsi="Charis SIL Italic" w:eastAsia="Charis SIL Italic"/>
-          <w:b w:val="0"/>
-          <w:i/>
-          <w:color w:val="0000FF"/>
-          <w:sz w:val="24"/>
-          <w:u w:val="single"/>
-        </w:rPr>
-        <w:t xml:space="preserve"> </w:t>
-      </w:r>
-      <w:r>
-        <w:rPr>
-          <w:rFonts w:ascii="Charis SIL Italic" w:hAnsi="Charis SIL Italic" w:eastAsia="Charis SIL Italic"/>
-          <w:b w:val="0"/>
-          <w:i/>
-          <w:color w:val="0000FF"/>
-          <w:sz w:val="24"/>
-          <w:u w:val="single"/>
-        </w:rPr>
-        <w:hyperlink r:id="rId15" w:history="1">
-          <w:r>
-            <w:rPr>
-              <w:rStyle w:val="Hyperlink"/>
-            </w:rPr>
-            <w:t>and</w:t>
-          </w:r>
-        </w:hyperlink>
-      </w:r>
-      <w:r>
-        <w:rPr>
-          <w:rFonts w:ascii="Charis SIL Italic" w:hAnsi="Charis SIL Italic" w:eastAsia="Charis SIL Italic"/>
-          <w:b w:val="0"/>
-          <w:i/>
-          <w:color w:val="0000FF"/>
-          <w:sz w:val="24"/>
-          <w:u w:val="single"/>
-        </w:rPr>
-        <w:t xml:space="preserve"> </w:t>
-      </w:r>
-      <w:r>
-        <w:rPr>
-          <w:rFonts w:ascii="Charis SIL Italic" w:hAnsi="Charis SIL Italic" w:eastAsia="Charis SIL Italic"/>
-          <w:b w:val="0"/>
-          <w:i/>
-          <w:color w:val="0000FF"/>
-          <w:sz w:val="24"/>
-          <w:u w:val="single"/>
-        </w:rPr>
-        <w:hyperlink r:id="rId15" w:history="1">
-          <w:r>
-            <w:rPr>
-              <w:rStyle w:val="Hyperlink"/>
-            </w:rPr>
-            <w:t>collections</w:t>
-          </w:r>
-        </w:hyperlink>
+        </w:rPr>
+        <w:t>cultural objects and collections</w:t>
       </w:r>
       <w:r>
         <w:rPr>

--- a/EXPORTS/DOCX/published/niveau1/English/DoingResearch.docx
+++ b/EXPORTS/DOCX/published/niveau1/English/DoingResearch.docx
@@ -465,72 +465,7 @@
           <w:sz w:val="24"/>
           <w:u w:val="single"/>
         </w:rPr>
-        <w:hyperlink r:id="rId9" w:history="1">
-          <w:r>
-            <w:rPr>
-              <w:rStyle w:val="Hyperlink"/>
-            </w:rPr>
-            <w:t>and</w:t>
-          </w:r>
-        </w:hyperlink>
-      </w:r>
-      <w:r>
-        <w:rPr>
-          <w:rFonts w:ascii="Charis SIL Italic" w:hAnsi="Charis SIL Italic" w:eastAsia="Charis SIL Italic"/>
-          <w:b w:val="0"/>
-          <w:i/>
-          <w:color w:val="0000FF"/>
-          <w:sz w:val="24"/>
-          <w:u w:val="single"/>
-        </w:rPr>
-        <w:t xml:space="preserve"> </w:t>
-      </w:r>
-      <w:r>
-        <w:rPr>
-          <w:rFonts w:ascii="Charis SIL Italic" w:hAnsi="Charis SIL Italic" w:eastAsia="Charis SIL Italic"/>
-          <w:b w:val="0"/>
-          <w:i/>
-          <w:color w:val="0000FF"/>
-          <w:sz w:val="24"/>
-          <w:u w:val="single"/>
-        </w:rPr>
-        <w:hyperlink r:id="rId9" w:history="1">
-          <w:r>
-            <w:rPr>
-              <w:rStyle w:val="Hyperlink"/>
-            </w:rPr>
-            <w:t>collections</w:t>
-          </w:r>
-        </w:hyperlink>
-      </w:r>
-      <w:r>
-        <w:rPr>
-          <w:rFonts w:ascii="Charis SIL Italic" w:hAnsi="Charis SIL Italic" w:eastAsia="Charis SIL Italic"/>
-          <w:b w:val="0"/>
-          <w:i/>
-          <w:color w:val="0000FF"/>
-          <w:sz w:val="24"/>
-          <w:u w:val="single"/>
-        </w:rPr>
-        <w:t xml:space="preserve"> </w:t>
-      </w:r>
-      <w:r>
-        <w:rPr>
-          <w:rFonts w:ascii="Charis SIL Italic" w:hAnsi="Charis SIL Italic" w:eastAsia="Charis SIL Italic"/>
-          <w:b w:val="0"/>
-          <w:i/>
-          <w:color w:val="0000FF"/>
-          <w:sz w:val="24"/>
-          <w:u w:val="single"/>
-        </w:rPr>
-        <w:hyperlink r:id="rId9" w:history="1">
-          <w:r>
-            <w:rPr>
-              <w:rStyle w:val="Hyperlink"/>
-            </w:rPr>
-            <w:t>acqui</w:t>
-          </w:r>
-        </w:hyperlink>
+        <w:t>and collections acqui</w:t>
       </w:r>
       <w:r>
         <w:rPr>
@@ -938,7 +873,7 @@
           <w:sz w:val="24"/>
           <w:u w:val="single"/>
         </w:rPr>
-        <w:hyperlink r:id="rId10" w:history="1">
+        <w:hyperlink r:id="rId9" w:history="1">
           <w:r>
             <w:rPr>
               <w:rStyle w:val="Hyperlink"/>
@@ -1019,6 +954,7 @@
           <w:i/>
           <w:color w:val="0000FF"/>
           <w:sz w:val="24"/>
+          <w:u w:val="single"/>
         </w:rPr>
         <w:t>m</w:t>
       </w:r>
@@ -1042,7 +978,7 @@
           <w:sz w:val="24"/>
           <w:u w:val="single"/>
         </w:rPr>
-        <w:hyperlink r:id="rId9" w:history="1">
+        <w:hyperlink r:id="rId10" w:history="1">
           <w:r>
             <w:rPr>
               <w:rStyle w:val="Hyperlink"/>
@@ -1071,7 +1007,7 @@
           <w:sz w:val="24"/>
           <w:u w:val="single"/>
         </w:rPr>
-        <w:hyperlink r:id="rId9" w:history="1">
+        <w:hyperlink r:id="rId10" w:history="1">
           <w:r>
             <w:rPr>
               <w:rStyle w:val="Hyperlink"/>
@@ -1176,7 +1112,7 @@
           <w:sz w:val="24"/>
           <w:u w:val="single"/>
         </w:rPr>
-        <w:hyperlink r:id="rId10" w:history="1">
+        <w:hyperlink r:id="rId9" w:history="1">
           <w:r>
             <w:rPr>
               <w:rStyle w:val="Hyperlink"/>
@@ -1314,39 +1250,13 @@
       </w:r>
       <w:r>
         <w:rPr>
-          <w:u w:val="single" w:color="0000ff"/>
           <w:rFonts w:ascii="Charis SIL Regular" w:hAnsi="Charis SIL Regular" w:eastAsia="Charis SIL Regular"/>
           <w:b w:val="0"/>
           <w:i w:val="0"/>
           <w:color w:val="000000"/>
           <w:sz w:val="24"/>
         </w:rPr>
-        <w:hyperlink r:id="rId10" w:history="1">
-          <w:r>
-            <w:rPr>
-              <w:rStyle w:val="Hyperlink"/>
-            </w:rPr>
-            <w:t>Other rele</w:t>
-          </w:r>
-        </w:hyperlink>
-      </w:r>
-      <w:r>
-        <w:rPr>
-          <w:u w:val="single" w:color="0000ff"/>
-          <w:rFonts w:ascii="Charis SIL Regular" w:hAnsi="Charis SIL Regular" w:eastAsia="Charis SIL Regular"/>
-          <w:b w:val="0"/>
-          <w:i w:val="0"/>
-          <w:color w:val="000000"/>
-          <w:sz w:val="24"/>
-        </w:rPr>
-        <w:hyperlink r:id="rId10" w:history="1">
-          <w:r>
-            <w:rPr>
-              <w:rStyle w:val="Hyperlink"/>
-            </w:rPr>
-            <w:t xml:space="preserve">vant </w:t>
-          </w:r>
-        </w:hyperlink>
+        <w:t xml:space="preserve">Other relevant </w:t>
       </w:r>
       <w:r>
         <w:rPr>
@@ -2585,175 +2495,13 @@
       </w:r>
       <w:r>
         <w:rPr>
-          <w:u w:val="single" w:color="0000ff"/>
           <w:rFonts w:ascii="Charis SIL Regular" w:hAnsi="Charis SIL Regular" w:eastAsia="Charis SIL Regular"/>
           <w:b w:val="0"/>
           <w:i w:val="0"/>
           <w:color w:val="000000"/>
           <w:sz w:val="24"/>
         </w:rPr>
-        <w:hyperlink r:id="rId12" w:history="1">
-          <w:r>
-            <w:rPr>
-              <w:rStyle w:val="Hyperlink"/>
-            </w:rPr>
-            <w:t xml:space="preserve"> (Dut</w:t>
-          </w:r>
-        </w:hyperlink>
-      </w:r>
-      <w:r>
-        <w:rPr>
-          <w:u w:val="single" w:color="0000ff"/>
-          <w:rFonts w:ascii="Charis SIL Regular" w:hAnsi="Charis SIL Regular" w:eastAsia="Charis SIL Regular"/>
-          <w:b w:val="0"/>
-          <w:i w:val="0"/>
-          <w:color w:val="000000"/>
-          <w:sz w:val="24"/>
-        </w:rPr>
-        <w:hyperlink r:id="rId12" w:history="1">
-          <w:r>
-            <w:rPr>
-              <w:rStyle w:val="Hyperlink"/>
-            </w:rPr>
-            <w:t>c</w:t>
-          </w:r>
-        </w:hyperlink>
-      </w:r>
-      <w:r>
-        <w:rPr>
-          <w:u w:val="single" w:color="0000ff"/>
-          <w:rFonts w:ascii="Charis SIL Regular" w:hAnsi="Charis SIL Regular" w:eastAsia="Charis SIL Regular"/>
-          <w:b w:val="0"/>
-          <w:i w:val="0"/>
-          <w:color w:val="000000"/>
-          <w:sz w:val="24"/>
-        </w:rPr>
-        <w:hyperlink r:id="rId12" w:history="1">
-          <w:r>
-            <w:rPr>
-              <w:rStyle w:val="Hyperlink"/>
-            </w:rPr>
-            <w:t>h only) wa</w:t>
-          </w:r>
-        </w:hyperlink>
-      </w:r>
-      <w:r>
-        <w:rPr>
-          <w:u w:val="single" w:color="0000ff"/>
-          <w:rFonts w:ascii="Charis SIL Regular" w:hAnsi="Charis SIL Regular" w:eastAsia="Charis SIL Regular"/>
-          <w:b w:val="0"/>
-          <w:i w:val="0"/>
-          <w:color w:val="000000"/>
-          <w:sz w:val="24"/>
-        </w:rPr>
-        <w:hyperlink r:id="rId12" w:history="1">
-          <w:r>
-            <w:rPr>
-              <w:rStyle w:val="Hyperlink"/>
-            </w:rPr>
-            <w:t>s c</w:t>
-          </w:r>
-        </w:hyperlink>
-      </w:r>
-      <w:r>
-        <w:rPr>
-          <w:u w:val="single" w:color="0000ff"/>
-          <w:rFonts w:ascii="Charis SIL Regular" w:hAnsi="Charis SIL Regular" w:eastAsia="Charis SIL Regular"/>
-          <w:b w:val="0"/>
-          <w:i w:val="0"/>
-          <w:color w:val="000000"/>
-          <w:sz w:val="24"/>
-        </w:rPr>
-        <w:hyperlink r:id="rId12" w:history="1">
-          <w:r>
-            <w:rPr>
-              <w:rStyle w:val="Hyperlink"/>
-            </w:rPr>
-            <w:t>r</w:t>
-          </w:r>
-        </w:hyperlink>
-      </w:r>
-      <w:r>
-        <w:rPr>
-          <w:u w:val="single" w:color="0000ff"/>
-          <w:rFonts w:ascii="Charis SIL Regular" w:hAnsi="Charis SIL Regular" w:eastAsia="Charis SIL Regular"/>
-          <w:b w:val="0"/>
-          <w:i w:val="0"/>
-          <w:color w:val="000000"/>
-          <w:sz w:val="24"/>
-        </w:rPr>
-        <w:hyperlink r:id="rId12" w:history="1">
-          <w:r>
-            <w:rPr>
-              <w:rStyle w:val="Hyperlink"/>
-            </w:rPr>
-            <w:t>eated s</w:t>
-          </w:r>
-        </w:hyperlink>
-      </w:r>
-      <w:r>
-        <w:rPr>
-          <w:rFonts w:ascii="Charis SIL Regular" w:hAnsi="Charis SIL Regular" w:eastAsia="Charis SIL Regular"/>
-          <w:b w:val="0"/>
-          <w:i w:val="0"/>
-          <w:color w:val="000000"/>
-          <w:sz w:val="24"/>
-        </w:rPr>
-        <w:t>pecifically for the National Ar</w:t>
-      </w:r>
-      <w:r>
-        <w:rPr>
-          <w:u w:val="single" w:color="0000ff"/>
-          <w:rFonts w:ascii="Charis SIL Regular" w:hAnsi="Charis SIL Regular" w:eastAsia="Charis SIL Regular"/>
-          <w:b w:val="0"/>
-          <w:i w:val="0"/>
-          <w:color w:val="000000"/>
-          <w:sz w:val="24"/>
-        </w:rPr>
-        <w:hyperlink r:id="rId13" w:history="1">
-          <w:r>
-            <w:rPr>
-              <w:rStyle w:val="Hyperlink"/>
-            </w:rPr>
-            <w:t>chiv</w:t>
-          </w:r>
-        </w:hyperlink>
-      </w:r>
-      <w:r>
-        <w:rPr>
-          <w:u w:val="single" w:color="0000ff"/>
-          <w:rFonts w:ascii="Charis SIL Regular" w:hAnsi="Charis SIL Regular" w:eastAsia="Charis SIL Regular"/>
-          <w:b w:val="0"/>
-          <w:i w:val="0"/>
-          <w:color w:val="000000"/>
-          <w:sz w:val="24"/>
-        </w:rPr>
-        <w:hyperlink r:id="rId13" w:history="1">
-          <w:r>
-            <w:rPr>
-              <w:rStyle w:val="Hyperlink"/>
-            </w:rPr>
-            <w:t>e</w:t>
-          </w:r>
-        </w:hyperlink>
-      </w:r>
-      <w:r>
-        <w:rPr>
-          <w:u w:val="single" w:color="0000ff"/>
-          <w:rFonts w:ascii="Charis SIL Regular" w:hAnsi="Charis SIL Regular" w:eastAsia="Charis SIL Regular"/>
-          <w:b w:val="0"/>
-          <w:i w:val="0"/>
-          <w:color w:val="000000"/>
-          <w:sz w:val="24"/>
-        </w:rPr>
-        <w:hyperlink r:id="rId13" w:history="1">
-          <w:r>
-            <w:rPr>
-              <w:rStyle w:val="Hyperlink"/>
-            </w:rPr>
-            <w:t>s o</w:t>
-          </w:r>
-        </w:hyperlink>
+        <w:t xml:space="preserve"> (Dutch only) was created specifically for the National Archives o</w:t>
       </w:r>
       <w:r>
         <w:rPr>
@@ -3398,7 +3146,7 @@
             <w:rPr>
               <w:rStyle w:val="Hyperlink"/>
             </w:rPr>
-            <w:t>significan</w:t>
+            <w:t>significanc</w:t>
           </w:r>
         </w:hyperlink>
       </w:r>
@@ -3409,13 +3157,36 @@
           <w:i/>
           <w:color w:val="0000FF"/>
           <w:sz w:val="24"/>
+          <w:u w:val="single"/>
+        </w:rPr>
+        <w:t>e</w:t>
+      </w:r>
+      <w:r>
+        <w:rPr>
+          <w:rFonts w:ascii="Charis SIL Italic" w:hAnsi="Charis SIL Italic" w:eastAsia="Charis SIL Italic"/>
+          <w:b w:val="0"/>
+          <w:i/>
+          <w:color w:val="0000FF"/>
+          <w:sz w:val="24"/>
+          <w:u w:val="single"/>
+        </w:rPr>
+        <w:t xml:space="preserve"> </w:t>
+      </w:r>
+      <w:r>
+        <w:rPr>
+          <w:rFonts w:ascii="Charis SIL Italic" w:hAnsi="Charis SIL Italic" w:eastAsia="Charis SIL Italic"/>
+          <w:b w:val="0"/>
+          <w:i/>
+          <w:color w:val="0000FF"/>
+          <w:sz w:val="24"/>
+          <w:u w:val="single"/>
         </w:rPr>
         <w:hyperlink r:id="rId15" w:history="1">
           <w:r>
             <w:rPr>
               <w:rStyle w:val="Hyperlink"/>
             </w:rPr>
-            <w:t>c</w:t>
+            <w:t>o</w:t>
           </w:r>
         </w:hyperlink>
       </w:r>
@@ -3426,20 +3197,8 @@
           <w:i/>
           <w:color w:val="0000FF"/>
           <w:sz w:val="24"/>
-          <w:u w:val="single"/>
-        </w:rPr>
-        <w:t>e</w:t>
-      </w:r>
-      <w:r>
-        <w:rPr>
-          <w:rFonts w:ascii="Charis SIL Italic" w:hAnsi="Charis SIL Italic" w:eastAsia="Charis SIL Italic"/>
-          <w:b w:val="0"/>
-          <w:i/>
-          <w:color w:val="0000FF"/>
-          <w:sz w:val="24"/>
-          <w:u w:val="single"/>
-        </w:rPr>
-        <w:t xml:space="preserve"> </w:t>
+        </w:rPr>
+        <w:t xml:space="preserve">f </w:t>
       </w:r>
       <w:r>
         <w:rPr>
@@ -3455,7 +3214,7 @@
             <w:rPr>
               <w:rStyle w:val="Hyperlink"/>
             </w:rPr>
-            <w:t xml:space="preserve">of </w:t>
+            <w:t>cultural</w:t>
           </w:r>
         </w:hyperlink>
       </w:r>
@@ -3466,8 +3225,85 @@
           <w:i/>
           <w:color w:val="0000FF"/>
           <w:sz w:val="24"/>
-        </w:rPr>
-        <w:t>cultural objects and collections</w:t>
+          <w:u w:val="single"/>
+        </w:rPr>
+        <w:t xml:space="preserve"> </w:t>
+      </w:r>
+      <w:r>
+        <w:rPr>
+          <w:rFonts w:ascii="Charis SIL Italic" w:hAnsi="Charis SIL Italic" w:eastAsia="Charis SIL Italic"/>
+          <w:b w:val="0"/>
+          <w:i/>
+          <w:color w:val="0000FF"/>
+          <w:sz w:val="24"/>
+          <w:u w:val="single"/>
+        </w:rPr>
+        <w:hyperlink r:id="rId15" w:history="1">
+          <w:r>
+            <w:rPr>
+              <w:rStyle w:val="Hyperlink"/>
+            </w:rPr>
+            <w:t>objects</w:t>
+          </w:r>
+        </w:hyperlink>
+      </w:r>
+      <w:r>
+        <w:rPr>
+          <w:rFonts w:ascii="Charis SIL Italic" w:hAnsi="Charis SIL Italic" w:eastAsia="Charis SIL Italic"/>
+          <w:b w:val="0"/>
+          <w:i/>
+          <w:color w:val="0000FF"/>
+          <w:sz w:val="24"/>
+          <w:u w:val="single"/>
+        </w:rPr>
+        <w:t xml:space="preserve"> </w:t>
+      </w:r>
+      <w:r>
+        <w:rPr>
+          <w:rFonts w:ascii="Charis SIL Italic" w:hAnsi="Charis SIL Italic" w:eastAsia="Charis SIL Italic"/>
+          <w:b w:val="0"/>
+          <w:i/>
+          <w:color w:val="0000FF"/>
+          <w:sz w:val="24"/>
+          <w:u w:val="single"/>
+        </w:rPr>
+        <w:hyperlink r:id="rId15" w:history="1">
+          <w:r>
+            <w:rPr>
+              <w:rStyle w:val="Hyperlink"/>
+            </w:rPr>
+            <w:t>and</w:t>
+          </w:r>
+        </w:hyperlink>
+      </w:r>
+      <w:r>
+        <w:rPr>
+          <w:rFonts w:ascii="Charis SIL Italic" w:hAnsi="Charis SIL Italic" w:eastAsia="Charis SIL Italic"/>
+          <w:b w:val="0"/>
+          <w:i/>
+          <w:color w:val="0000FF"/>
+          <w:sz w:val="24"/>
+          <w:u w:val="single"/>
+        </w:rPr>
+        <w:t xml:space="preserve"> </w:t>
+      </w:r>
+      <w:r>
+        <w:rPr>
+          <w:rFonts w:ascii="Charis SIL Italic" w:hAnsi="Charis SIL Italic" w:eastAsia="Charis SIL Italic"/>
+          <w:b w:val="0"/>
+          <w:i/>
+          <w:color w:val="0000FF"/>
+          <w:sz w:val="24"/>
+          <w:u w:val="single"/>
+        </w:rPr>
+        <w:hyperlink r:id="rId15" w:history="1">
+          <w:r>
+            <w:rPr>
+              <w:rStyle w:val="Hyperlink"/>
+            </w:rPr>
+            <w:t>collections</w:t>
+          </w:r>
+        </w:hyperlink>
       </w:r>
       <w:r>
         <w:rPr>

--- a/EXPORTS/DOCX/published/niveau1/English/DoingResearch.docx
+++ b/EXPORTS/DOCX/published/niveau1/English/DoingResearch.docx
@@ -465,7 +465,72 @@
           <w:sz w:val="24"/>
           <w:u w:val="single"/>
         </w:rPr>
-        <w:t>and collections acqui</w:t>
+        <w:hyperlink r:id="rId9" w:history="1">
+          <w:r>
+            <w:rPr>
+              <w:rStyle w:val="Hyperlink"/>
+            </w:rPr>
+            <w:t>and</w:t>
+          </w:r>
+        </w:hyperlink>
+      </w:r>
+      <w:r>
+        <w:rPr>
+          <w:rFonts w:ascii="Charis SIL Italic" w:hAnsi="Charis SIL Italic" w:eastAsia="Charis SIL Italic"/>
+          <w:b w:val="0"/>
+          <w:i/>
+          <w:color w:val="0000FF"/>
+          <w:sz w:val="24"/>
+          <w:u w:val="single"/>
+        </w:rPr>
+        <w:t xml:space="preserve"> </w:t>
+      </w:r>
+      <w:r>
+        <w:rPr>
+          <w:rFonts w:ascii="Charis SIL Italic" w:hAnsi="Charis SIL Italic" w:eastAsia="Charis SIL Italic"/>
+          <w:b w:val="0"/>
+          <w:i/>
+          <w:color w:val="0000FF"/>
+          <w:sz w:val="24"/>
+          <w:u w:val="single"/>
+        </w:rPr>
+        <w:hyperlink r:id="rId9" w:history="1">
+          <w:r>
+            <w:rPr>
+              <w:rStyle w:val="Hyperlink"/>
+            </w:rPr>
+            <w:t>collections</w:t>
+          </w:r>
+        </w:hyperlink>
+      </w:r>
+      <w:r>
+        <w:rPr>
+          <w:rFonts w:ascii="Charis SIL Italic" w:hAnsi="Charis SIL Italic" w:eastAsia="Charis SIL Italic"/>
+          <w:b w:val="0"/>
+          <w:i/>
+          <w:color w:val="0000FF"/>
+          <w:sz w:val="24"/>
+          <w:u w:val="single"/>
+        </w:rPr>
+        <w:t xml:space="preserve"> </w:t>
+      </w:r>
+      <w:r>
+        <w:rPr>
+          <w:rFonts w:ascii="Charis SIL Italic" w:hAnsi="Charis SIL Italic" w:eastAsia="Charis SIL Italic"/>
+          <w:b w:val="0"/>
+          <w:i/>
+          <w:color w:val="0000FF"/>
+          <w:sz w:val="24"/>
+          <w:u w:val="single"/>
+        </w:rPr>
+        <w:hyperlink r:id="rId9" w:history="1">
+          <w:r>
+            <w:rPr>
+              <w:rStyle w:val="Hyperlink"/>
+            </w:rPr>
+            <w:t>acqui</w:t>
+          </w:r>
+        </w:hyperlink>
       </w:r>
       <w:r>
         <w:rPr>
@@ -628,30 +693,58 @@
       </w:r>
       <w:r>
         <w:rPr>
-          <w:u w:val="single" w:color="0000ff"/>
           <w:rFonts w:ascii="Charis SIL Regular" w:hAnsi="Charis SIL Regular" w:eastAsia="Charis SIL Regular"/>
           <w:b w:val="0"/>
           <w:i w:val="0"/>
           <w:color w:val="000000"/>
           <w:sz w:val="24"/>
+        </w:rPr>
+        <w:t xml:space="preserve"> and the publication </w:t>
+      </w:r>
+      <w:r>
+        <w:rPr>
+          <w:rFonts w:ascii="Charis SIL Italic" w:hAnsi="Charis SIL Italic" w:eastAsia="Charis SIL Italic"/>
+          <w:b w:val="0"/>
+          <w:i/>
+          <w:color w:val="0000FF"/>
+          <w:sz w:val="24"/>
+          <w:u w:val="single"/>
         </w:rPr>
         <w:hyperlink r:id="rId9" w:history="1">
           <w:r>
             <w:rPr>
               <w:rStyle w:val="Hyperlink"/>
             </w:rPr>
-            <w:t xml:space="preserve"> and th</w:t>
+            <w:t>Provenan</w:t>
           </w:r>
         </w:hyperlink>
       </w:r>
       <w:r>
         <w:rPr>
-          <w:u w:val="single" w:color="0000ff"/>
-          <w:rFonts w:ascii="Charis SIL Regular" w:hAnsi="Charis SIL Regular" w:eastAsia="Charis SIL Regular"/>
-          <w:b w:val="0"/>
-          <w:i w:val="0"/>
-          <w:color w:val="000000"/>
-          <w:sz w:val="24"/>
+          <w:rFonts w:ascii="Charis SIL Italic" w:hAnsi="Charis SIL Italic" w:eastAsia="Charis SIL Italic"/>
+          <w:b w:val="0"/>
+          <w:i/>
+          <w:color w:val="0000FF"/>
+          <w:sz w:val="24"/>
+          <w:u w:val="single"/>
+        </w:rPr>
+        <w:hyperlink r:id="rId9" w:history="1">
+          <w:r>
+            <w:rPr>
+              <w:rStyle w:val="Hyperlink"/>
+            </w:rPr>
+            <w:t>c</w:t>
+          </w:r>
+        </w:hyperlink>
+      </w:r>
+      <w:r>
+        <w:rPr>
+          <w:rFonts w:ascii="Charis SIL Italic" w:hAnsi="Charis SIL Italic" w:eastAsia="Charis SIL Italic"/>
+          <w:b w:val="0"/>
+          <w:i/>
+          <w:color w:val="0000FF"/>
+          <w:sz w:val="24"/>
+          <w:u w:val="single"/>
         </w:rPr>
         <w:hyperlink r:id="rId9" w:history="1">
           <w:r>
@@ -664,109 +757,95 @@
       </w:r>
       <w:r>
         <w:rPr>
-          <w:u w:val="single" w:color="0000ff"/>
-          <w:rFonts w:ascii="Charis SIL Regular" w:hAnsi="Charis SIL Regular" w:eastAsia="Charis SIL Regular"/>
-          <w:b w:val="0"/>
-          <w:i w:val="0"/>
-          <w:color w:val="000000"/>
-          <w:sz w:val="24"/>
+          <w:rFonts w:ascii="Charis SIL Italic" w:hAnsi="Charis SIL Italic" w:eastAsia="Charis SIL Italic"/>
+          <w:b w:val="0"/>
+          <w:i/>
+          <w:color w:val="0000FF"/>
+          <w:sz w:val="24"/>
+          <w:u w:val="single"/>
+        </w:rPr>
+        <w:t xml:space="preserve"> </w:t>
+      </w:r>
+      <w:r>
+        <w:rPr>
+          <w:rFonts w:ascii="Charis SIL Italic" w:hAnsi="Charis SIL Italic" w:eastAsia="Charis SIL Italic"/>
+          <w:b w:val="0"/>
+          <w:i/>
+          <w:color w:val="0000FF"/>
+          <w:sz w:val="24"/>
+          <w:u w:val="single"/>
+        </w:rPr>
+        <w:hyperlink r:id="rId10" w:history="1">
+          <w:r>
+            <w:rPr>
+              <w:rStyle w:val="Hyperlink"/>
+            </w:rPr>
+            <w:t>r</w:t>
+          </w:r>
+        </w:hyperlink>
+      </w:r>
+      <w:r>
+        <w:rPr>
+          <w:rFonts w:ascii="Charis SIL Italic" w:hAnsi="Charis SIL Italic" w:eastAsia="Charis SIL Italic"/>
+          <w:b w:val="0"/>
+          <w:i/>
+          <w:color w:val="0000FF"/>
+          <w:sz w:val="24"/>
+          <w:u w:val="single"/>
+        </w:rPr>
+        <w:hyperlink r:id="rId10" w:history="1">
+          <w:r>
+            <w:rPr>
+              <w:rStyle w:val="Hyperlink"/>
+            </w:rPr>
+            <w:t>esearch</w:t>
+          </w:r>
+        </w:hyperlink>
+      </w:r>
+      <w:r>
+        <w:rPr>
+          <w:rFonts w:ascii="Charis SIL Italic" w:hAnsi="Charis SIL Italic" w:eastAsia="Charis SIL Italic"/>
+          <w:b w:val="0"/>
+          <w:i/>
+          <w:color w:val="0000FF"/>
+          <w:sz w:val="24"/>
+          <w:u w:val="single"/>
+        </w:rPr>
+        <w:t xml:space="preserve"> </w:t>
+      </w:r>
+      <w:r>
+        <w:rPr>
+          <w:rFonts w:ascii="Charis SIL Italic" w:hAnsi="Charis SIL Italic" w:eastAsia="Charis SIL Italic"/>
+          <w:b w:val="0"/>
+          <w:i/>
+          <w:color w:val="0000FF"/>
+          <w:sz w:val="24"/>
+          <w:u w:val="single"/>
+        </w:rPr>
+        <w:hyperlink r:id="rId10" w:history="1">
+          <w:r>
+            <w:rPr>
+              <w:rStyle w:val="Hyperlink"/>
+            </w:rPr>
+            <w:t xml:space="preserve">into </w:t>
+          </w:r>
+        </w:hyperlink>
+      </w:r>
+      <w:r>
+        <w:rPr>
+          <w:rFonts w:ascii="Charis SIL Italic" w:hAnsi="Charis SIL Italic" w:eastAsia="Charis SIL Italic"/>
+          <w:b w:val="0"/>
+          <w:i/>
+          <w:color w:val="0000FF"/>
+          <w:sz w:val="24"/>
+          <w:u w:val="single"/>
         </w:rPr>
         <w:hyperlink r:id="rId9" w:history="1">
           <w:r>
             <w:rPr>
               <w:rStyle w:val="Hyperlink"/>
             </w:rPr>
-            <w:t xml:space="preserve"> publi</w:t>
-          </w:r>
-        </w:hyperlink>
-      </w:r>
-      <w:r>
-        <w:rPr>
-          <w:u w:val="single" w:color="0000ff"/>
-          <w:rFonts w:ascii="Charis SIL Regular" w:hAnsi="Charis SIL Regular" w:eastAsia="Charis SIL Regular"/>
-          <w:b w:val="0"/>
-          <w:i w:val="0"/>
-          <w:color w:val="000000"/>
-          <w:sz w:val="24"/>
-        </w:rPr>
-        <w:hyperlink r:id="rId9" w:history="1">
-          <w:r>
-            <w:rPr>
-              <w:rStyle w:val="Hyperlink"/>
-            </w:rPr>
-            <w:t>c</w:t>
-          </w:r>
-        </w:hyperlink>
-      </w:r>
-      <w:r>
-        <w:rPr>
-          <w:u w:val="single" w:color="0000ff"/>
-          <w:rFonts w:ascii="Charis SIL Regular" w:hAnsi="Charis SIL Regular" w:eastAsia="Charis SIL Regular"/>
-          <w:b w:val="0"/>
-          <w:i w:val="0"/>
-          <w:color w:val="000000"/>
-          <w:sz w:val="24"/>
-        </w:rPr>
-        <w:hyperlink r:id="rId9" w:history="1">
-          <w:r>
-            <w:rPr>
-              <w:rStyle w:val="Hyperlink"/>
-            </w:rPr>
-            <w:t>atio</w:t>
-          </w:r>
-        </w:hyperlink>
-      </w:r>
-      <w:r>
-        <w:rPr>
-          <w:u w:val="single" w:color="0000ff"/>
-          <w:rFonts w:ascii="Charis SIL Regular" w:hAnsi="Charis SIL Regular" w:eastAsia="Charis SIL Regular"/>
-          <w:b w:val="0"/>
-          <w:i w:val="0"/>
-          <w:color w:val="000000"/>
-          <w:sz w:val="24"/>
-        </w:rPr>
-        <w:hyperlink r:id="rId9" w:history="1">
-          <w:r>
-            <w:rPr>
-              <w:rStyle w:val="Hyperlink"/>
-            </w:rPr>
-            <w:t xml:space="preserve">n </w:t>
-          </w:r>
-        </w:hyperlink>
-      </w:r>
-      <w:r>
-        <w:rPr>
-          <w:rFonts w:ascii="Charis SIL Italic" w:hAnsi="Charis SIL Italic" w:eastAsia="Charis SIL Italic"/>
-          <w:b w:val="0"/>
-          <w:i/>
-          <w:color w:val="0000FF"/>
-          <w:sz w:val="24"/>
-          <w:u w:val="single"/>
-        </w:rPr>
-        <w:hyperlink r:id="rId9" w:history="1">
-          <w:r>
-            <w:rPr>
-              <w:rStyle w:val="Hyperlink"/>
-            </w:rPr>
-            <w:t>Provenan</w:t>
-          </w:r>
-        </w:hyperlink>
-      </w:r>
-      <w:r>
-        <w:rPr>
-          <w:rFonts w:ascii="Charis SIL Italic" w:hAnsi="Charis SIL Italic" w:eastAsia="Charis SIL Italic"/>
-          <w:b w:val="0"/>
-          <w:i/>
-          <w:color w:val="0000FF"/>
-          <w:sz w:val="24"/>
-          <w:u w:val="single"/>
-        </w:rPr>
-        <w:hyperlink r:id="rId9" w:history="1">
-          <w:r>
-            <w:rPr>
-              <w:rStyle w:val="Hyperlink"/>
-            </w:rPr>
-            <w:t>c</w:t>
+            <w:t>coll</w:t>
           </w:r>
         </w:hyperlink>
       </w:r>
@@ -797,118 +876,6 @@
           <w:sz w:val="24"/>
           <w:u w:val="single"/>
         </w:rPr>
-        <w:t xml:space="preserve"> </w:t>
-      </w:r>
-      <w:r>
-        <w:rPr>
-          <w:rFonts w:ascii="Charis SIL Italic" w:hAnsi="Charis SIL Italic" w:eastAsia="Charis SIL Italic"/>
-          <w:b w:val="0"/>
-          <w:i/>
-          <w:color w:val="0000FF"/>
-          <w:sz w:val="24"/>
-          <w:u w:val="single"/>
-        </w:rPr>
-        <w:hyperlink r:id="rId9" w:history="1">
-          <w:r>
-            <w:rPr>
-              <w:rStyle w:val="Hyperlink"/>
-            </w:rPr>
-            <w:t>r</w:t>
-          </w:r>
-        </w:hyperlink>
-      </w:r>
-      <w:r>
-        <w:rPr>
-          <w:rFonts w:ascii="Charis SIL Italic" w:hAnsi="Charis SIL Italic" w:eastAsia="Charis SIL Italic"/>
-          <w:b w:val="0"/>
-          <w:i/>
-          <w:color w:val="0000FF"/>
-          <w:sz w:val="24"/>
-          <w:u w:val="single"/>
-        </w:rPr>
-        <w:hyperlink r:id="rId9" w:history="1">
-          <w:r>
-            <w:rPr>
-              <w:rStyle w:val="Hyperlink"/>
-            </w:rPr>
-            <w:t>esearch</w:t>
-          </w:r>
-        </w:hyperlink>
-      </w:r>
-      <w:r>
-        <w:rPr>
-          <w:rFonts w:ascii="Charis SIL Italic" w:hAnsi="Charis SIL Italic" w:eastAsia="Charis SIL Italic"/>
-          <w:b w:val="0"/>
-          <w:i/>
-          <w:color w:val="0000FF"/>
-          <w:sz w:val="24"/>
-          <w:u w:val="single"/>
-        </w:rPr>
-        <w:t xml:space="preserve"> </w:t>
-      </w:r>
-      <w:r>
-        <w:rPr>
-          <w:rFonts w:ascii="Charis SIL Italic" w:hAnsi="Charis SIL Italic" w:eastAsia="Charis SIL Italic"/>
-          <w:b w:val="0"/>
-          <w:i/>
-          <w:color w:val="0000FF"/>
-          <w:sz w:val="24"/>
-          <w:u w:val="single"/>
-        </w:rPr>
-        <w:hyperlink r:id="rId9" w:history="1">
-          <w:r>
-            <w:rPr>
-              <w:rStyle w:val="Hyperlink"/>
-            </w:rPr>
-            <w:t xml:space="preserve">into </w:t>
-          </w:r>
-        </w:hyperlink>
-      </w:r>
-      <w:r>
-        <w:rPr>
-          <w:rFonts w:ascii="Charis SIL Italic" w:hAnsi="Charis SIL Italic" w:eastAsia="Charis SIL Italic"/>
-          <w:b w:val="0"/>
-          <w:i/>
-          <w:color w:val="0000FF"/>
-          <w:sz w:val="24"/>
-          <w:u w:val="single"/>
-        </w:rPr>
-        <w:hyperlink r:id="rId9" w:history="1">
-          <w:r>
-            <w:rPr>
-              <w:rStyle w:val="Hyperlink"/>
-            </w:rPr>
-            <w:t>coll</w:t>
-          </w:r>
-        </w:hyperlink>
-      </w:r>
-      <w:r>
-        <w:rPr>
-          <w:rFonts w:ascii="Charis SIL Italic" w:hAnsi="Charis SIL Italic" w:eastAsia="Charis SIL Italic"/>
-          <w:b w:val="0"/>
-          <w:i/>
-          <w:color w:val="0000FF"/>
-          <w:sz w:val="24"/>
-          <w:u w:val="single"/>
-        </w:rPr>
-        <w:hyperlink r:id="rId9" w:history="1">
-          <w:r>
-            <w:rPr>
-              <w:rStyle w:val="Hyperlink"/>
-            </w:rPr>
-            <w:t>e</w:t>
-          </w:r>
-        </w:hyperlink>
-      </w:r>
-      <w:r>
-        <w:rPr>
-          <w:rFonts w:ascii="Charis SIL Italic" w:hAnsi="Charis SIL Italic" w:eastAsia="Charis SIL Italic"/>
-          <w:b w:val="0"/>
-          <w:i/>
-          <w:color w:val="0000FF"/>
-          <w:sz w:val="24"/>
-          <w:u w:val="single"/>
-        </w:rPr>
         <w:hyperlink r:id="rId9" w:history="1">
           <w:r>
             <w:rPr>
@@ -954,7 +921,6 @@
           <w:i/>
           <w:color w:val="0000FF"/>
           <w:sz w:val="24"/>
-          <w:u w:val="single"/>
         </w:rPr>
         <w:t>m</w:t>
       </w:r>
@@ -978,7 +944,7 @@
           <w:sz w:val="24"/>
           <w:u w:val="single"/>
         </w:rPr>
-        <w:hyperlink r:id="rId10" w:history="1">
+        <w:hyperlink r:id="rId9" w:history="1">
           <w:r>
             <w:rPr>
               <w:rStyle w:val="Hyperlink"/>
@@ -1007,7 +973,7 @@
           <w:sz w:val="24"/>
           <w:u w:val="single"/>
         </w:rPr>
-        <w:hyperlink r:id="rId10" w:history="1">
+        <w:hyperlink r:id="rId9" w:history="1">
           <w:r>
             <w:rPr>
               <w:rStyle w:val="Hyperlink"/>
@@ -1112,7 +1078,7 @@
           <w:sz w:val="24"/>
           <w:u w:val="single"/>
         </w:rPr>
-        <w:hyperlink r:id="rId9" w:history="1">
+        <w:hyperlink r:id="rId10" w:history="1">
           <w:r>
             <w:rPr>
               <w:rStyle w:val="Hyperlink"/>
@@ -1123,6 +1089,16 @@
       </w:r>
       <w:r>
         <w:rPr>
+          <w:rFonts w:ascii="Charis SIL Regular" w:hAnsi="Charis SIL Regular" w:eastAsia="Charis SIL Regular"/>
+          <w:b w:val="0"/>
+          <w:i w:val="0"/>
+          <w:color w:val="000000"/>
+          <w:sz w:val="24"/>
+        </w:rPr>
+        <w:t xml:space="preserve"> by the Cultural Herita</w:t>
+      </w:r>
+      <w:r>
+        <w:rPr>
           <w:u w:val="single" w:color="0000ff"/>
           <w:rFonts w:ascii="Charis SIL Regular" w:hAnsi="Charis SIL Regular" w:eastAsia="Charis SIL Regular"/>
           <w:b w:val="0"/>
@@ -1130,78 +1106,7 @@
           <w:color w:val="000000"/>
           <w:sz w:val="24"/>
         </w:rPr>
-        <w:hyperlink r:id="rId9" w:history="1">
-          <w:r>
-            <w:rPr>
-              <w:rStyle w:val="Hyperlink"/>
-            </w:rPr>
-            <w:t xml:space="preserve"> b</w:t>
-          </w:r>
-        </w:hyperlink>
-      </w:r>
-      <w:r>
-        <w:rPr>
-          <w:rFonts w:ascii="Charis SIL Regular" w:hAnsi="Charis SIL Regular" w:eastAsia="Charis SIL Regular"/>
-          <w:b w:val="0"/>
-          <w:i w:val="0"/>
-          <w:color w:val="000000"/>
-          <w:sz w:val="24"/>
-        </w:rPr>
-        <w:t>y the Cultural Herita</w:t>
-      </w:r>
-      <w:r>
-        <w:rPr>
-          <w:u w:val="single" w:color="0000ff"/>
-          <w:rFonts w:ascii="Charis SIL Regular" w:hAnsi="Charis SIL Regular" w:eastAsia="Charis SIL Regular"/>
-          <w:b w:val="0"/>
-          <w:i w:val="0"/>
-          <w:color w:val="000000"/>
-          <w:sz w:val="24"/>
-        </w:rPr>
-        <w:hyperlink r:id="rId10" w:history="1">
-          <w:r>
-            <w:rPr>
-              <w:rStyle w:val="Hyperlink"/>
-            </w:rPr>
-            <w:t xml:space="preserve">ge Agency </w:t>
-          </w:r>
-        </w:hyperlink>
-      </w:r>
-      <w:r>
-        <w:rPr>
-          <w:u w:val="single" w:color="0000ff"/>
-          <w:rFonts w:ascii="Charis SIL Regular" w:hAnsi="Charis SIL Regular" w:eastAsia="Charis SIL Regular"/>
-          <w:b w:val="0"/>
-          <w:i w:val="0"/>
-          <w:color w:val="000000"/>
-          <w:sz w:val="24"/>
-        </w:rPr>
-        <w:hyperlink r:id="rId10" w:history="1">
-          <w:r>
-            <w:rPr>
-              <w:rStyle w:val="Hyperlink"/>
-            </w:rPr>
-            <w:t>o</w:t>
-          </w:r>
-        </w:hyperlink>
-      </w:r>
-      <w:r>
-        <w:rPr>
-          <w:u w:val="single" w:color="0000ff"/>
-          <w:rFonts w:ascii="Charis SIL Regular" w:hAnsi="Charis SIL Regular" w:eastAsia="Charis SIL Regular"/>
-          <w:b w:val="0"/>
-          <w:i w:val="0"/>
-          <w:color w:val="000000"/>
-          <w:sz w:val="24"/>
-        </w:rPr>
-        <w:hyperlink r:id="rId10" w:history="1">
-          <w:r>
-            <w:rPr>
-              <w:rStyle w:val="Hyperlink"/>
-            </w:rPr>
-            <w:t>f the Ne</w:t>
-          </w:r>
-        </w:hyperlink>
+        <w:t>ge Agency of the Ne</w:t>
       </w:r>
       <w:r>
         <w:rPr>
@@ -1250,13 +1155,39 @@
       </w:r>
       <w:r>
         <w:rPr>
+          <w:u w:val="single" w:color="0000ff"/>
           <w:rFonts w:ascii="Charis SIL Regular" w:hAnsi="Charis SIL Regular" w:eastAsia="Charis SIL Regular"/>
           <w:b w:val="0"/>
           <w:i w:val="0"/>
           <w:color w:val="000000"/>
           <w:sz w:val="24"/>
         </w:rPr>
-        <w:t xml:space="preserve">Other relevant </w:t>
+        <w:hyperlink r:id="rId10" w:history="1">
+          <w:r>
+            <w:rPr>
+              <w:rStyle w:val="Hyperlink"/>
+            </w:rPr>
+            <w:t>Other rele</w:t>
+          </w:r>
+        </w:hyperlink>
+      </w:r>
+      <w:r>
+        <w:rPr>
+          <w:u w:val="single" w:color="0000ff"/>
+          <w:rFonts w:ascii="Charis SIL Regular" w:hAnsi="Charis SIL Regular" w:eastAsia="Charis SIL Regular"/>
+          <w:b w:val="0"/>
+          <w:i w:val="0"/>
+          <w:color w:val="000000"/>
+          <w:sz w:val="24"/>
+        </w:rPr>
+        <w:hyperlink r:id="rId10" w:history="1">
+          <w:r>
+            <w:rPr>
+              <w:rStyle w:val="Hyperlink"/>
+            </w:rPr>
+            <w:t xml:space="preserve">vant </w:t>
+          </w:r>
+        </w:hyperlink>
       </w:r>
       <w:r>
         <w:rPr>
@@ -2484,7 +2415,7 @@
           <w:sz w:val="24"/>
           <w:u w:val="single"/>
         </w:rPr>
-        <w:hyperlink r:id="rId12" w:history="1">
+        <w:hyperlink r:id="rId13" w:history="1">
           <w:r>
             <w:rPr>
               <w:rStyle w:val="Hyperlink"/>
@@ -2501,54 +2432,7 @@
           <w:color w:val="000000"/>
           <w:sz w:val="24"/>
         </w:rPr>
-        <w:t xml:space="preserve"> (Dutch only) was created specifically for the National Archives o</w:t>
-      </w:r>
-      <w:r>
-        <w:rPr>
-          <w:u w:val="single" w:color="0000ff"/>
-          <w:rFonts w:ascii="Charis SIL Regular" w:hAnsi="Charis SIL Regular" w:eastAsia="Charis SIL Regular"/>
-          <w:b w:val="0"/>
-          <w:i w:val="0"/>
-          <w:color w:val="000000"/>
-          <w:sz w:val="24"/>
-        </w:rPr>
-        <w:hyperlink r:id="rId13" w:history="1">
-          <w:r>
-            <w:rPr>
-              <w:rStyle w:val="Hyperlink"/>
-            </w:rPr>
-            <w:t>f</w:t>
-          </w:r>
-        </w:hyperlink>
-      </w:r>
-      <w:r>
-        <w:rPr>
-          <w:u w:val="single" w:color="0000ff"/>
-          <w:rFonts w:ascii="Charis SIL Regular" w:hAnsi="Charis SIL Regular" w:eastAsia="Charis SIL Regular"/>
-          <w:b w:val="0"/>
-          <w:i w:val="0"/>
-          <w:color w:val="000000"/>
-          <w:sz w:val="24"/>
-        </w:rPr>
-        <w:t xml:space="preserve"> </w:t>
-      </w:r>
-      <w:r>
-        <w:rPr>
-          <w:u w:val="single" w:color="0000ff"/>
-          <w:rFonts w:ascii="Charis SIL Regular" w:hAnsi="Charis SIL Regular" w:eastAsia="Charis SIL Regular"/>
-          <w:b w:val="0"/>
-          <w:i w:val="0"/>
-          <w:color w:val="000000"/>
-          <w:sz w:val="24"/>
-        </w:rPr>
-        <w:hyperlink r:id="rId13" w:history="1">
-          <w:r>
-            <w:rPr>
-              <w:rStyle w:val="Hyperlink"/>
-            </w:rPr>
-            <w:t>the Neth</w:t>
-          </w:r>
-        </w:hyperlink>
+        <w:t xml:space="preserve"> (Dutch only) was created specifically for the National Archives of the Neth</w:t>
       </w:r>
       <w:r>
         <w:rPr>

--- a/EXPORTS/DOCX/published/niveau1/English/DoingResearch.docx
+++ b/EXPORTS/DOCX/published/niveau1/English/DoingResearch.docx
@@ -775,7 +775,7 @@
           <w:sz w:val="24"/>
           <w:u w:val="single"/>
         </w:rPr>
-        <w:hyperlink r:id="rId10" w:history="1">
+        <w:hyperlink r:id="rId9" w:history="1">
           <w:r>
             <w:rPr>
               <w:rStyle w:val="Hyperlink"/>
@@ -793,7 +793,7 @@
           <w:sz w:val="24"/>
           <w:u w:val="single"/>
         </w:rPr>
-        <w:hyperlink r:id="rId10" w:history="1">
+        <w:hyperlink r:id="rId9" w:history="1">
           <w:r>
             <w:rPr>
               <w:rStyle w:val="Hyperlink"/>
@@ -840,7 +840,7 @@
           <w:sz w:val="24"/>
           <w:u w:val="single"/>
         </w:rPr>
-        <w:hyperlink r:id="rId9" w:history="1">
+        <w:hyperlink r:id="rId10" w:history="1">
           <w:r>
             <w:rPr>
               <w:rStyle w:val="Hyperlink"/>
@@ -1089,13 +1089,31 @@
       </w:r>
       <w:r>
         <w:rPr>
+          <w:u w:val="single" w:color="0000ff"/>
           <w:rFonts w:ascii="Charis SIL Regular" w:hAnsi="Charis SIL Regular" w:eastAsia="Charis SIL Regular"/>
           <w:b w:val="0"/>
           <w:i w:val="0"/>
           <w:color w:val="000000"/>
           <w:sz w:val="24"/>
         </w:rPr>
-        <w:t xml:space="preserve"> by the Cultural Herita</w:t>
+        <w:hyperlink r:id="rId9" w:history="1">
+          <w:r>
+            <w:rPr>
+              <w:rStyle w:val="Hyperlink"/>
+            </w:rPr>
+            <w:t xml:space="preserve"> b</w:t>
+          </w:r>
+        </w:hyperlink>
+      </w:r>
+      <w:r>
+        <w:rPr>
+          <w:rFonts w:ascii="Charis SIL Regular" w:hAnsi="Charis SIL Regular" w:eastAsia="Charis SIL Regular"/>
+          <w:b w:val="0"/>
+          <w:i w:val="0"/>
+          <w:color w:val="000000"/>
+          <w:sz w:val="24"/>
+        </w:rPr>
+        <w:t>y the Cultural Herita</w:t>
       </w:r>
       <w:r>
         <w:rPr>
@@ -1106,7 +1124,50 @@
           <w:color w:val="000000"/>
           <w:sz w:val="24"/>
         </w:rPr>
-        <w:t>ge Agency of the Ne</w:t>
+        <w:hyperlink r:id="rId10" w:history="1">
+          <w:r>
+            <w:rPr>
+              <w:rStyle w:val="Hyperlink"/>
+            </w:rPr>
+            <w:t xml:space="preserve">ge Agency </w:t>
+          </w:r>
+        </w:hyperlink>
+      </w:r>
+      <w:r>
+        <w:rPr>
+          <w:u w:val="single" w:color="0000ff"/>
+          <w:rFonts w:ascii="Charis SIL Regular" w:hAnsi="Charis SIL Regular" w:eastAsia="Charis SIL Regular"/>
+          <w:b w:val="0"/>
+          <w:i w:val="0"/>
+          <w:color w:val="000000"/>
+          <w:sz w:val="24"/>
+        </w:rPr>
+        <w:hyperlink r:id="rId10" w:history="1">
+          <w:r>
+            <w:rPr>
+              <w:rStyle w:val="Hyperlink"/>
+            </w:rPr>
+            <w:t>o</w:t>
+          </w:r>
+        </w:hyperlink>
+      </w:r>
+      <w:r>
+        <w:rPr>
+          <w:u w:val="single" w:color="0000ff"/>
+          <w:rFonts w:ascii="Charis SIL Regular" w:hAnsi="Charis SIL Regular" w:eastAsia="Charis SIL Regular"/>
+          <w:b w:val="0"/>
+          <w:i w:val="0"/>
+          <w:color w:val="000000"/>
+          <w:sz w:val="24"/>
+        </w:rPr>
+        <w:hyperlink r:id="rId10" w:history="1">
+          <w:r>
+            <w:rPr>
+              <w:rStyle w:val="Hyperlink"/>
+            </w:rPr>
+            <w:t>f the Ne</w:t>
+          </w:r>
+        </w:hyperlink>
       </w:r>
       <w:r>
         <w:rPr>
@@ -2426,13 +2487,222 @@
       </w:r>
       <w:r>
         <w:rPr>
+          <w:u w:val="single" w:color="0000ff"/>
           <w:rFonts w:ascii="Charis SIL Regular" w:hAnsi="Charis SIL Regular" w:eastAsia="Charis SIL Regular"/>
           <w:b w:val="0"/>
           <w:i w:val="0"/>
           <w:color w:val="000000"/>
           <w:sz w:val="24"/>
         </w:rPr>
-        <w:t xml:space="preserve"> (Dutch only) was created specifically for the National Archives of the Neth</w:t>
+        <w:hyperlink r:id="rId12" w:history="1">
+          <w:r>
+            <w:rPr>
+              <w:rStyle w:val="Hyperlink"/>
+            </w:rPr>
+            <w:t xml:space="preserve"> (Dut</w:t>
+          </w:r>
+        </w:hyperlink>
+      </w:r>
+      <w:r>
+        <w:rPr>
+          <w:u w:val="single" w:color="0000ff"/>
+          <w:rFonts w:ascii="Charis SIL Regular" w:hAnsi="Charis SIL Regular" w:eastAsia="Charis SIL Regular"/>
+          <w:b w:val="0"/>
+          <w:i w:val="0"/>
+          <w:color w:val="000000"/>
+          <w:sz w:val="24"/>
+        </w:rPr>
+        <w:hyperlink r:id="rId12" w:history="1">
+          <w:r>
+            <w:rPr>
+              <w:rStyle w:val="Hyperlink"/>
+            </w:rPr>
+            <w:t>c</w:t>
+          </w:r>
+        </w:hyperlink>
+      </w:r>
+      <w:r>
+        <w:rPr>
+          <w:u w:val="single" w:color="0000ff"/>
+          <w:rFonts w:ascii="Charis SIL Regular" w:hAnsi="Charis SIL Regular" w:eastAsia="Charis SIL Regular"/>
+          <w:b w:val="0"/>
+          <w:i w:val="0"/>
+          <w:color w:val="000000"/>
+          <w:sz w:val="24"/>
+        </w:rPr>
+        <w:hyperlink r:id="rId12" w:history="1">
+          <w:r>
+            <w:rPr>
+              <w:rStyle w:val="Hyperlink"/>
+            </w:rPr>
+            <w:t>h only) wa</w:t>
+          </w:r>
+        </w:hyperlink>
+      </w:r>
+      <w:r>
+        <w:rPr>
+          <w:u w:val="single" w:color="0000ff"/>
+          <w:rFonts w:ascii="Charis SIL Regular" w:hAnsi="Charis SIL Regular" w:eastAsia="Charis SIL Regular"/>
+          <w:b w:val="0"/>
+          <w:i w:val="0"/>
+          <w:color w:val="000000"/>
+          <w:sz w:val="24"/>
+        </w:rPr>
+        <w:hyperlink r:id="rId12" w:history="1">
+          <w:r>
+            <w:rPr>
+              <w:rStyle w:val="Hyperlink"/>
+            </w:rPr>
+            <w:t>s c</w:t>
+          </w:r>
+        </w:hyperlink>
+      </w:r>
+      <w:r>
+        <w:rPr>
+          <w:u w:val="single" w:color="0000ff"/>
+          <w:rFonts w:ascii="Charis SIL Regular" w:hAnsi="Charis SIL Regular" w:eastAsia="Charis SIL Regular"/>
+          <w:b w:val="0"/>
+          <w:i w:val="0"/>
+          <w:color w:val="000000"/>
+          <w:sz w:val="24"/>
+        </w:rPr>
+        <w:hyperlink r:id="rId12" w:history="1">
+          <w:r>
+            <w:rPr>
+              <w:rStyle w:val="Hyperlink"/>
+            </w:rPr>
+            <w:t>r</w:t>
+          </w:r>
+        </w:hyperlink>
+      </w:r>
+      <w:r>
+        <w:rPr>
+          <w:u w:val="single" w:color="0000ff"/>
+          <w:rFonts w:ascii="Charis SIL Regular" w:hAnsi="Charis SIL Regular" w:eastAsia="Charis SIL Regular"/>
+          <w:b w:val="0"/>
+          <w:i w:val="0"/>
+          <w:color w:val="000000"/>
+          <w:sz w:val="24"/>
+        </w:rPr>
+        <w:hyperlink r:id="rId12" w:history="1">
+          <w:r>
+            <w:rPr>
+              <w:rStyle w:val="Hyperlink"/>
+            </w:rPr>
+            <w:t>eated s</w:t>
+          </w:r>
+        </w:hyperlink>
+      </w:r>
+      <w:r>
+        <w:rPr>
+          <w:rFonts w:ascii="Charis SIL Regular" w:hAnsi="Charis SIL Regular" w:eastAsia="Charis SIL Regular"/>
+          <w:b w:val="0"/>
+          <w:i w:val="0"/>
+          <w:color w:val="000000"/>
+          <w:sz w:val="24"/>
+        </w:rPr>
+        <w:t>pecifically for the National Ar</w:t>
+      </w:r>
+      <w:r>
+        <w:rPr>
+          <w:u w:val="single" w:color="0000ff"/>
+          <w:rFonts w:ascii="Charis SIL Regular" w:hAnsi="Charis SIL Regular" w:eastAsia="Charis SIL Regular"/>
+          <w:b w:val="0"/>
+          <w:i w:val="0"/>
+          <w:color w:val="000000"/>
+          <w:sz w:val="24"/>
+        </w:rPr>
+        <w:hyperlink r:id="rId13" w:history="1">
+          <w:r>
+            <w:rPr>
+              <w:rStyle w:val="Hyperlink"/>
+            </w:rPr>
+            <w:t>chiv</w:t>
+          </w:r>
+        </w:hyperlink>
+      </w:r>
+      <w:r>
+        <w:rPr>
+          <w:u w:val="single" w:color="0000ff"/>
+          <w:rFonts w:ascii="Charis SIL Regular" w:hAnsi="Charis SIL Regular" w:eastAsia="Charis SIL Regular"/>
+          <w:b w:val="0"/>
+          <w:i w:val="0"/>
+          <w:color w:val="000000"/>
+          <w:sz w:val="24"/>
+        </w:rPr>
+        <w:hyperlink r:id="rId13" w:history="1">
+          <w:r>
+            <w:rPr>
+              <w:rStyle w:val="Hyperlink"/>
+            </w:rPr>
+            <w:t>e</w:t>
+          </w:r>
+        </w:hyperlink>
+      </w:r>
+      <w:r>
+        <w:rPr>
+          <w:u w:val="single" w:color="0000ff"/>
+          <w:rFonts w:ascii="Charis SIL Regular" w:hAnsi="Charis SIL Regular" w:eastAsia="Charis SIL Regular"/>
+          <w:b w:val="0"/>
+          <w:i w:val="0"/>
+          <w:color w:val="000000"/>
+          <w:sz w:val="24"/>
+        </w:rPr>
+        <w:hyperlink r:id="rId13" w:history="1">
+          <w:r>
+            <w:rPr>
+              <w:rStyle w:val="Hyperlink"/>
+            </w:rPr>
+            <w:t>s o</w:t>
+          </w:r>
+        </w:hyperlink>
+      </w:r>
+      <w:r>
+        <w:rPr>
+          <w:u w:val="single" w:color="0000ff"/>
+          <w:rFonts w:ascii="Charis SIL Regular" w:hAnsi="Charis SIL Regular" w:eastAsia="Charis SIL Regular"/>
+          <w:b w:val="0"/>
+          <w:i w:val="0"/>
+          <w:color w:val="000000"/>
+          <w:sz w:val="24"/>
+        </w:rPr>
+        <w:hyperlink r:id="rId13" w:history="1">
+          <w:r>
+            <w:rPr>
+              <w:rStyle w:val="Hyperlink"/>
+            </w:rPr>
+            <w:t>f</w:t>
+          </w:r>
+        </w:hyperlink>
+      </w:r>
+      <w:r>
+        <w:rPr>
+          <w:u w:val="single" w:color="0000ff"/>
+          <w:rFonts w:ascii="Charis SIL Regular" w:hAnsi="Charis SIL Regular" w:eastAsia="Charis SIL Regular"/>
+          <w:b w:val="0"/>
+          <w:i w:val="0"/>
+          <w:color w:val="000000"/>
+          <w:sz w:val="24"/>
+        </w:rPr>
+        <w:t xml:space="preserve"> </w:t>
+      </w:r>
+      <w:r>
+        <w:rPr>
+          <w:u w:val="single" w:color="0000ff"/>
+          <w:rFonts w:ascii="Charis SIL Regular" w:hAnsi="Charis SIL Regular" w:eastAsia="Charis SIL Regular"/>
+          <w:b w:val="0"/>
+          <w:i w:val="0"/>
+          <w:color w:val="000000"/>
+          <w:sz w:val="24"/>
+        </w:rPr>
+        <w:hyperlink r:id="rId13" w:history="1">
+          <w:r>
+            <w:rPr>
+              <w:rStyle w:val="Hyperlink"/>
+            </w:rPr>
+            <w:t>the Neth</w:t>
+          </w:r>
+        </w:hyperlink>
       </w:r>
       <w:r>
         <w:rPr>
@@ -3030,7 +3300,7 @@
             <w:rPr>
               <w:rStyle w:val="Hyperlink"/>
             </w:rPr>
-            <w:t>significanc</w:t>
+            <w:t>significan</w:t>
           </w:r>
         </w:hyperlink>
       </w:r>
@@ -3041,36 +3311,13 @@
           <w:i/>
           <w:color w:val="0000FF"/>
           <w:sz w:val="24"/>
-          <w:u w:val="single"/>
-        </w:rPr>
-        <w:t>e</w:t>
-      </w:r>
-      <w:r>
-        <w:rPr>
-          <w:rFonts w:ascii="Charis SIL Italic" w:hAnsi="Charis SIL Italic" w:eastAsia="Charis SIL Italic"/>
-          <w:b w:val="0"/>
-          <w:i/>
-          <w:color w:val="0000FF"/>
-          <w:sz w:val="24"/>
-          <w:u w:val="single"/>
-        </w:rPr>
-        <w:t xml:space="preserve"> </w:t>
-      </w:r>
-      <w:r>
-        <w:rPr>
-          <w:rFonts w:ascii="Charis SIL Italic" w:hAnsi="Charis SIL Italic" w:eastAsia="Charis SIL Italic"/>
-          <w:b w:val="0"/>
-          <w:i/>
-          <w:color w:val="0000FF"/>
-          <w:sz w:val="24"/>
-          <w:u w:val="single"/>
         </w:rPr>
         <w:hyperlink r:id="rId15" w:history="1">
           <w:r>
             <w:rPr>
               <w:rStyle w:val="Hyperlink"/>
             </w:rPr>
-            <w:t>o</w:t>
+            <w:t>c</w:t>
           </w:r>
         </w:hyperlink>
       </w:r>
@@ -3081,8 +3328,20 @@
           <w:i/>
           <w:color w:val="0000FF"/>
           <w:sz w:val="24"/>
-        </w:rPr>
-        <w:t xml:space="preserve">f </w:t>
+          <w:u w:val="single"/>
+        </w:rPr>
+        <w:t>e</w:t>
+      </w:r>
+      <w:r>
+        <w:rPr>
+          <w:rFonts w:ascii="Charis SIL Italic" w:hAnsi="Charis SIL Italic" w:eastAsia="Charis SIL Italic"/>
+          <w:b w:val="0"/>
+          <w:i/>
+          <w:color w:val="0000FF"/>
+          <w:sz w:val="24"/>
+          <w:u w:val="single"/>
+        </w:rPr>
+        <w:t xml:space="preserve"> </w:t>
       </w:r>
       <w:r>
         <w:rPr>
@@ -3098,7 +3357,7 @@
             <w:rPr>
               <w:rStyle w:val="Hyperlink"/>
             </w:rPr>
-            <w:t>cultural</w:t>
+            <w:t xml:space="preserve">of </w:t>
           </w:r>
         </w:hyperlink>
       </w:r>
@@ -3109,85 +3368,8 @@
           <w:i/>
           <w:color w:val="0000FF"/>
           <w:sz w:val="24"/>
-          <w:u w:val="single"/>
-        </w:rPr>
-        <w:t xml:space="preserve"> </w:t>
-      </w:r>
-      <w:r>
-        <w:rPr>
-          <w:rFonts w:ascii="Charis SIL Italic" w:hAnsi="Charis SIL Italic" w:eastAsia="Charis SIL Italic"/>
-          <w:b w:val="0"/>
-          <w:i/>
-          <w:color w:val="0000FF"/>
-          <w:sz w:val="24"/>
-          <w:u w:val="single"/>
-        </w:rPr>
-        <w:hyperlink r:id="rId15" w:history="1">
-          <w:r>
-            <w:rPr>
-              <w:rStyle w:val="Hyperlink"/>
-            </w:rPr>
-            <w:t>objects</w:t>
-          </w:r>
-        </w:hyperlink>
-      </w:r>
-      <w:r>
-        <w:rPr>
-          <w:rFonts w:ascii="Charis SIL Italic" w:hAnsi="Charis SIL Italic" w:eastAsia="Charis SIL Italic"/>
-          <w:b w:val="0"/>
-          <w:i/>
-          <w:color w:val="0000FF"/>
-          <w:sz w:val="24"/>
-          <w:u w:val="single"/>
-        </w:rPr>
-        <w:t xml:space="preserve"> </w:t>
-      </w:r>
-      <w:r>
-        <w:rPr>
-          <w:rFonts w:ascii="Charis SIL Italic" w:hAnsi="Charis SIL Italic" w:eastAsia="Charis SIL Italic"/>
-          <w:b w:val="0"/>
-          <w:i/>
-          <w:color w:val="0000FF"/>
-          <w:sz w:val="24"/>
-          <w:u w:val="single"/>
-        </w:rPr>
-        <w:hyperlink r:id="rId15" w:history="1">
-          <w:r>
-            <w:rPr>
-              <w:rStyle w:val="Hyperlink"/>
-            </w:rPr>
-            <w:t>and</w:t>
-          </w:r>
-        </w:hyperlink>
-      </w:r>
-      <w:r>
-        <w:rPr>
-          <w:rFonts w:ascii="Charis SIL Italic" w:hAnsi="Charis SIL Italic" w:eastAsia="Charis SIL Italic"/>
-          <w:b w:val="0"/>
-          <w:i/>
-          <w:color w:val="0000FF"/>
-          <w:sz w:val="24"/>
-          <w:u w:val="single"/>
-        </w:rPr>
-        <w:t xml:space="preserve"> </w:t>
-      </w:r>
-      <w:r>
-        <w:rPr>
-          <w:rFonts w:ascii="Charis SIL Italic" w:hAnsi="Charis SIL Italic" w:eastAsia="Charis SIL Italic"/>
-          <w:b w:val="0"/>
-          <w:i/>
-          <w:color w:val="0000FF"/>
-          <w:sz w:val="24"/>
-          <w:u w:val="single"/>
-        </w:rPr>
-        <w:hyperlink r:id="rId15" w:history="1">
-          <w:r>
-            <w:rPr>
-              <w:rStyle w:val="Hyperlink"/>
-            </w:rPr>
-            <w:t>collections</w:t>
-          </w:r>
-        </w:hyperlink>
+        </w:rPr>
+        <w:t>cultural objects and collections</w:t>
       </w:r>
       <w:r>
         <w:rPr>

--- a/EXPORTS/DOCX/published/niveau1/English/DoingResearch.docx
+++ b/EXPORTS/DOCX/published/niveau1/English/DoingResearch.docx
@@ -693,13 +693,111 @@
       </w:r>
       <w:r>
         <w:rPr>
+          <w:u w:val="single" w:color="0000ff"/>
           <w:rFonts w:ascii="Charis SIL Regular" w:hAnsi="Charis SIL Regular" w:eastAsia="Charis SIL Regular"/>
           <w:b w:val="0"/>
           <w:i w:val="0"/>
           <w:color w:val="000000"/>
           <w:sz w:val="24"/>
         </w:rPr>
-        <w:t xml:space="preserve"> and the publication </w:t>
+        <w:hyperlink r:id="rId9" w:history="1">
+          <w:r>
+            <w:rPr>
+              <w:rStyle w:val="Hyperlink"/>
+            </w:rPr>
+            <w:t xml:space="preserve"> and th</w:t>
+          </w:r>
+        </w:hyperlink>
+      </w:r>
+      <w:r>
+        <w:rPr>
+          <w:u w:val="single" w:color="0000ff"/>
+          <w:rFonts w:ascii="Charis SIL Regular" w:hAnsi="Charis SIL Regular" w:eastAsia="Charis SIL Regular"/>
+          <w:b w:val="0"/>
+          <w:i w:val="0"/>
+          <w:color w:val="000000"/>
+          <w:sz w:val="24"/>
+        </w:rPr>
+        <w:hyperlink r:id="rId9" w:history="1">
+          <w:r>
+            <w:rPr>
+              <w:rStyle w:val="Hyperlink"/>
+            </w:rPr>
+            <w:t>e</w:t>
+          </w:r>
+        </w:hyperlink>
+      </w:r>
+      <w:r>
+        <w:rPr>
+          <w:u w:val="single" w:color="0000ff"/>
+          <w:rFonts w:ascii="Charis SIL Regular" w:hAnsi="Charis SIL Regular" w:eastAsia="Charis SIL Regular"/>
+          <w:b w:val="0"/>
+          <w:i w:val="0"/>
+          <w:color w:val="000000"/>
+          <w:sz w:val="24"/>
+        </w:rPr>
+        <w:hyperlink r:id="rId9" w:history="1">
+          <w:r>
+            <w:rPr>
+              <w:rStyle w:val="Hyperlink"/>
+            </w:rPr>
+            <w:t xml:space="preserve"> publi</w:t>
+          </w:r>
+        </w:hyperlink>
+      </w:r>
+      <w:r>
+        <w:rPr>
+          <w:u w:val="single" w:color="0000ff"/>
+          <w:rFonts w:ascii="Charis SIL Regular" w:hAnsi="Charis SIL Regular" w:eastAsia="Charis SIL Regular"/>
+          <w:b w:val="0"/>
+          <w:i w:val="0"/>
+          <w:color w:val="000000"/>
+          <w:sz w:val="24"/>
+        </w:rPr>
+        <w:hyperlink r:id="rId9" w:history="1">
+          <w:r>
+            <w:rPr>
+              <w:rStyle w:val="Hyperlink"/>
+            </w:rPr>
+            <w:t>c</w:t>
+          </w:r>
+        </w:hyperlink>
+      </w:r>
+      <w:r>
+        <w:rPr>
+          <w:u w:val="single" w:color="0000ff"/>
+          <w:rFonts w:ascii="Charis SIL Regular" w:hAnsi="Charis SIL Regular" w:eastAsia="Charis SIL Regular"/>
+          <w:b w:val="0"/>
+          <w:i w:val="0"/>
+          <w:color w:val="000000"/>
+          <w:sz w:val="24"/>
+        </w:rPr>
+        <w:hyperlink r:id="rId9" w:history="1">
+          <w:r>
+            <w:rPr>
+              <w:rStyle w:val="Hyperlink"/>
+            </w:rPr>
+            <w:t>atio</w:t>
+          </w:r>
+        </w:hyperlink>
+      </w:r>
+      <w:r>
+        <w:rPr>
+          <w:u w:val="single" w:color="0000ff"/>
+          <w:rFonts w:ascii="Charis SIL Regular" w:hAnsi="Charis SIL Regular" w:eastAsia="Charis SIL Regular"/>
+          <w:b w:val="0"/>
+          <w:i w:val="0"/>
+          <w:color w:val="000000"/>
+          <w:sz w:val="24"/>
+        </w:rPr>
+        <w:hyperlink r:id="rId9" w:history="1">
+          <w:r>
+            <w:rPr>
+              <w:rStyle w:val="Hyperlink"/>
+            </w:rPr>
+            <w:t xml:space="preserve">n </w:t>
+          </w:r>
+        </w:hyperlink>
       </w:r>
       <w:r>
         <w:rPr>
@@ -858,7 +956,7 @@
           <w:sz w:val="24"/>
           <w:u w:val="single"/>
         </w:rPr>
-        <w:hyperlink r:id="rId9" w:history="1">
+        <w:hyperlink r:id="rId10" w:history="1">
           <w:r>
             <w:rPr>
               <w:rStyle w:val="Hyperlink"/>
@@ -1113,61 +1211,7 @@
           <w:color w:val="000000"/>
           <w:sz w:val="24"/>
         </w:rPr>
-        <w:t>y the Cultural Herita</w:t>
-      </w:r>
-      <w:r>
-        <w:rPr>
-          <w:u w:val="single" w:color="0000ff"/>
-          <w:rFonts w:ascii="Charis SIL Regular" w:hAnsi="Charis SIL Regular" w:eastAsia="Charis SIL Regular"/>
-          <w:b w:val="0"/>
-          <w:i w:val="0"/>
-          <w:color w:val="000000"/>
-          <w:sz w:val="24"/>
-        </w:rPr>
-        <w:hyperlink r:id="rId10" w:history="1">
-          <w:r>
-            <w:rPr>
-              <w:rStyle w:val="Hyperlink"/>
-            </w:rPr>
-            <w:t xml:space="preserve">ge Agency </w:t>
-          </w:r>
-        </w:hyperlink>
-      </w:r>
-      <w:r>
-        <w:rPr>
-          <w:u w:val="single" w:color="0000ff"/>
-          <w:rFonts w:ascii="Charis SIL Regular" w:hAnsi="Charis SIL Regular" w:eastAsia="Charis SIL Regular"/>
-          <w:b w:val="0"/>
-          <w:i w:val="0"/>
-          <w:color w:val="000000"/>
-          <w:sz w:val="24"/>
-        </w:rPr>
-        <w:hyperlink r:id="rId10" w:history="1">
-          <w:r>
-            <w:rPr>
-              <w:rStyle w:val="Hyperlink"/>
-            </w:rPr>
-            <w:t>o</w:t>
-          </w:r>
-        </w:hyperlink>
-      </w:r>
-      <w:r>
-        <w:rPr>
-          <w:u w:val="single" w:color="0000ff"/>
-          <w:rFonts w:ascii="Charis SIL Regular" w:hAnsi="Charis SIL Regular" w:eastAsia="Charis SIL Regular"/>
-          <w:b w:val="0"/>
-          <w:i w:val="0"/>
-          <w:color w:val="000000"/>
-          <w:sz w:val="24"/>
-        </w:rPr>
-        <w:hyperlink r:id="rId10" w:history="1">
-          <w:r>
-            <w:rPr>
-              <w:rStyle w:val="Hyperlink"/>
-            </w:rPr>
-            <w:t>f the Ne</w:t>
-          </w:r>
-        </w:hyperlink>
+        <w:t>y the Cultural Heritage Agency of the Ne</w:t>
       </w:r>
       <w:r>
         <w:rPr>
@@ -2487,57 +2531,13 @@
       </w:r>
       <w:r>
         <w:rPr>
-          <w:u w:val="single" w:color="0000ff"/>
           <w:rFonts w:ascii="Charis SIL Regular" w:hAnsi="Charis SIL Regular" w:eastAsia="Charis SIL Regular"/>
           <w:b w:val="0"/>
           <w:i w:val="0"/>
           <w:color w:val="000000"/>
           <w:sz w:val="24"/>
         </w:rPr>
-        <w:hyperlink r:id="rId12" w:history="1">
-          <w:r>
-            <w:rPr>
-              <w:rStyle w:val="Hyperlink"/>
-            </w:rPr>
-            <w:t xml:space="preserve"> (Dut</w:t>
-          </w:r>
-        </w:hyperlink>
-      </w:r>
-      <w:r>
-        <w:rPr>
-          <w:u w:val="single" w:color="0000ff"/>
-          <w:rFonts w:ascii="Charis SIL Regular" w:hAnsi="Charis SIL Regular" w:eastAsia="Charis SIL Regular"/>
-          <w:b w:val="0"/>
-          <w:i w:val="0"/>
-          <w:color w:val="000000"/>
-          <w:sz w:val="24"/>
-        </w:rPr>
-        <w:hyperlink r:id="rId12" w:history="1">
-          <w:r>
-            <w:rPr>
-              <w:rStyle w:val="Hyperlink"/>
-            </w:rPr>
-            <w:t>c</w:t>
-          </w:r>
-        </w:hyperlink>
-      </w:r>
-      <w:r>
-        <w:rPr>
-          <w:u w:val="single" w:color="0000ff"/>
-          <w:rFonts w:ascii="Charis SIL Regular" w:hAnsi="Charis SIL Regular" w:eastAsia="Charis SIL Regular"/>
-          <w:b w:val="0"/>
-          <w:i w:val="0"/>
-          <w:color w:val="000000"/>
-          <w:sz w:val="24"/>
-        </w:rPr>
-        <w:hyperlink r:id="rId12" w:history="1">
-          <w:r>
-            <w:rPr>
-              <w:rStyle w:val="Hyperlink"/>
-            </w:rPr>
-            <w:t>h only) wa</w:t>
-          </w:r>
-        </w:hyperlink>
+        <w:t xml:space="preserve"> (Dutch only) wa</w:t>
       </w:r>
       <w:r>
         <w:rPr>
@@ -3328,7 +3328,6 @@
           <w:i/>
           <w:color w:val="0000FF"/>
           <w:sz w:val="24"/>
-          <w:u w:val="single"/>
         </w:rPr>
         <w:t>e</w:t>
       </w:r>
@@ -3368,8 +3367,103 @@
           <w:i/>
           <w:color w:val="0000FF"/>
           <w:sz w:val="24"/>
-        </w:rPr>
-        <w:t>cultural objects and collections</w:t>
+          <w:u w:val="single"/>
+        </w:rPr>
+        <w:hyperlink r:id="rId15" w:history="1">
+          <w:r>
+            <w:rPr>
+              <w:rStyle w:val="Hyperlink"/>
+            </w:rPr>
+            <w:t>cultural</w:t>
+          </w:r>
+        </w:hyperlink>
+      </w:r>
+      <w:r>
+        <w:rPr>
+          <w:rFonts w:ascii="Charis SIL Italic" w:hAnsi="Charis SIL Italic" w:eastAsia="Charis SIL Italic"/>
+          <w:b w:val="0"/>
+          <w:i/>
+          <w:color w:val="0000FF"/>
+          <w:sz w:val="24"/>
+          <w:u w:val="single"/>
+        </w:rPr>
+        <w:t xml:space="preserve"> </w:t>
+      </w:r>
+      <w:r>
+        <w:rPr>
+          <w:rFonts w:ascii="Charis SIL Italic" w:hAnsi="Charis SIL Italic" w:eastAsia="Charis SIL Italic"/>
+          <w:b w:val="0"/>
+          <w:i/>
+          <w:color w:val="0000FF"/>
+          <w:sz w:val="24"/>
+          <w:u w:val="single"/>
+        </w:rPr>
+        <w:hyperlink r:id="rId15" w:history="1">
+          <w:r>
+            <w:rPr>
+              <w:rStyle w:val="Hyperlink"/>
+            </w:rPr>
+            <w:t>objects</w:t>
+          </w:r>
+        </w:hyperlink>
+      </w:r>
+      <w:r>
+        <w:rPr>
+          <w:rFonts w:ascii="Charis SIL Italic" w:hAnsi="Charis SIL Italic" w:eastAsia="Charis SIL Italic"/>
+          <w:b w:val="0"/>
+          <w:i/>
+          <w:color w:val="0000FF"/>
+          <w:sz w:val="24"/>
+          <w:u w:val="single"/>
+        </w:rPr>
+        <w:t xml:space="preserve"> </w:t>
+      </w:r>
+      <w:r>
+        <w:rPr>
+          <w:rFonts w:ascii="Charis SIL Italic" w:hAnsi="Charis SIL Italic" w:eastAsia="Charis SIL Italic"/>
+          <w:b w:val="0"/>
+          <w:i/>
+          <w:color w:val="0000FF"/>
+          <w:sz w:val="24"/>
+          <w:u w:val="single"/>
+        </w:rPr>
+        <w:hyperlink r:id="rId15" w:history="1">
+          <w:r>
+            <w:rPr>
+              <w:rStyle w:val="Hyperlink"/>
+            </w:rPr>
+            <w:t>and</w:t>
+          </w:r>
+        </w:hyperlink>
+      </w:r>
+      <w:r>
+        <w:rPr>
+          <w:rFonts w:ascii="Charis SIL Italic" w:hAnsi="Charis SIL Italic" w:eastAsia="Charis SIL Italic"/>
+          <w:b w:val="0"/>
+          <w:i/>
+          <w:color w:val="0000FF"/>
+          <w:sz w:val="24"/>
+          <w:u w:val="single"/>
+        </w:rPr>
+        <w:t xml:space="preserve"> </w:t>
+      </w:r>
+      <w:r>
+        <w:rPr>
+          <w:rFonts w:ascii="Charis SIL Italic" w:hAnsi="Charis SIL Italic" w:eastAsia="Charis SIL Italic"/>
+          <w:b w:val="0"/>
+          <w:i/>
+          <w:color w:val="0000FF"/>
+          <w:sz w:val="24"/>
+          <w:u w:val="single"/>
+        </w:rPr>
+        <w:hyperlink r:id="rId15" w:history="1">
+          <w:r>
+            <w:rPr>
+              <w:rStyle w:val="Hyperlink"/>
+            </w:rPr>
+            <w:t>collections</w:t>
+          </w:r>
+        </w:hyperlink>
       </w:r>
       <w:r>
         <w:rPr>
@@ -3651,24 +3745,13 @@
       </w:r>
       <w:r>
         <w:rPr>
-          <w:u w:val="single" w:color="0000ff"/>
           <w:rFonts w:ascii="Charis SIL Regular" w:hAnsi="Charis SIL Regular" w:eastAsia="Charis SIL Regular"/>
           <w:b w:val="0"/>
           <w:i w:val="0"/>
           <w:color w:val="000000"/>
           <w:sz w:val="24"/>
         </w:rPr>
-        <w:t>m</w:t>
-      </w:r>
-      <w:r>
-        <w:rPr>
-          <w:rFonts w:ascii="Charis SIL Regular" w:hAnsi="Charis SIL Regular" w:eastAsia="Charis SIL Regular"/>
-          <w:b w:val="0"/>
-          <w:i w:val="0"/>
-          <w:color w:val="000000"/>
-          <w:sz w:val="24"/>
-        </w:rPr>
-        <w:t xml:space="preserve">, </w:t>
+        <w:t xml:space="preserve">m, </w:t>
       </w:r>
       <w:r>
         <w:rPr>
@@ -4434,34 +4517,7 @@
           <w:color w:val="000000"/>
           <w:sz w:val="24"/>
         </w:rPr>
-        <w:t xml:space="preserve">•  </w:t>
-      </w:r>
-      <w:r>
-        <w:rPr>
-          <w:rFonts w:ascii="Charis SIL Regular" w:hAnsi="Charis SIL Regular" w:eastAsia="Charis SIL Regular"/>
-          <w:b w:val="0"/>
-          <w:i w:val="0"/>
-          <w:color w:val="000000"/>
-          <w:sz w:val="24"/>
-        </w:rPr>
-        <w:hyperlink r:id="rId16" w:history="1">
-          <w:r>
-            <w:rPr>
-              <w:rStyle w:val="Hyperlink"/>
-            </w:rPr>
-            <w:t>Lang, Sa</w:t>
-          </w:r>
-        </w:hyperlink>
-      </w:r>
-      <w:r>
-        <w:rPr>
-          <w:rFonts w:ascii="Charis SIL Regular" w:hAnsi="Charis SIL Regular" w:eastAsia="Charis SIL Regular"/>
-          <w:b w:val="0"/>
-          <w:i w:val="0"/>
-          <w:color w:val="000000"/>
-          <w:sz w:val="24"/>
-        </w:rPr>
-        <w:t xml:space="preserve">bine (ed.), </w:t>
+        <w:t xml:space="preserve">•  Lang, Sabine (ed.), </w:t>
       </w:r>
       <w:r>
         <w:rPr>

--- a/EXPORTS/DOCX/published/niveau1/English/DoingResearch.docx
+++ b/EXPORTS/DOCX/published/niveau1/English/DoingResearch.docx
@@ -360,7 +360,6 @@
           <w:i/>
           <w:color w:val="0000FF"/>
           <w:sz w:val="24"/>
-          <w:u w:val="single"/>
         </w:rPr>
         <w:t xml:space="preserve"> </w:t>
       </w:r>
@@ -378,19 +377,9 @@
             <w:rPr>
               <w:rStyle w:val="Hyperlink"/>
             </w:rPr>
-            <w:t>o</w:t>
+            <w:t>of</w:t>
           </w:r>
         </w:hyperlink>
-      </w:r>
-      <w:r>
-        <w:rPr>
-          <w:rFonts w:ascii="Charis SIL Italic" w:hAnsi="Charis SIL Italic" w:eastAsia="Charis SIL Italic"/>
-          <w:b w:val="0"/>
-          <w:i/>
-          <w:color w:val="0000FF"/>
-          <w:sz w:val="24"/>
-        </w:rPr>
-        <w:t>f</w:t>
       </w:r>
       <w:r>
         <w:rPr>
@@ -459,72 +448,7 @@
           <w:sz w:val="24"/>
           <w:u w:val="single"/>
         </w:rPr>
-        <w:hyperlink r:id="rId9" w:history="1">
-          <w:r>
-            <w:rPr>
-              <w:rStyle w:val="Hyperlink"/>
-            </w:rPr>
-            <w:t>and</w:t>
-          </w:r>
-        </w:hyperlink>
-      </w:r>
-      <w:r>
-        <w:rPr>
-          <w:rFonts w:ascii="Charis SIL Italic" w:hAnsi="Charis SIL Italic" w:eastAsia="Charis SIL Italic"/>
-          <w:b w:val="0"/>
-          <w:i/>
-          <w:color w:val="0000FF"/>
-          <w:sz w:val="24"/>
-          <w:u w:val="single"/>
-        </w:rPr>
-        <w:t xml:space="preserve"> </w:t>
-      </w:r>
-      <w:r>
-        <w:rPr>
-          <w:rFonts w:ascii="Charis SIL Italic" w:hAnsi="Charis SIL Italic" w:eastAsia="Charis SIL Italic"/>
-          <w:b w:val="0"/>
-          <w:i/>
-          <w:color w:val="0000FF"/>
-          <w:sz w:val="24"/>
-          <w:u w:val="single"/>
-        </w:rPr>
-        <w:hyperlink r:id="rId9" w:history="1">
-          <w:r>
-            <w:rPr>
-              <w:rStyle w:val="Hyperlink"/>
-            </w:rPr>
-            <w:t>collections</w:t>
-          </w:r>
-        </w:hyperlink>
-      </w:r>
-      <w:r>
-        <w:rPr>
-          <w:rFonts w:ascii="Charis SIL Italic" w:hAnsi="Charis SIL Italic" w:eastAsia="Charis SIL Italic"/>
-          <w:b w:val="0"/>
-          <w:i/>
-          <w:color w:val="0000FF"/>
-          <w:sz w:val="24"/>
-          <w:u w:val="single"/>
-        </w:rPr>
-        <w:t xml:space="preserve"> </w:t>
-      </w:r>
-      <w:r>
-        <w:rPr>
-          <w:rFonts w:ascii="Charis SIL Italic" w:hAnsi="Charis SIL Italic" w:eastAsia="Charis SIL Italic"/>
-          <w:b w:val="0"/>
-          <w:i/>
-          <w:color w:val="0000FF"/>
-          <w:sz w:val="24"/>
-          <w:u w:val="single"/>
-        </w:rPr>
-        <w:hyperlink r:id="rId9" w:history="1">
-          <w:r>
-            <w:rPr>
-              <w:rStyle w:val="Hyperlink"/>
-            </w:rPr>
-            <w:t>acqui</w:t>
-          </w:r>
-        </w:hyperlink>
+        <w:t>and collections acqui</w:t>
       </w:r>
       <w:r>
         <w:rPr>
@@ -759,7 +683,7 @@
           <w:sz w:val="24"/>
           <w:u w:val="single"/>
         </w:rPr>
-        <w:hyperlink r:id="rId10" w:history="1">
+        <w:hyperlink r:id="rId9" w:history="1">
           <w:r>
             <w:rPr>
               <w:rStyle w:val="Hyperlink"/>
@@ -851,8 +775,143 @@
           <w:i/>
           <w:color w:val="0000FF"/>
           <w:sz w:val="24"/>
-        </w:rPr>
-        <w:t xml:space="preserve">collections from a colonial context. </w:t>
+          <w:u w:val="single"/>
+        </w:rPr>
+        <w:hyperlink r:id="rId9" w:history="1">
+          <w:r>
+            <w:rPr>
+              <w:rStyle w:val="Hyperlink"/>
+            </w:rPr>
+            <w:t>coll</w:t>
+          </w:r>
+        </w:hyperlink>
+      </w:r>
+      <w:r>
+        <w:rPr>
+          <w:rFonts w:ascii="Charis SIL Italic" w:hAnsi="Charis SIL Italic" w:eastAsia="Charis SIL Italic"/>
+          <w:b w:val="0"/>
+          <w:i/>
+          <w:color w:val="0000FF"/>
+          <w:sz w:val="24"/>
+          <w:u w:val="single"/>
+        </w:rPr>
+        <w:hyperlink r:id="rId9" w:history="1">
+          <w:r>
+            <w:rPr>
+              <w:rStyle w:val="Hyperlink"/>
+            </w:rPr>
+            <w:t>e</w:t>
+          </w:r>
+        </w:hyperlink>
+      </w:r>
+      <w:r>
+        <w:rPr>
+          <w:rFonts w:ascii="Charis SIL Italic" w:hAnsi="Charis SIL Italic" w:eastAsia="Charis SIL Italic"/>
+          <w:b w:val="0"/>
+          <w:i/>
+          <w:color w:val="0000FF"/>
+          <w:sz w:val="24"/>
+          <w:u w:val="single"/>
+        </w:rPr>
+        <w:hyperlink r:id="rId9" w:history="1">
+          <w:r>
+            <w:rPr>
+              <w:rStyle w:val="Hyperlink"/>
+            </w:rPr>
+            <w:t>ctions</w:t>
+          </w:r>
+        </w:hyperlink>
+      </w:r>
+      <w:r>
+        <w:rPr>
+          <w:rFonts w:ascii="Charis SIL Italic" w:hAnsi="Charis SIL Italic" w:eastAsia="Charis SIL Italic"/>
+          <w:b w:val="0"/>
+          <w:i/>
+          <w:color w:val="0000FF"/>
+          <w:sz w:val="24"/>
+          <w:u w:val="single"/>
+        </w:rPr>
+        <w:t xml:space="preserve"> </w:t>
+      </w:r>
+      <w:r>
+        <w:rPr>
+          <w:rFonts w:ascii="Charis SIL Italic" w:hAnsi="Charis SIL Italic" w:eastAsia="Charis SIL Italic"/>
+          <w:b w:val="0"/>
+          <w:i/>
+          <w:color w:val="0000FF"/>
+          <w:sz w:val="24"/>
+          <w:u w:val="single"/>
+        </w:rPr>
+        <w:hyperlink r:id="rId9" w:history="1">
+          <w:r>
+            <w:rPr>
+              <w:rStyle w:val="Hyperlink"/>
+            </w:rPr>
+            <w:t>fro</w:t>
+          </w:r>
+        </w:hyperlink>
+      </w:r>
+      <w:r>
+        <w:rPr>
+          <w:rFonts w:ascii="Charis SIL Italic" w:hAnsi="Charis SIL Italic" w:eastAsia="Charis SIL Italic"/>
+          <w:b w:val="0"/>
+          <w:i/>
+          <w:color w:val="0000FF"/>
+          <w:sz w:val="24"/>
+          <w:u w:val="single"/>
+        </w:rPr>
+        <w:t>m</w:t>
+      </w:r>
+      <w:r>
+        <w:rPr>
+          <w:rFonts w:ascii="Charis SIL Italic" w:hAnsi="Charis SIL Italic" w:eastAsia="Charis SIL Italic"/>
+          <w:b w:val="0"/>
+          <w:i/>
+          <w:color w:val="0000FF"/>
+          <w:sz w:val="24"/>
+          <w:u w:val="single"/>
+        </w:rPr>
+        <w:t xml:space="preserve"> </w:t>
+      </w:r>
+      <w:r>
+        <w:rPr>
+          <w:rFonts w:ascii="Charis SIL Italic" w:hAnsi="Charis SIL Italic" w:eastAsia="Charis SIL Italic"/>
+          <w:b w:val="0"/>
+          <w:i/>
+          <w:color w:val="0000FF"/>
+          <w:sz w:val="24"/>
+          <w:u w:val="single"/>
+        </w:rPr>
+        <w:t xml:space="preserve">a colonial </w:t>
+      </w:r>
+      <w:r>
+        <w:rPr>
+          <w:rFonts w:ascii="Charis SIL Italic" w:hAnsi="Charis SIL Italic" w:eastAsia="Charis SIL Italic"/>
+          <w:b w:val="0"/>
+          <w:i/>
+          <w:color w:val="0000FF"/>
+          <w:sz w:val="24"/>
+          <w:u w:val="single"/>
+        </w:rPr>
+        <w:hyperlink r:id="rId9" w:history="1">
+          <w:r>
+            <w:rPr>
+              <w:rStyle w:val="Hyperlink"/>
+            </w:rPr>
+            <w:t>context.</w:t>
+          </w:r>
+        </w:hyperlink>
+      </w:r>
+      <w:r>
+        <w:rPr>
+          <w:rFonts w:ascii="Charis SIL Italic" w:hAnsi="Charis SIL Italic" w:eastAsia="Charis SIL Italic"/>
+          <w:b w:val="0"/>
+          <w:i/>
+          <w:color w:val="0000FF"/>
+          <w:sz w:val="24"/>
+          <w:u w:val="single"/>
+        </w:rPr>
+        <w:t xml:space="preserve"> </w:t>
       </w:r>
       <w:r>
         <w:rPr>
@@ -1036,7 +1095,43 @@
           <w:color w:val="000000"/>
           <w:sz w:val="24"/>
         </w:rPr>
-        <w:t xml:space="preserve">Other relevant reference </w:t>
+        <w:t xml:space="preserve">Other relevant </w:t>
+      </w:r>
+      <w:r>
+        <w:rPr>
+          <w:u w:val="single" w:color="0000ff"/>
+          <w:rFonts w:ascii="Charis SIL Regular" w:hAnsi="Charis SIL Regular" w:eastAsia="Charis SIL Regular"/>
+          <w:b w:val="0"/>
+          <w:i w:val="0"/>
+          <w:color w:val="000000"/>
+          <w:sz w:val="24"/>
+        </w:rPr>
+        <w:hyperlink r:id="rId10" w:history="1">
+          <w:r>
+            <w:rPr>
+              <w:rStyle w:val="Hyperlink"/>
+            </w:rPr>
+            <w:t>re</w:t>
+          </w:r>
+        </w:hyperlink>
+      </w:r>
+      <w:r>
+        <w:rPr>
+          <w:u w:val="single" w:color="0000ff"/>
+          <w:rFonts w:ascii="Charis SIL Regular" w:hAnsi="Charis SIL Regular" w:eastAsia="Charis SIL Regular"/>
+          <w:b w:val="0"/>
+          <w:i w:val="0"/>
+          <w:color w:val="000000"/>
+          <w:sz w:val="24"/>
+        </w:rPr>
+        <w:hyperlink r:id="rId10" w:history="1">
+          <w:r>
+            <w:rPr>
+              <w:rStyle w:val="Hyperlink"/>
+            </w:rPr>
+            <w:t xml:space="preserve">ference </w:t>
+          </w:r>
+        </w:hyperlink>
       </w:r>
       <w:r>
         <w:rPr>
@@ -2228,7 +2323,7 @@
           <w:sz w:val="24"/>
           <w:u w:val="single"/>
         </w:rPr>
-        <w:hyperlink r:id="rId13" w:history="1">
+        <w:hyperlink r:id="rId12" w:history="1">
           <w:r>
             <w:rPr>
               <w:rStyle w:val="Hyperlink"/>
@@ -2239,13 +2334,57 @@
       </w:r>
       <w:r>
         <w:rPr>
+          <w:u w:val="single" w:color="0000ff"/>
           <w:rFonts w:ascii="Charis SIL Regular" w:hAnsi="Charis SIL Regular" w:eastAsia="Charis SIL Regular"/>
           <w:b w:val="0"/>
           <w:i w:val="0"/>
           <w:color w:val="000000"/>
           <w:sz w:val="24"/>
         </w:rPr>
-        <w:t xml:space="preserve"> (Dutch only) wa</w:t>
+        <w:hyperlink r:id="rId12" w:history="1">
+          <w:r>
+            <w:rPr>
+              <w:rStyle w:val="Hyperlink"/>
+            </w:rPr>
+            <w:t xml:space="preserve"> (Dut</w:t>
+          </w:r>
+        </w:hyperlink>
+      </w:r>
+      <w:r>
+        <w:rPr>
+          <w:u w:val="single" w:color="0000ff"/>
+          <w:rFonts w:ascii="Charis SIL Regular" w:hAnsi="Charis SIL Regular" w:eastAsia="Charis SIL Regular"/>
+          <w:b w:val="0"/>
+          <w:i w:val="0"/>
+          <w:color w:val="000000"/>
+          <w:sz w:val="24"/>
+        </w:rPr>
+        <w:hyperlink r:id="rId12" w:history="1">
+          <w:r>
+            <w:rPr>
+              <w:rStyle w:val="Hyperlink"/>
+            </w:rPr>
+            <w:t>c</w:t>
+          </w:r>
+        </w:hyperlink>
+      </w:r>
+      <w:r>
+        <w:rPr>
+          <w:u w:val="single" w:color="0000ff"/>
+          <w:rFonts w:ascii="Charis SIL Regular" w:hAnsi="Charis SIL Regular" w:eastAsia="Charis SIL Regular"/>
+          <w:b w:val="0"/>
+          <w:i w:val="0"/>
+          <w:color w:val="000000"/>
+          <w:sz w:val="24"/>
+        </w:rPr>
+        <w:hyperlink r:id="rId12" w:history="1">
+          <w:r>
+            <w:rPr>
+              <w:rStyle w:val="Hyperlink"/>
+            </w:rPr>
+            <w:t>h only) wa</w:t>
+          </w:r>
+        </w:hyperlink>
       </w:r>
       <w:r>
         <w:rPr>
@@ -3008,7 +3147,7 @@
             <w:rPr>
               <w:rStyle w:val="Hyperlink"/>
             </w:rPr>
-            <w:t>significanc</w:t>
+            <w:t>significan</w:t>
           </w:r>
         </w:hyperlink>
       </w:r>
@@ -3019,9 +3158,15 @@
           <w:i/>
           <w:color w:val="0000FF"/>
           <w:sz w:val="24"/>
-          <w:u w:val="single"/>
-        </w:rPr>
-        <w:t>e</w:t>
+        </w:rPr>
+        <w:hyperlink r:id="rId15" w:history="1">
+          <w:r>
+            <w:rPr>
+              <w:rStyle w:val="Hyperlink"/>
+            </w:rPr>
+            <w:t>c</w:t>
+          </w:r>
+        </w:hyperlink>
       </w:r>
       <w:r>
         <w:rPr>
@@ -3030,9 +3175,247 @@
           <w:i/>
           <w:color w:val="0000FF"/>
           <w:sz w:val="24"/>
+        </w:rPr>
+        <w:t>e</w:t>
+      </w:r>
+      <w:r>
+        <w:rPr>
+          <w:rFonts w:ascii="Charis SIL Italic" w:hAnsi="Charis SIL Italic" w:eastAsia="Charis SIL Italic"/>
+          <w:b w:val="0"/>
+          <w:i/>
+          <w:color w:val="0000FF"/>
+          <w:sz w:val="24"/>
           <w:u w:val="single"/>
         </w:rPr>
         <w:t xml:space="preserve"> </w:t>
+      </w:r>
+      <w:r>
+        <w:rPr>
+          <w:rFonts w:ascii="Charis SIL Italic" w:hAnsi="Charis SIL Italic" w:eastAsia="Charis SIL Italic"/>
+          <w:b w:val="0"/>
+          <w:i/>
+          <w:color w:val="0000FF"/>
+          <w:sz w:val="24"/>
+          <w:u w:val="single"/>
+        </w:rPr>
+        <w:hyperlink r:id="rId15" w:history="1">
+          <w:r>
+            <w:rPr>
+              <w:rStyle w:val="Hyperlink"/>
+            </w:rPr>
+            <w:t xml:space="preserve">of </w:t>
+          </w:r>
+        </w:hyperlink>
+      </w:r>
+      <w:r>
+        <w:rPr>
+          <w:rFonts w:ascii="Charis SIL Italic" w:hAnsi="Charis SIL Italic" w:eastAsia="Charis SIL Italic"/>
+          <w:b w:val="0"/>
+          <w:i/>
+          <w:color w:val="0000FF"/>
+          <w:sz w:val="24"/>
+          <w:u w:val="single"/>
+        </w:rPr>
+        <w:hyperlink r:id="rId15" w:history="1">
+          <w:r>
+            <w:rPr>
+              <w:rStyle w:val="Hyperlink"/>
+            </w:rPr>
+            <w:t>cultural</w:t>
+          </w:r>
+        </w:hyperlink>
+      </w:r>
+      <w:r>
+        <w:rPr>
+          <w:rFonts w:ascii="Charis SIL Italic" w:hAnsi="Charis SIL Italic" w:eastAsia="Charis SIL Italic"/>
+          <w:b w:val="0"/>
+          <w:i/>
+          <w:color w:val="0000FF"/>
+          <w:sz w:val="24"/>
+          <w:u w:val="single"/>
+        </w:rPr>
+        <w:t xml:space="preserve"> </w:t>
+      </w:r>
+      <w:r>
+        <w:rPr>
+          <w:rFonts w:ascii="Charis SIL Italic" w:hAnsi="Charis SIL Italic" w:eastAsia="Charis SIL Italic"/>
+          <w:b w:val="0"/>
+          <w:i/>
+          <w:color w:val="0000FF"/>
+          <w:sz w:val="24"/>
+          <w:u w:val="single"/>
+        </w:rPr>
+        <w:hyperlink r:id="rId15" w:history="1">
+          <w:r>
+            <w:rPr>
+              <w:rStyle w:val="Hyperlink"/>
+            </w:rPr>
+            <w:t>objects</w:t>
+          </w:r>
+        </w:hyperlink>
+      </w:r>
+      <w:r>
+        <w:rPr>
+          <w:rFonts w:ascii="Charis SIL Italic" w:hAnsi="Charis SIL Italic" w:eastAsia="Charis SIL Italic"/>
+          <w:b w:val="0"/>
+          <w:i/>
+          <w:color w:val="0000FF"/>
+          <w:sz w:val="24"/>
+          <w:u w:val="single"/>
+        </w:rPr>
+        <w:t xml:space="preserve"> </w:t>
+      </w:r>
+      <w:r>
+        <w:rPr>
+          <w:rFonts w:ascii="Charis SIL Italic" w:hAnsi="Charis SIL Italic" w:eastAsia="Charis SIL Italic"/>
+          <w:b w:val="0"/>
+          <w:i/>
+          <w:color w:val="0000FF"/>
+          <w:sz w:val="24"/>
+          <w:u w:val="single"/>
+        </w:rPr>
+        <w:hyperlink r:id="rId15" w:history="1">
+          <w:r>
+            <w:rPr>
+              <w:rStyle w:val="Hyperlink"/>
+            </w:rPr>
+            <w:t>and</w:t>
+          </w:r>
+        </w:hyperlink>
+      </w:r>
+      <w:r>
+        <w:rPr>
+          <w:rFonts w:ascii="Charis SIL Italic" w:hAnsi="Charis SIL Italic" w:eastAsia="Charis SIL Italic"/>
+          <w:b w:val="0"/>
+          <w:i/>
+          <w:color w:val="0000FF"/>
+          <w:sz w:val="24"/>
+          <w:u w:val="single"/>
+        </w:rPr>
+        <w:t xml:space="preserve"> </w:t>
+      </w:r>
+      <w:r>
+        <w:rPr>
+          <w:rFonts w:ascii="Charis SIL Italic" w:hAnsi="Charis SIL Italic" w:eastAsia="Charis SIL Italic"/>
+          <w:b w:val="0"/>
+          <w:i/>
+          <w:color w:val="0000FF"/>
+          <w:sz w:val="24"/>
+          <w:u w:val="single"/>
+        </w:rPr>
+        <w:hyperlink r:id="rId15" w:history="1">
+          <w:r>
+            <w:rPr>
+              <w:rStyle w:val="Hyperlink"/>
+            </w:rPr>
+            <w:t>collections</w:t>
+          </w:r>
+        </w:hyperlink>
+      </w:r>
+      <w:r>
+        <w:rPr>
+          <w:rFonts w:ascii="Charis SIL Italic" w:hAnsi="Charis SIL Italic" w:eastAsia="Charis SIL Italic"/>
+          <w:b w:val="0"/>
+          <w:i/>
+          <w:color w:val="0000FF"/>
+          <w:sz w:val="24"/>
+          <w:u w:val="single"/>
+        </w:rPr>
+        <w:t xml:space="preserve"> </w:t>
+      </w:r>
+      <w:r>
+        <w:rPr>
+          <w:rFonts w:ascii="Charis SIL Italic" w:hAnsi="Charis SIL Italic" w:eastAsia="Charis SIL Italic"/>
+          <w:b w:val="0"/>
+          <w:i/>
+          <w:color w:val="0000FF"/>
+          <w:sz w:val="24"/>
+          <w:u w:val="single"/>
+        </w:rPr>
+        <w:hyperlink r:id="rId15" w:history="1">
+          <w:r>
+            <w:rPr>
+              <w:rStyle w:val="Hyperlink"/>
+            </w:rPr>
+            <w:t>acqui</w:t>
+          </w:r>
+        </w:hyperlink>
+      </w:r>
+      <w:r>
+        <w:rPr>
+          <w:rFonts w:ascii="Charis SIL Italic" w:hAnsi="Charis SIL Italic" w:eastAsia="Charis SIL Italic"/>
+          <w:b w:val="0"/>
+          <w:i/>
+          <w:color w:val="0000FF"/>
+          <w:sz w:val="24"/>
+          <w:u w:val="single"/>
+        </w:rPr>
+        <w:hyperlink r:id="rId15" w:history="1">
+          <w:r>
+            <w:rPr>
+              <w:rStyle w:val="Hyperlink"/>
+            </w:rPr>
+            <w:t>red</w:t>
+          </w:r>
+        </w:hyperlink>
+      </w:r>
+      <w:r>
+        <w:rPr>
+          <w:rFonts w:ascii="Charis SIL Italic" w:hAnsi="Charis SIL Italic" w:eastAsia="Charis SIL Italic"/>
+          <w:b w:val="0"/>
+          <w:i/>
+          <w:color w:val="0000FF"/>
+          <w:sz w:val="24"/>
+          <w:u w:val="single"/>
+        </w:rPr>
+        <w:t xml:space="preserve"> </w:t>
+      </w:r>
+      <w:r>
+        <w:rPr>
+          <w:rFonts w:ascii="Charis SIL Italic" w:hAnsi="Charis SIL Italic" w:eastAsia="Charis SIL Italic"/>
+          <w:b w:val="0"/>
+          <w:i/>
+          <w:color w:val="0000FF"/>
+          <w:sz w:val="24"/>
+          <w:u w:val="single"/>
+        </w:rPr>
+        <w:hyperlink r:id="rId15" w:history="1">
+          <w:r>
+            <w:rPr>
+              <w:rStyle w:val="Hyperlink"/>
+            </w:rPr>
+            <w:t>in</w:t>
+          </w:r>
+        </w:hyperlink>
+      </w:r>
+      <w:r>
+        <w:rPr>
+          <w:rFonts w:ascii="Charis SIL Italic" w:hAnsi="Charis SIL Italic" w:eastAsia="Charis SIL Italic"/>
+          <w:b w:val="0"/>
+          <w:i/>
+          <w:color w:val="0000FF"/>
+          <w:sz w:val="24"/>
+          <w:u w:val="single"/>
+        </w:rPr>
+        <w:t xml:space="preserve"> </w:t>
+      </w:r>
+      <w:r>
+        <w:rPr>
+          <w:rFonts w:ascii="Charis SIL Italic" w:hAnsi="Charis SIL Italic" w:eastAsia="Charis SIL Italic"/>
+          <w:b w:val="0"/>
+          <w:i/>
+          <w:color w:val="0000FF"/>
+          <w:sz w:val="24"/>
+          <w:u w:val="single"/>
+        </w:rPr>
+        <w:hyperlink r:id="rId15" w:history="1">
+          <w:r>
+            <w:rPr>
+              <w:rStyle w:val="Hyperlink"/>
+            </w:rPr>
+            <w:t>col</w:t>
+          </w:r>
+        </w:hyperlink>
       </w:r>
       <w:r>
         <w:rPr>
@@ -3059,244 +3442,6 @@
           <w:i/>
           <w:color w:val="0000FF"/>
           <w:sz w:val="24"/>
-        </w:rPr>
-        <w:t xml:space="preserve">f </w:t>
-      </w:r>
-      <w:r>
-        <w:rPr>
-          <w:rFonts w:ascii="Charis SIL Italic" w:hAnsi="Charis SIL Italic" w:eastAsia="Charis SIL Italic"/>
-          <w:b w:val="0"/>
-          <w:i/>
-          <w:color w:val="0000FF"/>
-          <w:sz w:val="24"/>
-          <w:u w:val="single"/>
-        </w:rPr>
-        <w:hyperlink r:id="rId15" w:history="1">
-          <w:r>
-            <w:rPr>
-              <w:rStyle w:val="Hyperlink"/>
-            </w:rPr>
-            <w:t>cultural</w:t>
-          </w:r>
-        </w:hyperlink>
-      </w:r>
-      <w:r>
-        <w:rPr>
-          <w:rFonts w:ascii="Charis SIL Italic" w:hAnsi="Charis SIL Italic" w:eastAsia="Charis SIL Italic"/>
-          <w:b w:val="0"/>
-          <w:i/>
-          <w:color w:val="0000FF"/>
-          <w:sz w:val="24"/>
-          <w:u w:val="single"/>
-        </w:rPr>
-        <w:t xml:space="preserve"> </w:t>
-      </w:r>
-      <w:r>
-        <w:rPr>
-          <w:rFonts w:ascii="Charis SIL Italic" w:hAnsi="Charis SIL Italic" w:eastAsia="Charis SIL Italic"/>
-          <w:b w:val="0"/>
-          <w:i/>
-          <w:color w:val="0000FF"/>
-          <w:sz w:val="24"/>
-          <w:u w:val="single"/>
-        </w:rPr>
-        <w:hyperlink r:id="rId15" w:history="1">
-          <w:r>
-            <w:rPr>
-              <w:rStyle w:val="Hyperlink"/>
-            </w:rPr>
-            <w:t>objects</w:t>
-          </w:r>
-        </w:hyperlink>
-      </w:r>
-      <w:r>
-        <w:rPr>
-          <w:rFonts w:ascii="Charis SIL Italic" w:hAnsi="Charis SIL Italic" w:eastAsia="Charis SIL Italic"/>
-          <w:b w:val="0"/>
-          <w:i/>
-          <w:color w:val="0000FF"/>
-          <w:sz w:val="24"/>
-          <w:u w:val="single"/>
-        </w:rPr>
-        <w:t xml:space="preserve"> </w:t>
-      </w:r>
-      <w:r>
-        <w:rPr>
-          <w:rFonts w:ascii="Charis SIL Italic" w:hAnsi="Charis SIL Italic" w:eastAsia="Charis SIL Italic"/>
-          <w:b w:val="0"/>
-          <w:i/>
-          <w:color w:val="0000FF"/>
-          <w:sz w:val="24"/>
-          <w:u w:val="single"/>
-        </w:rPr>
-        <w:hyperlink r:id="rId15" w:history="1">
-          <w:r>
-            <w:rPr>
-              <w:rStyle w:val="Hyperlink"/>
-            </w:rPr>
-            <w:t>and</w:t>
-          </w:r>
-        </w:hyperlink>
-      </w:r>
-      <w:r>
-        <w:rPr>
-          <w:rFonts w:ascii="Charis SIL Italic" w:hAnsi="Charis SIL Italic" w:eastAsia="Charis SIL Italic"/>
-          <w:b w:val="0"/>
-          <w:i/>
-          <w:color w:val="0000FF"/>
-          <w:sz w:val="24"/>
-          <w:u w:val="single"/>
-        </w:rPr>
-        <w:t xml:space="preserve"> </w:t>
-      </w:r>
-      <w:r>
-        <w:rPr>
-          <w:rFonts w:ascii="Charis SIL Italic" w:hAnsi="Charis SIL Italic" w:eastAsia="Charis SIL Italic"/>
-          <w:b w:val="0"/>
-          <w:i/>
-          <w:color w:val="0000FF"/>
-          <w:sz w:val="24"/>
-          <w:u w:val="single"/>
-        </w:rPr>
-        <w:hyperlink r:id="rId15" w:history="1">
-          <w:r>
-            <w:rPr>
-              <w:rStyle w:val="Hyperlink"/>
-            </w:rPr>
-            <w:t>collections</w:t>
-          </w:r>
-        </w:hyperlink>
-      </w:r>
-      <w:r>
-        <w:rPr>
-          <w:rFonts w:ascii="Charis SIL Italic" w:hAnsi="Charis SIL Italic" w:eastAsia="Charis SIL Italic"/>
-          <w:b w:val="0"/>
-          <w:i/>
-          <w:color w:val="0000FF"/>
-          <w:sz w:val="24"/>
-          <w:u w:val="single"/>
-        </w:rPr>
-        <w:t xml:space="preserve"> </w:t>
-      </w:r>
-      <w:r>
-        <w:rPr>
-          <w:rFonts w:ascii="Charis SIL Italic" w:hAnsi="Charis SIL Italic" w:eastAsia="Charis SIL Italic"/>
-          <w:b w:val="0"/>
-          <w:i/>
-          <w:color w:val="0000FF"/>
-          <w:sz w:val="24"/>
-          <w:u w:val="single"/>
-        </w:rPr>
-        <w:hyperlink r:id="rId15" w:history="1">
-          <w:r>
-            <w:rPr>
-              <w:rStyle w:val="Hyperlink"/>
-            </w:rPr>
-            <w:t>acqui</w:t>
-          </w:r>
-        </w:hyperlink>
-      </w:r>
-      <w:r>
-        <w:rPr>
-          <w:rFonts w:ascii="Charis SIL Italic" w:hAnsi="Charis SIL Italic" w:eastAsia="Charis SIL Italic"/>
-          <w:b w:val="0"/>
-          <w:i/>
-          <w:color w:val="0000FF"/>
-          <w:sz w:val="24"/>
-          <w:u w:val="single"/>
-        </w:rPr>
-        <w:hyperlink r:id="rId15" w:history="1">
-          <w:r>
-            <w:rPr>
-              <w:rStyle w:val="Hyperlink"/>
-            </w:rPr>
-            <w:t>red</w:t>
-          </w:r>
-        </w:hyperlink>
-      </w:r>
-      <w:r>
-        <w:rPr>
-          <w:rFonts w:ascii="Charis SIL Italic" w:hAnsi="Charis SIL Italic" w:eastAsia="Charis SIL Italic"/>
-          <w:b w:val="0"/>
-          <w:i/>
-          <w:color w:val="0000FF"/>
-          <w:sz w:val="24"/>
-          <w:u w:val="single"/>
-        </w:rPr>
-        <w:t xml:space="preserve"> </w:t>
-      </w:r>
-      <w:r>
-        <w:rPr>
-          <w:rFonts w:ascii="Charis SIL Italic" w:hAnsi="Charis SIL Italic" w:eastAsia="Charis SIL Italic"/>
-          <w:b w:val="0"/>
-          <w:i/>
-          <w:color w:val="0000FF"/>
-          <w:sz w:val="24"/>
-          <w:u w:val="single"/>
-        </w:rPr>
-        <w:hyperlink r:id="rId15" w:history="1">
-          <w:r>
-            <w:rPr>
-              <w:rStyle w:val="Hyperlink"/>
-            </w:rPr>
-            <w:t>in</w:t>
-          </w:r>
-        </w:hyperlink>
-      </w:r>
-      <w:r>
-        <w:rPr>
-          <w:rFonts w:ascii="Charis SIL Italic" w:hAnsi="Charis SIL Italic" w:eastAsia="Charis SIL Italic"/>
-          <w:b w:val="0"/>
-          <w:i/>
-          <w:color w:val="0000FF"/>
-          <w:sz w:val="24"/>
-          <w:u w:val="single"/>
-        </w:rPr>
-        <w:t xml:space="preserve"> </w:t>
-      </w:r>
-      <w:r>
-        <w:rPr>
-          <w:rFonts w:ascii="Charis SIL Italic" w:hAnsi="Charis SIL Italic" w:eastAsia="Charis SIL Italic"/>
-          <w:b w:val="0"/>
-          <w:i/>
-          <w:color w:val="0000FF"/>
-          <w:sz w:val="24"/>
-          <w:u w:val="single"/>
-        </w:rPr>
-        <w:hyperlink r:id="rId15" w:history="1">
-          <w:r>
-            <w:rPr>
-              <w:rStyle w:val="Hyperlink"/>
-            </w:rPr>
-            <w:t>col</w:t>
-          </w:r>
-        </w:hyperlink>
-      </w:r>
-      <w:r>
-        <w:rPr>
-          <w:rFonts w:ascii="Charis SIL Italic" w:hAnsi="Charis SIL Italic" w:eastAsia="Charis SIL Italic"/>
-          <w:b w:val="0"/>
-          <w:i/>
-          <w:color w:val="0000FF"/>
-          <w:sz w:val="24"/>
-          <w:u w:val="single"/>
-        </w:rPr>
-        <w:hyperlink r:id="rId15" w:history="1">
-          <w:r>
-            <w:rPr>
-              <w:rStyle w:val="Hyperlink"/>
-            </w:rPr>
-            <w:t>o</w:t>
-          </w:r>
-        </w:hyperlink>
-      </w:r>
-      <w:r>
-        <w:rPr>
-          <w:rFonts w:ascii="Charis SIL Italic" w:hAnsi="Charis SIL Italic" w:eastAsia="Charis SIL Italic"/>
-          <w:b w:val="0"/>
-          <w:i/>
-          <w:color w:val="0000FF"/>
-          <w:sz w:val="24"/>
           <w:u w:val="single"/>
         </w:rPr>
         <w:hyperlink r:id="rId15" w:history="1">
@@ -3447,24 +3592,13 @@
       </w:r>
       <w:r>
         <w:rPr>
-          <w:u w:val="single" w:color="0000ff"/>
           <w:rFonts w:ascii="Charis SIL Regular" w:hAnsi="Charis SIL Regular" w:eastAsia="Charis SIL Regular"/>
           <w:b w:val="0"/>
           <w:i w:val="0"/>
           <w:color w:val="000000"/>
           <w:sz w:val="24"/>
         </w:rPr>
-        <w:t>m</w:t>
-      </w:r>
-      <w:r>
-        <w:rPr>
-          <w:rFonts w:ascii="Charis SIL Regular" w:hAnsi="Charis SIL Regular" w:eastAsia="Charis SIL Regular"/>
-          <w:b w:val="0"/>
-          <w:i w:val="0"/>
-          <w:color w:val="000000"/>
-          <w:sz w:val="24"/>
-        </w:rPr>
-        <w:t xml:space="preserve">, </w:t>
+        <w:t xml:space="preserve">m, </w:t>
       </w:r>
       <w:r>
         <w:rPr>
@@ -3783,7 +3917,61 @@
           <w:color w:val="000000"/>
           <w:sz w:val="24"/>
         </w:rPr>
-        <w:t xml:space="preserve"> (Amersfoort: Rijksdienst voor het Cu</w:t>
+        <w:t xml:space="preserve"> (Amersfoort: Rijk</w:t>
+      </w:r>
+      <w:r>
+        <w:rPr>
+          <w:u w:val="single" w:color="0000ff"/>
+          <w:rFonts w:ascii="Charis SIL Regular" w:hAnsi="Charis SIL Regular" w:eastAsia="Charis SIL Regular"/>
+          <w:b w:val="0"/>
+          <w:i w:val="0"/>
+          <w:color w:val="000000"/>
+          <w:sz w:val="24"/>
+        </w:rPr>
+        <w:hyperlink r:id="rId10" w:history="1">
+          <w:r>
+            <w:rPr>
+              <w:rStyle w:val="Hyperlink"/>
+            </w:rPr>
+            <w:t>sdienst vo</w:t>
+          </w:r>
+        </w:hyperlink>
+      </w:r>
+      <w:r>
+        <w:rPr>
+          <w:u w:val="single" w:color="0000ff"/>
+          <w:rFonts w:ascii="Charis SIL Regular" w:hAnsi="Charis SIL Regular" w:eastAsia="Charis SIL Regular"/>
+          <w:b w:val="0"/>
+          <w:i w:val="0"/>
+          <w:color w:val="000000"/>
+          <w:sz w:val="24"/>
+        </w:rPr>
+        <w:hyperlink r:id="rId10" w:history="1">
+          <w:r>
+            <w:rPr>
+              <w:rStyle w:val="Hyperlink"/>
+            </w:rPr>
+            <w:t>o</w:t>
+          </w:r>
+        </w:hyperlink>
+      </w:r>
+      <w:r>
+        <w:rPr>
+          <w:u w:val="single" w:color="0000ff"/>
+          <w:rFonts w:ascii="Charis SIL Regular" w:hAnsi="Charis SIL Regular" w:eastAsia="Charis SIL Regular"/>
+          <w:b w:val="0"/>
+          <w:i w:val="0"/>
+          <w:color w:val="000000"/>
+          <w:sz w:val="24"/>
+        </w:rPr>
+        <w:hyperlink r:id="rId10" w:history="1">
+          <w:r>
+            <w:rPr>
+              <w:rStyle w:val="Hyperlink"/>
+            </w:rPr>
+            <w:t>r het Cu</w:t>
+          </w:r>
+        </w:hyperlink>
       </w:r>
       <w:r>
         <w:rPr>

--- a/EXPORTS/DOCX/published/niveau1/English/DoingResearch.docx
+++ b/EXPORTS/DOCX/published/niveau1/English/DoingResearch.docx
@@ -338,7 +338,7 @@
             <w:rPr>
               <w:rStyle w:val="Hyperlink"/>
             </w:rPr>
-            <w:t>significanc</w:t>
+            <w:t>significan</w:t>
           </w:r>
         </w:hyperlink>
       </w:r>
@@ -349,9 +349,15 @@
           <w:i/>
           <w:color w:val="0000FF"/>
           <w:sz w:val="24"/>
-          <w:u w:val="single"/>
-        </w:rPr>
-        <w:t>e</w:t>
+        </w:rPr>
+        <w:hyperlink r:id="rId9" w:history="1">
+          <w:r>
+            <w:rPr>
+              <w:rStyle w:val="Hyperlink"/>
+            </w:rPr>
+            <w:t>c</w:t>
+          </w:r>
+        </w:hyperlink>
       </w:r>
       <w:r>
         <w:rPr>
@@ -360,6 +366,17 @@
           <w:i/>
           <w:color w:val="0000FF"/>
           <w:sz w:val="24"/>
+        </w:rPr>
+        <w:t>e</w:t>
+      </w:r>
+      <w:r>
+        <w:rPr>
+          <w:rFonts w:ascii="Charis SIL Italic" w:hAnsi="Charis SIL Italic" w:eastAsia="Charis SIL Italic"/>
+          <w:b w:val="0"/>
+          <w:i/>
+          <w:color w:val="0000FF"/>
+          <w:sz w:val="24"/>
+          <w:u w:val="single"/>
         </w:rPr>
         <w:t xml:space="preserve"> </w:t>
       </w:r>
@@ -448,72 +465,7 @@
           <w:sz w:val="24"/>
           <w:u w:val="single"/>
         </w:rPr>
-        <w:hyperlink r:id="rId9" w:history="1">
-          <w:r>
-            <w:rPr>
-              <w:rStyle w:val="Hyperlink"/>
-            </w:rPr>
-            <w:t>and</w:t>
-          </w:r>
-        </w:hyperlink>
-      </w:r>
-      <w:r>
-        <w:rPr>
-          <w:rFonts w:ascii="Charis SIL Italic" w:hAnsi="Charis SIL Italic" w:eastAsia="Charis SIL Italic"/>
-          <w:b w:val="0"/>
-          <w:i/>
-          <w:color w:val="0000FF"/>
-          <w:sz w:val="24"/>
-          <w:u w:val="single"/>
-        </w:rPr>
-        <w:t xml:space="preserve"> </w:t>
-      </w:r>
-      <w:r>
-        <w:rPr>
-          <w:rFonts w:ascii="Charis SIL Italic" w:hAnsi="Charis SIL Italic" w:eastAsia="Charis SIL Italic"/>
-          <w:b w:val="0"/>
-          <w:i/>
-          <w:color w:val="0000FF"/>
-          <w:sz w:val="24"/>
-          <w:u w:val="single"/>
-        </w:rPr>
-        <w:hyperlink r:id="rId9" w:history="1">
-          <w:r>
-            <w:rPr>
-              <w:rStyle w:val="Hyperlink"/>
-            </w:rPr>
-            <w:t>collections</w:t>
-          </w:r>
-        </w:hyperlink>
-      </w:r>
-      <w:r>
-        <w:rPr>
-          <w:rFonts w:ascii="Charis SIL Italic" w:hAnsi="Charis SIL Italic" w:eastAsia="Charis SIL Italic"/>
-          <w:b w:val="0"/>
-          <w:i/>
-          <w:color w:val="0000FF"/>
-          <w:sz w:val="24"/>
-          <w:u w:val="single"/>
-        </w:rPr>
-        <w:t xml:space="preserve"> </w:t>
-      </w:r>
-      <w:r>
-        <w:rPr>
-          <w:rFonts w:ascii="Charis SIL Italic" w:hAnsi="Charis SIL Italic" w:eastAsia="Charis SIL Italic"/>
-          <w:b w:val="0"/>
-          <w:i/>
-          <w:color w:val="0000FF"/>
-          <w:sz w:val="24"/>
-          <w:u w:val="single"/>
-        </w:rPr>
-        <w:hyperlink r:id="rId9" w:history="1">
-          <w:r>
-            <w:rPr>
-              <w:rStyle w:val="Hyperlink"/>
-            </w:rPr>
-            <w:t>acqui</w:t>
-          </w:r>
-        </w:hyperlink>
+        <w:t>and collections acqui</w:t>
       </w:r>
       <w:r>
         <w:rPr>
@@ -701,53 +653,6 @@
           <w:color w:val="000000"/>
           <w:sz w:val="24"/>
         </w:rPr>
-        <w:t xml:space="preserve">e publication </w:t>
-      </w:r>
-      <w:r>
-        <w:rPr>
-          <w:rFonts w:ascii="Charis SIL Italic" w:hAnsi="Charis SIL Italic" w:eastAsia="Charis SIL Italic"/>
-          <w:b w:val="0"/>
-          <w:i/>
-          <w:color w:val="0000FF"/>
-          <w:sz w:val="24"/>
-          <w:u w:val="single"/>
-        </w:rPr>
-        <w:hyperlink r:id="rId10" w:history="1">
-          <w:r>
-            <w:rPr>
-              <w:rStyle w:val="Hyperlink"/>
-            </w:rPr>
-            <w:t>Provenan</w:t>
-          </w:r>
-        </w:hyperlink>
-      </w:r>
-      <w:r>
-        <w:rPr>
-          <w:rFonts w:ascii="Charis SIL Italic" w:hAnsi="Charis SIL Italic" w:eastAsia="Charis SIL Italic"/>
-          <w:b w:val="0"/>
-          <w:i/>
-          <w:color w:val="0000FF"/>
-          <w:sz w:val="24"/>
-          <w:u w:val="single"/>
-        </w:rPr>
-        <w:hyperlink r:id="rId10" w:history="1">
-          <w:r>
-            <w:rPr>
-              <w:rStyle w:val="Hyperlink"/>
-            </w:rPr>
-            <w:t>c</w:t>
-          </w:r>
-        </w:hyperlink>
-      </w:r>
-      <w:r>
-        <w:rPr>
-          <w:rFonts w:ascii="Charis SIL Italic" w:hAnsi="Charis SIL Italic" w:eastAsia="Charis SIL Italic"/>
-          <w:b w:val="0"/>
-          <w:i/>
-          <w:color w:val="0000FF"/>
-          <w:sz w:val="24"/>
-          <w:u w:val="single"/>
-        </w:rPr>
         <w:hyperlink r:id="rId9" w:history="1">
           <w:r>
             <w:rPr>
@@ -759,6 +664,132 @@
       </w:r>
       <w:r>
         <w:rPr>
+          <w:u w:val="single" w:color="0000ff"/>
+          <w:rFonts w:ascii="Charis SIL Regular" w:hAnsi="Charis SIL Regular" w:eastAsia="Charis SIL Regular"/>
+          <w:b w:val="0"/>
+          <w:i w:val="0"/>
+          <w:color w:val="000000"/>
+          <w:sz w:val="24"/>
+        </w:rPr>
+        <w:hyperlink r:id="rId9" w:history="1">
+          <w:r>
+            <w:rPr>
+              <w:rStyle w:val="Hyperlink"/>
+            </w:rPr>
+            <w:t xml:space="preserve"> publi</w:t>
+          </w:r>
+        </w:hyperlink>
+      </w:r>
+      <w:r>
+        <w:rPr>
+          <w:u w:val="single" w:color="0000ff"/>
+          <w:rFonts w:ascii="Charis SIL Regular" w:hAnsi="Charis SIL Regular" w:eastAsia="Charis SIL Regular"/>
+          <w:b w:val="0"/>
+          <w:i w:val="0"/>
+          <w:color w:val="000000"/>
+          <w:sz w:val="24"/>
+        </w:rPr>
+        <w:hyperlink r:id="rId9" w:history="1">
+          <w:r>
+            <w:rPr>
+              <w:rStyle w:val="Hyperlink"/>
+            </w:rPr>
+            <w:t>c</w:t>
+          </w:r>
+        </w:hyperlink>
+      </w:r>
+      <w:r>
+        <w:rPr>
+          <w:u w:val="single" w:color="0000ff"/>
+          <w:rFonts w:ascii="Charis SIL Regular" w:hAnsi="Charis SIL Regular" w:eastAsia="Charis SIL Regular"/>
+          <w:b w:val="0"/>
+          <w:i w:val="0"/>
+          <w:color w:val="000000"/>
+          <w:sz w:val="24"/>
+        </w:rPr>
+        <w:hyperlink r:id="rId9" w:history="1">
+          <w:r>
+            <w:rPr>
+              <w:rStyle w:val="Hyperlink"/>
+            </w:rPr>
+            <w:t>atio</w:t>
+          </w:r>
+        </w:hyperlink>
+      </w:r>
+      <w:r>
+        <w:rPr>
+          <w:u w:val="single" w:color="0000ff"/>
+          <w:rFonts w:ascii="Charis SIL Regular" w:hAnsi="Charis SIL Regular" w:eastAsia="Charis SIL Regular"/>
+          <w:b w:val="0"/>
+          <w:i w:val="0"/>
+          <w:color w:val="000000"/>
+          <w:sz w:val="24"/>
+        </w:rPr>
+        <w:hyperlink r:id="rId9" w:history="1">
+          <w:r>
+            <w:rPr>
+              <w:rStyle w:val="Hyperlink"/>
+            </w:rPr>
+            <w:t xml:space="preserve">n </w:t>
+          </w:r>
+        </w:hyperlink>
+      </w:r>
+      <w:r>
+        <w:rPr>
+          <w:rFonts w:ascii="Charis SIL Italic" w:hAnsi="Charis SIL Italic" w:eastAsia="Charis SIL Italic"/>
+          <w:b w:val="0"/>
+          <w:i/>
+          <w:color w:val="0000FF"/>
+          <w:sz w:val="24"/>
+          <w:u w:val="single"/>
+        </w:rPr>
+        <w:hyperlink r:id="rId9" w:history="1">
+          <w:r>
+            <w:rPr>
+              <w:rStyle w:val="Hyperlink"/>
+            </w:rPr>
+            <w:t>Provenan</w:t>
+          </w:r>
+        </w:hyperlink>
+      </w:r>
+      <w:r>
+        <w:rPr>
+          <w:rFonts w:ascii="Charis SIL Italic" w:hAnsi="Charis SIL Italic" w:eastAsia="Charis SIL Italic"/>
+          <w:b w:val="0"/>
+          <w:i/>
+          <w:color w:val="0000FF"/>
+          <w:sz w:val="24"/>
+          <w:u w:val="single"/>
+        </w:rPr>
+        <w:hyperlink r:id="rId9" w:history="1">
+          <w:r>
+            <w:rPr>
+              <w:rStyle w:val="Hyperlink"/>
+            </w:rPr>
+            <w:t>c</w:t>
+          </w:r>
+        </w:hyperlink>
+      </w:r>
+      <w:r>
+        <w:rPr>
+          <w:rFonts w:ascii="Charis SIL Italic" w:hAnsi="Charis SIL Italic" w:eastAsia="Charis SIL Italic"/>
+          <w:b w:val="0"/>
+          <w:i/>
+          <w:color w:val="0000FF"/>
+          <w:sz w:val="24"/>
+          <w:u w:val="single"/>
+        </w:rPr>
+        <w:hyperlink r:id="rId9" w:history="1">
+          <w:r>
+            <w:rPr>
+              <w:rStyle w:val="Hyperlink"/>
+            </w:rPr>
+            <w:t>e</w:t>
+          </w:r>
+        </w:hyperlink>
+      </w:r>
+      <w:r>
+        <w:rPr>
           <w:rFonts w:ascii="Charis SIL Italic" w:hAnsi="Charis SIL Italic" w:eastAsia="Charis SIL Italic"/>
           <w:b w:val="0"/>
           <w:i/>
@@ -923,6 +954,7 @@
           <w:i/>
           <w:color w:val="0000FF"/>
           <w:sz w:val="24"/>
+          <w:u w:val="single"/>
         </w:rPr>
         <w:t>m</w:t>
       </w:r>
@@ -993,7 +1025,7 @@
           <w:sz w:val="24"/>
           <w:u w:val="single"/>
         </w:rPr>
-        <w:hyperlink r:id="rId10" w:history="1">
+        <w:hyperlink r:id="rId9" w:history="1">
           <w:r>
             <w:rPr>
               <w:rStyle w:val="Hyperlink"/>
@@ -1009,8 +1041,38 @@
           <w:i/>
           <w:color w:val="0000FF"/>
           <w:sz w:val="24"/>
-        </w:rPr>
-        <w:t xml:space="preserve"> context. </w:t>
+          <w:u w:val="single"/>
+        </w:rPr>
+        <w:t xml:space="preserve"> </w:t>
+      </w:r>
+      <w:r>
+        <w:rPr>
+          <w:rFonts w:ascii="Charis SIL Italic" w:hAnsi="Charis SIL Italic" w:eastAsia="Charis SIL Italic"/>
+          <w:b w:val="0"/>
+          <w:i/>
+          <w:color w:val="0000FF"/>
+          <w:sz w:val="24"/>
+          <w:u w:val="single"/>
+        </w:rPr>
+        <w:hyperlink r:id="rId9" w:history="1">
+          <w:r>
+            <w:rPr>
+              <w:rStyle w:val="Hyperlink"/>
+            </w:rPr>
+            <w:t>context.</w:t>
+          </w:r>
+        </w:hyperlink>
+      </w:r>
+      <w:r>
+        <w:rPr>
+          <w:rFonts w:ascii="Charis SIL Italic" w:hAnsi="Charis SIL Italic" w:eastAsia="Charis SIL Italic"/>
+          <w:b w:val="0"/>
+          <w:i/>
+          <w:color w:val="0000FF"/>
+          <w:sz w:val="24"/>
+          <w:u w:val="single"/>
+        </w:rPr>
+        <w:t xml:space="preserve"> </w:t>
       </w:r>
       <w:r>
         <w:rPr>
@@ -1188,13 +1250,57 @@
       </w:r>
       <w:r>
         <w:rPr>
+          <w:u w:val="single" w:color="0000ff"/>
           <w:rFonts w:ascii="Charis SIL Regular" w:hAnsi="Charis SIL Regular" w:eastAsia="Charis SIL Regular"/>
           <w:b w:val="0"/>
           <w:i w:val="0"/>
           <w:color w:val="000000"/>
           <w:sz w:val="24"/>
         </w:rPr>
-        <w:t>Other relevant re</w:t>
+        <w:hyperlink r:id="rId10" w:history="1">
+          <w:r>
+            <w:rPr>
+              <w:rStyle w:val="Hyperlink"/>
+            </w:rPr>
+            <w:t>Other rele</w:t>
+          </w:r>
+        </w:hyperlink>
+      </w:r>
+      <w:r>
+        <w:rPr>
+          <w:u w:val="single" w:color="0000ff"/>
+          <w:rFonts w:ascii="Charis SIL Regular" w:hAnsi="Charis SIL Regular" w:eastAsia="Charis SIL Regular"/>
+          <w:b w:val="0"/>
+          <w:i w:val="0"/>
+          <w:color w:val="000000"/>
+          <w:sz w:val="24"/>
+        </w:rPr>
+        <w:hyperlink r:id="rId10" w:history="1">
+          <w:r>
+            <w:rPr>
+              <w:rStyle w:val="Hyperlink"/>
+            </w:rPr>
+            <w:t xml:space="preserve">vant </w:t>
+          </w:r>
+        </w:hyperlink>
+      </w:r>
+      <w:r>
+        <w:rPr>
+          <w:u w:val="single" w:color="0000ff"/>
+          <w:rFonts w:ascii="Charis SIL Regular" w:hAnsi="Charis SIL Regular" w:eastAsia="Charis SIL Regular"/>
+          <w:b w:val="0"/>
+          <w:i w:val="0"/>
+          <w:color w:val="000000"/>
+          <w:sz w:val="24"/>
+        </w:rPr>
+        <w:hyperlink r:id="rId10" w:history="1">
+          <w:r>
+            <w:rPr>
+              <w:rStyle w:val="Hyperlink"/>
+            </w:rPr>
+            <w:t>re</w:t>
+          </w:r>
+        </w:hyperlink>
       </w:r>
       <w:r>
         <w:rPr>
@@ -2404,7 +2510,7 @@
           <w:sz w:val="24"/>
           <w:u w:val="single"/>
         </w:rPr>
-        <w:hyperlink r:id="rId13" w:history="1">
+        <w:hyperlink r:id="rId12" w:history="1">
           <w:r>
             <w:rPr>
               <w:rStyle w:val="Hyperlink"/>
@@ -3296,6 +3402,7 @@
           <w:i/>
           <w:color w:val="0000FF"/>
           <w:sz w:val="24"/>
+          <w:u w:val="single"/>
         </w:rPr>
         <w:t>cultural objects and collections</w:t>
       </w:r>

--- a/EXPORTS/DOCX/published/niveau1/English/DoingResearch.docx
+++ b/EXPORTS/DOCX/published/niveau1/English/DoingResearch.docx
@@ -349,6 +349,314 @@
           <w:i/>
           <w:color w:val="0000FF"/>
           <w:sz w:val="24"/>
+          <w:u w:val="single"/>
+        </w:rPr>
+        <w:t>c</w:t>
+      </w:r>
+      <w:r>
+        <w:rPr>
+          <w:rFonts w:ascii="Charis SIL Italic" w:hAnsi="Charis SIL Italic" w:eastAsia="Charis SIL Italic"/>
+          <w:b w:val="0"/>
+          <w:i/>
+          <w:color w:val="0000FF"/>
+          <w:sz w:val="24"/>
+        </w:rPr>
+        <w:t>e</w:t>
+      </w:r>
+      <w:r>
+        <w:rPr>
+          <w:rFonts w:ascii="Charis SIL Italic" w:hAnsi="Charis SIL Italic" w:eastAsia="Charis SIL Italic"/>
+          <w:b w:val="0"/>
+          <w:i/>
+          <w:color w:val="0000FF"/>
+          <w:sz w:val="24"/>
+          <w:u w:val="single"/>
+        </w:rPr>
+        <w:t xml:space="preserve"> </w:t>
+      </w:r>
+      <w:r>
+        <w:rPr>
+          <w:rFonts w:ascii="Charis SIL Italic" w:hAnsi="Charis SIL Italic" w:eastAsia="Charis SIL Italic"/>
+          <w:b w:val="0"/>
+          <w:i/>
+          <w:color w:val="0000FF"/>
+          <w:sz w:val="24"/>
+          <w:u w:val="single"/>
+        </w:rPr>
+        <w:hyperlink r:id="rId9" w:history="1">
+          <w:r>
+            <w:rPr>
+              <w:rStyle w:val="Hyperlink"/>
+            </w:rPr>
+            <w:t>of</w:t>
+          </w:r>
+        </w:hyperlink>
+      </w:r>
+      <w:r>
+        <w:rPr>
+          <w:rFonts w:ascii="Charis SIL Italic" w:hAnsi="Charis SIL Italic" w:eastAsia="Charis SIL Italic"/>
+          <w:b w:val="0"/>
+          <w:i/>
+          <w:color w:val="0000FF"/>
+          <w:sz w:val="24"/>
+          <w:u w:val="single"/>
+        </w:rPr>
+        <w:t xml:space="preserve"> </w:t>
+      </w:r>
+      <w:r>
+        <w:rPr>
+          <w:rFonts w:ascii="Charis SIL Italic" w:hAnsi="Charis SIL Italic" w:eastAsia="Charis SIL Italic"/>
+          <w:b w:val="0"/>
+          <w:i/>
+          <w:color w:val="0000FF"/>
+          <w:sz w:val="24"/>
+          <w:u w:val="single"/>
+        </w:rPr>
+        <w:hyperlink r:id="rId9" w:history="1">
+          <w:r>
+            <w:rPr>
+              <w:rStyle w:val="Hyperlink"/>
+            </w:rPr>
+            <w:t>cultural</w:t>
+          </w:r>
+        </w:hyperlink>
+      </w:r>
+      <w:r>
+        <w:rPr>
+          <w:rFonts w:ascii="Charis SIL Italic" w:hAnsi="Charis SIL Italic" w:eastAsia="Charis SIL Italic"/>
+          <w:b w:val="0"/>
+          <w:i/>
+          <w:color w:val="0000FF"/>
+          <w:sz w:val="24"/>
+          <w:u w:val="single"/>
+        </w:rPr>
+        <w:t xml:space="preserve"> </w:t>
+      </w:r>
+      <w:r>
+        <w:rPr>
+          <w:rFonts w:ascii="Charis SIL Italic" w:hAnsi="Charis SIL Italic" w:eastAsia="Charis SIL Italic"/>
+          <w:b w:val="0"/>
+          <w:i/>
+          <w:color w:val="0000FF"/>
+          <w:sz w:val="24"/>
+          <w:u w:val="single"/>
+        </w:rPr>
+        <w:hyperlink r:id="rId9" w:history="1">
+          <w:r>
+            <w:rPr>
+              <w:rStyle w:val="Hyperlink"/>
+            </w:rPr>
+            <w:t xml:space="preserve">objects </w:t>
+          </w:r>
+        </w:hyperlink>
+      </w:r>
+      <w:r>
+        <w:rPr>
+          <w:rFonts w:ascii="Charis SIL Italic" w:hAnsi="Charis SIL Italic" w:eastAsia="Charis SIL Italic"/>
+          <w:b w:val="0"/>
+          <w:i/>
+          <w:color w:val="0000FF"/>
+          <w:sz w:val="24"/>
+          <w:u w:val="single"/>
+        </w:rPr>
+        <w:t>and collections acqui</w:t>
+      </w:r>
+      <w:r>
+        <w:rPr>
+          <w:rFonts w:ascii="Charis SIL Italic" w:hAnsi="Charis SIL Italic" w:eastAsia="Charis SIL Italic"/>
+          <w:b w:val="0"/>
+          <w:i/>
+          <w:color w:val="0000FF"/>
+          <w:sz w:val="24"/>
+          <w:u w:val="single"/>
+        </w:rPr>
+        <w:hyperlink r:id="rId9" w:history="1">
+          <w:r>
+            <w:rPr>
+              <w:rStyle w:val="Hyperlink"/>
+            </w:rPr>
+            <w:t>red</w:t>
+          </w:r>
+        </w:hyperlink>
+      </w:r>
+      <w:r>
+        <w:rPr>
+          <w:rFonts w:ascii="Charis SIL Italic" w:hAnsi="Charis SIL Italic" w:eastAsia="Charis SIL Italic"/>
+          <w:b w:val="0"/>
+          <w:i/>
+          <w:color w:val="0000FF"/>
+          <w:sz w:val="24"/>
+          <w:u w:val="single"/>
+        </w:rPr>
+        <w:t xml:space="preserve"> </w:t>
+      </w:r>
+      <w:r>
+        <w:rPr>
+          <w:rFonts w:ascii="Charis SIL Italic" w:hAnsi="Charis SIL Italic" w:eastAsia="Charis SIL Italic"/>
+          <w:b w:val="0"/>
+          <w:i/>
+          <w:color w:val="0000FF"/>
+          <w:sz w:val="24"/>
+          <w:u w:val="single"/>
+        </w:rPr>
+        <w:hyperlink r:id="rId9" w:history="1">
+          <w:r>
+            <w:rPr>
+              <w:rStyle w:val="Hyperlink"/>
+            </w:rPr>
+            <w:t>in</w:t>
+          </w:r>
+        </w:hyperlink>
+      </w:r>
+      <w:r>
+        <w:rPr>
+          <w:rFonts w:ascii="Charis SIL Italic" w:hAnsi="Charis SIL Italic" w:eastAsia="Charis SIL Italic"/>
+          <w:b w:val="0"/>
+          <w:i/>
+          <w:color w:val="0000FF"/>
+          <w:sz w:val="24"/>
+          <w:u w:val="single"/>
+        </w:rPr>
+        <w:t xml:space="preserve"> </w:t>
+      </w:r>
+      <w:r>
+        <w:rPr>
+          <w:rFonts w:ascii="Charis SIL Italic" w:hAnsi="Charis SIL Italic" w:eastAsia="Charis SIL Italic"/>
+          <w:b w:val="0"/>
+          <w:i/>
+          <w:color w:val="0000FF"/>
+          <w:sz w:val="24"/>
+          <w:u w:val="single"/>
+        </w:rPr>
+        <w:hyperlink r:id="rId9" w:history="1">
+          <w:r>
+            <w:rPr>
+              <w:rStyle w:val="Hyperlink"/>
+            </w:rPr>
+            <w:t>colonial</w:t>
+          </w:r>
+        </w:hyperlink>
+      </w:r>
+      <w:r>
+        <w:rPr>
+          <w:rFonts w:ascii="Charis SIL Italic" w:hAnsi="Charis SIL Italic" w:eastAsia="Charis SIL Italic"/>
+          <w:b w:val="0"/>
+          <w:i/>
+          <w:color w:val="0000FF"/>
+          <w:sz w:val="24"/>
+          <w:u w:val="single"/>
+        </w:rPr>
+        <w:t xml:space="preserve"> </w:t>
+      </w:r>
+      <w:r>
+        <w:rPr>
+          <w:rFonts w:ascii="Charis SIL Italic" w:hAnsi="Charis SIL Italic" w:eastAsia="Charis SIL Italic"/>
+          <w:b w:val="0"/>
+          <w:i/>
+          <w:color w:val="0000FF"/>
+          <w:sz w:val="24"/>
+          <w:u w:val="single"/>
+        </w:rPr>
+        <w:hyperlink r:id="rId9" w:history="1">
+          <w:r>
+            <w:rPr>
+              <w:rStyle w:val="Hyperlink"/>
+            </w:rPr>
+            <w:t>s</w:t>
+          </w:r>
+        </w:hyperlink>
+      </w:r>
+      <w:r>
+        <w:rPr>
+          <w:rFonts w:ascii="Charis SIL Italic" w:hAnsi="Charis SIL Italic" w:eastAsia="Charis SIL Italic"/>
+          <w:b w:val="0"/>
+          <w:i/>
+          <w:color w:val="0000FF"/>
+          <w:sz w:val="24"/>
+          <w:u w:val="single"/>
+        </w:rPr>
+        <w:hyperlink r:id="rId9" w:history="1">
+          <w:r>
+            <w:rPr>
+              <w:rStyle w:val="Hyperlink"/>
+            </w:rPr>
+            <w:t>itua</w:t>
+          </w:r>
+        </w:hyperlink>
+      </w:r>
+      <w:r>
+        <w:rPr>
+          <w:rFonts w:ascii="Charis SIL Italic" w:hAnsi="Charis SIL Italic" w:eastAsia="Charis SIL Italic"/>
+          <w:b w:val="0"/>
+          <w:i/>
+          <w:color w:val="0000FF"/>
+          <w:sz w:val="24"/>
+          <w:u w:val="single"/>
+        </w:rPr>
+        <w:hyperlink r:id="rId9" w:history="1">
+          <w:r>
+            <w:rPr>
+              <w:rStyle w:val="Hyperlink"/>
+            </w:rPr>
+            <w:t>t</w:t>
+          </w:r>
+        </w:hyperlink>
+      </w:r>
+      <w:r>
+        <w:rPr>
+          <w:rFonts w:ascii="Charis SIL Italic" w:hAnsi="Charis SIL Italic" w:eastAsia="Charis SIL Italic"/>
+          <w:b w:val="0"/>
+          <w:i/>
+          <w:color w:val="0000FF"/>
+          <w:sz w:val="24"/>
+          <w:u w:val="single"/>
+        </w:rPr>
+        <w:hyperlink r:id="rId9" w:history="1">
+          <w:r>
+            <w:rPr>
+              <w:rStyle w:val="Hyperlink"/>
+            </w:rPr>
+            <w:t>ions</w:t>
+          </w:r>
+        </w:hyperlink>
+      </w:r>
+      <w:r>
+        <w:rPr>
+          <w:u w:val="single" w:color="0000ff"/>
+          <w:rFonts w:ascii="Charis SIL Regular" w:hAnsi="Charis SIL Regular" w:eastAsia="Charis SIL Regular"/>
+          <w:b w:val="0"/>
+          <w:i w:val="0"/>
+          <w:color w:val="000000"/>
+          <w:sz w:val="24"/>
+        </w:rPr>
+        <w:t xml:space="preserve"> and the publication </w:t>
+      </w:r>
+      <w:r>
+        <w:rPr>
+          <w:rFonts w:ascii="Charis SIL Italic" w:hAnsi="Charis SIL Italic" w:eastAsia="Charis SIL Italic"/>
+          <w:b w:val="0"/>
+          <w:i/>
+          <w:color w:val="0000FF"/>
+          <w:sz w:val="24"/>
+          <w:u w:val="single"/>
+        </w:rPr>
+        <w:hyperlink r:id="rId10" w:history="1">
+          <w:r>
+            <w:rPr>
+              <w:rStyle w:val="Hyperlink"/>
+            </w:rPr>
+            <w:t>Provenan</w:t>
+          </w:r>
+        </w:hyperlink>
+      </w:r>
+      <w:r>
+        <w:rPr>
+          <w:rFonts w:ascii="Charis SIL Italic" w:hAnsi="Charis SIL Italic" w:eastAsia="Charis SIL Italic"/>
+          <w:b w:val="0"/>
+          <w:i/>
+          <w:color w:val="0000FF"/>
+          <w:sz w:val="24"/>
+          <w:u w:val="single"/>
         </w:rPr>
         <w:hyperlink r:id="rId9" w:history="1">
           <w:r>
@@ -366,292 +674,7 @@
           <w:i/>
           <w:color w:val="0000FF"/>
           <w:sz w:val="24"/>
-        </w:rPr>
-        <w:t>e</w:t>
-      </w:r>
-      <w:r>
-        <w:rPr>
-          <w:rFonts w:ascii="Charis SIL Italic" w:hAnsi="Charis SIL Italic" w:eastAsia="Charis SIL Italic"/>
-          <w:b w:val="0"/>
-          <w:i/>
-          <w:color w:val="0000FF"/>
-          <w:sz w:val="24"/>
           <w:u w:val="single"/>
-        </w:rPr>
-        <w:t xml:space="preserve"> </w:t>
-      </w:r>
-      <w:r>
-        <w:rPr>
-          <w:rFonts w:ascii="Charis SIL Italic" w:hAnsi="Charis SIL Italic" w:eastAsia="Charis SIL Italic"/>
-          <w:b w:val="0"/>
-          <w:i/>
-          <w:color w:val="0000FF"/>
-          <w:sz w:val="24"/>
-          <w:u w:val="single"/>
-        </w:rPr>
-        <w:hyperlink r:id="rId9" w:history="1">
-          <w:r>
-            <w:rPr>
-              <w:rStyle w:val="Hyperlink"/>
-            </w:rPr>
-            <w:t>of</w:t>
-          </w:r>
-        </w:hyperlink>
-      </w:r>
-      <w:r>
-        <w:rPr>
-          <w:rFonts w:ascii="Charis SIL Italic" w:hAnsi="Charis SIL Italic" w:eastAsia="Charis SIL Italic"/>
-          <w:b w:val="0"/>
-          <w:i/>
-          <w:color w:val="0000FF"/>
-          <w:sz w:val="24"/>
-          <w:u w:val="single"/>
-        </w:rPr>
-        <w:t xml:space="preserve"> </w:t>
-      </w:r>
-      <w:r>
-        <w:rPr>
-          <w:rFonts w:ascii="Charis SIL Italic" w:hAnsi="Charis SIL Italic" w:eastAsia="Charis SIL Italic"/>
-          <w:b w:val="0"/>
-          <w:i/>
-          <w:color w:val="0000FF"/>
-          <w:sz w:val="24"/>
-          <w:u w:val="single"/>
-        </w:rPr>
-        <w:hyperlink r:id="rId9" w:history="1">
-          <w:r>
-            <w:rPr>
-              <w:rStyle w:val="Hyperlink"/>
-            </w:rPr>
-            <w:t>cultural</w:t>
-          </w:r>
-        </w:hyperlink>
-      </w:r>
-      <w:r>
-        <w:rPr>
-          <w:rFonts w:ascii="Charis SIL Italic" w:hAnsi="Charis SIL Italic" w:eastAsia="Charis SIL Italic"/>
-          <w:b w:val="0"/>
-          <w:i/>
-          <w:color w:val="0000FF"/>
-          <w:sz w:val="24"/>
-          <w:u w:val="single"/>
-        </w:rPr>
-        <w:t xml:space="preserve"> </w:t>
-      </w:r>
-      <w:r>
-        <w:rPr>
-          <w:rFonts w:ascii="Charis SIL Italic" w:hAnsi="Charis SIL Italic" w:eastAsia="Charis SIL Italic"/>
-          <w:b w:val="0"/>
-          <w:i/>
-          <w:color w:val="0000FF"/>
-          <w:sz w:val="24"/>
-          <w:u w:val="single"/>
-        </w:rPr>
-        <w:hyperlink r:id="rId9" w:history="1">
-          <w:r>
-            <w:rPr>
-              <w:rStyle w:val="Hyperlink"/>
-            </w:rPr>
-            <w:t xml:space="preserve">objects </w:t>
-          </w:r>
-        </w:hyperlink>
-      </w:r>
-      <w:r>
-        <w:rPr>
-          <w:rFonts w:ascii="Charis SIL Italic" w:hAnsi="Charis SIL Italic" w:eastAsia="Charis SIL Italic"/>
-          <w:b w:val="0"/>
-          <w:i/>
-          <w:color w:val="0000FF"/>
-          <w:sz w:val="24"/>
-          <w:u w:val="single"/>
-        </w:rPr>
-        <w:t>and collections acqui</w:t>
-      </w:r>
-      <w:r>
-        <w:rPr>
-          <w:rFonts w:ascii="Charis SIL Italic" w:hAnsi="Charis SIL Italic" w:eastAsia="Charis SIL Italic"/>
-          <w:b w:val="0"/>
-          <w:i/>
-          <w:color w:val="0000FF"/>
-          <w:sz w:val="24"/>
-          <w:u w:val="single"/>
-        </w:rPr>
-        <w:hyperlink r:id="rId9" w:history="1">
-          <w:r>
-            <w:rPr>
-              <w:rStyle w:val="Hyperlink"/>
-            </w:rPr>
-            <w:t>red</w:t>
-          </w:r>
-        </w:hyperlink>
-      </w:r>
-      <w:r>
-        <w:rPr>
-          <w:rFonts w:ascii="Charis SIL Italic" w:hAnsi="Charis SIL Italic" w:eastAsia="Charis SIL Italic"/>
-          <w:b w:val="0"/>
-          <w:i/>
-          <w:color w:val="0000FF"/>
-          <w:sz w:val="24"/>
-          <w:u w:val="single"/>
-        </w:rPr>
-        <w:t xml:space="preserve"> </w:t>
-      </w:r>
-      <w:r>
-        <w:rPr>
-          <w:rFonts w:ascii="Charis SIL Italic" w:hAnsi="Charis SIL Italic" w:eastAsia="Charis SIL Italic"/>
-          <w:b w:val="0"/>
-          <w:i/>
-          <w:color w:val="0000FF"/>
-          <w:sz w:val="24"/>
-          <w:u w:val="single"/>
-        </w:rPr>
-        <w:hyperlink r:id="rId9" w:history="1">
-          <w:r>
-            <w:rPr>
-              <w:rStyle w:val="Hyperlink"/>
-            </w:rPr>
-            <w:t>in</w:t>
-          </w:r>
-        </w:hyperlink>
-      </w:r>
-      <w:r>
-        <w:rPr>
-          <w:rFonts w:ascii="Charis SIL Italic" w:hAnsi="Charis SIL Italic" w:eastAsia="Charis SIL Italic"/>
-          <w:b w:val="0"/>
-          <w:i/>
-          <w:color w:val="0000FF"/>
-          <w:sz w:val="24"/>
-          <w:u w:val="single"/>
-        </w:rPr>
-        <w:t xml:space="preserve"> </w:t>
-      </w:r>
-      <w:r>
-        <w:rPr>
-          <w:rFonts w:ascii="Charis SIL Italic" w:hAnsi="Charis SIL Italic" w:eastAsia="Charis SIL Italic"/>
-          <w:b w:val="0"/>
-          <w:i/>
-          <w:color w:val="0000FF"/>
-          <w:sz w:val="24"/>
-          <w:u w:val="single"/>
-        </w:rPr>
-        <w:hyperlink r:id="rId9" w:history="1">
-          <w:r>
-            <w:rPr>
-              <w:rStyle w:val="Hyperlink"/>
-            </w:rPr>
-            <w:t>colonial</w:t>
-          </w:r>
-        </w:hyperlink>
-      </w:r>
-      <w:r>
-        <w:rPr>
-          <w:rFonts w:ascii="Charis SIL Italic" w:hAnsi="Charis SIL Italic" w:eastAsia="Charis SIL Italic"/>
-          <w:b w:val="0"/>
-          <w:i/>
-          <w:color w:val="0000FF"/>
-          <w:sz w:val="24"/>
-          <w:u w:val="single"/>
-        </w:rPr>
-        <w:t xml:space="preserve"> </w:t>
-      </w:r>
-      <w:r>
-        <w:rPr>
-          <w:rFonts w:ascii="Charis SIL Italic" w:hAnsi="Charis SIL Italic" w:eastAsia="Charis SIL Italic"/>
-          <w:b w:val="0"/>
-          <w:i/>
-          <w:color w:val="0000FF"/>
-          <w:sz w:val="24"/>
-          <w:u w:val="single"/>
-        </w:rPr>
-        <w:hyperlink r:id="rId9" w:history="1">
-          <w:r>
-            <w:rPr>
-              <w:rStyle w:val="Hyperlink"/>
-            </w:rPr>
-            <w:t>s</w:t>
-          </w:r>
-        </w:hyperlink>
-      </w:r>
-      <w:r>
-        <w:rPr>
-          <w:rFonts w:ascii="Charis SIL Italic" w:hAnsi="Charis SIL Italic" w:eastAsia="Charis SIL Italic"/>
-          <w:b w:val="0"/>
-          <w:i/>
-          <w:color w:val="0000FF"/>
-          <w:sz w:val="24"/>
-          <w:u w:val="single"/>
-        </w:rPr>
-        <w:hyperlink r:id="rId9" w:history="1">
-          <w:r>
-            <w:rPr>
-              <w:rStyle w:val="Hyperlink"/>
-            </w:rPr>
-            <w:t>itua</w:t>
-          </w:r>
-        </w:hyperlink>
-      </w:r>
-      <w:r>
-        <w:rPr>
-          <w:rFonts w:ascii="Charis SIL Italic" w:hAnsi="Charis SIL Italic" w:eastAsia="Charis SIL Italic"/>
-          <w:b w:val="0"/>
-          <w:i/>
-          <w:color w:val="0000FF"/>
-          <w:sz w:val="24"/>
-          <w:u w:val="single"/>
-        </w:rPr>
-        <w:hyperlink r:id="rId9" w:history="1">
-          <w:r>
-            <w:rPr>
-              <w:rStyle w:val="Hyperlink"/>
-            </w:rPr>
-            <w:t>t</w:t>
-          </w:r>
-        </w:hyperlink>
-      </w:r>
-      <w:r>
-        <w:rPr>
-          <w:rFonts w:ascii="Charis SIL Italic" w:hAnsi="Charis SIL Italic" w:eastAsia="Charis SIL Italic"/>
-          <w:b w:val="0"/>
-          <w:i/>
-          <w:color w:val="0000FF"/>
-          <w:sz w:val="24"/>
-          <w:u w:val="single"/>
-        </w:rPr>
-        <w:hyperlink r:id="rId9" w:history="1">
-          <w:r>
-            <w:rPr>
-              <w:rStyle w:val="Hyperlink"/>
-            </w:rPr>
-            <w:t>ions</w:t>
-          </w:r>
-        </w:hyperlink>
-      </w:r>
-      <w:r>
-        <w:rPr>
-          <w:u w:val="single" w:color="0000ff"/>
-          <w:rFonts w:ascii="Charis SIL Regular" w:hAnsi="Charis SIL Regular" w:eastAsia="Charis SIL Regular"/>
-          <w:b w:val="0"/>
-          <w:i w:val="0"/>
-          <w:color w:val="000000"/>
-          <w:sz w:val="24"/>
-        </w:rPr>
-        <w:hyperlink r:id="rId9" w:history="1">
-          <w:r>
-            <w:rPr>
-              <w:rStyle w:val="Hyperlink"/>
-            </w:rPr>
-            <w:t xml:space="preserve"> and th</w:t>
-          </w:r>
-        </w:hyperlink>
-      </w:r>
-      <w:r>
-        <w:rPr>
-          <w:u w:val="single" w:color="0000ff"/>
-          <w:rFonts w:ascii="Charis SIL Regular" w:hAnsi="Charis SIL Regular" w:eastAsia="Charis SIL Regular"/>
-          <w:b w:val="0"/>
-          <w:i w:val="0"/>
-          <w:color w:val="000000"/>
-          <w:sz w:val="24"/>
         </w:rPr>
         <w:hyperlink r:id="rId9" w:history="1">
           <w:r>
@@ -664,109 +687,95 @@
       </w:r>
       <w:r>
         <w:rPr>
-          <w:u w:val="single" w:color="0000ff"/>
-          <w:rFonts w:ascii="Charis SIL Regular" w:hAnsi="Charis SIL Regular" w:eastAsia="Charis SIL Regular"/>
-          <w:b w:val="0"/>
-          <w:i w:val="0"/>
-          <w:color w:val="000000"/>
-          <w:sz w:val="24"/>
+          <w:rFonts w:ascii="Charis SIL Italic" w:hAnsi="Charis SIL Italic" w:eastAsia="Charis SIL Italic"/>
+          <w:b w:val="0"/>
+          <w:i/>
+          <w:color w:val="0000FF"/>
+          <w:sz w:val="24"/>
+          <w:u w:val="single"/>
+        </w:rPr>
+        <w:t xml:space="preserve"> </w:t>
+      </w:r>
+      <w:r>
+        <w:rPr>
+          <w:rFonts w:ascii="Charis SIL Italic" w:hAnsi="Charis SIL Italic" w:eastAsia="Charis SIL Italic"/>
+          <w:b w:val="0"/>
+          <w:i/>
+          <w:color w:val="0000FF"/>
+          <w:sz w:val="24"/>
+          <w:u w:val="single"/>
         </w:rPr>
         <w:hyperlink r:id="rId9" w:history="1">
           <w:r>
             <w:rPr>
               <w:rStyle w:val="Hyperlink"/>
             </w:rPr>
-            <w:t xml:space="preserve"> publi</w:t>
+            <w:t>r</w:t>
           </w:r>
         </w:hyperlink>
       </w:r>
       <w:r>
         <w:rPr>
-          <w:u w:val="single" w:color="0000ff"/>
-          <w:rFonts w:ascii="Charis SIL Regular" w:hAnsi="Charis SIL Regular" w:eastAsia="Charis SIL Regular"/>
-          <w:b w:val="0"/>
-          <w:i w:val="0"/>
-          <w:color w:val="000000"/>
-          <w:sz w:val="24"/>
+          <w:rFonts w:ascii="Charis SIL Italic" w:hAnsi="Charis SIL Italic" w:eastAsia="Charis SIL Italic"/>
+          <w:b w:val="0"/>
+          <w:i/>
+          <w:color w:val="0000FF"/>
+          <w:sz w:val="24"/>
+          <w:u w:val="single"/>
         </w:rPr>
         <w:hyperlink r:id="rId9" w:history="1">
           <w:r>
             <w:rPr>
               <w:rStyle w:val="Hyperlink"/>
             </w:rPr>
-            <w:t>c</w:t>
+            <w:t>esearch</w:t>
           </w:r>
         </w:hyperlink>
       </w:r>
       <w:r>
         <w:rPr>
-          <w:u w:val="single" w:color="0000ff"/>
-          <w:rFonts w:ascii="Charis SIL Regular" w:hAnsi="Charis SIL Regular" w:eastAsia="Charis SIL Regular"/>
-          <w:b w:val="0"/>
-          <w:i w:val="0"/>
-          <w:color w:val="000000"/>
-          <w:sz w:val="24"/>
+          <w:rFonts w:ascii="Charis SIL Italic" w:hAnsi="Charis SIL Italic" w:eastAsia="Charis SIL Italic"/>
+          <w:b w:val="0"/>
+          <w:i/>
+          <w:color w:val="0000FF"/>
+          <w:sz w:val="24"/>
+          <w:u w:val="single"/>
+        </w:rPr>
+        <w:t xml:space="preserve"> </w:t>
+      </w:r>
+      <w:r>
+        <w:rPr>
+          <w:rFonts w:ascii="Charis SIL Italic" w:hAnsi="Charis SIL Italic" w:eastAsia="Charis SIL Italic"/>
+          <w:b w:val="0"/>
+          <w:i/>
+          <w:color w:val="0000FF"/>
+          <w:sz w:val="24"/>
+          <w:u w:val="single"/>
         </w:rPr>
         <w:hyperlink r:id="rId9" w:history="1">
           <w:r>
             <w:rPr>
               <w:rStyle w:val="Hyperlink"/>
             </w:rPr>
-            <w:t>atio</w:t>
+            <w:t xml:space="preserve">into </w:t>
           </w:r>
         </w:hyperlink>
       </w:r>
       <w:r>
         <w:rPr>
-          <w:u w:val="single" w:color="0000ff"/>
-          <w:rFonts w:ascii="Charis SIL Regular" w:hAnsi="Charis SIL Regular" w:eastAsia="Charis SIL Regular"/>
-          <w:b w:val="0"/>
-          <w:i w:val="0"/>
-          <w:color w:val="000000"/>
-          <w:sz w:val="24"/>
+          <w:rFonts w:ascii="Charis SIL Italic" w:hAnsi="Charis SIL Italic" w:eastAsia="Charis SIL Italic"/>
+          <w:b w:val="0"/>
+          <w:i/>
+          <w:color w:val="0000FF"/>
+          <w:sz w:val="24"/>
+          <w:u w:val="single"/>
         </w:rPr>
         <w:hyperlink r:id="rId9" w:history="1">
           <w:r>
             <w:rPr>
               <w:rStyle w:val="Hyperlink"/>
             </w:rPr>
-            <w:t xml:space="preserve">n </w:t>
-          </w:r>
-        </w:hyperlink>
-      </w:r>
-      <w:r>
-        <w:rPr>
-          <w:rFonts w:ascii="Charis SIL Italic" w:hAnsi="Charis SIL Italic" w:eastAsia="Charis SIL Italic"/>
-          <w:b w:val="0"/>
-          <w:i/>
-          <w:color w:val="0000FF"/>
-          <w:sz w:val="24"/>
-          <w:u w:val="single"/>
-        </w:rPr>
-        <w:hyperlink r:id="rId9" w:history="1">
-          <w:r>
-            <w:rPr>
-              <w:rStyle w:val="Hyperlink"/>
-            </w:rPr>
-            <w:t>Provenan</w:t>
-          </w:r>
-        </w:hyperlink>
-      </w:r>
-      <w:r>
-        <w:rPr>
-          <w:rFonts w:ascii="Charis SIL Italic" w:hAnsi="Charis SIL Italic" w:eastAsia="Charis SIL Italic"/>
-          <w:b w:val="0"/>
-          <w:i/>
-          <w:color w:val="0000FF"/>
-          <w:sz w:val="24"/>
-          <w:u w:val="single"/>
-        </w:rPr>
-        <w:hyperlink r:id="rId9" w:history="1">
-          <w:r>
-            <w:rPr>
-              <w:rStyle w:val="Hyperlink"/>
-            </w:rPr>
-            <w:t>c</w:t>
+            <w:t>coll</w:t>
           </w:r>
         </w:hyperlink>
       </w:r>
@@ -797,118 +806,6 @@
           <w:sz w:val="24"/>
           <w:u w:val="single"/>
         </w:rPr>
-        <w:t xml:space="preserve"> </w:t>
-      </w:r>
-      <w:r>
-        <w:rPr>
-          <w:rFonts w:ascii="Charis SIL Italic" w:hAnsi="Charis SIL Italic" w:eastAsia="Charis SIL Italic"/>
-          <w:b w:val="0"/>
-          <w:i/>
-          <w:color w:val="0000FF"/>
-          <w:sz w:val="24"/>
-          <w:u w:val="single"/>
-        </w:rPr>
-        <w:hyperlink r:id="rId9" w:history="1">
-          <w:r>
-            <w:rPr>
-              <w:rStyle w:val="Hyperlink"/>
-            </w:rPr>
-            <w:t>r</w:t>
-          </w:r>
-        </w:hyperlink>
-      </w:r>
-      <w:r>
-        <w:rPr>
-          <w:rFonts w:ascii="Charis SIL Italic" w:hAnsi="Charis SIL Italic" w:eastAsia="Charis SIL Italic"/>
-          <w:b w:val="0"/>
-          <w:i/>
-          <w:color w:val="0000FF"/>
-          <w:sz w:val="24"/>
-          <w:u w:val="single"/>
-        </w:rPr>
-        <w:hyperlink r:id="rId9" w:history="1">
-          <w:r>
-            <w:rPr>
-              <w:rStyle w:val="Hyperlink"/>
-            </w:rPr>
-            <w:t>esearch</w:t>
-          </w:r>
-        </w:hyperlink>
-      </w:r>
-      <w:r>
-        <w:rPr>
-          <w:rFonts w:ascii="Charis SIL Italic" w:hAnsi="Charis SIL Italic" w:eastAsia="Charis SIL Italic"/>
-          <w:b w:val="0"/>
-          <w:i/>
-          <w:color w:val="0000FF"/>
-          <w:sz w:val="24"/>
-          <w:u w:val="single"/>
-        </w:rPr>
-        <w:t xml:space="preserve"> </w:t>
-      </w:r>
-      <w:r>
-        <w:rPr>
-          <w:rFonts w:ascii="Charis SIL Italic" w:hAnsi="Charis SIL Italic" w:eastAsia="Charis SIL Italic"/>
-          <w:b w:val="0"/>
-          <w:i/>
-          <w:color w:val="0000FF"/>
-          <w:sz w:val="24"/>
-          <w:u w:val="single"/>
-        </w:rPr>
-        <w:hyperlink r:id="rId9" w:history="1">
-          <w:r>
-            <w:rPr>
-              <w:rStyle w:val="Hyperlink"/>
-            </w:rPr>
-            <w:t xml:space="preserve">into </w:t>
-          </w:r>
-        </w:hyperlink>
-      </w:r>
-      <w:r>
-        <w:rPr>
-          <w:rFonts w:ascii="Charis SIL Italic" w:hAnsi="Charis SIL Italic" w:eastAsia="Charis SIL Italic"/>
-          <w:b w:val="0"/>
-          <w:i/>
-          <w:color w:val="0000FF"/>
-          <w:sz w:val="24"/>
-          <w:u w:val="single"/>
-        </w:rPr>
-        <w:hyperlink r:id="rId9" w:history="1">
-          <w:r>
-            <w:rPr>
-              <w:rStyle w:val="Hyperlink"/>
-            </w:rPr>
-            <w:t>coll</w:t>
-          </w:r>
-        </w:hyperlink>
-      </w:r>
-      <w:r>
-        <w:rPr>
-          <w:rFonts w:ascii="Charis SIL Italic" w:hAnsi="Charis SIL Italic" w:eastAsia="Charis SIL Italic"/>
-          <w:b w:val="0"/>
-          <w:i/>
-          <w:color w:val="0000FF"/>
-          <w:sz w:val="24"/>
-          <w:u w:val="single"/>
-        </w:rPr>
-        <w:hyperlink r:id="rId9" w:history="1">
-          <w:r>
-            <w:rPr>
-              <w:rStyle w:val="Hyperlink"/>
-            </w:rPr>
-            <w:t>e</w:t>
-          </w:r>
-        </w:hyperlink>
-      </w:r>
-      <w:r>
-        <w:rPr>
-          <w:rFonts w:ascii="Charis SIL Italic" w:hAnsi="Charis SIL Italic" w:eastAsia="Charis SIL Italic"/>
-          <w:b w:val="0"/>
-          <w:i/>
-          <w:color w:val="0000FF"/>
-          <w:sz w:val="24"/>
-          <w:u w:val="single"/>
-        </w:rPr>
         <w:hyperlink r:id="rId9" w:history="1">
           <w:r>
             <w:rPr>
@@ -996,54 +893,7 @@
           <w:sz w:val="24"/>
           <w:u w:val="single"/>
         </w:rPr>
-        <w:t xml:space="preserve"> </w:t>
-      </w:r>
-      <w:r>
-        <w:rPr>
-          <w:rFonts w:ascii="Charis SIL Italic" w:hAnsi="Charis SIL Italic" w:eastAsia="Charis SIL Italic"/>
-          <w:b w:val="0"/>
-          <w:i/>
-          <w:color w:val="0000FF"/>
-          <w:sz w:val="24"/>
-          <w:u w:val="single"/>
-        </w:rPr>
-        <w:hyperlink r:id="rId10" w:history="1">
-          <w:r>
-            <w:rPr>
-              <w:rStyle w:val="Hyperlink"/>
-            </w:rPr>
-            <w:t>coloni</w:t>
-          </w:r>
-        </w:hyperlink>
-      </w:r>
-      <w:r>
-        <w:rPr>
-          <w:rFonts w:ascii="Charis SIL Italic" w:hAnsi="Charis SIL Italic" w:eastAsia="Charis SIL Italic"/>
-          <w:b w:val="0"/>
-          <w:i/>
-          <w:color w:val="0000FF"/>
-          <w:sz w:val="24"/>
-          <w:u w:val="single"/>
-        </w:rPr>
-        <w:hyperlink r:id="rId9" w:history="1">
-          <w:r>
-            <w:rPr>
-              <w:rStyle w:val="Hyperlink"/>
-            </w:rPr>
-            <w:t>al</w:t>
-          </w:r>
-        </w:hyperlink>
-      </w:r>
-      <w:r>
-        <w:rPr>
-          <w:rFonts w:ascii="Charis SIL Italic" w:hAnsi="Charis SIL Italic" w:eastAsia="Charis SIL Italic"/>
-          <w:b w:val="0"/>
-          <w:i/>
-          <w:color w:val="0000FF"/>
-          <w:sz w:val="24"/>
-          <w:u w:val="single"/>
-        </w:rPr>
-        <w:t xml:space="preserve"> </w:t>
+        <w:t xml:space="preserve"> colonial </w:t>
       </w:r>
       <w:r>
         <w:rPr>
@@ -3404,7 +3254,101 @@
           <w:sz w:val="24"/>
           <w:u w:val="single"/>
         </w:rPr>
-        <w:t>cultural objects and collections</w:t>
+        <w:hyperlink r:id="rId15" w:history="1">
+          <w:r>
+            <w:rPr>
+              <w:rStyle w:val="Hyperlink"/>
+            </w:rPr>
+            <w:t>cultural</w:t>
+          </w:r>
+        </w:hyperlink>
+      </w:r>
+      <w:r>
+        <w:rPr>
+          <w:rFonts w:ascii="Charis SIL Italic" w:hAnsi="Charis SIL Italic" w:eastAsia="Charis SIL Italic"/>
+          <w:b w:val="0"/>
+          <w:i/>
+          <w:color w:val="0000FF"/>
+          <w:sz w:val="24"/>
+          <w:u w:val="single"/>
+        </w:rPr>
+        <w:t xml:space="preserve"> </w:t>
+      </w:r>
+      <w:r>
+        <w:rPr>
+          <w:rFonts w:ascii="Charis SIL Italic" w:hAnsi="Charis SIL Italic" w:eastAsia="Charis SIL Italic"/>
+          <w:b w:val="0"/>
+          <w:i/>
+          <w:color w:val="0000FF"/>
+          <w:sz w:val="24"/>
+          <w:u w:val="single"/>
+        </w:rPr>
+        <w:hyperlink r:id="rId15" w:history="1">
+          <w:r>
+            <w:rPr>
+              <w:rStyle w:val="Hyperlink"/>
+            </w:rPr>
+            <w:t>objects</w:t>
+          </w:r>
+        </w:hyperlink>
+      </w:r>
+      <w:r>
+        <w:rPr>
+          <w:rFonts w:ascii="Charis SIL Italic" w:hAnsi="Charis SIL Italic" w:eastAsia="Charis SIL Italic"/>
+          <w:b w:val="0"/>
+          <w:i/>
+          <w:color w:val="0000FF"/>
+          <w:sz w:val="24"/>
+          <w:u w:val="single"/>
+        </w:rPr>
+        <w:t xml:space="preserve"> </w:t>
+      </w:r>
+      <w:r>
+        <w:rPr>
+          <w:rFonts w:ascii="Charis SIL Italic" w:hAnsi="Charis SIL Italic" w:eastAsia="Charis SIL Italic"/>
+          <w:b w:val="0"/>
+          <w:i/>
+          <w:color w:val="0000FF"/>
+          <w:sz w:val="24"/>
+          <w:u w:val="single"/>
+        </w:rPr>
+        <w:hyperlink r:id="rId15" w:history="1">
+          <w:r>
+            <w:rPr>
+              <w:rStyle w:val="Hyperlink"/>
+            </w:rPr>
+            <w:t>and</w:t>
+          </w:r>
+        </w:hyperlink>
+      </w:r>
+      <w:r>
+        <w:rPr>
+          <w:rFonts w:ascii="Charis SIL Italic" w:hAnsi="Charis SIL Italic" w:eastAsia="Charis SIL Italic"/>
+          <w:b w:val="0"/>
+          <w:i/>
+          <w:color w:val="0000FF"/>
+          <w:sz w:val="24"/>
+          <w:u w:val="single"/>
+        </w:rPr>
+        <w:t xml:space="preserve"> </w:t>
+      </w:r>
+      <w:r>
+        <w:rPr>
+          <w:rFonts w:ascii="Charis SIL Italic" w:hAnsi="Charis SIL Italic" w:eastAsia="Charis SIL Italic"/>
+          <w:b w:val="0"/>
+          <w:i/>
+          <w:color w:val="0000FF"/>
+          <w:sz w:val="24"/>
+          <w:u w:val="single"/>
+        </w:rPr>
+        <w:hyperlink r:id="rId15" w:history="1">
+          <w:r>
+            <w:rPr>
+              <w:rStyle w:val="Hyperlink"/>
+            </w:rPr>
+            <w:t>collections</w:t>
+          </w:r>
+        </w:hyperlink>
       </w:r>
       <w:r>
         <w:rPr>
@@ -3596,57 +3540,13 @@
       </w:r>
       <w:r>
         <w:rPr>
-          <w:u w:val="single" w:color="0000ff"/>
           <w:rFonts w:ascii="Charis SIL Regular" w:hAnsi="Charis SIL Regular" w:eastAsia="Charis SIL Regular"/>
           <w:b w:val="0"/>
           <w:i w:val="0"/>
           <w:color w:val="000000"/>
           <w:sz w:val="24"/>
         </w:rPr>
-        <w:hyperlink r:id="rId15" w:history="1">
-          <w:r>
-            <w:rPr>
-              <w:rStyle w:val="Hyperlink"/>
-            </w:rPr>
-            <w:t xml:space="preserve"> (</w:t>
-          </w:r>
-        </w:hyperlink>
-      </w:r>
-      <w:r>
-        <w:rPr>
-          <w:u w:val="single" w:color="0000ff"/>
-          <w:rFonts w:ascii="Charis SIL Regular" w:hAnsi="Charis SIL Regular" w:eastAsia="Charis SIL Regular"/>
-          <w:b w:val="0"/>
-          <w:i w:val="0"/>
-          <w:color w:val="000000"/>
-          <w:sz w:val="24"/>
-        </w:rPr>
-        <w:hyperlink r:id="rId15" w:history="1">
-          <w:r>
-            <w:rPr>
-              <w:rStyle w:val="Hyperlink"/>
-            </w:rPr>
-            <w:t>Amster</w:t>
-          </w:r>
-        </w:hyperlink>
-      </w:r>
-      <w:r>
-        <w:rPr>
-          <w:u w:val="single" w:color="0000ff"/>
-          <w:rFonts w:ascii="Charis SIL Regular" w:hAnsi="Charis SIL Regular" w:eastAsia="Charis SIL Regular"/>
-          <w:b w:val="0"/>
-          <w:i w:val="0"/>
-          <w:color w:val="000000"/>
-          <w:sz w:val="24"/>
-        </w:rPr>
-        <w:hyperlink r:id="rId15" w:history="1">
-          <w:r>
-            <w:rPr>
-              <w:rStyle w:val="Hyperlink"/>
-            </w:rPr>
-            <w:t>dam</w:t>
-          </w:r>
-        </w:hyperlink>
+        <w:t xml:space="preserve"> (Amsterdam</w:t>
       </w:r>
       <w:r>
         <w:rPr>
@@ -4774,108 +4674,7 @@
           <w:color w:val="000000"/>
           <w:sz w:val="24"/>
         </w:rPr>
-        <w:t>. 2nd Editio</w:t>
-      </w:r>
-      <w:r>
-        <w:rPr>
-          <w:u w:val="single" w:color="0000ff"/>
-          <w:rFonts w:ascii="Charis SIL Regular" w:hAnsi="Charis SIL Regular" w:eastAsia="Charis SIL Regular"/>
-          <w:b w:val="0"/>
-          <w:i w:val="0"/>
-          <w:color w:val="000000"/>
-          <w:sz w:val="24"/>
-        </w:rPr>
-        <w:hyperlink r:id="rId17" w:history="1">
-          <w:r>
-            <w:rPr>
-              <w:rStyle w:val="Hyperlink"/>
-            </w:rPr>
-            <w:t>n (Germa</w:t>
-          </w:r>
-        </w:hyperlink>
-      </w:r>
-      <w:r>
-        <w:rPr>
-          <w:u w:val="single" w:color="0000ff"/>
-          <w:rFonts w:ascii="Charis SIL Regular" w:hAnsi="Charis SIL Regular" w:eastAsia="Charis SIL Regular"/>
-          <w:b w:val="0"/>
-          <w:i w:val="0"/>
-          <w:color w:val="000000"/>
-          <w:sz w:val="24"/>
-        </w:rPr>
-        <w:hyperlink r:id="rId17" w:history="1">
-          <w:r>
-            <w:rPr>
-              <w:rStyle w:val="Hyperlink"/>
-            </w:rPr>
-            <w:t>n M</w:t>
-          </w:r>
-        </w:hyperlink>
-      </w:r>
-      <w:r>
-        <w:rPr>
-          <w:u w:val="single" w:color="0000ff"/>
-          <w:rFonts w:ascii="Charis SIL Regular" w:hAnsi="Charis SIL Regular" w:eastAsia="Charis SIL Regular"/>
-          <w:b w:val="0"/>
-          <w:i w:val="0"/>
-          <w:color w:val="000000"/>
-          <w:sz w:val="24"/>
-        </w:rPr>
-        <w:hyperlink r:id="rId17" w:history="1">
-          <w:r>
-            <w:rPr>
-              <w:rStyle w:val="Hyperlink"/>
-            </w:rPr>
-            <w:t>useums</w:t>
-          </w:r>
-        </w:hyperlink>
-      </w:r>
-      <w:r>
-        <w:rPr>
-          <w:u w:val="single" w:color="0000ff"/>
-          <w:rFonts w:ascii="Charis SIL Regular" w:hAnsi="Charis SIL Regular" w:eastAsia="Charis SIL Regular"/>
-          <w:b w:val="0"/>
-          <w:i w:val="0"/>
-          <w:color w:val="000000"/>
-          <w:sz w:val="24"/>
-        </w:rPr>
-        <w:t xml:space="preserve"> </w:t>
-      </w:r>
-      <w:r>
-        <w:rPr>
-          <w:u w:val="single" w:color="0000ff"/>
-          <w:rFonts w:ascii="Charis SIL Regular" w:hAnsi="Charis SIL Regular" w:eastAsia="Charis SIL Regular"/>
-          <w:b w:val="0"/>
-          <w:i w:val="0"/>
-          <w:color w:val="000000"/>
-          <w:sz w:val="24"/>
-        </w:rPr>
-        <w:hyperlink r:id="rId17" w:history="1">
-          <w:r>
-            <w:rPr>
-              <w:rStyle w:val="Hyperlink"/>
-            </w:rPr>
-            <w:t>Associatio</w:t>
-          </w:r>
-        </w:hyperlink>
-      </w:r>
-      <w:r>
-        <w:rPr>
-          <w:u w:val="single" w:color="0000ff"/>
-          <w:rFonts w:ascii="Charis SIL Regular" w:hAnsi="Charis SIL Regular" w:eastAsia="Charis SIL Regular"/>
-          <w:b w:val="0"/>
-          <w:i w:val="0"/>
-          <w:color w:val="000000"/>
-          <w:sz w:val="24"/>
-        </w:rPr>
-        <w:hyperlink r:id="rId17" w:history="1">
-          <w:r>
-            <w:rPr>
-              <w:rStyle w:val="Hyperlink"/>
-            </w:rPr>
-            <w:t>n, 20</w:t>
-          </w:r>
-        </w:hyperlink>
+        <w:t>. 2nd Edition (German Museums Association, 20</w:t>
       </w:r>
       <w:r>
         <w:rPr>

--- a/EXPORTS/DOCX/published/niveau1/English/DoingResearch.docx
+++ b/EXPORTS/DOCX/published/niveau1/English/DoingResearch.docx
@@ -349,9 +349,15 @@
           <w:i/>
           <w:color w:val="0000FF"/>
           <w:sz w:val="24"/>
-          <w:u w:val="single"/>
-        </w:rPr>
-        <w:t>c</w:t>
+        </w:rPr>
+        <w:hyperlink r:id="rId9" w:history="1">
+          <w:r>
+            <w:rPr>
+              <w:rStyle w:val="Hyperlink"/>
+            </w:rPr>
+            <w:t>c</w:t>
+          </w:r>
+        </w:hyperlink>
       </w:r>
       <w:r>
         <w:rPr>
@@ -459,7 +465,72 @@
           <w:sz w:val="24"/>
           <w:u w:val="single"/>
         </w:rPr>
-        <w:t>and collections acqui</w:t>
+        <w:hyperlink r:id="rId9" w:history="1">
+          <w:r>
+            <w:rPr>
+              <w:rStyle w:val="Hyperlink"/>
+            </w:rPr>
+            <w:t>and</w:t>
+          </w:r>
+        </w:hyperlink>
+      </w:r>
+      <w:r>
+        <w:rPr>
+          <w:rFonts w:ascii="Charis SIL Italic" w:hAnsi="Charis SIL Italic" w:eastAsia="Charis SIL Italic"/>
+          <w:b w:val="0"/>
+          <w:i/>
+          <w:color w:val="0000FF"/>
+          <w:sz w:val="24"/>
+          <w:u w:val="single"/>
+        </w:rPr>
+        <w:t xml:space="preserve"> </w:t>
+      </w:r>
+      <w:r>
+        <w:rPr>
+          <w:rFonts w:ascii="Charis SIL Italic" w:hAnsi="Charis SIL Italic" w:eastAsia="Charis SIL Italic"/>
+          <w:b w:val="0"/>
+          <w:i/>
+          <w:color w:val="0000FF"/>
+          <w:sz w:val="24"/>
+          <w:u w:val="single"/>
+        </w:rPr>
+        <w:hyperlink r:id="rId9" w:history="1">
+          <w:r>
+            <w:rPr>
+              <w:rStyle w:val="Hyperlink"/>
+            </w:rPr>
+            <w:t>collections</w:t>
+          </w:r>
+        </w:hyperlink>
+      </w:r>
+      <w:r>
+        <w:rPr>
+          <w:rFonts w:ascii="Charis SIL Italic" w:hAnsi="Charis SIL Italic" w:eastAsia="Charis SIL Italic"/>
+          <w:b w:val="0"/>
+          <w:i/>
+          <w:color w:val="0000FF"/>
+          <w:sz w:val="24"/>
+          <w:u w:val="single"/>
+        </w:rPr>
+        <w:t xml:space="preserve"> </w:t>
+      </w:r>
+      <w:r>
+        <w:rPr>
+          <w:rFonts w:ascii="Charis SIL Italic" w:hAnsi="Charis SIL Italic" w:eastAsia="Charis SIL Italic"/>
+          <w:b w:val="0"/>
+          <w:i/>
+          <w:color w:val="0000FF"/>
+          <w:sz w:val="24"/>
+          <w:u w:val="single"/>
+        </w:rPr>
+        <w:hyperlink r:id="rId9" w:history="1">
+          <w:r>
+            <w:rPr>
+              <w:rStyle w:val="Hyperlink"/>
+            </w:rPr>
+            <w:t>acqui</w:t>
+          </w:r>
+        </w:hyperlink>
       </w:r>
       <w:r>
         <w:rPr>
@@ -629,7 +700,24 @@
           <w:color w:val="000000"/>
           <w:sz w:val="24"/>
         </w:rPr>
-        <w:t xml:space="preserve"> and the publication </w:t>
+        <w:hyperlink r:id="rId9" w:history="1">
+          <w:r>
+            <w:rPr>
+              <w:rStyle w:val="Hyperlink"/>
+            </w:rPr>
+            <w:t xml:space="preserve"> and th</w:t>
+          </w:r>
+        </w:hyperlink>
+      </w:r>
+      <w:r>
+        <w:rPr>
+          <w:rFonts w:ascii="Charis SIL Regular" w:hAnsi="Charis SIL Regular" w:eastAsia="Charis SIL Regular"/>
+          <w:b w:val="0"/>
+          <w:i w:val="0"/>
+          <w:color w:val="000000"/>
+          <w:sz w:val="24"/>
+        </w:rPr>
+        <w:t xml:space="preserve">e publication </w:t>
       </w:r>
       <w:r>
         <w:rPr>
@@ -640,7 +728,7 @@
           <w:sz w:val="24"/>
           <w:u w:val="single"/>
         </w:rPr>
-        <w:hyperlink r:id="rId10" w:history="1">
+        <w:hyperlink r:id="rId9" w:history="1">
           <w:r>
             <w:rPr>
               <w:rStyle w:val="Hyperlink"/>
@@ -752,7 +840,7 @@
           <w:sz w:val="24"/>
           <w:u w:val="single"/>
         </w:rPr>
-        <w:hyperlink r:id="rId9" w:history="1">
+        <w:hyperlink r:id="rId10" w:history="1">
           <w:r>
             <w:rPr>
               <w:rStyle w:val="Hyperlink"/>
@@ -851,7 +939,6 @@
           <w:i/>
           <w:color w:val="0000FF"/>
           <w:sz w:val="24"/>
-          <w:u w:val="single"/>
         </w:rPr>
         <w:t>m</w:t>
       </w:r>
@@ -875,7 +962,7 @@
           <w:sz w:val="24"/>
           <w:u w:val="single"/>
         </w:rPr>
-        <w:hyperlink r:id="rId10" w:history="1">
+        <w:hyperlink r:id="rId9" w:history="1">
           <w:r>
             <w:rPr>
               <w:rStyle w:val="Hyperlink"/>
@@ -893,7 +980,54 @@
           <w:sz w:val="24"/>
           <w:u w:val="single"/>
         </w:rPr>
-        <w:t xml:space="preserve"> colonial </w:t>
+        <w:t xml:space="preserve"> </w:t>
+      </w:r>
+      <w:r>
+        <w:rPr>
+          <w:rFonts w:ascii="Charis SIL Italic" w:hAnsi="Charis SIL Italic" w:eastAsia="Charis SIL Italic"/>
+          <w:b w:val="0"/>
+          <w:i/>
+          <w:color w:val="0000FF"/>
+          <w:sz w:val="24"/>
+          <w:u w:val="single"/>
+        </w:rPr>
+        <w:hyperlink r:id="rId9" w:history="1">
+          <w:r>
+            <w:rPr>
+              <w:rStyle w:val="Hyperlink"/>
+            </w:rPr>
+            <w:t>coloni</w:t>
+          </w:r>
+        </w:hyperlink>
+      </w:r>
+      <w:r>
+        <w:rPr>
+          <w:rFonts w:ascii="Charis SIL Italic" w:hAnsi="Charis SIL Italic" w:eastAsia="Charis SIL Italic"/>
+          <w:b w:val="0"/>
+          <w:i/>
+          <w:color w:val="0000FF"/>
+          <w:sz w:val="24"/>
+          <w:u w:val="single"/>
+        </w:rPr>
+        <w:hyperlink r:id="rId9" w:history="1">
+          <w:r>
+            <w:rPr>
+              <w:rStyle w:val="Hyperlink"/>
+            </w:rPr>
+            <w:t>al</w:t>
+          </w:r>
+        </w:hyperlink>
+      </w:r>
+      <w:r>
+        <w:rPr>
+          <w:rFonts w:ascii="Charis SIL Italic" w:hAnsi="Charis SIL Italic" w:eastAsia="Charis SIL Italic"/>
+          <w:b w:val="0"/>
+          <w:i/>
+          <w:color w:val="0000FF"/>
+          <w:sz w:val="24"/>
+          <w:u w:val="single"/>
+        </w:rPr>
+        <w:t xml:space="preserve"> </w:t>
       </w:r>
       <w:r>
         <w:rPr>
@@ -933,7 +1067,7 @@
           <w:sz w:val="24"/>
           <w:u w:val="single"/>
         </w:rPr>
-        <w:hyperlink r:id="rId9" w:history="1">
+        <w:hyperlink r:id="rId10" w:history="1">
           <w:r>
             <w:rPr>
               <w:rStyle w:val="Hyperlink"/>
@@ -962,7 +1096,7 @@
           <w:sz w:val="24"/>
           <w:u w:val="single"/>
         </w:rPr>
-        <w:hyperlink r:id="rId9" w:history="1">
+        <w:hyperlink r:id="rId10" w:history="1">
           <w:r>
             <w:rPr>
               <w:rStyle w:val="Hyperlink"/>
@@ -2360,7 +2494,7 @@
           <w:sz w:val="24"/>
           <w:u w:val="single"/>
         </w:rPr>
-        <w:hyperlink r:id="rId12" w:history="1">
+        <w:hyperlink r:id="rId13" w:history="1">
           <w:r>
             <w:rPr>
               <w:rStyle w:val="Hyperlink"/>
@@ -3540,13 +3674,57 @@
       </w:r>
       <w:r>
         <w:rPr>
+          <w:u w:val="single" w:color="0000ff"/>
           <w:rFonts w:ascii="Charis SIL Regular" w:hAnsi="Charis SIL Regular" w:eastAsia="Charis SIL Regular"/>
           <w:b w:val="0"/>
           <w:i w:val="0"/>
           <w:color w:val="000000"/>
           <w:sz w:val="24"/>
         </w:rPr>
-        <w:t xml:space="preserve"> (Amsterdam</w:t>
+        <w:hyperlink r:id="rId15" w:history="1">
+          <w:r>
+            <w:rPr>
+              <w:rStyle w:val="Hyperlink"/>
+            </w:rPr>
+            <w:t xml:space="preserve"> (</w:t>
+          </w:r>
+        </w:hyperlink>
+      </w:r>
+      <w:r>
+        <w:rPr>
+          <w:u w:val="single" w:color="0000ff"/>
+          <w:rFonts w:ascii="Charis SIL Regular" w:hAnsi="Charis SIL Regular" w:eastAsia="Charis SIL Regular"/>
+          <w:b w:val="0"/>
+          <w:i w:val="0"/>
+          <w:color w:val="000000"/>
+          <w:sz w:val="24"/>
+        </w:rPr>
+        <w:hyperlink r:id="rId15" w:history="1">
+          <w:r>
+            <w:rPr>
+              <w:rStyle w:val="Hyperlink"/>
+            </w:rPr>
+            <w:t>Amster</w:t>
+          </w:r>
+        </w:hyperlink>
+      </w:r>
+      <w:r>
+        <w:rPr>
+          <w:u w:val="single" w:color="0000ff"/>
+          <w:rFonts w:ascii="Charis SIL Regular" w:hAnsi="Charis SIL Regular" w:eastAsia="Charis SIL Regular"/>
+          <w:b w:val="0"/>
+          <w:i w:val="0"/>
+          <w:color w:val="000000"/>
+          <w:sz w:val="24"/>
+        </w:rPr>
+        <w:hyperlink r:id="rId15" w:history="1">
+          <w:r>
+            <w:rPr>
+              <w:rStyle w:val="Hyperlink"/>
+            </w:rPr>
+            <w:t>dam</w:t>
+          </w:r>
+        </w:hyperlink>
       </w:r>
       <w:r>
         <w:rPr>
@@ -4674,7 +4852,108 @@
           <w:color w:val="000000"/>
           <w:sz w:val="24"/>
         </w:rPr>
-        <w:t>. 2nd Edition (German Museums Association, 20</w:t>
+        <w:t>. 2nd Editio</w:t>
+      </w:r>
+      <w:r>
+        <w:rPr>
+          <w:u w:val="single" w:color="0000ff"/>
+          <w:rFonts w:ascii="Charis SIL Regular" w:hAnsi="Charis SIL Regular" w:eastAsia="Charis SIL Regular"/>
+          <w:b w:val="0"/>
+          <w:i w:val="0"/>
+          <w:color w:val="000000"/>
+          <w:sz w:val="24"/>
+        </w:rPr>
+        <w:hyperlink r:id="rId17" w:history="1">
+          <w:r>
+            <w:rPr>
+              <w:rStyle w:val="Hyperlink"/>
+            </w:rPr>
+            <w:t>n (Germa</w:t>
+          </w:r>
+        </w:hyperlink>
+      </w:r>
+      <w:r>
+        <w:rPr>
+          <w:u w:val="single" w:color="0000ff"/>
+          <w:rFonts w:ascii="Charis SIL Regular" w:hAnsi="Charis SIL Regular" w:eastAsia="Charis SIL Regular"/>
+          <w:b w:val="0"/>
+          <w:i w:val="0"/>
+          <w:color w:val="000000"/>
+          <w:sz w:val="24"/>
+        </w:rPr>
+        <w:hyperlink r:id="rId17" w:history="1">
+          <w:r>
+            <w:rPr>
+              <w:rStyle w:val="Hyperlink"/>
+            </w:rPr>
+            <w:t>n M</w:t>
+          </w:r>
+        </w:hyperlink>
+      </w:r>
+      <w:r>
+        <w:rPr>
+          <w:u w:val="single" w:color="0000ff"/>
+          <w:rFonts w:ascii="Charis SIL Regular" w:hAnsi="Charis SIL Regular" w:eastAsia="Charis SIL Regular"/>
+          <w:b w:val="0"/>
+          <w:i w:val="0"/>
+          <w:color w:val="000000"/>
+          <w:sz w:val="24"/>
+        </w:rPr>
+        <w:hyperlink r:id="rId17" w:history="1">
+          <w:r>
+            <w:rPr>
+              <w:rStyle w:val="Hyperlink"/>
+            </w:rPr>
+            <w:t>useums</w:t>
+          </w:r>
+        </w:hyperlink>
+      </w:r>
+      <w:r>
+        <w:rPr>
+          <w:u w:val="single" w:color="0000ff"/>
+          <w:rFonts w:ascii="Charis SIL Regular" w:hAnsi="Charis SIL Regular" w:eastAsia="Charis SIL Regular"/>
+          <w:b w:val="0"/>
+          <w:i w:val="0"/>
+          <w:color w:val="000000"/>
+          <w:sz w:val="24"/>
+        </w:rPr>
+        <w:t xml:space="preserve"> </w:t>
+      </w:r>
+      <w:r>
+        <w:rPr>
+          <w:u w:val="single" w:color="0000ff"/>
+          <w:rFonts w:ascii="Charis SIL Regular" w:hAnsi="Charis SIL Regular" w:eastAsia="Charis SIL Regular"/>
+          <w:b w:val="0"/>
+          <w:i w:val="0"/>
+          <w:color w:val="000000"/>
+          <w:sz w:val="24"/>
+        </w:rPr>
+        <w:hyperlink r:id="rId17" w:history="1">
+          <w:r>
+            <w:rPr>
+              <w:rStyle w:val="Hyperlink"/>
+            </w:rPr>
+            <w:t>Associatio</w:t>
+          </w:r>
+        </w:hyperlink>
+      </w:r>
+      <w:r>
+        <w:rPr>
+          <w:u w:val="single" w:color="0000ff"/>
+          <w:rFonts w:ascii="Charis SIL Regular" w:hAnsi="Charis SIL Regular" w:eastAsia="Charis SIL Regular"/>
+          <w:b w:val="0"/>
+          <w:i w:val="0"/>
+          <w:color w:val="000000"/>
+          <w:sz w:val="24"/>
+        </w:rPr>
+        <w:hyperlink r:id="rId17" w:history="1">
+          <w:r>
+            <w:rPr>
+              <w:rStyle w:val="Hyperlink"/>
+            </w:rPr>
+            <w:t>n, 20</w:t>
+          </w:r>
+        </w:hyperlink>
       </w:r>
       <w:r>
         <w:rPr>

--- a/EXPORTS/DOCX/published/niveau1/English/DoingResearch.docx
+++ b/EXPORTS/DOCX/published/niveau1/English/DoingResearch.docx
@@ -338,7 +338,7 @@
             <w:rPr>
               <w:rStyle w:val="Hyperlink"/>
             </w:rPr>
-            <w:t>significan</w:t>
+            <w:t>significanc</w:t>
           </w:r>
         </w:hyperlink>
       </w:r>
@@ -349,13 +349,36 @@
           <w:i/>
           <w:color w:val="0000FF"/>
           <w:sz w:val="24"/>
+          <w:u w:val="single"/>
+        </w:rPr>
+        <w:t>e</w:t>
+      </w:r>
+      <w:r>
+        <w:rPr>
+          <w:rFonts w:ascii="Charis SIL Italic" w:hAnsi="Charis SIL Italic" w:eastAsia="Charis SIL Italic"/>
+          <w:b w:val="0"/>
+          <w:i/>
+          <w:color w:val="0000FF"/>
+          <w:sz w:val="24"/>
+          <w:u w:val="single"/>
+        </w:rPr>
+        <w:t xml:space="preserve"> </w:t>
+      </w:r>
+      <w:r>
+        <w:rPr>
+          <w:rFonts w:ascii="Charis SIL Italic" w:hAnsi="Charis SIL Italic" w:eastAsia="Charis SIL Italic"/>
+          <w:b w:val="0"/>
+          <w:i/>
+          <w:color w:val="0000FF"/>
+          <w:sz w:val="24"/>
+          <w:u w:val="single"/>
         </w:rPr>
         <w:hyperlink r:id="rId9" w:history="1">
           <w:r>
             <w:rPr>
               <w:rStyle w:val="Hyperlink"/>
             </w:rPr>
-            <w:t>c</w:t>
+            <w:t>o</w:t>
           </w:r>
         </w:hyperlink>
       </w:r>
@@ -367,36 +390,7 @@
           <w:color w:val="0000FF"/>
           <w:sz w:val="24"/>
         </w:rPr>
-        <w:t>e</w:t>
-      </w:r>
-      <w:r>
-        <w:rPr>
-          <w:rFonts w:ascii="Charis SIL Italic" w:hAnsi="Charis SIL Italic" w:eastAsia="Charis SIL Italic"/>
-          <w:b w:val="0"/>
-          <w:i/>
-          <w:color w:val="0000FF"/>
-          <w:sz w:val="24"/>
-          <w:u w:val="single"/>
-        </w:rPr>
-        <w:t xml:space="preserve"> </w:t>
-      </w:r>
-      <w:r>
-        <w:rPr>
-          <w:rFonts w:ascii="Charis SIL Italic" w:hAnsi="Charis SIL Italic" w:eastAsia="Charis SIL Italic"/>
-          <w:b w:val="0"/>
-          <w:i/>
-          <w:color w:val="0000FF"/>
-          <w:sz w:val="24"/>
-          <w:u w:val="single"/>
-        </w:rPr>
-        <w:hyperlink r:id="rId9" w:history="1">
-          <w:r>
-            <w:rPr>
-              <w:rStyle w:val="Hyperlink"/>
-            </w:rPr>
-            <w:t>of</w:t>
-          </w:r>
-        </w:hyperlink>
+        <w:t>f</w:t>
       </w:r>
       <w:r>
         <w:rPr>
@@ -597,27 +591,15 @@
           <w:i/>
           <w:color w:val="0000FF"/>
           <w:sz w:val="24"/>
-          <w:u w:val="single"/>
         </w:rPr>
         <w:hyperlink r:id="rId9" w:history="1">
           <w:r>
             <w:rPr>
               <w:rStyle w:val="Hyperlink"/>
             </w:rPr>
-            <w:t>colonial</w:t>
+            <w:t xml:space="preserve">colonial </w:t>
           </w:r>
         </w:hyperlink>
-      </w:r>
-      <w:r>
-        <w:rPr>
-          <w:rFonts w:ascii="Charis SIL Italic" w:hAnsi="Charis SIL Italic" w:eastAsia="Charis SIL Italic"/>
-          <w:b w:val="0"/>
-          <w:i/>
-          <w:color w:val="0000FF"/>
-          <w:sz w:val="24"/>
-          <w:u w:val="single"/>
-        </w:rPr>
-        <w:t xml:space="preserve"> </w:t>
       </w:r>
       <w:r>
         <w:rPr>
@@ -711,6 +693,7 @@
       </w:r>
       <w:r>
         <w:rPr>
+          <w:u w:val="single" w:color="0000ff"/>
           <w:rFonts w:ascii="Charis SIL Regular" w:hAnsi="Charis SIL Regular" w:eastAsia="Charis SIL Regular"/>
           <w:b w:val="0"/>
           <w:i w:val="0"/>
@@ -728,7 +711,7 @@
           <w:sz w:val="24"/>
           <w:u w:val="single"/>
         </w:rPr>
-        <w:hyperlink r:id="rId9" w:history="1">
+        <w:hyperlink r:id="rId10" w:history="1">
           <w:r>
             <w:rPr>
               <w:rStyle w:val="Hyperlink"/>
@@ -746,12 +729,124 @@
           <w:sz w:val="24"/>
           <w:u w:val="single"/>
         </w:rPr>
+        <w:hyperlink r:id="rId10" w:history="1">
+          <w:r>
+            <w:rPr>
+              <w:rStyle w:val="Hyperlink"/>
+            </w:rPr>
+            <w:t>c</w:t>
+          </w:r>
+        </w:hyperlink>
+      </w:r>
+      <w:r>
+        <w:rPr>
+          <w:rFonts w:ascii="Charis SIL Italic" w:hAnsi="Charis SIL Italic" w:eastAsia="Charis SIL Italic"/>
+          <w:b w:val="0"/>
+          <w:i/>
+          <w:color w:val="0000FF"/>
+          <w:sz w:val="24"/>
+          <w:u w:val="single"/>
+        </w:rPr>
+        <w:hyperlink r:id="rId10" w:history="1">
+          <w:r>
+            <w:rPr>
+              <w:rStyle w:val="Hyperlink"/>
+            </w:rPr>
+            <w:t>e</w:t>
+          </w:r>
+        </w:hyperlink>
+      </w:r>
+      <w:r>
+        <w:rPr>
+          <w:rFonts w:ascii="Charis SIL Italic" w:hAnsi="Charis SIL Italic" w:eastAsia="Charis SIL Italic"/>
+          <w:b w:val="0"/>
+          <w:i/>
+          <w:color w:val="0000FF"/>
+          <w:sz w:val="24"/>
+          <w:u w:val="single"/>
+        </w:rPr>
+        <w:t xml:space="preserve"> </w:t>
+      </w:r>
+      <w:r>
+        <w:rPr>
+          <w:rFonts w:ascii="Charis SIL Italic" w:hAnsi="Charis SIL Italic" w:eastAsia="Charis SIL Italic"/>
+          <w:b w:val="0"/>
+          <w:i/>
+          <w:color w:val="0000FF"/>
+          <w:sz w:val="24"/>
+          <w:u w:val="single"/>
+        </w:rPr>
         <w:hyperlink r:id="rId9" w:history="1">
           <w:r>
             <w:rPr>
               <w:rStyle w:val="Hyperlink"/>
             </w:rPr>
-            <w:t>c</w:t>
+            <w:t>r</w:t>
+          </w:r>
+        </w:hyperlink>
+      </w:r>
+      <w:r>
+        <w:rPr>
+          <w:rFonts w:ascii="Charis SIL Italic" w:hAnsi="Charis SIL Italic" w:eastAsia="Charis SIL Italic"/>
+          <w:b w:val="0"/>
+          <w:i/>
+          <w:color w:val="0000FF"/>
+          <w:sz w:val="24"/>
+          <w:u w:val="single"/>
+        </w:rPr>
+        <w:hyperlink r:id="rId9" w:history="1">
+          <w:r>
+            <w:rPr>
+              <w:rStyle w:val="Hyperlink"/>
+            </w:rPr>
+            <w:t>esearch</w:t>
+          </w:r>
+        </w:hyperlink>
+      </w:r>
+      <w:r>
+        <w:rPr>
+          <w:rFonts w:ascii="Charis SIL Italic" w:hAnsi="Charis SIL Italic" w:eastAsia="Charis SIL Italic"/>
+          <w:b w:val="0"/>
+          <w:i/>
+          <w:color w:val="0000FF"/>
+          <w:sz w:val="24"/>
+          <w:u w:val="single"/>
+        </w:rPr>
+        <w:t xml:space="preserve"> </w:t>
+      </w:r>
+      <w:r>
+        <w:rPr>
+          <w:rFonts w:ascii="Charis SIL Italic" w:hAnsi="Charis SIL Italic" w:eastAsia="Charis SIL Italic"/>
+          <w:b w:val="0"/>
+          <w:i/>
+          <w:color w:val="0000FF"/>
+          <w:sz w:val="24"/>
+          <w:u w:val="single"/>
+        </w:rPr>
+        <w:hyperlink r:id="rId9" w:history="1">
+          <w:r>
+            <w:rPr>
+              <w:rStyle w:val="Hyperlink"/>
+            </w:rPr>
+            <w:t xml:space="preserve">into </w:t>
+          </w:r>
+        </w:hyperlink>
+      </w:r>
+      <w:r>
+        <w:rPr>
+          <w:rFonts w:ascii="Charis SIL Italic" w:hAnsi="Charis SIL Italic" w:eastAsia="Charis SIL Italic"/>
+          <w:b w:val="0"/>
+          <w:i/>
+          <w:color w:val="0000FF"/>
+          <w:sz w:val="24"/>
+          <w:u w:val="single"/>
+        </w:rPr>
+        <w:hyperlink r:id="rId9" w:history="1">
+          <w:r>
+            <w:rPr>
+              <w:rStyle w:val="Hyperlink"/>
+            </w:rPr>
+            <w:t>coll</w:t>
           </w:r>
         </w:hyperlink>
       </w:r>
@@ -782,118 +877,6 @@
           <w:sz w:val="24"/>
           <w:u w:val="single"/>
         </w:rPr>
-        <w:t xml:space="preserve"> </w:t>
-      </w:r>
-      <w:r>
-        <w:rPr>
-          <w:rFonts w:ascii="Charis SIL Italic" w:hAnsi="Charis SIL Italic" w:eastAsia="Charis SIL Italic"/>
-          <w:b w:val="0"/>
-          <w:i/>
-          <w:color w:val="0000FF"/>
-          <w:sz w:val="24"/>
-          <w:u w:val="single"/>
-        </w:rPr>
-        <w:hyperlink r:id="rId9" w:history="1">
-          <w:r>
-            <w:rPr>
-              <w:rStyle w:val="Hyperlink"/>
-            </w:rPr>
-            <w:t>r</w:t>
-          </w:r>
-        </w:hyperlink>
-      </w:r>
-      <w:r>
-        <w:rPr>
-          <w:rFonts w:ascii="Charis SIL Italic" w:hAnsi="Charis SIL Italic" w:eastAsia="Charis SIL Italic"/>
-          <w:b w:val="0"/>
-          <w:i/>
-          <w:color w:val="0000FF"/>
-          <w:sz w:val="24"/>
-          <w:u w:val="single"/>
-        </w:rPr>
-        <w:hyperlink r:id="rId9" w:history="1">
-          <w:r>
-            <w:rPr>
-              <w:rStyle w:val="Hyperlink"/>
-            </w:rPr>
-            <w:t>esearch</w:t>
-          </w:r>
-        </w:hyperlink>
-      </w:r>
-      <w:r>
-        <w:rPr>
-          <w:rFonts w:ascii="Charis SIL Italic" w:hAnsi="Charis SIL Italic" w:eastAsia="Charis SIL Italic"/>
-          <w:b w:val="0"/>
-          <w:i/>
-          <w:color w:val="0000FF"/>
-          <w:sz w:val="24"/>
-          <w:u w:val="single"/>
-        </w:rPr>
-        <w:t xml:space="preserve"> </w:t>
-      </w:r>
-      <w:r>
-        <w:rPr>
-          <w:rFonts w:ascii="Charis SIL Italic" w:hAnsi="Charis SIL Italic" w:eastAsia="Charis SIL Italic"/>
-          <w:b w:val="0"/>
-          <w:i/>
-          <w:color w:val="0000FF"/>
-          <w:sz w:val="24"/>
-          <w:u w:val="single"/>
-        </w:rPr>
-        <w:hyperlink r:id="rId10" w:history="1">
-          <w:r>
-            <w:rPr>
-              <w:rStyle w:val="Hyperlink"/>
-            </w:rPr>
-            <w:t xml:space="preserve">into </w:t>
-          </w:r>
-        </w:hyperlink>
-      </w:r>
-      <w:r>
-        <w:rPr>
-          <w:rFonts w:ascii="Charis SIL Italic" w:hAnsi="Charis SIL Italic" w:eastAsia="Charis SIL Italic"/>
-          <w:b w:val="0"/>
-          <w:i/>
-          <w:color w:val="0000FF"/>
-          <w:sz w:val="24"/>
-          <w:u w:val="single"/>
-        </w:rPr>
-        <w:hyperlink r:id="rId9" w:history="1">
-          <w:r>
-            <w:rPr>
-              <w:rStyle w:val="Hyperlink"/>
-            </w:rPr>
-            <w:t>coll</w:t>
-          </w:r>
-        </w:hyperlink>
-      </w:r>
-      <w:r>
-        <w:rPr>
-          <w:rFonts w:ascii="Charis SIL Italic" w:hAnsi="Charis SIL Italic" w:eastAsia="Charis SIL Italic"/>
-          <w:b w:val="0"/>
-          <w:i/>
-          <w:color w:val="0000FF"/>
-          <w:sz w:val="24"/>
-          <w:u w:val="single"/>
-        </w:rPr>
-        <w:hyperlink r:id="rId9" w:history="1">
-          <w:r>
-            <w:rPr>
-              <w:rStyle w:val="Hyperlink"/>
-            </w:rPr>
-            <w:t>e</w:t>
-          </w:r>
-        </w:hyperlink>
-      </w:r>
-      <w:r>
-        <w:rPr>
-          <w:rFonts w:ascii="Charis SIL Italic" w:hAnsi="Charis SIL Italic" w:eastAsia="Charis SIL Italic"/>
-          <w:b w:val="0"/>
-          <w:i/>
-          <w:color w:val="0000FF"/>
-          <w:sz w:val="24"/>
-          <w:u w:val="single"/>
-        </w:rPr>
         <w:hyperlink r:id="rId9" w:history="1">
           <w:r>
             <w:rPr>
@@ -991,7 +974,7 @@
           <w:sz w:val="24"/>
           <w:u w:val="single"/>
         </w:rPr>
-        <w:hyperlink r:id="rId9" w:history="1">
+        <w:hyperlink r:id="rId10" w:history="1">
           <w:r>
             <w:rPr>
               <w:rStyle w:val="Hyperlink"/>
@@ -1009,7 +992,7 @@
           <w:sz w:val="24"/>
           <w:u w:val="single"/>
         </w:rPr>
-        <w:hyperlink r:id="rId9" w:history="1">
+        <w:hyperlink r:id="rId10" w:history="1">
           <w:r>
             <w:rPr>
               <w:rStyle w:val="Hyperlink"/>
@@ -1038,7 +1021,7 @@
           <w:sz w:val="24"/>
           <w:u w:val="single"/>
         </w:rPr>
-        <w:hyperlink r:id="rId9" w:history="1">
+        <w:hyperlink r:id="rId10" w:history="1">
           <w:r>
             <w:rPr>
               <w:rStyle w:val="Hyperlink"/>
@@ -1067,7 +1050,7 @@
           <w:sz w:val="24"/>
           <w:u w:val="single"/>
         </w:rPr>
-        <w:hyperlink r:id="rId10" w:history="1">
+        <w:hyperlink r:id="rId9" w:history="1">
           <w:r>
             <w:rPr>
               <w:rStyle w:val="Hyperlink"/>
@@ -1096,7 +1079,7 @@
           <w:sz w:val="24"/>
           <w:u w:val="single"/>
         </w:rPr>
-        <w:hyperlink r:id="rId10" w:history="1">
+        <w:hyperlink r:id="rId9" w:history="1">
           <w:r>
             <w:rPr>
               <w:rStyle w:val="Hyperlink"/>
@@ -1252,39 +1235,13 @@
       </w:r>
       <w:r>
         <w:rPr>
-          <w:u w:val="single" w:color="0000ff"/>
           <w:rFonts w:ascii="Charis SIL Regular" w:hAnsi="Charis SIL Regular" w:eastAsia="Charis SIL Regular"/>
           <w:b w:val="0"/>
           <w:i w:val="0"/>
           <w:color w:val="000000"/>
           <w:sz w:val="24"/>
         </w:rPr>
-        <w:hyperlink r:id="rId10" w:history="1">
-          <w:r>
-            <w:rPr>
-              <w:rStyle w:val="Hyperlink"/>
-            </w:rPr>
-            <w:t xml:space="preserve">vant </w:t>
-          </w:r>
-        </w:hyperlink>
-      </w:r>
-      <w:r>
-        <w:rPr>
-          <w:u w:val="single" w:color="0000ff"/>
-          <w:rFonts w:ascii="Charis SIL Regular" w:hAnsi="Charis SIL Regular" w:eastAsia="Charis SIL Regular"/>
-          <w:b w:val="0"/>
-          <w:i w:val="0"/>
-          <w:color w:val="000000"/>
-          <w:sz w:val="24"/>
-        </w:rPr>
-        <w:hyperlink r:id="rId10" w:history="1">
-          <w:r>
-            <w:rPr>
-              <w:rStyle w:val="Hyperlink"/>
-            </w:rPr>
-            <w:t>re</w:t>
-          </w:r>
-        </w:hyperlink>
+        <w:t>vant re</w:t>
       </w:r>
       <w:r>
         <w:rPr>
@@ -2494,7 +2451,7 @@
           <w:sz w:val="24"/>
           <w:u w:val="single"/>
         </w:rPr>
-        <w:hyperlink r:id="rId13" w:history="1">
+        <w:hyperlink r:id="rId12" w:history="1">
           <w:r>
             <w:rPr>
               <w:rStyle w:val="Hyperlink"/>
@@ -2523,204 +2480,13 @@
       </w:r>
       <w:r>
         <w:rPr>
-          <w:u w:val="single" w:color="0000ff"/>
           <w:rFonts w:ascii="Charis SIL Regular" w:hAnsi="Charis SIL Regular" w:eastAsia="Charis SIL Regular"/>
           <w:b w:val="0"/>
           <w:i w:val="0"/>
           <w:color w:val="000000"/>
           <w:sz w:val="24"/>
         </w:rPr>
-        <w:hyperlink r:id="rId12" w:history="1">
-          <w:r>
-            <w:rPr>
-              <w:rStyle w:val="Hyperlink"/>
-            </w:rPr>
-            <w:t>c</w:t>
-          </w:r>
-        </w:hyperlink>
-      </w:r>
-      <w:r>
-        <w:rPr>
-          <w:u w:val="single" w:color="0000ff"/>
-          <w:rFonts w:ascii="Charis SIL Regular" w:hAnsi="Charis SIL Regular" w:eastAsia="Charis SIL Regular"/>
-          <w:b w:val="0"/>
-          <w:i w:val="0"/>
-          <w:color w:val="000000"/>
-          <w:sz w:val="24"/>
-        </w:rPr>
-        <w:hyperlink r:id="rId12" w:history="1">
-          <w:r>
-            <w:rPr>
-              <w:rStyle w:val="Hyperlink"/>
-            </w:rPr>
-            <w:t>h only) wa</w:t>
-          </w:r>
-        </w:hyperlink>
-      </w:r>
-      <w:r>
-        <w:rPr>
-          <w:u w:val="single" w:color="0000ff"/>
-          <w:rFonts w:ascii="Charis SIL Regular" w:hAnsi="Charis SIL Regular" w:eastAsia="Charis SIL Regular"/>
-          <w:b w:val="0"/>
-          <w:i w:val="0"/>
-          <w:color w:val="000000"/>
-          <w:sz w:val="24"/>
-        </w:rPr>
-        <w:hyperlink r:id="rId12" w:history="1">
-          <w:r>
-            <w:rPr>
-              <w:rStyle w:val="Hyperlink"/>
-            </w:rPr>
-            <w:t>s c</w:t>
-          </w:r>
-        </w:hyperlink>
-      </w:r>
-      <w:r>
-        <w:rPr>
-          <w:u w:val="single" w:color="0000ff"/>
-          <w:rFonts w:ascii="Charis SIL Regular" w:hAnsi="Charis SIL Regular" w:eastAsia="Charis SIL Regular"/>
-          <w:b w:val="0"/>
-          <w:i w:val="0"/>
-          <w:color w:val="000000"/>
-          <w:sz w:val="24"/>
-        </w:rPr>
-        <w:hyperlink r:id="rId12" w:history="1">
-          <w:r>
-            <w:rPr>
-              <w:rStyle w:val="Hyperlink"/>
-            </w:rPr>
-            <w:t>r</w:t>
-          </w:r>
-        </w:hyperlink>
-      </w:r>
-      <w:r>
-        <w:rPr>
-          <w:u w:val="single" w:color="0000ff"/>
-          <w:rFonts w:ascii="Charis SIL Regular" w:hAnsi="Charis SIL Regular" w:eastAsia="Charis SIL Regular"/>
-          <w:b w:val="0"/>
-          <w:i w:val="0"/>
-          <w:color w:val="000000"/>
-          <w:sz w:val="24"/>
-        </w:rPr>
-        <w:hyperlink r:id="rId12" w:history="1">
-          <w:r>
-            <w:rPr>
-              <w:rStyle w:val="Hyperlink"/>
-            </w:rPr>
-            <w:t>eated s</w:t>
-          </w:r>
-        </w:hyperlink>
-      </w:r>
-      <w:r>
-        <w:rPr>
-          <w:rFonts w:ascii="Charis SIL Regular" w:hAnsi="Charis SIL Regular" w:eastAsia="Charis SIL Regular"/>
-          <w:b w:val="0"/>
-          <w:i w:val="0"/>
-          <w:color w:val="000000"/>
-          <w:sz w:val="24"/>
-        </w:rPr>
-        <w:t>pecifically for the National Ar</w:t>
-      </w:r>
-      <w:r>
-        <w:rPr>
-          <w:u w:val="single" w:color="0000ff"/>
-          <w:rFonts w:ascii="Charis SIL Regular" w:hAnsi="Charis SIL Regular" w:eastAsia="Charis SIL Regular"/>
-          <w:b w:val="0"/>
-          <w:i w:val="0"/>
-          <w:color w:val="000000"/>
-          <w:sz w:val="24"/>
-        </w:rPr>
-        <w:hyperlink r:id="rId13" w:history="1">
-          <w:r>
-            <w:rPr>
-              <w:rStyle w:val="Hyperlink"/>
-            </w:rPr>
-            <w:t>chiv</w:t>
-          </w:r>
-        </w:hyperlink>
-      </w:r>
-      <w:r>
-        <w:rPr>
-          <w:u w:val="single" w:color="0000ff"/>
-          <w:rFonts w:ascii="Charis SIL Regular" w:hAnsi="Charis SIL Regular" w:eastAsia="Charis SIL Regular"/>
-          <w:b w:val="0"/>
-          <w:i w:val="0"/>
-          <w:color w:val="000000"/>
-          <w:sz w:val="24"/>
-        </w:rPr>
-        <w:hyperlink r:id="rId13" w:history="1">
-          <w:r>
-            <w:rPr>
-              <w:rStyle w:val="Hyperlink"/>
-            </w:rPr>
-            <w:t>e</w:t>
-          </w:r>
-        </w:hyperlink>
-      </w:r>
-      <w:r>
-        <w:rPr>
-          <w:u w:val="single" w:color="0000ff"/>
-          <w:rFonts w:ascii="Charis SIL Regular" w:hAnsi="Charis SIL Regular" w:eastAsia="Charis SIL Regular"/>
-          <w:b w:val="0"/>
-          <w:i w:val="0"/>
-          <w:color w:val="000000"/>
-          <w:sz w:val="24"/>
-        </w:rPr>
-        <w:hyperlink r:id="rId13" w:history="1">
-          <w:r>
-            <w:rPr>
-              <w:rStyle w:val="Hyperlink"/>
-            </w:rPr>
-            <w:t>s o</w:t>
-          </w:r>
-        </w:hyperlink>
-      </w:r>
-      <w:r>
-        <w:rPr>
-          <w:u w:val="single" w:color="0000ff"/>
-          <w:rFonts w:ascii="Charis SIL Regular" w:hAnsi="Charis SIL Regular" w:eastAsia="Charis SIL Regular"/>
-          <w:b w:val="0"/>
-          <w:i w:val="0"/>
-          <w:color w:val="000000"/>
-          <w:sz w:val="24"/>
-        </w:rPr>
-        <w:hyperlink r:id="rId13" w:history="1">
-          <w:r>
-            <w:rPr>
-              <w:rStyle w:val="Hyperlink"/>
-            </w:rPr>
-            <w:t>f</w:t>
-          </w:r>
-        </w:hyperlink>
-      </w:r>
-      <w:r>
-        <w:rPr>
-          <w:u w:val="single" w:color="0000ff"/>
-          <w:rFonts w:ascii="Charis SIL Regular" w:hAnsi="Charis SIL Regular" w:eastAsia="Charis SIL Regular"/>
-          <w:b w:val="0"/>
-          <w:i w:val="0"/>
-          <w:color w:val="000000"/>
-          <w:sz w:val="24"/>
-        </w:rPr>
-        <w:t xml:space="preserve"> </w:t>
-      </w:r>
-      <w:r>
-        <w:rPr>
-          <w:u w:val="single" w:color="0000ff"/>
-          <w:rFonts w:ascii="Charis SIL Regular" w:hAnsi="Charis SIL Regular" w:eastAsia="Charis SIL Regular"/>
-          <w:b w:val="0"/>
-          <w:i w:val="0"/>
-          <w:color w:val="000000"/>
-          <w:sz w:val="24"/>
-        </w:rPr>
-        <w:hyperlink r:id="rId13" w:history="1">
-          <w:r>
-            <w:rPr>
-              <w:rStyle w:val="Hyperlink"/>
-            </w:rPr>
-            <w:t>the Neth</w:t>
-          </w:r>
-        </w:hyperlink>
+        <w:t>ch only) was created specifically for the National Archives of the Neth</w:t>
       </w:r>
       <w:r>
         <w:rPr>
@@ -3318,7 +3084,7 @@
             <w:rPr>
               <w:rStyle w:val="Hyperlink"/>
             </w:rPr>
-            <w:t>significan</w:t>
+            <w:t>significanc</w:t>
           </w:r>
         </w:hyperlink>
       </w:r>
@@ -3329,13 +3095,36 @@
           <w:i/>
           <w:color w:val="0000FF"/>
           <w:sz w:val="24"/>
+          <w:u w:val="single"/>
+        </w:rPr>
+        <w:t>e</w:t>
+      </w:r>
+      <w:r>
+        <w:rPr>
+          <w:rFonts w:ascii="Charis SIL Italic" w:hAnsi="Charis SIL Italic" w:eastAsia="Charis SIL Italic"/>
+          <w:b w:val="0"/>
+          <w:i/>
+          <w:color w:val="0000FF"/>
+          <w:sz w:val="24"/>
+          <w:u w:val="single"/>
+        </w:rPr>
+        <w:t xml:space="preserve"> </w:t>
+      </w:r>
+      <w:r>
+        <w:rPr>
+          <w:rFonts w:ascii="Charis SIL Italic" w:hAnsi="Charis SIL Italic" w:eastAsia="Charis SIL Italic"/>
+          <w:b w:val="0"/>
+          <w:i/>
+          <w:color w:val="0000FF"/>
+          <w:sz w:val="24"/>
+          <w:u w:val="single"/>
         </w:rPr>
         <w:hyperlink r:id="rId15" w:history="1">
           <w:r>
             <w:rPr>
               <w:rStyle w:val="Hyperlink"/>
             </w:rPr>
-            <w:t>c</w:t>
+            <w:t>o</w:t>
           </w:r>
         </w:hyperlink>
       </w:r>
@@ -3346,38 +3135,8 @@
           <w:i/>
           <w:color w:val="0000FF"/>
           <w:sz w:val="24"/>
-          <w:u w:val="single"/>
-        </w:rPr>
-        <w:t>e</w:t>
-      </w:r>
-      <w:r>
-        <w:rPr>
-          <w:rFonts w:ascii="Charis SIL Italic" w:hAnsi="Charis SIL Italic" w:eastAsia="Charis SIL Italic"/>
-          <w:b w:val="0"/>
-          <w:i/>
-          <w:color w:val="0000FF"/>
-          <w:sz w:val="24"/>
-          <w:u w:val="single"/>
-        </w:rPr>
-        <w:t xml:space="preserve"> </w:t>
-      </w:r>
-      <w:r>
-        <w:rPr>
-          <w:rFonts w:ascii="Charis SIL Italic" w:hAnsi="Charis SIL Italic" w:eastAsia="Charis SIL Italic"/>
-          <w:b w:val="0"/>
-          <w:i/>
-          <w:color w:val="0000FF"/>
-          <w:sz w:val="24"/>
-          <w:u w:val="single"/>
-        </w:rPr>
-        <w:hyperlink r:id="rId15" w:history="1">
-          <w:r>
-            <w:rPr>
-              <w:rStyle w:val="Hyperlink"/>
-            </w:rPr>
-            <w:t xml:space="preserve">of </w:t>
-          </w:r>
-        </w:hyperlink>
+        </w:rPr>
+        <w:t xml:space="preserve">f </w:t>
       </w:r>
       <w:r>
         <w:rPr>

--- a/EXPORTS/DOCX/published/niveau1/English/DoingResearch.docx
+++ b/EXPORTS/DOCX/published/niveau1/English/DoingResearch.docx
@@ -338,7 +338,7 @@
             <w:rPr>
               <w:rStyle w:val="Hyperlink"/>
             </w:rPr>
-            <w:t>significanc</w:t>
+            <w:t>significan</w:t>
           </w:r>
         </w:hyperlink>
       </w:r>
@@ -350,6 +350,16 @@
           <w:color w:val="0000FF"/>
           <w:sz w:val="24"/>
           <w:u w:val="single"/>
+        </w:rPr>
+        <w:t>c</w:t>
+      </w:r>
+      <w:r>
+        <w:rPr>
+          <w:rFonts w:ascii="Charis SIL Italic" w:hAnsi="Charis SIL Italic" w:eastAsia="Charis SIL Italic"/>
+          <w:b w:val="0"/>
+          <w:i/>
+          <w:color w:val="0000FF"/>
+          <w:sz w:val="24"/>
         </w:rPr>
         <w:t>e</w:t>
       </w:r>
@@ -378,19 +388,9 @@
             <w:rPr>
               <w:rStyle w:val="Hyperlink"/>
             </w:rPr>
-            <w:t>o</w:t>
+            <w:t>of</w:t>
           </w:r>
         </w:hyperlink>
-      </w:r>
-      <w:r>
-        <w:rPr>
-          <w:rFonts w:ascii="Charis SIL Italic" w:hAnsi="Charis SIL Italic" w:eastAsia="Charis SIL Italic"/>
-          <w:b w:val="0"/>
-          <w:i/>
-          <w:color w:val="0000FF"/>
-          <w:sz w:val="24"/>
-        </w:rPr>
-        <w:t>f</w:t>
       </w:r>
       <w:r>
         <w:rPr>
@@ -459,72 +459,7 @@
           <w:sz w:val="24"/>
           <w:u w:val="single"/>
         </w:rPr>
-        <w:hyperlink r:id="rId9" w:history="1">
-          <w:r>
-            <w:rPr>
-              <w:rStyle w:val="Hyperlink"/>
-            </w:rPr>
-            <w:t>and</w:t>
-          </w:r>
-        </w:hyperlink>
-      </w:r>
-      <w:r>
-        <w:rPr>
-          <w:rFonts w:ascii="Charis SIL Italic" w:hAnsi="Charis SIL Italic" w:eastAsia="Charis SIL Italic"/>
-          <w:b w:val="0"/>
-          <w:i/>
-          <w:color w:val="0000FF"/>
-          <w:sz w:val="24"/>
-          <w:u w:val="single"/>
-        </w:rPr>
-        <w:t xml:space="preserve"> </w:t>
-      </w:r>
-      <w:r>
-        <w:rPr>
-          <w:rFonts w:ascii="Charis SIL Italic" w:hAnsi="Charis SIL Italic" w:eastAsia="Charis SIL Italic"/>
-          <w:b w:val="0"/>
-          <w:i/>
-          <w:color w:val="0000FF"/>
-          <w:sz w:val="24"/>
-          <w:u w:val="single"/>
-        </w:rPr>
-        <w:hyperlink r:id="rId9" w:history="1">
-          <w:r>
-            <w:rPr>
-              <w:rStyle w:val="Hyperlink"/>
-            </w:rPr>
-            <w:t>collections</w:t>
-          </w:r>
-        </w:hyperlink>
-      </w:r>
-      <w:r>
-        <w:rPr>
-          <w:rFonts w:ascii="Charis SIL Italic" w:hAnsi="Charis SIL Italic" w:eastAsia="Charis SIL Italic"/>
-          <w:b w:val="0"/>
-          <w:i/>
-          <w:color w:val="0000FF"/>
-          <w:sz w:val="24"/>
-          <w:u w:val="single"/>
-        </w:rPr>
-        <w:t xml:space="preserve"> </w:t>
-      </w:r>
-      <w:r>
-        <w:rPr>
-          <w:rFonts w:ascii="Charis SIL Italic" w:hAnsi="Charis SIL Italic" w:eastAsia="Charis SIL Italic"/>
-          <w:b w:val="0"/>
-          <w:i/>
-          <w:color w:val="0000FF"/>
-          <w:sz w:val="24"/>
-          <w:u w:val="single"/>
-        </w:rPr>
-        <w:hyperlink r:id="rId9" w:history="1">
-          <w:r>
-            <w:rPr>
-              <w:rStyle w:val="Hyperlink"/>
-            </w:rPr>
-            <w:t>acqui</w:t>
-          </w:r>
-        </w:hyperlink>
+        <w:t>and collections acqui</w:t>
       </w:r>
       <w:r>
         <w:rPr>
@@ -591,15 +526,27 @@
           <w:i/>
           <w:color w:val="0000FF"/>
           <w:sz w:val="24"/>
+          <w:u w:val="single"/>
         </w:rPr>
         <w:hyperlink r:id="rId9" w:history="1">
           <w:r>
             <w:rPr>
               <w:rStyle w:val="Hyperlink"/>
             </w:rPr>
-            <w:t xml:space="preserve">colonial </w:t>
+            <w:t>colonial</w:t>
           </w:r>
         </w:hyperlink>
+      </w:r>
+      <w:r>
+        <w:rPr>
+          <w:rFonts w:ascii="Charis SIL Italic" w:hAnsi="Charis SIL Italic" w:eastAsia="Charis SIL Italic"/>
+          <w:b w:val="0"/>
+          <w:i/>
+          <w:color w:val="0000FF"/>
+          <w:sz w:val="24"/>
+          <w:u w:val="single"/>
+        </w:rPr>
+        <w:t xml:space="preserve"> </w:t>
       </w:r>
       <w:r>
         <w:rPr>
@@ -729,7 +676,7 @@
           <w:sz w:val="24"/>
           <w:u w:val="single"/>
         </w:rPr>
-        <w:hyperlink r:id="rId10" w:history="1">
+        <w:hyperlink r:id="rId9" w:history="1">
           <w:r>
             <w:rPr>
               <w:rStyle w:val="Hyperlink"/>
@@ -747,7 +694,7 @@
           <w:sz w:val="24"/>
           <w:u w:val="single"/>
         </w:rPr>
-        <w:hyperlink r:id="rId10" w:history="1">
+        <w:hyperlink r:id="rId9" w:history="1">
           <w:r>
             <w:rPr>
               <w:rStyle w:val="Hyperlink"/>
@@ -922,6 +869,7 @@
           <w:i/>
           <w:color w:val="0000FF"/>
           <w:sz w:val="24"/>
+          <w:u w:val="single"/>
         </w:rPr>
         <w:t>m</w:t>
       </w:r>
@@ -945,7 +893,7 @@
           <w:sz w:val="24"/>
           <w:u w:val="single"/>
         </w:rPr>
-        <w:hyperlink r:id="rId9" w:history="1">
+        <w:hyperlink r:id="rId10" w:history="1">
           <w:r>
             <w:rPr>
               <w:rStyle w:val="Hyperlink"/>
@@ -1021,7 +969,7 @@
           <w:sz w:val="24"/>
           <w:u w:val="single"/>
         </w:rPr>
-        <w:hyperlink r:id="rId10" w:history="1">
+        <w:hyperlink r:id="rId9" w:history="1">
           <w:r>
             <w:rPr>
               <w:rStyle w:val="Hyperlink"/>
@@ -1217,6 +1165,16 @@
       </w:r>
       <w:r>
         <w:rPr>
+          <w:rFonts w:ascii="Charis SIL Regular" w:hAnsi="Charis SIL Regular" w:eastAsia="Charis SIL Regular"/>
+          <w:b w:val="0"/>
+          <w:i w:val="0"/>
+          <w:color w:val="000000"/>
+          <w:sz w:val="24"/>
+        </w:rPr>
+        <w:t xml:space="preserve">Other relevant </w:t>
+      </w:r>
+      <w:r>
+        <w:rPr>
           <w:u w:val="single" w:color="0000ff"/>
           <w:rFonts w:ascii="Charis SIL Regular" w:hAnsi="Charis SIL Regular" w:eastAsia="Charis SIL Regular"/>
           <w:b w:val="0"/>
@@ -1229,19 +1187,9 @@
             <w:rPr>
               <w:rStyle w:val="Hyperlink"/>
             </w:rPr>
-            <w:t>Other rele</w:t>
+            <w:t>re</w:t>
           </w:r>
         </w:hyperlink>
-      </w:r>
-      <w:r>
-        <w:rPr>
-          <w:rFonts w:ascii="Charis SIL Regular" w:hAnsi="Charis SIL Regular" w:eastAsia="Charis SIL Regular"/>
-          <w:b w:val="0"/>
-          <w:i w:val="0"/>
-          <w:color w:val="000000"/>
-          <w:sz w:val="24"/>
-        </w:rPr>
-        <w:t>vant re</w:t>
       </w:r>
       <w:r>
         <w:rPr>
@@ -2451,7 +2399,7 @@
           <w:sz w:val="24"/>
           <w:u w:val="single"/>
         </w:rPr>
-        <w:hyperlink r:id="rId12" w:history="1">
+        <w:hyperlink r:id="rId13" w:history="1">
           <w:r>
             <w:rPr>
               <w:rStyle w:val="Hyperlink"/>
@@ -2480,13 +2428,204 @@
       </w:r>
       <w:r>
         <w:rPr>
+          <w:u w:val="single" w:color="0000ff"/>
           <w:rFonts w:ascii="Charis SIL Regular" w:hAnsi="Charis SIL Regular" w:eastAsia="Charis SIL Regular"/>
           <w:b w:val="0"/>
           <w:i w:val="0"/>
           <w:color w:val="000000"/>
           <w:sz w:val="24"/>
         </w:rPr>
-        <w:t>ch only) was created specifically for the National Archives of the Neth</w:t>
+        <w:hyperlink r:id="rId12" w:history="1">
+          <w:r>
+            <w:rPr>
+              <w:rStyle w:val="Hyperlink"/>
+            </w:rPr>
+            <w:t>c</w:t>
+          </w:r>
+        </w:hyperlink>
+      </w:r>
+      <w:r>
+        <w:rPr>
+          <w:u w:val="single" w:color="0000ff"/>
+          <w:rFonts w:ascii="Charis SIL Regular" w:hAnsi="Charis SIL Regular" w:eastAsia="Charis SIL Regular"/>
+          <w:b w:val="0"/>
+          <w:i w:val="0"/>
+          <w:color w:val="000000"/>
+          <w:sz w:val="24"/>
+        </w:rPr>
+        <w:hyperlink r:id="rId12" w:history="1">
+          <w:r>
+            <w:rPr>
+              <w:rStyle w:val="Hyperlink"/>
+            </w:rPr>
+            <w:t>h only) wa</w:t>
+          </w:r>
+        </w:hyperlink>
+      </w:r>
+      <w:r>
+        <w:rPr>
+          <w:u w:val="single" w:color="0000ff"/>
+          <w:rFonts w:ascii="Charis SIL Regular" w:hAnsi="Charis SIL Regular" w:eastAsia="Charis SIL Regular"/>
+          <w:b w:val="0"/>
+          <w:i w:val="0"/>
+          <w:color w:val="000000"/>
+          <w:sz w:val="24"/>
+        </w:rPr>
+        <w:hyperlink r:id="rId12" w:history="1">
+          <w:r>
+            <w:rPr>
+              <w:rStyle w:val="Hyperlink"/>
+            </w:rPr>
+            <w:t>s c</w:t>
+          </w:r>
+        </w:hyperlink>
+      </w:r>
+      <w:r>
+        <w:rPr>
+          <w:u w:val="single" w:color="0000ff"/>
+          <w:rFonts w:ascii="Charis SIL Regular" w:hAnsi="Charis SIL Regular" w:eastAsia="Charis SIL Regular"/>
+          <w:b w:val="0"/>
+          <w:i w:val="0"/>
+          <w:color w:val="000000"/>
+          <w:sz w:val="24"/>
+        </w:rPr>
+        <w:hyperlink r:id="rId12" w:history="1">
+          <w:r>
+            <w:rPr>
+              <w:rStyle w:val="Hyperlink"/>
+            </w:rPr>
+            <w:t>r</w:t>
+          </w:r>
+        </w:hyperlink>
+      </w:r>
+      <w:r>
+        <w:rPr>
+          <w:u w:val="single" w:color="0000ff"/>
+          <w:rFonts w:ascii="Charis SIL Regular" w:hAnsi="Charis SIL Regular" w:eastAsia="Charis SIL Regular"/>
+          <w:b w:val="0"/>
+          <w:i w:val="0"/>
+          <w:color w:val="000000"/>
+          <w:sz w:val="24"/>
+        </w:rPr>
+        <w:hyperlink r:id="rId12" w:history="1">
+          <w:r>
+            <w:rPr>
+              <w:rStyle w:val="Hyperlink"/>
+            </w:rPr>
+            <w:t>eated s</w:t>
+          </w:r>
+        </w:hyperlink>
+      </w:r>
+      <w:r>
+        <w:rPr>
+          <w:rFonts w:ascii="Charis SIL Regular" w:hAnsi="Charis SIL Regular" w:eastAsia="Charis SIL Regular"/>
+          <w:b w:val="0"/>
+          <w:i w:val="0"/>
+          <w:color w:val="000000"/>
+          <w:sz w:val="24"/>
+        </w:rPr>
+        <w:t>pecifically for the National Ar</w:t>
+      </w:r>
+      <w:r>
+        <w:rPr>
+          <w:u w:val="single" w:color="0000ff"/>
+          <w:rFonts w:ascii="Charis SIL Regular" w:hAnsi="Charis SIL Regular" w:eastAsia="Charis SIL Regular"/>
+          <w:b w:val="0"/>
+          <w:i w:val="0"/>
+          <w:color w:val="000000"/>
+          <w:sz w:val="24"/>
+        </w:rPr>
+        <w:hyperlink r:id="rId13" w:history="1">
+          <w:r>
+            <w:rPr>
+              <w:rStyle w:val="Hyperlink"/>
+            </w:rPr>
+            <w:t>chiv</w:t>
+          </w:r>
+        </w:hyperlink>
+      </w:r>
+      <w:r>
+        <w:rPr>
+          <w:u w:val="single" w:color="0000ff"/>
+          <w:rFonts w:ascii="Charis SIL Regular" w:hAnsi="Charis SIL Regular" w:eastAsia="Charis SIL Regular"/>
+          <w:b w:val="0"/>
+          <w:i w:val="0"/>
+          <w:color w:val="000000"/>
+          <w:sz w:val="24"/>
+        </w:rPr>
+        <w:hyperlink r:id="rId13" w:history="1">
+          <w:r>
+            <w:rPr>
+              <w:rStyle w:val="Hyperlink"/>
+            </w:rPr>
+            <w:t>e</w:t>
+          </w:r>
+        </w:hyperlink>
+      </w:r>
+      <w:r>
+        <w:rPr>
+          <w:u w:val="single" w:color="0000ff"/>
+          <w:rFonts w:ascii="Charis SIL Regular" w:hAnsi="Charis SIL Regular" w:eastAsia="Charis SIL Regular"/>
+          <w:b w:val="0"/>
+          <w:i w:val="0"/>
+          <w:color w:val="000000"/>
+          <w:sz w:val="24"/>
+        </w:rPr>
+        <w:hyperlink r:id="rId13" w:history="1">
+          <w:r>
+            <w:rPr>
+              <w:rStyle w:val="Hyperlink"/>
+            </w:rPr>
+            <w:t>s o</w:t>
+          </w:r>
+        </w:hyperlink>
+      </w:r>
+      <w:r>
+        <w:rPr>
+          <w:u w:val="single" w:color="0000ff"/>
+          <w:rFonts w:ascii="Charis SIL Regular" w:hAnsi="Charis SIL Regular" w:eastAsia="Charis SIL Regular"/>
+          <w:b w:val="0"/>
+          <w:i w:val="0"/>
+          <w:color w:val="000000"/>
+          <w:sz w:val="24"/>
+        </w:rPr>
+        <w:hyperlink r:id="rId13" w:history="1">
+          <w:r>
+            <w:rPr>
+              <w:rStyle w:val="Hyperlink"/>
+            </w:rPr>
+            <w:t>f</w:t>
+          </w:r>
+        </w:hyperlink>
+      </w:r>
+      <w:r>
+        <w:rPr>
+          <w:u w:val="single" w:color="0000ff"/>
+          <w:rFonts w:ascii="Charis SIL Regular" w:hAnsi="Charis SIL Regular" w:eastAsia="Charis SIL Regular"/>
+          <w:b w:val="0"/>
+          <w:i w:val="0"/>
+          <w:color w:val="000000"/>
+          <w:sz w:val="24"/>
+        </w:rPr>
+        <w:t xml:space="preserve"> </w:t>
+      </w:r>
+      <w:r>
+        <w:rPr>
+          <w:u w:val="single" w:color="0000ff"/>
+          <w:rFonts w:ascii="Charis SIL Regular" w:hAnsi="Charis SIL Regular" w:eastAsia="Charis SIL Regular"/>
+          <w:b w:val="0"/>
+          <w:i w:val="0"/>
+          <w:color w:val="000000"/>
+          <w:sz w:val="24"/>
+        </w:rPr>
+        <w:hyperlink r:id="rId13" w:history="1">
+          <w:r>
+            <w:rPr>
+              <w:rStyle w:val="Hyperlink"/>
+            </w:rPr>
+            <w:t>the Neth</w:t>
+          </w:r>
+        </w:hyperlink>
       </w:r>
       <w:r>
         <w:rPr>
@@ -3084,7 +3223,7 @@
             <w:rPr>
               <w:rStyle w:val="Hyperlink"/>
             </w:rPr>
-            <w:t>significanc</w:t>
+            <w:t>significan</w:t>
           </w:r>
         </w:hyperlink>
       </w:r>
@@ -3095,36 +3234,13 @@
           <w:i/>
           <w:color w:val="0000FF"/>
           <w:sz w:val="24"/>
-          <w:u w:val="single"/>
-        </w:rPr>
-        <w:t>e</w:t>
-      </w:r>
-      <w:r>
-        <w:rPr>
-          <w:rFonts w:ascii="Charis SIL Italic" w:hAnsi="Charis SIL Italic" w:eastAsia="Charis SIL Italic"/>
-          <w:b w:val="0"/>
-          <w:i/>
-          <w:color w:val="0000FF"/>
-          <w:sz w:val="24"/>
-          <w:u w:val="single"/>
-        </w:rPr>
-        <w:t xml:space="preserve"> </w:t>
-      </w:r>
-      <w:r>
-        <w:rPr>
-          <w:rFonts w:ascii="Charis SIL Italic" w:hAnsi="Charis SIL Italic" w:eastAsia="Charis SIL Italic"/>
-          <w:b w:val="0"/>
-          <w:i/>
-          <w:color w:val="0000FF"/>
-          <w:sz w:val="24"/>
-          <w:u w:val="single"/>
         </w:rPr>
         <w:hyperlink r:id="rId15" w:history="1">
           <w:r>
             <w:rPr>
               <w:rStyle w:val="Hyperlink"/>
             </w:rPr>
-            <w:t>o</w:t>
+            <w:t>c</w:t>
           </w:r>
         </w:hyperlink>
       </w:r>
@@ -3135,8 +3251,20 @@
           <w:i/>
           <w:color w:val="0000FF"/>
           <w:sz w:val="24"/>
-        </w:rPr>
-        <w:t xml:space="preserve">f </w:t>
+          <w:u w:val="single"/>
+        </w:rPr>
+        <w:t>e</w:t>
+      </w:r>
+      <w:r>
+        <w:rPr>
+          <w:rFonts w:ascii="Charis SIL Italic" w:hAnsi="Charis SIL Italic" w:eastAsia="Charis SIL Italic"/>
+          <w:b w:val="0"/>
+          <w:i/>
+          <w:color w:val="0000FF"/>
+          <w:sz w:val="24"/>
+          <w:u w:val="single"/>
+        </w:rPr>
+        <w:t xml:space="preserve"> </w:t>
       </w:r>
       <w:r>
         <w:rPr>
@@ -3152,7 +3280,7 @@
             <w:rPr>
               <w:rStyle w:val="Hyperlink"/>
             </w:rPr>
-            <w:t>cultural</w:t>
+            <w:t xml:space="preserve">of </w:t>
           </w:r>
         </w:hyperlink>
       </w:r>
@@ -3163,85 +3291,8 @@
           <w:i/>
           <w:color w:val="0000FF"/>
           <w:sz w:val="24"/>
-          <w:u w:val="single"/>
-        </w:rPr>
-        <w:t xml:space="preserve"> </w:t>
-      </w:r>
-      <w:r>
-        <w:rPr>
-          <w:rFonts w:ascii="Charis SIL Italic" w:hAnsi="Charis SIL Italic" w:eastAsia="Charis SIL Italic"/>
-          <w:b w:val="0"/>
-          <w:i/>
-          <w:color w:val="0000FF"/>
-          <w:sz w:val="24"/>
-          <w:u w:val="single"/>
-        </w:rPr>
-        <w:hyperlink r:id="rId15" w:history="1">
-          <w:r>
-            <w:rPr>
-              <w:rStyle w:val="Hyperlink"/>
-            </w:rPr>
-            <w:t>objects</w:t>
-          </w:r>
-        </w:hyperlink>
-      </w:r>
-      <w:r>
-        <w:rPr>
-          <w:rFonts w:ascii="Charis SIL Italic" w:hAnsi="Charis SIL Italic" w:eastAsia="Charis SIL Italic"/>
-          <w:b w:val="0"/>
-          <w:i/>
-          <w:color w:val="0000FF"/>
-          <w:sz w:val="24"/>
-          <w:u w:val="single"/>
-        </w:rPr>
-        <w:t xml:space="preserve"> </w:t>
-      </w:r>
-      <w:r>
-        <w:rPr>
-          <w:rFonts w:ascii="Charis SIL Italic" w:hAnsi="Charis SIL Italic" w:eastAsia="Charis SIL Italic"/>
-          <w:b w:val="0"/>
-          <w:i/>
-          <w:color w:val="0000FF"/>
-          <w:sz w:val="24"/>
-          <w:u w:val="single"/>
-        </w:rPr>
-        <w:hyperlink r:id="rId15" w:history="1">
-          <w:r>
-            <w:rPr>
-              <w:rStyle w:val="Hyperlink"/>
-            </w:rPr>
-            <w:t>and</w:t>
-          </w:r>
-        </w:hyperlink>
-      </w:r>
-      <w:r>
-        <w:rPr>
-          <w:rFonts w:ascii="Charis SIL Italic" w:hAnsi="Charis SIL Italic" w:eastAsia="Charis SIL Italic"/>
-          <w:b w:val="0"/>
-          <w:i/>
-          <w:color w:val="0000FF"/>
-          <w:sz w:val="24"/>
-          <w:u w:val="single"/>
-        </w:rPr>
-        <w:t xml:space="preserve"> </w:t>
-      </w:r>
-      <w:r>
-        <w:rPr>
-          <w:rFonts w:ascii="Charis SIL Italic" w:hAnsi="Charis SIL Italic" w:eastAsia="Charis SIL Italic"/>
-          <w:b w:val="0"/>
-          <w:i/>
-          <w:color w:val="0000FF"/>
-          <w:sz w:val="24"/>
-          <w:u w:val="single"/>
-        </w:rPr>
-        <w:hyperlink r:id="rId15" w:history="1">
-          <w:r>
-            <w:rPr>
-              <w:rStyle w:val="Hyperlink"/>
-            </w:rPr>
-            <w:t>collections</w:t>
-          </w:r>
-        </w:hyperlink>
+        </w:rPr>
+        <w:t>cultural objects and collections</w:t>
       </w:r>
       <w:r>
         <w:rPr>

--- a/EXPORTS/DOCX/published/niveau1/English/DoingResearch.docx
+++ b/EXPORTS/DOCX/published/niveau1/English/DoingResearch.docx
@@ -940,7 +940,7 @@
           <w:sz w:val="24"/>
           <w:u w:val="single"/>
         </w:rPr>
-        <w:hyperlink r:id="rId10" w:history="1">
+        <w:hyperlink r:id="rId9" w:history="1">
           <w:r>
             <w:rPr>
               <w:rStyle w:val="Hyperlink"/>
@@ -2399,7 +2399,7 @@
           <w:sz w:val="24"/>
           <w:u w:val="single"/>
         </w:rPr>
-        <w:hyperlink r:id="rId13" w:history="1">
+        <w:hyperlink r:id="rId12" w:history="1">
           <w:r>
             <w:rPr>
               <w:rStyle w:val="Hyperlink"/>
@@ -2410,175 +2410,13 @@
       </w:r>
       <w:r>
         <w:rPr>
-          <w:u w:val="single" w:color="0000ff"/>
           <w:rFonts w:ascii="Charis SIL Regular" w:hAnsi="Charis SIL Regular" w:eastAsia="Charis SIL Regular"/>
           <w:b w:val="0"/>
           <w:i w:val="0"/>
           <w:color w:val="000000"/>
           <w:sz w:val="24"/>
         </w:rPr>
-        <w:hyperlink r:id="rId12" w:history="1">
-          <w:r>
-            <w:rPr>
-              <w:rStyle w:val="Hyperlink"/>
-            </w:rPr>
-            <w:t xml:space="preserve"> (Dut</w:t>
-          </w:r>
-        </w:hyperlink>
-      </w:r>
-      <w:r>
-        <w:rPr>
-          <w:u w:val="single" w:color="0000ff"/>
-          <w:rFonts w:ascii="Charis SIL Regular" w:hAnsi="Charis SIL Regular" w:eastAsia="Charis SIL Regular"/>
-          <w:b w:val="0"/>
-          <w:i w:val="0"/>
-          <w:color w:val="000000"/>
-          <w:sz w:val="24"/>
-        </w:rPr>
-        <w:hyperlink r:id="rId12" w:history="1">
-          <w:r>
-            <w:rPr>
-              <w:rStyle w:val="Hyperlink"/>
-            </w:rPr>
-            <w:t>c</w:t>
-          </w:r>
-        </w:hyperlink>
-      </w:r>
-      <w:r>
-        <w:rPr>
-          <w:u w:val="single" w:color="0000ff"/>
-          <w:rFonts w:ascii="Charis SIL Regular" w:hAnsi="Charis SIL Regular" w:eastAsia="Charis SIL Regular"/>
-          <w:b w:val="0"/>
-          <w:i w:val="0"/>
-          <w:color w:val="000000"/>
-          <w:sz w:val="24"/>
-        </w:rPr>
-        <w:hyperlink r:id="rId12" w:history="1">
-          <w:r>
-            <w:rPr>
-              <w:rStyle w:val="Hyperlink"/>
-            </w:rPr>
-            <w:t>h only) wa</w:t>
-          </w:r>
-        </w:hyperlink>
-      </w:r>
-      <w:r>
-        <w:rPr>
-          <w:u w:val="single" w:color="0000ff"/>
-          <w:rFonts w:ascii="Charis SIL Regular" w:hAnsi="Charis SIL Regular" w:eastAsia="Charis SIL Regular"/>
-          <w:b w:val="0"/>
-          <w:i w:val="0"/>
-          <w:color w:val="000000"/>
-          <w:sz w:val="24"/>
-        </w:rPr>
-        <w:hyperlink r:id="rId12" w:history="1">
-          <w:r>
-            <w:rPr>
-              <w:rStyle w:val="Hyperlink"/>
-            </w:rPr>
-            <w:t>s c</w:t>
-          </w:r>
-        </w:hyperlink>
-      </w:r>
-      <w:r>
-        <w:rPr>
-          <w:u w:val="single" w:color="0000ff"/>
-          <w:rFonts w:ascii="Charis SIL Regular" w:hAnsi="Charis SIL Regular" w:eastAsia="Charis SIL Regular"/>
-          <w:b w:val="0"/>
-          <w:i w:val="0"/>
-          <w:color w:val="000000"/>
-          <w:sz w:val="24"/>
-        </w:rPr>
-        <w:hyperlink r:id="rId12" w:history="1">
-          <w:r>
-            <w:rPr>
-              <w:rStyle w:val="Hyperlink"/>
-            </w:rPr>
-            <w:t>r</w:t>
-          </w:r>
-        </w:hyperlink>
-      </w:r>
-      <w:r>
-        <w:rPr>
-          <w:u w:val="single" w:color="0000ff"/>
-          <w:rFonts w:ascii="Charis SIL Regular" w:hAnsi="Charis SIL Regular" w:eastAsia="Charis SIL Regular"/>
-          <w:b w:val="0"/>
-          <w:i w:val="0"/>
-          <w:color w:val="000000"/>
-          <w:sz w:val="24"/>
-        </w:rPr>
-        <w:hyperlink r:id="rId12" w:history="1">
-          <w:r>
-            <w:rPr>
-              <w:rStyle w:val="Hyperlink"/>
-            </w:rPr>
-            <w:t>eated s</w:t>
-          </w:r>
-        </w:hyperlink>
-      </w:r>
-      <w:r>
-        <w:rPr>
-          <w:rFonts w:ascii="Charis SIL Regular" w:hAnsi="Charis SIL Regular" w:eastAsia="Charis SIL Regular"/>
-          <w:b w:val="0"/>
-          <w:i w:val="0"/>
-          <w:color w:val="000000"/>
-          <w:sz w:val="24"/>
-        </w:rPr>
-        <w:t>pecifically for the National Ar</w:t>
-      </w:r>
-      <w:r>
-        <w:rPr>
-          <w:u w:val="single" w:color="0000ff"/>
-          <w:rFonts w:ascii="Charis SIL Regular" w:hAnsi="Charis SIL Regular" w:eastAsia="Charis SIL Regular"/>
-          <w:b w:val="0"/>
-          <w:i w:val="0"/>
-          <w:color w:val="000000"/>
-          <w:sz w:val="24"/>
-        </w:rPr>
-        <w:hyperlink r:id="rId13" w:history="1">
-          <w:r>
-            <w:rPr>
-              <w:rStyle w:val="Hyperlink"/>
-            </w:rPr>
-            <w:t>chiv</w:t>
-          </w:r>
-        </w:hyperlink>
-      </w:r>
-      <w:r>
-        <w:rPr>
-          <w:u w:val="single" w:color="0000ff"/>
-          <w:rFonts w:ascii="Charis SIL Regular" w:hAnsi="Charis SIL Regular" w:eastAsia="Charis SIL Regular"/>
-          <w:b w:val="0"/>
-          <w:i w:val="0"/>
-          <w:color w:val="000000"/>
-          <w:sz w:val="24"/>
-        </w:rPr>
-        <w:hyperlink r:id="rId13" w:history="1">
-          <w:r>
-            <w:rPr>
-              <w:rStyle w:val="Hyperlink"/>
-            </w:rPr>
-            <w:t>e</w:t>
-          </w:r>
-        </w:hyperlink>
-      </w:r>
-      <w:r>
-        <w:rPr>
-          <w:u w:val="single" w:color="0000ff"/>
-          <w:rFonts w:ascii="Charis SIL Regular" w:hAnsi="Charis SIL Regular" w:eastAsia="Charis SIL Regular"/>
-          <w:b w:val="0"/>
-          <w:i w:val="0"/>
-          <w:color w:val="000000"/>
-          <w:sz w:val="24"/>
-        </w:rPr>
-        <w:hyperlink r:id="rId13" w:history="1">
-          <w:r>
-            <w:rPr>
-              <w:rStyle w:val="Hyperlink"/>
-            </w:rPr>
-            <w:t>s o</w:t>
-          </w:r>
-        </w:hyperlink>
+        <w:t xml:space="preserve"> (Dutch only) was created specifically for the National Archives o</w:t>
       </w:r>
       <w:r>
         <w:rPr>
@@ -3251,7 +3089,6 @@
           <w:i/>
           <w:color w:val="0000FF"/>
           <w:sz w:val="24"/>
-          <w:u w:val="single"/>
         </w:rPr>
         <w:t>e</w:t>
       </w:r>
@@ -3292,36 +3129,7 @@
           <w:color w:val="0000FF"/>
           <w:sz w:val="24"/>
         </w:rPr>
-        <w:t>cultural objects and collections</w:t>
-      </w:r>
-      <w:r>
-        <w:rPr>
-          <w:rFonts w:ascii="Charis SIL Italic" w:hAnsi="Charis SIL Italic" w:eastAsia="Charis SIL Italic"/>
-          <w:b w:val="0"/>
-          <w:i/>
-          <w:color w:val="0000FF"/>
-          <w:sz w:val="24"/>
-          <w:u w:val="single"/>
-        </w:rPr>
-        <w:t xml:space="preserve"> </w:t>
-      </w:r>
-      <w:r>
-        <w:rPr>
-          <w:rFonts w:ascii="Charis SIL Italic" w:hAnsi="Charis SIL Italic" w:eastAsia="Charis SIL Italic"/>
-          <w:b w:val="0"/>
-          <w:i/>
-          <w:color w:val="0000FF"/>
-          <w:sz w:val="24"/>
-          <w:u w:val="single"/>
-        </w:rPr>
-        <w:hyperlink r:id="rId15" w:history="1">
-          <w:r>
-            <w:rPr>
-              <w:rStyle w:val="Hyperlink"/>
-            </w:rPr>
-            <w:t>acqui</w:t>
-          </w:r>
-        </w:hyperlink>
+        <w:t>cultural objects and collections acqui</w:t>
       </w:r>
       <w:r>
         <w:rPr>
@@ -3574,24 +3382,13 @@
       </w:r>
       <w:r>
         <w:rPr>
-          <w:u w:val="single" w:color="0000ff"/>
           <w:rFonts w:ascii="Charis SIL Regular" w:hAnsi="Charis SIL Regular" w:eastAsia="Charis SIL Regular"/>
           <w:b w:val="0"/>
           <w:i w:val="0"/>
           <w:color w:val="000000"/>
           <w:sz w:val="24"/>
         </w:rPr>
-        <w:t>m</w:t>
-      </w:r>
-      <w:r>
-        <w:rPr>
-          <w:rFonts w:ascii="Charis SIL Regular" w:hAnsi="Charis SIL Regular" w:eastAsia="Charis SIL Regular"/>
-          <w:b w:val="0"/>
-          <w:i w:val="0"/>
-          <w:color w:val="000000"/>
-          <w:sz w:val="24"/>
-        </w:rPr>
-        <w:t xml:space="preserve">, </w:t>
+        <w:t xml:space="preserve">m, </w:t>
       </w:r>
       <w:r>
         <w:rPr>

--- a/EXPORTS/DOCX/published/niveau1/English/DoingResearch.docx
+++ b/EXPORTS/DOCX/published/niveau1/English/DoingResearch.docx
@@ -629,25 +629,7 @@
           <w:color w:val="000000"/>
           <w:sz w:val="24"/>
         </w:rPr>
-        <w:hyperlink r:id="rId9" w:history="1">
-          <w:r>
-            <w:rPr>
-              <w:rStyle w:val="Hyperlink"/>
-            </w:rPr>
-            <w:t xml:space="preserve"> and th</w:t>
-          </w:r>
-        </w:hyperlink>
-      </w:r>
-      <w:r>
-        <w:rPr>
-          <w:u w:val="single" w:color="0000ff"/>
-          <w:rFonts w:ascii="Charis SIL Regular" w:hAnsi="Charis SIL Regular" w:eastAsia="Charis SIL Regular"/>
-          <w:b w:val="0"/>
-          <w:i w:val="0"/>
-          <w:color w:val="000000"/>
-          <w:sz w:val="24"/>
-        </w:rPr>
-        <w:t xml:space="preserve">e publication </w:t>
+        <w:t xml:space="preserve"> and the publication </w:t>
       </w:r>
       <w:r>
         <w:rPr>
@@ -911,54 +893,7 @@
           <w:sz w:val="24"/>
           <w:u w:val="single"/>
         </w:rPr>
-        <w:t xml:space="preserve"> </w:t>
-      </w:r>
-      <w:r>
-        <w:rPr>
-          <w:rFonts w:ascii="Charis SIL Italic" w:hAnsi="Charis SIL Italic" w:eastAsia="Charis SIL Italic"/>
-          <w:b w:val="0"/>
-          <w:i/>
-          <w:color w:val="0000FF"/>
-          <w:sz w:val="24"/>
-          <w:u w:val="single"/>
-        </w:rPr>
-        <w:hyperlink r:id="rId10" w:history="1">
-          <w:r>
-            <w:rPr>
-              <w:rStyle w:val="Hyperlink"/>
-            </w:rPr>
-            <w:t>coloni</w:t>
-          </w:r>
-        </w:hyperlink>
-      </w:r>
-      <w:r>
-        <w:rPr>
-          <w:rFonts w:ascii="Charis SIL Italic" w:hAnsi="Charis SIL Italic" w:eastAsia="Charis SIL Italic"/>
-          <w:b w:val="0"/>
-          <w:i/>
-          <w:color w:val="0000FF"/>
-          <w:sz w:val="24"/>
-          <w:u w:val="single"/>
-        </w:rPr>
-        <w:hyperlink r:id="rId9" w:history="1">
-          <w:r>
-            <w:rPr>
-              <w:rStyle w:val="Hyperlink"/>
-            </w:rPr>
-            <w:t>al</w:t>
-          </w:r>
-        </w:hyperlink>
-      </w:r>
-      <w:r>
-        <w:rPr>
-          <w:rFonts w:ascii="Charis SIL Italic" w:hAnsi="Charis SIL Italic" w:eastAsia="Charis SIL Italic"/>
-          <w:b w:val="0"/>
-          <w:i/>
-          <w:color w:val="0000FF"/>
-          <w:sz w:val="24"/>
-          <w:u w:val="single"/>
-        </w:rPr>
-        <w:t xml:space="preserve"> </w:t>
+        <w:t xml:space="preserve"> colonial </w:t>
       </w:r>
       <w:r>
         <w:rPr>
@@ -1165,13 +1100,39 @@
       </w:r>
       <w:r>
         <w:rPr>
+          <w:u w:val="single" w:color="0000ff"/>
           <w:rFonts w:ascii="Charis SIL Regular" w:hAnsi="Charis SIL Regular" w:eastAsia="Charis SIL Regular"/>
           <w:b w:val="0"/>
           <w:i w:val="0"/>
           <w:color w:val="000000"/>
           <w:sz w:val="24"/>
         </w:rPr>
-        <w:t xml:space="preserve">Other relevant </w:t>
+        <w:hyperlink r:id="rId10" w:history="1">
+          <w:r>
+            <w:rPr>
+              <w:rStyle w:val="Hyperlink"/>
+            </w:rPr>
+            <w:t>Other rele</w:t>
+          </w:r>
+        </w:hyperlink>
+      </w:r>
+      <w:r>
+        <w:rPr>
+          <w:u w:val="single" w:color="0000ff"/>
+          <w:rFonts w:ascii="Charis SIL Regular" w:hAnsi="Charis SIL Regular" w:eastAsia="Charis SIL Regular"/>
+          <w:b w:val="0"/>
+          <w:i w:val="0"/>
+          <w:color w:val="000000"/>
+          <w:sz w:val="24"/>
+        </w:rPr>
+        <w:hyperlink r:id="rId10" w:history="1">
+          <w:r>
+            <w:rPr>
+              <w:rStyle w:val="Hyperlink"/>
+            </w:rPr>
+            <w:t xml:space="preserve">vant </w:t>
+          </w:r>
+        </w:hyperlink>
       </w:r>
       <w:r>
         <w:rPr>
@@ -2410,13 +2371,175 @@
       </w:r>
       <w:r>
         <w:rPr>
+          <w:u w:val="single" w:color="0000ff"/>
           <w:rFonts w:ascii="Charis SIL Regular" w:hAnsi="Charis SIL Regular" w:eastAsia="Charis SIL Regular"/>
           <w:b w:val="0"/>
           <w:i w:val="0"/>
           <w:color w:val="000000"/>
           <w:sz w:val="24"/>
         </w:rPr>
-        <w:t xml:space="preserve"> (Dutch only) was created specifically for the National Archives o</w:t>
+        <w:hyperlink r:id="rId12" w:history="1">
+          <w:r>
+            <w:rPr>
+              <w:rStyle w:val="Hyperlink"/>
+            </w:rPr>
+            <w:t xml:space="preserve"> (Dut</w:t>
+          </w:r>
+        </w:hyperlink>
+      </w:r>
+      <w:r>
+        <w:rPr>
+          <w:u w:val="single" w:color="0000ff"/>
+          <w:rFonts w:ascii="Charis SIL Regular" w:hAnsi="Charis SIL Regular" w:eastAsia="Charis SIL Regular"/>
+          <w:b w:val="0"/>
+          <w:i w:val="0"/>
+          <w:color w:val="000000"/>
+          <w:sz w:val="24"/>
+        </w:rPr>
+        <w:hyperlink r:id="rId12" w:history="1">
+          <w:r>
+            <w:rPr>
+              <w:rStyle w:val="Hyperlink"/>
+            </w:rPr>
+            <w:t>c</w:t>
+          </w:r>
+        </w:hyperlink>
+      </w:r>
+      <w:r>
+        <w:rPr>
+          <w:u w:val="single" w:color="0000ff"/>
+          <w:rFonts w:ascii="Charis SIL Regular" w:hAnsi="Charis SIL Regular" w:eastAsia="Charis SIL Regular"/>
+          <w:b w:val="0"/>
+          <w:i w:val="0"/>
+          <w:color w:val="000000"/>
+          <w:sz w:val="24"/>
+        </w:rPr>
+        <w:hyperlink r:id="rId12" w:history="1">
+          <w:r>
+            <w:rPr>
+              <w:rStyle w:val="Hyperlink"/>
+            </w:rPr>
+            <w:t>h only) wa</w:t>
+          </w:r>
+        </w:hyperlink>
+      </w:r>
+      <w:r>
+        <w:rPr>
+          <w:u w:val="single" w:color="0000ff"/>
+          <w:rFonts w:ascii="Charis SIL Regular" w:hAnsi="Charis SIL Regular" w:eastAsia="Charis SIL Regular"/>
+          <w:b w:val="0"/>
+          <w:i w:val="0"/>
+          <w:color w:val="000000"/>
+          <w:sz w:val="24"/>
+        </w:rPr>
+        <w:hyperlink r:id="rId12" w:history="1">
+          <w:r>
+            <w:rPr>
+              <w:rStyle w:val="Hyperlink"/>
+            </w:rPr>
+            <w:t>s c</w:t>
+          </w:r>
+        </w:hyperlink>
+      </w:r>
+      <w:r>
+        <w:rPr>
+          <w:u w:val="single" w:color="0000ff"/>
+          <w:rFonts w:ascii="Charis SIL Regular" w:hAnsi="Charis SIL Regular" w:eastAsia="Charis SIL Regular"/>
+          <w:b w:val="0"/>
+          <w:i w:val="0"/>
+          <w:color w:val="000000"/>
+          <w:sz w:val="24"/>
+        </w:rPr>
+        <w:hyperlink r:id="rId12" w:history="1">
+          <w:r>
+            <w:rPr>
+              <w:rStyle w:val="Hyperlink"/>
+            </w:rPr>
+            <w:t>r</w:t>
+          </w:r>
+        </w:hyperlink>
+      </w:r>
+      <w:r>
+        <w:rPr>
+          <w:u w:val="single" w:color="0000ff"/>
+          <w:rFonts w:ascii="Charis SIL Regular" w:hAnsi="Charis SIL Regular" w:eastAsia="Charis SIL Regular"/>
+          <w:b w:val="0"/>
+          <w:i w:val="0"/>
+          <w:color w:val="000000"/>
+          <w:sz w:val="24"/>
+        </w:rPr>
+        <w:hyperlink r:id="rId12" w:history="1">
+          <w:r>
+            <w:rPr>
+              <w:rStyle w:val="Hyperlink"/>
+            </w:rPr>
+            <w:t>eated s</w:t>
+          </w:r>
+        </w:hyperlink>
+      </w:r>
+      <w:r>
+        <w:rPr>
+          <w:rFonts w:ascii="Charis SIL Regular" w:hAnsi="Charis SIL Regular" w:eastAsia="Charis SIL Regular"/>
+          <w:b w:val="0"/>
+          <w:i w:val="0"/>
+          <w:color w:val="000000"/>
+          <w:sz w:val="24"/>
+        </w:rPr>
+        <w:t>pecifically for the National Ar</w:t>
+      </w:r>
+      <w:r>
+        <w:rPr>
+          <w:u w:val="single" w:color="0000ff"/>
+          <w:rFonts w:ascii="Charis SIL Regular" w:hAnsi="Charis SIL Regular" w:eastAsia="Charis SIL Regular"/>
+          <w:b w:val="0"/>
+          <w:i w:val="0"/>
+          <w:color w:val="000000"/>
+          <w:sz w:val="24"/>
+        </w:rPr>
+        <w:hyperlink r:id="rId13" w:history="1">
+          <w:r>
+            <w:rPr>
+              <w:rStyle w:val="Hyperlink"/>
+            </w:rPr>
+            <w:t>chiv</w:t>
+          </w:r>
+        </w:hyperlink>
+      </w:r>
+      <w:r>
+        <w:rPr>
+          <w:u w:val="single" w:color="0000ff"/>
+          <w:rFonts w:ascii="Charis SIL Regular" w:hAnsi="Charis SIL Regular" w:eastAsia="Charis SIL Regular"/>
+          <w:b w:val="0"/>
+          <w:i w:val="0"/>
+          <w:color w:val="000000"/>
+          <w:sz w:val="24"/>
+        </w:rPr>
+        <w:hyperlink r:id="rId13" w:history="1">
+          <w:r>
+            <w:rPr>
+              <w:rStyle w:val="Hyperlink"/>
+            </w:rPr>
+            <w:t>e</w:t>
+          </w:r>
+        </w:hyperlink>
+      </w:r>
+      <w:r>
+        <w:rPr>
+          <w:u w:val="single" w:color="0000ff"/>
+          <w:rFonts w:ascii="Charis SIL Regular" w:hAnsi="Charis SIL Regular" w:eastAsia="Charis SIL Regular"/>
+          <w:b w:val="0"/>
+          <w:i w:val="0"/>
+          <w:color w:val="000000"/>
+          <w:sz w:val="24"/>
+        </w:rPr>
+        <w:hyperlink r:id="rId13" w:history="1">
+          <w:r>
+            <w:rPr>
+              <w:rStyle w:val="Hyperlink"/>
+            </w:rPr>
+            <w:t>s o</w:t>
+          </w:r>
+        </w:hyperlink>
       </w:r>
       <w:r>
         <w:rPr>
@@ -3089,6 +3212,7 @@
           <w:i/>
           <w:color w:val="0000FF"/>
           <w:sz w:val="24"/>
+          <w:u w:val="single"/>
         </w:rPr>
         <w:t>e</w:t>
       </w:r>
@@ -3128,8 +3252,132 @@
           <w:i/>
           <w:color w:val="0000FF"/>
           <w:sz w:val="24"/>
-        </w:rPr>
-        <w:t>cultural objects and collections acqui</w:t>
+          <w:u w:val="single"/>
+        </w:rPr>
+        <w:hyperlink r:id="rId15" w:history="1">
+          <w:r>
+            <w:rPr>
+              <w:rStyle w:val="Hyperlink"/>
+            </w:rPr>
+            <w:t>cultural</w:t>
+          </w:r>
+        </w:hyperlink>
+      </w:r>
+      <w:r>
+        <w:rPr>
+          <w:rFonts w:ascii="Charis SIL Italic" w:hAnsi="Charis SIL Italic" w:eastAsia="Charis SIL Italic"/>
+          <w:b w:val="0"/>
+          <w:i/>
+          <w:color w:val="0000FF"/>
+          <w:sz w:val="24"/>
+          <w:u w:val="single"/>
+        </w:rPr>
+        <w:t xml:space="preserve"> </w:t>
+      </w:r>
+      <w:r>
+        <w:rPr>
+          <w:rFonts w:ascii="Charis SIL Italic" w:hAnsi="Charis SIL Italic" w:eastAsia="Charis SIL Italic"/>
+          <w:b w:val="0"/>
+          <w:i/>
+          <w:color w:val="0000FF"/>
+          <w:sz w:val="24"/>
+          <w:u w:val="single"/>
+        </w:rPr>
+        <w:hyperlink r:id="rId15" w:history="1">
+          <w:r>
+            <w:rPr>
+              <w:rStyle w:val="Hyperlink"/>
+            </w:rPr>
+            <w:t>objects</w:t>
+          </w:r>
+        </w:hyperlink>
+      </w:r>
+      <w:r>
+        <w:rPr>
+          <w:rFonts w:ascii="Charis SIL Italic" w:hAnsi="Charis SIL Italic" w:eastAsia="Charis SIL Italic"/>
+          <w:b w:val="0"/>
+          <w:i/>
+          <w:color w:val="0000FF"/>
+          <w:sz w:val="24"/>
+          <w:u w:val="single"/>
+        </w:rPr>
+        <w:t xml:space="preserve"> </w:t>
+      </w:r>
+      <w:r>
+        <w:rPr>
+          <w:rFonts w:ascii="Charis SIL Italic" w:hAnsi="Charis SIL Italic" w:eastAsia="Charis SIL Italic"/>
+          <w:b w:val="0"/>
+          <w:i/>
+          <w:color w:val="0000FF"/>
+          <w:sz w:val="24"/>
+          <w:u w:val="single"/>
+        </w:rPr>
+        <w:hyperlink r:id="rId15" w:history="1">
+          <w:r>
+            <w:rPr>
+              <w:rStyle w:val="Hyperlink"/>
+            </w:rPr>
+            <w:t>and</w:t>
+          </w:r>
+        </w:hyperlink>
+      </w:r>
+      <w:r>
+        <w:rPr>
+          <w:rFonts w:ascii="Charis SIL Italic" w:hAnsi="Charis SIL Italic" w:eastAsia="Charis SIL Italic"/>
+          <w:b w:val="0"/>
+          <w:i/>
+          <w:color w:val="0000FF"/>
+          <w:sz w:val="24"/>
+          <w:u w:val="single"/>
+        </w:rPr>
+        <w:t xml:space="preserve"> </w:t>
+      </w:r>
+      <w:r>
+        <w:rPr>
+          <w:rFonts w:ascii="Charis SIL Italic" w:hAnsi="Charis SIL Italic" w:eastAsia="Charis SIL Italic"/>
+          <w:b w:val="0"/>
+          <w:i/>
+          <w:color w:val="0000FF"/>
+          <w:sz w:val="24"/>
+          <w:u w:val="single"/>
+        </w:rPr>
+        <w:hyperlink r:id="rId15" w:history="1">
+          <w:r>
+            <w:rPr>
+              <w:rStyle w:val="Hyperlink"/>
+            </w:rPr>
+            <w:t>collections</w:t>
+          </w:r>
+        </w:hyperlink>
+      </w:r>
+      <w:r>
+        <w:rPr>
+          <w:rFonts w:ascii="Charis SIL Italic" w:hAnsi="Charis SIL Italic" w:eastAsia="Charis SIL Italic"/>
+          <w:b w:val="0"/>
+          <w:i/>
+          <w:color w:val="0000FF"/>
+          <w:sz w:val="24"/>
+          <w:u w:val="single"/>
+        </w:rPr>
+        <w:t xml:space="preserve"> </w:t>
+      </w:r>
+      <w:r>
+        <w:rPr>
+          <w:rFonts w:ascii="Charis SIL Italic" w:hAnsi="Charis SIL Italic" w:eastAsia="Charis SIL Italic"/>
+          <w:b w:val="0"/>
+          <w:i/>
+          <w:color w:val="0000FF"/>
+          <w:sz w:val="24"/>
+          <w:u w:val="single"/>
+        </w:rPr>
+        <w:hyperlink r:id="rId15" w:history="1">
+          <w:r>
+            <w:rPr>
+              <w:rStyle w:val="Hyperlink"/>
+            </w:rPr>
+            <w:t>acqui</w:t>
+          </w:r>
+        </w:hyperlink>
       </w:r>
       <w:r>
         <w:rPr>
@@ -3292,103 +3540,13 @@
       </w:r>
       <w:r>
         <w:rPr>
-          <w:u w:val="single" w:color="0000ff"/>
           <w:rFonts w:ascii="Charis SIL Regular" w:hAnsi="Charis SIL Regular" w:eastAsia="Charis SIL Regular"/>
           <w:b w:val="0"/>
           <w:i w:val="0"/>
           <w:color w:val="000000"/>
           <w:sz w:val="24"/>
         </w:rPr>
-        <w:hyperlink r:id="rId15" w:history="1">
-          <w:r>
-            <w:rPr>
-              <w:rStyle w:val="Hyperlink"/>
-            </w:rPr>
-            <w:t xml:space="preserve"> (</w:t>
-          </w:r>
-        </w:hyperlink>
-      </w:r>
-      <w:r>
-        <w:rPr>
-          <w:u w:val="single" w:color="0000ff"/>
-          <w:rFonts w:ascii="Charis SIL Regular" w:hAnsi="Charis SIL Regular" w:eastAsia="Charis SIL Regular"/>
-          <w:b w:val="0"/>
-          <w:i w:val="0"/>
-          <w:color w:val="000000"/>
-          <w:sz w:val="24"/>
-        </w:rPr>
-        <w:hyperlink r:id="rId15" w:history="1">
-          <w:r>
-            <w:rPr>
-              <w:rStyle w:val="Hyperlink"/>
-            </w:rPr>
-            <w:t>Amster</w:t>
-          </w:r>
-        </w:hyperlink>
-      </w:r>
-      <w:r>
-        <w:rPr>
-          <w:u w:val="single" w:color="0000ff"/>
-          <w:rFonts w:ascii="Charis SIL Regular" w:hAnsi="Charis SIL Regular" w:eastAsia="Charis SIL Regular"/>
-          <w:b w:val="0"/>
-          <w:i w:val="0"/>
-          <w:color w:val="000000"/>
-          <w:sz w:val="24"/>
-        </w:rPr>
-        <w:hyperlink r:id="rId15" w:history="1">
-          <w:r>
-            <w:rPr>
-              <w:rStyle w:val="Hyperlink"/>
-            </w:rPr>
-            <w:t>dam</w:t>
-          </w:r>
-        </w:hyperlink>
-      </w:r>
-      <w:r>
-        <w:rPr>
-          <w:u w:val="single" w:color="0000ff"/>
-          <w:rFonts w:ascii="Charis SIL Regular" w:hAnsi="Charis SIL Regular" w:eastAsia="Charis SIL Regular"/>
-          <w:b w:val="0"/>
-          <w:i w:val="0"/>
-          <w:color w:val="000000"/>
-          <w:sz w:val="24"/>
-        </w:rPr>
-        <w:hyperlink r:id="rId15" w:history="1">
-          <w:r>
-            <w:rPr>
-              <w:rStyle w:val="Hyperlink"/>
-            </w:rPr>
-            <w:t>: Rijksmuse</w:t>
-          </w:r>
-        </w:hyperlink>
-      </w:r>
-      <w:r>
-        <w:rPr>
-          <w:u w:val="single" w:color="0000ff"/>
-          <w:rFonts w:ascii="Charis SIL Regular" w:hAnsi="Charis SIL Regular" w:eastAsia="Charis SIL Regular"/>
-          <w:b w:val="0"/>
-          <w:i w:val="0"/>
-          <w:color w:val="000000"/>
-          <w:sz w:val="24"/>
-        </w:rPr>
-        <w:hyperlink r:id="rId15" w:history="1">
-          <w:r>
-            <w:rPr>
-              <w:rStyle w:val="Hyperlink"/>
-            </w:rPr>
-            <w:t>u</w:t>
-          </w:r>
-        </w:hyperlink>
-      </w:r>
-      <w:r>
-        <w:rPr>
-          <w:rFonts w:ascii="Charis SIL Regular" w:hAnsi="Charis SIL Regular" w:eastAsia="Charis SIL Regular"/>
-          <w:b w:val="0"/>
-          <w:i w:val="0"/>
-          <w:color w:val="000000"/>
-          <w:sz w:val="24"/>
-        </w:rPr>
-        <w:t xml:space="preserve">m, </w:t>
+        <w:t xml:space="preserve"> (Amsterdam: Rijksmuseum, </w:t>
       </w:r>
       <w:r>
         <w:rPr>

--- a/EXPORTS/DOCX/published/niveau1/English/DoingResearch.docx
+++ b/EXPORTS/DOCX/published/niveau1/English/DoingResearch.docx
@@ -629,7 +629,25 @@
           <w:color w:val="000000"/>
           <w:sz w:val="24"/>
         </w:rPr>
-        <w:t xml:space="preserve"> and the publication </w:t>
+        <w:hyperlink r:id="rId9" w:history="1">
+          <w:r>
+            <w:rPr>
+              <w:rStyle w:val="Hyperlink"/>
+            </w:rPr>
+            <w:t xml:space="preserve"> and th</w:t>
+          </w:r>
+        </w:hyperlink>
+      </w:r>
+      <w:r>
+        <w:rPr>
+          <w:u w:val="single" w:color="0000ff"/>
+          <w:rFonts w:ascii="Charis SIL Regular" w:hAnsi="Charis SIL Regular" w:eastAsia="Charis SIL Regular"/>
+          <w:b w:val="0"/>
+          <w:i w:val="0"/>
+          <w:color w:val="000000"/>
+          <w:sz w:val="24"/>
+        </w:rPr>
+        <w:t xml:space="preserve">e publication </w:t>
       </w:r>
       <w:r>
         <w:rPr>
@@ -893,7 +911,54 @@
           <w:sz w:val="24"/>
           <w:u w:val="single"/>
         </w:rPr>
-        <w:t xml:space="preserve"> colonial </w:t>
+        <w:t xml:space="preserve"> </w:t>
+      </w:r>
+      <w:r>
+        <w:rPr>
+          <w:rFonts w:ascii="Charis SIL Italic" w:hAnsi="Charis SIL Italic" w:eastAsia="Charis SIL Italic"/>
+          <w:b w:val="0"/>
+          <w:i/>
+          <w:color w:val="0000FF"/>
+          <w:sz w:val="24"/>
+          <w:u w:val="single"/>
+        </w:rPr>
+        <w:hyperlink r:id="rId10" w:history="1">
+          <w:r>
+            <w:rPr>
+              <w:rStyle w:val="Hyperlink"/>
+            </w:rPr>
+            <w:t>coloni</w:t>
+          </w:r>
+        </w:hyperlink>
+      </w:r>
+      <w:r>
+        <w:rPr>
+          <w:rFonts w:ascii="Charis SIL Italic" w:hAnsi="Charis SIL Italic" w:eastAsia="Charis SIL Italic"/>
+          <w:b w:val="0"/>
+          <w:i/>
+          <w:color w:val="0000FF"/>
+          <w:sz w:val="24"/>
+          <w:u w:val="single"/>
+        </w:rPr>
+        <w:hyperlink r:id="rId10" w:history="1">
+          <w:r>
+            <w:rPr>
+              <w:rStyle w:val="Hyperlink"/>
+            </w:rPr>
+            <w:t>al</w:t>
+          </w:r>
+        </w:hyperlink>
+      </w:r>
+      <w:r>
+        <w:rPr>
+          <w:rFonts w:ascii="Charis SIL Italic" w:hAnsi="Charis SIL Italic" w:eastAsia="Charis SIL Italic"/>
+          <w:b w:val="0"/>
+          <w:i/>
+          <w:color w:val="0000FF"/>
+          <w:sz w:val="24"/>
+          <w:u w:val="single"/>
+        </w:rPr>
+        <w:t xml:space="preserve"> </w:t>
       </w:r>
       <w:r>
         <w:rPr>
@@ -1100,39 +1165,13 @@
       </w:r>
       <w:r>
         <w:rPr>
-          <w:u w:val="single" w:color="0000ff"/>
           <w:rFonts w:ascii="Charis SIL Regular" w:hAnsi="Charis SIL Regular" w:eastAsia="Charis SIL Regular"/>
           <w:b w:val="0"/>
           <w:i w:val="0"/>
           <w:color w:val="000000"/>
           <w:sz w:val="24"/>
         </w:rPr>
-        <w:hyperlink r:id="rId10" w:history="1">
-          <w:r>
-            <w:rPr>
-              <w:rStyle w:val="Hyperlink"/>
-            </w:rPr>
-            <w:t>Other rele</w:t>
-          </w:r>
-        </w:hyperlink>
-      </w:r>
-      <w:r>
-        <w:rPr>
-          <w:u w:val="single" w:color="0000ff"/>
-          <w:rFonts w:ascii="Charis SIL Regular" w:hAnsi="Charis SIL Regular" w:eastAsia="Charis SIL Regular"/>
-          <w:b w:val="0"/>
-          <w:i w:val="0"/>
-          <w:color w:val="000000"/>
-          <w:sz w:val="24"/>
-        </w:rPr>
-        <w:hyperlink r:id="rId10" w:history="1">
-          <w:r>
-            <w:rPr>
-              <w:rStyle w:val="Hyperlink"/>
-            </w:rPr>
-            <w:t xml:space="preserve">vant </w:t>
-          </w:r>
-        </w:hyperlink>
+        <w:t xml:space="preserve">Other relevant </w:t>
       </w:r>
       <w:r>
         <w:rPr>
@@ -3184,7 +3223,7 @@
             <w:rPr>
               <w:rStyle w:val="Hyperlink"/>
             </w:rPr>
-            <w:t>significan</w:t>
+            <w:t>significanc</w:t>
           </w:r>
         </w:hyperlink>
       </w:r>
@@ -3195,13 +3234,36 @@
           <w:i/>
           <w:color w:val="0000FF"/>
           <w:sz w:val="24"/>
+          <w:u w:val="single"/>
+        </w:rPr>
+        <w:t>e</w:t>
+      </w:r>
+      <w:r>
+        <w:rPr>
+          <w:rFonts w:ascii="Charis SIL Italic" w:hAnsi="Charis SIL Italic" w:eastAsia="Charis SIL Italic"/>
+          <w:b w:val="0"/>
+          <w:i/>
+          <w:color w:val="0000FF"/>
+          <w:sz w:val="24"/>
+          <w:u w:val="single"/>
+        </w:rPr>
+        <w:t xml:space="preserve"> </w:t>
+      </w:r>
+      <w:r>
+        <w:rPr>
+          <w:rFonts w:ascii="Charis SIL Italic" w:hAnsi="Charis SIL Italic" w:eastAsia="Charis SIL Italic"/>
+          <w:b w:val="0"/>
+          <w:i/>
+          <w:color w:val="0000FF"/>
+          <w:sz w:val="24"/>
+          <w:u w:val="single"/>
         </w:rPr>
         <w:hyperlink r:id="rId15" w:history="1">
           <w:r>
             <w:rPr>
               <w:rStyle w:val="Hyperlink"/>
             </w:rPr>
-            <w:t>c</w:t>
+            <w:t>o</w:t>
           </w:r>
         </w:hyperlink>
       </w:r>
@@ -3212,38 +3274,8 @@
           <w:i/>
           <w:color w:val="0000FF"/>
           <w:sz w:val="24"/>
-          <w:u w:val="single"/>
-        </w:rPr>
-        <w:t>e</w:t>
-      </w:r>
-      <w:r>
-        <w:rPr>
-          <w:rFonts w:ascii="Charis SIL Italic" w:hAnsi="Charis SIL Italic" w:eastAsia="Charis SIL Italic"/>
-          <w:b w:val="0"/>
-          <w:i/>
-          <w:color w:val="0000FF"/>
-          <w:sz w:val="24"/>
-          <w:u w:val="single"/>
-        </w:rPr>
-        <w:t xml:space="preserve"> </w:t>
-      </w:r>
-      <w:r>
-        <w:rPr>
-          <w:rFonts w:ascii="Charis SIL Italic" w:hAnsi="Charis SIL Italic" w:eastAsia="Charis SIL Italic"/>
-          <w:b w:val="0"/>
-          <w:i/>
-          <w:color w:val="0000FF"/>
-          <w:sz w:val="24"/>
-          <w:u w:val="single"/>
-        </w:rPr>
-        <w:hyperlink r:id="rId15" w:history="1">
-          <w:r>
-            <w:rPr>
-              <w:rStyle w:val="Hyperlink"/>
-            </w:rPr>
-            <w:t xml:space="preserve">of </w:t>
-          </w:r>
-        </w:hyperlink>
+        </w:rPr>
+        <w:t xml:space="preserve">f </w:t>
       </w:r>
       <w:r>
         <w:rPr>
@@ -3540,13 +3572,114 @@
       </w:r>
       <w:r>
         <w:rPr>
+          <w:u w:val="single" w:color="0000ff"/>
           <w:rFonts w:ascii="Charis SIL Regular" w:hAnsi="Charis SIL Regular" w:eastAsia="Charis SIL Regular"/>
           <w:b w:val="0"/>
           <w:i w:val="0"/>
           <w:color w:val="000000"/>
           <w:sz w:val="24"/>
         </w:rPr>
-        <w:t xml:space="preserve"> (Amsterdam: Rijksmuseum, </w:t>
+        <w:hyperlink r:id="rId15" w:history="1">
+          <w:r>
+            <w:rPr>
+              <w:rStyle w:val="Hyperlink"/>
+            </w:rPr>
+            <w:t xml:space="preserve"> (</w:t>
+          </w:r>
+        </w:hyperlink>
+      </w:r>
+      <w:r>
+        <w:rPr>
+          <w:u w:val="single" w:color="0000ff"/>
+          <w:rFonts w:ascii="Charis SIL Regular" w:hAnsi="Charis SIL Regular" w:eastAsia="Charis SIL Regular"/>
+          <w:b w:val="0"/>
+          <w:i w:val="0"/>
+          <w:color w:val="000000"/>
+          <w:sz w:val="24"/>
+        </w:rPr>
+        <w:hyperlink r:id="rId15" w:history="1">
+          <w:r>
+            <w:rPr>
+              <w:rStyle w:val="Hyperlink"/>
+            </w:rPr>
+            <w:t>Amster</w:t>
+          </w:r>
+        </w:hyperlink>
+      </w:r>
+      <w:r>
+        <w:rPr>
+          <w:u w:val="single" w:color="0000ff"/>
+          <w:rFonts w:ascii="Charis SIL Regular" w:hAnsi="Charis SIL Regular" w:eastAsia="Charis SIL Regular"/>
+          <w:b w:val="0"/>
+          <w:i w:val="0"/>
+          <w:color w:val="000000"/>
+          <w:sz w:val="24"/>
+        </w:rPr>
+        <w:hyperlink r:id="rId15" w:history="1">
+          <w:r>
+            <w:rPr>
+              <w:rStyle w:val="Hyperlink"/>
+            </w:rPr>
+            <w:t>dam</w:t>
+          </w:r>
+        </w:hyperlink>
+      </w:r>
+      <w:r>
+        <w:rPr>
+          <w:u w:val="single" w:color="0000ff"/>
+          <w:rFonts w:ascii="Charis SIL Regular" w:hAnsi="Charis SIL Regular" w:eastAsia="Charis SIL Regular"/>
+          <w:b w:val="0"/>
+          <w:i w:val="0"/>
+          <w:color w:val="000000"/>
+          <w:sz w:val="24"/>
+        </w:rPr>
+        <w:hyperlink r:id="rId15" w:history="1">
+          <w:r>
+            <w:rPr>
+              <w:rStyle w:val="Hyperlink"/>
+            </w:rPr>
+            <w:t>: Rijksmuse</w:t>
+          </w:r>
+        </w:hyperlink>
+      </w:r>
+      <w:r>
+        <w:rPr>
+          <w:u w:val="single" w:color="0000ff"/>
+          <w:rFonts w:ascii="Charis SIL Regular" w:hAnsi="Charis SIL Regular" w:eastAsia="Charis SIL Regular"/>
+          <w:b w:val="0"/>
+          <w:i w:val="0"/>
+          <w:color w:val="000000"/>
+          <w:sz w:val="24"/>
+        </w:rPr>
+        <w:hyperlink r:id="rId15" w:history="1">
+          <w:r>
+            <w:rPr>
+              <w:rStyle w:val="Hyperlink"/>
+            </w:rPr>
+            <w:t>u</w:t>
+          </w:r>
+        </w:hyperlink>
+      </w:r>
+      <w:r>
+        <w:rPr>
+          <w:u w:val="single" w:color="0000ff"/>
+          <w:rFonts w:ascii="Charis SIL Regular" w:hAnsi="Charis SIL Regular" w:eastAsia="Charis SIL Regular"/>
+          <w:b w:val="0"/>
+          <w:i w:val="0"/>
+          <w:color w:val="000000"/>
+          <w:sz w:val="24"/>
+        </w:rPr>
+        <w:t>m</w:t>
+      </w:r>
+      <w:r>
+        <w:rPr>
+          <w:rFonts w:ascii="Charis SIL Regular" w:hAnsi="Charis SIL Regular" w:eastAsia="Charis SIL Regular"/>
+          <w:b w:val="0"/>
+          <w:i w:val="0"/>
+          <w:color w:val="000000"/>
+          <w:sz w:val="24"/>
+        </w:rPr>
+        <w:t xml:space="preserve">, </w:t>
       </w:r>
       <w:r>
         <w:rPr>

--- a/EXPORTS/DOCX/published/niveau1/English/DoingResearch.docx
+++ b/EXPORTS/DOCX/published/niveau1/English/DoingResearch.docx
@@ -349,9 +349,15 @@
           <w:i/>
           <w:color w:val="0000FF"/>
           <w:sz w:val="24"/>
-          <w:u w:val="single"/>
-        </w:rPr>
-        <w:t>c</w:t>
+        </w:rPr>
+        <w:hyperlink r:id="rId9" w:history="1">
+          <w:r>
+            <w:rPr>
+              <w:rStyle w:val="Hyperlink"/>
+            </w:rPr>
+            <w:t>c</w:t>
+          </w:r>
+        </w:hyperlink>
       </w:r>
       <w:r>
         <w:rPr>
@@ -459,7 +465,72 @@
           <w:sz w:val="24"/>
           <w:u w:val="single"/>
         </w:rPr>
-        <w:t>and collections acqui</w:t>
+        <w:hyperlink r:id="rId9" w:history="1">
+          <w:r>
+            <w:rPr>
+              <w:rStyle w:val="Hyperlink"/>
+            </w:rPr>
+            <w:t>and</w:t>
+          </w:r>
+        </w:hyperlink>
+      </w:r>
+      <w:r>
+        <w:rPr>
+          <w:rFonts w:ascii="Charis SIL Italic" w:hAnsi="Charis SIL Italic" w:eastAsia="Charis SIL Italic"/>
+          <w:b w:val="0"/>
+          <w:i/>
+          <w:color w:val="0000FF"/>
+          <w:sz w:val="24"/>
+          <w:u w:val="single"/>
+        </w:rPr>
+        <w:t xml:space="preserve"> </w:t>
+      </w:r>
+      <w:r>
+        <w:rPr>
+          <w:rFonts w:ascii="Charis SIL Italic" w:hAnsi="Charis SIL Italic" w:eastAsia="Charis SIL Italic"/>
+          <w:b w:val="0"/>
+          <w:i/>
+          <w:color w:val="0000FF"/>
+          <w:sz w:val="24"/>
+          <w:u w:val="single"/>
+        </w:rPr>
+        <w:hyperlink r:id="rId9" w:history="1">
+          <w:r>
+            <w:rPr>
+              <w:rStyle w:val="Hyperlink"/>
+            </w:rPr>
+            <w:t>collections</w:t>
+          </w:r>
+        </w:hyperlink>
+      </w:r>
+      <w:r>
+        <w:rPr>
+          <w:rFonts w:ascii="Charis SIL Italic" w:hAnsi="Charis SIL Italic" w:eastAsia="Charis SIL Italic"/>
+          <w:b w:val="0"/>
+          <w:i/>
+          <w:color w:val="0000FF"/>
+          <w:sz w:val="24"/>
+          <w:u w:val="single"/>
+        </w:rPr>
+        <w:t xml:space="preserve"> </w:t>
+      </w:r>
+      <w:r>
+        <w:rPr>
+          <w:rFonts w:ascii="Charis SIL Italic" w:hAnsi="Charis SIL Italic" w:eastAsia="Charis SIL Italic"/>
+          <w:b w:val="0"/>
+          <w:i/>
+          <w:color w:val="0000FF"/>
+          <w:sz w:val="24"/>
+          <w:u w:val="single"/>
+        </w:rPr>
+        <w:hyperlink r:id="rId9" w:history="1">
+          <w:r>
+            <w:rPr>
+              <w:rStyle w:val="Hyperlink"/>
+            </w:rPr>
+            <w:t>acqui</w:t>
+          </w:r>
+        </w:hyperlink>
       </w:r>
       <w:r>
         <w:rPr>
@@ -647,34 +718,41 @@
           <w:color w:val="000000"/>
           <w:sz w:val="24"/>
         </w:rPr>
-        <w:t xml:space="preserve">e publication </w:t>
-      </w:r>
-      <w:r>
-        <w:rPr>
-          <w:rFonts w:ascii="Charis SIL Italic" w:hAnsi="Charis SIL Italic" w:eastAsia="Charis SIL Italic"/>
-          <w:b w:val="0"/>
-          <w:i/>
-          <w:color w:val="0000FF"/>
-          <w:sz w:val="24"/>
-          <w:u w:val="single"/>
-        </w:rPr>
-        <w:hyperlink r:id="rId10" w:history="1">
+        <w:hyperlink r:id="rId9" w:history="1">
           <w:r>
             <w:rPr>
               <w:rStyle w:val="Hyperlink"/>
             </w:rPr>
-            <w:t>Provenan</w:t>
+            <w:t>e</w:t>
           </w:r>
         </w:hyperlink>
       </w:r>
       <w:r>
         <w:rPr>
-          <w:rFonts w:ascii="Charis SIL Italic" w:hAnsi="Charis SIL Italic" w:eastAsia="Charis SIL Italic"/>
-          <w:b w:val="0"/>
-          <w:i/>
-          <w:color w:val="0000FF"/>
-          <w:sz w:val="24"/>
-          <w:u w:val="single"/>
+          <w:u w:val="single" w:color="0000ff"/>
+          <w:rFonts w:ascii="Charis SIL Regular" w:hAnsi="Charis SIL Regular" w:eastAsia="Charis SIL Regular"/>
+          <w:b w:val="0"/>
+          <w:i w:val="0"/>
+          <w:color w:val="000000"/>
+          <w:sz w:val="24"/>
+        </w:rPr>
+        <w:hyperlink r:id="rId9" w:history="1">
+          <w:r>
+            <w:rPr>
+              <w:rStyle w:val="Hyperlink"/>
+            </w:rPr>
+            <w:t xml:space="preserve"> publi</w:t>
+          </w:r>
+        </w:hyperlink>
+      </w:r>
+      <w:r>
+        <w:rPr>
+          <w:u w:val="single" w:color="0000ff"/>
+          <w:rFonts w:ascii="Charis SIL Regular" w:hAnsi="Charis SIL Regular" w:eastAsia="Charis SIL Regular"/>
+          <w:b w:val="0"/>
+          <w:i w:val="0"/>
+          <w:color w:val="000000"/>
+          <w:sz w:val="24"/>
         </w:rPr>
         <w:hyperlink r:id="rId9" w:history="1">
           <w:r>
@@ -687,6 +765,78 @@
       </w:r>
       <w:r>
         <w:rPr>
+          <w:u w:val="single" w:color="0000ff"/>
+          <w:rFonts w:ascii="Charis SIL Regular" w:hAnsi="Charis SIL Regular" w:eastAsia="Charis SIL Regular"/>
+          <w:b w:val="0"/>
+          <w:i w:val="0"/>
+          <w:color w:val="000000"/>
+          <w:sz w:val="24"/>
+        </w:rPr>
+        <w:hyperlink r:id="rId9" w:history="1">
+          <w:r>
+            <w:rPr>
+              <w:rStyle w:val="Hyperlink"/>
+            </w:rPr>
+            <w:t>atio</w:t>
+          </w:r>
+        </w:hyperlink>
+      </w:r>
+      <w:r>
+        <w:rPr>
+          <w:u w:val="single" w:color="0000ff"/>
+          <w:rFonts w:ascii="Charis SIL Regular" w:hAnsi="Charis SIL Regular" w:eastAsia="Charis SIL Regular"/>
+          <w:b w:val="0"/>
+          <w:i w:val="0"/>
+          <w:color w:val="000000"/>
+          <w:sz w:val="24"/>
+        </w:rPr>
+        <w:hyperlink r:id="rId9" w:history="1">
+          <w:r>
+            <w:rPr>
+              <w:rStyle w:val="Hyperlink"/>
+            </w:rPr>
+            <w:t xml:space="preserve">n </w:t>
+          </w:r>
+        </w:hyperlink>
+      </w:r>
+      <w:r>
+        <w:rPr>
+          <w:rFonts w:ascii="Charis SIL Italic" w:hAnsi="Charis SIL Italic" w:eastAsia="Charis SIL Italic"/>
+          <w:b w:val="0"/>
+          <w:i/>
+          <w:color w:val="0000FF"/>
+          <w:sz w:val="24"/>
+          <w:u w:val="single"/>
+        </w:rPr>
+        <w:hyperlink r:id="rId9" w:history="1">
+          <w:r>
+            <w:rPr>
+              <w:rStyle w:val="Hyperlink"/>
+            </w:rPr>
+            <w:t>Provenan</w:t>
+          </w:r>
+        </w:hyperlink>
+      </w:r>
+      <w:r>
+        <w:rPr>
+          <w:rFonts w:ascii="Charis SIL Italic" w:hAnsi="Charis SIL Italic" w:eastAsia="Charis SIL Italic"/>
+          <w:b w:val="0"/>
+          <w:i/>
+          <w:color w:val="0000FF"/>
+          <w:sz w:val="24"/>
+          <w:u w:val="single"/>
+        </w:rPr>
+        <w:hyperlink r:id="rId9" w:history="1">
+          <w:r>
+            <w:rPr>
+              <w:rStyle w:val="Hyperlink"/>
+            </w:rPr>
+            <w:t>c</w:t>
+          </w:r>
+        </w:hyperlink>
+      </w:r>
+      <w:r>
+        <w:rPr>
           <w:rFonts w:ascii="Charis SIL Italic" w:hAnsi="Charis SIL Italic" w:eastAsia="Charis SIL Italic"/>
           <w:b w:val="0"/>
           <w:i/>
@@ -788,7 +938,7 @@
           <w:sz w:val="24"/>
           <w:u w:val="single"/>
         </w:rPr>
-        <w:hyperlink r:id="rId9" w:history="1">
+        <w:hyperlink r:id="rId10" w:history="1">
           <w:r>
             <w:rPr>
               <w:rStyle w:val="Hyperlink"/>
@@ -806,7 +956,7 @@
           <w:sz w:val="24"/>
           <w:u w:val="single"/>
         </w:rPr>
-        <w:hyperlink r:id="rId9" w:history="1">
+        <w:hyperlink r:id="rId10" w:history="1">
           <w:r>
             <w:rPr>
               <w:rStyle w:val="Hyperlink"/>
@@ -869,7 +1019,6 @@
           <w:i/>
           <w:color w:val="0000FF"/>
           <w:sz w:val="24"/>
-          <w:u w:val="single"/>
         </w:rPr>
         <w:t>m</w:t>
       </w:r>
@@ -893,7 +1042,7 @@
           <w:sz w:val="24"/>
           <w:u w:val="single"/>
         </w:rPr>
-        <w:hyperlink r:id="rId10" w:history="1">
+        <w:hyperlink r:id="rId9" w:history="1">
           <w:r>
             <w:rPr>
               <w:rStyle w:val="Hyperlink"/>
@@ -922,7 +1071,7 @@
           <w:sz w:val="24"/>
           <w:u w:val="single"/>
         </w:rPr>
-        <w:hyperlink r:id="rId10" w:history="1">
+        <w:hyperlink r:id="rId9" w:history="1">
           <w:r>
             <w:rPr>
               <w:rStyle w:val="Hyperlink"/>
@@ -940,7 +1089,7 @@
           <w:sz w:val="24"/>
           <w:u w:val="single"/>
         </w:rPr>
-        <w:hyperlink r:id="rId10" w:history="1">
+        <w:hyperlink r:id="rId9" w:history="1">
           <w:r>
             <w:rPr>
               <w:rStyle w:val="Hyperlink"/>
@@ -1165,13 +1314,39 @@
       </w:r>
       <w:r>
         <w:rPr>
+          <w:u w:val="single" w:color="0000ff"/>
           <w:rFonts w:ascii="Charis SIL Regular" w:hAnsi="Charis SIL Regular" w:eastAsia="Charis SIL Regular"/>
           <w:b w:val="0"/>
           <w:i w:val="0"/>
           <w:color w:val="000000"/>
           <w:sz w:val="24"/>
         </w:rPr>
-        <w:t xml:space="preserve">Other relevant </w:t>
+        <w:hyperlink r:id="rId10" w:history="1">
+          <w:r>
+            <w:rPr>
+              <w:rStyle w:val="Hyperlink"/>
+            </w:rPr>
+            <w:t>Other rele</w:t>
+          </w:r>
+        </w:hyperlink>
+      </w:r>
+      <w:r>
+        <w:rPr>
+          <w:u w:val="single" w:color="0000ff"/>
+          <w:rFonts w:ascii="Charis SIL Regular" w:hAnsi="Charis SIL Regular" w:eastAsia="Charis SIL Regular"/>
+          <w:b w:val="0"/>
+          <w:i w:val="0"/>
+          <w:color w:val="000000"/>
+          <w:sz w:val="24"/>
+        </w:rPr>
+        <w:hyperlink r:id="rId10" w:history="1">
+          <w:r>
+            <w:rPr>
+              <w:rStyle w:val="Hyperlink"/>
+            </w:rPr>
+            <w:t xml:space="preserve">vant </w:t>
+          </w:r>
+        </w:hyperlink>
       </w:r>
       <w:r>
         <w:rPr>
@@ -3223,7 +3398,7 @@
             <w:rPr>
               <w:rStyle w:val="Hyperlink"/>
             </w:rPr>
-            <w:t>significanc</w:t>
+            <w:t>significan</w:t>
           </w:r>
         </w:hyperlink>
       </w:r>
@@ -3234,36 +3409,13 @@
           <w:i/>
           <w:color w:val="0000FF"/>
           <w:sz w:val="24"/>
-          <w:u w:val="single"/>
-        </w:rPr>
-        <w:t>e</w:t>
-      </w:r>
-      <w:r>
-        <w:rPr>
-          <w:rFonts w:ascii="Charis SIL Italic" w:hAnsi="Charis SIL Italic" w:eastAsia="Charis SIL Italic"/>
-          <w:b w:val="0"/>
-          <w:i/>
-          <w:color w:val="0000FF"/>
-          <w:sz w:val="24"/>
-          <w:u w:val="single"/>
-        </w:rPr>
-        <w:t xml:space="preserve"> </w:t>
-      </w:r>
-      <w:r>
-        <w:rPr>
-          <w:rFonts w:ascii="Charis SIL Italic" w:hAnsi="Charis SIL Italic" w:eastAsia="Charis SIL Italic"/>
-          <w:b w:val="0"/>
-          <w:i/>
-          <w:color w:val="0000FF"/>
-          <w:sz w:val="24"/>
-          <w:u w:val="single"/>
         </w:rPr>
         <w:hyperlink r:id="rId15" w:history="1">
           <w:r>
             <w:rPr>
               <w:rStyle w:val="Hyperlink"/>
             </w:rPr>
-            <w:t>o</w:t>
+            <w:t>c</w:t>
           </w:r>
         </w:hyperlink>
       </w:r>
@@ -3274,8 +3426,38 @@
           <w:i/>
           <w:color w:val="0000FF"/>
           <w:sz w:val="24"/>
-        </w:rPr>
-        <w:t xml:space="preserve">f </w:t>
+          <w:u w:val="single"/>
+        </w:rPr>
+        <w:t>e</w:t>
+      </w:r>
+      <w:r>
+        <w:rPr>
+          <w:rFonts w:ascii="Charis SIL Italic" w:hAnsi="Charis SIL Italic" w:eastAsia="Charis SIL Italic"/>
+          <w:b w:val="0"/>
+          <w:i/>
+          <w:color w:val="0000FF"/>
+          <w:sz w:val="24"/>
+          <w:u w:val="single"/>
+        </w:rPr>
+        <w:t xml:space="preserve"> </w:t>
+      </w:r>
+      <w:r>
+        <w:rPr>
+          <w:rFonts w:ascii="Charis SIL Italic" w:hAnsi="Charis SIL Italic" w:eastAsia="Charis SIL Italic"/>
+          <w:b w:val="0"/>
+          <w:i/>
+          <w:color w:val="0000FF"/>
+          <w:sz w:val="24"/>
+          <w:u w:val="single"/>
+        </w:rPr>
+        <w:hyperlink r:id="rId15" w:history="1">
+          <w:r>
+            <w:rPr>
+              <w:rStyle w:val="Hyperlink"/>
+            </w:rPr>
+            <w:t xml:space="preserve">of </w:t>
+          </w:r>
+        </w:hyperlink>
       </w:r>
       <w:r>
         <w:rPr>

--- a/EXPORTS/DOCX/published/niveau1/English/DoingResearch.docx
+++ b/EXPORTS/DOCX/published/niveau1/English/DoingResearch.docx
@@ -956,7 +956,7 @@
           <w:sz w:val="24"/>
           <w:u w:val="single"/>
         </w:rPr>
-        <w:hyperlink r:id="rId10" w:history="1">
+        <w:hyperlink r:id="rId9" w:history="1">
           <w:r>
             <w:rPr>
               <w:rStyle w:val="Hyperlink"/>
@@ -2574,7 +2574,7 @@
           <w:sz w:val="24"/>
           <w:u w:val="single"/>
         </w:rPr>
-        <w:hyperlink r:id="rId12" w:history="1">
+        <w:hyperlink r:id="rId13" w:history="1">
           <w:r>
             <w:rPr>
               <w:rStyle w:val="Hyperlink"/>
@@ -3754,21 +3754,13 @@
       </w:r>
       <w:r>
         <w:rPr>
-          <w:u w:val="single" w:color="0000ff"/>
           <w:rFonts w:ascii="Charis SIL Regular" w:hAnsi="Charis SIL Regular" w:eastAsia="Charis SIL Regular"/>
           <w:b w:val="0"/>
           <w:i w:val="0"/>
           <w:color w:val="000000"/>
           <w:sz w:val="24"/>
         </w:rPr>
-        <w:hyperlink r:id="rId15" w:history="1">
-          <w:r>
-            <w:rPr>
-              <w:rStyle w:val="Hyperlink"/>
-            </w:rPr>
-            <w:t xml:space="preserve"> (</w:t>
-          </w:r>
-        </w:hyperlink>
+        <w:t xml:space="preserve"> (</w:t>
       </w:r>
       <w:r>
         <w:rPr>
@@ -4627,34 +4619,7 @@
           <w:color w:val="000000"/>
           <w:sz w:val="24"/>
         </w:rPr>
-        <w:t xml:space="preserve">•  </w:t>
-      </w:r>
-      <w:r>
-        <w:rPr>
-          <w:rFonts w:ascii="Charis SIL Regular" w:hAnsi="Charis SIL Regular" w:eastAsia="Charis SIL Regular"/>
-          <w:b w:val="0"/>
-          <w:i w:val="0"/>
-          <w:color w:val="000000"/>
-          <w:sz w:val="24"/>
-        </w:rPr>
-        <w:hyperlink r:id="rId16" w:history="1">
-          <w:r>
-            <w:rPr>
-              <w:rStyle w:val="Hyperlink"/>
-            </w:rPr>
-            <w:t>Lang, Sa</w:t>
-          </w:r>
-        </w:hyperlink>
-      </w:r>
-      <w:r>
-        <w:rPr>
-          <w:rFonts w:ascii="Charis SIL Regular" w:hAnsi="Charis SIL Regular" w:eastAsia="Charis SIL Regular"/>
-          <w:b w:val="0"/>
-          <w:i w:val="0"/>
-          <w:color w:val="000000"/>
-          <w:sz w:val="24"/>
-        </w:rPr>
-        <w:t xml:space="preserve">bine (ed.), </w:t>
+        <w:t xml:space="preserve">•  Lang, Sabine (ed.), </w:t>
       </w:r>
       <w:r>
         <w:rPr>

--- a/EXPORTS/DOCX/published/niveau1/English/DoingResearch.docx
+++ b/EXPORTS/DOCX/published/niveau1/English/DoingResearch.docx
@@ -465,72 +465,7 @@
           <w:sz w:val="24"/>
           <w:u w:val="single"/>
         </w:rPr>
-        <w:hyperlink r:id="rId9" w:history="1">
-          <w:r>
-            <w:rPr>
-              <w:rStyle w:val="Hyperlink"/>
-            </w:rPr>
-            <w:t>and</w:t>
-          </w:r>
-        </w:hyperlink>
-      </w:r>
-      <w:r>
-        <w:rPr>
-          <w:rFonts w:ascii="Charis SIL Italic" w:hAnsi="Charis SIL Italic" w:eastAsia="Charis SIL Italic"/>
-          <w:b w:val="0"/>
-          <w:i/>
-          <w:color w:val="0000FF"/>
-          <w:sz w:val="24"/>
-          <w:u w:val="single"/>
-        </w:rPr>
-        <w:t xml:space="preserve"> </w:t>
-      </w:r>
-      <w:r>
-        <w:rPr>
-          <w:rFonts w:ascii="Charis SIL Italic" w:hAnsi="Charis SIL Italic" w:eastAsia="Charis SIL Italic"/>
-          <w:b w:val="0"/>
-          <w:i/>
-          <w:color w:val="0000FF"/>
-          <w:sz w:val="24"/>
-          <w:u w:val="single"/>
-        </w:rPr>
-        <w:hyperlink r:id="rId9" w:history="1">
-          <w:r>
-            <w:rPr>
-              <w:rStyle w:val="Hyperlink"/>
-            </w:rPr>
-            <w:t>collections</w:t>
-          </w:r>
-        </w:hyperlink>
-      </w:r>
-      <w:r>
-        <w:rPr>
-          <w:rFonts w:ascii="Charis SIL Italic" w:hAnsi="Charis SIL Italic" w:eastAsia="Charis SIL Italic"/>
-          <w:b w:val="0"/>
-          <w:i/>
-          <w:color w:val="0000FF"/>
-          <w:sz w:val="24"/>
-          <w:u w:val="single"/>
-        </w:rPr>
-        <w:t xml:space="preserve"> </w:t>
-      </w:r>
-      <w:r>
-        <w:rPr>
-          <w:rFonts w:ascii="Charis SIL Italic" w:hAnsi="Charis SIL Italic" w:eastAsia="Charis SIL Italic"/>
-          <w:b w:val="0"/>
-          <w:i/>
-          <w:color w:val="0000FF"/>
-          <w:sz w:val="24"/>
-          <w:u w:val="single"/>
-        </w:rPr>
-        <w:hyperlink r:id="rId9" w:history="1">
-          <w:r>
-            <w:rPr>
-              <w:rStyle w:val="Hyperlink"/>
-            </w:rPr>
-            <w:t>acqui</w:t>
-          </w:r>
-        </w:hyperlink>
+        <w:t>and collections acqui</w:t>
       </w:r>
       <w:r>
         <w:rPr>
@@ -938,7 +873,7 @@
           <w:sz w:val="24"/>
           <w:u w:val="single"/>
         </w:rPr>
-        <w:hyperlink r:id="rId10" w:history="1">
+        <w:hyperlink r:id="rId9" w:history="1">
           <w:r>
             <w:rPr>
               <w:rStyle w:val="Hyperlink"/>
@@ -1019,6 +954,7 @@
           <w:i/>
           <w:color w:val="0000FF"/>
           <w:sz w:val="24"/>
+          <w:u w:val="single"/>
         </w:rPr>
         <w:t>m</w:t>
       </w:r>
@@ -1042,7 +978,7 @@
           <w:sz w:val="24"/>
           <w:u w:val="single"/>
         </w:rPr>
-        <w:hyperlink r:id="rId9" w:history="1">
+        <w:hyperlink r:id="rId10" w:history="1">
           <w:r>
             <w:rPr>
               <w:rStyle w:val="Hyperlink"/>
@@ -1071,7 +1007,7 @@
           <w:sz w:val="24"/>
           <w:u w:val="single"/>
         </w:rPr>
-        <w:hyperlink r:id="rId9" w:history="1">
+        <w:hyperlink r:id="rId10" w:history="1">
           <w:r>
             <w:rPr>
               <w:rStyle w:val="Hyperlink"/>
@@ -1314,39 +1250,13 @@
       </w:r>
       <w:r>
         <w:rPr>
-          <w:u w:val="single" w:color="0000ff"/>
           <w:rFonts w:ascii="Charis SIL Regular" w:hAnsi="Charis SIL Regular" w:eastAsia="Charis SIL Regular"/>
           <w:b w:val="0"/>
           <w:i w:val="0"/>
           <w:color w:val="000000"/>
           <w:sz w:val="24"/>
         </w:rPr>
-        <w:hyperlink r:id="rId10" w:history="1">
-          <w:r>
-            <w:rPr>
-              <w:rStyle w:val="Hyperlink"/>
-            </w:rPr>
-            <w:t>Other rele</w:t>
-          </w:r>
-        </w:hyperlink>
-      </w:r>
-      <w:r>
-        <w:rPr>
-          <w:u w:val="single" w:color="0000ff"/>
-          <w:rFonts w:ascii="Charis SIL Regular" w:hAnsi="Charis SIL Regular" w:eastAsia="Charis SIL Regular"/>
-          <w:b w:val="0"/>
-          <w:i w:val="0"/>
-          <w:color w:val="000000"/>
-          <w:sz w:val="24"/>
-        </w:rPr>
-        <w:hyperlink r:id="rId10" w:history="1">
-          <w:r>
-            <w:rPr>
-              <w:rStyle w:val="Hyperlink"/>
-            </w:rPr>
-            <w:t xml:space="preserve">vant </w:t>
-          </w:r>
-        </w:hyperlink>
+        <w:t xml:space="preserve">Other relevant </w:t>
       </w:r>
       <w:r>
         <w:rPr>
@@ -2574,7 +2484,7 @@
           <w:sz w:val="24"/>
           <w:u w:val="single"/>
         </w:rPr>
-        <w:hyperlink r:id="rId13" w:history="1">
+        <w:hyperlink r:id="rId12" w:history="1">
           <w:r>
             <w:rPr>
               <w:rStyle w:val="Hyperlink"/>
@@ -3398,7 +3308,7 @@
             <w:rPr>
               <w:rStyle w:val="Hyperlink"/>
             </w:rPr>
-            <w:t>significan</w:t>
+            <w:t>significanc</w:t>
           </w:r>
         </w:hyperlink>
       </w:r>
@@ -3409,13 +3319,36 @@
           <w:i/>
           <w:color w:val="0000FF"/>
           <w:sz w:val="24"/>
+          <w:u w:val="single"/>
+        </w:rPr>
+        <w:t>e</w:t>
+      </w:r>
+      <w:r>
+        <w:rPr>
+          <w:rFonts w:ascii="Charis SIL Italic" w:hAnsi="Charis SIL Italic" w:eastAsia="Charis SIL Italic"/>
+          <w:b w:val="0"/>
+          <w:i/>
+          <w:color w:val="0000FF"/>
+          <w:sz w:val="24"/>
+          <w:u w:val="single"/>
+        </w:rPr>
+        <w:t xml:space="preserve"> </w:t>
+      </w:r>
+      <w:r>
+        <w:rPr>
+          <w:rFonts w:ascii="Charis SIL Italic" w:hAnsi="Charis SIL Italic" w:eastAsia="Charis SIL Italic"/>
+          <w:b w:val="0"/>
+          <w:i/>
+          <w:color w:val="0000FF"/>
+          <w:sz w:val="24"/>
+          <w:u w:val="single"/>
         </w:rPr>
         <w:hyperlink r:id="rId15" w:history="1">
           <w:r>
             <w:rPr>
               <w:rStyle w:val="Hyperlink"/>
             </w:rPr>
-            <w:t>c</w:t>
+            <w:t>o</w:t>
           </w:r>
         </w:hyperlink>
       </w:r>
@@ -3426,38 +3359,8 @@
           <w:i/>
           <w:color w:val="0000FF"/>
           <w:sz w:val="24"/>
-          <w:u w:val="single"/>
-        </w:rPr>
-        <w:t>e</w:t>
-      </w:r>
-      <w:r>
-        <w:rPr>
-          <w:rFonts w:ascii="Charis SIL Italic" w:hAnsi="Charis SIL Italic" w:eastAsia="Charis SIL Italic"/>
-          <w:b w:val="0"/>
-          <w:i/>
-          <w:color w:val="0000FF"/>
-          <w:sz w:val="24"/>
-          <w:u w:val="single"/>
-        </w:rPr>
-        <w:t xml:space="preserve"> </w:t>
-      </w:r>
-      <w:r>
-        <w:rPr>
-          <w:rFonts w:ascii="Charis SIL Italic" w:hAnsi="Charis SIL Italic" w:eastAsia="Charis SIL Italic"/>
-          <w:b w:val="0"/>
-          <w:i/>
-          <w:color w:val="0000FF"/>
-          <w:sz w:val="24"/>
-          <w:u w:val="single"/>
-        </w:rPr>
-        <w:hyperlink r:id="rId15" w:history="1">
-          <w:r>
-            <w:rPr>
-              <w:rStyle w:val="Hyperlink"/>
-            </w:rPr>
-            <w:t xml:space="preserve">of </w:t>
-          </w:r>
-        </w:hyperlink>
+        </w:rPr>
+        <w:t xml:space="preserve">f </w:t>
       </w:r>
       <w:r>
         <w:rPr>
@@ -3754,13 +3657,21 @@
       </w:r>
       <w:r>
         <w:rPr>
+          <w:u w:val="single" w:color="0000ff"/>
           <w:rFonts w:ascii="Charis SIL Regular" w:hAnsi="Charis SIL Regular" w:eastAsia="Charis SIL Regular"/>
           <w:b w:val="0"/>
           <w:i w:val="0"/>
           <w:color w:val="000000"/>
           <w:sz w:val="24"/>
         </w:rPr>
-        <w:t xml:space="preserve"> (</w:t>
+        <w:hyperlink r:id="rId15" w:history="1">
+          <w:r>
+            <w:rPr>
+              <w:rStyle w:val="Hyperlink"/>
+            </w:rPr>
+            <w:t xml:space="preserve"> (</w:t>
+          </w:r>
+        </w:hyperlink>
       </w:r>
       <w:r>
         <w:rPr>
@@ -4172,133 +4083,7 @@
           <w:color w:val="000000"/>
           <w:sz w:val="24"/>
         </w:rPr>
-        <w:t xml:space="preserve"> (Amersfoort: Rijk</w:t>
-      </w:r>
-      <w:r>
-        <w:rPr>
-          <w:u w:val="single" w:color="0000ff"/>
-          <w:rFonts w:ascii="Charis SIL Regular" w:hAnsi="Charis SIL Regular" w:eastAsia="Charis SIL Regular"/>
-          <w:b w:val="0"/>
-          <w:i w:val="0"/>
-          <w:color w:val="000000"/>
-          <w:sz w:val="24"/>
-        </w:rPr>
-        <w:hyperlink r:id="rId10" w:history="1">
-          <w:r>
-            <w:rPr>
-              <w:rStyle w:val="Hyperlink"/>
-            </w:rPr>
-            <w:t>sdienst vo</w:t>
-          </w:r>
-        </w:hyperlink>
-      </w:r>
-      <w:r>
-        <w:rPr>
-          <w:u w:val="single" w:color="0000ff"/>
-          <w:rFonts w:ascii="Charis SIL Regular" w:hAnsi="Charis SIL Regular" w:eastAsia="Charis SIL Regular"/>
-          <w:b w:val="0"/>
-          <w:i w:val="0"/>
-          <w:color w:val="000000"/>
-          <w:sz w:val="24"/>
-        </w:rPr>
-        <w:hyperlink r:id="rId10" w:history="1">
-          <w:r>
-            <w:rPr>
-              <w:rStyle w:val="Hyperlink"/>
-            </w:rPr>
-            <w:t>o</w:t>
-          </w:r>
-        </w:hyperlink>
-      </w:r>
-      <w:r>
-        <w:rPr>
-          <w:u w:val="single" w:color="0000ff"/>
-          <w:rFonts w:ascii="Charis SIL Regular" w:hAnsi="Charis SIL Regular" w:eastAsia="Charis SIL Regular"/>
-          <w:b w:val="0"/>
-          <w:i w:val="0"/>
-          <w:color w:val="000000"/>
-          <w:sz w:val="24"/>
-        </w:rPr>
-        <w:hyperlink r:id="rId10" w:history="1">
-          <w:r>
-            <w:rPr>
-              <w:rStyle w:val="Hyperlink"/>
-            </w:rPr>
-            <w:t>r het Cu</w:t>
-          </w:r>
-        </w:hyperlink>
-      </w:r>
-      <w:r>
-        <w:rPr>
-          <w:u w:val="single" w:color="0000ff"/>
-          <w:rFonts w:ascii="Charis SIL Regular" w:hAnsi="Charis SIL Regular" w:eastAsia="Charis SIL Regular"/>
-          <w:b w:val="0"/>
-          <w:i w:val="0"/>
-          <w:color w:val="000000"/>
-          <w:sz w:val="24"/>
-        </w:rPr>
-        <w:hyperlink r:id="rId10" w:history="1">
-          <w:r>
-            <w:rPr>
-              <w:rStyle w:val="Hyperlink"/>
-            </w:rPr>
-            <w:t>ltur</w:t>
-          </w:r>
-        </w:hyperlink>
-      </w:r>
-      <w:r>
-        <w:rPr>
-          <w:u w:val="single" w:color="0000ff"/>
-          <w:rFonts w:ascii="Charis SIL Regular" w:hAnsi="Charis SIL Regular" w:eastAsia="Charis SIL Regular"/>
-          <w:b w:val="0"/>
-          <w:i w:val="0"/>
-          <w:color w:val="000000"/>
-          <w:sz w:val="24"/>
-        </w:rPr>
-        <w:hyperlink r:id="rId10" w:history="1">
-          <w:r>
-            <w:rPr>
-              <w:rStyle w:val="Hyperlink"/>
-            </w:rPr>
-            <w:t>e</w:t>
-          </w:r>
-        </w:hyperlink>
-      </w:r>
-      <w:r>
-        <w:rPr>
-          <w:u w:val="single" w:color="0000ff"/>
-          <w:rFonts w:ascii="Charis SIL Regular" w:hAnsi="Charis SIL Regular" w:eastAsia="Charis SIL Regular"/>
-          <w:b w:val="0"/>
-          <w:i w:val="0"/>
-          <w:color w:val="000000"/>
-          <w:sz w:val="24"/>
-        </w:rPr>
-        <w:hyperlink r:id="rId10" w:history="1">
-          <w:r>
-            <w:rPr>
-              <w:rStyle w:val="Hyperlink"/>
-            </w:rPr>
-            <w:t>el Erfgoed</w:t>
-          </w:r>
-        </w:hyperlink>
-      </w:r>
-      <w:r>
-        <w:rPr>
-          <w:u w:val="single" w:color="0000ff"/>
-          <w:rFonts w:ascii="Charis SIL Regular" w:hAnsi="Charis SIL Regular" w:eastAsia="Charis SIL Regular"/>
-          <w:b w:val="0"/>
-          <w:i w:val="0"/>
-          <w:color w:val="000000"/>
-          <w:sz w:val="24"/>
-        </w:rPr>
-        <w:hyperlink r:id="rId10" w:history="1">
-          <w:r>
-            <w:rPr>
-              <w:rStyle w:val="Hyperlink"/>
-            </w:rPr>
-            <w:t>, 202</w:t>
-          </w:r>
-        </w:hyperlink>
+        <w:t xml:space="preserve"> (Amersfoort: Rijksdienst voor het Cultureel Erfgoed, 202</w:t>
       </w:r>
       <w:r>
         <w:rPr>
@@ -4619,7 +4404,34 @@
           <w:color w:val="000000"/>
           <w:sz w:val="24"/>
         </w:rPr>
-        <w:t xml:space="preserve">•  Lang, Sabine (ed.), </w:t>
+        <w:t xml:space="preserve">•  </w:t>
+      </w:r>
+      <w:r>
+        <w:rPr>
+          <w:rFonts w:ascii="Charis SIL Regular" w:hAnsi="Charis SIL Regular" w:eastAsia="Charis SIL Regular"/>
+          <w:b w:val="0"/>
+          <w:i w:val="0"/>
+          <w:color w:val="000000"/>
+          <w:sz w:val="24"/>
+        </w:rPr>
+        <w:hyperlink r:id="rId16" w:history="1">
+          <w:r>
+            <w:rPr>
+              <w:rStyle w:val="Hyperlink"/>
+            </w:rPr>
+            <w:t>Lang, Sa</w:t>
+          </w:r>
+        </w:hyperlink>
+      </w:r>
+      <w:r>
+        <w:rPr>
+          <w:rFonts w:ascii="Charis SIL Regular" w:hAnsi="Charis SIL Regular" w:eastAsia="Charis SIL Regular"/>
+          <w:b w:val="0"/>
+          <w:i w:val="0"/>
+          <w:color w:val="000000"/>
+          <w:sz w:val="24"/>
+        </w:rPr>
+        <w:t xml:space="preserve">bine (ed.), </w:t>
       </w:r>
       <w:r>
         <w:rPr>

--- a/EXPORTS/DOCX/published/niveau1/English/DoingResearch.docx
+++ b/EXPORTS/DOCX/published/niveau1/English/DoingResearch.docx
@@ -873,7 +873,7 @@
           <w:sz w:val="24"/>
           <w:u w:val="single"/>
         </w:rPr>
-        <w:hyperlink r:id="rId9" w:history="1">
+        <w:hyperlink r:id="rId10" w:history="1">
           <w:r>
             <w:rPr>
               <w:rStyle w:val="Hyperlink"/>
@@ -891,7 +891,7 @@
           <w:sz w:val="24"/>
           <w:u w:val="single"/>
         </w:rPr>
-        <w:hyperlink r:id="rId9" w:history="1">
+        <w:hyperlink r:id="rId10" w:history="1">
           <w:r>
             <w:rPr>
               <w:rStyle w:val="Hyperlink"/>
@@ -909,7 +909,7 @@
           <w:sz w:val="24"/>
           <w:u w:val="single"/>
         </w:rPr>
-        <w:hyperlink r:id="rId9" w:history="1">
+        <w:hyperlink r:id="rId10" w:history="1">
           <w:r>
             <w:rPr>
               <w:rStyle w:val="Hyperlink"/>
@@ -938,7 +938,7 @@
           <w:sz w:val="24"/>
           <w:u w:val="single"/>
         </w:rPr>
-        <w:hyperlink r:id="rId9" w:history="1">
+        <w:hyperlink r:id="rId10" w:history="1">
           <w:r>
             <w:rPr>
               <w:rStyle w:val="Hyperlink"/>
@@ -956,34 +956,12 @@
           <w:sz w:val="24"/>
           <w:u w:val="single"/>
         </w:rPr>
-        <w:t>m</w:t>
-      </w:r>
-      <w:r>
-        <w:rPr>
-          <w:rFonts w:ascii="Charis SIL Italic" w:hAnsi="Charis SIL Italic" w:eastAsia="Charis SIL Italic"/>
-          <w:b w:val="0"/>
-          <w:i/>
-          <w:color w:val="0000FF"/>
-          <w:sz w:val="24"/>
-          <w:u w:val="single"/>
-        </w:rPr>
-        <w:t xml:space="preserve"> </w:t>
-      </w:r>
-      <w:r>
-        <w:rPr>
-          <w:rFonts w:ascii="Charis SIL Italic" w:hAnsi="Charis SIL Italic" w:eastAsia="Charis SIL Italic"/>
-          <w:b w:val="0"/>
-          <w:i/>
-          <w:color w:val="0000FF"/>
-          <w:sz w:val="24"/>
-          <w:u w:val="single"/>
-        </w:rPr>
         <w:hyperlink r:id="rId10" w:history="1">
           <w:r>
             <w:rPr>
               <w:rStyle w:val="Hyperlink"/>
             </w:rPr>
-            <w:t>a</w:t>
+            <w:t>m</w:t>
           </w:r>
         </w:hyperlink>
       </w:r>
@@ -996,25 +974,7 @@
           <w:sz w:val="24"/>
           <w:u w:val="single"/>
         </w:rPr>
-        <w:t xml:space="preserve"> </w:t>
-      </w:r>
-      <w:r>
-        <w:rPr>
-          <w:rFonts w:ascii="Charis SIL Italic" w:hAnsi="Charis SIL Italic" w:eastAsia="Charis SIL Italic"/>
-          <w:b w:val="0"/>
-          <w:i/>
-          <w:color w:val="0000FF"/>
-          <w:sz w:val="24"/>
-          <w:u w:val="single"/>
-        </w:rPr>
-        <w:hyperlink r:id="rId10" w:history="1">
-          <w:r>
-            <w:rPr>
-              <w:rStyle w:val="Hyperlink"/>
-            </w:rPr>
-            <w:t>coloni</w:t>
-          </w:r>
-        </w:hyperlink>
+        <w:t xml:space="preserve"> a coloni</w:t>
       </w:r>
       <w:r>
         <w:rPr>
@@ -1256,7 +1216,25 @@
           <w:color w:val="000000"/>
           <w:sz w:val="24"/>
         </w:rPr>
-        <w:t xml:space="preserve">Other relevant </w:t>
+        <w:t>Other rele</w:t>
+      </w:r>
+      <w:r>
+        <w:rPr>
+          <w:u w:val="single" w:color="0000ff"/>
+          <w:rFonts w:ascii="Charis SIL Regular" w:hAnsi="Charis SIL Regular" w:eastAsia="Charis SIL Regular"/>
+          <w:b w:val="0"/>
+          <w:i w:val="0"/>
+          <w:color w:val="000000"/>
+          <w:sz w:val="24"/>
+        </w:rPr>
+        <w:hyperlink r:id="rId10" w:history="1">
+          <w:r>
+            <w:rPr>
+              <w:rStyle w:val="Hyperlink"/>
+            </w:rPr>
+            <w:t xml:space="preserve">vant </w:t>
+          </w:r>
+        </w:hyperlink>
       </w:r>
       <w:r>
         <w:rPr>
@@ -3308,7 +3286,7 @@
             <w:rPr>
               <w:rStyle w:val="Hyperlink"/>
             </w:rPr>
-            <w:t>significanc</w:t>
+            <w:t>significan</w:t>
           </w:r>
         </w:hyperlink>
       </w:r>
@@ -3321,7 +3299,7 @@
           <w:sz w:val="24"/>
           <w:u w:val="single"/>
         </w:rPr>
-        <w:t>e</w:t>
+        <w:t>c</w:t>
       </w:r>
       <w:r>
         <w:rPr>
@@ -3330,9 +3308,247 @@
           <w:i/>
           <w:color w:val="0000FF"/>
           <w:sz w:val="24"/>
+        </w:rPr>
+        <w:t>e</w:t>
+      </w:r>
+      <w:r>
+        <w:rPr>
+          <w:rFonts w:ascii="Charis SIL Italic" w:hAnsi="Charis SIL Italic" w:eastAsia="Charis SIL Italic"/>
+          <w:b w:val="0"/>
+          <w:i/>
+          <w:color w:val="0000FF"/>
+          <w:sz w:val="24"/>
           <w:u w:val="single"/>
         </w:rPr>
         <w:t xml:space="preserve"> </w:t>
+      </w:r>
+      <w:r>
+        <w:rPr>
+          <w:rFonts w:ascii="Charis SIL Italic" w:hAnsi="Charis SIL Italic" w:eastAsia="Charis SIL Italic"/>
+          <w:b w:val="0"/>
+          <w:i/>
+          <w:color w:val="0000FF"/>
+          <w:sz w:val="24"/>
+          <w:u w:val="single"/>
+        </w:rPr>
+        <w:hyperlink r:id="rId15" w:history="1">
+          <w:r>
+            <w:rPr>
+              <w:rStyle w:val="Hyperlink"/>
+            </w:rPr>
+            <w:t xml:space="preserve">of </w:t>
+          </w:r>
+        </w:hyperlink>
+      </w:r>
+      <w:r>
+        <w:rPr>
+          <w:rFonts w:ascii="Charis SIL Italic" w:hAnsi="Charis SIL Italic" w:eastAsia="Charis SIL Italic"/>
+          <w:b w:val="0"/>
+          <w:i/>
+          <w:color w:val="0000FF"/>
+          <w:sz w:val="24"/>
+          <w:u w:val="single"/>
+        </w:rPr>
+        <w:hyperlink r:id="rId15" w:history="1">
+          <w:r>
+            <w:rPr>
+              <w:rStyle w:val="Hyperlink"/>
+            </w:rPr>
+            <w:t>cultural</w:t>
+          </w:r>
+        </w:hyperlink>
+      </w:r>
+      <w:r>
+        <w:rPr>
+          <w:rFonts w:ascii="Charis SIL Italic" w:hAnsi="Charis SIL Italic" w:eastAsia="Charis SIL Italic"/>
+          <w:b w:val="0"/>
+          <w:i/>
+          <w:color w:val="0000FF"/>
+          <w:sz w:val="24"/>
+          <w:u w:val="single"/>
+        </w:rPr>
+        <w:t xml:space="preserve"> </w:t>
+      </w:r>
+      <w:r>
+        <w:rPr>
+          <w:rFonts w:ascii="Charis SIL Italic" w:hAnsi="Charis SIL Italic" w:eastAsia="Charis SIL Italic"/>
+          <w:b w:val="0"/>
+          <w:i/>
+          <w:color w:val="0000FF"/>
+          <w:sz w:val="24"/>
+          <w:u w:val="single"/>
+        </w:rPr>
+        <w:hyperlink r:id="rId15" w:history="1">
+          <w:r>
+            <w:rPr>
+              <w:rStyle w:val="Hyperlink"/>
+            </w:rPr>
+            <w:t>objects</w:t>
+          </w:r>
+        </w:hyperlink>
+      </w:r>
+      <w:r>
+        <w:rPr>
+          <w:rFonts w:ascii="Charis SIL Italic" w:hAnsi="Charis SIL Italic" w:eastAsia="Charis SIL Italic"/>
+          <w:b w:val="0"/>
+          <w:i/>
+          <w:color w:val="0000FF"/>
+          <w:sz w:val="24"/>
+          <w:u w:val="single"/>
+        </w:rPr>
+        <w:t xml:space="preserve"> </w:t>
+      </w:r>
+      <w:r>
+        <w:rPr>
+          <w:rFonts w:ascii="Charis SIL Italic" w:hAnsi="Charis SIL Italic" w:eastAsia="Charis SIL Italic"/>
+          <w:b w:val="0"/>
+          <w:i/>
+          <w:color w:val="0000FF"/>
+          <w:sz w:val="24"/>
+          <w:u w:val="single"/>
+        </w:rPr>
+        <w:hyperlink r:id="rId15" w:history="1">
+          <w:r>
+            <w:rPr>
+              <w:rStyle w:val="Hyperlink"/>
+            </w:rPr>
+            <w:t>and</w:t>
+          </w:r>
+        </w:hyperlink>
+      </w:r>
+      <w:r>
+        <w:rPr>
+          <w:rFonts w:ascii="Charis SIL Italic" w:hAnsi="Charis SIL Italic" w:eastAsia="Charis SIL Italic"/>
+          <w:b w:val="0"/>
+          <w:i/>
+          <w:color w:val="0000FF"/>
+          <w:sz w:val="24"/>
+          <w:u w:val="single"/>
+        </w:rPr>
+        <w:t xml:space="preserve"> </w:t>
+      </w:r>
+      <w:r>
+        <w:rPr>
+          <w:rFonts w:ascii="Charis SIL Italic" w:hAnsi="Charis SIL Italic" w:eastAsia="Charis SIL Italic"/>
+          <w:b w:val="0"/>
+          <w:i/>
+          <w:color w:val="0000FF"/>
+          <w:sz w:val="24"/>
+          <w:u w:val="single"/>
+        </w:rPr>
+        <w:hyperlink r:id="rId15" w:history="1">
+          <w:r>
+            <w:rPr>
+              <w:rStyle w:val="Hyperlink"/>
+            </w:rPr>
+            <w:t>collections</w:t>
+          </w:r>
+        </w:hyperlink>
+      </w:r>
+      <w:r>
+        <w:rPr>
+          <w:rFonts w:ascii="Charis SIL Italic" w:hAnsi="Charis SIL Italic" w:eastAsia="Charis SIL Italic"/>
+          <w:b w:val="0"/>
+          <w:i/>
+          <w:color w:val="0000FF"/>
+          <w:sz w:val="24"/>
+          <w:u w:val="single"/>
+        </w:rPr>
+        <w:t xml:space="preserve"> </w:t>
+      </w:r>
+      <w:r>
+        <w:rPr>
+          <w:rFonts w:ascii="Charis SIL Italic" w:hAnsi="Charis SIL Italic" w:eastAsia="Charis SIL Italic"/>
+          <w:b w:val="0"/>
+          <w:i/>
+          <w:color w:val="0000FF"/>
+          <w:sz w:val="24"/>
+          <w:u w:val="single"/>
+        </w:rPr>
+        <w:hyperlink r:id="rId15" w:history="1">
+          <w:r>
+            <w:rPr>
+              <w:rStyle w:val="Hyperlink"/>
+            </w:rPr>
+            <w:t>acqui</w:t>
+          </w:r>
+        </w:hyperlink>
+      </w:r>
+      <w:r>
+        <w:rPr>
+          <w:rFonts w:ascii="Charis SIL Italic" w:hAnsi="Charis SIL Italic" w:eastAsia="Charis SIL Italic"/>
+          <w:b w:val="0"/>
+          <w:i/>
+          <w:color w:val="0000FF"/>
+          <w:sz w:val="24"/>
+          <w:u w:val="single"/>
+        </w:rPr>
+        <w:hyperlink r:id="rId15" w:history="1">
+          <w:r>
+            <w:rPr>
+              <w:rStyle w:val="Hyperlink"/>
+            </w:rPr>
+            <w:t>red</w:t>
+          </w:r>
+        </w:hyperlink>
+      </w:r>
+      <w:r>
+        <w:rPr>
+          <w:rFonts w:ascii="Charis SIL Italic" w:hAnsi="Charis SIL Italic" w:eastAsia="Charis SIL Italic"/>
+          <w:b w:val="0"/>
+          <w:i/>
+          <w:color w:val="0000FF"/>
+          <w:sz w:val="24"/>
+          <w:u w:val="single"/>
+        </w:rPr>
+        <w:t xml:space="preserve"> </w:t>
+      </w:r>
+      <w:r>
+        <w:rPr>
+          <w:rFonts w:ascii="Charis SIL Italic" w:hAnsi="Charis SIL Italic" w:eastAsia="Charis SIL Italic"/>
+          <w:b w:val="0"/>
+          <w:i/>
+          <w:color w:val="0000FF"/>
+          <w:sz w:val="24"/>
+          <w:u w:val="single"/>
+        </w:rPr>
+        <w:hyperlink r:id="rId15" w:history="1">
+          <w:r>
+            <w:rPr>
+              <w:rStyle w:val="Hyperlink"/>
+            </w:rPr>
+            <w:t>in</w:t>
+          </w:r>
+        </w:hyperlink>
+      </w:r>
+      <w:r>
+        <w:rPr>
+          <w:rFonts w:ascii="Charis SIL Italic" w:hAnsi="Charis SIL Italic" w:eastAsia="Charis SIL Italic"/>
+          <w:b w:val="0"/>
+          <w:i/>
+          <w:color w:val="0000FF"/>
+          <w:sz w:val="24"/>
+          <w:u w:val="single"/>
+        </w:rPr>
+        <w:t xml:space="preserve"> </w:t>
+      </w:r>
+      <w:r>
+        <w:rPr>
+          <w:rFonts w:ascii="Charis SIL Italic" w:hAnsi="Charis SIL Italic" w:eastAsia="Charis SIL Italic"/>
+          <w:b w:val="0"/>
+          <w:i/>
+          <w:color w:val="0000FF"/>
+          <w:sz w:val="24"/>
+          <w:u w:val="single"/>
+        </w:rPr>
+        <w:hyperlink r:id="rId15" w:history="1">
+          <w:r>
+            <w:rPr>
+              <w:rStyle w:val="Hyperlink"/>
+            </w:rPr>
+            <w:t>col</w:t>
+          </w:r>
+        </w:hyperlink>
       </w:r>
       <w:r>
         <w:rPr>
@@ -3359,244 +3575,6 @@
           <w:i/>
           <w:color w:val="0000FF"/>
           <w:sz w:val="24"/>
-        </w:rPr>
-        <w:t xml:space="preserve">f </w:t>
-      </w:r>
-      <w:r>
-        <w:rPr>
-          <w:rFonts w:ascii="Charis SIL Italic" w:hAnsi="Charis SIL Italic" w:eastAsia="Charis SIL Italic"/>
-          <w:b w:val="0"/>
-          <w:i/>
-          <w:color w:val="0000FF"/>
-          <w:sz w:val="24"/>
-          <w:u w:val="single"/>
-        </w:rPr>
-        <w:hyperlink r:id="rId15" w:history="1">
-          <w:r>
-            <w:rPr>
-              <w:rStyle w:val="Hyperlink"/>
-            </w:rPr>
-            <w:t>cultural</w:t>
-          </w:r>
-        </w:hyperlink>
-      </w:r>
-      <w:r>
-        <w:rPr>
-          <w:rFonts w:ascii="Charis SIL Italic" w:hAnsi="Charis SIL Italic" w:eastAsia="Charis SIL Italic"/>
-          <w:b w:val="0"/>
-          <w:i/>
-          <w:color w:val="0000FF"/>
-          <w:sz w:val="24"/>
-          <w:u w:val="single"/>
-        </w:rPr>
-        <w:t xml:space="preserve"> </w:t>
-      </w:r>
-      <w:r>
-        <w:rPr>
-          <w:rFonts w:ascii="Charis SIL Italic" w:hAnsi="Charis SIL Italic" w:eastAsia="Charis SIL Italic"/>
-          <w:b w:val="0"/>
-          <w:i/>
-          <w:color w:val="0000FF"/>
-          <w:sz w:val="24"/>
-          <w:u w:val="single"/>
-        </w:rPr>
-        <w:hyperlink r:id="rId15" w:history="1">
-          <w:r>
-            <w:rPr>
-              <w:rStyle w:val="Hyperlink"/>
-            </w:rPr>
-            <w:t>objects</w:t>
-          </w:r>
-        </w:hyperlink>
-      </w:r>
-      <w:r>
-        <w:rPr>
-          <w:rFonts w:ascii="Charis SIL Italic" w:hAnsi="Charis SIL Italic" w:eastAsia="Charis SIL Italic"/>
-          <w:b w:val="0"/>
-          <w:i/>
-          <w:color w:val="0000FF"/>
-          <w:sz w:val="24"/>
-          <w:u w:val="single"/>
-        </w:rPr>
-        <w:t xml:space="preserve"> </w:t>
-      </w:r>
-      <w:r>
-        <w:rPr>
-          <w:rFonts w:ascii="Charis SIL Italic" w:hAnsi="Charis SIL Italic" w:eastAsia="Charis SIL Italic"/>
-          <w:b w:val="0"/>
-          <w:i/>
-          <w:color w:val="0000FF"/>
-          <w:sz w:val="24"/>
-          <w:u w:val="single"/>
-        </w:rPr>
-        <w:hyperlink r:id="rId15" w:history="1">
-          <w:r>
-            <w:rPr>
-              <w:rStyle w:val="Hyperlink"/>
-            </w:rPr>
-            <w:t>and</w:t>
-          </w:r>
-        </w:hyperlink>
-      </w:r>
-      <w:r>
-        <w:rPr>
-          <w:rFonts w:ascii="Charis SIL Italic" w:hAnsi="Charis SIL Italic" w:eastAsia="Charis SIL Italic"/>
-          <w:b w:val="0"/>
-          <w:i/>
-          <w:color w:val="0000FF"/>
-          <w:sz w:val="24"/>
-          <w:u w:val="single"/>
-        </w:rPr>
-        <w:t xml:space="preserve"> </w:t>
-      </w:r>
-      <w:r>
-        <w:rPr>
-          <w:rFonts w:ascii="Charis SIL Italic" w:hAnsi="Charis SIL Italic" w:eastAsia="Charis SIL Italic"/>
-          <w:b w:val="0"/>
-          <w:i/>
-          <w:color w:val="0000FF"/>
-          <w:sz w:val="24"/>
-          <w:u w:val="single"/>
-        </w:rPr>
-        <w:hyperlink r:id="rId15" w:history="1">
-          <w:r>
-            <w:rPr>
-              <w:rStyle w:val="Hyperlink"/>
-            </w:rPr>
-            <w:t>collections</w:t>
-          </w:r>
-        </w:hyperlink>
-      </w:r>
-      <w:r>
-        <w:rPr>
-          <w:rFonts w:ascii="Charis SIL Italic" w:hAnsi="Charis SIL Italic" w:eastAsia="Charis SIL Italic"/>
-          <w:b w:val="0"/>
-          <w:i/>
-          <w:color w:val="0000FF"/>
-          <w:sz w:val="24"/>
-          <w:u w:val="single"/>
-        </w:rPr>
-        <w:t xml:space="preserve"> </w:t>
-      </w:r>
-      <w:r>
-        <w:rPr>
-          <w:rFonts w:ascii="Charis SIL Italic" w:hAnsi="Charis SIL Italic" w:eastAsia="Charis SIL Italic"/>
-          <w:b w:val="0"/>
-          <w:i/>
-          <w:color w:val="0000FF"/>
-          <w:sz w:val="24"/>
-          <w:u w:val="single"/>
-        </w:rPr>
-        <w:hyperlink r:id="rId15" w:history="1">
-          <w:r>
-            <w:rPr>
-              <w:rStyle w:val="Hyperlink"/>
-            </w:rPr>
-            <w:t>acqui</w:t>
-          </w:r>
-        </w:hyperlink>
-      </w:r>
-      <w:r>
-        <w:rPr>
-          <w:rFonts w:ascii="Charis SIL Italic" w:hAnsi="Charis SIL Italic" w:eastAsia="Charis SIL Italic"/>
-          <w:b w:val="0"/>
-          <w:i/>
-          <w:color w:val="0000FF"/>
-          <w:sz w:val="24"/>
-          <w:u w:val="single"/>
-        </w:rPr>
-        <w:hyperlink r:id="rId15" w:history="1">
-          <w:r>
-            <w:rPr>
-              <w:rStyle w:val="Hyperlink"/>
-            </w:rPr>
-            <w:t>red</w:t>
-          </w:r>
-        </w:hyperlink>
-      </w:r>
-      <w:r>
-        <w:rPr>
-          <w:rFonts w:ascii="Charis SIL Italic" w:hAnsi="Charis SIL Italic" w:eastAsia="Charis SIL Italic"/>
-          <w:b w:val="0"/>
-          <w:i/>
-          <w:color w:val="0000FF"/>
-          <w:sz w:val="24"/>
-          <w:u w:val="single"/>
-        </w:rPr>
-        <w:t xml:space="preserve"> </w:t>
-      </w:r>
-      <w:r>
-        <w:rPr>
-          <w:rFonts w:ascii="Charis SIL Italic" w:hAnsi="Charis SIL Italic" w:eastAsia="Charis SIL Italic"/>
-          <w:b w:val="0"/>
-          <w:i/>
-          <w:color w:val="0000FF"/>
-          <w:sz w:val="24"/>
-          <w:u w:val="single"/>
-        </w:rPr>
-        <w:hyperlink r:id="rId15" w:history="1">
-          <w:r>
-            <w:rPr>
-              <w:rStyle w:val="Hyperlink"/>
-            </w:rPr>
-            <w:t>in</w:t>
-          </w:r>
-        </w:hyperlink>
-      </w:r>
-      <w:r>
-        <w:rPr>
-          <w:rFonts w:ascii="Charis SIL Italic" w:hAnsi="Charis SIL Italic" w:eastAsia="Charis SIL Italic"/>
-          <w:b w:val="0"/>
-          <w:i/>
-          <w:color w:val="0000FF"/>
-          <w:sz w:val="24"/>
-          <w:u w:val="single"/>
-        </w:rPr>
-        <w:t xml:space="preserve"> </w:t>
-      </w:r>
-      <w:r>
-        <w:rPr>
-          <w:rFonts w:ascii="Charis SIL Italic" w:hAnsi="Charis SIL Italic" w:eastAsia="Charis SIL Italic"/>
-          <w:b w:val="0"/>
-          <w:i/>
-          <w:color w:val="0000FF"/>
-          <w:sz w:val="24"/>
-          <w:u w:val="single"/>
-        </w:rPr>
-        <w:hyperlink r:id="rId15" w:history="1">
-          <w:r>
-            <w:rPr>
-              <w:rStyle w:val="Hyperlink"/>
-            </w:rPr>
-            <w:t>col</w:t>
-          </w:r>
-        </w:hyperlink>
-      </w:r>
-      <w:r>
-        <w:rPr>
-          <w:rFonts w:ascii="Charis SIL Italic" w:hAnsi="Charis SIL Italic" w:eastAsia="Charis SIL Italic"/>
-          <w:b w:val="0"/>
-          <w:i/>
-          <w:color w:val="0000FF"/>
-          <w:sz w:val="24"/>
-          <w:u w:val="single"/>
-        </w:rPr>
-        <w:hyperlink r:id="rId15" w:history="1">
-          <w:r>
-            <w:rPr>
-              <w:rStyle w:val="Hyperlink"/>
-            </w:rPr>
-            <w:t>o</w:t>
-          </w:r>
-        </w:hyperlink>
-      </w:r>
-      <w:r>
-        <w:rPr>
-          <w:rFonts w:ascii="Charis SIL Italic" w:hAnsi="Charis SIL Italic" w:eastAsia="Charis SIL Italic"/>
-          <w:b w:val="0"/>
-          <w:i/>
-          <w:color w:val="0000FF"/>
-          <w:sz w:val="24"/>
           <w:u w:val="single"/>
         </w:rPr>
         <w:hyperlink r:id="rId15" w:history="1">
@@ -3657,75 +3635,13 @@
       </w:r>
       <w:r>
         <w:rPr>
-          <w:u w:val="single" w:color="0000ff"/>
           <w:rFonts w:ascii="Charis SIL Regular" w:hAnsi="Charis SIL Regular" w:eastAsia="Charis SIL Regular"/>
           <w:b w:val="0"/>
           <w:i w:val="0"/>
           <w:color w:val="000000"/>
           <w:sz w:val="24"/>
         </w:rPr>
-        <w:hyperlink r:id="rId15" w:history="1">
-          <w:r>
-            <w:rPr>
-              <w:rStyle w:val="Hyperlink"/>
-            </w:rPr>
-            <w:t xml:space="preserve"> (</w:t>
-          </w:r>
-        </w:hyperlink>
-      </w:r>
-      <w:r>
-        <w:rPr>
-          <w:u w:val="single" w:color="0000ff"/>
-          <w:rFonts w:ascii="Charis SIL Regular" w:hAnsi="Charis SIL Regular" w:eastAsia="Charis SIL Regular"/>
-          <w:b w:val="0"/>
-          <w:i w:val="0"/>
-          <w:color w:val="000000"/>
-          <w:sz w:val="24"/>
-        </w:rPr>
-        <w:hyperlink r:id="rId15" w:history="1">
-          <w:r>
-            <w:rPr>
-              <w:rStyle w:val="Hyperlink"/>
-            </w:rPr>
-            <w:t>Amster</w:t>
-          </w:r>
-        </w:hyperlink>
-      </w:r>
-      <w:r>
-        <w:rPr>
-          <w:u w:val="single" w:color="0000ff"/>
-          <w:rFonts w:ascii="Charis SIL Regular" w:hAnsi="Charis SIL Regular" w:eastAsia="Charis SIL Regular"/>
-          <w:b w:val="0"/>
-          <w:i w:val="0"/>
-          <w:color w:val="000000"/>
-          <w:sz w:val="24"/>
-        </w:rPr>
-        <w:hyperlink r:id="rId15" w:history="1">
-          <w:r>
-            <w:rPr>
-              <w:rStyle w:val="Hyperlink"/>
-            </w:rPr>
-            <w:t>dam</w:t>
-          </w:r>
-        </w:hyperlink>
-      </w:r>
-      <w:r>
-        <w:rPr>
-          <w:u w:val="single" w:color="0000ff"/>
-          <w:rFonts w:ascii="Charis SIL Regular" w:hAnsi="Charis SIL Regular" w:eastAsia="Charis SIL Regular"/>
-          <w:b w:val="0"/>
-          <w:i w:val="0"/>
-          <w:color w:val="000000"/>
-          <w:sz w:val="24"/>
-        </w:rPr>
-        <w:hyperlink r:id="rId15" w:history="1">
-          <w:r>
-            <w:rPr>
-              <w:rStyle w:val="Hyperlink"/>
-            </w:rPr>
-            <w:t>: Rijksmuse</w:t>
-          </w:r>
-        </w:hyperlink>
+        <w:t xml:space="preserve"> (Amsterdam: Rijksmuse</w:t>
       </w:r>
       <w:r>
         <w:rPr>
@@ -3747,24 +3663,13 @@
       </w:r>
       <w:r>
         <w:rPr>
-          <w:u w:val="single" w:color="0000ff"/>
           <w:rFonts w:ascii="Charis SIL Regular" w:hAnsi="Charis SIL Regular" w:eastAsia="Charis SIL Regular"/>
           <w:b w:val="0"/>
           <w:i w:val="0"/>
           <w:color w:val="000000"/>
           <w:sz w:val="24"/>
         </w:rPr>
-        <w:t>m</w:t>
-      </w:r>
-      <w:r>
-        <w:rPr>
-          <w:rFonts w:ascii="Charis SIL Regular" w:hAnsi="Charis SIL Regular" w:eastAsia="Charis SIL Regular"/>
-          <w:b w:val="0"/>
-          <w:i w:val="0"/>
-          <w:color w:val="000000"/>
-          <w:sz w:val="24"/>
-        </w:rPr>
-        <w:t xml:space="preserve">, </w:t>
+        <w:t xml:space="preserve">m, </w:t>
       </w:r>
       <w:r>
         <w:rPr>
@@ -4083,7 +3988,133 @@
           <w:color w:val="000000"/>
           <w:sz w:val="24"/>
         </w:rPr>
-        <w:t xml:space="preserve"> (Amersfoort: Rijksdienst voor het Cultureel Erfgoed, 202</w:t>
+        <w:t xml:space="preserve"> (Amersfoort: Rijk</w:t>
+      </w:r>
+      <w:r>
+        <w:rPr>
+          <w:u w:val="single" w:color="0000ff"/>
+          <w:rFonts w:ascii="Charis SIL Regular" w:hAnsi="Charis SIL Regular" w:eastAsia="Charis SIL Regular"/>
+          <w:b w:val="0"/>
+          <w:i w:val="0"/>
+          <w:color w:val="000000"/>
+          <w:sz w:val="24"/>
+        </w:rPr>
+        <w:hyperlink r:id="rId10" w:history="1">
+          <w:r>
+            <w:rPr>
+              <w:rStyle w:val="Hyperlink"/>
+            </w:rPr>
+            <w:t>sdienst vo</w:t>
+          </w:r>
+        </w:hyperlink>
+      </w:r>
+      <w:r>
+        <w:rPr>
+          <w:u w:val="single" w:color="0000ff"/>
+          <w:rFonts w:ascii="Charis SIL Regular" w:hAnsi="Charis SIL Regular" w:eastAsia="Charis SIL Regular"/>
+          <w:b w:val="0"/>
+          <w:i w:val="0"/>
+          <w:color w:val="000000"/>
+          <w:sz w:val="24"/>
+        </w:rPr>
+        <w:hyperlink r:id="rId10" w:history="1">
+          <w:r>
+            <w:rPr>
+              <w:rStyle w:val="Hyperlink"/>
+            </w:rPr>
+            <w:t>o</w:t>
+          </w:r>
+        </w:hyperlink>
+      </w:r>
+      <w:r>
+        <w:rPr>
+          <w:u w:val="single" w:color="0000ff"/>
+          <w:rFonts w:ascii="Charis SIL Regular" w:hAnsi="Charis SIL Regular" w:eastAsia="Charis SIL Regular"/>
+          <w:b w:val="0"/>
+          <w:i w:val="0"/>
+          <w:color w:val="000000"/>
+          <w:sz w:val="24"/>
+        </w:rPr>
+        <w:hyperlink r:id="rId10" w:history="1">
+          <w:r>
+            <w:rPr>
+              <w:rStyle w:val="Hyperlink"/>
+            </w:rPr>
+            <w:t>r het Cu</w:t>
+          </w:r>
+        </w:hyperlink>
+      </w:r>
+      <w:r>
+        <w:rPr>
+          <w:u w:val="single" w:color="0000ff"/>
+          <w:rFonts w:ascii="Charis SIL Regular" w:hAnsi="Charis SIL Regular" w:eastAsia="Charis SIL Regular"/>
+          <w:b w:val="0"/>
+          <w:i w:val="0"/>
+          <w:color w:val="000000"/>
+          <w:sz w:val="24"/>
+        </w:rPr>
+        <w:hyperlink r:id="rId10" w:history="1">
+          <w:r>
+            <w:rPr>
+              <w:rStyle w:val="Hyperlink"/>
+            </w:rPr>
+            <w:t>ltur</w:t>
+          </w:r>
+        </w:hyperlink>
+      </w:r>
+      <w:r>
+        <w:rPr>
+          <w:u w:val="single" w:color="0000ff"/>
+          <w:rFonts w:ascii="Charis SIL Regular" w:hAnsi="Charis SIL Regular" w:eastAsia="Charis SIL Regular"/>
+          <w:b w:val="0"/>
+          <w:i w:val="0"/>
+          <w:color w:val="000000"/>
+          <w:sz w:val="24"/>
+        </w:rPr>
+        <w:hyperlink r:id="rId10" w:history="1">
+          <w:r>
+            <w:rPr>
+              <w:rStyle w:val="Hyperlink"/>
+            </w:rPr>
+            <w:t>e</w:t>
+          </w:r>
+        </w:hyperlink>
+      </w:r>
+      <w:r>
+        <w:rPr>
+          <w:u w:val="single" w:color="0000ff"/>
+          <w:rFonts w:ascii="Charis SIL Regular" w:hAnsi="Charis SIL Regular" w:eastAsia="Charis SIL Regular"/>
+          <w:b w:val="0"/>
+          <w:i w:val="0"/>
+          <w:color w:val="000000"/>
+          <w:sz w:val="24"/>
+        </w:rPr>
+        <w:hyperlink r:id="rId10" w:history="1">
+          <w:r>
+            <w:rPr>
+              <w:rStyle w:val="Hyperlink"/>
+            </w:rPr>
+            <w:t>el Erfgoed</w:t>
+          </w:r>
+        </w:hyperlink>
+      </w:r>
+      <w:r>
+        <w:rPr>
+          <w:u w:val="single" w:color="0000ff"/>
+          <w:rFonts w:ascii="Charis SIL Regular" w:hAnsi="Charis SIL Regular" w:eastAsia="Charis SIL Regular"/>
+          <w:b w:val="0"/>
+          <w:i w:val="0"/>
+          <w:color w:val="000000"/>
+          <w:sz w:val="24"/>
+        </w:rPr>
+        <w:hyperlink r:id="rId10" w:history="1">
+          <w:r>
+            <w:rPr>
+              <w:rStyle w:val="Hyperlink"/>
+            </w:rPr>
+            <w:t>, 202</w:t>
+          </w:r>
+        </w:hyperlink>
       </w:r>
       <w:r>
         <w:rPr>

--- a/EXPORTS/DOCX/published/niveau1/English/DoingResearch.docx
+++ b/EXPORTS/DOCX/published/niveau1/English/DoingResearch.docx
@@ -338,7 +338,7 @@
             <w:rPr>
               <w:rStyle w:val="Hyperlink"/>
             </w:rPr>
-            <w:t>significan</w:t>
+            <w:t>significanc</w:t>
           </w:r>
         </w:hyperlink>
       </w:r>
@@ -349,6 +349,386 @@
           <w:i/>
           <w:color w:val="0000FF"/>
           <w:sz w:val="24"/>
+          <w:u w:val="single"/>
+        </w:rPr>
+        <w:t>e</w:t>
+      </w:r>
+      <w:r>
+        <w:rPr>
+          <w:rFonts w:ascii="Charis SIL Italic" w:hAnsi="Charis SIL Italic" w:eastAsia="Charis SIL Italic"/>
+          <w:b w:val="0"/>
+          <w:i/>
+          <w:color w:val="0000FF"/>
+          <w:sz w:val="24"/>
+          <w:u w:val="single"/>
+        </w:rPr>
+        <w:t xml:space="preserve"> </w:t>
+      </w:r>
+      <w:r>
+        <w:rPr>
+          <w:rFonts w:ascii="Charis SIL Italic" w:hAnsi="Charis SIL Italic" w:eastAsia="Charis SIL Italic"/>
+          <w:b w:val="0"/>
+          <w:i/>
+          <w:color w:val="0000FF"/>
+          <w:sz w:val="24"/>
+          <w:u w:val="single"/>
+        </w:rPr>
+        <w:hyperlink r:id="rId9" w:history="1">
+          <w:r>
+            <w:rPr>
+              <w:rStyle w:val="Hyperlink"/>
+            </w:rPr>
+            <w:t>of</w:t>
+          </w:r>
+        </w:hyperlink>
+      </w:r>
+      <w:r>
+        <w:rPr>
+          <w:rFonts w:ascii="Charis SIL Italic" w:hAnsi="Charis SIL Italic" w:eastAsia="Charis SIL Italic"/>
+          <w:b w:val="0"/>
+          <w:i/>
+          <w:color w:val="0000FF"/>
+          <w:sz w:val="24"/>
+          <w:u w:val="single"/>
+        </w:rPr>
+        <w:t xml:space="preserve"> </w:t>
+      </w:r>
+      <w:r>
+        <w:rPr>
+          <w:rFonts w:ascii="Charis SIL Italic" w:hAnsi="Charis SIL Italic" w:eastAsia="Charis SIL Italic"/>
+          <w:b w:val="0"/>
+          <w:i/>
+          <w:color w:val="0000FF"/>
+          <w:sz w:val="24"/>
+          <w:u w:val="single"/>
+        </w:rPr>
+        <w:hyperlink r:id="rId9" w:history="1">
+          <w:r>
+            <w:rPr>
+              <w:rStyle w:val="Hyperlink"/>
+            </w:rPr>
+            <w:t>cultural</w:t>
+          </w:r>
+        </w:hyperlink>
+      </w:r>
+      <w:r>
+        <w:rPr>
+          <w:rFonts w:ascii="Charis SIL Italic" w:hAnsi="Charis SIL Italic" w:eastAsia="Charis SIL Italic"/>
+          <w:b w:val="0"/>
+          <w:i/>
+          <w:color w:val="0000FF"/>
+          <w:sz w:val="24"/>
+        </w:rPr>
+        <w:t xml:space="preserve"> </w:t>
+      </w:r>
+      <w:r>
+        <w:rPr>
+          <w:rFonts w:ascii="Charis SIL Italic" w:hAnsi="Charis SIL Italic" w:eastAsia="Charis SIL Italic"/>
+          <w:b w:val="0"/>
+          <w:i/>
+          <w:color w:val="0000FF"/>
+          <w:sz w:val="24"/>
+          <w:u w:val="single"/>
+        </w:rPr>
+        <w:hyperlink r:id="rId9" w:history="1">
+          <w:r>
+            <w:rPr>
+              <w:rStyle w:val="Hyperlink"/>
+            </w:rPr>
+            <w:t xml:space="preserve">objects </w:t>
+          </w:r>
+        </w:hyperlink>
+      </w:r>
+      <w:r>
+        <w:rPr>
+          <w:rFonts w:ascii="Charis SIL Italic" w:hAnsi="Charis SIL Italic" w:eastAsia="Charis SIL Italic"/>
+          <w:b w:val="0"/>
+          <w:i/>
+          <w:color w:val="0000FF"/>
+          <w:sz w:val="24"/>
+          <w:u w:val="single"/>
+        </w:rPr>
+        <w:hyperlink r:id="rId9" w:history="1">
+          <w:r>
+            <w:rPr>
+              <w:rStyle w:val="Hyperlink"/>
+            </w:rPr>
+            <w:t>and</w:t>
+          </w:r>
+        </w:hyperlink>
+      </w:r>
+      <w:r>
+        <w:rPr>
+          <w:rFonts w:ascii="Charis SIL Italic" w:hAnsi="Charis SIL Italic" w:eastAsia="Charis SIL Italic"/>
+          <w:b w:val="0"/>
+          <w:i/>
+          <w:color w:val="0000FF"/>
+          <w:sz w:val="24"/>
+          <w:u w:val="single"/>
+        </w:rPr>
+        <w:t xml:space="preserve"> </w:t>
+      </w:r>
+      <w:r>
+        <w:rPr>
+          <w:rFonts w:ascii="Charis SIL Italic" w:hAnsi="Charis SIL Italic" w:eastAsia="Charis SIL Italic"/>
+          <w:b w:val="0"/>
+          <w:i/>
+          <w:color w:val="0000FF"/>
+          <w:sz w:val="24"/>
+          <w:u w:val="single"/>
+        </w:rPr>
+        <w:hyperlink r:id="rId9" w:history="1">
+          <w:r>
+            <w:rPr>
+              <w:rStyle w:val="Hyperlink"/>
+            </w:rPr>
+            <w:t>collections</w:t>
+          </w:r>
+        </w:hyperlink>
+      </w:r>
+      <w:r>
+        <w:rPr>
+          <w:rFonts w:ascii="Charis SIL Italic" w:hAnsi="Charis SIL Italic" w:eastAsia="Charis SIL Italic"/>
+          <w:b w:val="0"/>
+          <w:i/>
+          <w:color w:val="0000FF"/>
+          <w:sz w:val="24"/>
+          <w:u w:val="single"/>
+        </w:rPr>
+        <w:t xml:space="preserve"> </w:t>
+      </w:r>
+      <w:r>
+        <w:rPr>
+          <w:rFonts w:ascii="Charis SIL Italic" w:hAnsi="Charis SIL Italic" w:eastAsia="Charis SIL Italic"/>
+          <w:b w:val="0"/>
+          <w:i/>
+          <w:color w:val="0000FF"/>
+          <w:sz w:val="24"/>
+          <w:u w:val="single"/>
+        </w:rPr>
+        <w:hyperlink r:id="rId9" w:history="1">
+          <w:r>
+            <w:rPr>
+              <w:rStyle w:val="Hyperlink"/>
+            </w:rPr>
+            <w:t>acqui</w:t>
+          </w:r>
+        </w:hyperlink>
+      </w:r>
+      <w:r>
+        <w:rPr>
+          <w:rFonts w:ascii="Charis SIL Italic" w:hAnsi="Charis SIL Italic" w:eastAsia="Charis SIL Italic"/>
+          <w:b w:val="0"/>
+          <w:i/>
+          <w:color w:val="0000FF"/>
+          <w:sz w:val="24"/>
+          <w:u w:val="single"/>
+        </w:rPr>
+        <w:hyperlink r:id="rId9" w:history="1">
+          <w:r>
+            <w:rPr>
+              <w:rStyle w:val="Hyperlink"/>
+            </w:rPr>
+            <w:t>red</w:t>
+          </w:r>
+        </w:hyperlink>
+      </w:r>
+      <w:r>
+        <w:rPr>
+          <w:rFonts w:ascii="Charis SIL Italic" w:hAnsi="Charis SIL Italic" w:eastAsia="Charis SIL Italic"/>
+          <w:b w:val="0"/>
+          <w:i/>
+          <w:color w:val="0000FF"/>
+          <w:sz w:val="24"/>
+          <w:u w:val="single"/>
+        </w:rPr>
+        <w:t xml:space="preserve"> </w:t>
+      </w:r>
+      <w:r>
+        <w:rPr>
+          <w:rFonts w:ascii="Charis SIL Italic" w:hAnsi="Charis SIL Italic" w:eastAsia="Charis SIL Italic"/>
+          <w:b w:val="0"/>
+          <w:i/>
+          <w:color w:val="0000FF"/>
+          <w:sz w:val="24"/>
+          <w:u w:val="single"/>
+        </w:rPr>
+        <w:hyperlink r:id="rId9" w:history="1">
+          <w:r>
+            <w:rPr>
+              <w:rStyle w:val="Hyperlink"/>
+            </w:rPr>
+            <w:t>in</w:t>
+          </w:r>
+        </w:hyperlink>
+      </w:r>
+      <w:r>
+        <w:rPr>
+          <w:rFonts w:ascii="Charis SIL Italic" w:hAnsi="Charis SIL Italic" w:eastAsia="Charis SIL Italic"/>
+          <w:b w:val="0"/>
+          <w:i/>
+          <w:color w:val="0000FF"/>
+          <w:sz w:val="24"/>
+          <w:u w:val="single"/>
+        </w:rPr>
+        <w:t xml:space="preserve"> </w:t>
+      </w:r>
+      <w:r>
+        <w:rPr>
+          <w:rFonts w:ascii="Charis SIL Italic" w:hAnsi="Charis SIL Italic" w:eastAsia="Charis SIL Italic"/>
+          <w:b w:val="0"/>
+          <w:i/>
+          <w:color w:val="0000FF"/>
+          <w:sz w:val="24"/>
+          <w:u w:val="single"/>
+        </w:rPr>
+        <w:hyperlink r:id="rId9" w:history="1">
+          <w:r>
+            <w:rPr>
+              <w:rStyle w:val="Hyperlink"/>
+            </w:rPr>
+            <w:t>colonial</w:t>
+          </w:r>
+        </w:hyperlink>
+      </w:r>
+      <w:r>
+        <w:rPr>
+          <w:rFonts w:ascii="Charis SIL Italic" w:hAnsi="Charis SIL Italic" w:eastAsia="Charis SIL Italic"/>
+          <w:b w:val="0"/>
+          <w:i/>
+          <w:color w:val="0000FF"/>
+          <w:sz w:val="24"/>
+          <w:u w:val="single"/>
+        </w:rPr>
+        <w:t xml:space="preserve"> </w:t>
+      </w:r>
+      <w:r>
+        <w:rPr>
+          <w:rFonts w:ascii="Charis SIL Italic" w:hAnsi="Charis SIL Italic" w:eastAsia="Charis SIL Italic"/>
+          <w:b w:val="0"/>
+          <w:i/>
+          <w:color w:val="0000FF"/>
+          <w:sz w:val="24"/>
+          <w:u w:val="single"/>
+        </w:rPr>
+        <w:hyperlink r:id="rId9" w:history="1">
+          <w:r>
+            <w:rPr>
+              <w:rStyle w:val="Hyperlink"/>
+            </w:rPr>
+            <w:t>s</w:t>
+          </w:r>
+        </w:hyperlink>
+      </w:r>
+      <w:r>
+        <w:rPr>
+          <w:rFonts w:ascii="Charis SIL Italic" w:hAnsi="Charis SIL Italic" w:eastAsia="Charis SIL Italic"/>
+          <w:b w:val="0"/>
+          <w:i/>
+          <w:color w:val="0000FF"/>
+          <w:sz w:val="24"/>
+          <w:u w:val="single"/>
+        </w:rPr>
+        <w:hyperlink r:id="rId9" w:history="1">
+          <w:r>
+            <w:rPr>
+              <w:rStyle w:val="Hyperlink"/>
+            </w:rPr>
+            <w:t>itua</w:t>
+          </w:r>
+        </w:hyperlink>
+      </w:r>
+      <w:r>
+        <w:rPr>
+          <w:rFonts w:ascii="Charis SIL Italic" w:hAnsi="Charis SIL Italic" w:eastAsia="Charis SIL Italic"/>
+          <w:b w:val="0"/>
+          <w:i/>
+          <w:color w:val="0000FF"/>
+          <w:sz w:val="24"/>
+          <w:u w:val="single"/>
+        </w:rPr>
+        <w:hyperlink r:id="rId9" w:history="1">
+          <w:r>
+            <w:rPr>
+              <w:rStyle w:val="Hyperlink"/>
+            </w:rPr>
+            <w:t>t</w:t>
+          </w:r>
+        </w:hyperlink>
+      </w:r>
+      <w:r>
+        <w:rPr>
+          <w:rFonts w:ascii="Charis SIL Italic" w:hAnsi="Charis SIL Italic" w:eastAsia="Charis SIL Italic"/>
+          <w:b w:val="0"/>
+          <w:i/>
+          <w:color w:val="0000FF"/>
+          <w:sz w:val="24"/>
+          <w:u w:val="single"/>
+        </w:rPr>
+        <w:hyperlink r:id="rId9" w:history="1">
+          <w:r>
+            <w:rPr>
+              <w:rStyle w:val="Hyperlink"/>
+            </w:rPr>
+            <w:t>ions</w:t>
+          </w:r>
+        </w:hyperlink>
+      </w:r>
+      <w:r>
+        <w:rPr>
+          <w:u w:val="single" w:color="0000ff"/>
+          <w:rFonts w:ascii="Charis SIL Regular" w:hAnsi="Charis SIL Regular" w:eastAsia="Charis SIL Regular"/>
+          <w:b w:val="0"/>
+          <w:i w:val="0"/>
+          <w:color w:val="000000"/>
+          <w:sz w:val="24"/>
+        </w:rPr>
+        <w:hyperlink r:id="rId9" w:history="1">
+          <w:r>
+            <w:rPr>
+              <w:rStyle w:val="Hyperlink"/>
+            </w:rPr>
+            <w:t xml:space="preserve"> and th</w:t>
+          </w:r>
+        </w:hyperlink>
+      </w:r>
+      <w:r>
+        <w:rPr>
+          <w:u w:val="single" w:color="0000ff"/>
+          <w:rFonts w:ascii="Charis SIL Regular" w:hAnsi="Charis SIL Regular" w:eastAsia="Charis SIL Regular"/>
+          <w:b w:val="0"/>
+          <w:i w:val="0"/>
+          <w:color w:val="000000"/>
+          <w:sz w:val="24"/>
+        </w:rPr>
+        <w:t xml:space="preserve">e publication </w:t>
+      </w:r>
+      <w:r>
+        <w:rPr>
+          <w:rFonts w:ascii="Charis SIL Italic" w:hAnsi="Charis SIL Italic" w:eastAsia="Charis SIL Italic"/>
+          <w:b w:val="0"/>
+          <w:i/>
+          <w:color w:val="0000FF"/>
+          <w:sz w:val="24"/>
+          <w:u w:val="single"/>
+        </w:rPr>
+        <w:hyperlink r:id="rId9" w:history="1">
+          <w:r>
+            <w:rPr>
+              <w:rStyle w:val="Hyperlink"/>
+            </w:rPr>
+            <w:t>Provenan</w:t>
+          </w:r>
+        </w:hyperlink>
+      </w:r>
+      <w:r>
+        <w:rPr>
+          <w:rFonts w:ascii="Charis SIL Italic" w:hAnsi="Charis SIL Italic" w:eastAsia="Charis SIL Italic"/>
+          <w:b w:val="0"/>
+          <w:i/>
+          <w:color w:val="0000FF"/>
+          <w:sz w:val="24"/>
+          <w:u w:val="single"/>
         </w:rPr>
         <w:hyperlink r:id="rId9" w:history="1">
           <w:r>
@@ -366,292 +746,7 @@
           <w:i/>
           <w:color w:val="0000FF"/>
           <w:sz w:val="24"/>
-        </w:rPr>
-        <w:t>e</w:t>
-      </w:r>
-      <w:r>
-        <w:rPr>
-          <w:rFonts w:ascii="Charis SIL Italic" w:hAnsi="Charis SIL Italic" w:eastAsia="Charis SIL Italic"/>
-          <w:b w:val="0"/>
-          <w:i/>
-          <w:color w:val="0000FF"/>
-          <w:sz w:val="24"/>
           <w:u w:val="single"/>
-        </w:rPr>
-        <w:t xml:space="preserve"> </w:t>
-      </w:r>
-      <w:r>
-        <w:rPr>
-          <w:rFonts w:ascii="Charis SIL Italic" w:hAnsi="Charis SIL Italic" w:eastAsia="Charis SIL Italic"/>
-          <w:b w:val="0"/>
-          <w:i/>
-          <w:color w:val="0000FF"/>
-          <w:sz w:val="24"/>
-          <w:u w:val="single"/>
-        </w:rPr>
-        <w:hyperlink r:id="rId9" w:history="1">
-          <w:r>
-            <w:rPr>
-              <w:rStyle w:val="Hyperlink"/>
-            </w:rPr>
-            <w:t>of</w:t>
-          </w:r>
-        </w:hyperlink>
-      </w:r>
-      <w:r>
-        <w:rPr>
-          <w:rFonts w:ascii="Charis SIL Italic" w:hAnsi="Charis SIL Italic" w:eastAsia="Charis SIL Italic"/>
-          <w:b w:val="0"/>
-          <w:i/>
-          <w:color w:val="0000FF"/>
-          <w:sz w:val="24"/>
-          <w:u w:val="single"/>
-        </w:rPr>
-        <w:t xml:space="preserve"> </w:t>
-      </w:r>
-      <w:r>
-        <w:rPr>
-          <w:rFonts w:ascii="Charis SIL Italic" w:hAnsi="Charis SIL Italic" w:eastAsia="Charis SIL Italic"/>
-          <w:b w:val="0"/>
-          <w:i/>
-          <w:color w:val="0000FF"/>
-          <w:sz w:val="24"/>
-          <w:u w:val="single"/>
-        </w:rPr>
-        <w:hyperlink r:id="rId9" w:history="1">
-          <w:r>
-            <w:rPr>
-              <w:rStyle w:val="Hyperlink"/>
-            </w:rPr>
-            <w:t>cultural</w:t>
-          </w:r>
-        </w:hyperlink>
-      </w:r>
-      <w:r>
-        <w:rPr>
-          <w:rFonts w:ascii="Charis SIL Italic" w:hAnsi="Charis SIL Italic" w:eastAsia="Charis SIL Italic"/>
-          <w:b w:val="0"/>
-          <w:i/>
-          <w:color w:val="0000FF"/>
-          <w:sz w:val="24"/>
-          <w:u w:val="single"/>
-        </w:rPr>
-        <w:t xml:space="preserve"> </w:t>
-      </w:r>
-      <w:r>
-        <w:rPr>
-          <w:rFonts w:ascii="Charis SIL Italic" w:hAnsi="Charis SIL Italic" w:eastAsia="Charis SIL Italic"/>
-          <w:b w:val="0"/>
-          <w:i/>
-          <w:color w:val="0000FF"/>
-          <w:sz w:val="24"/>
-          <w:u w:val="single"/>
-        </w:rPr>
-        <w:hyperlink r:id="rId9" w:history="1">
-          <w:r>
-            <w:rPr>
-              <w:rStyle w:val="Hyperlink"/>
-            </w:rPr>
-            <w:t xml:space="preserve">objects </w:t>
-          </w:r>
-        </w:hyperlink>
-      </w:r>
-      <w:r>
-        <w:rPr>
-          <w:rFonts w:ascii="Charis SIL Italic" w:hAnsi="Charis SIL Italic" w:eastAsia="Charis SIL Italic"/>
-          <w:b w:val="0"/>
-          <w:i/>
-          <w:color w:val="0000FF"/>
-          <w:sz w:val="24"/>
-          <w:u w:val="single"/>
-        </w:rPr>
-        <w:t>and collections acqui</w:t>
-      </w:r>
-      <w:r>
-        <w:rPr>
-          <w:rFonts w:ascii="Charis SIL Italic" w:hAnsi="Charis SIL Italic" w:eastAsia="Charis SIL Italic"/>
-          <w:b w:val="0"/>
-          <w:i/>
-          <w:color w:val="0000FF"/>
-          <w:sz w:val="24"/>
-          <w:u w:val="single"/>
-        </w:rPr>
-        <w:hyperlink r:id="rId9" w:history="1">
-          <w:r>
-            <w:rPr>
-              <w:rStyle w:val="Hyperlink"/>
-            </w:rPr>
-            <w:t>red</w:t>
-          </w:r>
-        </w:hyperlink>
-      </w:r>
-      <w:r>
-        <w:rPr>
-          <w:rFonts w:ascii="Charis SIL Italic" w:hAnsi="Charis SIL Italic" w:eastAsia="Charis SIL Italic"/>
-          <w:b w:val="0"/>
-          <w:i/>
-          <w:color w:val="0000FF"/>
-          <w:sz w:val="24"/>
-          <w:u w:val="single"/>
-        </w:rPr>
-        <w:t xml:space="preserve"> </w:t>
-      </w:r>
-      <w:r>
-        <w:rPr>
-          <w:rFonts w:ascii="Charis SIL Italic" w:hAnsi="Charis SIL Italic" w:eastAsia="Charis SIL Italic"/>
-          <w:b w:val="0"/>
-          <w:i/>
-          <w:color w:val="0000FF"/>
-          <w:sz w:val="24"/>
-          <w:u w:val="single"/>
-        </w:rPr>
-        <w:hyperlink r:id="rId9" w:history="1">
-          <w:r>
-            <w:rPr>
-              <w:rStyle w:val="Hyperlink"/>
-            </w:rPr>
-            <w:t>in</w:t>
-          </w:r>
-        </w:hyperlink>
-      </w:r>
-      <w:r>
-        <w:rPr>
-          <w:rFonts w:ascii="Charis SIL Italic" w:hAnsi="Charis SIL Italic" w:eastAsia="Charis SIL Italic"/>
-          <w:b w:val="0"/>
-          <w:i/>
-          <w:color w:val="0000FF"/>
-          <w:sz w:val="24"/>
-          <w:u w:val="single"/>
-        </w:rPr>
-        <w:t xml:space="preserve"> </w:t>
-      </w:r>
-      <w:r>
-        <w:rPr>
-          <w:rFonts w:ascii="Charis SIL Italic" w:hAnsi="Charis SIL Italic" w:eastAsia="Charis SIL Italic"/>
-          <w:b w:val="0"/>
-          <w:i/>
-          <w:color w:val="0000FF"/>
-          <w:sz w:val="24"/>
-          <w:u w:val="single"/>
-        </w:rPr>
-        <w:hyperlink r:id="rId9" w:history="1">
-          <w:r>
-            <w:rPr>
-              <w:rStyle w:val="Hyperlink"/>
-            </w:rPr>
-            <w:t>colonial</w:t>
-          </w:r>
-        </w:hyperlink>
-      </w:r>
-      <w:r>
-        <w:rPr>
-          <w:rFonts w:ascii="Charis SIL Italic" w:hAnsi="Charis SIL Italic" w:eastAsia="Charis SIL Italic"/>
-          <w:b w:val="0"/>
-          <w:i/>
-          <w:color w:val="0000FF"/>
-          <w:sz w:val="24"/>
-          <w:u w:val="single"/>
-        </w:rPr>
-        <w:t xml:space="preserve"> </w:t>
-      </w:r>
-      <w:r>
-        <w:rPr>
-          <w:rFonts w:ascii="Charis SIL Italic" w:hAnsi="Charis SIL Italic" w:eastAsia="Charis SIL Italic"/>
-          <w:b w:val="0"/>
-          <w:i/>
-          <w:color w:val="0000FF"/>
-          <w:sz w:val="24"/>
-          <w:u w:val="single"/>
-        </w:rPr>
-        <w:hyperlink r:id="rId9" w:history="1">
-          <w:r>
-            <w:rPr>
-              <w:rStyle w:val="Hyperlink"/>
-            </w:rPr>
-            <w:t>s</w:t>
-          </w:r>
-        </w:hyperlink>
-      </w:r>
-      <w:r>
-        <w:rPr>
-          <w:rFonts w:ascii="Charis SIL Italic" w:hAnsi="Charis SIL Italic" w:eastAsia="Charis SIL Italic"/>
-          <w:b w:val="0"/>
-          <w:i/>
-          <w:color w:val="0000FF"/>
-          <w:sz w:val="24"/>
-          <w:u w:val="single"/>
-        </w:rPr>
-        <w:hyperlink r:id="rId9" w:history="1">
-          <w:r>
-            <w:rPr>
-              <w:rStyle w:val="Hyperlink"/>
-            </w:rPr>
-            <w:t>itua</w:t>
-          </w:r>
-        </w:hyperlink>
-      </w:r>
-      <w:r>
-        <w:rPr>
-          <w:rFonts w:ascii="Charis SIL Italic" w:hAnsi="Charis SIL Italic" w:eastAsia="Charis SIL Italic"/>
-          <w:b w:val="0"/>
-          <w:i/>
-          <w:color w:val="0000FF"/>
-          <w:sz w:val="24"/>
-          <w:u w:val="single"/>
-        </w:rPr>
-        <w:hyperlink r:id="rId9" w:history="1">
-          <w:r>
-            <w:rPr>
-              <w:rStyle w:val="Hyperlink"/>
-            </w:rPr>
-            <w:t>t</w:t>
-          </w:r>
-        </w:hyperlink>
-      </w:r>
-      <w:r>
-        <w:rPr>
-          <w:rFonts w:ascii="Charis SIL Italic" w:hAnsi="Charis SIL Italic" w:eastAsia="Charis SIL Italic"/>
-          <w:b w:val="0"/>
-          <w:i/>
-          <w:color w:val="0000FF"/>
-          <w:sz w:val="24"/>
-          <w:u w:val="single"/>
-        </w:rPr>
-        <w:hyperlink r:id="rId9" w:history="1">
-          <w:r>
-            <w:rPr>
-              <w:rStyle w:val="Hyperlink"/>
-            </w:rPr>
-            <w:t>ions</w:t>
-          </w:r>
-        </w:hyperlink>
-      </w:r>
-      <w:r>
-        <w:rPr>
-          <w:u w:val="single" w:color="0000ff"/>
-          <w:rFonts w:ascii="Charis SIL Regular" w:hAnsi="Charis SIL Regular" w:eastAsia="Charis SIL Regular"/>
-          <w:b w:val="0"/>
-          <w:i w:val="0"/>
-          <w:color w:val="000000"/>
-          <w:sz w:val="24"/>
-        </w:rPr>
-        <w:hyperlink r:id="rId9" w:history="1">
-          <w:r>
-            <w:rPr>
-              <w:rStyle w:val="Hyperlink"/>
-            </w:rPr>
-            <w:t xml:space="preserve"> and th</w:t>
-          </w:r>
-        </w:hyperlink>
-      </w:r>
-      <w:r>
-        <w:rPr>
-          <w:u w:val="single" w:color="0000ff"/>
-          <w:rFonts w:ascii="Charis SIL Regular" w:hAnsi="Charis SIL Regular" w:eastAsia="Charis SIL Regular"/>
-          <w:b w:val="0"/>
-          <w:i w:val="0"/>
-          <w:color w:val="000000"/>
-          <w:sz w:val="24"/>
         </w:rPr>
         <w:hyperlink r:id="rId9" w:history="1">
           <w:r>
@@ -664,109 +759,95 @@
       </w:r>
       <w:r>
         <w:rPr>
-          <w:u w:val="single" w:color="0000ff"/>
-          <w:rFonts w:ascii="Charis SIL Regular" w:hAnsi="Charis SIL Regular" w:eastAsia="Charis SIL Regular"/>
-          <w:b w:val="0"/>
-          <w:i w:val="0"/>
-          <w:color w:val="000000"/>
-          <w:sz w:val="24"/>
+          <w:rFonts w:ascii="Charis SIL Italic" w:hAnsi="Charis SIL Italic" w:eastAsia="Charis SIL Italic"/>
+          <w:b w:val="0"/>
+          <w:i/>
+          <w:color w:val="0000FF"/>
+          <w:sz w:val="24"/>
+          <w:u w:val="single"/>
+        </w:rPr>
+        <w:t xml:space="preserve"> </w:t>
+      </w:r>
+      <w:r>
+        <w:rPr>
+          <w:rFonts w:ascii="Charis SIL Italic" w:hAnsi="Charis SIL Italic" w:eastAsia="Charis SIL Italic"/>
+          <w:b w:val="0"/>
+          <w:i/>
+          <w:color w:val="0000FF"/>
+          <w:sz w:val="24"/>
+          <w:u w:val="single"/>
+        </w:rPr>
+        <w:hyperlink r:id="rId10" w:history="1">
+          <w:r>
+            <w:rPr>
+              <w:rStyle w:val="Hyperlink"/>
+            </w:rPr>
+            <w:t>r</w:t>
+          </w:r>
+        </w:hyperlink>
+      </w:r>
+      <w:r>
+        <w:rPr>
+          <w:rFonts w:ascii="Charis SIL Italic" w:hAnsi="Charis SIL Italic" w:eastAsia="Charis SIL Italic"/>
+          <w:b w:val="0"/>
+          <w:i/>
+          <w:color w:val="0000FF"/>
+          <w:sz w:val="24"/>
+          <w:u w:val="single"/>
+        </w:rPr>
+        <w:hyperlink r:id="rId10" w:history="1">
+          <w:r>
+            <w:rPr>
+              <w:rStyle w:val="Hyperlink"/>
+            </w:rPr>
+            <w:t>esearch</w:t>
+          </w:r>
+        </w:hyperlink>
+      </w:r>
+      <w:r>
+        <w:rPr>
+          <w:rFonts w:ascii="Charis SIL Italic" w:hAnsi="Charis SIL Italic" w:eastAsia="Charis SIL Italic"/>
+          <w:b w:val="0"/>
+          <w:i/>
+          <w:color w:val="0000FF"/>
+          <w:sz w:val="24"/>
+          <w:u w:val="single"/>
+        </w:rPr>
+        <w:t xml:space="preserve"> </w:t>
+      </w:r>
+      <w:r>
+        <w:rPr>
+          <w:rFonts w:ascii="Charis SIL Italic" w:hAnsi="Charis SIL Italic" w:eastAsia="Charis SIL Italic"/>
+          <w:b w:val="0"/>
+          <w:i/>
+          <w:color w:val="0000FF"/>
+          <w:sz w:val="24"/>
+          <w:u w:val="single"/>
         </w:rPr>
         <w:hyperlink r:id="rId9" w:history="1">
           <w:r>
             <w:rPr>
               <w:rStyle w:val="Hyperlink"/>
             </w:rPr>
-            <w:t xml:space="preserve"> publi</w:t>
+            <w:t xml:space="preserve">into </w:t>
           </w:r>
         </w:hyperlink>
       </w:r>
       <w:r>
         <w:rPr>
-          <w:u w:val="single" w:color="0000ff"/>
-          <w:rFonts w:ascii="Charis SIL Regular" w:hAnsi="Charis SIL Regular" w:eastAsia="Charis SIL Regular"/>
-          <w:b w:val="0"/>
-          <w:i w:val="0"/>
-          <w:color w:val="000000"/>
-          <w:sz w:val="24"/>
+          <w:rFonts w:ascii="Charis SIL Italic" w:hAnsi="Charis SIL Italic" w:eastAsia="Charis SIL Italic"/>
+          <w:b w:val="0"/>
+          <w:i/>
+          <w:color w:val="0000FF"/>
+          <w:sz w:val="24"/>
+          <w:u w:val="single"/>
         </w:rPr>
         <w:hyperlink r:id="rId9" w:history="1">
           <w:r>
             <w:rPr>
               <w:rStyle w:val="Hyperlink"/>
             </w:rPr>
-            <w:t>c</w:t>
-          </w:r>
-        </w:hyperlink>
-      </w:r>
-      <w:r>
-        <w:rPr>
-          <w:u w:val="single" w:color="0000ff"/>
-          <w:rFonts w:ascii="Charis SIL Regular" w:hAnsi="Charis SIL Regular" w:eastAsia="Charis SIL Regular"/>
-          <w:b w:val="0"/>
-          <w:i w:val="0"/>
-          <w:color w:val="000000"/>
-          <w:sz w:val="24"/>
-        </w:rPr>
-        <w:hyperlink r:id="rId9" w:history="1">
-          <w:r>
-            <w:rPr>
-              <w:rStyle w:val="Hyperlink"/>
-            </w:rPr>
-            <w:t>atio</w:t>
-          </w:r>
-        </w:hyperlink>
-      </w:r>
-      <w:r>
-        <w:rPr>
-          <w:u w:val="single" w:color="0000ff"/>
-          <w:rFonts w:ascii="Charis SIL Regular" w:hAnsi="Charis SIL Regular" w:eastAsia="Charis SIL Regular"/>
-          <w:b w:val="0"/>
-          <w:i w:val="0"/>
-          <w:color w:val="000000"/>
-          <w:sz w:val="24"/>
-        </w:rPr>
-        <w:hyperlink r:id="rId9" w:history="1">
-          <w:r>
-            <w:rPr>
-              <w:rStyle w:val="Hyperlink"/>
-            </w:rPr>
-            <w:t xml:space="preserve">n </w:t>
-          </w:r>
-        </w:hyperlink>
-      </w:r>
-      <w:r>
-        <w:rPr>
-          <w:rFonts w:ascii="Charis SIL Italic" w:hAnsi="Charis SIL Italic" w:eastAsia="Charis SIL Italic"/>
-          <w:b w:val="0"/>
-          <w:i/>
-          <w:color w:val="0000FF"/>
-          <w:sz w:val="24"/>
-          <w:u w:val="single"/>
-        </w:rPr>
-        <w:hyperlink r:id="rId9" w:history="1">
-          <w:r>
-            <w:rPr>
-              <w:rStyle w:val="Hyperlink"/>
-            </w:rPr>
-            <w:t>Provenan</w:t>
-          </w:r>
-        </w:hyperlink>
-      </w:r>
-      <w:r>
-        <w:rPr>
-          <w:rFonts w:ascii="Charis SIL Italic" w:hAnsi="Charis SIL Italic" w:eastAsia="Charis SIL Italic"/>
-          <w:b w:val="0"/>
-          <w:i/>
-          <w:color w:val="0000FF"/>
-          <w:sz w:val="24"/>
-          <w:u w:val="single"/>
-        </w:rPr>
-        <w:hyperlink r:id="rId9" w:history="1">
-          <w:r>
-            <w:rPr>
-              <w:rStyle w:val="Hyperlink"/>
-            </w:rPr>
-            <w:t>c</w:t>
+            <w:t>coll</w:t>
           </w:r>
         </w:hyperlink>
       </w:r>
@@ -797,119 +878,7 @@
           <w:sz w:val="24"/>
           <w:u w:val="single"/>
         </w:rPr>
-        <w:t xml:space="preserve"> </w:t>
-      </w:r>
-      <w:r>
-        <w:rPr>
-          <w:rFonts w:ascii="Charis SIL Italic" w:hAnsi="Charis SIL Italic" w:eastAsia="Charis SIL Italic"/>
-          <w:b w:val="0"/>
-          <w:i/>
-          <w:color w:val="0000FF"/>
-          <w:sz w:val="24"/>
-          <w:u w:val="single"/>
-        </w:rPr>
         <w:hyperlink r:id="rId9" w:history="1">
-          <w:r>
-            <w:rPr>
-              <w:rStyle w:val="Hyperlink"/>
-            </w:rPr>
-            <w:t>r</w:t>
-          </w:r>
-        </w:hyperlink>
-      </w:r>
-      <w:r>
-        <w:rPr>
-          <w:rFonts w:ascii="Charis SIL Italic" w:hAnsi="Charis SIL Italic" w:eastAsia="Charis SIL Italic"/>
-          <w:b w:val="0"/>
-          <w:i/>
-          <w:color w:val="0000FF"/>
-          <w:sz w:val="24"/>
-          <w:u w:val="single"/>
-        </w:rPr>
-        <w:hyperlink r:id="rId9" w:history="1">
-          <w:r>
-            <w:rPr>
-              <w:rStyle w:val="Hyperlink"/>
-            </w:rPr>
-            <w:t>esearch</w:t>
-          </w:r>
-        </w:hyperlink>
-      </w:r>
-      <w:r>
-        <w:rPr>
-          <w:rFonts w:ascii="Charis SIL Italic" w:hAnsi="Charis SIL Italic" w:eastAsia="Charis SIL Italic"/>
-          <w:b w:val="0"/>
-          <w:i/>
-          <w:color w:val="0000FF"/>
-          <w:sz w:val="24"/>
-          <w:u w:val="single"/>
-        </w:rPr>
-        <w:t xml:space="preserve"> </w:t>
-      </w:r>
-      <w:r>
-        <w:rPr>
-          <w:rFonts w:ascii="Charis SIL Italic" w:hAnsi="Charis SIL Italic" w:eastAsia="Charis SIL Italic"/>
-          <w:b w:val="0"/>
-          <w:i/>
-          <w:color w:val="0000FF"/>
-          <w:sz w:val="24"/>
-          <w:u w:val="single"/>
-        </w:rPr>
-        <w:hyperlink r:id="rId9" w:history="1">
-          <w:r>
-            <w:rPr>
-              <w:rStyle w:val="Hyperlink"/>
-            </w:rPr>
-            <w:t xml:space="preserve">into </w:t>
-          </w:r>
-        </w:hyperlink>
-      </w:r>
-      <w:r>
-        <w:rPr>
-          <w:rFonts w:ascii="Charis SIL Italic" w:hAnsi="Charis SIL Italic" w:eastAsia="Charis SIL Italic"/>
-          <w:b w:val="0"/>
-          <w:i/>
-          <w:color w:val="0000FF"/>
-          <w:sz w:val="24"/>
-          <w:u w:val="single"/>
-        </w:rPr>
-        <w:hyperlink r:id="rId10" w:history="1">
-          <w:r>
-            <w:rPr>
-              <w:rStyle w:val="Hyperlink"/>
-            </w:rPr>
-            <w:t>coll</w:t>
-          </w:r>
-        </w:hyperlink>
-      </w:r>
-      <w:r>
-        <w:rPr>
-          <w:rFonts w:ascii="Charis SIL Italic" w:hAnsi="Charis SIL Italic" w:eastAsia="Charis SIL Italic"/>
-          <w:b w:val="0"/>
-          <w:i/>
-          <w:color w:val="0000FF"/>
-          <w:sz w:val="24"/>
-          <w:u w:val="single"/>
-        </w:rPr>
-        <w:hyperlink r:id="rId10" w:history="1">
-          <w:r>
-            <w:rPr>
-              <w:rStyle w:val="Hyperlink"/>
-            </w:rPr>
-            <w:t>e</w:t>
-          </w:r>
-        </w:hyperlink>
-      </w:r>
-      <w:r>
-        <w:rPr>
-          <w:rFonts w:ascii="Charis SIL Italic" w:hAnsi="Charis SIL Italic" w:eastAsia="Charis SIL Italic"/>
-          <w:b w:val="0"/>
-          <w:i/>
-          <w:color w:val="0000FF"/>
-          <w:sz w:val="24"/>
-          <w:u w:val="single"/>
-        </w:rPr>
-        <w:hyperlink r:id="rId10" w:history="1">
           <w:r>
             <w:rPr>
               <w:rStyle w:val="Hyperlink"/>
@@ -938,7 +907,7 @@
           <w:sz w:val="24"/>
           <w:u w:val="single"/>
         </w:rPr>
-        <w:hyperlink r:id="rId10" w:history="1">
+        <w:hyperlink r:id="rId9" w:history="1">
           <w:r>
             <w:rPr>
               <w:rStyle w:val="Hyperlink"/>
@@ -954,14 +923,35 @@
           <w:i/>
           <w:color w:val="0000FF"/>
           <w:sz w:val="24"/>
+        </w:rPr>
+        <w:t>m</w:t>
+      </w:r>
+      <w:r>
+        <w:rPr>
+          <w:rFonts w:ascii="Charis SIL Italic" w:hAnsi="Charis SIL Italic" w:eastAsia="Charis SIL Italic"/>
+          <w:b w:val="0"/>
+          <w:i/>
+          <w:color w:val="0000FF"/>
+          <w:sz w:val="24"/>
           <w:u w:val="single"/>
         </w:rPr>
-        <w:hyperlink r:id="rId10" w:history="1">
+        <w:t xml:space="preserve"> </w:t>
+      </w:r>
+      <w:r>
+        <w:rPr>
+          <w:rFonts w:ascii="Charis SIL Italic" w:hAnsi="Charis SIL Italic" w:eastAsia="Charis SIL Italic"/>
+          <w:b w:val="0"/>
+          <w:i/>
+          <w:color w:val="0000FF"/>
+          <w:sz w:val="24"/>
+          <w:u w:val="single"/>
+        </w:rPr>
+        <w:hyperlink r:id="rId9" w:history="1">
           <w:r>
             <w:rPr>
               <w:rStyle w:val="Hyperlink"/>
             </w:rPr>
-            <w:t>m</w:t>
+            <w:t>a</w:t>
           </w:r>
         </w:hyperlink>
       </w:r>
@@ -974,7 +964,25 @@
           <w:sz w:val="24"/>
           <w:u w:val="single"/>
         </w:rPr>
-        <w:t xml:space="preserve"> a coloni</w:t>
+        <w:t xml:space="preserve"> </w:t>
+      </w:r>
+      <w:r>
+        <w:rPr>
+          <w:rFonts w:ascii="Charis SIL Italic" w:hAnsi="Charis SIL Italic" w:eastAsia="Charis SIL Italic"/>
+          <w:b w:val="0"/>
+          <w:i/>
+          <w:color w:val="0000FF"/>
+          <w:sz w:val="24"/>
+          <w:u w:val="single"/>
+        </w:rPr>
+        <w:hyperlink r:id="rId9" w:history="1">
+          <w:r>
+            <w:rPr>
+              <w:rStyle w:val="Hyperlink"/>
+            </w:rPr>
+            <w:t>coloni</w:t>
+          </w:r>
+        </w:hyperlink>
       </w:r>
       <w:r>
         <w:rPr>
@@ -1043,7 +1051,7 @@
           <w:sz w:val="24"/>
           <w:u w:val="single"/>
         </w:rPr>
-        <w:hyperlink r:id="rId9" w:history="1">
+        <w:hyperlink r:id="rId10" w:history="1">
           <w:r>
             <w:rPr>
               <w:rStyle w:val="Hyperlink"/>
@@ -1072,7 +1080,7 @@
           <w:sz w:val="24"/>
           <w:u w:val="single"/>
         </w:rPr>
-        <w:hyperlink r:id="rId9" w:history="1">
+        <w:hyperlink r:id="rId10" w:history="1">
           <w:r>
             <w:rPr>
               <w:rStyle w:val="Hyperlink"/>
@@ -1210,13 +1218,21 @@
       </w:r>
       <w:r>
         <w:rPr>
+          <w:u w:val="single" w:color="0000ff"/>
           <w:rFonts w:ascii="Charis SIL Regular" w:hAnsi="Charis SIL Regular" w:eastAsia="Charis SIL Regular"/>
           <w:b w:val="0"/>
           <w:i w:val="0"/>
           <w:color w:val="000000"/>
           <w:sz w:val="24"/>
         </w:rPr>
-        <w:t>Other rele</w:t>
+        <w:hyperlink r:id="rId10" w:history="1">
+          <w:r>
+            <w:rPr>
+              <w:rStyle w:val="Hyperlink"/>
+            </w:rPr>
+            <w:t>Other rele</w:t>
+          </w:r>
+        </w:hyperlink>
       </w:r>
       <w:r>
         <w:rPr>
@@ -3297,9 +3313,15 @@
           <w:i/>
           <w:color w:val="0000FF"/>
           <w:sz w:val="24"/>
-          <w:u w:val="single"/>
-        </w:rPr>
-        <w:t>c</w:t>
+        </w:rPr>
+        <w:hyperlink r:id="rId15" w:history="1">
+          <w:r>
+            <w:rPr>
+              <w:rStyle w:val="Hyperlink"/>
+            </w:rPr>
+            <w:t>c</w:t>
+          </w:r>
+        </w:hyperlink>
       </w:r>
       <w:r>
         <w:rPr>
@@ -3308,6 +3330,7 @@
           <w:i/>
           <w:color w:val="0000FF"/>
           <w:sz w:val="24"/>
+          <w:u w:val="single"/>
         </w:rPr>
         <w:t>e</w:t>
       </w:r>
@@ -3349,101 +3372,7 @@
           <w:sz w:val="24"/>
           <w:u w:val="single"/>
         </w:rPr>
-        <w:hyperlink r:id="rId15" w:history="1">
-          <w:r>
-            <w:rPr>
-              <w:rStyle w:val="Hyperlink"/>
-            </w:rPr>
-            <w:t>cultural</w:t>
-          </w:r>
-        </w:hyperlink>
-      </w:r>
-      <w:r>
-        <w:rPr>
-          <w:rFonts w:ascii="Charis SIL Italic" w:hAnsi="Charis SIL Italic" w:eastAsia="Charis SIL Italic"/>
-          <w:b w:val="0"/>
-          <w:i/>
-          <w:color w:val="0000FF"/>
-          <w:sz w:val="24"/>
-          <w:u w:val="single"/>
-        </w:rPr>
-        <w:t xml:space="preserve"> </w:t>
-      </w:r>
-      <w:r>
-        <w:rPr>
-          <w:rFonts w:ascii="Charis SIL Italic" w:hAnsi="Charis SIL Italic" w:eastAsia="Charis SIL Italic"/>
-          <w:b w:val="0"/>
-          <w:i/>
-          <w:color w:val="0000FF"/>
-          <w:sz w:val="24"/>
-          <w:u w:val="single"/>
-        </w:rPr>
-        <w:hyperlink r:id="rId15" w:history="1">
-          <w:r>
-            <w:rPr>
-              <w:rStyle w:val="Hyperlink"/>
-            </w:rPr>
-            <w:t>objects</w:t>
-          </w:r>
-        </w:hyperlink>
-      </w:r>
-      <w:r>
-        <w:rPr>
-          <w:rFonts w:ascii="Charis SIL Italic" w:hAnsi="Charis SIL Italic" w:eastAsia="Charis SIL Italic"/>
-          <w:b w:val="0"/>
-          <w:i/>
-          <w:color w:val="0000FF"/>
-          <w:sz w:val="24"/>
-          <w:u w:val="single"/>
-        </w:rPr>
-        <w:t xml:space="preserve"> </w:t>
-      </w:r>
-      <w:r>
-        <w:rPr>
-          <w:rFonts w:ascii="Charis SIL Italic" w:hAnsi="Charis SIL Italic" w:eastAsia="Charis SIL Italic"/>
-          <w:b w:val="0"/>
-          <w:i/>
-          <w:color w:val="0000FF"/>
-          <w:sz w:val="24"/>
-          <w:u w:val="single"/>
-        </w:rPr>
-        <w:hyperlink r:id="rId15" w:history="1">
-          <w:r>
-            <w:rPr>
-              <w:rStyle w:val="Hyperlink"/>
-            </w:rPr>
-            <w:t>and</w:t>
-          </w:r>
-        </w:hyperlink>
-      </w:r>
-      <w:r>
-        <w:rPr>
-          <w:rFonts w:ascii="Charis SIL Italic" w:hAnsi="Charis SIL Italic" w:eastAsia="Charis SIL Italic"/>
-          <w:b w:val="0"/>
-          <w:i/>
-          <w:color w:val="0000FF"/>
-          <w:sz w:val="24"/>
-          <w:u w:val="single"/>
-        </w:rPr>
-        <w:t xml:space="preserve"> </w:t>
-      </w:r>
-      <w:r>
-        <w:rPr>
-          <w:rFonts w:ascii="Charis SIL Italic" w:hAnsi="Charis SIL Italic" w:eastAsia="Charis SIL Italic"/>
-          <w:b w:val="0"/>
-          <w:i/>
-          <w:color w:val="0000FF"/>
-          <w:sz w:val="24"/>
-          <w:u w:val="single"/>
-        </w:rPr>
-        <w:hyperlink r:id="rId15" w:history="1">
-          <w:r>
-            <w:rPr>
-              <w:rStyle w:val="Hyperlink"/>
-            </w:rPr>
-            <w:t>collections</w:t>
-          </w:r>
-        </w:hyperlink>
+        <w:t>cultural objects and collections</w:t>
       </w:r>
       <w:r>
         <w:rPr>
@@ -3635,13 +3564,75 @@
       </w:r>
       <w:r>
         <w:rPr>
+          <w:u w:val="single" w:color="0000ff"/>
           <w:rFonts w:ascii="Charis SIL Regular" w:hAnsi="Charis SIL Regular" w:eastAsia="Charis SIL Regular"/>
           <w:b w:val="0"/>
           <w:i w:val="0"/>
           <w:color w:val="000000"/>
           <w:sz w:val="24"/>
         </w:rPr>
-        <w:t xml:space="preserve"> (Amsterdam: Rijksmuse</w:t>
+        <w:hyperlink r:id="rId15" w:history="1">
+          <w:r>
+            <w:rPr>
+              <w:rStyle w:val="Hyperlink"/>
+            </w:rPr>
+            <w:t xml:space="preserve"> (</w:t>
+          </w:r>
+        </w:hyperlink>
+      </w:r>
+      <w:r>
+        <w:rPr>
+          <w:u w:val="single" w:color="0000ff"/>
+          <w:rFonts w:ascii="Charis SIL Regular" w:hAnsi="Charis SIL Regular" w:eastAsia="Charis SIL Regular"/>
+          <w:b w:val="0"/>
+          <w:i w:val="0"/>
+          <w:color w:val="000000"/>
+          <w:sz w:val="24"/>
+        </w:rPr>
+        <w:hyperlink r:id="rId15" w:history="1">
+          <w:r>
+            <w:rPr>
+              <w:rStyle w:val="Hyperlink"/>
+            </w:rPr>
+            <w:t>Amster</w:t>
+          </w:r>
+        </w:hyperlink>
+      </w:r>
+      <w:r>
+        <w:rPr>
+          <w:u w:val="single" w:color="0000ff"/>
+          <w:rFonts w:ascii="Charis SIL Regular" w:hAnsi="Charis SIL Regular" w:eastAsia="Charis SIL Regular"/>
+          <w:b w:val="0"/>
+          <w:i w:val="0"/>
+          <w:color w:val="000000"/>
+          <w:sz w:val="24"/>
+        </w:rPr>
+        <w:hyperlink r:id="rId15" w:history="1">
+          <w:r>
+            <w:rPr>
+              <w:rStyle w:val="Hyperlink"/>
+            </w:rPr>
+            <w:t>dam</w:t>
+          </w:r>
+        </w:hyperlink>
+      </w:r>
+      <w:r>
+        <w:rPr>
+          <w:u w:val="single" w:color="0000ff"/>
+          <w:rFonts w:ascii="Charis SIL Regular" w:hAnsi="Charis SIL Regular" w:eastAsia="Charis SIL Regular"/>
+          <w:b w:val="0"/>
+          <w:i w:val="0"/>
+          <w:color w:val="000000"/>
+          <w:sz w:val="24"/>
+        </w:rPr>
+        <w:hyperlink r:id="rId15" w:history="1">
+          <w:r>
+            <w:rPr>
+              <w:rStyle w:val="Hyperlink"/>
+            </w:rPr>
+            <w:t>: Rijksmuse</w:t>
+          </w:r>
+        </w:hyperlink>
       </w:r>
       <w:r>
         <w:rPr>
@@ -3663,13 +3654,24 @@
       </w:r>
       <w:r>
         <w:rPr>
+          <w:u w:val="single" w:color="0000ff"/>
           <w:rFonts w:ascii="Charis SIL Regular" w:hAnsi="Charis SIL Regular" w:eastAsia="Charis SIL Regular"/>
           <w:b w:val="0"/>
           <w:i w:val="0"/>
           <w:color w:val="000000"/>
           <w:sz w:val="24"/>
         </w:rPr>
-        <w:t xml:space="preserve">m, </w:t>
+        <w:t>m</w:t>
+      </w:r>
+      <w:r>
+        <w:rPr>
+          <w:rFonts w:ascii="Charis SIL Regular" w:hAnsi="Charis SIL Regular" w:eastAsia="Charis SIL Regular"/>
+          <w:b w:val="0"/>
+          <w:i w:val="0"/>
+          <w:color w:val="000000"/>
+          <w:sz w:val="24"/>
+        </w:rPr>
+        <w:t xml:space="preserve">, </w:t>
       </w:r>
       <w:r>
         <w:rPr>

--- a/EXPORTS/DOCX/published/niveau1/English/DoingResearch.docx
+++ b/EXPORTS/DOCX/published/niveau1/English/DoingResearch.docx
@@ -338,7 +338,7 @@
             <w:rPr>
               <w:rStyle w:val="Hyperlink"/>
             </w:rPr>
-            <w:t>significanc</w:t>
+            <w:t>significan</w:t>
           </w:r>
         </w:hyperlink>
       </w:r>
@@ -349,7 +349,23 @@
           <w:i/>
           <w:color w:val="0000FF"/>
           <w:sz w:val="24"/>
-          <w:u w:val="single"/>
+        </w:rPr>
+        <w:hyperlink r:id="rId9" w:history="1">
+          <w:r>
+            <w:rPr>
+              <w:rStyle w:val="Hyperlink"/>
+            </w:rPr>
+            <w:t>c</w:t>
+          </w:r>
+        </w:hyperlink>
+      </w:r>
+      <w:r>
+        <w:rPr>
+          <w:rFonts w:ascii="Charis SIL Italic" w:hAnsi="Charis SIL Italic" w:eastAsia="Charis SIL Italic"/>
+          <w:b w:val="0"/>
+          <w:i/>
+          <w:color w:val="0000FF"/>
+          <w:sz w:val="24"/>
         </w:rPr>
         <w:t>e</w:t>
       </w:r>
@@ -418,6 +434,7 @@
           <w:i/>
           <w:color w:val="0000FF"/>
           <w:sz w:val="24"/>
+          <w:u w:val="single"/>
         </w:rPr>
         <w:t xml:space="preserve"> </w:t>
       </w:r>
@@ -701,7 +718,86 @@
           <w:color w:val="000000"/>
           <w:sz w:val="24"/>
         </w:rPr>
-        <w:t xml:space="preserve">e publication </w:t>
+        <w:hyperlink r:id="rId9" w:history="1">
+          <w:r>
+            <w:rPr>
+              <w:rStyle w:val="Hyperlink"/>
+            </w:rPr>
+            <w:t>e</w:t>
+          </w:r>
+        </w:hyperlink>
+      </w:r>
+      <w:r>
+        <w:rPr>
+          <w:u w:val="single" w:color="0000ff"/>
+          <w:rFonts w:ascii="Charis SIL Regular" w:hAnsi="Charis SIL Regular" w:eastAsia="Charis SIL Regular"/>
+          <w:b w:val="0"/>
+          <w:i w:val="0"/>
+          <w:color w:val="000000"/>
+          <w:sz w:val="24"/>
+        </w:rPr>
+        <w:hyperlink r:id="rId9" w:history="1">
+          <w:r>
+            <w:rPr>
+              <w:rStyle w:val="Hyperlink"/>
+            </w:rPr>
+            <w:t xml:space="preserve"> publi</w:t>
+          </w:r>
+        </w:hyperlink>
+      </w:r>
+      <w:r>
+        <w:rPr>
+          <w:u w:val="single" w:color="0000ff"/>
+          <w:rFonts w:ascii="Charis SIL Regular" w:hAnsi="Charis SIL Regular" w:eastAsia="Charis SIL Regular"/>
+          <w:b w:val="0"/>
+          <w:i w:val="0"/>
+          <w:color w:val="000000"/>
+          <w:sz w:val="24"/>
+        </w:rPr>
+        <w:hyperlink r:id="rId9" w:history="1">
+          <w:r>
+            <w:rPr>
+              <w:rStyle w:val="Hyperlink"/>
+            </w:rPr>
+            <w:t>c</w:t>
+          </w:r>
+        </w:hyperlink>
+      </w:r>
+      <w:r>
+        <w:rPr>
+          <w:u w:val="single" w:color="0000ff"/>
+          <w:rFonts w:ascii="Charis SIL Regular" w:hAnsi="Charis SIL Regular" w:eastAsia="Charis SIL Regular"/>
+          <w:b w:val="0"/>
+          <w:i w:val="0"/>
+          <w:color w:val="000000"/>
+          <w:sz w:val="24"/>
+        </w:rPr>
+        <w:hyperlink r:id="rId9" w:history="1">
+          <w:r>
+            <w:rPr>
+              <w:rStyle w:val="Hyperlink"/>
+            </w:rPr>
+            <w:t>atio</w:t>
+          </w:r>
+        </w:hyperlink>
+      </w:r>
+      <w:r>
+        <w:rPr>
+          <w:u w:val="single" w:color="0000ff"/>
+          <w:rFonts w:ascii="Charis SIL Regular" w:hAnsi="Charis SIL Regular" w:eastAsia="Charis SIL Regular"/>
+          <w:b w:val="0"/>
+          <w:i w:val="0"/>
+          <w:color w:val="000000"/>
+          <w:sz w:val="24"/>
+        </w:rPr>
+        <w:hyperlink r:id="rId9" w:history="1">
+          <w:r>
+            <w:rPr>
+              <w:rStyle w:val="Hyperlink"/>
+            </w:rPr>
+            <w:t xml:space="preserve">n </w:t>
+          </w:r>
+        </w:hyperlink>
       </w:r>
       <w:r>
         <w:rPr>
@@ -777,7 +873,7 @@
           <w:sz w:val="24"/>
           <w:u w:val="single"/>
         </w:rPr>
-        <w:hyperlink r:id="rId10" w:history="1">
+        <w:hyperlink r:id="rId9" w:history="1">
           <w:r>
             <w:rPr>
               <w:rStyle w:val="Hyperlink"/>
@@ -795,7 +891,7 @@
           <w:sz w:val="24"/>
           <w:u w:val="single"/>
         </w:rPr>
-        <w:hyperlink r:id="rId10" w:history="1">
+        <w:hyperlink r:id="rId9" w:history="1">
           <w:r>
             <w:rPr>
               <w:rStyle w:val="Hyperlink"/>
@@ -842,7 +938,7 @@
           <w:sz w:val="24"/>
           <w:u w:val="single"/>
         </w:rPr>
-        <w:hyperlink r:id="rId9" w:history="1">
+        <w:hyperlink r:id="rId10" w:history="1">
           <w:r>
             <w:rPr>
               <w:rStyle w:val="Hyperlink"/>
@@ -860,7 +956,7 @@
           <w:sz w:val="24"/>
           <w:u w:val="single"/>
         </w:rPr>
-        <w:hyperlink r:id="rId9" w:history="1">
+        <w:hyperlink r:id="rId10" w:history="1">
           <w:r>
             <w:rPr>
               <w:rStyle w:val="Hyperlink"/>
@@ -1051,7 +1147,7 @@
           <w:sz w:val="24"/>
           <w:u w:val="single"/>
         </w:rPr>
-        <w:hyperlink r:id="rId10" w:history="1">
+        <w:hyperlink r:id="rId9" w:history="1">
           <w:r>
             <w:rPr>
               <w:rStyle w:val="Hyperlink"/>
@@ -1080,7 +1176,7 @@
           <w:sz w:val="24"/>
           <w:u w:val="single"/>
         </w:rPr>
-        <w:hyperlink r:id="rId10" w:history="1">
+        <w:hyperlink r:id="rId9" w:history="1">
           <w:r>
             <w:rPr>
               <w:rStyle w:val="Hyperlink"/>
@@ -2478,7 +2574,7 @@
           <w:sz w:val="24"/>
           <w:u w:val="single"/>
         </w:rPr>
-        <w:hyperlink r:id="rId12" w:history="1">
+        <w:hyperlink r:id="rId13" w:history="1">
           <w:r>
             <w:rPr>
               <w:rStyle w:val="Hyperlink"/>
@@ -3372,7 +3468,101 @@
           <w:sz w:val="24"/>
           <w:u w:val="single"/>
         </w:rPr>
-        <w:t>cultural objects and collections</w:t>
+        <w:hyperlink r:id="rId15" w:history="1">
+          <w:r>
+            <w:rPr>
+              <w:rStyle w:val="Hyperlink"/>
+            </w:rPr>
+            <w:t>cultural</w:t>
+          </w:r>
+        </w:hyperlink>
+      </w:r>
+      <w:r>
+        <w:rPr>
+          <w:rFonts w:ascii="Charis SIL Italic" w:hAnsi="Charis SIL Italic" w:eastAsia="Charis SIL Italic"/>
+          <w:b w:val="0"/>
+          <w:i/>
+          <w:color w:val="0000FF"/>
+          <w:sz w:val="24"/>
+          <w:u w:val="single"/>
+        </w:rPr>
+        <w:t xml:space="preserve"> </w:t>
+      </w:r>
+      <w:r>
+        <w:rPr>
+          <w:rFonts w:ascii="Charis SIL Italic" w:hAnsi="Charis SIL Italic" w:eastAsia="Charis SIL Italic"/>
+          <w:b w:val="0"/>
+          <w:i/>
+          <w:color w:val="0000FF"/>
+          <w:sz w:val="24"/>
+          <w:u w:val="single"/>
+        </w:rPr>
+        <w:hyperlink r:id="rId15" w:history="1">
+          <w:r>
+            <w:rPr>
+              <w:rStyle w:val="Hyperlink"/>
+            </w:rPr>
+            <w:t>objects</w:t>
+          </w:r>
+        </w:hyperlink>
+      </w:r>
+      <w:r>
+        <w:rPr>
+          <w:rFonts w:ascii="Charis SIL Italic" w:hAnsi="Charis SIL Italic" w:eastAsia="Charis SIL Italic"/>
+          <w:b w:val="0"/>
+          <w:i/>
+          <w:color w:val="0000FF"/>
+          <w:sz w:val="24"/>
+          <w:u w:val="single"/>
+        </w:rPr>
+        <w:t xml:space="preserve"> </w:t>
+      </w:r>
+      <w:r>
+        <w:rPr>
+          <w:rFonts w:ascii="Charis SIL Italic" w:hAnsi="Charis SIL Italic" w:eastAsia="Charis SIL Italic"/>
+          <w:b w:val="0"/>
+          <w:i/>
+          <w:color w:val="0000FF"/>
+          <w:sz w:val="24"/>
+          <w:u w:val="single"/>
+        </w:rPr>
+        <w:hyperlink r:id="rId15" w:history="1">
+          <w:r>
+            <w:rPr>
+              <w:rStyle w:val="Hyperlink"/>
+            </w:rPr>
+            <w:t>and</w:t>
+          </w:r>
+        </w:hyperlink>
+      </w:r>
+      <w:r>
+        <w:rPr>
+          <w:rFonts w:ascii="Charis SIL Italic" w:hAnsi="Charis SIL Italic" w:eastAsia="Charis SIL Italic"/>
+          <w:b w:val="0"/>
+          <w:i/>
+          <w:color w:val="0000FF"/>
+          <w:sz w:val="24"/>
+          <w:u w:val="single"/>
+        </w:rPr>
+        <w:t xml:space="preserve"> </w:t>
+      </w:r>
+      <w:r>
+        <w:rPr>
+          <w:rFonts w:ascii="Charis SIL Italic" w:hAnsi="Charis SIL Italic" w:eastAsia="Charis SIL Italic"/>
+          <w:b w:val="0"/>
+          <w:i/>
+          <w:color w:val="0000FF"/>
+          <w:sz w:val="24"/>
+          <w:u w:val="single"/>
+        </w:rPr>
+        <w:hyperlink r:id="rId15" w:history="1">
+          <w:r>
+            <w:rPr>
+              <w:rStyle w:val="Hyperlink"/>
+            </w:rPr>
+            <w:t>collections</w:t>
+          </w:r>
+        </w:hyperlink>
       </w:r>
       <w:r>
         <w:rPr>
@@ -4902,34 +5092,7 @@
           <w:color w:val="000000"/>
           <w:sz w:val="24"/>
         </w:rPr>
-        <w:t xml:space="preserve">•  </w:t>
-      </w:r>
-      <w:r>
-        <w:rPr>
-          <w:rFonts w:ascii="Charis SIL Regular" w:hAnsi="Charis SIL Regular" w:eastAsia="Charis SIL Regular"/>
-          <w:b w:val="0"/>
-          <w:i w:val="0"/>
-          <w:color w:val="000000"/>
-          <w:sz w:val="24"/>
-        </w:rPr>
-        <w:hyperlink r:id="rId17" w:history="1">
-          <w:r>
-            <w:rPr>
-              <w:rStyle w:val="Hyperlink"/>
-            </w:rPr>
-            <w:t xml:space="preserve">Deterts, </w:t>
-          </w:r>
-        </w:hyperlink>
-      </w:r>
-      <w:r>
-        <w:rPr>
-          <w:rFonts w:ascii="Charis SIL Regular" w:hAnsi="Charis SIL Regular" w:eastAsia="Charis SIL Regular"/>
-          <w:b w:val="0"/>
-          <w:i w:val="0"/>
-          <w:color w:val="000000"/>
-          <w:sz w:val="24"/>
-        </w:rPr>
-        <w:t xml:space="preserve">Dorothea (ed.), </w:t>
+        <w:t xml:space="preserve">•  Deterts, Dorothea (ed.), </w:t>
       </w:r>
       <w:r>
         <w:rPr>

--- a/EXPORTS/DOCX/published/niveau1/English/DoingResearch.docx
+++ b/EXPORTS/DOCX/published/niveau1/English/DoingResearch.docx
@@ -693,30 +693,58 @@
       </w:r>
       <w:r>
         <w:rPr>
-          <w:u w:val="single" w:color="0000ff"/>
           <w:rFonts w:ascii="Charis SIL Regular" w:hAnsi="Charis SIL Regular" w:eastAsia="Charis SIL Regular"/>
           <w:b w:val="0"/>
           <w:i w:val="0"/>
           <w:color w:val="000000"/>
           <w:sz w:val="24"/>
+        </w:rPr>
+        <w:t xml:space="preserve"> and the publication </w:t>
+      </w:r>
+      <w:r>
+        <w:rPr>
+          <w:rFonts w:ascii="Charis SIL Italic" w:hAnsi="Charis SIL Italic" w:eastAsia="Charis SIL Italic"/>
+          <w:b w:val="0"/>
+          <w:i/>
+          <w:color w:val="0000FF"/>
+          <w:sz w:val="24"/>
+          <w:u w:val="single"/>
         </w:rPr>
         <w:hyperlink r:id="rId9" w:history="1">
           <w:r>
             <w:rPr>
               <w:rStyle w:val="Hyperlink"/>
             </w:rPr>
-            <w:t xml:space="preserve"> and th</w:t>
+            <w:t>Provenan</w:t>
           </w:r>
         </w:hyperlink>
       </w:r>
       <w:r>
         <w:rPr>
-          <w:u w:val="single" w:color="0000ff"/>
-          <w:rFonts w:ascii="Charis SIL Regular" w:hAnsi="Charis SIL Regular" w:eastAsia="Charis SIL Regular"/>
-          <w:b w:val="0"/>
-          <w:i w:val="0"/>
-          <w:color w:val="000000"/>
-          <w:sz w:val="24"/>
+          <w:rFonts w:ascii="Charis SIL Italic" w:hAnsi="Charis SIL Italic" w:eastAsia="Charis SIL Italic"/>
+          <w:b w:val="0"/>
+          <w:i/>
+          <w:color w:val="0000FF"/>
+          <w:sz w:val="24"/>
+          <w:u w:val="single"/>
+        </w:rPr>
+        <w:hyperlink r:id="rId9" w:history="1">
+          <w:r>
+            <w:rPr>
+              <w:rStyle w:val="Hyperlink"/>
+            </w:rPr>
+            <w:t>c</w:t>
+          </w:r>
+        </w:hyperlink>
+      </w:r>
+      <w:r>
+        <w:rPr>
+          <w:rFonts w:ascii="Charis SIL Italic" w:hAnsi="Charis SIL Italic" w:eastAsia="Charis SIL Italic"/>
+          <w:b w:val="0"/>
+          <w:i/>
+          <w:color w:val="0000FF"/>
+          <w:sz w:val="24"/>
+          <w:u w:val="single"/>
         </w:rPr>
         <w:hyperlink r:id="rId9" w:history="1">
           <w:r>
@@ -729,109 +757,95 @@
       </w:r>
       <w:r>
         <w:rPr>
-          <w:u w:val="single" w:color="0000ff"/>
-          <w:rFonts w:ascii="Charis SIL Regular" w:hAnsi="Charis SIL Regular" w:eastAsia="Charis SIL Regular"/>
-          <w:b w:val="0"/>
-          <w:i w:val="0"/>
-          <w:color w:val="000000"/>
-          <w:sz w:val="24"/>
+          <w:rFonts w:ascii="Charis SIL Italic" w:hAnsi="Charis SIL Italic" w:eastAsia="Charis SIL Italic"/>
+          <w:b w:val="0"/>
+          <w:i/>
+          <w:color w:val="0000FF"/>
+          <w:sz w:val="24"/>
+          <w:u w:val="single"/>
+        </w:rPr>
+        <w:t xml:space="preserve"> </w:t>
+      </w:r>
+      <w:r>
+        <w:rPr>
+          <w:rFonts w:ascii="Charis SIL Italic" w:hAnsi="Charis SIL Italic" w:eastAsia="Charis SIL Italic"/>
+          <w:b w:val="0"/>
+          <w:i/>
+          <w:color w:val="0000FF"/>
+          <w:sz w:val="24"/>
+          <w:u w:val="single"/>
         </w:rPr>
         <w:hyperlink r:id="rId9" w:history="1">
           <w:r>
             <w:rPr>
               <w:rStyle w:val="Hyperlink"/>
             </w:rPr>
-            <w:t xml:space="preserve"> publi</w:t>
+            <w:t>r</w:t>
           </w:r>
         </w:hyperlink>
       </w:r>
       <w:r>
         <w:rPr>
-          <w:u w:val="single" w:color="0000ff"/>
-          <w:rFonts w:ascii="Charis SIL Regular" w:hAnsi="Charis SIL Regular" w:eastAsia="Charis SIL Regular"/>
-          <w:b w:val="0"/>
-          <w:i w:val="0"/>
-          <w:color w:val="000000"/>
-          <w:sz w:val="24"/>
+          <w:rFonts w:ascii="Charis SIL Italic" w:hAnsi="Charis SIL Italic" w:eastAsia="Charis SIL Italic"/>
+          <w:b w:val="0"/>
+          <w:i/>
+          <w:color w:val="0000FF"/>
+          <w:sz w:val="24"/>
+          <w:u w:val="single"/>
         </w:rPr>
         <w:hyperlink r:id="rId9" w:history="1">
           <w:r>
             <w:rPr>
               <w:rStyle w:val="Hyperlink"/>
             </w:rPr>
-            <w:t>c</w:t>
+            <w:t>esearch</w:t>
           </w:r>
         </w:hyperlink>
       </w:r>
       <w:r>
         <w:rPr>
-          <w:u w:val="single" w:color="0000ff"/>
-          <w:rFonts w:ascii="Charis SIL Regular" w:hAnsi="Charis SIL Regular" w:eastAsia="Charis SIL Regular"/>
-          <w:b w:val="0"/>
-          <w:i w:val="0"/>
-          <w:color w:val="000000"/>
-          <w:sz w:val="24"/>
+          <w:rFonts w:ascii="Charis SIL Italic" w:hAnsi="Charis SIL Italic" w:eastAsia="Charis SIL Italic"/>
+          <w:b w:val="0"/>
+          <w:i/>
+          <w:color w:val="0000FF"/>
+          <w:sz w:val="24"/>
+          <w:u w:val="single"/>
+        </w:rPr>
+        <w:t xml:space="preserve"> </w:t>
+      </w:r>
+      <w:r>
+        <w:rPr>
+          <w:rFonts w:ascii="Charis SIL Italic" w:hAnsi="Charis SIL Italic" w:eastAsia="Charis SIL Italic"/>
+          <w:b w:val="0"/>
+          <w:i/>
+          <w:color w:val="0000FF"/>
+          <w:sz w:val="24"/>
+          <w:u w:val="single"/>
+        </w:rPr>
+        <w:hyperlink r:id="rId10" w:history="1">
+          <w:r>
+            <w:rPr>
+              <w:rStyle w:val="Hyperlink"/>
+            </w:rPr>
+            <w:t xml:space="preserve">into </w:t>
+          </w:r>
+        </w:hyperlink>
+      </w:r>
+      <w:r>
+        <w:rPr>
+          <w:rFonts w:ascii="Charis SIL Italic" w:hAnsi="Charis SIL Italic" w:eastAsia="Charis SIL Italic"/>
+          <w:b w:val="0"/>
+          <w:i/>
+          <w:color w:val="0000FF"/>
+          <w:sz w:val="24"/>
+          <w:u w:val="single"/>
         </w:rPr>
         <w:hyperlink r:id="rId9" w:history="1">
           <w:r>
             <w:rPr>
               <w:rStyle w:val="Hyperlink"/>
             </w:rPr>
-            <w:t>atio</w:t>
-          </w:r>
-        </w:hyperlink>
-      </w:r>
-      <w:r>
-        <w:rPr>
-          <w:u w:val="single" w:color="0000ff"/>
-          <w:rFonts w:ascii="Charis SIL Regular" w:hAnsi="Charis SIL Regular" w:eastAsia="Charis SIL Regular"/>
-          <w:b w:val="0"/>
-          <w:i w:val="0"/>
-          <w:color w:val="000000"/>
-          <w:sz w:val="24"/>
-        </w:rPr>
-        <w:hyperlink r:id="rId9" w:history="1">
-          <w:r>
-            <w:rPr>
-              <w:rStyle w:val="Hyperlink"/>
-            </w:rPr>
-            <w:t xml:space="preserve">n </w:t>
-          </w:r>
-        </w:hyperlink>
-      </w:r>
-      <w:r>
-        <w:rPr>
-          <w:rFonts w:ascii="Charis SIL Italic" w:hAnsi="Charis SIL Italic" w:eastAsia="Charis SIL Italic"/>
-          <w:b w:val="0"/>
-          <w:i/>
-          <w:color w:val="0000FF"/>
-          <w:sz w:val="24"/>
-          <w:u w:val="single"/>
-        </w:rPr>
-        <w:hyperlink r:id="rId9" w:history="1">
-          <w:r>
-            <w:rPr>
-              <w:rStyle w:val="Hyperlink"/>
-            </w:rPr>
-            <w:t>Provenan</w:t>
-          </w:r>
-        </w:hyperlink>
-      </w:r>
-      <w:r>
-        <w:rPr>
-          <w:rFonts w:ascii="Charis SIL Italic" w:hAnsi="Charis SIL Italic" w:eastAsia="Charis SIL Italic"/>
-          <w:b w:val="0"/>
-          <w:i/>
-          <w:color w:val="0000FF"/>
-          <w:sz w:val="24"/>
-          <w:u w:val="single"/>
-        </w:rPr>
-        <w:hyperlink r:id="rId9" w:history="1">
-          <w:r>
-            <w:rPr>
-              <w:rStyle w:val="Hyperlink"/>
-            </w:rPr>
-            <w:t>c</w:t>
+            <w:t>coll</w:t>
           </w:r>
         </w:hyperlink>
       </w:r>
@@ -862,118 +876,6 @@
           <w:sz w:val="24"/>
           <w:u w:val="single"/>
         </w:rPr>
-        <w:t xml:space="preserve"> </w:t>
-      </w:r>
-      <w:r>
-        <w:rPr>
-          <w:rFonts w:ascii="Charis SIL Italic" w:hAnsi="Charis SIL Italic" w:eastAsia="Charis SIL Italic"/>
-          <w:b w:val="0"/>
-          <w:i/>
-          <w:color w:val="0000FF"/>
-          <w:sz w:val="24"/>
-          <w:u w:val="single"/>
-        </w:rPr>
-        <w:hyperlink r:id="rId9" w:history="1">
-          <w:r>
-            <w:rPr>
-              <w:rStyle w:val="Hyperlink"/>
-            </w:rPr>
-            <w:t>r</w:t>
-          </w:r>
-        </w:hyperlink>
-      </w:r>
-      <w:r>
-        <w:rPr>
-          <w:rFonts w:ascii="Charis SIL Italic" w:hAnsi="Charis SIL Italic" w:eastAsia="Charis SIL Italic"/>
-          <w:b w:val="0"/>
-          <w:i/>
-          <w:color w:val="0000FF"/>
-          <w:sz w:val="24"/>
-          <w:u w:val="single"/>
-        </w:rPr>
-        <w:hyperlink r:id="rId9" w:history="1">
-          <w:r>
-            <w:rPr>
-              <w:rStyle w:val="Hyperlink"/>
-            </w:rPr>
-            <w:t>esearch</w:t>
-          </w:r>
-        </w:hyperlink>
-      </w:r>
-      <w:r>
-        <w:rPr>
-          <w:rFonts w:ascii="Charis SIL Italic" w:hAnsi="Charis SIL Italic" w:eastAsia="Charis SIL Italic"/>
-          <w:b w:val="0"/>
-          <w:i/>
-          <w:color w:val="0000FF"/>
-          <w:sz w:val="24"/>
-          <w:u w:val="single"/>
-        </w:rPr>
-        <w:t xml:space="preserve"> </w:t>
-      </w:r>
-      <w:r>
-        <w:rPr>
-          <w:rFonts w:ascii="Charis SIL Italic" w:hAnsi="Charis SIL Italic" w:eastAsia="Charis SIL Italic"/>
-          <w:b w:val="0"/>
-          <w:i/>
-          <w:color w:val="0000FF"/>
-          <w:sz w:val="24"/>
-          <w:u w:val="single"/>
-        </w:rPr>
-        <w:hyperlink r:id="rId9" w:history="1">
-          <w:r>
-            <w:rPr>
-              <w:rStyle w:val="Hyperlink"/>
-            </w:rPr>
-            <w:t xml:space="preserve">into </w:t>
-          </w:r>
-        </w:hyperlink>
-      </w:r>
-      <w:r>
-        <w:rPr>
-          <w:rFonts w:ascii="Charis SIL Italic" w:hAnsi="Charis SIL Italic" w:eastAsia="Charis SIL Italic"/>
-          <w:b w:val="0"/>
-          <w:i/>
-          <w:color w:val="0000FF"/>
-          <w:sz w:val="24"/>
-          <w:u w:val="single"/>
-        </w:rPr>
-        <w:hyperlink r:id="rId10" w:history="1">
-          <w:r>
-            <w:rPr>
-              <w:rStyle w:val="Hyperlink"/>
-            </w:rPr>
-            <w:t>coll</w:t>
-          </w:r>
-        </w:hyperlink>
-      </w:r>
-      <w:r>
-        <w:rPr>
-          <w:rFonts w:ascii="Charis SIL Italic" w:hAnsi="Charis SIL Italic" w:eastAsia="Charis SIL Italic"/>
-          <w:b w:val="0"/>
-          <w:i/>
-          <w:color w:val="0000FF"/>
-          <w:sz w:val="24"/>
-          <w:u w:val="single"/>
-        </w:rPr>
-        <w:hyperlink r:id="rId10" w:history="1">
-          <w:r>
-            <w:rPr>
-              <w:rStyle w:val="Hyperlink"/>
-            </w:rPr>
-            <w:t>e</w:t>
-          </w:r>
-        </w:hyperlink>
-      </w:r>
-      <w:r>
-        <w:rPr>
-          <w:rFonts w:ascii="Charis SIL Italic" w:hAnsi="Charis SIL Italic" w:eastAsia="Charis SIL Italic"/>
-          <w:b w:val="0"/>
-          <w:i/>
-          <w:color w:val="0000FF"/>
-          <w:sz w:val="24"/>
-          <w:u w:val="single"/>
-        </w:rPr>
         <w:hyperlink r:id="rId9" w:history="1">
           <w:r>
             <w:rPr>
@@ -1176,7 +1078,7 @@
           <w:sz w:val="24"/>
           <w:u w:val="single"/>
         </w:rPr>
-        <w:hyperlink r:id="rId9" w:history="1">
+        <w:hyperlink r:id="rId10" w:history="1">
           <w:r>
             <w:rPr>
               <w:rStyle w:val="Hyperlink"/>
@@ -1187,6 +1089,16 @@
       </w:r>
       <w:r>
         <w:rPr>
+          <w:rFonts w:ascii="Charis SIL Regular" w:hAnsi="Charis SIL Regular" w:eastAsia="Charis SIL Regular"/>
+          <w:b w:val="0"/>
+          <w:i w:val="0"/>
+          <w:color w:val="000000"/>
+          <w:sz w:val="24"/>
+        </w:rPr>
+        <w:t xml:space="preserve"> by the Cultural Herita</w:t>
+      </w:r>
+      <w:r>
+        <w:rPr>
           <w:u w:val="single" w:color="0000ff"/>
           <w:rFonts w:ascii="Charis SIL Regular" w:hAnsi="Charis SIL Regular" w:eastAsia="Charis SIL Regular"/>
           <w:b w:val="0"/>
@@ -1194,78 +1106,7 @@
           <w:color w:val="000000"/>
           <w:sz w:val="24"/>
         </w:rPr>
-        <w:hyperlink r:id="rId9" w:history="1">
-          <w:r>
-            <w:rPr>
-              <w:rStyle w:val="Hyperlink"/>
-            </w:rPr>
-            <w:t xml:space="preserve"> b</w:t>
-          </w:r>
-        </w:hyperlink>
-      </w:r>
-      <w:r>
-        <w:rPr>
-          <w:rFonts w:ascii="Charis SIL Regular" w:hAnsi="Charis SIL Regular" w:eastAsia="Charis SIL Regular"/>
-          <w:b w:val="0"/>
-          <w:i w:val="0"/>
-          <w:color w:val="000000"/>
-          <w:sz w:val="24"/>
-        </w:rPr>
-        <w:t>y the Cultural Herita</w:t>
-      </w:r>
-      <w:r>
-        <w:rPr>
-          <w:u w:val="single" w:color="0000ff"/>
-          <w:rFonts w:ascii="Charis SIL Regular" w:hAnsi="Charis SIL Regular" w:eastAsia="Charis SIL Regular"/>
-          <w:b w:val="0"/>
-          <w:i w:val="0"/>
-          <w:color w:val="000000"/>
-          <w:sz w:val="24"/>
-        </w:rPr>
-        <w:hyperlink r:id="rId10" w:history="1">
-          <w:r>
-            <w:rPr>
-              <w:rStyle w:val="Hyperlink"/>
-            </w:rPr>
-            <w:t xml:space="preserve">ge Agency </w:t>
-          </w:r>
-        </w:hyperlink>
-      </w:r>
-      <w:r>
-        <w:rPr>
-          <w:u w:val="single" w:color="0000ff"/>
-          <w:rFonts w:ascii="Charis SIL Regular" w:hAnsi="Charis SIL Regular" w:eastAsia="Charis SIL Regular"/>
-          <w:b w:val="0"/>
-          <w:i w:val="0"/>
-          <w:color w:val="000000"/>
-          <w:sz w:val="24"/>
-        </w:rPr>
-        <w:hyperlink r:id="rId10" w:history="1">
-          <w:r>
-            <w:rPr>
-              <w:rStyle w:val="Hyperlink"/>
-            </w:rPr>
-            <w:t>o</w:t>
-          </w:r>
-        </w:hyperlink>
-      </w:r>
-      <w:r>
-        <w:rPr>
-          <w:u w:val="single" w:color="0000ff"/>
-          <w:rFonts w:ascii="Charis SIL Regular" w:hAnsi="Charis SIL Regular" w:eastAsia="Charis SIL Regular"/>
-          <w:b w:val="0"/>
-          <w:i w:val="0"/>
-          <w:color w:val="000000"/>
-          <w:sz w:val="24"/>
-        </w:rPr>
-        <w:hyperlink r:id="rId10" w:history="1">
-          <w:r>
-            <w:rPr>
-              <w:rStyle w:val="Hyperlink"/>
-            </w:rPr>
-            <w:t>f the Ne</w:t>
-          </w:r>
-        </w:hyperlink>
+        <w:t>ge Agency of the Ne</w:t>
       </w:r>
       <w:r>
         <w:rPr>
@@ -2585,222 +2426,13 @@
       </w:r>
       <w:r>
         <w:rPr>
-          <w:u w:val="single" w:color="0000ff"/>
           <w:rFonts w:ascii="Charis SIL Regular" w:hAnsi="Charis SIL Regular" w:eastAsia="Charis SIL Regular"/>
           <w:b w:val="0"/>
           <w:i w:val="0"/>
           <w:color w:val="000000"/>
           <w:sz w:val="24"/>
         </w:rPr>
-        <w:hyperlink r:id="rId12" w:history="1">
-          <w:r>
-            <w:rPr>
-              <w:rStyle w:val="Hyperlink"/>
-            </w:rPr>
-            <w:t xml:space="preserve"> (Dut</w:t>
-          </w:r>
-        </w:hyperlink>
-      </w:r>
-      <w:r>
-        <w:rPr>
-          <w:u w:val="single" w:color="0000ff"/>
-          <w:rFonts w:ascii="Charis SIL Regular" w:hAnsi="Charis SIL Regular" w:eastAsia="Charis SIL Regular"/>
-          <w:b w:val="0"/>
-          <w:i w:val="0"/>
-          <w:color w:val="000000"/>
-          <w:sz w:val="24"/>
-        </w:rPr>
-        <w:hyperlink r:id="rId12" w:history="1">
-          <w:r>
-            <w:rPr>
-              <w:rStyle w:val="Hyperlink"/>
-            </w:rPr>
-            <w:t>c</w:t>
-          </w:r>
-        </w:hyperlink>
-      </w:r>
-      <w:r>
-        <w:rPr>
-          <w:u w:val="single" w:color="0000ff"/>
-          <w:rFonts w:ascii="Charis SIL Regular" w:hAnsi="Charis SIL Regular" w:eastAsia="Charis SIL Regular"/>
-          <w:b w:val="0"/>
-          <w:i w:val="0"/>
-          <w:color w:val="000000"/>
-          <w:sz w:val="24"/>
-        </w:rPr>
-        <w:hyperlink r:id="rId12" w:history="1">
-          <w:r>
-            <w:rPr>
-              <w:rStyle w:val="Hyperlink"/>
-            </w:rPr>
-            <w:t>h only) wa</w:t>
-          </w:r>
-        </w:hyperlink>
-      </w:r>
-      <w:r>
-        <w:rPr>
-          <w:u w:val="single" w:color="0000ff"/>
-          <w:rFonts w:ascii="Charis SIL Regular" w:hAnsi="Charis SIL Regular" w:eastAsia="Charis SIL Regular"/>
-          <w:b w:val="0"/>
-          <w:i w:val="0"/>
-          <w:color w:val="000000"/>
-          <w:sz w:val="24"/>
-        </w:rPr>
-        <w:hyperlink r:id="rId12" w:history="1">
-          <w:r>
-            <w:rPr>
-              <w:rStyle w:val="Hyperlink"/>
-            </w:rPr>
-            <w:t>s c</w:t>
-          </w:r>
-        </w:hyperlink>
-      </w:r>
-      <w:r>
-        <w:rPr>
-          <w:u w:val="single" w:color="0000ff"/>
-          <w:rFonts w:ascii="Charis SIL Regular" w:hAnsi="Charis SIL Regular" w:eastAsia="Charis SIL Regular"/>
-          <w:b w:val="0"/>
-          <w:i w:val="0"/>
-          <w:color w:val="000000"/>
-          <w:sz w:val="24"/>
-        </w:rPr>
-        <w:hyperlink r:id="rId12" w:history="1">
-          <w:r>
-            <w:rPr>
-              <w:rStyle w:val="Hyperlink"/>
-            </w:rPr>
-            <w:t>r</w:t>
-          </w:r>
-        </w:hyperlink>
-      </w:r>
-      <w:r>
-        <w:rPr>
-          <w:u w:val="single" w:color="0000ff"/>
-          <w:rFonts w:ascii="Charis SIL Regular" w:hAnsi="Charis SIL Regular" w:eastAsia="Charis SIL Regular"/>
-          <w:b w:val="0"/>
-          <w:i w:val="0"/>
-          <w:color w:val="000000"/>
-          <w:sz w:val="24"/>
-        </w:rPr>
-        <w:hyperlink r:id="rId12" w:history="1">
-          <w:r>
-            <w:rPr>
-              <w:rStyle w:val="Hyperlink"/>
-            </w:rPr>
-            <w:t>eated s</w:t>
-          </w:r>
-        </w:hyperlink>
-      </w:r>
-      <w:r>
-        <w:rPr>
-          <w:rFonts w:ascii="Charis SIL Regular" w:hAnsi="Charis SIL Regular" w:eastAsia="Charis SIL Regular"/>
-          <w:b w:val="0"/>
-          <w:i w:val="0"/>
-          <w:color w:val="000000"/>
-          <w:sz w:val="24"/>
-        </w:rPr>
-        <w:t>pecifically for the National Ar</w:t>
-      </w:r>
-      <w:r>
-        <w:rPr>
-          <w:u w:val="single" w:color="0000ff"/>
-          <w:rFonts w:ascii="Charis SIL Regular" w:hAnsi="Charis SIL Regular" w:eastAsia="Charis SIL Regular"/>
-          <w:b w:val="0"/>
-          <w:i w:val="0"/>
-          <w:color w:val="000000"/>
-          <w:sz w:val="24"/>
-        </w:rPr>
-        <w:hyperlink r:id="rId13" w:history="1">
-          <w:r>
-            <w:rPr>
-              <w:rStyle w:val="Hyperlink"/>
-            </w:rPr>
-            <w:t>chiv</w:t>
-          </w:r>
-        </w:hyperlink>
-      </w:r>
-      <w:r>
-        <w:rPr>
-          <w:u w:val="single" w:color="0000ff"/>
-          <w:rFonts w:ascii="Charis SIL Regular" w:hAnsi="Charis SIL Regular" w:eastAsia="Charis SIL Regular"/>
-          <w:b w:val="0"/>
-          <w:i w:val="0"/>
-          <w:color w:val="000000"/>
-          <w:sz w:val="24"/>
-        </w:rPr>
-        <w:hyperlink r:id="rId13" w:history="1">
-          <w:r>
-            <w:rPr>
-              <w:rStyle w:val="Hyperlink"/>
-            </w:rPr>
-            <w:t>e</w:t>
-          </w:r>
-        </w:hyperlink>
-      </w:r>
-      <w:r>
-        <w:rPr>
-          <w:u w:val="single" w:color="0000ff"/>
-          <w:rFonts w:ascii="Charis SIL Regular" w:hAnsi="Charis SIL Regular" w:eastAsia="Charis SIL Regular"/>
-          <w:b w:val="0"/>
-          <w:i w:val="0"/>
-          <w:color w:val="000000"/>
-          <w:sz w:val="24"/>
-        </w:rPr>
-        <w:hyperlink r:id="rId13" w:history="1">
-          <w:r>
-            <w:rPr>
-              <w:rStyle w:val="Hyperlink"/>
-            </w:rPr>
-            <w:t>s o</w:t>
-          </w:r>
-        </w:hyperlink>
-      </w:r>
-      <w:r>
-        <w:rPr>
-          <w:u w:val="single" w:color="0000ff"/>
-          <w:rFonts w:ascii="Charis SIL Regular" w:hAnsi="Charis SIL Regular" w:eastAsia="Charis SIL Regular"/>
-          <w:b w:val="0"/>
-          <w:i w:val="0"/>
-          <w:color w:val="000000"/>
-          <w:sz w:val="24"/>
-        </w:rPr>
-        <w:hyperlink r:id="rId13" w:history="1">
-          <w:r>
-            <w:rPr>
-              <w:rStyle w:val="Hyperlink"/>
-            </w:rPr>
-            <w:t>f</w:t>
-          </w:r>
-        </w:hyperlink>
-      </w:r>
-      <w:r>
-        <w:rPr>
-          <w:u w:val="single" w:color="0000ff"/>
-          <w:rFonts w:ascii="Charis SIL Regular" w:hAnsi="Charis SIL Regular" w:eastAsia="Charis SIL Regular"/>
-          <w:b w:val="0"/>
-          <w:i w:val="0"/>
-          <w:color w:val="000000"/>
-          <w:sz w:val="24"/>
-        </w:rPr>
-        <w:t xml:space="preserve"> </w:t>
-      </w:r>
-      <w:r>
-        <w:rPr>
-          <w:u w:val="single" w:color="0000ff"/>
-          <w:rFonts w:ascii="Charis SIL Regular" w:hAnsi="Charis SIL Regular" w:eastAsia="Charis SIL Regular"/>
-          <w:b w:val="0"/>
-          <w:i w:val="0"/>
-          <w:color w:val="000000"/>
-          <w:sz w:val="24"/>
-        </w:rPr>
-        <w:hyperlink r:id="rId13" w:history="1">
-          <w:r>
-            <w:rPr>
-              <w:rStyle w:val="Hyperlink"/>
-            </w:rPr>
-            <w:t>the Neth</w:t>
-          </w:r>
-        </w:hyperlink>
+        <w:t xml:space="preserve"> (Dutch only) was created specifically for the National Archives of the Neth</w:t>
       </w:r>
       <w:r>
         <w:rPr>
@@ -5092,7 +4724,34 @@
           <w:color w:val="000000"/>
           <w:sz w:val="24"/>
         </w:rPr>
-        <w:t xml:space="preserve">•  Deterts, Dorothea (ed.), </w:t>
+        <w:t xml:space="preserve">•  </w:t>
+      </w:r>
+      <w:r>
+        <w:rPr>
+          <w:rFonts w:ascii="Charis SIL Regular" w:hAnsi="Charis SIL Regular" w:eastAsia="Charis SIL Regular"/>
+          <w:b w:val="0"/>
+          <w:i w:val="0"/>
+          <w:color w:val="000000"/>
+          <w:sz w:val="24"/>
+        </w:rPr>
+        <w:hyperlink r:id="rId17" w:history="1">
+          <w:r>
+            <w:rPr>
+              <w:rStyle w:val="Hyperlink"/>
+            </w:rPr>
+            <w:t xml:space="preserve">Deterts, </w:t>
+          </w:r>
+        </w:hyperlink>
+      </w:r>
+      <w:r>
+        <w:rPr>
+          <w:rFonts w:ascii="Charis SIL Regular" w:hAnsi="Charis SIL Regular" w:eastAsia="Charis SIL Regular"/>
+          <w:b w:val="0"/>
+          <w:i w:val="0"/>
+          <w:color w:val="000000"/>
+          <w:sz w:val="24"/>
+        </w:rPr>
+        <w:t xml:space="preserve">Dorothea (ed.), </w:t>
       </w:r>
       <w:r>
         <w:rPr>

--- a/EXPORTS/DOCX/published/niveau1/English/DoingResearch.docx
+++ b/EXPORTS/DOCX/published/niveau1/English/DoingResearch.docx
@@ -465,72 +465,7 @@
           <w:sz w:val="24"/>
           <w:u w:val="single"/>
         </w:rPr>
-        <w:hyperlink r:id="rId9" w:history="1">
-          <w:r>
-            <w:rPr>
-              <w:rStyle w:val="Hyperlink"/>
-            </w:rPr>
-            <w:t>and</w:t>
-          </w:r>
-        </w:hyperlink>
-      </w:r>
-      <w:r>
-        <w:rPr>
-          <w:rFonts w:ascii="Charis SIL Italic" w:hAnsi="Charis SIL Italic" w:eastAsia="Charis SIL Italic"/>
-          <w:b w:val="0"/>
-          <w:i/>
-          <w:color w:val="0000FF"/>
-          <w:sz w:val="24"/>
-          <w:u w:val="single"/>
-        </w:rPr>
-        <w:t xml:space="preserve"> </w:t>
-      </w:r>
-      <w:r>
-        <w:rPr>
-          <w:rFonts w:ascii="Charis SIL Italic" w:hAnsi="Charis SIL Italic" w:eastAsia="Charis SIL Italic"/>
-          <w:b w:val="0"/>
-          <w:i/>
-          <w:color w:val="0000FF"/>
-          <w:sz w:val="24"/>
-          <w:u w:val="single"/>
-        </w:rPr>
-        <w:hyperlink r:id="rId9" w:history="1">
-          <w:r>
-            <w:rPr>
-              <w:rStyle w:val="Hyperlink"/>
-            </w:rPr>
-            <w:t>collections</w:t>
-          </w:r>
-        </w:hyperlink>
-      </w:r>
-      <w:r>
-        <w:rPr>
-          <w:rFonts w:ascii="Charis SIL Italic" w:hAnsi="Charis SIL Italic" w:eastAsia="Charis SIL Italic"/>
-          <w:b w:val="0"/>
-          <w:i/>
-          <w:color w:val="0000FF"/>
-          <w:sz w:val="24"/>
-          <w:u w:val="single"/>
-        </w:rPr>
-        <w:t xml:space="preserve"> </w:t>
-      </w:r>
-      <w:r>
-        <w:rPr>
-          <w:rFonts w:ascii="Charis SIL Italic" w:hAnsi="Charis SIL Italic" w:eastAsia="Charis SIL Italic"/>
-          <w:b w:val="0"/>
-          <w:i/>
-          <w:color w:val="0000FF"/>
-          <w:sz w:val="24"/>
-          <w:u w:val="single"/>
-        </w:rPr>
-        <w:hyperlink r:id="rId9" w:history="1">
-          <w:r>
-            <w:rPr>
-              <w:rStyle w:val="Hyperlink"/>
-            </w:rPr>
-            <w:t>acqui</w:t>
-          </w:r>
-        </w:hyperlink>
+        <w:t>and collections acqui</w:t>
       </w:r>
       <w:r>
         <w:rPr>
@@ -693,13 +628,111 @@
       </w:r>
       <w:r>
         <w:rPr>
+          <w:u w:val="single" w:color="0000ff"/>
           <w:rFonts w:ascii="Charis SIL Regular" w:hAnsi="Charis SIL Regular" w:eastAsia="Charis SIL Regular"/>
           <w:b w:val="0"/>
           <w:i w:val="0"/>
           <w:color w:val="000000"/>
           <w:sz w:val="24"/>
         </w:rPr>
-        <w:t xml:space="preserve"> and the publication </w:t>
+        <w:hyperlink r:id="rId9" w:history="1">
+          <w:r>
+            <w:rPr>
+              <w:rStyle w:val="Hyperlink"/>
+            </w:rPr>
+            <w:t xml:space="preserve"> and th</w:t>
+          </w:r>
+        </w:hyperlink>
+      </w:r>
+      <w:r>
+        <w:rPr>
+          <w:u w:val="single" w:color="0000ff"/>
+          <w:rFonts w:ascii="Charis SIL Regular" w:hAnsi="Charis SIL Regular" w:eastAsia="Charis SIL Regular"/>
+          <w:b w:val="0"/>
+          <w:i w:val="0"/>
+          <w:color w:val="000000"/>
+          <w:sz w:val="24"/>
+        </w:rPr>
+        <w:hyperlink r:id="rId9" w:history="1">
+          <w:r>
+            <w:rPr>
+              <w:rStyle w:val="Hyperlink"/>
+            </w:rPr>
+            <w:t>e</w:t>
+          </w:r>
+        </w:hyperlink>
+      </w:r>
+      <w:r>
+        <w:rPr>
+          <w:u w:val="single" w:color="0000ff"/>
+          <w:rFonts w:ascii="Charis SIL Regular" w:hAnsi="Charis SIL Regular" w:eastAsia="Charis SIL Regular"/>
+          <w:b w:val="0"/>
+          <w:i w:val="0"/>
+          <w:color w:val="000000"/>
+          <w:sz w:val="24"/>
+        </w:rPr>
+        <w:hyperlink r:id="rId9" w:history="1">
+          <w:r>
+            <w:rPr>
+              <w:rStyle w:val="Hyperlink"/>
+            </w:rPr>
+            <w:t xml:space="preserve"> publi</w:t>
+          </w:r>
+        </w:hyperlink>
+      </w:r>
+      <w:r>
+        <w:rPr>
+          <w:u w:val="single" w:color="0000ff"/>
+          <w:rFonts w:ascii="Charis SIL Regular" w:hAnsi="Charis SIL Regular" w:eastAsia="Charis SIL Regular"/>
+          <w:b w:val="0"/>
+          <w:i w:val="0"/>
+          <w:color w:val="000000"/>
+          <w:sz w:val="24"/>
+        </w:rPr>
+        <w:hyperlink r:id="rId9" w:history="1">
+          <w:r>
+            <w:rPr>
+              <w:rStyle w:val="Hyperlink"/>
+            </w:rPr>
+            <w:t>c</w:t>
+          </w:r>
+        </w:hyperlink>
+      </w:r>
+      <w:r>
+        <w:rPr>
+          <w:u w:val="single" w:color="0000ff"/>
+          <w:rFonts w:ascii="Charis SIL Regular" w:hAnsi="Charis SIL Regular" w:eastAsia="Charis SIL Regular"/>
+          <w:b w:val="0"/>
+          <w:i w:val="0"/>
+          <w:color w:val="000000"/>
+          <w:sz w:val="24"/>
+        </w:rPr>
+        <w:hyperlink r:id="rId9" w:history="1">
+          <w:r>
+            <w:rPr>
+              <w:rStyle w:val="Hyperlink"/>
+            </w:rPr>
+            <w:t>atio</w:t>
+          </w:r>
+        </w:hyperlink>
+      </w:r>
+      <w:r>
+        <w:rPr>
+          <w:u w:val="single" w:color="0000ff"/>
+          <w:rFonts w:ascii="Charis SIL Regular" w:hAnsi="Charis SIL Regular" w:eastAsia="Charis SIL Regular"/>
+          <w:b w:val="0"/>
+          <w:i w:val="0"/>
+          <w:color w:val="000000"/>
+          <w:sz w:val="24"/>
+        </w:rPr>
+        <w:hyperlink r:id="rId9" w:history="1">
+          <w:r>
+            <w:rPr>
+              <w:rStyle w:val="Hyperlink"/>
+            </w:rPr>
+            <w:t xml:space="preserve">n </w:t>
+          </w:r>
+        </w:hyperlink>
       </w:r>
       <w:r>
         <w:rPr>
@@ -822,7 +855,7 @@
           <w:sz w:val="24"/>
           <w:u w:val="single"/>
         </w:rPr>
-        <w:hyperlink r:id="rId10" w:history="1">
+        <w:hyperlink r:id="rId9" w:history="1">
           <w:r>
             <w:rPr>
               <w:rStyle w:val="Hyperlink"/>
@@ -921,6 +954,7 @@
           <w:i/>
           <w:color w:val="0000FF"/>
           <w:sz w:val="24"/>
+          <w:u w:val="single"/>
         </w:rPr>
         <w:t>m</w:t>
       </w:r>
@@ -944,7 +978,7 @@
           <w:sz w:val="24"/>
           <w:u w:val="single"/>
         </w:rPr>
-        <w:hyperlink r:id="rId9" w:history="1">
+        <w:hyperlink r:id="rId10" w:history="1">
           <w:r>
             <w:rPr>
               <w:rStyle w:val="Hyperlink"/>
@@ -973,7 +1007,7 @@
           <w:sz w:val="24"/>
           <w:u w:val="single"/>
         </w:rPr>
-        <w:hyperlink r:id="rId9" w:history="1">
+        <w:hyperlink r:id="rId10" w:history="1">
           <w:r>
             <w:rPr>
               <w:rStyle w:val="Hyperlink"/>
@@ -1078,7 +1112,7 @@
           <w:sz w:val="24"/>
           <w:u w:val="single"/>
         </w:rPr>
-        <w:hyperlink r:id="rId10" w:history="1">
+        <w:hyperlink r:id="rId9" w:history="1">
           <w:r>
             <w:rPr>
               <w:rStyle w:val="Hyperlink"/>
@@ -1089,13 +1123,31 @@
       </w:r>
       <w:r>
         <w:rPr>
+          <w:u w:val="single" w:color="0000ff"/>
           <w:rFonts w:ascii="Charis SIL Regular" w:hAnsi="Charis SIL Regular" w:eastAsia="Charis SIL Regular"/>
           <w:b w:val="0"/>
           <w:i w:val="0"/>
           <w:color w:val="000000"/>
           <w:sz w:val="24"/>
         </w:rPr>
-        <w:t xml:space="preserve"> by the Cultural Herita</w:t>
+        <w:hyperlink r:id="rId9" w:history="1">
+          <w:r>
+            <w:rPr>
+              <w:rStyle w:val="Hyperlink"/>
+            </w:rPr>
+            <w:t xml:space="preserve"> b</w:t>
+          </w:r>
+        </w:hyperlink>
+      </w:r>
+      <w:r>
+        <w:rPr>
+          <w:rFonts w:ascii="Charis SIL Regular" w:hAnsi="Charis SIL Regular" w:eastAsia="Charis SIL Regular"/>
+          <w:b w:val="0"/>
+          <w:i w:val="0"/>
+          <w:color w:val="000000"/>
+          <w:sz w:val="24"/>
+        </w:rPr>
+        <w:t>y the Cultural Herita</w:t>
       </w:r>
       <w:r>
         <w:rPr>
@@ -1106,7 +1158,50 @@
           <w:color w:val="000000"/>
           <w:sz w:val="24"/>
         </w:rPr>
-        <w:t>ge Agency of the Ne</w:t>
+        <w:hyperlink r:id="rId10" w:history="1">
+          <w:r>
+            <w:rPr>
+              <w:rStyle w:val="Hyperlink"/>
+            </w:rPr>
+            <w:t xml:space="preserve">ge Agency </w:t>
+          </w:r>
+        </w:hyperlink>
+      </w:r>
+      <w:r>
+        <w:rPr>
+          <w:u w:val="single" w:color="0000ff"/>
+          <w:rFonts w:ascii="Charis SIL Regular" w:hAnsi="Charis SIL Regular" w:eastAsia="Charis SIL Regular"/>
+          <w:b w:val="0"/>
+          <w:i w:val="0"/>
+          <w:color w:val="000000"/>
+          <w:sz w:val="24"/>
+        </w:rPr>
+        <w:hyperlink r:id="rId10" w:history="1">
+          <w:r>
+            <w:rPr>
+              <w:rStyle w:val="Hyperlink"/>
+            </w:rPr>
+            <w:t>o</w:t>
+          </w:r>
+        </w:hyperlink>
+      </w:r>
+      <w:r>
+        <w:rPr>
+          <w:u w:val="single" w:color="0000ff"/>
+          <w:rFonts w:ascii="Charis SIL Regular" w:hAnsi="Charis SIL Regular" w:eastAsia="Charis SIL Regular"/>
+          <w:b w:val="0"/>
+          <w:i w:val="0"/>
+          <w:color w:val="000000"/>
+          <w:sz w:val="24"/>
+        </w:rPr>
+        <w:hyperlink r:id="rId10" w:history="1">
+          <w:r>
+            <w:rPr>
+              <w:rStyle w:val="Hyperlink"/>
+            </w:rPr>
+            <w:t>f the Ne</w:t>
+          </w:r>
+        </w:hyperlink>
       </w:r>
       <w:r>
         <w:rPr>
@@ -2415,7 +2510,7 @@
           <w:sz w:val="24"/>
           <w:u w:val="single"/>
         </w:rPr>
-        <w:hyperlink r:id="rId13" w:history="1">
+        <w:hyperlink r:id="rId12" w:history="1">
           <w:r>
             <w:rPr>
               <w:rStyle w:val="Hyperlink"/>
@@ -2432,7 +2527,108 @@
           <w:color w:val="000000"/>
           <w:sz w:val="24"/>
         </w:rPr>
-        <w:t xml:space="preserve"> (Dutch only) was created specifically for the National Archives of the Neth</w:t>
+        <w:t xml:space="preserve"> (Dutch only) was created specifically for the National Ar</w:t>
+      </w:r>
+      <w:r>
+        <w:rPr>
+          <w:u w:val="single" w:color="0000ff"/>
+          <w:rFonts w:ascii="Charis SIL Regular" w:hAnsi="Charis SIL Regular" w:eastAsia="Charis SIL Regular"/>
+          <w:b w:val="0"/>
+          <w:i w:val="0"/>
+          <w:color w:val="000000"/>
+          <w:sz w:val="24"/>
+        </w:rPr>
+        <w:hyperlink r:id="rId13" w:history="1">
+          <w:r>
+            <w:rPr>
+              <w:rStyle w:val="Hyperlink"/>
+            </w:rPr>
+            <w:t>chiv</w:t>
+          </w:r>
+        </w:hyperlink>
+      </w:r>
+      <w:r>
+        <w:rPr>
+          <w:u w:val="single" w:color="0000ff"/>
+          <w:rFonts w:ascii="Charis SIL Regular" w:hAnsi="Charis SIL Regular" w:eastAsia="Charis SIL Regular"/>
+          <w:b w:val="0"/>
+          <w:i w:val="0"/>
+          <w:color w:val="000000"/>
+          <w:sz w:val="24"/>
+        </w:rPr>
+        <w:hyperlink r:id="rId13" w:history="1">
+          <w:r>
+            <w:rPr>
+              <w:rStyle w:val="Hyperlink"/>
+            </w:rPr>
+            <w:t>e</w:t>
+          </w:r>
+        </w:hyperlink>
+      </w:r>
+      <w:r>
+        <w:rPr>
+          <w:u w:val="single" w:color="0000ff"/>
+          <w:rFonts w:ascii="Charis SIL Regular" w:hAnsi="Charis SIL Regular" w:eastAsia="Charis SIL Regular"/>
+          <w:b w:val="0"/>
+          <w:i w:val="0"/>
+          <w:color w:val="000000"/>
+          <w:sz w:val="24"/>
+        </w:rPr>
+        <w:hyperlink r:id="rId13" w:history="1">
+          <w:r>
+            <w:rPr>
+              <w:rStyle w:val="Hyperlink"/>
+            </w:rPr>
+            <w:t>s o</w:t>
+          </w:r>
+        </w:hyperlink>
+      </w:r>
+      <w:r>
+        <w:rPr>
+          <w:u w:val="single" w:color="0000ff"/>
+          <w:rFonts w:ascii="Charis SIL Regular" w:hAnsi="Charis SIL Regular" w:eastAsia="Charis SIL Regular"/>
+          <w:b w:val="0"/>
+          <w:i w:val="0"/>
+          <w:color w:val="000000"/>
+          <w:sz w:val="24"/>
+        </w:rPr>
+        <w:hyperlink r:id="rId13" w:history="1">
+          <w:r>
+            <w:rPr>
+              <w:rStyle w:val="Hyperlink"/>
+            </w:rPr>
+            <w:t>f</w:t>
+          </w:r>
+        </w:hyperlink>
+      </w:r>
+      <w:r>
+        <w:rPr>
+          <w:u w:val="single" w:color="0000ff"/>
+          <w:rFonts w:ascii="Charis SIL Regular" w:hAnsi="Charis SIL Regular" w:eastAsia="Charis SIL Regular"/>
+          <w:b w:val="0"/>
+          <w:i w:val="0"/>
+          <w:color w:val="000000"/>
+          <w:sz w:val="24"/>
+        </w:rPr>
+        <w:t xml:space="preserve"> </w:t>
+      </w:r>
+      <w:r>
+        <w:rPr>
+          <w:u w:val="single" w:color="0000ff"/>
+          <w:rFonts w:ascii="Charis SIL Regular" w:hAnsi="Charis SIL Regular" w:eastAsia="Charis SIL Regular"/>
+          <w:b w:val="0"/>
+          <w:i w:val="0"/>
+          <w:color w:val="000000"/>
+          <w:sz w:val="24"/>
+        </w:rPr>
+        <w:hyperlink r:id="rId13" w:history="1">
+          <w:r>
+            <w:rPr>
+              <w:rStyle w:val="Hyperlink"/>
+            </w:rPr>
+            <w:t>the Neth</w:t>
+          </w:r>
+        </w:hyperlink>
       </w:r>
       <w:r>
         <w:rPr>

--- a/EXPORTS/DOCX/published/niveau1/English/DoingResearch.docx
+++ b/EXPORTS/DOCX/published/niveau1/English/DoingResearch.docx
@@ -338,7 +338,7 @@
             <w:rPr>
               <w:rStyle w:val="Hyperlink"/>
             </w:rPr>
-            <w:t>significan</w:t>
+            <w:t>significanc</w:t>
           </w:r>
         </w:hyperlink>
       </w:r>
@@ -349,15 +349,9 @@
           <w:i/>
           <w:color w:val="0000FF"/>
           <w:sz w:val="24"/>
-        </w:rPr>
-        <w:hyperlink r:id="rId9" w:history="1">
-          <w:r>
-            <w:rPr>
-              <w:rStyle w:val="Hyperlink"/>
-            </w:rPr>
-            <w:t>c</w:t>
-          </w:r>
-        </w:hyperlink>
+          <w:u w:val="single"/>
+        </w:rPr>
+        <w:t>e</w:t>
       </w:r>
       <w:r>
         <w:rPr>
@@ -366,17 +360,6 @@
           <w:i/>
           <w:color w:val="0000FF"/>
           <w:sz w:val="24"/>
-        </w:rPr>
-        <w:t>e</w:t>
-      </w:r>
-      <w:r>
-        <w:rPr>
-          <w:rFonts w:ascii="Charis SIL Italic" w:hAnsi="Charis SIL Italic" w:eastAsia="Charis SIL Italic"/>
-          <w:b w:val="0"/>
-          <w:i/>
-          <w:color w:val="0000FF"/>
-          <w:sz w:val="24"/>
-          <w:u w:val="single"/>
         </w:rPr>
         <w:t xml:space="preserve"> </w:t>
       </w:r>
@@ -465,7 +448,72 @@
           <w:sz w:val="24"/>
           <w:u w:val="single"/>
         </w:rPr>
-        <w:t>and collections acqui</w:t>
+        <w:hyperlink r:id="rId9" w:history="1">
+          <w:r>
+            <w:rPr>
+              <w:rStyle w:val="Hyperlink"/>
+            </w:rPr>
+            <w:t>and</w:t>
+          </w:r>
+        </w:hyperlink>
+      </w:r>
+      <w:r>
+        <w:rPr>
+          <w:rFonts w:ascii="Charis SIL Italic" w:hAnsi="Charis SIL Italic" w:eastAsia="Charis SIL Italic"/>
+          <w:b w:val="0"/>
+          <w:i/>
+          <w:color w:val="0000FF"/>
+          <w:sz w:val="24"/>
+          <w:u w:val="single"/>
+        </w:rPr>
+        <w:t xml:space="preserve"> </w:t>
+      </w:r>
+      <w:r>
+        <w:rPr>
+          <w:rFonts w:ascii="Charis SIL Italic" w:hAnsi="Charis SIL Italic" w:eastAsia="Charis SIL Italic"/>
+          <w:b w:val="0"/>
+          <w:i/>
+          <w:color w:val="0000FF"/>
+          <w:sz w:val="24"/>
+          <w:u w:val="single"/>
+        </w:rPr>
+        <w:hyperlink r:id="rId9" w:history="1">
+          <w:r>
+            <w:rPr>
+              <w:rStyle w:val="Hyperlink"/>
+            </w:rPr>
+            <w:t>collections</w:t>
+          </w:r>
+        </w:hyperlink>
+      </w:r>
+      <w:r>
+        <w:rPr>
+          <w:rFonts w:ascii="Charis SIL Italic" w:hAnsi="Charis SIL Italic" w:eastAsia="Charis SIL Italic"/>
+          <w:b w:val="0"/>
+          <w:i/>
+          <w:color w:val="0000FF"/>
+          <w:sz w:val="24"/>
+          <w:u w:val="single"/>
+        </w:rPr>
+        <w:t xml:space="preserve"> </w:t>
+      </w:r>
+      <w:r>
+        <w:rPr>
+          <w:rFonts w:ascii="Charis SIL Italic" w:hAnsi="Charis SIL Italic" w:eastAsia="Charis SIL Italic"/>
+          <w:b w:val="0"/>
+          <w:i/>
+          <w:color w:val="0000FF"/>
+          <w:sz w:val="24"/>
+          <w:u w:val="single"/>
+        </w:rPr>
+        <w:hyperlink r:id="rId9" w:history="1">
+          <w:r>
+            <w:rPr>
+              <w:rStyle w:val="Hyperlink"/>
+            </w:rPr>
+            <w:t>acqui</w:t>
+          </w:r>
+        </w:hyperlink>
       </w:r>
       <w:r>
         <w:rPr>
@@ -653,6 +701,53 @@
           <w:color w:val="000000"/>
           <w:sz w:val="24"/>
         </w:rPr>
+        <w:t xml:space="preserve">e publication </w:t>
+      </w:r>
+      <w:r>
+        <w:rPr>
+          <w:rFonts w:ascii="Charis SIL Italic" w:hAnsi="Charis SIL Italic" w:eastAsia="Charis SIL Italic"/>
+          <w:b w:val="0"/>
+          <w:i/>
+          <w:color w:val="0000FF"/>
+          <w:sz w:val="24"/>
+          <w:u w:val="single"/>
+        </w:rPr>
+        <w:hyperlink r:id="rId10" w:history="1">
+          <w:r>
+            <w:rPr>
+              <w:rStyle w:val="Hyperlink"/>
+            </w:rPr>
+            <w:t>Provenan</w:t>
+          </w:r>
+        </w:hyperlink>
+      </w:r>
+      <w:r>
+        <w:rPr>
+          <w:rFonts w:ascii="Charis SIL Italic" w:hAnsi="Charis SIL Italic" w:eastAsia="Charis SIL Italic"/>
+          <w:b w:val="0"/>
+          <w:i/>
+          <w:color w:val="0000FF"/>
+          <w:sz w:val="24"/>
+          <w:u w:val="single"/>
+        </w:rPr>
+        <w:hyperlink r:id="rId10" w:history="1">
+          <w:r>
+            <w:rPr>
+              <w:rStyle w:val="Hyperlink"/>
+            </w:rPr>
+            <w:t>c</w:t>
+          </w:r>
+        </w:hyperlink>
+      </w:r>
+      <w:r>
+        <w:rPr>
+          <w:rFonts w:ascii="Charis SIL Italic" w:hAnsi="Charis SIL Italic" w:eastAsia="Charis SIL Italic"/>
+          <w:b w:val="0"/>
+          <w:i/>
+          <w:color w:val="0000FF"/>
+          <w:sz w:val="24"/>
+          <w:u w:val="single"/>
+        </w:rPr>
         <w:hyperlink r:id="rId9" w:history="1">
           <w:r>
             <w:rPr>
@@ -664,109 +759,95 @@
       </w:r>
       <w:r>
         <w:rPr>
-          <w:u w:val="single" w:color="0000ff"/>
-          <w:rFonts w:ascii="Charis SIL Regular" w:hAnsi="Charis SIL Regular" w:eastAsia="Charis SIL Regular"/>
-          <w:b w:val="0"/>
-          <w:i w:val="0"/>
-          <w:color w:val="000000"/>
-          <w:sz w:val="24"/>
+          <w:rFonts w:ascii="Charis SIL Italic" w:hAnsi="Charis SIL Italic" w:eastAsia="Charis SIL Italic"/>
+          <w:b w:val="0"/>
+          <w:i/>
+          <w:color w:val="0000FF"/>
+          <w:sz w:val="24"/>
+          <w:u w:val="single"/>
+        </w:rPr>
+        <w:t xml:space="preserve"> </w:t>
+      </w:r>
+      <w:r>
+        <w:rPr>
+          <w:rFonts w:ascii="Charis SIL Italic" w:hAnsi="Charis SIL Italic" w:eastAsia="Charis SIL Italic"/>
+          <w:b w:val="0"/>
+          <w:i/>
+          <w:color w:val="0000FF"/>
+          <w:sz w:val="24"/>
+          <w:u w:val="single"/>
         </w:rPr>
         <w:hyperlink r:id="rId9" w:history="1">
           <w:r>
             <w:rPr>
               <w:rStyle w:val="Hyperlink"/>
             </w:rPr>
-            <w:t xml:space="preserve"> publi</w:t>
+            <w:t>r</w:t>
           </w:r>
         </w:hyperlink>
       </w:r>
       <w:r>
         <w:rPr>
-          <w:u w:val="single" w:color="0000ff"/>
-          <w:rFonts w:ascii="Charis SIL Regular" w:hAnsi="Charis SIL Regular" w:eastAsia="Charis SIL Regular"/>
-          <w:b w:val="0"/>
-          <w:i w:val="0"/>
-          <w:color w:val="000000"/>
-          <w:sz w:val="24"/>
+          <w:rFonts w:ascii="Charis SIL Italic" w:hAnsi="Charis SIL Italic" w:eastAsia="Charis SIL Italic"/>
+          <w:b w:val="0"/>
+          <w:i/>
+          <w:color w:val="0000FF"/>
+          <w:sz w:val="24"/>
+          <w:u w:val="single"/>
         </w:rPr>
         <w:hyperlink r:id="rId9" w:history="1">
           <w:r>
             <w:rPr>
               <w:rStyle w:val="Hyperlink"/>
             </w:rPr>
-            <w:t>c</w:t>
+            <w:t>esearch</w:t>
           </w:r>
         </w:hyperlink>
       </w:r>
       <w:r>
         <w:rPr>
-          <w:u w:val="single" w:color="0000ff"/>
-          <w:rFonts w:ascii="Charis SIL Regular" w:hAnsi="Charis SIL Regular" w:eastAsia="Charis SIL Regular"/>
-          <w:b w:val="0"/>
-          <w:i w:val="0"/>
-          <w:color w:val="000000"/>
-          <w:sz w:val="24"/>
+          <w:rFonts w:ascii="Charis SIL Italic" w:hAnsi="Charis SIL Italic" w:eastAsia="Charis SIL Italic"/>
+          <w:b w:val="0"/>
+          <w:i/>
+          <w:color w:val="0000FF"/>
+          <w:sz w:val="24"/>
+          <w:u w:val="single"/>
+        </w:rPr>
+        <w:t xml:space="preserve"> </w:t>
+      </w:r>
+      <w:r>
+        <w:rPr>
+          <w:rFonts w:ascii="Charis SIL Italic" w:hAnsi="Charis SIL Italic" w:eastAsia="Charis SIL Italic"/>
+          <w:b w:val="0"/>
+          <w:i/>
+          <w:color w:val="0000FF"/>
+          <w:sz w:val="24"/>
+          <w:u w:val="single"/>
         </w:rPr>
         <w:hyperlink r:id="rId9" w:history="1">
           <w:r>
             <w:rPr>
               <w:rStyle w:val="Hyperlink"/>
             </w:rPr>
-            <w:t>atio</w:t>
+            <w:t xml:space="preserve">into </w:t>
           </w:r>
         </w:hyperlink>
       </w:r>
       <w:r>
         <w:rPr>
-          <w:u w:val="single" w:color="0000ff"/>
-          <w:rFonts w:ascii="Charis SIL Regular" w:hAnsi="Charis SIL Regular" w:eastAsia="Charis SIL Regular"/>
-          <w:b w:val="0"/>
-          <w:i w:val="0"/>
-          <w:color w:val="000000"/>
-          <w:sz w:val="24"/>
+          <w:rFonts w:ascii="Charis SIL Italic" w:hAnsi="Charis SIL Italic" w:eastAsia="Charis SIL Italic"/>
+          <w:b w:val="0"/>
+          <w:i/>
+          <w:color w:val="0000FF"/>
+          <w:sz w:val="24"/>
+          <w:u w:val="single"/>
         </w:rPr>
         <w:hyperlink r:id="rId9" w:history="1">
           <w:r>
             <w:rPr>
               <w:rStyle w:val="Hyperlink"/>
             </w:rPr>
-            <w:t xml:space="preserve">n </w:t>
-          </w:r>
-        </w:hyperlink>
-      </w:r>
-      <w:r>
-        <w:rPr>
-          <w:rFonts w:ascii="Charis SIL Italic" w:hAnsi="Charis SIL Italic" w:eastAsia="Charis SIL Italic"/>
-          <w:b w:val="0"/>
-          <w:i/>
-          <w:color w:val="0000FF"/>
-          <w:sz w:val="24"/>
-          <w:u w:val="single"/>
-        </w:rPr>
-        <w:hyperlink r:id="rId9" w:history="1">
-          <w:r>
-            <w:rPr>
-              <w:rStyle w:val="Hyperlink"/>
-            </w:rPr>
-            <w:t>Provenan</w:t>
-          </w:r>
-        </w:hyperlink>
-      </w:r>
-      <w:r>
-        <w:rPr>
-          <w:rFonts w:ascii="Charis SIL Italic" w:hAnsi="Charis SIL Italic" w:eastAsia="Charis SIL Italic"/>
-          <w:b w:val="0"/>
-          <w:i/>
-          <w:color w:val="0000FF"/>
-          <w:sz w:val="24"/>
-          <w:u w:val="single"/>
-        </w:rPr>
-        <w:hyperlink r:id="rId9" w:history="1">
-          <w:r>
-            <w:rPr>
-              <w:rStyle w:val="Hyperlink"/>
-            </w:rPr>
-            <w:t>c</w:t>
+            <w:t>coll</w:t>
           </w:r>
         </w:hyperlink>
       </w:r>
@@ -797,118 +878,6 @@
           <w:sz w:val="24"/>
           <w:u w:val="single"/>
         </w:rPr>
-        <w:t xml:space="preserve"> </w:t>
-      </w:r>
-      <w:r>
-        <w:rPr>
-          <w:rFonts w:ascii="Charis SIL Italic" w:hAnsi="Charis SIL Italic" w:eastAsia="Charis SIL Italic"/>
-          <w:b w:val="0"/>
-          <w:i/>
-          <w:color w:val="0000FF"/>
-          <w:sz w:val="24"/>
-          <w:u w:val="single"/>
-        </w:rPr>
-        <w:hyperlink r:id="rId9" w:history="1">
-          <w:r>
-            <w:rPr>
-              <w:rStyle w:val="Hyperlink"/>
-            </w:rPr>
-            <w:t>r</w:t>
-          </w:r>
-        </w:hyperlink>
-      </w:r>
-      <w:r>
-        <w:rPr>
-          <w:rFonts w:ascii="Charis SIL Italic" w:hAnsi="Charis SIL Italic" w:eastAsia="Charis SIL Italic"/>
-          <w:b w:val="0"/>
-          <w:i/>
-          <w:color w:val="0000FF"/>
-          <w:sz w:val="24"/>
-          <w:u w:val="single"/>
-        </w:rPr>
-        <w:hyperlink r:id="rId9" w:history="1">
-          <w:r>
-            <w:rPr>
-              <w:rStyle w:val="Hyperlink"/>
-            </w:rPr>
-            <w:t>esearch</w:t>
-          </w:r>
-        </w:hyperlink>
-      </w:r>
-      <w:r>
-        <w:rPr>
-          <w:rFonts w:ascii="Charis SIL Italic" w:hAnsi="Charis SIL Italic" w:eastAsia="Charis SIL Italic"/>
-          <w:b w:val="0"/>
-          <w:i/>
-          <w:color w:val="0000FF"/>
-          <w:sz w:val="24"/>
-          <w:u w:val="single"/>
-        </w:rPr>
-        <w:t xml:space="preserve"> </w:t>
-      </w:r>
-      <w:r>
-        <w:rPr>
-          <w:rFonts w:ascii="Charis SIL Italic" w:hAnsi="Charis SIL Italic" w:eastAsia="Charis SIL Italic"/>
-          <w:b w:val="0"/>
-          <w:i/>
-          <w:color w:val="0000FF"/>
-          <w:sz w:val="24"/>
-          <w:u w:val="single"/>
-        </w:rPr>
-        <w:hyperlink r:id="rId9" w:history="1">
-          <w:r>
-            <w:rPr>
-              <w:rStyle w:val="Hyperlink"/>
-            </w:rPr>
-            <w:t xml:space="preserve">into </w:t>
-          </w:r>
-        </w:hyperlink>
-      </w:r>
-      <w:r>
-        <w:rPr>
-          <w:rFonts w:ascii="Charis SIL Italic" w:hAnsi="Charis SIL Italic" w:eastAsia="Charis SIL Italic"/>
-          <w:b w:val="0"/>
-          <w:i/>
-          <w:color w:val="0000FF"/>
-          <w:sz w:val="24"/>
-          <w:u w:val="single"/>
-        </w:rPr>
-        <w:hyperlink r:id="rId9" w:history="1">
-          <w:r>
-            <w:rPr>
-              <w:rStyle w:val="Hyperlink"/>
-            </w:rPr>
-            <w:t>coll</w:t>
-          </w:r>
-        </w:hyperlink>
-      </w:r>
-      <w:r>
-        <w:rPr>
-          <w:rFonts w:ascii="Charis SIL Italic" w:hAnsi="Charis SIL Italic" w:eastAsia="Charis SIL Italic"/>
-          <w:b w:val="0"/>
-          <w:i/>
-          <w:color w:val="0000FF"/>
-          <w:sz w:val="24"/>
-          <w:u w:val="single"/>
-        </w:rPr>
-        <w:hyperlink r:id="rId9" w:history="1">
-          <w:r>
-            <w:rPr>
-              <w:rStyle w:val="Hyperlink"/>
-            </w:rPr>
-            <w:t>e</w:t>
-          </w:r>
-        </w:hyperlink>
-      </w:r>
-      <w:r>
-        <w:rPr>
-          <w:rFonts w:ascii="Charis SIL Italic" w:hAnsi="Charis SIL Italic" w:eastAsia="Charis SIL Italic"/>
-          <w:b w:val="0"/>
-          <w:i/>
-          <w:color w:val="0000FF"/>
-          <w:sz w:val="24"/>
-          <w:u w:val="single"/>
-        </w:rPr>
         <w:hyperlink r:id="rId9" w:history="1">
           <w:r>
             <w:rPr>
@@ -954,7 +923,6 @@
           <w:i/>
           <w:color w:val="0000FF"/>
           <w:sz w:val="24"/>
-          <w:u w:val="single"/>
         </w:rPr>
         <w:t>m</w:t>
       </w:r>
@@ -978,7 +946,7 @@
           <w:sz w:val="24"/>
           <w:u w:val="single"/>
         </w:rPr>
-        <w:hyperlink r:id="rId10" w:history="1">
+        <w:hyperlink r:id="rId9" w:history="1">
           <w:r>
             <w:rPr>
               <w:rStyle w:val="Hyperlink"/>
@@ -1025,7 +993,7 @@
           <w:sz w:val="24"/>
           <w:u w:val="single"/>
         </w:rPr>
-        <w:hyperlink r:id="rId9" w:history="1">
+        <w:hyperlink r:id="rId10" w:history="1">
           <w:r>
             <w:rPr>
               <w:rStyle w:val="Hyperlink"/>
@@ -1041,38 +1009,8 @@
           <w:i/>
           <w:color w:val="0000FF"/>
           <w:sz w:val="24"/>
-          <w:u w:val="single"/>
-        </w:rPr>
-        <w:t xml:space="preserve"> </w:t>
-      </w:r>
-      <w:r>
-        <w:rPr>
-          <w:rFonts w:ascii="Charis SIL Italic" w:hAnsi="Charis SIL Italic" w:eastAsia="Charis SIL Italic"/>
-          <w:b w:val="0"/>
-          <w:i/>
-          <w:color w:val="0000FF"/>
-          <w:sz w:val="24"/>
-          <w:u w:val="single"/>
-        </w:rPr>
-        <w:hyperlink r:id="rId9" w:history="1">
-          <w:r>
-            <w:rPr>
-              <w:rStyle w:val="Hyperlink"/>
-            </w:rPr>
-            <w:t>context.</w:t>
-          </w:r>
-        </w:hyperlink>
-      </w:r>
-      <w:r>
-        <w:rPr>
-          <w:rFonts w:ascii="Charis SIL Italic" w:hAnsi="Charis SIL Italic" w:eastAsia="Charis SIL Italic"/>
-          <w:b w:val="0"/>
-          <w:i/>
-          <w:color w:val="0000FF"/>
-          <w:sz w:val="24"/>
-          <w:u w:val="single"/>
-        </w:rPr>
-        <w:t xml:space="preserve"> </w:t>
+        </w:rPr>
+        <w:t xml:space="preserve"> context. </w:t>
       </w:r>
       <w:r>
         <w:rPr>
@@ -2527,61 +2465,7 @@
           <w:color w:val="000000"/>
           <w:sz w:val="24"/>
         </w:rPr>
-        <w:t xml:space="preserve"> (Dutch only) was created specifically for the National Ar</w:t>
-      </w:r>
-      <w:r>
-        <w:rPr>
-          <w:u w:val="single" w:color="0000ff"/>
-          <w:rFonts w:ascii="Charis SIL Regular" w:hAnsi="Charis SIL Regular" w:eastAsia="Charis SIL Regular"/>
-          <w:b w:val="0"/>
-          <w:i w:val="0"/>
-          <w:color w:val="000000"/>
-          <w:sz w:val="24"/>
-        </w:rPr>
-        <w:hyperlink r:id="rId13" w:history="1">
-          <w:r>
-            <w:rPr>
-              <w:rStyle w:val="Hyperlink"/>
-            </w:rPr>
-            <w:t>chiv</w:t>
-          </w:r>
-        </w:hyperlink>
-      </w:r>
-      <w:r>
-        <w:rPr>
-          <w:u w:val="single" w:color="0000ff"/>
-          <w:rFonts w:ascii="Charis SIL Regular" w:hAnsi="Charis SIL Regular" w:eastAsia="Charis SIL Regular"/>
-          <w:b w:val="0"/>
-          <w:i w:val="0"/>
-          <w:color w:val="000000"/>
-          <w:sz w:val="24"/>
-        </w:rPr>
-        <w:hyperlink r:id="rId13" w:history="1">
-          <w:r>
-            <w:rPr>
-              <w:rStyle w:val="Hyperlink"/>
-            </w:rPr>
-            <w:t>e</w:t>
-          </w:r>
-        </w:hyperlink>
-      </w:r>
-      <w:r>
-        <w:rPr>
-          <w:u w:val="single" w:color="0000ff"/>
-          <w:rFonts w:ascii="Charis SIL Regular" w:hAnsi="Charis SIL Regular" w:eastAsia="Charis SIL Regular"/>
-          <w:b w:val="0"/>
-          <w:i w:val="0"/>
-          <w:color w:val="000000"/>
-          <w:sz w:val="24"/>
-        </w:rPr>
-        <w:hyperlink r:id="rId13" w:history="1">
-          <w:r>
-            <w:rPr>
-              <w:rStyle w:val="Hyperlink"/>
-            </w:rPr>
-            <w:t>s o</w:t>
-          </w:r>
-        </w:hyperlink>
+        <w:t xml:space="preserve"> (Dutch only) was created specifically for the National Archives o</w:t>
       </w:r>
       <w:r>
         <w:rPr>
@@ -4920,34 +4804,7 @@
           <w:color w:val="000000"/>
           <w:sz w:val="24"/>
         </w:rPr>
-        <w:t xml:space="preserve">•  </w:t>
-      </w:r>
-      <w:r>
-        <w:rPr>
-          <w:rFonts w:ascii="Charis SIL Regular" w:hAnsi="Charis SIL Regular" w:eastAsia="Charis SIL Regular"/>
-          <w:b w:val="0"/>
-          <w:i w:val="0"/>
-          <w:color w:val="000000"/>
-          <w:sz w:val="24"/>
-        </w:rPr>
-        <w:hyperlink r:id="rId17" w:history="1">
-          <w:r>
-            <w:rPr>
-              <w:rStyle w:val="Hyperlink"/>
-            </w:rPr>
-            <w:t xml:space="preserve">Deterts, </w:t>
-          </w:r>
-        </w:hyperlink>
-      </w:r>
-      <w:r>
-        <w:rPr>
-          <w:rFonts w:ascii="Charis SIL Regular" w:hAnsi="Charis SIL Regular" w:eastAsia="Charis SIL Regular"/>
-          <w:b w:val="0"/>
-          <w:i w:val="0"/>
-          <w:color w:val="000000"/>
-          <w:sz w:val="24"/>
-        </w:rPr>
-        <w:t xml:space="preserve">Dorothea (ed.), </w:t>
+        <w:t xml:space="preserve">•  Deterts, Dorothea (ed.), </w:t>
       </w:r>
       <w:r>
         <w:rPr>

--- a/EXPORTS/DOCX/published/niveau1/English/DoingResearch.docx
+++ b/EXPORTS/DOCX/published/niveau1/English/DoingResearch.docx
@@ -338,7 +338,7 @@
             <w:rPr>
               <w:rStyle w:val="Hyperlink"/>
             </w:rPr>
-            <w:t>significanc</w:t>
+            <w:t>significan</w:t>
           </w:r>
         </w:hyperlink>
       </w:r>
@@ -349,9 +349,15 @@
           <w:i/>
           <w:color w:val="0000FF"/>
           <w:sz w:val="24"/>
-          <w:u w:val="single"/>
-        </w:rPr>
-        <w:t>e</w:t>
+        </w:rPr>
+        <w:hyperlink r:id="rId9" w:history="1">
+          <w:r>
+            <w:rPr>
+              <w:rStyle w:val="Hyperlink"/>
+            </w:rPr>
+            <w:t>c</w:t>
+          </w:r>
+        </w:hyperlink>
       </w:r>
       <w:r>
         <w:rPr>
@@ -360,6 +366,17 @@
           <w:i/>
           <w:color w:val="0000FF"/>
           <w:sz w:val="24"/>
+        </w:rPr>
+        <w:t>e</w:t>
+      </w:r>
+      <w:r>
+        <w:rPr>
+          <w:rFonts w:ascii="Charis SIL Italic" w:hAnsi="Charis SIL Italic" w:eastAsia="Charis SIL Italic"/>
+          <w:b w:val="0"/>
+          <w:i/>
+          <w:color w:val="0000FF"/>
+          <w:sz w:val="24"/>
+          <w:u w:val="single"/>
         </w:rPr>
         <w:t xml:space="preserve"> </w:t>
       </w:r>
@@ -701,53 +718,6 @@
           <w:color w:val="000000"/>
           <w:sz w:val="24"/>
         </w:rPr>
-        <w:t xml:space="preserve">e publication </w:t>
-      </w:r>
-      <w:r>
-        <w:rPr>
-          <w:rFonts w:ascii="Charis SIL Italic" w:hAnsi="Charis SIL Italic" w:eastAsia="Charis SIL Italic"/>
-          <w:b w:val="0"/>
-          <w:i/>
-          <w:color w:val="0000FF"/>
-          <w:sz w:val="24"/>
-          <w:u w:val="single"/>
-        </w:rPr>
-        <w:hyperlink r:id="rId10" w:history="1">
-          <w:r>
-            <w:rPr>
-              <w:rStyle w:val="Hyperlink"/>
-            </w:rPr>
-            <w:t>Provenan</w:t>
-          </w:r>
-        </w:hyperlink>
-      </w:r>
-      <w:r>
-        <w:rPr>
-          <w:rFonts w:ascii="Charis SIL Italic" w:hAnsi="Charis SIL Italic" w:eastAsia="Charis SIL Italic"/>
-          <w:b w:val="0"/>
-          <w:i/>
-          <w:color w:val="0000FF"/>
-          <w:sz w:val="24"/>
-          <w:u w:val="single"/>
-        </w:rPr>
-        <w:hyperlink r:id="rId10" w:history="1">
-          <w:r>
-            <w:rPr>
-              <w:rStyle w:val="Hyperlink"/>
-            </w:rPr>
-            <w:t>c</w:t>
-          </w:r>
-        </w:hyperlink>
-      </w:r>
-      <w:r>
-        <w:rPr>
-          <w:rFonts w:ascii="Charis SIL Italic" w:hAnsi="Charis SIL Italic" w:eastAsia="Charis SIL Italic"/>
-          <w:b w:val="0"/>
-          <w:i/>
-          <w:color w:val="0000FF"/>
-          <w:sz w:val="24"/>
-          <w:u w:val="single"/>
-        </w:rPr>
         <w:hyperlink r:id="rId9" w:history="1">
           <w:r>
             <w:rPr>
@@ -759,6 +729,132 @@
       </w:r>
       <w:r>
         <w:rPr>
+          <w:u w:val="single" w:color="0000ff"/>
+          <w:rFonts w:ascii="Charis SIL Regular" w:hAnsi="Charis SIL Regular" w:eastAsia="Charis SIL Regular"/>
+          <w:b w:val="0"/>
+          <w:i w:val="0"/>
+          <w:color w:val="000000"/>
+          <w:sz w:val="24"/>
+        </w:rPr>
+        <w:hyperlink r:id="rId9" w:history="1">
+          <w:r>
+            <w:rPr>
+              <w:rStyle w:val="Hyperlink"/>
+            </w:rPr>
+            <w:t xml:space="preserve"> publi</w:t>
+          </w:r>
+        </w:hyperlink>
+      </w:r>
+      <w:r>
+        <w:rPr>
+          <w:u w:val="single" w:color="0000ff"/>
+          <w:rFonts w:ascii="Charis SIL Regular" w:hAnsi="Charis SIL Regular" w:eastAsia="Charis SIL Regular"/>
+          <w:b w:val="0"/>
+          <w:i w:val="0"/>
+          <w:color w:val="000000"/>
+          <w:sz w:val="24"/>
+        </w:rPr>
+        <w:hyperlink r:id="rId9" w:history="1">
+          <w:r>
+            <w:rPr>
+              <w:rStyle w:val="Hyperlink"/>
+            </w:rPr>
+            <w:t>c</w:t>
+          </w:r>
+        </w:hyperlink>
+      </w:r>
+      <w:r>
+        <w:rPr>
+          <w:u w:val="single" w:color="0000ff"/>
+          <w:rFonts w:ascii="Charis SIL Regular" w:hAnsi="Charis SIL Regular" w:eastAsia="Charis SIL Regular"/>
+          <w:b w:val="0"/>
+          <w:i w:val="0"/>
+          <w:color w:val="000000"/>
+          <w:sz w:val="24"/>
+        </w:rPr>
+        <w:hyperlink r:id="rId9" w:history="1">
+          <w:r>
+            <w:rPr>
+              <w:rStyle w:val="Hyperlink"/>
+            </w:rPr>
+            <w:t>atio</w:t>
+          </w:r>
+        </w:hyperlink>
+      </w:r>
+      <w:r>
+        <w:rPr>
+          <w:u w:val="single" w:color="0000ff"/>
+          <w:rFonts w:ascii="Charis SIL Regular" w:hAnsi="Charis SIL Regular" w:eastAsia="Charis SIL Regular"/>
+          <w:b w:val="0"/>
+          <w:i w:val="0"/>
+          <w:color w:val="000000"/>
+          <w:sz w:val="24"/>
+        </w:rPr>
+        <w:hyperlink r:id="rId9" w:history="1">
+          <w:r>
+            <w:rPr>
+              <w:rStyle w:val="Hyperlink"/>
+            </w:rPr>
+            <w:t xml:space="preserve">n </w:t>
+          </w:r>
+        </w:hyperlink>
+      </w:r>
+      <w:r>
+        <w:rPr>
+          <w:rFonts w:ascii="Charis SIL Italic" w:hAnsi="Charis SIL Italic" w:eastAsia="Charis SIL Italic"/>
+          <w:b w:val="0"/>
+          <w:i/>
+          <w:color w:val="0000FF"/>
+          <w:sz w:val="24"/>
+          <w:u w:val="single"/>
+        </w:rPr>
+        <w:hyperlink r:id="rId9" w:history="1">
+          <w:r>
+            <w:rPr>
+              <w:rStyle w:val="Hyperlink"/>
+            </w:rPr>
+            <w:t>Provenan</w:t>
+          </w:r>
+        </w:hyperlink>
+      </w:r>
+      <w:r>
+        <w:rPr>
+          <w:rFonts w:ascii="Charis SIL Italic" w:hAnsi="Charis SIL Italic" w:eastAsia="Charis SIL Italic"/>
+          <w:b w:val="0"/>
+          <w:i/>
+          <w:color w:val="0000FF"/>
+          <w:sz w:val="24"/>
+          <w:u w:val="single"/>
+        </w:rPr>
+        <w:hyperlink r:id="rId9" w:history="1">
+          <w:r>
+            <w:rPr>
+              <w:rStyle w:val="Hyperlink"/>
+            </w:rPr>
+            <w:t>c</w:t>
+          </w:r>
+        </w:hyperlink>
+      </w:r>
+      <w:r>
+        <w:rPr>
+          <w:rFonts w:ascii="Charis SIL Italic" w:hAnsi="Charis SIL Italic" w:eastAsia="Charis SIL Italic"/>
+          <w:b w:val="0"/>
+          <w:i/>
+          <w:color w:val="0000FF"/>
+          <w:sz w:val="24"/>
+          <w:u w:val="single"/>
+        </w:rPr>
+        <w:hyperlink r:id="rId9" w:history="1">
+          <w:r>
+            <w:rPr>
+              <w:rStyle w:val="Hyperlink"/>
+            </w:rPr>
+            <w:t>e</w:t>
+          </w:r>
+        </w:hyperlink>
+      </w:r>
+      <w:r>
+        <w:rPr>
           <w:rFonts w:ascii="Charis SIL Italic" w:hAnsi="Charis SIL Italic" w:eastAsia="Charis SIL Italic"/>
           <w:b w:val="0"/>
           <w:i/>
@@ -842,7 +938,7 @@
           <w:sz w:val="24"/>
           <w:u w:val="single"/>
         </w:rPr>
-        <w:hyperlink r:id="rId9" w:history="1">
+        <w:hyperlink r:id="rId10" w:history="1">
           <w:r>
             <w:rPr>
               <w:rStyle w:val="Hyperlink"/>
@@ -860,7 +956,7 @@
           <w:sz w:val="24"/>
           <w:u w:val="single"/>
         </w:rPr>
-        <w:hyperlink r:id="rId9" w:history="1">
+        <w:hyperlink r:id="rId10" w:history="1">
           <w:r>
             <w:rPr>
               <w:rStyle w:val="Hyperlink"/>
@@ -878,7 +974,7 @@
           <w:sz w:val="24"/>
           <w:u w:val="single"/>
         </w:rPr>
-        <w:hyperlink r:id="rId9" w:history="1">
+        <w:hyperlink r:id="rId10" w:history="1">
           <w:r>
             <w:rPr>
               <w:rStyle w:val="Hyperlink"/>
@@ -894,37 +990,8 @@
           <w:i/>
           <w:color w:val="0000FF"/>
           <w:sz w:val="24"/>
-          <w:u w:val="single"/>
-        </w:rPr>
-        <w:t xml:space="preserve"> </w:t>
-      </w:r>
-      <w:r>
-        <w:rPr>
-          <w:rFonts w:ascii="Charis SIL Italic" w:hAnsi="Charis SIL Italic" w:eastAsia="Charis SIL Italic"/>
-          <w:b w:val="0"/>
-          <w:i/>
-          <w:color w:val="0000FF"/>
-          <w:sz w:val="24"/>
-          <w:u w:val="single"/>
-        </w:rPr>
-        <w:hyperlink r:id="rId9" w:history="1">
-          <w:r>
-            <w:rPr>
-              <w:rStyle w:val="Hyperlink"/>
-            </w:rPr>
-            <w:t>fro</w:t>
-          </w:r>
-        </w:hyperlink>
-      </w:r>
-      <w:r>
-        <w:rPr>
-          <w:rFonts w:ascii="Charis SIL Italic" w:hAnsi="Charis SIL Italic" w:eastAsia="Charis SIL Italic"/>
-          <w:b w:val="0"/>
-          <w:i/>
-          <w:color w:val="0000FF"/>
-          <w:sz w:val="24"/>
-        </w:rPr>
-        <w:t>m</w:t>
+        </w:rPr>
+        <w:t xml:space="preserve"> from</w:t>
       </w:r>
       <w:r>
         <w:rPr>
@@ -975,7 +1042,7 @@
           <w:sz w:val="24"/>
           <w:u w:val="single"/>
         </w:rPr>
-        <w:hyperlink r:id="rId10" w:history="1">
+        <w:hyperlink r:id="rId9" w:history="1">
           <w:r>
             <w:rPr>
               <w:rStyle w:val="Hyperlink"/>
@@ -993,7 +1060,7 @@
           <w:sz w:val="24"/>
           <w:u w:val="single"/>
         </w:rPr>
-        <w:hyperlink r:id="rId10" w:history="1">
+        <w:hyperlink r:id="rId9" w:history="1">
           <w:r>
             <w:rPr>
               <w:rStyle w:val="Hyperlink"/>
@@ -1009,8 +1076,38 @@
           <w:i/>
           <w:color w:val="0000FF"/>
           <w:sz w:val="24"/>
-        </w:rPr>
-        <w:t xml:space="preserve"> context. </w:t>
+          <w:u w:val="single"/>
+        </w:rPr>
+        <w:t xml:space="preserve"> </w:t>
+      </w:r>
+      <w:r>
+        <w:rPr>
+          <w:rFonts w:ascii="Charis SIL Italic" w:hAnsi="Charis SIL Italic" w:eastAsia="Charis SIL Italic"/>
+          <w:b w:val="0"/>
+          <w:i/>
+          <w:color w:val="0000FF"/>
+          <w:sz w:val="24"/>
+          <w:u w:val="single"/>
+        </w:rPr>
+        <w:hyperlink r:id="rId9" w:history="1">
+          <w:r>
+            <w:rPr>
+              <w:rStyle w:val="Hyperlink"/>
+            </w:rPr>
+            <w:t>context.</w:t>
+          </w:r>
+        </w:hyperlink>
+      </w:r>
+      <w:r>
+        <w:rPr>
+          <w:rFonts w:ascii="Charis SIL Italic" w:hAnsi="Charis SIL Italic" w:eastAsia="Charis SIL Italic"/>
+          <w:b w:val="0"/>
+          <w:i/>
+          <w:color w:val="0000FF"/>
+          <w:sz w:val="24"/>
+          <w:u w:val="single"/>
+        </w:rPr>
+        <w:t xml:space="preserve"> </w:t>
       </w:r>
       <w:r>
         <w:rPr>
@@ -3110,7 +3207,7 @@
             <w:rPr>
               <w:rStyle w:val="Hyperlink"/>
             </w:rPr>
-            <w:t>significan</w:t>
+            <w:t>significanc</w:t>
           </w:r>
         </w:hyperlink>
       </w:r>
@@ -3121,13 +3218,36 @@
           <w:i/>
           <w:color w:val="0000FF"/>
           <w:sz w:val="24"/>
+          <w:u w:val="single"/>
+        </w:rPr>
+        <w:t>e</w:t>
+      </w:r>
+      <w:r>
+        <w:rPr>
+          <w:rFonts w:ascii="Charis SIL Italic" w:hAnsi="Charis SIL Italic" w:eastAsia="Charis SIL Italic"/>
+          <w:b w:val="0"/>
+          <w:i/>
+          <w:color w:val="0000FF"/>
+          <w:sz w:val="24"/>
+          <w:u w:val="single"/>
+        </w:rPr>
+        <w:t xml:space="preserve"> </w:t>
+      </w:r>
+      <w:r>
+        <w:rPr>
+          <w:rFonts w:ascii="Charis SIL Italic" w:hAnsi="Charis SIL Italic" w:eastAsia="Charis SIL Italic"/>
+          <w:b w:val="0"/>
+          <w:i/>
+          <w:color w:val="0000FF"/>
+          <w:sz w:val="24"/>
+          <w:u w:val="single"/>
         </w:rPr>
         <w:hyperlink r:id="rId15" w:history="1">
           <w:r>
             <w:rPr>
               <w:rStyle w:val="Hyperlink"/>
             </w:rPr>
-            <w:t>c</w:t>
+            <w:t>o</w:t>
           </w:r>
         </w:hyperlink>
       </w:r>
@@ -3138,9 +3258,8 @@
           <w:i/>
           <w:color w:val="0000FF"/>
           <w:sz w:val="24"/>
-          <w:u w:val="single"/>
-        </w:rPr>
-        <w:t>e</w:t>
+        </w:rPr>
+        <w:t xml:space="preserve">f </w:t>
       </w:r>
       <w:r>
         <w:rPr>
@@ -3151,130 +3270,7 @@
           <w:sz w:val="24"/>
           <w:u w:val="single"/>
         </w:rPr>
-        <w:t xml:space="preserve"> </w:t>
-      </w:r>
-      <w:r>
-        <w:rPr>
-          <w:rFonts w:ascii="Charis SIL Italic" w:hAnsi="Charis SIL Italic" w:eastAsia="Charis SIL Italic"/>
-          <w:b w:val="0"/>
-          <w:i/>
-          <w:color w:val="0000FF"/>
-          <w:sz w:val="24"/>
-          <w:u w:val="single"/>
-        </w:rPr>
-        <w:hyperlink r:id="rId15" w:history="1">
-          <w:r>
-            <w:rPr>
-              <w:rStyle w:val="Hyperlink"/>
-            </w:rPr>
-            <w:t xml:space="preserve">of </w:t>
-          </w:r>
-        </w:hyperlink>
-      </w:r>
-      <w:r>
-        <w:rPr>
-          <w:rFonts w:ascii="Charis SIL Italic" w:hAnsi="Charis SIL Italic" w:eastAsia="Charis SIL Italic"/>
-          <w:b w:val="0"/>
-          <w:i/>
-          <w:color w:val="0000FF"/>
-          <w:sz w:val="24"/>
-          <w:u w:val="single"/>
-        </w:rPr>
-        <w:hyperlink r:id="rId15" w:history="1">
-          <w:r>
-            <w:rPr>
-              <w:rStyle w:val="Hyperlink"/>
-            </w:rPr>
-            <w:t>cultural</w:t>
-          </w:r>
-        </w:hyperlink>
-      </w:r>
-      <w:r>
-        <w:rPr>
-          <w:rFonts w:ascii="Charis SIL Italic" w:hAnsi="Charis SIL Italic" w:eastAsia="Charis SIL Italic"/>
-          <w:b w:val="0"/>
-          <w:i/>
-          <w:color w:val="0000FF"/>
-          <w:sz w:val="24"/>
-          <w:u w:val="single"/>
-        </w:rPr>
-        <w:t xml:space="preserve"> </w:t>
-      </w:r>
-      <w:r>
-        <w:rPr>
-          <w:rFonts w:ascii="Charis SIL Italic" w:hAnsi="Charis SIL Italic" w:eastAsia="Charis SIL Italic"/>
-          <w:b w:val="0"/>
-          <w:i/>
-          <w:color w:val="0000FF"/>
-          <w:sz w:val="24"/>
-          <w:u w:val="single"/>
-        </w:rPr>
-        <w:hyperlink r:id="rId15" w:history="1">
-          <w:r>
-            <w:rPr>
-              <w:rStyle w:val="Hyperlink"/>
-            </w:rPr>
-            <w:t>objects</w:t>
-          </w:r>
-        </w:hyperlink>
-      </w:r>
-      <w:r>
-        <w:rPr>
-          <w:rFonts w:ascii="Charis SIL Italic" w:hAnsi="Charis SIL Italic" w:eastAsia="Charis SIL Italic"/>
-          <w:b w:val="0"/>
-          <w:i/>
-          <w:color w:val="0000FF"/>
-          <w:sz w:val="24"/>
-          <w:u w:val="single"/>
-        </w:rPr>
-        <w:t xml:space="preserve"> </w:t>
-      </w:r>
-      <w:r>
-        <w:rPr>
-          <w:rFonts w:ascii="Charis SIL Italic" w:hAnsi="Charis SIL Italic" w:eastAsia="Charis SIL Italic"/>
-          <w:b w:val="0"/>
-          <w:i/>
-          <w:color w:val="0000FF"/>
-          <w:sz w:val="24"/>
-          <w:u w:val="single"/>
-        </w:rPr>
-        <w:hyperlink r:id="rId15" w:history="1">
-          <w:r>
-            <w:rPr>
-              <w:rStyle w:val="Hyperlink"/>
-            </w:rPr>
-            <w:t>and</w:t>
-          </w:r>
-        </w:hyperlink>
-      </w:r>
-      <w:r>
-        <w:rPr>
-          <w:rFonts w:ascii="Charis SIL Italic" w:hAnsi="Charis SIL Italic" w:eastAsia="Charis SIL Italic"/>
-          <w:b w:val="0"/>
-          <w:i/>
-          <w:color w:val="0000FF"/>
-          <w:sz w:val="24"/>
-          <w:u w:val="single"/>
-        </w:rPr>
-        <w:t xml:space="preserve"> </w:t>
-      </w:r>
-      <w:r>
-        <w:rPr>
-          <w:rFonts w:ascii="Charis SIL Italic" w:hAnsi="Charis SIL Italic" w:eastAsia="Charis SIL Italic"/>
-          <w:b w:val="0"/>
-          <w:i/>
-          <w:color w:val="0000FF"/>
-          <w:sz w:val="24"/>
-          <w:u w:val="single"/>
-        </w:rPr>
-        <w:hyperlink r:id="rId15" w:history="1">
-          <w:r>
-            <w:rPr>
-              <w:rStyle w:val="Hyperlink"/>
-            </w:rPr>
-            <w:t>collections</w:t>
-          </w:r>
-        </w:hyperlink>
+        <w:t>cultural objects and collections</w:t>
       </w:r>
       <w:r>
         <w:rPr>

--- a/EXPORTS/DOCX/published/niveau1/English/DoingResearch.docx
+++ b/EXPORTS/DOCX/published/niveau1/English/DoingResearch.docx
@@ -338,7 +338,7 @@
             <w:rPr>
               <w:rStyle w:val="Hyperlink"/>
             </w:rPr>
-            <w:t>significan</w:t>
+            <w:t>significanc</w:t>
           </w:r>
         </w:hyperlink>
       </w:r>
@@ -349,15 +349,9 @@
           <w:i/>
           <w:color w:val="0000FF"/>
           <w:sz w:val="24"/>
-        </w:rPr>
-        <w:hyperlink r:id="rId9" w:history="1">
-          <w:r>
-            <w:rPr>
-              <w:rStyle w:val="Hyperlink"/>
-            </w:rPr>
-            <w:t>c</w:t>
-          </w:r>
-        </w:hyperlink>
+          <w:u w:val="single"/>
+        </w:rPr>
+        <w:t>e</w:t>
       </w:r>
       <w:r>
         <w:rPr>
@@ -366,17 +360,6 @@
           <w:i/>
           <w:color w:val="0000FF"/>
           <w:sz w:val="24"/>
-        </w:rPr>
-        <w:t>e</w:t>
-      </w:r>
-      <w:r>
-        <w:rPr>
-          <w:rFonts w:ascii="Charis SIL Italic" w:hAnsi="Charis SIL Italic" w:eastAsia="Charis SIL Italic"/>
-          <w:b w:val="0"/>
-          <w:i/>
-          <w:color w:val="0000FF"/>
-          <w:sz w:val="24"/>
-          <w:u w:val="single"/>
         </w:rPr>
         <w:t xml:space="preserve"> </w:t>
       </w:r>
@@ -718,6 +701,53 @@
           <w:color w:val="000000"/>
           <w:sz w:val="24"/>
         </w:rPr>
+        <w:t xml:space="preserve">e publication </w:t>
+      </w:r>
+      <w:r>
+        <w:rPr>
+          <w:rFonts w:ascii="Charis SIL Italic" w:hAnsi="Charis SIL Italic" w:eastAsia="Charis SIL Italic"/>
+          <w:b w:val="0"/>
+          <w:i/>
+          <w:color w:val="0000FF"/>
+          <w:sz w:val="24"/>
+          <w:u w:val="single"/>
+        </w:rPr>
+        <w:hyperlink r:id="rId10" w:history="1">
+          <w:r>
+            <w:rPr>
+              <w:rStyle w:val="Hyperlink"/>
+            </w:rPr>
+            <w:t>Provenan</w:t>
+          </w:r>
+        </w:hyperlink>
+      </w:r>
+      <w:r>
+        <w:rPr>
+          <w:rFonts w:ascii="Charis SIL Italic" w:hAnsi="Charis SIL Italic" w:eastAsia="Charis SIL Italic"/>
+          <w:b w:val="0"/>
+          <w:i/>
+          <w:color w:val="0000FF"/>
+          <w:sz w:val="24"/>
+          <w:u w:val="single"/>
+        </w:rPr>
+        <w:hyperlink r:id="rId10" w:history="1">
+          <w:r>
+            <w:rPr>
+              <w:rStyle w:val="Hyperlink"/>
+            </w:rPr>
+            <w:t>c</w:t>
+          </w:r>
+        </w:hyperlink>
+      </w:r>
+      <w:r>
+        <w:rPr>
+          <w:rFonts w:ascii="Charis SIL Italic" w:hAnsi="Charis SIL Italic" w:eastAsia="Charis SIL Italic"/>
+          <w:b w:val="0"/>
+          <w:i/>
+          <w:color w:val="0000FF"/>
+          <w:sz w:val="24"/>
+          <w:u w:val="single"/>
+        </w:rPr>
         <w:hyperlink r:id="rId9" w:history="1">
           <w:r>
             <w:rPr>
@@ -729,109 +759,95 @@
       </w:r>
       <w:r>
         <w:rPr>
-          <w:u w:val="single" w:color="0000ff"/>
-          <w:rFonts w:ascii="Charis SIL Regular" w:hAnsi="Charis SIL Regular" w:eastAsia="Charis SIL Regular"/>
-          <w:b w:val="0"/>
-          <w:i w:val="0"/>
-          <w:color w:val="000000"/>
-          <w:sz w:val="24"/>
+          <w:rFonts w:ascii="Charis SIL Italic" w:hAnsi="Charis SIL Italic" w:eastAsia="Charis SIL Italic"/>
+          <w:b w:val="0"/>
+          <w:i/>
+          <w:color w:val="0000FF"/>
+          <w:sz w:val="24"/>
+          <w:u w:val="single"/>
+        </w:rPr>
+        <w:t xml:space="preserve"> </w:t>
+      </w:r>
+      <w:r>
+        <w:rPr>
+          <w:rFonts w:ascii="Charis SIL Italic" w:hAnsi="Charis SIL Italic" w:eastAsia="Charis SIL Italic"/>
+          <w:b w:val="0"/>
+          <w:i/>
+          <w:color w:val="0000FF"/>
+          <w:sz w:val="24"/>
+          <w:u w:val="single"/>
         </w:rPr>
         <w:hyperlink r:id="rId9" w:history="1">
           <w:r>
             <w:rPr>
               <w:rStyle w:val="Hyperlink"/>
             </w:rPr>
-            <w:t xml:space="preserve"> publi</w:t>
+            <w:t>r</w:t>
           </w:r>
         </w:hyperlink>
       </w:r>
       <w:r>
         <w:rPr>
-          <w:u w:val="single" w:color="0000ff"/>
-          <w:rFonts w:ascii="Charis SIL Regular" w:hAnsi="Charis SIL Regular" w:eastAsia="Charis SIL Regular"/>
-          <w:b w:val="0"/>
-          <w:i w:val="0"/>
-          <w:color w:val="000000"/>
-          <w:sz w:val="24"/>
+          <w:rFonts w:ascii="Charis SIL Italic" w:hAnsi="Charis SIL Italic" w:eastAsia="Charis SIL Italic"/>
+          <w:b w:val="0"/>
+          <w:i/>
+          <w:color w:val="0000FF"/>
+          <w:sz w:val="24"/>
+          <w:u w:val="single"/>
         </w:rPr>
         <w:hyperlink r:id="rId9" w:history="1">
           <w:r>
             <w:rPr>
               <w:rStyle w:val="Hyperlink"/>
             </w:rPr>
-            <w:t>c</w:t>
+            <w:t>esearch</w:t>
           </w:r>
         </w:hyperlink>
       </w:r>
       <w:r>
         <w:rPr>
-          <w:u w:val="single" w:color="0000ff"/>
-          <w:rFonts w:ascii="Charis SIL Regular" w:hAnsi="Charis SIL Regular" w:eastAsia="Charis SIL Regular"/>
-          <w:b w:val="0"/>
-          <w:i w:val="0"/>
-          <w:color w:val="000000"/>
-          <w:sz w:val="24"/>
+          <w:rFonts w:ascii="Charis SIL Italic" w:hAnsi="Charis SIL Italic" w:eastAsia="Charis SIL Italic"/>
+          <w:b w:val="0"/>
+          <w:i/>
+          <w:color w:val="0000FF"/>
+          <w:sz w:val="24"/>
+          <w:u w:val="single"/>
+        </w:rPr>
+        <w:t xml:space="preserve"> </w:t>
+      </w:r>
+      <w:r>
+        <w:rPr>
+          <w:rFonts w:ascii="Charis SIL Italic" w:hAnsi="Charis SIL Italic" w:eastAsia="Charis SIL Italic"/>
+          <w:b w:val="0"/>
+          <w:i/>
+          <w:color w:val="0000FF"/>
+          <w:sz w:val="24"/>
+          <w:u w:val="single"/>
         </w:rPr>
         <w:hyperlink r:id="rId9" w:history="1">
           <w:r>
             <w:rPr>
               <w:rStyle w:val="Hyperlink"/>
             </w:rPr>
-            <w:t>atio</w:t>
+            <w:t xml:space="preserve">into </w:t>
           </w:r>
         </w:hyperlink>
       </w:r>
       <w:r>
         <w:rPr>
-          <w:u w:val="single" w:color="0000ff"/>
-          <w:rFonts w:ascii="Charis SIL Regular" w:hAnsi="Charis SIL Regular" w:eastAsia="Charis SIL Regular"/>
-          <w:b w:val="0"/>
-          <w:i w:val="0"/>
-          <w:color w:val="000000"/>
-          <w:sz w:val="24"/>
+          <w:rFonts w:ascii="Charis SIL Italic" w:hAnsi="Charis SIL Italic" w:eastAsia="Charis SIL Italic"/>
+          <w:b w:val="0"/>
+          <w:i/>
+          <w:color w:val="0000FF"/>
+          <w:sz w:val="24"/>
+          <w:u w:val="single"/>
         </w:rPr>
         <w:hyperlink r:id="rId9" w:history="1">
           <w:r>
             <w:rPr>
               <w:rStyle w:val="Hyperlink"/>
             </w:rPr>
-            <w:t xml:space="preserve">n </w:t>
-          </w:r>
-        </w:hyperlink>
-      </w:r>
-      <w:r>
-        <w:rPr>
-          <w:rFonts w:ascii="Charis SIL Italic" w:hAnsi="Charis SIL Italic" w:eastAsia="Charis SIL Italic"/>
-          <w:b w:val="0"/>
-          <w:i/>
-          <w:color w:val="0000FF"/>
-          <w:sz w:val="24"/>
-          <w:u w:val="single"/>
-        </w:rPr>
-        <w:hyperlink r:id="rId9" w:history="1">
-          <w:r>
-            <w:rPr>
-              <w:rStyle w:val="Hyperlink"/>
-            </w:rPr>
-            <w:t>Provenan</w:t>
-          </w:r>
-        </w:hyperlink>
-      </w:r>
-      <w:r>
-        <w:rPr>
-          <w:rFonts w:ascii="Charis SIL Italic" w:hAnsi="Charis SIL Italic" w:eastAsia="Charis SIL Italic"/>
-          <w:b w:val="0"/>
-          <w:i/>
-          <w:color w:val="0000FF"/>
-          <w:sz w:val="24"/>
-          <w:u w:val="single"/>
-        </w:rPr>
-        <w:hyperlink r:id="rId9" w:history="1">
-          <w:r>
-            <w:rPr>
-              <w:rStyle w:val="Hyperlink"/>
-            </w:rPr>
-            <w:t>c</w:t>
+            <w:t>coll</w:t>
           </w:r>
         </w:hyperlink>
       </w:r>
@@ -862,119 +878,7 @@
           <w:sz w:val="24"/>
           <w:u w:val="single"/>
         </w:rPr>
-        <w:t xml:space="preserve"> </w:t>
-      </w:r>
-      <w:r>
-        <w:rPr>
-          <w:rFonts w:ascii="Charis SIL Italic" w:hAnsi="Charis SIL Italic" w:eastAsia="Charis SIL Italic"/>
-          <w:b w:val="0"/>
-          <w:i/>
-          <w:color w:val="0000FF"/>
-          <w:sz w:val="24"/>
-          <w:u w:val="single"/>
-        </w:rPr>
         <w:hyperlink r:id="rId9" w:history="1">
-          <w:r>
-            <w:rPr>
-              <w:rStyle w:val="Hyperlink"/>
-            </w:rPr>
-            <w:t>r</w:t>
-          </w:r>
-        </w:hyperlink>
-      </w:r>
-      <w:r>
-        <w:rPr>
-          <w:rFonts w:ascii="Charis SIL Italic" w:hAnsi="Charis SIL Italic" w:eastAsia="Charis SIL Italic"/>
-          <w:b w:val="0"/>
-          <w:i/>
-          <w:color w:val="0000FF"/>
-          <w:sz w:val="24"/>
-          <w:u w:val="single"/>
-        </w:rPr>
-        <w:hyperlink r:id="rId9" w:history="1">
-          <w:r>
-            <w:rPr>
-              <w:rStyle w:val="Hyperlink"/>
-            </w:rPr>
-            <w:t>esearch</w:t>
-          </w:r>
-        </w:hyperlink>
-      </w:r>
-      <w:r>
-        <w:rPr>
-          <w:rFonts w:ascii="Charis SIL Italic" w:hAnsi="Charis SIL Italic" w:eastAsia="Charis SIL Italic"/>
-          <w:b w:val="0"/>
-          <w:i/>
-          <w:color w:val="0000FF"/>
-          <w:sz w:val="24"/>
-          <w:u w:val="single"/>
-        </w:rPr>
-        <w:t xml:space="preserve"> </w:t>
-      </w:r>
-      <w:r>
-        <w:rPr>
-          <w:rFonts w:ascii="Charis SIL Italic" w:hAnsi="Charis SIL Italic" w:eastAsia="Charis SIL Italic"/>
-          <w:b w:val="0"/>
-          <w:i/>
-          <w:color w:val="0000FF"/>
-          <w:sz w:val="24"/>
-          <w:u w:val="single"/>
-        </w:rPr>
-        <w:hyperlink r:id="rId9" w:history="1">
-          <w:r>
-            <w:rPr>
-              <w:rStyle w:val="Hyperlink"/>
-            </w:rPr>
-            <w:t xml:space="preserve">into </w:t>
-          </w:r>
-        </w:hyperlink>
-      </w:r>
-      <w:r>
-        <w:rPr>
-          <w:rFonts w:ascii="Charis SIL Italic" w:hAnsi="Charis SIL Italic" w:eastAsia="Charis SIL Italic"/>
-          <w:b w:val="0"/>
-          <w:i/>
-          <w:color w:val="0000FF"/>
-          <w:sz w:val="24"/>
-          <w:u w:val="single"/>
-        </w:rPr>
-        <w:hyperlink r:id="rId10" w:history="1">
-          <w:r>
-            <w:rPr>
-              <w:rStyle w:val="Hyperlink"/>
-            </w:rPr>
-            <w:t>coll</w:t>
-          </w:r>
-        </w:hyperlink>
-      </w:r>
-      <w:r>
-        <w:rPr>
-          <w:rFonts w:ascii="Charis SIL Italic" w:hAnsi="Charis SIL Italic" w:eastAsia="Charis SIL Italic"/>
-          <w:b w:val="0"/>
-          <w:i/>
-          <w:color w:val="0000FF"/>
-          <w:sz w:val="24"/>
-          <w:u w:val="single"/>
-        </w:rPr>
-        <w:hyperlink r:id="rId10" w:history="1">
-          <w:r>
-            <w:rPr>
-              <w:rStyle w:val="Hyperlink"/>
-            </w:rPr>
-            <w:t>e</w:t>
-          </w:r>
-        </w:hyperlink>
-      </w:r>
-      <w:r>
-        <w:rPr>
-          <w:rFonts w:ascii="Charis SIL Italic" w:hAnsi="Charis SIL Italic" w:eastAsia="Charis SIL Italic"/>
-          <w:b w:val="0"/>
-          <w:i/>
-          <w:color w:val="0000FF"/>
-          <w:sz w:val="24"/>
-          <w:u w:val="single"/>
-        </w:rPr>
-        <w:hyperlink r:id="rId10" w:history="1">
           <w:r>
             <w:rPr>
               <w:rStyle w:val="Hyperlink"/>
@@ -990,8 +894,37 @@
           <w:i/>
           <w:color w:val="0000FF"/>
           <w:sz w:val="24"/>
-        </w:rPr>
-        <w:t xml:space="preserve"> from</w:t>
+          <w:u w:val="single"/>
+        </w:rPr>
+        <w:t xml:space="preserve"> </w:t>
+      </w:r>
+      <w:r>
+        <w:rPr>
+          <w:rFonts w:ascii="Charis SIL Italic" w:hAnsi="Charis SIL Italic" w:eastAsia="Charis SIL Italic"/>
+          <w:b w:val="0"/>
+          <w:i/>
+          <w:color w:val="0000FF"/>
+          <w:sz w:val="24"/>
+          <w:u w:val="single"/>
+        </w:rPr>
+        <w:hyperlink r:id="rId9" w:history="1">
+          <w:r>
+            <w:rPr>
+              <w:rStyle w:val="Hyperlink"/>
+            </w:rPr>
+            <w:t>fro</w:t>
+          </w:r>
+        </w:hyperlink>
+      </w:r>
+      <w:r>
+        <w:rPr>
+          <w:rFonts w:ascii="Charis SIL Italic" w:hAnsi="Charis SIL Italic" w:eastAsia="Charis SIL Italic"/>
+          <w:b w:val="0"/>
+          <w:i/>
+          <w:color w:val="0000FF"/>
+          <w:sz w:val="24"/>
+        </w:rPr>
+        <w:t>m</w:t>
       </w:r>
       <w:r>
         <w:rPr>
@@ -1042,7 +975,7 @@
           <w:sz w:val="24"/>
           <w:u w:val="single"/>
         </w:rPr>
-        <w:hyperlink r:id="rId9" w:history="1">
+        <w:hyperlink r:id="rId10" w:history="1">
           <w:r>
             <w:rPr>
               <w:rStyle w:val="Hyperlink"/>
@@ -1060,7 +993,7 @@
           <w:sz w:val="24"/>
           <w:u w:val="single"/>
         </w:rPr>
-        <w:hyperlink r:id="rId9" w:history="1">
+        <w:hyperlink r:id="rId10" w:history="1">
           <w:r>
             <w:rPr>
               <w:rStyle w:val="Hyperlink"/>
@@ -1285,57 +1218,13 @@
       </w:r>
       <w:r>
         <w:rPr>
-          <w:u w:val="single" w:color="0000ff"/>
           <w:rFonts w:ascii="Charis SIL Regular" w:hAnsi="Charis SIL Regular" w:eastAsia="Charis SIL Regular"/>
           <w:b w:val="0"/>
           <w:i w:val="0"/>
           <w:color w:val="000000"/>
           <w:sz w:val="24"/>
         </w:rPr>
-        <w:hyperlink r:id="rId10" w:history="1">
-          <w:r>
-            <w:rPr>
-              <w:rStyle w:val="Hyperlink"/>
-            </w:rPr>
-            <w:t>Other rele</w:t>
-          </w:r>
-        </w:hyperlink>
-      </w:r>
-      <w:r>
-        <w:rPr>
-          <w:u w:val="single" w:color="0000ff"/>
-          <w:rFonts w:ascii="Charis SIL Regular" w:hAnsi="Charis SIL Regular" w:eastAsia="Charis SIL Regular"/>
-          <w:b w:val="0"/>
-          <w:i w:val="0"/>
-          <w:color w:val="000000"/>
-          <w:sz w:val="24"/>
-        </w:rPr>
-        <w:hyperlink r:id="rId10" w:history="1">
-          <w:r>
-            <w:rPr>
-              <w:rStyle w:val="Hyperlink"/>
-            </w:rPr>
-            <w:t xml:space="preserve">vant </w:t>
-          </w:r>
-        </w:hyperlink>
-      </w:r>
-      <w:r>
-        <w:rPr>
-          <w:u w:val="single" w:color="0000ff"/>
-          <w:rFonts w:ascii="Charis SIL Regular" w:hAnsi="Charis SIL Regular" w:eastAsia="Charis SIL Regular"/>
-          <w:b w:val="0"/>
-          <w:i w:val="0"/>
-          <w:color w:val="000000"/>
-          <w:sz w:val="24"/>
-        </w:rPr>
-        <w:hyperlink r:id="rId10" w:history="1">
-          <w:r>
-            <w:rPr>
-              <w:rStyle w:val="Hyperlink"/>
-            </w:rPr>
-            <w:t>re</w:t>
-          </w:r>
-        </w:hyperlink>
+        <w:t>Other relevant re</w:t>
       </w:r>
       <w:r>
         <w:rPr>
@@ -2556,13 +2445,175 @@
       </w:r>
       <w:r>
         <w:rPr>
+          <w:u w:val="single" w:color="0000ff"/>
           <w:rFonts w:ascii="Charis SIL Regular" w:hAnsi="Charis SIL Regular" w:eastAsia="Charis SIL Regular"/>
           <w:b w:val="0"/>
           <w:i w:val="0"/>
           <w:color w:val="000000"/>
           <w:sz w:val="24"/>
         </w:rPr>
-        <w:t xml:space="preserve"> (Dutch only) was created specifically for the National Archives o</w:t>
+        <w:hyperlink r:id="rId12" w:history="1">
+          <w:r>
+            <w:rPr>
+              <w:rStyle w:val="Hyperlink"/>
+            </w:rPr>
+            <w:t xml:space="preserve"> (Dut</w:t>
+          </w:r>
+        </w:hyperlink>
+      </w:r>
+      <w:r>
+        <w:rPr>
+          <w:u w:val="single" w:color="0000ff"/>
+          <w:rFonts w:ascii="Charis SIL Regular" w:hAnsi="Charis SIL Regular" w:eastAsia="Charis SIL Regular"/>
+          <w:b w:val="0"/>
+          <w:i w:val="0"/>
+          <w:color w:val="000000"/>
+          <w:sz w:val="24"/>
+        </w:rPr>
+        <w:hyperlink r:id="rId12" w:history="1">
+          <w:r>
+            <w:rPr>
+              <w:rStyle w:val="Hyperlink"/>
+            </w:rPr>
+            <w:t>c</w:t>
+          </w:r>
+        </w:hyperlink>
+      </w:r>
+      <w:r>
+        <w:rPr>
+          <w:u w:val="single" w:color="0000ff"/>
+          <w:rFonts w:ascii="Charis SIL Regular" w:hAnsi="Charis SIL Regular" w:eastAsia="Charis SIL Regular"/>
+          <w:b w:val="0"/>
+          <w:i w:val="0"/>
+          <w:color w:val="000000"/>
+          <w:sz w:val="24"/>
+        </w:rPr>
+        <w:hyperlink r:id="rId12" w:history="1">
+          <w:r>
+            <w:rPr>
+              <w:rStyle w:val="Hyperlink"/>
+            </w:rPr>
+            <w:t>h only) wa</w:t>
+          </w:r>
+        </w:hyperlink>
+      </w:r>
+      <w:r>
+        <w:rPr>
+          <w:u w:val="single" w:color="0000ff"/>
+          <w:rFonts w:ascii="Charis SIL Regular" w:hAnsi="Charis SIL Regular" w:eastAsia="Charis SIL Regular"/>
+          <w:b w:val="0"/>
+          <w:i w:val="0"/>
+          <w:color w:val="000000"/>
+          <w:sz w:val="24"/>
+        </w:rPr>
+        <w:hyperlink r:id="rId12" w:history="1">
+          <w:r>
+            <w:rPr>
+              <w:rStyle w:val="Hyperlink"/>
+            </w:rPr>
+            <w:t>s c</w:t>
+          </w:r>
+        </w:hyperlink>
+      </w:r>
+      <w:r>
+        <w:rPr>
+          <w:u w:val="single" w:color="0000ff"/>
+          <w:rFonts w:ascii="Charis SIL Regular" w:hAnsi="Charis SIL Regular" w:eastAsia="Charis SIL Regular"/>
+          <w:b w:val="0"/>
+          <w:i w:val="0"/>
+          <w:color w:val="000000"/>
+          <w:sz w:val="24"/>
+        </w:rPr>
+        <w:hyperlink r:id="rId12" w:history="1">
+          <w:r>
+            <w:rPr>
+              <w:rStyle w:val="Hyperlink"/>
+            </w:rPr>
+            <w:t>r</w:t>
+          </w:r>
+        </w:hyperlink>
+      </w:r>
+      <w:r>
+        <w:rPr>
+          <w:u w:val="single" w:color="0000ff"/>
+          <w:rFonts w:ascii="Charis SIL Regular" w:hAnsi="Charis SIL Regular" w:eastAsia="Charis SIL Regular"/>
+          <w:b w:val="0"/>
+          <w:i w:val="0"/>
+          <w:color w:val="000000"/>
+          <w:sz w:val="24"/>
+        </w:rPr>
+        <w:hyperlink r:id="rId12" w:history="1">
+          <w:r>
+            <w:rPr>
+              <w:rStyle w:val="Hyperlink"/>
+            </w:rPr>
+            <w:t>eated s</w:t>
+          </w:r>
+        </w:hyperlink>
+      </w:r>
+      <w:r>
+        <w:rPr>
+          <w:rFonts w:ascii="Charis SIL Regular" w:hAnsi="Charis SIL Regular" w:eastAsia="Charis SIL Regular"/>
+          <w:b w:val="0"/>
+          <w:i w:val="0"/>
+          <w:color w:val="000000"/>
+          <w:sz w:val="24"/>
+        </w:rPr>
+        <w:t>pecifically for the National Ar</w:t>
+      </w:r>
+      <w:r>
+        <w:rPr>
+          <w:u w:val="single" w:color="0000ff"/>
+          <w:rFonts w:ascii="Charis SIL Regular" w:hAnsi="Charis SIL Regular" w:eastAsia="Charis SIL Regular"/>
+          <w:b w:val="0"/>
+          <w:i w:val="0"/>
+          <w:color w:val="000000"/>
+          <w:sz w:val="24"/>
+        </w:rPr>
+        <w:hyperlink r:id="rId13" w:history="1">
+          <w:r>
+            <w:rPr>
+              <w:rStyle w:val="Hyperlink"/>
+            </w:rPr>
+            <w:t>chiv</w:t>
+          </w:r>
+        </w:hyperlink>
+      </w:r>
+      <w:r>
+        <w:rPr>
+          <w:u w:val="single" w:color="0000ff"/>
+          <w:rFonts w:ascii="Charis SIL Regular" w:hAnsi="Charis SIL Regular" w:eastAsia="Charis SIL Regular"/>
+          <w:b w:val="0"/>
+          <w:i w:val="0"/>
+          <w:color w:val="000000"/>
+          <w:sz w:val="24"/>
+        </w:rPr>
+        <w:hyperlink r:id="rId13" w:history="1">
+          <w:r>
+            <w:rPr>
+              <w:rStyle w:val="Hyperlink"/>
+            </w:rPr>
+            <w:t>e</w:t>
+          </w:r>
+        </w:hyperlink>
+      </w:r>
+      <w:r>
+        <w:rPr>
+          <w:u w:val="single" w:color="0000ff"/>
+          <w:rFonts w:ascii="Charis SIL Regular" w:hAnsi="Charis SIL Regular" w:eastAsia="Charis SIL Regular"/>
+          <w:b w:val="0"/>
+          <w:i w:val="0"/>
+          <w:color w:val="000000"/>
+          <w:sz w:val="24"/>
+        </w:rPr>
+        <w:hyperlink r:id="rId13" w:history="1">
+          <w:r>
+            <w:rPr>
+              <w:rStyle w:val="Hyperlink"/>
+            </w:rPr>
+            <w:t>s o</w:t>
+          </w:r>
+        </w:hyperlink>
       </w:r>
       <w:r>
         <w:rPr>
@@ -3270,7 +3321,101 @@
           <w:sz w:val="24"/>
           <w:u w:val="single"/>
         </w:rPr>
-        <w:t>cultural objects and collections</w:t>
+        <w:hyperlink r:id="rId15" w:history="1">
+          <w:r>
+            <w:rPr>
+              <w:rStyle w:val="Hyperlink"/>
+            </w:rPr>
+            <w:t>cultural</w:t>
+          </w:r>
+        </w:hyperlink>
+      </w:r>
+      <w:r>
+        <w:rPr>
+          <w:rFonts w:ascii="Charis SIL Italic" w:hAnsi="Charis SIL Italic" w:eastAsia="Charis SIL Italic"/>
+          <w:b w:val="0"/>
+          <w:i/>
+          <w:color w:val="0000FF"/>
+          <w:sz w:val="24"/>
+          <w:u w:val="single"/>
+        </w:rPr>
+        <w:t xml:space="preserve"> </w:t>
+      </w:r>
+      <w:r>
+        <w:rPr>
+          <w:rFonts w:ascii="Charis SIL Italic" w:hAnsi="Charis SIL Italic" w:eastAsia="Charis SIL Italic"/>
+          <w:b w:val="0"/>
+          <w:i/>
+          <w:color w:val="0000FF"/>
+          <w:sz w:val="24"/>
+          <w:u w:val="single"/>
+        </w:rPr>
+        <w:hyperlink r:id="rId15" w:history="1">
+          <w:r>
+            <w:rPr>
+              <w:rStyle w:val="Hyperlink"/>
+            </w:rPr>
+            <w:t>objects</w:t>
+          </w:r>
+        </w:hyperlink>
+      </w:r>
+      <w:r>
+        <w:rPr>
+          <w:rFonts w:ascii="Charis SIL Italic" w:hAnsi="Charis SIL Italic" w:eastAsia="Charis SIL Italic"/>
+          <w:b w:val="0"/>
+          <w:i/>
+          <w:color w:val="0000FF"/>
+          <w:sz w:val="24"/>
+          <w:u w:val="single"/>
+        </w:rPr>
+        <w:t xml:space="preserve"> </w:t>
+      </w:r>
+      <w:r>
+        <w:rPr>
+          <w:rFonts w:ascii="Charis SIL Italic" w:hAnsi="Charis SIL Italic" w:eastAsia="Charis SIL Italic"/>
+          <w:b w:val="0"/>
+          <w:i/>
+          <w:color w:val="0000FF"/>
+          <w:sz w:val="24"/>
+          <w:u w:val="single"/>
+        </w:rPr>
+        <w:hyperlink r:id="rId15" w:history="1">
+          <w:r>
+            <w:rPr>
+              <w:rStyle w:val="Hyperlink"/>
+            </w:rPr>
+            <w:t>and</w:t>
+          </w:r>
+        </w:hyperlink>
+      </w:r>
+      <w:r>
+        <w:rPr>
+          <w:rFonts w:ascii="Charis SIL Italic" w:hAnsi="Charis SIL Italic" w:eastAsia="Charis SIL Italic"/>
+          <w:b w:val="0"/>
+          <w:i/>
+          <w:color w:val="0000FF"/>
+          <w:sz w:val="24"/>
+          <w:u w:val="single"/>
+        </w:rPr>
+        <w:t xml:space="preserve"> </w:t>
+      </w:r>
+      <w:r>
+        <w:rPr>
+          <w:rFonts w:ascii="Charis SIL Italic" w:hAnsi="Charis SIL Italic" w:eastAsia="Charis SIL Italic"/>
+          <w:b w:val="0"/>
+          <w:i/>
+          <w:color w:val="0000FF"/>
+          <w:sz w:val="24"/>
+          <w:u w:val="single"/>
+        </w:rPr>
+        <w:hyperlink r:id="rId15" w:history="1">
+          <w:r>
+            <w:rPr>
+              <w:rStyle w:val="Hyperlink"/>
+            </w:rPr>
+            <w:t>collections</w:t>
+          </w:r>
+        </w:hyperlink>
       </w:r>
       <w:r>
         <w:rPr>
@@ -3888,115 +4033,7 @@
           <w:color w:val="000000"/>
           <w:sz w:val="24"/>
         </w:rPr>
-        <w:t xml:space="preserve"> (Amersfoort: Rijk</w:t>
-      </w:r>
-      <w:r>
-        <w:rPr>
-          <w:u w:val="single" w:color="0000ff"/>
-          <w:rFonts w:ascii="Charis SIL Regular" w:hAnsi="Charis SIL Regular" w:eastAsia="Charis SIL Regular"/>
-          <w:b w:val="0"/>
-          <w:i w:val="0"/>
-          <w:color w:val="000000"/>
-          <w:sz w:val="24"/>
-        </w:rPr>
-        <w:hyperlink r:id="rId10" w:history="1">
-          <w:r>
-            <w:rPr>
-              <w:rStyle w:val="Hyperlink"/>
-            </w:rPr>
-            <w:t>sdienst vo</w:t>
-          </w:r>
-        </w:hyperlink>
-      </w:r>
-      <w:r>
-        <w:rPr>
-          <w:u w:val="single" w:color="0000ff"/>
-          <w:rFonts w:ascii="Charis SIL Regular" w:hAnsi="Charis SIL Regular" w:eastAsia="Charis SIL Regular"/>
-          <w:b w:val="0"/>
-          <w:i w:val="0"/>
-          <w:color w:val="000000"/>
-          <w:sz w:val="24"/>
-        </w:rPr>
-        <w:hyperlink r:id="rId10" w:history="1">
-          <w:r>
-            <w:rPr>
-              <w:rStyle w:val="Hyperlink"/>
-            </w:rPr>
-            <w:t>o</w:t>
-          </w:r>
-        </w:hyperlink>
-      </w:r>
-      <w:r>
-        <w:rPr>
-          <w:u w:val="single" w:color="0000ff"/>
-          <w:rFonts w:ascii="Charis SIL Regular" w:hAnsi="Charis SIL Regular" w:eastAsia="Charis SIL Regular"/>
-          <w:b w:val="0"/>
-          <w:i w:val="0"/>
-          <w:color w:val="000000"/>
-          <w:sz w:val="24"/>
-        </w:rPr>
-        <w:hyperlink r:id="rId10" w:history="1">
-          <w:r>
-            <w:rPr>
-              <w:rStyle w:val="Hyperlink"/>
-            </w:rPr>
-            <w:t>r het Cu</w:t>
-          </w:r>
-        </w:hyperlink>
-      </w:r>
-      <w:r>
-        <w:rPr>
-          <w:u w:val="single" w:color="0000ff"/>
-          <w:rFonts w:ascii="Charis SIL Regular" w:hAnsi="Charis SIL Regular" w:eastAsia="Charis SIL Regular"/>
-          <w:b w:val="0"/>
-          <w:i w:val="0"/>
-          <w:color w:val="000000"/>
-          <w:sz w:val="24"/>
-        </w:rPr>
-        <w:hyperlink r:id="rId10" w:history="1">
-          <w:r>
-            <w:rPr>
-              <w:rStyle w:val="Hyperlink"/>
-            </w:rPr>
-            <w:t>ltur</w:t>
-          </w:r>
-        </w:hyperlink>
-      </w:r>
-      <w:r>
-        <w:rPr>
-          <w:u w:val="single" w:color="0000ff"/>
-          <w:rFonts w:ascii="Charis SIL Regular" w:hAnsi="Charis SIL Regular" w:eastAsia="Charis SIL Regular"/>
-          <w:b w:val="0"/>
-          <w:i w:val="0"/>
-          <w:color w:val="000000"/>
-          <w:sz w:val="24"/>
-        </w:rPr>
-        <w:hyperlink r:id="rId10" w:history="1">
-          <w:r>
-            <w:rPr>
-              <w:rStyle w:val="Hyperlink"/>
-            </w:rPr>
-            <w:t>e</w:t>
-          </w:r>
-        </w:hyperlink>
-      </w:r>
-      <w:r>
-        <w:rPr>
-          <w:u w:val="single" w:color="0000ff"/>
-          <w:rFonts w:ascii="Charis SIL Regular" w:hAnsi="Charis SIL Regular" w:eastAsia="Charis SIL Regular"/>
-          <w:b w:val="0"/>
-          <w:i w:val="0"/>
-          <w:color w:val="000000"/>
-          <w:sz w:val="24"/>
-        </w:rPr>
-        <w:hyperlink r:id="rId10" w:history="1">
-          <w:r>
-            <w:rPr>
-              <w:rStyle w:val="Hyperlink"/>
-            </w:rPr>
-            <w:t>el Erfgoed</w:t>
-          </w:r>
-        </w:hyperlink>
+        <w:t xml:space="preserve"> (Amersfoort: Rijksdienst voor het Cultureel Erfgoed</w:t>
       </w:r>
       <w:r>
         <w:rPr>
@@ -4800,7 +4837,34 @@
           <w:color w:val="000000"/>
           <w:sz w:val="24"/>
         </w:rPr>
-        <w:t xml:space="preserve">•  Deterts, Dorothea (ed.), </w:t>
+        <w:t xml:space="preserve">•  </w:t>
+      </w:r>
+      <w:r>
+        <w:rPr>
+          <w:rFonts w:ascii="Charis SIL Regular" w:hAnsi="Charis SIL Regular" w:eastAsia="Charis SIL Regular"/>
+          <w:b w:val="0"/>
+          <w:i w:val="0"/>
+          <w:color w:val="000000"/>
+          <w:sz w:val="24"/>
+        </w:rPr>
+        <w:hyperlink r:id="rId17" w:history="1">
+          <w:r>
+            <w:rPr>
+              <w:rStyle w:val="Hyperlink"/>
+            </w:rPr>
+            <w:t xml:space="preserve">Deterts, </w:t>
+          </w:r>
+        </w:hyperlink>
+      </w:r>
+      <w:r>
+        <w:rPr>
+          <w:rFonts w:ascii="Charis SIL Regular" w:hAnsi="Charis SIL Regular" w:eastAsia="Charis SIL Regular"/>
+          <w:b w:val="0"/>
+          <w:i w:val="0"/>
+          <w:color w:val="000000"/>
+          <w:sz w:val="24"/>
+        </w:rPr>
+        <w:t xml:space="preserve">Dorothea (ed.), </w:t>
       </w:r>
       <w:r>
         <w:rPr>

--- a/EXPORTS/DOCX/published/niveau1/English/DoingResearch.docx
+++ b/EXPORTS/DOCX/published/niveau1/English/DoingResearch.docx
@@ -338,7 +338,7 @@
             <w:rPr>
               <w:rStyle w:val="Hyperlink"/>
             </w:rPr>
-            <w:t>significanc</w:t>
+            <w:t>significan</w:t>
           </w:r>
         </w:hyperlink>
       </w:r>
@@ -349,9 +349,15 @@
           <w:i/>
           <w:color w:val="0000FF"/>
           <w:sz w:val="24"/>
-          <w:u w:val="single"/>
-        </w:rPr>
-        <w:t>e</w:t>
+        </w:rPr>
+        <w:hyperlink r:id="rId9" w:history="1">
+          <w:r>
+            <w:rPr>
+              <w:rStyle w:val="Hyperlink"/>
+            </w:rPr>
+            <w:t>c</w:t>
+          </w:r>
+        </w:hyperlink>
       </w:r>
       <w:r>
         <w:rPr>
@@ -360,6 +366,17 @@
           <w:i/>
           <w:color w:val="0000FF"/>
           <w:sz w:val="24"/>
+        </w:rPr>
+        <w:t>e</w:t>
+      </w:r>
+      <w:r>
+        <w:rPr>
+          <w:rFonts w:ascii="Charis SIL Italic" w:hAnsi="Charis SIL Italic" w:eastAsia="Charis SIL Italic"/>
+          <w:b w:val="0"/>
+          <w:i/>
+          <w:color w:val="0000FF"/>
+          <w:sz w:val="24"/>
+          <w:u w:val="single"/>
         </w:rPr>
         <w:t xml:space="preserve"> </w:t>
       </w:r>
@@ -448,72 +465,7 @@
           <w:sz w:val="24"/>
           <w:u w:val="single"/>
         </w:rPr>
-        <w:hyperlink r:id="rId9" w:history="1">
-          <w:r>
-            <w:rPr>
-              <w:rStyle w:val="Hyperlink"/>
-            </w:rPr>
-            <w:t>and</w:t>
-          </w:r>
-        </w:hyperlink>
-      </w:r>
-      <w:r>
-        <w:rPr>
-          <w:rFonts w:ascii="Charis SIL Italic" w:hAnsi="Charis SIL Italic" w:eastAsia="Charis SIL Italic"/>
-          <w:b w:val="0"/>
-          <w:i/>
-          <w:color w:val="0000FF"/>
-          <w:sz w:val="24"/>
-          <w:u w:val="single"/>
-        </w:rPr>
-        <w:t xml:space="preserve"> </w:t>
-      </w:r>
-      <w:r>
-        <w:rPr>
-          <w:rFonts w:ascii="Charis SIL Italic" w:hAnsi="Charis SIL Italic" w:eastAsia="Charis SIL Italic"/>
-          <w:b w:val="0"/>
-          <w:i/>
-          <w:color w:val="0000FF"/>
-          <w:sz w:val="24"/>
-          <w:u w:val="single"/>
-        </w:rPr>
-        <w:hyperlink r:id="rId9" w:history="1">
-          <w:r>
-            <w:rPr>
-              <w:rStyle w:val="Hyperlink"/>
-            </w:rPr>
-            <w:t>collections</w:t>
-          </w:r>
-        </w:hyperlink>
-      </w:r>
-      <w:r>
-        <w:rPr>
-          <w:rFonts w:ascii="Charis SIL Italic" w:hAnsi="Charis SIL Italic" w:eastAsia="Charis SIL Italic"/>
-          <w:b w:val="0"/>
-          <w:i/>
-          <w:color w:val="0000FF"/>
-          <w:sz w:val="24"/>
-          <w:u w:val="single"/>
-        </w:rPr>
-        <w:t xml:space="preserve"> </w:t>
-      </w:r>
-      <w:r>
-        <w:rPr>
-          <w:rFonts w:ascii="Charis SIL Italic" w:hAnsi="Charis SIL Italic" w:eastAsia="Charis SIL Italic"/>
-          <w:b w:val="0"/>
-          <w:i/>
-          <w:color w:val="0000FF"/>
-          <w:sz w:val="24"/>
-          <w:u w:val="single"/>
-        </w:rPr>
-        <w:hyperlink r:id="rId9" w:history="1">
-          <w:r>
-            <w:rPr>
-              <w:rStyle w:val="Hyperlink"/>
-            </w:rPr>
-            <w:t>acqui</w:t>
-          </w:r>
-        </w:hyperlink>
+        <w:t>and collections acqui</w:t>
       </w:r>
       <w:r>
         <w:rPr>
@@ -701,53 +653,6 @@
           <w:color w:val="000000"/>
           <w:sz w:val="24"/>
         </w:rPr>
-        <w:t xml:space="preserve">e publication </w:t>
-      </w:r>
-      <w:r>
-        <w:rPr>
-          <w:rFonts w:ascii="Charis SIL Italic" w:hAnsi="Charis SIL Italic" w:eastAsia="Charis SIL Italic"/>
-          <w:b w:val="0"/>
-          <w:i/>
-          <w:color w:val="0000FF"/>
-          <w:sz w:val="24"/>
-          <w:u w:val="single"/>
-        </w:rPr>
-        <w:hyperlink r:id="rId10" w:history="1">
-          <w:r>
-            <w:rPr>
-              <w:rStyle w:val="Hyperlink"/>
-            </w:rPr>
-            <w:t>Provenan</w:t>
-          </w:r>
-        </w:hyperlink>
-      </w:r>
-      <w:r>
-        <w:rPr>
-          <w:rFonts w:ascii="Charis SIL Italic" w:hAnsi="Charis SIL Italic" w:eastAsia="Charis SIL Italic"/>
-          <w:b w:val="0"/>
-          <w:i/>
-          <w:color w:val="0000FF"/>
-          <w:sz w:val="24"/>
-          <w:u w:val="single"/>
-        </w:rPr>
-        <w:hyperlink r:id="rId10" w:history="1">
-          <w:r>
-            <w:rPr>
-              <w:rStyle w:val="Hyperlink"/>
-            </w:rPr>
-            <w:t>c</w:t>
-          </w:r>
-        </w:hyperlink>
-      </w:r>
-      <w:r>
-        <w:rPr>
-          <w:rFonts w:ascii="Charis SIL Italic" w:hAnsi="Charis SIL Italic" w:eastAsia="Charis SIL Italic"/>
-          <w:b w:val="0"/>
-          <w:i/>
-          <w:color w:val="0000FF"/>
-          <w:sz w:val="24"/>
-          <w:u w:val="single"/>
-        </w:rPr>
         <w:hyperlink r:id="rId9" w:history="1">
           <w:r>
             <w:rPr>
@@ -759,6 +664,132 @@
       </w:r>
       <w:r>
         <w:rPr>
+          <w:u w:val="single" w:color="0000ff"/>
+          <w:rFonts w:ascii="Charis SIL Regular" w:hAnsi="Charis SIL Regular" w:eastAsia="Charis SIL Regular"/>
+          <w:b w:val="0"/>
+          <w:i w:val="0"/>
+          <w:color w:val="000000"/>
+          <w:sz w:val="24"/>
+        </w:rPr>
+        <w:hyperlink r:id="rId9" w:history="1">
+          <w:r>
+            <w:rPr>
+              <w:rStyle w:val="Hyperlink"/>
+            </w:rPr>
+            <w:t xml:space="preserve"> publi</w:t>
+          </w:r>
+        </w:hyperlink>
+      </w:r>
+      <w:r>
+        <w:rPr>
+          <w:u w:val="single" w:color="0000ff"/>
+          <w:rFonts w:ascii="Charis SIL Regular" w:hAnsi="Charis SIL Regular" w:eastAsia="Charis SIL Regular"/>
+          <w:b w:val="0"/>
+          <w:i w:val="0"/>
+          <w:color w:val="000000"/>
+          <w:sz w:val="24"/>
+        </w:rPr>
+        <w:hyperlink r:id="rId9" w:history="1">
+          <w:r>
+            <w:rPr>
+              <w:rStyle w:val="Hyperlink"/>
+            </w:rPr>
+            <w:t>c</w:t>
+          </w:r>
+        </w:hyperlink>
+      </w:r>
+      <w:r>
+        <w:rPr>
+          <w:u w:val="single" w:color="0000ff"/>
+          <w:rFonts w:ascii="Charis SIL Regular" w:hAnsi="Charis SIL Regular" w:eastAsia="Charis SIL Regular"/>
+          <w:b w:val="0"/>
+          <w:i w:val="0"/>
+          <w:color w:val="000000"/>
+          <w:sz w:val="24"/>
+        </w:rPr>
+        <w:hyperlink r:id="rId9" w:history="1">
+          <w:r>
+            <w:rPr>
+              <w:rStyle w:val="Hyperlink"/>
+            </w:rPr>
+            <w:t>atio</w:t>
+          </w:r>
+        </w:hyperlink>
+      </w:r>
+      <w:r>
+        <w:rPr>
+          <w:u w:val="single" w:color="0000ff"/>
+          <w:rFonts w:ascii="Charis SIL Regular" w:hAnsi="Charis SIL Regular" w:eastAsia="Charis SIL Regular"/>
+          <w:b w:val="0"/>
+          <w:i w:val="0"/>
+          <w:color w:val="000000"/>
+          <w:sz w:val="24"/>
+        </w:rPr>
+        <w:hyperlink r:id="rId9" w:history="1">
+          <w:r>
+            <w:rPr>
+              <w:rStyle w:val="Hyperlink"/>
+            </w:rPr>
+            <w:t xml:space="preserve">n </w:t>
+          </w:r>
+        </w:hyperlink>
+      </w:r>
+      <w:r>
+        <w:rPr>
+          <w:rFonts w:ascii="Charis SIL Italic" w:hAnsi="Charis SIL Italic" w:eastAsia="Charis SIL Italic"/>
+          <w:b w:val="0"/>
+          <w:i/>
+          <w:color w:val="0000FF"/>
+          <w:sz w:val="24"/>
+          <w:u w:val="single"/>
+        </w:rPr>
+        <w:hyperlink r:id="rId9" w:history="1">
+          <w:r>
+            <w:rPr>
+              <w:rStyle w:val="Hyperlink"/>
+            </w:rPr>
+            <w:t>Provenan</w:t>
+          </w:r>
+        </w:hyperlink>
+      </w:r>
+      <w:r>
+        <w:rPr>
+          <w:rFonts w:ascii="Charis SIL Italic" w:hAnsi="Charis SIL Italic" w:eastAsia="Charis SIL Italic"/>
+          <w:b w:val="0"/>
+          <w:i/>
+          <w:color w:val="0000FF"/>
+          <w:sz w:val="24"/>
+          <w:u w:val="single"/>
+        </w:rPr>
+        <w:hyperlink r:id="rId9" w:history="1">
+          <w:r>
+            <w:rPr>
+              <w:rStyle w:val="Hyperlink"/>
+            </w:rPr>
+            <w:t>c</w:t>
+          </w:r>
+        </w:hyperlink>
+      </w:r>
+      <w:r>
+        <w:rPr>
+          <w:rFonts w:ascii="Charis SIL Italic" w:hAnsi="Charis SIL Italic" w:eastAsia="Charis SIL Italic"/>
+          <w:b w:val="0"/>
+          <w:i/>
+          <w:color w:val="0000FF"/>
+          <w:sz w:val="24"/>
+          <w:u w:val="single"/>
+        </w:rPr>
+        <w:hyperlink r:id="rId9" w:history="1">
+          <w:r>
+            <w:rPr>
+              <w:rStyle w:val="Hyperlink"/>
+            </w:rPr>
+            <w:t>e</w:t>
+          </w:r>
+        </w:hyperlink>
+      </w:r>
+      <w:r>
+        <w:rPr>
           <w:rFonts w:ascii="Charis SIL Italic" w:hAnsi="Charis SIL Italic" w:eastAsia="Charis SIL Italic"/>
           <w:b w:val="0"/>
           <w:i/>
@@ -923,6 +954,7 @@
           <w:i/>
           <w:color w:val="0000FF"/>
           <w:sz w:val="24"/>
+          <w:u w:val="single"/>
         </w:rPr>
         <w:t>m</w:t>
       </w:r>
@@ -946,7 +978,7 @@
           <w:sz w:val="24"/>
           <w:u w:val="single"/>
         </w:rPr>
-        <w:hyperlink r:id="rId9" w:history="1">
+        <w:hyperlink r:id="rId10" w:history="1">
           <w:r>
             <w:rPr>
               <w:rStyle w:val="Hyperlink"/>
@@ -993,7 +1025,7 @@
           <w:sz w:val="24"/>
           <w:u w:val="single"/>
         </w:rPr>
-        <w:hyperlink r:id="rId10" w:history="1">
+        <w:hyperlink r:id="rId9" w:history="1">
           <w:r>
             <w:rPr>
               <w:rStyle w:val="Hyperlink"/>
@@ -1218,13 +1250,57 @@
       </w:r>
       <w:r>
         <w:rPr>
+          <w:u w:val="single" w:color="0000ff"/>
           <w:rFonts w:ascii="Charis SIL Regular" w:hAnsi="Charis SIL Regular" w:eastAsia="Charis SIL Regular"/>
           <w:b w:val="0"/>
           <w:i w:val="0"/>
           <w:color w:val="000000"/>
           <w:sz w:val="24"/>
         </w:rPr>
-        <w:t>Other relevant re</w:t>
+        <w:hyperlink r:id="rId10" w:history="1">
+          <w:r>
+            <w:rPr>
+              <w:rStyle w:val="Hyperlink"/>
+            </w:rPr>
+            <w:t>Other rele</w:t>
+          </w:r>
+        </w:hyperlink>
+      </w:r>
+      <w:r>
+        <w:rPr>
+          <w:u w:val="single" w:color="0000ff"/>
+          <w:rFonts w:ascii="Charis SIL Regular" w:hAnsi="Charis SIL Regular" w:eastAsia="Charis SIL Regular"/>
+          <w:b w:val="0"/>
+          <w:i w:val="0"/>
+          <w:color w:val="000000"/>
+          <w:sz w:val="24"/>
+        </w:rPr>
+        <w:hyperlink r:id="rId10" w:history="1">
+          <w:r>
+            <w:rPr>
+              <w:rStyle w:val="Hyperlink"/>
+            </w:rPr>
+            <w:t xml:space="preserve">vant </w:t>
+          </w:r>
+        </w:hyperlink>
+      </w:r>
+      <w:r>
+        <w:rPr>
+          <w:u w:val="single" w:color="0000ff"/>
+          <w:rFonts w:ascii="Charis SIL Regular" w:hAnsi="Charis SIL Regular" w:eastAsia="Charis SIL Regular"/>
+          <w:b w:val="0"/>
+          <w:i w:val="0"/>
+          <w:color w:val="000000"/>
+          <w:sz w:val="24"/>
+        </w:rPr>
+        <w:hyperlink r:id="rId10" w:history="1">
+          <w:r>
+            <w:rPr>
+              <w:rStyle w:val="Hyperlink"/>
+            </w:rPr>
+            <w:t>re</w:t>
+          </w:r>
+        </w:hyperlink>
       </w:r>
       <w:r>
         <w:rPr>
@@ -3258,7 +3334,7 @@
             <w:rPr>
               <w:rStyle w:val="Hyperlink"/>
             </w:rPr>
-            <w:t>significanc</w:t>
+            <w:t>significan</w:t>
           </w:r>
         </w:hyperlink>
       </w:r>
@@ -3269,36 +3345,13 @@
           <w:i/>
           <w:color w:val="0000FF"/>
           <w:sz w:val="24"/>
-          <w:u w:val="single"/>
-        </w:rPr>
-        <w:t>e</w:t>
-      </w:r>
-      <w:r>
-        <w:rPr>
-          <w:rFonts w:ascii="Charis SIL Italic" w:hAnsi="Charis SIL Italic" w:eastAsia="Charis SIL Italic"/>
-          <w:b w:val="0"/>
-          <w:i/>
-          <w:color w:val="0000FF"/>
-          <w:sz w:val="24"/>
-          <w:u w:val="single"/>
-        </w:rPr>
-        <w:t xml:space="preserve"> </w:t>
-      </w:r>
-      <w:r>
-        <w:rPr>
-          <w:rFonts w:ascii="Charis SIL Italic" w:hAnsi="Charis SIL Italic" w:eastAsia="Charis SIL Italic"/>
-          <w:b w:val="0"/>
-          <w:i/>
-          <w:color w:val="0000FF"/>
-          <w:sz w:val="24"/>
-          <w:u w:val="single"/>
         </w:rPr>
         <w:hyperlink r:id="rId15" w:history="1">
           <w:r>
             <w:rPr>
               <w:rStyle w:val="Hyperlink"/>
             </w:rPr>
-            <w:t>o</w:t>
+            <w:t>c</w:t>
           </w:r>
         </w:hyperlink>
       </w:r>
@@ -3309,8 +3362,38 @@
           <w:i/>
           <w:color w:val="0000FF"/>
           <w:sz w:val="24"/>
-        </w:rPr>
-        <w:t xml:space="preserve">f </w:t>
+          <w:u w:val="single"/>
+        </w:rPr>
+        <w:t>e</w:t>
+      </w:r>
+      <w:r>
+        <w:rPr>
+          <w:rFonts w:ascii="Charis SIL Italic" w:hAnsi="Charis SIL Italic" w:eastAsia="Charis SIL Italic"/>
+          <w:b w:val="0"/>
+          <w:i/>
+          <w:color w:val="0000FF"/>
+          <w:sz w:val="24"/>
+          <w:u w:val="single"/>
+        </w:rPr>
+        <w:t xml:space="preserve"> </w:t>
+      </w:r>
+      <w:r>
+        <w:rPr>
+          <w:rFonts w:ascii="Charis SIL Italic" w:hAnsi="Charis SIL Italic" w:eastAsia="Charis SIL Italic"/>
+          <w:b w:val="0"/>
+          <w:i/>
+          <w:color w:val="0000FF"/>
+          <w:sz w:val="24"/>
+          <w:u w:val="single"/>
+        </w:rPr>
+        <w:hyperlink r:id="rId15" w:history="1">
+          <w:r>
+            <w:rPr>
+              <w:rStyle w:val="Hyperlink"/>
+            </w:rPr>
+            <w:t xml:space="preserve">of </w:t>
+          </w:r>
+        </w:hyperlink>
       </w:r>
       <w:r>
         <w:rPr>
@@ -4033,7 +4116,115 @@
           <w:color w:val="000000"/>
           <w:sz w:val="24"/>
         </w:rPr>
-        <w:t xml:space="preserve"> (Amersfoort: Rijksdienst voor het Cultureel Erfgoed</w:t>
+        <w:t xml:space="preserve"> (Amersfoort: Rijk</w:t>
+      </w:r>
+      <w:r>
+        <w:rPr>
+          <w:u w:val="single" w:color="0000ff"/>
+          <w:rFonts w:ascii="Charis SIL Regular" w:hAnsi="Charis SIL Regular" w:eastAsia="Charis SIL Regular"/>
+          <w:b w:val="0"/>
+          <w:i w:val="0"/>
+          <w:color w:val="000000"/>
+          <w:sz w:val="24"/>
+        </w:rPr>
+        <w:hyperlink r:id="rId10" w:history="1">
+          <w:r>
+            <w:rPr>
+              <w:rStyle w:val="Hyperlink"/>
+            </w:rPr>
+            <w:t>sdienst vo</w:t>
+          </w:r>
+        </w:hyperlink>
+      </w:r>
+      <w:r>
+        <w:rPr>
+          <w:u w:val="single" w:color="0000ff"/>
+          <w:rFonts w:ascii="Charis SIL Regular" w:hAnsi="Charis SIL Regular" w:eastAsia="Charis SIL Regular"/>
+          <w:b w:val="0"/>
+          <w:i w:val="0"/>
+          <w:color w:val="000000"/>
+          <w:sz w:val="24"/>
+        </w:rPr>
+        <w:hyperlink r:id="rId10" w:history="1">
+          <w:r>
+            <w:rPr>
+              <w:rStyle w:val="Hyperlink"/>
+            </w:rPr>
+            <w:t>o</w:t>
+          </w:r>
+        </w:hyperlink>
+      </w:r>
+      <w:r>
+        <w:rPr>
+          <w:u w:val="single" w:color="0000ff"/>
+          <w:rFonts w:ascii="Charis SIL Regular" w:hAnsi="Charis SIL Regular" w:eastAsia="Charis SIL Regular"/>
+          <w:b w:val="0"/>
+          <w:i w:val="0"/>
+          <w:color w:val="000000"/>
+          <w:sz w:val="24"/>
+        </w:rPr>
+        <w:hyperlink r:id="rId10" w:history="1">
+          <w:r>
+            <w:rPr>
+              <w:rStyle w:val="Hyperlink"/>
+            </w:rPr>
+            <w:t>r het Cu</w:t>
+          </w:r>
+        </w:hyperlink>
+      </w:r>
+      <w:r>
+        <w:rPr>
+          <w:u w:val="single" w:color="0000ff"/>
+          <w:rFonts w:ascii="Charis SIL Regular" w:hAnsi="Charis SIL Regular" w:eastAsia="Charis SIL Regular"/>
+          <w:b w:val="0"/>
+          <w:i w:val="0"/>
+          <w:color w:val="000000"/>
+          <w:sz w:val="24"/>
+        </w:rPr>
+        <w:hyperlink r:id="rId10" w:history="1">
+          <w:r>
+            <w:rPr>
+              <w:rStyle w:val="Hyperlink"/>
+            </w:rPr>
+            <w:t>ltur</w:t>
+          </w:r>
+        </w:hyperlink>
+      </w:r>
+      <w:r>
+        <w:rPr>
+          <w:u w:val="single" w:color="0000ff"/>
+          <w:rFonts w:ascii="Charis SIL Regular" w:hAnsi="Charis SIL Regular" w:eastAsia="Charis SIL Regular"/>
+          <w:b w:val="0"/>
+          <w:i w:val="0"/>
+          <w:color w:val="000000"/>
+          <w:sz w:val="24"/>
+        </w:rPr>
+        <w:hyperlink r:id="rId10" w:history="1">
+          <w:r>
+            <w:rPr>
+              <w:rStyle w:val="Hyperlink"/>
+            </w:rPr>
+            <w:t>e</w:t>
+          </w:r>
+        </w:hyperlink>
+      </w:r>
+      <w:r>
+        <w:rPr>
+          <w:u w:val="single" w:color="0000ff"/>
+          <w:rFonts w:ascii="Charis SIL Regular" w:hAnsi="Charis SIL Regular" w:eastAsia="Charis SIL Regular"/>
+          <w:b w:val="0"/>
+          <w:i w:val="0"/>
+          <w:color w:val="000000"/>
+          <w:sz w:val="24"/>
+        </w:rPr>
+        <w:hyperlink r:id="rId10" w:history="1">
+          <w:r>
+            <w:rPr>
+              <w:rStyle w:val="Hyperlink"/>
+            </w:rPr>
+            <w:t>el Erfgoed</w:t>
+          </w:r>
+        </w:hyperlink>
       </w:r>
       <w:r>
         <w:rPr>

--- a/EXPORTS/DOCX/published/niveau1/English/DoingResearch.docx
+++ b/EXPORTS/DOCX/published/niveau1/English/DoingResearch.docx
@@ -338,7 +338,7 @@
             <w:rPr>
               <w:rStyle w:val="Hyperlink"/>
             </w:rPr>
-            <w:t>significan</w:t>
+            <w:t>significanc</w:t>
           </w:r>
         </w:hyperlink>
       </w:r>
@@ -349,13 +349,36 @@
           <w:i/>
           <w:color w:val="0000FF"/>
           <w:sz w:val="24"/>
+          <w:u w:val="single"/>
+        </w:rPr>
+        <w:t>e</w:t>
+      </w:r>
+      <w:r>
+        <w:rPr>
+          <w:rFonts w:ascii="Charis SIL Italic" w:hAnsi="Charis SIL Italic" w:eastAsia="Charis SIL Italic"/>
+          <w:b w:val="0"/>
+          <w:i/>
+          <w:color w:val="0000FF"/>
+          <w:sz w:val="24"/>
+          <w:u w:val="single"/>
+        </w:rPr>
+        <w:t xml:space="preserve"> </w:t>
+      </w:r>
+      <w:r>
+        <w:rPr>
+          <w:rFonts w:ascii="Charis SIL Italic" w:hAnsi="Charis SIL Italic" w:eastAsia="Charis SIL Italic"/>
+          <w:b w:val="0"/>
+          <w:i/>
+          <w:color w:val="0000FF"/>
+          <w:sz w:val="24"/>
+          <w:u w:val="single"/>
         </w:rPr>
         <w:hyperlink r:id="rId9" w:history="1">
           <w:r>
             <w:rPr>
               <w:rStyle w:val="Hyperlink"/>
             </w:rPr>
-            <w:t>c</w:t>
+            <w:t>o</w:t>
           </w:r>
         </w:hyperlink>
       </w:r>
@@ -367,36 +390,7 @@
           <w:color w:val="0000FF"/>
           <w:sz w:val="24"/>
         </w:rPr>
-        <w:t>e</w:t>
-      </w:r>
-      <w:r>
-        <w:rPr>
-          <w:rFonts w:ascii="Charis SIL Italic" w:hAnsi="Charis SIL Italic" w:eastAsia="Charis SIL Italic"/>
-          <w:b w:val="0"/>
-          <w:i/>
-          <w:color w:val="0000FF"/>
-          <w:sz w:val="24"/>
-          <w:u w:val="single"/>
-        </w:rPr>
-        <w:t xml:space="preserve"> </w:t>
-      </w:r>
-      <w:r>
-        <w:rPr>
-          <w:rFonts w:ascii="Charis SIL Italic" w:hAnsi="Charis SIL Italic" w:eastAsia="Charis SIL Italic"/>
-          <w:b w:val="0"/>
-          <w:i/>
-          <w:color w:val="0000FF"/>
-          <w:sz w:val="24"/>
-          <w:u w:val="single"/>
-        </w:rPr>
-        <w:hyperlink r:id="rId9" w:history="1">
-          <w:r>
-            <w:rPr>
-              <w:rStyle w:val="Hyperlink"/>
-            </w:rPr>
-            <w:t>of</w:t>
-          </w:r>
-        </w:hyperlink>
+        <w:t>f</w:t>
       </w:r>
       <w:r>
         <w:rPr>
@@ -465,7 +459,72 @@
           <w:sz w:val="24"/>
           <w:u w:val="single"/>
         </w:rPr>
-        <w:t>and collections acqui</w:t>
+        <w:hyperlink r:id="rId9" w:history="1">
+          <w:r>
+            <w:rPr>
+              <w:rStyle w:val="Hyperlink"/>
+            </w:rPr>
+            <w:t>and</w:t>
+          </w:r>
+        </w:hyperlink>
+      </w:r>
+      <w:r>
+        <w:rPr>
+          <w:rFonts w:ascii="Charis SIL Italic" w:hAnsi="Charis SIL Italic" w:eastAsia="Charis SIL Italic"/>
+          <w:b w:val="0"/>
+          <w:i/>
+          <w:color w:val="0000FF"/>
+          <w:sz w:val="24"/>
+          <w:u w:val="single"/>
+        </w:rPr>
+        <w:t xml:space="preserve"> </w:t>
+      </w:r>
+      <w:r>
+        <w:rPr>
+          <w:rFonts w:ascii="Charis SIL Italic" w:hAnsi="Charis SIL Italic" w:eastAsia="Charis SIL Italic"/>
+          <w:b w:val="0"/>
+          <w:i/>
+          <w:color w:val="0000FF"/>
+          <w:sz w:val="24"/>
+          <w:u w:val="single"/>
+        </w:rPr>
+        <w:hyperlink r:id="rId9" w:history="1">
+          <w:r>
+            <w:rPr>
+              <w:rStyle w:val="Hyperlink"/>
+            </w:rPr>
+            <w:t>collections</w:t>
+          </w:r>
+        </w:hyperlink>
+      </w:r>
+      <w:r>
+        <w:rPr>
+          <w:rFonts w:ascii="Charis SIL Italic" w:hAnsi="Charis SIL Italic" w:eastAsia="Charis SIL Italic"/>
+          <w:b w:val="0"/>
+          <w:i/>
+          <w:color w:val="0000FF"/>
+          <w:sz w:val="24"/>
+          <w:u w:val="single"/>
+        </w:rPr>
+        <w:t xml:space="preserve"> </w:t>
+      </w:r>
+      <w:r>
+        <w:rPr>
+          <w:rFonts w:ascii="Charis SIL Italic" w:hAnsi="Charis SIL Italic" w:eastAsia="Charis SIL Italic"/>
+          <w:b w:val="0"/>
+          <w:i/>
+          <w:color w:val="0000FF"/>
+          <w:sz w:val="24"/>
+          <w:u w:val="single"/>
+        </w:rPr>
+        <w:hyperlink r:id="rId9" w:history="1">
+          <w:r>
+            <w:rPr>
+              <w:rStyle w:val="Hyperlink"/>
+            </w:rPr>
+            <w:t>acqui</w:t>
+          </w:r>
+        </w:hyperlink>
       </w:r>
       <w:r>
         <w:rPr>
@@ -653,6 +712,165 @@
           <w:color w:val="000000"/>
           <w:sz w:val="24"/>
         </w:rPr>
+        <w:t xml:space="preserve">e publication </w:t>
+      </w:r>
+      <w:r>
+        <w:rPr>
+          <w:rFonts w:ascii="Charis SIL Italic" w:hAnsi="Charis SIL Italic" w:eastAsia="Charis SIL Italic"/>
+          <w:b w:val="0"/>
+          <w:i/>
+          <w:color w:val="0000FF"/>
+          <w:sz w:val="24"/>
+          <w:u w:val="single"/>
+        </w:rPr>
+        <w:hyperlink r:id="rId10" w:history="1">
+          <w:r>
+            <w:rPr>
+              <w:rStyle w:val="Hyperlink"/>
+            </w:rPr>
+            <w:t>Provenan</w:t>
+          </w:r>
+        </w:hyperlink>
+      </w:r>
+      <w:r>
+        <w:rPr>
+          <w:rFonts w:ascii="Charis SIL Italic" w:hAnsi="Charis SIL Italic" w:eastAsia="Charis SIL Italic"/>
+          <w:b w:val="0"/>
+          <w:i/>
+          <w:color w:val="0000FF"/>
+          <w:sz w:val="24"/>
+          <w:u w:val="single"/>
+        </w:rPr>
+        <w:hyperlink r:id="rId10" w:history="1">
+          <w:r>
+            <w:rPr>
+              <w:rStyle w:val="Hyperlink"/>
+            </w:rPr>
+            <w:t>c</w:t>
+          </w:r>
+        </w:hyperlink>
+      </w:r>
+      <w:r>
+        <w:rPr>
+          <w:rFonts w:ascii="Charis SIL Italic" w:hAnsi="Charis SIL Italic" w:eastAsia="Charis SIL Italic"/>
+          <w:b w:val="0"/>
+          <w:i/>
+          <w:color w:val="0000FF"/>
+          <w:sz w:val="24"/>
+          <w:u w:val="single"/>
+        </w:rPr>
+        <w:hyperlink r:id="rId10" w:history="1">
+          <w:r>
+            <w:rPr>
+              <w:rStyle w:val="Hyperlink"/>
+            </w:rPr>
+            <w:t>e</w:t>
+          </w:r>
+        </w:hyperlink>
+      </w:r>
+      <w:r>
+        <w:rPr>
+          <w:rFonts w:ascii="Charis SIL Italic" w:hAnsi="Charis SIL Italic" w:eastAsia="Charis SIL Italic"/>
+          <w:b w:val="0"/>
+          <w:i/>
+          <w:color w:val="0000FF"/>
+          <w:sz w:val="24"/>
+          <w:u w:val="single"/>
+        </w:rPr>
+        <w:t xml:space="preserve"> </w:t>
+      </w:r>
+      <w:r>
+        <w:rPr>
+          <w:rFonts w:ascii="Charis SIL Italic" w:hAnsi="Charis SIL Italic" w:eastAsia="Charis SIL Italic"/>
+          <w:b w:val="0"/>
+          <w:i/>
+          <w:color w:val="0000FF"/>
+          <w:sz w:val="24"/>
+          <w:u w:val="single"/>
+        </w:rPr>
+        <w:hyperlink r:id="rId9" w:history="1">
+          <w:r>
+            <w:rPr>
+              <w:rStyle w:val="Hyperlink"/>
+            </w:rPr>
+            <w:t>r</w:t>
+          </w:r>
+        </w:hyperlink>
+      </w:r>
+      <w:r>
+        <w:rPr>
+          <w:rFonts w:ascii="Charis SIL Italic" w:hAnsi="Charis SIL Italic" w:eastAsia="Charis SIL Italic"/>
+          <w:b w:val="0"/>
+          <w:i/>
+          <w:color w:val="0000FF"/>
+          <w:sz w:val="24"/>
+          <w:u w:val="single"/>
+        </w:rPr>
+        <w:hyperlink r:id="rId9" w:history="1">
+          <w:r>
+            <w:rPr>
+              <w:rStyle w:val="Hyperlink"/>
+            </w:rPr>
+            <w:t>esearch</w:t>
+          </w:r>
+        </w:hyperlink>
+      </w:r>
+      <w:r>
+        <w:rPr>
+          <w:rFonts w:ascii="Charis SIL Italic" w:hAnsi="Charis SIL Italic" w:eastAsia="Charis SIL Italic"/>
+          <w:b w:val="0"/>
+          <w:i/>
+          <w:color w:val="0000FF"/>
+          <w:sz w:val="24"/>
+          <w:u w:val="single"/>
+        </w:rPr>
+        <w:t xml:space="preserve"> </w:t>
+      </w:r>
+      <w:r>
+        <w:rPr>
+          <w:rFonts w:ascii="Charis SIL Italic" w:hAnsi="Charis SIL Italic" w:eastAsia="Charis SIL Italic"/>
+          <w:b w:val="0"/>
+          <w:i/>
+          <w:color w:val="0000FF"/>
+          <w:sz w:val="24"/>
+          <w:u w:val="single"/>
+        </w:rPr>
+        <w:hyperlink r:id="rId9" w:history="1">
+          <w:r>
+            <w:rPr>
+              <w:rStyle w:val="Hyperlink"/>
+            </w:rPr>
+            <w:t xml:space="preserve">into </w:t>
+          </w:r>
+        </w:hyperlink>
+      </w:r>
+      <w:r>
+        <w:rPr>
+          <w:rFonts w:ascii="Charis SIL Italic" w:hAnsi="Charis SIL Italic" w:eastAsia="Charis SIL Italic"/>
+          <w:b w:val="0"/>
+          <w:i/>
+          <w:color w:val="0000FF"/>
+          <w:sz w:val="24"/>
+          <w:u w:val="single"/>
+        </w:rPr>
+        <w:hyperlink r:id="rId9" w:history="1">
+          <w:r>
+            <w:rPr>
+              <w:rStyle w:val="Hyperlink"/>
+            </w:rPr>
+            <w:t>coll</w:t>
+          </w:r>
+        </w:hyperlink>
+      </w:r>
+      <w:r>
+        <w:rPr>
+          <w:rFonts w:ascii="Charis SIL Italic" w:hAnsi="Charis SIL Italic" w:eastAsia="Charis SIL Italic"/>
+          <w:b w:val="0"/>
+          <w:i/>
+          <w:color w:val="0000FF"/>
+          <w:sz w:val="24"/>
+          <w:u w:val="single"/>
+        </w:rPr>
         <w:hyperlink r:id="rId9" w:history="1">
           <w:r>
             <w:rPr>
@@ -664,244 +882,6 @@
       </w:r>
       <w:r>
         <w:rPr>
-          <w:u w:val="single" w:color="0000ff"/>
-          <w:rFonts w:ascii="Charis SIL Regular" w:hAnsi="Charis SIL Regular" w:eastAsia="Charis SIL Regular"/>
-          <w:b w:val="0"/>
-          <w:i w:val="0"/>
-          <w:color w:val="000000"/>
-          <w:sz w:val="24"/>
-        </w:rPr>
-        <w:hyperlink r:id="rId9" w:history="1">
-          <w:r>
-            <w:rPr>
-              <w:rStyle w:val="Hyperlink"/>
-            </w:rPr>
-            <w:t xml:space="preserve"> publi</w:t>
-          </w:r>
-        </w:hyperlink>
-      </w:r>
-      <w:r>
-        <w:rPr>
-          <w:u w:val="single" w:color="0000ff"/>
-          <w:rFonts w:ascii="Charis SIL Regular" w:hAnsi="Charis SIL Regular" w:eastAsia="Charis SIL Regular"/>
-          <w:b w:val="0"/>
-          <w:i w:val="0"/>
-          <w:color w:val="000000"/>
-          <w:sz w:val="24"/>
-        </w:rPr>
-        <w:hyperlink r:id="rId9" w:history="1">
-          <w:r>
-            <w:rPr>
-              <w:rStyle w:val="Hyperlink"/>
-            </w:rPr>
-            <w:t>c</w:t>
-          </w:r>
-        </w:hyperlink>
-      </w:r>
-      <w:r>
-        <w:rPr>
-          <w:u w:val="single" w:color="0000ff"/>
-          <w:rFonts w:ascii="Charis SIL Regular" w:hAnsi="Charis SIL Regular" w:eastAsia="Charis SIL Regular"/>
-          <w:b w:val="0"/>
-          <w:i w:val="0"/>
-          <w:color w:val="000000"/>
-          <w:sz w:val="24"/>
-        </w:rPr>
-        <w:hyperlink r:id="rId9" w:history="1">
-          <w:r>
-            <w:rPr>
-              <w:rStyle w:val="Hyperlink"/>
-            </w:rPr>
-            <w:t>atio</w:t>
-          </w:r>
-        </w:hyperlink>
-      </w:r>
-      <w:r>
-        <w:rPr>
-          <w:u w:val="single" w:color="0000ff"/>
-          <w:rFonts w:ascii="Charis SIL Regular" w:hAnsi="Charis SIL Regular" w:eastAsia="Charis SIL Regular"/>
-          <w:b w:val="0"/>
-          <w:i w:val="0"/>
-          <w:color w:val="000000"/>
-          <w:sz w:val="24"/>
-        </w:rPr>
-        <w:hyperlink r:id="rId9" w:history="1">
-          <w:r>
-            <w:rPr>
-              <w:rStyle w:val="Hyperlink"/>
-            </w:rPr>
-            <w:t xml:space="preserve">n </w:t>
-          </w:r>
-        </w:hyperlink>
-      </w:r>
-      <w:r>
-        <w:rPr>
-          <w:rFonts w:ascii="Charis SIL Italic" w:hAnsi="Charis SIL Italic" w:eastAsia="Charis SIL Italic"/>
-          <w:b w:val="0"/>
-          <w:i/>
-          <w:color w:val="0000FF"/>
-          <w:sz w:val="24"/>
-          <w:u w:val="single"/>
-        </w:rPr>
-        <w:hyperlink r:id="rId9" w:history="1">
-          <w:r>
-            <w:rPr>
-              <w:rStyle w:val="Hyperlink"/>
-            </w:rPr>
-            <w:t>Provenan</w:t>
-          </w:r>
-        </w:hyperlink>
-      </w:r>
-      <w:r>
-        <w:rPr>
-          <w:rFonts w:ascii="Charis SIL Italic" w:hAnsi="Charis SIL Italic" w:eastAsia="Charis SIL Italic"/>
-          <w:b w:val="0"/>
-          <w:i/>
-          <w:color w:val="0000FF"/>
-          <w:sz w:val="24"/>
-          <w:u w:val="single"/>
-        </w:rPr>
-        <w:hyperlink r:id="rId9" w:history="1">
-          <w:r>
-            <w:rPr>
-              <w:rStyle w:val="Hyperlink"/>
-            </w:rPr>
-            <w:t>c</w:t>
-          </w:r>
-        </w:hyperlink>
-      </w:r>
-      <w:r>
-        <w:rPr>
-          <w:rFonts w:ascii="Charis SIL Italic" w:hAnsi="Charis SIL Italic" w:eastAsia="Charis SIL Italic"/>
-          <w:b w:val="0"/>
-          <w:i/>
-          <w:color w:val="0000FF"/>
-          <w:sz w:val="24"/>
-          <w:u w:val="single"/>
-        </w:rPr>
-        <w:hyperlink r:id="rId9" w:history="1">
-          <w:r>
-            <w:rPr>
-              <w:rStyle w:val="Hyperlink"/>
-            </w:rPr>
-            <w:t>e</w:t>
-          </w:r>
-        </w:hyperlink>
-      </w:r>
-      <w:r>
-        <w:rPr>
-          <w:rFonts w:ascii="Charis SIL Italic" w:hAnsi="Charis SIL Italic" w:eastAsia="Charis SIL Italic"/>
-          <w:b w:val="0"/>
-          <w:i/>
-          <w:color w:val="0000FF"/>
-          <w:sz w:val="24"/>
-          <w:u w:val="single"/>
-        </w:rPr>
-        <w:t xml:space="preserve"> </w:t>
-      </w:r>
-      <w:r>
-        <w:rPr>
-          <w:rFonts w:ascii="Charis SIL Italic" w:hAnsi="Charis SIL Italic" w:eastAsia="Charis SIL Italic"/>
-          <w:b w:val="0"/>
-          <w:i/>
-          <w:color w:val="0000FF"/>
-          <w:sz w:val="24"/>
-          <w:u w:val="single"/>
-        </w:rPr>
-        <w:hyperlink r:id="rId9" w:history="1">
-          <w:r>
-            <w:rPr>
-              <w:rStyle w:val="Hyperlink"/>
-            </w:rPr>
-            <w:t>r</w:t>
-          </w:r>
-        </w:hyperlink>
-      </w:r>
-      <w:r>
-        <w:rPr>
-          <w:rFonts w:ascii="Charis SIL Italic" w:hAnsi="Charis SIL Italic" w:eastAsia="Charis SIL Italic"/>
-          <w:b w:val="0"/>
-          <w:i/>
-          <w:color w:val="0000FF"/>
-          <w:sz w:val="24"/>
-          <w:u w:val="single"/>
-        </w:rPr>
-        <w:hyperlink r:id="rId9" w:history="1">
-          <w:r>
-            <w:rPr>
-              <w:rStyle w:val="Hyperlink"/>
-            </w:rPr>
-            <w:t>esearch</w:t>
-          </w:r>
-        </w:hyperlink>
-      </w:r>
-      <w:r>
-        <w:rPr>
-          <w:rFonts w:ascii="Charis SIL Italic" w:hAnsi="Charis SIL Italic" w:eastAsia="Charis SIL Italic"/>
-          <w:b w:val="0"/>
-          <w:i/>
-          <w:color w:val="0000FF"/>
-          <w:sz w:val="24"/>
-          <w:u w:val="single"/>
-        </w:rPr>
-        <w:t xml:space="preserve"> </w:t>
-      </w:r>
-      <w:r>
-        <w:rPr>
-          <w:rFonts w:ascii="Charis SIL Italic" w:hAnsi="Charis SIL Italic" w:eastAsia="Charis SIL Italic"/>
-          <w:b w:val="0"/>
-          <w:i/>
-          <w:color w:val="0000FF"/>
-          <w:sz w:val="24"/>
-          <w:u w:val="single"/>
-        </w:rPr>
-        <w:hyperlink r:id="rId9" w:history="1">
-          <w:r>
-            <w:rPr>
-              <w:rStyle w:val="Hyperlink"/>
-            </w:rPr>
-            <w:t xml:space="preserve">into </w:t>
-          </w:r>
-        </w:hyperlink>
-      </w:r>
-      <w:r>
-        <w:rPr>
-          <w:rFonts w:ascii="Charis SIL Italic" w:hAnsi="Charis SIL Italic" w:eastAsia="Charis SIL Italic"/>
-          <w:b w:val="0"/>
-          <w:i/>
-          <w:color w:val="0000FF"/>
-          <w:sz w:val="24"/>
-          <w:u w:val="single"/>
-        </w:rPr>
-        <w:hyperlink r:id="rId9" w:history="1">
-          <w:r>
-            <w:rPr>
-              <w:rStyle w:val="Hyperlink"/>
-            </w:rPr>
-            <w:t>coll</w:t>
-          </w:r>
-        </w:hyperlink>
-      </w:r>
-      <w:r>
-        <w:rPr>
-          <w:rFonts w:ascii="Charis SIL Italic" w:hAnsi="Charis SIL Italic" w:eastAsia="Charis SIL Italic"/>
-          <w:b w:val="0"/>
-          <w:i/>
-          <w:color w:val="0000FF"/>
-          <w:sz w:val="24"/>
-          <w:u w:val="single"/>
-        </w:rPr>
-        <w:hyperlink r:id="rId9" w:history="1">
-          <w:r>
-            <w:rPr>
-              <w:rStyle w:val="Hyperlink"/>
-            </w:rPr>
-            <w:t>e</w:t>
-          </w:r>
-        </w:hyperlink>
-      </w:r>
-      <w:r>
-        <w:rPr>
           <w:rFonts w:ascii="Charis SIL Italic" w:hAnsi="Charis SIL Italic" w:eastAsia="Charis SIL Italic"/>
           <w:b w:val="0"/>
           <w:i/>
@@ -954,7 +934,6 @@
           <w:i/>
           <w:color w:val="0000FF"/>
           <w:sz w:val="24"/>
-          <w:u w:val="single"/>
         </w:rPr>
         <w:t>m</w:t>
       </w:r>
@@ -978,7 +957,7 @@
           <w:sz w:val="24"/>
           <w:u w:val="single"/>
         </w:rPr>
-        <w:hyperlink r:id="rId10" w:history="1">
+        <w:hyperlink r:id="rId9" w:history="1">
           <w:r>
             <w:rPr>
               <w:rStyle w:val="Hyperlink"/>
@@ -1007,7 +986,7 @@
           <w:sz w:val="24"/>
           <w:u w:val="single"/>
         </w:rPr>
-        <w:hyperlink r:id="rId10" w:history="1">
+        <w:hyperlink r:id="rId9" w:history="1">
           <w:r>
             <w:rPr>
               <w:rStyle w:val="Hyperlink"/>
@@ -1054,7 +1033,7 @@
           <w:sz w:val="24"/>
           <w:u w:val="single"/>
         </w:rPr>
-        <w:hyperlink r:id="rId9" w:history="1">
+        <w:hyperlink r:id="rId10" w:history="1">
           <w:r>
             <w:rPr>
               <w:rStyle w:val="Hyperlink"/>
@@ -1250,75 +1229,13 @@
       </w:r>
       <w:r>
         <w:rPr>
-          <w:u w:val="single" w:color="0000ff"/>
           <w:rFonts w:ascii="Charis SIL Regular" w:hAnsi="Charis SIL Regular" w:eastAsia="Charis SIL Regular"/>
           <w:b w:val="0"/>
           <w:i w:val="0"/>
           <w:color w:val="000000"/>
           <w:sz w:val="24"/>
         </w:rPr>
-        <w:hyperlink r:id="rId10" w:history="1">
-          <w:r>
-            <w:rPr>
-              <w:rStyle w:val="Hyperlink"/>
-            </w:rPr>
-            <w:t>Other rele</w:t>
-          </w:r>
-        </w:hyperlink>
-      </w:r>
-      <w:r>
-        <w:rPr>
-          <w:u w:val="single" w:color="0000ff"/>
-          <w:rFonts w:ascii="Charis SIL Regular" w:hAnsi="Charis SIL Regular" w:eastAsia="Charis SIL Regular"/>
-          <w:b w:val="0"/>
-          <w:i w:val="0"/>
-          <w:color w:val="000000"/>
-          <w:sz w:val="24"/>
-        </w:rPr>
-        <w:hyperlink r:id="rId10" w:history="1">
-          <w:r>
-            <w:rPr>
-              <w:rStyle w:val="Hyperlink"/>
-            </w:rPr>
-            <w:t xml:space="preserve">vant </w:t>
-          </w:r>
-        </w:hyperlink>
-      </w:r>
-      <w:r>
-        <w:rPr>
-          <w:u w:val="single" w:color="0000ff"/>
-          <w:rFonts w:ascii="Charis SIL Regular" w:hAnsi="Charis SIL Regular" w:eastAsia="Charis SIL Regular"/>
-          <w:b w:val="0"/>
-          <w:i w:val="0"/>
-          <w:color w:val="000000"/>
-          <w:sz w:val="24"/>
-        </w:rPr>
-        <w:hyperlink r:id="rId10" w:history="1">
-          <w:r>
-            <w:rPr>
-              <w:rStyle w:val="Hyperlink"/>
-            </w:rPr>
-            <w:t>re</w:t>
-          </w:r>
-        </w:hyperlink>
-      </w:r>
-      <w:r>
-        <w:rPr>
-          <w:u w:val="single" w:color="0000ff"/>
-          <w:rFonts w:ascii="Charis SIL Regular" w:hAnsi="Charis SIL Regular" w:eastAsia="Charis SIL Regular"/>
-          <w:b w:val="0"/>
-          <w:i w:val="0"/>
-          <w:color w:val="000000"/>
-          <w:sz w:val="24"/>
-        </w:rPr>
-        <w:hyperlink r:id="rId10" w:history="1">
-          <w:r>
-            <w:rPr>
-              <w:rStyle w:val="Hyperlink"/>
-            </w:rPr>
-            <w:t xml:space="preserve">ference </w:t>
-          </w:r>
-        </w:hyperlink>
+        <w:t xml:space="preserve">Other relevant reference </w:t>
       </w:r>
       <w:r>
         <w:rPr>
@@ -2510,7 +2427,7 @@
           <w:sz w:val="24"/>
           <w:u w:val="single"/>
         </w:rPr>
-        <w:hyperlink r:id="rId12" w:history="1">
+        <w:hyperlink r:id="rId13" w:history="1">
           <w:r>
             <w:rPr>
               <w:rStyle w:val="Hyperlink"/>

--- a/EXPORTS/DOCX/published/niveau1/English/DoingResearch.docx
+++ b/EXPORTS/DOCX/published/niveau1/English/DoingResearch.docx
@@ -338,7 +338,7 @@
             <w:rPr>
               <w:rStyle w:val="Hyperlink"/>
             </w:rPr>
-            <w:t>significanc</w:t>
+            <w:t>significan</w:t>
           </w:r>
         </w:hyperlink>
       </w:r>
@@ -349,36 +349,13 @@
           <w:i/>
           <w:color w:val="0000FF"/>
           <w:sz w:val="24"/>
-          <w:u w:val="single"/>
-        </w:rPr>
-        <w:t>e</w:t>
-      </w:r>
-      <w:r>
-        <w:rPr>
-          <w:rFonts w:ascii="Charis SIL Italic" w:hAnsi="Charis SIL Italic" w:eastAsia="Charis SIL Italic"/>
-          <w:b w:val="0"/>
-          <w:i/>
-          <w:color w:val="0000FF"/>
-          <w:sz w:val="24"/>
-          <w:u w:val="single"/>
-        </w:rPr>
-        <w:t xml:space="preserve"> </w:t>
-      </w:r>
-      <w:r>
-        <w:rPr>
-          <w:rFonts w:ascii="Charis SIL Italic" w:hAnsi="Charis SIL Italic" w:eastAsia="Charis SIL Italic"/>
-          <w:b w:val="0"/>
-          <w:i/>
-          <w:color w:val="0000FF"/>
-          <w:sz w:val="24"/>
-          <w:u w:val="single"/>
         </w:rPr>
         <w:hyperlink r:id="rId9" w:history="1">
           <w:r>
             <w:rPr>
               <w:rStyle w:val="Hyperlink"/>
             </w:rPr>
-            <w:t>o</w:t>
+            <w:t>c</w:t>
           </w:r>
         </w:hyperlink>
       </w:r>
@@ -390,7 +367,36 @@
           <w:color w:val="0000FF"/>
           <w:sz w:val="24"/>
         </w:rPr>
-        <w:t>f</w:t>
+        <w:t>e</w:t>
+      </w:r>
+      <w:r>
+        <w:rPr>
+          <w:rFonts w:ascii="Charis SIL Italic" w:hAnsi="Charis SIL Italic" w:eastAsia="Charis SIL Italic"/>
+          <w:b w:val="0"/>
+          <w:i/>
+          <w:color w:val="0000FF"/>
+          <w:sz w:val="24"/>
+          <w:u w:val="single"/>
+        </w:rPr>
+        <w:t xml:space="preserve"> </w:t>
+      </w:r>
+      <w:r>
+        <w:rPr>
+          <w:rFonts w:ascii="Charis SIL Italic" w:hAnsi="Charis SIL Italic" w:eastAsia="Charis SIL Italic"/>
+          <w:b w:val="0"/>
+          <w:i/>
+          <w:color w:val="0000FF"/>
+          <w:sz w:val="24"/>
+          <w:u w:val="single"/>
+        </w:rPr>
+        <w:hyperlink r:id="rId9" w:history="1">
+          <w:r>
+            <w:rPr>
+              <w:rStyle w:val="Hyperlink"/>
+            </w:rPr>
+            <w:t>of</w:t>
+          </w:r>
+        </w:hyperlink>
       </w:r>
       <w:r>
         <w:rPr>
@@ -705,7 +711,6 @@
       </w:r>
       <w:r>
         <w:rPr>
-          <w:u w:val="single" w:color="0000ff"/>
           <w:rFonts w:ascii="Charis SIL Regular" w:hAnsi="Charis SIL Regular" w:eastAsia="Charis SIL Regular"/>
           <w:b w:val="0"/>
           <w:i w:val="0"/>
@@ -723,7 +728,7 @@
           <w:sz w:val="24"/>
           <w:u w:val="single"/>
         </w:rPr>
-        <w:hyperlink r:id="rId10" w:history="1">
+        <w:hyperlink r:id="rId9" w:history="1">
           <w:r>
             <w:rPr>
               <w:rStyle w:val="Hyperlink"/>
@@ -741,7 +746,7 @@
           <w:sz w:val="24"/>
           <w:u w:val="single"/>
         </w:rPr>
-        <w:hyperlink r:id="rId10" w:history="1">
+        <w:hyperlink r:id="rId9" w:history="1">
           <w:r>
             <w:rPr>
               <w:rStyle w:val="Hyperlink"/>
@@ -759,7 +764,7 @@
           <w:sz w:val="24"/>
           <w:u w:val="single"/>
         </w:rPr>
-        <w:hyperlink r:id="rId10" w:history="1">
+        <w:hyperlink r:id="rId9" w:history="1">
           <w:r>
             <w:rPr>
               <w:rStyle w:val="Hyperlink"/>
@@ -835,7 +840,7 @@
           <w:sz w:val="24"/>
           <w:u w:val="single"/>
         </w:rPr>
-        <w:hyperlink r:id="rId9" w:history="1">
+        <w:hyperlink r:id="rId10" w:history="1">
           <w:r>
             <w:rPr>
               <w:rStyle w:val="Hyperlink"/>
@@ -1033,7 +1038,7 @@
           <w:sz w:val="24"/>
           <w:u w:val="single"/>
         </w:rPr>
-        <w:hyperlink r:id="rId10" w:history="1">
+        <w:hyperlink r:id="rId9" w:history="1">
           <w:r>
             <w:rPr>
               <w:rStyle w:val="Hyperlink"/>
@@ -1091,7 +1096,7 @@
           <w:sz w:val="24"/>
           <w:u w:val="single"/>
         </w:rPr>
-        <w:hyperlink r:id="rId9" w:history="1">
+        <w:hyperlink r:id="rId10" w:history="1">
           <w:r>
             <w:rPr>
               <w:rStyle w:val="Hyperlink"/>
@@ -1229,13 +1234,75 @@
       </w:r>
       <w:r>
         <w:rPr>
+          <w:u w:val="single" w:color="0000ff"/>
           <w:rFonts w:ascii="Charis SIL Regular" w:hAnsi="Charis SIL Regular" w:eastAsia="Charis SIL Regular"/>
           <w:b w:val="0"/>
           <w:i w:val="0"/>
           <w:color w:val="000000"/>
           <w:sz w:val="24"/>
         </w:rPr>
-        <w:t xml:space="preserve">Other relevant reference </w:t>
+        <w:hyperlink r:id="rId10" w:history="1">
+          <w:r>
+            <w:rPr>
+              <w:rStyle w:val="Hyperlink"/>
+            </w:rPr>
+            <w:t>Other rele</w:t>
+          </w:r>
+        </w:hyperlink>
+      </w:r>
+      <w:r>
+        <w:rPr>
+          <w:u w:val="single" w:color="0000ff"/>
+          <w:rFonts w:ascii="Charis SIL Regular" w:hAnsi="Charis SIL Regular" w:eastAsia="Charis SIL Regular"/>
+          <w:b w:val="0"/>
+          <w:i w:val="0"/>
+          <w:color w:val="000000"/>
+          <w:sz w:val="24"/>
+        </w:rPr>
+        <w:hyperlink r:id="rId10" w:history="1">
+          <w:r>
+            <w:rPr>
+              <w:rStyle w:val="Hyperlink"/>
+            </w:rPr>
+            <w:t xml:space="preserve">vant </w:t>
+          </w:r>
+        </w:hyperlink>
+      </w:r>
+      <w:r>
+        <w:rPr>
+          <w:u w:val="single" w:color="0000ff"/>
+          <w:rFonts w:ascii="Charis SIL Regular" w:hAnsi="Charis SIL Regular" w:eastAsia="Charis SIL Regular"/>
+          <w:b w:val="0"/>
+          <w:i w:val="0"/>
+          <w:color w:val="000000"/>
+          <w:sz w:val="24"/>
+        </w:rPr>
+        <w:hyperlink r:id="rId10" w:history="1">
+          <w:r>
+            <w:rPr>
+              <w:rStyle w:val="Hyperlink"/>
+            </w:rPr>
+            <w:t>re</w:t>
+          </w:r>
+        </w:hyperlink>
+      </w:r>
+      <w:r>
+        <w:rPr>
+          <w:u w:val="single" w:color="0000ff"/>
+          <w:rFonts w:ascii="Charis SIL Regular" w:hAnsi="Charis SIL Regular" w:eastAsia="Charis SIL Regular"/>
+          <w:b w:val="0"/>
+          <w:i w:val="0"/>
+          <w:color w:val="000000"/>
+          <w:sz w:val="24"/>
+        </w:rPr>
+        <w:hyperlink r:id="rId10" w:history="1">
+          <w:r>
+            <w:rPr>
+              <w:rStyle w:val="Hyperlink"/>
+            </w:rPr>
+            <w:t xml:space="preserve">ference </w:t>
+          </w:r>
+        </w:hyperlink>
       </w:r>
       <w:r>
         <w:rPr>
@@ -2427,7 +2494,7 @@
           <w:sz w:val="24"/>
           <w:u w:val="single"/>
         </w:rPr>
-        <w:hyperlink r:id="rId13" w:history="1">
+        <w:hyperlink r:id="rId12" w:history="1">
           <w:r>
             <w:rPr>
               <w:rStyle w:val="Hyperlink"/>
@@ -2438,121 +2505,13 @@
       </w:r>
       <w:r>
         <w:rPr>
-          <w:u w:val="single" w:color="0000ff"/>
           <w:rFonts w:ascii="Charis SIL Regular" w:hAnsi="Charis SIL Regular" w:eastAsia="Charis SIL Regular"/>
           <w:b w:val="0"/>
           <w:i w:val="0"/>
           <w:color w:val="000000"/>
           <w:sz w:val="24"/>
         </w:rPr>
-        <w:hyperlink r:id="rId12" w:history="1">
-          <w:r>
-            <w:rPr>
-              <w:rStyle w:val="Hyperlink"/>
-            </w:rPr>
-            <w:t xml:space="preserve"> (Dut</w:t>
-          </w:r>
-        </w:hyperlink>
-      </w:r>
-      <w:r>
-        <w:rPr>
-          <w:u w:val="single" w:color="0000ff"/>
-          <w:rFonts w:ascii="Charis SIL Regular" w:hAnsi="Charis SIL Regular" w:eastAsia="Charis SIL Regular"/>
-          <w:b w:val="0"/>
-          <w:i w:val="0"/>
-          <w:color w:val="000000"/>
-          <w:sz w:val="24"/>
-        </w:rPr>
-        <w:hyperlink r:id="rId12" w:history="1">
-          <w:r>
-            <w:rPr>
-              <w:rStyle w:val="Hyperlink"/>
-            </w:rPr>
-            <w:t>c</w:t>
-          </w:r>
-        </w:hyperlink>
-      </w:r>
-      <w:r>
-        <w:rPr>
-          <w:u w:val="single" w:color="0000ff"/>
-          <w:rFonts w:ascii="Charis SIL Regular" w:hAnsi="Charis SIL Regular" w:eastAsia="Charis SIL Regular"/>
-          <w:b w:val="0"/>
-          <w:i w:val="0"/>
-          <w:color w:val="000000"/>
-          <w:sz w:val="24"/>
-        </w:rPr>
-        <w:hyperlink r:id="rId12" w:history="1">
-          <w:r>
-            <w:rPr>
-              <w:rStyle w:val="Hyperlink"/>
-            </w:rPr>
-            <w:t>h only) wa</w:t>
-          </w:r>
-        </w:hyperlink>
-      </w:r>
-      <w:r>
-        <w:rPr>
-          <w:u w:val="single" w:color="0000ff"/>
-          <w:rFonts w:ascii="Charis SIL Regular" w:hAnsi="Charis SIL Regular" w:eastAsia="Charis SIL Regular"/>
-          <w:b w:val="0"/>
-          <w:i w:val="0"/>
-          <w:color w:val="000000"/>
-          <w:sz w:val="24"/>
-        </w:rPr>
-        <w:hyperlink r:id="rId12" w:history="1">
-          <w:r>
-            <w:rPr>
-              <w:rStyle w:val="Hyperlink"/>
-            </w:rPr>
-            <w:t>s c</w:t>
-          </w:r>
-        </w:hyperlink>
-      </w:r>
-      <w:r>
-        <w:rPr>
-          <w:u w:val="single" w:color="0000ff"/>
-          <w:rFonts w:ascii="Charis SIL Regular" w:hAnsi="Charis SIL Regular" w:eastAsia="Charis SIL Regular"/>
-          <w:b w:val="0"/>
-          <w:i w:val="0"/>
-          <w:color w:val="000000"/>
-          <w:sz w:val="24"/>
-        </w:rPr>
-        <w:hyperlink r:id="rId12" w:history="1">
-          <w:r>
-            <w:rPr>
-              <w:rStyle w:val="Hyperlink"/>
-            </w:rPr>
-            <w:t>r</w:t>
-          </w:r>
-        </w:hyperlink>
-      </w:r>
-      <w:r>
-        <w:rPr>
-          <w:u w:val="single" w:color="0000ff"/>
-          <w:rFonts w:ascii="Charis SIL Regular" w:hAnsi="Charis SIL Regular" w:eastAsia="Charis SIL Regular"/>
-          <w:b w:val="0"/>
-          <w:i w:val="0"/>
-          <w:color w:val="000000"/>
-          <w:sz w:val="24"/>
-        </w:rPr>
-        <w:hyperlink r:id="rId12" w:history="1">
-          <w:r>
-            <w:rPr>
-              <w:rStyle w:val="Hyperlink"/>
-            </w:rPr>
-            <w:t>eated s</w:t>
-          </w:r>
-        </w:hyperlink>
-      </w:r>
-      <w:r>
-        <w:rPr>
-          <w:rFonts w:ascii="Charis SIL Regular" w:hAnsi="Charis SIL Regular" w:eastAsia="Charis SIL Regular"/>
-          <w:b w:val="0"/>
-          <w:i w:val="0"/>
-          <w:color w:val="000000"/>
-          <w:sz w:val="24"/>
-        </w:rPr>
-        <w:t>pecifically for the National Ar</w:t>
+        <w:t xml:space="preserve"> (Dutch only) was created specifically for the National Ar</w:t>
       </w:r>
       <w:r>
         <w:rPr>

--- a/EXPORTS/DOCX/published/niveau1/English/DoingResearch.docx
+++ b/EXPORTS/DOCX/published/niveau1/English/DoingResearch.docx
@@ -2505,13 +2505,121 @@
       </w:r>
       <w:r>
         <w:rPr>
+          <w:u w:val="single" w:color="0000ff"/>
           <w:rFonts w:ascii="Charis SIL Regular" w:hAnsi="Charis SIL Regular" w:eastAsia="Charis SIL Regular"/>
           <w:b w:val="0"/>
           <w:i w:val="0"/>
           <w:color w:val="000000"/>
           <w:sz w:val="24"/>
         </w:rPr>
-        <w:t xml:space="preserve"> (Dutch only) was created specifically for the National Ar</w:t>
+        <w:hyperlink r:id="rId12" w:history="1">
+          <w:r>
+            <w:rPr>
+              <w:rStyle w:val="Hyperlink"/>
+            </w:rPr>
+            <w:t xml:space="preserve"> (Dut</w:t>
+          </w:r>
+        </w:hyperlink>
+      </w:r>
+      <w:r>
+        <w:rPr>
+          <w:u w:val="single" w:color="0000ff"/>
+          <w:rFonts w:ascii="Charis SIL Regular" w:hAnsi="Charis SIL Regular" w:eastAsia="Charis SIL Regular"/>
+          <w:b w:val="0"/>
+          <w:i w:val="0"/>
+          <w:color w:val="000000"/>
+          <w:sz w:val="24"/>
+        </w:rPr>
+        <w:hyperlink r:id="rId12" w:history="1">
+          <w:r>
+            <w:rPr>
+              <w:rStyle w:val="Hyperlink"/>
+            </w:rPr>
+            <w:t>c</w:t>
+          </w:r>
+        </w:hyperlink>
+      </w:r>
+      <w:r>
+        <w:rPr>
+          <w:u w:val="single" w:color="0000ff"/>
+          <w:rFonts w:ascii="Charis SIL Regular" w:hAnsi="Charis SIL Regular" w:eastAsia="Charis SIL Regular"/>
+          <w:b w:val="0"/>
+          <w:i w:val="0"/>
+          <w:color w:val="000000"/>
+          <w:sz w:val="24"/>
+        </w:rPr>
+        <w:hyperlink r:id="rId12" w:history="1">
+          <w:r>
+            <w:rPr>
+              <w:rStyle w:val="Hyperlink"/>
+            </w:rPr>
+            <w:t>h only) wa</w:t>
+          </w:r>
+        </w:hyperlink>
+      </w:r>
+      <w:r>
+        <w:rPr>
+          <w:u w:val="single" w:color="0000ff"/>
+          <w:rFonts w:ascii="Charis SIL Regular" w:hAnsi="Charis SIL Regular" w:eastAsia="Charis SIL Regular"/>
+          <w:b w:val="0"/>
+          <w:i w:val="0"/>
+          <w:color w:val="000000"/>
+          <w:sz w:val="24"/>
+        </w:rPr>
+        <w:hyperlink r:id="rId12" w:history="1">
+          <w:r>
+            <w:rPr>
+              <w:rStyle w:val="Hyperlink"/>
+            </w:rPr>
+            <w:t>s c</w:t>
+          </w:r>
+        </w:hyperlink>
+      </w:r>
+      <w:r>
+        <w:rPr>
+          <w:u w:val="single" w:color="0000ff"/>
+          <w:rFonts w:ascii="Charis SIL Regular" w:hAnsi="Charis SIL Regular" w:eastAsia="Charis SIL Regular"/>
+          <w:b w:val="0"/>
+          <w:i w:val="0"/>
+          <w:color w:val="000000"/>
+          <w:sz w:val="24"/>
+        </w:rPr>
+        <w:hyperlink r:id="rId12" w:history="1">
+          <w:r>
+            <w:rPr>
+              <w:rStyle w:val="Hyperlink"/>
+            </w:rPr>
+            <w:t>r</w:t>
+          </w:r>
+        </w:hyperlink>
+      </w:r>
+      <w:r>
+        <w:rPr>
+          <w:u w:val="single" w:color="0000ff"/>
+          <w:rFonts w:ascii="Charis SIL Regular" w:hAnsi="Charis SIL Regular" w:eastAsia="Charis SIL Regular"/>
+          <w:b w:val="0"/>
+          <w:i w:val="0"/>
+          <w:color w:val="000000"/>
+          <w:sz w:val="24"/>
+        </w:rPr>
+        <w:hyperlink r:id="rId12" w:history="1">
+          <w:r>
+            <w:rPr>
+              <w:rStyle w:val="Hyperlink"/>
+            </w:rPr>
+            <w:t>eated s</w:t>
+          </w:r>
+        </w:hyperlink>
+      </w:r>
+      <w:r>
+        <w:rPr>
+          <w:rFonts w:ascii="Charis SIL Regular" w:hAnsi="Charis SIL Regular" w:eastAsia="Charis SIL Regular"/>
+          <w:b w:val="0"/>
+          <w:i w:val="0"/>
+          <w:color w:val="000000"/>
+          <w:sz w:val="24"/>
+        </w:rPr>
+        <w:t>pecifically for the National Ar</w:t>
       </w:r>
       <w:r>
         <w:rPr>
@@ -3210,7 +3318,7 @@
             <w:rPr>
               <w:rStyle w:val="Hyperlink"/>
             </w:rPr>
-            <w:t>significan</w:t>
+            <w:t>significanc</w:t>
           </w:r>
         </w:hyperlink>
       </w:r>
@@ -3221,13 +3329,36 @@
           <w:i/>
           <w:color w:val="0000FF"/>
           <w:sz w:val="24"/>
+          <w:u w:val="single"/>
+        </w:rPr>
+        <w:t>e</w:t>
+      </w:r>
+      <w:r>
+        <w:rPr>
+          <w:rFonts w:ascii="Charis SIL Italic" w:hAnsi="Charis SIL Italic" w:eastAsia="Charis SIL Italic"/>
+          <w:b w:val="0"/>
+          <w:i/>
+          <w:color w:val="0000FF"/>
+          <w:sz w:val="24"/>
+          <w:u w:val="single"/>
+        </w:rPr>
+        <w:t xml:space="preserve"> </w:t>
+      </w:r>
+      <w:r>
+        <w:rPr>
+          <w:rFonts w:ascii="Charis SIL Italic" w:hAnsi="Charis SIL Italic" w:eastAsia="Charis SIL Italic"/>
+          <w:b w:val="0"/>
+          <w:i/>
+          <w:color w:val="0000FF"/>
+          <w:sz w:val="24"/>
+          <w:u w:val="single"/>
         </w:rPr>
         <w:hyperlink r:id="rId15" w:history="1">
           <w:r>
             <w:rPr>
               <w:rStyle w:val="Hyperlink"/>
             </w:rPr>
-            <w:t>c</w:t>
+            <w:t>o</w:t>
           </w:r>
         </w:hyperlink>
       </w:r>
@@ -3238,38 +3369,8 @@
           <w:i/>
           <w:color w:val="0000FF"/>
           <w:sz w:val="24"/>
-          <w:u w:val="single"/>
-        </w:rPr>
-        <w:t>e</w:t>
-      </w:r>
-      <w:r>
-        <w:rPr>
-          <w:rFonts w:ascii="Charis SIL Italic" w:hAnsi="Charis SIL Italic" w:eastAsia="Charis SIL Italic"/>
-          <w:b w:val="0"/>
-          <w:i/>
-          <w:color w:val="0000FF"/>
-          <w:sz w:val="24"/>
-          <w:u w:val="single"/>
-        </w:rPr>
-        <w:t xml:space="preserve"> </w:t>
-      </w:r>
-      <w:r>
-        <w:rPr>
-          <w:rFonts w:ascii="Charis SIL Italic" w:hAnsi="Charis SIL Italic" w:eastAsia="Charis SIL Italic"/>
-          <w:b w:val="0"/>
-          <w:i/>
-          <w:color w:val="0000FF"/>
-          <w:sz w:val="24"/>
-          <w:u w:val="single"/>
-        </w:rPr>
-        <w:hyperlink r:id="rId15" w:history="1">
-          <w:r>
-            <w:rPr>
-              <w:rStyle w:val="Hyperlink"/>
-            </w:rPr>
-            <w:t xml:space="preserve">of </w:t>
-          </w:r>
-        </w:hyperlink>
+        </w:rPr>
+        <w:t xml:space="preserve">f </w:t>
       </w:r>
       <w:r>
         <w:rPr>

--- a/EXPORTS/DOCX/published/niveau1/English/DoingResearch.docx
+++ b/EXPORTS/DOCX/published/niveau1/English/DoingResearch.docx
@@ -338,7 +338,7 @@
             <w:rPr>
               <w:rStyle w:val="Hyperlink"/>
             </w:rPr>
-            <w:t>significan</w:t>
+            <w:t>significanc</w:t>
           </w:r>
         </w:hyperlink>
       </w:r>
@@ -349,13 +349,36 @@
           <w:i/>
           <w:color w:val="0000FF"/>
           <w:sz w:val="24"/>
+          <w:u w:val="single"/>
+        </w:rPr>
+        <w:t>e</w:t>
+      </w:r>
+      <w:r>
+        <w:rPr>
+          <w:rFonts w:ascii="Charis SIL Italic" w:hAnsi="Charis SIL Italic" w:eastAsia="Charis SIL Italic"/>
+          <w:b w:val="0"/>
+          <w:i/>
+          <w:color w:val="0000FF"/>
+          <w:sz w:val="24"/>
+          <w:u w:val="single"/>
+        </w:rPr>
+        <w:t xml:space="preserve"> </w:t>
+      </w:r>
+      <w:r>
+        <w:rPr>
+          <w:rFonts w:ascii="Charis SIL Italic" w:hAnsi="Charis SIL Italic" w:eastAsia="Charis SIL Italic"/>
+          <w:b w:val="0"/>
+          <w:i/>
+          <w:color w:val="0000FF"/>
+          <w:sz w:val="24"/>
+          <w:u w:val="single"/>
         </w:rPr>
         <w:hyperlink r:id="rId9" w:history="1">
           <w:r>
             <w:rPr>
               <w:rStyle w:val="Hyperlink"/>
             </w:rPr>
-            <w:t>c</w:t>
+            <w:t>o</w:t>
           </w:r>
         </w:hyperlink>
       </w:r>
@@ -367,36 +390,7 @@
           <w:color w:val="0000FF"/>
           <w:sz w:val="24"/>
         </w:rPr>
-        <w:t>e</w:t>
-      </w:r>
-      <w:r>
-        <w:rPr>
-          <w:rFonts w:ascii="Charis SIL Italic" w:hAnsi="Charis SIL Italic" w:eastAsia="Charis SIL Italic"/>
-          <w:b w:val="0"/>
-          <w:i/>
-          <w:color w:val="0000FF"/>
-          <w:sz w:val="24"/>
-          <w:u w:val="single"/>
-        </w:rPr>
-        <w:t xml:space="preserve"> </w:t>
-      </w:r>
-      <w:r>
-        <w:rPr>
-          <w:rFonts w:ascii="Charis SIL Italic" w:hAnsi="Charis SIL Italic" w:eastAsia="Charis SIL Italic"/>
-          <w:b w:val="0"/>
-          <w:i/>
-          <w:color w:val="0000FF"/>
-          <w:sz w:val="24"/>
-          <w:u w:val="single"/>
-        </w:rPr>
-        <w:hyperlink r:id="rId9" w:history="1">
-          <w:r>
-            <w:rPr>
-              <w:rStyle w:val="Hyperlink"/>
-            </w:rPr>
-            <w:t>of</w:t>
-          </w:r>
-        </w:hyperlink>
+        <w:t>f</w:t>
       </w:r>
       <w:r>
         <w:rPr>
@@ -700,24 +694,7 @@
           <w:color w:val="000000"/>
           <w:sz w:val="24"/>
         </w:rPr>
-        <w:hyperlink r:id="rId9" w:history="1">
-          <w:r>
-            <w:rPr>
-              <w:rStyle w:val="Hyperlink"/>
-            </w:rPr>
-            <w:t xml:space="preserve"> and th</w:t>
-          </w:r>
-        </w:hyperlink>
-      </w:r>
-      <w:r>
-        <w:rPr>
-          <w:rFonts w:ascii="Charis SIL Regular" w:hAnsi="Charis SIL Regular" w:eastAsia="Charis SIL Regular"/>
-          <w:b w:val="0"/>
-          <w:i w:val="0"/>
-          <w:color w:val="000000"/>
-          <w:sz w:val="24"/>
-        </w:rPr>
-        <w:t xml:space="preserve">e publication </w:t>
+        <w:t xml:space="preserve"> and the publication </w:t>
       </w:r>
       <w:r>
         <w:rPr>
@@ -728,7 +705,7 @@
           <w:sz w:val="24"/>
           <w:u w:val="single"/>
         </w:rPr>
-        <w:hyperlink r:id="rId9" w:history="1">
+        <w:hyperlink r:id="rId10" w:history="1">
           <w:r>
             <w:rPr>
               <w:rStyle w:val="Hyperlink"/>
@@ -746,12 +723,124 @@
           <w:sz w:val="24"/>
           <w:u w:val="single"/>
         </w:rPr>
+        <w:hyperlink r:id="rId10" w:history="1">
+          <w:r>
+            <w:rPr>
+              <w:rStyle w:val="Hyperlink"/>
+            </w:rPr>
+            <w:t>c</w:t>
+          </w:r>
+        </w:hyperlink>
+      </w:r>
+      <w:r>
+        <w:rPr>
+          <w:rFonts w:ascii="Charis SIL Italic" w:hAnsi="Charis SIL Italic" w:eastAsia="Charis SIL Italic"/>
+          <w:b w:val="0"/>
+          <w:i/>
+          <w:color w:val="0000FF"/>
+          <w:sz w:val="24"/>
+          <w:u w:val="single"/>
+        </w:rPr>
+        <w:hyperlink r:id="rId10" w:history="1">
+          <w:r>
+            <w:rPr>
+              <w:rStyle w:val="Hyperlink"/>
+            </w:rPr>
+            <w:t>e</w:t>
+          </w:r>
+        </w:hyperlink>
+      </w:r>
+      <w:r>
+        <w:rPr>
+          <w:rFonts w:ascii="Charis SIL Italic" w:hAnsi="Charis SIL Italic" w:eastAsia="Charis SIL Italic"/>
+          <w:b w:val="0"/>
+          <w:i/>
+          <w:color w:val="0000FF"/>
+          <w:sz w:val="24"/>
+          <w:u w:val="single"/>
+        </w:rPr>
+        <w:t xml:space="preserve"> </w:t>
+      </w:r>
+      <w:r>
+        <w:rPr>
+          <w:rFonts w:ascii="Charis SIL Italic" w:hAnsi="Charis SIL Italic" w:eastAsia="Charis SIL Italic"/>
+          <w:b w:val="0"/>
+          <w:i/>
+          <w:color w:val="0000FF"/>
+          <w:sz w:val="24"/>
+          <w:u w:val="single"/>
+        </w:rPr>
         <w:hyperlink r:id="rId9" w:history="1">
           <w:r>
             <w:rPr>
               <w:rStyle w:val="Hyperlink"/>
             </w:rPr>
-            <w:t>c</w:t>
+            <w:t>r</w:t>
+          </w:r>
+        </w:hyperlink>
+      </w:r>
+      <w:r>
+        <w:rPr>
+          <w:rFonts w:ascii="Charis SIL Italic" w:hAnsi="Charis SIL Italic" w:eastAsia="Charis SIL Italic"/>
+          <w:b w:val="0"/>
+          <w:i/>
+          <w:color w:val="0000FF"/>
+          <w:sz w:val="24"/>
+          <w:u w:val="single"/>
+        </w:rPr>
+        <w:hyperlink r:id="rId9" w:history="1">
+          <w:r>
+            <w:rPr>
+              <w:rStyle w:val="Hyperlink"/>
+            </w:rPr>
+            <w:t>esearch</w:t>
+          </w:r>
+        </w:hyperlink>
+      </w:r>
+      <w:r>
+        <w:rPr>
+          <w:rFonts w:ascii="Charis SIL Italic" w:hAnsi="Charis SIL Italic" w:eastAsia="Charis SIL Italic"/>
+          <w:b w:val="0"/>
+          <w:i/>
+          <w:color w:val="0000FF"/>
+          <w:sz w:val="24"/>
+          <w:u w:val="single"/>
+        </w:rPr>
+        <w:t xml:space="preserve"> </w:t>
+      </w:r>
+      <w:r>
+        <w:rPr>
+          <w:rFonts w:ascii="Charis SIL Italic" w:hAnsi="Charis SIL Italic" w:eastAsia="Charis SIL Italic"/>
+          <w:b w:val="0"/>
+          <w:i/>
+          <w:color w:val="0000FF"/>
+          <w:sz w:val="24"/>
+          <w:u w:val="single"/>
+        </w:rPr>
+        <w:hyperlink r:id="rId9" w:history="1">
+          <w:r>
+            <w:rPr>
+              <w:rStyle w:val="Hyperlink"/>
+            </w:rPr>
+            <w:t xml:space="preserve">into </w:t>
+          </w:r>
+        </w:hyperlink>
+      </w:r>
+      <w:r>
+        <w:rPr>
+          <w:rFonts w:ascii="Charis SIL Italic" w:hAnsi="Charis SIL Italic" w:eastAsia="Charis SIL Italic"/>
+          <w:b w:val="0"/>
+          <w:i/>
+          <w:color w:val="0000FF"/>
+          <w:sz w:val="24"/>
+          <w:u w:val="single"/>
+        </w:rPr>
+        <w:hyperlink r:id="rId9" w:history="1">
+          <w:r>
+            <w:rPr>
+              <w:rStyle w:val="Hyperlink"/>
+            </w:rPr>
+            <w:t>coll</w:t>
           </w:r>
         </w:hyperlink>
       </w:r>
@@ -782,118 +871,6 @@
           <w:sz w:val="24"/>
           <w:u w:val="single"/>
         </w:rPr>
-        <w:t xml:space="preserve"> </w:t>
-      </w:r>
-      <w:r>
-        <w:rPr>
-          <w:rFonts w:ascii="Charis SIL Italic" w:hAnsi="Charis SIL Italic" w:eastAsia="Charis SIL Italic"/>
-          <w:b w:val="0"/>
-          <w:i/>
-          <w:color w:val="0000FF"/>
-          <w:sz w:val="24"/>
-          <w:u w:val="single"/>
-        </w:rPr>
-        <w:hyperlink r:id="rId9" w:history="1">
-          <w:r>
-            <w:rPr>
-              <w:rStyle w:val="Hyperlink"/>
-            </w:rPr>
-            <w:t>r</w:t>
-          </w:r>
-        </w:hyperlink>
-      </w:r>
-      <w:r>
-        <w:rPr>
-          <w:rFonts w:ascii="Charis SIL Italic" w:hAnsi="Charis SIL Italic" w:eastAsia="Charis SIL Italic"/>
-          <w:b w:val="0"/>
-          <w:i/>
-          <w:color w:val="0000FF"/>
-          <w:sz w:val="24"/>
-          <w:u w:val="single"/>
-        </w:rPr>
-        <w:hyperlink r:id="rId9" w:history="1">
-          <w:r>
-            <w:rPr>
-              <w:rStyle w:val="Hyperlink"/>
-            </w:rPr>
-            <w:t>esearch</w:t>
-          </w:r>
-        </w:hyperlink>
-      </w:r>
-      <w:r>
-        <w:rPr>
-          <w:rFonts w:ascii="Charis SIL Italic" w:hAnsi="Charis SIL Italic" w:eastAsia="Charis SIL Italic"/>
-          <w:b w:val="0"/>
-          <w:i/>
-          <w:color w:val="0000FF"/>
-          <w:sz w:val="24"/>
-          <w:u w:val="single"/>
-        </w:rPr>
-        <w:t xml:space="preserve"> </w:t>
-      </w:r>
-      <w:r>
-        <w:rPr>
-          <w:rFonts w:ascii="Charis SIL Italic" w:hAnsi="Charis SIL Italic" w:eastAsia="Charis SIL Italic"/>
-          <w:b w:val="0"/>
-          <w:i/>
-          <w:color w:val="0000FF"/>
-          <w:sz w:val="24"/>
-          <w:u w:val="single"/>
-        </w:rPr>
-        <w:hyperlink r:id="rId10" w:history="1">
-          <w:r>
-            <w:rPr>
-              <w:rStyle w:val="Hyperlink"/>
-            </w:rPr>
-            <w:t xml:space="preserve">into </w:t>
-          </w:r>
-        </w:hyperlink>
-      </w:r>
-      <w:r>
-        <w:rPr>
-          <w:rFonts w:ascii="Charis SIL Italic" w:hAnsi="Charis SIL Italic" w:eastAsia="Charis SIL Italic"/>
-          <w:b w:val="0"/>
-          <w:i/>
-          <w:color w:val="0000FF"/>
-          <w:sz w:val="24"/>
-          <w:u w:val="single"/>
-        </w:rPr>
-        <w:hyperlink r:id="rId9" w:history="1">
-          <w:r>
-            <w:rPr>
-              <w:rStyle w:val="Hyperlink"/>
-            </w:rPr>
-            <w:t>coll</w:t>
-          </w:r>
-        </w:hyperlink>
-      </w:r>
-      <w:r>
-        <w:rPr>
-          <w:rFonts w:ascii="Charis SIL Italic" w:hAnsi="Charis SIL Italic" w:eastAsia="Charis SIL Italic"/>
-          <w:b w:val="0"/>
-          <w:i/>
-          <w:color w:val="0000FF"/>
-          <w:sz w:val="24"/>
-          <w:u w:val="single"/>
-        </w:rPr>
-        <w:hyperlink r:id="rId9" w:history="1">
-          <w:r>
-            <w:rPr>
-              <w:rStyle w:val="Hyperlink"/>
-            </w:rPr>
-            <w:t>e</w:t>
-          </w:r>
-        </w:hyperlink>
-      </w:r>
-      <w:r>
-        <w:rPr>
-          <w:rFonts w:ascii="Charis SIL Italic" w:hAnsi="Charis SIL Italic" w:eastAsia="Charis SIL Italic"/>
-          <w:b w:val="0"/>
-          <w:i/>
-          <w:color w:val="0000FF"/>
-          <w:sz w:val="24"/>
-          <w:u w:val="single"/>
-        </w:rPr>
         <w:hyperlink r:id="rId9" w:history="1">
           <w:r>
             <w:rPr>
@@ -991,7 +968,7 @@
           <w:sz w:val="24"/>
           <w:u w:val="single"/>
         </w:rPr>
-        <w:hyperlink r:id="rId9" w:history="1">
+        <w:hyperlink r:id="rId10" w:history="1">
           <w:r>
             <w:rPr>
               <w:rStyle w:val="Hyperlink"/>
@@ -1009,7 +986,7 @@
           <w:sz w:val="24"/>
           <w:u w:val="single"/>
         </w:rPr>
-        <w:hyperlink r:id="rId9" w:history="1">
+        <w:hyperlink r:id="rId10" w:history="1">
           <w:r>
             <w:rPr>
               <w:rStyle w:val="Hyperlink"/>
@@ -1025,38 +1002,8 @@
           <w:i/>
           <w:color w:val="0000FF"/>
           <w:sz w:val="24"/>
-          <w:u w:val="single"/>
-        </w:rPr>
-        <w:t xml:space="preserve"> </w:t>
-      </w:r>
-      <w:r>
-        <w:rPr>
-          <w:rFonts w:ascii="Charis SIL Italic" w:hAnsi="Charis SIL Italic" w:eastAsia="Charis SIL Italic"/>
-          <w:b w:val="0"/>
-          <w:i/>
-          <w:color w:val="0000FF"/>
-          <w:sz w:val="24"/>
-          <w:u w:val="single"/>
-        </w:rPr>
-        <w:hyperlink r:id="rId9" w:history="1">
-          <w:r>
-            <w:rPr>
-              <w:rStyle w:val="Hyperlink"/>
-            </w:rPr>
-            <w:t>context.</w:t>
-          </w:r>
-        </w:hyperlink>
-      </w:r>
-      <w:r>
-        <w:rPr>
-          <w:rFonts w:ascii="Charis SIL Italic" w:hAnsi="Charis SIL Italic" w:eastAsia="Charis SIL Italic"/>
-          <w:b w:val="0"/>
-          <w:i/>
-          <w:color w:val="0000FF"/>
-          <w:sz w:val="24"/>
-          <w:u w:val="single"/>
-        </w:rPr>
-        <w:t xml:space="preserve"> </w:t>
+        </w:rPr>
+        <w:t xml:space="preserve"> context. </w:t>
       </w:r>
       <w:r>
         <w:rPr>
@@ -1096,7 +1043,7 @@
           <w:sz w:val="24"/>
           <w:u w:val="single"/>
         </w:rPr>
-        <w:hyperlink r:id="rId10" w:history="1">
+        <w:hyperlink r:id="rId9" w:history="1">
           <w:r>
             <w:rPr>
               <w:rStyle w:val="Hyperlink"/>
@@ -2494,7 +2441,7 @@
           <w:sz w:val="24"/>
           <w:u w:val="single"/>
         </w:rPr>
-        <w:hyperlink r:id="rId12" w:history="1">
+        <w:hyperlink r:id="rId13" w:history="1">
           <w:r>
             <w:rPr>
               <w:rStyle w:val="Hyperlink"/>

--- a/EXPORTS/DOCX/published/niveau1/English/DoingResearch.docx
+++ b/EXPORTS/DOCX/published/niveau1/English/DoingResearch.docx
@@ -378,19 +378,9 @@
             <w:rPr>
               <w:rStyle w:val="Hyperlink"/>
             </w:rPr>
-            <w:t>o</w:t>
+            <w:t>of</w:t>
           </w:r>
         </w:hyperlink>
-      </w:r>
-      <w:r>
-        <w:rPr>
-          <w:rFonts w:ascii="Charis SIL Italic" w:hAnsi="Charis SIL Italic" w:eastAsia="Charis SIL Italic"/>
-          <w:b w:val="0"/>
-          <w:i/>
-          <w:color w:val="0000FF"/>
-          <w:sz w:val="24"/>
-        </w:rPr>
-        <w:t>f</w:t>
       </w:r>
       <w:r>
         <w:rPr>
@@ -428,7 +418,6 @@
           <w:i/>
           <w:color w:val="0000FF"/>
           <w:sz w:val="24"/>
-          <w:u w:val="single"/>
         </w:rPr>
         <w:t xml:space="preserve"> </w:t>
       </w:r>
@@ -694,7 +683,25 @@
           <w:color w:val="000000"/>
           <w:sz w:val="24"/>
         </w:rPr>
-        <w:t xml:space="preserve"> and the publication </w:t>
+        <w:hyperlink r:id="rId9" w:history="1">
+          <w:r>
+            <w:rPr>
+              <w:rStyle w:val="Hyperlink"/>
+            </w:rPr>
+            <w:t xml:space="preserve"> and th</w:t>
+          </w:r>
+        </w:hyperlink>
+      </w:r>
+      <w:r>
+        <w:rPr>
+          <w:u w:val="single" w:color="0000ff"/>
+          <w:rFonts w:ascii="Charis SIL Regular" w:hAnsi="Charis SIL Regular" w:eastAsia="Charis SIL Regular"/>
+          <w:b w:val="0"/>
+          <w:i w:val="0"/>
+          <w:color w:val="000000"/>
+          <w:sz w:val="24"/>
+        </w:rPr>
+        <w:t xml:space="preserve">e publication </w:t>
       </w:r>
       <w:r>
         <w:rPr>
@@ -705,7 +712,7 @@
           <w:sz w:val="24"/>
           <w:u w:val="single"/>
         </w:rPr>
-        <w:hyperlink r:id="rId10" w:history="1">
+        <w:hyperlink r:id="rId9" w:history="1">
           <w:r>
             <w:rPr>
               <w:rStyle w:val="Hyperlink"/>
@@ -723,7 +730,7 @@
           <w:sz w:val="24"/>
           <w:u w:val="single"/>
         </w:rPr>
-        <w:hyperlink r:id="rId10" w:history="1">
+        <w:hyperlink r:id="rId9" w:history="1">
           <w:r>
             <w:rPr>
               <w:rStyle w:val="Hyperlink"/>
@@ -741,7 +748,7 @@
           <w:sz w:val="24"/>
           <w:u w:val="single"/>
         </w:rPr>
-        <w:hyperlink r:id="rId10" w:history="1">
+        <w:hyperlink r:id="rId9" w:history="1">
           <w:r>
             <w:rPr>
               <w:rStyle w:val="Hyperlink"/>
@@ -770,7 +777,7 @@
           <w:sz w:val="24"/>
           <w:u w:val="single"/>
         </w:rPr>
-        <w:hyperlink r:id="rId9" w:history="1">
+        <w:hyperlink r:id="rId10" w:history="1">
           <w:r>
             <w:rPr>
               <w:rStyle w:val="Hyperlink"/>
@@ -788,7 +795,7 @@
           <w:sz w:val="24"/>
           <w:u w:val="single"/>
         </w:rPr>
-        <w:hyperlink r:id="rId9" w:history="1">
+        <w:hyperlink r:id="rId10" w:history="1">
           <w:r>
             <w:rPr>
               <w:rStyle w:val="Hyperlink"/>
@@ -968,7 +975,7 @@
           <w:sz w:val="24"/>
           <w:u w:val="single"/>
         </w:rPr>
-        <w:hyperlink r:id="rId10" w:history="1">
+        <w:hyperlink r:id="rId9" w:history="1">
           <w:r>
             <w:rPr>
               <w:rStyle w:val="Hyperlink"/>
@@ -986,7 +993,7 @@
           <w:sz w:val="24"/>
           <w:u w:val="single"/>
         </w:rPr>
-        <w:hyperlink r:id="rId10" w:history="1">
+        <w:hyperlink r:id="rId9" w:history="1">
           <w:r>
             <w:rPr>
               <w:rStyle w:val="Hyperlink"/>
@@ -1002,8 +1009,9 @@
           <w:i/>
           <w:color w:val="0000FF"/>
           <w:sz w:val="24"/>
-        </w:rPr>
-        <w:t xml:space="preserve"> context. </w:t>
+          <w:u w:val="single"/>
+        </w:rPr>
+        <w:t xml:space="preserve"> </w:t>
       </w:r>
       <w:r>
         <w:rPr>
@@ -1015,6 +1023,35 @@
           <w:u w:val="single"/>
         </w:rPr>
         <w:hyperlink r:id="rId9" w:history="1">
+          <w:r>
+            <w:rPr>
+              <w:rStyle w:val="Hyperlink"/>
+            </w:rPr>
+            <w:t>context.</w:t>
+          </w:r>
+        </w:hyperlink>
+      </w:r>
+      <w:r>
+        <w:rPr>
+          <w:rFonts w:ascii="Charis SIL Italic" w:hAnsi="Charis SIL Italic" w:eastAsia="Charis SIL Italic"/>
+          <w:b w:val="0"/>
+          <w:i/>
+          <w:color w:val="0000FF"/>
+          <w:sz w:val="24"/>
+          <w:u w:val="single"/>
+        </w:rPr>
+        <w:t xml:space="preserve"> </w:t>
+      </w:r>
+      <w:r>
+        <w:rPr>
+          <w:rFonts w:ascii="Charis SIL Italic" w:hAnsi="Charis SIL Italic" w:eastAsia="Charis SIL Italic"/>
+          <w:b w:val="0"/>
+          <w:i/>
+          <w:color w:val="0000FF"/>
+          <w:sz w:val="24"/>
+          <w:u w:val="single"/>
+        </w:rPr>
+        <w:hyperlink r:id="rId10" w:history="1">
           <w:r>
             <w:rPr>
               <w:rStyle w:val="Hyperlink"/>
@@ -1043,7 +1080,7 @@
           <w:sz w:val="24"/>
           <w:u w:val="single"/>
         </w:rPr>
-        <w:hyperlink r:id="rId9" w:history="1">
+        <w:hyperlink r:id="rId10" w:history="1">
           <w:r>
             <w:rPr>
               <w:rStyle w:val="Hyperlink"/>
@@ -2441,7 +2478,7 @@
           <w:sz w:val="24"/>
           <w:u w:val="single"/>
         </w:rPr>
-        <w:hyperlink r:id="rId13" w:history="1">
+        <w:hyperlink r:id="rId12" w:history="1">
           <w:r>
             <w:rPr>
               <w:rStyle w:val="Hyperlink"/>
@@ -3265,7 +3302,7 @@
             <w:rPr>
               <w:rStyle w:val="Hyperlink"/>
             </w:rPr>
-            <w:t>significanc</w:t>
+            <w:t>significan</w:t>
           </w:r>
         </w:hyperlink>
       </w:r>
@@ -3276,36 +3313,13 @@
           <w:i/>
           <w:color w:val="0000FF"/>
           <w:sz w:val="24"/>
-          <w:u w:val="single"/>
-        </w:rPr>
-        <w:t>e</w:t>
-      </w:r>
-      <w:r>
-        <w:rPr>
-          <w:rFonts w:ascii="Charis SIL Italic" w:hAnsi="Charis SIL Italic" w:eastAsia="Charis SIL Italic"/>
-          <w:b w:val="0"/>
-          <w:i/>
-          <w:color w:val="0000FF"/>
-          <w:sz w:val="24"/>
-          <w:u w:val="single"/>
-        </w:rPr>
-        <w:t xml:space="preserve"> </w:t>
-      </w:r>
-      <w:r>
-        <w:rPr>
-          <w:rFonts w:ascii="Charis SIL Italic" w:hAnsi="Charis SIL Italic" w:eastAsia="Charis SIL Italic"/>
-          <w:b w:val="0"/>
-          <w:i/>
-          <w:color w:val="0000FF"/>
-          <w:sz w:val="24"/>
-          <w:u w:val="single"/>
         </w:rPr>
         <w:hyperlink r:id="rId15" w:history="1">
           <w:r>
             <w:rPr>
               <w:rStyle w:val="Hyperlink"/>
             </w:rPr>
-            <w:t>o</w:t>
+            <w:t>c</w:t>
           </w:r>
         </w:hyperlink>
       </w:r>
@@ -3316,8 +3330,38 @@
           <w:i/>
           <w:color w:val="0000FF"/>
           <w:sz w:val="24"/>
-        </w:rPr>
-        <w:t xml:space="preserve">f </w:t>
+          <w:u w:val="single"/>
+        </w:rPr>
+        <w:t>e</w:t>
+      </w:r>
+      <w:r>
+        <w:rPr>
+          <w:rFonts w:ascii="Charis SIL Italic" w:hAnsi="Charis SIL Italic" w:eastAsia="Charis SIL Italic"/>
+          <w:b w:val="0"/>
+          <w:i/>
+          <w:color w:val="0000FF"/>
+          <w:sz w:val="24"/>
+          <w:u w:val="single"/>
+        </w:rPr>
+        <w:t xml:space="preserve"> </w:t>
+      </w:r>
+      <w:r>
+        <w:rPr>
+          <w:rFonts w:ascii="Charis SIL Italic" w:hAnsi="Charis SIL Italic" w:eastAsia="Charis SIL Italic"/>
+          <w:b w:val="0"/>
+          <w:i/>
+          <w:color w:val="0000FF"/>
+          <w:sz w:val="24"/>
+          <w:u w:val="single"/>
+        </w:rPr>
+        <w:hyperlink r:id="rId15" w:history="1">
+          <w:r>
+            <w:rPr>
+              <w:rStyle w:val="Hyperlink"/>
+            </w:rPr>
+            <w:t xml:space="preserve">of </w:t>
+          </w:r>
+        </w:hyperlink>
       </w:r>
       <w:r>
         <w:rPr>
